--- a/Documentación_final.docx
+++ b/Documentación_final.docx
@@ -31,7 +31,7 @@
                     <pic:cNvPicPr/>
                   </pic:nvPicPr>
                   <pic:blipFill>
-                    <a:blip r:embed="rId11">
+                    <a:blip r:embed="rId12">
                       <a:extLst>
                         <a:ext uri="{28A0092B-C50C-407E-A947-70E740481C1C}">
                           <a14:useLocalDpi xmlns:a14="http://schemas.microsoft.com/office/drawing/2010/main"/>
@@ -1164,12 +1164,17 @@
         <w:t xml:space="preserve"> and IntelliJ IDEA as </w:t>
       </w:r>
       <w:proofErr w:type="spellStart"/>
+      <w:proofErr w:type="gramStart"/>
       <w:r>
         <w:t>an</w:t>
       </w:r>
       <w:proofErr w:type="spellEnd"/>
       <w:r>
-        <w:t xml:space="preserve"> IDE </w:t>
+        <w:t xml:space="preserve"> IDE</w:t>
+      </w:r>
+      <w:proofErr w:type="gramEnd"/>
+      <w:r>
+        <w:t xml:space="preserve"> </w:t>
       </w:r>
       <w:proofErr w:type="spellStart"/>
       <w:r>
@@ -2097,7 +2102,7 @@
                 <w:noProof/>
                 <w:webHidden/>
               </w:rPr>
-              <w:t>10</w:t>
+              <w:t>11</w:t>
             </w:r>
             <w:r>
               <w:rPr>
@@ -2169,7 +2174,7 @@
                 <w:noProof/>
                 <w:webHidden/>
               </w:rPr>
-              <w:t>10</w:t>
+              <w:t>11</w:t>
             </w:r>
             <w:r>
               <w:rPr>
@@ -2241,7 +2246,7 @@
                 <w:noProof/>
                 <w:webHidden/>
               </w:rPr>
-              <w:t>11</w:t>
+              <w:t>12</w:t>
             </w:r>
             <w:r>
               <w:rPr>
@@ -2313,7 +2318,7 @@
                 <w:noProof/>
                 <w:webHidden/>
               </w:rPr>
-              <w:t>13</w:t>
+              <w:t>14</w:t>
             </w:r>
             <w:r>
               <w:rPr>
@@ -2385,7 +2390,7 @@
                 <w:noProof/>
                 <w:webHidden/>
               </w:rPr>
-              <w:t>14</w:t>
+              <w:t>15</w:t>
             </w:r>
             <w:r>
               <w:rPr>
@@ -2457,7 +2462,7 @@
                 <w:noProof/>
                 <w:webHidden/>
               </w:rPr>
-              <w:t>14</w:t>
+              <w:t>15</w:t>
             </w:r>
             <w:r>
               <w:rPr>
@@ -2529,7 +2534,7 @@
                 <w:noProof/>
                 <w:webHidden/>
               </w:rPr>
-              <w:t>14</w:t>
+              <w:t>15</w:t>
             </w:r>
             <w:r>
               <w:rPr>
@@ -2601,7 +2606,7 @@
                 <w:noProof/>
                 <w:webHidden/>
               </w:rPr>
-              <w:t>15</w:t>
+              <w:t>16</w:t>
             </w:r>
             <w:r>
               <w:rPr>
@@ -2673,7 +2678,7 @@
                 <w:noProof/>
                 <w:webHidden/>
               </w:rPr>
-              <w:t>15</w:t>
+              <w:t>16</w:t>
             </w:r>
             <w:r>
               <w:rPr>
@@ -2745,7 +2750,7 @@
                 <w:noProof/>
                 <w:webHidden/>
               </w:rPr>
-              <w:t>16</w:t>
+              <w:t>17</w:t>
             </w:r>
             <w:r>
               <w:rPr>
@@ -2844,7 +2849,7 @@
             <w:noProof/>
             <w:webHidden/>
           </w:rPr>
-          <w:t>6</w:t>
+          <w:t>8</w:t>
         </w:r>
         <w:r>
           <w:rPr>
@@ -2912,7 +2917,7 @@
             <w:noProof/>
             <w:webHidden/>
           </w:rPr>
-          <w:t>7</w:t>
+          <w:t>9</w:t>
         </w:r>
         <w:r>
           <w:rPr>
@@ -2980,7 +2985,7 @@
             <w:noProof/>
             <w:webHidden/>
           </w:rPr>
-          <w:t>10</w:t>
+          <w:t>12</w:t>
         </w:r>
         <w:r>
           <w:rPr>
@@ -3048,7 +3053,7 @@
             <w:noProof/>
             <w:webHidden/>
           </w:rPr>
-          <w:t>10</w:t>
+          <w:t>13</w:t>
         </w:r>
         <w:r>
           <w:rPr>
@@ -3116,7 +3121,7 @@
             <w:noProof/>
             <w:webHidden/>
           </w:rPr>
-          <w:t>11</w:t>
+          <w:t>14</w:t>
         </w:r>
         <w:r>
           <w:rPr>
@@ -3184,7 +3189,7 @@
             <w:noProof/>
             <w:webHidden/>
           </w:rPr>
-          <w:t>11</w:t>
+          <w:t>14</w:t>
         </w:r>
         <w:r>
           <w:rPr>
@@ -3298,7 +3303,49 @@
         <w:rPr>
           <w:rFonts w:ascii="Aptos" w:eastAsia="Aptos" w:hAnsi="Aptos" w:cs="Aptos"/>
         </w:rPr>
-        <w:t xml:space="preserve"> toma como premisa la dificultad que presenta para un joven recién alcanzada la mayoría de edad, encontrar una residencia temporal mientras se cursa el año académico. El resto de páginas web ofrecen todo tipo de productos inmobiliarios, desde alquiler y compra de pisos para residencia indefinida hasta de naves industriales y oficinas. Alquiler de estudios y habitaciones también está comprendido pero la oferta, aunque sea elevada, se diluye entre el resto de anuncios. Como resultado, el cliente puede abrumarse y sentirse frustrado con el proceso, sobre todo al tratarse de alguien joven.</w:t>
+        <w:t xml:space="preserve"> toma como premisa la dificultad que presenta para </w:t>
+      </w:r>
+      <w:proofErr w:type="gramStart"/>
+      <w:r>
+        <w:rPr>
+          <w:rFonts w:ascii="Aptos" w:eastAsia="Aptos" w:hAnsi="Aptos" w:cs="Aptos"/>
+        </w:rPr>
+        <w:t>un joven recién alcanzada</w:t>
+      </w:r>
+      <w:proofErr w:type="gramEnd"/>
+      <w:r>
+        <w:rPr>
+          <w:rFonts w:ascii="Aptos" w:eastAsia="Aptos" w:hAnsi="Aptos" w:cs="Aptos"/>
+        </w:rPr>
+        <w:t xml:space="preserve"> la mayoría de edad, encontrar una residencia temporal mientras se cursa el año académico. El resto de </w:t>
+      </w:r>
+      <w:proofErr w:type="gramStart"/>
+      <w:r>
+        <w:rPr>
+          <w:rFonts w:ascii="Aptos" w:eastAsia="Aptos" w:hAnsi="Aptos" w:cs="Aptos"/>
+        </w:rPr>
+        <w:t>páginas</w:t>
+      </w:r>
+      <w:proofErr w:type="gramEnd"/>
+      <w:r>
+        <w:rPr>
+          <w:rFonts w:ascii="Aptos" w:eastAsia="Aptos" w:hAnsi="Aptos" w:cs="Aptos"/>
+        </w:rPr>
+        <w:t xml:space="preserve"> web ofrecen todo tipo de productos inmobiliarios, desde alquiler y compra de pisos para residencia indefinida hasta de naves industriales y oficinas. Alquiler de estudios y habitaciones también está comprendido pero la oferta, aunque sea elevada, se diluye entre el resto de </w:t>
+      </w:r>
+      <w:proofErr w:type="gramStart"/>
+      <w:r>
+        <w:rPr>
+          <w:rFonts w:ascii="Aptos" w:eastAsia="Aptos" w:hAnsi="Aptos" w:cs="Aptos"/>
+        </w:rPr>
+        <w:t>anuncios</w:t>
+      </w:r>
+      <w:proofErr w:type="gramEnd"/>
+      <w:r>
+        <w:rPr>
+          <w:rFonts w:ascii="Aptos" w:eastAsia="Aptos" w:hAnsi="Aptos" w:cs="Aptos"/>
+        </w:rPr>
+        <w:t>. Como resultado, el cliente puede abrumarse y sentirse frustrado con el proceso, sobre todo al tratarse de alguien joven.</w:t>
       </w:r>
     </w:p>
     <w:p>
@@ -3369,6 +3416,7 @@
         <w:rPr>
           <w:rFonts w:ascii="Aptos" w:eastAsia="Aptos" w:hAnsi="Aptos" w:cs="Aptos"/>
         </w:rPr>
+        <w:lastRenderedPageBreak/>
         <w:t xml:space="preserve">La propuesta para </w:t>
       </w:r>
       <w:r>
@@ -3383,14 +3431,7 @@
         <w:rPr>
           <w:rFonts w:ascii="Aptos" w:eastAsia="Aptos" w:hAnsi="Aptos" w:cs="Aptos"/>
         </w:rPr>
-        <w:t xml:space="preserve">, aunque similar en concepto, es única al resto: habitaciones estudiantiles cerca de los centros. No compite directamente con las páginas web antes </w:t>
-      </w:r>
-      <w:r>
-        <w:rPr>
-          <w:rFonts w:ascii="Aptos" w:eastAsia="Aptos" w:hAnsi="Aptos" w:cs="Aptos"/>
-        </w:rPr>
-        <w:lastRenderedPageBreak/>
-        <w:t>mencionadas puesto que no serviría para más que el curso académico. No hay portales específicos a este mercado particular por lo que, aun tratándose de un nicho, no hay competencia real para este nicho.</w:t>
+        <w:t>, aunque similar en concepto, es única al resto: habitaciones estudiantiles cerca de los centros. No compite directamente con las páginas web antes mencionadas puesto que no serviría para más que el curso académico. No hay portales específicos a este mercado particular por lo que, aun tratándose de un nicho, no hay competencia real para este nicho.</w:t>
       </w:r>
     </w:p>
     <w:p>
@@ -3742,6 +3783,7 @@
           <w:b/>
           <w:bCs/>
         </w:rPr>
+        <w:lastRenderedPageBreak/>
         <w:t>RFI-0</w:t>
       </w:r>
       <w:r>
@@ -3796,7 +3838,6 @@
           <w:b/>
           <w:bCs/>
         </w:rPr>
-        <w:lastRenderedPageBreak/>
         <w:t>RFI-0</w:t>
       </w:r>
       <w:r>
@@ -4468,7 +4509,6 @@
           <w:b/>
           <w:bCs/>
         </w:rPr>
-        <w:lastRenderedPageBreak/>
         <w:t>RFA-0</w:t>
       </w:r>
       <w:r>
@@ -4976,7 +5016,6 @@
         </w:numPr>
       </w:pPr>
       <w:r>
-        <w:lastRenderedPageBreak/>
         <w:t>Análisis y Diseño</w:t>
       </w:r>
     </w:p>
@@ -5025,7 +5064,7 @@
                     <pic:cNvPicPr/>
                   </pic:nvPicPr>
                   <pic:blipFill rotWithShape="1">
-                    <a:blip r:embed="rId12" cstate="print">
+                    <a:blip r:embed="rId13" cstate="print">
                       <a:extLst>
                         <a:ext uri="{28A0092B-C50C-407E-A947-70E740481C1C}">
                           <a14:useLocalDpi xmlns:a14="http://schemas.microsoft.com/office/drawing/2010/main" val="0"/>
@@ -5123,7 +5162,7 @@
                     <pic:cNvPicPr/>
                   </pic:nvPicPr>
                   <pic:blipFill>
-                    <a:blip r:embed="rId13">
+                    <a:blip r:embed="rId14">
                       <a:extLst>
                         <a:ext uri="{28A0092B-C50C-407E-A947-70E740481C1C}">
                           <a14:useLocalDpi xmlns:a14="http://schemas.microsoft.com/office/drawing/2010/main"/>
@@ -5199,7 +5238,7 @@
                     <pic:cNvPicPr/>
                   </pic:nvPicPr>
                   <pic:blipFill>
-                    <a:blip r:embed="rId14">
+                    <a:blip r:embed="rId15">
                       <a:extLst>
                         <a:ext uri="{28A0092B-C50C-407E-A947-70E740481C1C}">
                           <a14:useLocalDpi xmlns:a14="http://schemas.microsoft.com/office/drawing/2010/main" val="0"/>
@@ -5241,6 +5280,7 @@
           <w:numId w:val="18"/>
         </w:numPr>
       </w:pPr>
+      <w:proofErr w:type="gramStart"/>
       <w:r>
         <w:rPr>
           <w:b/>
@@ -5252,6 +5292,7 @@
         <w:t>(</w:t>
       </w:r>
       <w:proofErr w:type="spellStart"/>
+      <w:proofErr w:type="gramEnd"/>
       <w:r>
         <w:rPr>
           <w:u w:val="single"/>
@@ -5287,10 +5328,12 @@
         <w:t xml:space="preserve">, </w:t>
       </w:r>
       <w:proofErr w:type="spellStart"/>
+      <w:proofErr w:type="gramStart"/>
       <w:r>
         <w:t>password</w:t>
       </w:r>
       <w:proofErr w:type="spellEnd"/>
+      <w:proofErr w:type="gramEnd"/>
       <w:r>
         <w:t xml:space="preserve">, </w:t>
       </w:r>
@@ -5318,6 +5361,7 @@
           <w:numId w:val="18"/>
         </w:numPr>
       </w:pPr>
+      <w:proofErr w:type="gramStart"/>
       <w:r>
         <w:rPr>
           <w:b/>
@@ -5329,6 +5373,7 @@
         <w:t>(</w:t>
       </w:r>
       <w:proofErr w:type="spellStart"/>
+      <w:proofErr w:type="gramEnd"/>
       <w:r>
         <w:rPr>
           <w:color w:val="EE0000"/>
@@ -5362,6 +5407,7 @@
           <w:numId w:val="18"/>
         </w:numPr>
       </w:pPr>
+      <w:proofErr w:type="gramStart"/>
       <w:r>
         <w:rPr>
           <w:b/>
@@ -5373,6 +5419,7 @@
         <w:t>(</w:t>
       </w:r>
       <w:proofErr w:type="spellStart"/>
+      <w:proofErr w:type="gramEnd"/>
       <w:r>
         <w:rPr>
           <w:color w:val="EE0000"/>
@@ -5392,6 +5439,7 @@
           <w:numId w:val="18"/>
         </w:numPr>
       </w:pPr>
+      <w:proofErr w:type="gramStart"/>
       <w:r>
         <w:rPr>
           <w:b/>
@@ -5403,6 +5451,7 @@
         <w:t>(</w:t>
       </w:r>
       <w:proofErr w:type="spellStart"/>
+      <w:proofErr w:type="gramEnd"/>
       <w:r>
         <w:rPr>
           <w:u w:val="single"/>
@@ -5479,7 +5528,15 @@
         <w:t xml:space="preserve"> </w:t>
       </w:r>
       <w:r>
-        <w:t xml:space="preserve">-&gt; TENANT, status, </w:t>
+        <w:t xml:space="preserve">-&gt; TENANT, </w:t>
+      </w:r>
+      <w:proofErr w:type="gramStart"/>
+      <w:r>
+        <w:t>status</w:t>
+      </w:r>
+      <w:proofErr w:type="gramEnd"/>
+      <w:r>
+        <w:t xml:space="preserve">, </w:t>
       </w:r>
       <w:proofErr w:type="spellStart"/>
       <w:r>
@@ -5513,6 +5570,7 @@
           <w:numId w:val="18"/>
         </w:numPr>
       </w:pPr>
+      <w:proofErr w:type="gramStart"/>
       <w:r>
         <w:rPr>
           <w:b/>
@@ -5524,6 +5582,7 @@
         <w:t>(</w:t>
       </w:r>
       <w:proofErr w:type="spellStart"/>
+      <w:proofErr w:type="gramEnd"/>
       <w:r>
         <w:rPr>
           <w:u w:val="single"/>
@@ -5540,7 +5599,15 @@
       </w:r>
       <w:proofErr w:type="spellEnd"/>
       <w:r>
-        <w:t xml:space="preserve">, status, </w:t>
+        <w:t xml:space="preserve">, </w:t>
+      </w:r>
+      <w:proofErr w:type="gramStart"/>
+      <w:r>
+        <w:t>status</w:t>
+      </w:r>
+      <w:proofErr w:type="gramEnd"/>
+      <w:r>
+        <w:t xml:space="preserve">, </w:t>
       </w:r>
       <w:proofErr w:type="spellStart"/>
       <w:r>
@@ -5567,6 +5634,7 @@
           <w:numId w:val="18"/>
         </w:numPr>
       </w:pPr>
+      <w:proofErr w:type="gramStart"/>
       <w:r>
         <w:rPr>
           <w:b/>
@@ -5578,6 +5646,7 @@
         <w:t>(</w:t>
       </w:r>
       <w:proofErr w:type="spellStart"/>
+      <w:proofErr w:type="gramEnd"/>
       <w:r>
         <w:rPr>
           <w:u w:val="single"/>
@@ -5626,7 +5695,15 @@
       </w:r>
       <w:proofErr w:type="spellEnd"/>
       <w:r>
-        <w:t xml:space="preserve">, status, </w:t>
+        <w:t xml:space="preserve">, </w:t>
+      </w:r>
+      <w:proofErr w:type="gramStart"/>
+      <w:r>
+        <w:t>status</w:t>
+      </w:r>
+      <w:proofErr w:type="gramEnd"/>
+      <w:r>
+        <w:t xml:space="preserve">, </w:t>
       </w:r>
       <w:proofErr w:type="spellStart"/>
       <w:r>
@@ -5644,6 +5721,7 @@
           <w:numId w:val="18"/>
         </w:numPr>
       </w:pPr>
+      <w:proofErr w:type="gramStart"/>
       <w:r>
         <w:rPr>
           <w:b/>
@@ -5662,6 +5740,7 @@
         <w:t>num,type</w:t>
       </w:r>
       <w:proofErr w:type="spellEnd"/>
+      <w:proofErr w:type="gramEnd"/>
       <w:r>
         <w:t xml:space="preserve">, </w:t>
       </w:r>
@@ -5732,17 +5811,20 @@
           <w:numId w:val="18"/>
         </w:numPr>
       </w:pPr>
+      <w:proofErr w:type="gramStart"/>
       <w:r>
         <w:rPr>
           <w:b/>
           <w:bCs/>
         </w:rPr>
+        <w:lastRenderedPageBreak/>
         <w:t>REPORTS</w:t>
       </w:r>
       <w:r>
         <w:t>(</w:t>
       </w:r>
       <w:proofErr w:type="spellStart"/>
+      <w:proofErr w:type="gramEnd"/>
       <w:r>
         <w:rPr>
           <w:u w:val="single"/>
@@ -5762,7 +5844,11 @@
       </w:r>
       <w:proofErr w:type="spellEnd"/>
       <w:r>
-        <w:t xml:space="preserve"> -&gt; USER,  </w:t>
+        <w:t xml:space="preserve"> -&gt; </w:t>
+      </w:r>
+      <w:proofErr w:type="gramStart"/>
+      <w:r>
+        <w:t xml:space="preserve">USER,  </w:t>
       </w:r>
       <w:r>
         <w:rPr>
@@ -5771,6 +5857,7 @@
         <w:t>(</w:t>
       </w:r>
       <w:proofErr w:type="spellStart"/>
+      <w:proofErr w:type="gramEnd"/>
       <w:r>
         <w:rPr>
           <w:color w:val="EE0000"/>
@@ -5828,7 +5915,15 @@
       </w:r>
       <w:proofErr w:type="spellEnd"/>
       <w:r>
-        <w:t>, status)</w:t>
+        <w:t xml:space="preserve">, </w:t>
+      </w:r>
+      <w:proofErr w:type="gramStart"/>
+      <w:r>
+        <w:t>status</w:t>
+      </w:r>
+      <w:proofErr w:type="gramEnd"/>
+      <w:r>
+        <w:t>)</w:t>
       </w:r>
     </w:p>
     <w:p>
@@ -5840,7 +5935,6 @@
         </w:numPr>
       </w:pPr>
       <w:r>
-        <w:lastRenderedPageBreak/>
         <w:t>Metodología de desarrollo</w:t>
       </w:r>
     </w:p>
@@ -5863,7 +5957,21 @@
         <w:rPr>
           <w:rFonts w:ascii="Aptos" w:eastAsia="Aptos" w:hAnsi="Aptos" w:cs="Aptos"/>
         </w:rPr>
-        <w:t>Todo proyecto se rige por un modelo de ciclo de vida. Se tratan de esquemas que organizan las diferentes fases del desarrollo, facilitando la gestión del mismo.</w:t>
+        <w:t xml:space="preserve">Todo proyecto se rige por un modelo de ciclo de vida. Se tratan de esquemas que organizan las diferentes fases del desarrollo, facilitando la gestión </w:t>
+      </w:r>
+      <w:proofErr w:type="gramStart"/>
+      <w:r>
+        <w:rPr>
+          <w:rFonts w:ascii="Aptos" w:eastAsia="Aptos" w:hAnsi="Aptos" w:cs="Aptos"/>
+        </w:rPr>
+        <w:t>del mismo</w:t>
+      </w:r>
+      <w:proofErr w:type="gramEnd"/>
+      <w:r>
+        <w:rPr>
+          <w:rFonts w:ascii="Aptos" w:eastAsia="Aptos" w:hAnsi="Aptos" w:cs="Aptos"/>
+        </w:rPr>
+        <w:t>.</w:t>
       </w:r>
     </w:p>
     <w:p>
@@ -5892,7 +6000,21 @@
         <w:rPr>
           <w:rFonts w:ascii="Aptos" w:eastAsia="Aptos" w:hAnsi="Aptos" w:cs="Aptos"/>
         </w:rPr>
-        <w:t xml:space="preserve">más, se exige entregar prototipos funcionales repartidos en hitos, por tanto un </w:t>
+        <w:t xml:space="preserve">más, se exige entregar prototipos funcionales repartidos en hitos, por </w:t>
+      </w:r>
+      <w:proofErr w:type="gramStart"/>
+      <w:r>
+        <w:rPr>
+          <w:rFonts w:ascii="Aptos" w:eastAsia="Aptos" w:hAnsi="Aptos" w:cs="Aptos"/>
+        </w:rPr>
+        <w:t>tanto</w:t>
+      </w:r>
+      <w:proofErr w:type="gramEnd"/>
+      <w:r>
+        <w:rPr>
+          <w:rFonts w:ascii="Aptos" w:eastAsia="Aptos" w:hAnsi="Aptos" w:cs="Aptos"/>
+        </w:rPr>
+        <w:t xml:space="preserve"> un </w:t>
       </w:r>
       <w:r>
         <w:rPr>
@@ -6155,6 +6277,7 @@
         <w:rPr>
           <w:rFonts w:ascii="Aptos" w:eastAsia="Aptos" w:hAnsi="Aptos" w:cs="Aptos"/>
         </w:rPr>
+        <w:lastRenderedPageBreak/>
         <w:t>Separamos en diferentes puntos las tareas que hay que hacer.</w:t>
       </w:r>
     </w:p>
@@ -6285,7 +6408,7 @@
                     <pic:cNvPicPr/>
                   </pic:nvPicPr>
                   <pic:blipFill>
-                    <a:blip r:embed="rId15">
+                    <a:blip r:embed="rId16">
                       <a:extLst>
                         <a:ext uri="{28A0092B-C50C-407E-A947-70E740481C1C}">
                           <a14:useLocalDpi xmlns:a14="http://schemas.microsoft.com/office/drawing/2010/main"/>
@@ -6357,7 +6480,7 @@
                     <pic:cNvPicPr/>
                   </pic:nvPicPr>
                   <pic:blipFill>
-                    <a:blip r:embed="rId16">
+                    <a:blip r:embed="rId17">
                       <a:extLst>
                         <a:ext uri="{28A0092B-C50C-407E-A947-70E740481C1C}">
                           <a14:useLocalDpi xmlns:a14="http://schemas.microsoft.com/office/drawing/2010/main"/>
@@ -6427,7 +6550,21 @@
         <w:rPr>
           <w:rFonts w:ascii="Aptos" w:eastAsia="Aptos" w:hAnsi="Aptos" w:cs="Aptos"/>
         </w:rPr>
-        <w:t>En las primeras iteraciones del proyecto la mayoría de roles y tareas son compartidas, ya que todos estamos participando conjuntamente en todo tipo de tareas y no necesitamos aún a nadie que haga el rol de jefe de proyecto. En iteraciones más avanzadas tendremos roles y tareas más diferenciadas.</w:t>
+        <w:t xml:space="preserve">En las primeras iteraciones del proyecto la mayoría de </w:t>
+      </w:r>
+      <w:proofErr w:type="gramStart"/>
+      <w:r>
+        <w:rPr>
+          <w:rFonts w:ascii="Aptos" w:eastAsia="Aptos" w:hAnsi="Aptos" w:cs="Aptos"/>
+        </w:rPr>
+        <w:t>roles</w:t>
+      </w:r>
+      <w:proofErr w:type="gramEnd"/>
+      <w:r>
+        <w:rPr>
+          <w:rFonts w:ascii="Aptos" w:eastAsia="Aptos" w:hAnsi="Aptos" w:cs="Aptos"/>
+        </w:rPr>
+        <w:t xml:space="preserve"> y tareas son compartidas, ya que todos estamos participando conjuntamente en todo tipo de tareas y no necesitamos aún a nadie que haga el rol de jefe de proyecto. En iteraciones más avanzadas tendremos roles y tareas más diferenciadas.</w:t>
       </w:r>
     </w:p>
     <w:tbl>
@@ -7102,7 +7239,21 @@
         <w:rPr>
           <w:rFonts w:ascii="Aptos" w:eastAsia="Aptos" w:hAnsi="Aptos" w:cs="Aptos"/>
         </w:rPr>
-        <w:t>Trabajamos para ayudar a los estudiantes a encontrar pisos durante su año lectivo. El resto de buscadores abarcan todo el mercado inmobiliario, no filtrando correctamente las posibles conexiones con centros de interés.</w:t>
+        <w:t xml:space="preserve">Trabajamos para ayudar a los estudiantes a encontrar pisos durante su año lectivo. El resto de </w:t>
+      </w:r>
+      <w:proofErr w:type="gramStart"/>
+      <w:r>
+        <w:rPr>
+          <w:rFonts w:ascii="Aptos" w:eastAsia="Aptos" w:hAnsi="Aptos" w:cs="Aptos"/>
+        </w:rPr>
+        <w:t>buscadores</w:t>
+      </w:r>
+      <w:proofErr w:type="gramEnd"/>
+      <w:r>
+        <w:rPr>
+          <w:rFonts w:ascii="Aptos" w:eastAsia="Aptos" w:hAnsi="Aptos" w:cs="Aptos"/>
+        </w:rPr>
+        <w:t xml:space="preserve"> abarcan todo el mercado inmobiliario, no filtrando correctamente las posibles conexiones con centros de interés.</w:t>
       </w:r>
     </w:p>
     <w:p>
@@ -7165,7 +7316,7 @@
         </w:rPr>
         <w:t xml:space="preserve">Alquiler de oficinas </w:t>
       </w:r>
-      <w:hyperlink r:id="rId17">
+      <w:hyperlink r:id="rId18">
         <w:r>
           <w:rPr>
             <w:rStyle w:val="Hipervnculo"/>
@@ -7299,7 +7450,21 @@
         <w:rPr>
           <w:rFonts w:ascii="Aptos" w:eastAsia="Aptos" w:hAnsi="Aptos" w:cs="Aptos"/>
         </w:rPr>
-        <w:t>Plan de Hostinger Cloud Startup 12 meses: 119,88€</w:t>
+        <w:t xml:space="preserve">Plan de Hostinger Cloud </w:t>
+      </w:r>
+      <w:proofErr w:type="gramStart"/>
+      <w:r>
+        <w:rPr>
+          <w:rFonts w:ascii="Aptos" w:eastAsia="Aptos" w:hAnsi="Aptos" w:cs="Aptos"/>
+        </w:rPr>
+        <w:t>Startup</w:t>
+      </w:r>
+      <w:proofErr w:type="gramEnd"/>
+      <w:r>
+        <w:rPr>
+          <w:rFonts w:ascii="Aptos" w:eastAsia="Aptos" w:hAnsi="Aptos" w:cs="Aptos"/>
+        </w:rPr>
+        <w:t xml:space="preserve"> 12 meses: 119,88€</w:t>
       </w:r>
     </w:p>
     <w:p>
@@ -8162,7 +8327,7 @@
         </w:rPr>
         <w:t xml:space="preserve"> </w:t>
       </w:r>
-      <w:hyperlink r:id="rId18">
+      <w:hyperlink r:id="rId19">
         <w:r>
           <w:rPr>
             <w:rStyle w:val="Hipervnculo"/>
@@ -8204,7 +8369,7 @@
         </w:rPr>
         <w:t xml:space="preserve">IES Mutxamel. </w:t>
       </w:r>
-      <w:hyperlink r:id="rId19">
+      <w:hyperlink r:id="rId20">
         <w:r>
           <w:rPr>
             <w:rStyle w:val="Hipervnculo"/>
@@ -8246,7 +8411,7 @@
         </w:rPr>
         <w:t xml:space="preserve">IES Mutxamel. </w:t>
       </w:r>
-      <w:hyperlink r:id="rId20">
+      <w:hyperlink r:id="rId21">
         <w:r>
           <w:rPr>
             <w:rStyle w:val="Hipervnculo"/>
@@ -8280,7 +8445,7 @@
         </w:rPr>
         <w:t xml:space="preserve">. </w:t>
       </w:r>
-      <w:hyperlink r:id="rId21">
+      <w:hyperlink r:id="rId22">
         <w:r>
           <w:rPr>
             <w:rStyle w:val="Hipervnculo"/>
@@ -8292,11 +8457,12 @@
     </w:p>
     <w:p/>
     <w:sectPr>
-      <w:headerReference w:type="default" r:id="rId22"/>
-      <w:footerReference w:type="default" r:id="rId23"/>
+      <w:headerReference w:type="default" r:id="rId23"/>
+      <w:footerReference w:type="default" r:id="rId24"/>
       <w:pgSz w:w="11906" w:h="16838"/>
-      <w:pgMar w:top="1440" w:right="1440" w:bottom="1440" w:left="1440" w:header="720" w:footer="720" w:gutter="0"/>
+      <w:pgMar w:top="1440" w:right="1440" w:bottom="1440" w:left="1440" w:header="283" w:footer="720" w:gutter="0"/>
       <w:cols w:space="720"/>
+      <w:titlePg/>
       <w:docGrid w:linePitch="360"/>
     </w:sectPr>
   </w:body>
@@ -8435,49 +8601,151 @@
 <w:hdr xmlns:wpc="http://schemas.microsoft.com/office/word/2010/wordprocessingCanvas" xmlns:cx="http://schemas.microsoft.com/office/drawing/2014/chartex" xmlns:cx1="http://schemas.microsoft.com/office/drawing/2015/9/8/chartex" xmlns:cx2="http://schemas.microsoft.com/office/drawing/2015/10/21/chartex" xmlns:cx3="http://schemas.microsoft.com/office/drawing/2016/5/9/chartex" xmlns:cx4="http://schemas.microsoft.com/office/drawing/2016/5/10/chartex" xmlns:cx5="http://schemas.microsoft.com/office/drawing/2016/5/11/chartex" xmlns:cx6="http://schemas.microsoft.com/office/drawing/2016/5/12/chartex" xmlns:cx7="http://schemas.microsoft.com/office/drawing/2016/5/13/chartex" xmlns:cx8="http://schemas.microsoft.com/office/drawing/2016/5/14/chartex" xmlns:mc="http://schemas.openxmlformats.org/markup-compatibility/2006" xmlns:aink="http://schemas.microsoft.com/office/drawing/2016/ink" xmlns:am3d="http://schemas.microsoft.com/office/drawing/2017/model3d" xmlns:o="urn:schemas-microsoft-com:office:office" xmlns:oel="http://schemas.microsoft.com/office/2019/extlst" xmlns:r="http://schemas.openxmlformats.org/officeDocument/2006/relationships" xmlns:m="http://schemas.openxmlformats.org/officeDocument/2006/math" xmlns:v="urn:schemas-microsoft-com:vml" xmlns:wp14="http://schemas.microsoft.com/office/word/2010/wordprocessingDrawing" xmlns:wp="http://schemas.openxmlformats.org/drawingml/2006/wordprocessingDrawing" xmlns:w10="urn:schemas-microsoft-com:office:word" xmlns:w="http://schemas.openxmlformats.org/wordprocessingml/2006/main" xmlns:w14="http://schemas.microsoft.com/office/word/2010/wordml" xmlns:w15="http://schemas.microsoft.com/office/word/2012/wordml" xmlns:w16cex="http://schemas.microsoft.com/office/word/2018/wordml/cex" xmlns:w16cid="http://schemas.microsoft.com/office/word/2016/wordml/cid" xmlns:w16="http://schemas.microsoft.com/office/word/2018/wordml" xmlns:w16du="http://schemas.microsoft.com/office/word/2023/wordml/word16du" xmlns:w16sdtdh="http://schemas.microsoft.com/office/word/2020/wordml/sdtdatahash" xmlns:w16sdtfl="http://schemas.microsoft.com/office/word/2024/wordml/sdtformatlock" xmlns:w16se="http://schemas.microsoft.com/office/word/2015/wordml/symex" xmlns:wpg="http://schemas.microsoft.com/office/word/2010/wordprocessingGroup" xmlns:wpi="http://schemas.microsoft.com/office/word/2010/wordprocessingInk" xmlns:wne="http://schemas.microsoft.com/office/word/2006/wordml" xmlns:wps="http://schemas.microsoft.com/office/word/2010/wordprocessingShape" mc:Ignorable="w14 w15 w16se w16cid w16 w16cex w16sdtdh w16sdtfl w16du wp14">
   <w:tbl>
     <w:tblPr>
-      <w:tblW w:w="0" w:type="auto"/>
-      <w:tblLook w:val="06A0" w:firstRow="1" w:lastRow="0" w:firstColumn="1" w:lastColumn="0" w:noHBand="1" w:noVBand="1"/>
+      <w:tblW w:w="6588" w:type="pct"/>
+      <w:jc w:val="center"/>
+      <w:tblCellMar>
+        <w:top w:w="144" w:type="dxa"/>
+        <w:left w:w="115" w:type="dxa"/>
+        <w:bottom w:w="144" w:type="dxa"/>
+        <w:right w:w="115" w:type="dxa"/>
+      </w:tblCellMar>
+      <w:tblLook w:val="04A0" w:firstRow="1" w:lastRow="0" w:firstColumn="1" w:lastColumn="0" w:noHBand="0" w:noVBand="1"/>
     </w:tblPr>
     <w:tblGrid>
-      <w:gridCol w:w="3005"/>
-      <w:gridCol w:w="3005"/>
-      <w:gridCol w:w="3005"/>
+      <w:gridCol w:w="4082"/>
+      <w:gridCol w:w="3733"/>
+      <w:gridCol w:w="4078"/>
     </w:tblGrid>
     <w:tr>
       <w:trPr>
-        <w:trHeight w:val="300"/>
+        <w:trHeight w:val="454"/>
+        <w:jc w:val="center"/>
       </w:trPr>
       <w:tc>
         <w:tcPr>
-          <w:tcW w:w="3005" w:type="dxa"/>
+          <w:tcW w:w="4081" w:type="dxa"/>
+          <w:shd w:val="clear" w:color="auto" w:fill="267068"/>
+          <w:vAlign w:val="center"/>
         </w:tcPr>
         <w:p>
           <w:pPr>
             <w:pStyle w:val="Encabezado"/>
-            <w:ind w:left="-115"/>
+            <w:tabs>
+              <w:tab w:val="clear" w:pos="4680"/>
+              <w:tab w:val="clear" w:pos="9360"/>
+            </w:tabs>
+            <w:rPr>
+              <w:caps/>
+              <w:color w:val="FFFFFF" w:themeColor="background1"/>
+              <w:sz w:val="22"/>
+              <w:szCs w:val="22"/>
+            </w:rPr>
           </w:pPr>
+          <w:r>
+            <w:rPr>
+              <w:caps/>
+              <w:color w:val="FFFFFF" w:themeColor="background1"/>
+              <w:sz w:val="22"/>
+              <w:szCs w:val="22"/>
+            </w:rPr>
+            <w:t>ROOMIE</w:t>
+          </w:r>
         </w:p>
       </w:tc>
       <w:tc>
         <w:tcPr>
-          <w:tcW w:w="3005" w:type="dxa"/>
+          <w:tcW w:w="3733" w:type="dxa"/>
+          <w:shd w:val="clear" w:color="auto" w:fill="267068"/>
+          <w:vAlign w:val="center"/>
         </w:tcPr>
         <w:p>
           <w:pPr>
             <w:pStyle w:val="Encabezado"/>
+            <w:tabs>
+              <w:tab w:val="clear" w:pos="4680"/>
+              <w:tab w:val="clear" w:pos="9360"/>
+            </w:tabs>
             <w:jc w:val="center"/>
+            <w:rPr>
+              <w:caps/>
+              <w:color w:val="FFFFFF" w:themeColor="background1"/>
+              <w:sz w:val="22"/>
+              <w:szCs w:val="22"/>
+            </w:rPr>
           </w:pPr>
+          <w:r>
+            <w:rPr>
+              <w:caps/>
+              <w:color w:val="FFFFFF" w:themeColor="background1"/>
+              <w:sz w:val="22"/>
+              <w:szCs w:val="22"/>
+            </w:rPr>
+            <w:t>pROYECTO INTERMODULAR</w:t>
+          </w:r>
         </w:p>
       </w:tc>
       <w:tc>
         <w:tcPr>
-          <w:tcW w:w="3005" w:type="dxa"/>
+          <w:tcW w:w="4076" w:type="dxa"/>
+          <w:shd w:val="clear" w:color="auto" w:fill="267068"/>
+          <w:vAlign w:val="center"/>
         </w:tcPr>
         <w:p>
           <w:pPr>
             <w:pStyle w:val="Encabezado"/>
-            <w:ind w:right="-115"/>
+            <w:tabs>
+              <w:tab w:val="clear" w:pos="4680"/>
+              <w:tab w:val="clear" w:pos="9360"/>
+            </w:tabs>
             <w:jc w:val="right"/>
+            <w:rPr>
+              <w:caps/>
+              <w:color w:val="FFFFFF" w:themeColor="background1"/>
+              <w:sz w:val="22"/>
+              <w:szCs w:val="22"/>
+            </w:rPr>
+          </w:pPr>
+          <w:r>
+            <w:rPr>
+              <w:caps/>
+              <w:color w:val="FFFFFF" w:themeColor="background1"/>
+              <w:sz w:val="22"/>
+              <w:szCs w:val="22"/>
+            </w:rPr>
+            <w:t>ADRIÁN, ERIC, DENIS, ÁNGEL</w:t>
+          </w:r>
+        </w:p>
+      </w:tc>
+    </w:tr>
+    <w:tr>
+      <w:trPr>
+        <w:trHeight w:val="20"/>
+        <w:jc w:val="center"/>
+      </w:trPr>
+      <w:tc>
+        <w:tcPr>
+          <w:tcW w:w="11892" w:type="dxa"/>
+          <w:gridSpan w:val="3"/>
+          <w:shd w:val="clear" w:color="auto" w:fill="FFC000"/>
+          <w:tcMar>
+            <w:top w:w="0" w:type="dxa"/>
+            <w:bottom w:w="0" w:type="dxa"/>
+          </w:tcMar>
+        </w:tcPr>
+        <w:p>
+          <w:pPr>
+            <w:pStyle w:val="Encabezado"/>
+            <w:tabs>
+              <w:tab w:val="clear" w:pos="4680"/>
+              <w:tab w:val="clear" w:pos="9360"/>
+              <w:tab w:val="left" w:pos="7223"/>
+            </w:tabs>
+            <w:rPr>
+              <w:caps/>
+              <w:color w:val="FFFFFF" w:themeColor="background1"/>
+              <w:sz w:val="18"/>
+              <w:szCs w:val="18"/>
+            </w:rPr>
           </w:pPr>
         </w:p>
       </w:tc>
@@ -11039,6 +11307,7 @@
   <w:style w:type="paragraph" w:styleId="Encabezado">
     <w:name w:val="header"/>
     <w:basedOn w:val="Normal"/>
+    <w:link w:val="EncabezadoCar"/>
     <w:uiPriority w:val="99"/>
     <w:unhideWhenUsed/>
     <w:rsid w:val="56BA3FB1"/>
@@ -11215,6 +11484,13 @@
     <w:pPr>
       <w:spacing w:after="0"/>
     </w:pPr>
+  </w:style>
+  <w:style w:type="character" w:customStyle="1" w:styleId="EncabezadoCar">
+    <w:name w:val="Encabezado Car"/>
+    <w:basedOn w:val="Fuentedeprrafopredeter"/>
+    <w:link w:val="Encabezado"/>
+    <w:uiPriority w:val="99"/>
+    <w:rsid w:val="00E54FE1"/>
   </w:style>
 </w:styles>
 </file>
@@ -11481,6 +11757,17 @@
 </file>
 
 <file path=customXml/item1.xml><?xml version="1.0" encoding="utf-8"?>
+<CoverPageProperties xmlns="http://schemas.microsoft.com/office/2006/coverPageProps">
+  <PublishDate>ADRIÁN, ERIC, DENIS, ÁNGEL</PublishDate>
+  <Abstract/>
+  <CompanyAddress/>
+  <CompanyPhone/>
+  <CompanyFax/>
+  <CompanyEmail/>
+</CoverPageProperties>
+</file>
+
+<file path=customXml/item2.xml><?xml version="1.0" encoding="utf-8"?>
 <p:properties xmlns:p="http://schemas.microsoft.com/office/2006/metadata/properties" xmlns:xsi="http://www.w3.org/2001/XMLSchema-instance" xmlns:pc="http://schemas.microsoft.com/office/infopath/2007/PartnerControls">
   <documentManagement>
     <_activity xmlns="d05fafeb-8cd0-4ca3-bfc2-8403829aa73e" xsi:nil="true"/>
@@ -11488,11 +11775,16 @@
 </p:properties>
 </file>
 
-<file path=customXml/item2.xml><?xml version="1.0" encoding="utf-8"?>
-<b:Sources xmlns:b="http://schemas.openxmlformats.org/officeDocument/2006/bibliography" xmlns="http://schemas.openxmlformats.org/officeDocument/2006/bibliography" SelectedStyle="\APASixthEditionOfficeOnline.xsl" StyleName="APA" Version="6"/>
+<file path=customXml/item3.xml><?xml version="1.0" encoding="utf-8"?>
+<?mso-contentType ?>
+<FormTemplates xmlns="http://schemas.microsoft.com/sharepoint/v3/contenttype/forms">
+  <Display>DocumentLibraryForm</Display>
+  <Edit>DocumentLibraryForm</Edit>
+  <New>DocumentLibraryForm</New>
+</FormTemplates>
 </file>
 
-<file path=customXml/item3.xml><?xml version="1.0" encoding="utf-8"?>
+<file path=customXml/item4.xml><?xml version="1.0" encoding="utf-8"?>
 <ct:contentTypeSchema xmlns:ct="http://schemas.microsoft.com/office/2006/metadata/contentType" xmlns:ma="http://schemas.microsoft.com/office/2006/metadata/properties/metaAttributes" ct:_="" ma:_="" ma:contentTypeName="Documento" ma:contentTypeID="0x0101002F5E8EE332397542B8BB75AF29E80DA2" ma:contentTypeVersion="5" ma:contentTypeDescription="Crear nuevo documento." ma:contentTypeScope="" ma:versionID="4d02e74581b067f40c888b71b534a43b">
   <xsd:schema xmlns:xsd="http://www.w3.org/2001/XMLSchema" xmlns:xs="http://www.w3.org/2001/XMLSchema" xmlns:p="http://schemas.microsoft.com/office/2006/metadata/properties" xmlns:ns3="d05fafeb-8cd0-4ca3-bfc2-8403829aa73e" targetNamespace="http://schemas.microsoft.com/office/2006/metadata/properties" ma:root="true" ma:fieldsID="6f6ea4f18b227e563cf6e8dad0eb12f1" ns3:_="">
     <xsd:import namespace="d05fafeb-8cd0-4ca3-bfc2-8403829aa73e"/>
@@ -11642,16 +11934,19 @@
 </ct:contentTypeSchema>
 </file>
 
-<file path=customXml/item4.xml><?xml version="1.0" encoding="utf-8"?>
-<?mso-contentType ?>
-<FormTemplates xmlns="http://schemas.microsoft.com/sharepoint/v3/contenttype/forms">
-  <Display>DocumentLibraryForm</Display>
-  <Edit>DocumentLibraryForm</Edit>
-  <New>DocumentLibraryForm</New>
-</FormTemplates>
+<file path=customXml/item5.xml><?xml version="1.0" encoding="utf-8"?>
+<b:Sources xmlns:b="http://schemas.openxmlformats.org/officeDocument/2006/bibliography" xmlns="http://schemas.openxmlformats.org/officeDocument/2006/bibliography" SelectedStyle="\APASixthEditionOfficeOnline.xsl" StyleName="APA" Version="6"/>
 </file>
 
 <file path=customXml/itemProps1.xml><?xml version="1.0" encoding="utf-8"?>
+<ds:datastoreItem xmlns:ds="http://schemas.openxmlformats.org/officeDocument/2006/customXml" ds:itemID="{55AF091B-3C7A-41E3-B477-F2FDAA23CFDA}">
+  <ds:schemaRefs>
+    <ds:schemaRef ds:uri="http://schemas.microsoft.com/office/2006/coverPageProps"/>
+  </ds:schemaRefs>
+</ds:datastoreItem>
+</file>
+
+<file path=customXml/itemProps2.xml><?xml version="1.0" encoding="utf-8"?>
 <ds:datastoreItem xmlns:ds="http://schemas.openxmlformats.org/officeDocument/2006/customXml" ds:itemID="{6C973ABE-01AD-4479-91B2-6C831642CD01}">
   <ds:schemaRefs>
     <ds:schemaRef ds:uri="http://schemas.microsoft.com/office/2006/metadata/properties"/>
@@ -11661,15 +11956,15 @@
 </ds:datastoreItem>
 </file>
 
-<file path=customXml/itemProps2.xml><?xml version="1.0" encoding="utf-8"?>
-<ds:datastoreItem xmlns:ds="http://schemas.openxmlformats.org/officeDocument/2006/customXml" ds:itemID="{84CA4A16-CE6B-4C64-8CA7-CF5CBE9EE313}">
+<file path=customXml/itemProps3.xml><?xml version="1.0" encoding="utf-8"?>
+<ds:datastoreItem xmlns:ds="http://schemas.openxmlformats.org/officeDocument/2006/customXml" ds:itemID="{9C62D19F-2C4B-4163-B98D-18BF5B309744}">
   <ds:schemaRefs>
-    <ds:schemaRef ds:uri="http://schemas.openxmlformats.org/officeDocument/2006/bibliography"/>
+    <ds:schemaRef ds:uri="http://schemas.microsoft.com/sharepoint/v3/contenttype/forms"/>
   </ds:schemaRefs>
 </ds:datastoreItem>
 </file>
 
-<file path=customXml/itemProps3.xml><?xml version="1.0" encoding="utf-8"?>
+<file path=customXml/itemProps4.xml><?xml version="1.0" encoding="utf-8"?>
 <ds:datastoreItem xmlns:ds="http://schemas.openxmlformats.org/officeDocument/2006/customXml" ds:itemID="{1DB4DC36-AD7A-4853-9C6B-4ADFFDB99AD0}">
   <ds:schemaRefs>
     <ds:schemaRef ds:uri="http://schemas.microsoft.com/office/2006/metadata/contentType"/>
@@ -11687,10 +11982,10 @@
 </ds:datastoreItem>
 </file>
 
-<file path=customXml/itemProps4.xml><?xml version="1.0" encoding="utf-8"?>
-<ds:datastoreItem xmlns:ds="http://schemas.openxmlformats.org/officeDocument/2006/customXml" ds:itemID="{9C62D19F-2C4B-4163-B98D-18BF5B309744}">
+<file path=customXml/itemProps5.xml><?xml version="1.0" encoding="utf-8"?>
+<ds:datastoreItem xmlns:ds="http://schemas.openxmlformats.org/officeDocument/2006/customXml" ds:itemID="{84CA4A16-CE6B-4C64-8CA7-CF5CBE9EE313}">
   <ds:schemaRefs>
-    <ds:schemaRef ds:uri="http://schemas.microsoft.com/sharepoint/v3/contenttype/forms"/>
+    <ds:schemaRef ds:uri="http://schemas.openxmlformats.org/officeDocument/2006/bibliography"/>
   </ds:schemaRefs>
 </ds:datastoreItem>
 </file>
--- a/Documentación_final.docx
+++ b/Documentación_final.docx
@@ -191,75 +191,244 @@
       </w:r>
       <w:proofErr w:type="spellEnd"/>
       <w:r>
+        <w:t>,</w:t>
+      </w:r>
+      <w:r>
+        <w:t xml:space="preserve"> </w:t>
+      </w:r>
+      <w:proofErr w:type="spellStart"/>
+      <w:r>
+        <w:t>the</w:t>
+      </w:r>
+      <w:proofErr w:type="spellEnd"/>
+      <w:r>
+        <w:t xml:space="preserve"> </w:t>
+      </w:r>
+      <w:proofErr w:type="spellStart"/>
+      <w:r>
+        <w:t>website</w:t>
+      </w:r>
+      <w:proofErr w:type="spellEnd"/>
+      <w:r>
+        <w:t xml:space="preserve"> “Rommie” has </w:t>
+      </w:r>
+      <w:proofErr w:type="spellStart"/>
+      <w:r>
+        <w:t>been</w:t>
+      </w:r>
+      <w:proofErr w:type="spellEnd"/>
+      <w:r>
+        <w:t xml:space="preserve"> </w:t>
+      </w:r>
+      <w:proofErr w:type="spellStart"/>
+      <w:r>
+        <w:t>designed</w:t>
+      </w:r>
+      <w:proofErr w:type="spellEnd"/>
+      <w:r>
+        <w:t>,</w:t>
+      </w:r>
+      <w:r>
+        <w:t xml:space="preserve"> </w:t>
+      </w:r>
+      <w:proofErr w:type="spellStart"/>
+      <w:r>
+        <w:t>that</w:t>
+      </w:r>
+      <w:proofErr w:type="spellEnd"/>
+      <w:r>
+        <w:t xml:space="preserve"> </w:t>
+      </w:r>
+      <w:proofErr w:type="spellStart"/>
+      <w:r>
+        <w:t>will</w:t>
+      </w:r>
+      <w:proofErr w:type="spellEnd"/>
+      <w:r>
+        <w:t xml:space="preserve"> </w:t>
+      </w:r>
+      <w:proofErr w:type="spellStart"/>
+      <w:r>
+        <w:t>help</w:t>
+      </w:r>
+      <w:proofErr w:type="spellEnd"/>
+      <w:r>
+        <w:t xml:space="preserve"> </w:t>
+      </w:r>
+      <w:proofErr w:type="spellStart"/>
+      <w:r>
+        <w:t>students</w:t>
+      </w:r>
+      <w:proofErr w:type="spellEnd"/>
+      <w:r>
+        <w:t xml:space="preserve"> </w:t>
+      </w:r>
+      <w:proofErr w:type="spellStart"/>
+      <w:r>
+        <w:t>find</w:t>
+      </w:r>
+      <w:proofErr w:type="spellEnd"/>
+      <w:r>
+        <w:t xml:space="preserve"> </w:t>
+      </w:r>
+      <w:proofErr w:type="spellStart"/>
+      <w:r>
+        <w:t>rooms</w:t>
+      </w:r>
+      <w:proofErr w:type="spellEnd"/>
+      <w:r>
+        <w:t xml:space="preserve"> </w:t>
+      </w:r>
+      <w:proofErr w:type="spellStart"/>
+      <w:r>
+        <w:t>to</w:t>
+      </w:r>
+      <w:proofErr w:type="spellEnd"/>
+      <w:r>
+        <w:t xml:space="preserve"> </w:t>
+      </w:r>
+      <w:proofErr w:type="spellStart"/>
+      <w:r>
+        <w:t>rent</w:t>
+      </w:r>
+      <w:proofErr w:type="spellEnd"/>
+      <w:r>
+        <w:t xml:space="preserve"> </w:t>
+      </w:r>
+      <w:proofErr w:type="spellStart"/>
+      <w:r>
+        <w:t>near</w:t>
+      </w:r>
+      <w:proofErr w:type="spellEnd"/>
+      <w:r>
+        <w:t xml:space="preserve"> </w:t>
+      </w:r>
+      <w:proofErr w:type="spellStart"/>
+      <w:r>
+        <w:t>the</w:t>
+      </w:r>
+      <w:proofErr w:type="spellEnd"/>
+      <w:r>
+        <w:t xml:space="preserve"> </w:t>
+      </w:r>
+      <w:proofErr w:type="spellStart"/>
+      <w:r>
+        <w:t>universities</w:t>
+      </w:r>
+      <w:proofErr w:type="spellEnd"/>
+      <w:r>
+        <w:t xml:space="preserve"> </w:t>
+      </w:r>
+      <w:proofErr w:type="spellStart"/>
+      <w:r>
+        <w:t>they</w:t>
+      </w:r>
+      <w:proofErr w:type="spellEnd"/>
+      <w:r>
+        <w:t xml:space="preserve"> </w:t>
+      </w:r>
+      <w:proofErr w:type="spellStart"/>
+      <w:r>
+        <w:t>study</w:t>
+      </w:r>
+      <w:proofErr w:type="spellEnd"/>
+      <w:r>
+        <w:t xml:space="preserve"> at</w:t>
+      </w:r>
+      <w:r>
         <w:t xml:space="preserve">, </w:t>
       </w:r>
       <w:proofErr w:type="spellStart"/>
       <w:r>
-        <w:t>we</w:t>
-      </w:r>
-      <w:proofErr w:type="spellEnd"/>
-      <w:r>
-        <w:t xml:space="preserve"> </w:t>
-      </w:r>
-      <w:proofErr w:type="spellStart"/>
-      <w:r>
-        <w:t>have</w:t>
-      </w:r>
-      <w:proofErr w:type="spellEnd"/>
-      <w:r>
-        <w:t xml:space="preserve"> </w:t>
-      </w:r>
-      <w:proofErr w:type="spellStart"/>
-      <w:r>
-        <w:t>designed</w:t>
-      </w:r>
-      <w:proofErr w:type="spellEnd"/>
-      <w:r>
-        <w:t xml:space="preserve"> a </w:t>
-      </w:r>
-      <w:proofErr w:type="spellStart"/>
-      <w:r>
-        <w:t>website</w:t>
-      </w:r>
-      <w:proofErr w:type="spellEnd"/>
-      <w:r>
-        <w:t xml:space="preserve"> </w:t>
-      </w:r>
-      <w:proofErr w:type="spellStart"/>
-      <w:r>
-        <w:t>called</w:t>
-      </w:r>
-      <w:proofErr w:type="spellEnd"/>
-      <w:r>
-        <w:t xml:space="preserve"> “</w:t>
-      </w:r>
-      <w:proofErr w:type="spellStart"/>
-      <w:r>
-        <w:t>Roomie</w:t>
-      </w:r>
-      <w:proofErr w:type="spellEnd"/>
-      <w:r>
-        <w:t xml:space="preserve">” </w:t>
-      </w:r>
-      <w:proofErr w:type="spellStart"/>
-      <w:r>
-        <w:t>that</w:t>
-      </w:r>
-      <w:proofErr w:type="spellEnd"/>
-      <w:r>
-        <w:t xml:space="preserve"> </w:t>
-      </w:r>
-      <w:proofErr w:type="spellStart"/>
-      <w:r>
-        <w:t>will</w:t>
-      </w:r>
-      <w:proofErr w:type="spellEnd"/>
-      <w:r>
-        <w:t xml:space="preserve"> </w:t>
-      </w:r>
-      <w:proofErr w:type="spellStart"/>
-      <w:r>
-        <w:t>help</w:t>
+        <w:t>being</w:t>
+      </w:r>
+      <w:proofErr w:type="spellEnd"/>
+      <w:r>
+        <w:t xml:space="preserve"> </w:t>
+      </w:r>
+      <w:proofErr w:type="spellStart"/>
+      <w:r>
+        <w:t>the</w:t>
+      </w:r>
+      <w:proofErr w:type="spellEnd"/>
+      <w:r>
+        <w:t xml:space="preserve"> </w:t>
+      </w:r>
+      <w:proofErr w:type="spellStart"/>
+      <w:r>
+        <w:t>task</w:t>
+      </w:r>
+      <w:proofErr w:type="spellEnd"/>
+      <w:r>
+        <w:t xml:space="preserve"> </w:t>
+      </w:r>
+      <w:proofErr w:type="spellStart"/>
+      <w:r>
+        <w:t>to</w:t>
+      </w:r>
+      <w:proofErr w:type="spellEnd"/>
+      <w:r>
+        <w:t xml:space="preserve"> </w:t>
+      </w:r>
+      <w:proofErr w:type="spellStart"/>
+      <w:r>
+        <w:t>find</w:t>
+      </w:r>
+      <w:proofErr w:type="spellEnd"/>
+      <w:r>
+        <w:t xml:space="preserve"> </w:t>
+      </w:r>
+      <w:proofErr w:type="spellStart"/>
+      <w:r>
+        <w:t>appartments</w:t>
+      </w:r>
+      <w:proofErr w:type="spellEnd"/>
+      <w:r>
+        <w:t xml:space="preserve"> </w:t>
+      </w:r>
+      <w:proofErr w:type="spellStart"/>
+      <w:r>
+        <w:t>to</w:t>
+      </w:r>
+      <w:proofErr w:type="spellEnd"/>
+      <w:r>
+        <w:t xml:space="preserve"> </w:t>
+      </w:r>
+      <w:proofErr w:type="spellStart"/>
+      <w:r>
+        <w:t>rent</w:t>
+      </w:r>
+      <w:proofErr w:type="spellEnd"/>
+      <w:r>
+        <w:t xml:space="preserve"> </w:t>
+      </w:r>
+      <w:proofErr w:type="spellStart"/>
+      <w:r>
+        <w:t>very</w:t>
+      </w:r>
+      <w:proofErr w:type="spellEnd"/>
+      <w:r>
+        <w:t xml:space="preserve"> </w:t>
+      </w:r>
+      <w:proofErr w:type="spellStart"/>
+      <w:r>
+        <w:t>challenging</w:t>
+      </w:r>
+      <w:proofErr w:type="spellEnd"/>
+      <w:r>
+        <w:t xml:space="preserve"> </w:t>
+      </w:r>
+      <w:proofErr w:type="spellStart"/>
+      <w:r>
+        <w:t>for</w:t>
+      </w:r>
+      <w:proofErr w:type="spellEnd"/>
+      <w:r>
+        <w:t xml:space="preserve"> </w:t>
+      </w:r>
+      <w:proofErr w:type="spellStart"/>
+      <w:r>
+        <w:t>young</w:t>
       </w:r>
       <w:proofErr w:type="spellEnd"/>
       <w:r>
@@ -271,79 +440,7 @@
       </w:r>
       <w:proofErr w:type="spellEnd"/>
       <w:r>
-        <w:t xml:space="preserve"> </w:t>
-      </w:r>
-      <w:proofErr w:type="spellStart"/>
-      <w:r>
-        <w:t>find</w:t>
-      </w:r>
-      <w:proofErr w:type="spellEnd"/>
-      <w:r>
-        <w:t xml:space="preserve"> </w:t>
-      </w:r>
-      <w:proofErr w:type="spellStart"/>
-      <w:r>
-        <w:t>rooms</w:t>
-      </w:r>
-      <w:proofErr w:type="spellEnd"/>
-      <w:r>
-        <w:t xml:space="preserve"> </w:t>
-      </w:r>
-      <w:proofErr w:type="spellStart"/>
-      <w:r>
-        <w:t>to</w:t>
-      </w:r>
-      <w:proofErr w:type="spellEnd"/>
-      <w:r>
-        <w:t xml:space="preserve"> </w:t>
-      </w:r>
-      <w:proofErr w:type="spellStart"/>
-      <w:r>
-        <w:t>rent</w:t>
-      </w:r>
-      <w:proofErr w:type="spellEnd"/>
-      <w:r>
-        <w:t xml:space="preserve"> </w:t>
-      </w:r>
-      <w:proofErr w:type="spellStart"/>
-      <w:r>
-        <w:t>near</w:t>
-      </w:r>
-      <w:proofErr w:type="spellEnd"/>
-      <w:r>
-        <w:t xml:space="preserve"> </w:t>
-      </w:r>
-      <w:proofErr w:type="spellStart"/>
-      <w:r>
-        <w:t>the</w:t>
-      </w:r>
-      <w:proofErr w:type="spellEnd"/>
-      <w:r>
-        <w:t xml:space="preserve"> </w:t>
-      </w:r>
-      <w:proofErr w:type="spellStart"/>
-      <w:r>
-        <w:t>universities</w:t>
-      </w:r>
-      <w:proofErr w:type="spellEnd"/>
-      <w:r>
-        <w:t xml:space="preserve"> </w:t>
-      </w:r>
-      <w:proofErr w:type="spellStart"/>
-      <w:r>
-        <w:t>they</w:t>
-      </w:r>
-      <w:proofErr w:type="spellEnd"/>
-      <w:r>
-        <w:t xml:space="preserve"> </w:t>
-      </w:r>
-      <w:proofErr w:type="spellStart"/>
-      <w:r>
-        <w:t>study</w:t>
-      </w:r>
-      <w:proofErr w:type="spellEnd"/>
-      <w:r>
-        <w:t xml:space="preserve"> at. </w:t>
+        <w:t xml:space="preserve">. </w:t>
       </w:r>
       <w:r>
         <w:br/>
@@ -1037,15 +1134,7 @@
       </w:r>
       <w:proofErr w:type="spellStart"/>
       <w:r>
-        <w:t>We</w:t>
-      </w:r>
-      <w:proofErr w:type="spellEnd"/>
-      <w:r>
-        <w:t xml:space="preserve"> </w:t>
-      </w:r>
-      <w:proofErr w:type="spellStart"/>
-      <w:r>
-        <w:t>have</w:t>
+        <w:t>It’s</w:t>
       </w:r>
       <w:proofErr w:type="spellEnd"/>
       <w:r>
@@ -1164,17 +1253,12 @@
         <w:t xml:space="preserve"> and IntelliJ IDEA as </w:t>
       </w:r>
       <w:proofErr w:type="spellStart"/>
-      <w:proofErr w:type="gramStart"/>
       <w:r>
         <w:t>an</w:t>
       </w:r>
       <w:proofErr w:type="spellEnd"/>
       <w:r>
-        <w:t xml:space="preserve"> IDE</w:t>
-      </w:r>
-      <w:proofErr w:type="gramEnd"/>
-      <w:r>
-        <w:t xml:space="preserve"> </w:t>
+        <w:t xml:space="preserve"> IDE </w:t>
       </w:r>
       <w:proofErr w:type="spellStart"/>
       <w:r>
@@ -1235,19 +1319,14 @@
       </w:r>
       <w:proofErr w:type="spellEnd"/>
       <w:r>
-        <w:t xml:space="preserve">, </w:t>
-      </w:r>
-      <w:proofErr w:type="spellStart"/>
-      <w:r>
-        <w:t>we</w:t>
-      </w:r>
-      <w:proofErr w:type="spellEnd"/>
-      <w:r>
-        <w:t xml:space="preserve"> </w:t>
-      </w:r>
-      <w:proofErr w:type="spellStart"/>
-      <w:r>
-        <w:t>have</w:t>
+        <w:t>,</w:t>
+      </w:r>
+      <w:r>
+        <w:t xml:space="preserve"> </w:t>
+      </w:r>
+      <w:proofErr w:type="spellStart"/>
+      <w:r>
+        <w:t>it’s</w:t>
       </w:r>
       <w:proofErr w:type="spellEnd"/>
       <w:r>
@@ -3303,49 +3382,7 @@
         <w:rPr>
           <w:rFonts w:ascii="Aptos" w:eastAsia="Aptos" w:hAnsi="Aptos" w:cs="Aptos"/>
         </w:rPr>
-        <w:t xml:space="preserve"> toma como premisa la dificultad que presenta para </w:t>
-      </w:r>
-      <w:proofErr w:type="gramStart"/>
-      <w:r>
-        <w:rPr>
-          <w:rFonts w:ascii="Aptos" w:eastAsia="Aptos" w:hAnsi="Aptos" w:cs="Aptos"/>
-        </w:rPr>
-        <w:t>un joven recién alcanzada</w:t>
-      </w:r>
-      <w:proofErr w:type="gramEnd"/>
-      <w:r>
-        <w:rPr>
-          <w:rFonts w:ascii="Aptos" w:eastAsia="Aptos" w:hAnsi="Aptos" w:cs="Aptos"/>
-        </w:rPr>
-        <w:t xml:space="preserve"> la mayoría de edad, encontrar una residencia temporal mientras se cursa el año académico. El resto de </w:t>
-      </w:r>
-      <w:proofErr w:type="gramStart"/>
-      <w:r>
-        <w:rPr>
-          <w:rFonts w:ascii="Aptos" w:eastAsia="Aptos" w:hAnsi="Aptos" w:cs="Aptos"/>
-        </w:rPr>
-        <w:t>páginas</w:t>
-      </w:r>
-      <w:proofErr w:type="gramEnd"/>
-      <w:r>
-        <w:rPr>
-          <w:rFonts w:ascii="Aptos" w:eastAsia="Aptos" w:hAnsi="Aptos" w:cs="Aptos"/>
-        </w:rPr>
-        <w:t xml:space="preserve"> web ofrecen todo tipo de productos inmobiliarios, desde alquiler y compra de pisos para residencia indefinida hasta de naves industriales y oficinas. Alquiler de estudios y habitaciones también está comprendido pero la oferta, aunque sea elevada, se diluye entre el resto de </w:t>
-      </w:r>
-      <w:proofErr w:type="gramStart"/>
-      <w:r>
-        <w:rPr>
-          <w:rFonts w:ascii="Aptos" w:eastAsia="Aptos" w:hAnsi="Aptos" w:cs="Aptos"/>
-        </w:rPr>
-        <w:t>anuncios</w:t>
-      </w:r>
-      <w:proofErr w:type="gramEnd"/>
-      <w:r>
-        <w:rPr>
-          <w:rFonts w:ascii="Aptos" w:eastAsia="Aptos" w:hAnsi="Aptos" w:cs="Aptos"/>
-        </w:rPr>
-        <w:t>. Como resultado, el cliente puede abrumarse y sentirse frustrado con el proceso, sobre todo al tratarse de alguien joven.</w:t>
+        <w:t xml:space="preserve"> toma como premisa la dificultad que presenta para un joven recién alcanzada la mayoría de edad, encontrar una residencia temporal mientras se cursa el año académico. El resto de páginas web ofrecen todo tipo de productos inmobiliarios, desde alquiler y compra de pisos para residencia indefinida hasta de naves industriales y oficinas. Alquiler de estudios y habitaciones también está comprendido pero la oferta, aunque sea elevada, se diluye entre el resto de anuncios. Como resultado, el cliente puede abrumarse y sentirse frustrado con el proceso, sobre todo al tratarse de alguien joven.</w:t>
       </w:r>
     </w:p>
     <w:p>
@@ -5280,7 +5317,6 @@
           <w:numId w:val="18"/>
         </w:numPr>
       </w:pPr>
-      <w:proofErr w:type="gramStart"/>
       <w:r>
         <w:rPr>
           <w:b/>
@@ -5292,7 +5328,6 @@
         <w:t>(</w:t>
       </w:r>
       <w:proofErr w:type="spellStart"/>
-      <w:proofErr w:type="gramEnd"/>
       <w:r>
         <w:rPr>
           <w:u w:val="single"/>
@@ -5328,12 +5363,10 @@
         <w:t xml:space="preserve">, </w:t>
       </w:r>
       <w:proofErr w:type="spellStart"/>
-      <w:proofErr w:type="gramStart"/>
       <w:r>
         <w:t>password</w:t>
       </w:r>
       <w:proofErr w:type="spellEnd"/>
-      <w:proofErr w:type="gramEnd"/>
       <w:r>
         <w:t xml:space="preserve">, </w:t>
       </w:r>
@@ -5361,7 +5394,6 @@
           <w:numId w:val="18"/>
         </w:numPr>
       </w:pPr>
-      <w:proofErr w:type="gramStart"/>
       <w:r>
         <w:rPr>
           <w:b/>
@@ -5373,7 +5405,6 @@
         <w:t>(</w:t>
       </w:r>
       <w:proofErr w:type="spellStart"/>
-      <w:proofErr w:type="gramEnd"/>
       <w:r>
         <w:rPr>
           <w:color w:val="EE0000"/>
@@ -5407,7 +5438,6 @@
           <w:numId w:val="18"/>
         </w:numPr>
       </w:pPr>
-      <w:proofErr w:type="gramStart"/>
       <w:r>
         <w:rPr>
           <w:b/>
@@ -5419,7 +5449,6 @@
         <w:t>(</w:t>
       </w:r>
       <w:proofErr w:type="spellStart"/>
-      <w:proofErr w:type="gramEnd"/>
       <w:r>
         <w:rPr>
           <w:color w:val="EE0000"/>
@@ -5439,7 +5468,6 @@
           <w:numId w:val="18"/>
         </w:numPr>
       </w:pPr>
-      <w:proofErr w:type="gramStart"/>
       <w:r>
         <w:rPr>
           <w:b/>
@@ -5451,7 +5479,6 @@
         <w:t>(</w:t>
       </w:r>
       <w:proofErr w:type="spellStart"/>
-      <w:proofErr w:type="gramEnd"/>
       <w:r>
         <w:rPr>
           <w:u w:val="single"/>
@@ -5528,15 +5555,7 @@
         <w:t xml:space="preserve"> </w:t>
       </w:r>
       <w:r>
-        <w:t xml:space="preserve">-&gt; TENANT, </w:t>
-      </w:r>
-      <w:proofErr w:type="gramStart"/>
-      <w:r>
-        <w:t>status</w:t>
-      </w:r>
-      <w:proofErr w:type="gramEnd"/>
-      <w:r>
-        <w:t xml:space="preserve">, </w:t>
+        <w:t xml:space="preserve">-&gt; TENANT, status, </w:t>
       </w:r>
       <w:proofErr w:type="spellStart"/>
       <w:r>
@@ -5570,7 +5589,6 @@
           <w:numId w:val="18"/>
         </w:numPr>
       </w:pPr>
-      <w:proofErr w:type="gramStart"/>
       <w:r>
         <w:rPr>
           <w:b/>
@@ -5582,7 +5600,6 @@
         <w:t>(</w:t>
       </w:r>
       <w:proofErr w:type="spellStart"/>
-      <w:proofErr w:type="gramEnd"/>
       <w:r>
         <w:rPr>
           <w:u w:val="single"/>
@@ -5599,15 +5616,7 @@
       </w:r>
       <w:proofErr w:type="spellEnd"/>
       <w:r>
-        <w:t xml:space="preserve">, </w:t>
-      </w:r>
-      <w:proofErr w:type="gramStart"/>
-      <w:r>
-        <w:t>status</w:t>
-      </w:r>
-      <w:proofErr w:type="gramEnd"/>
-      <w:r>
-        <w:t xml:space="preserve">, </w:t>
+        <w:t xml:space="preserve">, status, </w:t>
       </w:r>
       <w:proofErr w:type="spellStart"/>
       <w:r>
@@ -5634,7 +5643,6 @@
           <w:numId w:val="18"/>
         </w:numPr>
       </w:pPr>
-      <w:proofErr w:type="gramStart"/>
       <w:r>
         <w:rPr>
           <w:b/>
@@ -5646,7 +5654,6 @@
         <w:t>(</w:t>
       </w:r>
       <w:proofErr w:type="spellStart"/>
-      <w:proofErr w:type="gramEnd"/>
       <w:r>
         <w:rPr>
           <w:u w:val="single"/>
@@ -5695,15 +5702,7 @@
       </w:r>
       <w:proofErr w:type="spellEnd"/>
       <w:r>
-        <w:t xml:space="preserve">, </w:t>
-      </w:r>
-      <w:proofErr w:type="gramStart"/>
-      <w:r>
-        <w:t>status</w:t>
-      </w:r>
-      <w:proofErr w:type="gramEnd"/>
-      <w:r>
-        <w:t xml:space="preserve">, </w:t>
+        <w:t xml:space="preserve">, status, </w:t>
       </w:r>
       <w:proofErr w:type="spellStart"/>
       <w:r>
@@ -5721,7 +5720,6 @@
           <w:numId w:val="18"/>
         </w:numPr>
       </w:pPr>
-      <w:proofErr w:type="gramStart"/>
       <w:r>
         <w:rPr>
           <w:b/>
@@ -5740,7 +5738,6 @@
         <w:t>num,type</w:t>
       </w:r>
       <w:proofErr w:type="spellEnd"/>
-      <w:proofErr w:type="gramEnd"/>
       <w:r>
         <w:t xml:space="preserve">, </w:t>
       </w:r>
@@ -5811,7 +5808,6 @@
           <w:numId w:val="18"/>
         </w:numPr>
       </w:pPr>
-      <w:proofErr w:type="gramStart"/>
       <w:r>
         <w:rPr>
           <w:b/>
@@ -5824,7 +5820,6 @@
         <w:t>(</w:t>
       </w:r>
       <w:proofErr w:type="spellStart"/>
-      <w:proofErr w:type="gramEnd"/>
       <w:r>
         <w:rPr>
           <w:u w:val="single"/>
@@ -5844,11 +5839,7 @@
       </w:r>
       <w:proofErr w:type="spellEnd"/>
       <w:r>
-        <w:t xml:space="preserve"> -&gt; </w:t>
-      </w:r>
-      <w:proofErr w:type="gramStart"/>
-      <w:r>
-        <w:t xml:space="preserve">USER,  </w:t>
+        <w:t xml:space="preserve"> -&gt; USER,  </w:t>
       </w:r>
       <w:r>
         <w:rPr>
@@ -5857,7 +5848,6 @@
         <w:t>(</w:t>
       </w:r>
       <w:proofErr w:type="spellStart"/>
-      <w:proofErr w:type="gramEnd"/>
       <w:r>
         <w:rPr>
           <w:color w:val="EE0000"/>
@@ -5915,15 +5905,7 @@
       </w:r>
       <w:proofErr w:type="spellEnd"/>
       <w:r>
-        <w:t xml:space="preserve">, </w:t>
-      </w:r>
-      <w:proofErr w:type="gramStart"/>
-      <w:r>
-        <w:t>status</w:t>
-      </w:r>
-      <w:proofErr w:type="gramEnd"/>
-      <w:r>
-        <w:t>)</w:t>
+        <w:t>, status)</w:t>
       </w:r>
     </w:p>
     <w:p>
@@ -5957,21 +5939,7 @@
         <w:rPr>
           <w:rFonts w:ascii="Aptos" w:eastAsia="Aptos" w:hAnsi="Aptos" w:cs="Aptos"/>
         </w:rPr>
-        <w:t xml:space="preserve">Todo proyecto se rige por un modelo de ciclo de vida. Se tratan de esquemas que organizan las diferentes fases del desarrollo, facilitando la gestión </w:t>
-      </w:r>
-      <w:proofErr w:type="gramStart"/>
-      <w:r>
-        <w:rPr>
-          <w:rFonts w:ascii="Aptos" w:eastAsia="Aptos" w:hAnsi="Aptos" w:cs="Aptos"/>
-        </w:rPr>
-        <w:t>del mismo</w:t>
-      </w:r>
-      <w:proofErr w:type="gramEnd"/>
-      <w:r>
-        <w:rPr>
-          <w:rFonts w:ascii="Aptos" w:eastAsia="Aptos" w:hAnsi="Aptos" w:cs="Aptos"/>
-        </w:rPr>
-        <w:t>.</w:t>
+        <w:t>Todo proyecto se rige por un modelo de ciclo de vida. Se tratan de esquemas que organizan las diferentes fases del desarrollo, facilitando la gestión del mismo.</w:t>
       </w:r>
     </w:p>
     <w:p>
@@ -6000,21 +5968,7 @@
         <w:rPr>
           <w:rFonts w:ascii="Aptos" w:eastAsia="Aptos" w:hAnsi="Aptos" w:cs="Aptos"/>
         </w:rPr>
-        <w:t xml:space="preserve">más, se exige entregar prototipos funcionales repartidos en hitos, por </w:t>
-      </w:r>
-      <w:proofErr w:type="gramStart"/>
-      <w:r>
-        <w:rPr>
-          <w:rFonts w:ascii="Aptos" w:eastAsia="Aptos" w:hAnsi="Aptos" w:cs="Aptos"/>
-        </w:rPr>
-        <w:t>tanto</w:t>
-      </w:r>
-      <w:proofErr w:type="gramEnd"/>
-      <w:r>
-        <w:rPr>
-          <w:rFonts w:ascii="Aptos" w:eastAsia="Aptos" w:hAnsi="Aptos" w:cs="Aptos"/>
-        </w:rPr>
-        <w:t xml:space="preserve"> un </w:t>
+        <w:t xml:space="preserve">más, se exige entregar prototipos funcionales repartidos en hitos, por tanto un </w:t>
       </w:r>
       <w:r>
         <w:rPr>
@@ -6550,21 +6504,7 @@
         <w:rPr>
           <w:rFonts w:ascii="Aptos" w:eastAsia="Aptos" w:hAnsi="Aptos" w:cs="Aptos"/>
         </w:rPr>
-        <w:t xml:space="preserve">En las primeras iteraciones del proyecto la mayoría de </w:t>
-      </w:r>
-      <w:proofErr w:type="gramStart"/>
-      <w:r>
-        <w:rPr>
-          <w:rFonts w:ascii="Aptos" w:eastAsia="Aptos" w:hAnsi="Aptos" w:cs="Aptos"/>
-        </w:rPr>
-        <w:t>roles</w:t>
-      </w:r>
-      <w:proofErr w:type="gramEnd"/>
-      <w:r>
-        <w:rPr>
-          <w:rFonts w:ascii="Aptos" w:eastAsia="Aptos" w:hAnsi="Aptos" w:cs="Aptos"/>
-        </w:rPr>
-        <w:t xml:space="preserve"> y tareas son compartidas, ya que todos estamos participando conjuntamente en todo tipo de tareas y no necesitamos aún a nadie que haga el rol de jefe de proyecto. En iteraciones más avanzadas tendremos roles y tareas más diferenciadas.</w:t>
+        <w:t>En las primeras iteraciones del proyecto la mayoría de roles y tareas son compartidas, ya que todos estamos participando conjuntamente en todo tipo de tareas y no necesitamos aún a nadie que haga el rol de jefe de proyecto. En iteraciones más avanzadas tendremos roles y tareas más diferenciadas.</w:t>
       </w:r>
     </w:p>
     <w:tbl>
@@ -7239,21 +7179,7 @@
         <w:rPr>
           <w:rFonts w:ascii="Aptos" w:eastAsia="Aptos" w:hAnsi="Aptos" w:cs="Aptos"/>
         </w:rPr>
-        <w:t xml:space="preserve">Trabajamos para ayudar a los estudiantes a encontrar pisos durante su año lectivo. El resto de </w:t>
-      </w:r>
-      <w:proofErr w:type="gramStart"/>
-      <w:r>
-        <w:rPr>
-          <w:rFonts w:ascii="Aptos" w:eastAsia="Aptos" w:hAnsi="Aptos" w:cs="Aptos"/>
-        </w:rPr>
-        <w:t>buscadores</w:t>
-      </w:r>
-      <w:proofErr w:type="gramEnd"/>
-      <w:r>
-        <w:rPr>
-          <w:rFonts w:ascii="Aptos" w:eastAsia="Aptos" w:hAnsi="Aptos" w:cs="Aptos"/>
-        </w:rPr>
-        <w:t xml:space="preserve"> abarcan todo el mercado inmobiliario, no filtrando correctamente las posibles conexiones con centros de interés.</w:t>
+        <w:t>Trabajamos para ayudar a los estudiantes a encontrar pisos durante su año lectivo. El resto de buscadores abarcan todo el mercado inmobiliario, no filtrando correctamente las posibles conexiones con centros de interés.</w:t>
       </w:r>
     </w:p>
     <w:p>
@@ -7450,21 +7376,7 @@
         <w:rPr>
           <w:rFonts w:ascii="Aptos" w:eastAsia="Aptos" w:hAnsi="Aptos" w:cs="Aptos"/>
         </w:rPr>
-        <w:t xml:space="preserve">Plan de Hostinger Cloud </w:t>
-      </w:r>
-      <w:proofErr w:type="gramStart"/>
-      <w:r>
-        <w:rPr>
-          <w:rFonts w:ascii="Aptos" w:eastAsia="Aptos" w:hAnsi="Aptos" w:cs="Aptos"/>
-        </w:rPr>
-        <w:t>Startup</w:t>
-      </w:r>
-      <w:proofErr w:type="gramEnd"/>
-      <w:r>
-        <w:rPr>
-          <w:rFonts w:ascii="Aptos" w:eastAsia="Aptos" w:hAnsi="Aptos" w:cs="Aptos"/>
-        </w:rPr>
-        <w:t xml:space="preserve"> 12 meses: 119,88€</w:t>
+        <w:t>Plan de Hostinger Cloud Startup 12 meses: 119,88€</w:t>
       </w:r>
     </w:p>
     <w:p>
@@ -11776,12 +11688,7 @@
 </file>
 
 <file path=customXml/item3.xml><?xml version="1.0" encoding="utf-8"?>
-<?mso-contentType ?>
-<FormTemplates xmlns="http://schemas.microsoft.com/sharepoint/v3/contenttype/forms">
-  <Display>DocumentLibraryForm</Display>
-  <Edit>DocumentLibraryForm</Edit>
-  <New>DocumentLibraryForm</New>
-</FormTemplates>
+<b:Sources xmlns:b="http://schemas.openxmlformats.org/officeDocument/2006/bibliography" xmlns="http://schemas.openxmlformats.org/officeDocument/2006/bibliography" SelectedStyle="\APASixthEditionOfficeOnline.xsl" StyleName="APA" Version="6"/>
 </file>
 
 <file path=customXml/item4.xml><?xml version="1.0" encoding="utf-8"?>
@@ -11935,7 +11842,12 @@
 </file>
 
 <file path=customXml/item5.xml><?xml version="1.0" encoding="utf-8"?>
-<b:Sources xmlns:b="http://schemas.openxmlformats.org/officeDocument/2006/bibliography" xmlns="http://schemas.openxmlformats.org/officeDocument/2006/bibliography" SelectedStyle="\APASixthEditionOfficeOnline.xsl" StyleName="APA" Version="6"/>
+<?mso-contentType ?>
+<FormTemplates xmlns="http://schemas.microsoft.com/sharepoint/v3/contenttype/forms">
+  <Display>DocumentLibraryForm</Display>
+  <Edit>DocumentLibraryForm</Edit>
+  <New>DocumentLibraryForm</New>
+</FormTemplates>
 </file>
 
 <file path=customXml/itemProps1.xml><?xml version="1.0" encoding="utf-8"?>
@@ -11957,9 +11869,9 @@
 </file>
 
 <file path=customXml/itemProps3.xml><?xml version="1.0" encoding="utf-8"?>
-<ds:datastoreItem xmlns:ds="http://schemas.openxmlformats.org/officeDocument/2006/customXml" ds:itemID="{9C62D19F-2C4B-4163-B98D-18BF5B309744}">
+<ds:datastoreItem xmlns:ds="http://schemas.openxmlformats.org/officeDocument/2006/customXml" ds:itemID="{84CA4A16-CE6B-4C64-8CA7-CF5CBE9EE313}">
   <ds:schemaRefs>
-    <ds:schemaRef ds:uri="http://schemas.microsoft.com/sharepoint/v3/contenttype/forms"/>
+    <ds:schemaRef ds:uri="http://schemas.openxmlformats.org/officeDocument/2006/bibliography"/>
   </ds:schemaRefs>
 </ds:datastoreItem>
 </file>
@@ -11983,9 +11895,9 @@
 </file>
 
 <file path=customXml/itemProps5.xml><?xml version="1.0" encoding="utf-8"?>
-<ds:datastoreItem xmlns:ds="http://schemas.openxmlformats.org/officeDocument/2006/customXml" ds:itemID="{84CA4A16-CE6B-4C64-8CA7-CF5CBE9EE313}">
+<ds:datastoreItem xmlns:ds="http://schemas.openxmlformats.org/officeDocument/2006/customXml" ds:itemID="{9C62D19F-2C4B-4163-B98D-18BF5B309744}">
   <ds:schemaRefs>
-    <ds:schemaRef ds:uri="http://schemas.openxmlformats.org/officeDocument/2006/bibliography"/>
+    <ds:schemaRef ds:uri="http://schemas.microsoft.com/sharepoint/v3/contenttype/forms"/>
   </ds:schemaRefs>
 </ds:datastoreItem>
 </file>
--- a/Documentación_final.docx
+++ b/Documentación_final.docx
@@ -210,7 +210,21 @@
       </w:r>
       <w:proofErr w:type="spellEnd"/>
       <w:r>
-        <w:t xml:space="preserve"> “Rommie” has </w:t>
+        <w:t xml:space="preserve"> “</w:t>
+      </w:r>
+      <w:proofErr w:type="spellStart"/>
+      <w:r>
+        <w:t>Ro</w:t>
+      </w:r>
+      <w:r>
+        <w:t>o</w:t>
+      </w:r>
+      <w:r>
+        <w:t>mie</w:t>
+      </w:r>
+      <w:proofErr w:type="spellEnd"/>
+      <w:r>
+        <w:t xml:space="preserve">” has </w:t>
       </w:r>
       <w:proofErr w:type="spellStart"/>
       <w:r>
@@ -1253,12 +1267,17 @@
         <w:t xml:space="preserve"> and IntelliJ IDEA as </w:t>
       </w:r>
       <w:proofErr w:type="spellStart"/>
+      <w:proofErr w:type="gramStart"/>
       <w:r>
         <w:t>an</w:t>
       </w:r>
       <w:proofErr w:type="spellEnd"/>
       <w:r>
-        <w:t xml:space="preserve"> IDE </w:t>
+        <w:t xml:space="preserve"> IDE</w:t>
+      </w:r>
+      <w:proofErr w:type="gramEnd"/>
+      <w:r>
+        <w:t xml:space="preserve"> </w:t>
       </w:r>
       <w:proofErr w:type="spellStart"/>
       <w:r>
@@ -3382,7 +3401,49 @@
         <w:rPr>
           <w:rFonts w:ascii="Aptos" w:eastAsia="Aptos" w:hAnsi="Aptos" w:cs="Aptos"/>
         </w:rPr>
-        <w:t xml:space="preserve"> toma como premisa la dificultad que presenta para un joven recién alcanzada la mayoría de edad, encontrar una residencia temporal mientras se cursa el año académico. El resto de páginas web ofrecen todo tipo de productos inmobiliarios, desde alquiler y compra de pisos para residencia indefinida hasta de naves industriales y oficinas. Alquiler de estudios y habitaciones también está comprendido pero la oferta, aunque sea elevada, se diluye entre el resto de anuncios. Como resultado, el cliente puede abrumarse y sentirse frustrado con el proceso, sobre todo al tratarse de alguien joven.</w:t>
+        <w:t xml:space="preserve"> toma como premisa la dificultad que presenta para </w:t>
+      </w:r>
+      <w:proofErr w:type="gramStart"/>
+      <w:r>
+        <w:rPr>
+          <w:rFonts w:ascii="Aptos" w:eastAsia="Aptos" w:hAnsi="Aptos" w:cs="Aptos"/>
+        </w:rPr>
+        <w:t>un joven recién alcanzada</w:t>
+      </w:r>
+      <w:proofErr w:type="gramEnd"/>
+      <w:r>
+        <w:rPr>
+          <w:rFonts w:ascii="Aptos" w:eastAsia="Aptos" w:hAnsi="Aptos" w:cs="Aptos"/>
+        </w:rPr>
+        <w:t xml:space="preserve"> la mayoría de edad, encontrar una residencia temporal mientras se cursa el año académico. El resto de </w:t>
+      </w:r>
+      <w:proofErr w:type="gramStart"/>
+      <w:r>
+        <w:rPr>
+          <w:rFonts w:ascii="Aptos" w:eastAsia="Aptos" w:hAnsi="Aptos" w:cs="Aptos"/>
+        </w:rPr>
+        <w:t>páginas</w:t>
+      </w:r>
+      <w:proofErr w:type="gramEnd"/>
+      <w:r>
+        <w:rPr>
+          <w:rFonts w:ascii="Aptos" w:eastAsia="Aptos" w:hAnsi="Aptos" w:cs="Aptos"/>
+        </w:rPr>
+        <w:t xml:space="preserve"> web ofrecen todo tipo de productos inmobiliarios, desde alquiler y compra de pisos para residencia indefinida hasta de naves industriales y oficinas. Alquiler de estudios y habitaciones también está comprendido pero la oferta, aunque sea elevada, se diluye entre el resto de </w:t>
+      </w:r>
+      <w:proofErr w:type="gramStart"/>
+      <w:r>
+        <w:rPr>
+          <w:rFonts w:ascii="Aptos" w:eastAsia="Aptos" w:hAnsi="Aptos" w:cs="Aptos"/>
+        </w:rPr>
+        <w:t>anuncios</w:t>
+      </w:r>
+      <w:proofErr w:type="gramEnd"/>
+      <w:r>
+        <w:rPr>
+          <w:rFonts w:ascii="Aptos" w:eastAsia="Aptos" w:hAnsi="Aptos" w:cs="Aptos"/>
+        </w:rPr>
+        <w:t>. Como resultado, el cliente puede abrumarse y sentirse frustrado con el proceso, sobre todo al tratarse de alguien joven.</w:t>
       </w:r>
     </w:p>
     <w:p>
@@ -4124,6 +4185,7 @@
     <w:p>
       <w:pPr>
         <w:pStyle w:val="Prrafodelista"/>
+        <w:jc w:val="both"/>
       </w:pPr>
     </w:p>
     <w:p>
@@ -4884,6 +4946,7 @@
     <w:p>
       <w:pPr>
         <w:pStyle w:val="Prrafodelista"/>
+        <w:jc w:val="both"/>
         <w:rPr>
           <w:rFonts w:ascii="Aptos" w:eastAsia="Aptos" w:hAnsi="Aptos" w:cs="Aptos"/>
         </w:rPr>
@@ -4892,6 +4955,7 @@
     <w:p>
       <w:pPr>
         <w:pStyle w:val="Ttulo2"/>
+        <w:jc w:val="both"/>
         <w:rPr>
           <w:rFonts w:eastAsia="Aptos"/>
         </w:rPr>
@@ -4912,6 +4976,7 @@
           <w:ilvl w:val="0"/>
           <w:numId w:val="16"/>
         </w:numPr>
+        <w:jc w:val="both"/>
       </w:pPr>
       <w:r>
         <w:rPr>
@@ -4943,6 +5008,7 @@
     <w:p>
       <w:pPr>
         <w:pStyle w:val="Prrafodelista"/>
+        <w:jc w:val="both"/>
       </w:pPr>
     </w:p>
     <w:p>
@@ -4952,6 +5018,7 @@
           <w:ilvl w:val="0"/>
           <w:numId w:val="16"/>
         </w:numPr>
+        <w:jc w:val="both"/>
       </w:pPr>
       <w:r>
         <w:rPr>
@@ -4967,6 +5034,7 @@
     <w:p>
       <w:pPr>
         <w:pStyle w:val="Prrafodelista"/>
+        <w:jc w:val="both"/>
       </w:pPr>
     </w:p>
     <w:p>
@@ -4976,6 +5044,7 @@
           <w:ilvl w:val="0"/>
           <w:numId w:val="16"/>
         </w:numPr>
+        <w:jc w:val="both"/>
       </w:pPr>
       <w:r>
         <w:rPr>
@@ -4991,6 +5060,7 @@
     <w:p>
       <w:pPr>
         <w:pStyle w:val="Prrafodelista"/>
+        <w:jc w:val="both"/>
       </w:pPr>
     </w:p>
     <w:p>
@@ -5000,6 +5070,7 @@
           <w:ilvl w:val="0"/>
           <w:numId w:val="16"/>
         </w:numPr>
+        <w:jc w:val="both"/>
       </w:pPr>
       <w:r>
         <w:rPr>
@@ -5015,6 +5086,7 @@
     <w:p>
       <w:pPr>
         <w:pStyle w:val="Prrafodelista"/>
+        <w:jc w:val="both"/>
       </w:pPr>
     </w:p>
     <w:p>
@@ -5024,6 +5096,7 @@
           <w:ilvl w:val="0"/>
           <w:numId w:val="16"/>
         </w:numPr>
+        <w:jc w:val="both"/>
       </w:pPr>
       <w:r>
         <w:rPr>
@@ -5060,14 +5133,114 @@
       <w:pPr>
         <w:pStyle w:val="Ttulo2"/>
       </w:pPr>
-      <w:bookmarkStart w:id="6" w:name="_Toc223718669"/>
-      <w:r>
+      <w:bookmarkStart w:id="6" w:name="_Toc225415558"/>
+      <w:r>
+        <w:t>Diagrama de Arquitectura</w:t>
+      </w:r>
+      <w:bookmarkEnd w:id="6"/>
+    </w:p>
+    <w:p>
+      <w:pPr>
+        <w:keepNext/>
+      </w:pPr>
+      <w:r>
+        <w:rPr>
+          <w:noProof/>
+        </w:rPr>
+        <w:drawing>
+          <wp:inline distT="0" distB="0" distL="0" distR="0" wp14:anchorId="243E0CC1" wp14:editId="7B7C057A">
+            <wp:extent cx="5263116" cy="3482043"/>
+            <wp:effectExtent l="0" t="0" r="0" b="4445"/>
+            <wp:docPr id="2095435174" name="Imagen 1"/>
+            <wp:cNvGraphicFramePr>
+              <a:graphicFrameLocks xmlns:a="http://schemas.openxmlformats.org/drawingml/2006/main" noChangeAspect="1"/>
+            </wp:cNvGraphicFramePr>
+            <a:graphic xmlns:a="http://schemas.openxmlformats.org/drawingml/2006/main">
+              <a:graphicData uri="http://schemas.openxmlformats.org/drawingml/2006/picture">
+                <pic:pic xmlns:pic="http://schemas.openxmlformats.org/drawingml/2006/picture">
+                  <pic:nvPicPr>
+                    <pic:cNvPr id="2095435174" name="Imagen 2095435174"/>
+                    <pic:cNvPicPr/>
+                  </pic:nvPicPr>
+                  <pic:blipFill rotWithShape="1">
+                    <a:blip r:embed="rId13">
+                      <a:extLst>
+                        <a:ext uri="{28A0092B-C50C-407E-A947-70E740481C1C}">
+                          <a14:useLocalDpi xmlns:a14="http://schemas.microsoft.com/office/drawing/2010/main" val="0"/>
+                        </a:ext>
+                      </a:extLst>
+                    </a:blip>
+                    <a:srcRect l="5380" t="8134" r="2777"/>
+                    <a:stretch>
+                      <a:fillRect/>
+                    </a:stretch>
+                  </pic:blipFill>
+                  <pic:spPr bwMode="auto">
+                    <a:xfrm>
+                      <a:off x="0" y="0"/>
+                      <a:ext cx="5263967" cy="3482606"/>
+                    </a:xfrm>
+                    <a:prstGeom prst="rect">
+                      <a:avLst/>
+                    </a:prstGeom>
+                    <a:ln>
+                      <a:noFill/>
+                    </a:ln>
+                    <a:extLst>
+                      <a:ext uri="{53640926-AAD7-44D8-BBD7-CCE9431645EC}">
+                        <a14:shadowObscured xmlns:a14="http://schemas.microsoft.com/office/drawing/2010/main"/>
+                      </a:ext>
+                    </a:extLst>
+                  </pic:spPr>
+                </pic:pic>
+              </a:graphicData>
+            </a:graphic>
+          </wp:inline>
+        </w:drawing>
+      </w:r>
+    </w:p>
+    <w:p>
+      <w:pPr>
+        <w:pStyle w:val="Descripcin"/>
+      </w:pPr>
+      <w:fldSimple w:instr=" SEQ Ilustración \* ARABIC ">
+        <w:r>
+          <w:rPr>
+            <w:noProof/>
+          </w:rPr>
+          <w:t>1</w:t>
+        </w:r>
+      </w:fldSimple>
+      <w:r>
+        <w:t xml:space="preserve"> Diagrama arquitectura</w:t>
+      </w:r>
+    </w:p>
+    <w:p>
+      <w:pPr>
+        <w:rPr>
+          <w:color w:val="EE0000"/>
+        </w:rPr>
+      </w:pPr>
+      <w:r>
+        <w:rPr>
+          <w:color w:val="EE0000"/>
+        </w:rPr>
+        <w:t>AÑADIR DESCRIPCIÓN DE DIAGRAMA DE ARQUITECTURA</w:t>
+      </w:r>
+    </w:p>
+    <w:p>
+      <w:pPr>
+        <w:pStyle w:val="Ttulo2"/>
+      </w:pPr>
+      <w:bookmarkStart w:id="7" w:name="_Toc223718669"/>
+      <w:r>
+        <w:lastRenderedPageBreak/>
         <w:t xml:space="preserve">Diagrama </w:t>
       </w:r>
       <w:r>
         <w:t>de casos de uso</w:t>
       </w:r>
-      <w:bookmarkEnd w:id="6"/>
+      <w:bookmarkEnd w:id="7"/>
     </w:p>
     <w:p>
       <w:pPr>
@@ -5101,7 +5274,7 @@
                     <pic:cNvPicPr/>
                   </pic:nvPicPr>
                   <pic:blipFill rotWithShape="1">
-                    <a:blip r:embed="rId13" cstate="print">
+                    <a:blip r:embed="rId14" cstate="print">
                       <a:extLst>
                         <a:ext uri="{28A0092B-C50C-407E-A947-70E740481C1C}">
                           <a14:useLocalDpi xmlns:a14="http://schemas.microsoft.com/office/drawing/2010/main" val="0"/>
@@ -5142,12 +5315,12 @@
         <w:pStyle w:val="Descripcin"/>
       </w:pPr>
       <w:fldSimple w:instr=" SEQ Ilustración \* ARABIC ">
-        <w:bookmarkStart w:id="7" w:name="_Toc223618249"/>
+        <w:bookmarkStart w:id="8" w:name="_Toc223618249"/>
         <w:r>
           <w:rPr>
             <w:noProof/>
           </w:rPr>
-          <w:t>1</w:t>
+          <w:t>2</w:t>
         </w:r>
       </w:fldSimple>
       <w:r>
@@ -5156,9 +5329,23 @@
       <w:r>
         <w:t>Diagrama de casos de uso</w:t>
       </w:r>
-      <w:bookmarkEnd w:id="7"/>
-    </w:p>
-    <w:p>
+      <w:bookmarkEnd w:id="8"/>
+    </w:p>
+    <w:p>
+      <w:pPr>
+        <w:jc w:val="both"/>
+      </w:pPr>
+      <w:r>
+        <w:t>En la web “</w:t>
+      </w:r>
+      <w:proofErr w:type="spellStart"/>
+      <w:r>
+        <w:t>Roomie</w:t>
+      </w:r>
+      <w:proofErr w:type="spellEnd"/>
+      <w:r>
+        <w:t xml:space="preserve">” habrá 3 posibles usuarios diferentes. Inquilino, arrendador y administrador. En le diagrama de casos de uso se puede observar las posibles acciones únicas y compartidas que tienen los diferentes usuarios. </w:t>
+      </w:r>
       <w:r>
         <w:br w:type="page"/>
       </w:r>
@@ -5167,12 +5354,12 @@
       <w:pPr>
         <w:pStyle w:val="Ttulo2"/>
       </w:pPr>
-      <w:bookmarkStart w:id="8" w:name="_Toc223718670"/>
+      <w:bookmarkStart w:id="9" w:name="_Toc223718670"/>
       <w:r>
         <w:lastRenderedPageBreak/>
         <w:t>Diagrama de clases</w:t>
       </w:r>
-      <w:bookmarkEnd w:id="8"/>
+      <w:bookmarkEnd w:id="9"/>
     </w:p>
     <w:p>
       <w:pPr>
@@ -5199,7 +5386,7 @@
                     <pic:cNvPicPr/>
                   </pic:nvPicPr>
                   <pic:blipFill>
-                    <a:blip r:embed="rId14">
+                    <a:blip r:embed="rId15">
                       <a:extLst>
                         <a:ext uri="{28A0092B-C50C-407E-A947-70E740481C1C}">
                           <a14:useLocalDpi xmlns:a14="http://schemas.microsoft.com/office/drawing/2010/main"/>
@@ -5231,18 +5418,18 @@
         <w:pStyle w:val="Descripcin"/>
       </w:pPr>
       <w:fldSimple w:instr=" SEQ Ilustración \* ARABIC ">
-        <w:bookmarkStart w:id="9" w:name="_Toc223618250"/>
+        <w:bookmarkStart w:id="10" w:name="_Toc223618250"/>
         <w:r>
           <w:rPr>
             <w:noProof/>
           </w:rPr>
-          <w:t>2</w:t>
+          <w:t>3</w:t>
         </w:r>
       </w:fldSimple>
       <w:r>
         <w:t>- Diagrama de clases</w:t>
       </w:r>
-      <w:bookmarkEnd w:id="9"/>
+      <w:bookmarkEnd w:id="10"/>
     </w:p>
     <w:p/>
     <w:p>
@@ -5255,6 +5442,9 @@
       </w:r>
     </w:p>
     <w:p>
+      <w:pPr>
+        <w:keepNext/>
+      </w:pPr>
       <w:r>
         <w:rPr>
           <w:noProof/>
@@ -5275,7 +5465,7 @@
                     <pic:cNvPicPr/>
                   </pic:nvPicPr>
                   <pic:blipFill>
-                    <a:blip r:embed="rId15">
+                    <a:blip r:embed="rId16">
                       <a:extLst>
                         <a:ext uri="{28A0092B-C50C-407E-A947-70E740481C1C}">
                           <a14:useLocalDpi xmlns:a14="http://schemas.microsoft.com/office/drawing/2010/main" val="0"/>
@@ -5304,6 +5494,46 @@
     </w:p>
     <w:p>
       <w:pPr>
+        <w:pStyle w:val="Descripcin"/>
+      </w:pPr>
+      <w:fldSimple w:instr=" SEQ Ilustración \* ARABIC ">
+        <w:r>
+          <w:rPr>
+            <w:noProof/>
+          </w:rPr>
+          <w:t>4</w:t>
+        </w:r>
+      </w:fldSimple>
+      <w:r>
+        <w:t xml:space="preserve"> Diagrama entidad-relación</w:t>
+      </w:r>
+    </w:p>
+    <w:p>
+      <w:pPr>
+        <w:jc w:val="both"/>
+      </w:pPr>
+      <w:r>
+        <w:t>Tanto en el diagrama de clases (Ilustración 3), como en el diagrama entidad relación (Ilustración 4); se pueden observar las entidades que van a componer la web “</w:t>
+      </w:r>
+      <w:proofErr w:type="spellStart"/>
+      <w:r>
+        <w:t>Roomie</w:t>
+      </w:r>
+      <w:proofErr w:type="spellEnd"/>
+      <w:r>
+        <w:t xml:space="preserve">”. Los usuarios registrados, los pisos añadidos, los contratos pendientes y las habitaciones con sus </w:t>
+      </w:r>
+      <w:proofErr w:type="gramStart"/>
+      <w:r>
+        <w:t>muebles,</w:t>
+      </w:r>
+      <w:proofErr w:type="gramEnd"/>
+      <w:r>
+        <w:t xml:space="preserve"> son los datos que se guardarán en la base de datos y que manipularemos a través de programación orientada a objetos. </w:t>
+      </w:r>
+    </w:p>
+    <w:p>
+      <w:pPr>
         <w:pStyle w:val="Ttulo2"/>
       </w:pPr>
       <w:r>
@@ -5317,6 +5547,7 @@
           <w:numId w:val="18"/>
         </w:numPr>
       </w:pPr>
+      <w:proofErr w:type="gramStart"/>
       <w:r>
         <w:rPr>
           <w:b/>
@@ -5328,6 +5559,7 @@
         <w:t>(</w:t>
       </w:r>
       <w:proofErr w:type="spellStart"/>
+      <w:proofErr w:type="gramEnd"/>
       <w:r>
         <w:rPr>
           <w:u w:val="single"/>
@@ -5363,10 +5595,12 @@
         <w:t xml:space="preserve">, </w:t>
       </w:r>
       <w:proofErr w:type="spellStart"/>
+      <w:proofErr w:type="gramStart"/>
       <w:r>
         <w:t>password</w:t>
       </w:r>
       <w:proofErr w:type="spellEnd"/>
+      <w:proofErr w:type="gramEnd"/>
       <w:r>
         <w:t xml:space="preserve">, </w:t>
       </w:r>
@@ -5394,6 +5628,7 @@
           <w:numId w:val="18"/>
         </w:numPr>
       </w:pPr>
+      <w:proofErr w:type="gramStart"/>
       <w:r>
         <w:rPr>
           <w:b/>
@@ -5405,6 +5640,7 @@
         <w:t>(</w:t>
       </w:r>
       <w:proofErr w:type="spellStart"/>
+      <w:proofErr w:type="gramEnd"/>
       <w:r>
         <w:rPr>
           <w:color w:val="EE0000"/>
@@ -5438,6 +5674,7 @@
           <w:numId w:val="18"/>
         </w:numPr>
       </w:pPr>
+      <w:proofErr w:type="gramStart"/>
       <w:r>
         <w:rPr>
           <w:b/>
@@ -5449,6 +5686,7 @@
         <w:t>(</w:t>
       </w:r>
       <w:proofErr w:type="spellStart"/>
+      <w:proofErr w:type="gramEnd"/>
       <w:r>
         <w:rPr>
           <w:color w:val="EE0000"/>
@@ -5468,6 +5706,7 @@
           <w:numId w:val="18"/>
         </w:numPr>
       </w:pPr>
+      <w:proofErr w:type="gramStart"/>
       <w:r>
         <w:rPr>
           <w:b/>
@@ -5479,6 +5718,7 @@
         <w:t>(</w:t>
       </w:r>
       <w:proofErr w:type="spellStart"/>
+      <w:proofErr w:type="gramEnd"/>
       <w:r>
         <w:rPr>
           <w:u w:val="single"/>
@@ -5555,7 +5795,15 @@
         <w:t xml:space="preserve"> </w:t>
       </w:r>
       <w:r>
-        <w:t xml:space="preserve">-&gt; TENANT, status, </w:t>
+        <w:t xml:space="preserve">-&gt; TENANT, </w:t>
+      </w:r>
+      <w:proofErr w:type="gramStart"/>
+      <w:r>
+        <w:t>status</w:t>
+      </w:r>
+      <w:proofErr w:type="gramEnd"/>
+      <w:r>
+        <w:t xml:space="preserve">, </w:t>
       </w:r>
       <w:proofErr w:type="spellStart"/>
       <w:r>
@@ -5589,17 +5837,20 @@
           <w:numId w:val="18"/>
         </w:numPr>
       </w:pPr>
+      <w:proofErr w:type="gramStart"/>
       <w:r>
         <w:rPr>
           <w:b/>
           <w:bCs/>
         </w:rPr>
+        <w:lastRenderedPageBreak/>
         <w:t>PROPERTY</w:t>
       </w:r>
       <w:r>
         <w:t>(</w:t>
       </w:r>
       <w:proofErr w:type="spellStart"/>
+      <w:proofErr w:type="gramEnd"/>
       <w:r>
         <w:rPr>
           <w:u w:val="single"/>
@@ -5616,7 +5867,15 @@
       </w:r>
       <w:proofErr w:type="spellEnd"/>
       <w:r>
-        <w:t xml:space="preserve">, status, </w:t>
+        <w:t xml:space="preserve">, </w:t>
+      </w:r>
+      <w:proofErr w:type="gramStart"/>
+      <w:r>
+        <w:t>status</w:t>
+      </w:r>
+      <w:proofErr w:type="gramEnd"/>
+      <w:r>
+        <w:t xml:space="preserve">, </w:t>
       </w:r>
       <w:proofErr w:type="spellStart"/>
       <w:r>
@@ -5643,6 +5902,7 @@
           <w:numId w:val="18"/>
         </w:numPr>
       </w:pPr>
+      <w:proofErr w:type="gramStart"/>
       <w:r>
         <w:rPr>
           <w:b/>
@@ -5654,6 +5914,7 @@
         <w:t>(</w:t>
       </w:r>
       <w:proofErr w:type="spellStart"/>
+      <w:proofErr w:type="gramEnd"/>
       <w:r>
         <w:rPr>
           <w:u w:val="single"/>
@@ -5702,7 +5963,15 @@
       </w:r>
       <w:proofErr w:type="spellEnd"/>
       <w:r>
-        <w:t xml:space="preserve">, status, </w:t>
+        <w:t xml:space="preserve">, </w:t>
+      </w:r>
+      <w:proofErr w:type="gramStart"/>
+      <w:r>
+        <w:t>status</w:t>
+      </w:r>
+      <w:proofErr w:type="gramEnd"/>
+      <w:r>
+        <w:t xml:space="preserve">, </w:t>
       </w:r>
       <w:proofErr w:type="spellStart"/>
       <w:r>
@@ -5720,6 +5989,7 @@
           <w:numId w:val="18"/>
         </w:numPr>
       </w:pPr>
+      <w:proofErr w:type="gramStart"/>
       <w:r>
         <w:rPr>
           <w:b/>
@@ -5738,6 +6008,7 @@
         <w:t>num,type</w:t>
       </w:r>
       <w:proofErr w:type="spellEnd"/>
+      <w:proofErr w:type="gramEnd"/>
       <w:r>
         <w:t xml:space="preserve">, </w:t>
       </w:r>
@@ -5808,18 +6079,19 @@
           <w:numId w:val="18"/>
         </w:numPr>
       </w:pPr>
+      <w:proofErr w:type="gramStart"/>
       <w:r>
         <w:rPr>
           <w:b/>
           <w:bCs/>
         </w:rPr>
-        <w:lastRenderedPageBreak/>
         <w:t>REPORTS</w:t>
       </w:r>
       <w:r>
         <w:t>(</w:t>
       </w:r>
       <w:proofErr w:type="spellStart"/>
+      <w:proofErr w:type="gramEnd"/>
       <w:r>
         <w:rPr>
           <w:u w:val="single"/>
@@ -5839,7 +6111,11 @@
       </w:r>
       <w:proofErr w:type="spellEnd"/>
       <w:r>
-        <w:t xml:space="preserve"> -&gt; USER,  </w:t>
+        <w:t xml:space="preserve"> -&gt; </w:t>
+      </w:r>
+      <w:proofErr w:type="gramStart"/>
+      <w:r>
+        <w:t xml:space="preserve">USER,  </w:t>
       </w:r>
       <w:r>
         <w:rPr>
@@ -5848,6 +6124,7 @@
         <w:t>(</w:t>
       </w:r>
       <w:proofErr w:type="spellStart"/>
+      <w:proofErr w:type="gramEnd"/>
       <w:r>
         <w:rPr>
           <w:color w:val="EE0000"/>
@@ -5905,7 +6182,283 @@
       </w:r>
       <w:proofErr w:type="spellEnd"/>
       <w:r>
-        <w:t>, status)</w:t>
+        <w:t xml:space="preserve">, </w:t>
+      </w:r>
+      <w:proofErr w:type="gramStart"/>
+      <w:r>
+        <w:t>status</w:t>
+      </w:r>
+      <w:proofErr w:type="gramEnd"/>
+      <w:r>
+        <w:t>)</w:t>
+      </w:r>
+    </w:p>
+    <w:p>
+      <w:pPr>
+        <w:ind w:left="360"/>
+      </w:pPr>
+    </w:p>
+    <w:p>
+      <w:pPr>
+        <w:pStyle w:val="Ttulo2"/>
+      </w:pPr>
+      <w:bookmarkStart w:id="11" w:name="_Toc225415563"/>
+      <w:r>
+        <w:t>Script SQL</w:t>
+      </w:r>
+      <w:bookmarkEnd w:id="11"/>
+    </w:p>
+    <w:p>
+      <w:r>
+        <w:rPr>
+          <w:noProof/>
+        </w:rPr>
+        <w:drawing>
+          <wp:inline distT="0" distB="0" distL="0" distR="0" wp14:anchorId="797C12F4" wp14:editId="27F00E55">
+            <wp:extent cx="5731510" cy="3385820"/>
+            <wp:effectExtent l="0" t="0" r="2540" b="5080"/>
+            <wp:docPr id="473376683" name="Imagen 1"/>
+            <wp:cNvGraphicFramePr>
+              <a:graphicFrameLocks xmlns:a="http://schemas.openxmlformats.org/drawingml/2006/main" noChangeAspect="1"/>
+            </wp:cNvGraphicFramePr>
+            <a:graphic xmlns:a="http://schemas.openxmlformats.org/drawingml/2006/main">
+              <a:graphicData uri="http://schemas.openxmlformats.org/drawingml/2006/picture">
+                <pic:pic xmlns:pic="http://schemas.openxmlformats.org/drawingml/2006/picture">
+                  <pic:nvPicPr>
+                    <pic:cNvPr id="473376683" name=""/>
+                    <pic:cNvPicPr/>
+                  </pic:nvPicPr>
+                  <pic:blipFill>
+                    <a:blip r:embed="rId17"/>
+                    <a:stretch>
+                      <a:fillRect/>
+                    </a:stretch>
+                  </pic:blipFill>
+                  <pic:spPr>
+                    <a:xfrm>
+                      <a:off x="0" y="0"/>
+                      <a:ext cx="5731510" cy="3385820"/>
+                    </a:xfrm>
+                    <a:prstGeom prst="rect">
+                      <a:avLst/>
+                    </a:prstGeom>
+                  </pic:spPr>
+                </pic:pic>
+              </a:graphicData>
+            </a:graphic>
+          </wp:inline>
+        </w:drawing>
+      </w:r>
+    </w:p>
+    <w:p>
+      <w:r>
+        <w:rPr>
+          <w:noProof/>
+        </w:rPr>
+        <w:drawing>
+          <wp:inline distT="0" distB="0" distL="0" distR="0" wp14:anchorId="3F6297BD" wp14:editId="446404BA">
+            <wp:extent cx="5731510" cy="2457450"/>
+            <wp:effectExtent l="0" t="0" r="2540" b="0"/>
+            <wp:docPr id="699438316" name="Imagen 1"/>
+            <wp:cNvGraphicFramePr>
+              <a:graphicFrameLocks xmlns:a="http://schemas.openxmlformats.org/drawingml/2006/main" noChangeAspect="1"/>
+            </wp:cNvGraphicFramePr>
+            <a:graphic xmlns:a="http://schemas.openxmlformats.org/drawingml/2006/main">
+              <a:graphicData uri="http://schemas.openxmlformats.org/drawingml/2006/picture">
+                <pic:pic xmlns:pic="http://schemas.openxmlformats.org/drawingml/2006/picture">
+                  <pic:nvPicPr>
+                    <pic:cNvPr id="699438316" name=""/>
+                    <pic:cNvPicPr/>
+                  </pic:nvPicPr>
+                  <pic:blipFill>
+                    <a:blip r:embed="rId18"/>
+                    <a:stretch>
+                      <a:fillRect/>
+                    </a:stretch>
+                  </pic:blipFill>
+                  <pic:spPr>
+                    <a:xfrm>
+                      <a:off x="0" y="0"/>
+                      <a:ext cx="5731510" cy="2457450"/>
+                    </a:xfrm>
+                    <a:prstGeom prst="rect">
+                      <a:avLst/>
+                    </a:prstGeom>
+                  </pic:spPr>
+                </pic:pic>
+              </a:graphicData>
+            </a:graphic>
+          </wp:inline>
+        </w:drawing>
+      </w:r>
+    </w:p>
+    <w:p>
+      <w:r>
+        <w:rPr>
+          <w:noProof/>
+        </w:rPr>
+        <w:lastRenderedPageBreak/>
+        <w:drawing>
+          <wp:inline distT="0" distB="0" distL="0" distR="0" wp14:anchorId="4C162FF5" wp14:editId="0A3AA26C">
+            <wp:extent cx="5731510" cy="2846705"/>
+            <wp:effectExtent l="0" t="0" r="2540" b="0"/>
+            <wp:docPr id="1879659719" name="Imagen 1"/>
+            <wp:cNvGraphicFramePr>
+              <a:graphicFrameLocks xmlns:a="http://schemas.openxmlformats.org/drawingml/2006/main" noChangeAspect="1"/>
+            </wp:cNvGraphicFramePr>
+            <a:graphic xmlns:a="http://schemas.openxmlformats.org/drawingml/2006/main">
+              <a:graphicData uri="http://schemas.openxmlformats.org/drawingml/2006/picture">
+                <pic:pic xmlns:pic="http://schemas.openxmlformats.org/drawingml/2006/picture">
+                  <pic:nvPicPr>
+                    <pic:cNvPr id="1879659719" name=""/>
+                    <pic:cNvPicPr/>
+                  </pic:nvPicPr>
+                  <pic:blipFill>
+                    <a:blip r:embed="rId19"/>
+                    <a:stretch>
+                      <a:fillRect/>
+                    </a:stretch>
+                  </pic:blipFill>
+                  <pic:spPr>
+                    <a:xfrm>
+                      <a:off x="0" y="0"/>
+                      <a:ext cx="5731510" cy="2846705"/>
+                    </a:xfrm>
+                    <a:prstGeom prst="rect">
+                      <a:avLst/>
+                    </a:prstGeom>
+                  </pic:spPr>
+                </pic:pic>
+              </a:graphicData>
+            </a:graphic>
+          </wp:inline>
+        </w:drawing>
+      </w:r>
+    </w:p>
+    <w:p>
+      <w:r>
+        <w:rPr>
+          <w:noProof/>
+        </w:rPr>
+        <w:drawing>
+          <wp:inline distT="0" distB="0" distL="0" distR="0" wp14:anchorId="0675C99A" wp14:editId="6FC3CD8B">
+            <wp:extent cx="5731510" cy="1355725"/>
+            <wp:effectExtent l="0" t="0" r="2540" b="0"/>
+            <wp:docPr id="2051657728" name="Imagen 1"/>
+            <wp:cNvGraphicFramePr>
+              <a:graphicFrameLocks xmlns:a="http://schemas.openxmlformats.org/drawingml/2006/main" noChangeAspect="1"/>
+            </wp:cNvGraphicFramePr>
+            <a:graphic xmlns:a="http://schemas.openxmlformats.org/drawingml/2006/main">
+              <a:graphicData uri="http://schemas.openxmlformats.org/drawingml/2006/picture">
+                <pic:pic xmlns:pic="http://schemas.openxmlformats.org/drawingml/2006/picture">
+                  <pic:nvPicPr>
+                    <pic:cNvPr id="2051657728" name=""/>
+                    <pic:cNvPicPr/>
+                  </pic:nvPicPr>
+                  <pic:blipFill>
+                    <a:blip r:embed="rId20"/>
+                    <a:stretch>
+                      <a:fillRect/>
+                    </a:stretch>
+                  </pic:blipFill>
+                  <pic:spPr>
+                    <a:xfrm>
+                      <a:off x="0" y="0"/>
+                      <a:ext cx="5731510" cy="1355725"/>
+                    </a:xfrm>
+                    <a:prstGeom prst="rect">
+                      <a:avLst/>
+                    </a:prstGeom>
+                  </pic:spPr>
+                </pic:pic>
+              </a:graphicData>
+            </a:graphic>
+          </wp:inline>
+        </w:drawing>
+      </w:r>
+    </w:p>
+    <w:p>
+      <w:r>
+        <w:rPr>
+          <w:noProof/>
+        </w:rPr>
+        <w:drawing>
+          <wp:inline distT="0" distB="0" distL="0" distR="0" wp14:anchorId="45B13AF7" wp14:editId="3B2FFE1B">
+            <wp:extent cx="5731510" cy="2136775"/>
+            <wp:effectExtent l="0" t="0" r="2540" b="0"/>
+            <wp:docPr id="547013648" name="Imagen 1"/>
+            <wp:cNvGraphicFramePr>
+              <a:graphicFrameLocks xmlns:a="http://schemas.openxmlformats.org/drawingml/2006/main" noChangeAspect="1"/>
+            </wp:cNvGraphicFramePr>
+            <a:graphic xmlns:a="http://schemas.openxmlformats.org/drawingml/2006/main">
+              <a:graphicData uri="http://schemas.openxmlformats.org/drawingml/2006/picture">
+                <pic:pic xmlns:pic="http://schemas.openxmlformats.org/drawingml/2006/picture">
+                  <pic:nvPicPr>
+                    <pic:cNvPr id="547013648" name=""/>
+                    <pic:cNvPicPr/>
+                  </pic:nvPicPr>
+                  <pic:blipFill>
+                    <a:blip r:embed="rId21"/>
+                    <a:stretch>
+                      <a:fillRect/>
+                    </a:stretch>
+                  </pic:blipFill>
+                  <pic:spPr>
+                    <a:xfrm>
+                      <a:off x="0" y="0"/>
+                      <a:ext cx="5731510" cy="2136775"/>
+                    </a:xfrm>
+                    <a:prstGeom prst="rect">
+                      <a:avLst/>
+                    </a:prstGeom>
+                  </pic:spPr>
+                </pic:pic>
+              </a:graphicData>
+            </a:graphic>
+          </wp:inline>
+        </w:drawing>
+      </w:r>
+    </w:p>
+    <w:p>
+      <w:r>
+        <w:rPr>
+          <w:noProof/>
+        </w:rPr>
+        <w:drawing>
+          <wp:inline distT="0" distB="0" distL="0" distR="0" wp14:anchorId="3B342C9F" wp14:editId="5BA0AF4B">
+            <wp:extent cx="5731510" cy="2012315"/>
+            <wp:effectExtent l="0" t="0" r="2540" b="6985"/>
+            <wp:docPr id="1226066673" name="Imagen 1"/>
+            <wp:cNvGraphicFramePr>
+              <a:graphicFrameLocks xmlns:a="http://schemas.openxmlformats.org/drawingml/2006/main" noChangeAspect="1"/>
+            </wp:cNvGraphicFramePr>
+            <a:graphic xmlns:a="http://schemas.openxmlformats.org/drawingml/2006/main">
+              <a:graphicData uri="http://schemas.openxmlformats.org/drawingml/2006/picture">
+                <pic:pic xmlns:pic="http://schemas.openxmlformats.org/drawingml/2006/picture">
+                  <pic:nvPicPr>
+                    <pic:cNvPr id="1226066673" name=""/>
+                    <pic:cNvPicPr/>
+                  </pic:nvPicPr>
+                  <pic:blipFill>
+                    <a:blip r:embed="rId22"/>
+                    <a:stretch>
+                      <a:fillRect/>
+                    </a:stretch>
+                  </pic:blipFill>
+                  <pic:spPr>
+                    <a:xfrm>
+                      <a:off x="0" y="0"/>
+                      <a:ext cx="5731510" cy="2012315"/>
+                    </a:xfrm>
+                    <a:prstGeom prst="rect">
+                      <a:avLst/>
+                    </a:prstGeom>
+                  </pic:spPr>
+                </pic:pic>
+              </a:graphicData>
+            </a:graphic>
+          </wp:inline>
+        </w:drawing>
       </w:r>
     </w:p>
     <w:p>
@@ -5917,18 +6470,20 @@
         </w:numPr>
       </w:pPr>
       <w:r>
+        <w:lastRenderedPageBreak/>
         <w:t>Metodología de desarrollo</w:t>
       </w:r>
     </w:p>
     <w:p>
       <w:pPr>
         <w:pStyle w:val="Ttulo2"/>
-      </w:pPr>
-      <w:bookmarkStart w:id="10" w:name="_Toc223718671"/>
+        <w:jc w:val="both"/>
+      </w:pPr>
+      <w:bookmarkStart w:id="12" w:name="_Toc223718671"/>
       <w:r>
         <w:t>Ciclo de vida</w:t>
       </w:r>
-      <w:bookmarkEnd w:id="10"/>
+      <w:bookmarkEnd w:id="12"/>
     </w:p>
     <w:p>
       <w:pPr>
@@ -5939,7 +6494,21 @@
         <w:rPr>
           <w:rFonts w:ascii="Aptos" w:eastAsia="Aptos" w:hAnsi="Aptos" w:cs="Aptos"/>
         </w:rPr>
-        <w:t>Todo proyecto se rige por un modelo de ciclo de vida. Se tratan de esquemas que organizan las diferentes fases del desarrollo, facilitando la gestión del mismo.</w:t>
+        <w:t xml:space="preserve">Todo proyecto se rige por un modelo de ciclo de vida. Se tratan de esquemas que organizan las diferentes fases del desarrollo, facilitando la gestión </w:t>
+      </w:r>
+      <w:proofErr w:type="gramStart"/>
+      <w:r>
+        <w:rPr>
+          <w:rFonts w:ascii="Aptos" w:eastAsia="Aptos" w:hAnsi="Aptos" w:cs="Aptos"/>
+        </w:rPr>
+        <w:t>del mismo</w:t>
+      </w:r>
+      <w:proofErr w:type="gramEnd"/>
+      <w:r>
+        <w:rPr>
+          <w:rFonts w:ascii="Aptos" w:eastAsia="Aptos" w:hAnsi="Aptos" w:cs="Aptos"/>
+        </w:rPr>
+        <w:t>.</w:t>
       </w:r>
     </w:p>
     <w:p>
@@ -5968,7 +6537,21 @@
         <w:rPr>
           <w:rFonts w:ascii="Aptos" w:eastAsia="Aptos" w:hAnsi="Aptos" w:cs="Aptos"/>
         </w:rPr>
-        <w:t xml:space="preserve">más, se exige entregar prototipos funcionales repartidos en hitos, por tanto un </w:t>
+        <w:t xml:space="preserve">más, se exige entregar prototipos funcionales repartidos en hitos, por </w:t>
+      </w:r>
+      <w:proofErr w:type="gramStart"/>
+      <w:r>
+        <w:rPr>
+          <w:rFonts w:ascii="Aptos" w:eastAsia="Aptos" w:hAnsi="Aptos" w:cs="Aptos"/>
+        </w:rPr>
+        <w:t>tanto</w:t>
+      </w:r>
+      <w:proofErr w:type="gramEnd"/>
+      <w:r>
+        <w:rPr>
+          <w:rFonts w:ascii="Aptos" w:eastAsia="Aptos" w:hAnsi="Aptos" w:cs="Aptos"/>
+        </w:rPr>
+        <w:t xml:space="preserve"> un </w:t>
       </w:r>
       <w:r>
         <w:rPr>
@@ -5996,11 +6579,11 @@
       <w:pPr>
         <w:pStyle w:val="Ttulo2"/>
       </w:pPr>
-      <w:bookmarkStart w:id="11" w:name="_Toc223718672"/>
+      <w:bookmarkStart w:id="13" w:name="_Toc223718672"/>
       <w:r>
         <w:t>Metodología ágil</w:t>
       </w:r>
-      <w:bookmarkEnd w:id="11"/>
+      <w:bookmarkEnd w:id="13"/>
     </w:p>
     <w:p>
       <w:pPr>
@@ -6231,7 +6814,6 @@
         <w:rPr>
           <w:rFonts w:ascii="Aptos" w:eastAsia="Aptos" w:hAnsi="Aptos" w:cs="Aptos"/>
         </w:rPr>
-        <w:lastRenderedPageBreak/>
         <w:t>Separamos en diferentes puntos las tareas que hay que hacer.</w:t>
       </w:r>
     </w:p>
@@ -6312,7 +6894,7 @@
       <w:pPr>
         <w:pStyle w:val="Ttulo2"/>
       </w:pPr>
-      <w:bookmarkStart w:id="12" w:name="_Toc223718673"/>
+      <w:bookmarkStart w:id="14" w:name="_Toc223718673"/>
       <w:r>
         <w:t xml:space="preserve">Nuestro Tablero </w:t>
       </w:r>
@@ -6324,7 +6906,7 @@
       <w:r>
         <w:t xml:space="preserve"> </w:t>
       </w:r>
-      <w:bookmarkEnd w:id="12"/>
+      <w:bookmarkEnd w:id="14"/>
     </w:p>
     <w:p>
       <w:pPr>
@@ -6362,7 +6944,7 @@
                     <pic:cNvPicPr/>
                   </pic:nvPicPr>
                   <pic:blipFill>
-                    <a:blip r:embed="rId16">
+                    <a:blip r:embed="rId23">
                       <a:extLst>
                         <a:ext uri="{28A0092B-C50C-407E-A947-70E740481C1C}">
                           <a14:useLocalDpi xmlns:a14="http://schemas.microsoft.com/office/drawing/2010/main"/>
@@ -6395,18 +6977,18 @@
         <w:pStyle w:val="Descripcin"/>
       </w:pPr>
       <w:fldSimple w:instr=" SEQ Ilustración \* ARABIC ">
-        <w:bookmarkStart w:id="13" w:name="_Toc223618251"/>
+        <w:bookmarkStart w:id="15" w:name="_Toc223618251"/>
         <w:r>
           <w:rPr>
             <w:noProof/>
           </w:rPr>
-          <w:t>3</w:t>
+          <w:t>5</w:t>
         </w:r>
       </w:fldSimple>
       <w:r>
         <w:t>- Tablero Trello Hito 2 1/2</w:t>
       </w:r>
-      <w:bookmarkEnd w:id="13"/>
+      <w:bookmarkEnd w:id="15"/>
     </w:p>
     <w:p/>
     <w:p>
@@ -6434,7 +7016,7 @@
                     <pic:cNvPicPr/>
                   </pic:nvPicPr>
                   <pic:blipFill>
-                    <a:blip r:embed="rId17">
+                    <a:blip r:embed="rId24">
                       <a:extLst>
                         <a:ext uri="{28A0092B-C50C-407E-A947-70E740481C1C}">
                           <a14:useLocalDpi xmlns:a14="http://schemas.microsoft.com/office/drawing/2010/main"/>
@@ -6466,18 +7048,18 @@
         <w:pStyle w:val="Descripcin"/>
       </w:pPr>
       <w:fldSimple w:instr=" SEQ Ilustración \* ARABIC ">
-        <w:bookmarkStart w:id="14" w:name="_Toc223618252"/>
+        <w:bookmarkStart w:id="16" w:name="_Toc223618252"/>
         <w:r>
           <w:rPr>
             <w:noProof/>
           </w:rPr>
-          <w:t>4</w:t>
+          <w:t>6</w:t>
         </w:r>
       </w:fldSimple>
       <w:r>
         <w:t>- Tablero Trello Hito 2 2/2</w:t>
       </w:r>
-      <w:bookmarkEnd w:id="14"/>
+      <w:bookmarkEnd w:id="16"/>
     </w:p>
     <w:p>
       <w:r>
@@ -6488,24 +7070,47 @@
       <w:pPr>
         <w:pStyle w:val="Ttulo2"/>
       </w:pPr>
-      <w:bookmarkStart w:id="15" w:name="_Toc223718674"/>
+      <w:bookmarkStart w:id="17" w:name="_Toc223718674"/>
       <w:r>
         <w:lastRenderedPageBreak/>
         <w:t>Planificación de tareas y toles de equipo</w:t>
       </w:r>
-      <w:bookmarkEnd w:id="15"/>
+      <w:bookmarkEnd w:id="17"/>
     </w:p>
     <w:p>
       <w:pPr>
         <w:spacing w:after="142" w:line="276" w:lineRule="auto"/>
         <w:jc w:val="both"/>
-      </w:pPr>
-      <w:r>
-        <w:rPr>
-          <w:rFonts w:ascii="Aptos" w:eastAsia="Aptos" w:hAnsi="Aptos" w:cs="Aptos"/>
-        </w:rPr>
-        <w:t>En las primeras iteraciones del proyecto la mayoría de roles y tareas son compartidas, ya que todos estamos participando conjuntamente en todo tipo de tareas y no necesitamos aún a nadie que haga el rol de jefe de proyecto. En iteraciones más avanzadas tendremos roles y tareas más diferenciadas.</w:t>
-      </w:r>
+        <w:rPr>
+          <w:rFonts w:ascii="Aptos" w:eastAsia="Aptos" w:hAnsi="Aptos" w:cs="Aptos"/>
+        </w:rPr>
+      </w:pPr>
+      <w:r>
+        <w:rPr>
+          <w:rFonts w:ascii="Aptos" w:eastAsia="Aptos" w:hAnsi="Aptos" w:cs="Aptos"/>
+        </w:rPr>
+        <w:t xml:space="preserve">En las primeras iteraciones del proyecto la mayoría de </w:t>
+      </w:r>
+      <w:proofErr w:type="gramStart"/>
+      <w:r>
+        <w:rPr>
+          <w:rFonts w:ascii="Aptos" w:eastAsia="Aptos" w:hAnsi="Aptos" w:cs="Aptos"/>
+        </w:rPr>
+        <w:t>roles</w:t>
+      </w:r>
+      <w:proofErr w:type="gramEnd"/>
+      <w:r>
+        <w:rPr>
+          <w:rFonts w:ascii="Aptos" w:eastAsia="Aptos" w:hAnsi="Aptos" w:cs="Aptos"/>
+        </w:rPr>
+        <w:t xml:space="preserve"> y tareas son compartidas, ya que todos estamos participando conjuntamente en todo tipo de tareas y no necesitamos aún a nadie que haga el rol de jefe de proyecto. En iteraciones más avanzadas tendremos roles y tareas más diferenciadas.</w:t>
+      </w:r>
+    </w:p>
+    <w:p>
+      <w:pPr>
+        <w:spacing w:after="142" w:line="276" w:lineRule="auto"/>
+        <w:jc w:val="both"/>
+      </w:pPr>
     </w:p>
     <w:tbl>
       <w:tblPr>
@@ -6838,18 +7443,18 @@
         <w:pStyle w:val="Descripcin"/>
       </w:pPr>
       <w:fldSimple w:instr=" SEQ Ilustración \* ARABIC ">
-        <w:bookmarkStart w:id="16" w:name="_Toc223618253"/>
+        <w:bookmarkStart w:id="18" w:name="_Toc223618253"/>
         <w:r>
           <w:rPr>
             <w:noProof/>
           </w:rPr>
-          <w:t>5</w:t>
+          <w:t>7</w:t>
         </w:r>
       </w:fldSimple>
       <w:r>
         <w:t>- Planificación de Tareas</w:t>
       </w:r>
-      <w:bookmarkEnd w:id="16"/>
+      <w:bookmarkEnd w:id="18"/>
     </w:p>
     <w:tbl>
       <w:tblPr>
@@ -7093,18 +7698,18 @@
         <w:pStyle w:val="Descripcin"/>
       </w:pPr>
       <w:fldSimple w:instr=" SEQ Ilustración \* ARABIC ">
-        <w:bookmarkStart w:id="17" w:name="_Toc223618254"/>
+        <w:bookmarkStart w:id="19" w:name="_Toc223618254"/>
         <w:r>
           <w:rPr>
             <w:noProof/>
           </w:rPr>
-          <w:t>6</w:t>
+          <w:t>8</w:t>
         </w:r>
       </w:fldSimple>
       <w:r>
         <w:t>- Roles de equipo</w:t>
       </w:r>
-      <w:bookmarkEnd w:id="17"/>
+      <w:bookmarkEnd w:id="19"/>
     </w:p>
     <w:p>
       <w:r>
@@ -7128,16 +7733,15 @@
       <w:pPr>
         <w:pStyle w:val="Ttulo2"/>
       </w:pPr>
-      <w:bookmarkStart w:id="18" w:name="_Toc223718675"/>
+      <w:bookmarkStart w:id="20" w:name="_Toc223718675"/>
       <w:r>
         <w:t>Público objetivo</w:t>
       </w:r>
-      <w:bookmarkEnd w:id="18"/>
+      <w:bookmarkEnd w:id="20"/>
     </w:p>
     <w:p>
       <w:pPr>
         <w:spacing w:after="142" w:line="276" w:lineRule="auto"/>
-        <w:jc w:val="both"/>
       </w:pPr>
       <w:r>
         <w:rPr>
@@ -7149,8 +7753,6 @@
     <w:p>
       <w:pPr>
         <w:spacing w:before="240" w:after="142" w:line="276" w:lineRule="auto"/>
-        <w:ind w:firstLine="708"/>
-        <w:jc w:val="both"/>
       </w:pPr>
       <w:r>
         <w:rPr>
@@ -7164,11 +7766,11 @@
       <w:pPr>
         <w:pStyle w:val="Ttulo2"/>
       </w:pPr>
-      <w:bookmarkStart w:id="19" w:name="_Toc223718676"/>
+      <w:bookmarkStart w:id="21" w:name="_Toc223718676"/>
       <w:r>
         <w:t>Utilidad social</w:t>
       </w:r>
-      <w:bookmarkEnd w:id="19"/>
+      <w:bookmarkEnd w:id="21"/>
     </w:p>
     <w:p>
       <w:pPr>
@@ -7179,13 +7781,26 @@
         <w:rPr>
           <w:rFonts w:ascii="Aptos" w:eastAsia="Aptos" w:hAnsi="Aptos" w:cs="Aptos"/>
         </w:rPr>
-        <w:t>Trabajamos para ayudar a los estudiantes a encontrar pisos durante su año lectivo. El resto de buscadores abarcan todo el mercado inmobiliario, no filtrando correctamente las posibles conexiones con centros de interés.</w:t>
+        <w:t xml:space="preserve">Trabajamos para ayudar a los estudiantes a encontrar pisos durante su año lectivo. El resto de </w:t>
+      </w:r>
+      <w:proofErr w:type="gramStart"/>
+      <w:r>
+        <w:rPr>
+          <w:rFonts w:ascii="Aptos" w:eastAsia="Aptos" w:hAnsi="Aptos" w:cs="Aptos"/>
+        </w:rPr>
+        <w:t>buscadores</w:t>
+      </w:r>
+      <w:proofErr w:type="gramEnd"/>
+      <w:r>
+        <w:rPr>
+          <w:rFonts w:ascii="Aptos" w:eastAsia="Aptos" w:hAnsi="Aptos" w:cs="Aptos"/>
+        </w:rPr>
+        <w:t xml:space="preserve"> abarcan todo el mercado inmobiliario, no filtrando correctamente las posibles conexiones con centros de interés.</w:t>
       </w:r>
     </w:p>
     <w:p>
       <w:pPr>
         <w:spacing w:before="240" w:after="142" w:line="276" w:lineRule="auto"/>
-        <w:ind w:firstLine="708"/>
         <w:jc w:val="both"/>
       </w:pPr>
       <w:r>
@@ -7200,11 +7815,11 @@
       <w:pPr>
         <w:pStyle w:val="Ttulo2"/>
       </w:pPr>
-      <w:bookmarkStart w:id="20" w:name="_Toc223718677"/>
+      <w:bookmarkStart w:id="22" w:name="_Toc223718677"/>
       <w:r>
         <w:t>Costes y beneficios</w:t>
       </w:r>
-      <w:bookmarkEnd w:id="20"/>
+      <w:bookmarkEnd w:id="22"/>
     </w:p>
     <w:p>
       <w:pPr>
@@ -7242,7 +7857,7 @@
         </w:rPr>
         <w:t xml:space="preserve">Alquiler de oficinas </w:t>
       </w:r>
-      <w:hyperlink r:id="rId18">
+      <w:hyperlink r:id="rId25">
         <w:r>
           <w:rPr>
             <w:rStyle w:val="Hipervnculo"/>
@@ -7376,7 +7991,21 @@
         <w:rPr>
           <w:rFonts w:ascii="Aptos" w:eastAsia="Aptos" w:hAnsi="Aptos" w:cs="Aptos"/>
         </w:rPr>
-        <w:t>Plan de Hostinger Cloud Startup 12 meses: 119,88€</w:t>
+        <w:t xml:space="preserve">Plan de Hostinger Cloud </w:t>
+      </w:r>
+      <w:proofErr w:type="gramStart"/>
+      <w:r>
+        <w:rPr>
+          <w:rFonts w:ascii="Aptos" w:eastAsia="Aptos" w:hAnsi="Aptos" w:cs="Aptos"/>
+        </w:rPr>
+        <w:t>Startup</w:t>
+      </w:r>
+      <w:proofErr w:type="gramEnd"/>
+      <w:r>
+        <w:rPr>
+          <w:rFonts w:ascii="Aptos" w:eastAsia="Aptos" w:hAnsi="Aptos" w:cs="Aptos"/>
+        </w:rPr>
+        <w:t xml:space="preserve"> 12 meses: 119,88€</w:t>
       </w:r>
     </w:p>
     <w:p>
@@ -7469,11 +8098,11 @@
       <w:pPr>
         <w:pStyle w:val="Ttulo2"/>
       </w:pPr>
-      <w:bookmarkStart w:id="21" w:name="_Toc223718678"/>
+      <w:bookmarkStart w:id="23" w:name="_Toc223718678"/>
       <w:r>
         <w:t>Riesgos derivados de los espacio y equipos de trabajo</w:t>
       </w:r>
-      <w:bookmarkEnd w:id="21"/>
+      <w:bookmarkEnd w:id="23"/>
     </w:p>
     <w:p>
       <w:pPr>
@@ -7624,11 +8253,11 @@
       <w:pPr>
         <w:pStyle w:val="Ttulo2"/>
       </w:pPr>
-      <w:bookmarkStart w:id="22" w:name="_Toc223718679"/>
+      <w:bookmarkStart w:id="24" w:name="_Toc223718679"/>
       <w:r>
         <w:t>Agentes físicos</w:t>
       </w:r>
-      <w:bookmarkEnd w:id="22"/>
+      <w:bookmarkEnd w:id="24"/>
     </w:p>
     <w:p>
       <w:pPr>
@@ -8032,11 +8661,11 @@
       <w:pPr>
         <w:pStyle w:val="Ttulo2"/>
       </w:pPr>
-      <w:bookmarkStart w:id="23" w:name="_Toc223718680"/>
+      <w:bookmarkStart w:id="25" w:name="_Toc223718680"/>
       <w:r>
         <w:t>Riesgos ergonómicos y psicosociales</w:t>
       </w:r>
-      <w:bookmarkEnd w:id="23"/>
+      <w:bookmarkEnd w:id="25"/>
     </w:p>
     <w:p>
       <w:pPr>
@@ -8239,7 +8868,7 @@
         </w:rPr>
         <w:t xml:space="preserve"> </w:t>
       </w:r>
-      <w:hyperlink r:id="rId19">
+      <w:hyperlink r:id="rId26">
         <w:r>
           <w:rPr>
             <w:rStyle w:val="Hipervnculo"/>
@@ -8281,7 +8910,7 @@
         </w:rPr>
         <w:t xml:space="preserve">IES Mutxamel. </w:t>
       </w:r>
-      <w:hyperlink r:id="rId20">
+      <w:hyperlink r:id="rId27">
         <w:r>
           <w:rPr>
             <w:rStyle w:val="Hipervnculo"/>
@@ -8323,7 +8952,7 @@
         </w:rPr>
         <w:t xml:space="preserve">IES Mutxamel. </w:t>
       </w:r>
-      <w:hyperlink r:id="rId21">
+      <w:hyperlink r:id="rId28">
         <w:r>
           <w:rPr>
             <w:rStyle w:val="Hipervnculo"/>
@@ -8357,7 +8986,7 @@
         </w:rPr>
         <w:t xml:space="preserve">. </w:t>
       </w:r>
-      <w:hyperlink r:id="rId22">
+      <w:hyperlink r:id="rId29">
         <w:r>
           <w:rPr>
             <w:rStyle w:val="Hipervnculo"/>
@@ -8369,8 +8998,8 @@
     </w:p>
     <w:p/>
     <w:sectPr>
-      <w:headerReference w:type="default" r:id="rId23"/>
-      <w:footerReference w:type="default" r:id="rId24"/>
+      <w:headerReference w:type="default" r:id="rId30"/>
+      <w:footerReference w:type="default" r:id="rId31"/>
       <w:pgSz w:w="11906" w:h="16838"/>
       <w:pgMar w:top="1440" w:right="1440" w:bottom="1440" w:left="1440" w:header="283" w:footer="720" w:gutter="0"/>
       <w:cols w:space="720"/>

--- a/Documentación_final.docx
+++ b/Documentación_final.docx
@@ -68,21 +68,7 @@
         <w:rPr>
           <w:rStyle w:val="Ttulodellibro"/>
         </w:rPr>
-        <w:t xml:space="preserve">Proyecto </w:t>
-      </w:r>
-      <w:proofErr w:type="spellStart"/>
-      <w:r>
-        <w:rPr>
-          <w:rStyle w:val="Ttulodellibro"/>
-        </w:rPr>
-        <w:t>Intermodular</w:t>
-      </w:r>
-      <w:proofErr w:type="spellEnd"/>
-      <w:r>
-        <w:rPr>
-          <w:rStyle w:val="Ttulodellibro"/>
-        </w:rPr>
-        <w:t xml:space="preserve"> Hito </w:t>
+        <w:t xml:space="preserve">Proyecto Intermodular Hito </w:t>
       </w:r>
       <w:r>
         <w:rPr>
@@ -161,7 +147,6 @@
           <w:u w:val="single"/>
         </w:rPr>
       </w:pPr>
-      <w:proofErr w:type="spellStart"/>
       <w:r>
         <w:rPr>
           <w:sz w:val="40"/>
@@ -171,1353 +156,61 @@
         <w:lastRenderedPageBreak/>
         <w:t>Abstract</w:t>
       </w:r>
-      <w:proofErr w:type="spellEnd"/>
-    </w:p>
-    <w:p>
-      <w:r>
-        <w:t xml:space="preserve">For </w:t>
-      </w:r>
-      <w:proofErr w:type="spellStart"/>
-      <w:r>
-        <w:t>this</w:t>
-      </w:r>
-      <w:proofErr w:type="spellEnd"/>
-      <w:r>
-        <w:t xml:space="preserve"> </w:t>
-      </w:r>
-      <w:proofErr w:type="spellStart"/>
-      <w:r>
-        <w:t>project</w:t>
-      </w:r>
-      <w:proofErr w:type="spellEnd"/>
-      <w:r>
-        <w:t>,</w:t>
-      </w:r>
-      <w:r>
-        <w:t xml:space="preserve"> </w:t>
-      </w:r>
-      <w:proofErr w:type="spellStart"/>
-      <w:r>
-        <w:t>the</w:t>
-      </w:r>
-      <w:proofErr w:type="spellEnd"/>
-      <w:r>
-        <w:t xml:space="preserve"> </w:t>
-      </w:r>
-      <w:proofErr w:type="spellStart"/>
-      <w:r>
-        <w:t>website</w:t>
-      </w:r>
-      <w:proofErr w:type="spellEnd"/>
-      <w:r>
-        <w:t xml:space="preserve"> “</w:t>
-      </w:r>
-      <w:proofErr w:type="spellStart"/>
-      <w:r>
-        <w:t>Ro</w:t>
+    </w:p>
+    <w:p>
+      <w:r>
+        <w:t>For this project,</w:t>
+      </w:r>
+      <w:r>
+        <w:t xml:space="preserve"> the website “Ro</w:t>
       </w:r>
       <w:r>
         <w:t>o</w:t>
       </w:r>
       <w:r>
-        <w:t>mie</w:t>
-      </w:r>
-      <w:proofErr w:type="spellEnd"/>
-      <w:r>
-        <w:t xml:space="preserve">” has </w:t>
-      </w:r>
-      <w:proofErr w:type="spellStart"/>
-      <w:r>
-        <w:t>been</w:t>
-      </w:r>
-      <w:proofErr w:type="spellEnd"/>
-      <w:r>
-        <w:t xml:space="preserve"> </w:t>
-      </w:r>
-      <w:proofErr w:type="spellStart"/>
-      <w:r>
-        <w:t>designed</w:t>
-      </w:r>
-      <w:proofErr w:type="spellEnd"/>
-      <w:r>
-        <w:t>,</w:t>
-      </w:r>
-      <w:r>
-        <w:t xml:space="preserve"> </w:t>
-      </w:r>
-      <w:proofErr w:type="spellStart"/>
-      <w:r>
-        <w:t>that</w:t>
-      </w:r>
-      <w:proofErr w:type="spellEnd"/>
-      <w:r>
-        <w:t xml:space="preserve"> </w:t>
-      </w:r>
-      <w:proofErr w:type="spellStart"/>
-      <w:r>
-        <w:t>will</w:t>
-      </w:r>
-      <w:proofErr w:type="spellEnd"/>
-      <w:r>
-        <w:t xml:space="preserve"> </w:t>
-      </w:r>
-      <w:proofErr w:type="spellStart"/>
-      <w:r>
-        <w:t>help</w:t>
-      </w:r>
-      <w:proofErr w:type="spellEnd"/>
-      <w:r>
-        <w:t xml:space="preserve"> </w:t>
-      </w:r>
-      <w:proofErr w:type="spellStart"/>
-      <w:r>
-        <w:t>students</w:t>
-      </w:r>
-      <w:proofErr w:type="spellEnd"/>
-      <w:r>
-        <w:t xml:space="preserve"> </w:t>
-      </w:r>
-      <w:proofErr w:type="spellStart"/>
-      <w:r>
-        <w:t>find</w:t>
-      </w:r>
-      <w:proofErr w:type="spellEnd"/>
-      <w:r>
-        <w:t xml:space="preserve"> </w:t>
-      </w:r>
-      <w:proofErr w:type="spellStart"/>
-      <w:r>
-        <w:t>rooms</w:t>
-      </w:r>
-      <w:proofErr w:type="spellEnd"/>
-      <w:r>
-        <w:t xml:space="preserve"> </w:t>
-      </w:r>
-      <w:proofErr w:type="spellStart"/>
-      <w:r>
-        <w:t>to</w:t>
-      </w:r>
-      <w:proofErr w:type="spellEnd"/>
-      <w:r>
-        <w:t xml:space="preserve"> </w:t>
-      </w:r>
-      <w:proofErr w:type="spellStart"/>
-      <w:r>
-        <w:t>rent</w:t>
-      </w:r>
-      <w:proofErr w:type="spellEnd"/>
-      <w:r>
-        <w:t xml:space="preserve"> </w:t>
-      </w:r>
-      <w:proofErr w:type="spellStart"/>
-      <w:r>
-        <w:t>near</w:t>
-      </w:r>
-      <w:proofErr w:type="spellEnd"/>
-      <w:r>
-        <w:t xml:space="preserve"> </w:t>
-      </w:r>
-      <w:proofErr w:type="spellStart"/>
-      <w:r>
-        <w:t>the</w:t>
-      </w:r>
-      <w:proofErr w:type="spellEnd"/>
-      <w:r>
-        <w:t xml:space="preserve"> </w:t>
-      </w:r>
-      <w:proofErr w:type="spellStart"/>
-      <w:r>
-        <w:t>universities</w:t>
-      </w:r>
-      <w:proofErr w:type="spellEnd"/>
-      <w:r>
-        <w:t xml:space="preserve"> </w:t>
-      </w:r>
-      <w:proofErr w:type="spellStart"/>
-      <w:r>
-        <w:t>they</w:t>
-      </w:r>
-      <w:proofErr w:type="spellEnd"/>
-      <w:r>
-        <w:t xml:space="preserve"> </w:t>
-      </w:r>
-      <w:proofErr w:type="spellStart"/>
-      <w:r>
-        <w:t>study</w:t>
-      </w:r>
-      <w:proofErr w:type="spellEnd"/>
-      <w:r>
-        <w:t xml:space="preserve"> at</w:t>
-      </w:r>
-      <w:r>
-        <w:t xml:space="preserve">, </w:t>
-      </w:r>
-      <w:proofErr w:type="spellStart"/>
-      <w:r>
-        <w:t>being</w:t>
-      </w:r>
-      <w:proofErr w:type="spellEnd"/>
-      <w:r>
-        <w:t xml:space="preserve"> </w:t>
-      </w:r>
-      <w:proofErr w:type="spellStart"/>
-      <w:r>
-        <w:t>the</w:t>
-      </w:r>
-      <w:proofErr w:type="spellEnd"/>
-      <w:r>
-        <w:t xml:space="preserve"> </w:t>
-      </w:r>
-      <w:proofErr w:type="spellStart"/>
-      <w:r>
-        <w:t>task</w:t>
-      </w:r>
-      <w:proofErr w:type="spellEnd"/>
-      <w:r>
-        <w:t xml:space="preserve"> </w:t>
-      </w:r>
-      <w:proofErr w:type="spellStart"/>
-      <w:r>
-        <w:t>to</w:t>
-      </w:r>
-      <w:proofErr w:type="spellEnd"/>
-      <w:r>
-        <w:t xml:space="preserve"> </w:t>
-      </w:r>
-      <w:proofErr w:type="spellStart"/>
-      <w:r>
-        <w:t>find</w:t>
-      </w:r>
-      <w:proofErr w:type="spellEnd"/>
-      <w:r>
-        <w:t xml:space="preserve"> </w:t>
-      </w:r>
-      <w:proofErr w:type="spellStart"/>
-      <w:r>
-        <w:t>appartments</w:t>
-      </w:r>
-      <w:proofErr w:type="spellEnd"/>
-      <w:r>
-        <w:t xml:space="preserve"> </w:t>
-      </w:r>
-      <w:proofErr w:type="spellStart"/>
-      <w:r>
-        <w:t>to</w:t>
-      </w:r>
-      <w:proofErr w:type="spellEnd"/>
-      <w:r>
-        <w:t xml:space="preserve"> </w:t>
-      </w:r>
-      <w:proofErr w:type="spellStart"/>
-      <w:r>
-        <w:t>rent</w:t>
-      </w:r>
-      <w:proofErr w:type="spellEnd"/>
-      <w:r>
-        <w:t xml:space="preserve"> </w:t>
-      </w:r>
-      <w:proofErr w:type="spellStart"/>
-      <w:r>
-        <w:t>very</w:t>
-      </w:r>
-      <w:proofErr w:type="spellEnd"/>
-      <w:r>
-        <w:t xml:space="preserve"> </w:t>
-      </w:r>
-      <w:proofErr w:type="spellStart"/>
-      <w:r>
-        <w:t>challenging</w:t>
-      </w:r>
-      <w:proofErr w:type="spellEnd"/>
-      <w:r>
-        <w:t xml:space="preserve"> </w:t>
-      </w:r>
-      <w:proofErr w:type="spellStart"/>
-      <w:r>
-        <w:t>for</w:t>
-      </w:r>
-      <w:proofErr w:type="spellEnd"/>
-      <w:r>
-        <w:t xml:space="preserve"> </w:t>
-      </w:r>
-      <w:proofErr w:type="spellStart"/>
-      <w:r>
-        <w:t>young</w:t>
-      </w:r>
-      <w:proofErr w:type="spellEnd"/>
-      <w:r>
-        <w:t xml:space="preserve"> </w:t>
-      </w:r>
-      <w:proofErr w:type="spellStart"/>
-      <w:r>
-        <w:t>students</w:t>
-      </w:r>
-      <w:proofErr w:type="spellEnd"/>
-      <w:r>
-        <w:t xml:space="preserve">. </w:t>
+        <w:t>mie” has been designed,</w:t>
+      </w:r>
+      <w:r>
+        <w:t xml:space="preserve"> that will help students find rooms to rent near the universities they study at</w:t>
+      </w:r>
+      <w:r>
+        <w:t xml:space="preserve">, being the task to find appartments to rent very challenging for young students. </w:t>
       </w:r>
       <w:r>
         <w:br/>
-        <w:t xml:space="preserve">The </w:t>
-      </w:r>
-      <w:proofErr w:type="spellStart"/>
-      <w:r>
-        <w:t>website</w:t>
-      </w:r>
-      <w:proofErr w:type="spellEnd"/>
-      <w:r>
-        <w:t xml:space="preserve"> </w:t>
-      </w:r>
-      <w:proofErr w:type="spellStart"/>
-      <w:r>
-        <w:t>will</w:t>
-      </w:r>
-      <w:proofErr w:type="spellEnd"/>
-      <w:r>
-        <w:t xml:space="preserve"> </w:t>
-      </w:r>
-      <w:proofErr w:type="spellStart"/>
-      <w:r>
-        <w:t>let</w:t>
-      </w:r>
-      <w:proofErr w:type="spellEnd"/>
-      <w:r>
-        <w:t xml:space="preserve"> </w:t>
-      </w:r>
-      <w:proofErr w:type="spellStart"/>
-      <w:r>
-        <w:t>the</w:t>
-      </w:r>
-      <w:proofErr w:type="spellEnd"/>
-      <w:r>
-        <w:t xml:space="preserve"> home </w:t>
-      </w:r>
-      <w:proofErr w:type="spellStart"/>
-      <w:r>
-        <w:t>owners</w:t>
-      </w:r>
-      <w:proofErr w:type="spellEnd"/>
-      <w:r>
-        <w:t xml:space="preserve"> </w:t>
-      </w:r>
-      <w:proofErr w:type="spellStart"/>
-      <w:r>
-        <w:t>publish</w:t>
-      </w:r>
-      <w:proofErr w:type="spellEnd"/>
-      <w:r>
-        <w:t xml:space="preserve"> </w:t>
-      </w:r>
-      <w:proofErr w:type="spellStart"/>
-      <w:r>
-        <w:t>their</w:t>
-      </w:r>
-      <w:proofErr w:type="spellEnd"/>
-      <w:r>
-        <w:t xml:space="preserve"> </w:t>
-      </w:r>
-      <w:proofErr w:type="spellStart"/>
-      <w:r>
-        <w:t>property</w:t>
-      </w:r>
-      <w:proofErr w:type="spellEnd"/>
-      <w:r>
-        <w:t xml:space="preserve"> as a </w:t>
-      </w:r>
-      <w:proofErr w:type="spellStart"/>
-      <w:r>
-        <w:t>whole</w:t>
-      </w:r>
-      <w:proofErr w:type="spellEnd"/>
-      <w:r>
-        <w:t xml:space="preserve">, and </w:t>
-      </w:r>
-      <w:proofErr w:type="spellStart"/>
-      <w:r>
-        <w:t>the</w:t>
-      </w:r>
-      <w:proofErr w:type="spellEnd"/>
-      <w:r>
-        <w:t xml:space="preserve"> </w:t>
-      </w:r>
-      <w:proofErr w:type="spellStart"/>
-      <w:r>
-        <w:t>students</w:t>
-      </w:r>
-      <w:proofErr w:type="spellEnd"/>
-      <w:r>
-        <w:t xml:space="preserve"> </w:t>
-      </w:r>
-      <w:proofErr w:type="spellStart"/>
-      <w:r>
-        <w:t>will</w:t>
-      </w:r>
-      <w:proofErr w:type="spellEnd"/>
-      <w:r>
-        <w:t xml:space="preserve"> </w:t>
-      </w:r>
-      <w:proofErr w:type="spellStart"/>
-      <w:r>
-        <w:t>choose</w:t>
-      </w:r>
-      <w:proofErr w:type="spellEnd"/>
-      <w:r>
-        <w:t xml:space="preserve"> a </w:t>
-      </w:r>
-      <w:proofErr w:type="spellStart"/>
-      <w:r>
-        <w:t>room</w:t>
-      </w:r>
-      <w:proofErr w:type="spellEnd"/>
-      <w:r>
-        <w:t xml:space="preserve"> </w:t>
-      </w:r>
-      <w:proofErr w:type="spellStart"/>
-      <w:r>
-        <w:t>to</w:t>
-      </w:r>
-      <w:proofErr w:type="spellEnd"/>
-      <w:r>
-        <w:t xml:space="preserve"> </w:t>
-      </w:r>
-      <w:proofErr w:type="spellStart"/>
-      <w:r>
-        <w:t>rent</w:t>
-      </w:r>
-      <w:proofErr w:type="spellEnd"/>
-      <w:r>
-        <w:t xml:space="preserve"> </w:t>
-      </w:r>
-      <w:proofErr w:type="spellStart"/>
-      <w:r>
-        <w:t>from</w:t>
-      </w:r>
-      <w:proofErr w:type="spellEnd"/>
-      <w:r>
-        <w:t xml:space="preserve"> </w:t>
-      </w:r>
-      <w:proofErr w:type="spellStart"/>
-      <w:r>
-        <w:t>the</w:t>
-      </w:r>
-      <w:proofErr w:type="spellEnd"/>
-      <w:r>
-        <w:t xml:space="preserve"> </w:t>
-      </w:r>
-      <w:proofErr w:type="spellStart"/>
-      <w:r>
-        <w:t>house</w:t>
-      </w:r>
-      <w:proofErr w:type="spellEnd"/>
-      <w:r>
-        <w:t xml:space="preserve">. </w:t>
+        <w:t xml:space="preserve">The website will let the home owners publish their property as a whole, and the students will choose a room to rent from the house. </w:t>
       </w:r>
       <w:r>
         <w:br/>
-        <w:t xml:space="preserve">The </w:t>
-      </w:r>
-      <w:proofErr w:type="spellStart"/>
-      <w:r>
-        <w:t>price</w:t>
-      </w:r>
-      <w:proofErr w:type="spellEnd"/>
-      <w:r>
-        <w:t xml:space="preserve"> </w:t>
-      </w:r>
-      <w:proofErr w:type="spellStart"/>
-      <w:r>
-        <w:t>of</w:t>
-      </w:r>
-      <w:proofErr w:type="spellEnd"/>
-      <w:r>
-        <w:t xml:space="preserve"> </w:t>
-      </w:r>
-      <w:proofErr w:type="spellStart"/>
-      <w:r>
-        <w:t>the</w:t>
-      </w:r>
-      <w:proofErr w:type="spellEnd"/>
-      <w:r>
-        <w:t xml:space="preserve"> </w:t>
-      </w:r>
-      <w:proofErr w:type="spellStart"/>
-      <w:r>
-        <w:t>room</w:t>
-      </w:r>
-      <w:proofErr w:type="spellEnd"/>
-      <w:r>
-        <w:t xml:space="preserve"> </w:t>
-      </w:r>
-      <w:proofErr w:type="spellStart"/>
-      <w:r>
-        <w:t>won’t</w:t>
-      </w:r>
-      <w:proofErr w:type="spellEnd"/>
-      <w:r>
-        <w:t xml:space="preserve"> </w:t>
-      </w:r>
-      <w:proofErr w:type="spellStart"/>
-      <w:r>
-        <w:t>change</w:t>
-      </w:r>
-      <w:proofErr w:type="spellEnd"/>
-      <w:r>
-        <w:t xml:space="preserve"> </w:t>
-      </w:r>
-      <w:proofErr w:type="spellStart"/>
-      <w:r>
-        <w:t>depending</w:t>
-      </w:r>
-      <w:proofErr w:type="spellEnd"/>
-      <w:r>
-        <w:t xml:space="preserve"> </w:t>
-      </w:r>
-      <w:proofErr w:type="spellStart"/>
-      <w:r>
-        <w:t>on</w:t>
-      </w:r>
-      <w:proofErr w:type="spellEnd"/>
-      <w:r>
-        <w:t xml:space="preserve"> </w:t>
-      </w:r>
-      <w:proofErr w:type="spellStart"/>
-      <w:r>
-        <w:t>the</w:t>
-      </w:r>
-      <w:proofErr w:type="spellEnd"/>
-      <w:r>
-        <w:t xml:space="preserve"> </w:t>
-      </w:r>
-      <w:proofErr w:type="spellStart"/>
-      <w:r>
-        <w:t>amount</w:t>
-      </w:r>
-      <w:proofErr w:type="spellEnd"/>
-      <w:r>
-        <w:t xml:space="preserve"> </w:t>
-      </w:r>
-      <w:proofErr w:type="spellStart"/>
-      <w:r>
-        <w:t>of</w:t>
-      </w:r>
-      <w:proofErr w:type="spellEnd"/>
-      <w:r>
-        <w:t xml:space="preserve"> </w:t>
-      </w:r>
-      <w:proofErr w:type="spellStart"/>
-      <w:r>
-        <w:t>renters</w:t>
-      </w:r>
-      <w:proofErr w:type="spellEnd"/>
-      <w:r>
-        <w:t xml:space="preserve"> in </w:t>
-      </w:r>
-      <w:proofErr w:type="spellStart"/>
-      <w:r>
-        <w:t>the</w:t>
-      </w:r>
-      <w:proofErr w:type="spellEnd"/>
-      <w:r>
-        <w:t xml:space="preserve"> </w:t>
-      </w:r>
-      <w:proofErr w:type="spellStart"/>
-      <w:r>
-        <w:t>house</w:t>
-      </w:r>
-      <w:proofErr w:type="spellEnd"/>
-      <w:r>
-        <w:t xml:space="preserve"> and </w:t>
-      </w:r>
-      <w:proofErr w:type="spellStart"/>
-      <w:r>
-        <w:t>the</w:t>
-      </w:r>
-      <w:proofErr w:type="spellEnd"/>
-      <w:r>
-        <w:t xml:space="preserve"> </w:t>
-      </w:r>
-      <w:proofErr w:type="spellStart"/>
-      <w:r>
-        <w:t>duration</w:t>
-      </w:r>
-      <w:proofErr w:type="spellEnd"/>
-      <w:r>
-        <w:t xml:space="preserve"> </w:t>
-      </w:r>
-      <w:proofErr w:type="spellStart"/>
-      <w:r>
-        <w:t>of</w:t>
-      </w:r>
-      <w:proofErr w:type="spellEnd"/>
-      <w:r>
-        <w:t xml:space="preserve"> </w:t>
-      </w:r>
-      <w:proofErr w:type="spellStart"/>
-      <w:r>
-        <w:t>the</w:t>
-      </w:r>
-      <w:proofErr w:type="spellEnd"/>
-      <w:r>
-        <w:t xml:space="preserve"> </w:t>
-      </w:r>
-      <w:proofErr w:type="spellStart"/>
-      <w:r>
-        <w:t>contract</w:t>
-      </w:r>
-      <w:proofErr w:type="spellEnd"/>
-      <w:r>
-        <w:t xml:space="preserve"> </w:t>
-      </w:r>
-      <w:proofErr w:type="spellStart"/>
-      <w:r>
-        <w:t>will</w:t>
-      </w:r>
-      <w:proofErr w:type="spellEnd"/>
-      <w:r>
-        <w:t xml:space="preserve"> </w:t>
-      </w:r>
-      <w:proofErr w:type="spellStart"/>
-      <w:r>
-        <w:t>always</w:t>
-      </w:r>
-      <w:proofErr w:type="spellEnd"/>
-      <w:r>
-        <w:t xml:space="preserve"> be 9 </w:t>
-      </w:r>
-      <w:proofErr w:type="spellStart"/>
-      <w:r>
-        <w:t>months</w:t>
-      </w:r>
-      <w:proofErr w:type="spellEnd"/>
-      <w:r>
-        <w:t xml:space="preserve">. </w:t>
+        <w:t xml:space="preserve">The price of the room won’t change depending on the amount of renters in the house and the duration of the contract will always be 9 months. </w:t>
       </w:r>
       <w:r>
         <w:br/>
-        <w:t xml:space="preserve">The </w:t>
-      </w:r>
-      <w:proofErr w:type="spellStart"/>
-      <w:r>
-        <w:t>deposit</w:t>
-      </w:r>
-      <w:proofErr w:type="spellEnd"/>
-      <w:r>
-        <w:t xml:space="preserve"> </w:t>
-      </w:r>
-      <w:proofErr w:type="spellStart"/>
-      <w:r>
-        <w:t>will</w:t>
-      </w:r>
-      <w:proofErr w:type="spellEnd"/>
-      <w:r>
-        <w:t xml:space="preserve"> be </w:t>
-      </w:r>
-      <w:proofErr w:type="spellStart"/>
-      <w:r>
-        <w:t>handled</w:t>
-      </w:r>
-      <w:proofErr w:type="spellEnd"/>
-      <w:r>
-        <w:t xml:space="preserve"> </w:t>
-      </w:r>
-      <w:proofErr w:type="spellStart"/>
-      <w:r>
-        <w:t>by</w:t>
-      </w:r>
-      <w:proofErr w:type="spellEnd"/>
-      <w:r>
-        <w:t xml:space="preserve"> a </w:t>
-      </w:r>
-      <w:proofErr w:type="spellStart"/>
-      <w:r>
-        <w:t>third</w:t>
-      </w:r>
-      <w:proofErr w:type="spellEnd"/>
-      <w:r>
-        <w:t xml:space="preserve"> </w:t>
-      </w:r>
-      <w:proofErr w:type="spellStart"/>
-      <w:r>
-        <w:t>party</w:t>
-      </w:r>
-      <w:proofErr w:type="spellEnd"/>
-      <w:r>
-        <w:t xml:space="preserve">, and </w:t>
-      </w:r>
-      <w:proofErr w:type="spellStart"/>
-      <w:r>
-        <w:t>will</w:t>
-      </w:r>
-      <w:proofErr w:type="spellEnd"/>
-      <w:r>
-        <w:t xml:space="preserve"> </w:t>
-      </w:r>
-      <w:proofErr w:type="spellStart"/>
-      <w:r>
-        <w:t>only</w:t>
-      </w:r>
-      <w:proofErr w:type="spellEnd"/>
-      <w:r>
-        <w:t xml:space="preserve"> be </w:t>
-      </w:r>
-      <w:proofErr w:type="spellStart"/>
-      <w:r>
-        <w:t>given</w:t>
-      </w:r>
-      <w:proofErr w:type="spellEnd"/>
-      <w:r>
-        <w:t xml:space="preserve"> back </w:t>
-      </w:r>
-      <w:proofErr w:type="spellStart"/>
-      <w:r>
-        <w:t>with</w:t>
-      </w:r>
-      <w:proofErr w:type="spellEnd"/>
-      <w:r>
-        <w:t xml:space="preserve"> </w:t>
-      </w:r>
-      <w:proofErr w:type="spellStart"/>
-      <w:r>
-        <w:t>the</w:t>
-      </w:r>
-      <w:proofErr w:type="spellEnd"/>
-      <w:r>
-        <w:t xml:space="preserve"> </w:t>
-      </w:r>
-      <w:proofErr w:type="spellStart"/>
-      <w:r>
-        <w:t>tenant’s</w:t>
-      </w:r>
-      <w:proofErr w:type="spellEnd"/>
-      <w:r>
-        <w:t xml:space="preserve"> and </w:t>
-      </w:r>
-      <w:proofErr w:type="spellStart"/>
-      <w:r>
-        <w:t>renter’s</w:t>
-      </w:r>
-      <w:proofErr w:type="spellEnd"/>
-      <w:r>
-        <w:t xml:space="preserve"> </w:t>
-      </w:r>
-      <w:proofErr w:type="spellStart"/>
-      <w:r>
-        <w:t>signature</w:t>
-      </w:r>
-      <w:proofErr w:type="spellEnd"/>
-      <w:r>
-        <w:t xml:space="preserve">. </w:t>
+        <w:t xml:space="preserve">The deposit will be handled by a third party, and will only be given back with the tenant’s and renter’s signature. </w:t>
       </w:r>
       <w:r>
         <w:br/>
-      </w:r>
-      <w:proofErr w:type="spellStart"/>
-      <w:r>
-        <w:t>We</w:t>
-      </w:r>
-      <w:proofErr w:type="spellEnd"/>
-      <w:r>
-        <w:t xml:space="preserve"> </w:t>
-      </w:r>
-      <w:proofErr w:type="spellStart"/>
-      <w:r>
-        <w:t>have</w:t>
-      </w:r>
-      <w:proofErr w:type="spellEnd"/>
-      <w:r>
-        <w:t xml:space="preserve"> </w:t>
-      </w:r>
-      <w:proofErr w:type="spellStart"/>
-      <w:r>
-        <w:t>used</w:t>
-      </w:r>
-      <w:proofErr w:type="spellEnd"/>
-      <w:r>
-        <w:t xml:space="preserve"> </w:t>
-      </w:r>
-      <w:proofErr w:type="spellStart"/>
-      <w:r>
-        <w:t>an</w:t>
-      </w:r>
-      <w:proofErr w:type="spellEnd"/>
-      <w:r>
-        <w:t xml:space="preserve"> iterative software </w:t>
-      </w:r>
-      <w:proofErr w:type="spellStart"/>
-      <w:r>
-        <w:t>methodology</w:t>
-      </w:r>
-      <w:proofErr w:type="spellEnd"/>
-      <w:r>
-        <w:t xml:space="preserve"> </w:t>
-      </w:r>
-      <w:proofErr w:type="spellStart"/>
-      <w:r>
-        <w:t>to</w:t>
-      </w:r>
-      <w:proofErr w:type="spellEnd"/>
-      <w:r>
-        <w:t xml:space="preserve"> </w:t>
-      </w:r>
-      <w:proofErr w:type="spellStart"/>
-      <w:r>
-        <w:t>develop</w:t>
-      </w:r>
-      <w:proofErr w:type="spellEnd"/>
-      <w:r>
-        <w:t xml:space="preserve"> </w:t>
-      </w:r>
-      <w:proofErr w:type="spellStart"/>
-      <w:r>
-        <w:t>the</w:t>
-      </w:r>
-      <w:proofErr w:type="spellEnd"/>
-      <w:r>
-        <w:t xml:space="preserve"> </w:t>
-      </w:r>
-      <w:proofErr w:type="spellStart"/>
-      <w:r>
-        <w:t>website</w:t>
-      </w:r>
-      <w:proofErr w:type="spellEnd"/>
-      <w:r>
-        <w:t xml:space="preserve"> in </w:t>
-      </w:r>
-      <w:proofErr w:type="spellStart"/>
-      <w:r>
-        <w:t>different</w:t>
-      </w:r>
-      <w:proofErr w:type="spellEnd"/>
-      <w:r>
-        <w:t xml:space="preserve"> </w:t>
-      </w:r>
-      <w:proofErr w:type="spellStart"/>
-      <w:r>
-        <w:t>iterations</w:t>
-      </w:r>
-      <w:proofErr w:type="spellEnd"/>
-      <w:r>
-        <w:t xml:space="preserve"> </w:t>
-      </w:r>
-      <w:proofErr w:type="spellStart"/>
-      <w:r>
-        <w:t>separated</w:t>
-      </w:r>
-      <w:proofErr w:type="spellEnd"/>
-      <w:r>
-        <w:t xml:space="preserve"> </w:t>
-      </w:r>
-      <w:proofErr w:type="spellStart"/>
-      <w:r>
-        <w:t>by</w:t>
-      </w:r>
-      <w:proofErr w:type="spellEnd"/>
-      <w:r>
-        <w:t xml:space="preserve"> a </w:t>
-      </w:r>
-      <w:proofErr w:type="spellStart"/>
-      <w:r>
-        <w:t>couple</w:t>
-      </w:r>
-      <w:proofErr w:type="spellEnd"/>
-      <w:r>
-        <w:t xml:space="preserve"> </w:t>
-      </w:r>
-      <w:proofErr w:type="spellStart"/>
-      <w:r>
-        <w:t>months</w:t>
-      </w:r>
-      <w:proofErr w:type="spellEnd"/>
-      <w:r>
-        <w:t xml:space="preserve"> </w:t>
-      </w:r>
-      <w:proofErr w:type="spellStart"/>
-      <w:r>
-        <w:t>each</w:t>
-      </w:r>
-      <w:proofErr w:type="spellEnd"/>
-      <w:r>
-        <w:t xml:space="preserve">. The </w:t>
-      </w:r>
-      <w:proofErr w:type="spellStart"/>
-      <w:r>
-        <w:t>tasks</w:t>
-      </w:r>
-      <w:proofErr w:type="spellEnd"/>
-      <w:r>
-        <w:t xml:space="preserve"> </w:t>
-      </w:r>
-      <w:proofErr w:type="spellStart"/>
-      <w:r>
-        <w:t>have</w:t>
-      </w:r>
-      <w:proofErr w:type="spellEnd"/>
-      <w:r>
-        <w:t xml:space="preserve"> </w:t>
-      </w:r>
-      <w:proofErr w:type="spellStart"/>
-      <w:r>
-        <w:t>been</w:t>
-      </w:r>
-      <w:proofErr w:type="spellEnd"/>
-      <w:r>
-        <w:t xml:space="preserve"> </w:t>
-      </w:r>
-      <w:proofErr w:type="spellStart"/>
-      <w:r>
-        <w:t>divided</w:t>
-      </w:r>
-      <w:proofErr w:type="spellEnd"/>
-      <w:r>
-        <w:t xml:space="preserve"> </w:t>
-      </w:r>
-      <w:proofErr w:type="spellStart"/>
-      <w:r>
-        <w:t>using</w:t>
-      </w:r>
-      <w:proofErr w:type="spellEnd"/>
-      <w:r>
-        <w:t xml:space="preserve"> a Trello table and </w:t>
-      </w:r>
-      <w:proofErr w:type="spellStart"/>
-      <w:r>
-        <w:t>following</w:t>
-      </w:r>
-      <w:proofErr w:type="spellEnd"/>
-      <w:r>
-        <w:t xml:space="preserve"> </w:t>
-      </w:r>
-      <w:proofErr w:type="spellStart"/>
-      <w:r>
-        <w:t>the</w:t>
-      </w:r>
-      <w:proofErr w:type="spellEnd"/>
-      <w:r>
-        <w:t xml:space="preserve"> </w:t>
-      </w:r>
-      <w:proofErr w:type="spellStart"/>
-      <w:r>
-        <w:t>KanBan</w:t>
-      </w:r>
-      <w:proofErr w:type="spellEnd"/>
-      <w:r>
-        <w:t xml:space="preserve"> agile </w:t>
-      </w:r>
-      <w:proofErr w:type="spellStart"/>
-      <w:r>
-        <w:t>methodology</w:t>
-      </w:r>
-      <w:proofErr w:type="spellEnd"/>
-      <w:r>
-        <w:t xml:space="preserve">, </w:t>
-      </w:r>
-      <w:proofErr w:type="spellStart"/>
-      <w:r>
-        <w:t>for</w:t>
-      </w:r>
-      <w:proofErr w:type="spellEnd"/>
-      <w:r>
-        <w:t xml:space="preserve"> </w:t>
-      </w:r>
-      <w:proofErr w:type="spellStart"/>
-      <w:r>
-        <w:t>easier</w:t>
-      </w:r>
-      <w:proofErr w:type="spellEnd"/>
-      <w:r>
-        <w:t xml:space="preserve"> </w:t>
-      </w:r>
-      <w:proofErr w:type="spellStart"/>
-      <w:r>
-        <w:t>communication</w:t>
-      </w:r>
-      <w:proofErr w:type="spellEnd"/>
-      <w:r>
-        <w:t xml:space="preserve"> and </w:t>
-      </w:r>
-      <w:proofErr w:type="spellStart"/>
-      <w:r>
-        <w:t>organization</w:t>
-      </w:r>
-      <w:proofErr w:type="spellEnd"/>
-      <w:r>
-        <w:t xml:space="preserve">. </w:t>
+        <w:t xml:space="preserve">We have used an iterative software methodology to develop the website in different iterations separated by a couple months each. The tasks have been divided using a Trello table and following the KanBan agile methodology, for easier communication and organization. </w:t>
       </w:r>
       <w:r>
         <w:br/>
       </w:r>
-      <w:proofErr w:type="spellStart"/>
-      <w:r>
-        <w:t>It’s</w:t>
-      </w:r>
-      <w:proofErr w:type="spellEnd"/>
-      <w:r>
-        <w:t xml:space="preserve"> </w:t>
-      </w:r>
-      <w:proofErr w:type="spellStart"/>
-      <w:r>
-        <w:t>used</w:t>
-      </w:r>
-      <w:proofErr w:type="spellEnd"/>
-      <w:r>
-        <w:t xml:space="preserve"> HTML, CSS and JavaScript </w:t>
-      </w:r>
-      <w:proofErr w:type="spellStart"/>
-      <w:r>
-        <w:t>to</w:t>
-      </w:r>
-      <w:proofErr w:type="spellEnd"/>
-      <w:r>
-        <w:t xml:space="preserve"> </w:t>
-      </w:r>
-      <w:proofErr w:type="spellStart"/>
-      <w:r>
-        <w:t>create</w:t>
-      </w:r>
-      <w:proofErr w:type="spellEnd"/>
-      <w:r>
-        <w:t xml:space="preserve"> </w:t>
-      </w:r>
-      <w:proofErr w:type="spellStart"/>
-      <w:r>
-        <w:t>the</w:t>
-      </w:r>
-      <w:proofErr w:type="spellEnd"/>
-      <w:r>
-        <w:t xml:space="preserve"> </w:t>
-      </w:r>
-      <w:proofErr w:type="spellStart"/>
-      <w:r>
-        <w:t>frontend</w:t>
-      </w:r>
-      <w:proofErr w:type="spellEnd"/>
-      <w:r>
-        <w:t xml:space="preserve"> </w:t>
-      </w:r>
-      <w:proofErr w:type="spellStart"/>
-      <w:r>
-        <w:t>of</w:t>
-      </w:r>
-      <w:proofErr w:type="spellEnd"/>
-      <w:r>
-        <w:t xml:space="preserve"> </w:t>
-      </w:r>
-      <w:proofErr w:type="spellStart"/>
-      <w:r>
-        <w:t>the</w:t>
-      </w:r>
-      <w:proofErr w:type="spellEnd"/>
-      <w:r>
-        <w:t xml:space="preserve"> </w:t>
-      </w:r>
-      <w:proofErr w:type="spellStart"/>
-      <w:r>
-        <w:t>website</w:t>
-      </w:r>
-      <w:proofErr w:type="spellEnd"/>
-      <w:r>
-        <w:t xml:space="preserve">, SQL server </w:t>
-      </w:r>
-      <w:proofErr w:type="spellStart"/>
-      <w:r>
-        <w:t>management</w:t>
-      </w:r>
-      <w:proofErr w:type="spellEnd"/>
-      <w:r>
-        <w:t xml:space="preserve"> </w:t>
-      </w:r>
-      <w:proofErr w:type="spellStart"/>
-      <w:r>
-        <w:t>studio</w:t>
-      </w:r>
-      <w:proofErr w:type="spellEnd"/>
-      <w:r>
-        <w:t xml:space="preserve"> </w:t>
-      </w:r>
-      <w:proofErr w:type="spellStart"/>
-      <w:r>
-        <w:t>to</w:t>
-      </w:r>
-      <w:proofErr w:type="spellEnd"/>
-      <w:r>
-        <w:t xml:space="preserve"> </w:t>
-      </w:r>
-      <w:proofErr w:type="spellStart"/>
-      <w:r>
-        <w:t>create</w:t>
-      </w:r>
-      <w:proofErr w:type="spellEnd"/>
-      <w:r>
-        <w:t xml:space="preserve"> </w:t>
-      </w:r>
-      <w:proofErr w:type="spellStart"/>
-      <w:r>
-        <w:t>the</w:t>
-      </w:r>
-      <w:proofErr w:type="spellEnd"/>
-      <w:r>
-        <w:t xml:space="preserve"> </w:t>
-      </w:r>
-      <w:proofErr w:type="spellStart"/>
-      <w:r>
-        <w:t>databases</w:t>
-      </w:r>
-      <w:proofErr w:type="spellEnd"/>
-      <w:r>
-        <w:t xml:space="preserve"> and IntelliJ IDEA as </w:t>
-      </w:r>
-      <w:proofErr w:type="spellStart"/>
-      <w:proofErr w:type="gramStart"/>
-      <w:r>
-        <w:t>an</w:t>
-      </w:r>
-      <w:proofErr w:type="spellEnd"/>
-      <w:r>
-        <w:t xml:space="preserve"> IDE</w:t>
-      </w:r>
-      <w:proofErr w:type="gramEnd"/>
-      <w:r>
-        <w:t xml:space="preserve"> </w:t>
-      </w:r>
-      <w:proofErr w:type="spellStart"/>
-      <w:r>
-        <w:t>to</w:t>
-      </w:r>
-      <w:proofErr w:type="spellEnd"/>
-      <w:r>
-        <w:t xml:space="preserve"> </w:t>
-      </w:r>
-      <w:proofErr w:type="spellStart"/>
-      <w:r>
-        <w:t>program</w:t>
-      </w:r>
-      <w:proofErr w:type="spellEnd"/>
-      <w:r>
-        <w:t xml:space="preserve"> </w:t>
-      </w:r>
-      <w:proofErr w:type="spellStart"/>
-      <w:r>
-        <w:t>the</w:t>
-      </w:r>
-      <w:proofErr w:type="spellEnd"/>
-      <w:r>
-        <w:t xml:space="preserve"> </w:t>
-      </w:r>
-      <w:proofErr w:type="spellStart"/>
-      <w:r>
-        <w:t>backend</w:t>
-      </w:r>
-      <w:proofErr w:type="spellEnd"/>
-      <w:r>
-        <w:t xml:space="preserve"> </w:t>
-      </w:r>
-      <w:proofErr w:type="spellStart"/>
-      <w:r>
-        <w:t>using</w:t>
-      </w:r>
-      <w:proofErr w:type="spellEnd"/>
-      <w:r>
-        <w:t xml:space="preserve"> Java. </w:t>
-      </w:r>
-    </w:p>
-    <w:p>
-      <w:r>
-        <w:t xml:space="preserve">In </w:t>
-      </w:r>
-      <w:proofErr w:type="spellStart"/>
-      <w:r>
-        <w:t>the</w:t>
-      </w:r>
-      <w:proofErr w:type="spellEnd"/>
-      <w:r>
-        <w:t xml:space="preserve"> </w:t>
-      </w:r>
-      <w:proofErr w:type="spellStart"/>
-      <w:r>
-        <w:t>end</w:t>
-      </w:r>
-      <w:proofErr w:type="spellEnd"/>
-      <w:r>
-        <w:t>,</w:t>
-      </w:r>
-      <w:r>
-        <w:t xml:space="preserve"> </w:t>
-      </w:r>
-      <w:proofErr w:type="spellStart"/>
-      <w:r>
-        <w:t>it’s</w:t>
-      </w:r>
-      <w:proofErr w:type="spellEnd"/>
-      <w:r>
-        <w:t xml:space="preserve"> a </w:t>
-      </w:r>
-      <w:proofErr w:type="spellStart"/>
-      <w:r>
-        <w:t>friendly</w:t>
-      </w:r>
-      <w:proofErr w:type="spellEnd"/>
-      <w:r>
-        <w:t xml:space="preserve"> </w:t>
-      </w:r>
-      <w:proofErr w:type="spellStart"/>
-      <w:r>
-        <w:t>website</w:t>
-      </w:r>
-      <w:proofErr w:type="spellEnd"/>
-      <w:r>
-        <w:t xml:space="preserve"> </w:t>
-      </w:r>
-      <w:proofErr w:type="spellStart"/>
-      <w:r>
-        <w:t>that</w:t>
-      </w:r>
-      <w:proofErr w:type="spellEnd"/>
-      <w:r>
-        <w:t xml:space="preserve"> </w:t>
-      </w:r>
-      <w:proofErr w:type="spellStart"/>
-      <w:r>
-        <w:t>will</w:t>
-      </w:r>
-      <w:proofErr w:type="spellEnd"/>
-      <w:r>
-        <w:t xml:space="preserve"> </w:t>
-      </w:r>
-      <w:proofErr w:type="spellStart"/>
-      <w:r>
-        <w:t>protect</w:t>
-      </w:r>
-      <w:proofErr w:type="spellEnd"/>
-      <w:r>
-        <w:t xml:space="preserve"> </w:t>
-      </w:r>
-      <w:proofErr w:type="spellStart"/>
-      <w:r>
-        <w:t>the</w:t>
-      </w:r>
-      <w:proofErr w:type="spellEnd"/>
-      <w:r>
-        <w:t xml:space="preserve"> </w:t>
-      </w:r>
-      <w:proofErr w:type="spellStart"/>
-      <w:r>
-        <w:t>young</w:t>
-      </w:r>
-      <w:proofErr w:type="spellEnd"/>
-      <w:r>
-        <w:t xml:space="preserve"> </w:t>
-      </w:r>
-      <w:proofErr w:type="spellStart"/>
-      <w:r>
-        <w:t>students</w:t>
-      </w:r>
-      <w:proofErr w:type="spellEnd"/>
-      <w:r>
-        <w:t xml:space="preserve"> </w:t>
-      </w:r>
-      <w:proofErr w:type="spellStart"/>
-      <w:r>
-        <w:t>from</w:t>
-      </w:r>
-      <w:proofErr w:type="spellEnd"/>
-      <w:r>
-        <w:t xml:space="preserve"> </w:t>
-      </w:r>
-      <w:proofErr w:type="spellStart"/>
-      <w:r>
-        <w:t>scams</w:t>
-      </w:r>
-      <w:proofErr w:type="spellEnd"/>
-      <w:r>
-        <w:t xml:space="preserve"> and abusive </w:t>
-      </w:r>
-      <w:proofErr w:type="spellStart"/>
-      <w:r>
-        <w:t>practices</w:t>
-      </w:r>
-      <w:proofErr w:type="spellEnd"/>
-      <w:r>
-        <w:t xml:space="preserve">; and </w:t>
-      </w:r>
-      <w:proofErr w:type="spellStart"/>
-      <w:r>
-        <w:t>will</w:t>
-      </w:r>
-      <w:proofErr w:type="spellEnd"/>
-      <w:r>
-        <w:t xml:space="preserve"> </w:t>
-      </w:r>
-      <w:proofErr w:type="spellStart"/>
-      <w:r>
-        <w:t>make</w:t>
-      </w:r>
-      <w:proofErr w:type="spellEnd"/>
-      <w:r>
-        <w:t xml:space="preserve"> </w:t>
-      </w:r>
-      <w:proofErr w:type="spellStart"/>
-      <w:r>
-        <w:t>the</w:t>
-      </w:r>
-      <w:proofErr w:type="spellEnd"/>
-      <w:r>
-        <w:t xml:space="preserve"> </w:t>
-      </w:r>
-      <w:proofErr w:type="spellStart"/>
-      <w:r>
-        <w:t>process</w:t>
-      </w:r>
-      <w:proofErr w:type="spellEnd"/>
-      <w:r>
-        <w:t xml:space="preserve"> </w:t>
-      </w:r>
-      <w:proofErr w:type="spellStart"/>
-      <w:r>
-        <w:t>of</w:t>
-      </w:r>
-      <w:proofErr w:type="spellEnd"/>
-      <w:r>
-        <w:t xml:space="preserve"> renting </w:t>
-      </w:r>
-      <w:proofErr w:type="spellStart"/>
-      <w:r>
-        <w:t>outside</w:t>
-      </w:r>
-      <w:proofErr w:type="spellEnd"/>
-      <w:r>
-        <w:t xml:space="preserve"> </w:t>
-      </w:r>
-      <w:proofErr w:type="spellStart"/>
-      <w:r>
-        <w:t>your</w:t>
-      </w:r>
-      <w:proofErr w:type="spellEnd"/>
-      <w:r>
-        <w:t xml:space="preserve"> </w:t>
-      </w:r>
-      <w:proofErr w:type="spellStart"/>
-      <w:r>
-        <w:t>hometown</w:t>
-      </w:r>
-      <w:proofErr w:type="spellEnd"/>
-      <w:r>
-        <w:t xml:space="preserve"> a more </w:t>
-      </w:r>
-      <w:proofErr w:type="spellStart"/>
-      <w:r>
-        <w:t>pleasant</w:t>
-      </w:r>
-      <w:proofErr w:type="spellEnd"/>
-      <w:r>
-        <w:t xml:space="preserve"> </w:t>
-      </w:r>
-      <w:proofErr w:type="spellStart"/>
-      <w:r>
-        <w:t>experience</w:t>
-      </w:r>
-      <w:proofErr w:type="spellEnd"/>
-      <w:r>
-        <w:t>.</w:t>
+      <w:r>
+        <w:t xml:space="preserve">It’s </w:t>
+      </w:r>
+      <w:r>
+        <w:t xml:space="preserve">used HTML, CSS and JavaScript to create the frontend of the website, SQL server management studio to create the databases and IntelliJ IDEA as an IDE to program the backend using Java. </w:t>
+      </w:r>
+    </w:p>
+    <w:p>
+      <w:r>
+        <w:t>In the end,</w:t>
+      </w:r>
+      <w:r>
+        <w:t xml:space="preserve"> it’s</w:t>
+      </w:r>
+      <w:r>
+        <w:t xml:space="preserve"> a friendly website that will protect the young students from scams and abusive practices; and will make the process of renting outside your hometown a more pleasant experience.</w:t>
       </w:r>
     </w:p>
     <w:p>
@@ -3342,7 +2035,6 @@
         </w:rPr>
         <w:t>'</w:t>
       </w:r>
-      <w:proofErr w:type="spellStart"/>
       <w:r>
         <w:rPr>
           <w:rFonts w:ascii="Aptos" w:eastAsia="Aptos" w:hAnsi="Aptos" w:cs="Aptos"/>
@@ -3351,7 +2043,6 @@
         </w:rPr>
         <w:t>Roomie</w:t>
       </w:r>
-      <w:proofErr w:type="spellEnd"/>
       <w:r>
         <w:rPr>
           <w:rFonts w:ascii="Aptos" w:eastAsia="Aptos" w:hAnsi="Aptos" w:cs="Aptos"/>
@@ -3387,7 +2078,6 @@
         <w:spacing w:before="240" w:after="142" w:line="276" w:lineRule="auto"/>
         <w:jc w:val="both"/>
       </w:pPr>
-      <w:proofErr w:type="spellStart"/>
       <w:r>
         <w:rPr>
           <w:rFonts w:ascii="Aptos" w:eastAsia="Aptos" w:hAnsi="Aptos" w:cs="Aptos"/>
@@ -3396,54 +2086,11 @@
         </w:rPr>
         <w:t>Roomie</w:t>
       </w:r>
-      <w:proofErr w:type="spellEnd"/>
-      <w:r>
-        <w:rPr>
-          <w:rFonts w:ascii="Aptos" w:eastAsia="Aptos" w:hAnsi="Aptos" w:cs="Aptos"/>
-        </w:rPr>
-        <w:t xml:space="preserve"> toma como premisa la dificultad que presenta para </w:t>
-      </w:r>
-      <w:proofErr w:type="gramStart"/>
-      <w:r>
-        <w:rPr>
-          <w:rFonts w:ascii="Aptos" w:eastAsia="Aptos" w:hAnsi="Aptos" w:cs="Aptos"/>
-        </w:rPr>
-        <w:t>un joven recién alcanzada</w:t>
-      </w:r>
-      <w:proofErr w:type="gramEnd"/>
-      <w:r>
-        <w:rPr>
-          <w:rFonts w:ascii="Aptos" w:eastAsia="Aptos" w:hAnsi="Aptos" w:cs="Aptos"/>
-        </w:rPr>
-        <w:t xml:space="preserve"> la mayoría de edad, encontrar una residencia temporal mientras se cursa el año académico. El resto de </w:t>
-      </w:r>
-      <w:proofErr w:type="gramStart"/>
-      <w:r>
-        <w:rPr>
-          <w:rFonts w:ascii="Aptos" w:eastAsia="Aptos" w:hAnsi="Aptos" w:cs="Aptos"/>
-        </w:rPr>
-        <w:t>páginas</w:t>
-      </w:r>
-      <w:proofErr w:type="gramEnd"/>
-      <w:r>
-        <w:rPr>
-          <w:rFonts w:ascii="Aptos" w:eastAsia="Aptos" w:hAnsi="Aptos" w:cs="Aptos"/>
-        </w:rPr>
-        <w:t xml:space="preserve"> web ofrecen todo tipo de productos inmobiliarios, desde alquiler y compra de pisos para residencia indefinida hasta de naves industriales y oficinas. Alquiler de estudios y habitaciones también está comprendido pero la oferta, aunque sea elevada, se diluye entre el resto de </w:t>
-      </w:r>
-      <w:proofErr w:type="gramStart"/>
-      <w:r>
-        <w:rPr>
-          <w:rFonts w:ascii="Aptos" w:eastAsia="Aptos" w:hAnsi="Aptos" w:cs="Aptos"/>
-        </w:rPr>
-        <w:t>anuncios</w:t>
-      </w:r>
-      <w:proofErr w:type="gramEnd"/>
-      <w:r>
-        <w:rPr>
-          <w:rFonts w:ascii="Aptos" w:eastAsia="Aptos" w:hAnsi="Aptos" w:cs="Aptos"/>
-        </w:rPr>
-        <w:t>. Como resultado, el cliente puede abrumarse y sentirse frustrado con el proceso, sobre todo al tratarse de alguien joven.</w:t>
+      <w:r>
+        <w:rPr>
+          <w:rFonts w:ascii="Aptos" w:eastAsia="Aptos" w:hAnsi="Aptos" w:cs="Aptos"/>
+        </w:rPr>
+        <w:t xml:space="preserve"> toma como premisa la dificultad que presenta para un joven recién alcanzada la mayoría de edad, encontrar una residencia temporal mientras se cursa el año académico. El resto de páginas web ofrecen todo tipo de productos inmobiliarios, desde alquiler y compra de pisos para residencia indefinida hasta de naves industriales y oficinas. Alquiler de estudios y habitaciones también está comprendido pero la oferta, aunque sea elevada, se diluye entre el resto de anuncios. Como resultado, el cliente puede abrumarse y sentirse frustrado con el proceso, sobre todo al tratarse de alguien joven.</w:t>
       </w:r>
     </w:p>
     <w:p>
@@ -3671,23 +2318,7 @@
           <w:b/>
           <w:bCs/>
         </w:rPr>
-        <w:t xml:space="preserve">-01 (M) Registro y </w:t>
-      </w:r>
-      <w:proofErr w:type="spellStart"/>
-      <w:r>
-        <w:rPr>
-          <w:b/>
-          <w:bCs/>
-        </w:rPr>
-        <w:t>login</w:t>
-      </w:r>
-      <w:proofErr w:type="spellEnd"/>
-      <w:r>
-        <w:rPr>
-          <w:b/>
-          <w:bCs/>
-        </w:rPr>
-        <w:t xml:space="preserve">: </w:t>
+        <w:t xml:space="preserve">-01 (M) Registro y login: </w:t>
       </w:r>
       <w:r>
         <w:t>El sistema permitirá al inquilino crear una cuenta con la que acceder a la página web.</w:t>
@@ -4274,23 +2905,7 @@
           <w:b/>
           <w:bCs/>
         </w:rPr>
-        <w:t xml:space="preserve">RFA-01 (M) Registro y </w:t>
-      </w:r>
-      <w:proofErr w:type="spellStart"/>
-      <w:r>
-        <w:rPr>
-          <w:b/>
-          <w:bCs/>
-        </w:rPr>
-        <w:t>login</w:t>
-      </w:r>
-      <w:proofErr w:type="spellEnd"/>
-      <w:r>
-        <w:rPr>
-          <w:b/>
-          <w:bCs/>
-        </w:rPr>
-        <w:t xml:space="preserve">: </w:t>
+        <w:t xml:space="preserve">RFA-01 (M) Registro y login: </w:t>
       </w:r>
       <w:r>
         <w:t>El sistema permitirá al arrendador crear una cuenta con la que acceder a la página web.</w:t>
@@ -4983,23 +3598,7 @@
           <w:b/>
           <w:bCs/>
         </w:rPr>
-        <w:t xml:space="preserve">RFAD-01(M) Registro y </w:t>
-      </w:r>
-      <w:proofErr w:type="spellStart"/>
-      <w:r>
-        <w:rPr>
-          <w:b/>
-          <w:bCs/>
-        </w:rPr>
-        <w:t>login</w:t>
-      </w:r>
-      <w:proofErr w:type="spellEnd"/>
-      <w:r>
-        <w:rPr>
-          <w:b/>
-          <w:bCs/>
-        </w:rPr>
-        <w:t>:</w:t>
+        <w:t>RFAD-01(M) Registro y login:</w:t>
       </w:r>
       <w:r>
         <w:t xml:space="preserve"> El sistema deberá permitir al administrador crear una cuenta con la que acceder a la página web.</w:t>
@@ -5203,14 +3802,27 @@
       <w:pPr>
         <w:pStyle w:val="Descripcin"/>
       </w:pPr>
-      <w:fldSimple w:instr=" SEQ Ilustración \* ARABIC ">
-        <w:r>
-          <w:rPr>
-            <w:noProof/>
-          </w:rPr>
-          <w:t>1</w:t>
-        </w:r>
-      </w:fldSimple>
+      <w:r>
+        <w:fldChar w:fldCharType="begin"/>
+      </w:r>
+      <w:r>
+        <w:instrText xml:space="preserve"> SEQ Ilustración \* ARABIC </w:instrText>
+      </w:r>
+      <w:r>
+        <w:fldChar w:fldCharType="separate"/>
+      </w:r>
+      <w:r>
+        <w:rPr>
+          <w:noProof/>
+        </w:rPr>
+        <w:t>1</w:t>
+      </w:r>
+      <w:r>
+        <w:rPr>
+          <w:noProof/>
+        </w:rPr>
+        <w:fldChar w:fldCharType="end"/>
+      </w:r>
       <w:r>
         <w:t xml:space="preserve"> Diagrama arquitectura</w:t>
       </w:r>
@@ -5314,15 +3926,28 @@
       <w:pPr>
         <w:pStyle w:val="Descripcin"/>
       </w:pPr>
-      <w:fldSimple w:instr=" SEQ Ilustración \* ARABIC ">
-        <w:bookmarkStart w:id="8" w:name="_Toc223618249"/>
-        <w:r>
-          <w:rPr>
-            <w:noProof/>
-          </w:rPr>
-          <w:t>2</w:t>
-        </w:r>
-      </w:fldSimple>
+      <w:r>
+        <w:fldChar w:fldCharType="begin"/>
+      </w:r>
+      <w:r>
+        <w:instrText xml:space="preserve"> SEQ Ilustración \* ARABIC </w:instrText>
+      </w:r>
+      <w:r>
+        <w:fldChar w:fldCharType="separate"/>
+      </w:r>
+      <w:bookmarkStart w:id="8" w:name="_Toc223618249"/>
+      <w:r>
+        <w:rPr>
+          <w:noProof/>
+        </w:rPr>
+        <w:t>2</w:t>
+      </w:r>
+      <w:r>
+        <w:rPr>
+          <w:noProof/>
+        </w:rPr>
+        <w:fldChar w:fldCharType="end"/>
+      </w:r>
       <w:r>
         <w:t>-</w:t>
       </w:r>
@@ -5336,15 +3961,7 @@
         <w:jc w:val="both"/>
       </w:pPr>
       <w:r>
-        <w:t>En la web “</w:t>
-      </w:r>
-      <w:proofErr w:type="spellStart"/>
-      <w:r>
-        <w:t>Roomie</w:t>
-      </w:r>
-      <w:proofErr w:type="spellEnd"/>
-      <w:r>
-        <w:t xml:space="preserve">” habrá 3 posibles usuarios diferentes. Inquilino, arrendador y administrador. En le diagrama de casos de uso se puede observar las posibles acciones únicas y compartidas que tienen los diferentes usuarios. </w:t>
+        <w:t xml:space="preserve">En la web “Roomie” habrá 3 posibles usuarios diferentes. Inquilino, arrendador y administrador. En le diagrama de casos de uso se puede observar las posibles acciones únicas y compartidas que tienen los diferentes usuarios. </w:t>
       </w:r>
       <w:r>
         <w:br w:type="page"/>
@@ -5417,15 +4034,28 @@
       <w:pPr>
         <w:pStyle w:val="Descripcin"/>
       </w:pPr>
-      <w:fldSimple w:instr=" SEQ Ilustración \* ARABIC ">
-        <w:bookmarkStart w:id="10" w:name="_Toc223618250"/>
-        <w:r>
-          <w:rPr>
-            <w:noProof/>
-          </w:rPr>
-          <w:t>3</w:t>
-        </w:r>
-      </w:fldSimple>
+      <w:r>
+        <w:fldChar w:fldCharType="begin"/>
+      </w:r>
+      <w:r>
+        <w:instrText xml:space="preserve"> SEQ Ilustración \* ARABIC </w:instrText>
+      </w:r>
+      <w:r>
+        <w:fldChar w:fldCharType="separate"/>
+      </w:r>
+      <w:bookmarkStart w:id="10" w:name="_Toc223618250"/>
+      <w:r>
+        <w:rPr>
+          <w:noProof/>
+        </w:rPr>
+        <w:t>3</w:t>
+      </w:r>
+      <w:r>
+        <w:rPr>
+          <w:noProof/>
+        </w:rPr>
+        <w:fldChar w:fldCharType="end"/>
+      </w:r>
       <w:r>
         <w:t>- Diagrama de clases</w:t>
       </w:r>
@@ -5496,14 +4126,27 @@
       <w:pPr>
         <w:pStyle w:val="Descripcin"/>
       </w:pPr>
-      <w:fldSimple w:instr=" SEQ Ilustración \* ARABIC ">
-        <w:r>
-          <w:rPr>
-            <w:noProof/>
-          </w:rPr>
-          <w:t>4</w:t>
-        </w:r>
-      </w:fldSimple>
+      <w:r>
+        <w:fldChar w:fldCharType="begin"/>
+      </w:r>
+      <w:r>
+        <w:instrText xml:space="preserve"> SEQ Ilustración \* ARABIC </w:instrText>
+      </w:r>
+      <w:r>
+        <w:fldChar w:fldCharType="separate"/>
+      </w:r>
+      <w:r>
+        <w:rPr>
+          <w:noProof/>
+        </w:rPr>
+        <w:t>4</w:t>
+      </w:r>
+      <w:r>
+        <w:rPr>
+          <w:noProof/>
+        </w:rPr>
+        <w:fldChar w:fldCharType="end"/>
+      </w:r>
       <w:r>
         <w:t xml:space="preserve"> Diagrama entidad-relación</w:t>
       </w:r>
@@ -5513,23 +4156,7 @@
         <w:jc w:val="both"/>
       </w:pPr>
       <w:r>
-        <w:t>Tanto en el diagrama de clases (Ilustración 3), como en el diagrama entidad relación (Ilustración 4); se pueden observar las entidades que van a componer la web “</w:t>
-      </w:r>
-      <w:proofErr w:type="spellStart"/>
-      <w:r>
-        <w:t>Roomie</w:t>
-      </w:r>
-      <w:proofErr w:type="spellEnd"/>
-      <w:r>
-        <w:t xml:space="preserve">”. Los usuarios registrados, los pisos añadidos, los contratos pendientes y las habitaciones con sus </w:t>
-      </w:r>
-      <w:proofErr w:type="gramStart"/>
-      <w:r>
-        <w:t>muebles,</w:t>
-      </w:r>
-      <w:proofErr w:type="gramEnd"/>
-      <w:r>
-        <w:t xml:space="preserve"> son los datos que se guardarán en la base de datos y que manipularemos a través de programación orientada a objetos. </w:t>
+        <w:t xml:space="preserve">Tanto en el diagrama de clases (Ilustración 3), como en el diagrama entidad relación (Ilustración 4); se pueden observar las entidades que van a componer la web “Roomie”. Los usuarios registrados, los pisos añadidos, los contratos pendientes y las habitaciones con sus muebles, son los datos que se guardarán en la base de datos y que manipularemos a través de programación orientada a objetos. </w:t>
       </w:r>
     </w:p>
     <w:p>
@@ -5547,7 +4174,6 @@
           <w:numId w:val="18"/>
         </w:numPr>
       </w:pPr>
-      <w:proofErr w:type="gramStart"/>
       <w:r>
         <w:rPr>
           <w:b/>
@@ -5558,67 +4184,14 @@
       <w:r>
         <w:t>(</w:t>
       </w:r>
-      <w:proofErr w:type="spellStart"/>
-      <w:proofErr w:type="gramEnd"/>
       <w:r>
         <w:rPr>
           <w:u w:val="single"/>
         </w:rPr>
         <w:t>dni</w:t>
       </w:r>
-      <w:proofErr w:type="spellEnd"/>
-      <w:r>
-        <w:t xml:space="preserve">, </w:t>
-      </w:r>
-      <w:proofErr w:type="spellStart"/>
-      <w:r>
-        <w:t>name</w:t>
-      </w:r>
-      <w:proofErr w:type="spellEnd"/>
-      <w:r>
-        <w:t xml:space="preserve">, </w:t>
-      </w:r>
-      <w:proofErr w:type="spellStart"/>
-      <w:r>
-        <w:t>surnames</w:t>
-      </w:r>
-      <w:proofErr w:type="spellEnd"/>
-      <w:r>
-        <w:t xml:space="preserve">, </w:t>
-      </w:r>
-      <w:proofErr w:type="spellStart"/>
-      <w:r>
-        <w:t>username</w:t>
-      </w:r>
-      <w:proofErr w:type="spellEnd"/>
-      <w:r>
-        <w:t xml:space="preserve">, </w:t>
-      </w:r>
-      <w:proofErr w:type="spellStart"/>
-      <w:proofErr w:type="gramStart"/>
-      <w:r>
-        <w:t>password</w:t>
-      </w:r>
-      <w:proofErr w:type="spellEnd"/>
-      <w:proofErr w:type="gramEnd"/>
-      <w:r>
-        <w:t xml:space="preserve">, </w:t>
-      </w:r>
-      <w:proofErr w:type="spellStart"/>
-      <w:r>
-        <w:t>phone</w:t>
-      </w:r>
-      <w:proofErr w:type="spellEnd"/>
-      <w:r>
-        <w:t xml:space="preserve">, email, </w:t>
-      </w:r>
-      <w:proofErr w:type="spellStart"/>
-      <w:r>
-        <w:t>birthdate</w:t>
-      </w:r>
-      <w:proofErr w:type="spellEnd"/>
-      <w:r>
-        <w:t>)</w:t>
+      <w:r>
+        <w:t>, name, surnames, username, password, phone, email, birthdate)</w:t>
       </w:r>
     </w:p>
     <w:p>
@@ -5628,7 +4201,6 @@
           <w:numId w:val="18"/>
         </w:numPr>
       </w:pPr>
-      <w:proofErr w:type="gramStart"/>
       <w:r>
         <w:rPr>
           <w:b/>
@@ -5639,8 +4211,6 @@
       <w:r>
         <w:t>(</w:t>
       </w:r>
-      <w:proofErr w:type="spellStart"/>
-      <w:proofErr w:type="gramEnd"/>
       <w:r>
         <w:rPr>
           <w:color w:val="EE0000"/>
@@ -5648,7 +4218,6 @@
         </w:rPr>
         <w:t>dni</w:t>
       </w:r>
-      <w:proofErr w:type="spellEnd"/>
       <w:r>
         <w:rPr>
           <w:color w:val="EE0000"/>
@@ -5656,15 +4225,7 @@
         <w:t xml:space="preserve"> </w:t>
       </w:r>
       <w:r>
-        <w:t xml:space="preserve">-&gt; USER, </w:t>
-      </w:r>
-      <w:proofErr w:type="spellStart"/>
-      <w:r>
-        <w:t>studentLicense</w:t>
-      </w:r>
-      <w:proofErr w:type="spellEnd"/>
-      <w:r>
-        <w:t>)</w:t>
+        <w:t>-&gt; USER, studentLicense)</w:t>
       </w:r>
     </w:p>
     <w:p>
@@ -5674,7 +4235,6 @@
           <w:numId w:val="18"/>
         </w:numPr>
       </w:pPr>
-      <w:proofErr w:type="gramStart"/>
       <w:r>
         <w:rPr>
           <w:b/>
@@ -5685,8 +4245,6 @@
       <w:r>
         <w:t>(</w:t>
       </w:r>
-      <w:proofErr w:type="spellStart"/>
-      <w:proofErr w:type="gramEnd"/>
       <w:r>
         <w:rPr>
           <w:color w:val="EE0000"/>
@@ -5694,7 +4252,6 @@
         </w:rPr>
         <w:t>dni</w:t>
       </w:r>
-      <w:proofErr w:type="spellEnd"/>
       <w:r>
         <w:t xml:space="preserve"> -&gt; USER)</w:t>
       </w:r>
@@ -5706,7 +4263,6 @@
           <w:numId w:val="18"/>
         </w:numPr>
       </w:pPr>
-      <w:proofErr w:type="gramStart"/>
       <w:r>
         <w:rPr>
           <w:b/>
@@ -5717,15 +4273,12 @@
       <w:r>
         <w:t>(</w:t>
       </w:r>
-      <w:proofErr w:type="spellStart"/>
-      <w:proofErr w:type="gramEnd"/>
       <w:r>
         <w:rPr>
           <w:u w:val="single"/>
         </w:rPr>
         <w:t>signatureDate</w:t>
       </w:r>
-      <w:proofErr w:type="spellEnd"/>
       <w:r>
         <w:t xml:space="preserve">, </w:t>
       </w:r>
@@ -5735,99 +4288,31 @@
         </w:rPr>
         <w:t>(</w:t>
       </w:r>
-      <w:proofErr w:type="spellStart"/>
       <w:r>
         <w:rPr>
           <w:color w:val="EE0000"/>
           <w:u w:val="single"/>
         </w:rPr>
-        <w:t>num</w:t>
-      </w:r>
-      <w:proofErr w:type="spellEnd"/>
+        <w:t>num, type, address</w:t>
+      </w:r>
+      <w:r>
+        <w:t xml:space="preserve">) -&gt; ROOM, </w:t>
+      </w:r>
       <w:r>
         <w:rPr>
           <w:color w:val="EE0000"/>
           <w:u w:val="single"/>
         </w:rPr>
-        <w:t xml:space="preserve">, </w:t>
-      </w:r>
-      <w:proofErr w:type="spellStart"/>
-      <w:r>
-        <w:rPr>
-          <w:color w:val="EE0000"/>
+        <w:t>dni</w:t>
+      </w:r>
+      <w:r>
+        <w:rPr>
           <w:u w:val="single"/>
         </w:rPr>
-        <w:t>type</w:t>
-      </w:r>
-      <w:proofErr w:type="spellEnd"/>
-      <w:r>
-        <w:rPr>
-          <w:color w:val="EE0000"/>
-          <w:u w:val="single"/>
-        </w:rPr>
-        <w:t xml:space="preserve">, </w:t>
-      </w:r>
-      <w:proofErr w:type="spellStart"/>
-      <w:r>
-        <w:rPr>
-          <w:color w:val="EE0000"/>
-          <w:u w:val="single"/>
-        </w:rPr>
-        <w:t>address</w:t>
-      </w:r>
-      <w:proofErr w:type="spellEnd"/>
-      <w:r>
-        <w:t xml:space="preserve">) -&gt; ROOM, </w:t>
-      </w:r>
-      <w:proofErr w:type="spellStart"/>
-      <w:r>
-        <w:rPr>
-          <w:color w:val="EE0000"/>
-          <w:u w:val="single"/>
-        </w:rPr>
-        <w:t>dni</w:t>
-      </w:r>
-      <w:proofErr w:type="spellEnd"/>
-      <w:r>
-        <w:rPr>
-          <w:u w:val="single"/>
-        </w:rPr>
         <w:t xml:space="preserve"> </w:t>
       </w:r>
       <w:r>
-        <w:t xml:space="preserve">-&gt; TENANT, </w:t>
-      </w:r>
-      <w:proofErr w:type="gramStart"/>
-      <w:r>
-        <w:t>status</w:t>
-      </w:r>
-      <w:proofErr w:type="gramEnd"/>
-      <w:r>
-        <w:t xml:space="preserve">, </w:t>
-      </w:r>
-      <w:proofErr w:type="spellStart"/>
-      <w:r>
-        <w:t>pricePerMonth</w:t>
-      </w:r>
-      <w:proofErr w:type="spellEnd"/>
-      <w:r>
-        <w:t xml:space="preserve">, </w:t>
-      </w:r>
-      <w:proofErr w:type="spellStart"/>
-      <w:r>
-        <w:t>startingDate</w:t>
-      </w:r>
-      <w:proofErr w:type="spellEnd"/>
-      <w:r>
-        <w:t xml:space="preserve">, </w:t>
-      </w:r>
-      <w:proofErr w:type="spellStart"/>
-      <w:r>
-        <w:t>endingDate</w:t>
-      </w:r>
-      <w:proofErr w:type="spellEnd"/>
-      <w:r>
-        <w:t>)</w:t>
+        <w:t>-&gt; TENANT, status, pricePerMonth, startingDate, endingDate)</w:t>
       </w:r>
     </w:p>
     <w:p>
@@ -5837,7 +4322,6 @@
           <w:numId w:val="18"/>
         </w:numPr>
       </w:pPr>
-      <w:proofErr w:type="gramStart"/>
       <w:r>
         <w:rPr>
           <w:b/>
@@ -5849,47 +4333,20 @@
       <w:r>
         <w:t>(</w:t>
       </w:r>
-      <w:proofErr w:type="spellStart"/>
-      <w:proofErr w:type="gramEnd"/>
       <w:r>
         <w:rPr>
           <w:u w:val="single"/>
         </w:rPr>
         <w:t>address</w:t>
       </w:r>
-      <w:proofErr w:type="spellEnd"/>
-      <w:r>
-        <w:t xml:space="preserve">, </w:t>
-      </w:r>
-      <w:proofErr w:type="spellStart"/>
-      <w:r>
-        <w:t>surface</w:t>
-      </w:r>
-      <w:proofErr w:type="spellEnd"/>
-      <w:r>
-        <w:t xml:space="preserve">, </w:t>
-      </w:r>
-      <w:proofErr w:type="gramStart"/>
-      <w:r>
-        <w:t>status</w:t>
-      </w:r>
-      <w:proofErr w:type="gramEnd"/>
-      <w:r>
-        <w:t xml:space="preserve">, </w:t>
-      </w:r>
-      <w:proofErr w:type="spellStart"/>
+      <w:r>
+        <w:t xml:space="preserve">, surface, status, </w:t>
+      </w:r>
       <w:r>
         <w:rPr>
           <w:color w:val="EE0000"/>
         </w:rPr>
-        <w:t>dni</w:t>
-      </w:r>
-      <w:proofErr w:type="spellEnd"/>
-      <w:r>
-        <w:rPr>
-          <w:color w:val="EE0000"/>
-        </w:rPr>
-        <w:t xml:space="preserve"> </w:t>
+        <w:t xml:space="preserve">dni </w:t>
       </w:r>
       <w:r>
         <w:t>-&gt; OWNER)</w:t>
@@ -5902,7 +4359,6 @@
           <w:numId w:val="18"/>
         </w:numPr>
       </w:pPr>
-      <w:proofErr w:type="gramStart"/>
       <w:r>
         <w:rPr>
           <w:b/>
@@ -5913,39 +4369,21 @@
       <w:r>
         <w:t>(</w:t>
       </w:r>
-      <w:proofErr w:type="spellStart"/>
-      <w:proofErr w:type="gramEnd"/>
       <w:r>
         <w:rPr>
           <w:u w:val="single"/>
         </w:rPr>
-        <w:t>num</w:t>
-      </w:r>
-      <w:proofErr w:type="spellEnd"/>
+        <w:t>num, type</w:t>
+      </w:r>
+      <w:r>
+        <w:t>,</w:t>
+      </w:r>
       <w:r>
         <w:rPr>
           <w:u w:val="single"/>
         </w:rPr>
-        <w:t xml:space="preserve">, </w:t>
-      </w:r>
-      <w:proofErr w:type="spellStart"/>
-      <w:r>
-        <w:rPr>
-          <w:u w:val="single"/>
-        </w:rPr>
-        <w:t>type</w:t>
-      </w:r>
-      <w:proofErr w:type="spellEnd"/>
-      <w:r>
-        <w:t>,</w:t>
-      </w:r>
-      <w:r>
-        <w:rPr>
-          <w:u w:val="single"/>
-        </w:rPr>
         <w:t xml:space="preserve"> </w:t>
       </w:r>
-      <w:proofErr w:type="spellStart"/>
       <w:r>
         <w:rPr>
           <w:color w:val="EE0000"/>
@@ -5953,33 +4391,8 @@
         </w:rPr>
         <w:t>address</w:t>
       </w:r>
-      <w:proofErr w:type="spellEnd"/>
-      <w:r>
-        <w:t xml:space="preserve"> -&gt; PROPERTY, </w:t>
-      </w:r>
-      <w:proofErr w:type="spellStart"/>
-      <w:r>
-        <w:t>surface</w:t>
-      </w:r>
-      <w:proofErr w:type="spellEnd"/>
-      <w:r>
-        <w:t xml:space="preserve">, </w:t>
-      </w:r>
-      <w:proofErr w:type="gramStart"/>
-      <w:r>
-        <w:t>status</w:t>
-      </w:r>
-      <w:proofErr w:type="gramEnd"/>
-      <w:r>
-        <w:t xml:space="preserve">, </w:t>
-      </w:r>
-      <w:proofErr w:type="spellStart"/>
-      <w:r>
-        <w:t>pricePerMonth</w:t>
-      </w:r>
-      <w:proofErr w:type="spellEnd"/>
-      <w:r>
-        <w:t>)</w:t>
+      <w:r>
+        <w:t xml:space="preserve"> -&gt; PROPERTY, surface, status, pricePerMonth)</w:t>
       </w:r>
     </w:p>
     <w:p>
@@ -5989,7 +4402,6 @@
           <w:numId w:val="18"/>
         </w:numPr>
       </w:pPr>
-      <w:proofErr w:type="gramStart"/>
       <w:r>
         <w:rPr>
           <w:b/>
@@ -6000,15 +4412,12 @@
       <w:r>
         <w:t>(</w:t>
       </w:r>
-      <w:proofErr w:type="spellStart"/>
       <w:r>
         <w:rPr>
           <w:u w:val="single"/>
         </w:rPr>
         <w:t>num,type</w:t>
       </w:r>
-      <w:proofErr w:type="spellEnd"/>
-      <w:proofErr w:type="gramEnd"/>
       <w:r>
         <w:t xml:space="preserve">, </w:t>
       </w:r>
@@ -6018,57 +4427,15 @@
         </w:rPr>
         <w:t>(</w:t>
       </w:r>
-      <w:proofErr w:type="spellStart"/>
       <w:r>
         <w:rPr>
           <w:color w:val="EE0000"/>
           <w:u w:val="single"/>
         </w:rPr>
-        <w:t>num</w:t>
-      </w:r>
-      <w:proofErr w:type="spellEnd"/>
-      <w:r>
-        <w:rPr>
-          <w:color w:val="EE0000"/>
-          <w:u w:val="single"/>
-        </w:rPr>
-        <w:t xml:space="preserve">, </w:t>
-      </w:r>
-      <w:proofErr w:type="spellStart"/>
-      <w:r>
-        <w:rPr>
-          <w:color w:val="EE0000"/>
-          <w:u w:val="single"/>
-        </w:rPr>
-        <w:t>type</w:t>
-      </w:r>
-      <w:proofErr w:type="spellEnd"/>
-      <w:r>
-        <w:rPr>
-          <w:color w:val="EE0000"/>
-          <w:u w:val="single"/>
-        </w:rPr>
-        <w:t xml:space="preserve">, </w:t>
-      </w:r>
-      <w:proofErr w:type="spellStart"/>
-      <w:r>
-        <w:rPr>
-          <w:color w:val="EE0000"/>
-          <w:u w:val="single"/>
-        </w:rPr>
-        <w:t>address</w:t>
-      </w:r>
-      <w:proofErr w:type="spellEnd"/>
-      <w:r>
-        <w:t xml:space="preserve">) -&gt; ROOM, </w:t>
-      </w:r>
-      <w:proofErr w:type="spellStart"/>
-      <w:r>
-        <w:t>qty</w:t>
-      </w:r>
-      <w:proofErr w:type="spellEnd"/>
-      <w:r>
-        <w:t>)</w:t>
+        <w:t>num, type, address</w:t>
+      </w:r>
+      <w:r>
+        <w:t>) -&gt; ROOM, qty)</w:t>
       </w:r>
     </w:p>
     <w:p>
@@ -6079,7 +4446,6 @@
           <w:numId w:val="18"/>
         </w:numPr>
       </w:pPr>
-      <w:proofErr w:type="gramStart"/>
       <w:r>
         <w:rPr>
           <w:b/>
@@ -6090,32 +4456,23 @@
       <w:r>
         <w:t>(</w:t>
       </w:r>
-      <w:proofErr w:type="spellStart"/>
-      <w:proofErr w:type="gramEnd"/>
       <w:r>
         <w:rPr>
           <w:u w:val="single"/>
         </w:rPr>
         <w:t>reportDate</w:t>
       </w:r>
-      <w:proofErr w:type="spellEnd"/>
       <w:r>
         <w:t xml:space="preserve">, </w:t>
       </w:r>
-      <w:proofErr w:type="spellStart"/>
       <w:r>
         <w:rPr>
           <w:u w:val="single"/>
         </w:rPr>
         <w:t>dni</w:t>
       </w:r>
-      <w:proofErr w:type="spellEnd"/>
-      <w:r>
-        <w:t xml:space="preserve"> -&gt; </w:t>
-      </w:r>
-      <w:proofErr w:type="gramStart"/>
-      <w:r>
-        <w:t xml:space="preserve">USER,  </w:t>
+      <w:r>
+        <w:t xml:space="preserve"> -&gt; USER,  </w:t>
       </w:r>
       <w:r>
         <w:rPr>
@@ -6123,74 +4480,15 @@
         </w:rPr>
         <w:t>(</w:t>
       </w:r>
-      <w:proofErr w:type="spellStart"/>
-      <w:proofErr w:type="gramEnd"/>
       <w:r>
         <w:rPr>
           <w:color w:val="EE0000"/>
           <w:u w:val="single"/>
         </w:rPr>
-        <w:t>num</w:t>
-      </w:r>
-      <w:proofErr w:type="spellEnd"/>
-      <w:r>
-        <w:rPr>
-          <w:color w:val="EE0000"/>
-          <w:u w:val="single"/>
-        </w:rPr>
-        <w:t xml:space="preserve">, </w:t>
-      </w:r>
-      <w:proofErr w:type="spellStart"/>
-      <w:r>
-        <w:rPr>
-          <w:color w:val="EE0000"/>
-          <w:u w:val="single"/>
-        </w:rPr>
-        <w:t>type</w:t>
-      </w:r>
-      <w:proofErr w:type="spellEnd"/>
-      <w:r>
-        <w:rPr>
-          <w:color w:val="EE0000"/>
-          <w:u w:val="single"/>
-        </w:rPr>
-        <w:t xml:space="preserve">, </w:t>
-      </w:r>
-      <w:proofErr w:type="spellStart"/>
-      <w:r>
-        <w:rPr>
-          <w:color w:val="EE0000"/>
-          <w:u w:val="single"/>
-        </w:rPr>
-        <w:t>address</w:t>
-      </w:r>
-      <w:proofErr w:type="spellEnd"/>
-      <w:r>
-        <w:t xml:space="preserve">) -&gt; ROOM, </w:t>
-      </w:r>
-      <w:proofErr w:type="spellStart"/>
-      <w:r>
-        <w:t>issue</w:t>
-      </w:r>
-      <w:proofErr w:type="spellEnd"/>
-      <w:r>
-        <w:t xml:space="preserve">, </w:t>
-      </w:r>
-      <w:proofErr w:type="spellStart"/>
-      <w:r>
-        <w:t>details</w:t>
-      </w:r>
-      <w:proofErr w:type="spellEnd"/>
-      <w:r>
-        <w:t xml:space="preserve">, </w:t>
-      </w:r>
-      <w:proofErr w:type="gramStart"/>
-      <w:r>
-        <w:t>status</w:t>
-      </w:r>
-      <w:proofErr w:type="gramEnd"/>
-      <w:r>
-        <w:t>)</w:t>
+        <w:t>num, type, address</w:t>
+      </w:r>
+      <w:r>
+        <w:t>) -&gt; ROOM, issue, details, status)</w:t>
       </w:r>
     </w:p>
     <w:p>
@@ -6494,21 +4792,7 @@
         <w:rPr>
           <w:rFonts w:ascii="Aptos" w:eastAsia="Aptos" w:hAnsi="Aptos" w:cs="Aptos"/>
         </w:rPr>
-        <w:t xml:space="preserve">Todo proyecto se rige por un modelo de ciclo de vida. Se tratan de esquemas que organizan las diferentes fases del desarrollo, facilitando la gestión </w:t>
-      </w:r>
-      <w:proofErr w:type="gramStart"/>
-      <w:r>
-        <w:rPr>
-          <w:rFonts w:ascii="Aptos" w:eastAsia="Aptos" w:hAnsi="Aptos" w:cs="Aptos"/>
-        </w:rPr>
-        <w:t>del mismo</w:t>
-      </w:r>
-      <w:proofErr w:type="gramEnd"/>
-      <w:r>
-        <w:rPr>
-          <w:rFonts w:ascii="Aptos" w:eastAsia="Aptos" w:hAnsi="Aptos" w:cs="Aptos"/>
-        </w:rPr>
-        <w:t>.</w:t>
+        <w:t>Todo proyecto se rige por un modelo de ciclo de vida. Se tratan de esquemas que organizan las diferentes fases del desarrollo, facilitando la gestión del mismo.</w:t>
       </w:r>
     </w:p>
     <w:p>
@@ -6519,39 +4803,17 @@
           <w:rFonts w:ascii="Aptos" w:eastAsia="Aptos" w:hAnsi="Aptos" w:cs="Aptos"/>
         </w:rPr>
       </w:pPr>
-      <w:proofErr w:type="spellStart"/>
-      <w:r>
-        <w:rPr>
-          <w:rFonts w:ascii="Aptos" w:eastAsia="Aptos" w:hAnsi="Aptos" w:cs="Aptos"/>
-        </w:rPr>
-        <w:t>Roomie</w:t>
-      </w:r>
-      <w:proofErr w:type="spellEnd"/>
-      <w:r>
-        <w:rPr>
-          <w:rFonts w:ascii="Aptos" w:eastAsia="Aptos" w:hAnsi="Aptos" w:cs="Aptos"/>
-        </w:rPr>
-        <w:t xml:space="preserve"> pretende ofrecer un servicio mantenido y con actualizaciones constantes a largo plazo. Ade</w:t>
-      </w:r>
-      <w:r>
-        <w:rPr>
-          <w:rFonts w:ascii="Aptos" w:eastAsia="Aptos" w:hAnsi="Aptos" w:cs="Aptos"/>
-        </w:rPr>
-        <w:t xml:space="preserve">más, se exige entregar prototipos funcionales repartidos en hitos, por </w:t>
-      </w:r>
-      <w:proofErr w:type="gramStart"/>
-      <w:r>
-        <w:rPr>
-          <w:rFonts w:ascii="Aptos" w:eastAsia="Aptos" w:hAnsi="Aptos" w:cs="Aptos"/>
-        </w:rPr>
-        <w:t>tanto</w:t>
-      </w:r>
-      <w:proofErr w:type="gramEnd"/>
-      <w:r>
-        <w:rPr>
-          <w:rFonts w:ascii="Aptos" w:eastAsia="Aptos" w:hAnsi="Aptos" w:cs="Aptos"/>
-        </w:rPr>
-        <w:t xml:space="preserve"> un </w:t>
+      <w:r>
+        <w:rPr>
+          <w:rFonts w:ascii="Aptos" w:eastAsia="Aptos" w:hAnsi="Aptos" w:cs="Aptos"/>
+        </w:rPr>
+        <w:t>Roomie pretende ofrecer un servicio mantenido y con actualizaciones constantes a largo plazo. Ade</w:t>
+      </w:r>
+      <w:r>
+        <w:rPr>
+          <w:rFonts w:ascii="Aptos" w:eastAsia="Aptos" w:hAnsi="Aptos" w:cs="Aptos"/>
+        </w:rPr>
+        <w:t xml:space="preserve">más, se exige entregar prototipos funcionales repartidos en hitos, por tanto un </w:t>
       </w:r>
       <w:r>
         <w:rPr>
@@ -6896,15 +5158,7 @@
       </w:pPr>
       <w:bookmarkStart w:id="14" w:name="_Toc223718673"/>
       <w:r>
-        <w:t xml:space="preserve">Nuestro Tablero </w:t>
-      </w:r>
-      <w:proofErr w:type="spellStart"/>
-      <w:r>
-        <w:t>KanBan</w:t>
-      </w:r>
-      <w:proofErr w:type="spellEnd"/>
-      <w:r>
-        <w:t xml:space="preserve"> </w:t>
+        <w:t xml:space="preserve">Nuestro Tablero KanBan </w:t>
       </w:r>
       <w:bookmarkEnd w:id="14"/>
     </w:p>
@@ -6976,15 +5230,28 @@
       <w:pPr>
         <w:pStyle w:val="Descripcin"/>
       </w:pPr>
-      <w:fldSimple w:instr=" SEQ Ilustración \* ARABIC ">
-        <w:bookmarkStart w:id="15" w:name="_Toc223618251"/>
-        <w:r>
-          <w:rPr>
-            <w:noProof/>
-          </w:rPr>
-          <w:t>5</w:t>
-        </w:r>
-      </w:fldSimple>
+      <w:r>
+        <w:fldChar w:fldCharType="begin"/>
+      </w:r>
+      <w:r>
+        <w:instrText xml:space="preserve"> SEQ Ilustración \* ARABIC </w:instrText>
+      </w:r>
+      <w:r>
+        <w:fldChar w:fldCharType="separate"/>
+      </w:r>
+      <w:bookmarkStart w:id="15" w:name="_Toc223618251"/>
+      <w:r>
+        <w:rPr>
+          <w:noProof/>
+        </w:rPr>
+        <w:t>5</w:t>
+      </w:r>
+      <w:r>
+        <w:rPr>
+          <w:noProof/>
+        </w:rPr>
+        <w:fldChar w:fldCharType="end"/>
+      </w:r>
       <w:r>
         <w:t>- Tablero Trello Hito 2 1/2</w:t>
       </w:r>
@@ -7047,15 +5314,28 @@
       <w:pPr>
         <w:pStyle w:val="Descripcin"/>
       </w:pPr>
-      <w:fldSimple w:instr=" SEQ Ilustración \* ARABIC ">
-        <w:bookmarkStart w:id="16" w:name="_Toc223618252"/>
-        <w:r>
-          <w:rPr>
-            <w:noProof/>
-          </w:rPr>
-          <w:t>6</w:t>
-        </w:r>
-      </w:fldSimple>
+      <w:r>
+        <w:fldChar w:fldCharType="begin"/>
+      </w:r>
+      <w:r>
+        <w:instrText xml:space="preserve"> SEQ Ilustración \* ARABIC </w:instrText>
+      </w:r>
+      <w:r>
+        <w:fldChar w:fldCharType="separate"/>
+      </w:r>
+      <w:bookmarkStart w:id="16" w:name="_Toc223618252"/>
+      <w:r>
+        <w:rPr>
+          <w:noProof/>
+        </w:rPr>
+        <w:t>6</w:t>
+      </w:r>
+      <w:r>
+        <w:rPr>
+          <w:noProof/>
+        </w:rPr>
+        <w:fldChar w:fldCharType="end"/>
+      </w:r>
       <w:r>
         <w:t>- Tablero Trello Hito 2 2/2</w:t>
       </w:r>
@@ -7089,21 +5369,7 @@
         <w:rPr>
           <w:rFonts w:ascii="Aptos" w:eastAsia="Aptos" w:hAnsi="Aptos" w:cs="Aptos"/>
         </w:rPr>
-        <w:t xml:space="preserve">En las primeras iteraciones del proyecto la mayoría de </w:t>
-      </w:r>
-      <w:proofErr w:type="gramStart"/>
-      <w:r>
-        <w:rPr>
-          <w:rFonts w:ascii="Aptos" w:eastAsia="Aptos" w:hAnsi="Aptos" w:cs="Aptos"/>
-        </w:rPr>
-        <w:t>roles</w:t>
-      </w:r>
-      <w:proofErr w:type="gramEnd"/>
-      <w:r>
-        <w:rPr>
-          <w:rFonts w:ascii="Aptos" w:eastAsia="Aptos" w:hAnsi="Aptos" w:cs="Aptos"/>
-        </w:rPr>
-        <w:t xml:space="preserve"> y tareas son compartidas, ya que todos estamos participando conjuntamente en todo tipo de tareas y no necesitamos aún a nadie que haga el rol de jefe de proyecto. En iteraciones más avanzadas tendremos roles y tareas más diferenciadas.</w:t>
+        <w:t>En las primeras iteraciones del proyecto la mayoría de roles y tareas son compartidas, ya que todos estamos participando conjuntamente en todo tipo de tareas y no necesitamos aún a nadie que haga el rol de jefe de proyecto. En iteraciones más avanzadas tendremos roles y tareas más diferenciadas.</w:t>
       </w:r>
     </w:p>
     <w:p>
@@ -7267,21 +5533,7 @@
               <w:rPr>
                 <w:rFonts w:eastAsia="Arial" w:cs="Arial"/>
               </w:rPr>
-              <w:t xml:space="preserve">Creación de </w:t>
-            </w:r>
-            <w:proofErr w:type="spellStart"/>
-            <w:r>
-              <w:rPr>
-                <w:rFonts w:eastAsia="Arial" w:cs="Arial"/>
-              </w:rPr>
-              <w:t>github</w:t>
-            </w:r>
-            <w:proofErr w:type="spellEnd"/>
-            <w:r>
-              <w:rPr>
-                <w:rFonts w:eastAsia="Arial" w:cs="Arial"/>
-              </w:rPr>
-              <w:t>, escribir introducción, descripción de ciclo de vida y plan de negocios</w:t>
+              <w:t>Creación de github, escribir introducción, descripción de ciclo de vida y plan de negocios</w:t>
             </w:r>
           </w:p>
           <w:p/>
@@ -7442,15 +5694,28 @@
       <w:pPr>
         <w:pStyle w:val="Descripcin"/>
       </w:pPr>
-      <w:fldSimple w:instr=" SEQ Ilustración \* ARABIC ">
-        <w:bookmarkStart w:id="18" w:name="_Toc223618253"/>
-        <w:r>
-          <w:rPr>
-            <w:noProof/>
-          </w:rPr>
-          <w:t>7</w:t>
-        </w:r>
-      </w:fldSimple>
+      <w:r>
+        <w:fldChar w:fldCharType="begin"/>
+      </w:r>
+      <w:r>
+        <w:instrText xml:space="preserve"> SEQ Ilustración \* ARABIC </w:instrText>
+      </w:r>
+      <w:r>
+        <w:fldChar w:fldCharType="separate"/>
+      </w:r>
+      <w:bookmarkStart w:id="18" w:name="_Toc223618253"/>
+      <w:r>
+        <w:rPr>
+          <w:noProof/>
+        </w:rPr>
+        <w:t>7</w:t>
+      </w:r>
+      <w:r>
+        <w:rPr>
+          <w:noProof/>
+        </w:rPr>
+        <w:fldChar w:fldCharType="end"/>
+      </w:r>
       <w:r>
         <w:t>- Planificación de Tareas</w:t>
       </w:r>
@@ -7697,15 +5962,28 @@
       <w:pPr>
         <w:pStyle w:val="Descripcin"/>
       </w:pPr>
-      <w:fldSimple w:instr=" SEQ Ilustración \* ARABIC ">
-        <w:bookmarkStart w:id="19" w:name="_Toc223618254"/>
-        <w:r>
-          <w:rPr>
-            <w:noProof/>
-          </w:rPr>
-          <w:t>8</w:t>
-        </w:r>
-      </w:fldSimple>
+      <w:r>
+        <w:fldChar w:fldCharType="begin"/>
+      </w:r>
+      <w:r>
+        <w:instrText xml:space="preserve"> SEQ Ilustración \* ARABIC </w:instrText>
+      </w:r>
+      <w:r>
+        <w:fldChar w:fldCharType="separate"/>
+      </w:r>
+      <w:bookmarkStart w:id="19" w:name="_Toc223618254"/>
+      <w:r>
+        <w:rPr>
+          <w:noProof/>
+        </w:rPr>
+        <w:t>8</w:t>
+      </w:r>
+      <w:r>
+        <w:rPr>
+          <w:noProof/>
+        </w:rPr>
+        <w:fldChar w:fldCharType="end"/>
+      </w:r>
       <w:r>
         <w:t>- Roles de equipo</w:t>
       </w:r>
@@ -7726,6 +6004,546 @@
       </w:pPr>
       <w:r>
         <w:lastRenderedPageBreak/>
+        <w:t>Codificación</w:t>
+      </w:r>
+    </w:p>
+    <w:p>
+      <w:pPr>
+        <w:pStyle w:val="Ttulo2"/>
+      </w:pPr>
+      <w:r>
+        <w:t>Entorno de programación</w:t>
+      </w:r>
+    </w:p>
+    <w:p>
+      <w:pPr>
+        <w:jc w:val="both"/>
+      </w:pPr>
+      <w:r>
+        <w:t xml:space="preserve">El </w:t>
+      </w:r>
+      <w:r>
+        <w:rPr>
+          <w:b/>
+          <w:bCs/>
+        </w:rPr>
+        <w:t>sistema operativo</w:t>
+      </w:r>
+      <w:r>
+        <w:t xml:space="preserve"> usado en el desarrollo del </w:t>
+      </w:r>
+      <w:r>
+        <w:t>proyecto</w:t>
+      </w:r>
+      <w:r>
+        <w:t xml:space="preserve"> ha sido Windows, ya que es el usado por todos los integrantes del equipo.</w:t>
+      </w:r>
+    </w:p>
+    <w:p>
+      <w:pPr>
+        <w:jc w:val="both"/>
+      </w:pPr>
+      <w:r>
+        <w:t xml:space="preserve">Para el </w:t>
+      </w:r>
+      <w:r>
+        <w:rPr>
+          <w:b/>
+          <w:bCs/>
+        </w:rPr>
+        <w:t>desarrollo del código</w:t>
+      </w:r>
+      <w:r>
+        <w:t xml:space="preserve"> fuente, se ha empleado el IDE IntelliJ IDEA en la implementación del proyecto CRUD (Create, Read, Update, Delete)</w:t>
+      </w:r>
+      <w:r>
+        <w:t xml:space="preserve"> para</w:t>
+      </w:r>
+      <w:r>
+        <w:t xml:space="preserve"> la gestión de la base de datos. Complementariamente, se ha utilizado Visual Studio</w:t>
+      </w:r>
+      <w:r>
+        <w:rPr>
+          <w:b/>
+          <w:bCs/>
+        </w:rPr>
+        <w:t xml:space="preserve"> </w:t>
+      </w:r>
+      <w:r>
+        <w:t>Code como editor principal para el diseño y estructuración del front-end mediante HTML, CSS y JavaScript.</w:t>
+      </w:r>
+    </w:p>
+    <w:p>
+      <w:pPr>
+        <w:jc w:val="both"/>
+      </w:pPr>
+      <w:r>
+        <w:t xml:space="preserve">Para el </w:t>
+      </w:r>
+      <w:r>
+        <w:rPr>
+          <w:b/>
+          <w:bCs/>
+        </w:rPr>
+        <w:t>control de versiones</w:t>
+      </w:r>
+      <w:r>
+        <w:t xml:space="preserve"> del proyecto, se ha utilizado GitHub como plataforma en la que alojar el proyecto y Sourcetree para gestionar el repositorio conjunto. </w:t>
+      </w:r>
+    </w:p>
+    <w:p>
+      <w:pPr>
+        <w:jc w:val="both"/>
+      </w:pPr>
+      <w:r>
+        <w:t xml:space="preserve">Para la creación y control de </w:t>
+      </w:r>
+      <w:r>
+        <w:rPr>
+          <w:b/>
+          <w:bCs/>
+        </w:rPr>
+        <w:t>bases de datos</w:t>
+      </w:r>
+      <w:r>
+        <w:t>, se ha empleado el entorno SQL Server Management Studio.</w:t>
+      </w:r>
+    </w:p>
+    <w:p>
+      <w:pPr>
+        <w:jc w:val="both"/>
+      </w:pPr>
+      <w:r>
+        <w:t xml:space="preserve">Se ha usado </w:t>
+      </w:r>
+      <w:r>
+        <w:rPr>
+          <w:b/>
+          <w:bCs/>
+        </w:rPr>
+        <w:t>Cdmon</w:t>
+      </w:r>
+      <w:r>
+        <w:t xml:space="preserve"> para el alojamiento </w:t>
+      </w:r>
+      <w:r>
+        <w:t>de la página web creada</w:t>
+      </w:r>
+      <w:r>
+        <w:t xml:space="preserve"> en servidores en línea.</w:t>
+      </w:r>
+    </w:p>
+    <w:p>
+      <w:pPr>
+        <w:jc w:val="both"/>
+      </w:pPr>
+    </w:p>
+    <w:p>
+      <w:pPr>
+        <w:pStyle w:val="Ttulo2"/>
+      </w:pPr>
+      <w:r>
+        <w:t>Lenguajes y herramientas</w:t>
+      </w:r>
+    </w:p>
+    <w:p>
+      <w:pPr>
+        <w:jc w:val="both"/>
+      </w:pPr>
+      <w:r>
+        <w:t xml:space="preserve">Los </w:t>
+      </w:r>
+      <w:r>
+        <w:rPr>
+          <w:b/>
+          <w:bCs/>
+        </w:rPr>
+        <w:t>lenguajes de programación</w:t>
+      </w:r>
+      <w:r>
+        <w:t xml:space="preserve"> que hemos usado para el desarrollo del proyecto son, </w:t>
+      </w:r>
+      <w:r>
+        <w:rPr>
+          <w:b/>
+          <w:bCs/>
+        </w:rPr>
+        <w:t>JavaScript</w:t>
+      </w:r>
+      <w:r>
+        <w:t xml:space="preserve"> para añadir interactividad a nuestra página web y guardar datos básicos en el ordenador usando el LocalStorage. </w:t>
+      </w:r>
+      <w:r>
+        <w:rPr>
+          <w:b/>
+          <w:bCs/>
+        </w:rPr>
+        <w:t>Java</w:t>
+      </w:r>
+      <w:r>
+        <w:t>, para la creación de clases usando la programación orientada a objetos.</w:t>
+      </w:r>
+      <w:r>
+        <w:t xml:space="preserve"> </w:t>
+      </w:r>
+      <w:r>
+        <w:rPr>
+          <w:b/>
+          <w:bCs/>
+        </w:rPr>
+        <w:t>SQL</w:t>
+      </w:r>
+      <w:r>
+        <w:t xml:space="preserve"> para la creación y gestión de la base de datos. </w:t>
+      </w:r>
+    </w:p>
+    <w:p>
+      <w:pPr>
+        <w:jc w:val="both"/>
+      </w:pPr>
+      <w:r>
+        <w:t xml:space="preserve">Las </w:t>
+      </w:r>
+      <w:r>
+        <w:rPr>
+          <w:b/>
+          <w:bCs/>
+        </w:rPr>
+        <w:t>tecnologías frontend</w:t>
+      </w:r>
+      <w:r>
+        <w:t xml:space="preserve"> que hemos empleado para el diseño de</w:t>
+      </w:r>
+      <w:r>
+        <w:t xml:space="preserve">l </w:t>
+      </w:r>
+      <w:r>
+        <w:t xml:space="preserve">proyecto son </w:t>
+      </w:r>
+      <w:r>
+        <w:rPr>
+          <w:b/>
+          <w:bCs/>
+        </w:rPr>
+        <w:t>HTML</w:t>
+      </w:r>
+      <w:r>
+        <w:t xml:space="preserve">, para la estructura de la web, y </w:t>
+      </w:r>
+      <w:r>
+        <w:t xml:space="preserve">un </w:t>
+      </w:r>
+      <w:r>
+        <w:rPr>
+          <w:b/>
+          <w:bCs/>
+        </w:rPr>
+        <w:t>CSS</w:t>
+      </w:r>
+      <w:r>
+        <w:t xml:space="preserve"> propio para la personalización del proyecto.</w:t>
+      </w:r>
+      <w:r>
+        <w:t xml:space="preserve"> </w:t>
+      </w:r>
+    </w:p>
+    <w:p>
+      <w:pPr>
+        <w:jc w:val="both"/>
+      </w:pPr>
+      <w:r>
+        <w:t xml:space="preserve">Se ha utilizado el </w:t>
+      </w:r>
+      <w:r>
+        <w:rPr>
+          <w:b/>
+          <w:bCs/>
+        </w:rPr>
+        <w:t>framework JavaFX</w:t>
+      </w:r>
+      <w:r>
+        <w:t xml:space="preserve">, </w:t>
+      </w:r>
+      <w:r>
+        <w:t xml:space="preserve">para la creación de una interfaz gráfica de usuario, con la que administrar la base de datos; pudiendo añadir, consultar, actualizar y eliminar elementos de la base de datos desde esta interfaz. </w:t>
+      </w:r>
+    </w:p>
+    <w:p/>
+    <w:p>
+      <w:pPr>
+        <w:pStyle w:val="Ttulo2"/>
+      </w:pPr>
+      <w:r>
+        <w:t>Aspectos relevantes de la implementación</w:t>
+      </w:r>
+    </w:p>
+    <w:p>
+      <w:pPr>
+        <w:rPr>
+          <w:b/>
+          <w:bCs/>
+        </w:rPr>
+      </w:pPr>
+      <w:r>
+        <w:rPr>
+          <w:b/>
+          <w:bCs/>
+        </w:rPr>
+        <w:t>Simulación de conexión frontend-backend</w:t>
+      </w:r>
+    </w:p>
+    <w:p>
+      <w:r>
+        <w:t>E</w:t>
+      </w:r>
+      <w:r>
+        <w:t>n este proyecto no existe una conexión real entre el backend y el frontend</w:t>
+      </w:r>
+      <w:r>
+        <w:t xml:space="preserve">, por lo que los datos introducidos en los formularios de la página web no se están transfiriendo a la base de datos. Se ha implementado una simulación en el frontend que imita está conexión. </w:t>
+      </w:r>
+      <w:r>
+        <w:br/>
+        <w:t xml:space="preserve">La forma en que se ha realizado esta simulación es usando el LocalStorage. Al rellenar </w:t>
+      </w:r>
+      <w:r>
+        <w:lastRenderedPageBreak/>
+        <w:t xml:space="preserve">el formulario de registro de la página web, se recogen los datos insertados y se crea un objeto usuario que se almacena en una lista alojada en el </w:t>
+      </w:r>
+      <w:r>
+        <w:t>L</w:t>
+      </w:r>
+      <w:r>
+        <w:t xml:space="preserve">ocalStorage. </w:t>
+      </w:r>
+      <w:r>
+        <w:t xml:space="preserve">A la hora de hacer el inicio de sesión, se saca la lista del LocalStorage, se comprueba que las credenciales insertadas en el inicio de sesión se encuentran en esta lista y se concede o deniega el acceso. </w:t>
+      </w:r>
+      <w:r>
+        <w:t xml:space="preserve">En las siguientes imágenes se enseña los pasos principales para la creación de usuarios y su manipulación para el control de acceso a la web. </w:t>
+      </w:r>
+    </w:p>
+    <w:p>
+      <w:pPr>
+        <w:rPr>
+          <w:b/>
+          <w:bCs/>
+        </w:rPr>
+      </w:pPr>
+      <w:r>
+        <w:rPr>
+          <w:b/>
+          <w:bCs/>
+        </w:rPr>
+        <w:t>Creación del usuario</w:t>
+      </w:r>
+    </w:p>
+    <w:p>
+      <w:r>
+        <w:drawing>
+          <wp:inline distT="0" distB="0" distL="0" distR="0" wp14:anchorId="6F00EEF0" wp14:editId="11DB508C">
+            <wp:extent cx="5696745" cy="1657581"/>
+            <wp:effectExtent l="0" t="0" r="0" b="0"/>
+            <wp:docPr id="1904657880" name="Imagen 1"/>
+            <wp:cNvGraphicFramePr>
+              <a:graphicFrameLocks xmlns:a="http://schemas.openxmlformats.org/drawingml/2006/main" noChangeAspect="1"/>
+            </wp:cNvGraphicFramePr>
+            <a:graphic xmlns:a="http://schemas.openxmlformats.org/drawingml/2006/main">
+              <a:graphicData uri="http://schemas.openxmlformats.org/drawingml/2006/picture">
+                <pic:pic xmlns:pic="http://schemas.openxmlformats.org/drawingml/2006/picture">
+                  <pic:nvPicPr>
+                    <pic:cNvPr id="1904657880" name=""/>
+                    <pic:cNvPicPr/>
+                  </pic:nvPicPr>
+                  <pic:blipFill>
+                    <a:blip r:embed="rId25"/>
+                    <a:stretch>
+                      <a:fillRect/>
+                    </a:stretch>
+                  </pic:blipFill>
+                  <pic:spPr>
+                    <a:xfrm>
+                      <a:off x="0" y="0"/>
+                      <a:ext cx="5696745" cy="1657581"/>
+                    </a:xfrm>
+                    <a:prstGeom prst="rect">
+                      <a:avLst/>
+                    </a:prstGeom>
+                  </pic:spPr>
+                </pic:pic>
+              </a:graphicData>
+            </a:graphic>
+          </wp:inline>
+        </w:drawing>
+      </w:r>
+    </w:p>
+    <w:p>
+      <w:r>
+        <w:drawing>
+          <wp:inline distT="0" distB="0" distL="0" distR="0" wp14:anchorId="4072A468" wp14:editId="0919FEC1">
+            <wp:extent cx="2657846" cy="1676634"/>
+            <wp:effectExtent l="0" t="0" r="9525" b="0"/>
+            <wp:docPr id="1960289565" name="Imagen 1"/>
+            <wp:cNvGraphicFramePr>
+              <a:graphicFrameLocks xmlns:a="http://schemas.openxmlformats.org/drawingml/2006/main" noChangeAspect="1"/>
+            </wp:cNvGraphicFramePr>
+            <a:graphic xmlns:a="http://schemas.openxmlformats.org/drawingml/2006/main">
+              <a:graphicData uri="http://schemas.openxmlformats.org/drawingml/2006/picture">
+                <pic:pic xmlns:pic="http://schemas.openxmlformats.org/drawingml/2006/picture">
+                  <pic:nvPicPr>
+                    <pic:cNvPr id="1960289565" name=""/>
+                    <pic:cNvPicPr/>
+                  </pic:nvPicPr>
+                  <pic:blipFill>
+                    <a:blip r:embed="rId26"/>
+                    <a:stretch>
+                      <a:fillRect/>
+                    </a:stretch>
+                  </pic:blipFill>
+                  <pic:spPr>
+                    <a:xfrm>
+                      <a:off x="0" y="0"/>
+                      <a:ext cx="2657846" cy="1676634"/>
+                    </a:xfrm>
+                    <a:prstGeom prst="rect">
+                      <a:avLst/>
+                    </a:prstGeom>
+                  </pic:spPr>
+                </pic:pic>
+              </a:graphicData>
+            </a:graphic>
+          </wp:inline>
+        </w:drawing>
+      </w:r>
+    </w:p>
+    <w:p>
+      <w:r>
+        <w:drawing>
+          <wp:inline distT="0" distB="0" distL="0" distR="0" wp14:anchorId="2F84BCC8" wp14:editId="09A759D9">
+            <wp:extent cx="5731510" cy="1660525"/>
+            <wp:effectExtent l="0" t="0" r="2540" b="0"/>
+            <wp:docPr id="1382408605" name="Imagen 1"/>
+            <wp:cNvGraphicFramePr>
+              <a:graphicFrameLocks xmlns:a="http://schemas.openxmlformats.org/drawingml/2006/main" noChangeAspect="1"/>
+            </wp:cNvGraphicFramePr>
+            <a:graphic xmlns:a="http://schemas.openxmlformats.org/drawingml/2006/main">
+              <a:graphicData uri="http://schemas.openxmlformats.org/drawingml/2006/picture">
+                <pic:pic xmlns:pic="http://schemas.openxmlformats.org/drawingml/2006/picture">
+                  <pic:nvPicPr>
+                    <pic:cNvPr id="1382408605" name=""/>
+                    <pic:cNvPicPr/>
+                  </pic:nvPicPr>
+                  <pic:blipFill>
+                    <a:blip r:embed="rId27"/>
+                    <a:stretch>
+                      <a:fillRect/>
+                    </a:stretch>
+                  </pic:blipFill>
+                  <pic:spPr>
+                    <a:xfrm>
+                      <a:off x="0" y="0"/>
+                      <a:ext cx="5731510" cy="1660525"/>
+                    </a:xfrm>
+                    <a:prstGeom prst="rect">
+                      <a:avLst/>
+                    </a:prstGeom>
+                  </pic:spPr>
+                </pic:pic>
+              </a:graphicData>
+            </a:graphic>
+          </wp:inline>
+        </w:drawing>
+      </w:r>
+    </w:p>
+    <w:p>
+      <w:pPr>
+        <w:rPr>
+          <w:b/>
+          <w:bCs/>
+        </w:rPr>
+      </w:pPr>
+      <w:r>
+        <w:rPr>
+          <w:b/>
+          <w:bCs/>
+        </w:rPr>
+        <w:br w:type="page"/>
+      </w:r>
+    </w:p>
+    <w:p>
+      <w:pPr>
+        <w:rPr>
+          <w:b/>
+          <w:bCs/>
+        </w:rPr>
+      </w:pPr>
+      <w:r>
+        <w:rPr>
+          <w:b/>
+          <w:bCs/>
+        </w:rPr>
+        <w:lastRenderedPageBreak/>
+        <w:t>Control de acceso</w:t>
+      </w:r>
+    </w:p>
+    <w:p>
+      <w:pPr>
+        <w:rPr>
+          <w:b/>
+          <w:bCs/>
+        </w:rPr>
+      </w:pPr>
+      <w:r>
+        <w:rPr>
+          <w:b/>
+          <w:bCs/>
+        </w:rPr>
+        <w:drawing>
+          <wp:inline distT="0" distB="0" distL="0" distR="0" wp14:anchorId="0E576428" wp14:editId="078EA3DB">
+            <wp:extent cx="5731510" cy="2442210"/>
+            <wp:effectExtent l="0" t="0" r="2540" b="0"/>
+            <wp:docPr id="1696795933" name="Imagen 1"/>
+            <wp:cNvGraphicFramePr>
+              <a:graphicFrameLocks xmlns:a="http://schemas.openxmlformats.org/drawingml/2006/main" noChangeAspect="1"/>
+            </wp:cNvGraphicFramePr>
+            <a:graphic xmlns:a="http://schemas.openxmlformats.org/drawingml/2006/main">
+              <a:graphicData uri="http://schemas.openxmlformats.org/drawingml/2006/picture">
+                <pic:pic xmlns:pic="http://schemas.openxmlformats.org/drawingml/2006/picture">
+                  <pic:nvPicPr>
+                    <pic:cNvPr id="1696795933" name=""/>
+                    <pic:cNvPicPr/>
+                  </pic:nvPicPr>
+                  <pic:blipFill>
+                    <a:blip r:embed="rId28"/>
+                    <a:stretch>
+                      <a:fillRect/>
+                    </a:stretch>
+                  </pic:blipFill>
+                  <pic:spPr>
+                    <a:xfrm>
+                      <a:off x="0" y="0"/>
+                      <a:ext cx="5731510" cy="2442210"/>
+                    </a:xfrm>
+                    <a:prstGeom prst="rect">
+                      <a:avLst/>
+                    </a:prstGeom>
+                  </pic:spPr>
+                </pic:pic>
+              </a:graphicData>
+            </a:graphic>
+          </wp:inline>
+        </w:drawing>
+      </w:r>
+    </w:p>
+    <w:p>
+      <w:pPr>
+        <w:pStyle w:val="Ttulo"/>
+        <w:numPr>
+          <w:ilvl w:val="0"/>
+          <w:numId w:val="15"/>
+        </w:numPr>
+      </w:pPr>
+      <w:r>
         <w:t>Plan de negocio</w:t>
       </w:r>
     </w:p>
@@ -7781,21 +6599,7 @@
         <w:rPr>
           <w:rFonts w:ascii="Aptos" w:eastAsia="Aptos" w:hAnsi="Aptos" w:cs="Aptos"/>
         </w:rPr>
-        <w:t xml:space="preserve">Trabajamos para ayudar a los estudiantes a encontrar pisos durante su año lectivo. El resto de </w:t>
-      </w:r>
-      <w:proofErr w:type="gramStart"/>
-      <w:r>
-        <w:rPr>
-          <w:rFonts w:ascii="Aptos" w:eastAsia="Aptos" w:hAnsi="Aptos" w:cs="Aptos"/>
-        </w:rPr>
-        <w:t>buscadores</w:t>
-      </w:r>
-      <w:proofErr w:type="gramEnd"/>
-      <w:r>
-        <w:rPr>
-          <w:rFonts w:ascii="Aptos" w:eastAsia="Aptos" w:hAnsi="Aptos" w:cs="Aptos"/>
-        </w:rPr>
-        <w:t xml:space="preserve"> abarcan todo el mercado inmobiliario, no filtrando correctamente las posibles conexiones con centros de interés.</w:t>
+        <w:t>Trabajamos para ayudar a los estudiantes a encontrar pisos durante su año lectivo. El resto de buscadores abarcan todo el mercado inmobiliario, no filtrando correctamente las posibles conexiones con centros de interés.</w:t>
       </w:r>
     </w:p>
     <w:p>
@@ -7857,7 +6661,7 @@
         </w:rPr>
         <w:t xml:space="preserve">Alquiler de oficinas </w:t>
       </w:r>
-      <w:hyperlink r:id="rId25">
+      <w:hyperlink r:id="rId29">
         <w:r>
           <w:rPr>
             <w:rStyle w:val="Hipervnculo"/>
@@ -7991,21 +6795,7 @@
         <w:rPr>
           <w:rFonts w:ascii="Aptos" w:eastAsia="Aptos" w:hAnsi="Aptos" w:cs="Aptos"/>
         </w:rPr>
-        <w:t xml:space="preserve">Plan de Hostinger Cloud </w:t>
-      </w:r>
-      <w:proofErr w:type="gramStart"/>
-      <w:r>
-        <w:rPr>
-          <w:rFonts w:ascii="Aptos" w:eastAsia="Aptos" w:hAnsi="Aptos" w:cs="Aptos"/>
-        </w:rPr>
-        <w:t>Startup</w:t>
-      </w:r>
-      <w:proofErr w:type="gramEnd"/>
-      <w:r>
-        <w:rPr>
-          <w:rFonts w:ascii="Aptos" w:eastAsia="Aptos" w:hAnsi="Aptos" w:cs="Aptos"/>
-        </w:rPr>
-        <w:t xml:space="preserve"> 12 meses: 119,88€</w:t>
+        <w:t>Plan de Hostinger Cloud Startup 12 meses: 119,88€</w:t>
       </w:r>
     </w:p>
     <w:p>
@@ -8759,35 +7549,7 @@
         <w:rPr>
           <w:rFonts w:ascii="Aptos" w:eastAsia="Aptos" w:hAnsi="Aptos" w:cs="Aptos"/>
         </w:rPr>
-        <w:t xml:space="preserve">Caldas Blanco, M. E., Hidalgo Ortega, M. L. y </w:t>
-      </w:r>
-      <w:proofErr w:type="spellStart"/>
-      <w:r>
-        <w:rPr>
-          <w:rFonts w:ascii="Aptos" w:eastAsia="Aptos" w:hAnsi="Aptos" w:cs="Aptos"/>
-        </w:rPr>
-        <w:t>Laraño</w:t>
-      </w:r>
-      <w:proofErr w:type="spellEnd"/>
-      <w:r>
-        <w:rPr>
-          <w:rFonts w:ascii="Aptos" w:eastAsia="Aptos" w:hAnsi="Aptos" w:cs="Aptos"/>
-        </w:rPr>
-        <w:t xml:space="preserve"> </w:t>
-      </w:r>
-      <w:proofErr w:type="spellStart"/>
-      <w:r>
-        <w:rPr>
-          <w:rFonts w:ascii="Aptos" w:eastAsia="Aptos" w:hAnsi="Aptos" w:cs="Aptos"/>
-        </w:rPr>
-        <w:t>DIaz</w:t>
-      </w:r>
-      <w:proofErr w:type="spellEnd"/>
-      <w:r>
-        <w:rPr>
-          <w:rFonts w:ascii="Aptos" w:eastAsia="Aptos" w:hAnsi="Aptos" w:cs="Aptos"/>
-        </w:rPr>
-        <w:t xml:space="preserve">, J. (2024). </w:t>
+        <w:t xml:space="preserve">Caldas Blanco, M. E., Hidalgo Ortega, M. L. y Laraño DIaz, J. (2024). </w:t>
       </w:r>
       <w:r>
         <w:rPr>
@@ -8801,40 +7563,18 @@
         <w:rPr>
           <w:rFonts w:ascii="Aptos" w:eastAsia="Aptos" w:hAnsi="Aptos" w:cs="Aptos"/>
         </w:rPr>
-        <w:t xml:space="preserve">(Capítulo 4). </w:t>
-      </w:r>
-      <w:proofErr w:type="spellStart"/>
-      <w:r>
-        <w:rPr>
-          <w:rFonts w:ascii="Aptos" w:eastAsia="Aptos" w:hAnsi="Aptos" w:cs="Aptos"/>
-        </w:rPr>
-        <w:t>Editex</w:t>
-      </w:r>
-      <w:proofErr w:type="spellEnd"/>
-      <w:r>
-        <w:rPr>
-          <w:rFonts w:ascii="Aptos" w:eastAsia="Aptos" w:hAnsi="Aptos" w:cs="Aptos"/>
-        </w:rPr>
-        <w:t>.</w:t>
+        <w:t>(Capítulo 4). Editex.</w:t>
       </w:r>
     </w:p>
     <w:p>
       <w:pPr>
         <w:spacing w:line="276" w:lineRule="auto"/>
       </w:pPr>
-      <w:proofErr w:type="spellStart"/>
-      <w:r>
-        <w:rPr>
-          <w:rFonts w:ascii="Aptos" w:eastAsia="Aptos" w:hAnsi="Aptos" w:cs="Aptos"/>
-        </w:rPr>
-        <w:t>elEconomista</w:t>
-      </w:r>
-      <w:proofErr w:type="spellEnd"/>
-      <w:r>
-        <w:rPr>
-          <w:rFonts w:ascii="Aptos" w:eastAsia="Aptos" w:hAnsi="Aptos" w:cs="Aptos"/>
-        </w:rPr>
-        <w:t xml:space="preserve">. (15 de septiembre de 2023). </w:t>
+      <w:r>
+        <w:rPr>
+          <w:rFonts w:ascii="Aptos" w:eastAsia="Aptos" w:hAnsi="Aptos" w:cs="Aptos"/>
+        </w:rPr>
+        <w:t xml:space="preserve">elEconomista. (15 de septiembre de 2023). </w:t>
       </w:r>
       <w:r>
         <w:rPr>
@@ -8842,25 +7582,7 @@
           <w:i/>
           <w:iCs/>
         </w:rPr>
-        <w:t xml:space="preserve">Crece el número de estudiantes que </w:t>
-      </w:r>
-      <w:proofErr w:type="spellStart"/>
-      <w:r>
-        <w:rPr>
-          <w:rFonts w:ascii="Aptos" w:eastAsia="Aptos" w:hAnsi="Aptos" w:cs="Aptos"/>
-          <w:i/>
-          <w:iCs/>
-        </w:rPr>
-        <w:t>decicen</w:t>
-      </w:r>
-      <w:proofErr w:type="spellEnd"/>
-      <w:r>
-        <w:rPr>
-          <w:rFonts w:ascii="Aptos" w:eastAsia="Aptos" w:hAnsi="Aptos" w:cs="Aptos"/>
-          <w:i/>
-          <w:iCs/>
-        </w:rPr>
-        <w:t xml:space="preserve"> alquilar habitaciones en pisos compartidos.</w:t>
+        <w:t>Crece el número de estudiantes que decicen alquilar habitaciones en pisos compartidos.</w:t>
       </w:r>
       <w:r>
         <w:rPr>
@@ -8868,7 +7590,7 @@
         </w:rPr>
         <w:t xml:space="preserve"> </w:t>
       </w:r>
-      <w:hyperlink r:id="rId26">
+      <w:hyperlink r:id="rId30">
         <w:r>
           <w:rPr>
             <w:rStyle w:val="Hipervnculo"/>
@@ -8882,19 +7604,11 @@
       <w:pPr>
         <w:spacing w:line="276" w:lineRule="auto"/>
       </w:pPr>
-      <w:proofErr w:type="spellStart"/>
-      <w:r>
-        <w:rPr>
-          <w:rFonts w:ascii="Aptos" w:eastAsia="Aptos" w:hAnsi="Aptos" w:cs="Aptos"/>
-        </w:rPr>
-        <w:t>Diánez</w:t>
-      </w:r>
-      <w:proofErr w:type="spellEnd"/>
-      <w:r>
-        <w:rPr>
-          <w:rFonts w:ascii="Aptos" w:eastAsia="Aptos" w:hAnsi="Aptos" w:cs="Aptos"/>
-        </w:rPr>
-        <w:t xml:space="preserve"> Juan, S. (2025). </w:t>
+      <w:r>
+        <w:rPr>
+          <w:rFonts w:ascii="Aptos" w:eastAsia="Aptos" w:hAnsi="Aptos" w:cs="Aptos"/>
+        </w:rPr>
+        <w:t xml:space="preserve">Diánez Juan, S. (2025). </w:t>
       </w:r>
       <w:r>
         <w:rPr>
@@ -8910,7 +7624,7 @@
         </w:rPr>
         <w:t xml:space="preserve">IES Mutxamel. </w:t>
       </w:r>
-      <w:hyperlink r:id="rId27">
+      <w:hyperlink r:id="rId31">
         <w:r>
           <w:rPr>
             <w:rStyle w:val="Hipervnculo"/>
@@ -8924,19 +7638,11 @@
       <w:pPr>
         <w:spacing w:line="276" w:lineRule="auto"/>
       </w:pPr>
-      <w:proofErr w:type="spellStart"/>
-      <w:r>
-        <w:rPr>
-          <w:rFonts w:ascii="Aptos" w:eastAsia="Aptos" w:hAnsi="Aptos" w:cs="Aptos"/>
-        </w:rPr>
-        <w:t>Diánez</w:t>
-      </w:r>
-      <w:proofErr w:type="spellEnd"/>
-      <w:r>
-        <w:rPr>
-          <w:rFonts w:ascii="Aptos" w:eastAsia="Aptos" w:hAnsi="Aptos" w:cs="Aptos"/>
-        </w:rPr>
-        <w:t xml:space="preserve"> Juan, S. (2025). </w:t>
+      <w:r>
+        <w:rPr>
+          <w:rFonts w:ascii="Aptos" w:eastAsia="Aptos" w:hAnsi="Aptos" w:cs="Aptos"/>
+        </w:rPr>
+        <w:t xml:space="preserve">Diánez Juan, S. (2025). </w:t>
       </w:r>
       <w:r>
         <w:rPr>
@@ -8952,7 +7658,7 @@
         </w:rPr>
         <w:t xml:space="preserve">IES Mutxamel. </w:t>
       </w:r>
-      <w:hyperlink r:id="rId28">
+      <w:hyperlink r:id="rId32">
         <w:r>
           <w:rPr>
             <w:rStyle w:val="Hipervnculo"/>
@@ -8986,7 +7692,7 @@
         </w:rPr>
         <w:t xml:space="preserve">. </w:t>
       </w:r>
-      <w:hyperlink r:id="rId29">
+      <w:hyperlink r:id="rId33">
         <w:r>
           <w:rPr>
             <w:rStyle w:val="Hipervnculo"/>
@@ -8998,8 +7704,8 @@
     </w:p>
     <w:p/>
     <w:sectPr>
-      <w:headerReference w:type="default" r:id="rId30"/>
-      <w:footerReference w:type="default" r:id="rId31"/>
+      <w:headerReference w:type="default" r:id="rId34"/>
+      <w:footerReference w:type="default" r:id="rId35"/>
       <w:pgSz w:w="11906" w:h="16838"/>
       <w:pgMar w:top="1440" w:right="1440" w:bottom="1440" w:left="1440" w:header="283" w:footer="720" w:gutter="0"/>
       <w:cols w:space="720"/>
@@ -10867,6 +9573,119 @@
     </w:lvl>
   </w:abstractNum>
   <w:abstractNum w:abstractNumId="14" w15:restartNumberingAfterBreak="0">
+    <w:nsid w:val="5A8863B8"/>
+    <w:multiLevelType w:val="hybridMultilevel"/>
+    <w:tmpl w:val="EC9EFB48"/>
+    <w:lvl w:ilvl="0" w:tplc="C2746F8C">
+      <w:start w:val="8"/>
+      <w:numFmt w:val="bullet"/>
+      <w:lvlText w:val="-"/>
+      <w:lvlJc w:val="left"/>
+      <w:pPr>
+        <w:ind w:left="720" w:hanging="360"/>
+      </w:pPr>
+      <w:rPr>
+        <w:rFonts w:ascii="Aptos" w:eastAsiaTheme="minorHAnsi" w:hAnsi="Aptos" w:cstheme="minorBidi" w:hint="default"/>
+      </w:rPr>
+    </w:lvl>
+    <w:lvl w:ilvl="1" w:tplc="0C0A0003" w:tentative="1">
+      <w:start w:val="1"/>
+      <w:numFmt w:val="bullet"/>
+      <w:lvlText w:val="o"/>
+      <w:lvlJc w:val="left"/>
+      <w:pPr>
+        <w:ind w:left="1440" w:hanging="360"/>
+      </w:pPr>
+      <w:rPr>
+        <w:rFonts w:ascii="Courier New" w:hAnsi="Courier New" w:cs="Courier New" w:hint="default"/>
+      </w:rPr>
+    </w:lvl>
+    <w:lvl w:ilvl="2" w:tplc="0C0A0005" w:tentative="1">
+      <w:start w:val="1"/>
+      <w:numFmt w:val="bullet"/>
+      <w:lvlText w:val=""/>
+      <w:lvlJc w:val="left"/>
+      <w:pPr>
+        <w:ind w:left="2160" w:hanging="360"/>
+      </w:pPr>
+      <w:rPr>
+        <w:rFonts w:ascii="Wingdings" w:hAnsi="Wingdings" w:hint="default"/>
+      </w:rPr>
+    </w:lvl>
+    <w:lvl w:ilvl="3" w:tplc="0C0A0001" w:tentative="1">
+      <w:start w:val="1"/>
+      <w:numFmt w:val="bullet"/>
+      <w:lvlText w:val=""/>
+      <w:lvlJc w:val="left"/>
+      <w:pPr>
+        <w:ind w:left="2880" w:hanging="360"/>
+      </w:pPr>
+      <w:rPr>
+        <w:rFonts w:ascii="Symbol" w:hAnsi="Symbol" w:hint="default"/>
+      </w:rPr>
+    </w:lvl>
+    <w:lvl w:ilvl="4" w:tplc="0C0A0003" w:tentative="1">
+      <w:start w:val="1"/>
+      <w:numFmt w:val="bullet"/>
+      <w:lvlText w:val="o"/>
+      <w:lvlJc w:val="left"/>
+      <w:pPr>
+        <w:ind w:left="3600" w:hanging="360"/>
+      </w:pPr>
+      <w:rPr>
+        <w:rFonts w:ascii="Courier New" w:hAnsi="Courier New" w:cs="Courier New" w:hint="default"/>
+      </w:rPr>
+    </w:lvl>
+    <w:lvl w:ilvl="5" w:tplc="0C0A0005" w:tentative="1">
+      <w:start w:val="1"/>
+      <w:numFmt w:val="bullet"/>
+      <w:lvlText w:val=""/>
+      <w:lvlJc w:val="left"/>
+      <w:pPr>
+        <w:ind w:left="4320" w:hanging="360"/>
+      </w:pPr>
+      <w:rPr>
+        <w:rFonts w:ascii="Wingdings" w:hAnsi="Wingdings" w:hint="default"/>
+      </w:rPr>
+    </w:lvl>
+    <w:lvl w:ilvl="6" w:tplc="0C0A0001" w:tentative="1">
+      <w:start w:val="1"/>
+      <w:numFmt w:val="bullet"/>
+      <w:lvlText w:val=""/>
+      <w:lvlJc w:val="left"/>
+      <w:pPr>
+        <w:ind w:left="5040" w:hanging="360"/>
+      </w:pPr>
+      <w:rPr>
+        <w:rFonts w:ascii="Symbol" w:hAnsi="Symbol" w:hint="default"/>
+      </w:rPr>
+    </w:lvl>
+    <w:lvl w:ilvl="7" w:tplc="0C0A0003" w:tentative="1">
+      <w:start w:val="1"/>
+      <w:numFmt w:val="bullet"/>
+      <w:lvlText w:val="o"/>
+      <w:lvlJc w:val="left"/>
+      <w:pPr>
+        <w:ind w:left="5760" w:hanging="360"/>
+      </w:pPr>
+      <w:rPr>
+        <w:rFonts w:ascii="Courier New" w:hAnsi="Courier New" w:cs="Courier New" w:hint="default"/>
+      </w:rPr>
+    </w:lvl>
+    <w:lvl w:ilvl="8" w:tplc="0C0A0005" w:tentative="1">
+      <w:start w:val="1"/>
+      <w:numFmt w:val="bullet"/>
+      <w:lvlText w:val=""/>
+      <w:lvlJc w:val="left"/>
+      <w:pPr>
+        <w:ind w:left="6480" w:hanging="360"/>
+      </w:pPr>
+      <w:rPr>
+        <w:rFonts w:ascii="Wingdings" w:hAnsi="Wingdings" w:hint="default"/>
+      </w:rPr>
+    </w:lvl>
+  </w:abstractNum>
+  <w:abstractNum w:abstractNumId="15" w15:restartNumberingAfterBreak="0">
     <w:nsid w:val="5E20A2D6"/>
     <w:multiLevelType w:val="hybridMultilevel"/>
     <w:tmpl w:val="5956AD64"/>
@@ -10979,7 +9798,7 @@
       </w:rPr>
     </w:lvl>
   </w:abstractNum>
-  <w:abstractNum w:abstractNumId="15" w15:restartNumberingAfterBreak="0">
+  <w:abstractNum w:abstractNumId="16" w15:restartNumberingAfterBreak="0">
     <w:nsid w:val="61EE0F9E"/>
     <w:multiLevelType w:val="multilevel"/>
     <w:tmpl w:val="C5E6BF1E"/>
@@ -11065,7 +9884,7 @@
       </w:pPr>
     </w:lvl>
   </w:abstractNum>
-  <w:abstractNum w:abstractNumId="16" w15:restartNumberingAfterBreak="0">
+  <w:abstractNum w:abstractNumId="17" w15:restartNumberingAfterBreak="0">
     <w:nsid w:val="6E6F6B00"/>
     <w:multiLevelType w:val="hybridMultilevel"/>
     <w:tmpl w:val="65D885F8"/>
@@ -11178,7 +9997,7 @@
       </w:rPr>
     </w:lvl>
   </w:abstractNum>
-  <w:abstractNum w:abstractNumId="17" w15:restartNumberingAfterBreak="0">
+  <w:abstractNum w:abstractNumId="18" w15:restartNumberingAfterBreak="0">
     <w:nsid w:val="7B622CB4"/>
     <w:multiLevelType w:val="hybridMultilevel"/>
     <w:tmpl w:val="86B0A450"/>
@@ -11310,7 +10129,7 @@
     <w:abstractNumId w:val="0"/>
   </w:num>
   <w:num w:numId="7" w16cid:durableId="361321672">
-    <w:abstractNumId w:val="16"/>
+    <w:abstractNumId w:val="17"/>
   </w:num>
   <w:num w:numId="8" w16cid:durableId="2057123933">
     <w:abstractNumId w:val="9"/>
@@ -11331,19 +10150,22 @@
     <w:abstractNumId w:val="12"/>
   </w:num>
   <w:num w:numId="14" w16cid:durableId="921599014">
-    <w:abstractNumId w:val="14"/>
+    <w:abstractNumId w:val="15"/>
   </w:num>
   <w:num w:numId="15" w16cid:durableId="1471242181">
-    <w:abstractNumId w:val="15"/>
+    <w:abstractNumId w:val="16"/>
   </w:num>
   <w:num w:numId="16" w16cid:durableId="1280255786">
     <w:abstractNumId w:val="2"/>
   </w:num>
   <w:num w:numId="17" w16cid:durableId="1111163449">
-    <w:abstractNumId w:val="17"/>
+    <w:abstractNumId w:val="18"/>
   </w:num>
   <w:num w:numId="18" w16cid:durableId="1473985840">
     <w:abstractNumId w:val="8"/>
+  </w:num>
+  <w:num w:numId="19" w16cid:durableId="1342390438">
+    <w:abstractNumId w:val="14"/>
   </w:num>
 </w:numbering>
 </file>
@@ -11791,7 +10613,6 @@
   <w:style w:type="character" w:default="1" w:styleId="Fuentedeprrafopredeter">
     <w:name w:val="Default Paragraph Font"/>
     <w:uiPriority w:val="1"/>
-    <w:semiHidden/>
     <w:unhideWhenUsed/>
   </w:style>
   <w:style w:type="table" w:default="1" w:styleId="Tablanormal">
@@ -12317,7 +11138,12 @@
 </file>
 
 <file path=customXml/item3.xml><?xml version="1.0" encoding="utf-8"?>
-<b:Sources xmlns:b="http://schemas.openxmlformats.org/officeDocument/2006/bibliography" xmlns="http://schemas.openxmlformats.org/officeDocument/2006/bibliography" SelectedStyle="\APASixthEditionOfficeOnline.xsl" StyleName="APA" Version="6"/>
+<?mso-contentType ?>
+<FormTemplates xmlns="http://schemas.microsoft.com/sharepoint/v3/contenttype/forms">
+  <Display>DocumentLibraryForm</Display>
+  <Edit>DocumentLibraryForm</Edit>
+  <New>DocumentLibraryForm</New>
+</FormTemplates>
 </file>
 
 <file path=customXml/item4.xml><?xml version="1.0" encoding="utf-8"?>
@@ -12471,12 +11297,7 @@
 </file>
 
 <file path=customXml/item5.xml><?xml version="1.0" encoding="utf-8"?>
-<?mso-contentType ?>
-<FormTemplates xmlns="http://schemas.microsoft.com/sharepoint/v3/contenttype/forms">
-  <Display>DocumentLibraryForm</Display>
-  <Edit>DocumentLibraryForm</Edit>
-  <New>DocumentLibraryForm</New>
-</FormTemplates>
+<b:Sources xmlns:b="http://schemas.openxmlformats.org/officeDocument/2006/bibliography" xmlns="http://schemas.openxmlformats.org/officeDocument/2006/bibliography" SelectedStyle="\APASixthEditionOfficeOnline.xsl" StyleName="APA" Version="6"/>
 </file>
 
 <file path=customXml/itemProps1.xml><?xml version="1.0" encoding="utf-8"?>
@@ -12498,9 +11319,9 @@
 </file>
 
 <file path=customXml/itemProps3.xml><?xml version="1.0" encoding="utf-8"?>
-<ds:datastoreItem xmlns:ds="http://schemas.openxmlformats.org/officeDocument/2006/customXml" ds:itemID="{84CA4A16-CE6B-4C64-8CA7-CF5CBE9EE313}">
+<ds:datastoreItem xmlns:ds="http://schemas.openxmlformats.org/officeDocument/2006/customXml" ds:itemID="{9C62D19F-2C4B-4163-B98D-18BF5B309744}">
   <ds:schemaRefs>
-    <ds:schemaRef ds:uri="http://schemas.openxmlformats.org/officeDocument/2006/bibliography"/>
+    <ds:schemaRef ds:uri="http://schemas.microsoft.com/sharepoint/v3/contenttype/forms"/>
   </ds:schemaRefs>
 </ds:datastoreItem>
 </file>
@@ -12524,9 +11345,9 @@
 </file>
 
 <file path=customXml/itemProps5.xml><?xml version="1.0" encoding="utf-8"?>
-<ds:datastoreItem xmlns:ds="http://schemas.openxmlformats.org/officeDocument/2006/customXml" ds:itemID="{9C62D19F-2C4B-4163-B98D-18BF5B309744}">
+<ds:datastoreItem xmlns:ds="http://schemas.openxmlformats.org/officeDocument/2006/customXml" ds:itemID="{84CA4A16-CE6B-4C64-8CA7-CF5CBE9EE313}">
   <ds:schemaRefs>
-    <ds:schemaRef ds:uri="http://schemas.microsoft.com/sharepoint/v3/contenttype/forms"/>
+    <ds:schemaRef ds:uri="http://schemas.openxmlformats.org/officeDocument/2006/bibliography"/>
   </ds:schemaRefs>
 </ds:datastoreItem>
 </file>
--- a/Documentación_final.docx
+++ b/Documentación_final.docx
@@ -68,7 +68,21 @@
         <w:rPr>
           <w:rStyle w:val="Ttulodellibro"/>
         </w:rPr>
-        <w:t xml:space="preserve">Proyecto Intermodular Hito </w:t>
+        <w:t xml:space="preserve">Proyecto </w:t>
+      </w:r>
+      <w:proofErr w:type="spellStart"/>
+      <w:r>
+        <w:rPr>
+          <w:rStyle w:val="Ttulodellibro"/>
+        </w:rPr>
+        <w:t>Intermodular</w:t>
+      </w:r>
+      <w:proofErr w:type="spellEnd"/>
+      <w:r>
+        <w:rPr>
+          <w:rStyle w:val="Ttulodellibro"/>
+        </w:rPr>
+        <w:t xml:space="preserve"> Hito </w:t>
       </w:r>
       <w:r>
         <w:rPr>
@@ -147,6 +161,7 @@
           <w:u w:val="single"/>
         </w:rPr>
       </w:pPr>
+      <w:proofErr w:type="spellStart"/>
       <w:r>
         <w:rPr>
           <w:sz w:val="40"/>
@@ -156,61 +171,1353 @@
         <w:lastRenderedPageBreak/>
         <w:t>Abstract</w:t>
       </w:r>
-    </w:p>
-    <w:p>
-      <w:r>
-        <w:t>For this project,</w:t>
-      </w:r>
-      <w:r>
-        <w:t xml:space="preserve"> the website “Ro</w:t>
+      <w:proofErr w:type="spellEnd"/>
+    </w:p>
+    <w:p>
+      <w:r>
+        <w:t xml:space="preserve">For </w:t>
+      </w:r>
+      <w:proofErr w:type="spellStart"/>
+      <w:r>
+        <w:t>this</w:t>
+      </w:r>
+      <w:proofErr w:type="spellEnd"/>
+      <w:r>
+        <w:t xml:space="preserve"> </w:t>
+      </w:r>
+      <w:proofErr w:type="spellStart"/>
+      <w:r>
+        <w:t>project</w:t>
+      </w:r>
+      <w:proofErr w:type="spellEnd"/>
+      <w:r>
+        <w:t>,</w:t>
+      </w:r>
+      <w:r>
+        <w:t xml:space="preserve"> </w:t>
+      </w:r>
+      <w:proofErr w:type="spellStart"/>
+      <w:r>
+        <w:t>the</w:t>
+      </w:r>
+      <w:proofErr w:type="spellEnd"/>
+      <w:r>
+        <w:t xml:space="preserve"> </w:t>
+      </w:r>
+      <w:proofErr w:type="spellStart"/>
+      <w:r>
+        <w:t>website</w:t>
+      </w:r>
+      <w:proofErr w:type="spellEnd"/>
+      <w:r>
+        <w:t xml:space="preserve"> “</w:t>
+      </w:r>
+      <w:proofErr w:type="spellStart"/>
+      <w:r>
+        <w:t>Ro</w:t>
       </w:r>
       <w:r>
         <w:t>o</w:t>
       </w:r>
       <w:r>
-        <w:t>mie” has been designed,</w:t>
-      </w:r>
-      <w:r>
-        <w:t xml:space="preserve"> that will help students find rooms to rent near the universities they study at</w:t>
-      </w:r>
-      <w:r>
-        <w:t xml:space="preserve">, being the task to find appartments to rent very challenging for young students. </w:t>
+        <w:t>mie</w:t>
+      </w:r>
+      <w:proofErr w:type="spellEnd"/>
+      <w:r>
+        <w:t xml:space="preserve">” has </w:t>
+      </w:r>
+      <w:proofErr w:type="spellStart"/>
+      <w:r>
+        <w:t>been</w:t>
+      </w:r>
+      <w:proofErr w:type="spellEnd"/>
+      <w:r>
+        <w:t xml:space="preserve"> </w:t>
+      </w:r>
+      <w:proofErr w:type="spellStart"/>
+      <w:r>
+        <w:t>designed</w:t>
+      </w:r>
+      <w:proofErr w:type="spellEnd"/>
+      <w:r>
+        <w:t>,</w:t>
+      </w:r>
+      <w:r>
+        <w:t xml:space="preserve"> </w:t>
+      </w:r>
+      <w:proofErr w:type="spellStart"/>
+      <w:r>
+        <w:t>that</w:t>
+      </w:r>
+      <w:proofErr w:type="spellEnd"/>
+      <w:r>
+        <w:t xml:space="preserve"> </w:t>
+      </w:r>
+      <w:proofErr w:type="spellStart"/>
+      <w:r>
+        <w:t>will</w:t>
+      </w:r>
+      <w:proofErr w:type="spellEnd"/>
+      <w:r>
+        <w:t xml:space="preserve"> </w:t>
+      </w:r>
+      <w:proofErr w:type="spellStart"/>
+      <w:r>
+        <w:t>help</w:t>
+      </w:r>
+      <w:proofErr w:type="spellEnd"/>
+      <w:r>
+        <w:t xml:space="preserve"> </w:t>
+      </w:r>
+      <w:proofErr w:type="spellStart"/>
+      <w:r>
+        <w:t>students</w:t>
+      </w:r>
+      <w:proofErr w:type="spellEnd"/>
+      <w:r>
+        <w:t xml:space="preserve"> </w:t>
+      </w:r>
+      <w:proofErr w:type="spellStart"/>
+      <w:r>
+        <w:t>find</w:t>
+      </w:r>
+      <w:proofErr w:type="spellEnd"/>
+      <w:r>
+        <w:t xml:space="preserve"> </w:t>
+      </w:r>
+      <w:proofErr w:type="spellStart"/>
+      <w:r>
+        <w:t>rooms</w:t>
+      </w:r>
+      <w:proofErr w:type="spellEnd"/>
+      <w:r>
+        <w:t xml:space="preserve"> </w:t>
+      </w:r>
+      <w:proofErr w:type="spellStart"/>
+      <w:r>
+        <w:t>to</w:t>
+      </w:r>
+      <w:proofErr w:type="spellEnd"/>
+      <w:r>
+        <w:t xml:space="preserve"> </w:t>
+      </w:r>
+      <w:proofErr w:type="spellStart"/>
+      <w:r>
+        <w:t>rent</w:t>
+      </w:r>
+      <w:proofErr w:type="spellEnd"/>
+      <w:r>
+        <w:t xml:space="preserve"> </w:t>
+      </w:r>
+      <w:proofErr w:type="spellStart"/>
+      <w:r>
+        <w:t>near</w:t>
+      </w:r>
+      <w:proofErr w:type="spellEnd"/>
+      <w:r>
+        <w:t xml:space="preserve"> </w:t>
+      </w:r>
+      <w:proofErr w:type="spellStart"/>
+      <w:r>
+        <w:t>the</w:t>
+      </w:r>
+      <w:proofErr w:type="spellEnd"/>
+      <w:r>
+        <w:t xml:space="preserve"> </w:t>
+      </w:r>
+      <w:proofErr w:type="spellStart"/>
+      <w:r>
+        <w:t>universities</w:t>
+      </w:r>
+      <w:proofErr w:type="spellEnd"/>
+      <w:r>
+        <w:t xml:space="preserve"> </w:t>
+      </w:r>
+      <w:proofErr w:type="spellStart"/>
+      <w:r>
+        <w:t>they</w:t>
+      </w:r>
+      <w:proofErr w:type="spellEnd"/>
+      <w:r>
+        <w:t xml:space="preserve"> </w:t>
+      </w:r>
+      <w:proofErr w:type="spellStart"/>
+      <w:r>
+        <w:t>study</w:t>
+      </w:r>
+      <w:proofErr w:type="spellEnd"/>
+      <w:r>
+        <w:t xml:space="preserve"> at</w:t>
+      </w:r>
+      <w:r>
+        <w:t xml:space="preserve">, </w:t>
+      </w:r>
+      <w:proofErr w:type="spellStart"/>
+      <w:r>
+        <w:t>being</w:t>
+      </w:r>
+      <w:proofErr w:type="spellEnd"/>
+      <w:r>
+        <w:t xml:space="preserve"> </w:t>
+      </w:r>
+      <w:proofErr w:type="spellStart"/>
+      <w:r>
+        <w:t>the</w:t>
+      </w:r>
+      <w:proofErr w:type="spellEnd"/>
+      <w:r>
+        <w:t xml:space="preserve"> </w:t>
+      </w:r>
+      <w:proofErr w:type="spellStart"/>
+      <w:r>
+        <w:t>task</w:t>
+      </w:r>
+      <w:proofErr w:type="spellEnd"/>
+      <w:r>
+        <w:t xml:space="preserve"> </w:t>
+      </w:r>
+      <w:proofErr w:type="spellStart"/>
+      <w:r>
+        <w:t>to</w:t>
+      </w:r>
+      <w:proofErr w:type="spellEnd"/>
+      <w:r>
+        <w:t xml:space="preserve"> </w:t>
+      </w:r>
+      <w:proofErr w:type="spellStart"/>
+      <w:r>
+        <w:t>find</w:t>
+      </w:r>
+      <w:proofErr w:type="spellEnd"/>
+      <w:r>
+        <w:t xml:space="preserve"> </w:t>
+      </w:r>
+      <w:proofErr w:type="spellStart"/>
+      <w:r>
+        <w:t>appartments</w:t>
+      </w:r>
+      <w:proofErr w:type="spellEnd"/>
+      <w:r>
+        <w:t xml:space="preserve"> </w:t>
+      </w:r>
+      <w:proofErr w:type="spellStart"/>
+      <w:r>
+        <w:t>to</w:t>
+      </w:r>
+      <w:proofErr w:type="spellEnd"/>
+      <w:r>
+        <w:t xml:space="preserve"> </w:t>
+      </w:r>
+      <w:proofErr w:type="spellStart"/>
+      <w:r>
+        <w:t>rent</w:t>
+      </w:r>
+      <w:proofErr w:type="spellEnd"/>
+      <w:r>
+        <w:t xml:space="preserve"> </w:t>
+      </w:r>
+      <w:proofErr w:type="spellStart"/>
+      <w:r>
+        <w:t>very</w:t>
+      </w:r>
+      <w:proofErr w:type="spellEnd"/>
+      <w:r>
+        <w:t xml:space="preserve"> </w:t>
+      </w:r>
+      <w:proofErr w:type="spellStart"/>
+      <w:r>
+        <w:t>challenging</w:t>
+      </w:r>
+      <w:proofErr w:type="spellEnd"/>
+      <w:r>
+        <w:t xml:space="preserve"> </w:t>
+      </w:r>
+      <w:proofErr w:type="spellStart"/>
+      <w:r>
+        <w:t>for</w:t>
+      </w:r>
+      <w:proofErr w:type="spellEnd"/>
+      <w:r>
+        <w:t xml:space="preserve"> </w:t>
+      </w:r>
+      <w:proofErr w:type="spellStart"/>
+      <w:r>
+        <w:t>young</w:t>
+      </w:r>
+      <w:proofErr w:type="spellEnd"/>
+      <w:r>
+        <w:t xml:space="preserve"> </w:t>
+      </w:r>
+      <w:proofErr w:type="spellStart"/>
+      <w:r>
+        <w:t>students</w:t>
+      </w:r>
+      <w:proofErr w:type="spellEnd"/>
+      <w:r>
+        <w:t xml:space="preserve">. </w:t>
       </w:r>
       <w:r>
         <w:br/>
-        <w:t xml:space="preserve">The website will let the home owners publish their property as a whole, and the students will choose a room to rent from the house. </w:t>
+        <w:t xml:space="preserve">The </w:t>
+      </w:r>
+      <w:proofErr w:type="spellStart"/>
+      <w:r>
+        <w:t>website</w:t>
+      </w:r>
+      <w:proofErr w:type="spellEnd"/>
+      <w:r>
+        <w:t xml:space="preserve"> </w:t>
+      </w:r>
+      <w:proofErr w:type="spellStart"/>
+      <w:r>
+        <w:t>will</w:t>
+      </w:r>
+      <w:proofErr w:type="spellEnd"/>
+      <w:r>
+        <w:t xml:space="preserve"> </w:t>
+      </w:r>
+      <w:proofErr w:type="spellStart"/>
+      <w:r>
+        <w:t>let</w:t>
+      </w:r>
+      <w:proofErr w:type="spellEnd"/>
+      <w:r>
+        <w:t xml:space="preserve"> </w:t>
+      </w:r>
+      <w:proofErr w:type="spellStart"/>
+      <w:r>
+        <w:t>the</w:t>
+      </w:r>
+      <w:proofErr w:type="spellEnd"/>
+      <w:r>
+        <w:t xml:space="preserve"> home </w:t>
+      </w:r>
+      <w:proofErr w:type="spellStart"/>
+      <w:r>
+        <w:t>owners</w:t>
+      </w:r>
+      <w:proofErr w:type="spellEnd"/>
+      <w:r>
+        <w:t xml:space="preserve"> </w:t>
+      </w:r>
+      <w:proofErr w:type="spellStart"/>
+      <w:r>
+        <w:t>publish</w:t>
+      </w:r>
+      <w:proofErr w:type="spellEnd"/>
+      <w:r>
+        <w:t xml:space="preserve"> </w:t>
+      </w:r>
+      <w:proofErr w:type="spellStart"/>
+      <w:r>
+        <w:t>their</w:t>
+      </w:r>
+      <w:proofErr w:type="spellEnd"/>
+      <w:r>
+        <w:t xml:space="preserve"> </w:t>
+      </w:r>
+      <w:proofErr w:type="spellStart"/>
+      <w:r>
+        <w:t>property</w:t>
+      </w:r>
+      <w:proofErr w:type="spellEnd"/>
+      <w:r>
+        <w:t xml:space="preserve"> as a </w:t>
+      </w:r>
+      <w:proofErr w:type="spellStart"/>
+      <w:r>
+        <w:t>whole</w:t>
+      </w:r>
+      <w:proofErr w:type="spellEnd"/>
+      <w:r>
+        <w:t xml:space="preserve">, and </w:t>
+      </w:r>
+      <w:proofErr w:type="spellStart"/>
+      <w:r>
+        <w:t>the</w:t>
+      </w:r>
+      <w:proofErr w:type="spellEnd"/>
+      <w:r>
+        <w:t xml:space="preserve"> </w:t>
+      </w:r>
+      <w:proofErr w:type="spellStart"/>
+      <w:r>
+        <w:t>students</w:t>
+      </w:r>
+      <w:proofErr w:type="spellEnd"/>
+      <w:r>
+        <w:t xml:space="preserve"> </w:t>
+      </w:r>
+      <w:proofErr w:type="spellStart"/>
+      <w:r>
+        <w:t>will</w:t>
+      </w:r>
+      <w:proofErr w:type="spellEnd"/>
+      <w:r>
+        <w:t xml:space="preserve"> </w:t>
+      </w:r>
+      <w:proofErr w:type="spellStart"/>
+      <w:r>
+        <w:t>choose</w:t>
+      </w:r>
+      <w:proofErr w:type="spellEnd"/>
+      <w:r>
+        <w:t xml:space="preserve"> a </w:t>
+      </w:r>
+      <w:proofErr w:type="spellStart"/>
+      <w:r>
+        <w:t>room</w:t>
+      </w:r>
+      <w:proofErr w:type="spellEnd"/>
+      <w:r>
+        <w:t xml:space="preserve"> </w:t>
+      </w:r>
+      <w:proofErr w:type="spellStart"/>
+      <w:r>
+        <w:t>to</w:t>
+      </w:r>
+      <w:proofErr w:type="spellEnd"/>
+      <w:r>
+        <w:t xml:space="preserve"> </w:t>
+      </w:r>
+      <w:proofErr w:type="spellStart"/>
+      <w:r>
+        <w:t>rent</w:t>
+      </w:r>
+      <w:proofErr w:type="spellEnd"/>
+      <w:r>
+        <w:t xml:space="preserve"> </w:t>
+      </w:r>
+      <w:proofErr w:type="spellStart"/>
+      <w:r>
+        <w:t>from</w:t>
+      </w:r>
+      <w:proofErr w:type="spellEnd"/>
+      <w:r>
+        <w:t xml:space="preserve"> </w:t>
+      </w:r>
+      <w:proofErr w:type="spellStart"/>
+      <w:r>
+        <w:t>the</w:t>
+      </w:r>
+      <w:proofErr w:type="spellEnd"/>
+      <w:r>
+        <w:t xml:space="preserve"> </w:t>
+      </w:r>
+      <w:proofErr w:type="spellStart"/>
+      <w:r>
+        <w:t>house</w:t>
+      </w:r>
+      <w:proofErr w:type="spellEnd"/>
+      <w:r>
+        <w:t xml:space="preserve">. </w:t>
       </w:r>
       <w:r>
         <w:br/>
-        <w:t xml:space="preserve">The price of the room won’t change depending on the amount of renters in the house and the duration of the contract will always be 9 months. </w:t>
+        <w:t xml:space="preserve">The </w:t>
+      </w:r>
+      <w:proofErr w:type="spellStart"/>
+      <w:r>
+        <w:t>price</w:t>
+      </w:r>
+      <w:proofErr w:type="spellEnd"/>
+      <w:r>
+        <w:t xml:space="preserve"> </w:t>
+      </w:r>
+      <w:proofErr w:type="spellStart"/>
+      <w:r>
+        <w:t>of</w:t>
+      </w:r>
+      <w:proofErr w:type="spellEnd"/>
+      <w:r>
+        <w:t xml:space="preserve"> </w:t>
+      </w:r>
+      <w:proofErr w:type="spellStart"/>
+      <w:r>
+        <w:t>the</w:t>
+      </w:r>
+      <w:proofErr w:type="spellEnd"/>
+      <w:r>
+        <w:t xml:space="preserve"> </w:t>
+      </w:r>
+      <w:proofErr w:type="spellStart"/>
+      <w:r>
+        <w:t>room</w:t>
+      </w:r>
+      <w:proofErr w:type="spellEnd"/>
+      <w:r>
+        <w:t xml:space="preserve"> </w:t>
+      </w:r>
+      <w:proofErr w:type="spellStart"/>
+      <w:r>
+        <w:t>won’t</w:t>
+      </w:r>
+      <w:proofErr w:type="spellEnd"/>
+      <w:r>
+        <w:t xml:space="preserve"> </w:t>
+      </w:r>
+      <w:proofErr w:type="spellStart"/>
+      <w:r>
+        <w:t>change</w:t>
+      </w:r>
+      <w:proofErr w:type="spellEnd"/>
+      <w:r>
+        <w:t xml:space="preserve"> </w:t>
+      </w:r>
+      <w:proofErr w:type="spellStart"/>
+      <w:r>
+        <w:t>depending</w:t>
+      </w:r>
+      <w:proofErr w:type="spellEnd"/>
+      <w:r>
+        <w:t xml:space="preserve"> </w:t>
+      </w:r>
+      <w:proofErr w:type="spellStart"/>
+      <w:r>
+        <w:t>on</w:t>
+      </w:r>
+      <w:proofErr w:type="spellEnd"/>
+      <w:r>
+        <w:t xml:space="preserve"> </w:t>
+      </w:r>
+      <w:proofErr w:type="spellStart"/>
+      <w:r>
+        <w:t>the</w:t>
+      </w:r>
+      <w:proofErr w:type="spellEnd"/>
+      <w:r>
+        <w:t xml:space="preserve"> </w:t>
+      </w:r>
+      <w:proofErr w:type="spellStart"/>
+      <w:r>
+        <w:t>amount</w:t>
+      </w:r>
+      <w:proofErr w:type="spellEnd"/>
+      <w:r>
+        <w:t xml:space="preserve"> </w:t>
+      </w:r>
+      <w:proofErr w:type="spellStart"/>
+      <w:r>
+        <w:t>of</w:t>
+      </w:r>
+      <w:proofErr w:type="spellEnd"/>
+      <w:r>
+        <w:t xml:space="preserve"> </w:t>
+      </w:r>
+      <w:proofErr w:type="spellStart"/>
+      <w:r>
+        <w:t>renters</w:t>
+      </w:r>
+      <w:proofErr w:type="spellEnd"/>
+      <w:r>
+        <w:t xml:space="preserve"> in </w:t>
+      </w:r>
+      <w:proofErr w:type="spellStart"/>
+      <w:r>
+        <w:t>the</w:t>
+      </w:r>
+      <w:proofErr w:type="spellEnd"/>
+      <w:r>
+        <w:t xml:space="preserve"> </w:t>
+      </w:r>
+      <w:proofErr w:type="spellStart"/>
+      <w:r>
+        <w:t>house</w:t>
+      </w:r>
+      <w:proofErr w:type="spellEnd"/>
+      <w:r>
+        <w:t xml:space="preserve"> and </w:t>
+      </w:r>
+      <w:proofErr w:type="spellStart"/>
+      <w:r>
+        <w:t>the</w:t>
+      </w:r>
+      <w:proofErr w:type="spellEnd"/>
+      <w:r>
+        <w:t xml:space="preserve"> </w:t>
+      </w:r>
+      <w:proofErr w:type="spellStart"/>
+      <w:r>
+        <w:t>duration</w:t>
+      </w:r>
+      <w:proofErr w:type="spellEnd"/>
+      <w:r>
+        <w:t xml:space="preserve"> </w:t>
+      </w:r>
+      <w:proofErr w:type="spellStart"/>
+      <w:r>
+        <w:t>of</w:t>
+      </w:r>
+      <w:proofErr w:type="spellEnd"/>
+      <w:r>
+        <w:t xml:space="preserve"> </w:t>
+      </w:r>
+      <w:proofErr w:type="spellStart"/>
+      <w:r>
+        <w:t>the</w:t>
+      </w:r>
+      <w:proofErr w:type="spellEnd"/>
+      <w:r>
+        <w:t xml:space="preserve"> </w:t>
+      </w:r>
+      <w:proofErr w:type="spellStart"/>
+      <w:r>
+        <w:t>contract</w:t>
+      </w:r>
+      <w:proofErr w:type="spellEnd"/>
+      <w:r>
+        <w:t xml:space="preserve"> </w:t>
+      </w:r>
+      <w:proofErr w:type="spellStart"/>
+      <w:r>
+        <w:t>will</w:t>
+      </w:r>
+      <w:proofErr w:type="spellEnd"/>
+      <w:r>
+        <w:t xml:space="preserve"> </w:t>
+      </w:r>
+      <w:proofErr w:type="spellStart"/>
+      <w:r>
+        <w:t>always</w:t>
+      </w:r>
+      <w:proofErr w:type="spellEnd"/>
+      <w:r>
+        <w:t xml:space="preserve"> be 9 </w:t>
+      </w:r>
+      <w:proofErr w:type="spellStart"/>
+      <w:r>
+        <w:t>months</w:t>
+      </w:r>
+      <w:proofErr w:type="spellEnd"/>
+      <w:r>
+        <w:t xml:space="preserve">. </w:t>
       </w:r>
       <w:r>
         <w:br/>
-        <w:t xml:space="preserve">The deposit will be handled by a third party, and will only be given back with the tenant’s and renter’s signature. </w:t>
+        <w:t xml:space="preserve">The </w:t>
+      </w:r>
+      <w:proofErr w:type="spellStart"/>
+      <w:r>
+        <w:t>deposit</w:t>
+      </w:r>
+      <w:proofErr w:type="spellEnd"/>
+      <w:r>
+        <w:t xml:space="preserve"> </w:t>
+      </w:r>
+      <w:proofErr w:type="spellStart"/>
+      <w:r>
+        <w:t>will</w:t>
+      </w:r>
+      <w:proofErr w:type="spellEnd"/>
+      <w:r>
+        <w:t xml:space="preserve"> be </w:t>
+      </w:r>
+      <w:proofErr w:type="spellStart"/>
+      <w:r>
+        <w:t>handled</w:t>
+      </w:r>
+      <w:proofErr w:type="spellEnd"/>
+      <w:r>
+        <w:t xml:space="preserve"> </w:t>
+      </w:r>
+      <w:proofErr w:type="spellStart"/>
+      <w:r>
+        <w:t>by</w:t>
+      </w:r>
+      <w:proofErr w:type="spellEnd"/>
+      <w:r>
+        <w:t xml:space="preserve"> a </w:t>
+      </w:r>
+      <w:proofErr w:type="spellStart"/>
+      <w:r>
+        <w:t>third</w:t>
+      </w:r>
+      <w:proofErr w:type="spellEnd"/>
+      <w:r>
+        <w:t xml:space="preserve"> </w:t>
+      </w:r>
+      <w:proofErr w:type="spellStart"/>
+      <w:r>
+        <w:t>party</w:t>
+      </w:r>
+      <w:proofErr w:type="spellEnd"/>
+      <w:r>
+        <w:t xml:space="preserve">, and </w:t>
+      </w:r>
+      <w:proofErr w:type="spellStart"/>
+      <w:r>
+        <w:t>will</w:t>
+      </w:r>
+      <w:proofErr w:type="spellEnd"/>
+      <w:r>
+        <w:t xml:space="preserve"> </w:t>
+      </w:r>
+      <w:proofErr w:type="spellStart"/>
+      <w:r>
+        <w:t>only</w:t>
+      </w:r>
+      <w:proofErr w:type="spellEnd"/>
+      <w:r>
+        <w:t xml:space="preserve"> be </w:t>
+      </w:r>
+      <w:proofErr w:type="spellStart"/>
+      <w:r>
+        <w:t>given</w:t>
+      </w:r>
+      <w:proofErr w:type="spellEnd"/>
+      <w:r>
+        <w:t xml:space="preserve"> back </w:t>
+      </w:r>
+      <w:proofErr w:type="spellStart"/>
+      <w:r>
+        <w:t>with</w:t>
+      </w:r>
+      <w:proofErr w:type="spellEnd"/>
+      <w:r>
+        <w:t xml:space="preserve"> </w:t>
+      </w:r>
+      <w:proofErr w:type="spellStart"/>
+      <w:r>
+        <w:t>the</w:t>
+      </w:r>
+      <w:proofErr w:type="spellEnd"/>
+      <w:r>
+        <w:t xml:space="preserve"> </w:t>
+      </w:r>
+      <w:proofErr w:type="spellStart"/>
+      <w:r>
+        <w:t>tenant’s</w:t>
+      </w:r>
+      <w:proofErr w:type="spellEnd"/>
+      <w:r>
+        <w:t xml:space="preserve"> and </w:t>
+      </w:r>
+      <w:proofErr w:type="spellStart"/>
+      <w:r>
+        <w:t>renter’s</w:t>
+      </w:r>
+      <w:proofErr w:type="spellEnd"/>
+      <w:r>
+        <w:t xml:space="preserve"> </w:t>
+      </w:r>
+      <w:proofErr w:type="spellStart"/>
+      <w:r>
+        <w:t>signature</w:t>
+      </w:r>
+      <w:proofErr w:type="spellEnd"/>
+      <w:r>
+        <w:t xml:space="preserve">. </w:t>
       </w:r>
       <w:r>
         <w:br/>
-        <w:t xml:space="preserve">We have used an iterative software methodology to develop the website in different iterations separated by a couple months each. The tasks have been divided using a Trello table and following the KanBan agile methodology, for easier communication and organization. </w:t>
+      </w:r>
+      <w:proofErr w:type="spellStart"/>
+      <w:r>
+        <w:t>We</w:t>
+      </w:r>
+      <w:proofErr w:type="spellEnd"/>
+      <w:r>
+        <w:t xml:space="preserve"> </w:t>
+      </w:r>
+      <w:proofErr w:type="spellStart"/>
+      <w:r>
+        <w:t>have</w:t>
+      </w:r>
+      <w:proofErr w:type="spellEnd"/>
+      <w:r>
+        <w:t xml:space="preserve"> </w:t>
+      </w:r>
+      <w:proofErr w:type="spellStart"/>
+      <w:r>
+        <w:t>used</w:t>
+      </w:r>
+      <w:proofErr w:type="spellEnd"/>
+      <w:r>
+        <w:t xml:space="preserve"> </w:t>
+      </w:r>
+      <w:proofErr w:type="spellStart"/>
+      <w:r>
+        <w:t>an</w:t>
+      </w:r>
+      <w:proofErr w:type="spellEnd"/>
+      <w:r>
+        <w:t xml:space="preserve"> iterative software </w:t>
+      </w:r>
+      <w:proofErr w:type="spellStart"/>
+      <w:r>
+        <w:t>methodology</w:t>
+      </w:r>
+      <w:proofErr w:type="spellEnd"/>
+      <w:r>
+        <w:t xml:space="preserve"> </w:t>
+      </w:r>
+      <w:proofErr w:type="spellStart"/>
+      <w:r>
+        <w:t>to</w:t>
+      </w:r>
+      <w:proofErr w:type="spellEnd"/>
+      <w:r>
+        <w:t xml:space="preserve"> </w:t>
+      </w:r>
+      <w:proofErr w:type="spellStart"/>
+      <w:r>
+        <w:t>develop</w:t>
+      </w:r>
+      <w:proofErr w:type="spellEnd"/>
+      <w:r>
+        <w:t xml:space="preserve"> </w:t>
+      </w:r>
+      <w:proofErr w:type="spellStart"/>
+      <w:r>
+        <w:t>the</w:t>
+      </w:r>
+      <w:proofErr w:type="spellEnd"/>
+      <w:r>
+        <w:t xml:space="preserve"> </w:t>
+      </w:r>
+      <w:proofErr w:type="spellStart"/>
+      <w:r>
+        <w:t>website</w:t>
+      </w:r>
+      <w:proofErr w:type="spellEnd"/>
+      <w:r>
+        <w:t xml:space="preserve"> in </w:t>
+      </w:r>
+      <w:proofErr w:type="spellStart"/>
+      <w:r>
+        <w:t>different</w:t>
+      </w:r>
+      <w:proofErr w:type="spellEnd"/>
+      <w:r>
+        <w:t xml:space="preserve"> </w:t>
+      </w:r>
+      <w:proofErr w:type="spellStart"/>
+      <w:r>
+        <w:t>iterations</w:t>
+      </w:r>
+      <w:proofErr w:type="spellEnd"/>
+      <w:r>
+        <w:t xml:space="preserve"> </w:t>
+      </w:r>
+      <w:proofErr w:type="spellStart"/>
+      <w:r>
+        <w:t>separated</w:t>
+      </w:r>
+      <w:proofErr w:type="spellEnd"/>
+      <w:r>
+        <w:t xml:space="preserve"> </w:t>
+      </w:r>
+      <w:proofErr w:type="spellStart"/>
+      <w:r>
+        <w:t>by</w:t>
+      </w:r>
+      <w:proofErr w:type="spellEnd"/>
+      <w:r>
+        <w:t xml:space="preserve"> a </w:t>
+      </w:r>
+      <w:proofErr w:type="spellStart"/>
+      <w:r>
+        <w:t>couple</w:t>
+      </w:r>
+      <w:proofErr w:type="spellEnd"/>
+      <w:r>
+        <w:t xml:space="preserve"> </w:t>
+      </w:r>
+      <w:proofErr w:type="spellStart"/>
+      <w:r>
+        <w:t>months</w:t>
+      </w:r>
+      <w:proofErr w:type="spellEnd"/>
+      <w:r>
+        <w:t xml:space="preserve"> </w:t>
+      </w:r>
+      <w:proofErr w:type="spellStart"/>
+      <w:r>
+        <w:t>each</w:t>
+      </w:r>
+      <w:proofErr w:type="spellEnd"/>
+      <w:r>
+        <w:t xml:space="preserve">. The </w:t>
+      </w:r>
+      <w:proofErr w:type="spellStart"/>
+      <w:r>
+        <w:t>tasks</w:t>
+      </w:r>
+      <w:proofErr w:type="spellEnd"/>
+      <w:r>
+        <w:t xml:space="preserve"> </w:t>
+      </w:r>
+      <w:proofErr w:type="spellStart"/>
+      <w:r>
+        <w:t>have</w:t>
+      </w:r>
+      <w:proofErr w:type="spellEnd"/>
+      <w:r>
+        <w:t xml:space="preserve"> </w:t>
+      </w:r>
+      <w:proofErr w:type="spellStart"/>
+      <w:r>
+        <w:t>been</w:t>
+      </w:r>
+      <w:proofErr w:type="spellEnd"/>
+      <w:r>
+        <w:t xml:space="preserve"> </w:t>
+      </w:r>
+      <w:proofErr w:type="spellStart"/>
+      <w:r>
+        <w:t>divided</w:t>
+      </w:r>
+      <w:proofErr w:type="spellEnd"/>
+      <w:r>
+        <w:t xml:space="preserve"> </w:t>
+      </w:r>
+      <w:proofErr w:type="spellStart"/>
+      <w:r>
+        <w:t>using</w:t>
+      </w:r>
+      <w:proofErr w:type="spellEnd"/>
+      <w:r>
+        <w:t xml:space="preserve"> a Trello table and </w:t>
+      </w:r>
+      <w:proofErr w:type="spellStart"/>
+      <w:r>
+        <w:t>following</w:t>
+      </w:r>
+      <w:proofErr w:type="spellEnd"/>
+      <w:r>
+        <w:t xml:space="preserve"> </w:t>
+      </w:r>
+      <w:proofErr w:type="spellStart"/>
+      <w:r>
+        <w:t>the</w:t>
+      </w:r>
+      <w:proofErr w:type="spellEnd"/>
+      <w:r>
+        <w:t xml:space="preserve"> </w:t>
+      </w:r>
+      <w:proofErr w:type="spellStart"/>
+      <w:r>
+        <w:t>KanBan</w:t>
+      </w:r>
+      <w:proofErr w:type="spellEnd"/>
+      <w:r>
+        <w:t xml:space="preserve"> agile </w:t>
+      </w:r>
+      <w:proofErr w:type="spellStart"/>
+      <w:r>
+        <w:t>methodology</w:t>
+      </w:r>
+      <w:proofErr w:type="spellEnd"/>
+      <w:r>
+        <w:t xml:space="preserve">, </w:t>
+      </w:r>
+      <w:proofErr w:type="spellStart"/>
+      <w:r>
+        <w:t>for</w:t>
+      </w:r>
+      <w:proofErr w:type="spellEnd"/>
+      <w:r>
+        <w:t xml:space="preserve"> </w:t>
+      </w:r>
+      <w:proofErr w:type="spellStart"/>
+      <w:r>
+        <w:t>easier</w:t>
+      </w:r>
+      <w:proofErr w:type="spellEnd"/>
+      <w:r>
+        <w:t xml:space="preserve"> </w:t>
+      </w:r>
+      <w:proofErr w:type="spellStart"/>
+      <w:r>
+        <w:t>communication</w:t>
+      </w:r>
+      <w:proofErr w:type="spellEnd"/>
+      <w:r>
+        <w:t xml:space="preserve"> and </w:t>
+      </w:r>
+      <w:proofErr w:type="spellStart"/>
+      <w:r>
+        <w:t>organization</w:t>
+      </w:r>
+      <w:proofErr w:type="spellEnd"/>
+      <w:r>
+        <w:t xml:space="preserve">. </w:t>
       </w:r>
       <w:r>
         <w:br/>
       </w:r>
-      <w:r>
-        <w:t xml:space="preserve">It’s </w:t>
-      </w:r>
-      <w:r>
-        <w:t xml:space="preserve">used HTML, CSS and JavaScript to create the frontend of the website, SQL server management studio to create the databases and IntelliJ IDEA as an IDE to program the backend using Java. </w:t>
-      </w:r>
-    </w:p>
-    <w:p>
-      <w:r>
-        <w:t>In the end,</w:t>
-      </w:r>
-      <w:r>
-        <w:t xml:space="preserve"> it’s</w:t>
-      </w:r>
-      <w:r>
-        <w:t xml:space="preserve"> a friendly website that will protect the young students from scams and abusive practices; and will make the process of renting outside your hometown a more pleasant experience.</w:t>
+      <w:proofErr w:type="spellStart"/>
+      <w:r>
+        <w:t>It’s</w:t>
+      </w:r>
+      <w:proofErr w:type="spellEnd"/>
+      <w:r>
+        <w:t xml:space="preserve"> </w:t>
+      </w:r>
+      <w:proofErr w:type="spellStart"/>
+      <w:r>
+        <w:t>used</w:t>
+      </w:r>
+      <w:proofErr w:type="spellEnd"/>
+      <w:r>
+        <w:t xml:space="preserve"> HTML, CSS and JavaScript </w:t>
+      </w:r>
+      <w:proofErr w:type="spellStart"/>
+      <w:r>
+        <w:t>to</w:t>
+      </w:r>
+      <w:proofErr w:type="spellEnd"/>
+      <w:r>
+        <w:t xml:space="preserve"> </w:t>
+      </w:r>
+      <w:proofErr w:type="spellStart"/>
+      <w:r>
+        <w:t>create</w:t>
+      </w:r>
+      <w:proofErr w:type="spellEnd"/>
+      <w:r>
+        <w:t xml:space="preserve"> </w:t>
+      </w:r>
+      <w:proofErr w:type="spellStart"/>
+      <w:r>
+        <w:t>the</w:t>
+      </w:r>
+      <w:proofErr w:type="spellEnd"/>
+      <w:r>
+        <w:t xml:space="preserve"> </w:t>
+      </w:r>
+      <w:proofErr w:type="spellStart"/>
+      <w:r>
+        <w:t>frontend</w:t>
+      </w:r>
+      <w:proofErr w:type="spellEnd"/>
+      <w:r>
+        <w:t xml:space="preserve"> </w:t>
+      </w:r>
+      <w:proofErr w:type="spellStart"/>
+      <w:r>
+        <w:t>of</w:t>
+      </w:r>
+      <w:proofErr w:type="spellEnd"/>
+      <w:r>
+        <w:t xml:space="preserve"> </w:t>
+      </w:r>
+      <w:proofErr w:type="spellStart"/>
+      <w:r>
+        <w:t>the</w:t>
+      </w:r>
+      <w:proofErr w:type="spellEnd"/>
+      <w:r>
+        <w:t xml:space="preserve"> </w:t>
+      </w:r>
+      <w:proofErr w:type="spellStart"/>
+      <w:r>
+        <w:t>website</w:t>
+      </w:r>
+      <w:proofErr w:type="spellEnd"/>
+      <w:r>
+        <w:t xml:space="preserve">, SQL server </w:t>
+      </w:r>
+      <w:proofErr w:type="spellStart"/>
+      <w:r>
+        <w:t>management</w:t>
+      </w:r>
+      <w:proofErr w:type="spellEnd"/>
+      <w:r>
+        <w:t xml:space="preserve"> </w:t>
+      </w:r>
+      <w:proofErr w:type="spellStart"/>
+      <w:r>
+        <w:t>studio</w:t>
+      </w:r>
+      <w:proofErr w:type="spellEnd"/>
+      <w:r>
+        <w:t xml:space="preserve"> </w:t>
+      </w:r>
+      <w:proofErr w:type="spellStart"/>
+      <w:r>
+        <w:t>to</w:t>
+      </w:r>
+      <w:proofErr w:type="spellEnd"/>
+      <w:r>
+        <w:t xml:space="preserve"> </w:t>
+      </w:r>
+      <w:proofErr w:type="spellStart"/>
+      <w:r>
+        <w:t>create</w:t>
+      </w:r>
+      <w:proofErr w:type="spellEnd"/>
+      <w:r>
+        <w:t xml:space="preserve"> </w:t>
+      </w:r>
+      <w:proofErr w:type="spellStart"/>
+      <w:r>
+        <w:t>the</w:t>
+      </w:r>
+      <w:proofErr w:type="spellEnd"/>
+      <w:r>
+        <w:t xml:space="preserve"> </w:t>
+      </w:r>
+      <w:proofErr w:type="spellStart"/>
+      <w:r>
+        <w:t>databases</w:t>
+      </w:r>
+      <w:proofErr w:type="spellEnd"/>
+      <w:r>
+        <w:t xml:space="preserve"> and IntelliJ IDEA as </w:t>
+      </w:r>
+      <w:proofErr w:type="spellStart"/>
+      <w:proofErr w:type="gramStart"/>
+      <w:r>
+        <w:t>an</w:t>
+      </w:r>
+      <w:proofErr w:type="spellEnd"/>
+      <w:r>
+        <w:t xml:space="preserve"> IDE</w:t>
+      </w:r>
+      <w:proofErr w:type="gramEnd"/>
+      <w:r>
+        <w:t xml:space="preserve"> </w:t>
+      </w:r>
+      <w:proofErr w:type="spellStart"/>
+      <w:r>
+        <w:t>to</w:t>
+      </w:r>
+      <w:proofErr w:type="spellEnd"/>
+      <w:r>
+        <w:t xml:space="preserve"> </w:t>
+      </w:r>
+      <w:proofErr w:type="spellStart"/>
+      <w:r>
+        <w:t>program</w:t>
+      </w:r>
+      <w:proofErr w:type="spellEnd"/>
+      <w:r>
+        <w:t xml:space="preserve"> </w:t>
+      </w:r>
+      <w:proofErr w:type="spellStart"/>
+      <w:r>
+        <w:t>the</w:t>
+      </w:r>
+      <w:proofErr w:type="spellEnd"/>
+      <w:r>
+        <w:t xml:space="preserve"> </w:t>
+      </w:r>
+      <w:proofErr w:type="spellStart"/>
+      <w:r>
+        <w:t>backend</w:t>
+      </w:r>
+      <w:proofErr w:type="spellEnd"/>
+      <w:r>
+        <w:t xml:space="preserve"> </w:t>
+      </w:r>
+      <w:proofErr w:type="spellStart"/>
+      <w:r>
+        <w:t>using</w:t>
+      </w:r>
+      <w:proofErr w:type="spellEnd"/>
+      <w:r>
+        <w:t xml:space="preserve"> Java. </w:t>
+      </w:r>
+    </w:p>
+    <w:p>
+      <w:r>
+        <w:t xml:space="preserve">In </w:t>
+      </w:r>
+      <w:proofErr w:type="spellStart"/>
+      <w:r>
+        <w:t>the</w:t>
+      </w:r>
+      <w:proofErr w:type="spellEnd"/>
+      <w:r>
+        <w:t xml:space="preserve"> </w:t>
+      </w:r>
+      <w:proofErr w:type="spellStart"/>
+      <w:r>
+        <w:t>end</w:t>
+      </w:r>
+      <w:proofErr w:type="spellEnd"/>
+      <w:r>
+        <w:t>,</w:t>
+      </w:r>
+      <w:r>
+        <w:t xml:space="preserve"> </w:t>
+      </w:r>
+      <w:proofErr w:type="spellStart"/>
+      <w:r>
+        <w:t>it’s</w:t>
+      </w:r>
+      <w:proofErr w:type="spellEnd"/>
+      <w:r>
+        <w:t xml:space="preserve"> a </w:t>
+      </w:r>
+      <w:proofErr w:type="spellStart"/>
+      <w:r>
+        <w:t>friendly</w:t>
+      </w:r>
+      <w:proofErr w:type="spellEnd"/>
+      <w:r>
+        <w:t xml:space="preserve"> </w:t>
+      </w:r>
+      <w:proofErr w:type="spellStart"/>
+      <w:r>
+        <w:t>website</w:t>
+      </w:r>
+      <w:proofErr w:type="spellEnd"/>
+      <w:r>
+        <w:t xml:space="preserve"> </w:t>
+      </w:r>
+      <w:proofErr w:type="spellStart"/>
+      <w:r>
+        <w:t>that</w:t>
+      </w:r>
+      <w:proofErr w:type="spellEnd"/>
+      <w:r>
+        <w:t xml:space="preserve"> </w:t>
+      </w:r>
+      <w:proofErr w:type="spellStart"/>
+      <w:r>
+        <w:t>will</w:t>
+      </w:r>
+      <w:proofErr w:type="spellEnd"/>
+      <w:r>
+        <w:t xml:space="preserve"> </w:t>
+      </w:r>
+      <w:proofErr w:type="spellStart"/>
+      <w:r>
+        <w:t>protect</w:t>
+      </w:r>
+      <w:proofErr w:type="spellEnd"/>
+      <w:r>
+        <w:t xml:space="preserve"> </w:t>
+      </w:r>
+      <w:proofErr w:type="spellStart"/>
+      <w:r>
+        <w:t>the</w:t>
+      </w:r>
+      <w:proofErr w:type="spellEnd"/>
+      <w:r>
+        <w:t xml:space="preserve"> </w:t>
+      </w:r>
+      <w:proofErr w:type="spellStart"/>
+      <w:r>
+        <w:t>young</w:t>
+      </w:r>
+      <w:proofErr w:type="spellEnd"/>
+      <w:r>
+        <w:t xml:space="preserve"> </w:t>
+      </w:r>
+      <w:proofErr w:type="spellStart"/>
+      <w:r>
+        <w:t>students</w:t>
+      </w:r>
+      <w:proofErr w:type="spellEnd"/>
+      <w:r>
+        <w:t xml:space="preserve"> </w:t>
+      </w:r>
+      <w:proofErr w:type="spellStart"/>
+      <w:r>
+        <w:t>from</w:t>
+      </w:r>
+      <w:proofErr w:type="spellEnd"/>
+      <w:r>
+        <w:t xml:space="preserve"> </w:t>
+      </w:r>
+      <w:proofErr w:type="spellStart"/>
+      <w:r>
+        <w:t>scams</w:t>
+      </w:r>
+      <w:proofErr w:type="spellEnd"/>
+      <w:r>
+        <w:t xml:space="preserve"> and abusive </w:t>
+      </w:r>
+      <w:proofErr w:type="spellStart"/>
+      <w:r>
+        <w:t>practices</w:t>
+      </w:r>
+      <w:proofErr w:type="spellEnd"/>
+      <w:r>
+        <w:t xml:space="preserve">; and </w:t>
+      </w:r>
+      <w:proofErr w:type="spellStart"/>
+      <w:r>
+        <w:t>will</w:t>
+      </w:r>
+      <w:proofErr w:type="spellEnd"/>
+      <w:r>
+        <w:t xml:space="preserve"> </w:t>
+      </w:r>
+      <w:proofErr w:type="spellStart"/>
+      <w:r>
+        <w:t>make</w:t>
+      </w:r>
+      <w:proofErr w:type="spellEnd"/>
+      <w:r>
+        <w:t xml:space="preserve"> </w:t>
+      </w:r>
+      <w:proofErr w:type="spellStart"/>
+      <w:r>
+        <w:t>the</w:t>
+      </w:r>
+      <w:proofErr w:type="spellEnd"/>
+      <w:r>
+        <w:t xml:space="preserve"> </w:t>
+      </w:r>
+      <w:proofErr w:type="spellStart"/>
+      <w:r>
+        <w:t>process</w:t>
+      </w:r>
+      <w:proofErr w:type="spellEnd"/>
+      <w:r>
+        <w:t xml:space="preserve"> </w:t>
+      </w:r>
+      <w:proofErr w:type="spellStart"/>
+      <w:r>
+        <w:t>of</w:t>
+      </w:r>
+      <w:proofErr w:type="spellEnd"/>
+      <w:r>
+        <w:t xml:space="preserve"> renting </w:t>
+      </w:r>
+      <w:proofErr w:type="spellStart"/>
+      <w:r>
+        <w:t>outside</w:t>
+      </w:r>
+      <w:proofErr w:type="spellEnd"/>
+      <w:r>
+        <w:t xml:space="preserve"> </w:t>
+      </w:r>
+      <w:proofErr w:type="spellStart"/>
+      <w:r>
+        <w:t>your</w:t>
+      </w:r>
+      <w:proofErr w:type="spellEnd"/>
+      <w:r>
+        <w:t xml:space="preserve"> </w:t>
+      </w:r>
+      <w:proofErr w:type="spellStart"/>
+      <w:r>
+        <w:t>hometown</w:t>
+      </w:r>
+      <w:proofErr w:type="spellEnd"/>
+      <w:r>
+        <w:t xml:space="preserve"> a more </w:t>
+      </w:r>
+      <w:proofErr w:type="spellStart"/>
+      <w:r>
+        <w:t>pleasant</w:t>
+      </w:r>
+      <w:proofErr w:type="spellEnd"/>
+      <w:r>
+        <w:t xml:space="preserve"> </w:t>
+      </w:r>
+      <w:proofErr w:type="spellStart"/>
+      <w:r>
+        <w:t>experience</w:t>
+      </w:r>
+      <w:proofErr w:type="spellEnd"/>
+      <w:r>
+        <w:t>.</w:t>
       </w:r>
     </w:p>
     <w:p>
@@ -2035,6 +3342,7 @@
         </w:rPr>
         <w:t>'</w:t>
       </w:r>
+      <w:proofErr w:type="spellStart"/>
       <w:r>
         <w:rPr>
           <w:rFonts w:ascii="Aptos" w:eastAsia="Aptos" w:hAnsi="Aptos" w:cs="Aptos"/>
@@ -2043,6 +3351,7 @@
         </w:rPr>
         <w:t>Roomie</w:t>
       </w:r>
+      <w:proofErr w:type="spellEnd"/>
       <w:r>
         <w:rPr>
           <w:rFonts w:ascii="Aptos" w:eastAsia="Aptos" w:hAnsi="Aptos" w:cs="Aptos"/>
@@ -2078,6 +3387,7 @@
         <w:spacing w:before="240" w:after="142" w:line="276" w:lineRule="auto"/>
         <w:jc w:val="both"/>
       </w:pPr>
+      <w:proofErr w:type="spellStart"/>
       <w:r>
         <w:rPr>
           <w:rFonts w:ascii="Aptos" w:eastAsia="Aptos" w:hAnsi="Aptos" w:cs="Aptos"/>
@@ -2086,11 +3396,54 @@
         </w:rPr>
         <w:t>Roomie</w:t>
       </w:r>
-      <w:r>
-        <w:rPr>
-          <w:rFonts w:ascii="Aptos" w:eastAsia="Aptos" w:hAnsi="Aptos" w:cs="Aptos"/>
-        </w:rPr>
-        <w:t xml:space="preserve"> toma como premisa la dificultad que presenta para un joven recién alcanzada la mayoría de edad, encontrar una residencia temporal mientras se cursa el año académico. El resto de páginas web ofrecen todo tipo de productos inmobiliarios, desde alquiler y compra de pisos para residencia indefinida hasta de naves industriales y oficinas. Alquiler de estudios y habitaciones también está comprendido pero la oferta, aunque sea elevada, se diluye entre el resto de anuncios. Como resultado, el cliente puede abrumarse y sentirse frustrado con el proceso, sobre todo al tratarse de alguien joven.</w:t>
+      <w:proofErr w:type="spellEnd"/>
+      <w:r>
+        <w:rPr>
+          <w:rFonts w:ascii="Aptos" w:eastAsia="Aptos" w:hAnsi="Aptos" w:cs="Aptos"/>
+        </w:rPr>
+        <w:t xml:space="preserve"> toma como premisa la dificultad que presenta para </w:t>
+      </w:r>
+      <w:proofErr w:type="gramStart"/>
+      <w:r>
+        <w:rPr>
+          <w:rFonts w:ascii="Aptos" w:eastAsia="Aptos" w:hAnsi="Aptos" w:cs="Aptos"/>
+        </w:rPr>
+        <w:t>un joven recién alcanzada</w:t>
+      </w:r>
+      <w:proofErr w:type="gramEnd"/>
+      <w:r>
+        <w:rPr>
+          <w:rFonts w:ascii="Aptos" w:eastAsia="Aptos" w:hAnsi="Aptos" w:cs="Aptos"/>
+        </w:rPr>
+        <w:t xml:space="preserve"> la mayoría de edad, encontrar una residencia temporal mientras se cursa el año académico. El resto de </w:t>
+      </w:r>
+      <w:proofErr w:type="gramStart"/>
+      <w:r>
+        <w:rPr>
+          <w:rFonts w:ascii="Aptos" w:eastAsia="Aptos" w:hAnsi="Aptos" w:cs="Aptos"/>
+        </w:rPr>
+        <w:t>páginas</w:t>
+      </w:r>
+      <w:proofErr w:type="gramEnd"/>
+      <w:r>
+        <w:rPr>
+          <w:rFonts w:ascii="Aptos" w:eastAsia="Aptos" w:hAnsi="Aptos" w:cs="Aptos"/>
+        </w:rPr>
+        <w:t xml:space="preserve"> web ofrecen todo tipo de productos inmobiliarios, desde alquiler y compra de pisos para residencia indefinida hasta de naves industriales y oficinas. Alquiler de estudios y habitaciones también está comprendido pero la oferta, aunque sea elevada, se diluye entre el resto de </w:t>
+      </w:r>
+      <w:proofErr w:type="gramStart"/>
+      <w:r>
+        <w:rPr>
+          <w:rFonts w:ascii="Aptos" w:eastAsia="Aptos" w:hAnsi="Aptos" w:cs="Aptos"/>
+        </w:rPr>
+        <w:t>anuncios</w:t>
+      </w:r>
+      <w:proofErr w:type="gramEnd"/>
+      <w:r>
+        <w:rPr>
+          <w:rFonts w:ascii="Aptos" w:eastAsia="Aptos" w:hAnsi="Aptos" w:cs="Aptos"/>
+        </w:rPr>
+        <w:t>. Como resultado, el cliente puede abrumarse y sentirse frustrado con el proceso, sobre todo al tratarse de alguien joven.</w:t>
       </w:r>
     </w:p>
     <w:p>
@@ -2318,7 +3671,23 @@
           <w:b/>
           <w:bCs/>
         </w:rPr>
-        <w:t xml:space="preserve">-01 (M) Registro y login: </w:t>
+        <w:t xml:space="preserve">-01 (M) Registro y </w:t>
+      </w:r>
+      <w:proofErr w:type="spellStart"/>
+      <w:r>
+        <w:rPr>
+          <w:b/>
+          <w:bCs/>
+        </w:rPr>
+        <w:t>login</w:t>
+      </w:r>
+      <w:proofErr w:type="spellEnd"/>
+      <w:r>
+        <w:rPr>
+          <w:b/>
+          <w:bCs/>
+        </w:rPr>
+        <w:t xml:space="preserve">: </w:t>
       </w:r>
       <w:r>
         <w:t>El sistema permitirá al inquilino crear una cuenta con la que acceder a la página web.</w:t>
@@ -2905,7 +4274,23 @@
           <w:b/>
           <w:bCs/>
         </w:rPr>
-        <w:t xml:space="preserve">RFA-01 (M) Registro y login: </w:t>
+        <w:t xml:space="preserve">RFA-01 (M) Registro y </w:t>
+      </w:r>
+      <w:proofErr w:type="spellStart"/>
+      <w:r>
+        <w:rPr>
+          <w:b/>
+          <w:bCs/>
+        </w:rPr>
+        <w:t>login</w:t>
+      </w:r>
+      <w:proofErr w:type="spellEnd"/>
+      <w:r>
+        <w:rPr>
+          <w:b/>
+          <w:bCs/>
+        </w:rPr>
+        <w:t xml:space="preserve">: </w:t>
       </w:r>
       <w:r>
         <w:t>El sistema permitirá al arrendador crear una cuenta con la que acceder a la página web.</w:t>
@@ -3598,7 +4983,23 @@
           <w:b/>
           <w:bCs/>
         </w:rPr>
-        <w:t>RFAD-01(M) Registro y login:</w:t>
+        <w:t xml:space="preserve">RFAD-01(M) Registro y </w:t>
+      </w:r>
+      <w:proofErr w:type="spellStart"/>
+      <w:r>
+        <w:rPr>
+          <w:b/>
+          <w:bCs/>
+        </w:rPr>
+        <w:t>login</w:t>
+      </w:r>
+      <w:proofErr w:type="spellEnd"/>
+      <w:r>
+        <w:rPr>
+          <w:b/>
+          <w:bCs/>
+        </w:rPr>
+        <w:t>:</w:t>
       </w:r>
       <w:r>
         <w:t xml:space="preserve"> El sistema deberá permitir al administrador crear una cuenta con la que acceder a la página web.</w:t>
@@ -3802,27 +5203,14 @@
       <w:pPr>
         <w:pStyle w:val="Descripcin"/>
       </w:pPr>
-      <w:r>
-        <w:fldChar w:fldCharType="begin"/>
-      </w:r>
-      <w:r>
-        <w:instrText xml:space="preserve"> SEQ Ilustración \* ARABIC </w:instrText>
-      </w:r>
-      <w:r>
-        <w:fldChar w:fldCharType="separate"/>
-      </w:r>
-      <w:r>
-        <w:rPr>
-          <w:noProof/>
-        </w:rPr>
-        <w:t>1</w:t>
-      </w:r>
-      <w:r>
-        <w:rPr>
-          <w:noProof/>
-        </w:rPr>
-        <w:fldChar w:fldCharType="end"/>
-      </w:r>
+      <w:fldSimple w:instr=" SEQ Ilustración \* ARABIC ">
+        <w:r>
+          <w:rPr>
+            <w:noProof/>
+          </w:rPr>
+          <w:t>1</w:t>
+        </w:r>
+      </w:fldSimple>
       <w:r>
         <w:t xml:space="preserve"> Diagrama arquitectura</w:t>
       </w:r>
@@ -3926,28 +5314,15 @@
       <w:pPr>
         <w:pStyle w:val="Descripcin"/>
       </w:pPr>
-      <w:r>
-        <w:fldChar w:fldCharType="begin"/>
-      </w:r>
-      <w:r>
-        <w:instrText xml:space="preserve"> SEQ Ilustración \* ARABIC </w:instrText>
-      </w:r>
-      <w:r>
-        <w:fldChar w:fldCharType="separate"/>
-      </w:r>
-      <w:bookmarkStart w:id="8" w:name="_Toc223618249"/>
-      <w:r>
-        <w:rPr>
-          <w:noProof/>
-        </w:rPr>
-        <w:t>2</w:t>
-      </w:r>
-      <w:r>
-        <w:rPr>
-          <w:noProof/>
-        </w:rPr>
-        <w:fldChar w:fldCharType="end"/>
-      </w:r>
+      <w:fldSimple w:instr=" SEQ Ilustración \* ARABIC ">
+        <w:bookmarkStart w:id="8" w:name="_Toc223618249"/>
+        <w:r>
+          <w:rPr>
+            <w:noProof/>
+          </w:rPr>
+          <w:t>2</w:t>
+        </w:r>
+      </w:fldSimple>
       <w:r>
         <w:t>-</w:t>
       </w:r>
@@ -3961,7 +5336,15 @@
         <w:jc w:val="both"/>
       </w:pPr>
       <w:r>
-        <w:t xml:space="preserve">En la web “Roomie” habrá 3 posibles usuarios diferentes. Inquilino, arrendador y administrador. En le diagrama de casos de uso se puede observar las posibles acciones únicas y compartidas que tienen los diferentes usuarios. </w:t>
+        <w:t>En la web “</w:t>
+      </w:r>
+      <w:proofErr w:type="spellStart"/>
+      <w:r>
+        <w:t>Roomie</w:t>
+      </w:r>
+      <w:proofErr w:type="spellEnd"/>
+      <w:r>
+        <w:t xml:space="preserve">” habrá 3 posibles usuarios diferentes. Inquilino, arrendador y administrador. En le diagrama de casos de uso se puede observar las posibles acciones únicas y compartidas que tienen los diferentes usuarios. </w:t>
       </w:r>
       <w:r>
         <w:br w:type="page"/>
@@ -4034,28 +5417,15 @@
       <w:pPr>
         <w:pStyle w:val="Descripcin"/>
       </w:pPr>
-      <w:r>
-        <w:fldChar w:fldCharType="begin"/>
-      </w:r>
-      <w:r>
-        <w:instrText xml:space="preserve"> SEQ Ilustración \* ARABIC </w:instrText>
-      </w:r>
-      <w:r>
-        <w:fldChar w:fldCharType="separate"/>
-      </w:r>
-      <w:bookmarkStart w:id="10" w:name="_Toc223618250"/>
-      <w:r>
-        <w:rPr>
-          <w:noProof/>
-        </w:rPr>
-        <w:t>3</w:t>
-      </w:r>
-      <w:r>
-        <w:rPr>
-          <w:noProof/>
-        </w:rPr>
-        <w:fldChar w:fldCharType="end"/>
-      </w:r>
+      <w:fldSimple w:instr=" SEQ Ilustración \* ARABIC ">
+        <w:bookmarkStart w:id="10" w:name="_Toc223618250"/>
+        <w:r>
+          <w:rPr>
+            <w:noProof/>
+          </w:rPr>
+          <w:t>3</w:t>
+        </w:r>
+      </w:fldSimple>
       <w:r>
         <w:t>- Diagrama de clases</w:t>
       </w:r>
@@ -4126,27 +5496,14 @@
       <w:pPr>
         <w:pStyle w:val="Descripcin"/>
       </w:pPr>
-      <w:r>
-        <w:fldChar w:fldCharType="begin"/>
-      </w:r>
-      <w:r>
-        <w:instrText xml:space="preserve"> SEQ Ilustración \* ARABIC </w:instrText>
-      </w:r>
-      <w:r>
-        <w:fldChar w:fldCharType="separate"/>
-      </w:r>
-      <w:r>
-        <w:rPr>
-          <w:noProof/>
-        </w:rPr>
-        <w:t>4</w:t>
-      </w:r>
-      <w:r>
-        <w:rPr>
-          <w:noProof/>
-        </w:rPr>
-        <w:fldChar w:fldCharType="end"/>
-      </w:r>
+      <w:fldSimple w:instr=" SEQ Ilustración \* ARABIC ">
+        <w:r>
+          <w:rPr>
+            <w:noProof/>
+          </w:rPr>
+          <w:t>4</w:t>
+        </w:r>
+      </w:fldSimple>
       <w:r>
         <w:t xml:space="preserve"> Diagrama entidad-relación</w:t>
       </w:r>
@@ -4156,7 +5513,23 @@
         <w:jc w:val="both"/>
       </w:pPr>
       <w:r>
-        <w:t xml:space="preserve">Tanto en el diagrama de clases (Ilustración 3), como en el diagrama entidad relación (Ilustración 4); se pueden observar las entidades que van a componer la web “Roomie”. Los usuarios registrados, los pisos añadidos, los contratos pendientes y las habitaciones con sus muebles, son los datos que se guardarán en la base de datos y que manipularemos a través de programación orientada a objetos. </w:t>
+        <w:t>Tanto en el diagrama de clases (Ilustración 3), como en el diagrama entidad relación (Ilustración 4); se pueden observar las entidades que van a componer la web “</w:t>
+      </w:r>
+      <w:proofErr w:type="spellStart"/>
+      <w:r>
+        <w:t>Roomie</w:t>
+      </w:r>
+      <w:proofErr w:type="spellEnd"/>
+      <w:r>
+        <w:t xml:space="preserve">”. Los usuarios registrados, los pisos añadidos, los contratos pendientes y las habitaciones con sus </w:t>
+      </w:r>
+      <w:proofErr w:type="gramStart"/>
+      <w:r>
+        <w:t>muebles,</w:t>
+      </w:r>
+      <w:proofErr w:type="gramEnd"/>
+      <w:r>
+        <w:t xml:space="preserve"> son los datos que se guardarán en la base de datos y que manipularemos a través de programación orientada a objetos. </w:t>
       </w:r>
     </w:p>
     <w:p>
@@ -4174,6 +5547,7 @@
           <w:numId w:val="18"/>
         </w:numPr>
       </w:pPr>
+      <w:proofErr w:type="gramStart"/>
       <w:r>
         <w:rPr>
           <w:b/>
@@ -4184,14 +5558,67 @@
       <w:r>
         <w:t>(</w:t>
       </w:r>
+      <w:proofErr w:type="spellStart"/>
+      <w:proofErr w:type="gramEnd"/>
       <w:r>
         <w:rPr>
           <w:u w:val="single"/>
         </w:rPr>
         <w:t>dni</w:t>
       </w:r>
-      <w:r>
-        <w:t>, name, surnames, username, password, phone, email, birthdate)</w:t>
+      <w:proofErr w:type="spellEnd"/>
+      <w:r>
+        <w:t xml:space="preserve">, </w:t>
+      </w:r>
+      <w:proofErr w:type="spellStart"/>
+      <w:r>
+        <w:t>name</w:t>
+      </w:r>
+      <w:proofErr w:type="spellEnd"/>
+      <w:r>
+        <w:t xml:space="preserve">, </w:t>
+      </w:r>
+      <w:proofErr w:type="spellStart"/>
+      <w:r>
+        <w:t>surnames</w:t>
+      </w:r>
+      <w:proofErr w:type="spellEnd"/>
+      <w:r>
+        <w:t xml:space="preserve">, </w:t>
+      </w:r>
+      <w:proofErr w:type="spellStart"/>
+      <w:r>
+        <w:t>username</w:t>
+      </w:r>
+      <w:proofErr w:type="spellEnd"/>
+      <w:r>
+        <w:t xml:space="preserve">, </w:t>
+      </w:r>
+      <w:proofErr w:type="spellStart"/>
+      <w:proofErr w:type="gramStart"/>
+      <w:r>
+        <w:t>password</w:t>
+      </w:r>
+      <w:proofErr w:type="spellEnd"/>
+      <w:proofErr w:type="gramEnd"/>
+      <w:r>
+        <w:t xml:space="preserve">, </w:t>
+      </w:r>
+      <w:proofErr w:type="spellStart"/>
+      <w:r>
+        <w:t>phone</w:t>
+      </w:r>
+      <w:proofErr w:type="spellEnd"/>
+      <w:r>
+        <w:t xml:space="preserve">, email, </w:t>
+      </w:r>
+      <w:proofErr w:type="spellStart"/>
+      <w:r>
+        <w:t>birthdate</w:t>
+      </w:r>
+      <w:proofErr w:type="spellEnd"/>
+      <w:r>
+        <w:t>)</w:t>
       </w:r>
     </w:p>
     <w:p>
@@ -4201,6 +5628,7 @@
           <w:numId w:val="18"/>
         </w:numPr>
       </w:pPr>
+      <w:proofErr w:type="gramStart"/>
       <w:r>
         <w:rPr>
           <w:b/>
@@ -4211,6 +5639,8 @@
       <w:r>
         <w:t>(</w:t>
       </w:r>
+      <w:proofErr w:type="spellStart"/>
+      <w:proofErr w:type="gramEnd"/>
       <w:r>
         <w:rPr>
           <w:color w:val="EE0000"/>
@@ -4218,6 +5648,7 @@
         </w:rPr>
         <w:t>dni</w:t>
       </w:r>
+      <w:proofErr w:type="spellEnd"/>
       <w:r>
         <w:rPr>
           <w:color w:val="EE0000"/>
@@ -4225,7 +5656,15 @@
         <w:t xml:space="preserve"> </w:t>
       </w:r>
       <w:r>
-        <w:t>-&gt; USER, studentLicense)</w:t>
+        <w:t xml:space="preserve">-&gt; USER, </w:t>
+      </w:r>
+      <w:proofErr w:type="spellStart"/>
+      <w:r>
+        <w:t>studentLicense</w:t>
+      </w:r>
+      <w:proofErr w:type="spellEnd"/>
+      <w:r>
+        <w:t>)</w:t>
       </w:r>
     </w:p>
     <w:p>
@@ -4235,6 +5674,7 @@
           <w:numId w:val="18"/>
         </w:numPr>
       </w:pPr>
+      <w:proofErr w:type="gramStart"/>
       <w:r>
         <w:rPr>
           <w:b/>
@@ -4245,6 +5685,8 @@
       <w:r>
         <w:t>(</w:t>
       </w:r>
+      <w:proofErr w:type="spellStart"/>
+      <w:proofErr w:type="gramEnd"/>
       <w:r>
         <w:rPr>
           <w:color w:val="EE0000"/>
@@ -4252,6 +5694,7 @@
         </w:rPr>
         <w:t>dni</w:t>
       </w:r>
+      <w:proofErr w:type="spellEnd"/>
       <w:r>
         <w:t xml:space="preserve"> -&gt; USER)</w:t>
       </w:r>
@@ -4263,6 +5706,7 @@
           <w:numId w:val="18"/>
         </w:numPr>
       </w:pPr>
+      <w:proofErr w:type="gramStart"/>
       <w:r>
         <w:rPr>
           <w:b/>
@@ -4273,12 +5717,15 @@
       <w:r>
         <w:t>(</w:t>
       </w:r>
+      <w:proofErr w:type="spellStart"/>
+      <w:proofErr w:type="gramEnd"/>
       <w:r>
         <w:rPr>
           <w:u w:val="single"/>
         </w:rPr>
         <w:t>signatureDate</w:t>
       </w:r>
+      <w:proofErr w:type="spellEnd"/>
       <w:r>
         <w:t xml:space="preserve">, </w:t>
       </w:r>
@@ -4288,23 +5735,59 @@
         </w:rPr>
         <w:t>(</w:t>
       </w:r>
+      <w:proofErr w:type="spellStart"/>
       <w:r>
         <w:rPr>
           <w:color w:val="EE0000"/>
           <w:u w:val="single"/>
         </w:rPr>
-        <w:t>num, type, address</w:t>
-      </w:r>
-      <w:r>
-        <w:t xml:space="preserve">) -&gt; ROOM, </w:t>
-      </w:r>
+        <w:t>num</w:t>
+      </w:r>
+      <w:proofErr w:type="spellEnd"/>
       <w:r>
         <w:rPr>
           <w:color w:val="EE0000"/>
           <w:u w:val="single"/>
         </w:rPr>
+        <w:t xml:space="preserve">, </w:t>
+      </w:r>
+      <w:proofErr w:type="spellStart"/>
+      <w:r>
+        <w:rPr>
+          <w:color w:val="EE0000"/>
+          <w:u w:val="single"/>
+        </w:rPr>
+        <w:t>type</w:t>
+      </w:r>
+      <w:proofErr w:type="spellEnd"/>
+      <w:r>
+        <w:rPr>
+          <w:color w:val="EE0000"/>
+          <w:u w:val="single"/>
+        </w:rPr>
+        <w:t xml:space="preserve">, </w:t>
+      </w:r>
+      <w:proofErr w:type="spellStart"/>
+      <w:r>
+        <w:rPr>
+          <w:color w:val="EE0000"/>
+          <w:u w:val="single"/>
+        </w:rPr>
+        <w:t>address</w:t>
+      </w:r>
+      <w:proofErr w:type="spellEnd"/>
+      <w:r>
+        <w:t xml:space="preserve">) -&gt; ROOM, </w:t>
+      </w:r>
+      <w:proofErr w:type="spellStart"/>
+      <w:r>
+        <w:rPr>
+          <w:color w:val="EE0000"/>
+          <w:u w:val="single"/>
+        </w:rPr>
         <w:t>dni</w:t>
       </w:r>
+      <w:proofErr w:type="spellEnd"/>
       <w:r>
         <w:rPr>
           <w:u w:val="single"/>
@@ -4312,7 +5795,39 @@
         <w:t xml:space="preserve"> </w:t>
       </w:r>
       <w:r>
-        <w:t>-&gt; TENANT, status, pricePerMonth, startingDate, endingDate)</w:t>
+        <w:t xml:space="preserve">-&gt; TENANT, </w:t>
+      </w:r>
+      <w:proofErr w:type="gramStart"/>
+      <w:r>
+        <w:t>status</w:t>
+      </w:r>
+      <w:proofErr w:type="gramEnd"/>
+      <w:r>
+        <w:t xml:space="preserve">, </w:t>
+      </w:r>
+      <w:proofErr w:type="spellStart"/>
+      <w:r>
+        <w:t>pricePerMonth</w:t>
+      </w:r>
+      <w:proofErr w:type="spellEnd"/>
+      <w:r>
+        <w:t xml:space="preserve">, </w:t>
+      </w:r>
+      <w:proofErr w:type="spellStart"/>
+      <w:r>
+        <w:t>startingDate</w:t>
+      </w:r>
+      <w:proofErr w:type="spellEnd"/>
+      <w:r>
+        <w:t xml:space="preserve">, </w:t>
+      </w:r>
+      <w:proofErr w:type="spellStart"/>
+      <w:r>
+        <w:t>endingDate</w:t>
+      </w:r>
+      <w:proofErr w:type="spellEnd"/>
+      <w:r>
+        <w:t>)</w:t>
       </w:r>
     </w:p>
     <w:p>
@@ -4322,6 +5837,7 @@
           <w:numId w:val="18"/>
         </w:numPr>
       </w:pPr>
+      <w:proofErr w:type="gramStart"/>
       <w:r>
         <w:rPr>
           <w:b/>
@@ -4333,20 +5849,47 @@
       <w:r>
         <w:t>(</w:t>
       </w:r>
+      <w:proofErr w:type="spellStart"/>
+      <w:proofErr w:type="gramEnd"/>
       <w:r>
         <w:rPr>
           <w:u w:val="single"/>
         </w:rPr>
         <w:t>address</w:t>
       </w:r>
-      <w:r>
-        <w:t xml:space="preserve">, surface, status, </w:t>
-      </w:r>
+      <w:proofErr w:type="spellEnd"/>
+      <w:r>
+        <w:t xml:space="preserve">, </w:t>
+      </w:r>
+      <w:proofErr w:type="spellStart"/>
+      <w:r>
+        <w:t>surface</w:t>
+      </w:r>
+      <w:proofErr w:type="spellEnd"/>
+      <w:r>
+        <w:t xml:space="preserve">, </w:t>
+      </w:r>
+      <w:proofErr w:type="gramStart"/>
+      <w:r>
+        <w:t>status</w:t>
+      </w:r>
+      <w:proofErr w:type="gramEnd"/>
+      <w:r>
+        <w:t xml:space="preserve">, </w:t>
+      </w:r>
+      <w:proofErr w:type="spellStart"/>
       <w:r>
         <w:rPr>
           <w:color w:val="EE0000"/>
         </w:rPr>
-        <w:t xml:space="preserve">dni </w:t>
+        <w:t>dni</w:t>
+      </w:r>
+      <w:proofErr w:type="spellEnd"/>
+      <w:r>
+        <w:rPr>
+          <w:color w:val="EE0000"/>
+        </w:rPr>
+        <w:t xml:space="preserve"> </w:t>
       </w:r>
       <w:r>
         <w:t>-&gt; OWNER)</w:t>
@@ -4359,6 +5902,7 @@
           <w:numId w:val="18"/>
         </w:numPr>
       </w:pPr>
+      <w:proofErr w:type="gramStart"/>
       <w:r>
         <w:rPr>
           <w:b/>
@@ -4369,12 +5913,29 @@
       <w:r>
         <w:t>(</w:t>
       </w:r>
+      <w:proofErr w:type="spellStart"/>
+      <w:proofErr w:type="gramEnd"/>
       <w:r>
         <w:rPr>
           <w:u w:val="single"/>
         </w:rPr>
-        <w:t>num, type</w:t>
-      </w:r>
+        <w:t>num</w:t>
+      </w:r>
+      <w:proofErr w:type="spellEnd"/>
+      <w:r>
+        <w:rPr>
+          <w:u w:val="single"/>
+        </w:rPr>
+        <w:t xml:space="preserve">, </w:t>
+      </w:r>
+      <w:proofErr w:type="spellStart"/>
+      <w:r>
+        <w:rPr>
+          <w:u w:val="single"/>
+        </w:rPr>
+        <w:t>type</w:t>
+      </w:r>
+      <w:proofErr w:type="spellEnd"/>
       <w:r>
         <w:t>,</w:t>
       </w:r>
@@ -4384,6 +5945,7 @@
         </w:rPr>
         <w:t xml:space="preserve"> </w:t>
       </w:r>
+      <w:proofErr w:type="spellStart"/>
       <w:r>
         <w:rPr>
           <w:color w:val="EE0000"/>
@@ -4391,8 +5953,33 @@
         </w:rPr>
         <w:t>address</w:t>
       </w:r>
-      <w:r>
-        <w:t xml:space="preserve"> -&gt; PROPERTY, surface, status, pricePerMonth)</w:t>
+      <w:proofErr w:type="spellEnd"/>
+      <w:r>
+        <w:t xml:space="preserve"> -&gt; PROPERTY, </w:t>
+      </w:r>
+      <w:proofErr w:type="spellStart"/>
+      <w:r>
+        <w:t>surface</w:t>
+      </w:r>
+      <w:proofErr w:type="spellEnd"/>
+      <w:r>
+        <w:t xml:space="preserve">, </w:t>
+      </w:r>
+      <w:proofErr w:type="gramStart"/>
+      <w:r>
+        <w:t>status</w:t>
+      </w:r>
+      <w:proofErr w:type="gramEnd"/>
+      <w:r>
+        <w:t xml:space="preserve">, </w:t>
+      </w:r>
+      <w:proofErr w:type="spellStart"/>
+      <w:r>
+        <w:t>pricePerMonth</w:t>
+      </w:r>
+      <w:proofErr w:type="spellEnd"/>
+      <w:r>
+        <w:t>)</w:t>
       </w:r>
     </w:p>
     <w:p>
@@ -4402,6 +5989,7 @@
           <w:numId w:val="18"/>
         </w:numPr>
       </w:pPr>
+      <w:proofErr w:type="gramStart"/>
       <w:r>
         <w:rPr>
           <w:b/>
@@ -4412,12 +6000,15 @@
       <w:r>
         <w:t>(</w:t>
       </w:r>
+      <w:proofErr w:type="spellStart"/>
       <w:r>
         <w:rPr>
           <w:u w:val="single"/>
         </w:rPr>
         <w:t>num,type</w:t>
       </w:r>
+      <w:proofErr w:type="spellEnd"/>
+      <w:proofErr w:type="gramEnd"/>
       <w:r>
         <w:t xml:space="preserve">, </w:t>
       </w:r>
@@ -4427,15 +6018,57 @@
         </w:rPr>
         <w:t>(</w:t>
       </w:r>
+      <w:proofErr w:type="spellStart"/>
       <w:r>
         <w:rPr>
           <w:color w:val="EE0000"/>
           <w:u w:val="single"/>
         </w:rPr>
-        <w:t>num, type, address</w:t>
-      </w:r>
-      <w:r>
-        <w:t>) -&gt; ROOM, qty)</w:t>
+        <w:t>num</w:t>
+      </w:r>
+      <w:proofErr w:type="spellEnd"/>
+      <w:r>
+        <w:rPr>
+          <w:color w:val="EE0000"/>
+          <w:u w:val="single"/>
+        </w:rPr>
+        <w:t xml:space="preserve">, </w:t>
+      </w:r>
+      <w:proofErr w:type="spellStart"/>
+      <w:r>
+        <w:rPr>
+          <w:color w:val="EE0000"/>
+          <w:u w:val="single"/>
+        </w:rPr>
+        <w:t>type</w:t>
+      </w:r>
+      <w:proofErr w:type="spellEnd"/>
+      <w:r>
+        <w:rPr>
+          <w:color w:val="EE0000"/>
+          <w:u w:val="single"/>
+        </w:rPr>
+        <w:t xml:space="preserve">, </w:t>
+      </w:r>
+      <w:proofErr w:type="spellStart"/>
+      <w:r>
+        <w:rPr>
+          <w:color w:val="EE0000"/>
+          <w:u w:val="single"/>
+        </w:rPr>
+        <w:t>address</w:t>
+      </w:r>
+      <w:proofErr w:type="spellEnd"/>
+      <w:r>
+        <w:t xml:space="preserve">) -&gt; ROOM, </w:t>
+      </w:r>
+      <w:proofErr w:type="spellStart"/>
+      <w:r>
+        <w:t>qty</w:t>
+      </w:r>
+      <w:proofErr w:type="spellEnd"/>
+      <w:r>
+        <w:t>)</w:t>
       </w:r>
     </w:p>
     <w:p>
@@ -4446,6 +6079,7 @@
           <w:numId w:val="18"/>
         </w:numPr>
       </w:pPr>
+      <w:proofErr w:type="gramStart"/>
       <w:r>
         <w:rPr>
           <w:b/>
@@ -4456,23 +6090,32 @@
       <w:r>
         <w:t>(</w:t>
       </w:r>
+      <w:proofErr w:type="spellStart"/>
+      <w:proofErr w:type="gramEnd"/>
       <w:r>
         <w:rPr>
           <w:u w:val="single"/>
         </w:rPr>
         <w:t>reportDate</w:t>
       </w:r>
+      <w:proofErr w:type="spellEnd"/>
       <w:r>
         <w:t xml:space="preserve">, </w:t>
       </w:r>
+      <w:proofErr w:type="spellStart"/>
       <w:r>
         <w:rPr>
           <w:u w:val="single"/>
         </w:rPr>
         <w:t>dni</w:t>
       </w:r>
-      <w:r>
-        <w:t xml:space="preserve"> -&gt; USER,  </w:t>
+      <w:proofErr w:type="spellEnd"/>
+      <w:r>
+        <w:t xml:space="preserve"> -&gt; </w:t>
+      </w:r>
+      <w:proofErr w:type="gramStart"/>
+      <w:r>
+        <w:t xml:space="preserve">USER,  </w:t>
       </w:r>
       <w:r>
         <w:rPr>
@@ -4480,15 +6123,74 @@
         </w:rPr>
         <w:t>(</w:t>
       </w:r>
+      <w:proofErr w:type="spellStart"/>
+      <w:proofErr w:type="gramEnd"/>
       <w:r>
         <w:rPr>
           <w:color w:val="EE0000"/>
           <w:u w:val="single"/>
         </w:rPr>
-        <w:t>num, type, address</w:t>
-      </w:r>
-      <w:r>
-        <w:t>) -&gt; ROOM, issue, details, status)</w:t>
+        <w:t>num</w:t>
+      </w:r>
+      <w:proofErr w:type="spellEnd"/>
+      <w:r>
+        <w:rPr>
+          <w:color w:val="EE0000"/>
+          <w:u w:val="single"/>
+        </w:rPr>
+        <w:t xml:space="preserve">, </w:t>
+      </w:r>
+      <w:proofErr w:type="spellStart"/>
+      <w:r>
+        <w:rPr>
+          <w:color w:val="EE0000"/>
+          <w:u w:val="single"/>
+        </w:rPr>
+        <w:t>type</w:t>
+      </w:r>
+      <w:proofErr w:type="spellEnd"/>
+      <w:r>
+        <w:rPr>
+          <w:color w:val="EE0000"/>
+          <w:u w:val="single"/>
+        </w:rPr>
+        <w:t xml:space="preserve">, </w:t>
+      </w:r>
+      <w:proofErr w:type="spellStart"/>
+      <w:r>
+        <w:rPr>
+          <w:color w:val="EE0000"/>
+          <w:u w:val="single"/>
+        </w:rPr>
+        <w:t>address</w:t>
+      </w:r>
+      <w:proofErr w:type="spellEnd"/>
+      <w:r>
+        <w:t xml:space="preserve">) -&gt; ROOM, </w:t>
+      </w:r>
+      <w:proofErr w:type="spellStart"/>
+      <w:r>
+        <w:t>issue</w:t>
+      </w:r>
+      <w:proofErr w:type="spellEnd"/>
+      <w:r>
+        <w:t xml:space="preserve">, </w:t>
+      </w:r>
+      <w:proofErr w:type="spellStart"/>
+      <w:r>
+        <w:t>details</w:t>
+      </w:r>
+      <w:proofErr w:type="spellEnd"/>
+      <w:r>
+        <w:t xml:space="preserve">, </w:t>
+      </w:r>
+      <w:proofErr w:type="gramStart"/>
+      <w:r>
+        <w:t>status</w:t>
+      </w:r>
+      <w:proofErr w:type="gramEnd"/>
+      <w:r>
+        <w:t>)</w:t>
       </w:r>
     </w:p>
     <w:p>
@@ -4792,7 +6494,21 @@
         <w:rPr>
           <w:rFonts w:ascii="Aptos" w:eastAsia="Aptos" w:hAnsi="Aptos" w:cs="Aptos"/>
         </w:rPr>
-        <w:t>Todo proyecto se rige por un modelo de ciclo de vida. Se tratan de esquemas que organizan las diferentes fases del desarrollo, facilitando la gestión del mismo.</w:t>
+        <w:t xml:space="preserve">Todo proyecto se rige por un modelo de ciclo de vida. Se tratan de esquemas que organizan las diferentes fases del desarrollo, facilitando la gestión </w:t>
+      </w:r>
+      <w:proofErr w:type="gramStart"/>
+      <w:r>
+        <w:rPr>
+          <w:rFonts w:ascii="Aptos" w:eastAsia="Aptos" w:hAnsi="Aptos" w:cs="Aptos"/>
+        </w:rPr>
+        <w:t>del mismo</w:t>
+      </w:r>
+      <w:proofErr w:type="gramEnd"/>
+      <w:r>
+        <w:rPr>
+          <w:rFonts w:ascii="Aptos" w:eastAsia="Aptos" w:hAnsi="Aptos" w:cs="Aptos"/>
+        </w:rPr>
+        <w:t>.</w:t>
       </w:r>
     </w:p>
     <w:p>
@@ -4803,17 +6519,39 @@
           <w:rFonts w:ascii="Aptos" w:eastAsia="Aptos" w:hAnsi="Aptos" w:cs="Aptos"/>
         </w:rPr>
       </w:pPr>
-      <w:r>
-        <w:rPr>
-          <w:rFonts w:ascii="Aptos" w:eastAsia="Aptos" w:hAnsi="Aptos" w:cs="Aptos"/>
-        </w:rPr>
-        <w:t>Roomie pretende ofrecer un servicio mantenido y con actualizaciones constantes a largo plazo. Ade</w:t>
-      </w:r>
-      <w:r>
-        <w:rPr>
-          <w:rFonts w:ascii="Aptos" w:eastAsia="Aptos" w:hAnsi="Aptos" w:cs="Aptos"/>
-        </w:rPr>
-        <w:t xml:space="preserve">más, se exige entregar prototipos funcionales repartidos en hitos, por tanto un </w:t>
+      <w:proofErr w:type="spellStart"/>
+      <w:r>
+        <w:rPr>
+          <w:rFonts w:ascii="Aptos" w:eastAsia="Aptos" w:hAnsi="Aptos" w:cs="Aptos"/>
+        </w:rPr>
+        <w:t>Roomie</w:t>
+      </w:r>
+      <w:proofErr w:type="spellEnd"/>
+      <w:r>
+        <w:rPr>
+          <w:rFonts w:ascii="Aptos" w:eastAsia="Aptos" w:hAnsi="Aptos" w:cs="Aptos"/>
+        </w:rPr>
+        <w:t xml:space="preserve"> pretende ofrecer un servicio mantenido y con actualizaciones constantes a largo plazo. Ade</w:t>
+      </w:r>
+      <w:r>
+        <w:rPr>
+          <w:rFonts w:ascii="Aptos" w:eastAsia="Aptos" w:hAnsi="Aptos" w:cs="Aptos"/>
+        </w:rPr>
+        <w:t xml:space="preserve">más, se exige entregar prototipos funcionales repartidos en hitos, por </w:t>
+      </w:r>
+      <w:proofErr w:type="gramStart"/>
+      <w:r>
+        <w:rPr>
+          <w:rFonts w:ascii="Aptos" w:eastAsia="Aptos" w:hAnsi="Aptos" w:cs="Aptos"/>
+        </w:rPr>
+        <w:t>tanto</w:t>
+      </w:r>
+      <w:proofErr w:type="gramEnd"/>
+      <w:r>
+        <w:rPr>
+          <w:rFonts w:ascii="Aptos" w:eastAsia="Aptos" w:hAnsi="Aptos" w:cs="Aptos"/>
+        </w:rPr>
+        <w:t xml:space="preserve"> un </w:t>
       </w:r>
       <w:r>
         <w:rPr>
@@ -5158,7 +6896,15 @@
       </w:pPr>
       <w:bookmarkStart w:id="14" w:name="_Toc223718673"/>
       <w:r>
-        <w:t xml:space="preserve">Nuestro Tablero KanBan </w:t>
+        <w:t xml:space="preserve">Nuestro Tablero </w:t>
+      </w:r>
+      <w:proofErr w:type="spellStart"/>
+      <w:r>
+        <w:t>KanBan</w:t>
+      </w:r>
+      <w:proofErr w:type="spellEnd"/>
+      <w:r>
+        <w:t xml:space="preserve"> </w:t>
       </w:r>
       <w:bookmarkEnd w:id="14"/>
     </w:p>
@@ -5230,28 +6976,15 @@
       <w:pPr>
         <w:pStyle w:val="Descripcin"/>
       </w:pPr>
-      <w:r>
-        <w:fldChar w:fldCharType="begin"/>
-      </w:r>
-      <w:r>
-        <w:instrText xml:space="preserve"> SEQ Ilustración \* ARABIC </w:instrText>
-      </w:r>
-      <w:r>
-        <w:fldChar w:fldCharType="separate"/>
-      </w:r>
-      <w:bookmarkStart w:id="15" w:name="_Toc223618251"/>
-      <w:r>
-        <w:rPr>
-          <w:noProof/>
-        </w:rPr>
-        <w:t>5</w:t>
-      </w:r>
-      <w:r>
-        <w:rPr>
-          <w:noProof/>
-        </w:rPr>
-        <w:fldChar w:fldCharType="end"/>
-      </w:r>
+      <w:fldSimple w:instr=" SEQ Ilustración \* ARABIC ">
+        <w:bookmarkStart w:id="15" w:name="_Toc223618251"/>
+        <w:r>
+          <w:rPr>
+            <w:noProof/>
+          </w:rPr>
+          <w:t>5</w:t>
+        </w:r>
+      </w:fldSimple>
       <w:r>
         <w:t>- Tablero Trello Hito 2 1/2</w:t>
       </w:r>
@@ -5314,28 +7047,15 @@
       <w:pPr>
         <w:pStyle w:val="Descripcin"/>
       </w:pPr>
-      <w:r>
-        <w:fldChar w:fldCharType="begin"/>
-      </w:r>
-      <w:r>
-        <w:instrText xml:space="preserve"> SEQ Ilustración \* ARABIC </w:instrText>
-      </w:r>
-      <w:r>
-        <w:fldChar w:fldCharType="separate"/>
-      </w:r>
-      <w:bookmarkStart w:id="16" w:name="_Toc223618252"/>
-      <w:r>
-        <w:rPr>
-          <w:noProof/>
-        </w:rPr>
-        <w:t>6</w:t>
-      </w:r>
-      <w:r>
-        <w:rPr>
-          <w:noProof/>
-        </w:rPr>
-        <w:fldChar w:fldCharType="end"/>
-      </w:r>
+      <w:fldSimple w:instr=" SEQ Ilustración \* ARABIC ">
+        <w:bookmarkStart w:id="16" w:name="_Toc223618252"/>
+        <w:r>
+          <w:rPr>
+            <w:noProof/>
+          </w:rPr>
+          <w:t>6</w:t>
+        </w:r>
+      </w:fldSimple>
       <w:r>
         <w:t>- Tablero Trello Hito 2 2/2</w:t>
       </w:r>
@@ -5369,7 +7089,21 @@
         <w:rPr>
           <w:rFonts w:ascii="Aptos" w:eastAsia="Aptos" w:hAnsi="Aptos" w:cs="Aptos"/>
         </w:rPr>
-        <w:t>En las primeras iteraciones del proyecto la mayoría de roles y tareas son compartidas, ya que todos estamos participando conjuntamente en todo tipo de tareas y no necesitamos aún a nadie que haga el rol de jefe de proyecto. En iteraciones más avanzadas tendremos roles y tareas más diferenciadas.</w:t>
+        <w:t xml:space="preserve">En las primeras iteraciones del proyecto la mayoría de </w:t>
+      </w:r>
+      <w:proofErr w:type="gramStart"/>
+      <w:r>
+        <w:rPr>
+          <w:rFonts w:ascii="Aptos" w:eastAsia="Aptos" w:hAnsi="Aptos" w:cs="Aptos"/>
+        </w:rPr>
+        <w:t>roles</w:t>
+      </w:r>
+      <w:proofErr w:type="gramEnd"/>
+      <w:r>
+        <w:rPr>
+          <w:rFonts w:ascii="Aptos" w:eastAsia="Aptos" w:hAnsi="Aptos" w:cs="Aptos"/>
+        </w:rPr>
+        <w:t xml:space="preserve"> y tareas son compartidas, ya que todos estamos participando conjuntamente en todo tipo de tareas y no necesitamos aún a nadie que haga el rol de jefe de proyecto. En iteraciones más avanzadas tendremos roles y tareas más diferenciadas.</w:t>
       </w:r>
     </w:p>
     <w:p>
@@ -5385,11 +7119,11 @@
         <w:tblLook w:val="06A0" w:firstRow="1" w:lastRow="0" w:firstColumn="1" w:lastColumn="0" w:noHBand="1" w:noVBand="1"/>
       </w:tblPr>
       <w:tblGrid>
-        <w:gridCol w:w="1995"/>
-        <w:gridCol w:w="1611"/>
-        <w:gridCol w:w="1803"/>
-        <w:gridCol w:w="1803"/>
-        <w:gridCol w:w="1803"/>
+        <w:gridCol w:w="1976"/>
+        <w:gridCol w:w="1794"/>
+        <w:gridCol w:w="1668"/>
+        <w:gridCol w:w="1688"/>
+        <w:gridCol w:w="1890"/>
       </w:tblGrid>
       <w:tr>
         <w:trPr>
@@ -5533,7 +7267,21 @@
               <w:rPr>
                 <w:rFonts w:eastAsia="Arial" w:cs="Arial"/>
               </w:rPr>
-              <w:t>Creación de github, escribir introducción, descripción de ciclo de vida y plan de negocios</w:t>
+              <w:t xml:space="preserve">Creación de </w:t>
+            </w:r>
+            <w:proofErr w:type="spellStart"/>
+            <w:r>
+              <w:rPr>
+                <w:rFonts w:eastAsia="Arial" w:cs="Arial"/>
+              </w:rPr>
+              <w:t>github</w:t>
+            </w:r>
+            <w:proofErr w:type="spellEnd"/>
+            <w:r>
+              <w:rPr>
+                <w:rFonts w:eastAsia="Arial" w:cs="Arial"/>
+              </w:rPr>
+              <w:t>, escribir introducción, descripción de ciclo de vida y plan de negocios</w:t>
             </w:r>
           </w:p>
           <w:p/>
@@ -5689,37 +7437,152 @@
           </w:p>
         </w:tc>
       </w:tr>
+      <w:tr>
+        <w:trPr>
+          <w:trHeight w:val="300"/>
+        </w:trPr>
+        <w:tc>
+          <w:tcPr>
+            <w:tcW w:w="1995" w:type="dxa"/>
+            <w:vAlign w:val="center"/>
+          </w:tcPr>
+          <w:p>
+            <w:pPr>
+              <w:jc w:val="center"/>
+            </w:pPr>
+            <w:r>
+              <w:t>HITO FINAL</w:t>
+            </w:r>
+          </w:p>
+        </w:tc>
+        <w:tc>
+          <w:tcPr>
+            <w:tcW w:w="1611" w:type="dxa"/>
+          </w:tcPr>
+          <w:p>
+            <w:pPr>
+              <w:spacing w:after="159" w:line="276" w:lineRule="auto"/>
+              <w:rPr>
+                <w:rFonts w:eastAsia="Arial" w:cs="Arial"/>
+              </w:rPr>
+            </w:pPr>
+            <w:r>
+              <w:rPr>
+                <w:rFonts w:eastAsia="Arial" w:cs="Arial"/>
+              </w:rPr>
+              <w:t xml:space="preserve">Administración de base de datos y de proyecto </w:t>
+            </w:r>
+            <w:proofErr w:type="spellStart"/>
+            <w:r>
+              <w:rPr>
+                <w:rFonts w:eastAsia="Arial" w:cs="Arial"/>
+              </w:rPr>
+              <w:t>JavaFX</w:t>
+            </w:r>
+            <w:proofErr w:type="spellEnd"/>
+            <w:r>
+              <w:rPr>
+                <w:rFonts w:eastAsia="Arial" w:cs="Arial"/>
+              </w:rPr>
+              <w:t xml:space="preserve">. </w:t>
+            </w:r>
+          </w:p>
+        </w:tc>
+        <w:tc>
+          <w:tcPr>
+            <w:tcW w:w="1803" w:type="dxa"/>
+          </w:tcPr>
+          <w:p>
+            <w:pPr>
+              <w:spacing w:after="159" w:line="276" w:lineRule="auto"/>
+              <w:rPr>
+                <w:rFonts w:eastAsia="Arial" w:cs="Arial"/>
+              </w:rPr>
+            </w:pPr>
+            <w:r>
+              <w:rPr>
+                <w:rFonts w:eastAsia="Arial" w:cs="Arial"/>
+              </w:rPr>
+              <w:t>Desarrollo de las páginas restantes de la página web.</w:t>
+            </w:r>
+          </w:p>
+        </w:tc>
+        <w:tc>
+          <w:tcPr>
+            <w:tcW w:w="1803" w:type="dxa"/>
+          </w:tcPr>
+          <w:p>
+            <w:pPr>
+              <w:spacing w:after="159" w:line="276" w:lineRule="auto"/>
+              <w:rPr>
+                <w:rFonts w:eastAsia="Arial" w:cs="Arial"/>
+              </w:rPr>
+            </w:pPr>
+            <w:r>
+              <w:rPr>
+                <w:rFonts w:eastAsia="Arial" w:cs="Arial"/>
+              </w:rPr>
+              <w:t>Desarrollo de las páginas restantes de la página web.</w:t>
+            </w:r>
+          </w:p>
+        </w:tc>
+        <w:tc>
+          <w:tcPr>
+            <w:tcW w:w="1803" w:type="dxa"/>
+          </w:tcPr>
+          <w:p>
+            <w:pPr>
+              <w:spacing w:after="159" w:line="276" w:lineRule="auto"/>
+              <w:rPr>
+                <w:rFonts w:eastAsia="Arial" w:cs="Arial"/>
+              </w:rPr>
+            </w:pPr>
+            <w:r>
+              <w:rPr>
+                <w:rFonts w:eastAsia="Arial" w:cs="Arial"/>
+              </w:rPr>
+              <w:t>Documentación de los últimos puntos del proyecto y coordinación.</w:t>
+            </w:r>
+          </w:p>
+        </w:tc>
+      </w:tr>
     </w:tbl>
     <w:p>
       <w:pPr>
         <w:pStyle w:val="Descripcin"/>
       </w:pPr>
-      <w:r>
-        <w:fldChar w:fldCharType="begin"/>
-      </w:r>
-      <w:r>
-        <w:instrText xml:space="preserve"> SEQ Ilustración \* ARABIC </w:instrText>
-      </w:r>
-      <w:r>
-        <w:fldChar w:fldCharType="separate"/>
-      </w:r>
-      <w:bookmarkStart w:id="18" w:name="_Toc223618253"/>
-      <w:r>
-        <w:rPr>
-          <w:noProof/>
-        </w:rPr>
-        <w:t>7</w:t>
-      </w:r>
-      <w:r>
-        <w:rPr>
-          <w:noProof/>
-        </w:rPr>
-        <w:fldChar w:fldCharType="end"/>
-      </w:r>
+      <w:fldSimple w:instr=" SEQ Ilustración \* ARABIC ">
+        <w:bookmarkStart w:id="18" w:name="_Toc223618253"/>
+        <w:r>
+          <w:rPr>
+            <w:noProof/>
+          </w:rPr>
+          <w:t>7</w:t>
+        </w:r>
+      </w:fldSimple>
       <w:r>
         <w:t>- Planificación de Tareas</w:t>
       </w:r>
       <w:bookmarkEnd w:id="18"/>
+    </w:p>
+    <w:p>
+      <w:pPr>
+        <w:rPr>
+          <w:i/>
+          <w:iCs/>
+          <w:color w:val="0E2841" w:themeColor="text2"/>
+          <w:sz w:val="18"/>
+          <w:szCs w:val="18"/>
+        </w:rPr>
+      </w:pPr>
+      <w:r>
+        <w:br w:type="page"/>
+      </w:r>
+    </w:p>
+    <w:p>
+      <w:pPr>
+        <w:pStyle w:val="Descripcin"/>
+      </w:pPr>
     </w:p>
     <w:tbl>
       <w:tblPr>
@@ -5957,33 +7820,114 @@
           </w:p>
         </w:tc>
       </w:tr>
+      <w:tr>
+        <w:trPr>
+          <w:trHeight w:val="960"/>
+        </w:trPr>
+        <w:tc>
+          <w:tcPr>
+            <w:tcW w:w="1803" w:type="dxa"/>
+            <w:vAlign w:val="center"/>
+          </w:tcPr>
+          <w:p>
+            <w:pPr>
+              <w:jc w:val="center"/>
+            </w:pPr>
+            <w:r>
+              <w:t>HITO FINAL</w:t>
+            </w:r>
+          </w:p>
+        </w:tc>
+        <w:tc>
+          <w:tcPr>
+            <w:tcW w:w="1803" w:type="dxa"/>
+            <w:vAlign w:val="center"/>
+          </w:tcPr>
+          <w:p>
+            <w:pPr>
+              <w:keepNext/>
+              <w:jc w:val="center"/>
+            </w:pPr>
+            <w:r>
+              <w:t xml:space="preserve">Desarrollador </w:t>
+            </w:r>
+            <w:proofErr w:type="spellStart"/>
+            <w:r>
+              <w:t>backend</w:t>
+            </w:r>
+            <w:proofErr w:type="spellEnd"/>
+          </w:p>
+        </w:tc>
+        <w:tc>
+          <w:tcPr>
+            <w:tcW w:w="1803" w:type="dxa"/>
+            <w:vAlign w:val="center"/>
+          </w:tcPr>
+          <w:p>
+            <w:pPr>
+              <w:keepNext/>
+              <w:jc w:val="center"/>
+            </w:pPr>
+            <w:r>
+              <w:t xml:space="preserve">Desarrollador </w:t>
+            </w:r>
+            <w:proofErr w:type="spellStart"/>
+            <w:r>
+              <w:t>frontend</w:t>
+            </w:r>
+            <w:proofErr w:type="spellEnd"/>
+          </w:p>
+        </w:tc>
+        <w:tc>
+          <w:tcPr>
+            <w:tcW w:w="1803" w:type="dxa"/>
+            <w:vAlign w:val="center"/>
+          </w:tcPr>
+          <w:p>
+            <w:pPr>
+              <w:keepNext/>
+              <w:jc w:val="center"/>
+            </w:pPr>
+            <w:r>
+              <w:t xml:space="preserve">Desarrollador </w:t>
+            </w:r>
+            <w:proofErr w:type="spellStart"/>
+            <w:r>
+              <w:t>frontend</w:t>
+            </w:r>
+            <w:proofErr w:type="spellEnd"/>
+          </w:p>
+        </w:tc>
+        <w:tc>
+          <w:tcPr>
+            <w:tcW w:w="1803" w:type="dxa"/>
+            <w:vAlign w:val="center"/>
+          </w:tcPr>
+          <w:p>
+            <w:pPr>
+              <w:keepNext/>
+              <w:jc w:val="center"/>
+            </w:pPr>
+            <w:r>
+              <w:t>Documentador y coordinador de proyecto</w:t>
+            </w:r>
+          </w:p>
+        </w:tc>
+      </w:tr>
     </w:tbl>
     <w:p>
       <w:pPr>
         <w:pStyle w:val="Descripcin"/>
       </w:pPr>
-      <w:r>
-        <w:fldChar w:fldCharType="begin"/>
-      </w:r>
-      <w:r>
-        <w:instrText xml:space="preserve"> SEQ Ilustración \* ARABIC </w:instrText>
-      </w:r>
-      <w:r>
-        <w:fldChar w:fldCharType="separate"/>
-      </w:r>
-      <w:bookmarkStart w:id="19" w:name="_Toc223618254"/>
-      <w:r>
-        <w:rPr>
-          <w:noProof/>
-        </w:rPr>
-        <w:t>8</w:t>
-      </w:r>
-      <w:r>
-        <w:rPr>
-          <w:noProof/>
-        </w:rPr>
-        <w:fldChar w:fldCharType="end"/>
-      </w:r>
+      <w:fldSimple w:instr=" SEQ Ilustración \* ARABIC ">
+        <w:bookmarkStart w:id="19" w:name="_Toc223618254"/>
+        <w:r>
+          <w:rPr>
+            <w:noProof/>
+          </w:rPr>
+          <w:t>8</w:t>
+        </w:r>
+      </w:fldSimple>
       <w:r>
         <w:t>- Roles de equipo</w:t>
       </w:r>
@@ -6054,7 +7998,23 @@
         <w:t>desarrollo del código</w:t>
       </w:r>
       <w:r>
-        <w:t xml:space="preserve"> fuente, se ha empleado el IDE IntelliJ IDEA en la implementación del proyecto CRUD (Create, Read, Update, Delete)</w:t>
+        <w:t xml:space="preserve"> fuente, se ha empleado el IDE IntelliJ IDEA en la implementación del proyecto CRUD (</w:t>
+      </w:r>
+      <w:proofErr w:type="spellStart"/>
+      <w:r>
+        <w:t>Create</w:t>
+      </w:r>
+      <w:proofErr w:type="spellEnd"/>
+      <w:r>
+        <w:t xml:space="preserve">, Read, </w:t>
+      </w:r>
+      <w:proofErr w:type="spellStart"/>
+      <w:r>
+        <w:t>Update</w:t>
+      </w:r>
+      <w:proofErr w:type="spellEnd"/>
+      <w:r>
+        <w:t>, Delete)</w:t>
       </w:r>
       <w:r>
         <w:t xml:space="preserve"> para</w:t>
@@ -6070,7 +8030,15 @@
         <w:t xml:space="preserve"> </w:t>
       </w:r>
       <w:r>
-        <w:t>Code como editor principal para el diseño y estructuración del front-end mediante HTML, CSS y JavaScript.</w:t>
+        <w:t xml:space="preserve">Code como editor principal para el diseño y estructuración del </w:t>
+      </w:r>
+      <w:proofErr w:type="spellStart"/>
+      <w:r>
+        <w:t>front-end</w:t>
+      </w:r>
+      <w:proofErr w:type="spellEnd"/>
+      <w:r>
+        <w:t xml:space="preserve"> mediante HTML, CSS y JavaScript.</w:t>
       </w:r>
     </w:p>
     <w:p>
@@ -6088,7 +8056,15 @@
         <w:t>control de versiones</w:t>
       </w:r>
       <w:r>
-        <w:t xml:space="preserve"> del proyecto, se ha utilizado GitHub como plataforma en la que alojar el proyecto y Sourcetree para gestionar el repositorio conjunto. </w:t>
+        <w:t xml:space="preserve"> del proyecto, se ha utilizado GitHub como plataforma en la que alojar el proyecto y </w:t>
+      </w:r>
+      <w:proofErr w:type="spellStart"/>
+      <w:r>
+        <w:t>Sourcetree</w:t>
+      </w:r>
+      <w:proofErr w:type="spellEnd"/>
+      <w:r>
+        <w:t xml:space="preserve"> para gestionar el repositorio conjunto. </w:t>
       </w:r>
     </w:p>
     <w:p>
@@ -6116,6 +8092,7 @@
       <w:r>
         <w:t xml:space="preserve">Se ha usado </w:t>
       </w:r>
+      <w:proofErr w:type="spellStart"/>
       <w:r>
         <w:rPr>
           <w:b/>
@@ -6123,14 +8100,9 @@
         </w:rPr>
         <w:t>Cdmon</w:t>
       </w:r>
-      <w:r>
-        <w:t xml:space="preserve"> para el alojamiento </w:t>
-      </w:r>
-      <w:r>
-        <w:t>de la página web creada</w:t>
-      </w:r>
-      <w:r>
-        <w:t xml:space="preserve"> en servidores en línea.</w:t>
+      <w:proofErr w:type="spellEnd"/>
+      <w:r>
+        <w:t xml:space="preserve"> para el alojamiento de la página web creada en servidores en línea.</w:t>
       </w:r>
     </w:p>
     <w:p>
@@ -6171,7 +8143,15 @@
         <w:t>JavaScript</w:t>
       </w:r>
       <w:r>
-        <w:t xml:space="preserve"> para añadir interactividad a nuestra página web y guardar datos básicos en el ordenador usando el LocalStorage. </w:t>
+        <w:t xml:space="preserve"> para añadir interactividad a nuestra página web y guardar datos básicos en el ordenador usando el </w:t>
+      </w:r>
+      <w:proofErr w:type="spellStart"/>
+      <w:r>
+        <w:t>LocalStorage</w:t>
+      </w:r>
+      <w:proofErr w:type="spellEnd"/>
+      <w:r>
+        <w:t xml:space="preserve">. </w:t>
       </w:r>
       <w:r>
         <w:rPr>
@@ -6209,8 +8189,17 @@
           <w:b/>
           <w:bCs/>
         </w:rPr>
-        <w:t>tecnologías frontend</w:t>
-      </w:r>
+        <w:t xml:space="preserve">tecnologías </w:t>
+      </w:r>
+      <w:proofErr w:type="spellStart"/>
+      <w:r>
+        <w:rPr>
+          <w:b/>
+          <w:bCs/>
+        </w:rPr>
+        <w:t>frontend</w:t>
+      </w:r>
+      <w:proofErr w:type="spellEnd"/>
       <w:r>
         <w:t xml:space="preserve"> que hemos empleado para el diseño de</w:t>
       </w:r>
@@ -6254,13 +8243,31 @@
       <w:r>
         <w:t xml:space="preserve">Se ha utilizado el </w:t>
       </w:r>
-      <w:r>
-        <w:rPr>
-          <w:b/>
-          <w:bCs/>
-        </w:rPr>
-        <w:t>framework JavaFX</w:t>
-      </w:r>
+      <w:proofErr w:type="spellStart"/>
+      <w:r>
+        <w:rPr>
+          <w:b/>
+          <w:bCs/>
+        </w:rPr>
+        <w:t>framework</w:t>
+      </w:r>
+      <w:proofErr w:type="spellEnd"/>
+      <w:r>
+        <w:rPr>
+          <w:b/>
+          <w:bCs/>
+        </w:rPr>
+        <w:t xml:space="preserve"> </w:t>
+      </w:r>
+      <w:proofErr w:type="spellStart"/>
+      <w:r>
+        <w:rPr>
+          <w:b/>
+          <w:bCs/>
+        </w:rPr>
+        <w:t>JavaFX</w:t>
+      </w:r>
+      <w:proofErr w:type="spellEnd"/>
       <w:r>
         <w:t xml:space="preserve">, </w:t>
       </w:r>
@@ -6282,42 +8289,96 @@
         <w:rPr>
           <w:b/>
           <w:bCs/>
-        </w:rPr>
-      </w:pPr>
-      <w:r>
-        <w:rPr>
-          <w:b/>
-          <w:bCs/>
-        </w:rPr>
-        <w:t>Simulación de conexión frontend-backend</w:t>
-      </w:r>
+          <w:u w:val="single"/>
+        </w:rPr>
+      </w:pPr>
+      <w:r>
+        <w:rPr>
+          <w:b/>
+          <w:bCs/>
+          <w:u w:val="single"/>
+        </w:rPr>
+        <w:t xml:space="preserve">Simulación de conexión </w:t>
+      </w:r>
+      <w:proofErr w:type="spellStart"/>
+      <w:r>
+        <w:rPr>
+          <w:b/>
+          <w:bCs/>
+          <w:u w:val="single"/>
+        </w:rPr>
+        <w:t>frontend-backend</w:t>
+      </w:r>
+      <w:proofErr w:type="spellEnd"/>
     </w:p>
     <w:p>
       <w:r>
         <w:t>E</w:t>
       </w:r>
       <w:r>
-        <w:t>n este proyecto no existe una conexión real entre el backend y el frontend</w:t>
-      </w:r>
-      <w:r>
-        <w:t xml:space="preserve">, por lo que los datos introducidos en los formularios de la página web no se están transfiriendo a la base de datos. Se ha implementado una simulación en el frontend que imita está conexión. </w:t>
+        <w:t xml:space="preserve">n este proyecto no existe una conexión real entre el </w:t>
+      </w:r>
+      <w:proofErr w:type="spellStart"/>
+      <w:r>
+        <w:t>backend</w:t>
+      </w:r>
+      <w:proofErr w:type="spellEnd"/>
+      <w:r>
+        <w:t xml:space="preserve"> y el </w:t>
+      </w:r>
+      <w:proofErr w:type="spellStart"/>
+      <w:r>
+        <w:t>frontend</w:t>
+      </w:r>
+      <w:proofErr w:type="spellEnd"/>
+      <w:r>
+        <w:t xml:space="preserve">, por lo que los datos introducidos en los formularios de la página web no se están transfiriendo a la base de datos. Se ha implementado una simulación en el </w:t>
+      </w:r>
+      <w:proofErr w:type="spellStart"/>
+      <w:r>
+        <w:t>frontend</w:t>
+      </w:r>
+      <w:proofErr w:type="spellEnd"/>
+      <w:r>
+        <w:t xml:space="preserve"> que imita está conexión. </w:t>
       </w:r>
       <w:r>
         <w:br/>
-        <w:t xml:space="preserve">La forma en que se ha realizado esta simulación es usando el LocalStorage. Al rellenar </w:t>
+        <w:t xml:space="preserve">La forma en que se ha realizado esta simulación es usando el </w:t>
+      </w:r>
+      <w:proofErr w:type="spellStart"/>
+      <w:r>
+        <w:t>LocalStorage</w:t>
+      </w:r>
+      <w:proofErr w:type="spellEnd"/>
+      <w:r>
+        <w:t xml:space="preserve">. Al rellenar </w:t>
       </w:r>
       <w:r>
         <w:lastRenderedPageBreak/>
         <w:t xml:space="preserve">el formulario de registro de la página web, se recogen los datos insertados y se crea un objeto usuario que se almacena en una lista alojada en el </w:t>
       </w:r>
+      <w:proofErr w:type="spellStart"/>
       <w:r>
         <w:t>L</w:t>
       </w:r>
       <w:r>
-        <w:t xml:space="preserve">ocalStorage. </w:t>
-      </w:r>
-      <w:r>
-        <w:t xml:space="preserve">A la hora de hacer el inicio de sesión, se saca la lista del LocalStorage, se comprueba que las credenciales insertadas en el inicio de sesión se encuentran en esta lista y se concede o deniega el acceso. </w:t>
+        <w:t>ocalStorage</w:t>
+      </w:r>
+      <w:proofErr w:type="spellEnd"/>
+      <w:r>
+        <w:t xml:space="preserve">. </w:t>
+      </w:r>
+      <w:r>
+        <w:t xml:space="preserve">A la hora de hacer el inicio de sesión, se saca la lista del </w:t>
+      </w:r>
+      <w:proofErr w:type="spellStart"/>
+      <w:r>
+        <w:t>LocalStorage</w:t>
+      </w:r>
+      <w:proofErr w:type="spellEnd"/>
+      <w:r>
+        <w:t xml:space="preserve">, se comprueba que las credenciales insertadas en el inicio de sesión se encuentran en esta lista y se concede o deniega el acceso. </w:t>
       </w:r>
       <w:r>
         <w:t xml:space="preserve">En las siguientes imágenes se enseña los pasos principales para la creación de usuarios y su manipulación para el control de acceso a la web. </w:t>
@@ -6339,7 +8400,13 @@
       </w:r>
     </w:p>
     <w:p>
-      <w:r>
+      <w:pPr>
+        <w:keepNext/>
+      </w:pPr>
+      <w:r>
+        <w:rPr>
+          <w:noProof/>
+        </w:rPr>
         <w:drawing>
           <wp:inline distT="0" distB="0" distL="0" distR="0" wp14:anchorId="6F00EEF0" wp14:editId="11DB508C">
             <wp:extent cx="5696745" cy="1657581"/>
@@ -6378,7 +8445,29 @@
       </w:r>
     </w:p>
     <w:p>
-      <w:r>
+      <w:pPr>
+        <w:pStyle w:val="Descripcin"/>
+      </w:pPr>
+      <w:fldSimple w:instr=" SEQ Ilustración \* ARABIC ">
+        <w:r>
+          <w:rPr>
+            <w:noProof/>
+          </w:rPr>
+          <w:t>9</w:t>
+        </w:r>
+      </w:fldSimple>
+      <w:r>
+        <w:t xml:space="preserve"> Creación usuario 1/3</w:t>
+      </w:r>
+    </w:p>
+    <w:p>
+      <w:pPr>
+        <w:keepNext/>
+      </w:pPr>
+      <w:r>
+        <w:rPr>
+          <w:noProof/>
+        </w:rPr>
         <w:drawing>
           <wp:inline distT="0" distB="0" distL="0" distR="0" wp14:anchorId="4072A468" wp14:editId="0919FEC1">
             <wp:extent cx="2657846" cy="1676634"/>
@@ -6417,7 +8506,29 @@
       </w:r>
     </w:p>
     <w:p>
-      <w:r>
+      <w:pPr>
+        <w:pStyle w:val="Descripcin"/>
+      </w:pPr>
+      <w:fldSimple w:instr=" SEQ Ilustración \* ARABIC ">
+        <w:r>
+          <w:rPr>
+            <w:noProof/>
+          </w:rPr>
+          <w:t>10</w:t>
+        </w:r>
+      </w:fldSimple>
+      <w:r>
+        <w:t xml:space="preserve"> Creación usuario 2/3</w:t>
+      </w:r>
+    </w:p>
+    <w:p>
+      <w:pPr>
+        <w:keepNext/>
+      </w:pPr>
+      <w:r>
+        <w:rPr>
+          <w:noProof/>
+        </w:rPr>
         <w:drawing>
           <wp:inline distT="0" distB="0" distL="0" distR="0" wp14:anchorId="2F84BCC8" wp14:editId="09A759D9">
             <wp:extent cx="5731510" cy="1660525"/>
@@ -6457,6 +8568,22 @@
     </w:p>
     <w:p>
       <w:pPr>
+        <w:pStyle w:val="Descripcin"/>
+      </w:pPr>
+      <w:fldSimple w:instr=" SEQ Ilustración \* ARABIC ">
+        <w:r>
+          <w:rPr>
+            <w:noProof/>
+          </w:rPr>
+          <w:t>11</w:t>
+        </w:r>
+      </w:fldSimple>
+      <w:r>
+        <w:t xml:space="preserve"> Creación usuario 3/3</w:t>
+      </w:r>
+    </w:p>
+    <w:p>
+      <w:pPr>
         <w:rPr>
           <w:b/>
           <w:bCs/>
@@ -6488,15 +8615,13 @@
     </w:p>
     <w:p>
       <w:pPr>
-        <w:rPr>
-          <w:b/>
-          <w:bCs/>
-        </w:rPr>
-      </w:pPr>
-      <w:r>
-        <w:rPr>
-          <w:b/>
-          <w:bCs/>
+        <w:keepNext/>
+      </w:pPr>
+      <w:r>
+        <w:rPr>
+          <w:b/>
+          <w:bCs/>
+          <w:noProof/>
         </w:rPr>
         <w:drawing>
           <wp:inline distT="0" distB="0" distL="0" distR="0" wp14:anchorId="0E576428" wp14:editId="078EA3DB">
@@ -6537,6 +8662,182 @@
     </w:p>
     <w:p>
       <w:pPr>
+        <w:pStyle w:val="Descripcin"/>
+      </w:pPr>
+      <w:r>
+        <w:rPr>
+          <w:b/>
+          <w:bCs/>
+        </w:rPr>
+        <w:fldChar w:fldCharType="begin"/>
+      </w:r>
+      <w:r>
+        <w:rPr>
+          <w:b/>
+          <w:bCs/>
+        </w:rPr>
+        <w:instrText xml:space="preserve"> SEQ Ilustración \* ARABIC </w:instrText>
+      </w:r>
+      <w:r>
+        <w:rPr>
+          <w:b/>
+          <w:bCs/>
+        </w:rPr>
+        <w:fldChar w:fldCharType="separate"/>
+      </w:r>
+      <w:r>
+        <w:rPr>
+          <w:b/>
+          <w:bCs/>
+          <w:noProof/>
+        </w:rPr>
+        <w:t>12</w:t>
+      </w:r>
+      <w:r>
+        <w:rPr>
+          <w:b/>
+          <w:bCs/>
+        </w:rPr>
+        <w:fldChar w:fldCharType="end"/>
+      </w:r>
+      <w:r>
+        <w:t xml:space="preserve"> Control acceso plataforma</w:t>
+      </w:r>
+    </w:p>
+    <w:p/>
+    <w:p>
+      <w:pPr>
+        <w:rPr>
+          <w:b/>
+          <w:bCs/>
+          <w:u w:val="single"/>
+        </w:rPr>
+      </w:pPr>
+      <w:r>
+        <w:rPr>
+          <w:b/>
+          <w:bCs/>
+          <w:u w:val="single"/>
+        </w:rPr>
+        <w:t xml:space="preserve">Conexión </w:t>
+      </w:r>
+      <w:proofErr w:type="spellStart"/>
+      <w:r>
+        <w:rPr>
+          <w:b/>
+          <w:bCs/>
+          <w:u w:val="single"/>
+        </w:rPr>
+        <w:t>JavaFX</w:t>
+      </w:r>
+      <w:proofErr w:type="spellEnd"/>
+      <w:r>
+        <w:rPr>
+          <w:b/>
+          <w:bCs/>
+          <w:u w:val="single"/>
+        </w:rPr>
+        <w:t xml:space="preserve"> con SQL Server Management Studio</w:t>
+      </w:r>
+    </w:p>
+    <w:p>
+      <w:r>
+        <w:t xml:space="preserve">A la hora de implementar el sistema CRUD, debemos hacer una conexión entre la base de datos, creada en SSMS, y el proyecto </w:t>
+      </w:r>
+      <w:proofErr w:type="spellStart"/>
+      <w:r>
+        <w:t>JavaFX</w:t>
+      </w:r>
+      <w:proofErr w:type="spellEnd"/>
+      <w:r>
+        <w:t xml:space="preserve">. Para ello tuvimos que crear un método personalizado con el que hacer esta conexión, ya que es diferente a conectarlo con </w:t>
+      </w:r>
+      <w:proofErr w:type="spellStart"/>
+      <w:r>
+        <w:t>HeidiSQL</w:t>
+      </w:r>
+      <w:proofErr w:type="spellEnd"/>
+      <w:r>
+        <w:t xml:space="preserve">. </w:t>
+      </w:r>
+      <w:r>
+        <w:br/>
+        <w:t>Por un lado, SSMS utiliza su propio puerto, el 1433. Por otro lado, la conexión se realiza a través de un usuario</w:t>
+      </w:r>
+      <w:r>
+        <w:t xml:space="preserve"> y se requiere una contraseña. Una vez habilitado el usuario “</w:t>
+      </w:r>
+      <w:proofErr w:type="spellStart"/>
+      <w:r>
+        <w:t>sa</w:t>
+      </w:r>
+      <w:proofErr w:type="spellEnd"/>
+      <w:r>
+        <w:t xml:space="preserve">” y configurado una contraseña para este, se puede hacer la conexión a la base de datos con el siguiente método. </w:t>
+      </w:r>
+    </w:p>
+    <w:p>
+      <w:pPr>
+        <w:keepNext/>
+      </w:pPr>
+      <w:r>
+        <w:lastRenderedPageBreak/>
+        <w:drawing>
+          <wp:inline distT="0" distB="0" distL="0" distR="0" wp14:anchorId="4E9E85F0" wp14:editId="3BD3495F">
+            <wp:extent cx="5731510" cy="3602355"/>
+            <wp:effectExtent l="0" t="0" r="2540" b="0"/>
+            <wp:docPr id="122850871" name="Imagen 1"/>
+            <wp:cNvGraphicFramePr>
+              <a:graphicFrameLocks xmlns:a="http://schemas.openxmlformats.org/drawingml/2006/main" noChangeAspect="1"/>
+            </wp:cNvGraphicFramePr>
+            <a:graphic xmlns:a="http://schemas.openxmlformats.org/drawingml/2006/main">
+              <a:graphicData uri="http://schemas.openxmlformats.org/drawingml/2006/picture">
+                <pic:pic xmlns:pic="http://schemas.openxmlformats.org/drawingml/2006/picture">
+                  <pic:nvPicPr>
+                    <pic:cNvPr id="122850871" name=""/>
+                    <pic:cNvPicPr/>
+                  </pic:nvPicPr>
+                  <pic:blipFill>
+                    <a:blip r:embed="rId29"/>
+                    <a:stretch>
+                      <a:fillRect/>
+                    </a:stretch>
+                  </pic:blipFill>
+                  <pic:spPr>
+                    <a:xfrm>
+                      <a:off x="0" y="0"/>
+                      <a:ext cx="5731510" cy="3602355"/>
+                    </a:xfrm>
+                    <a:prstGeom prst="rect">
+                      <a:avLst/>
+                    </a:prstGeom>
+                  </pic:spPr>
+                </pic:pic>
+              </a:graphicData>
+            </a:graphic>
+          </wp:inline>
+        </w:drawing>
+      </w:r>
+    </w:p>
+    <w:p>
+      <w:pPr>
+        <w:pStyle w:val="Descripcin"/>
+      </w:pPr>
+      <w:fldSimple w:instr=" SEQ Ilustración \* ARABIC ">
+        <w:r>
+          <w:rPr>
+            <w:noProof/>
+          </w:rPr>
+          <w:t>13</w:t>
+        </w:r>
+      </w:fldSimple>
+      <w:r>
+        <w:t xml:space="preserve"> Método conexión a BD</w:t>
+      </w:r>
+    </w:p>
+    <w:p/>
+    <w:p>
+      <w:pPr>
         <w:pStyle w:val="Ttulo"/>
         <w:numPr>
           <w:ilvl w:val="0"/>
@@ -6544,6 +8845,20 @@
         </w:numPr>
       </w:pPr>
       <w:r>
+        <w:t>Manual de usuario</w:t>
+      </w:r>
+    </w:p>
+    <w:p/>
+    <w:p/>
+    <w:p>
+      <w:pPr>
+        <w:pStyle w:val="Ttulo"/>
+        <w:numPr>
+          <w:ilvl w:val="0"/>
+          <w:numId w:val="15"/>
+        </w:numPr>
+      </w:pPr>
+      <w:r>
         <w:t>Plan de negocio</w:t>
       </w:r>
     </w:p>
@@ -6599,7 +8914,21 @@
         <w:rPr>
           <w:rFonts w:ascii="Aptos" w:eastAsia="Aptos" w:hAnsi="Aptos" w:cs="Aptos"/>
         </w:rPr>
-        <w:t>Trabajamos para ayudar a los estudiantes a encontrar pisos durante su año lectivo. El resto de buscadores abarcan todo el mercado inmobiliario, no filtrando correctamente las posibles conexiones con centros de interés.</w:t>
+        <w:t xml:space="preserve">Trabajamos para ayudar a los estudiantes a encontrar pisos durante su año lectivo. El resto de </w:t>
+      </w:r>
+      <w:proofErr w:type="gramStart"/>
+      <w:r>
+        <w:rPr>
+          <w:rFonts w:ascii="Aptos" w:eastAsia="Aptos" w:hAnsi="Aptos" w:cs="Aptos"/>
+        </w:rPr>
+        <w:t>buscadores</w:t>
+      </w:r>
+      <w:proofErr w:type="gramEnd"/>
+      <w:r>
+        <w:rPr>
+          <w:rFonts w:ascii="Aptos" w:eastAsia="Aptos" w:hAnsi="Aptos" w:cs="Aptos"/>
+        </w:rPr>
+        <w:t xml:space="preserve"> abarcan todo el mercado inmobiliario, no filtrando correctamente las posibles conexiones con centros de interés.</w:t>
       </w:r>
     </w:p>
     <w:p>
@@ -6611,6 +8940,7 @@
         <w:rPr>
           <w:rFonts w:ascii="Aptos" w:eastAsia="Aptos" w:hAnsi="Aptos" w:cs="Aptos"/>
         </w:rPr>
+        <w:lastRenderedPageBreak/>
         <w:t>Planteamos una plataforma simple de navegar y que garantiza cercanía al centro de estudio. Además, nosotros garantizamos seguridad para el joven, luchando en contra de posibles fraudes que traten de capitalizar en su falta de experiencia.</w:t>
       </w:r>
     </w:p>
@@ -6661,7 +8991,7 @@
         </w:rPr>
         <w:t xml:space="preserve">Alquiler de oficinas </w:t>
       </w:r>
-      <w:hyperlink r:id="rId29">
+      <w:hyperlink r:id="rId30">
         <w:r>
           <w:rPr>
             <w:rStyle w:val="Hipervnculo"/>
@@ -6795,7 +9125,21 @@
         <w:rPr>
           <w:rFonts w:ascii="Aptos" w:eastAsia="Aptos" w:hAnsi="Aptos" w:cs="Aptos"/>
         </w:rPr>
-        <w:t>Plan de Hostinger Cloud Startup 12 meses: 119,88€</w:t>
+        <w:t xml:space="preserve">Plan de Hostinger Cloud </w:t>
+      </w:r>
+      <w:proofErr w:type="gramStart"/>
+      <w:r>
+        <w:rPr>
+          <w:rFonts w:ascii="Aptos" w:eastAsia="Aptos" w:hAnsi="Aptos" w:cs="Aptos"/>
+        </w:rPr>
+        <w:t>Startup</w:t>
+      </w:r>
+      <w:proofErr w:type="gramEnd"/>
+      <w:r>
+        <w:rPr>
+          <w:rFonts w:ascii="Aptos" w:eastAsia="Aptos" w:hAnsi="Aptos" w:cs="Aptos"/>
+        </w:rPr>
+        <w:t xml:space="preserve"> 12 meses: 119,88€</w:t>
       </w:r>
     </w:p>
     <w:p>
@@ -6865,7 +9209,74 @@
         <w:rPr>
           <w:rFonts w:ascii="Aptos" w:eastAsia="Aptos" w:hAnsi="Aptos" w:cs="Aptos"/>
         </w:rPr>
-        <w:t>Podemos solicitar subvenciones por ayudar a jóvenes durante sus estudios.</w:t>
+        <w:t xml:space="preserve">Solicitud de </w:t>
+      </w:r>
+      <w:r>
+        <w:rPr>
+          <w:rFonts w:ascii="Aptos" w:eastAsia="Aptos" w:hAnsi="Aptos" w:cs="Aptos"/>
+        </w:rPr>
+        <w:t>subvenciones</w:t>
+      </w:r>
+      <w:r>
+        <w:rPr>
+          <w:rFonts w:ascii="Aptos" w:eastAsia="Aptos" w:hAnsi="Aptos" w:cs="Aptos"/>
+        </w:rPr>
+        <w:t xml:space="preserve"> por ayudar a jóvenes durante sus estudios.</w:t>
+      </w:r>
+      <w:r>
+        <w:rPr>
+          <w:rFonts w:ascii="Aptos" w:eastAsia="Aptos" w:hAnsi="Aptos" w:cs="Aptos"/>
+        </w:rPr>
+        <w:t xml:space="preserve"> </w:t>
+      </w:r>
+      <w:r>
+        <w:rPr>
+          <w:rFonts w:ascii="Aptos" w:eastAsia="Aptos" w:hAnsi="Aptos" w:cs="Aptos"/>
+        </w:rPr>
+        <w:br/>
+      </w:r>
+    </w:p>
+    <w:p>
+      <w:pPr>
+        <w:pStyle w:val="Prrafodelista"/>
+        <w:numPr>
+          <w:ilvl w:val="0"/>
+          <w:numId w:val="4"/>
+        </w:numPr>
+        <w:spacing w:before="240" w:after="240" w:line="276" w:lineRule="auto"/>
+        <w:rPr>
+          <w:rFonts w:ascii="Aptos" w:eastAsia="Aptos" w:hAnsi="Aptos" w:cs="Aptos"/>
+        </w:rPr>
+      </w:pPr>
+      <w:r>
+        <w:t>Ofrecer un CRM para la administración de los inmuebles desde un portal/</w:t>
+      </w:r>
+      <w:proofErr w:type="gramStart"/>
+      <w:r>
+        <w:t>app</w:t>
+      </w:r>
+      <w:proofErr w:type="gramEnd"/>
+      <w:r>
+        <w:t xml:space="preserve">. </w:t>
+      </w:r>
+      <w:r>
+        <w:br/>
+      </w:r>
+    </w:p>
+    <w:p>
+      <w:pPr>
+        <w:pStyle w:val="Prrafodelista"/>
+        <w:numPr>
+          <w:ilvl w:val="0"/>
+          <w:numId w:val="4"/>
+        </w:numPr>
+        <w:spacing w:before="240" w:after="240" w:line="276" w:lineRule="auto"/>
+        <w:rPr>
+          <w:rFonts w:ascii="Aptos" w:eastAsia="Aptos" w:hAnsi="Aptos" w:cs="Aptos"/>
+        </w:rPr>
+      </w:pPr>
+      <w:r>
+        <w:t xml:space="preserve">Posibilidad de ofrecer un espacio publicitario en la web. </w:t>
       </w:r>
       <w:r>
         <w:br w:type="page"/>
@@ -7549,7 +9960,35 @@
         <w:rPr>
           <w:rFonts w:ascii="Aptos" w:eastAsia="Aptos" w:hAnsi="Aptos" w:cs="Aptos"/>
         </w:rPr>
-        <w:t xml:space="preserve">Caldas Blanco, M. E., Hidalgo Ortega, M. L. y Laraño DIaz, J. (2024). </w:t>
+        <w:t xml:space="preserve">Caldas Blanco, M. E., Hidalgo Ortega, M. L. y </w:t>
+      </w:r>
+      <w:proofErr w:type="spellStart"/>
+      <w:r>
+        <w:rPr>
+          <w:rFonts w:ascii="Aptos" w:eastAsia="Aptos" w:hAnsi="Aptos" w:cs="Aptos"/>
+        </w:rPr>
+        <w:t>Laraño</w:t>
+      </w:r>
+      <w:proofErr w:type="spellEnd"/>
+      <w:r>
+        <w:rPr>
+          <w:rFonts w:ascii="Aptos" w:eastAsia="Aptos" w:hAnsi="Aptos" w:cs="Aptos"/>
+        </w:rPr>
+        <w:t xml:space="preserve"> </w:t>
+      </w:r>
+      <w:proofErr w:type="spellStart"/>
+      <w:r>
+        <w:rPr>
+          <w:rFonts w:ascii="Aptos" w:eastAsia="Aptos" w:hAnsi="Aptos" w:cs="Aptos"/>
+        </w:rPr>
+        <w:t>DIaz</w:t>
+      </w:r>
+      <w:proofErr w:type="spellEnd"/>
+      <w:r>
+        <w:rPr>
+          <w:rFonts w:ascii="Aptos" w:eastAsia="Aptos" w:hAnsi="Aptos" w:cs="Aptos"/>
+        </w:rPr>
+        <w:t xml:space="preserve">, J. (2024). </w:t>
       </w:r>
       <w:r>
         <w:rPr>
@@ -7563,18 +10002,40 @@
         <w:rPr>
           <w:rFonts w:ascii="Aptos" w:eastAsia="Aptos" w:hAnsi="Aptos" w:cs="Aptos"/>
         </w:rPr>
-        <w:t>(Capítulo 4). Editex.</w:t>
+        <w:t xml:space="preserve">(Capítulo 4). </w:t>
+      </w:r>
+      <w:proofErr w:type="spellStart"/>
+      <w:r>
+        <w:rPr>
+          <w:rFonts w:ascii="Aptos" w:eastAsia="Aptos" w:hAnsi="Aptos" w:cs="Aptos"/>
+        </w:rPr>
+        <w:t>Editex</w:t>
+      </w:r>
+      <w:proofErr w:type="spellEnd"/>
+      <w:r>
+        <w:rPr>
+          <w:rFonts w:ascii="Aptos" w:eastAsia="Aptos" w:hAnsi="Aptos" w:cs="Aptos"/>
+        </w:rPr>
+        <w:t>.</w:t>
       </w:r>
     </w:p>
     <w:p>
       <w:pPr>
         <w:spacing w:line="276" w:lineRule="auto"/>
       </w:pPr>
-      <w:r>
-        <w:rPr>
-          <w:rFonts w:ascii="Aptos" w:eastAsia="Aptos" w:hAnsi="Aptos" w:cs="Aptos"/>
-        </w:rPr>
-        <w:t xml:space="preserve">elEconomista. (15 de septiembre de 2023). </w:t>
+      <w:proofErr w:type="spellStart"/>
+      <w:r>
+        <w:rPr>
+          <w:rFonts w:ascii="Aptos" w:eastAsia="Aptos" w:hAnsi="Aptos" w:cs="Aptos"/>
+        </w:rPr>
+        <w:t>elEconomista</w:t>
+      </w:r>
+      <w:proofErr w:type="spellEnd"/>
+      <w:r>
+        <w:rPr>
+          <w:rFonts w:ascii="Aptos" w:eastAsia="Aptos" w:hAnsi="Aptos" w:cs="Aptos"/>
+        </w:rPr>
+        <w:t xml:space="preserve">. (15 de septiembre de 2023). </w:t>
       </w:r>
       <w:r>
         <w:rPr>
@@ -7582,7 +10043,25 @@
           <w:i/>
           <w:iCs/>
         </w:rPr>
-        <w:t>Crece el número de estudiantes que decicen alquilar habitaciones en pisos compartidos.</w:t>
+        <w:t xml:space="preserve">Crece el número de estudiantes que </w:t>
+      </w:r>
+      <w:proofErr w:type="spellStart"/>
+      <w:r>
+        <w:rPr>
+          <w:rFonts w:ascii="Aptos" w:eastAsia="Aptos" w:hAnsi="Aptos" w:cs="Aptos"/>
+          <w:i/>
+          <w:iCs/>
+        </w:rPr>
+        <w:t>decicen</w:t>
+      </w:r>
+      <w:proofErr w:type="spellEnd"/>
+      <w:r>
+        <w:rPr>
+          <w:rFonts w:ascii="Aptos" w:eastAsia="Aptos" w:hAnsi="Aptos" w:cs="Aptos"/>
+          <w:i/>
+          <w:iCs/>
+        </w:rPr>
+        <w:t xml:space="preserve"> alquilar habitaciones en pisos compartidos.</w:t>
       </w:r>
       <w:r>
         <w:rPr>
@@ -7590,7 +10069,7 @@
         </w:rPr>
         <w:t xml:space="preserve"> </w:t>
       </w:r>
-      <w:hyperlink r:id="rId30">
+      <w:hyperlink r:id="rId31">
         <w:r>
           <w:rPr>
             <w:rStyle w:val="Hipervnculo"/>
@@ -7604,11 +10083,19 @@
       <w:pPr>
         <w:spacing w:line="276" w:lineRule="auto"/>
       </w:pPr>
-      <w:r>
-        <w:rPr>
-          <w:rFonts w:ascii="Aptos" w:eastAsia="Aptos" w:hAnsi="Aptos" w:cs="Aptos"/>
-        </w:rPr>
-        <w:t xml:space="preserve">Diánez Juan, S. (2025). </w:t>
+      <w:proofErr w:type="spellStart"/>
+      <w:r>
+        <w:rPr>
+          <w:rFonts w:ascii="Aptos" w:eastAsia="Aptos" w:hAnsi="Aptos" w:cs="Aptos"/>
+        </w:rPr>
+        <w:t>Diánez</w:t>
+      </w:r>
+      <w:proofErr w:type="spellEnd"/>
+      <w:r>
+        <w:rPr>
+          <w:rFonts w:ascii="Aptos" w:eastAsia="Aptos" w:hAnsi="Aptos" w:cs="Aptos"/>
+        </w:rPr>
+        <w:t xml:space="preserve"> Juan, S. (2025). </w:t>
       </w:r>
       <w:r>
         <w:rPr>
@@ -7624,7 +10111,7 @@
         </w:rPr>
         <w:t xml:space="preserve">IES Mutxamel. </w:t>
       </w:r>
-      <w:hyperlink r:id="rId31">
+      <w:hyperlink r:id="rId32">
         <w:r>
           <w:rPr>
             <w:rStyle w:val="Hipervnculo"/>
@@ -7638,11 +10125,19 @@
       <w:pPr>
         <w:spacing w:line="276" w:lineRule="auto"/>
       </w:pPr>
-      <w:r>
-        <w:rPr>
-          <w:rFonts w:ascii="Aptos" w:eastAsia="Aptos" w:hAnsi="Aptos" w:cs="Aptos"/>
-        </w:rPr>
-        <w:t xml:space="preserve">Diánez Juan, S. (2025). </w:t>
+      <w:proofErr w:type="spellStart"/>
+      <w:r>
+        <w:rPr>
+          <w:rFonts w:ascii="Aptos" w:eastAsia="Aptos" w:hAnsi="Aptos" w:cs="Aptos"/>
+        </w:rPr>
+        <w:t>Diánez</w:t>
+      </w:r>
+      <w:proofErr w:type="spellEnd"/>
+      <w:r>
+        <w:rPr>
+          <w:rFonts w:ascii="Aptos" w:eastAsia="Aptos" w:hAnsi="Aptos" w:cs="Aptos"/>
+        </w:rPr>
+        <w:t xml:space="preserve"> Juan, S. (2025). </w:t>
       </w:r>
       <w:r>
         <w:rPr>
@@ -7658,7 +10153,7 @@
         </w:rPr>
         <w:t xml:space="preserve">IES Mutxamel. </w:t>
       </w:r>
-      <w:hyperlink r:id="rId32">
+      <w:hyperlink r:id="rId33">
         <w:r>
           <w:rPr>
             <w:rStyle w:val="Hipervnculo"/>
@@ -7692,7 +10187,7 @@
         </w:rPr>
         <w:t xml:space="preserve">. </w:t>
       </w:r>
-      <w:hyperlink r:id="rId33">
+      <w:hyperlink r:id="rId34">
         <w:r>
           <w:rPr>
             <w:rStyle w:val="Hipervnculo"/>
@@ -7704,8 +10199,8 @@
     </w:p>
     <w:p/>
     <w:sectPr>
-      <w:headerReference w:type="default" r:id="rId34"/>
-      <w:footerReference w:type="default" r:id="rId35"/>
+      <w:headerReference w:type="default" r:id="rId35"/>
+      <w:footerReference w:type="default" r:id="rId36"/>
       <w:pgSz w:w="11906" w:h="16838"/>
       <w:pgMar w:top="1440" w:right="1440" w:bottom="1440" w:left="1440" w:header="283" w:footer="720" w:gutter="0"/>
       <w:cols w:space="720"/>
@@ -8689,7 +11184,7 @@
   <w:abstractNum w:abstractNumId="6" w15:restartNumberingAfterBreak="0">
     <w:nsid w:val="2D1F8272"/>
     <w:multiLevelType w:val="hybridMultilevel"/>
-    <w:tmpl w:val="0ABE61A4"/>
+    <w:tmpl w:val="63AC281C"/>
     <w:lvl w:ilvl="0" w:tplc="38D6B184">
       <w:start w:val="1"/>
       <w:numFmt w:val="bullet"/>
@@ -10613,6 +13108,7 @@
   <w:style w:type="character" w:default="1" w:styleId="Fuentedeprrafopredeter">
     <w:name w:val="Default Paragraph Font"/>
     <w:uiPriority w:val="1"/>
+    <w:semiHidden/>
     <w:unhideWhenUsed/>
   </w:style>
   <w:style w:type="table" w:default="1" w:styleId="Tablanormal">
@@ -11138,12 +13634,7 @@
 </file>
 
 <file path=customXml/item3.xml><?xml version="1.0" encoding="utf-8"?>
-<?mso-contentType ?>
-<FormTemplates xmlns="http://schemas.microsoft.com/sharepoint/v3/contenttype/forms">
-  <Display>DocumentLibraryForm</Display>
-  <Edit>DocumentLibraryForm</Edit>
-  <New>DocumentLibraryForm</New>
-</FormTemplates>
+<b:Sources xmlns:b="http://schemas.openxmlformats.org/officeDocument/2006/bibliography" xmlns="http://schemas.openxmlformats.org/officeDocument/2006/bibliography" SelectedStyle="\APASixthEditionOfficeOnline.xsl" StyleName="APA" Version="6"/>
 </file>
 
 <file path=customXml/item4.xml><?xml version="1.0" encoding="utf-8"?>
@@ -11297,7 +13788,12 @@
 </file>
 
 <file path=customXml/item5.xml><?xml version="1.0" encoding="utf-8"?>
-<b:Sources xmlns:b="http://schemas.openxmlformats.org/officeDocument/2006/bibliography" xmlns="http://schemas.openxmlformats.org/officeDocument/2006/bibliography" SelectedStyle="\APASixthEditionOfficeOnline.xsl" StyleName="APA" Version="6"/>
+<?mso-contentType ?>
+<FormTemplates xmlns="http://schemas.microsoft.com/sharepoint/v3/contenttype/forms">
+  <Display>DocumentLibraryForm</Display>
+  <Edit>DocumentLibraryForm</Edit>
+  <New>DocumentLibraryForm</New>
+</FormTemplates>
 </file>
 
 <file path=customXml/itemProps1.xml><?xml version="1.0" encoding="utf-8"?>
@@ -11319,9 +13815,9 @@
 </file>
 
 <file path=customXml/itemProps3.xml><?xml version="1.0" encoding="utf-8"?>
-<ds:datastoreItem xmlns:ds="http://schemas.openxmlformats.org/officeDocument/2006/customXml" ds:itemID="{9C62D19F-2C4B-4163-B98D-18BF5B309744}">
+<ds:datastoreItem xmlns:ds="http://schemas.openxmlformats.org/officeDocument/2006/customXml" ds:itemID="{84CA4A16-CE6B-4C64-8CA7-CF5CBE9EE313}">
   <ds:schemaRefs>
-    <ds:schemaRef ds:uri="http://schemas.microsoft.com/sharepoint/v3/contenttype/forms"/>
+    <ds:schemaRef ds:uri="http://schemas.openxmlformats.org/officeDocument/2006/bibliography"/>
   </ds:schemaRefs>
 </ds:datastoreItem>
 </file>
@@ -11345,9 +13841,9 @@
 </file>
 
 <file path=customXml/itemProps5.xml><?xml version="1.0" encoding="utf-8"?>
-<ds:datastoreItem xmlns:ds="http://schemas.openxmlformats.org/officeDocument/2006/customXml" ds:itemID="{84CA4A16-CE6B-4C64-8CA7-CF5CBE9EE313}">
+<ds:datastoreItem xmlns:ds="http://schemas.openxmlformats.org/officeDocument/2006/customXml" ds:itemID="{9C62D19F-2C4B-4163-B98D-18BF5B309744}">
   <ds:schemaRefs>
-    <ds:schemaRef ds:uri="http://schemas.openxmlformats.org/officeDocument/2006/bibliography"/>
+    <ds:schemaRef ds:uri="http://schemas.microsoft.com/sharepoint/v3/contenttype/forms"/>
   </ds:schemaRefs>
 </ds:datastoreItem>
 </file>
--- a/Documentación_final.docx
+++ b/Documentación_final.docx
@@ -1267,17 +1267,12 @@
         <w:t xml:space="preserve"> and IntelliJ IDEA as </w:t>
       </w:r>
       <w:proofErr w:type="spellStart"/>
-      <w:proofErr w:type="gramStart"/>
       <w:r>
         <w:t>an</w:t>
       </w:r>
       <w:proofErr w:type="spellEnd"/>
       <w:r>
-        <w:t xml:space="preserve"> IDE</w:t>
-      </w:r>
-      <w:proofErr w:type="gramEnd"/>
-      <w:r>
-        <w:t xml:space="preserve"> </w:t>
+        <w:t xml:space="preserve"> IDE </w:t>
       </w:r>
       <w:proofErr w:type="spellStart"/>
       <w:r>
@@ -1555,8 +1550,9 @@
       <w:sdtContent>
         <w:p>
           <w:pPr>
-            <w:pStyle w:val="TDC2"/>
+            <w:pStyle w:val="TDC1"/>
             <w:tabs>
+              <w:tab w:val="left" w:pos="480"/>
               <w:tab w:val="right" w:leader="dot" w:pos="9016"/>
             </w:tabs>
             <w:rPr>
@@ -1576,23 +1572,40 @@
           <w:r>
             <w:fldChar w:fldCharType="separate"/>
           </w:r>
-          <w:hyperlink w:anchor="_Toc223718663" w:history="1">
+          <w:hyperlink w:anchor="_Toc228986012" w:history="1">
             <w:r>
               <w:rPr>
                 <w:rStyle w:val="Hipervnculo"/>
                 <w:noProof/>
               </w:rPr>
-              <w:t>Objetivo del proyecto</w:t>
-            </w:r>
-            <w:r>
-              <w:rPr>
-                <w:noProof/>
-                <w:webHidden/>
+              <w:t>1.</w:t>
+            </w:r>
+            <w:r>
+              <w:rPr>
+                <w:rFonts w:eastAsiaTheme="minorEastAsia"/>
+                <w:noProof/>
+                <w:kern w:val="2"/>
+                <w:lang w:eastAsia="es-ES"/>
+                <w14:ligatures w14:val="standardContextual"/>
               </w:rPr>
               <w:tab/>
             </w:r>
             <w:r>
               <w:rPr>
+                <w:rStyle w:val="Hipervnculo"/>
+                <w:noProof/>
+              </w:rPr>
+              <w:t>Introducción</w:t>
+            </w:r>
+            <w:r>
+              <w:rPr>
+                <w:noProof/>
+                <w:webHidden/>
+              </w:rPr>
+              <w:tab/>
+            </w:r>
+            <w:r>
+              <w:rPr>
                 <w:noProof/>
                 <w:webHidden/>
               </w:rPr>
@@ -1603,7 +1616,7 @@
                 <w:noProof/>
                 <w:webHidden/>
               </w:rPr>
-              <w:instrText xml:space="preserve"> PAGEREF _Toc223718663 \h </w:instrText>
+              <w:instrText xml:space="preserve"> PAGEREF _Toc228986012 \h </w:instrText>
             </w:r>
             <w:r>
               <w:rPr>
@@ -1623,7 +1636,7 @@
                 <w:noProof/>
                 <w:webHidden/>
               </w:rPr>
-              <w:t>4</w:t>
+              <w:t>5</w:t>
             </w:r>
             <w:r>
               <w:rPr>
@@ -1648,13 +1661,13 @@
               <w14:ligatures w14:val="standardContextual"/>
             </w:rPr>
           </w:pPr>
-          <w:hyperlink w:anchor="_Toc223718664" w:history="1">
+          <w:hyperlink w:anchor="_Toc228986013" w:history="1">
             <w:r>
               <w:rPr>
                 <w:rStyle w:val="Hipervnculo"/>
                 <w:noProof/>
               </w:rPr>
-              <w:t>Justificación del proyecto</w:t>
+              <w:t>Objetivo del proyecto</w:t>
             </w:r>
             <w:r>
               <w:rPr>
@@ -1675,7 +1688,7 @@
                 <w:noProof/>
                 <w:webHidden/>
               </w:rPr>
-              <w:instrText xml:space="preserve"> PAGEREF _Toc223718664 \h </w:instrText>
+              <w:instrText xml:space="preserve"> PAGEREF _Toc228986013 \h </w:instrText>
             </w:r>
             <w:r>
               <w:rPr>
@@ -1695,7 +1708,7 @@
                 <w:noProof/>
                 <w:webHidden/>
               </w:rPr>
-              <w:t>4</w:t>
+              <w:t>5</w:t>
             </w:r>
             <w:r>
               <w:rPr>
@@ -1720,13 +1733,13 @@
               <w14:ligatures w14:val="standardContextual"/>
             </w:rPr>
           </w:pPr>
-          <w:hyperlink w:anchor="_Toc223718665" w:history="1">
+          <w:hyperlink w:anchor="_Toc228986014" w:history="1">
             <w:r>
               <w:rPr>
                 <w:rStyle w:val="Hipervnculo"/>
                 <w:noProof/>
               </w:rPr>
-              <w:t>Análisis de lo existente</w:t>
+              <w:t>Justificación del proyecto</w:t>
             </w:r>
             <w:r>
               <w:rPr>
@@ -1747,7 +1760,7 @@
                 <w:noProof/>
                 <w:webHidden/>
               </w:rPr>
-              <w:instrText xml:space="preserve"> PAGEREF _Toc223718665 \h </w:instrText>
+              <w:instrText xml:space="preserve"> PAGEREF _Toc228986014 \h </w:instrText>
             </w:r>
             <w:r>
               <w:rPr>
@@ -1767,7 +1780,7 @@
                 <w:noProof/>
                 <w:webHidden/>
               </w:rPr>
-              <w:t>4</w:t>
+              <w:t>5</w:t>
             </w:r>
             <w:r>
               <w:rPr>
@@ -1792,13 +1805,13 @@
               <w14:ligatures w14:val="standardContextual"/>
             </w:rPr>
           </w:pPr>
-          <w:hyperlink w:anchor="_Toc223718666" w:history="1">
+          <w:hyperlink w:anchor="_Toc228986015" w:history="1">
             <w:r>
               <w:rPr>
                 <w:rStyle w:val="Hipervnculo"/>
                 <w:noProof/>
               </w:rPr>
-              <w:t>Inquilino</w:t>
+              <w:t>Análisis de lo existente</w:t>
             </w:r>
             <w:r>
               <w:rPr>
@@ -1819,7 +1832,7 @@
                 <w:noProof/>
                 <w:webHidden/>
               </w:rPr>
-              <w:instrText xml:space="preserve"> PAGEREF _Toc223718666 \h </w:instrText>
+              <w:instrText xml:space="preserve"> PAGEREF _Toc228986015 \h </w:instrText>
             </w:r>
             <w:r>
               <w:rPr>
@@ -1840,6 +1853,96 @@
                 <w:webHidden/>
               </w:rPr>
               <w:t>5</w:t>
+            </w:r>
+            <w:r>
+              <w:rPr>
+                <w:noProof/>
+                <w:webHidden/>
+              </w:rPr>
+              <w:fldChar w:fldCharType="end"/>
+            </w:r>
+          </w:hyperlink>
+        </w:p>
+        <w:p>
+          <w:pPr>
+            <w:pStyle w:val="TDC1"/>
+            <w:tabs>
+              <w:tab w:val="left" w:pos="480"/>
+              <w:tab w:val="right" w:leader="dot" w:pos="9016"/>
+            </w:tabs>
+            <w:rPr>
+              <w:rFonts w:eastAsiaTheme="minorEastAsia"/>
+              <w:noProof/>
+              <w:kern w:val="2"/>
+              <w:lang w:eastAsia="es-ES"/>
+              <w14:ligatures w14:val="standardContextual"/>
+            </w:rPr>
+          </w:pPr>
+          <w:hyperlink w:anchor="_Toc228986016" w:history="1">
+            <w:r>
+              <w:rPr>
+                <w:rStyle w:val="Hipervnculo"/>
+                <w:noProof/>
+              </w:rPr>
+              <w:t>2.</w:t>
+            </w:r>
+            <w:r>
+              <w:rPr>
+                <w:rFonts w:eastAsiaTheme="minorEastAsia"/>
+                <w:noProof/>
+                <w:kern w:val="2"/>
+                <w:lang w:eastAsia="es-ES"/>
+                <w14:ligatures w14:val="standardContextual"/>
+              </w:rPr>
+              <w:tab/>
+            </w:r>
+            <w:r>
+              <w:rPr>
+                <w:rStyle w:val="Hipervnculo"/>
+                <w:noProof/>
+              </w:rPr>
+              <w:t>Requisitos Funcionales de la   Aplicación</w:t>
+            </w:r>
+            <w:r>
+              <w:rPr>
+                <w:noProof/>
+                <w:webHidden/>
+              </w:rPr>
+              <w:tab/>
+            </w:r>
+            <w:r>
+              <w:rPr>
+                <w:noProof/>
+                <w:webHidden/>
+              </w:rPr>
+              <w:fldChar w:fldCharType="begin"/>
+            </w:r>
+            <w:r>
+              <w:rPr>
+                <w:noProof/>
+                <w:webHidden/>
+              </w:rPr>
+              <w:instrText xml:space="preserve"> PAGEREF _Toc228986016 \h </w:instrText>
+            </w:r>
+            <w:r>
+              <w:rPr>
+                <w:noProof/>
+                <w:webHidden/>
+              </w:rPr>
+            </w:r>
+            <w:r>
+              <w:rPr>
+                <w:noProof/>
+                <w:webHidden/>
+              </w:rPr>
+              <w:fldChar w:fldCharType="separate"/>
+            </w:r>
+            <w:r>
+              <w:rPr>
+                <w:noProof/>
+                <w:webHidden/>
+              </w:rPr>
+              <w:t>6</w:t>
             </w:r>
             <w:r>
               <w:rPr>
@@ -1864,13 +1967,13 @@
               <w14:ligatures w14:val="standardContextual"/>
             </w:rPr>
           </w:pPr>
-          <w:hyperlink w:anchor="_Toc223718667" w:history="1">
+          <w:hyperlink w:anchor="_Toc228986017" w:history="1">
             <w:r>
               <w:rPr>
                 <w:rStyle w:val="Hipervnculo"/>
                 <w:noProof/>
               </w:rPr>
-              <w:t>Arrendador</w:t>
+              <w:t>Inquilino</w:t>
             </w:r>
             <w:r>
               <w:rPr>
@@ -1891,7 +1994,7 @@
                 <w:noProof/>
                 <w:webHidden/>
               </w:rPr>
-              <w:instrText xml:space="preserve"> PAGEREF _Toc223718667 \h </w:instrText>
+              <w:instrText xml:space="preserve"> PAGEREF _Toc228986017 \h </w:instrText>
             </w:r>
             <w:r>
               <w:rPr>
@@ -1936,14 +2039,13 @@
               <w14:ligatures w14:val="standardContextual"/>
             </w:rPr>
           </w:pPr>
-          <w:hyperlink w:anchor="_Toc223718668" w:history="1">
+          <w:hyperlink w:anchor="_Toc228986018" w:history="1">
             <w:r>
               <w:rPr>
                 <w:rStyle w:val="Hipervnculo"/>
-                <w:rFonts w:eastAsia="Aptos"/>
-                <w:noProof/>
-              </w:rPr>
-              <w:t>Administrador</w:t>
+                <w:noProof/>
+              </w:rPr>
+              <w:t>Arrendador</w:t>
             </w:r>
             <w:r>
               <w:rPr>
@@ -1964,7 +2066,7 @@
                 <w:noProof/>
                 <w:webHidden/>
               </w:rPr>
-              <w:instrText xml:space="preserve"> PAGEREF _Toc223718668 \h </w:instrText>
+              <w:instrText xml:space="preserve"> PAGEREF _Toc228986018 \h </w:instrText>
             </w:r>
             <w:r>
               <w:rPr>
@@ -2009,13 +2111,14 @@
               <w14:ligatures w14:val="standardContextual"/>
             </w:rPr>
           </w:pPr>
-          <w:hyperlink w:anchor="_Toc223718669" w:history="1">
+          <w:hyperlink w:anchor="_Toc228986019" w:history="1">
             <w:r>
               <w:rPr>
                 <w:rStyle w:val="Hipervnculo"/>
-                <w:noProof/>
-              </w:rPr>
-              <w:t>Diagrama de casos de uso</w:t>
+                <w:rFonts w:eastAsia="Aptos"/>
+                <w:noProof/>
+              </w:rPr>
+              <w:t>Administrador</w:t>
             </w:r>
             <w:r>
               <w:rPr>
@@ -2036,7 +2139,7 @@
                 <w:noProof/>
                 <w:webHidden/>
               </w:rPr>
-              <w:instrText xml:space="preserve"> PAGEREF _Toc223718669 \h </w:instrText>
+              <w:instrText xml:space="preserve"> PAGEREF _Toc228986019 \h </w:instrText>
             </w:r>
             <w:r>
               <w:rPr>
@@ -2057,6 +2160,96 @@
                 <w:webHidden/>
               </w:rPr>
               <w:t>8</w:t>
+            </w:r>
+            <w:r>
+              <w:rPr>
+                <w:noProof/>
+                <w:webHidden/>
+              </w:rPr>
+              <w:fldChar w:fldCharType="end"/>
+            </w:r>
+          </w:hyperlink>
+        </w:p>
+        <w:p>
+          <w:pPr>
+            <w:pStyle w:val="TDC1"/>
+            <w:tabs>
+              <w:tab w:val="left" w:pos="480"/>
+              <w:tab w:val="right" w:leader="dot" w:pos="9016"/>
+            </w:tabs>
+            <w:rPr>
+              <w:rFonts w:eastAsiaTheme="minorEastAsia"/>
+              <w:noProof/>
+              <w:kern w:val="2"/>
+              <w:lang w:eastAsia="es-ES"/>
+              <w14:ligatures w14:val="standardContextual"/>
+            </w:rPr>
+          </w:pPr>
+          <w:hyperlink w:anchor="_Toc228986020" w:history="1">
+            <w:r>
+              <w:rPr>
+                <w:rStyle w:val="Hipervnculo"/>
+                <w:noProof/>
+              </w:rPr>
+              <w:t>3.</w:t>
+            </w:r>
+            <w:r>
+              <w:rPr>
+                <w:rFonts w:eastAsiaTheme="minorEastAsia"/>
+                <w:noProof/>
+                <w:kern w:val="2"/>
+                <w:lang w:eastAsia="es-ES"/>
+                <w14:ligatures w14:val="standardContextual"/>
+              </w:rPr>
+              <w:tab/>
+            </w:r>
+            <w:r>
+              <w:rPr>
+                <w:rStyle w:val="Hipervnculo"/>
+                <w:noProof/>
+              </w:rPr>
+              <w:t>Análisis y Diseño</w:t>
+            </w:r>
+            <w:r>
+              <w:rPr>
+                <w:noProof/>
+                <w:webHidden/>
+              </w:rPr>
+              <w:tab/>
+            </w:r>
+            <w:r>
+              <w:rPr>
+                <w:noProof/>
+                <w:webHidden/>
+              </w:rPr>
+              <w:fldChar w:fldCharType="begin"/>
+            </w:r>
+            <w:r>
+              <w:rPr>
+                <w:noProof/>
+                <w:webHidden/>
+              </w:rPr>
+              <w:instrText xml:space="preserve"> PAGEREF _Toc228986020 \h </w:instrText>
+            </w:r>
+            <w:r>
+              <w:rPr>
+                <w:noProof/>
+                <w:webHidden/>
+              </w:rPr>
+            </w:r>
+            <w:r>
+              <w:rPr>
+                <w:noProof/>
+                <w:webHidden/>
+              </w:rPr>
+              <w:fldChar w:fldCharType="separate"/>
+            </w:r>
+            <w:r>
+              <w:rPr>
+                <w:noProof/>
+                <w:webHidden/>
+              </w:rPr>
+              <w:t>9</w:t>
             </w:r>
             <w:r>
               <w:rPr>
@@ -2081,13 +2274,13 @@
               <w14:ligatures w14:val="standardContextual"/>
             </w:rPr>
           </w:pPr>
-          <w:hyperlink w:anchor="_Toc223718670" w:history="1">
+          <w:hyperlink w:anchor="_Toc228986021" w:history="1">
             <w:r>
               <w:rPr>
                 <w:rStyle w:val="Hipervnculo"/>
                 <w:noProof/>
               </w:rPr>
-              <w:t>Diagrama de clases</w:t>
+              <w:t>Diagrama de Arquitectura</w:t>
             </w:r>
             <w:r>
               <w:rPr>
@@ -2108,7 +2301,7 @@
                 <w:noProof/>
                 <w:webHidden/>
               </w:rPr>
-              <w:instrText xml:space="preserve"> PAGEREF _Toc223718670 \h </w:instrText>
+              <w:instrText xml:space="preserve"> PAGEREF _Toc228986021 \h </w:instrText>
             </w:r>
             <w:r>
               <w:rPr>
@@ -2153,13 +2346,13 @@
               <w14:ligatures w14:val="standardContextual"/>
             </w:rPr>
           </w:pPr>
-          <w:hyperlink w:anchor="_Toc223718671" w:history="1">
+          <w:hyperlink w:anchor="_Toc228986022" w:history="1">
             <w:r>
               <w:rPr>
                 <w:rStyle w:val="Hipervnculo"/>
                 <w:noProof/>
               </w:rPr>
-              <w:t>Ciclo de vida</w:t>
+              <w:t>Diagrama de casos de uso</w:t>
             </w:r>
             <w:r>
               <w:rPr>
@@ -2180,7 +2373,7 @@
                 <w:noProof/>
                 <w:webHidden/>
               </w:rPr>
-              <w:instrText xml:space="preserve"> PAGEREF _Toc223718671 \h </w:instrText>
+              <w:instrText xml:space="preserve"> PAGEREF _Toc228986022 \h </w:instrText>
             </w:r>
             <w:r>
               <w:rPr>
@@ -2200,7 +2393,7 @@
                 <w:noProof/>
                 <w:webHidden/>
               </w:rPr>
-              <w:t>11</w:t>
+              <w:t>10</w:t>
             </w:r>
             <w:r>
               <w:rPr>
@@ -2225,13 +2418,13 @@
               <w14:ligatures w14:val="standardContextual"/>
             </w:rPr>
           </w:pPr>
-          <w:hyperlink w:anchor="_Toc223718672" w:history="1">
+          <w:hyperlink w:anchor="_Toc228986023" w:history="1">
             <w:r>
               <w:rPr>
                 <w:rStyle w:val="Hipervnculo"/>
                 <w:noProof/>
               </w:rPr>
-              <w:t>Metodología ágil</w:t>
+              <w:t>Diagrama de clases</w:t>
             </w:r>
             <w:r>
               <w:rPr>
@@ -2252,7 +2445,7 @@
                 <w:noProof/>
                 <w:webHidden/>
               </w:rPr>
-              <w:instrText xml:space="preserve"> PAGEREF _Toc223718672 \h </w:instrText>
+              <w:instrText xml:space="preserve"> PAGEREF _Toc228986023 \h </w:instrText>
             </w:r>
             <w:r>
               <w:rPr>
@@ -2297,13 +2490,13 @@
               <w14:ligatures w14:val="standardContextual"/>
             </w:rPr>
           </w:pPr>
-          <w:hyperlink w:anchor="_Toc223718673" w:history="1">
+          <w:hyperlink w:anchor="_Toc228986024" w:history="1">
             <w:r>
               <w:rPr>
                 <w:rStyle w:val="Hipervnculo"/>
                 <w:noProof/>
               </w:rPr>
-              <w:t>Nuestro Tablero KanBan (Hito 2)</w:t>
+              <w:t>Diagrama Entidad-Relación</w:t>
             </w:r>
             <w:r>
               <w:rPr>
@@ -2324,7 +2517,7 @@
                 <w:noProof/>
                 <w:webHidden/>
               </w:rPr>
-              <w:instrText xml:space="preserve"> PAGEREF _Toc223718673 \h </w:instrText>
+              <w:instrText xml:space="preserve"> PAGEREF _Toc228986024 \h </w:instrText>
             </w:r>
             <w:r>
               <w:rPr>
@@ -2369,13 +2562,13 @@
               <w14:ligatures w14:val="standardContextual"/>
             </w:rPr>
           </w:pPr>
-          <w:hyperlink w:anchor="_Toc223718674" w:history="1">
+          <w:hyperlink w:anchor="_Toc228986025" w:history="1">
             <w:r>
               <w:rPr>
                 <w:rStyle w:val="Hipervnculo"/>
                 <w:noProof/>
               </w:rPr>
-              <w:t>Planificación de tareas y toles de equipo</w:t>
+              <w:t>Modelo Relacional</w:t>
             </w:r>
             <w:r>
               <w:rPr>
@@ -2396,7 +2589,7 @@
                 <w:noProof/>
                 <w:webHidden/>
               </w:rPr>
-              <w:instrText xml:space="preserve"> PAGEREF _Toc223718674 \h </w:instrText>
+              <w:instrText xml:space="preserve"> PAGEREF _Toc228986025 \h </w:instrText>
             </w:r>
             <w:r>
               <w:rPr>
@@ -2416,7 +2609,7 @@
                 <w:noProof/>
                 <w:webHidden/>
               </w:rPr>
-              <w:t>14</w:t>
+              <w:t>12</w:t>
             </w:r>
             <w:r>
               <w:rPr>
@@ -2441,13 +2634,13 @@
               <w14:ligatures w14:val="standardContextual"/>
             </w:rPr>
           </w:pPr>
-          <w:hyperlink w:anchor="_Toc223718675" w:history="1">
+          <w:hyperlink w:anchor="_Toc228986026" w:history="1">
             <w:r>
               <w:rPr>
                 <w:rStyle w:val="Hipervnculo"/>
                 <w:noProof/>
               </w:rPr>
-              <w:t>Público objetivo</w:t>
+              <w:t>Script SQL</w:t>
             </w:r>
             <w:r>
               <w:rPr>
@@ -2468,7 +2661,97 @@
                 <w:noProof/>
                 <w:webHidden/>
               </w:rPr>
-              <w:instrText xml:space="preserve"> PAGEREF _Toc223718675 \h </w:instrText>
+              <w:instrText xml:space="preserve"> PAGEREF _Toc228986026 \h </w:instrText>
+            </w:r>
+            <w:r>
+              <w:rPr>
+                <w:noProof/>
+                <w:webHidden/>
+              </w:rPr>
+            </w:r>
+            <w:r>
+              <w:rPr>
+                <w:noProof/>
+                <w:webHidden/>
+              </w:rPr>
+              <w:fldChar w:fldCharType="separate"/>
+            </w:r>
+            <w:r>
+              <w:rPr>
+                <w:noProof/>
+                <w:webHidden/>
+              </w:rPr>
+              <w:t>13</w:t>
+            </w:r>
+            <w:r>
+              <w:rPr>
+                <w:noProof/>
+                <w:webHidden/>
+              </w:rPr>
+              <w:fldChar w:fldCharType="end"/>
+            </w:r>
+          </w:hyperlink>
+        </w:p>
+        <w:p>
+          <w:pPr>
+            <w:pStyle w:val="TDC1"/>
+            <w:tabs>
+              <w:tab w:val="left" w:pos="480"/>
+              <w:tab w:val="right" w:leader="dot" w:pos="9016"/>
+            </w:tabs>
+            <w:rPr>
+              <w:rFonts w:eastAsiaTheme="minorEastAsia"/>
+              <w:noProof/>
+              <w:kern w:val="2"/>
+              <w:lang w:eastAsia="es-ES"/>
+              <w14:ligatures w14:val="standardContextual"/>
+            </w:rPr>
+          </w:pPr>
+          <w:hyperlink w:anchor="_Toc228986027" w:history="1">
+            <w:r>
+              <w:rPr>
+                <w:rStyle w:val="Hipervnculo"/>
+                <w:noProof/>
+              </w:rPr>
+              <w:t>4.</w:t>
+            </w:r>
+            <w:r>
+              <w:rPr>
+                <w:rFonts w:eastAsiaTheme="minorEastAsia"/>
+                <w:noProof/>
+                <w:kern w:val="2"/>
+                <w:lang w:eastAsia="es-ES"/>
+                <w14:ligatures w14:val="standardContextual"/>
+              </w:rPr>
+              <w:tab/>
+            </w:r>
+            <w:r>
+              <w:rPr>
+                <w:rStyle w:val="Hipervnculo"/>
+                <w:noProof/>
+              </w:rPr>
+              <w:t>Metodología de desarrollo</w:t>
+            </w:r>
+            <w:r>
+              <w:rPr>
+                <w:noProof/>
+                <w:webHidden/>
+              </w:rPr>
+              <w:tab/>
+            </w:r>
+            <w:r>
+              <w:rPr>
+                <w:noProof/>
+                <w:webHidden/>
+              </w:rPr>
+              <w:fldChar w:fldCharType="begin"/>
+            </w:r>
+            <w:r>
+              <w:rPr>
+                <w:noProof/>
+                <w:webHidden/>
+              </w:rPr>
+              <w:instrText xml:space="preserve"> PAGEREF _Toc228986027 \h </w:instrText>
             </w:r>
             <w:r>
               <w:rPr>
@@ -2513,13 +2796,13 @@
               <w14:ligatures w14:val="standardContextual"/>
             </w:rPr>
           </w:pPr>
-          <w:hyperlink w:anchor="_Toc223718676" w:history="1">
+          <w:hyperlink w:anchor="_Toc228986028" w:history="1">
             <w:r>
               <w:rPr>
                 <w:rStyle w:val="Hipervnculo"/>
                 <w:noProof/>
               </w:rPr>
-              <w:t>Utilidad social</w:t>
+              <w:t>Ciclo de vida</w:t>
             </w:r>
             <w:r>
               <w:rPr>
@@ -2540,7 +2823,7 @@
                 <w:noProof/>
                 <w:webHidden/>
               </w:rPr>
-              <w:instrText xml:space="preserve"> PAGEREF _Toc223718676 \h </w:instrText>
+              <w:instrText xml:space="preserve"> PAGEREF _Toc228986028 \h </w:instrText>
             </w:r>
             <w:r>
               <w:rPr>
@@ -2585,13 +2868,13 @@
               <w14:ligatures w14:val="standardContextual"/>
             </w:rPr>
           </w:pPr>
-          <w:hyperlink w:anchor="_Toc223718677" w:history="1">
+          <w:hyperlink w:anchor="_Toc228986029" w:history="1">
             <w:r>
               <w:rPr>
                 <w:rStyle w:val="Hipervnculo"/>
                 <w:noProof/>
               </w:rPr>
-              <w:t>Costes y beneficios</w:t>
+              <w:t>Metodología ágil</w:t>
             </w:r>
             <w:r>
               <w:rPr>
@@ -2612,7 +2895,7 @@
                 <w:noProof/>
                 <w:webHidden/>
               </w:rPr>
-              <w:instrText xml:space="preserve"> PAGEREF _Toc223718677 \h </w:instrText>
+              <w:instrText xml:space="preserve"> PAGEREF _Toc228986029 \h </w:instrText>
             </w:r>
             <w:r>
               <w:rPr>
@@ -2657,13 +2940,13 @@
               <w14:ligatures w14:val="standardContextual"/>
             </w:rPr>
           </w:pPr>
-          <w:hyperlink w:anchor="_Toc223718678" w:history="1">
+          <w:hyperlink w:anchor="_Toc228986030" w:history="1">
             <w:r>
               <w:rPr>
                 <w:rStyle w:val="Hipervnculo"/>
                 <w:noProof/>
               </w:rPr>
-              <w:t>Riesgos derivados de los espacio y equipos de trabajo</w:t>
+              <w:t>Nuestro Tablero KanBan</w:t>
             </w:r>
             <w:r>
               <w:rPr>
@@ -2684,7 +2967,7 @@
                 <w:noProof/>
                 <w:webHidden/>
               </w:rPr>
-              <w:instrText xml:space="preserve"> PAGEREF _Toc223718678 \h </w:instrText>
+              <w:instrText xml:space="preserve"> PAGEREF _Toc228986030 \h </w:instrText>
             </w:r>
             <w:r>
               <w:rPr>
@@ -2729,13 +3012,13 @@
               <w14:ligatures w14:val="standardContextual"/>
             </w:rPr>
           </w:pPr>
-          <w:hyperlink w:anchor="_Toc223718679" w:history="1">
+          <w:hyperlink w:anchor="_Toc228986031" w:history="1">
             <w:r>
               <w:rPr>
                 <w:rStyle w:val="Hipervnculo"/>
                 <w:noProof/>
               </w:rPr>
-              <w:t>Agentes físicos</w:t>
+              <w:t>Planificación de tareas y toles de equipo</w:t>
             </w:r>
             <w:r>
               <w:rPr>
@@ -2756,7 +3039,7 @@
                 <w:noProof/>
                 <w:webHidden/>
               </w:rPr>
-              <w:instrText xml:space="preserve"> PAGEREF _Toc223718679 \h </w:instrText>
+              <w:instrText xml:space="preserve"> PAGEREF _Toc228986031 \h </w:instrText>
             </w:r>
             <w:r>
               <w:rPr>
@@ -2776,7 +3059,97 @@
                 <w:noProof/>
                 <w:webHidden/>
               </w:rPr>
-              <w:t>16</w:t>
+              <w:t>18</w:t>
+            </w:r>
+            <w:r>
+              <w:rPr>
+                <w:noProof/>
+                <w:webHidden/>
+              </w:rPr>
+              <w:fldChar w:fldCharType="end"/>
+            </w:r>
+          </w:hyperlink>
+        </w:p>
+        <w:p>
+          <w:pPr>
+            <w:pStyle w:val="TDC1"/>
+            <w:tabs>
+              <w:tab w:val="left" w:pos="480"/>
+              <w:tab w:val="right" w:leader="dot" w:pos="9016"/>
+            </w:tabs>
+            <w:rPr>
+              <w:rFonts w:eastAsiaTheme="minorEastAsia"/>
+              <w:noProof/>
+              <w:kern w:val="2"/>
+              <w:lang w:eastAsia="es-ES"/>
+              <w14:ligatures w14:val="standardContextual"/>
+            </w:rPr>
+          </w:pPr>
+          <w:hyperlink w:anchor="_Toc228986032" w:history="1">
+            <w:r>
+              <w:rPr>
+                <w:rStyle w:val="Hipervnculo"/>
+                <w:noProof/>
+              </w:rPr>
+              <w:t>5.</w:t>
+            </w:r>
+            <w:r>
+              <w:rPr>
+                <w:rFonts w:eastAsiaTheme="minorEastAsia"/>
+                <w:noProof/>
+                <w:kern w:val="2"/>
+                <w:lang w:eastAsia="es-ES"/>
+                <w14:ligatures w14:val="standardContextual"/>
+              </w:rPr>
+              <w:tab/>
+            </w:r>
+            <w:r>
+              <w:rPr>
+                <w:rStyle w:val="Hipervnculo"/>
+                <w:noProof/>
+              </w:rPr>
+              <w:t>Codificación</w:t>
+            </w:r>
+            <w:r>
+              <w:rPr>
+                <w:noProof/>
+                <w:webHidden/>
+              </w:rPr>
+              <w:tab/>
+            </w:r>
+            <w:r>
+              <w:rPr>
+                <w:noProof/>
+                <w:webHidden/>
+              </w:rPr>
+              <w:fldChar w:fldCharType="begin"/>
+            </w:r>
+            <w:r>
+              <w:rPr>
+                <w:noProof/>
+                <w:webHidden/>
+              </w:rPr>
+              <w:instrText xml:space="preserve"> PAGEREF _Toc228986032 \h </w:instrText>
+            </w:r>
+            <w:r>
+              <w:rPr>
+                <w:noProof/>
+                <w:webHidden/>
+              </w:rPr>
+            </w:r>
+            <w:r>
+              <w:rPr>
+                <w:noProof/>
+                <w:webHidden/>
+              </w:rPr>
+              <w:fldChar w:fldCharType="separate"/>
+            </w:r>
+            <w:r>
+              <w:rPr>
+                <w:noProof/>
+                <w:webHidden/>
+              </w:rPr>
+              <w:t>20</w:t>
             </w:r>
             <w:r>
               <w:rPr>
@@ -2801,12 +3174,1398 @@
               <w14:ligatures w14:val="standardContextual"/>
             </w:rPr>
           </w:pPr>
-          <w:hyperlink w:anchor="_Toc223718680" w:history="1">
+          <w:hyperlink w:anchor="_Toc228986033" w:history="1">
             <w:r>
               <w:rPr>
                 <w:rStyle w:val="Hipervnculo"/>
                 <w:noProof/>
               </w:rPr>
+              <w:t>Entorno de programación</w:t>
+            </w:r>
+            <w:r>
+              <w:rPr>
+                <w:noProof/>
+                <w:webHidden/>
+              </w:rPr>
+              <w:tab/>
+            </w:r>
+            <w:r>
+              <w:rPr>
+                <w:noProof/>
+                <w:webHidden/>
+              </w:rPr>
+              <w:fldChar w:fldCharType="begin"/>
+            </w:r>
+            <w:r>
+              <w:rPr>
+                <w:noProof/>
+                <w:webHidden/>
+              </w:rPr>
+              <w:instrText xml:space="preserve"> PAGEREF _Toc228986033 \h </w:instrText>
+            </w:r>
+            <w:r>
+              <w:rPr>
+                <w:noProof/>
+                <w:webHidden/>
+              </w:rPr>
+            </w:r>
+            <w:r>
+              <w:rPr>
+                <w:noProof/>
+                <w:webHidden/>
+              </w:rPr>
+              <w:fldChar w:fldCharType="separate"/>
+            </w:r>
+            <w:r>
+              <w:rPr>
+                <w:noProof/>
+                <w:webHidden/>
+              </w:rPr>
+              <w:t>20</w:t>
+            </w:r>
+            <w:r>
+              <w:rPr>
+                <w:noProof/>
+                <w:webHidden/>
+              </w:rPr>
+              <w:fldChar w:fldCharType="end"/>
+            </w:r>
+          </w:hyperlink>
+        </w:p>
+        <w:p>
+          <w:pPr>
+            <w:pStyle w:val="TDC2"/>
+            <w:tabs>
+              <w:tab w:val="right" w:leader="dot" w:pos="9016"/>
+            </w:tabs>
+            <w:rPr>
+              <w:rFonts w:eastAsiaTheme="minorEastAsia"/>
+              <w:noProof/>
+              <w:kern w:val="2"/>
+              <w:lang w:eastAsia="es-ES"/>
+              <w14:ligatures w14:val="standardContextual"/>
+            </w:rPr>
+          </w:pPr>
+          <w:hyperlink w:anchor="_Toc228986034" w:history="1">
+            <w:r>
+              <w:rPr>
+                <w:rStyle w:val="Hipervnculo"/>
+                <w:noProof/>
+              </w:rPr>
+              <w:t>Lenguajes y herramientas</w:t>
+            </w:r>
+            <w:r>
+              <w:rPr>
+                <w:noProof/>
+                <w:webHidden/>
+              </w:rPr>
+              <w:tab/>
+            </w:r>
+            <w:r>
+              <w:rPr>
+                <w:noProof/>
+                <w:webHidden/>
+              </w:rPr>
+              <w:fldChar w:fldCharType="begin"/>
+            </w:r>
+            <w:r>
+              <w:rPr>
+                <w:noProof/>
+                <w:webHidden/>
+              </w:rPr>
+              <w:instrText xml:space="preserve"> PAGEREF _Toc228986034 \h </w:instrText>
+            </w:r>
+            <w:r>
+              <w:rPr>
+                <w:noProof/>
+                <w:webHidden/>
+              </w:rPr>
+            </w:r>
+            <w:r>
+              <w:rPr>
+                <w:noProof/>
+                <w:webHidden/>
+              </w:rPr>
+              <w:fldChar w:fldCharType="separate"/>
+            </w:r>
+            <w:r>
+              <w:rPr>
+                <w:noProof/>
+                <w:webHidden/>
+              </w:rPr>
+              <w:t>20</w:t>
+            </w:r>
+            <w:r>
+              <w:rPr>
+                <w:noProof/>
+                <w:webHidden/>
+              </w:rPr>
+              <w:fldChar w:fldCharType="end"/>
+            </w:r>
+          </w:hyperlink>
+        </w:p>
+        <w:p>
+          <w:pPr>
+            <w:pStyle w:val="TDC2"/>
+            <w:tabs>
+              <w:tab w:val="right" w:leader="dot" w:pos="9016"/>
+            </w:tabs>
+            <w:rPr>
+              <w:rFonts w:eastAsiaTheme="minorEastAsia"/>
+              <w:noProof/>
+              <w:kern w:val="2"/>
+              <w:lang w:eastAsia="es-ES"/>
+              <w14:ligatures w14:val="standardContextual"/>
+            </w:rPr>
+          </w:pPr>
+          <w:hyperlink w:anchor="_Toc228986035" w:history="1">
+            <w:r>
+              <w:rPr>
+                <w:rStyle w:val="Hipervnculo"/>
+                <w:noProof/>
+              </w:rPr>
+              <w:t>Aspectos relevantes de la implementación</w:t>
+            </w:r>
+            <w:r>
+              <w:rPr>
+                <w:noProof/>
+                <w:webHidden/>
+              </w:rPr>
+              <w:tab/>
+            </w:r>
+            <w:r>
+              <w:rPr>
+                <w:noProof/>
+                <w:webHidden/>
+              </w:rPr>
+              <w:fldChar w:fldCharType="begin"/>
+            </w:r>
+            <w:r>
+              <w:rPr>
+                <w:noProof/>
+                <w:webHidden/>
+              </w:rPr>
+              <w:instrText xml:space="preserve"> PAGEREF _Toc228986035 \h </w:instrText>
+            </w:r>
+            <w:r>
+              <w:rPr>
+                <w:noProof/>
+                <w:webHidden/>
+              </w:rPr>
+            </w:r>
+            <w:r>
+              <w:rPr>
+                <w:noProof/>
+                <w:webHidden/>
+              </w:rPr>
+              <w:fldChar w:fldCharType="separate"/>
+            </w:r>
+            <w:r>
+              <w:rPr>
+                <w:noProof/>
+                <w:webHidden/>
+              </w:rPr>
+              <w:t>20</w:t>
+            </w:r>
+            <w:r>
+              <w:rPr>
+                <w:noProof/>
+                <w:webHidden/>
+              </w:rPr>
+              <w:fldChar w:fldCharType="end"/>
+            </w:r>
+          </w:hyperlink>
+        </w:p>
+        <w:p>
+          <w:pPr>
+            <w:pStyle w:val="TDC1"/>
+            <w:tabs>
+              <w:tab w:val="left" w:pos="480"/>
+              <w:tab w:val="right" w:leader="dot" w:pos="9016"/>
+            </w:tabs>
+            <w:rPr>
+              <w:rFonts w:eastAsiaTheme="minorEastAsia"/>
+              <w:noProof/>
+              <w:kern w:val="2"/>
+              <w:lang w:eastAsia="es-ES"/>
+              <w14:ligatures w14:val="standardContextual"/>
+            </w:rPr>
+          </w:pPr>
+          <w:hyperlink w:anchor="_Toc228986036" w:history="1">
+            <w:r>
+              <w:rPr>
+                <w:rStyle w:val="Hipervnculo"/>
+                <w:noProof/>
+              </w:rPr>
+              <w:t>6.</w:t>
+            </w:r>
+            <w:r>
+              <w:rPr>
+                <w:rFonts w:eastAsiaTheme="minorEastAsia"/>
+                <w:noProof/>
+                <w:kern w:val="2"/>
+                <w:lang w:eastAsia="es-ES"/>
+                <w14:ligatures w14:val="standardContextual"/>
+              </w:rPr>
+              <w:tab/>
+            </w:r>
+            <w:r>
+              <w:rPr>
+                <w:rStyle w:val="Hipervnculo"/>
+                <w:noProof/>
+              </w:rPr>
+              <w:t>Manual de usuario</w:t>
+            </w:r>
+            <w:r>
+              <w:rPr>
+                <w:noProof/>
+                <w:webHidden/>
+              </w:rPr>
+              <w:tab/>
+            </w:r>
+            <w:r>
+              <w:rPr>
+                <w:noProof/>
+                <w:webHidden/>
+              </w:rPr>
+              <w:fldChar w:fldCharType="begin"/>
+            </w:r>
+            <w:r>
+              <w:rPr>
+                <w:noProof/>
+                <w:webHidden/>
+              </w:rPr>
+              <w:instrText xml:space="preserve"> PAGEREF _Toc228986036 \h </w:instrText>
+            </w:r>
+            <w:r>
+              <w:rPr>
+                <w:noProof/>
+                <w:webHidden/>
+              </w:rPr>
+            </w:r>
+            <w:r>
+              <w:rPr>
+                <w:noProof/>
+                <w:webHidden/>
+              </w:rPr>
+              <w:fldChar w:fldCharType="separate"/>
+            </w:r>
+            <w:r>
+              <w:rPr>
+                <w:noProof/>
+                <w:webHidden/>
+              </w:rPr>
+              <w:t>23</w:t>
+            </w:r>
+            <w:r>
+              <w:rPr>
+                <w:noProof/>
+                <w:webHidden/>
+              </w:rPr>
+              <w:fldChar w:fldCharType="end"/>
+            </w:r>
+          </w:hyperlink>
+        </w:p>
+        <w:p>
+          <w:pPr>
+            <w:pStyle w:val="TDC2"/>
+            <w:tabs>
+              <w:tab w:val="right" w:leader="dot" w:pos="9016"/>
+            </w:tabs>
+            <w:rPr>
+              <w:rFonts w:eastAsiaTheme="minorEastAsia"/>
+              <w:noProof/>
+              <w:kern w:val="2"/>
+              <w:lang w:eastAsia="es-ES"/>
+              <w14:ligatures w14:val="standardContextual"/>
+            </w:rPr>
+          </w:pPr>
+          <w:hyperlink w:anchor="_Toc228986037" w:history="1">
+            <w:r>
+              <w:rPr>
+                <w:rStyle w:val="Hipervnculo"/>
+                <w:noProof/>
+              </w:rPr>
+              <w:t>Entrar al proyecto</w:t>
+            </w:r>
+            <w:r>
+              <w:rPr>
+                <w:noProof/>
+                <w:webHidden/>
+              </w:rPr>
+              <w:tab/>
+            </w:r>
+            <w:r>
+              <w:rPr>
+                <w:noProof/>
+                <w:webHidden/>
+              </w:rPr>
+              <w:fldChar w:fldCharType="begin"/>
+            </w:r>
+            <w:r>
+              <w:rPr>
+                <w:noProof/>
+                <w:webHidden/>
+              </w:rPr>
+              <w:instrText xml:space="preserve"> PAGEREF _Toc228986037 \h </w:instrText>
+            </w:r>
+            <w:r>
+              <w:rPr>
+                <w:noProof/>
+                <w:webHidden/>
+              </w:rPr>
+            </w:r>
+            <w:r>
+              <w:rPr>
+                <w:noProof/>
+                <w:webHidden/>
+              </w:rPr>
+              <w:fldChar w:fldCharType="separate"/>
+            </w:r>
+            <w:r>
+              <w:rPr>
+                <w:noProof/>
+                <w:webHidden/>
+              </w:rPr>
+              <w:t>23</w:t>
+            </w:r>
+            <w:r>
+              <w:rPr>
+                <w:noProof/>
+                <w:webHidden/>
+              </w:rPr>
+              <w:fldChar w:fldCharType="end"/>
+            </w:r>
+          </w:hyperlink>
+        </w:p>
+        <w:p>
+          <w:pPr>
+            <w:pStyle w:val="TDC2"/>
+            <w:tabs>
+              <w:tab w:val="right" w:leader="dot" w:pos="9016"/>
+            </w:tabs>
+            <w:rPr>
+              <w:rFonts w:eastAsiaTheme="minorEastAsia"/>
+              <w:noProof/>
+              <w:kern w:val="2"/>
+              <w:lang w:eastAsia="es-ES"/>
+              <w14:ligatures w14:val="standardContextual"/>
+            </w:rPr>
+          </w:pPr>
+          <w:hyperlink w:anchor="_Toc228986038" w:history="1">
+            <w:r>
+              <w:rPr>
+                <w:rStyle w:val="Hipervnculo"/>
+                <w:noProof/>
+              </w:rPr>
+              <w:t>Registro, inicio de sesión y navegación.</w:t>
+            </w:r>
+            <w:r>
+              <w:rPr>
+                <w:noProof/>
+                <w:webHidden/>
+              </w:rPr>
+              <w:tab/>
+            </w:r>
+            <w:r>
+              <w:rPr>
+                <w:noProof/>
+                <w:webHidden/>
+              </w:rPr>
+              <w:fldChar w:fldCharType="begin"/>
+            </w:r>
+            <w:r>
+              <w:rPr>
+                <w:noProof/>
+                <w:webHidden/>
+              </w:rPr>
+              <w:instrText xml:space="preserve"> PAGEREF _Toc228986038 \h </w:instrText>
+            </w:r>
+            <w:r>
+              <w:rPr>
+                <w:noProof/>
+                <w:webHidden/>
+              </w:rPr>
+            </w:r>
+            <w:r>
+              <w:rPr>
+                <w:noProof/>
+                <w:webHidden/>
+              </w:rPr>
+              <w:fldChar w:fldCharType="separate"/>
+            </w:r>
+            <w:r>
+              <w:rPr>
+                <w:noProof/>
+                <w:webHidden/>
+              </w:rPr>
+              <w:t>24</w:t>
+            </w:r>
+            <w:r>
+              <w:rPr>
+                <w:noProof/>
+                <w:webHidden/>
+              </w:rPr>
+              <w:fldChar w:fldCharType="end"/>
+            </w:r>
+          </w:hyperlink>
+        </w:p>
+        <w:p>
+          <w:pPr>
+            <w:pStyle w:val="TDC2"/>
+            <w:tabs>
+              <w:tab w:val="right" w:leader="dot" w:pos="9016"/>
+            </w:tabs>
+            <w:rPr>
+              <w:rFonts w:eastAsiaTheme="minorEastAsia"/>
+              <w:noProof/>
+              <w:kern w:val="2"/>
+              <w:lang w:eastAsia="es-ES"/>
+              <w14:ligatures w14:val="standardContextual"/>
+            </w:rPr>
+          </w:pPr>
+          <w:hyperlink w:anchor="_Toc228986039" w:history="1">
+            <w:r>
+              <w:rPr>
+                <w:rStyle w:val="Hipervnculo"/>
+                <w:noProof/>
+              </w:rPr>
+              <w:t>Instrucciones manipulación base de datos</w:t>
+            </w:r>
+            <w:r>
+              <w:rPr>
+                <w:noProof/>
+                <w:webHidden/>
+              </w:rPr>
+              <w:tab/>
+            </w:r>
+            <w:r>
+              <w:rPr>
+                <w:noProof/>
+                <w:webHidden/>
+              </w:rPr>
+              <w:fldChar w:fldCharType="begin"/>
+            </w:r>
+            <w:r>
+              <w:rPr>
+                <w:noProof/>
+                <w:webHidden/>
+              </w:rPr>
+              <w:instrText xml:space="preserve"> PAGEREF _Toc228986039 \h </w:instrText>
+            </w:r>
+            <w:r>
+              <w:rPr>
+                <w:noProof/>
+                <w:webHidden/>
+              </w:rPr>
+            </w:r>
+            <w:r>
+              <w:rPr>
+                <w:noProof/>
+                <w:webHidden/>
+              </w:rPr>
+              <w:fldChar w:fldCharType="separate"/>
+            </w:r>
+            <w:r>
+              <w:rPr>
+                <w:noProof/>
+                <w:webHidden/>
+              </w:rPr>
+              <w:t>26</w:t>
+            </w:r>
+            <w:r>
+              <w:rPr>
+                <w:noProof/>
+                <w:webHidden/>
+              </w:rPr>
+              <w:fldChar w:fldCharType="end"/>
+            </w:r>
+          </w:hyperlink>
+        </w:p>
+        <w:p>
+          <w:pPr>
+            <w:pStyle w:val="TDC1"/>
+            <w:tabs>
+              <w:tab w:val="left" w:pos="480"/>
+              <w:tab w:val="right" w:leader="dot" w:pos="9016"/>
+            </w:tabs>
+            <w:rPr>
+              <w:rFonts w:eastAsiaTheme="minorEastAsia"/>
+              <w:noProof/>
+              <w:kern w:val="2"/>
+              <w:lang w:eastAsia="es-ES"/>
+              <w14:ligatures w14:val="standardContextual"/>
+            </w:rPr>
+          </w:pPr>
+          <w:hyperlink w:anchor="_Toc228986040" w:history="1">
+            <w:r>
+              <w:rPr>
+                <w:rStyle w:val="Hipervnculo"/>
+                <w:noProof/>
+              </w:rPr>
+              <w:t>7.</w:t>
+            </w:r>
+            <w:r>
+              <w:rPr>
+                <w:rFonts w:eastAsiaTheme="minorEastAsia"/>
+                <w:noProof/>
+                <w:kern w:val="2"/>
+                <w:lang w:eastAsia="es-ES"/>
+                <w14:ligatures w14:val="standardContextual"/>
+              </w:rPr>
+              <w:tab/>
+            </w:r>
+            <w:r>
+              <w:rPr>
+                <w:rStyle w:val="Hipervnculo"/>
+                <w:noProof/>
+              </w:rPr>
+              <w:t>Requisitos e instalación</w:t>
+            </w:r>
+            <w:r>
+              <w:rPr>
+                <w:noProof/>
+                <w:webHidden/>
+              </w:rPr>
+              <w:tab/>
+            </w:r>
+            <w:r>
+              <w:rPr>
+                <w:noProof/>
+                <w:webHidden/>
+              </w:rPr>
+              <w:fldChar w:fldCharType="begin"/>
+            </w:r>
+            <w:r>
+              <w:rPr>
+                <w:noProof/>
+                <w:webHidden/>
+              </w:rPr>
+              <w:instrText xml:space="preserve"> PAGEREF _Toc228986040 \h </w:instrText>
+            </w:r>
+            <w:r>
+              <w:rPr>
+                <w:noProof/>
+                <w:webHidden/>
+              </w:rPr>
+            </w:r>
+            <w:r>
+              <w:rPr>
+                <w:noProof/>
+                <w:webHidden/>
+              </w:rPr>
+              <w:fldChar w:fldCharType="separate"/>
+            </w:r>
+            <w:r>
+              <w:rPr>
+                <w:noProof/>
+                <w:webHidden/>
+              </w:rPr>
+              <w:t>26</w:t>
+            </w:r>
+            <w:r>
+              <w:rPr>
+                <w:noProof/>
+                <w:webHidden/>
+              </w:rPr>
+              <w:fldChar w:fldCharType="end"/>
+            </w:r>
+          </w:hyperlink>
+        </w:p>
+        <w:p>
+          <w:pPr>
+            <w:pStyle w:val="TDC2"/>
+            <w:tabs>
+              <w:tab w:val="right" w:leader="dot" w:pos="9016"/>
+            </w:tabs>
+            <w:rPr>
+              <w:rFonts w:eastAsiaTheme="minorEastAsia"/>
+              <w:noProof/>
+              <w:kern w:val="2"/>
+              <w:lang w:eastAsia="es-ES"/>
+              <w14:ligatures w14:val="standardContextual"/>
+            </w:rPr>
+          </w:pPr>
+          <w:hyperlink w:anchor="_Toc228986041" w:history="1">
+            <w:r>
+              <w:rPr>
+                <w:rStyle w:val="Hipervnculo"/>
+                <w:noProof/>
+              </w:rPr>
+              <w:t>Requisitos del sistema</w:t>
+            </w:r>
+            <w:r>
+              <w:rPr>
+                <w:noProof/>
+                <w:webHidden/>
+              </w:rPr>
+              <w:tab/>
+            </w:r>
+            <w:r>
+              <w:rPr>
+                <w:noProof/>
+                <w:webHidden/>
+              </w:rPr>
+              <w:fldChar w:fldCharType="begin"/>
+            </w:r>
+            <w:r>
+              <w:rPr>
+                <w:noProof/>
+                <w:webHidden/>
+              </w:rPr>
+              <w:instrText xml:space="preserve"> PAGEREF _Toc228986041 \h </w:instrText>
+            </w:r>
+            <w:r>
+              <w:rPr>
+                <w:noProof/>
+                <w:webHidden/>
+              </w:rPr>
+            </w:r>
+            <w:r>
+              <w:rPr>
+                <w:noProof/>
+                <w:webHidden/>
+              </w:rPr>
+              <w:fldChar w:fldCharType="separate"/>
+            </w:r>
+            <w:r>
+              <w:rPr>
+                <w:noProof/>
+                <w:webHidden/>
+              </w:rPr>
+              <w:t>26</w:t>
+            </w:r>
+            <w:r>
+              <w:rPr>
+                <w:noProof/>
+                <w:webHidden/>
+              </w:rPr>
+              <w:fldChar w:fldCharType="end"/>
+            </w:r>
+          </w:hyperlink>
+        </w:p>
+        <w:p>
+          <w:pPr>
+            <w:pStyle w:val="TDC2"/>
+            <w:tabs>
+              <w:tab w:val="right" w:leader="dot" w:pos="9016"/>
+            </w:tabs>
+            <w:rPr>
+              <w:rFonts w:eastAsiaTheme="minorEastAsia"/>
+              <w:noProof/>
+              <w:kern w:val="2"/>
+              <w:lang w:eastAsia="es-ES"/>
+              <w14:ligatures w14:val="standardContextual"/>
+            </w:rPr>
+          </w:pPr>
+          <w:hyperlink w:anchor="_Toc228986042" w:history="1">
+            <w:r>
+              <w:rPr>
+                <w:rStyle w:val="Hipervnculo"/>
+                <w:noProof/>
+              </w:rPr>
+              <w:t>Instalación y ejecución</w:t>
+            </w:r>
+            <w:r>
+              <w:rPr>
+                <w:noProof/>
+                <w:webHidden/>
+              </w:rPr>
+              <w:tab/>
+            </w:r>
+            <w:r>
+              <w:rPr>
+                <w:noProof/>
+                <w:webHidden/>
+              </w:rPr>
+              <w:fldChar w:fldCharType="begin"/>
+            </w:r>
+            <w:r>
+              <w:rPr>
+                <w:noProof/>
+                <w:webHidden/>
+              </w:rPr>
+              <w:instrText xml:space="preserve"> PAGEREF _Toc228986042 \h </w:instrText>
+            </w:r>
+            <w:r>
+              <w:rPr>
+                <w:noProof/>
+                <w:webHidden/>
+              </w:rPr>
+            </w:r>
+            <w:r>
+              <w:rPr>
+                <w:noProof/>
+                <w:webHidden/>
+              </w:rPr>
+              <w:fldChar w:fldCharType="separate"/>
+            </w:r>
+            <w:r>
+              <w:rPr>
+                <w:noProof/>
+                <w:webHidden/>
+              </w:rPr>
+              <w:t>26</w:t>
+            </w:r>
+            <w:r>
+              <w:rPr>
+                <w:noProof/>
+                <w:webHidden/>
+              </w:rPr>
+              <w:fldChar w:fldCharType="end"/>
+            </w:r>
+          </w:hyperlink>
+        </w:p>
+        <w:p>
+          <w:pPr>
+            <w:pStyle w:val="TDC1"/>
+            <w:tabs>
+              <w:tab w:val="left" w:pos="480"/>
+              <w:tab w:val="right" w:leader="dot" w:pos="9016"/>
+            </w:tabs>
+            <w:rPr>
+              <w:rFonts w:eastAsiaTheme="minorEastAsia"/>
+              <w:noProof/>
+              <w:kern w:val="2"/>
+              <w:lang w:eastAsia="es-ES"/>
+              <w14:ligatures w14:val="standardContextual"/>
+            </w:rPr>
+          </w:pPr>
+          <w:hyperlink w:anchor="_Toc228986043" w:history="1">
+            <w:r>
+              <w:rPr>
+                <w:rStyle w:val="Hipervnculo"/>
+                <w:noProof/>
+              </w:rPr>
+              <w:t>8.</w:t>
+            </w:r>
+            <w:r>
+              <w:rPr>
+                <w:rFonts w:eastAsiaTheme="minorEastAsia"/>
+                <w:noProof/>
+                <w:kern w:val="2"/>
+                <w:lang w:eastAsia="es-ES"/>
+                <w14:ligatures w14:val="standardContextual"/>
+              </w:rPr>
+              <w:tab/>
+            </w:r>
+            <w:r>
+              <w:rPr>
+                <w:rStyle w:val="Hipervnculo"/>
+                <w:noProof/>
+              </w:rPr>
+              <w:t>Conclusiones</w:t>
+            </w:r>
+            <w:r>
+              <w:rPr>
+                <w:noProof/>
+                <w:webHidden/>
+              </w:rPr>
+              <w:tab/>
+            </w:r>
+            <w:r>
+              <w:rPr>
+                <w:noProof/>
+                <w:webHidden/>
+              </w:rPr>
+              <w:fldChar w:fldCharType="begin"/>
+            </w:r>
+            <w:r>
+              <w:rPr>
+                <w:noProof/>
+                <w:webHidden/>
+              </w:rPr>
+              <w:instrText xml:space="preserve"> PAGEREF _Toc228986043 \h </w:instrText>
+            </w:r>
+            <w:r>
+              <w:rPr>
+                <w:noProof/>
+                <w:webHidden/>
+              </w:rPr>
+            </w:r>
+            <w:r>
+              <w:rPr>
+                <w:noProof/>
+                <w:webHidden/>
+              </w:rPr>
+              <w:fldChar w:fldCharType="separate"/>
+            </w:r>
+            <w:r>
+              <w:rPr>
+                <w:noProof/>
+                <w:webHidden/>
+              </w:rPr>
+              <w:t>27</w:t>
+            </w:r>
+            <w:r>
+              <w:rPr>
+                <w:noProof/>
+                <w:webHidden/>
+              </w:rPr>
+              <w:fldChar w:fldCharType="end"/>
+            </w:r>
+          </w:hyperlink>
+        </w:p>
+        <w:p>
+          <w:pPr>
+            <w:pStyle w:val="TDC1"/>
+            <w:tabs>
+              <w:tab w:val="left" w:pos="480"/>
+              <w:tab w:val="right" w:leader="dot" w:pos="9016"/>
+            </w:tabs>
+            <w:rPr>
+              <w:rFonts w:eastAsiaTheme="minorEastAsia"/>
+              <w:noProof/>
+              <w:kern w:val="2"/>
+              <w:lang w:eastAsia="es-ES"/>
+              <w14:ligatures w14:val="standardContextual"/>
+            </w:rPr>
+          </w:pPr>
+          <w:hyperlink w:anchor="_Toc228986044" w:history="1">
+            <w:r>
+              <w:rPr>
+                <w:rStyle w:val="Hipervnculo"/>
+                <w:noProof/>
+              </w:rPr>
+              <w:t>9.</w:t>
+            </w:r>
+            <w:r>
+              <w:rPr>
+                <w:rFonts w:eastAsiaTheme="minorEastAsia"/>
+                <w:noProof/>
+                <w:kern w:val="2"/>
+                <w:lang w:eastAsia="es-ES"/>
+                <w14:ligatures w14:val="standardContextual"/>
+              </w:rPr>
+              <w:tab/>
+            </w:r>
+            <w:r>
+              <w:rPr>
+                <w:rStyle w:val="Hipervnculo"/>
+                <w:noProof/>
+              </w:rPr>
+              <w:t>Plan de negocio</w:t>
+            </w:r>
+            <w:r>
+              <w:rPr>
+                <w:noProof/>
+                <w:webHidden/>
+              </w:rPr>
+              <w:tab/>
+            </w:r>
+            <w:r>
+              <w:rPr>
+                <w:noProof/>
+                <w:webHidden/>
+              </w:rPr>
+              <w:fldChar w:fldCharType="begin"/>
+            </w:r>
+            <w:r>
+              <w:rPr>
+                <w:noProof/>
+                <w:webHidden/>
+              </w:rPr>
+              <w:instrText xml:space="preserve"> PAGEREF _Toc228986044 \h </w:instrText>
+            </w:r>
+            <w:r>
+              <w:rPr>
+                <w:noProof/>
+                <w:webHidden/>
+              </w:rPr>
+            </w:r>
+            <w:r>
+              <w:rPr>
+                <w:noProof/>
+                <w:webHidden/>
+              </w:rPr>
+              <w:fldChar w:fldCharType="separate"/>
+            </w:r>
+            <w:r>
+              <w:rPr>
+                <w:noProof/>
+                <w:webHidden/>
+              </w:rPr>
+              <w:t>27</w:t>
+            </w:r>
+            <w:r>
+              <w:rPr>
+                <w:noProof/>
+                <w:webHidden/>
+              </w:rPr>
+              <w:fldChar w:fldCharType="end"/>
+            </w:r>
+          </w:hyperlink>
+        </w:p>
+        <w:p>
+          <w:pPr>
+            <w:pStyle w:val="TDC2"/>
+            <w:tabs>
+              <w:tab w:val="right" w:leader="dot" w:pos="9016"/>
+            </w:tabs>
+            <w:rPr>
+              <w:rFonts w:eastAsiaTheme="minorEastAsia"/>
+              <w:noProof/>
+              <w:kern w:val="2"/>
+              <w:lang w:eastAsia="es-ES"/>
+              <w14:ligatures w14:val="standardContextual"/>
+            </w:rPr>
+          </w:pPr>
+          <w:hyperlink w:anchor="_Toc228986045" w:history="1">
+            <w:r>
+              <w:rPr>
+                <w:rStyle w:val="Hipervnculo"/>
+                <w:noProof/>
+              </w:rPr>
+              <w:t>Público objetivo</w:t>
+            </w:r>
+            <w:r>
+              <w:rPr>
+                <w:noProof/>
+                <w:webHidden/>
+              </w:rPr>
+              <w:tab/>
+            </w:r>
+            <w:r>
+              <w:rPr>
+                <w:noProof/>
+                <w:webHidden/>
+              </w:rPr>
+              <w:fldChar w:fldCharType="begin"/>
+            </w:r>
+            <w:r>
+              <w:rPr>
+                <w:noProof/>
+                <w:webHidden/>
+              </w:rPr>
+              <w:instrText xml:space="preserve"> PAGEREF _Toc228986045 \h </w:instrText>
+            </w:r>
+            <w:r>
+              <w:rPr>
+                <w:noProof/>
+                <w:webHidden/>
+              </w:rPr>
+            </w:r>
+            <w:r>
+              <w:rPr>
+                <w:noProof/>
+                <w:webHidden/>
+              </w:rPr>
+              <w:fldChar w:fldCharType="separate"/>
+            </w:r>
+            <w:r>
+              <w:rPr>
+                <w:noProof/>
+                <w:webHidden/>
+              </w:rPr>
+              <w:t>27</w:t>
+            </w:r>
+            <w:r>
+              <w:rPr>
+                <w:noProof/>
+                <w:webHidden/>
+              </w:rPr>
+              <w:fldChar w:fldCharType="end"/>
+            </w:r>
+          </w:hyperlink>
+        </w:p>
+        <w:p>
+          <w:pPr>
+            <w:pStyle w:val="TDC2"/>
+            <w:tabs>
+              <w:tab w:val="right" w:leader="dot" w:pos="9016"/>
+            </w:tabs>
+            <w:rPr>
+              <w:rFonts w:eastAsiaTheme="minorEastAsia"/>
+              <w:noProof/>
+              <w:kern w:val="2"/>
+              <w:lang w:eastAsia="es-ES"/>
+              <w14:ligatures w14:val="standardContextual"/>
+            </w:rPr>
+          </w:pPr>
+          <w:hyperlink w:anchor="_Toc228986046" w:history="1">
+            <w:r>
+              <w:rPr>
+                <w:rStyle w:val="Hipervnculo"/>
+                <w:noProof/>
+              </w:rPr>
+              <w:t>Utilidad social</w:t>
+            </w:r>
+            <w:r>
+              <w:rPr>
+                <w:noProof/>
+                <w:webHidden/>
+              </w:rPr>
+              <w:tab/>
+            </w:r>
+            <w:r>
+              <w:rPr>
+                <w:noProof/>
+                <w:webHidden/>
+              </w:rPr>
+              <w:fldChar w:fldCharType="begin"/>
+            </w:r>
+            <w:r>
+              <w:rPr>
+                <w:noProof/>
+                <w:webHidden/>
+              </w:rPr>
+              <w:instrText xml:space="preserve"> PAGEREF _Toc228986046 \h </w:instrText>
+            </w:r>
+            <w:r>
+              <w:rPr>
+                <w:noProof/>
+                <w:webHidden/>
+              </w:rPr>
+            </w:r>
+            <w:r>
+              <w:rPr>
+                <w:noProof/>
+                <w:webHidden/>
+              </w:rPr>
+              <w:fldChar w:fldCharType="separate"/>
+            </w:r>
+            <w:r>
+              <w:rPr>
+                <w:noProof/>
+                <w:webHidden/>
+              </w:rPr>
+              <w:t>27</w:t>
+            </w:r>
+            <w:r>
+              <w:rPr>
+                <w:noProof/>
+                <w:webHidden/>
+              </w:rPr>
+              <w:fldChar w:fldCharType="end"/>
+            </w:r>
+          </w:hyperlink>
+        </w:p>
+        <w:p>
+          <w:pPr>
+            <w:pStyle w:val="TDC2"/>
+            <w:tabs>
+              <w:tab w:val="right" w:leader="dot" w:pos="9016"/>
+            </w:tabs>
+            <w:rPr>
+              <w:rFonts w:eastAsiaTheme="minorEastAsia"/>
+              <w:noProof/>
+              <w:kern w:val="2"/>
+              <w:lang w:eastAsia="es-ES"/>
+              <w14:ligatures w14:val="standardContextual"/>
+            </w:rPr>
+          </w:pPr>
+          <w:hyperlink w:anchor="_Toc228986047" w:history="1">
+            <w:r>
+              <w:rPr>
+                <w:rStyle w:val="Hipervnculo"/>
+                <w:noProof/>
+              </w:rPr>
+              <w:t>Costes y beneficios</w:t>
+            </w:r>
+            <w:r>
+              <w:rPr>
+                <w:noProof/>
+                <w:webHidden/>
+              </w:rPr>
+              <w:tab/>
+            </w:r>
+            <w:r>
+              <w:rPr>
+                <w:noProof/>
+                <w:webHidden/>
+              </w:rPr>
+              <w:fldChar w:fldCharType="begin"/>
+            </w:r>
+            <w:r>
+              <w:rPr>
+                <w:noProof/>
+                <w:webHidden/>
+              </w:rPr>
+              <w:instrText xml:space="preserve"> PAGEREF _Toc228986047 \h </w:instrText>
+            </w:r>
+            <w:r>
+              <w:rPr>
+                <w:noProof/>
+                <w:webHidden/>
+              </w:rPr>
+            </w:r>
+            <w:r>
+              <w:rPr>
+                <w:noProof/>
+                <w:webHidden/>
+              </w:rPr>
+              <w:fldChar w:fldCharType="separate"/>
+            </w:r>
+            <w:r>
+              <w:rPr>
+                <w:noProof/>
+                <w:webHidden/>
+              </w:rPr>
+              <w:t>27</w:t>
+            </w:r>
+            <w:r>
+              <w:rPr>
+                <w:noProof/>
+                <w:webHidden/>
+              </w:rPr>
+              <w:fldChar w:fldCharType="end"/>
+            </w:r>
+          </w:hyperlink>
+        </w:p>
+        <w:p>
+          <w:pPr>
+            <w:pStyle w:val="TDC1"/>
+            <w:tabs>
+              <w:tab w:val="left" w:pos="720"/>
+              <w:tab w:val="right" w:leader="dot" w:pos="9016"/>
+            </w:tabs>
+            <w:rPr>
+              <w:rFonts w:eastAsiaTheme="minorEastAsia"/>
+              <w:noProof/>
+              <w:kern w:val="2"/>
+              <w:lang w:eastAsia="es-ES"/>
+              <w14:ligatures w14:val="standardContextual"/>
+            </w:rPr>
+          </w:pPr>
+          <w:hyperlink w:anchor="_Toc228986048" w:history="1">
+            <w:r>
+              <w:rPr>
+                <w:rStyle w:val="Hipervnculo"/>
+                <w:noProof/>
+              </w:rPr>
+              <w:t>10.</w:t>
+            </w:r>
+            <w:r>
+              <w:rPr>
+                <w:rFonts w:eastAsiaTheme="minorEastAsia"/>
+                <w:noProof/>
+                <w:kern w:val="2"/>
+                <w:lang w:eastAsia="es-ES"/>
+                <w14:ligatures w14:val="standardContextual"/>
+              </w:rPr>
+              <w:tab/>
+            </w:r>
+            <w:r>
+              <w:rPr>
+                <w:rStyle w:val="Hipervnculo"/>
+                <w:noProof/>
+              </w:rPr>
+              <w:t>Prevención de Riesgos Laborales</w:t>
+            </w:r>
+            <w:r>
+              <w:rPr>
+                <w:noProof/>
+                <w:webHidden/>
+              </w:rPr>
+              <w:tab/>
+            </w:r>
+            <w:r>
+              <w:rPr>
+                <w:noProof/>
+                <w:webHidden/>
+              </w:rPr>
+              <w:fldChar w:fldCharType="begin"/>
+            </w:r>
+            <w:r>
+              <w:rPr>
+                <w:noProof/>
+                <w:webHidden/>
+              </w:rPr>
+              <w:instrText xml:space="preserve"> PAGEREF _Toc228986048 \h </w:instrText>
+            </w:r>
+            <w:r>
+              <w:rPr>
+                <w:noProof/>
+                <w:webHidden/>
+              </w:rPr>
+            </w:r>
+            <w:r>
+              <w:rPr>
+                <w:noProof/>
+                <w:webHidden/>
+              </w:rPr>
+              <w:fldChar w:fldCharType="separate"/>
+            </w:r>
+            <w:r>
+              <w:rPr>
+                <w:noProof/>
+                <w:webHidden/>
+              </w:rPr>
+              <w:t>29</w:t>
+            </w:r>
+            <w:r>
+              <w:rPr>
+                <w:noProof/>
+                <w:webHidden/>
+              </w:rPr>
+              <w:fldChar w:fldCharType="end"/>
+            </w:r>
+          </w:hyperlink>
+        </w:p>
+        <w:p>
+          <w:pPr>
+            <w:pStyle w:val="TDC2"/>
+            <w:tabs>
+              <w:tab w:val="right" w:leader="dot" w:pos="9016"/>
+            </w:tabs>
+            <w:rPr>
+              <w:rFonts w:eastAsiaTheme="minorEastAsia"/>
+              <w:noProof/>
+              <w:kern w:val="2"/>
+              <w:lang w:eastAsia="es-ES"/>
+              <w14:ligatures w14:val="standardContextual"/>
+            </w:rPr>
+          </w:pPr>
+          <w:hyperlink w:anchor="_Toc228986049" w:history="1">
+            <w:r>
+              <w:rPr>
+                <w:rStyle w:val="Hipervnculo"/>
+                <w:noProof/>
+              </w:rPr>
+              <w:t>Riesgos derivados de los espacio y equipos de trabajo</w:t>
+            </w:r>
+            <w:r>
+              <w:rPr>
+                <w:noProof/>
+                <w:webHidden/>
+              </w:rPr>
+              <w:tab/>
+            </w:r>
+            <w:r>
+              <w:rPr>
+                <w:noProof/>
+                <w:webHidden/>
+              </w:rPr>
+              <w:fldChar w:fldCharType="begin"/>
+            </w:r>
+            <w:r>
+              <w:rPr>
+                <w:noProof/>
+                <w:webHidden/>
+              </w:rPr>
+              <w:instrText xml:space="preserve"> PAGEREF _Toc228986049 \h </w:instrText>
+            </w:r>
+            <w:r>
+              <w:rPr>
+                <w:noProof/>
+                <w:webHidden/>
+              </w:rPr>
+            </w:r>
+            <w:r>
+              <w:rPr>
+                <w:noProof/>
+                <w:webHidden/>
+              </w:rPr>
+              <w:fldChar w:fldCharType="separate"/>
+            </w:r>
+            <w:r>
+              <w:rPr>
+                <w:noProof/>
+                <w:webHidden/>
+              </w:rPr>
+              <w:t>29</w:t>
+            </w:r>
+            <w:r>
+              <w:rPr>
+                <w:noProof/>
+                <w:webHidden/>
+              </w:rPr>
+              <w:fldChar w:fldCharType="end"/>
+            </w:r>
+          </w:hyperlink>
+        </w:p>
+        <w:p>
+          <w:pPr>
+            <w:pStyle w:val="TDC2"/>
+            <w:tabs>
+              <w:tab w:val="right" w:leader="dot" w:pos="9016"/>
+            </w:tabs>
+            <w:rPr>
+              <w:rFonts w:eastAsiaTheme="minorEastAsia"/>
+              <w:noProof/>
+              <w:kern w:val="2"/>
+              <w:lang w:eastAsia="es-ES"/>
+              <w14:ligatures w14:val="standardContextual"/>
+            </w:rPr>
+          </w:pPr>
+          <w:hyperlink w:anchor="_Toc228986050" w:history="1">
+            <w:r>
+              <w:rPr>
+                <w:rStyle w:val="Hipervnculo"/>
+                <w:noProof/>
+              </w:rPr>
+              <w:t>Agentes físicos</w:t>
+            </w:r>
+            <w:r>
+              <w:rPr>
+                <w:noProof/>
+                <w:webHidden/>
+              </w:rPr>
+              <w:tab/>
+            </w:r>
+            <w:r>
+              <w:rPr>
+                <w:noProof/>
+                <w:webHidden/>
+              </w:rPr>
+              <w:fldChar w:fldCharType="begin"/>
+            </w:r>
+            <w:r>
+              <w:rPr>
+                <w:noProof/>
+                <w:webHidden/>
+              </w:rPr>
+              <w:instrText xml:space="preserve"> PAGEREF _Toc228986050 \h </w:instrText>
+            </w:r>
+            <w:r>
+              <w:rPr>
+                <w:noProof/>
+                <w:webHidden/>
+              </w:rPr>
+            </w:r>
+            <w:r>
+              <w:rPr>
+                <w:noProof/>
+                <w:webHidden/>
+              </w:rPr>
+              <w:fldChar w:fldCharType="separate"/>
+            </w:r>
+            <w:r>
+              <w:rPr>
+                <w:noProof/>
+                <w:webHidden/>
+              </w:rPr>
+              <w:t>29</w:t>
+            </w:r>
+            <w:r>
+              <w:rPr>
+                <w:noProof/>
+                <w:webHidden/>
+              </w:rPr>
+              <w:fldChar w:fldCharType="end"/>
+            </w:r>
+          </w:hyperlink>
+        </w:p>
+        <w:p>
+          <w:pPr>
+            <w:pStyle w:val="TDC2"/>
+            <w:tabs>
+              <w:tab w:val="right" w:leader="dot" w:pos="9016"/>
+            </w:tabs>
+            <w:rPr>
+              <w:rFonts w:eastAsiaTheme="minorEastAsia"/>
+              <w:noProof/>
+              <w:kern w:val="2"/>
+              <w:lang w:eastAsia="es-ES"/>
+              <w14:ligatures w14:val="standardContextual"/>
+            </w:rPr>
+          </w:pPr>
+          <w:hyperlink w:anchor="_Toc228986051" w:history="1">
+            <w:r>
+              <w:rPr>
+                <w:rStyle w:val="Hipervnculo"/>
+                <w:noProof/>
+              </w:rPr>
               <w:t>Riesgos ergonómicos y psicosociales</w:t>
             </w:r>
             <w:r>
@@ -2828,7 +4587,7 @@
                 <w:noProof/>
                 <w:webHidden/>
               </w:rPr>
-              <w:instrText xml:space="preserve"> PAGEREF _Toc223718680 \h </w:instrText>
+              <w:instrText xml:space="preserve"> PAGEREF _Toc228986051 \h </w:instrText>
             </w:r>
             <w:r>
               <w:rPr>
@@ -2848,7 +4607,97 @@
                 <w:noProof/>
                 <w:webHidden/>
               </w:rPr>
-              <w:t>17</w:t>
+              <w:t>30</w:t>
+            </w:r>
+            <w:r>
+              <w:rPr>
+                <w:noProof/>
+                <w:webHidden/>
+              </w:rPr>
+              <w:fldChar w:fldCharType="end"/>
+            </w:r>
+          </w:hyperlink>
+        </w:p>
+        <w:p>
+          <w:pPr>
+            <w:pStyle w:val="TDC1"/>
+            <w:tabs>
+              <w:tab w:val="left" w:pos="720"/>
+              <w:tab w:val="right" w:leader="dot" w:pos="9016"/>
+            </w:tabs>
+            <w:rPr>
+              <w:rFonts w:eastAsiaTheme="minorEastAsia"/>
+              <w:noProof/>
+              <w:kern w:val="2"/>
+              <w:lang w:eastAsia="es-ES"/>
+              <w14:ligatures w14:val="standardContextual"/>
+            </w:rPr>
+          </w:pPr>
+          <w:hyperlink w:anchor="_Toc228986052" w:history="1">
+            <w:r>
+              <w:rPr>
+                <w:rStyle w:val="Hipervnculo"/>
+                <w:noProof/>
+              </w:rPr>
+              <w:t>11.</w:t>
+            </w:r>
+            <w:r>
+              <w:rPr>
+                <w:rFonts w:eastAsiaTheme="minorEastAsia"/>
+                <w:noProof/>
+                <w:kern w:val="2"/>
+                <w:lang w:eastAsia="es-ES"/>
+                <w14:ligatures w14:val="standardContextual"/>
+              </w:rPr>
+              <w:tab/>
+            </w:r>
+            <w:r>
+              <w:rPr>
+                <w:rStyle w:val="Hipervnculo"/>
+                <w:noProof/>
+              </w:rPr>
+              <w:t>Bibliografía</w:t>
+            </w:r>
+            <w:r>
+              <w:rPr>
+                <w:noProof/>
+                <w:webHidden/>
+              </w:rPr>
+              <w:tab/>
+            </w:r>
+            <w:r>
+              <w:rPr>
+                <w:noProof/>
+                <w:webHidden/>
+              </w:rPr>
+              <w:fldChar w:fldCharType="begin"/>
+            </w:r>
+            <w:r>
+              <w:rPr>
+                <w:noProof/>
+                <w:webHidden/>
+              </w:rPr>
+              <w:instrText xml:space="preserve"> PAGEREF _Toc228986052 \h </w:instrText>
+            </w:r>
+            <w:r>
+              <w:rPr>
+                <w:noProof/>
+                <w:webHidden/>
+              </w:rPr>
+            </w:r>
+            <w:r>
+              <w:rPr>
+                <w:noProof/>
+                <w:webHidden/>
+              </w:rPr>
+              <w:fldChar w:fldCharType="separate"/>
+            </w:r>
+            <w:r>
+              <w:rPr>
+                <w:noProof/>
+                <w:webHidden/>
+              </w:rPr>
+              <w:t>31</w:t>
             </w:r>
             <w:r>
               <w:rPr>
@@ -2875,11 +4724,23 @@
         </w:p>
       </w:sdtContent>
     </w:sdt>
-    <w:p/>
     <w:p>
       <w:pPr>
         <w:jc w:val="center"/>
-      </w:pPr>
+        <w:rPr>
+          <w:sz w:val="44"/>
+          <w:szCs w:val="44"/>
+          <w:u w:val="single"/>
+        </w:rPr>
+      </w:pPr>
+      <w:r>
+        <w:rPr>
+          <w:sz w:val="44"/>
+          <w:szCs w:val="44"/>
+          <w:u w:val="single"/>
+        </w:rPr>
+        <w:t>Índice de figuras</w:t>
+      </w:r>
     </w:p>
     <w:p>
       <w:pPr>
@@ -2888,7 +4749,11 @@
           <w:tab w:val="right" w:leader="dot" w:pos="9016"/>
         </w:tabs>
         <w:rPr>
+          <w:rFonts w:eastAsiaTheme="minorEastAsia"/>
           <w:noProof/>
+          <w:kern w:val="2"/>
+          <w:lang w:eastAsia="es-ES"/>
+          <w14:ligatures w14:val="standardContextual"/>
         </w:rPr>
       </w:pPr>
       <w:r>
@@ -2900,13 +4765,13 @@
       <w:r>
         <w:fldChar w:fldCharType="separate"/>
       </w:r>
-      <w:hyperlink w:anchor="_Toc223618249" w:history="1">
+      <w:hyperlink w:anchor="_Toc228986059" w:history="1">
         <w:r>
           <w:rPr>
             <w:rStyle w:val="Hipervnculo"/>
             <w:noProof/>
           </w:rPr>
-          <w:t>1-Diagrama de casos de uso</w:t>
+          <w:t>1 Diagrama arquitectura</w:t>
         </w:r>
         <w:r>
           <w:rPr>
@@ -2927,75 +4792,7 @@
             <w:noProof/>
             <w:webHidden/>
           </w:rPr>
-          <w:instrText xml:space="preserve"> PAGEREF _Toc223618249 \h </w:instrText>
-        </w:r>
-        <w:r>
-          <w:rPr>
-            <w:noProof/>
-            <w:webHidden/>
-          </w:rPr>
-        </w:r>
-        <w:r>
-          <w:rPr>
-            <w:noProof/>
-            <w:webHidden/>
-          </w:rPr>
-          <w:fldChar w:fldCharType="separate"/>
-        </w:r>
-        <w:r>
-          <w:rPr>
-            <w:noProof/>
-            <w:webHidden/>
-          </w:rPr>
-          <w:t>8</w:t>
-        </w:r>
-        <w:r>
-          <w:rPr>
-            <w:noProof/>
-            <w:webHidden/>
-          </w:rPr>
-          <w:fldChar w:fldCharType="end"/>
-        </w:r>
-      </w:hyperlink>
-    </w:p>
-    <w:p>
-      <w:pPr>
-        <w:pStyle w:val="Tabladeilustraciones"/>
-        <w:tabs>
-          <w:tab w:val="right" w:leader="dot" w:pos="9016"/>
-        </w:tabs>
-        <w:rPr>
-          <w:noProof/>
-        </w:rPr>
-      </w:pPr>
-      <w:hyperlink w:anchor="_Toc223618250" w:history="1">
-        <w:r>
-          <w:rPr>
-            <w:rStyle w:val="Hipervnculo"/>
-            <w:noProof/>
-          </w:rPr>
-          <w:t>2- Diagrama de clases</w:t>
-        </w:r>
-        <w:r>
-          <w:rPr>
-            <w:noProof/>
-            <w:webHidden/>
-          </w:rPr>
-          <w:tab/>
-        </w:r>
-        <w:r>
-          <w:rPr>
-            <w:noProof/>
-            <w:webHidden/>
-          </w:rPr>
-          <w:fldChar w:fldCharType="begin"/>
-        </w:r>
-        <w:r>
-          <w:rPr>
-            <w:noProof/>
-            <w:webHidden/>
-          </w:rPr>
-          <w:instrText xml:space="preserve"> PAGEREF _Toc223618250 \h </w:instrText>
+          <w:instrText xml:space="preserve"> PAGEREF _Toc228986059 \h </w:instrText>
         </w:r>
         <w:r>
           <w:rPr>
@@ -3033,16 +4830,20 @@
           <w:tab w:val="right" w:leader="dot" w:pos="9016"/>
         </w:tabs>
         <w:rPr>
+          <w:rFonts w:eastAsiaTheme="minorEastAsia"/>
           <w:noProof/>
-        </w:rPr>
-      </w:pPr>
-      <w:hyperlink w:anchor="_Toc223618251" w:history="1">
+          <w:kern w:val="2"/>
+          <w:lang w:eastAsia="es-ES"/>
+          <w14:ligatures w14:val="standardContextual"/>
+        </w:rPr>
+      </w:pPr>
+      <w:hyperlink w:anchor="_Toc228986060" w:history="1">
         <w:r>
           <w:rPr>
             <w:rStyle w:val="Hipervnculo"/>
             <w:noProof/>
           </w:rPr>
-          <w:t>3- Tablero Trello Hito 2 1/2</w:t>
+          <w:t>2-Diagrama de casos de uso</w:t>
         </w:r>
         <w:r>
           <w:rPr>
@@ -3063,7 +4864,151 @@
             <w:noProof/>
             <w:webHidden/>
           </w:rPr>
-          <w:instrText xml:space="preserve"> PAGEREF _Toc223618251 \h </w:instrText>
+          <w:instrText xml:space="preserve"> PAGEREF _Toc228986060 \h </w:instrText>
+        </w:r>
+        <w:r>
+          <w:rPr>
+            <w:noProof/>
+            <w:webHidden/>
+          </w:rPr>
+        </w:r>
+        <w:r>
+          <w:rPr>
+            <w:noProof/>
+            <w:webHidden/>
+          </w:rPr>
+          <w:fldChar w:fldCharType="separate"/>
+        </w:r>
+        <w:r>
+          <w:rPr>
+            <w:noProof/>
+            <w:webHidden/>
+          </w:rPr>
+          <w:t>10</w:t>
+        </w:r>
+        <w:r>
+          <w:rPr>
+            <w:noProof/>
+            <w:webHidden/>
+          </w:rPr>
+          <w:fldChar w:fldCharType="end"/>
+        </w:r>
+      </w:hyperlink>
+    </w:p>
+    <w:p>
+      <w:pPr>
+        <w:pStyle w:val="Tabladeilustraciones"/>
+        <w:tabs>
+          <w:tab w:val="right" w:leader="dot" w:pos="9016"/>
+        </w:tabs>
+        <w:rPr>
+          <w:rFonts w:eastAsiaTheme="minorEastAsia"/>
+          <w:noProof/>
+          <w:kern w:val="2"/>
+          <w:lang w:eastAsia="es-ES"/>
+          <w14:ligatures w14:val="standardContextual"/>
+        </w:rPr>
+      </w:pPr>
+      <w:hyperlink w:anchor="_Toc228986061" w:history="1">
+        <w:r>
+          <w:rPr>
+            <w:rStyle w:val="Hipervnculo"/>
+            <w:noProof/>
+          </w:rPr>
+          <w:t>3- Diagrama de clases</w:t>
+        </w:r>
+        <w:r>
+          <w:rPr>
+            <w:noProof/>
+            <w:webHidden/>
+          </w:rPr>
+          <w:tab/>
+        </w:r>
+        <w:r>
+          <w:rPr>
+            <w:noProof/>
+            <w:webHidden/>
+          </w:rPr>
+          <w:fldChar w:fldCharType="begin"/>
+        </w:r>
+        <w:r>
+          <w:rPr>
+            <w:noProof/>
+            <w:webHidden/>
+          </w:rPr>
+          <w:instrText xml:space="preserve"> PAGEREF _Toc228986061 \h </w:instrText>
+        </w:r>
+        <w:r>
+          <w:rPr>
+            <w:noProof/>
+            <w:webHidden/>
+          </w:rPr>
+        </w:r>
+        <w:r>
+          <w:rPr>
+            <w:noProof/>
+            <w:webHidden/>
+          </w:rPr>
+          <w:fldChar w:fldCharType="separate"/>
+        </w:r>
+        <w:r>
+          <w:rPr>
+            <w:noProof/>
+            <w:webHidden/>
+          </w:rPr>
+          <w:t>11</w:t>
+        </w:r>
+        <w:r>
+          <w:rPr>
+            <w:noProof/>
+            <w:webHidden/>
+          </w:rPr>
+          <w:fldChar w:fldCharType="end"/>
+        </w:r>
+      </w:hyperlink>
+    </w:p>
+    <w:p>
+      <w:pPr>
+        <w:pStyle w:val="Tabladeilustraciones"/>
+        <w:tabs>
+          <w:tab w:val="right" w:leader="dot" w:pos="9016"/>
+        </w:tabs>
+        <w:rPr>
+          <w:rFonts w:eastAsiaTheme="minorEastAsia"/>
+          <w:noProof/>
+          <w:kern w:val="2"/>
+          <w:lang w:eastAsia="es-ES"/>
+          <w14:ligatures w14:val="standardContextual"/>
+        </w:rPr>
+      </w:pPr>
+      <w:hyperlink w:anchor="_Toc228986062" w:history="1">
+        <w:r>
+          <w:rPr>
+            <w:rStyle w:val="Hipervnculo"/>
+            <w:noProof/>
+          </w:rPr>
+          <w:t>4 Diagrama entidad-relación</w:t>
+        </w:r>
+        <w:r>
+          <w:rPr>
+            <w:noProof/>
+            <w:webHidden/>
+          </w:rPr>
+          <w:tab/>
+        </w:r>
+        <w:r>
+          <w:rPr>
+            <w:noProof/>
+            <w:webHidden/>
+          </w:rPr>
+          <w:fldChar w:fldCharType="begin"/>
+        </w:r>
+        <w:r>
+          <w:rPr>
+            <w:noProof/>
+            <w:webHidden/>
+          </w:rPr>
+          <w:instrText xml:space="preserve"> PAGEREF _Toc228986062 \h </w:instrText>
         </w:r>
         <w:r>
           <w:rPr>
@@ -3101,16 +5046,20 @@
           <w:tab w:val="right" w:leader="dot" w:pos="9016"/>
         </w:tabs>
         <w:rPr>
+          <w:rFonts w:eastAsiaTheme="minorEastAsia"/>
           <w:noProof/>
-        </w:rPr>
-      </w:pPr>
-      <w:hyperlink w:anchor="_Toc223618252" w:history="1">
+          <w:kern w:val="2"/>
+          <w:lang w:eastAsia="es-ES"/>
+          <w14:ligatures w14:val="standardContextual"/>
+        </w:rPr>
+      </w:pPr>
+      <w:hyperlink w:anchor="_Toc228986063" w:history="1">
         <w:r>
           <w:rPr>
             <w:rStyle w:val="Hipervnculo"/>
             <w:noProof/>
           </w:rPr>
-          <w:t>4- Tablero Trello Hito 2 2/2</w:t>
+          <w:t>5- Tablero Trello Hito 2 1/2</w:t>
         </w:r>
         <w:r>
           <w:rPr>
@@ -3131,7 +5080,7 @@
             <w:noProof/>
             <w:webHidden/>
           </w:rPr>
-          <w:instrText xml:space="preserve"> PAGEREF _Toc223618252 \h </w:instrText>
+          <w:instrText xml:space="preserve"> PAGEREF _Toc228986063 \h </w:instrText>
         </w:r>
         <w:r>
           <w:rPr>
@@ -3151,7 +5100,7 @@
             <w:noProof/>
             <w:webHidden/>
           </w:rPr>
-          <w:t>13</w:t>
+          <w:t>16</w:t>
         </w:r>
         <w:r>
           <w:rPr>
@@ -3169,16 +5118,20 @@
           <w:tab w:val="right" w:leader="dot" w:pos="9016"/>
         </w:tabs>
         <w:rPr>
+          <w:rFonts w:eastAsiaTheme="minorEastAsia"/>
           <w:noProof/>
-        </w:rPr>
-      </w:pPr>
-      <w:hyperlink w:anchor="_Toc223618253" w:history="1">
+          <w:kern w:val="2"/>
+          <w:lang w:eastAsia="es-ES"/>
+          <w14:ligatures w14:val="standardContextual"/>
+        </w:rPr>
+      </w:pPr>
+      <w:hyperlink w:anchor="_Toc228986064" w:history="1">
         <w:r>
           <w:rPr>
             <w:rStyle w:val="Hipervnculo"/>
             <w:noProof/>
           </w:rPr>
-          <w:t>5- Planificación de Tareas</w:t>
+          <w:t>6- Tablero Trello Hito 2 2/2</w:t>
         </w:r>
         <w:r>
           <w:rPr>
@@ -3199,7 +5152,7 @@
             <w:noProof/>
             <w:webHidden/>
           </w:rPr>
-          <w:instrText xml:space="preserve"> PAGEREF _Toc223618253 \h </w:instrText>
+          <w:instrText xml:space="preserve"> PAGEREF _Toc228986064 \h </w:instrText>
         </w:r>
         <w:r>
           <w:rPr>
@@ -3219,7 +5172,7 @@
             <w:noProof/>
             <w:webHidden/>
           </w:rPr>
-          <w:t>14</w:t>
+          <w:t>17</w:t>
         </w:r>
         <w:r>
           <w:rPr>
@@ -3237,16 +5190,20 @@
           <w:tab w:val="right" w:leader="dot" w:pos="9016"/>
         </w:tabs>
         <w:rPr>
+          <w:rFonts w:eastAsiaTheme="minorEastAsia"/>
           <w:noProof/>
-        </w:rPr>
-      </w:pPr>
-      <w:hyperlink w:anchor="_Toc223618254" w:history="1">
+          <w:kern w:val="2"/>
+          <w:lang w:eastAsia="es-ES"/>
+          <w14:ligatures w14:val="standardContextual"/>
+        </w:rPr>
+      </w:pPr>
+      <w:hyperlink w:anchor="_Toc228986065" w:history="1">
         <w:r>
           <w:rPr>
             <w:rStyle w:val="Hipervnculo"/>
             <w:noProof/>
           </w:rPr>
-          <w:t>6- Roles de equipo</w:t>
+          <w:t>7- Planificación de Tareas</w:t>
         </w:r>
         <w:r>
           <w:rPr>
@@ -3267,7 +5224,7 @@
             <w:noProof/>
             <w:webHidden/>
           </w:rPr>
-          <w:instrText xml:space="preserve"> PAGEREF _Toc223618254 \h </w:instrText>
+          <w:instrText xml:space="preserve"> PAGEREF _Toc228986065 \h </w:instrText>
         </w:r>
         <w:r>
           <w:rPr>
@@ -3287,7 +5244,7 @@
             <w:noProof/>
             <w:webHidden/>
           </w:rPr>
-          <w:t>14</w:t>
+          <w:t>18</w:t>
         </w:r>
         <w:r>
           <w:rPr>
@@ -3299,6 +5256,591 @@
       </w:hyperlink>
     </w:p>
     <w:p>
+      <w:pPr>
+        <w:pStyle w:val="Tabladeilustraciones"/>
+        <w:tabs>
+          <w:tab w:val="right" w:leader="dot" w:pos="9016"/>
+        </w:tabs>
+        <w:rPr>
+          <w:rFonts w:eastAsiaTheme="minorEastAsia"/>
+          <w:noProof/>
+          <w:kern w:val="2"/>
+          <w:lang w:eastAsia="es-ES"/>
+          <w14:ligatures w14:val="standardContextual"/>
+        </w:rPr>
+      </w:pPr>
+      <w:hyperlink w:anchor="_Toc228986066" w:history="1">
+        <w:r>
+          <w:rPr>
+            <w:rStyle w:val="Hipervnculo"/>
+            <w:noProof/>
+          </w:rPr>
+          <w:t>8- Roles de equipo</w:t>
+        </w:r>
+        <w:r>
+          <w:rPr>
+            <w:noProof/>
+            <w:webHidden/>
+          </w:rPr>
+          <w:tab/>
+        </w:r>
+        <w:r>
+          <w:rPr>
+            <w:noProof/>
+            <w:webHidden/>
+          </w:rPr>
+          <w:fldChar w:fldCharType="begin"/>
+        </w:r>
+        <w:r>
+          <w:rPr>
+            <w:noProof/>
+            <w:webHidden/>
+          </w:rPr>
+          <w:instrText xml:space="preserve"> PAGEREF _Toc228986066 \h </w:instrText>
+        </w:r>
+        <w:r>
+          <w:rPr>
+            <w:noProof/>
+            <w:webHidden/>
+          </w:rPr>
+        </w:r>
+        <w:r>
+          <w:rPr>
+            <w:noProof/>
+            <w:webHidden/>
+          </w:rPr>
+          <w:fldChar w:fldCharType="separate"/>
+        </w:r>
+        <w:r>
+          <w:rPr>
+            <w:noProof/>
+            <w:webHidden/>
+          </w:rPr>
+          <w:t>19</w:t>
+        </w:r>
+        <w:r>
+          <w:rPr>
+            <w:noProof/>
+            <w:webHidden/>
+          </w:rPr>
+          <w:fldChar w:fldCharType="end"/>
+        </w:r>
+      </w:hyperlink>
+    </w:p>
+    <w:p>
+      <w:pPr>
+        <w:pStyle w:val="Tabladeilustraciones"/>
+        <w:tabs>
+          <w:tab w:val="right" w:leader="dot" w:pos="9016"/>
+        </w:tabs>
+        <w:rPr>
+          <w:rFonts w:eastAsiaTheme="minorEastAsia"/>
+          <w:noProof/>
+          <w:kern w:val="2"/>
+          <w:lang w:eastAsia="es-ES"/>
+          <w14:ligatures w14:val="standardContextual"/>
+        </w:rPr>
+      </w:pPr>
+      <w:hyperlink w:anchor="_Toc228986067" w:history="1">
+        <w:r>
+          <w:rPr>
+            <w:rStyle w:val="Hipervnculo"/>
+            <w:noProof/>
+          </w:rPr>
+          <w:t>9 Creación usuario 1/3</w:t>
+        </w:r>
+        <w:r>
+          <w:rPr>
+            <w:noProof/>
+            <w:webHidden/>
+          </w:rPr>
+          <w:tab/>
+        </w:r>
+        <w:r>
+          <w:rPr>
+            <w:noProof/>
+            <w:webHidden/>
+          </w:rPr>
+          <w:fldChar w:fldCharType="begin"/>
+        </w:r>
+        <w:r>
+          <w:rPr>
+            <w:noProof/>
+            <w:webHidden/>
+          </w:rPr>
+          <w:instrText xml:space="preserve"> PAGEREF _Toc228986067 \h </w:instrText>
+        </w:r>
+        <w:r>
+          <w:rPr>
+            <w:noProof/>
+            <w:webHidden/>
+          </w:rPr>
+        </w:r>
+        <w:r>
+          <w:rPr>
+            <w:noProof/>
+            <w:webHidden/>
+          </w:rPr>
+          <w:fldChar w:fldCharType="separate"/>
+        </w:r>
+        <w:r>
+          <w:rPr>
+            <w:noProof/>
+            <w:webHidden/>
+          </w:rPr>
+          <w:t>21</w:t>
+        </w:r>
+        <w:r>
+          <w:rPr>
+            <w:noProof/>
+            <w:webHidden/>
+          </w:rPr>
+          <w:fldChar w:fldCharType="end"/>
+        </w:r>
+      </w:hyperlink>
+    </w:p>
+    <w:p>
+      <w:pPr>
+        <w:pStyle w:val="Tabladeilustraciones"/>
+        <w:tabs>
+          <w:tab w:val="right" w:leader="dot" w:pos="9016"/>
+        </w:tabs>
+        <w:rPr>
+          <w:rFonts w:eastAsiaTheme="minorEastAsia"/>
+          <w:noProof/>
+          <w:kern w:val="2"/>
+          <w:lang w:eastAsia="es-ES"/>
+          <w14:ligatures w14:val="standardContextual"/>
+        </w:rPr>
+      </w:pPr>
+      <w:hyperlink w:anchor="_Toc228986068" w:history="1">
+        <w:r>
+          <w:rPr>
+            <w:rStyle w:val="Hipervnculo"/>
+            <w:noProof/>
+          </w:rPr>
+          <w:t>10 Creación usuario 2/3</w:t>
+        </w:r>
+        <w:r>
+          <w:rPr>
+            <w:noProof/>
+            <w:webHidden/>
+          </w:rPr>
+          <w:tab/>
+        </w:r>
+        <w:r>
+          <w:rPr>
+            <w:noProof/>
+            <w:webHidden/>
+          </w:rPr>
+          <w:fldChar w:fldCharType="begin"/>
+        </w:r>
+        <w:r>
+          <w:rPr>
+            <w:noProof/>
+            <w:webHidden/>
+          </w:rPr>
+          <w:instrText xml:space="preserve"> PAGEREF _Toc228986068 \h </w:instrText>
+        </w:r>
+        <w:r>
+          <w:rPr>
+            <w:noProof/>
+            <w:webHidden/>
+          </w:rPr>
+        </w:r>
+        <w:r>
+          <w:rPr>
+            <w:noProof/>
+            <w:webHidden/>
+          </w:rPr>
+          <w:fldChar w:fldCharType="separate"/>
+        </w:r>
+        <w:r>
+          <w:rPr>
+            <w:noProof/>
+            <w:webHidden/>
+          </w:rPr>
+          <w:t>21</w:t>
+        </w:r>
+        <w:r>
+          <w:rPr>
+            <w:noProof/>
+            <w:webHidden/>
+          </w:rPr>
+          <w:fldChar w:fldCharType="end"/>
+        </w:r>
+      </w:hyperlink>
+    </w:p>
+    <w:p>
+      <w:pPr>
+        <w:pStyle w:val="Tabladeilustraciones"/>
+        <w:tabs>
+          <w:tab w:val="right" w:leader="dot" w:pos="9016"/>
+        </w:tabs>
+        <w:rPr>
+          <w:rFonts w:eastAsiaTheme="minorEastAsia"/>
+          <w:noProof/>
+          <w:kern w:val="2"/>
+          <w:lang w:eastAsia="es-ES"/>
+          <w14:ligatures w14:val="standardContextual"/>
+        </w:rPr>
+      </w:pPr>
+      <w:hyperlink w:anchor="_Toc228986069" w:history="1">
+        <w:r>
+          <w:rPr>
+            <w:rStyle w:val="Hipervnculo"/>
+            <w:noProof/>
+          </w:rPr>
+          <w:t>11 Creación usuario 3/3</w:t>
+        </w:r>
+        <w:r>
+          <w:rPr>
+            <w:noProof/>
+            <w:webHidden/>
+          </w:rPr>
+          <w:tab/>
+        </w:r>
+        <w:r>
+          <w:rPr>
+            <w:noProof/>
+            <w:webHidden/>
+          </w:rPr>
+          <w:fldChar w:fldCharType="begin"/>
+        </w:r>
+        <w:r>
+          <w:rPr>
+            <w:noProof/>
+            <w:webHidden/>
+          </w:rPr>
+          <w:instrText xml:space="preserve"> PAGEREF _Toc228986069 \h </w:instrText>
+        </w:r>
+        <w:r>
+          <w:rPr>
+            <w:noProof/>
+            <w:webHidden/>
+          </w:rPr>
+        </w:r>
+        <w:r>
+          <w:rPr>
+            <w:noProof/>
+            <w:webHidden/>
+          </w:rPr>
+          <w:fldChar w:fldCharType="separate"/>
+        </w:r>
+        <w:r>
+          <w:rPr>
+            <w:noProof/>
+            <w:webHidden/>
+          </w:rPr>
+          <w:t>21</w:t>
+        </w:r>
+        <w:r>
+          <w:rPr>
+            <w:noProof/>
+            <w:webHidden/>
+          </w:rPr>
+          <w:fldChar w:fldCharType="end"/>
+        </w:r>
+      </w:hyperlink>
+    </w:p>
+    <w:p>
+      <w:pPr>
+        <w:pStyle w:val="Tabladeilustraciones"/>
+        <w:tabs>
+          <w:tab w:val="right" w:leader="dot" w:pos="9016"/>
+        </w:tabs>
+        <w:rPr>
+          <w:rFonts w:eastAsiaTheme="minorEastAsia"/>
+          <w:noProof/>
+          <w:kern w:val="2"/>
+          <w:lang w:eastAsia="es-ES"/>
+          <w14:ligatures w14:val="standardContextual"/>
+        </w:rPr>
+      </w:pPr>
+      <w:hyperlink w:anchor="_Toc228986070" w:history="1">
+        <w:r>
+          <w:rPr>
+            <w:rStyle w:val="Hipervnculo"/>
+            <w:b/>
+            <w:bCs/>
+            <w:noProof/>
+          </w:rPr>
+          <w:t>12</w:t>
+        </w:r>
+        <w:r>
+          <w:rPr>
+            <w:rStyle w:val="Hipervnculo"/>
+            <w:noProof/>
+          </w:rPr>
+          <w:t xml:space="preserve"> Control acceso plataforma</w:t>
+        </w:r>
+        <w:r>
+          <w:rPr>
+            <w:noProof/>
+            <w:webHidden/>
+          </w:rPr>
+          <w:tab/>
+        </w:r>
+        <w:r>
+          <w:rPr>
+            <w:noProof/>
+            <w:webHidden/>
+          </w:rPr>
+          <w:fldChar w:fldCharType="begin"/>
+        </w:r>
+        <w:r>
+          <w:rPr>
+            <w:noProof/>
+            <w:webHidden/>
+          </w:rPr>
+          <w:instrText xml:space="preserve"> PAGEREF _Toc228986070 \h </w:instrText>
+        </w:r>
+        <w:r>
+          <w:rPr>
+            <w:noProof/>
+            <w:webHidden/>
+          </w:rPr>
+        </w:r>
+        <w:r>
+          <w:rPr>
+            <w:noProof/>
+            <w:webHidden/>
+          </w:rPr>
+          <w:fldChar w:fldCharType="separate"/>
+        </w:r>
+        <w:r>
+          <w:rPr>
+            <w:noProof/>
+            <w:webHidden/>
+          </w:rPr>
+          <w:t>22</w:t>
+        </w:r>
+        <w:r>
+          <w:rPr>
+            <w:noProof/>
+            <w:webHidden/>
+          </w:rPr>
+          <w:fldChar w:fldCharType="end"/>
+        </w:r>
+      </w:hyperlink>
+    </w:p>
+    <w:p>
+      <w:pPr>
+        <w:pStyle w:val="Tabladeilustraciones"/>
+        <w:tabs>
+          <w:tab w:val="right" w:leader="dot" w:pos="9016"/>
+        </w:tabs>
+        <w:rPr>
+          <w:rFonts w:eastAsiaTheme="minorEastAsia"/>
+          <w:noProof/>
+          <w:kern w:val="2"/>
+          <w:lang w:eastAsia="es-ES"/>
+          <w14:ligatures w14:val="standardContextual"/>
+        </w:rPr>
+      </w:pPr>
+      <w:hyperlink w:anchor="_Toc228986071" w:history="1">
+        <w:r>
+          <w:rPr>
+            <w:rStyle w:val="Hipervnculo"/>
+            <w:noProof/>
+          </w:rPr>
+          <w:t>13 Método conexión a BD</w:t>
+        </w:r>
+        <w:r>
+          <w:rPr>
+            <w:noProof/>
+            <w:webHidden/>
+          </w:rPr>
+          <w:tab/>
+        </w:r>
+        <w:r>
+          <w:rPr>
+            <w:noProof/>
+            <w:webHidden/>
+          </w:rPr>
+          <w:fldChar w:fldCharType="begin"/>
+        </w:r>
+        <w:r>
+          <w:rPr>
+            <w:noProof/>
+            <w:webHidden/>
+          </w:rPr>
+          <w:instrText xml:space="preserve"> PAGEREF _Toc228986071 \h </w:instrText>
+        </w:r>
+        <w:r>
+          <w:rPr>
+            <w:noProof/>
+            <w:webHidden/>
+          </w:rPr>
+        </w:r>
+        <w:r>
+          <w:rPr>
+            <w:noProof/>
+            <w:webHidden/>
+          </w:rPr>
+          <w:fldChar w:fldCharType="separate"/>
+        </w:r>
+        <w:r>
+          <w:rPr>
+            <w:noProof/>
+            <w:webHidden/>
+          </w:rPr>
+          <w:t>23</w:t>
+        </w:r>
+        <w:r>
+          <w:rPr>
+            <w:noProof/>
+            <w:webHidden/>
+          </w:rPr>
+          <w:fldChar w:fldCharType="end"/>
+        </w:r>
+      </w:hyperlink>
+    </w:p>
+    <w:p>
+      <w:pPr>
+        <w:pStyle w:val="Tabladeilustraciones"/>
+        <w:tabs>
+          <w:tab w:val="right" w:leader="dot" w:pos="9016"/>
+        </w:tabs>
+        <w:rPr>
+          <w:rFonts w:eastAsiaTheme="minorEastAsia"/>
+          <w:noProof/>
+          <w:kern w:val="2"/>
+          <w:lang w:eastAsia="es-ES"/>
+          <w14:ligatures w14:val="standardContextual"/>
+        </w:rPr>
+      </w:pPr>
+      <w:hyperlink w:anchor="_Toc228986072" w:history="1">
+        <w:r>
+          <w:rPr>
+            <w:rStyle w:val="Hipervnculo"/>
+            <w:noProof/>
+          </w:rPr>
+          <w:t>14 Creación de cuenta</w:t>
+        </w:r>
+        <w:r>
+          <w:rPr>
+            <w:noProof/>
+            <w:webHidden/>
+          </w:rPr>
+          <w:tab/>
+        </w:r>
+        <w:r>
+          <w:rPr>
+            <w:noProof/>
+            <w:webHidden/>
+          </w:rPr>
+          <w:fldChar w:fldCharType="begin"/>
+        </w:r>
+        <w:r>
+          <w:rPr>
+            <w:noProof/>
+            <w:webHidden/>
+          </w:rPr>
+          <w:instrText xml:space="preserve"> PAGEREF _Toc228986072 \h </w:instrText>
+        </w:r>
+        <w:r>
+          <w:rPr>
+            <w:noProof/>
+            <w:webHidden/>
+          </w:rPr>
+        </w:r>
+        <w:r>
+          <w:rPr>
+            <w:noProof/>
+            <w:webHidden/>
+          </w:rPr>
+          <w:fldChar w:fldCharType="separate"/>
+        </w:r>
+        <w:r>
+          <w:rPr>
+            <w:noProof/>
+            <w:webHidden/>
+          </w:rPr>
+          <w:t>24</w:t>
+        </w:r>
+        <w:r>
+          <w:rPr>
+            <w:noProof/>
+            <w:webHidden/>
+          </w:rPr>
+          <w:fldChar w:fldCharType="end"/>
+        </w:r>
+      </w:hyperlink>
+    </w:p>
+    <w:p>
+      <w:pPr>
+        <w:pStyle w:val="Tabladeilustraciones"/>
+        <w:tabs>
+          <w:tab w:val="right" w:leader="dot" w:pos="9016"/>
+        </w:tabs>
+        <w:rPr>
+          <w:rFonts w:eastAsiaTheme="minorEastAsia"/>
+          <w:noProof/>
+          <w:kern w:val="2"/>
+          <w:lang w:eastAsia="es-ES"/>
+          <w14:ligatures w14:val="standardContextual"/>
+        </w:rPr>
+      </w:pPr>
+      <w:hyperlink w:anchor="_Toc228986073" w:history="1">
+        <w:r>
+          <w:rPr>
+            <w:rStyle w:val="Hipervnculo"/>
+            <w:noProof/>
+          </w:rPr>
+          <w:t>15 Inicio de sesión</w:t>
+        </w:r>
+        <w:r>
+          <w:rPr>
+            <w:noProof/>
+            <w:webHidden/>
+          </w:rPr>
+          <w:tab/>
+        </w:r>
+        <w:r>
+          <w:rPr>
+            <w:noProof/>
+            <w:webHidden/>
+          </w:rPr>
+          <w:fldChar w:fldCharType="begin"/>
+        </w:r>
+        <w:r>
+          <w:rPr>
+            <w:noProof/>
+            <w:webHidden/>
+          </w:rPr>
+          <w:instrText xml:space="preserve"> PAGEREF _Toc228986073 \h </w:instrText>
+        </w:r>
+        <w:r>
+          <w:rPr>
+            <w:noProof/>
+            <w:webHidden/>
+          </w:rPr>
+        </w:r>
+        <w:r>
+          <w:rPr>
+            <w:noProof/>
+            <w:webHidden/>
+          </w:rPr>
+          <w:fldChar w:fldCharType="separate"/>
+        </w:r>
+        <w:r>
+          <w:rPr>
+            <w:noProof/>
+            <w:webHidden/>
+          </w:rPr>
+          <w:t>25</w:t>
+        </w:r>
+        <w:r>
+          <w:rPr>
+            <w:noProof/>
+            <w:webHidden/>
+          </w:rPr>
+          <w:fldChar w:fldCharType="end"/>
+        </w:r>
+      </w:hyperlink>
+    </w:p>
+    <w:p>
       <w:r>
         <w:fldChar w:fldCharType="end"/>
       </w:r>
@@ -3310,26 +5852,24 @@
     </w:p>
     <w:p>
       <w:pPr>
-        <w:pStyle w:val="Ttulo"/>
-        <w:numPr>
-          <w:ilvl w:val="0"/>
-          <w:numId w:val="15"/>
-        </w:numPr>
-      </w:pPr>
+        <w:pStyle w:val="Ttulo1"/>
+      </w:pPr>
+      <w:bookmarkStart w:id="0" w:name="_Toc228986012"/>
       <w:r>
         <w:lastRenderedPageBreak/>
         <w:t>Introducción</w:t>
       </w:r>
+      <w:bookmarkEnd w:id="0"/>
     </w:p>
     <w:p>
       <w:pPr>
         <w:pStyle w:val="Ttulo2"/>
       </w:pPr>
-      <w:bookmarkStart w:id="0" w:name="_Toc223718663"/>
+      <w:bookmarkStart w:id="1" w:name="_Toc228986013"/>
       <w:r>
         <w:t>Objetivo del proyecto</w:t>
       </w:r>
-      <w:bookmarkEnd w:id="0"/>
+      <w:bookmarkEnd w:id="1"/>
     </w:p>
     <w:p>
       <w:pPr>
@@ -3364,11 +5904,11 @@
         <w:pStyle w:val="Ttulo2"/>
         <w:jc w:val="both"/>
       </w:pPr>
-      <w:bookmarkStart w:id="1" w:name="_Toc223718664"/>
+      <w:bookmarkStart w:id="2" w:name="_Toc228986014"/>
       <w:r>
         <w:t>Justificación del proyecto</w:t>
       </w:r>
-      <w:bookmarkEnd w:id="1"/>
+      <w:bookmarkEnd w:id="2"/>
     </w:p>
     <w:p>
       <w:pPr>
@@ -3401,49 +5941,7 @@
         <w:rPr>
           <w:rFonts w:ascii="Aptos" w:eastAsia="Aptos" w:hAnsi="Aptos" w:cs="Aptos"/>
         </w:rPr>
-        <w:t xml:space="preserve"> toma como premisa la dificultad que presenta para </w:t>
-      </w:r>
-      <w:proofErr w:type="gramStart"/>
-      <w:r>
-        <w:rPr>
-          <w:rFonts w:ascii="Aptos" w:eastAsia="Aptos" w:hAnsi="Aptos" w:cs="Aptos"/>
-        </w:rPr>
-        <w:t>un joven recién alcanzada</w:t>
-      </w:r>
-      <w:proofErr w:type="gramEnd"/>
-      <w:r>
-        <w:rPr>
-          <w:rFonts w:ascii="Aptos" w:eastAsia="Aptos" w:hAnsi="Aptos" w:cs="Aptos"/>
-        </w:rPr>
-        <w:t xml:space="preserve"> la mayoría de edad, encontrar una residencia temporal mientras se cursa el año académico. El resto de </w:t>
-      </w:r>
-      <w:proofErr w:type="gramStart"/>
-      <w:r>
-        <w:rPr>
-          <w:rFonts w:ascii="Aptos" w:eastAsia="Aptos" w:hAnsi="Aptos" w:cs="Aptos"/>
-        </w:rPr>
-        <w:t>páginas</w:t>
-      </w:r>
-      <w:proofErr w:type="gramEnd"/>
-      <w:r>
-        <w:rPr>
-          <w:rFonts w:ascii="Aptos" w:eastAsia="Aptos" w:hAnsi="Aptos" w:cs="Aptos"/>
-        </w:rPr>
-        <w:t xml:space="preserve"> web ofrecen todo tipo de productos inmobiliarios, desde alquiler y compra de pisos para residencia indefinida hasta de naves industriales y oficinas. Alquiler de estudios y habitaciones también está comprendido pero la oferta, aunque sea elevada, se diluye entre el resto de </w:t>
-      </w:r>
-      <w:proofErr w:type="gramStart"/>
-      <w:r>
-        <w:rPr>
-          <w:rFonts w:ascii="Aptos" w:eastAsia="Aptos" w:hAnsi="Aptos" w:cs="Aptos"/>
-        </w:rPr>
-        <w:t>anuncios</w:t>
-      </w:r>
-      <w:proofErr w:type="gramEnd"/>
-      <w:r>
-        <w:rPr>
-          <w:rFonts w:ascii="Aptos" w:eastAsia="Aptos" w:hAnsi="Aptos" w:cs="Aptos"/>
-        </w:rPr>
-        <w:t>. Como resultado, el cliente puede abrumarse y sentirse frustrado con el proceso, sobre todo al tratarse de alguien joven.</w:t>
+        <w:t xml:space="preserve"> toma como premisa la dificultad que presenta para un joven recién alcanzada la mayoría de edad, encontrar una residencia temporal mientras se cursa el año académico. El resto de páginas web ofrecen todo tipo de productos inmobiliarios, desde alquiler y compra de pisos para residencia indefinida hasta de naves industriales y oficinas. Alquiler de estudios y habitaciones también está comprendido pero la oferta, aunque sea elevada, se diluye entre el resto de anuncios. Como resultado, el cliente puede abrumarse y sentirse frustrado con el proceso, sobre todo al tratarse de alguien joven.</w:t>
       </w:r>
     </w:p>
     <w:p>
@@ -3475,11 +5973,11 @@
         <w:pStyle w:val="Ttulo2"/>
         <w:jc w:val="both"/>
       </w:pPr>
-      <w:bookmarkStart w:id="2" w:name="_Toc223718665"/>
+      <w:bookmarkStart w:id="3" w:name="_Toc228986015"/>
       <w:r>
         <w:t>Análisis de lo existente</w:t>
       </w:r>
-      <w:bookmarkEnd w:id="2"/>
+      <w:bookmarkEnd w:id="3"/>
     </w:p>
     <w:p>
       <w:pPr>
@@ -3542,12 +6040,9 @@
     </w:p>
     <w:p>
       <w:pPr>
-        <w:pStyle w:val="Ttulo"/>
-        <w:numPr>
-          <w:ilvl w:val="0"/>
-          <w:numId w:val="15"/>
-        </w:numPr>
-      </w:pPr>
+        <w:pStyle w:val="Ttulo1"/>
+      </w:pPr>
+      <w:bookmarkStart w:id="4" w:name="_Toc228986016"/>
       <w:r>
         <w:t xml:space="preserve">Requisitos Funcionales de la </w:t>
       </w:r>
@@ -3560,6 +6055,7 @@
       <w:r>
         <w:t>Aplicación</w:t>
       </w:r>
+      <w:bookmarkEnd w:id="4"/>
     </w:p>
     <w:p>
       <w:pPr>
@@ -3601,11 +6097,11 @@
       <w:pPr>
         <w:pStyle w:val="Ttulo2"/>
       </w:pPr>
-      <w:bookmarkStart w:id="3" w:name="_Toc223718666"/>
+      <w:bookmarkStart w:id="5" w:name="_Toc228986017"/>
       <w:r>
         <w:t>Inquilino</w:t>
       </w:r>
-      <w:bookmarkEnd w:id="3"/>
+      <w:bookmarkEnd w:id="5"/>
     </w:p>
     <w:p>
       <w:pPr>
@@ -4225,11 +6721,11 @@
       <w:pPr>
         <w:pStyle w:val="Ttulo2"/>
       </w:pPr>
-      <w:bookmarkStart w:id="4" w:name="_Toc223718667"/>
+      <w:bookmarkStart w:id="6" w:name="_Toc228986018"/>
       <w:r>
         <w:t>Arrendador</w:t>
       </w:r>
-      <w:bookmarkEnd w:id="4"/>
+      <w:bookmarkEnd w:id="6"/>
     </w:p>
     <w:p>
       <w:pPr>
@@ -4960,14 +7456,14 @@
           <w:rFonts w:eastAsia="Aptos"/>
         </w:rPr>
       </w:pPr>
-      <w:bookmarkStart w:id="5" w:name="_Toc223718668"/>
+      <w:bookmarkStart w:id="7" w:name="_Toc228986019"/>
       <w:r>
         <w:rPr>
           <w:rFonts w:eastAsia="Aptos"/>
         </w:rPr>
         <w:t>Administrador</w:t>
       </w:r>
-      <w:bookmarkEnd w:id="5"/>
+      <w:bookmarkEnd w:id="7"/>
     </w:p>
     <w:p>
       <w:pPr>
@@ -5119,25 +7615,25 @@
     </w:p>
     <w:p>
       <w:pPr>
-        <w:pStyle w:val="Ttulo"/>
-        <w:numPr>
-          <w:ilvl w:val="0"/>
-          <w:numId w:val="15"/>
-        </w:numPr>
-      </w:pPr>
+        <w:pStyle w:val="Ttulo1"/>
+      </w:pPr>
+      <w:bookmarkStart w:id="8" w:name="_Toc228986020"/>
       <w:r>
         <w:t>Análisis y Diseño</w:t>
       </w:r>
+      <w:bookmarkEnd w:id="8"/>
     </w:p>
     <w:p>
       <w:pPr>
         <w:pStyle w:val="Ttulo2"/>
       </w:pPr>
-      <w:bookmarkStart w:id="6" w:name="_Toc225415558"/>
+      <w:bookmarkStart w:id="9" w:name="_Toc225415558"/>
+      <w:bookmarkStart w:id="10" w:name="_Toc228986021"/>
       <w:r>
         <w:t>Diagrama de Arquitectura</w:t>
       </w:r>
-      <w:bookmarkEnd w:id="6"/>
+      <w:bookmarkEnd w:id="9"/>
+      <w:bookmarkEnd w:id="10"/>
     </w:p>
     <w:p>
       <w:pPr>
@@ -5204,6 +7700,7 @@
         <w:pStyle w:val="Descripcin"/>
       </w:pPr>
       <w:fldSimple w:instr=" SEQ Ilustración \* ARABIC ">
+        <w:bookmarkStart w:id="11" w:name="_Toc228986059"/>
         <w:r>
           <w:rPr>
             <w:noProof/>
@@ -5214,6 +7711,7 @@
       <w:r>
         <w:t xml:space="preserve"> Diagrama arquitectura</w:t>
       </w:r>
+      <w:bookmarkEnd w:id="11"/>
     </w:p>
     <w:p>
       <w:pPr>
@@ -5232,7 +7730,7 @@
       <w:pPr>
         <w:pStyle w:val="Ttulo2"/>
       </w:pPr>
-      <w:bookmarkStart w:id="7" w:name="_Toc223718669"/>
+      <w:bookmarkStart w:id="12" w:name="_Toc228986022"/>
       <w:r>
         <w:lastRenderedPageBreak/>
         <w:t xml:space="preserve">Diagrama </w:t>
@@ -5240,7 +7738,7 @@
       <w:r>
         <w:t>de casos de uso</w:t>
       </w:r>
-      <w:bookmarkEnd w:id="7"/>
+      <w:bookmarkEnd w:id="12"/>
     </w:p>
     <w:p>
       <w:pPr>
@@ -5315,7 +7813,7 @@
         <w:pStyle w:val="Descripcin"/>
       </w:pPr>
       <w:fldSimple w:instr=" SEQ Ilustración \* ARABIC ">
-        <w:bookmarkStart w:id="8" w:name="_Toc223618249"/>
+        <w:bookmarkStart w:id="13" w:name="_Toc228986060"/>
         <w:r>
           <w:rPr>
             <w:noProof/>
@@ -5329,7 +7827,7 @@
       <w:r>
         <w:t>Diagrama de casos de uso</w:t>
       </w:r>
-      <w:bookmarkEnd w:id="8"/>
+      <w:bookmarkEnd w:id="13"/>
     </w:p>
     <w:p>
       <w:pPr>
@@ -5354,12 +7852,12 @@
       <w:pPr>
         <w:pStyle w:val="Ttulo2"/>
       </w:pPr>
-      <w:bookmarkStart w:id="9" w:name="_Toc223718670"/>
+      <w:bookmarkStart w:id="14" w:name="_Toc228986023"/>
       <w:r>
         <w:lastRenderedPageBreak/>
         <w:t>Diagrama de clases</w:t>
       </w:r>
-      <w:bookmarkEnd w:id="9"/>
+      <w:bookmarkEnd w:id="14"/>
     </w:p>
     <w:p>
       <w:pPr>
@@ -5418,7 +7916,7 @@
         <w:pStyle w:val="Descripcin"/>
       </w:pPr>
       <w:fldSimple w:instr=" SEQ Ilustración \* ARABIC ">
-        <w:bookmarkStart w:id="10" w:name="_Toc223618250"/>
+        <w:bookmarkStart w:id="15" w:name="_Toc228986061"/>
         <w:r>
           <w:rPr>
             <w:noProof/>
@@ -5429,17 +7927,19 @@
       <w:r>
         <w:t>- Diagrama de clases</w:t>
       </w:r>
-      <w:bookmarkEnd w:id="10"/>
+      <w:bookmarkEnd w:id="15"/>
     </w:p>
     <w:p/>
     <w:p>
       <w:pPr>
         <w:pStyle w:val="Ttulo2"/>
       </w:pPr>
+      <w:bookmarkStart w:id="16" w:name="_Toc228986024"/>
       <w:r>
         <w:lastRenderedPageBreak/>
         <w:t>Diagrama Entidad-Relación</w:t>
       </w:r>
+      <w:bookmarkEnd w:id="16"/>
     </w:p>
     <w:p>
       <w:pPr>
@@ -5497,6 +7997,7 @@
         <w:pStyle w:val="Descripcin"/>
       </w:pPr>
       <w:fldSimple w:instr=" SEQ Ilustración \* ARABIC ">
+        <w:bookmarkStart w:id="17" w:name="_Toc228986062"/>
         <w:r>
           <w:rPr>
             <w:noProof/>
@@ -5507,6 +8008,7 @@
       <w:r>
         <w:t xml:space="preserve"> Diagrama entidad-relación</w:t>
       </w:r>
+      <w:bookmarkEnd w:id="17"/>
     </w:p>
     <w:p>
       <w:pPr>
@@ -5521,24 +8023,18 @@
       </w:r>
       <w:proofErr w:type="spellEnd"/>
       <w:r>
-        <w:t xml:space="preserve">”. Los usuarios registrados, los pisos añadidos, los contratos pendientes y las habitaciones con sus </w:t>
-      </w:r>
-      <w:proofErr w:type="gramStart"/>
-      <w:r>
-        <w:t>muebles,</w:t>
-      </w:r>
-      <w:proofErr w:type="gramEnd"/>
-      <w:r>
-        <w:t xml:space="preserve"> son los datos que se guardarán en la base de datos y que manipularemos a través de programación orientada a objetos. </w:t>
+        <w:t xml:space="preserve">”. Los usuarios registrados, los pisos añadidos, los contratos pendientes y las habitaciones con sus muebles, son los datos que se guardarán en la base de datos y que manipularemos a través de programación orientada a objetos. </w:t>
       </w:r>
     </w:p>
     <w:p>
       <w:pPr>
         <w:pStyle w:val="Ttulo2"/>
       </w:pPr>
+      <w:bookmarkStart w:id="18" w:name="_Toc228986025"/>
       <w:r>
         <w:t>Modelo Relacional</w:t>
       </w:r>
+      <w:bookmarkEnd w:id="18"/>
     </w:p>
     <w:p>
       <w:pPr>
@@ -5547,7 +8043,6 @@
           <w:numId w:val="18"/>
         </w:numPr>
       </w:pPr>
-      <w:proofErr w:type="gramStart"/>
       <w:r>
         <w:rPr>
           <w:b/>
@@ -5559,7 +8054,6 @@
         <w:t>(</w:t>
       </w:r>
       <w:proofErr w:type="spellStart"/>
-      <w:proofErr w:type="gramEnd"/>
       <w:r>
         <w:rPr>
           <w:u w:val="single"/>
@@ -5595,12 +8089,10 @@
         <w:t xml:space="preserve">, </w:t>
       </w:r>
       <w:proofErr w:type="spellStart"/>
-      <w:proofErr w:type="gramStart"/>
       <w:r>
         <w:t>password</w:t>
       </w:r>
       <w:proofErr w:type="spellEnd"/>
-      <w:proofErr w:type="gramEnd"/>
       <w:r>
         <w:t xml:space="preserve">, </w:t>
       </w:r>
@@ -5628,7 +8120,6 @@
           <w:numId w:val="18"/>
         </w:numPr>
       </w:pPr>
-      <w:proofErr w:type="gramStart"/>
       <w:r>
         <w:rPr>
           <w:b/>
@@ -5640,7 +8131,6 @@
         <w:t>(</w:t>
       </w:r>
       <w:proofErr w:type="spellStart"/>
-      <w:proofErr w:type="gramEnd"/>
       <w:r>
         <w:rPr>
           <w:color w:val="EE0000"/>
@@ -5674,7 +8164,6 @@
           <w:numId w:val="18"/>
         </w:numPr>
       </w:pPr>
-      <w:proofErr w:type="gramStart"/>
       <w:r>
         <w:rPr>
           <w:b/>
@@ -5686,7 +8175,6 @@
         <w:t>(</w:t>
       </w:r>
       <w:proofErr w:type="spellStart"/>
-      <w:proofErr w:type="gramEnd"/>
       <w:r>
         <w:rPr>
           <w:color w:val="EE0000"/>
@@ -5706,7 +8194,6 @@
           <w:numId w:val="18"/>
         </w:numPr>
       </w:pPr>
-      <w:proofErr w:type="gramStart"/>
       <w:r>
         <w:rPr>
           <w:b/>
@@ -5718,7 +8205,6 @@
         <w:t>(</w:t>
       </w:r>
       <w:proofErr w:type="spellStart"/>
-      <w:proofErr w:type="gramEnd"/>
       <w:r>
         <w:rPr>
           <w:u w:val="single"/>
@@ -5795,15 +8281,7 @@
         <w:t xml:space="preserve"> </w:t>
       </w:r>
       <w:r>
-        <w:t xml:space="preserve">-&gt; TENANT, </w:t>
-      </w:r>
-      <w:proofErr w:type="gramStart"/>
-      <w:r>
-        <w:t>status</w:t>
-      </w:r>
-      <w:proofErr w:type="gramEnd"/>
-      <w:r>
-        <w:t xml:space="preserve">, </w:t>
+        <w:t xml:space="preserve">-&gt; TENANT, status, </w:t>
       </w:r>
       <w:proofErr w:type="spellStart"/>
       <w:r>
@@ -5837,7 +8315,6 @@
           <w:numId w:val="18"/>
         </w:numPr>
       </w:pPr>
-      <w:proofErr w:type="gramStart"/>
       <w:r>
         <w:rPr>
           <w:b/>
@@ -5850,7 +8327,6 @@
         <w:t>(</w:t>
       </w:r>
       <w:proofErr w:type="spellStart"/>
-      <w:proofErr w:type="gramEnd"/>
       <w:r>
         <w:rPr>
           <w:u w:val="single"/>
@@ -5867,15 +8343,7 @@
       </w:r>
       <w:proofErr w:type="spellEnd"/>
       <w:r>
-        <w:t xml:space="preserve">, </w:t>
-      </w:r>
-      <w:proofErr w:type="gramStart"/>
-      <w:r>
-        <w:t>status</w:t>
-      </w:r>
-      <w:proofErr w:type="gramEnd"/>
-      <w:r>
-        <w:t xml:space="preserve">, </w:t>
+        <w:t xml:space="preserve">, status, </w:t>
       </w:r>
       <w:proofErr w:type="spellStart"/>
       <w:r>
@@ -5902,7 +8370,6 @@
           <w:numId w:val="18"/>
         </w:numPr>
       </w:pPr>
-      <w:proofErr w:type="gramStart"/>
       <w:r>
         <w:rPr>
           <w:b/>
@@ -5914,7 +8381,6 @@
         <w:t>(</w:t>
       </w:r>
       <w:proofErr w:type="spellStart"/>
-      <w:proofErr w:type="gramEnd"/>
       <w:r>
         <w:rPr>
           <w:u w:val="single"/>
@@ -5963,15 +8429,7 @@
       </w:r>
       <w:proofErr w:type="spellEnd"/>
       <w:r>
-        <w:t xml:space="preserve">, </w:t>
-      </w:r>
-      <w:proofErr w:type="gramStart"/>
-      <w:r>
-        <w:t>status</w:t>
-      </w:r>
-      <w:proofErr w:type="gramEnd"/>
-      <w:r>
-        <w:t xml:space="preserve">, </w:t>
+        <w:t xml:space="preserve">, status, </w:t>
       </w:r>
       <w:proofErr w:type="spellStart"/>
       <w:r>
@@ -5989,7 +8447,6 @@
           <w:numId w:val="18"/>
         </w:numPr>
       </w:pPr>
-      <w:proofErr w:type="gramStart"/>
       <w:r>
         <w:rPr>
           <w:b/>
@@ -6008,7 +8465,6 @@
         <w:t>num,type</w:t>
       </w:r>
       <w:proofErr w:type="spellEnd"/>
-      <w:proofErr w:type="gramEnd"/>
       <w:r>
         <w:t xml:space="preserve">, </w:t>
       </w:r>
@@ -6079,7 +8535,6 @@
           <w:numId w:val="18"/>
         </w:numPr>
       </w:pPr>
-      <w:proofErr w:type="gramStart"/>
       <w:r>
         <w:rPr>
           <w:b/>
@@ -6091,7 +8546,6 @@
         <w:t>(</w:t>
       </w:r>
       <w:proofErr w:type="spellStart"/>
-      <w:proofErr w:type="gramEnd"/>
       <w:r>
         <w:rPr>
           <w:u w:val="single"/>
@@ -6111,11 +8565,7 @@
       </w:r>
       <w:proofErr w:type="spellEnd"/>
       <w:r>
-        <w:t xml:space="preserve"> -&gt; </w:t>
-      </w:r>
-      <w:proofErr w:type="gramStart"/>
-      <w:r>
-        <w:t xml:space="preserve">USER,  </w:t>
+        <w:t xml:space="preserve"> -&gt; USER,  </w:t>
       </w:r>
       <w:r>
         <w:rPr>
@@ -6124,7 +8574,6 @@
         <w:t>(</w:t>
       </w:r>
       <w:proofErr w:type="spellStart"/>
-      <w:proofErr w:type="gramEnd"/>
       <w:r>
         <w:rPr>
           <w:color w:val="EE0000"/>
@@ -6182,15 +8631,7 @@
       </w:r>
       <w:proofErr w:type="spellEnd"/>
       <w:r>
-        <w:t xml:space="preserve">, </w:t>
-      </w:r>
-      <w:proofErr w:type="gramStart"/>
-      <w:r>
-        <w:t>status</w:t>
-      </w:r>
-      <w:proofErr w:type="gramEnd"/>
-      <w:r>
-        <w:t>)</w:t>
+        <w:t>, status)</w:t>
       </w:r>
     </w:p>
     <w:p>
@@ -6202,11 +8643,13 @@
       <w:pPr>
         <w:pStyle w:val="Ttulo2"/>
       </w:pPr>
-      <w:bookmarkStart w:id="11" w:name="_Toc225415563"/>
+      <w:bookmarkStart w:id="19" w:name="_Toc225415563"/>
+      <w:bookmarkStart w:id="20" w:name="_Toc228986026"/>
       <w:r>
         <w:t>Script SQL</w:t>
       </w:r>
-      <w:bookmarkEnd w:id="11"/>
+      <w:bookmarkEnd w:id="19"/>
+      <w:bookmarkEnd w:id="20"/>
     </w:p>
     <w:p>
       <w:r>
@@ -6463,27 +8906,25 @@
     </w:p>
     <w:p>
       <w:pPr>
-        <w:pStyle w:val="Ttulo"/>
-        <w:numPr>
-          <w:ilvl w:val="0"/>
-          <w:numId w:val="15"/>
-        </w:numPr>
-      </w:pPr>
+        <w:pStyle w:val="Ttulo1"/>
+      </w:pPr>
+      <w:bookmarkStart w:id="21" w:name="_Toc228986027"/>
       <w:r>
         <w:lastRenderedPageBreak/>
         <w:t>Metodología de desarrollo</w:t>
       </w:r>
+      <w:bookmarkEnd w:id="21"/>
     </w:p>
     <w:p>
       <w:pPr>
         <w:pStyle w:val="Ttulo2"/>
         <w:jc w:val="both"/>
       </w:pPr>
-      <w:bookmarkStart w:id="12" w:name="_Toc223718671"/>
+      <w:bookmarkStart w:id="22" w:name="_Toc228986028"/>
       <w:r>
         <w:t>Ciclo de vida</w:t>
       </w:r>
-      <w:bookmarkEnd w:id="12"/>
+      <w:bookmarkEnd w:id="22"/>
     </w:p>
     <w:p>
       <w:pPr>
@@ -6494,21 +8935,7 @@
         <w:rPr>
           <w:rFonts w:ascii="Aptos" w:eastAsia="Aptos" w:hAnsi="Aptos" w:cs="Aptos"/>
         </w:rPr>
-        <w:t xml:space="preserve">Todo proyecto se rige por un modelo de ciclo de vida. Se tratan de esquemas que organizan las diferentes fases del desarrollo, facilitando la gestión </w:t>
-      </w:r>
-      <w:proofErr w:type="gramStart"/>
-      <w:r>
-        <w:rPr>
-          <w:rFonts w:ascii="Aptos" w:eastAsia="Aptos" w:hAnsi="Aptos" w:cs="Aptos"/>
-        </w:rPr>
-        <w:t>del mismo</w:t>
-      </w:r>
-      <w:proofErr w:type="gramEnd"/>
-      <w:r>
-        <w:rPr>
-          <w:rFonts w:ascii="Aptos" w:eastAsia="Aptos" w:hAnsi="Aptos" w:cs="Aptos"/>
-        </w:rPr>
-        <w:t>.</w:t>
+        <w:t>Todo proyecto se rige por un modelo de ciclo de vida. Se tratan de esquemas que organizan las diferentes fases del desarrollo, facilitando la gestión del mismo.</w:t>
       </w:r>
     </w:p>
     <w:p>
@@ -6537,21 +8964,7 @@
         <w:rPr>
           <w:rFonts w:ascii="Aptos" w:eastAsia="Aptos" w:hAnsi="Aptos" w:cs="Aptos"/>
         </w:rPr>
-        <w:t xml:space="preserve">más, se exige entregar prototipos funcionales repartidos en hitos, por </w:t>
-      </w:r>
-      <w:proofErr w:type="gramStart"/>
-      <w:r>
-        <w:rPr>
-          <w:rFonts w:ascii="Aptos" w:eastAsia="Aptos" w:hAnsi="Aptos" w:cs="Aptos"/>
-        </w:rPr>
-        <w:t>tanto</w:t>
-      </w:r>
-      <w:proofErr w:type="gramEnd"/>
-      <w:r>
-        <w:rPr>
-          <w:rFonts w:ascii="Aptos" w:eastAsia="Aptos" w:hAnsi="Aptos" w:cs="Aptos"/>
-        </w:rPr>
-        <w:t xml:space="preserve"> un </w:t>
+        <w:t xml:space="preserve">más, se exige entregar prototipos funcionales repartidos en hitos, por tanto un </w:t>
       </w:r>
       <w:r>
         <w:rPr>
@@ -6579,11 +8992,11 @@
       <w:pPr>
         <w:pStyle w:val="Ttulo2"/>
       </w:pPr>
-      <w:bookmarkStart w:id="13" w:name="_Toc223718672"/>
+      <w:bookmarkStart w:id="23" w:name="_Toc228986029"/>
       <w:r>
         <w:t>Metodología ágil</w:t>
       </w:r>
-      <w:bookmarkEnd w:id="13"/>
+      <w:bookmarkEnd w:id="23"/>
     </w:p>
     <w:p>
       <w:pPr>
@@ -6894,7 +9307,7 @@
       <w:pPr>
         <w:pStyle w:val="Ttulo2"/>
       </w:pPr>
-      <w:bookmarkStart w:id="14" w:name="_Toc223718673"/>
+      <w:bookmarkStart w:id="24" w:name="_Toc228986030"/>
       <w:r>
         <w:t xml:space="preserve">Nuestro Tablero </w:t>
       </w:r>
@@ -6902,11 +9315,11 @@
       <w:r>
         <w:t>KanBan</w:t>
       </w:r>
+      <w:bookmarkEnd w:id="24"/>
       <w:proofErr w:type="spellEnd"/>
       <w:r>
         <w:t xml:space="preserve"> </w:t>
       </w:r>
-      <w:bookmarkEnd w:id="14"/>
     </w:p>
     <w:p>
       <w:pPr>
@@ -6977,7 +9390,7 @@
         <w:pStyle w:val="Descripcin"/>
       </w:pPr>
       <w:fldSimple w:instr=" SEQ Ilustración \* ARABIC ">
-        <w:bookmarkStart w:id="15" w:name="_Toc223618251"/>
+        <w:bookmarkStart w:id="25" w:name="_Toc228986063"/>
         <w:r>
           <w:rPr>
             <w:noProof/>
@@ -6988,7 +9401,7 @@
       <w:r>
         <w:t>- Tablero Trello Hito 2 1/2</w:t>
       </w:r>
-      <w:bookmarkEnd w:id="15"/>
+      <w:bookmarkEnd w:id="25"/>
     </w:p>
     <w:p/>
     <w:p>
@@ -7048,7 +9461,7 @@
         <w:pStyle w:val="Descripcin"/>
       </w:pPr>
       <w:fldSimple w:instr=" SEQ Ilustración \* ARABIC ">
-        <w:bookmarkStart w:id="16" w:name="_Toc223618252"/>
+        <w:bookmarkStart w:id="26" w:name="_Toc228986064"/>
         <w:r>
           <w:rPr>
             <w:noProof/>
@@ -7059,7 +9472,7 @@
       <w:r>
         <w:t>- Tablero Trello Hito 2 2/2</w:t>
       </w:r>
-      <w:bookmarkEnd w:id="16"/>
+      <w:bookmarkEnd w:id="26"/>
     </w:p>
     <w:p>
       <w:r>
@@ -7070,12 +9483,12 @@
       <w:pPr>
         <w:pStyle w:val="Ttulo2"/>
       </w:pPr>
-      <w:bookmarkStart w:id="17" w:name="_Toc223718674"/>
+      <w:bookmarkStart w:id="27" w:name="_Toc228986031"/>
       <w:r>
         <w:lastRenderedPageBreak/>
         <w:t>Planificación de tareas y toles de equipo</w:t>
       </w:r>
-      <w:bookmarkEnd w:id="17"/>
+      <w:bookmarkEnd w:id="27"/>
     </w:p>
     <w:p>
       <w:pPr>
@@ -7089,21 +9502,7 @@
         <w:rPr>
           <w:rFonts w:ascii="Aptos" w:eastAsia="Aptos" w:hAnsi="Aptos" w:cs="Aptos"/>
         </w:rPr>
-        <w:t xml:space="preserve">En las primeras iteraciones del proyecto la mayoría de </w:t>
-      </w:r>
-      <w:proofErr w:type="gramStart"/>
-      <w:r>
-        <w:rPr>
-          <w:rFonts w:ascii="Aptos" w:eastAsia="Aptos" w:hAnsi="Aptos" w:cs="Aptos"/>
-        </w:rPr>
-        <w:t>roles</w:t>
-      </w:r>
-      <w:proofErr w:type="gramEnd"/>
-      <w:r>
-        <w:rPr>
-          <w:rFonts w:ascii="Aptos" w:eastAsia="Aptos" w:hAnsi="Aptos" w:cs="Aptos"/>
-        </w:rPr>
-        <w:t xml:space="preserve"> y tareas son compartidas, ya que todos estamos participando conjuntamente en todo tipo de tareas y no necesitamos aún a nadie que haga el rol de jefe de proyecto. En iteraciones más avanzadas tendremos roles y tareas más diferenciadas.</w:t>
+        <w:t>En las primeras iteraciones del proyecto la mayoría de roles y tareas son compartidas, ya que todos estamos participando conjuntamente en todo tipo de tareas y no necesitamos aún a nadie que haga el rol de jefe de proyecto. En iteraciones más avanzadas tendremos roles y tareas más diferenciadas.</w:t>
       </w:r>
     </w:p>
     <w:p>
@@ -7552,7 +9951,7 @@
         <w:pStyle w:val="Descripcin"/>
       </w:pPr>
       <w:fldSimple w:instr=" SEQ Ilustración \* ARABIC ">
-        <w:bookmarkStart w:id="18" w:name="_Toc223618253"/>
+        <w:bookmarkStart w:id="28" w:name="_Toc228986065"/>
         <w:r>
           <w:rPr>
             <w:noProof/>
@@ -7563,7 +9962,7 @@
       <w:r>
         <w:t>- Planificación de Tareas</w:t>
       </w:r>
-      <w:bookmarkEnd w:id="18"/>
+      <w:bookmarkEnd w:id="28"/>
     </w:p>
     <w:p>
       <w:pPr>
@@ -7920,7 +10319,7 @@
         <w:pStyle w:val="Descripcin"/>
       </w:pPr>
       <w:fldSimple w:instr=" SEQ Ilustración \* ARABIC ">
-        <w:bookmarkStart w:id="19" w:name="_Toc223618254"/>
+        <w:bookmarkStart w:id="29" w:name="_Toc228986066"/>
         <w:r>
           <w:rPr>
             <w:noProof/>
@@ -7931,7 +10330,7 @@
       <w:r>
         <w:t>- Roles de equipo</w:t>
       </w:r>
-      <w:bookmarkEnd w:id="19"/>
+      <w:bookmarkEnd w:id="29"/>
     </w:p>
     <w:p>
       <w:r>
@@ -7940,24 +10339,24 @@
     </w:p>
     <w:p>
       <w:pPr>
-        <w:pStyle w:val="Ttulo"/>
-        <w:numPr>
-          <w:ilvl w:val="0"/>
-          <w:numId w:val="15"/>
-        </w:numPr>
-      </w:pPr>
+        <w:pStyle w:val="Ttulo1"/>
+      </w:pPr>
+      <w:bookmarkStart w:id="30" w:name="_Toc228986032"/>
       <w:r>
         <w:lastRenderedPageBreak/>
         <w:t>Codificación</w:t>
       </w:r>
+      <w:bookmarkEnd w:id="30"/>
     </w:p>
     <w:p>
       <w:pPr>
         <w:pStyle w:val="Ttulo2"/>
       </w:pPr>
+      <w:bookmarkStart w:id="31" w:name="_Toc228986033"/>
       <w:r>
         <w:t>Entorno de programación</w:t>
       </w:r>
+      <w:bookmarkEnd w:id="31"/>
     </w:p>
     <w:p>
       <w:pPr>
@@ -8114,9 +10513,11 @@
       <w:pPr>
         <w:pStyle w:val="Ttulo2"/>
       </w:pPr>
+      <w:bookmarkStart w:id="32" w:name="_Toc228986034"/>
       <w:r>
         <w:t>Lenguajes y herramientas</w:t>
       </w:r>
+      <w:bookmarkEnd w:id="32"/>
     </w:p>
     <w:p>
       <w:pPr>
@@ -8280,9 +10681,11 @@
       <w:pPr>
         <w:pStyle w:val="Ttulo2"/>
       </w:pPr>
+      <w:bookmarkStart w:id="33" w:name="_Toc228986035"/>
       <w:r>
         <w:t>Aspectos relevantes de la implementación</w:t>
       </w:r>
+      <w:bookmarkEnd w:id="33"/>
     </w:p>
     <w:p>
       <w:pPr>
@@ -8449,6 +10852,7 @@
         <w:pStyle w:val="Descripcin"/>
       </w:pPr>
       <w:fldSimple w:instr=" SEQ Ilustración \* ARABIC ">
+        <w:bookmarkStart w:id="34" w:name="_Toc228986067"/>
         <w:r>
           <w:rPr>
             <w:noProof/>
@@ -8459,6 +10863,7 @@
       <w:r>
         <w:t xml:space="preserve"> Creación usuario 1/3</w:t>
       </w:r>
+      <w:bookmarkEnd w:id="34"/>
     </w:p>
     <w:p>
       <w:pPr>
@@ -8510,6 +10915,7 @@
         <w:pStyle w:val="Descripcin"/>
       </w:pPr>
       <w:fldSimple w:instr=" SEQ Ilustración \* ARABIC ">
+        <w:bookmarkStart w:id="35" w:name="_Toc228986068"/>
         <w:r>
           <w:rPr>
             <w:noProof/>
@@ -8520,6 +10926,7 @@
       <w:r>
         <w:t xml:space="preserve"> Creación usuario 2/3</w:t>
       </w:r>
+      <w:bookmarkEnd w:id="35"/>
     </w:p>
     <w:p>
       <w:pPr>
@@ -8571,6 +10978,7 @@
         <w:pStyle w:val="Descripcin"/>
       </w:pPr>
       <w:fldSimple w:instr=" SEQ Ilustración \* ARABIC ">
+        <w:bookmarkStart w:id="36" w:name="_Toc228986069"/>
         <w:r>
           <w:rPr>
             <w:noProof/>
@@ -8581,6 +10989,7 @@
       <w:r>
         <w:t xml:space="preserve"> Creación usuario 3/3</w:t>
       </w:r>
+      <w:bookmarkEnd w:id="36"/>
     </w:p>
     <w:p>
       <w:pPr>
@@ -8685,6 +11094,7 @@
         </w:rPr>
         <w:fldChar w:fldCharType="separate"/>
       </w:r>
+      <w:bookmarkStart w:id="37" w:name="_Toc228986070"/>
       <w:r>
         <w:rPr>
           <w:b/>
@@ -8703,6 +11113,7 @@
       <w:r>
         <w:t xml:space="preserve"> Control acceso plataforma</w:t>
       </w:r>
+      <w:bookmarkEnd w:id="37"/>
     </w:p>
     <w:p/>
     <w:p>
@@ -8781,6 +11192,9 @@
         <w:keepNext/>
       </w:pPr>
       <w:r>
+        <w:rPr>
+          <w:noProof/>
+        </w:rPr>
         <w:lastRenderedPageBreak/>
         <w:drawing>
           <wp:inline distT="0" distB="0" distL="0" distR="0" wp14:anchorId="4E9E85F0" wp14:editId="3BD3495F">
@@ -8824,6 +11238,7 @@
         <w:pStyle w:val="Descripcin"/>
       </w:pPr>
       <w:fldSimple w:instr=" SEQ Ilustración \* ARABIC ">
+        <w:bookmarkStart w:id="38" w:name="_Toc228986071"/>
         <w:r>
           <w:rPr>
             <w:noProof/>
@@ -8834,43 +11249,510 @@
       <w:r>
         <w:t xml:space="preserve"> Método conexión a BD</w:t>
       </w:r>
+      <w:bookmarkEnd w:id="38"/>
     </w:p>
     <w:p/>
     <w:p>
       <w:pPr>
-        <w:pStyle w:val="Ttulo"/>
+        <w:pStyle w:val="Ttulo1"/>
+      </w:pPr>
+      <w:bookmarkStart w:id="39" w:name="_Toc228986036"/>
+      <w:r>
+        <w:t>Manual de usuario</w:t>
+      </w:r>
+      <w:bookmarkEnd w:id="39"/>
+    </w:p>
+    <w:p>
+      <w:pPr>
+        <w:pStyle w:val="Ttulo2"/>
+      </w:pPr>
+      <w:bookmarkStart w:id="40" w:name="_Toc228986037"/>
+      <w:r>
+        <w:t>Entrar al proyecto</w:t>
+      </w:r>
+      <w:bookmarkEnd w:id="40"/>
+    </w:p>
+    <w:p>
+      <w:pPr>
+        <w:jc w:val="both"/>
+      </w:pPr>
+      <w:r>
+        <w:t xml:space="preserve">A la página web del proyecto se puede acceder desde cualquier navegador web, escribiendo la URL </w:t>
+      </w:r>
+      <w:hyperlink r:id="rId30" w:history="1">
+        <w:r>
+          <w:rPr>
+            <w:rStyle w:val="Hipervnculo"/>
+          </w:rPr>
+          <w:t>www.proyecto-r</w:t>
+        </w:r>
+        <w:r>
+          <w:rPr>
+            <w:rStyle w:val="Hipervnculo"/>
+          </w:rPr>
+          <w:t>o</w:t>
+        </w:r>
+        <w:r>
+          <w:rPr>
+            <w:rStyle w:val="Hipervnculo"/>
+          </w:rPr>
+          <w:t>omie.com</w:t>
+        </w:r>
+      </w:hyperlink>
+      <w:r>
+        <w:t>. En el caso de abrirlo desde una carpeta local, se podrá igualmente abrir cualquier archivo con formato .</w:t>
+      </w:r>
+      <w:proofErr w:type="spellStart"/>
+      <w:r>
+        <w:t>html</w:t>
+      </w:r>
+      <w:proofErr w:type="spellEnd"/>
+      <w:r>
+        <w:t xml:space="preserve"> usando cualquier navegador.  </w:t>
+      </w:r>
+    </w:p>
+    <w:p>
+      <w:pPr>
+        <w:rPr>
+          <w:rFonts w:asciiTheme="majorHAnsi" w:eastAsiaTheme="majorEastAsia" w:hAnsiTheme="majorHAnsi" w:cstheme="majorBidi"/>
+          <w:color w:val="0F4761" w:themeColor="accent1" w:themeShade="BF"/>
+          <w:sz w:val="32"/>
+          <w:szCs w:val="32"/>
+        </w:rPr>
+      </w:pPr>
+      <w:r>
+        <w:br w:type="page"/>
+      </w:r>
+    </w:p>
+    <w:p>
+      <w:pPr>
+        <w:pStyle w:val="Ttulo2"/>
+      </w:pPr>
+      <w:bookmarkStart w:id="41" w:name="_Toc228986038"/>
+      <w:r>
+        <w:lastRenderedPageBreak/>
+        <w:t>Registro, inicio de sesión y navegación.</w:t>
+      </w:r>
+      <w:bookmarkEnd w:id="41"/>
+    </w:p>
+    <w:p>
+      <w:r>
+        <w:t>En la página de registro podrás crear tu cuenta simulada de usuario</w:t>
+      </w:r>
+      <w:r>
+        <w:t xml:space="preserve"> donde eliges si quieres acceder como inquilino o arrendador</w:t>
+      </w:r>
+      <w:r>
+        <w:t>. Insertando tu nombre, apellidos, correo electrónico, teléfono y contraseña.</w:t>
+      </w:r>
+    </w:p>
+    <w:p>
+      <w:pPr>
+        <w:keepNext/>
+      </w:pPr>
+      <w:r>
+        <w:drawing>
+          <wp:inline distT="0" distB="0" distL="0" distR="0" wp14:anchorId="65AB6F30" wp14:editId="634884E8">
+            <wp:extent cx="4802529" cy="7296150"/>
+            <wp:effectExtent l="0" t="0" r="0" b="0"/>
+            <wp:docPr id="805360113" name="Imagen 1"/>
+            <wp:cNvGraphicFramePr>
+              <a:graphicFrameLocks xmlns:a="http://schemas.openxmlformats.org/drawingml/2006/main" noChangeAspect="1"/>
+            </wp:cNvGraphicFramePr>
+            <a:graphic xmlns:a="http://schemas.openxmlformats.org/drawingml/2006/main">
+              <a:graphicData uri="http://schemas.openxmlformats.org/drawingml/2006/picture">
+                <pic:pic xmlns:pic="http://schemas.openxmlformats.org/drawingml/2006/picture">
+                  <pic:nvPicPr>
+                    <pic:cNvPr id="805360113" name=""/>
+                    <pic:cNvPicPr/>
+                  </pic:nvPicPr>
+                  <pic:blipFill>
+                    <a:blip r:embed="rId31"/>
+                    <a:stretch>
+                      <a:fillRect/>
+                    </a:stretch>
+                  </pic:blipFill>
+                  <pic:spPr>
+                    <a:xfrm>
+                      <a:off x="0" y="0"/>
+                      <a:ext cx="4804947" cy="7299824"/>
+                    </a:xfrm>
+                    <a:prstGeom prst="rect">
+                      <a:avLst/>
+                    </a:prstGeom>
+                  </pic:spPr>
+                </pic:pic>
+              </a:graphicData>
+            </a:graphic>
+          </wp:inline>
+        </w:drawing>
+      </w:r>
+    </w:p>
+    <w:p>
+      <w:pPr>
+        <w:pStyle w:val="Descripcin"/>
+      </w:pPr>
+      <w:fldSimple w:instr=" SEQ Ilustración \* ARABIC ">
+        <w:bookmarkStart w:id="42" w:name="_Toc228986072"/>
+        <w:r>
+          <w:rPr>
+            <w:noProof/>
+          </w:rPr>
+          <w:t>14</w:t>
+        </w:r>
+      </w:fldSimple>
+      <w:r>
+        <w:t xml:space="preserve"> Creación de cuenta</w:t>
+      </w:r>
+      <w:bookmarkEnd w:id="42"/>
+    </w:p>
+    <w:p>
+      <w:r>
+        <w:lastRenderedPageBreak/>
+        <w:br/>
+      </w:r>
+    </w:p>
+    <w:p>
+      <w:r>
+        <w:t xml:space="preserve">Usando tu correo y contraseña, a partir de ahora, podrás acceder a tu perfil desde la pantalla de inicio de sesión. Desde tu perfil podrás publicar las habitaciones que ofreces, si eres arrendador, o ver tu habitación alquilada, si eres inquilino. </w:t>
+      </w:r>
+    </w:p>
+    <w:p>
+      <w:pPr>
+        <w:keepNext/>
+      </w:pPr>
+      <w:r>
+        <w:drawing>
+          <wp:inline distT="0" distB="0" distL="0" distR="0" wp14:anchorId="374C5F60" wp14:editId="4C477F54">
+            <wp:extent cx="5731510" cy="5079365"/>
+            <wp:effectExtent l="0" t="0" r="2540" b="6985"/>
+            <wp:docPr id="484740562" name="Imagen 1"/>
+            <wp:cNvGraphicFramePr>
+              <a:graphicFrameLocks xmlns:a="http://schemas.openxmlformats.org/drawingml/2006/main" noChangeAspect="1"/>
+            </wp:cNvGraphicFramePr>
+            <a:graphic xmlns:a="http://schemas.openxmlformats.org/drawingml/2006/main">
+              <a:graphicData uri="http://schemas.openxmlformats.org/drawingml/2006/picture">
+                <pic:pic xmlns:pic="http://schemas.openxmlformats.org/drawingml/2006/picture">
+                  <pic:nvPicPr>
+                    <pic:cNvPr id="484740562" name=""/>
+                    <pic:cNvPicPr/>
+                  </pic:nvPicPr>
+                  <pic:blipFill>
+                    <a:blip r:embed="rId32"/>
+                    <a:stretch>
+                      <a:fillRect/>
+                    </a:stretch>
+                  </pic:blipFill>
+                  <pic:spPr>
+                    <a:xfrm>
+                      <a:off x="0" y="0"/>
+                      <a:ext cx="5731510" cy="5079365"/>
+                    </a:xfrm>
+                    <a:prstGeom prst="rect">
+                      <a:avLst/>
+                    </a:prstGeom>
+                  </pic:spPr>
+                </pic:pic>
+              </a:graphicData>
+            </a:graphic>
+          </wp:inline>
+        </w:drawing>
+      </w:r>
+    </w:p>
+    <w:p>
+      <w:pPr>
+        <w:pStyle w:val="Descripcin"/>
+      </w:pPr>
+      <w:fldSimple w:instr=" SEQ Ilustración \* ARABIC ">
+        <w:bookmarkStart w:id="43" w:name="_Toc228986073"/>
+        <w:r>
+          <w:rPr>
+            <w:noProof/>
+          </w:rPr>
+          <w:t>15</w:t>
+        </w:r>
+      </w:fldSimple>
+      <w:r>
+        <w:t xml:space="preserve"> Inicio de sesión</w:t>
+      </w:r>
+      <w:bookmarkEnd w:id="43"/>
+    </w:p>
+    <w:p>
+      <w:r>
+        <w:t xml:space="preserve">En la pestaña de Buscar, podrás explorar los diferentes anuncios de habitaciones disponibles. Podrás filtrar los resultados que buscas desde el buscador. </w:t>
+      </w:r>
+    </w:p>
+    <w:p>
+      <w:r>
+        <w:t xml:space="preserve">En la pantalla de inicio encontrarás un resumen del proyecto y sus objetivos. </w:t>
+      </w:r>
+    </w:p>
+    <w:p/>
+    <w:p>
+      <w:r>
+        <w:br w:type="page"/>
+      </w:r>
+    </w:p>
+    <w:p>
+      <w:pPr>
+        <w:pStyle w:val="Ttulo2"/>
+      </w:pPr>
+      <w:bookmarkStart w:id="44" w:name="_Toc228986039"/>
+      <w:r>
+        <w:lastRenderedPageBreak/>
+        <w:t>Instrucciones manipulación base de datos</w:t>
+      </w:r>
+      <w:bookmarkEnd w:id="44"/>
+    </w:p>
+    <w:p>
+      <w:r>
+        <w:t xml:space="preserve">En el caso de que el usuario en algún momento tenga que manipular la base de datos, ya sea para crear, eliminar o actualizar usuarios de la página o editar viviendas; lo hará a través de una sencilla app. </w:t>
+      </w:r>
+    </w:p>
+    <w:p>
+      <w:r>
+        <w:t xml:space="preserve">En esta app buscarás la pantalla para manipular los datos que necesitas editar. Una vez encontrada, puedes:  </w:t>
+      </w:r>
+    </w:p>
+    <w:p>
+      <w:pPr>
+        <w:pStyle w:val="Prrafodelista"/>
         <w:numPr>
           <w:ilvl w:val="0"/>
-          <w:numId w:val="15"/>
+          <w:numId w:val="21"/>
         </w:numPr>
       </w:pPr>
       <w:r>
-        <w:t>Manual de usuario</w:t>
-      </w:r>
+        <w:t xml:space="preserve">Añadir nuevos datos. Escribes en los espacios en blanco. Una vez rellenos todos los datos, pulsar insertar. </w:t>
+      </w:r>
+    </w:p>
+    <w:p>
+      <w:pPr>
+        <w:pStyle w:val="Prrafodelista"/>
+        <w:numPr>
+          <w:ilvl w:val="0"/>
+          <w:numId w:val="21"/>
+        </w:numPr>
+      </w:pPr>
+      <w:r>
+        <w:t>Editar datos ya existentes. Seleccionas en la tabla los datos a editar, pulsar editar. Rellenas con los nuevos datos y pulsas guardar.</w:t>
+      </w:r>
+    </w:p>
+    <w:p>
+      <w:pPr>
+        <w:pStyle w:val="Prrafodelista"/>
+        <w:numPr>
+          <w:ilvl w:val="0"/>
+          <w:numId w:val="21"/>
+        </w:numPr>
+      </w:pPr>
+      <w:r>
+        <w:t xml:space="preserve">Eliminar datos. Seleccionas en la tabla los datos a eliminar. Pulsas eliminar. </w:t>
+      </w:r>
+    </w:p>
+    <w:p>
+      <w:pPr>
+        <w:rPr>
+          <w:color w:val="EE0000"/>
+        </w:rPr>
+      </w:pPr>
+      <w:r>
+        <w:rPr>
+          <w:color w:val="EE0000"/>
+        </w:rPr>
+        <w:t>FOTO CRUD</w:t>
+      </w:r>
+    </w:p>
+    <w:p>
+      <w:pPr>
+        <w:rPr>
+          <w:color w:val="EE0000"/>
+        </w:rPr>
+      </w:pPr>
+    </w:p>
+    <w:p>
+      <w:pPr>
+        <w:pStyle w:val="Ttulo1"/>
+      </w:pPr>
+      <w:bookmarkStart w:id="45" w:name="_Toc228986040"/>
+      <w:r>
+        <w:t>Requisitos e instalación</w:t>
+      </w:r>
+      <w:bookmarkEnd w:id="45"/>
+    </w:p>
+    <w:p>
+      <w:pPr>
+        <w:pStyle w:val="Ttulo2"/>
+      </w:pPr>
+      <w:bookmarkStart w:id="46" w:name="_Toc228986041"/>
+      <w:r>
+        <w:t>Requisitos del sistema</w:t>
+      </w:r>
+      <w:bookmarkEnd w:id="46"/>
+    </w:p>
+    <w:p>
+      <w:r>
+        <w:t xml:space="preserve">Para acceder a la página web del proyecto no hay unos requisitos mínimos, simplemente se necesita cualquier dispositivo con acceso a internet y que pueda abrir un navegador web. </w:t>
+      </w:r>
+    </w:p>
+    <w:p>
+      <w:r>
+        <w:t xml:space="preserve">Por otro </w:t>
+      </w:r>
+      <w:r>
+        <w:t>lado,</w:t>
+      </w:r>
+      <w:r>
+        <w:t xml:space="preserve"> para acceder al sistema de manipulación de base de datos a través del sistema CRUD, se necesitará:</w:t>
+      </w:r>
+    </w:p>
+    <w:p>
+      <w:pPr>
+        <w:pStyle w:val="Prrafodelista"/>
+        <w:numPr>
+          <w:ilvl w:val="0"/>
+          <w:numId w:val="21"/>
+        </w:numPr>
+      </w:pPr>
+      <w:r>
+        <w:t>Tener Java instalado en el PC.</w:t>
+      </w:r>
+    </w:p>
+    <w:p>
+      <w:pPr>
+        <w:pStyle w:val="Prrafodelista"/>
+        <w:numPr>
+          <w:ilvl w:val="0"/>
+          <w:numId w:val="21"/>
+        </w:numPr>
+      </w:pPr>
+      <w:r>
+        <w:t xml:space="preserve">Un entorno de desarrollo moderno desde el que ejecutar un proyecto </w:t>
+      </w:r>
+      <w:proofErr w:type="spellStart"/>
+      <w:r>
+        <w:t>JavaFX</w:t>
+      </w:r>
+      <w:proofErr w:type="spellEnd"/>
+      <w:r>
+        <w:t xml:space="preserve">. Ya que no está incluido en el JDK estándar de Java. </w:t>
+      </w:r>
+    </w:p>
+    <w:p>
+      <w:pPr>
+        <w:pStyle w:val="Prrafodelista"/>
+        <w:numPr>
+          <w:ilvl w:val="0"/>
+          <w:numId w:val="21"/>
+        </w:numPr>
+      </w:pPr>
+      <w:r>
+        <w:t xml:space="preserve">Tener SQL Server Management Studio </w:t>
+      </w:r>
+      <w:r>
+        <w:t xml:space="preserve">instalado en el PC. Debes tener el puerto TCP/IP 1433 habilitado, así como tener el modo de autenticación de SQL Server activado y </w:t>
+      </w:r>
+      <w:r>
+        <w:t>el usuario “</w:t>
+      </w:r>
+      <w:proofErr w:type="spellStart"/>
+      <w:r>
+        <w:t>sa</w:t>
+      </w:r>
+      <w:proofErr w:type="spellEnd"/>
+      <w:r>
+        <w:t xml:space="preserve">” activo. La contraseña de este usuario deber ser “roomie1234”. </w:t>
+      </w:r>
+    </w:p>
+    <w:p>
+      <w:pPr>
+        <w:pStyle w:val="Ttulo2"/>
+      </w:pPr>
+      <w:bookmarkStart w:id="47" w:name="_Toc228986042"/>
+      <w:r>
+        <w:t>Instalación y ejecución</w:t>
+      </w:r>
+      <w:bookmarkEnd w:id="47"/>
+    </w:p>
+    <w:p>
+      <w:r>
+        <w:t xml:space="preserve">Una vez más, la página web del proyecto se podrá abrir desde cualquier dispositivo que tenga conexión a internet y a un navegador. Y en el caso de no tener acceso a red, se puede abrir en local si se dispone del árbol de ficheros con los HTML, CSS y JS. Simplemente clonar el repositorio del proyecto entero en tu dispositivo, entrar a la carpeta de la web, y abrir los HTML deseados. </w:t>
+      </w:r>
+    </w:p>
+    <w:p>
+      <w:r>
+        <w:lastRenderedPageBreak/>
+        <w:t xml:space="preserve">Para el proyecto de </w:t>
+      </w:r>
+      <w:proofErr w:type="spellStart"/>
+      <w:r>
+        <w:t>JavaFX</w:t>
+      </w:r>
+      <w:proofErr w:type="spellEnd"/>
+      <w:r>
+        <w:t xml:space="preserve">, se debe abrir el proyecto de programación desde un entorno de desarrollo compatible, como es IntelliJ IDEA. </w:t>
+      </w:r>
+      <w:r>
+        <w:br/>
+        <w:t>Y para poder recrear la base de datos, se debe ejecutar el script que se encuentra en la carpeta “</w:t>
+      </w:r>
+      <w:proofErr w:type="spellStart"/>
+      <w:r>
+        <w:t>Database</w:t>
+      </w:r>
+      <w:proofErr w:type="spellEnd"/>
+      <w:r>
+        <w:t>”,</w:t>
+      </w:r>
+      <w:r>
+        <w:t xml:space="preserve"> desde una consulta nueva en SQL Server Management Studio. </w:t>
+      </w:r>
+    </w:p>
+    <w:p>
+      <w:r>
+        <w:t xml:space="preserve">Siguiendo todos estos requisitos, podrás abrir el proyecto </w:t>
+      </w:r>
+      <w:proofErr w:type="spellStart"/>
+      <w:r>
+        <w:t>Roomie</w:t>
+      </w:r>
+      <w:proofErr w:type="spellEnd"/>
+      <w:r>
+        <w:t xml:space="preserve"> en tú PC. </w:t>
+      </w:r>
+    </w:p>
+    <w:p/>
+    <w:p>
+      <w:pPr>
+        <w:pStyle w:val="Ttulo1"/>
+      </w:pPr>
+      <w:bookmarkStart w:id="48" w:name="_Toc228986043"/>
+      <w:r>
+        <w:t>Conclusiones</w:t>
+      </w:r>
+      <w:bookmarkEnd w:id="48"/>
     </w:p>
     <w:p/>
     <w:p/>
     <w:p>
       <w:pPr>
-        <w:pStyle w:val="Ttulo"/>
-        <w:numPr>
-          <w:ilvl w:val="0"/>
-          <w:numId w:val="15"/>
-        </w:numPr>
-      </w:pPr>
+        <w:pStyle w:val="Ttulo1"/>
+      </w:pPr>
+      <w:bookmarkStart w:id="49" w:name="_Toc228986044"/>
       <w:r>
         <w:t>Plan de negocio</w:t>
       </w:r>
+      <w:bookmarkEnd w:id="49"/>
     </w:p>
     <w:p>
       <w:pPr>
         <w:pStyle w:val="Ttulo2"/>
       </w:pPr>
-      <w:bookmarkStart w:id="20" w:name="_Toc223718675"/>
+      <w:bookmarkStart w:id="50" w:name="_Toc228986045"/>
       <w:r>
         <w:t>Público objetivo</w:t>
       </w:r>
-      <w:bookmarkEnd w:id="20"/>
+      <w:bookmarkEnd w:id="50"/>
     </w:p>
     <w:p>
       <w:pPr>
@@ -8899,11 +11781,11 @@
       <w:pPr>
         <w:pStyle w:val="Ttulo2"/>
       </w:pPr>
-      <w:bookmarkStart w:id="21" w:name="_Toc223718676"/>
+      <w:bookmarkStart w:id="51" w:name="_Toc228986046"/>
       <w:r>
         <w:t>Utilidad social</w:t>
       </w:r>
-      <w:bookmarkEnd w:id="21"/>
+      <w:bookmarkEnd w:id="51"/>
     </w:p>
     <w:p>
       <w:pPr>
@@ -8914,21 +11796,7 @@
         <w:rPr>
           <w:rFonts w:ascii="Aptos" w:eastAsia="Aptos" w:hAnsi="Aptos" w:cs="Aptos"/>
         </w:rPr>
-        <w:t xml:space="preserve">Trabajamos para ayudar a los estudiantes a encontrar pisos durante su año lectivo. El resto de </w:t>
-      </w:r>
-      <w:proofErr w:type="gramStart"/>
-      <w:r>
-        <w:rPr>
-          <w:rFonts w:ascii="Aptos" w:eastAsia="Aptos" w:hAnsi="Aptos" w:cs="Aptos"/>
-        </w:rPr>
-        <w:t>buscadores</w:t>
-      </w:r>
-      <w:proofErr w:type="gramEnd"/>
-      <w:r>
-        <w:rPr>
-          <w:rFonts w:ascii="Aptos" w:eastAsia="Aptos" w:hAnsi="Aptos" w:cs="Aptos"/>
-        </w:rPr>
-        <w:t xml:space="preserve"> abarcan todo el mercado inmobiliario, no filtrando correctamente las posibles conexiones con centros de interés.</w:t>
+        <w:t>Trabajamos para ayudar a los estudiantes a encontrar pisos durante su año lectivo. El resto de buscadores abarcan todo el mercado inmobiliario, no filtrando correctamente las posibles conexiones con centros de interés.</w:t>
       </w:r>
     </w:p>
     <w:p>
@@ -8940,7 +11808,6 @@
         <w:rPr>
           <w:rFonts w:ascii="Aptos" w:eastAsia="Aptos" w:hAnsi="Aptos" w:cs="Aptos"/>
         </w:rPr>
-        <w:lastRenderedPageBreak/>
         <w:t>Planteamos una plataforma simple de navegar y que garantiza cercanía al centro de estudio. Además, nosotros garantizamos seguridad para el joven, luchando en contra de posibles fraudes que traten de capitalizar en su falta de experiencia.</w:t>
       </w:r>
     </w:p>
@@ -8949,11 +11816,11 @@
       <w:pPr>
         <w:pStyle w:val="Ttulo2"/>
       </w:pPr>
-      <w:bookmarkStart w:id="22" w:name="_Toc223718677"/>
+      <w:bookmarkStart w:id="52" w:name="_Toc228986047"/>
       <w:r>
         <w:t>Costes y beneficios</w:t>
       </w:r>
-      <w:bookmarkEnd w:id="22"/>
+      <w:bookmarkEnd w:id="52"/>
     </w:p>
     <w:p>
       <w:pPr>
@@ -8991,7 +11858,7 @@
         </w:rPr>
         <w:t xml:space="preserve">Alquiler de oficinas </w:t>
       </w:r>
-      <w:hyperlink r:id="rId30">
+      <w:hyperlink r:id="rId33">
         <w:r>
           <w:rPr>
             <w:rStyle w:val="Hipervnculo"/>
@@ -9060,6 +11927,7 @@
         <w:rPr>
           <w:rFonts w:ascii="Aptos" w:eastAsia="Aptos" w:hAnsi="Aptos" w:cs="Aptos"/>
         </w:rPr>
+        <w:lastRenderedPageBreak/>
         <w:t>Desplazamiento (visitar casas que soliciten ser anunciadas en la página)</w:t>
       </w:r>
     </w:p>
@@ -9125,21 +11993,7 @@
         <w:rPr>
           <w:rFonts w:ascii="Aptos" w:eastAsia="Aptos" w:hAnsi="Aptos" w:cs="Aptos"/>
         </w:rPr>
-        <w:t xml:space="preserve">Plan de Hostinger Cloud </w:t>
-      </w:r>
-      <w:proofErr w:type="gramStart"/>
-      <w:r>
-        <w:rPr>
-          <w:rFonts w:ascii="Aptos" w:eastAsia="Aptos" w:hAnsi="Aptos" w:cs="Aptos"/>
-        </w:rPr>
-        <w:t>Startup</w:t>
-      </w:r>
-      <w:proofErr w:type="gramEnd"/>
-      <w:r>
-        <w:rPr>
-          <w:rFonts w:ascii="Aptos" w:eastAsia="Aptos" w:hAnsi="Aptos" w:cs="Aptos"/>
-        </w:rPr>
-        <w:t xml:space="preserve"> 12 meses: 119,88€</w:t>
+        <w:t>Plan de Hostinger Cloud Startup 12 meses: 119,88€</w:t>
       </w:r>
     </w:p>
     <w:p>
@@ -9249,15 +12103,7 @@
         </w:rPr>
       </w:pPr>
       <w:r>
-        <w:t>Ofrecer un CRM para la administración de los inmuebles desde un portal/</w:t>
-      </w:r>
-      <w:proofErr w:type="gramStart"/>
-      <w:r>
-        <w:t>app</w:t>
-      </w:r>
-      <w:proofErr w:type="gramEnd"/>
-      <w:r>
-        <w:t xml:space="preserve">. </w:t>
+        <w:t xml:space="preserve">Ofrecer un CRM para la administración de los inmuebles desde un portal/app. </w:t>
       </w:r>
       <w:r>
         <w:br/>
@@ -9284,26 +12130,24 @@
     </w:p>
     <w:p>
       <w:pPr>
-        <w:pStyle w:val="Ttulo"/>
-        <w:numPr>
-          <w:ilvl w:val="0"/>
-          <w:numId w:val="15"/>
-        </w:numPr>
-      </w:pPr>
+        <w:pStyle w:val="Ttulo1"/>
+      </w:pPr>
+      <w:bookmarkStart w:id="53" w:name="_Toc228986048"/>
       <w:r>
         <w:lastRenderedPageBreak/>
         <w:t>Prevención de Riesgos Laborales</w:t>
       </w:r>
+      <w:bookmarkEnd w:id="53"/>
     </w:p>
     <w:p>
       <w:pPr>
         <w:pStyle w:val="Ttulo2"/>
       </w:pPr>
-      <w:bookmarkStart w:id="23" w:name="_Toc223718678"/>
+      <w:bookmarkStart w:id="54" w:name="_Toc228986049"/>
       <w:r>
         <w:t>Riesgos derivados de los espacio y equipos de trabajo</w:t>
       </w:r>
-      <w:bookmarkEnd w:id="23"/>
+      <w:bookmarkEnd w:id="54"/>
     </w:p>
     <w:p>
       <w:pPr>
@@ -9454,11 +12298,11 @@
       <w:pPr>
         <w:pStyle w:val="Ttulo2"/>
       </w:pPr>
-      <w:bookmarkStart w:id="24" w:name="_Toc223718679"/>
+      <w:bookmarkStart w:id="55" w:name="_Toc228986050"/>
       <w:r>
         <w:t>Agentes físicos</w:t>
       </w:r>
-      <w:bookmarkEnd w:id="24"/>
+      <w:bookmarkEnd w:id="55"/>
     </w:p>
     <w:p>
       <w:pPr>
@@ -9862,11 +12706,11 @@
       <w:pPr>
         <w:pStyle w:val="Ttulo2"/>
       </w:pPr>
-      <w:bookmarkStart w:id="25" w:name="_Toc223718680"/>
+      <w:bookmarkStart w:id="56" w:name="_Toc228986051"/>
       <w:r>
         <w:t>Riesgos ergonómicos y psicosociales</w:t>
       </w:r>
-      <w:bookmarkEnd w:id="25"/>
+      <w:bookmarkEnd w:id="56"/>
     </w:p>
     <w:p>
       <w:pPr>
@@ -9945,12 +12789,14 @@
     </w:p>
     <w:p>
       <w:pPr>
-        <w:pStyle w:val="Ttulo"/>
-      </w:pPr>
+        <w:pStyle w:val="Ttulo1"/>
+      </w:pPr>
+      <w:bookmarkStart w:id="57" w:name="_Toc228986052"/>
       <w:r>
         <w:lastRenderedPageBreak/>
         <w:t>Bibliografía</w:t>
       </w:r>
+      <w:bookmarkEnd w:id="57"/>
     </w:p>
     <w:p>
       <w:pPr>
@@ -10069,7 +12915,7 @@
         </w:rPr>
         <w:t xml:space="preserve"> </w:t>
       </w:r>
-      <w:hyperlink r:id="rId31">
+      <w:hyperlink r:id="rId34">
         <w:r>
           <w:rPr>
             <w:rStyle w:val="Hipervnculo"/>
@@ -10111,7 +12957,7 @@
         </w:rPr>
         <w:t xml:space="preserve">IES Mutxamel. </w:t>
       </w:r>
-      <w:hyperlink r:id="rId32">
+      <w:hyperlink r:id="rId35">
         <w:r>
           <w:rPr>
             <w:rStyle w:val="Hipervnculo"/>
@@ -10153,7 +12999,7 @@
         </w:rPr>
         <w:t xml:space="preserve">IES Mutxamel. </w:t>
       </w:r>
-      <w:hyperlink r:id="rId33">
+      <w:hyperlink r:id="rId36">
         <w:r>
           <w:rPr>
             <w:rStyle w:val="Hipervnculo"/>
@@ -10187,7 +13033,7 @@
         </w:rPr>
         <w:t xml:space="preserve">. </w:t>
       </w:r>
-      <w:hyperlink r:id="rId34">
+      <w:hyperlink r:id="rId37">
         <w:r>
           <w:rPr>
             <w:rStyle w:val="Hipervnculo"/>
@@ -10199,8 +13045,8 @@
     </w:p>
     <w:p/>
     <w:sectPr>
-      <w:headerReference w:type="default" r:id="rId35"/>
-      <w:footerReference w:type="default" r:id="rId36"/>
+      <w:headerReference w:type="default" r:id="rId38"/>
+      <w:footerReference w:type="default" r:id="rId39"/>
       <w:pgSz w:w="11906" w:h="16838"/>
       <w:pgMar w:top="1440" w:right="1440" w:bottom="1440" w:left="1440" w:header="283" w:footer="720" w:gutter="0"/>
       <w:cols w:space="720"/>
@@ -12296,10 +15142,11 @@
   <w:abstractNum w:abstractNumId="16" w15:restartNumberingAfterBreak="0">
     <w:nsid w:val="61EE0F9E"/>
     <w:multiLevelType w:val="multilevel"/>
-    <w:tmpl w:val="C5E6BF1E"/>
+    <w:tmpl w:val="9A568394"/>
     <w:lvl w:ilvl="0">
       <w:start w:val="1"/>
       <w:numFmt w:val="decimal"/>
+      <w:pStyle w:val="Ttulo1"/>
       <w:lvlText w:val="%1."/>
       <w:lvlJc w:val="left"/>
       <w:pPr>
@@ -12493,6 +15340,119 @@
     </w:lvl>
   </w:abstractNum>
   <w:abstractNum w:abstractNumId="18" w15:restartNumberingAfterBreak="0">
+    <w:nsid w:val="72D77F95"/>
+    <w:multiLevelType w:val="hybridMultilevel"/>
+    <w:tmpl w:val="03E6E4BA"/>
+    <w:lvl w:ilvl="0" w:tplc="3E4C6E6E">
+      <w:start w:val="14"/>
+      <w:numFmt w:val="bullet"/>
+      <w:lvlText w:val="-"/>
+      <w:lvlJc w:val="left"/>
+      <w:pPr>
+        <w:ind w:left="720" w:hanging="360"/>
+      </w:pPr>
+      <w:rPr>
+        <w:rFonts w:ascii="Aptos" w:eastAsiaTheme="minorHAnsi" w:hAnsi="Aptos" w:cstheme="minorBidi" w:hint="default"/>
+      </w:rPr>
+    </w:lvl>
+    <w:lvl w:ilvl="1" w:tplc="0C0A0003" w:tentative="1">
+      <w:start w:val="1"/>
+      <w:numFmt w:val="bullet"/>
+      <w:lvlText w:val="o"/>
+      <w:lvlJc w:val="left"/>
+      <w:pPr>
+        <w:ind w:left="1440" w:hanging="360"/>
+      </w:pPr>
+      <w:rPr>
+        <w:rFonts w:ascii="Courier New" w:hAnsi="Courier New" w:cs="Courier New" w:hint="default"/>
+      </w:rPr>
+    </w:lvl>
+    <w:lvl w:ilvl="2" w:tplc="0C0A0005" w:tentative="1">
+      <w:start w:val="1"/>
+      <w:numFmt w:val="bullet"/>
+      <w:lvlText w:val=""/>
+      <w:lvlJc w:val="left"/>
+      <w:pPr>
+        <w:ind w:left="2160" w:hanging="360"/>
+      </w:pPr>
+      <w:rPr>
+        <w:rFonts w:ascii="Wingdings" w:hAnsi="Wingdings" w:hint="default"/>
+      </w:rPr>
+    </w:lvl>
+    <w:lvl w:ilvl="3" w:tplc="0C0A0001" w:tentative="1">
+      <w:start w:val="1"/>
+      <w:numFmt w:val="bullet"/>
+      <w:lvlText w:val=""/>
+      <w:lvlJc w:val="left"/>
+      <w:pPr>
+        <w:ind w:left="2880" w:hanging="360"/>
+      </w:pPr>
+      <w:rPr>
+        <w:rFonts w:ascii="Symbol" w:hAnsi="Symbol" w:hint="default"/>
+      </w:rPr>
+    </w:lvl>
+    <w:lvl w:ilvl="4" w:tplc="0C0A0003" w:tentative="1">
+      <w:start w:val="1"/>
+      <w:numFmt w:val="bullet"/>
+      <w:lvlText w:val="o"/>
+      <w:lvlJc w:val="left"/>
+      <w:pPr>
+        <w:ind w:left="3600" w:hanging="360"/>
+      </w:pPr>
+      <w:rPr>
+        <w:rFonts w:ascii="Courier New" w:hAnsi="Courier New" w:cs="Courier New" w:hint="default"/>
+      </w:rPr>
+    </w:lvl>
+    <w:lvl w:ilvl="5" w:tplc="0C0A0005" w:tentative="1">
+      <w:start w:val="1"/>
+      <w:numFmt w:val="bullet"/>
+      <w:lvlText w:val=""/>
+      <w:lvlJc w:val="left"/>
+      <w:pPr>
+        <w:ind w:left="4320" w:hanging="360"/>
+      </w:pPr>
+      <w:rPr>
+        <w:rFonts w:ascii="Wingdings" w:hAnsi="Wingdings" w:hint="default"/>
+      </w:rPr>
+    </w:lvl>
+    <w:lvl w:ilvl="6" w:tplc="0C0A0001" w:tentative="1">
+      <w:start w:val="1"/>
+      <w:numFmt w:val="bullet"/>
+      <w:lvlText w:val=""/>
+      <w:lvlJc w:val="left"/>
+      <w:pPr>
+        <w:ind w:left="5040" w:hanging="360"/>
+      </w:pPr>
+      <w:rPr>
+        <w:rFonts w:ascii="Symbol" w:hAnsi="Symbol" w:hint="default"/>
+      </w:rPr>
+    </w:lvl>
+    <w:lvl w:ilvl="7" w:tplc="0C0A0003" w:tentative="1">
+      <w:start w:val="1"/>
+      <w:numFmt w:val="bullet"/>
+      <w:lvlText w:val="o"/>
+      <w:lvlJc w:val="left"/>
+      <w:pPr>
+        <w:ind w:left="5760" w:hanging="360"/>
+      </w:pPr>
+      <w:rPr>
+        <w:rFonts w:ascii="Courier New" w:hAnsi="Courier New" w:cs="Courier New" w:hint="default"/>
+      </w:rPr>
+    </w:lvl>
+    <w:lvl w:ilvl="8" w:tplc="0C0A0005" w:tentative="1">
+      <w:start w:val="1"/>
+      <w:numFmt w:val="bullet"/>
+      <w:lvlText w:val=""/>
+      <w:lvlJc w:val="left"/>
+      <w:pPr>
+        <w:ind w:left="6480" w:hanging="360"/>
+      </w:pPr>
+      <w:rPr>
+        <w:rFonts w:ascii="Wingdings" w:hAnsi="Wingdings" w:hint="default"/>
+      </w:rPr>
+    </w:lvl>
+  </w:abstractNum>
+  <w:abstractNum w:abstractNumId="19" w15:restartNumberingAfterBreak="0">
     <w:nsid w:val="7B622CB4"/>
     <w:multiLevelType w:val="hybridMultilevel"/>
     <w:tmpl w:val="86B0A450"/>
@@ -12506,6 +15466,119 @@
       </w:pPr>
       <w:rPr>
         <w:rFonts w:ascii="Symbol" w:hAnsi="Symbol" w:hint="default"/>
+      </w:rPr>
+    </w:lvl>
+    <w:lvl w:ilvl="1" w:tplc="0C0A0003" w:tentative="1">
+      <w:start w:val="1"/>
+      <w:numFmt w:val="bullet"/>
+      <w:lvlText w:val="o"/>
+      <w:lvlJc w:val="left"/>
+      <w:pPr>
+        <w:ind w:left="1440" w:hanging="360"/>
+      </w:pPr>
+      <w:rPr>
+        <w:rFonts w:ascii="Courier New" w:hAnsi="Courier New" w:cs="Courier New" w:hint="default"/>
+      </w:rPr>
+    </w:lvl>
+    <w:lvl w:ilvl="2" w:tplc="0C0A0005" w:tentative="1">
+      <w:start w:val="1"/>
+      <w:numFmt w:val="bullet"/>
+      <w:lvlText w:val=""/>
+      <w:lvlJc w:val="left"/>
+      <w:pPr>
+        <w:ind w:left="2160" w:hanging="360"/>
+      </w:pPr>
+      <w:rPr>
+        <w:rFonts w:ascii="Wingdings" w:hAnsi="Wingdings" w:hint="default"/>
+      </w:rPr>
+    </w:lvl>
+    <w:lvl w:ilvl="3" w:tplc="0C0A0001" w:tentative="1">
+      <w:start w:val="1"/>
+      <w:numFmt w:val="bullet"/>
+      <w:lvlText w:val=""/>
+      <w:lvlJc w:val="left"/>
+      <w:pPr>
+        <w:ind w:left="2880" w:hanging="360"/>
+      </w:pPr>
+      <w:rPr>
+        <w:rFonts w:ascii="Symbol" w:hAnsi="Symbol" w:hint="default"/>
+      </w:rPr>
+    </w:lvl>
+    <w:lvl w:ilvl="4" w:tplc="0C0A0003" w:tentative="1">
+      <w:start w:val="1"/>
+      <w:numFmt w:val="bullet"/>
+      <w:lvlText w:val="o"/>
+      <w:lvlJc w:val="left"/>
+      <w:pPr>
+        <w:ind w:left="3600" w:hanging="360"/>
+      </w:pPr>
+      <w:rPr>
+        <w:rFonts w:ascii="Courier New" w:hAnsi="Courier New" w:cs="Courier New" w:hint="default"/>
+      </w:rPr>
+    </w:lvl>
+    <w:lvl w:ilvl="5" w:tplc="0C0A0005" w:tentative="1">
+      <w:start w:val="1"/>
+      <w:numFmt w:val="bullet"/>
+      <w:lvlText w:val=""/>
+      <w:lvlJc w:val="left"/>
+      <w:pPr>
+        <w:ind w:left="4320" w:hanging="360"/>
+      </w:pPr>
+      <w:rPr>
+        <w:rFonts w:ascii="Wingdings" w:hAnsi="Wingdings" w:hint="default"/>
+      </w:rPr>
+    </w:lvl>
+    <w:lvl w:ilvl="6" w:tplc="0C0A0001" w:tentative="1">
+      <w:start w:val="1"/>
+      <w:numFmt w:val="bullet"/>
+      <w:lvlText w:val=""/>
+      <w:lvlJc w:val="left"/>
+      <w:pPr>
+        <w:ind w:left="5040" w:hanging="360"/>
+      </w:pPr>
+      <w:rPr>
+        <w:rFonts w:ascii="Symbol" w:hAnsi="Symbol" w:hint="default"/>
+      </w:rPr>
+    </w:lvl>
+    <w:lvl w:ilvl="7" w:tplc="0C0A0003" w:tentative="1">
+      <w:start w:val="1"/>
+      <w:numFmt w:val="bullet"/>
+      <w:lvlText w:val="o"/>
+      <w:lvlJc w:val="left"/>
+      <w:pPr>
+        <w:ind w:left="5760" w:hanging="360"/>
+      </w:pPr>
+      <w:rPr>
+        <w:rFonts w:ascii="Courier New" w:hAnsi="Courier New" w:cs="Courier New" w:hint="default"/>
+      </w:rPr>
+    </w:lvl>
+    <w:lvl w:ilvl="8" w:tplc="0C0A0005" w:tentative="1">
+      <w:start w:val="1"/>
+      <w:numFmt w:val="bullet"/>
+      <w:lvlText w:val=""/>
+      <w:lvlJc w:val="left"/>
+      <w:pPr>
+        <w:ind w:left="6480" w:hanging="360"/>
+      </w:pPr>
+      <w:rPr>
+        <w:rFonts w:ascii="Wingdings" w:hAnsi="Wingdings" w:hint="default"/>
+      </w:rPr>
+    </w:lvl>
+  </w:abstractNum>
+  <w:abstractNum w:abstractNumId="20" w15:restartNumberingAfterBreak="0">
+    <w:nsid w:val="7E154811"/>
+    <w:multiLevelType w:val="hybridMultilevel"/>
+    <w:tmpl w:val="CC00BB8C"/>
+    <w:lvl w:ilvl="0" w:tplc="D4C40BEC">
+      <w:start w:val="14"/>
+      <w:numFmt w:val="bullet"/>
+      <w:lvlText w:val="-"/>
+      <w:lvlJc w:val="left"/>
+      <w:pPr>
+        <w:ind w:left="720" w:hanging="360"/>
+      </w:pPr>
+      <w:rPr>
+        <w:rFonts w:ascii="Aptos" w:eastAsiaTheme="minorHAnsi" w:hAnsi="Aptos" w:cstheme="minorBidi" w:hint="default"/>
       </w:rPr>
     </w:lvl>
     <w:lvl w:ilvl="1" w:tplc="0C0A0003" w:tentative="1">
@@ -12654,13 +15727,19 @@
     <w:abstractNumId w:val="2"/>
   </w:num>
   <w:num w:numId="17" w16cid:durableId="1111163449">
-    <w:abstractNumId w:val="18"/>
+    <w:abstractNumId w:val="19"/>
   </w:num>
   <w:num w:numId="18" w16cid:durableId="1473985840">
     <w:abstractNumId w:val="8"/>
   </w:num>
   <w:num w:numId="19" w16cid:durableId="1342390438">
     <w:abstractNumId w:val="14"/>
+  </w:num>
+  <w:num w:numId="20" w16cid:durableId="1656689130">
+    <w:abstractNumId w:val="20"/>
+  </w:num>
+  <w:num w:numId="21" w16cid:durableId="785151921">
+    <w:abstractNumId w:val="18"/>
   </w:num>
 </w:numbering>
 </file>
@@ -13066,23 +16145,17 @@
   </w:style>
   <w:style w:type="paragraph" w:styleId="Ttulo1">
     <w:name w:val="heading 1"/>
-    <w:basedOn w:val="Normal"/>
+    <w:basedOn w:val="Ttulo"/>
     <w:next w:val="Normal"/>
     <w:uiPriority w:val="9"/>
     <w:qFormat/>
-    <w:rsid w:val="56BA3FB1"/>
+    <w:rsid w:val="00EF096A"/>
     <w:pPr>
-      <w:keepNext/>
-      <w:keepLines/>
-      <w:spacing w:before="360" w:after="80"/>
+      <w:numPr>
+        <w:numId w:val="15"/>
+      </w:numPr>
       <w:outlineLvl w:val="0"/>
     </w:pPr>
-    <w:rPr>
-      <w:rFonts w:asciiTheme="majorHAnsi" w:eastAsiaTheme="majorEastAsia" w:hAnsiTheme="majorHAnsi" w:cstheme="majorBidi"/>
-      <w:color w:val="0F4761" w:themeColor="accent1" w:themeShade="BF"/>
-      <w:sz w:val="40"/>
-      <w:szCs w:val="40"/>
-    </w:rPr>
   </w:style>
   <w:style w:type="paragraph" w:styleId="Ttulo2">
     <w:name w:val="heading 2"/>
@@ -13349,6 +16422,60 @@
     <w:link w:val="Encabezado"/>
     <w:uiPriority w:val="99"/>
     <w:rsid w:val="00E54FE1"/>
+  </w:style>
+  <w:style w:type="character" w:styleId="Mencinsinresolver">
+    <w:name w:val="Unresolved Mention"/>
+    <w:basedOn w:val="Fuentedeprrafopredeter"/>
+    <w:uiPriority w:val="99"/>
+    <w:semiHidden/>
+    <w:unhideWhenUsed/>
+    <w:rsid w:val="000952E4"/>
+    <w:rPr>
+      <w:color w:val="605E5C"/>
+      <w:shd w:val="clear" w:color="auto" w:fill="E1DFDD"/>
+    </w:rPr>
+  </w:style>
+  <w:style w:type="character" w:styleId="Hipervnculovisitado">
+    <w:name w:val="FollowedHyperlink"/>
+    <w:basedOn w:val="Fuentedeprrafopredeter"/>
+    <w:uiPriority w:val="99"/>
+    <w:semiHidden/>
+    <w:unhideWhenUsed/>
+    <w:rsid w:val="000952E4"/>
+    <w:rPr>
+      <w:color w:val="96607D" w:themeColor="followedHyperlink"/>
+      <w:u w:val="single"/>
+    </w:rPr>
+  </w:style>
+  <w:style w:type="paragraph" w:styleId="TtuloTDC">
+    <w:name w:val="TOC Heading"/>
+    <w:basedOn w:val="Ttulo1"/>
+    <w:next w:val="Normal"/>
+    <w:uiPriority w:val="39"/>
+    <w:unhideWhenUsed/>
+    <w:qFormat/>
+    <w:rsid w:val="00CC60C2"/>
+    <w:pPr>
+      <w:spacing w:before="240" w:after="0" w:line="259" w:lineRule="auto"/>
+      <w:outlineLvl w:val="9"/>
+    </w:pPr>
+    <w:rPr>
+      <w:sz w:val="32"/>
+      <w:szCs w:val="32"/>
+      <w:lang w:eastAsia="es-ES"/>
+    </w:rPr>
+  </w:style>
+  <w:style w:type="paragraph" w:styleId="TDC1">
+    <w:name w:val="toc 1"/>
+    <w:basedOn w:val="Normal"/>
+    <w:next w:val="Normal"/>
+    <w:autoRedefine/>
+    <w:uiPriority w:val="39"/>
+    <w:unhideWhenUsed/>
+    <w:rsid w:val="00B62E49"/>
+    <w:pPr>
+      <w:spacing w:after="100"/>
+    </w:pPr>
   </w:style>
 </w:styles>
 </file>
@@ -13634,7 +16761,12 @@
 </file>
 
 <file path=customXml/item3.xml><?xml version="1.0" encoding="utf-8"?>
-<b:Sources xmlns:b="http://schemas.openxmlformats.org/officeDocument/2006/bibliography" xmlns="http://schemas.openxmlformats.org/officeDocument/2006/bibliography" SelectedStyle="\APASixthEditionOfficeOnline.xsl" StyleName="APA" Version="6"/>
+<?mso-contentType ?>
+<FormTemplates xmlns="http://schemas.microsoft.com/sharepoint/v3/contenttype/forms">
+  <Display>DocumentLibraryForm</Display>
+  <Edit>DocumentLibraryForm</Edit>
+  <New>DocumentLibraryForm</New>
+</FormTemplates>
 </file>
 
 <file path=customXml/item4.xml><?xml version="1.0" encoding="utf-8"?>
@@ -13788,12 +16920,7 @@
 </file>
 
 <file path=customXml/item5.xml><?xml version="1.0" encoding="utf-8"?>
-<?mso-contentType ?>
-<FormTemplates xmlns="http://schemas.microsoft.com/sharepoint/v3/contenttype/forms">
-  <Display>DocumentLibraryForm</Display>
-  <Edit>DocumentLibraryForm</Edit>
-  <New>DocumentLibraryForm</New>
-</FormTemplates>
+<b:Sources xmlns:b="http://schemas.openxmlformats.org/officeDocument/2006/bibliography" xmlns="http://schemas.openxmlformats.org/officeDocument/2006/bibliography" SelectedStyle="\APASixthEditionOfficeOnline.xsl" StyleName="APA" Version="6"/>
 </file>
 
 <file path=customXml/itemProps1.xml><?xml version="1.0" encoding="utf-8"?>
@@ -13815,9 +16942,9 @@
 </file>
 
 <file path=customXml/itemProps3.xml><?xml version="1.0" encoding="utf-8"?>
-<ds:datastoreItem xmlns:ds="http://schemas.openxmlformats.org/officeDocument/2006/customXml" ds:itemID="{84CA4A16-CE6B-4C64-8CA7-CF5CBE9EE313}">
+<ds:datastoreItem xmlns:ds="http://schemas.openxmlformats.org/officeDocument/2006/customXml" ds:itemID="{9C62D19F-2C4B-4163-B98D-18BF5B309744}">
   <ds:schemaRefs>
-    <ds:schemaRef ds:uri="http://schemas.openxmlformats.org/officeDocument/2006/bibliography"/>
+    <ds:schemaRef ds:uri="http://schemas.microsoft.com/sharepoint/v3/contenttype/forms"/>
   </ds:schemaRefs>
 </ds:datastoreItem>
 </file>
@@ -13841,9 +16968,9 @@
 </file>
 
 <file path=customXml/itemProps5.xml><?xml version="1.0" encoding="utf-8"?>
-<ds:datastoreItem xmlns:ds="http://schemas.openxmlformats.org/officeDocument/2006/customXml" ds:itemID="{9C62D19F-2C4B-4163-B98D-18BF5B309744}">
+<ds:datastoreItem xmlns:ds="http://schemas.openxmlformats.org/officeDocument/2006/customXml" ds:itemID="{84CA4A16-CE6B-4C64-8CA7-CF5CBE9EE313}">
   <ds:schemaRefs>
-    <ds:schemaRef ds:uri="http://schemas.microsoft.com/sharepoint/v3/contenttype/forms"/>
+    <ds:schemaRef ds:uri="http://schemas.openxmlformats.org/officeDocument/2006/bibliography"/>
   </ds:schemaRefs>
 </ds:datastoreItem>
 </file>
--- a/Documentación_final.docx
+++ b/Documentación_final.docx
@@ -68,21 +68,7 @@
         <w:rPr>
           <w:rStyle w:val="Ttulodellibro"/>
         </w:rPr>
-        <w:t xml:space="preserve">Proyecto </w:t>
-      </w:r>
-      <w:proofErr w:type="spellStart"/>
-      <w:r>
-        <w:rPr>
-          <w:rStyle w:val="Ttulodellibro"/>
-        </w:rPr>
-        <w:t>Intermodular</w:t>
-      </w:r>
-      <w:proofErr w:type="spellEnd"/>
-      <w:r>
-        <w:rPr>
-          <w:rStyle w:val="Ttulodellibro"/>
-        </w:rPr>
-        <w:t xml:space="preserve"> Hito </w:t>
+        <w:t xml:space="preserve">Proyecto Intermodular Hito </w:t>
       </w:r>
       <w:r>
         <w:rPr>
@@ -161,7 +147,6 @@
           <w:u w:val="single"/>
         </w:rPr>
       </w:pPr>
-      <w:proofErr w:type="spellStart"/>
       <w:r>
         <w:rPr>
           <w:sz w:val="40"/>
@@ -171,1348 +156,61 @@
         <w:lastRenderedPageBreak/>
         <w:t>Abstract</w:t>
       </w:r>
-      <w:proofErr w:type="spellEnd"/>
-    </w:p>
-    <w:p>
-      <w:r>
-        <w:t xml:space="preserve">For </w:t>
-      </w:r>
-      <w:proofErr w:type="spellStart"/>
-      <w:r>
-        <w:t>this</w:t>
-      </w:r>
-      <w:proofErr w:type="spellEnd"/>
-      <w:r>
-        <w:t xml:space="preserve"> </w:t>
-      </w:r>
-      <w:proofErr w:type="spellStart"/>
-      <w:r>
-        <w:t>project</w:t>
-      </w:r>
-      <w:proofErr w:type="spellEnd"/>
-      <w:r>
-        <w:t>,</w:t>
-      </w:r>
-      <w:r>
-        <w:t xml:space="preserve"> </w:t>
-      </w:r>
-      <w:proofErr w:type="spellStart"/>
-      <w:r>
-        <w:t>the</w:t>
-      </w:r>
-      <w:proofErr w:type="spellEnd"/>
-      <w:r>
-        <w:t xml:space="preserve"> </w:t>
-      </w:r>
-      <w:proofErr w:type="spellStart"/>
-      <w:r>
-        <w:t>website</w:t>
-      </w:r>
-      <w:proofErr w:type="spellEnd"/>
-      <w:r>
-        <w:t xml:space="preserve"> “</w:t>
-      </w:r>
-      <w:proofErr w:type="spellStart"/>
-      <w:r>
-        <w:t>Ro</w:t>
+    </w:p>
+    <w:p>
+      <w:r>
+        <w:t>For this project,</w:t>
+      </w:r>
+      <w:r>
+        <w:t xml:space="preserve"> the website “Ro</w:t>
       </w:r>
       <w:r>
         <w:t>o</w:t>
       </w:r>
       <w:r>
-        <w:t>mie</w:t>
-      </w:r>
-      <w:proofErr w:type="spellEnd"/>
-      <w:r>
-        <w:t xml:space="preserve">” has </w:t>
-      </w:r>
-      <w:proofErr w:type="spellStart"/>
-      <w:r>
-        <w:t>been</w:t>
-      </w:r>
-      <w:proofErr w:type="spellEnd"/>
-      <w:r>
-        <w:t xml:space="preserve"> </w:t>
-      </w:r>
-      <w:proofErr w:type="spellStart"/>
-      <w:r>
-        <w:t>designed</w:t>
-      </w:r>
-      <w:proofErr w:type="spellEnd"/>
-      <w:r>
-        <w:t>,</w:t>
-      </w:r>
-      <w:r>
-        <w:t xml:space="preserve"> </w:t>
-      </w:r>
-      <w:proofErr w:type="spellStart"/>
-      <w:r>
-        <w:t>that</w:t>
-      </w:r>
-      <w:proofErr w:type="spellEnd"/>
-      <w:r>
-        <w:t xml:space="preserve"> </w:t>
-      </w:r>
-      <w:proofErr w:type="spellStart"/>
-      <w:r>
-        <w:t>will</w:t>
-      </w:r>
-      <w:proofErr w:type="spellEnd"/>
-      <w:r>
-        <w:t xml:space="preserve"> </w:t>
-      </w:r>
-      <w:proofErr w:type="spellStart"/>
-      <w:r>
-        <w:t>help</w:t>
-      </w:r>
-      <w:proofErr w:type="spellEnd"/>
-      <w:r>
-        <w:t xml:space="preserve"> </w:t>
-      </w:r>
-      <w:proofErr w:type="spellStart"/>
-      <w:r>
-        <w:t>students</w:t>
-      </w:r>
-      <w:proofErr w:type="spellEnd"/>
-      <w:r>
-        <w:t xml:space="preserve"> </w:t>
-      </w:r>
-      <w:proofErr w:type="spellStart"/>
-      <w:r>
-        <w:t>find</w:t>
-      </w:r>
-      <w:proofErr w:type="spellEnd"/>
-      <w:r>
-        <w:t xml:space="preserve"> </w:t>
-      </w:r>
-      <w:proofErr w:type="spellStart"/>
-      <w:r>
-        <w:t>rooms</w:t>
-      </w:r>
-      <w:proofErr w:type="spellEnd"/>
-      <w:r>
-        <w:t xml:space="preserve"> </w:t>
-      </w:r>
-      <w:proofErr w:type="spellStart"/>
-      <w:r>
-        <w:t>to</w:t>
-      </w:r>
-      <w:proofErr w:type="spellEnd"/>
-      <w:r>
-        <w:t xml:space="preserve"> </w:t>
-      </w:r>
-      <w:proofErr w:type="spellStart"/>
-      <w:r>
-        <w:t>rent</w:t>
-      </w:r>
-      <w:proofErr w:type="spellEnd"/>
-      <w:r>
-        <w:t xml:space="preserve"> </w:t>
-      </w:r>
-      <w:proofErr w:type="spellStart"/>
-      <w:r>
-        <w:t>near</w:t>
-      </w:r>
-      <w:proofErr w:type="spellEnd"/>
-      <w:r>
-        <w:t xml:space="preserve"> </w:t>
-      </w:r>
-      <w:proofErr w:type="spellStart"/>
-      <w:r>
-        <w:t>the</w:t>
-      </w:r>
-      <w:proofErr w:type="spellEnd"/>
-      <w:r>
-        <w:t xml:space="preserve"> </w:t>
-      </w:r>
-      <w:proofErr w:type="spellStart"/>
-      <w:r>
-        <w:t>universities</w:t>
-      </w:r>
-      <w:proofErr w:type="spellEnd"/>
-      <w:r>
-        <w:t xml:space="preserve"> </w:t>
-      </w:r>
-      <w:proofErr w:type="spellStart"/>
-      <w:r>
-        <w:t>they</w:t>
-      </w:r>
-      <w:proofErr w:type="spellEnd"/>
-      <w:r>
-        <w:t xml:space="preserve"> </w:t>
-      </w:r>
-      <w:proofErr w:type="spellStart"/>
-      <w:r>
-        <w:t>study</w:t>
-      </w:r>
-      <w:proofErr w:type="spellEnd"/>
-      <w:r>
-        <w:t xml:space="preserve"> at</w:t>
-      </w:r>
-      <w:r>
-        <w:t xml:space="preserve">, </w:t>
-      </w:r>
-      <w:proofErr w:type="spellStart"/>
-      <w:r>
-        <w:t>being</w:t>
-      </w:r>
-      <w:proofErr w:type="spellEnd"/>
-      <w:r>
-        <w:t xml:space="preserve"> </w:t>
-      </w:r>
-      <w:proofErr w:type="spellStart"/>
-      <w:r>
-        <w:t>the</w:t>
-      </w:r>
-      <w:proofErr w:type="spellEnd"/>
-      <w:r>
-        <w:t xml:space="preserve"> </w:t>
-      </w:r>
-      <w:proofErr w:type="spellStart"/>
-      <w:r>
-        <w:t>task</w:t>
-      </w:r>
-      <w:proofErr w:type="spellEnd"/>
-      <w:r>
-        <w:t xml:space="preserve"> </w:t>
-      </w:r>
-      <w:proofErr w:type="spellStart"/>
-      <w:r>
-        <w:t>to</w:t>
-      </w:r>
-      <w:proofErr w:type="spellEnd"/>
-      <w:r>
-        <w:t xml:space="preserve"> </w:t>
-      </w:r>
-      <w:proofErr w:type="spellStart"/>
-      <w:r>
-        <w:t>find</w:t>
-      </w:r>
-      <w:proofErr w:type="spellEnd"/>
-      <w:r>
-        <w:t xml:space="preserve"> </w:t>
-      </w:r>
-      <w:proofErr w:type="spellStart"/>
-      <w:r>
-        <w:t>appartments</w:t>
-      </w:r>
-      <w:proofErr w:type="spellEnd"/>
-      <w:r>
-        <w:t xml:space="preserve"> </w:t>
-      </w:r>
-      <w:proofErr w:type="spellStart"/>
-      <w:r>
-        <w:t>to</w:t>
-      </w:r>
-      <w:proofErr w:type="spellEnd"/>
-      <w:r>
-        <w:t xml:space="preserve"> </w:t>
-      </w:r>
-      <w:proofErr w:type="spellStart"/>
-      <w:r>
-        <w:t>rent</w:t>
-      </w:r>
-      <w:proofErr w:type="spellEnd"/>
-      <w:r>
-        <w:t xml:space="preserve"> </w:t>
-      </w:r>
-      <w:proofErr w:type="spellStart"/>
-      <w:r>
-        <w:t>very</w:t>
-      </w:r>
-      <w:proofErr w:type="spellEnd"/>
-      <w:r>
-        <w:t xml:space="preserve"> </w:t>
-      </w:r>
-      <w:proofErr w:type="spellStart"/>
-      <w:r>
-        <w:t>challenging</w:t>
-      </w:r>
-      <w:proofErr w:type="spellEnd"/>
-      <w:r>
-        <w:t xml:space="preserve"> </w:t>
-      </w:r>
-      <w:proofErr w:type="spellStart"/>
-      <w:r>
-        <w:t>for</w:t>
-      </w:r>
-      <w:proofErr w:type="spellEnd"/>
-      <w:r>
-        <w:t xml:space="preserve"> </w:t>
-      </w:r>
-      <w:proofErr w:type="spellStart"/>
-      <w:r>
-        <w:t>young</w:t>
-      </w:r>
-      <w:proofErr w:type="spellEnd"/>
-      <w:r>
-        <w:t xml:space="preserve"> </w:t>
-      </w:r>
-      <w:proofErr w:type="spellStart"/>
-      <w:r>
-        <w:t>students</w:t>
-      </w:r>
-      <w:proofErr w:type="spellEnd"/>
-      <w:r>
-        <w:t xml:space="preserve">. </w:t>
+        <w:t>mie” has been designed,</w:t>
+      </w:r>
+      <w:r>
+        <w:t xml:space="preserve"> that will help students find rooms to rent near the universities they study at</w:t>
+      </w:r>
+      <w:r>
+        <w:t xml:space="preserve">, being the task to find appartments to rent very challenging for young students. </w:t>
       </w:r>
       <w:r>
         <w:br/>
-        <w:t xml:space="preserve">The </w:t>
-      </w:r>
-      <w:proofErr w:type="spellStart"/>
-      <w:r>
-        <w:t>website</w:t>
-      </w:r>
-      <w:proofErr w:type="spellEnd"/>
-      <w:r>
-        <w:t xml:space="preserve"> </w:t>
-      </w:r>
-      <w:proofErr w:type="spellStart"/>
-      <w:r>
-        <w:t>will</w:t>
-      </w:r>
-      <w:proofErr w:type="spellEnd"/>
-      <w:r>
-        <w:t xml:space="preserve"> </w:t>
-      </w:r>
-      <w:proofErr w:type="spellStart"/>
-      <w:r>
-        <w:t>let</w:t>
-      </w:r>
-      <w:proofErr w:type="spellEnd"/>
-      <w:r>
-        <w:t xml:space="preserve"> </w:t>
-      </w:r>
-      <w:proofErr w:type="spellStart"/>
-      <w:r>
-        <w:t>the</w:t>
-      </w:r>
-      <w:proofErr w:type="spellEnd"/>
-      <w:r>
-        <w:t xml:space="preserve"> home </w:t>
-      </w:r>
-      <w:proofErr w:type="spellStart"/>
-      <w:r>
-        <w:t>owners</w:t>
-      </w:r>
-      <w:proofErr w:type="spellEnd"/>
-      <w:r>
-        <w:t xml:space="preserve"> </w:t>
-      </w:r>
-      <w:proofErr w:type="spellStart"/>
-      <w:r>
-        <w:t>publish</w:t>
-      </w:r>
-      <w:proofErr w:type="spellEnd"/>
-      <w:r>
-        <w:t xml:space="preserve"> </w:t>
-      </w:r>
-      <w:proofErr w:type="spellStart"/>
-      <w:r>
-        <w:t>their</w:t>
-      </w:r>
-      <w:proofErr w:type="spellEnd"/>
-      <w:r>
-        <w:t xml:space="preserve"> </w:t>
-      </w:r>
-      <w:proofErr w:type="spellStart"/>
-      <w:r>
-        <w:t>property</w:t>
-      </w:r>
-      <w:proofErr w:type="spellEnd"/>
-      <w:r>
-        <w:t xml:space="preserve"> as a </w:t>
-      </w:r>
-      <w:proofErr w:type="spellStart"/>
-      <w:r>
-        <w:t>whole</w:t>
-      </w:r>
-      <w:proofErr w:type="spellEnd"/>
-      <w:r>
-        <w:t xml:space="preserve">, and </w:t>
-      </w:r>
-      <w:proofErr w:type="spellStart"/>
-      <w:r>
-        <w:t>the</w:t>
-      </w:r>
-      <w:proofErr w:type="spellEnd"/>
-      <w:r>
-        <w:t xml:space="preserve"> </w:t>
-      </w:r>
-      <w:proofErr w:type="spellStart"/>
-      <w:r>
-        <w:t>students</w:t>
-      </w:r>
-      <w:proofErr w:type="spellEnd"/>
-      <w:r>
-        <w:t xml:space="preserve"> </w:t>
-      </w:r>
-      <w:proofErr w:type="spellStart"/>
-      <w:r>
-        <w:t>will</w:t>
-      </w:r>
-      <w:proofErr w:type="spellEnd"/>
-      <w:r>
-        <w:t xml:space="preserve"> </w:t>
-      </w:r>
-      <w:proofErr w:type="spellStart"/>
-      <w:r>
-        <w:t>choose</w:t>
-      </w:r>
-      <w:proofErr w:type="spellEnd"/>
-      <w:r>
-        <w:t xml:space="preserve"> a </w:t>
-      </w:r>
-      <w:proofErr w:type="spellStart"/>
-      <w:r>
-        <w:t>room</w:t>
-      </w:r>
-      <w:proofErr w:type="spellEnd"/>
-      <w:r>
-        <w:t xml:space="preserve"> </w:t>
-      </w:r>
-      <w:proofErr w:type="spellStart"/>
-      <w:r>
-        <w:t>to</w:t>
-      </w:r>
-      <w:proofErr w:type="spellEnd"/>
-      <w:r>
-        <w:t xml:space="preserve"> </w:t>
-      </w:r>
-      <w:proofErr w:type="spellStart"/>
-      <w:r>
-        <w:t>rent</w:t>
-      </w:r>
-      <w:proofErr w:type="spellEnd"/>
-      <w:r>
-        <w:t xml:space="preserve"> </w:t>
-      </w:r>
-      <w:proofErr w:type="spellStart"/>
-      <w:r>
-        <w:t>from</w:t>
-      </w:r>
-      <w:proofErr w:type="spellEnd"/>
-      <w:r>
-        <w:t xml:space="preserve"> </w:t>
-      </w:r>
-      <w:proofErr w:type="spellStart"/>
-      <w:r>
-        <w:t>the</w:t>
-      </w:r>
-      <w:proofErr w:type="spellEnd"/>
-      <w:r>
-        <w:t xml:space="preserve"> </w:t>
-      </w:r>
-      <w:proofErr w:type="spellStart"/>
-      <w:r>
-        <w:t>house</w:t>
-      </w:r>
-      <w:proofErr w:type="spellEnd"/>
-      <w:r>
-        <w:t xml:space="preserve">. </w:t>
+        <w:t xml:space="preserve">The website will let the home owners publish their property as a whole, and the students will choose a room to rent from the house. </w:t>
       </w:r>
       <w:r>
         <w:br/>
-        <w:t xml:space="preserve">The </w:t>
-      </w:r>
-      <w:proofErr w:type="spellStart"/>
-      <w:r>
-        <w:t>price</w:t>
-      </w:r>
-      <w:proofErr w:type="spellEnd"/>
-      <w:r>
-        <w:t xml:space="preserve"> </w:t>
-      </w:r>
-      <w:proofErr w:type="spellStart"/>
-      <w:r>
-        <w:t>of</w:t>
-      </w:r>
-      <w:proofErr w:type="spellEnd"/>
-      <w:r>
-        <w:t xml:space="preserve"> </w:t>
-      </w:r>
-      <w:proofErr w:type="spellStart"/>
-      <w:r>
-        <w:t>the</w:t>
-      </w:r>
-      <w:proofErr w:type="spellEnd"/>
-      <w:r>
-        <w:t xml:space="preserve"> </w:t>
-      </w:r>
-      <w:proofErr w:type="spellStart"/>
-      <w:r>
-        <w:t>room</w:t>
-      </w:r>
-      <w:proofErr w:type="spellEnd"/>
-      <w:r>
-        <w:t xml:space="preserve"> </w:t>
-      </w:r>
-      <w:proofErr w:type="spellStart"/>
-      <w:r>
-        <w:t>won’t</w:t>
-      </w:r>
-      <w:proofErr w:type="spellEnd"/>
-      <w:r>
-        <w:t xml:space="preserve"> </w:t>
-      </w:r>
-      <w:proofErr w:type="spellStart"/>
-      <w:r>
-        <w:t>change</w:t>
-      </w:r>
-      <w:proofErr w:type="spellEnd"/>
-      <w:r>
-        <w:t xml:space="preserve"> </w:t>
-      </w:r>
-      <w:proofErr w:type="spellStart"/>
-      <w:r>
-        <w:t>depending</w:t>
-      </w:r>
-      <w:proofErr w:type="spellEnd"/>
-      <w:r>
-        <w:t xml:space="preserve"> </w:t>
-      </w:r>
-      <w:proofErr w:type="spellStart"/>
-      <w:r>
-        <w:t>on</w:t>
-      </w:r>
-      <w:proofErr w:type="spellEnd"/>
-      <w:r>
-        <w:t xml:space="preserve"> </w:t>
-      </w:r>
-      <w:proofErr w:type="spellStart"/>
-      <w:r>
-        <w:t>the</w:t>
-      </w:r>
-      <w:proofErr w:type="spellEnd"/>
-      <w:r>
-        <w:t xml:space="preserve"> </w:t>
-      </w:r>
-      <w:proofErr w:type="spellStart"/>
-      <w:r>
-        <w:t>amount</w:t>
-      </w:r>
-      <w:proofErr w:type="spellEnd"/>
-      <w:r>
-        <w:t xml:space="preserve"> </w:t>
-      </w:r>
-      <w:proofErr w:type="spellStart"/>
-      <w:r>
-        <w:t>of</w:t>
-      </w:r>
-      <w:proofErr w:type="spellEnd"/>
-      <w:r>
-        <w:t xml:space="preserve"> </w:t>
-      </w:r>
-      <w:proofErr w:type="spellStart"/>
-      <w:r>
-        <w:t>renters</w:t>
-      </w:r>
-      <w:proofErr w:type="spellEnd"/>
-      <w:r>
-        <w:t xml:space="preserve"> in </w:t>
-      </w:r>
-      <w:proofErr w:type="spellStart"/>
-      <w:r>
-        <w:t>the</w:t>
-      </w:r>
-      <w:proofErr w:type="spellEnd"/>
-      <w:r>
-        <w:t xml:space="preserve"> </w:t>
-      </w:r>
-      <w:proofErr w:type="spellStart"/>
-      <w:r>
-        <w:t>house</w:t>
-      </w:r>
-      <w:proofErr w:type="spellEnd"/>
-      <w:r>
-        <w:t xml:space="preserve"> and </w:t>
-      </w:r>
-      <w:proofErr w:type="spellStart"/>
-      <w:r>
-        <w:t>the</w:t>
-      </w:r>
-      <w:proofErr w:type="spellEnd"/>
-      <w:r>
-        <w:t xml:space="preserve"> </w:t>
-      </w:r>
-      <w:proofErr w:type="spellStart"/>
-      <w:r>
-        <w:t>duration</w:t>
-      </w:r>
-      <w:proofErr w:type="spellEnd"/>
-      <w:r>
-        <w:t xml:space="preserve"> </w:t>
-      </w:r>
-      <w:proofErr w:type="spellStart"/>
-      <w:r>
-        <w:t>of</w:t>
-      </w:r>
-      <w:proofErr w:type="spellEnd"/>
-      <w:r>
-        <w:t xml:space="preserve"> </w:t>
-      </w:r>
-      <w:proofErr w:type="spellStart"/>
-      <w:r>
-        <w:t>the</w:t>
-      </w:r>
-      <w:proofErr w:type="spellEnd"/>
-      <w:r>
-        <w:t xml:space="preserve"> </w:t>
-      </w:r>
-      <w:proofErr w:type="spellStart"/>
-      <w:r>
-        <w:t>contract</w:t>
-      </w:r>
-      <w:proofErr w:type="spellEnd"/>
-      <w:r>
-        <w:t xml:space="preserve"> </w:t>
-      </w:r>
-      <w:proofErr w:type="spellStart"/>
-      <w:r>
-        <w:t>will</w:t>
-      </w:r>
-      <w:proofErr w:type="spellEnd"/>
-      <w:r>
-        <w:t xml:space="preserve"> </w:t>
-      </w:r>
-      <w:proofErr w:type="spellStart"/>
-      <w:r>
-        <w:t>always</w:t>
-      </w:r>
-      <w:proofErr w:type="spellEnd"/>
-      <w:r>
-        <w:t xml:space="preserve"> be 9 </w:t>
-      </w:r>
-      <w:proofErr w:type="spellStart"/>
-      <w:r>
-        <w:t>months</w:t>
-      </w:r>
-      <w:proofErr w:type="spellEnd"/>
-      <w:r>
-        <w:t xml:space="preserve">. </w:t>
+        <w:t xml:space="preserve">The price of the room won’t change depending on the amount of renters in the house and the duration of the contract will always be 9 months. </w:t>
       </w:r>
       <w:r>
         <w:br/>
-        <w:t xml:space="preserve">The </w:t>
-      </w:r>
-      <w:proofErr w:type="spellStart"/>
-      <w:r>
-        <w:t>deposit</w:t>
-      </w:r>
-      <w:proofErr w:type="spellEnd"/>
-      <w:r>
-        <w:t xml:space="preserve"> </w:t>
-      </w:r>
-      <w:proofErr w:type="spellStart"/>
-      <w:r>
-        <w:t>will</w:t>
-      </w:r>
-      <w:proofErr w:type="spellEnd"/>
-      <w:r>
-        <w:t xml:space="preserve"> be </w:t>
-      </w:r>
-      <w:proofErr w:type="spellStart"/>
-      <w:r>
-        <w:t>handled</w:t>
-      </w:r>
-      <w:proofErr w:type="spellEnd"/>
-      <w:r>
-        <w:t xml:space="preserve"> </w:t>
-      </w:r>
-      <w:proofErr w:type="spellStart"/>
-      <w:r>
-        <w:t>by</w:t>
-      </w:r>
-      <w:proofErr w:type="spellEnd"/>
-      <w:r>
-        <w:t xml:space="preserve"> a </w:t>
-      </w:r>
-      <w:proofErr w:type="spellStart"/>
-      <w:r>
-        <w:t>third</w:t>
-      </w:r>
-      <w:proofErr w:type="spellEnd"/>
-      <w:r>
-        <w:t xml:space="preserve"> </w:t>
-      </w:r>
-      <w:proofErr w:type="spellStart"/>
-      <w:r>
-        <w:t>party</w:t>
-      </w:r>
-      <w:proofErr w:type="spellEnd"/>
-      <w:r>
-        <w:t xml:space="preserve">, and </w:t>
-      </w:r>
-      <w:proofErr w:type="spellStart"/>
-      <w:r>
-        <w:t>will</w:t>
-      </w:r>
-      <w:proofErr w:type="spellEnd"/>
-      <w:r>
-        <w:t xml:space="preserve"> </w:t>
-      </w:r>
-      <w:proofErr w:type="spellStart"/>
-      <w:r>
-        <w:t>only</w:t>
-      </w:r>
-      <w:proofErr w:type="spellEnd"/>
-      <w:r>
-        <w:t xml:space="preserve"> be </w:t>
-      </w:r>
-      <w:proofErr w:type="spellStart"/>
-      <w:r>
-        <w:t>given</w:t>
-      </w:r>
-      <w:proofErr w:type="spellEnd"/>
-      <w:r>
-        <w:t xml:space="preserve"> back </w:t>
-      </w:r>
-      <w:proofErr w:type="spellStart"/>
-      <w:r>
-        <w:t>with</w:t>
-      </w:r>
-      <w:proofErr w:type="spellEnd"/>
-      <w:r>
-        <w:t xml:space="preserve"> </w:t>
-      </w:r>
-      <w:proofErr w:type="spellStart"/>
-      <w:r>
-        <w:t>the</w:t>
-      </w:r>
-      <w:proofErr w:type="spellEnd"/>
-      <w:r>
-        <w:t xml:space="preserve"> </w:t>
-      </w:r>
-      <w:proofErr w:type="spellStart"/>
-      <w:r>
-        <w:t>tenant’s</w:t>
-      </w:r>
-      <w:proofErr w:type="spellEnd"/>
-      <w:r>
-        <w:t xml:space="preserve"> and </w:t>
-      </w:r>
-      <w:proofErr w:type="spellStart"/>
-      <w:r>
-        <w:t>renter’s</w:t>
-      </w:r>
-      <w:proofErr w:type="spellEnd"/>
-      <w:r>
-        <w:t xml:space="preserve"> </w:t>
-      </w:r>
-      <w:proofErr w:type="spellStart"/>
-      <w:r>
-        <w:t>signature</w:t>
-      </w:r>
-      <w:proofErr w:type="spellEnd"/>
-      <w:r>
-        <w:t xml:space="preserve">. </w:t>
+        <w:t xml:space="preserve">The deposit will be handled by a third party, and will only be given back with the tenant’s and renter’s signature. </w:t>
       </w:r>
       <w:r>
         <w:br/>
-      </w:r>
-      <w:proofErr w:type="spellStart"/>
-      <w:r>
-        <w:t>We</w:t>
-      </w:r>
-      <w:proofErr w:type="spellEnd"/>
-      <w:r>
-        <w:t xml:space="preserve"> </w:t>
-      </w:r>
-      <w:proofErr w:type="spellStart"/>
-      <w:r>
-        <w:t>have</w:t>
-      </w:r>
-      <w:proofErr w:type="spellEnd"/>
-      <w:r>
-        <w:t xml:space="preserve"> </w:t>
-      </w:r>
-      <w:proofErr w:type="spellStart"/>
-      <w:r>
-        <w:t>used</w:t>
-      </w:r>
-      <w:proofErr w:type="spellEnd"/>
-      <w:r>
-        <w:t xml:space="preserve"> </w:t>
-      </w:r>
-      <w:proofErr w:type="spellStart"/>
-      <w:r>
-        <w:t>an</w:t>
-      </w:r>
-      <w:proofErr w:type="spellEnd"/>
-      <w:r>
-        <w:t xml:space="preserve"> iterative software </w:t>
-      </w:r>
-      <w:proofErr w:type="spellStart"/>
-      <w:r>
-        <w:t>methodology</w:t>
-      </w:r>
-      <w:proofErr w:type="spellEnd"/>
-      <w:r>
-        <w:t xml:space="preserve"> </w:t>
-      </w:r>
-      <w:proofErr w:type="spellStart"/>
-      <w:r>
-        <w:t>to</w:t>
-      </w:r>
-      <w:proofErr w:type="spellEnd"/>
-      <w:r>
-        <w:t xml:space="preserve"> </w:t>
-      </w:r>
-      <w:proofErr w:type="spellStart"/>
-      <w:r>
-        <w:t>develop</w:t>
-      </w:r>
-      <w:proofErr w:type="spellEnd"/>
-      <w:r>
-        <w:t xml:space="preserve"> </w:t>
-      </w:r>
-      <w:proofErr w:type="spellStart"/>
-      <w:r>
-        <w:t>the</w:t>
-      </w:r>
-      <w:proofErr w:type="spellEnd"/>
-      <w:r>
-        <w:t xml:space="preserve"> </w:t>
-      </w:r>
-      <w:proofErr w:type="spellStart"/>
-      <w:r>
-        <w:t>website</w:t>
-      </w:r>
-      <w:proofErr w:type="spellEnd"/>
-      <w:r>
-        <w:t xml:space="preserve"> in </w:t>
-      </w:r>
-      <w:proofErr w:type="spellStart"/>
-      <w:r>
-        <w:t>different</w:t>
-      </w:r>
-      <w:proofErr w:type="spellEnd"/>
-      <w:r>
-        <w:t xml:space="preserve"> </w:t>
-      </w:r>
-      <w:proofErr w:type="spellStart"/>
-      <w:r>
-        <w:t>iterations</w:t>
-      </w:r>
-      <w:proofErr w:type="spellEnd"/>
-      <w:r>
-        <w:t xml:space="preserve"> </w:t>
-      </w:r>
-      <w:proofErr w:type="spellStart"/>
-      <w:r>
-        <w:t>separated</w:t>
-      </w:r>
-      <w:proofErr w:type="spellEnd"/>
-      <w:r>
-        <w:t xml:space="preserve"> </w:t>
-      </w:r>
-      <w:proofErr w:type="spellStart"/>
-      <w:r>
-        <w:t>by</w:t>
-      </w:r>
-      <w:proofErr w:type="spellEnd"/>
-      <w:r>
-        <w:t xml:space="preserve"> a </w:t>
-      </w:r>
-      <w:proofErr w:type="spellStart"/>
-      <w:r>
-        <w:t>couple</w:t>
-      </w:r>
-      <w:proofErr w:type="spellEnd"/>
-      <w:r>
-        <w:t xml:space="preserve"> </w:t>
-      </w:r>
-      <w:proofErr w:type="spellStart"/>
-      <w:r>
-        <w:t>months</w:t>
-      </w:r>
-      <w:proofErr w:type="spellEnd"/>
-      <w:r>
-        <w:t xml:space="preserve"> </w:t>
-      </w:r>
-      <w:proofErr w:type="spellStart"/>
-      <w:r>
-        <w:t>each</w:t>
-      </w:r>
-      <w:proofErr w:type="spellEnd"/>
-      <w:r>
-        <w:t xml:space="preserve">. The </w:t>
-      </w:r>
-      <w:proofErr w:type="spellStart"/>
-      <w:r>
-        <w:t>tasks</w:t>
-      </w:r>
-      <w:proofErr w:type="spellEnd"/>
-      <w:r>
-        <w:t xml:space="preserve"> </w:t>
-      </w:r>
-      <w:proofErr w:type="spellStart"/>
-      <w:r>
-        <w:t>have</w:t>
-      </w:r>
-      <w:proofErr w:type="spellEnd"/>
-      <w:r>
-        <w:t xml:space="preserve"> </w:t>
-      </w:r>
-      <w:proofErr w:type="spellStart"/>
-      <w:r>
-        <w:t>been</w:t>
-      </w:r>
-      <w:proofErr w:type="spellEnd"/>
-      <w:r>
-        <w:t xml:space="preserve"> </w:t>
-      </w:r>
-      <w:proofErr w:type="spellStart"/>
-      <w:r>
-        <w:t>divided</w:t>
-      </w:r>
-      <w:proofErr w:type="spellEnd"/>
-      <w:r>
-        <w:t xml:space="preserve"> </w:t>
-      </w:r>
-      <w:proofErr w:type="spellStart"/>
-      <w:r>
-        <w:t>using</w:t>
-      </w:r>
-      <w:proofErr w:type="spellEnd"/>
-      <w:r>
-        <w:t xml:space="preserve"> a Trello table and </w:t>
-      </w:r>
-      <w:proofErr w:type="spellStart"/>
-      <w:r>
-        <w:t>following</w:t>
-      </w:r>
-      <w:proofErr w:type="spellEnd"/>
-      <w:r>
-        <w:t xml:space="preserve"> </w:t>
-      </w:r>
-      <w:proofErr w:type="spellStart"/>
-      <w:r>
-        <w:t>the</w:t>
-      </w:r>
-      <w:proofErr w:type="spellEnd"/>
-      <w:r>
-        <w:t xml:space="preserve"> </w:t>
-      </w:r>
-      <w:proofErr w:type="spellStart"/>
-      <w:r>
-        <w:t>KanBan</w:t>
-      </w:r>
-      <w:proofErr w:type="spellEnd"/>
-      <w:r>
-        <w:t xml:space="preserve"> agile </w:t>
-      </w:r>
-      <w:proofErr w:type="spellStart"/>
-      <w:r>
-        <w:t>methodology</w:t>
-      </w:r>
-      <w:proofErr w:type="spellEnd"/>
-      <w:r>
-        <w:t xml:space="preserve">, </w:t>
-      </w:r>
-      <w:proofErr w:type="spellStart"/>
-      <w:r>
-        <w:t>for</w:t>
-      </w:r>
-      <w:proofErr w:type="spellEnd"/>
-      <w:r>
-        <w:t xml:space="preserve"> </w:t>
-      </w:r>
-      <w:proofErr w:type="spellStart"/>
-      <w:r>
-        <w:t>easier</w:t>
-      </w:r>
-      <w:proofErr w:type="spellEnd"/>
-      <w:r>
-        <w:t xml:space="preserve"> </w:t>
-      </w:r>
-      <w:proofErr w:type="spellStart"/>
-      <w:r>
-        <w:t>communication</w:t>
-      </w:r>
-      <w:proofErr w:type="spellEnd"/>
-      <w:r>
-        <w:t xml:space="preserve"> and </w:t>
-      </w:r>
-      <w:proofErr w:type="spellStart"/>
-      <w:r>
-        <w:t>organization</w:t>
-      </w:r>
-      <w:proofErr w:type="spellEnd"/>
-      <w:r>
-        <w:t xml:space="preserve">. </w:t>
+        <w:t xml:space="preserve">We have used an iterative software methodology to develop the website in different iterations separated by a couple months each. The tasks have been divided using a Trello table and following the KanBan agile methodology, for easier communication and organization. </w:t>
       </w:r>
       <w:r>
         <w:br/>
       </w:r>
-      <w:proofErr w:type="spellStart"/>
-      <w:r>
-        <w:t>It’s</w:t>
-      </w:r>
-      <w:proofErr w:type="spellEnd"/>
-      <w:r>
-        <w:t xml:space="preserve"> </w:t>
-      </w:r>
-      <w:proofErr w:type="spellStart"/>
-      <w:r>
-        <w:t>used</w:t>
-      </w:r>
-      <w:proofErr w:type="spellEnd"/>
-      <w:r>
-        <w:t xml:space="preserve"> HTML, CSS and JavaScript </w:t>
-      </w:r>
-      <w:proofErr w:type="spellStart"/>
-      <w:r>
-        <w:t>to</w:t>
-      </w:r>
-      <w:proofErr w:type="spellEnd"/>
-      <w:r>
-        <w:t xml:space="preserve"> </w:t>
-      </w:r>
-      <w:proofErr w:type="spellStart"/>
-      <w:r>
-        <w:t>create</w:t>
-      </w:r>
-      <w:proofErr w:type="spellEnd"/>
-      <w:r>
-        <w:t xml:space="preserve"> </w:t>
-      </w:r>
-      <w:proofErr w:type="spellStart"/>
-      <w:r>
-        <w:t>the</w:t>
-      </w:r>
-      <w:proofErr w:type="spellEnd"/>
-      <w:r>
-        <w:t xml:space="preserve"> </w:t>
-      </w:r>
-      <w:proofErr w:type="spellStart"/>
-      <w:r>
-        <w:t>frontend</w:t>
-      </w:r>
-      <w:proofErr w:type="spellEnd"/>
-      <w:r>
-        <w:t xml:space="preserve"> </w:t>
-      </w:r>
-      <w:proofErr w:type="spellStart"/>
-      <w:r>
-        <w:t>of</w:t>
-      </w:r>
-      <w:proofErr w:type="spellEnd"/>
-      <w:r>
-        <w:t xml:space="preserve"> </w:t>
-      </w:r>
-      <w:proofErr w:type="spellStart"/>
-      <w:r>
-        <w:t>the</w:t>
-      </w:r>
-      <w:proofErr w:type="spellEnd"/>
-      <w:r>
-        <w:t xml:space="preserve"> </w:t>
-      </w:r>
-      <w:proofErr w:type="spellStart"/>
-      <w:r>
-        <w:t>website</w:t>
-      </w:r>
-      <w:proofErr w:type="spellEnd"/>
-      <w:r>
-        <w:t xml:space="preserve">, SQL server </w:t>
-      </w:r>
-      <w:proofErr w:type="spellStart"/>
-      <w:r>
-        <w:t>management</w:t>
-      </w:r>
-      <w:proofErr w:type="spellEnd"/>
-      <w:r>
-        <w:t xml:space="preserve"> </w:t>
-      </w:r>
-      <w:proofErr w:type="spellStart"/>
-      <w:r>
-        <w:t>studio</w:t>
-      </w:r>
-      <w:proofErr w:type="spellEnd"/>
-      <w:r>
-        <w:t xml:space="preserve"> </w:t>
-      </w:r>
-      <w:proofErr w:type="spellStart"/>
-      <w:r>
-        <w:t>to</w:t>
-      </w:r>
-      <w:proofErr w:type="spellEnd"/>
-      <w:r>
-        <w:t xml:space="preserve"> </w:t>
-      </w:r>
-      <w:proofErr w:type="spellStart"/>
-      <w:r>
-        <w:t>create</w:t>
-      </w:r>
-      <w:proofErr w:type="spellEnd"/>
-      <w:r>
-        <w:t xml:space="preserve"> </w:t>
-      </w:r>
-      <w:proofErr w:type="spellStart"/>
-      <w:r>
-        <w:t>the</w:t>
-      </w:r>
-      <w:proofErr w:type="spellEnd"/>
-      <w:r>
-        <w:t xml:space="preserve"> </w:t>
-      </w:r>
-      <w:proofErr w:type="spellStart"/>
-      <w:r>
-        <w:t>databases</w:t>
-      </w:r>
-      <w:proofErr w:type="spellEnd"/>
-      <w:r>
-        <w:t xml:space="preserve"> and IntelliJ IDEA as </w:t>
-      </w:r>
-      <w:proofErr w:type="spellStart"/>
-      <w:r>
-        <w:t>an</w:t>
-      </w:r>
-      <w:proofErr w:type="spellEnd"/>
-      <w:r>
-        <w:t xml:space="preserve"> IDE </w:t>
-      </w:r>
-      <w:proofErr w:type="spellStart"/>
-      <w:r>
-        <w:t>to</w:t>
-      </w:r>
-      <w:proofErr w:type="spellEnd"/>
-      <w:r>
-        <w:t xml:space="preserve"> </w:t>
-      </w:r>
-      <w:proofErr w:type="spellStart"/>
-      <w:r>
-        <w:t>program</w:t>
-      </w:r>
-      <w:proofErr w:type="spellEnd"/>
-      <w:r>
-        <w:t xml:space="preserve"> </w:t>
-      </w:r>
-      <w:proofErr w:type="spellStart"/>
-      <w:r>
-        <w:t>the</w:t>
-      </w:r>
-      <w:proofErr w:type="spellEnd"/>
-      <w:r>
-        <w:t xml:space="preserve"> </w:t>
-      </w:r>
-      <w:proofErr w:type="spellStart"/>
-      <w:r>
-        <w:t>backend</w:t>
-      </w:r>
-      <w:proofErr w:type="spellEnd"/>
-      <w:r>
-        <w:t xml:space="preserve"> </w:t>
-      </w:r>
-      <w:proofErr w:type="spellStart"/>
-      <w:r>
-        <w:t>using</w:t>
-      </w:r>
-      <w:proofErr w:type="spellEnd"/>
-      <w:r>
-        <w:t xml:space="preserve"> Java. </w:t>
-      </w:r>
-    </w:p>
-    <w:p>
-      <w:r>
-        <w:t xml:space="preserve">In </w:t>
-      </w:r>
-      <w:proofErr w:type="spellStart"/>
-      <w:r>
-        <w:t>the</w:t>
-      </w:r>
-      <w:proofErr w:type="spellEnd"/>
-      <w:r>
-        <w:t xml:space="preserve"> </w:t>
-      </w:r>
-      <w:proofErr w:type="spellStart"/>
-      <w:r>
-        <w:t>end</w:t>
-      </w:r>
-      <w:proofErr w:type="spellEnd"/>
-      <w:r>
-        <w:t>,</w:t>
-      </w:r>
-      <w:r>
-        <w:t xml:space="preserve"> </w:t>
-      </w:r>
-      <w:proofErr w:type="spellStart"/>
-      <w:r>
-        <w:t>it’s</w:t>
-      </w:r>
-      <w:proofErr w:type="spellEnd"/>
-      <w:r>
-        <w:t xml:space="preserve"> a </w:t>
-      </w:r>
-      <w:proofErr w:type="spellStart"/>
-      <w:r>
-        <w:t>friendly</w:t>
-      </w:r>
-      <w:proofErr w:type="spellEnd"/>
-      <w:r>
-        <w:t xml:space="preserve"> </w:t>
-      </w:r>
-      <w:proofErr w:type="spellStart"/>
-      <w:r>
-        <w:t>website</w:t>
-      </w:r>
-      <w:proofErr w:type="spellEnd"/>
-      <w:r>
-        <w:t xml:space="preserve"> </w:t>
-      </w:r>
-      <w:proofErr w:type="spellStart"/>
-      <w:r>
-        <w:t>that</w:t>
-      </w:r>
-      <w:proofErr w:type="spellEnd"/>
-      <w:r>
-        <w:t xml:space="preserve"> </w:t>
-      </w:r>
-      <w:proofErr w:type="spellStart"/>
-      <w:r>
-        <w:t>will</w:t>
-      </w:r>
-      <w:proofErr w:type="spellEnd"/>
-      <w:r>
-        <w:t xml:space="preserve"> </w:t>
-      </w:r>
-      <w:proofErr w:type="spellStart"/>
-      <w:r>
-        <w:t>protect</w:t>
-      </w:r>
-      <w:proofErr w:type="spellEnd"/>
-      <w:r>
-        <w:t xml:space="preserve"> </w:t>
-      </w:r>
-      <w:proofErr w:type="spellStart"/>
-      <w:r>
-        <w:t>the</w:t>
-      </w:r>
-      <w:proofErr w:type="spellEnd"/>
-      <w:r>
-        <w:t xml:space="preserve"> </w:t>
-      </w:r>
-      <w:proofErr w:type="spellStart"/>
-      <w:r>
-        <w:t>young</w:t>
-      </w:r>
-      <w:proofErr w:type="spellEnd"/>
-      <w:r>
-        <w:t xml:space="preserve"> </w:t>
-      </w:r>
-      <w:proofErr w:type="spellStart"/>
-      <w:r>
-        <w:t>students</w:t>
-      </w:r>
-      <w:proofErr w:type="spellEnd"/>
-      <w:r>
-        <w:t xml:space="preserve"> </w:t>
-      </w:r>
-      <w:proofErr w:type="spellStart"/>
-      <w:r>
-        <w:t>from</w:t>
-      </w:r>
-      <w:proofErr w:type="spellEnd"/>
-      <w:r>
-        <w:t xml:space="preserve"> </w:t>
-      </w:r>
-      <w:proofErr w:type="spellStart"/>
-      <w:r>
-        <w:t>scams</w:t>
-      </w:r>
-      <w:proofErr w:type="spellEnd"/>
-      <w:r>
-        <w:t xml:space="preserve"> and abusive </w:t>
-      </w:r>
-      <w:proofErr w:type="spellStart"/>
-      <w:r>
-        <w:t>practices</w:t>
-      </w:r>
-      <w:proofErr w:type="spellEnd"/>
-      <w:r>
-        <w:t xml:space="preserve">; and </w:t>
-      </w:r>
-      <w:proofErr w:type="spellStart"/>
-      <w:r>
-        <w:t>will</w:t>
-      </w:r>
-      <w:proofErr w:type="spellEnd"/>
-      <w:r>
-        <w:t xml:space="preserve"> </w:t>
-      </w:r>
-      <w:proofErr w:type="spellStart"/>
-      <w:r>
-        <w:t>make</w:t>
-      </w:r>
-      <w:proofErr w:type="spellEnd"/>
-      <w:r>
-        <w:t xml:space="preserve"> </w:t>
-      </w:r>
-      <w:proofErr w:type="spellStart"/>
-      <w:r>
-        <w:t>the</w:t>
-      </w:r>
-      <w:proofErr w:type="spellEnd"/>
-      <w:r>
-        <w:t xml:space="preserve"> </w:t>
-      </w:r>
-      <w:proofErr w:type="spellStart"/>
-      <w:r>
-        <w:t>process</w:t>
-      </w:r>
-      <w:proofErr w:type="spellEnd"/>
-      <w:r>
-        <w:t xml:space="preserve"> </w:t>
-      </w:r>
-      <w:proofErr w:type="spellStart"/>
-      <w:r>
-        <w:t>of</w:t>
-      </w:r>
-      <w:proofErr w:type="spellEnd"/>
-      <w:r>
-        <w:t xml:space="preserve"> renting </w:t>
-      </w:r>
-      <w:proofErr w:type="spellStart"/>
-      <w:r>
-        <w:t>outside</w:t>
-      </w:r>
-      <w:proofErr w:type="spellEnd"/>
-      <w:r>
-        <w:t xml:space="preserve"> </w:t>
-      </w:r>
-      <w:proofErr w:type="spellStart"/>
-      <w:r>
-        <w:t>your</w:t>
-      </w:r>
-      <w:proofErr w:type="spellEnd"/>
-      <w:r>
-        <w:t xml:space="preserve"> </w:t>
-      </w:r>
-      <w:proofErr w:type="spellStart"/>
-      <w:r>
-        <w:t>hometown</w:t>
-      </w:r>
-      <w:proofErr w:type="spellEnd"/>
-      <w:r>
-        <w:t xml:space="preserve"> a more </w:t>
-      </w:r>
-      <w:proofErr w:type="spellStart"/>
-      <w:r>
-        <w:t>pleasant</w:t>
-      </w:r>
-      <w:proofErr w:type="spellEnd"/>
-      <w:r>
-        <w:t xml:space="preserve"> </w:t>
-      </w:r>
-      <w:proofErr w:type="spellStart"/>
-      <w:r>
-        <w:t>experience</w:t>
-      </w:r>
-      <w:proofErr w:type="spellEnd"/>
-      <w:r>
-        <w:t>.</w:t>
+      <w:r>
+        <w:t xml:space="preserve">It’s </w:t>
+      </w:r>
+      <w:r>
+        <w:t xml:space="preserve">used HTML, CSS and JavaScript to create the frontend of the website, SQL server management studio to create the databases and IntelliJ IDEA as an IDE to program the backend using Java. </w:t>
+      </w:r>
+    </w:p>
+    <w:p>
+      <w:r>
+        <w:t>In the end,</w:t>
+      </w:r>
+      <w:r>
+        <w:t xml:space="preserve"> it’s</w:t>
+      </w:r>
+      <w:r>
+        <w:t xml:space="preserve"> a friendly website that will protect the young students from scams and abusive practices; and will make the process of renting outside your hometown a more pleasant experience.</w:t>
       </w:r>
     </w:p>
     <w:p>
@@ -5882,7 +4580,6 @@
         </w:rPr>
         <w:t>'</w:t>
       </w:r>
-      <w:proofErr w:type="spellStart"/>
       <w:r>
         <w:rPr>
           <w:rFonts w:ascii="Aptos" w:eastAsia="Aptos" w:hAnsi="Aptos" w:cs="Aptos"/>
@@ -5891,7 +4588,6 @@
         </w:rPr>
         <w:t>Roomie</w:t>
       </w:r>
-      <w:proofErr w:type="spellEnd"/>
       <w:r>
         <w:rPr>
           <w:rFonts w:ascii="Aptos" w:eastAsia="Aptos" w:hAnsi="Aptos" w:cs="Aptos"/>
@@ -5927,7 +4623,6 @@
         <w:spacing w:before="240" w:after="142" w:line="276" w:lineRule="auto"/>
         <w:jc w:val="both"/>
       </w:pPr>
-      <w:proofErr w:type="spellStart"/>
       <w:r>
         <w:rPr>
           <w:rFonts w:ascii="Aptos" w:eastAsia="Aptos" w:hAnsi="Aptos" w:cs="Aptos"/>
@@ -5936,7 +4631,6 @@
         </w:rPr>
         <w:t>Roomie</w:t>
       </w:r>
-      <w:proofErr w:type="spellEnd"/>
       <w:r>
         <w:rPr>
           <w:rFonts w:ascii="Aptos" w:eastAsia="Aptos" w:hAnsi="Aptos" w:cs="Aptos"/>
@@ -6167,23 +4861,7 @@
           <w:b/>
           <w:bCs/>
         </w:rPr>
-        <w:t xml:space="preserve">-01 (M) Registro y </w:t>
-      </w:r>
-      <w:proofErr w:type="spellStart"/>
-      <w:r>
-        <w:rPr>
-          <w:b/>
-          <w:bCs/>
-        </w:rPr>
-        <w:t>login</w:t>
-      </w:r>
-      <w:proofErr w:type="spellEnd"/>
-      <w:r>
-        <w:rPr>
-          <w:b/>
-          <w:bCs/>
-        </w:rPr>
-        <w:t xml:space="preserve">: </w:t>
+        <w:t xml:space="preserve">-01 (M) Registro y login: </w:t>
       </w:r>
       <w:r>
         <w:t>El sistema permitirá al inquilino crear una cuenta con la que acceder a la página web.</w:t>
@@ -6770,23 +5448,7 @@
           <w:b/>
           <w:bCs/>
         </w:rPr>
-        <w:t xml:space="preserve">RFA-01 (M) Registro y </w:t>
-      </w:r>
-      <w:proofErr w:type="spellStart"/>
-      <w:r>
-        <w:rPr>
-          <w:b/>
-          <w:bCs/>
-        </w:rPr>
-        <w:t>login</w:t>
-      </w:r>
-      <w:proofErr w:type="spellEnd"/>
-      <w:r>
-        <w:rPr>
-          <w:b/>
-          <w:bCs/>
-        </w:rPr>
-        <w:t xml:space="preserve">: </w:t>
+        <w:t xml:space="preserve">RFA-01 (M) Registro y login: </w:t>
       </w:r>
       <w:r>
         <w:t>El sistema permitirá al arrendador crear una cuenta con la que acceder a la página web.</w:t>
@@ -7479,23 +6141,7 @@
           <w:b/>
           <w:bCs/>
         </w:rPr>
-        <w:t xml:space="preserve">RFAD-01(M) Registro y </w:t>
-      </w:r>
-      <w:proofErr w:type="spellStart"/>
-      <w:r>
-        <w:rPr>
-          <w:b/>
-          <w:bCs/>
-        </w:rPr>
-        <w:t>login</w:t>
-      </w:r>
-      <w:proofErr w:type="spellEnd"/>
-      <w:r>
-        <w:rPr>
-          <w:b/>
-          <w:bCs/>
-        </w:rPr>
-        <w:t>:</w:t>
+        <w:t>RFAD-01(M) Registro y login:</w:t>
       </w:r>
       <w:r>
         <w:t xml:space="preserve"> El sistema deberá permitir al administrador crear una cuenta con la que acceder a la página web.</w:t>
@@ -7644,10 +6290,10 @@
           <w:noProof/>
         </w:rPr>
         <w:drawing>
-          <wp:inline distT="0" distB="0" distL="0" distR="0" wp14:anchorId="243E0CC1" wp14:editId="7B7C057A">
-            <wp:extent cx="5263116" cy="3482043"/>
-            <wp:effectExtent l="0" t="0" r="0" b="4445"/>
-            <wp:docPr id="2095435174" name="Imagen 1"/>
+          <wp:inline distT="0" distB="0" distL="0" distR="0" wp14:anchorId="72C4AF21" wp14:editId="34222FFA">
+            <wp:extent cx="5731510" cy="3634740"/>
+            <wp:effectExtent l="0" t="0" r="2540" b="3810"/>
+            <wp:docPr id="961951826" name="Imagen 1"/>
             <wp:cNvGraphicFramePr>
               <a:graphicFrameLocks xmlns:a="http://schemas.openxmlformats.org/drawingml/2006/main" noChangeAspect="1"/>
             </wp:cNvGraphicFramePr>
@@ -7655,10 +6301,10 @@
               <a:graphicData uri="http://schemas.openxmlformats.org/drawingml/2006/picture">
                 <pic:pic xmlns:pic="http://schemas.openxmlformats.org/drawingml/2006/picture">
                   <pic:nvPicPr>
-                    <pic:cNvPr id="2095435174" name="Imagen 2095435174"/>
+                    <pic:cNvPr id="961951826" name="Imagen 961951826"/>
                     <pic:cNvPicPr/>
                   </pic:nvPicPr>
-                  <pic:blipFill rotWithShape="1">
+                  <pic:blipFill>
                     <a:blip r:embed="rId13">
                       <a:extLst>
                         <a:ext uri="{28A0092B-C50C-407E-A947-70E740481C1C}">
@@ -7666,27 +6312,18 @@
                         </a:ext>
                       </a:extLst>
                     </a:blip>
-                    <a:srcRect l="5380" t="8134" r="2777"/>
                     <a:stretch>
                       <a:fillRect/>
                     </a:stretch>
                   </pic:blipFill>
-                  <pic:spPr bwMode="auto">
+                  <pic:spPr>
                     <a:xfrm>
                       <a:off x="0" y="0"/>
-                      <a:ext cx="5263967" cy="3482606"/>
+                      <a:ext cx="5731510" cy="3634740"/>
                     </a:xfrm>
                     <a:prstGeom prst="rect">
                       <a:avLst/>
                     </a:prstGeom>
-                    <a:ln>
-                      <a:noFill/>
-                    </a:ln>
-                    <a:extLst>
-                      <a:ext uri="{53640926-AAD7-44D8-BBD7-CCE9431645EC}">
-                        <a14:shadowObscured xmlns:a14="http://schemas.microsoft.com/office/drawing/2010/main"/>
-                      </a:ext>
-                    </a:extLst>
                   </pic:spPr>
                 </pic:pic>
               </a:graphicData>
@@ -7715,15 +6352,26 @@
     </w:p>
     <w:p>
       <w:pPr>
-        <w:rPr>
-          <w:color w:val="EE0000"/>
-        </w:rPr>
-      </w:pPr>
-      <w:r>
-        <w:rPr>
-          <w:color w:val="EE0000"/>
-        </w:rPr>
-        <w:t>AÑADIR DESCRIPCIÓN DE DIAGRAMA DE ARQUITECTURA</w:t>
+        <w:jc w:val="both"/>
+      </w:pPr>
+      <w:r>
+        <w:t xml:space="preserve">El usuario estándar tendrá acceso únicamente a la página web. </w:t>
+      </w:r>
+    </w:p>
+    <w:p>
+      <w:pPr>
+        <w:jc w:val="both"/>
+      </w:pPr>
+      <w:r>
+        <w:t xml:space="preserve">Esta página web (frontend), no está conectada con la base de datos (backend). Usa una simulación de base de datos con Local Storage. </w:t>
+      </w:r>
+    </w:p>
+    <w:p>
+      <w:pPr>
+        <w:jc w:val="both"/>
+      </w:pPr>
+      <w:r>
+        <w:t>El administrador tendrá acceso a la base de datos a través del sistema CRUD (Create, Read, Update, Delete) creado en JavaFX.</w:t>
       </w:r>
     </w:p>
     <w:p>
@@ -7834,15 +6482,7 @@
         <w:jc w:val="both"/>
       </w:pPr>
       <w:r>
-        <w:t>En la web “</w:t>
-      </w:r>
-      <w:proofErr w:type="spellStart"/>
-      <w:r>
-        <w:t>Roomie</w:t>
-      </w:r>
-      <w:proofErr w:type="spellEnd"/>
-      <w:r>
-        <w:t xml:space="preserve">” habrá 3 posibles usuarios diferentes. Inquilino, arrendador y administrador. En le diagrama de casos de uso se puede observar las posibles acciones únicas y compartidas que tienen los diferentes usuarios. </w:t>
+        <w:t xml:space="preserve">En la web “Roomie” habrá 3 posibles usuarios diferentes. Inquilino, arrendador y administrador. En le diagrama de casos de uso se puede observar las posibles acciones únicas y compartidas que tienen los diferentes usuarios. </w:t>
       </w:r>
       <w:r>
         <w:br w:type="page"/>
@@ -8015,15 +6655,7 @@
         <w:jc w:val="both"/>
       </w:pPr>
       <w:r>
-        <w:t>Tanto en el diagrama de clases (Ilustración 3), como en el diagrama entidad relación (Ilustración 4); se pueden observar las entidades que van a componer la web “</w:t>
-      </w:r>
-      <w:proofErr w:type="spellStart"/>
-      <w:r>
-        <w:t>Roomie</w:t>
-      </w:r>
-      <w:proofErr w:type="spellEnd"/>
-      <w:r>
-        <w:t xml:space="preserve">”. Los usuarios registrados, los pisos añadidos, los contratos pendientes y las habitaciones con sus muebles, son los datos que se guardarán en la base de datos y que manipularemos a través de programación orientada a objetos. </w:t>
+        <w:t xml:space="preserve">Tanto en el diagrama de clases (Ilustración 3), como en el diagrama entidad relación (Ilustración 4); se pueden observar las entidades que van a componer la web “Roomie”. Los usuarios registrados, los pisos añadidos, los contratos pendientes y las habitaciones con sus muebles, son los datos que se guardarán en la base de datos y que manipularemos a través de programación orientada a objetos. </w:t>
       </w:r>
     </w:p>
     <w:p>
@@ -8053,64 +6685,14 @@
       <w:r>
         <w:t>(</w:t>
       </w:r>
-      <w:proofErr w:type="spellStart"/>
       <w:r>
         <w:rPr>
           <w:u w:val="single"/>
         </w:rPr>
         <w:t>dni</w:t>
       </w:r>
-      <w:proofErr w:type="spellEnd"/>
-      <w:r>
-        <w:t xml:space="preserve">, </w:t>
-      </w:r>
-      <w:proofErr w:type="spellStart"/>
-      <w:r>
-        <w:t>name</w:t>
-      </w:r>
-      <w:proofErr w:type="spellEnd"/>
-      <w:r>
-        <w:t xml:space="preserve">, </w:t>
-      </w:r>
-      <w:proofErr w:type="spellStart"/>
-      <w:r>
-        <w:t>surnames</w:t>
-      </w:r>
-      <w:proofErr w:type="spellEnd"/>
-      <w:r>
-        <w:t xml:space="preserve">, </w:t>
-      </w:r>
-      <w:proofErr w:type="spellStart"/>
-      <w:r>
-        <w:t>username</w:t>
-      </w:r>
-      <w:proofErr w:type="spellEnd"/>
-      <w:r>
-        <w:t xml:space="preserve">, </w:t>
-      </w:r>
-      <w:proofErr w:type="spellStart"/>
-      <w:r>
-        <w:t>password</w:t>
-      </w:r>
-      <w:proofErr w:type="spellEnd"/>
-      <w:r>
-        <w:t xml:space="preserve">, </w:t>
-      </w:r>
-      <w:proofErr w:type="spellStart"/>
-      <w:r>
-        <w:t>phone</w:t>
-      </w:r>
-      <w:proofErr w:type="spellEnd"/>
-      <w:r>
-        <w:t xml:space="preserve">, email, </w:t>
-      </w:r>
-      <w:proofErr w:type="spellStart"/>
-      <w:r>
-        <w:t>birthdate</w:t>
-      </w:r>
-      <w:proofErr w:type="spellEnd"/>
-      <w:r>
-        <w:t>)</w:t>
+      <w:r>
+        <w:t>, name, surnames, username, password, phone, email, birthdate)</w:t>
       </w:r>
     </w:p>
     <w:p>
@@ -8130,7 +6712,6 @@
       <w:r>
         <w:t>(</w:t>
       </w:r>
-      <w:proofErr w:type="spellStart"/>
       <w:r>
         <w:rPr>
           <w:color w:val="EE0000"/>
@@ -8138,7 +6719,6 @@
         </w:rPr>
         <w:t>dni</w:t>
       </w:r>
-      <w:proofErr w:type="spellEnd"/>
       <w:r>
         <w:rPr>
           <w:color w:val="EE0000"/>
@@ -8146,15 +6726,7 @@
         <w:t xml:space="preserve"> </w:t>
       </w:r>
       <w:r>
-        <w:t xml:space="preserve">-&gt; USER, </w:t>
-      </w:r>
-      <w:proofErr w:type="spellStart"/>
-      <w:r>
-        <w:t>studentLicense</w:t>
-      </w:r>
-      <w:proofErr w:type="spellEnd"/>
-      <w:r>
-        <w:t>)</w:t>
+        <w:t>-&gt; USER, studentLicense)</w:t>
       </w:r>
     </w:p>
     <w:p>
@@ -8174,7 +6746,6 @@
       <w:r>
         <w:t>(</w:t>
       </w:r>
-      <w:proofErr w:type="spellStart"/>
       <w:r>
         <w:rPr>
           <w:color w:val="EE0000"/>
@@ -8182,7 +6753,6 @@
         </w:rPr>
         <w:t>dni</w:t>
       </w:r>
-      <w:proofErr w:type="spellEnd"/>
       <w:r>
         <w:t xml:space="preserve"> -&gt; USER)</w:t>
       </w:r>
@@ -8204,14 +6774,12 @@
       <w:r>
         <w:t>(</w:t>
       </w:r>
-      <w:proofErr w:type="spellStart"/>
       <w:r>
         <w:rPr>
           <w:u w:val="single"/>
         </w:rPr>
         <w:t>signatureDate</w:t>
       </w:r>
-      <w:proofErr w:type="spellEnd"/>
       <w:r>
         <w:t xml:space="preserve">, </w:t>
       </w:r>
@@ -8221,91 +6789,31 @@
         </w:rPr>
         <w:t>(</w:t>
       </w:r>
-      <w:proofErr w:type="spellStart"/>
       <w:r>
         <w:rPr>
           <w:color w:val="EE0000"/>
           <w:u w:val="single"/>
         </w:rPr>
-        <w:t>num</w:t>
-      </w:r>
-      <w:proofErr w:type="spellEnd"/>
+        <w:t>num, type, address</w:t>
+      </w:r>
+      <w:r>
+        <w:t xml:space="preserve">) -&gt; ROOM, </w:t>
+      </w:r>
       <w:r>
         <w:rPr>
           <w:color w:val="EE0000"/>
           <w:u w:val="single"/>
         </w:rPr>
-        <w:t xml:space="preserve">, </w:t>
-      </w:r>
-      <w:proofErr w:type="spellStart"/>
-      <w:r>
-        <w:rPr>
-          <w:color w:val="EE0000"/>
+        <w:t>dni</w:t>
+      </w:r>
+      <w:r>
+        <w:rPr>
           <w:u w:val="single"/>
         </w:rPr>
-        <w:t>type</w:t>
-      </w:r>
-      <w:proofErr w:type="spellEnd"/>
-      <w:r>
-        <w:rPr>
-          <w:color w:val="EE0000"/>
-          <w:u w:val="single"/>
-        </w:rPr>
-        <w:t xml:space="preserve">, </w:t>
-      </w:r>
-      <w:proofErr w:type="spellStart"/>
-      <w:r>
-        <w:rPr>
-          <w:color w:val="EE0000"/>
-          <w:u w:val="single"/>
-        </w:rPr>
-        <w:t>address</w:t>
-      </w:r>
-      <w:proofErr w:type="spellEnd"/>
-      <w:r>
-        <w:t xml:space="preserve">) -&gt; ROOM, </w:t>
-      </w:r>
-      <w:proofErr w:type="spellStart"/>
-      <w:r>
-        <w:rPr>
-          <w:color w:val="EE0000"/>
-          <w:u w:val="single"/>
-        </w:rPr>
-        <w:t>dni</w:t>
-      </w:r>
-      <w:proofErr w:type="spellEnd"/>
-      <w:r>
-        <w:rPr>
-          <w:u w:val="single"/>
-        </w:rPr>
         <w:t xml:space="preserve"> </w:t>
       </w:r>
       <w:r>
-        <w:t xml:space="preserve">-&gt; TENANT, status, </w:t>
-      </w:r>
-      <w:proofErr w:type="spellStart"/>
-      <w:r>
-        <w:t>pricePerMonth</w:t>
-      </w:r>
-      <w:proofErr w:type="spellEnd"/>
-      <w:r>
-        <w:t xml:space="preserve">, </w:t>
-      </w:r>
-      <w:proofErr w:type="spellStart"/>
-      <w:r>
-        <w:t>startingDate</w:t>
-      </w:r>
-      <w:proofErr w:type="spellEnd"/>
-      <w:r>
-        <w:t xml:space="preserve">, </w:t>
-      </w:r>
-      <w:proofErr w:type="spellStart"/>
-      <w:r>
-        <w:t>endingDate</w:t>
-      </w:r>
-      <w:proofErr w:type="spellEnd"/>
-      <w:r>
-        <w:t>)</w:t>
+        <w:t>-&gt; TENANT, status, pricePerMonth, startingDate, endingDate)</w:t>
       </w:r>
     </w:p>
     <w:p>
@@ -8326,38 +6834,20 @@
       <w:r>
         <w:t>(</w:t>
       </w:r>
-      <w:proofErr w:type="spellStart"/>
       <w:r>
         <w:rPr>
           <w:u w:val="single"/>
         </w:rPr>
         <w:t>address</w:t>
       </w:r>
-      <w:proofErr w:type="spellEnd"/>
-      <w:r>
-        <w:t xml:space="preserve">, </w:t>
-      </w:r>
-      <w:proofErr w:type="spellStart"/>
-      <w:r>
-        <w:t>surface</w:t>
-      </w:r>
-      <w:proofErr w:type="spellEnd"/>
-      <w:r>
-        <w:t xml:space="preserve">, status, </w:t>
-      </w:r>
-      <w:proofErr w:type="spellStart"/>
+      <w:r>
+        <w:t xml:space="preserve">, surface, status, </w:t>
+      </w:r>
       <w:r>
         <w:rPr>
           <w:color w:val="EE0000"/>
         </w:rPr>
-        <w:t>dni</w:t>
-      </w:r>
-      <w:proofErr w:type="spellEnd"/>
-      <w:r>
-        <w:rPr>
-          <w:color w:val="EE0000"/>
-        </w:rPr>
-        <w:t xml:space="preserve"> </w:t>
+        <w:t xml:space="preserve">dni </w:t>
       </w:r>
       <w:r>
         <w:t>-&gt; OWNER)</w:t>
@@ -8380,38 +6870,21 @@
       <w:r>
         <w:t>(</w:t>
       </w:r>
-      <w:proofErr w:type="spellStart"/>
       <w:r>
         <w:rPr>
           <w:u w:val="single"/>
         </w:rPr>
-        <w:t>num</w:t>
-      </w:r>
-      <w:proofErr w:type="spellEnd"/>
+        <w:t>num, type</w:t>
+      </w:r>
+      <w:r>
+        <w:t>,</w:t>
+      </w:r>
       <w:r>
         <w:rPr>
           <w:u w:val="single"/>
         </w:rPr>
-        <w:t xml:space="preserve">, </w:t>
-      </w:r>
-      <w:proofErr w:type="spellStart"/>
-      <w:r>
-        <w:rPr>
-          <w:u w:val="single"/>
-        </w:rPr>
-        <w:t>type</w:t>
-      </w:r>
-      <w:proofErr w:type="spellEnd"/>
-      <w:r>
-        <w:t>,</w:t>
-      </w:r>
-      <w:r>
-        <w:rPr>
-          <w:u w:val="single"/>
-        </w:rPr>
         <w:t xml:space="preserve"> </w:t>
       </w:r>
-      <w:proofErr w:type="spellStart"/>
       <w:r>
         <w:rPr>
           <w:color w:val="EE0000"/>
@@ -8419,25 +6892,8 @@
         </w:rPr>
         <w:t>address</w:t>
       </w:r>
-      <w:proofErr w:type="spellEnd"/>
-      <w:r>
-        <w:t xml:space="preserve"> -&gt; PROPERTY, </w:t>
-      </w:r>
-      <w:proofErr w:type="spellStart"/>
-      <w:r>
-        <w:t>surface</w:t>
-      </w:r>
-      <w:proofErr w:type="spellEnd"/>
-      <w:r>
-        <w:t xml:space="preserve">, status, </w:t>
-      </w:r>
-      <w:proofErr w:type="spellStart"/>
-      <w:r>
-        <w:t>pricePerMonth</w:t>
-      </w:r>
-      <w:proofErr w:type="spellEnd"/>
-      <w:r>
-        <w:t>)</w:t>
+      <w:r>
+        <w:t xml:space="preserve"> -&gt; PROPERTY, surface, status, pricePerMonth)</w:t>
       </w:r>
     </w:p>
     <w:p>
@@ -8457,14 +6913,12 @@
       <w:r>
         <w:t>(</w:t>
       </w:r>
-      <w:proofErr w:type="spellStart"/>
       <w:r>
         <w:rPr>
           <w:u w:val="single"/>
         </w:rPr>
         <w:t>num,type</w:t>
       </w:r>
-      <w:proofErr w:type="spellEnd"/>
       <w:r>
         <w:t xml:space="preserve">, </w:t>
       </w:r>
@@ -8474,57 +6928,15 @@
         </w:rPr>
         <w:t>(</w:t>
       </w:r>
-      <w:proofErr w:type="spellStart"/>
       <w:r>
         <w:rPr>
           <w:color w:val="EE0000"/>
           <w:u w:val="single"/>
         </w:rPr>
-        <w:t>num</w:t>
-      </w:r>
-      <w:proofErr w:type="spellEnd"/>
-      <w:r>
-        <w:rPr>
-          <w:color w:val="EE0000"/>
-          <w:u w:val="single"/>
-        </w:rPr>
-        <w:t xml:space="preserve">, </w:t>
-      </w:r>
-      <w:proofErr w:type="spellStart"/>
-      <w:r>
-        <w:rPr>
-          <w:color w:val="EE0000"/>
-          <w:u w:val="single"/>
-        </w:rPr>
-        <w:t>type</w:t>
-      </w:r>
-      <w:proofErr w:type="spellEnd"/>
-      <w:r>
-        <w:rPr>
-          <w:color w:val="EE0000"/>
-          <w:u w:val="single"/>
-        </w:rPr>
-        <w:t xml:space="preserve">, </w:t>
-      </w:r>
-      <w:proofErr w:type="spellStart"/>
-      <w:r>
-        <w:rPr>
-          <w:color w:val="EE0000"/>
-          <w:u w:val="single"/>
-        </w:rPr>
-        <w:t>address</w:t>
-      </w:r>
-      <w:proofErr w:type="spellEnd"/>
-      <w:r>
-        <w:t xml:space="preserve">) -&gt; ROOM, </w:t>
-      </w:r>
-      <w:proofErr w:type="spellStart"/>
-      <w:r>
-        <w:t>qty</w:t>
-      </w:r>
-      <w:proofErr w:type="spellEnd"/>
-      <w:r>
-        <w:t>)</w:t>
+        <w:t>num, type, address</w:t>
+      </w:r>
+      <w:r>
+        <w:t>) -&gt; ROOM, qty)</w:t>
       </w:r>
     </w:p>
     <w:p>
@@ -8545,25 +6957,21 @@
       <w:r>
         <w:t>(</w:t>
       </w:r>
-      <w:proofErr w:type="spellStart"/>
       <w:r>
         <w:rPr>
           <w:u w:val="single"/>
         </w:rPr>
         <w:t>reportDate</w:t>
       </w:r>
-      <w:proofErr w:type="spellEnd"/>
       <w:r>
         <w:t xml:space="preserve">, </w:t>
       </w:r>
-      <w:proofErr w:type="spellStart"/>
       <w:r>
         <w:rPr>
           <w:u w:val="single"/>
         </w:rPr>
         <w:t>dni</w:t>
       </w:r>
-      <w:proofErr w:type="spellEnd"/>
       <w:r>
         <w:t xml:space="preserve"> -&gt; USER,  </w:t>
       </w:r>
@@ -8573,65 +6981,15 @@
         </w:rPr>
         <w:t>(</w:t>
       </w:r>
-      <w:proofErr w:type="spellStart"/>
       <w:r>
         <w:rPr>
           <w:color w:val="EE0000"/>
           <w:u w:val="single"/>
         </w:rPr>
-        <w:t>num</w:t>
-      </w:r>
-      <w:proofErr w:type="spellEnd"/>
-      <w:r>
-        <w:rPr>
-          <w:color w:val="EE0000"/>
-          <w:u w:val="single"/>
-        </w:rPr>
-        <w:t xml:space="preserve">, </w:t>
-      </w:r>
-      <w:proofErr w:type="spellStart"/>
-      <w:r>
-        <w:rPr>
-          <w:color w:val="EE0000"/>
-          <w:u w:val="single"/>
-        </w:rPr>
-        <w:t>type</w:t>
-      </w:r>
-      <w:proofErr w:type="spellEnd"/>
-      <w:r>
-        <w:rPr>
-          <w:color w:val="EE0000"/>
-          <w:u w:val="single"/>
-        </w:rPr>
-        <w:t xml:space="preserve">, </w:t>
-      </w:r>
-      <w:proofErr w:type="spellStart"/>
-      <w:r>
-        <w:rPr>
-          <w:color w:val="EE0000"/>
-          <w:u w:val="single"/>
-        </w:rPr>
-        <w:t>address</w:t>
-      </w:r>
-      <w:proofErr w:type="spellEnd"/>
-      <w:r>
-        <w:t xml:space="preserve">) -&gt; ROOM, </w:t>
-      </w:r>
-      <w:proofErr w:type="spellStart"/>
-      <w:r>
-        <w:t>issue</w:t>
-      </w:r>
-      <w:proofErr w:type="spellEnd"/>
-      <w:r>
-        <w:t xml:space="preserve">, </w:t>
-      </w:r>
-      <w:proofErr w:type="spellStart"/>
-      <w:r>
-        <w:t>details</w:t>
-      </w:r>
-      <w:proofErr w:type="spellEnd"/>
-      <w:r>
-        <w:t>, status)</w:t>
+        <w:t>num, type, address</w:t>
+      </w:r>
+      <w:r>
+        <w:t>) -&gt; ROOM, issue, details, status)</w:t>
       </w:r>
     </w:p>
     <w:p>
@@ -8946,19 +7304,11 @@
           <w:rFonts w:ascii="Aptos" w:eastAsia="Aptos" w:hAnsi="Aptos" w:cs="Aptos"/>
         </w:rPr>
       </w:pPr>
-      <w:proofErr w:type="spellStart"/>
-      <w:r>
-        <w:rPr>
-          <w:rFonts w:ascii="Aptos" w:eastAsia="Aptos" w:hAnsi="Aptos" w:cs="Aptos"/>
-        </w:rPr>
-        <w:t>Roomie</w:t>
-      </w:r>
-      <w:proofErr w:type="spellEnd"/>
-      <w:r>
-        <w:rPr>
-          <w:rFonts w:ascii="Aptos" w:eastAsia="Aptos" w:hAnsi="Aptos" w:cs="Aptos"/>
-        </w:rPr>
-        <w:t xml:space="preserve"> pretende ofrecer un servicio mantenido y con actualizaciones constantes a largo plazo. Ade</w:t>
+      <w:r>
+        <w:rPr>
+          <w:rFonts w:ascii="Aptos" w:eastAsia="Aptos" w:hAnsi="Aptos" w:cs="Aptos"/>
+        </w:rPr>
+        <w:t>Roomie pretende ofrecer un servicio mantenido y con actualizaciones constantes a largo plazo. Ade</w:t>
       </w:r>
       <w:r>
         <w:rPr>
@@ -9309,14 +7659,9 @@
       </w:pPr>
       <w:bookmarkStart w:id="24" w:name="_Toc228986030"/>
       <w:r>
-        <w:t xml:space="preserve">Nuestro Tablero </w:t>
-      </w:r>
-      <w:proofErr w:type="spellStart"/>
-      <w:r>
-        <w:t>KanBan</w:t>
+        <w:t>Nuestro Tablero KanBan</w:t>
       </w:r>
       <w:bookmarkEnd w:id="24"/>
-      <w:proofErr w:type="spellEnd"/>
       <w:r>
         <w:t xml:space="preserve"> </w:t>
       </w:r>
@@ -9666,21 +8011,7 @@
               <w:rPr>
                 <w:rFonts w:eastAsia="Arial" w:cs="Arial"/>
               </w:rPr>
-              <w:t xml:space="preserve">Creación de </w:t>
-            </w:r>
-            <w:proofErr w:type="spellStart"/>
-            <w:r>
-              <w:rPr>
-                <w:rFonts w:eastAsia="Arial" w:cs="Arial"/>
-              </w:rPr>
-              <w:t>github</w:t>
-            </w:r>
-            <w:proofErr w:type="spellEnd"/>
-            <w:r>
-              <w:rPr>
-                <w:rFonts w:eastAsia="Arial" w:cs="Arial"/>
-              </w:rPr>
-              <w:t>, escribir introducción, descripción de ciclo de vida y plan de negocios</w:t>
+              <w:t>Creación de github, escribir introducción, descripción de ciclo de vida y plan de negocios</w:t>
             </w:r>
           </w:p>
           <w:p/>
@@ -9869,21 +8200,7 @@
               <w:rPr>
                 <w:rFonts w:eastAsia="Arial" w:cs="Arial"/>
               </w:rPr>
-              <w:t xml:space="preserve">Administración de base de datos y de proyecto </w:t>
-            </w:r>
-            <w:proofErr w:type="spellStart"/>
-            <w:r>
-              <w:rPr>
-                <w:rFonts w:eastAsia="Arial" w:cs="Arial"/>
-              </w:rPr>
-              <w:t>JavaFX</w:t>
-            </w:r>
-            <w:proofErr w:type="spellEnd"/>
-            <w:r>
-              <w:rPr>
-                <w:rFonts w:eastAsia="Arial" w:cs="Arial"/>
-              </w:rPr>
-              <w:t xml:space="preserve">. </w:t>
+              <w:t xml:space="preserve">Administración de base de datos y de proyecto JavaFX. </w:t>
             </w:r>
           </w:p>
         </w:tc>
@@ -10248,13 +8565,8 @@
               <w:jc w:val="center"/>
             </w:pPr>
             <w:r>
-              <w:t xml:space="preserve">Desarrollador </w:t>
-            </w:r>
-            <w:proofErr w:type="spellStart"/>
-            <w:r>
-              <w:t>backend</w:t>
-            </w:r>
-            <w:proofErr w:type="spellEnd"/>
+              <w:t>Desarrollador backend</w:t>
+            </w:r>
           </w:p>
         </w:tc>
         <w:tc>
@@ -10268,13 +8580,8 @@
               <w:jc w:val="center"/>
             </w:pPr>
             <w:r>
-              <w:t xml:space="preserve">Desarrollador </w:t>
-            </w:r>
-            <w:proofErr w:type="spellStart"/>
-            <w:r>
-              <w:t>frontend</w:t>
-            </w:r>
-            <w:proofErr w:type="spellEnd"/>
+              <w:t>Desarrollador frontend</w:t>
+            </w:r>
           </w:p>
         </w:tc>
         <w:tc>
@@ -10288,13 +8595,8 @@
               <w:jc w:val="center"/>
             </w:pPr>
             <w:r>
-              <w:t xml:space="preserve">Desarrollador </w:t>
-            </w:r>
-            <w:proofErr w:type="spellStart"/>
-            <w:r>
-              <w:t>frontend</w:t>
-            </w:r>
-            <w:proofErr w:type="spellEnd"/>
+              <w:t>Desarrollador frontend</w:t>
+            </w:r>
           </w:p>
         </w:tc>
         <w:tc>
@@ -10397,23 +8699,7 @@
         <w:t>desarrollo del código</w:t>
       </w:r>
       <w:r>
-        <w:t xml:space="preserve"> fuente, se ha empleado el IDE IntelliJ IDEA en la implementación del proyecto CRUD (</w:t>
-      </w:r>
-      <w:proofErr w:type="spellStart"/>
-      <w:r>
-        <w:t>Create</w:t>
-      </w:r>
-      <w:proofErr w:type="spellEnd"/>
-      <w:r>
-        <w:t xml:space="preserve">, Read, </w:t>
-      </w:r>
-      <w:proofErr w:type="spellStart"/>
-      <w:r>
-        <w:t>Update</w:t>
-      </w:r>
-      <w:proofErr w:type="spellEnd"/>
-      <w:r>
-        <w:t>, Delete)</w:t>
+        <w:t xml:space="preserve"> fuente, se ha empleado el IDE IntelliJ IDEA en la implementación del proyecto CRUD (Create, Read, Update, Delete)</w:t>
       </w:r>
       <w:r>
         <w:t xml:space="preserve"> para</w:t>
@@ -10429,15 +8715,7 @@
         <w:t xml:space="preserve"> </w:t>
       </w:r>
       <w:r>
-        <w:t xml:space="preserve">Code como editor principal para el diseño y estructuración del </w:t>
-      </w:r>
-      <w:proofErr w:type="spellStart"/>
-      <w:r>
-        <w:t>front-end</w:t>
-      </w:r>
-      <w:proofErr w:type="spellEnd"/>
-      <w:r>
-        <w:t xml:space="preserve"> mediante HTML, CSS y JavaScript.</w:t>
+        <w:t>Code como editor principal para el diseño y estructuración del front-end mediante HTML, CSS y JavaScript.</w:t>
       </w:r>
     </w:p>
     <w:p>
@@ -10455,15 +8733,7 @@
         <w:t>control de versiones</w:t>
       </w:r>
       <w:r>
-        <w:t xml:space="preserve"> del proyecto, se ha utilizado GitHub como plataforma en la que alojar el proyecto y </w:t>
-      </w:r>
-      <w:proofErr w:type="spellStart"/>
-      <w:r>
-        <w:t>Sourcetree</w:t>
-      </w:r>
-      <w:proofErr w:type="spellEnd"/>
-      <w:r>
-        <w:t xml:space="preserve"> para gestionar el repositorio conjunto. </w:t>
+        <w:t xml:space="preserve"> del proyecto, se ha utilizado GitHub como plataforma en la que alojar el proyecto y Sourcetree para gestionar el repositorio conjunto. </w:t>
       </w:r>
     </w:p>
     <w:p>
@@ -10491,7 +8761,6 @@
       <w:r>
         <w:t xml:space="preserve">Se ha usado </w:t>
       </w:r>
-      <w:proofErr w:type="spellStart"/>
       <w:r>
         <w:rPr>
           <w:b/>
@@ -10499,7 +8768,6 @@
         </w:rPr>
         <w:t>Cdmon</w:t>
       </w:r>
-      <w:proofErr w:type="spellEnd"/>
       <w:r>
         <w:t xml:space="preserve"> para el alojamiento de la página web creada en servidores en línea.</w:t>
       </w:r>
@@ -10512,6 +8780,7 @@
     <w:p>
       <w:pPr>
         <w:pStyle w:val="Ttulo2"/>
+        <w:jc w:val="both"/>
       </w:pPr>
       <w:bookmarkStart w:id="32" w:name="_Toc228986034"/>
       <w:r>
@@ -10544,15 +8813,7 @@
         <w:t>JavaScript</w:t>
       </w:r>
       <w:r>
-        <w:t xml:space="preserve"> para añadir interactividad a nuestra página web y guardar datos básicos en el ordenador usando el </w:t>
-      </w:r>
-      <w:proofErr w:type="spellStart"/>
-      <w:r>
-        <w:t>LocalStorage</w:t>
-      </w:r>
-      <w:proofErr w:type="spellEnd"/>
-      <w:r>
-        <w:t xml:space="preserve">. </w:t>
+        <w:t xml:space="preserve"> para añadir interactividad a nuestra página web y guardar datos básicos en el ordenador usando el LocalStorage. </w:t>
       </w:r>
       <w:r>
         <w:rPr>
@@ -10590,85 +8851,58 @@
           <w:b/>
           <w:bCs/>
         </w:rPr>
-        <w:t xml:space="preserve">tecnologías </w:t>
-      </w:r>
-      <w:proofErr w:type="spellStart"/>
+        <w:t>tecnologías frontend</w:t>
+      </w:r>
+      <w:r>
+        <w:t xml:space="preserve"> que hemos empleado para el diseño de</w:t>
+      </w:r>
+      <w:r>
+        <w:t xml:space="preserve">l </w:t>
+      </w:r>
+      <w:r>
+        <w:t xml:space="preserve">proyecto son </w:t>
+      </w:r>
       <w:r>
         <w:rPr>
           <w:b/>
           <w:bCs/>
         </w:rPr>
-        <w:t>frontend</w:t>
-      </w:r>
-      <w:proofErr w:type="spellEnd"/>
-      <w:r>
-        <w:t xml:space="preserve"> que hemos empleado para el diseño de</w:t>
-      </w:r>
-      <w:r>
-        <w:t xml:space="preserve">l </w:t>
-      </w:r>
-      <w:r>
-        <w:t xml:space="preserve">proyecto son </w:t>
+        <w:t>HTML</w:t>
+      </w:r>
+      <w:r>
+        <w:t xml:space="preserve">, para la estructura de la web, y </w:t>
+      </w:r>
+      <w:r>
+        <w:t xml:space="preserve">un </w:t>
       </w:r>
       <w:r>
         <w:rPr>
           <w:b/>
           <w:bCs/>
         </w:rPr>
-        <w:t>HTML</w:t>
-      </w:r>
-      <w:r>
-        <w:t xml:space="preserve">, para la estructura de la web, y </w:t>
-      </w:r>
-      <w:r>
-        <w:t xml:space="preserve">un </w:t>
+        <w:t>CSS</w:t>
+      </w:r>
+      <w:r>
+        <w:t xml:space="preserve"> propio para la personalización del proyecto.</w:t>
+      </w:r>
+      <w:r>
+        <w:t xml:space="preserve"> </w:t>
+      </w:r>
+    </w:p>
+    <w:p>
+      <w:pPr>
+        <w:jc w:val="both"/>
+      </w:pPr>
+      <w:r>
+        <w:t xml:space="preserve">Se ha utilizado el </w:t>
       </w:r>
       <w:r>
         <w:rPr>
           <w:b/>
           <w:bCs/>
         </w:rPr>
-        <w:t>CSS</w:t>
-      </w:r>
-      <w:r>
-        <w:t xml:space="preserve"> propio para la personalización del proyecto.</w:t>
-      </w:r>
-      <w:r>
-        <w:t xml:space="preserve"> </w:t>
-      </w:r>
-    </w:p>
-    <w:p>
-      <w:pPr>
-        <w:jc w:val="both"/>
-      </w:pPr>
-      <w:r>
-        <w:t xml:space="preserve">Se ha utilizado el </w:t>
-      </w:r>
-      <w:proofErr w:type="spellStart"/>
-      <w:r>
-        <w:rPr>
-          <w:b/>
-          <w:bCs/>
-        </w:rPr>
-        <w:t>framework</w:t>
-      </w:r>
-      <w:proofErr w:type="spellEnd"/>
-      <w:r>
-        <w:rPr>
-          <w:b/>
-          <w:bCs/>
-        </w:rPr>
-        <w:t xml:space="preserve"> </w:t>
-      </w:r>
-      <w:proofErr w:type="spellStart"/>
-      <w:r>
-        <w:rPr>
-          <w:b/>
-          <w:bCs/>
-        </w:rPr>
-        <w:t>JavaFX</w:t>
-      </w:r>
-      <w:proofErr w:type="spellEnd"/>
+        <w:t>framework JavaFX</w:t>
+      </w:r>
       <w:r>
         <w:t xml:space="preserve">, </w:t>
       </w:r>
@@ -10701,87 +8935,38 @@
           <w:bCs/>
           <w:u w:val="single"/>
         </w:rPr>
-        <w:t xml:space="preserve">Simulación de conexión </w:t>
-      </w:r>
-      <w:proofErr w:type="spellStart"/>
-      <w:r>
-        <w:rPr>
-          <w:b/>
-          <w:bCs/>
-          <w:u w:val="single"/>
-        </w:rPr>
-        <w:t>frontend-backend</w:t>
-      </w:r>
-      <w:proofErr w:type="spellEnd"/>
-    </w:p>
-    <w:p>
+        <w:t>Simulación de conexión frontend-backend</w:t>
+      </w:r>
+    </w:p>
+    <w:p>
+      <w:pPr>
+        <w:jc w:val="both"/>
+      </w:pPr>
       <w:r>
         <w:t>E</w:t>
       </w:r>
       <w:r>
-        <w:t xml:space="preserve">n este proyecto no existe una conexión real entre el </w:t>
-      </w:r>
-      <w:proofErr w:type="spellStart"/>
-      <w:r>
-        <w:t>backend</w:t>
-      </w:r>
-      <w:proofErr w:type="spellEnd"/>
-      <w:r>
-        <w:t xml:space="preserve"> y el </w:t>
-      </w:r>
-      <w:proofErr w:type="spellStart"/>
-      <w:r>
-        <w:t>frontend</w:t>
-      </w:r>
-      <w:proofErr w:type="spellEnd"/>
-      <w:r>
-        <w:t xml:space="preserve">, por lo que los datos introducidos en los formularios de la página web no se están transfiriendo a la base de datos. Se ha implementado una simulación en el </w:t>
-      </w:r>
-      <w:proofErr w:type="spellStart"/>
-      <w:r>
-        <w:t>frontend</w:t>
-      </w:r>
-      <w:proofErr w:type="spellEnd"/>
-      <w:r>
-        <w:t xml:space="preserve"> que imita está conexión. </w:t>
+        <w:t>n este proyecto no existe una conexión real entre el backend y el frontend</w:t>
+      </w:r>
+      <w:r>
+        <w:t xml:space="preserve">, por lo que los datos introducidos en los formularios de la página web no se están transfiriendo a la base de datos. Se ha implementado una simulación en el frontend que imita está conexión. </w:t>
       </w:r>
       <w:r>
         <w:br/>
-        <w:t xml:space="preserve">La forma en que se ha realizado esta simulación es usando el </w:t>
-      </w:r>
-      <w:proofErr w:type="spellStart"/>
-      <w:r>
-        <w:t>LocalStorage</w:t>
-      </w:r>
-      <w:proofErr w:type="spellEnd"/>
-      <w:r>
-        <w:t xml:space="preserve">. Al rellenar </w:t>
+        <w:t xml:space="preserve">La forma en que se ha realizado esta simulación es usando el LocalStorage. Al rellenar </w:t>
       </w:r>
       <w:r>
         <w:lastRenderedPageBreak/>
         <w:t xml:space="preserve">el formulario de registro de la página web, se recogen los datos insertados y se crea un objeto usuario que se almacena en una lista alojada en el </w:t>
       </w:r>
-      <w:proofErr w:type="spellStart"/>
       <w:r>
         <w:t>L</w:t>
       </w:r>
       <w:r>
-        <w:t>ocalStorage</w:t>
-      </w:r>
-      <w:proofErr w:type="spellEnd"/>
-      <w:r>
-        <w:t xml:space="preserve">. </w:t>
-      </w:r>
-      <w:r>
-        <w:t xml:space="preserve">A la hora de hacer el inicio de sesión, se saca la lista del </w:t>
-      </w:r>
-      <w:proofErr w:type="spellStart"/>
-      <w:r>
-        <w:t>LocalStorage</w:t>
-      </w:r>
-      <w:proofErr w:type="spellEnd"/>
-      <w:r>
-        <w:t xml:space="preserve">, se comprueba que las credenciales insertadas en el inicio de sesión se encuentran en esta lista y se concede o deniega el acceso. </w:t>
+        <w:t xml:space="preserve">ocalStorage. </w:t>
+      </w:r>
+      <w:r>
+        <w:t xml:space="preserve">A la hora de hacer el inicio de sesión, se saca la lista del LocalStorage, se comprueba que las credenciales insertadas en el inicio de sesión se encuentran en esta lista y se concede o deniega el acceso. </w:t>
       </w:r>
       <w:r>
         <w:t xml:space="preserve">En las siguientes imágenes se enseña los pasos principales para la creación de usuarios y su manipulación para el control de acceso a la web. </w:t>
@@ -11130,61 +9315,22 @@
           <w:bCs/>
           <w:u w:val="single"/>
         </w:rPr>
-        <w:t xml:space="preserve">Conexión </w:t>
-      </w:r>
-      <w:proofErr w:type="spellStart"/>
-      <w:r>
-        <w:rPr>
-          <w:b/>
-          <w:bCs/>
-          <w:u w:val="single"/>
-        </w:rPr>
-        <w:t>JavaFX</w:t>
-      </w:r>
-      <w:proofErr w:type="spellEnd"/>
-      <w:r>
-        <w:rPr>
-          <w:b/>
-          <w:bCs/>
-          <w:u w:val="single"/>
-        </w:rPr>
-        <w:t xml:space="preserve"> con SQL Server Management Studio</w:t>
-      </w:r>
-    </w:p>
-    <w:p>
-      <w:r>
-        <w:t xml:space="preserve">A la hora de implementar el sistema CRUD, debemos hacer una conexión entre la base de datos, creada en SSMS, y el proyecto </w:t>
-      </w:r>
-      <w:proofErr w:type="spellStart"/>
-      <w:r>
-        <w:t>JavaFX</w:t>
-      </w:r>
-      <w:proofErr w:type="spellEnd"/>
-      <w:r>
-        <w:t xml:space="preserve">. Para ello tuvimos que crear un método personalizado con el que hacer esta conexión, ya que es diferente a conectarlo con </w:t>
-      </w:r>
-      <w:proofErr w:type="spellStart"/>
-      <w:r>
-        <w:t>HeidiSQL</w:t>
-      </w:r>
-      <w:proofErr w:type="spellEnd"/>
-      <w:r>
-        <w:t xml:space="preserve">. </w:t>
+        <w:t>Conexión JavaFX con SQL Server Management Studio</w:t>
+      </w:r>
+    </w:p>
+    <w:p>
+      <w:pPr>
+        <w:jc w:val="both"/>
+      </w:pPr>
+      <w:r>
+        <w:t xml:space="preserve">A la hora de implementar el sistema CRUD, debemos hacer una conexión entre la base de datos, creada en SSMS, y el proyecto JavaFX. Para ello tuvimos que crear un método personalizado con el que hacer esta conexión, ya que es diferente a conectarlo con HeidiSQL. </w:t>
       </w:r>
       <w:r>
         <w:br/>
         <w:t>Por un lado, SSMS utiliza su propio puerto, el 1433. Por otro lado, la conexión se realiza a través de un usuario</w:t>
       </w:r>
       <w:r>
-        <w:t xml:space="preserve"> y se requiere una contraseña. Una vez habilitado el usuario “</w:t>
-      </w:r>
-      <w:proofErr w:type="spellStart"/>
-      <w:r>
-        <w:t>sa</w:t>
-      </w:r>
-      <w:proofErr w:type="spellEnd"/>
-      <w:r>
-        <w:t xml:space="preserve">” y configurado una contraseña para este, se puede hacer la conexión a la base de datos con el siguiente método. </w:t>
+        <w:t xml:space="preserve"> y se requiere una contraseña. Una vez habilitado el usuario “sa” y configurado una contraseña para este, se puede hacer la conexión a la base de datos con el siguiente método. </w:t>
       </w:r>
     </w:p>
     <w:p>
@@ -11284,31 +9430,11 @@
           <w:rPr>
             <w:rStyle w:val="Hipervnculo"/>
           </w:rPr>
-          <w:t>www.proyecto-r</w:t>
-        </w:r>
-        <w:r>
-          <w:rPr>
-            <w:rStyle w:val="Hipervnculo"/>
-          </w:rPr>
-          <w:t>o</w:t>
-        </w:r>
-        <w:r>
-          <w:rPr>
-            <w:rStyle w:val="Hipervnculo"/>
-          </w:rPr>
-          <w:t>omie.com</w:t>
+          <w:t>www.proyecto-roomie.com</w:t>
         </w:r>
       </w:hyperlink>
       <w:r>
-        <w:t>. En el caso de abrirlo desde una carpeta local, se podrá igualmente abrir cualquier archivo con formato .</w:t>
-      </w:r>
-      <w:proofErr w:type="spellStart"/>
-      <w:r>
-        <w:t>html</w:t>
-      </w:r>
-      <w:proofErr w:type="spellEnd"/>
-      <w:r>
-        <w:t xml:space="preserve"> usando cualquier navegador.  </w:t>
+        <w:t xml:space="preserve">. En el caso de abrirlo desde una carpeta local, se podrá igualmente abrir cualquier archivo con formato .html usando cualquier navegador.  </w:t>
       </w:r>
     </w:p>
     <w:p>
@@ -11336,6 +9462,9 @@
       <w:bookmarkEnd w:id="41"/>
     </w:p>
     <w:p>
+      <w:pPr>
+        <w:jc w:val="both"/>
+      </w:pPr>
       <w:r>
         <w:t>En la página de registro podrás crear tu cuenta simulada de usuario</w:t>
       </w:r>
@@ -11351,6 +9480,9 @@
         <w:keepNext/>
       </w:pPr>
       <w:r>
+        <w:rPr>
+          <w:noProof/>
+        </w:rPr>
         <w:drawing>
           <wp:inline distT="0" distB="0" distL="0" distR="0" wp14:anchorId="65AB6F30" wp14:editId="634884E8">
             <wp:extent cx="4802529" cy="7296150"/>
@@ -11413,6 +9545,9 @@
       </w:r>
     </w:p>
     <w:p>
+      <w:pPr>
+        <w:jc w:val="both"/>
+      </w:pPr>
       <w:r>
         <w:t xml:space="preserve">Usando tu correo y contraseña, a partir de ahora, podrás acceder a tu perfil desde la pantalla de inicio de sesión. Desde tu perfil podrás publicar las habitaciones que ofreces, si eres arrendador, o ver tu habitación alquilada, si eres inquilino. </w:t>
       </w:r>
@@ -11422,6 +9557,9 @@
         <w:keepNext/>
       </w:pPr>
       <w:r>
+        <w:rPr>
+          <w:noProof/>
+        </w:rPr>
         <w:drawing>
           <wp:inline distT="0" distB="0" distL="0" distR="0" wp14:anchorId="374C5F60" wp14:editId="4C477F54">
             <wp:extent cx="5731510" cy="5079365"/>
@@ -11478,11 +9616,17 @@
       <w:bookmarkEnd w:id="43"/>
     </w:p>
     <w:p>
+      <w:pPr>
+        <w:jc w:val="both"/>
+      </w:pPr>
       <w:r>
         <w:t xml:space="preserve">En la pestaña de Buscar, podrás explorar los diferentes anuncios de habitaciones disponibles. Podrás filtrar los resultados que buscas desde el buscador. </w:t>
       </w:r>
     </w:p>
     <w:p>
+      <w:pPr>
+        <w:jc w:val="both"/>
+      </w:pPr>
       <w:r>
         <w:t xml:space="preserve">En la pantalla de inicio encontrarás un resumen del proyecto y sus objetivos. </w:t>
       </w:r>
@@ -11505,11 +9649,17 @@
       <w:bookmarkEnd w:id="44"/>
     </w:p>
     <w:p>
+      <w:pPr>
+        <w:jc w:val="both"/>
+      </w:pPr>
       <w:r>
         <w:t xml:space="preserve">En el caso de que el usuario en algún momento tenga que manipular la base de datos, ya sea para crear, eliminar o actualizar usuarios de la página o editar viviendas; lo hará a través de una sencilla app. </w:t>
       </w:r>
     </w:p>
     <w:p>
+      <w:pPr>
+        <w:jc w:val="both"/>
+      </w:pPr>
       <w:r>
         <w:t xml:space="preserve">En esta app buscarás la pantalla para manipular los datos que necesitas editar. Una vez encontrada, puedes:  </w:t>
       </w:r>
@@ -11521,6 +9671,7 @@
           <w:ilvl w:val="0"/>
           <w:numId w:val="21"/>
         </w:numPr>
+        <w:jc w:val="both"/>
       </w:pPr>
       <w:r>
         <w:t xml:space="preserve">Añadir nuevos datos. Escribes en los espacios en blanco. Una vez rellenos todos los datos, pulsar insertar. </w:t>
@@ -11533,6 +9684,7 @@
           <w:ilvl w:val="0"/>
           <w:numId w:val="21"/>
         </w:numPr>
+        <w:jc w:val="both"/>
       </w:pPr>
       <w:r>
         <w:t>Editar datos ya existentes. Seleccionas en la tabla los datos a editar, pulsar editar. Rellenas con los nuevos datos y pulsas guardar.</w:t>
@@ -11545,6 +9697,7 @@
           <w:ilvl w:val="0"/>
           <w:numId w:val="21"/>
         </w:numPr>
+        <w:jc w:val="both"/>
       </w:pPr>
       <w:r>
         <w:t xml:space="preserve">Eliminar datos. Seleccionas en la tabla los datos a eliminar. Pulsas eliminar. </w:t>
@@ -11591,11 +9744,17 @@
       <w:bookmarkEnd w:id="46"/>
     </w:p>
     <w:p>
+      <w:pPr>
+        <w:jc w:val="both"/>
+      </w:pPr>
       <w:r>
         <w:t xml:space="preserve">Para acceder a la página web del proyecto no hay unos requisitos mínimos, simplemente se necesita cualquier dispositivo con acceso a internet y que pueda abrir un navegador web. </w:t>
       </w:r>
     </w:p>
     <w:p>
+      <w:pPr>
+        <w:jc w:val="both"/>
+      </w:pPr>
       <w:r>
         <w:t xml:space="preserve">Por otro </w:t>
       </w:r>
@@ -11613,6 +9772,7 @@
           <w:ilvl w:val="0"/>
           <w:numId w:val="21"/>
         </w:numPr>
+        <w:jc w:val="both"/>
       </w:pPr>
       <w:r>
         <w:t>Tener Java instalado en el PC.</w:t>
@@ -11625,17 +9785,10 @@
           <w:ilvl w:val="0"/>
           <w:numId w:val="21"/>
         </w:numPr>
-      </w:pPr>
-      <w:r>
-        <w:t xml:space="preserve">Un entorno de desarrollo moderno desde el que ejecutar un proyecto </w:t>
-      </w:r>
-      <w:proofErr w:type="spellStart"/>
-      <w:r>
-        <w:t>JavaFX</w:t>
-      </w:r>
-      <w:proofErr w:type="spellEnd"/>
-      <w:r>
-        <w:t xml:space="preserve">. Ya que no está incluido en el JDK estándar de Java. </w:t>
+        <w:jc w:val="both"/>
+      </w:pPr>
+      <w:r>
+        <w:t xml:space="preserve">Un entorno de desarrollo moderno desde el que ejecutar un proyecto JavaFX. Ya que no está incluido en el JDK estándar de Java. </w:t>
       </w:r>
     </w:p>
     <w:p>
@@ -11645,6 +9798,7 @@
           <w:ilvl w:val="0"/>
           <w:numId w:val="21"/>
         </w:numPr>
+        <w:jc w:val="both"/>
       </w:pPr>
       <w:r>
         <w:t xml:space="preserve">Tener SQL Server Management Studio </w:t>
@@ -11653,15 +9807,7 @@
         <w:t xml:space="preserve">instalado en el PC. Debes tener el puerto TCP/IP 1433 habilitado, así como tener el modo de autenticación de SQL Server activado y </w:t>
       </w:r>
       <w:r>
-        <w:t>el usuario “</w:t>
-      </w:r>
-      <w:proofErr w:type="spellStart"/>
-      <w:r>
-        <w:t>sa</w:t>
-      </w:r>
-      <w:proofErr w:type="spellEnd"/>
-      <w:r>
-        <w:t xml:space="preserve">” activo. La contraseña de este usuario deber ser “roomie1234”. </w:t>
+        <w:t xml:space="preserve">el usuario “sa” activo. La contraseña de este usuario deber ser “roomie1234”. </w:t>
       </w:r>
     </w:p>
     <w:p>
@@ -11675,50 +9821,39 @@
       <w:bookmarkEnd w:id="47"/>
     </w:p>
     <w:p>
+      <w:pPr>
+        <w:jc w:val="both"/>
+      </w:pPr>
       <w:r>
         <w:t xml:space="preserve">Una vez más, la página web del proyecto se podrá abrir desde cualquier dispositivo que tenga conexión a internet y a un navegador. Y en el caso de no tener acceso a red, se puede abrir en local si se dispone del árbol de ficheros con los HTML, CSS y JS. Simplemente clonar el repositorio del proyecto entero en tu dispositivo, entrar a la carpeta de la web, y abrir los HTML deseados. </w:t>
       </w:r>
     </w:p>
     <w:p>
+      <w:pPr>
+        <w:jc w:val="both"/>
+      </w:pPr>
       <w:r>
         <w:lastRenderedPageBreak/>
-        <w:t xml:space="preserve">Para el proyecto de </w:t>
-      </w:r>
-      <w:proofErr w:type="spellStart"/>
-      <w:r>
-        <w:t>JavaFX</w:t>
-      </w:r>
-      <w:proofErr w:type="spellEnd"/>
-      <w:r>
-        <w:t xml:space="preserve">, se debe abrir el proyecto de programación desde un entorno de desarrollo compatible, como es IntelliJ IDEA. </w:t>
-      </w:r>
-      <w:r>
-        <w:br/>
-        <w:t>Y para poder recrear la base de datos, se debe ejecutar el script que se encuentra en la carpeta “</w:t>
-      </w:r>
-      <w:proofErr w:type="spellStart"/>
-      <w:r>
-        <w:t>Database</w:t>
-      </w:r>
-      <w:proofErr w:type="spellEnd"/>
-      <w:r>
-        <w:t>”,</w:t>
+        <w:t xml:space="preserve">Para el proyecto de JavaFX, se debe abrir el proyecto de programación desde un entorno de desarrollo compatible, como es IntelliJ IDEA. </w:t>
+      </w:r>
+    </w:p>
+    <w:p>
+      <w:pPr>
+        <w:jc w:val="both"/>
+      </w:pPr>
+      <w:r>
+        <w:t>Y para poder recrear la base de datos, se debe ejecutar el script que se encuentra en la carpeta “Database”,</w:t>
       </w:r>
       <w:r>
         <w:t xml:space="preserve"> desde una consulta nueva en SQL Server Management Studio. </w:t>
       </w:r>
     </w:p>
     <w:p>
-      <w:r>
-        <w:t xml:space="preserve">Siguiendo todos estos requisitos, podrás abrir el proyecto </w:t>
-      </w:r>
-      <w:proofErr w:type="spellStart"/>
-      <w:r>
-        <w:t>Roomie</w:t>
-      </w:r>
-      <w:proofErr w:type="spellEnd"/>
-      <w:r>
-        <w:t xml:space="preserve"> en tú PC. </w:t>
+      <w:pPr>
+        <w:jc w:val="both"/>
+      </w:pPr>
+      <w:r>
+        <w:t xml:space="preserve">Siguiendo todos estos requisitos, podrás abrir el proyecto Roomie en tú PC. </w:t>
       </w:r>
     </w:p>
     <w:p/>
@@ -11757,6 +9892,7 @@
     <w:p>
       <w:pPr>
         <w:spacing w:after="142" w:line="276" w:lineRule="auto"/>
+        <w:jc w:val="both"/>
       </w:pPr>
       <w:r>
         <w:rPr>
@@ -11768,6 +9904,7 @@
     <w:p>
       <w:pPr>
         <w:spacing w:before="240" w:after="142" w:line="276" w:lineRule="auto"/>
+        <w:jc w:val="both"/>
       </w:pPr>
       <w:r>
         <w:rPr>
@@ -11927,7 +10064,6 @@
         <w:rPr>
           <w:rFonts w:ascii="Aptos" w:eastAsia="Aptos" w:hAnsi="Aptos" w:cs="Aptos"/>
         </w:rPr>
-        <w:lastRenderedPageBreak/>
         <w:t>Desplazamiento (visitar casas que soliciten ser anunciadas en la página)</w:t>
       </w:r>
     </w:p>
@@ -12575,16 +10711,7 @@
         <w:rPr>
           <w:rFonts w:ascii="Aptos" w:eastAsia="Aptos" w:hAnsi="Aptos" w:cs="Aptos"/>
         </w:rPr>
-        <w:t xml:space="preserve">temperatura inadecuada puede provocar desde simples resfriados o </w:t>
-      </w:r>
-      <w:r>
-        <w:tab/>
-      </w:r>
-      <w:r>
-        <w:rPr>
-          <w:rFonts w:ascii="Aptos" w:eastAsia="Aptos" w:hAnsi="Aptos" w:cs="Aptos"/>
-        </w:rPr>
-        <w:t>deshidratación hasta hipotermia o golpes de calor.</w:t>
+        <w:t>temperatura inadecuada puede provocar desde simples resfriados o deshidratación hasta hipotermia o golpes de calor.</w:t>
       </w:r>
     </w:p>
     <w:p>
@@ -12806,35 +10933,7 @@
         <w:rPr>
           <w:rFonts w:ascii="Aptos" w:eastAsia="Aptos" w:hAnsi="Aptos" w:cs="Aptos"/>
         </w:rPr>
-        <w:t xml:space="preserve">Caldas Blanco, M. E., Hidalgo Ortega, M. L. y </w:t>
-      </w:r>
-      <w:proofErr w:type="spellStart"/>
-      <w:r>
-        <w:rPr>
-          <w:rFonts w:ascii="Aptos" w:eastAsia="Aptos" w:hAnsi="Aptos" w:cs="Aptos"/>
-        </w:rPr>
-        <w:t>Laraño</w:t>
-      </w:r>
-      <w:proofErr w:type="spellEnd"/>
-      <w:r>
-        <w:rPr>
-          <w:rFonts w:ascii="Aptos" w:eastAsia="Aptos" w:hAnsi="Aptos" w:cs="Aptos"/>
-        </w:rPr>
-        <w:t xml:space="preserve"> </w:t>
-      </w:r>
-      <w:proofErr w:type="spellStart"/>
-      <w:r>
-        <w:rPr>
-          <w:rFonts w:ascii="Aptos" w:eastAsia="Aptos" w:hAnsi="Aptos" w:cs="Aptos"/>
-        </w:rPr>
-        <w:t>DIaz</w:t>
-      </w:r>
-      <w:proofErr w:type="spellEnd"/>
-      <w:r>
-        <w:rPr>
-          <w:rFonts w:ascii="Aptos" w:eastAsia="Aptos" w:hAnsi="Aptos" w:cs="Aptos"/>
-        </w:rPr>
-        <w:t xml:space="preserve">, J. (2024). </w:t>
+        <w:t xml:space="preserve">Caldas Blanco, M. E., Hidalgo Ortega, M. L. y Laraño DIaz, J. (2024). </w:t>
       </w:r>
       <w:r>
         <w:rPr>
@@ -12848,40 +10947,18 @@
         <w:rPr>
           <w:rFonts w:ascii="Aptos" w:eastAsia="Aptos" w:hAnsi="Aptos" w:cs="Aptos"/>
         </w:rPr>
-        <w:t xml:space="preserve">(Capítulo 4). </w:t>
-      </w:r>
-      <w:proofErr w:type="spellStart"/>
-      <w:r>
-        <w:rPr>
-          <w:rFonts w:ascii="Aptos" w:eastAsia="Aptos" w:hAnsi="Aptos" w:cs="Aptos"/>
-        </w:rPr>
-        <w:t>Editex</w:t>
-      </w:r>
-      <w:proofErr w:type="spellEnd"/>
-      <w:r>
-        <w:rPr>
-          <w:rFonts w:ascii="Aptos" w:eastAsia="Aptos" w:hAnsi="Aptos" w:cs="Aptos"/>
-        </w:rPr>
-        <w:t>.</w:t>
+        <w:t>(Capítulo 4). Editex.</w:t>
       </w:r>
     </w:p>
     <w:p>
       <w:pPr>
         <w:spacing w:line="276" w:lineRule="auto"/>
       </w:pPr>
-      <w:proofErr w:type="spellStart"/>
-      <w:r>
-        <w:rPr>
-          <w:rFonts w:ascii="Aptos" w:eastAsia="Aptos" w:hAnsi="Aptos" w:cs="Aptos"/>
-        </w:rPr>
-        <w:t>elEconomista</w:t>
-      </w:r>
-      <w:proofErr w:type="spellEnd"/>
-      <w:r>
-        <w:rPr>
-          <w:rFonts w:ascii="Aptos" w:eastAsia="Aptos" w:hAnsi="Aptos" w:cs="Aptos"/>
-        </w:rPr>
-        <w:t xml:space="preserve">. (15 de septiembre de 2023). </w:t>
+      <w:r>
+        <w:rPr>
+          <w:rFonts w:ascii="Aptos" w:eastAsia="Aptos" w:hAnsi="Aptos" w:cs="Aptos"/>
+        </w:rPr>
+        <w:t xml:space="preserve">elEconomista. (15 de septiembre de 2023). </w:t>
       </w:r>
       <w:r>
         <w:rPr>
@@ -12889,25 +10966,7 @@
           <w:i/>
           <w:iCs/>
         </w:rPr>
-        <w:t xml:space="preserve">Crece el número de estudiantes que </w:t>
-      </w:r>
-      <w:proofErr w:type="spellStart"/>
-      <w:r>
-        <w:rPr>
-          <w:rFonts w:ascii="Aptos" w:eastAsia="Aptos" w:hAnsi="Aptos" w:cs="Aptos"/>
-          <w:i/>
-          <w:iCs/>
-        </w:rPr>
-        <w:t>decicen</w:t>
-      </w:r>
-      <w:proofErr w:type="spellEnd"/>
-      <w:r>
-        <w:rPr>
-          <w:rFonts w:ascii="Aptos" w:eastAsia="Aptos" w:hAnsi="Aptos" w:cs="Aptos"/>
-          <w:i/>
-          <w:iCs/>
-        </w:rPr>
-        <w:t xml:space="preserve"> alquilar habitaciones en pisos compartidos.</w:t>
+        <w:t>Crece el número de estudiantes que decicen alquilar habitaciones en pisos compartidos.</w:t>
       </w:r>
       <w:r>
         <w:rPr>
@@ -12929,19 +10988,11 @@
       <w:pPr>
         <w:spacing w:line="276" w:lineRule="auto"/>
       </w:pPr>
-      <w:proofErr w:type="spellStart"/>
-      <w:r>
-        <w:rPr>
-          <w:rFonts w:ascii="Aptos" w:eastAsia="Aptos" w:hAnsi="Aptos" w:cs="Aptos"/>
-        </w:rPr>
-        <w:t>Diánez</w:t>
-      </w:r>
-      <w:proofErr w:type="spellEnd"/>
-      <w:r>
-        <w:rPr>
-          <w:rFonts w:ascii="Aptos" w:eastAsia="Aptos" w:hAnsi="Aptos" w:cs="Aptos"/>
-        </w:rPr>
-        <w:t xml:space="preserve"> Juan, S. (2025). </w:t>
+      <w:r>
+        <w:rPr>
+          <w:rFonts w:ascii="Aptos" w:eastAsia="Aptos" w:hAnsi="Aptos" w:cs="Aptos"/>
+        </w:rPr>
+        <w:t xml:space="preserve">Diánez Juan, S. (2025). </w:t>
       </w:r>
       <w:r>
         <w:rPr>
@@ -12971,19 +11022,11 @@
       <w:pPr>
         <w:spacing w:line="276" w:lineRule="auto"/>
       </w:pPr>
-      <w:proofErr w:type="spellStart"/>
-      <w:r>
-        <w:rPr>
-          <w:rFonts w:ascii="Aptos" w:eastAsia="Aptos" w:hAnsi="Aptos" w:cs="Aptos"/>
-        </w:rPr>
-        <w:t>Diánez</w:t>
-      </w:r>
-      <w:proofErr w:type="spellEnd"/>
-      <w:r>
-        <w:rPr>
-          <w:rFonts w:ascii="Aptos" w:eastAsia="Aptos" w:hAnsi="Aptos" w:cs="Aptos"/>
-        </w:rPr>
-        <w:t xml:space="preserve"> Juan, S. (2025). </w:t>
+      <w:r>
+        <w:rPr>
+          <w:rFonts w:ascii="Aptos" w:eastAsia="Aptos" w:hAnsi="Aptos" w:cs="Aptos"/>
+        </w:rPr>
+        <w:t xml:space="preserve">Diánez Juan, S. (2025). </w:t>
       </w:r>
       <w:r>
         <w:rPr>
@@ -16761,12 +14804,7 @@
 </file>
 
 <file path=customXml/item3.xml><?xml version="1.0" encoding="utf-8"?>
-<?mso-contentType ?>
-<FormTemplates xmlns="http://schemas.microsoft.com/sharepoint/v3/contenttype/forms">
-  <Display>DocumentLibraryForm</Display>
-  <Edit>DocumentLibraryForm</Edit>
-  <New>DocumentLibraryForm</New>
-</FormTemplates>
+<b:Sources xmlns:b="http://schemas.openxmlformats.org/officeDocument/2006/bibliography" xmlns="http://schemas.openxmlformats.org/officeDocument/2006/bibliography" SelectedStyle="\APASixthEditionOfficeOnline.xsl" StyleName="APA" Version="6"/>
 </file>
 
 <file path=customXml/item4.xml><?xml version="1.0" encoding="utf-8"?>
@@ -16920,7 +14958,12 @@
 </file>
 
 <file path=customXml/item5.xml><?xml version="1.0" encoding="utf-8"?>
-<b:Sources xmlns:b="http://schemas.openxmlformats.org/officeDocument/2006/bibliography" xmlns="http://schemas.openxmlformats.org/officeDocument/2006/bibliography" SelectedStyle="\APASixthEditionOfficeOnline.xsl" StyleName="APA" Version="6"/>
+<?mso-contentType ?>
+<FormTemplates xmlns="http://schemas.microsoft.com/sharepoint/v3/contenttype/forms">
+  <Display>DocumentLibraryForm</Display>
+  <Edit>DocumentLibraryForm</Edit>
+  <New>DocumentLibraryForm</New>
+</FormTemplates>
 </file>
 
 <file path=customXml/itemProps1.xml><?xml version="1.0" encoding="utf-8"?>
@@ -16942,9 +14985,9 @@
 </file>
 
 <file path=customXml/itemProps3.xml><?xml version="1.0" encoding="utf-8"?>
-<ds:datastoreItem xmlns:ds="http://schemas.openxmlformats.org/officeDocument/2006/customXml" ds:itemID="{9C62D19F-2C4B-4163-B98D-18BF5B309744}">
+<ds:datastoreItem xmlns:ds="http://schemas.openxmlformats.org/officeDocument/2006/customXml" ds:itemID="{84CA4A16-CE6B-4C64-8CA7-CF5CBE9EE313}">
   <ds:schemaRefs>
-    <ds:schemaRef ds:uri="http://schemas.microsoft.com/sharepoint/v3/contenttype/forms"/>
+    <ds:schemaRef ds:uri="http://schemas.openxmlformats.org/officeDocument/2006/bibliography"/>
   </ds:schemaRefs>
 </ds:datastoreItem>
 </file>
@@ -16968,9 +15011,9 @@
 </file>
 
 <file path=customXml/itemProps5.xml><?xml version="1.0" encoding="utf-8"?>
-<ds:datastoreItem xmlns:ds="http://schemas.openxmlformats.org/officeDocument/2006/customXml" ds:itemID="{84CA4A16-CE6B-4C64-8CA7-CF5CBE9EE313}">
+<ds:datastoreItem xmlns:ds="http://schemas.openxmlformats.org/officeDocument/2006/customXml" ds:itemID="{9C62D19F-2C4B-4163-B98D-18BF5B309744}">
   <ds:schemaRefs>
-    <ds:schemaRef ds:uri="http://schemas.openxmlformats.org/officeDocument/2006/bibliography"/>
+    <ds:schemaRef ds:uri="http://schemas.microsoft.com/sharepoint/v3/contenttype/forms"/>
   </ds:schemaRefs>
 </ds:datastoreItem>
 </file>
--- a/Documentación_final.docx
+++ b/Documentación_final.docx
@@ -68,7 +68,21 @@
         <w:rPr>
           <w:rStyle w:val="Ttulodellibro"/>
         </w:rPr>
-        <w:t xml:space="preserve">Proyecto Intermodular Hito </w:t>
+        <w:t xml:space="preserve">Proyecto </w:t>
+      </w:r>
+      <w:proofErr w:type="spellStart"/>
+      <w:r>
+        <w:rPr>
+          <w:rStyle w:val="Ttulodellibro"/>
+        </w:rPr>
+        <w:t>Intermodular</w:t>
+      </w:r>
+      <w:proofErr w:type="spellEnd"/>
+      <w:r>
+        <w:rPr>
+          <w:rStyle w:val="Ttulodellibro"/>
+        </w:rPr>
+        <w:t xml:space="preserve"> Hito </w:t>
       </w:r>
       <w:r>
         <w:rPr>
@@ -147,6 +161,7 @@
           <w:u w:val="single"/>
         </w:rPr>
       </w:pPr>
+      <w:proofErr w:type="spellStart"/>
       <w:r>
         <w:rPr>
           <w:sz w:val="40"/>
@@ -156,61 +171,1353 @@
         <w:lastRenderedPageBreak/>
         <w:t>Abstract</w:t>
       </w:r>
-    </w:p>
-    <w:p>
-      <w:r>
-        <w:t>For this project,</w:t>
-      </w:r>
-      <w:r>
-        <w:t xml:space="preserve"> the website “Ro</w:t>
+      <w:proofErr w:type="spellEnd"/>
+    </w:p>
+    <w:p>
+      <w:r>
+        <w:t xml:space="preserve">For </w:t>
+      </w:r>
+      <w:proofErr w:type="spellStart"/>
+      <w:r>
+        <w:t>this</w:t>
+      </w:r>
+      <w:proofErr w:type="spellEnd"/>
+      <w:r>
+        <w:t xml:space="preserve"> </w:t>
+      </w:r>
+      <w:proofErr w:type="spellStart"/>
+      <w:r>
+        <w:t>project</w:t>
+      </w:r>
+      <w:proofErr w:type="spellEnd"/>
+      <w:r>
+        <w:t>,</w:t>
+      </w:r>
+      <w:r>
+        <w:t xml:space="preserve"> </w:t>
+      </w:r>
+      <w:proofErr w:type="spellStart"/>
+      <w:r>
+        <w:t>the</w:t>
+      </w:r>
+      <w:proofErr w:type="spellEnd"/>
+      <w:r>
+        <w:t xml:space="preserve"> </w:t>
+      </w:r>
+      <w:proofErr w:type="spellStart"/>
+      <w:r>
+        <w:t>website</w:t>
+      </w:r>
+      <w:proofErr w:type="spellEnd"/>
+      <w:r>
+        <w:t xml:space="preserve"> “</w:t>
+      </w:r>
+      <w:proofErr w:type="spellStart"/>
+      <w:r>
+        <w:t>Ro</w:t>
       </w:r>
       <w:r>
         <w:t>o</w:t>
       </w:r>
       <w:r>
-        <w:t>mie” has been designed,</w:t>
-      </w:r>
-      <w:r>
-        <w:t xml:space="preserve"> that will help students find rooms to rent near the universities they study at</w:t>
-      </w:r>
-      <w:r>
-        <w:t xml:space="preserve">, being the task to find appartments to rent very challenging for young students. </w:t>
+        <w:t>mie</w:t>
+      </w:r>
+      <w:proofErr w:type="spellEnd"/>
+      <w:r>
+        <w:t xml:space="preserve">” has </w:t>
+      </w:r>
+      <w:proofErr w:type="spellStart"/>
+      <w:r>
+        <w:t>been</w:t>
+      </w:r>
+      <w:proofErr w:type="spellEnd"/>
+      <w:r>
+        <w:t xml:space="preserve"> </w:t>
+      </w:r>
+      <w:proofErr w:type="spellStart"/>
+      <w:r>
+        <w:t>designed</w:t>
+      </w:r>
+      <w:proofErr w:type="spellEnd"/>
+      <w:r>
+        <w:t>,</w:t>
+      </w:r>
+      <w:r>
+        <w:t xml:space="preserve"> </w:t>
+      </w:r>
+      <w:proofErr w:type="spellStart"/>
+      <w:r>
+        <w:t>that</w:t>
+      </w:r>
+      <w:proofErr w:type="spellEnd"/>
+      <w:r>
+        <w:t xml:space="preserve"> </w:t>
+      </w:r>
+      <w:proofErr w:type="spellStart"/>
+      <w:r>
+        <w:t>will</w:t>
+      </w:r>
+      <w:proofErr w:type="spellEnd"/>
+      <w:r>
+        <w:t xml:space="preserve"> </w:t>
+      </w:r>
+      <w:proofErr w:type="spellStart"/>
+      <w:r>
+        <w:t>help</w:t>
+      </w:r>
+      <w:proofErr w:type="spellEnd"/>
+      <w:r>
+        <w:t xml:space="preserve"> </w:t>
+      </w:r>
+      <w:proofErr w:type="spellStart"/>
+      <w:r>
+        <w:t>students</w:t>
+      </w:r>
+      <w:proofErr w:type="spellEnd"/>
+      <w:r>
+        <w:t xml:space="preserve"> </w:t>
+      </w:r>
+      <w:proofErr w:type="spellStart"/>
+      <w:r>
+        <w:t>find</w:t>
+      </w:r>
+      <w:proofErr w:type="spellEnd"/>
+      <w:r>
+        <w:t xml:space="preserve"> </w:t>
+      </w:r>
+      <w:proofErr w:type="spellStart"/>
+      <w:r>
+        <w:t>rooms</w:t>
+      </w:r>
+      <w:proofErr w:type="spellEnd"/>
+      <w:r>
+        <w:t xml:space="preserve"> </w:t>
+      </w:r>
+      <w:proofErr w:type="spellStart"/>
+      <w:r>
+        <w:t>to</w:t>
+      </w:r>
+      <w:proofErr w:type="spellEnd"/>
+      <w:r>
+        <w:t xml:space="preserve"> </w:t>
+      </w:r>
+      <w:proofErr w:type="spellStart"/>
+      <w:r>
+        <w:t>rent</w:t>
+      </w:r>
+      <w:proofErr w:type="spellEnd"/>
+      <w:r>
+        <w:t xml:space="preserve"> </w:t>
+      </w:r>
+      <w:proofErr w:type="spellStart"/>
+      <w:r>
+        <w:t>near</w:t>
+      </w:r>
+      <w:proofErr w:type="spellEnd"/>
+      <w:r>
+        <w:t xml:space="preserve"> </w:t>
+      </w:r>
+      <w:proofErr w:type="spellStart"/>
+      <w:r>
+        <w:t>the</w:t>
+      </w:r>
+      <w:proofErr w:type="spellEnd"/>
+      <w:r>
+        <w:t xml:space="preserve"> </w:t>
+      </w:r>
+      <w:proofErr w:type="spellStart"/>
+      <w:r>
+        <w:t>universities</w:t>
+      </w:r>
+      <w:proofErr w:type="spellEnd"/>
+      <w:r>
+        <w:t xml:space="preserve"> </w:t>
+      </w:r>
+      <w:proofErr w:type="spellStart"/>
+      <w:r>
+        <w:t>they</w:t>
+      </w:r>
+      <w:proofErr w:type="spellEnd"/>
+      <w:r>
+        <w:t xml:space="preserve"> </w:t>
+      </w:r>
+      <w:proofErr w:type="spellStart"/>
+      <w:r>
+        <w:t>study</w:t>
+      </w:r>
+      <w:proofErr w:type="spellEnd"/>
+      <w:r>
+        <w:t xml:space="preserve"> at</w:t>
+      </w:r>
+      <w:r>
+        <w:t xml:space="preserve">, </w:t>
+      </w:r>
+      <w:proofErr w:type="spellStart"/>
+      <w:r>
+        <w:t>being</w:t>
+      </w:r>
+      <w:proofErr w:type="spellEnd"/>
+      <w:r>
+        <w:t xml:space="preserve"> </w:t>
+      </w:r>
+      <w:proofErr w:type="spellStart"/>
+      <w:r>
+        <w:t>the</w:t>
+      </w:r>
+      <w:proofErr w:type="spellEnd"/>
+      <w:r>
+        <w:t xml:space="preserve"> </w:t>
+      </w:r>
+      <w:proofErr w:type="spellStart"/>
+      <w:r>
+        <w:t>task</w:t>
+      </w:r>
+      <w:proofErr w:type="spellEnd"/>
+      <w:r>
+        <w:t xml:space="preserve"> </w:t>
+      </w:r>
+      <w:proofErr w:type="spellStart"/>
+      <w:r>
+        <w:t>to</w:t>
+      </w:r>
+      <w:proofErr w:type="spellEnd"/>
+      <w:r>
+        <w:t xml:space="preserve"> </w:t>
+      </w:r>
+      <w:proofErr w:type="spellStart"/>
+      <w:r>
+        <w:t>find</w:t>
+      </w:r>
+      <w:proofErr w:type="spellEnd"/>
+      <w:r>
+        <w:t xml:space="preserve"> </w:t>
+      </w:r>
+      <w:proofErr w:type="spellStart"/>
+      <w:r>
+        <w:t>appartments</w:t>
+      </w:r>
+      <w:proofErr w:type="spellEnd"/>
+      <w:r>
+        <w:t xml:space="preserve"> </w:t>
+      </w:r>
+      <w:proofErr w:type="spellStart"/>
+      <w:r>
+        <w:t>to</w:t>
+      </w:r>
+      <w:proofErr w:type="spellEnd"/>
+      <w:r>
+        <w:t xml:space="preserve"> </w:t>
+      </w:r>
+      <w:proofErr w:type="spellStart"/>
+      <w:r>
+        <w:t>rent</w:t>
+      </w:r>
+      <w:proofErr w:type="spellEnd"/>
+      <w:r>
+        <w:t xml:space="preserve"> </w:t>
+      </w:r>
+      <w:proofErr w:type="spellStart"/>
+      <w:r>
+        <w:t>very</w:t>
+      </w:r>
+      <w:proofErr w:type="spellEnd"/>
+      <w:r>
+        <w:t xml:space="preserve"> </w:t>
+      </w:r>
+      <w:proofErr w:type="spellStart"/>
+      <w:r>
+        <w:t>challenging</w:t>
+      </w:r>
+      <w:proofErr w:type="spellEnd"/>
+      <w:r>
+        <w:t xml:space="preserve"> </w:t>
+      </w:r>
+      <w:proofErr w:type="spellStart"/>
+      <w:r>
+        <w:t>for</w:t>
+      </w:r>
+      <w:proofErr w:type="spellEnd"/>
+      <w:r>
+        <w:t xml:space="preserve"> </w:t>
+      </w:r>
+      <w:proofErr w:type="spellStart"/>
+      <w:r>
+        <w:t>young</w:t>
+      </w:r>
+      <w:proofErr w:type="spellEnd"/>
+      <w:r>
+        <w:t xml:space="preserve"> </w:t>
+      </w:r>
+      <w:proofErr w:type="spellStart"/>
+      <w:r>
+        <w:t>students</w:t>
+      </w:r>
+      <w:proofErr w:type="spellEnd"/>
+      <w:r>
+        <w:t xml:space="preserve">. </w:t>
       </w:r>
       <w:r>
         <w:br/>
-        <w:t xml:space="preserve">The website will let the home owners publish their property as a whole, and the students will choose a room to rent from the house. </w:t>
+        <w:t xml:space="preserve">The </w:t>
+      </w:r>
+      <w:proofErr w:type="spellStart"/>
+      <w:r>
+        <w:t>website</w:t>
+      </w:r>
+      <w:proofErr w:type="spellEnd"/>
+      <w:r>
+        <w:t xml:space="preserve"> </w:t>
+      </w:r>
+      <w:proofErr w:type="spellStart"/>
+      <w:r>
+        <w:t>will</w:t>
+      </w:r>
+      <w:proofErr w:type="spellEnd"/>
+      <w:r>
+        <w:t xml:space="preserve"> </w:t>
+      </w:r>
+      <w:proofErr w:type="spellStart"/>
+      <w:r>
+        <w:t>let</w:t>
+      </w:r>
+      <w:proofErr w:type="spellEnd"/>
+      <w:r>
+        <w:t xml:space="preserve"> </w:t>
+      </w:r>
+      <w:proofErr w:type="spellStart"/>
+      <w:r>
+        <w:t>the</w:t>
+      </w:r>
+      <w:proofErr w:type="spellEnd"/>
+      <w:r>
+        <w:t xml:space="preserve"> home </w:t>
+      </w:r>
+      <w:proofErr w:type="spellStart"/>
+      <w:r>
+        <w:t>owners</w:t>
+      </w:r>
+      <w:proofErr w:type="spellEnd"/>
+      <w:r>
+        <w:t xml:space="preserve"> </w:t>
+      </w:r>
+      <w:proofErr w:type="spellStart"/>
+      <w:r>
+        <w:t>publish</w:t>
+      </w:r>
+      <w:proofErr w:type="spellEnd"/>
+      <w:r>
+        <w:t xml:space="preserve"> </w:t>
+      </w:r>
+      <w:proofErr w:type="spellStart"/>
+      <w:r>
+        <w:t>their</w:t>
+      </w:r>
+      <w:proofErr w:type="spellEnd"/>
+      <w:r>
+        <w:t xml:space="preserve"> </w:t>
+      </w:r>
+      <w:proofErr w:type="spellStart"/>
+      <w:r>
+        <w:t>property</w:t>
+      </w:r>
+      <w:proofErr w:type="spellEnd"/>
+      <w:r>
+        <w:t xml:space="preserve"> as a </w:t>
+      </w:r>
+      <w:proofErr w:type="spellStart"/>
+      <w:r>
+        <w:t>whole</w:t>
+      </w:r>
+      <w:proofErr w:type="spellEnd"/>
+      <w:r>
+        <w:t xml:space="preserve">, and </w:t>
+      </w:r>
+      <w:proofErr w:type="spellStart"/>
+      <w:r>
+        <w:t>the</w:t>
+      </w:r>
+      <w:proofErr w:type="spellEnd"/>
+      <w:r>
+        <w:t xml:space="preserve"> </w:t>
+      </w:r>
+      <w:proofErr w:type="spellStart"/>
+      <w:r>
+        <w:t>students</w:t>
+      </w:r>
+      <w:proofErr w:type="spellEnd"/>
+      <w:r>
+        <w:t xml:space="preserve"> </w:t>
+      </w:r>
+      <w:proofErr w:type="spellStart"/>
+      <w:r>
+        <w:t>will</w:t>
+      </w:r>
+      <w:proofErr w:type="spellEnd"/>
+      <w:r>
+        <w:t xml:space="preserve"> </w:t>
+      </w:r>
+      <w:proofErr w:type="spellStart"/>
+      <w:r>
+        <w:t>choose</w:t>
+      </w:r>
+      <w:proofErr w:type="spellEnd"/>
+      <w:r>
+        <w:t xml:space="preserve"> a </w:t>
+      </w:r>
+      <w:proofErr w:type="spellStart"/>
+      <w:r>
+        <w:t>room</w:t>
+      </w:r>
+      <w:proofErr w:type="spellEnd"/>
+      <w:r>
+        <w:t xml:space="preserve"> </w:t>
+      </w:r>
+      <w:proofErr w:type="spellStart"/>
+      <w:r>
+        <w:t>to</w:t>
+      </w:r>
+      <w:proofErr w:type="spellEnd"/>
+      <w:r>
+        <w:t xml:space="preserve"> </w:t>
+      </w:r>
+      <w:proofErr w:type="spellStart"/>
+      <w:r>
+        <w:t>rent</w:t>
+      </w:r>
+      <w:proofErr w:type="spellEnd"/>
+      <w:r>
+        <w:t xml:space="preserve"> </w:t>
+      </w:r>
+      <w:proofErr w:type="spellStart"/>
+      <w:r>
+        <w:t>from</w:t>
+      </w:r>
+      <w:proofErr w:type="spellEnd"/>
+      <w:r>
+        <w:t xml:space="preserve"> </w:t>
+      </w:r>
+      <w:proofErr w:type="spellStart"/>
+      <w:r>
+        <w:t>the</w:t>
+      </w:r>
+      <w:proofErr w:type="spellEnd"/>
+      <w:r>
+        <w:t xml:space="preserve"> </w:t>
+      </w:r>
+      <w:proofErr w:type="spellStart"/>
+      <w:r>
+        <w:t>house</w:t>
+      </w:r>
+      <w:proofErr w:type="spellEnd"/>
+      <w:r>
+        <w:t xml:space="preserve">. </w:t>
       </w:r>
       <w:r>
         <w:br/>
-        <w:t xml:space="preserve">The price of the room won’t change depending on the amount of renters in the house and the duration of the contract will always be 9 months. </w:t>
+        <w:t xml:space="preserve">The </w:t>
+      </w:r>
+      <w:proofErr w:type="spellStart"/>
+      <w:r>
+        <w:t>price</w:t>
+      </w:r>
+      <w:proofErr w:type="spellEnd"/>
+      <w:r>
+        <w:t xml:space="preserve"> </w:t>
+      </w:r>
+      <w:proofErr w:type="spellStart"/>
+      <w:r>
+        <w:t>of</w:t>
+      </w:r>
+      <w:proofErr w:type="spellEnd"/>
+      <w:r>
+        <w:t xml:space="preserve"> </w:t>
+      </w:r>
+      <w:proofErr w:type="spellStart"/>
+      <w:r>
+        <w:t>the</w:t>
+      </w:r>
+      <w:proofErr w:type="spellEnd"/>
+      <w:r>
+        <w:t xml:space="preserve"> </w:t>
+      </w:r>
+      <w:proofErr w:type="spellStart"/>
+      <w:r>
+        <w:t>room</w:t>
+      </w:r>
+      <w:proofErr w:type="spellEnd"/>
+      <w:r>
+        <w:t xml:space="preserve"> </w:t>
+      </w:r>
+      <w:proofErr w:type="spellStart"/>
+      <w:r>
+        <w:t>won’t</w:t>
+      </w:r>
+      <w:proofErr w:type="spellEnd"/>
+      <w:r>
+        <w:t xml:space="preserve"> </w:t>
+      </w:r>
+      <w:proofErr w:type="spellStart"/>
+      <w:r>
+        <w:t>change</w:t>
+      </w:r>
+      <w:proofErr w:type="spellEnd"/>
+      <w:r>
+        <w:t xml:space="preserve"> </w:t>
+      </w:r>
+      <w:proofErr w:type="spellStart"/>
+      <w:r>
+        <w:t>depending</w:t>
+      </w:r>
+      <w:proofErr w:type="spellEnd"/>
+      <w:r>
+        <w:t xml:space="preserve"> </w:t>
+      </w:r>
+      <w:proofErr w:type="spellStart"/>
+      <w:r>
+        <w:t>on</w:t>
+      </w:r>
+      <w:proofErr w:type="spellEnd"/>
+      <w:r>
+        <w:t xml:space="preserve"> </w:t>
+      </w:r>
+      <w:proofErr w:type="spellStart"/>
+      <w:r>
+        <w:t>the</w:t>
+      </w:r>
+      <w:proofErr w:type="spellEnd"/>
+      <w:r>
+        <w:t xml:space="preserve"> </w:t>
+      </w:r>
+      <w:proofErr w:type="spellStart"/>
+      <w:r>
+        <w:t>amount</w:t>
+      </w:r>
+      <w:proofErr w:type="spellEnd"/>
+      <w:r>
+        <w:t xml:space="preserve"> </w:t>
+      </w:r>
+      <w:proofErr w:type="spellStart"/>
+      <w:r>
+        <w:t>of</w:t>
+      </w:r>
+      <w:proofErr w:type="spellEnd"/>
+      <w:r>
+        <w:t xml:space="preserve"> </w:t>
+      </w:r>
+      <w:proofErr w:type="spellStart"/>
+      <w:r>
+        <w:t>renters</w:t>
+      </w:r>
+      <w:proofErr w:type="spellEnd"/>
+      <w:r>
+        <w:t xml:space="preserve"> in </w:t>
+      </w:r>
+      <w:proofErr w:type="spellStart"/>
+      <w:r>
+        <w:t>the</w:t>
+      </w:r>
+      <w:proofErr w:type="spellEnd"/>
+      <w:r>
+        <w:t xml:space="preserve"> </w:t>
+      </w:r>
+      <w:proofErr w:type="spellStart"/>
+      <w:r>
+        <w:t>house</w:t>
+      </w:r>
+      <w:proofErr w:type="spellEnd"/>
+      <w:r>
+        <w:t xml:space="preserve"> and </w:t>
+      </w:r>
+      <w:proofErr w:type="spellStart"/>
+      <w:r>
+        <w:t>the</w:t>
+      </w:r>
+      <w:proofErr w:type="spellEnd"/>
+      <w:r>
+        <w:t xml:space="preserve"> </w:t>
+      </w:r>
+      <w:proofErr w:type="spellStart"/>
+      <w:r>
+        <w:t>duration</w:t>
+      </w:r>
+      <w:proofErr w:type="spellEnd"/>
+      <w:r>
+        <w:t xml:space="preserve"> </w:t>
+      </w:r>
+      <w:proofErr w:type="spellStart"/>
+      <w:r>
+        <w:t>of</w:t>
+      </w:r>
+      <w:proofErr w:type="spellEnd"/>
+      <w:r>
+        <w:t xml:space="preserve"> </w:t>
+      </w:r>
+      <w:proofErr w:type="spellStart"/>
+      <w:r>
+        <w:t>the</w:t>
+      </w:r>
+      <w:proofErr w:type="spellEnd"/>
+      <w:r>
+        <w:t xml:space="preserve"> </w:t>
+      </w:r>
+      <w:proofErr w:type="spellStart"/>
+      <w:r>
+        <w:t>contract</w:t>
+      </w:r>
+      <w:proofErr w:type="spellEnd"/>
+      <w:r>
+        <w:t xml:space="preserve"> </w:t>
+      </w:r>
+      <w:proofErr w:type="spellStart"/>
+      <w:r>
+        <w:t>will</w:t>
+      </w:r>
+      <w:proofErr w:type="spellEnd"/>
+      <w:r>
+        <w:t xml:space="preserve"> </w:t>
+      </w:r>
+      <w:proofErr w:type="spellStart"/>
+      <w:r>
+        <w:t>always</w:t>
+      </w:r>
+      <w:proofErr w:type="spellEnd"/>
+      <w:r>
+        <w:t xml:space="preserve"> be 9 </w:t>
+      </w:r>
+      <w:proofErr w:type="spellStart"/>
+      <w:r>
+        <w:t>months</w:t>
+      </w:r>
+      <w:proofErr w:type="spellEnd"/>
+      <w:r>
+        <w:t xml:space="preserve">. </w:t>
       </w:r>
       <w:r>
         <w:br/>
-        <w:t xml:space="preserve">The deposit will be handled by a third party, and will only be given back with the tenant’s and renter’s signature. </w:t>
+        <w:t xml:space="preserve">The </w:t>
+      </w:r>
+      <w:proofErr w:type="spellStart"/>
+      <w:r>
+        <w:t>deposit</w:t>
+      </w:r>
+      <w:proofErr w:type="spellEnd"/>
+      <w:r>
+        <w:t xml:space="preserve"> </w:t>
+      </w:r>
+      <w:proofErr w:type="spellStart"/>
+      <w:r>
+        <w:t>will</w:t>
+      </w:r>
+      <w:proofErr w:type="spellEnd"/>
+      <w:r>
+        <w:t xml:space="preserve"> be </w:t>
+      </w:r>
+      <w:proofErr w:type="spellStart"/>
+      <w:r>
+        <w:t>handled</w:t>
+      </w:r>
+      <w:proofErr w:type="spellEnd"/>
+      <w:r>
+        <w:t xml:space="preserve"> </w:t>
+      </w:r>
+      <w:proofErr w:type="spellStart"/>
+      <w:r>
+        <w:t>by</w:t>
+      </w:r>
+      <w:proofErr w:type="spellEnd"/>
+      <w:r>
+        <w:t xml:space="preserve"> a </w:t>
+      </w:r>
+      <w:proofErr w:type="spellStart"/>
+      <w:r>
+        <w:t>third</w:t>
+      </w:r>
+      <w:proofErr w:type="spellEnd"/>
+      <w:r>
+        <w:t xml:space="preserve"> </w:t>
+      </w:r>
+      <w:proofErr w:type="spellStart"/>
+      <w:r>
+        <w:t>party</w:t>
+      </w:r>
+      <w:proofErr w:type="spellEnd"/>
+      <w:r>
+        <w:t xml:space="preserve">, and </w:t>
+      </w:r>
+      <w:proofErr w:type="spellStart"/>
+      <w:r>
+        <w:t>will</w:t>
+      </w:r>
+      <w:proofErr w:type="spellEnd"/>
+      <w:r>
+        <w:t xml:space="preserve"> </w:t>
+      </w:r>
+      <w:proofErr w:type="spellStart"/>
+      <w:r>
+        <w:t>only</w:t>
+      </w:r>
+      <w:proofErr w:type="spellEnd"/>
+      <w:r>
+        <w:t xml:space="preserve"> be </w:t>
+      </w:r>
+      <w:proofErr w:type="spellStart"/>
+      <w:r>
+        <w:t>given</w:t>
+      </w:r>
+      <w:proofErr w:type="spellEnd"/>
+      <w:r>
+        <w:t xml:space="preserve"> back </w:t>
+      </w:r>
+      <w:proofErr w:type="spellStart"/>
+      <w:r>
+        <w:t>with</w:t>
+      </w:r>
+      <w:proofErr w:type="spellEnd"/>
+      <w:r>
+        <w:t xml:space="preserve"> </w:t>
+      </w:r>
+      <w:proofErr w:type="spellStart"/>
+      <w:r>
+        <w:t>the</w:t>
+      </w:r>
+      <w:proofErr w:type="spellEnd"/>
+      <w:r>
+        <w:t xml:space="preserve"> </w:t>
+      </w:r>
+      <w:proofErr w:type="spellStart"/>
+      <w:r>
+        <w:t>tenant’s</w:t>
+      </w:r>
+      <w:proofErr w:type="spellEnd"/>
+      <w:r>
+        <w:t xml:space="preserve"> and </w:t>
+      </w:r>
+      <w:proofErr w:type="spellStart"/>
+      <w:r>
+        <w:t>renter’s</w:t>
+      </w:r>
+      <w:proofErr w:type="spellEnd"/>
+      <w:r>
+        <w:t xml:space="preserve"> </w:t>
+      </w:r>
+      <w:proofErr w:type="spellStart"/>
+      <w:r>
+        <w:t>signature</w:t>
+      </w:r>
+      <w:proofErr w:type="spellEnd"/>
+      <w:r>
+        <w:t xml:space="preserve">. </w:t>
       </w:r>
       <w:r>
         <w:br/>
-        <w:t xml:space="preserve">We have used an iterative software methodology to develop the website in different iterations separated by a couple months each. The tasks have been divided using a Trello table and following the KanBan agile methodology, for easier communication and organization. </w:t>
+      </w:r>
+      <w:proofErr w:type="spellStart"/>
+      <w:r>
+        <w:t>We</w:t>
+      </w:r>
+      <w:proofErr w:type="spellEnd"/>
+      <w:r>
+        <w:t xml:space="preserve"> </w:t>
+      </w:r>
+      <w:proofErr w:type="spellStart"/>
+      <w:r>
+        <w:t>have</w:t>
+      </w:r>
+      <w:proofErr w:type="spellEnd"/>
+      <w:r>
+        <w:t xml:space="preserve"> </w:t>
+      </w:r>
+      <w:proofErr w:type="spellStart"/>
+      <w:r>
+        <w:t>used</w:t>
+      </w:r>
+      <w:proofErr w:type="spellEnd"/>
+      <w:r>
+        <w:t xml:space="preserve"> </w:t>
+      </w:r>
+      <w:proofErr w:type="spellStart"/>
+      <w:r>
+        <w:t>an</w:t>
+      </w:r>
+      <w:proofErr w:type="spellEnd"/>
+      <w:r>
+        <w:t xml:space="preserve"> iterative software </w:t>
+      </w:r>
+      <w:proofErr w:type="spellStart"/>
+      <w:r>
+        <w:t>methodology</w:t>
+      </w:r>
+      <w:proofErr w:type="spellEnd"/>
+      <w:r>
+        <w:t xml:space="preserve"> </w:t>
+      </w:r>
+      <w:proofErr w:type="spellStart"/>
+      <w:r>
+        <w:t>to</w:t>
+      </w:r>
+      <w:proofErr w:type="spellEnd"/>
+      <w:r>
+        <w:t xml:space="preserve"> </w:t>
+      </w:r>
+      <w:proofErr w:type="spellStart"/>
+      <w:r>
+        <w:t>develop</w:t>
+      </w:r>
+      <w:proofErr w:type="spellEnd"/>
+      <w:r>
+        <w:t xml:space="preserve"> </w:t>
+      </w:r>
+      <w:proofErr w:type="spellStart"/>
+      <w:r>
+        <w:t>the</w:t>
+      </w:r>
+      <w:proofErr w:type="spellEnd"/>
+      <w:r>
+        <w:t xml:space="preserve"> </w:t>
+      </w:r>
+      <w:proofErr w:type="spellStart"/>
+      <w:r>
+        <w:t>website</w:t>
+      </w:r>
+      <w:proofErr w:type="spellEnd"/>
+      <w:r>
+        <w:t xml:space="preserve"> in </w:t>
+      </w:r>
+      <w:proofErr w:type="spellStart"/>
+      <w:r>
+        <w:t>different</w:t>
+      </w:r>
+      <w:proofErr w:type="spellEnd"/>
+      <w:r>
+        <w:t xml:space="preserve"> </w:t>
+      </w:r>
+      <w:proofErr w:type="spellStart"/>
+      <w:r>
+        <w:t>iterations</w:t>
+      </w:r>
+      <w:proofErr w:type="spellEnd"/>
+      <w:r>
+        <w:t xml:space="preserve"> </w:t>
+      </w:r>
+      <w:proofErr w:type="spellStart"/>
+      <w:r>
+        <w:t>separated</w:t>
+      </w:r>
+      <w:proofErr w:type="spellEnd"/>
+      <w:r>
+        <w:t xml:space="preserve"> </w:t>
+      </w:r>
+      <w:proofErr w:type="spellStart"/>
+      <w:r>
+        <w:t>by</w:t>
+      </w:r>
+      <w:proofErr w:type="spellEnd"/>
+      <w:r>
+        <w:t xml:space="preserve"> a </w:t>
+      </w:r>
+      <w:proofErr w:type="spellStart"/>
+      <w:r>
+        <w:t>couple</w:t>
+      </w:r>
+      <w:proofErr w:type="spellEnd"/>
+      <w:r>
+        <w:t xml:space="preserve"> </w:t>
+      </w:r>
+      <w:proofErr w:type="spellStart"/>
+      <w:r>
+        <w:t>months</w:t>
+      </w:r>
+      <w:proofErr w:type="spellEnd"/>
+      <w:r>
+        <w:t xml:space="preserve"> </w:t>
+      </w:r>
+      <w:proofErr w:type="spellStart"/>
+      <w:r>
+        <w:t>each</w:t>
+      </w:r>
+      <w:proofErr w:type="spellEnd"/>
+      <w:r>
+        <w:t xml:space="preserve">. The </w:t>
+      </w:r>
+      <w:proofErr w:type="spellStart"/>
+      <w:r>
+        <w:t>tasks</w:t>
+      </w:r>
+      <w:proofErr w:type="spellEnd"/>
+      <w:r>
+        <w:t xml:space="preserve"> </w:t>
+      </w:r>
+      <w:proofErr w:type="spellStart"/>
+      <w:r>
+        <w:t>have</w:t>
+      </w:r>
+      <w:proofErr w:type="spellEnd"/>
+      <w:r>
+        <w:t xml:space="preserve"> </w:t>
+      </w:r>
+      <w:proofErr w:type="spellStart"/>
+      <w:r>
+        <w:t>been</w:t>
+      </w:r>
+      <w:proofErr w:type="spellEnd"/>
+      <w:r>
+        <w:t xml:space="preserve"> </w:t>
+      </w:r>
+      <w:proofErr w:type="spellStart"/>
+      <w:r>
+        <w:t>divided</w:t>
+      </w:r>
+      <w:proofErr w:type="spellEnd"/>
+      <w:r>
+        <w:t xml:space="preserve"> </w:t>
+      </w:r>
+      <w:proofErr w:type="spellStart"/>
+      <w:r>
+        <w:t>using</w:t>
+      </w:r>
+      <w:proofErr w:type="spellEnd"/>
+      <w:r>
+        <w:t xml:space="preserve"> a Trello table and </w:t>
+      </w:r>
+      <w:proofErr w:type="spellStart"/>
+      <w:r>
+        <w:t>following</w:t>
+      </w:r>
+      <w:proofErr w:type="spellEnd"/>
+      <w:r>
+        <w:t xml:space="preserve"> </w:t>
+      </w:r>
+      <w:proofErr w:type="spellStart"/>
+      <w:r>
+        <w:t>the</w:t>
+      </w:r>
+      <w:proofErr w:type="spellEnd"/>
+      <w:r>
+        <w:t xml:space="preserve"> </w:t>
+      </w:r>
+      <w:proofErr w:type="spellStart"/>
+      <w:r>
+        <w:t>KanBan</w:t>
+      </w:r>
+      <w:proofErr w:type="spellEnd"/>
+      <w:r>
+        <w:t xml:space="preserve"> agile </w:t>
+      </w:r>
+      <w:proofErr w:type="spellStart"/>
+      <w:r>
+        <w:t>methodology</w:t>
+      </w:r>
+      <w:proofErr w:type="spellEnd"/>
+      <w:r>
+        <w:t xml:space="preserve">, </w:t>
+      </w:r>
+      <w:proofErr w:type="spellStart"/>
+      <w:r>
+        <w:t>for</w:t>
+      </w:r>
+      <w:proofErr w:type="spellEnd"/>
+      <w:r>
+        <w:t xml:space="preserve"> </w:t>
+      </w:r>
+      <w:proofErr w:type="spellStart"/>
+      <w:r>
+        <w:t>easier</w:t>
+      </w:r>
+      <w:proofErr w:type="spellEnd"/>
+      <w:r>
+        <w:t xml:space="preserve"> </w:t>
+      </w:r>
+      <w:proofErr w:type="spellStart"/>
+      <w:r>
+        <w:t>communication</w:t>
+      </w:r>
+      <w:proofErr w:type="spellEnd"/>
+      <w:r>
+        <w:t xml:space="preserve"> and </w:t>
+      </w:r>
+      <w:proofErr w:type="spellStart"/>
+      <w:r>
+        <w:t>organization</w:t>
+      </w:r>
+      <w:proofErr w:type="spellEnd"/>
+      <w:r>
+        <w:t xml:space="preserve">. </w:t>
       </w:r>
       <w:r>
         <w:br/>
       </w:r>
-      <w:r>
-        <w:t xml:space="preserve">It’s </w:t>
-      </w:r>
-      <w:r>
-        <w:t xml:space="preserve">used HTML, CSS and JavaScript to create the frontend of the website, SQL server management studio to create the databases and IntelliJ IDEA as an IDE to program the backend using Java. </w:t>
-      </w:r>
-    </w:p>
-    <w:p>
-      <w:r>
-        <w:t>In the end,</w:t>
-      </w:r>
-      <w:r>
-        <w:t xml:space="preserve"> it’s</w:t>
-      </w:r>
-      <w:r>
-        <w:t xml:space="preserve"> a friendly website that will protect the young students from scams and abusive practices; and will make the process of renting outside your hometown a more pleasant experience.</w:t>
+      <w:proofErr w:type="spellStart"/>
+      <w:r>
+        <w:t>It’s</w:t>
+      </w:r>
+      <w:proofErr w:type="spellEnd"/>
+      <w:r>
+        <w:t xml:space="preserve"> </w:t>
+      </w:r>
+      <w:proofErr w:type="spellStart"/>
+      <w:r>
+        <w:t>used</w:t>
+      </w:r>
+      <w:proofErr w:type="spellEnd"/>
+      <w:r>
+        <w:t xml:space="preserve"> HTML, CSS and JavaScript </w:t>
+      </w:r>
+      <w:proofErr w:type="spellStart"/>
+      <w:r>
+        <w:t>to</w:t>
+      </w:r>
+      <w:proofErr w:type="spellEnd"/>
+      <w:r>
+        <w:t xml:space="preserve"> </w:t>
+      </w:r>
+      <w:proofErr w:type="spellStart"/>
+      <w:r>
+        <w:t>create</w:t>
+      </w:r>
+      <w:proofErr w:type="spellEnd"/>
+      <w:r>
+        <w:t xml:space="preserve"> </w:t>
+      </w:r>
+      <w:proofErr w:type="spellStart"/>
+      <w:r>
+        <w:t>the</w:t>
+      </w:r>
+      <w:proofErr w:type="spellEnd"/>
+      <w:r>
+        <w:t xml:space="preserve"> </w:t>
+      </w:r>
+      <w:proofErr w:type="spellStart"/>
+      <w:r>
+        <w:t>frontend</w:t>
+      </w:r>
+      <w:proofErr w:type="spellEnd"/>
+      <w:r>
+        <w:t xml:space="preserve"> </w:t>
+      </w:r>
+      <w:proofErr w:type="spellStart"/>
+      <w:r>
+        <w:t>of</w:t>
+      </w:r>
+      <w:proofErr w:type="spellEnd"/>
+      <w:r>
+        <w:t xml:space="preserve"> </w:t>
+      </w:r>
+      <w:proofErr w:type="spellStart"/>
+      <w:r>
+        <w:t>the</w:t>
+      </w:r>
+      <w:proofErr w:type="spellEnd"/>
+      <w:r>
+        <w:t xml:space="preserve"> </w:t>
+      </w:r>
+      <w:proofErr w:type="spellStart"/>
+      <w:r>
+        <w:t>website</w:t>
+      </w:r>
+      <w:proofErr w:type="spellEnd"/>
+      <w:r>
+        <w:t xml:space="preserve">, SQL server </w:t>
+      </w:r>
+      <w:proofErr w:type="spellStart"/>
+      <w:r>
+        <w:t>management</w:t>
+      </w:r>
+      <w:proofErr w:type="spellEnd"/>
+      <w:r>
+        <w:t xml:space="preserve"> </w:t>
+      </w:r>
+      <w:proofErr w:type="spellStart"/>
+      <w:r>
+        <w:t>studio</w:t>
+      </w:r>
+      <w:proofErr w:type="spellEnd"/>
+      <w:r>
+        <w:t xml:space="preserve"> </w:t>
+      </w:r>
+      <w:proofErr w:type="spellStart"/>
+      <w:r>
+        <w:t>to</w:t>
+      </w:r>
+      <w:proofErr w:type="spellEnd"/>
+      <w:r>
+        <w:t xml:space="preserve"> </w:t>
+      </w:r>
+      <w:proofErr w:type="spellStart"/>
+      <w:r>
+        <w:t>create</w:t>
+      </w:r>
+      <w:proofErr w:type="spellEnd"/>
+      <w:r>
+        <w:t xml:space="preserve"> </w:t>
+      </w:r>
+      <w:proofErr w:type="spellStart"/>
+      <w:r>
+        <w:t>the</w:t>
+      </w:r>
+      <w:proofErr w:type="spellEnd"/>
+      <w:r>
+        <w:t xml:space="preserve"> </w:t>
+      </w:r>
+      <w:proofErr w:type="spellStart"/>
+      <w:r>
+        <w:t>databases</w:t>
+      </w:r>
+      <w:proofErr w:type="spellEnd"/>
+      <w:r>
+        <w:t xml:space="preserve"> and IntelliJ IDEA as </w:t>
+      </w:r>
+      <w:proofErr w:type="spellStart"/>
+      <w:proofErr w:type="gramStart"/>
+      <w:r>
+        <w:t>an</w:t>
+      </w:r>
+      <w:proofErr w:type="spellEnd"/>
+      <w:r>
+        <w:t xml:space="preserve"> IDE</w:t>
+      </w:r>
+      <w:proofErr w:type="gramEnd"/>
+      <w:r>
+        <w:t xml:space="preserve"> </w:t>
+      </w:r>
+      <w:proofErr w:type="spellStart"/>
+      <w:r>
+        <w:t>to</w:t>
+      </w:r>
+      <w:proofErr w:type="spellEnd"/>
+      <w:r>
+        <w:t xml:space="preserve"> </w:t>
+      </w:r>
+      <w:proofErr w:type="spellStart"/>
+      <w:r>
+        <w:t>program</w:t>
+      </w:r>
+      <w:proofErr w:type="spellEnd"/>
+      <w:r>
+        <w:t xml:space="preserve"> </w:t>
+      </w:r>
+      <w:proofErr w:type="spellStart"/>
+      <w:r>
+        <w:t>the</w:t>
+      </w:r>
+      <w:proofErr w:type="spellEnd"/>
+      <w:r>
+        <w:t xml:space="preserve"> </w:t>
+      </w:r>
+      <w:proofErr w:type="spellStart"/>
+      <w:r>
+        <w:t>backend</w:t>
+      </w:r>
+      <w:proofErr w:type="spellEnd"/>
+      <w:r>
+        <w:t xml:space="preserve"> </w:t>
+      </w:r>
+      <w:proofErr w:type="spellStart"/>
+      <w:r>
+        <w:t>using</w:t>
+      </w:r>
+      <w:proofErr w:type="spellEnd"/>
+      <w:r>
+        <w:t xml:space="preserve"> Java. </w:t>
+      </w:r>
+    </w:p>
+    <w:p>
+      <w:r>
+        <w:t xml:space="preserve">In </w:t>
+      </w:r>
+      <w:proofErr w:type="spellStart"/>
+      <w:r>
+        <w:t>the</w:t>
+      </w:r>
+      <w:proofErr w:type="spellEnd"/>
+      <w:r>
+        <w:t xml:space="preserve"> </w:t>
+      </w:r>
+      <w:proofErr w:type="spellStart"/>
+      <w:r>
+        <w:t>end</w:t>
+      </w:r>
+      <w:proofErr w:type="spellEnd"/>
+      <w:r>
+        <w:t>,</w:t>
+      </w:r>
+      <w:r>
+        <w:t xml:space="preserve"> </w:t>
+      </w:r>
+      <w:proofErr w:type="spellStart"/>
+      <w:r>
+        <w:t>it’s</w:t>
+      </w:r>
+      <w:proofErr w:type="spellEnd"/>
+      <w:r>
+        <w:t xml:space="preserve"> a </w:t>
+      </w:r>
+      <w:proofErr w:type="spellStart"/>
+      <w:r>
+        <w:t>friendly</w:t>
+      </w:r>
+      <w:proofErr w:type="spellEnd"/>
+      <w:r>
+        <w:t xml:space="preserve"> </w:t>
+      </w:r>
+      <w:proofErr w:type="spellStart"/>
+      <w:r>
+        <w:t>website</w:t>
+      </w:r>
+      <w:proofErr w:type="spellEnd"/>
+      <w:r>
+        <w:t xml:space="preserve"> </w:t>
+      </w:r>
+      <w:proofErr w:type="spellStart"/>
+      <w:r>
+        <w:t>that</w:t>
+      </w:r>
+      <w:proofErr w:type="spellEnd"/>
+      <w:r>
+        <w:t xml:space="preserve"> </w:t>
+      </w:r>
+      <w:proofErr w:type="spellStart"/>
+      <w:r>
+        <w:t>will</w:t>
+      </w:r>
+      <w:proofErr w:type="spellEnd"/>
+      <w:r>
+        <w:t xml:space="preserve"> </w:t>
+      </w:r>
+      <w:proofErr w:type="spellStart"/>
+      <w:r>
+        <w:t>protect</w:t>
+      </w:r>
+      <w:proofErr w:type="spellEnd"/>
+      <w:r>
+        <w:t xml:space="preserve"> </w:t>
+      </w:r>
+      <w:proofErr w:type="spellStart"/>
+      <w:r>
+        <w:t>the</w:t>
+      </w:r>
+      <w:proofErr w:type="spellEnd"/>
+      <w:r>
+        <w:t xml:space="preserve"> </w:t>
+      </w:r>
+      <w:proofErr w:type="spellStart"/>
+      <w:r>
+        <w:t>young</w:t>
+      </w:r>
+      <w:proofErr w:type="spellEnd"/>
+      <w:r>
+        <w:t xml:space="preserve"> </w:t>
+      </w:r>
+      <w:proofErr w:type="spellStart"/>
+      <w:r>
+        <w:t>students</w:t>
+      </w:r>
+      <w:proofErr w:type="spellEnd"/>
+      <w:r>
+        <w:t xml:space="preserve"> </w:t>
+      </w:r>
+      <w:proofErr w:type="spellStart"/>
+      <w:r>
+        <w:t>from</w:t>
+      </w:r>
+      <w:proofErr w:type="spellEnd"/>
+      <w:r>
+        <w:t xml:space="preserve"> </w:t>
+      </w:r>
+      <w:proofErr w:type="spellStart"/>
+      <w:r>
+        <w:t>scams</w:t>
+      </w:r>
+      <w:proofErr w:type="spellEnd"/>
+      <w:r>
+        <w:t xml:space="preserve"> and abusive </w:t>
+      </w:r>
+      <w:proofErr w:type="spellStart"/>
+      <w:r>
+        <w:t>practices</w:t>
+      </w:r>
+      <w:proofErr w:type="spellEnd"/>
+      <w:r>
+        <w:t xml:space="preserve">; and </w:t>
+      </w:r>
+      <w:proofErr w:type="spellStart"/>
+      <w:r>
+        <w:t>will</w:t>
+      </w:r>
+      <w:proofErr w:type="spellEnd"/>
+      <w:r>
+        <w:t xml:space="preserve"> </w:t>
+      </w:r>
+      <w:proofErr w:type="spellStart"/>
+      <w:r>
+        <w:t>make</w:t>
+      </w:r>
+      <w:proofErr w:type="spellEnd"/>
+      <w:r>
+        <w:t xml:space="preserve"> </w:t>
+      </w:r>
+      <w:proofErr w:type="spellStart"/>
+      <w:r>
+        <w:t>the</w:t>
+      </w:r>
+      <w:proofErr w:type="spellEnd"/>
+      <w:r>
+        <w:t xml:space="preserve"> </w:t>
+      </w:r>
+      <w:proofErr w:type="spellStart"/>
+      <w:r>
+        <w:t>process</w:t>
+      </w:r>
+      <w:proofErr w:type="spellEnd"/>
+      <w:r>
+        <w:t xml:space="preserve"> </w:t>
+      </w:r>
+      <w:proofErr w:type="spellStart"/>
+      <w:r>
+        <w:t>of</w:t>
+      </w:r>
+      <w:proofErr w:type="spellEnd"/>
+      <w:r>
+        <w:t xml:space="preserve"> renting </w:t>
+      </w:r>
+      <w:proofErr w:type="spellStart"/>
+      <w:r>
+        <w:t>outside</w:t>
+      </w:r>
+      <w:proofErr w:type="spellEnd"/>
+      <w:r>
+        <w:t xml:space="preserve"> </w:t>
+      </w:r>
+      <w:proofErr w:type="spellStart"/>
+      <w:r>
+        <w:t>your</w:t>
+      </w:r>
+      <w:proofErr w:type="spellEnd"/>
+      <w:r>
+        <w:t xml:space="preserve"> </w:t>
+      </w:r>
+      <w:proofErr w:type="spellStart"/>
+      <w:r>
+        <w:t>hometown</w:t>
+      </w:r>
+      <w:proofErr w:type="spellEnd"/>
+      <w:r>
+        <w:t xml:space="preserve"> a more </w:t>
+      </w:r>
+      <w:proofErr w:type="spellStart"/>
+      <w:r>
+        <w:t>pleasant</w:t>
+      </w:r>
+      <w:proofErr w:type="spellEnd"/>
+      <w:r>
+        <w:t xml:space="preserve"> </w:t>
+      </w:r>
+      <w:proofErr w:type="spellStart"/>
+      <w:r>
+        <w:t>experience</w:t>
+      </w:r>
+      <w:proofErr w:type="spellEnd"/>
+      <w:r>
+        <w:t>.</w:t>
       </w:r>
     </w:p>
     <w:p>
@@ -270,7 +1577,7 @@
           <w:r>
             <w:fldChar w:fldCharType="separate"/>
           </w:r>
-          <w:hyperlink w:anchor="_Toc228986012" w:history="1">
+          <w:hyperlink w:anchor="_Toc229424473" w:history="1">
             <w:r>
               <w:rPr>
                 <w:rStyle w:val="Hipervnculo"/>
@@ -314,7 +1621,7 @@
                 <w:noProof/>
                 <w:webHidden/>
               </w:rPr>
-              <w:instrText xml:space="preserve"> PAGEREF _Toc228986012 \h </w:instrText>
+              <w:instrText xml:space="preserve"> PAGEREF _Toc229424473 \h </w:instrText>
             </w:r>
             <w:r>
               <w:rPr>
@@ -359,7 +1666,7 @@
               <w14:ligatures w14:val="standardContextual"/>
             </w:rPr>
           </w:pPr>
-          <w:hyperlink w:anchor="_Toc228986013" w:history="1">
+          <w:hyperlink w:anchor="_Toc229424474" w:history="1">
             <w:r>
               <w:rPr>
                 <w:rStyle w:val="Hipervnculo"/>
@@ -386,7 +1693,7 @@
                 <w:noProof/>
                 <w:webHidden/>
               </w:rPr>
-              <w:instrText xml:space="preserve"> PAGEREF _Toc228986013 \h </w:instrText>
+              <w:instrText xml:space="preserve"> PAGEREF _Toc229424474 \h </w:instrText>
             </w:r>
             <w:r>
               <w:rPr>
@@ -431,7 +1738,7 @@
               <w14:ligatures w14:val="standardContextual"/>
             </w:rPr>
           </w:pPr>
-          <w:hyperlink w:anchor="_Toc228986014" w:history="1">
+          <w:hyperlink w:anchor="_Toc229424475" w:history="1">
             <w:r>
               <w:rPr>
                 <w:rStyle w:val="Hipervnculo"/>
@@ -458,7 +1765,7 @@
                 <w:noProof/>
                 <w:webHidden/>
               </w:rPr>
-              <w:instrText xml:space="preserve"> PAGEREF _Toc228986014 \h </w:instrText>
+              <w:instrText xml:space="preserve"> PAGEREF _Toc229424475 \h </w:instrText>
             </w:r>
             <w:r>
               <w:rPr>
@@ -503,7 +1810,7 @@
               <w14:ligatures w14:val="standardContextual"/>
             </w:rPr>
           </w:pPr>
-          <w:hyperlink w:anchor="_Toc228986015" w:history="1">
+          <w:hyperlink w:anchor="_Toc229424476" w:history="1">
             <w:r>
               <w:rPr>
                 <w:rStyle w:val="Hipervnculo"/>
@@ -530,7 +1837,7 @@
                 <w:noProof/>
                 <w:webHidden/>
               </w:rPr>
-              <w:instrText xml:space="preserve"> PAGEREF _Toc228986015 \h </w:instrText>
+              <w:instrText xml:space="preserve"> PAGEREF _Toc229424476 \h </w:instrText>
             </w:r>
             <w:r>
               <w:rPr>
@@ -576,7 +1883,7 @@
               <w14:ligatures w14:val="standardContextual"/>
             </w:rPr>
           </w:pPr>
-          <w:hyperlink w:anchor="_Toc228986016" w:history="1">
+          <w:hyperlink w:anchor="_Toc229424477" w:history="1">
             <w:r>
               <w:rPr>
                 <w:rStyle w:val="Hipervnculo"/>
@@ -620,7 +1927,7 @@
                 <w:noProof/>
                 <w:webHidden/>
               </w:rPr>
-              <w:instrText xml:space="preserve"> PAGEREF _Toc228986016 \h </w:instrText>
+              <w:instrText xml:space="preserve"> PAGEREF _Toc229424477 \h </w:instrText>
             </w:r>
             <w:r>
               <w:rPr>
@@ -665,7 +1972,7 @@
               <w14:ligatures w14:val="standardContextual"/>
             </w:rPr>
           </w:pPr>
-          <w:hyperlink w:anchor="_Toc228986017" w:history="1">
+          <w:hyperlink w:anchor="_Toc229424478" w:history="1">
             <w:r>
               <w:rPr>
                 <w:rStyle w:val="Hipervnculo"/>
@@ -692,7 +1999,7 @@
                 <w:noProof/>
                 <w:webHidden/>
               </w:rPr>
-              <w:instrText xml:space="preserve"> PAGEREF _Toc228986017 \h </w:instrText>
+              <w:instrText xml:space="preserve"> PAGEREF _Toc229424478 \h </w:instrText>
             </w:r>
             <w:r>
               <w:rPr>
@@ -737,7 +2044,7 @@
               <w14:ligatures w14:val="standardContextual"/>
             </w:rPr>
           </w:pPr>
-          <w:hyperlink w:anchor="_Toc228986018" w:history="1">
+          <w:hyperlink w:anchor="_Toc229424479" w:history="1">
             <w:r>
               <w:rPr>
                 <w:rStyle w:val="Hipervnculo"/>
@@ -764,7 +2071,7 @@
                 <w:noProof/>
                 <w:webHidden/>
               </w:rPr>
-              <w:instrText xml:space="preserve"> PAGEREF _Toc228986018 \h </w:instrText>
+              <w:instrText xml:space="preserve"> PAGEREF _Toc229424479 \h </w:instrText>
             </w:r>
             <w:r>
               <w:rPr>
@@ -809,7 +2116,7 @@
               <w14:ligatures w14:val="standardContextual"/>
             </w:rPr>
           </w:pPr>
-          <w:hyperlink w:anchor="_Toc228986019" w:history="1">
+          <w:hyperlink w:anchor="_Toc229424480" w:history="1">
             <w:r>
               <w:rPr>
                 <w:rStyle w:val="Hipervnculo"/>
@@ -837,7 +2144,7 @@
                 <w:noProof/>
                 <w:webHidden/>
               </w:rPr>
-              <w:instrText xml:space="preserve"> PAGEREF _Toc228986019 \h </w:instrText>
+              <w:instrText xml:space="preserve"> PAGEREF _Toc229424480 \h </w:instrText>
             </w:r>
             <w:r>
               <w:rPr>
@@ -883,7 +2190,7 @@
               <w14:ligatures w14:val="standardContextual"/>
             </w:rPr>
           </w:pPr>
-          <w:hyperlink w:anchor="_Toc228986020" w:history="1">
+          <w:hyperlink w:anchor="_Toc229424481" w:history="1">
             <w:r>
               <w:rPr>
                 <w:rStyle w:val="Hipervnculo"/>
@@ -927,7 +2234,7 @@
                 <w:noProof/>
                 <w:webHidden/>
               </w:rPr>
-              <w:instrText xml:space="preserve"> PAGEREF _Toc228986020 \h </w:instrText>
+              <w:instrText xml:space="preserve"> PAGEREF _Toc229424481 \h </w:instrText>
             </w:r>
             <w:r>
               <w:rPr>
@@ -972,7 +2279,7 @@
               <w14:ligatures w14:val="standardContextual"/>
             </w:rPr>
           </w:pPr>
-          <w:hyperlink w:anchor="_Toc228986021" w:history="1">
+          <w:hyperlink w:anchor="_Toc229424482" w:history="1">
             <w:r>
               <w:rPr>
                 <w:rStyle w:val="Hipervnculo"/>
@@ -999,7 +2306,7 @@
                 <w:noProof/>
                 <w:webHidden/>
               </w:rPr>
-              <w:instrText xml:space="preserve"> PAGEREF _Toc228986021 \h </w:instrText>
+              <w:instrText xml:space="preserve"> PAGEREF _Toc229424482 \h </w:instrText>
             </w:r>
             <w:r>
               <w:rPr>
@@ -1044,7 +2351,7 @@
               <w14:ligatures w14:val="standardContextual"/>
             </w:rPr>
           </w:pPr>
-          <w:hyperlink w:anchor="_Toc228986022" w:history="1">
+          <w:hyperlink w:anchor="_Toc229424483" w:history="1">
             <w:r>
               <w:rPr>
                 <w:rStyle w:val="Hipervnculo"/>
@@ -1071,7 +2378,7 @@
                 <w:noProof/>
                 <w:webHidden/>
               </w:rPr>
-              <w:instrText xml:space="preserve"> PAGEREF _Toc228986022 \h </w:instrText>
+              <w:instrText xml:space="preserve"> PAGEREF _Toc229424483 \h </w:instrText>
             </w:r>
             <w:r>
               <w:rPr>
@@ -1116,7 +2423,7 @@
               <w14:ligatures w14:val="standardContextual"/>
             </w:rPr>
           </w:pPr>
-          <w:hyperlink w:anchor="_Toc228986023" w:history="1">
+          <w:hyperlink w:anchor="_Toc229424484" w:history="1">
             <w:r>
               <w:rPr>
                 <w:rStyle w:val="Hipervnculo"/>
@@ -1143,7 +2450,7 @@
                 <w:noProof/>
                 <w:webHidden/>
               </w:rPr>
-              <w:instrText xml:space="preserve"> PAGEREF _Toc228986023 \h </w:instrText>
+              <w:instrText xml:space="preserve"> PAGEREF _Toc229424484 \h </w:instrText>
             </w:r>
             <w:r>
               <w:rPr>
@@ -1188,7 +2495,7 @@
               <w14:ligatures w14:val="standardContextual"/>
             </w:rPr>
           </w:pPr>
-          <w:hyperlink w:anchor="_Toc228986024" w:history="1">
+          <w:hyperlink w:anchor="_Toc229424485" w:history="1">
             <w:r>
               <w:rPr>
                 <w:rStyle w:val="Hipervnculo"/>
@@ -1215,7 +2522,7 @@
                 <w:noProof/>
                 <w:webHidden/>
               </w:rPr>
-              <w:instrText xml:space="preserve"> PAGEREF _Toc228986024 \h </w:instrText>
+              <w:instrText xml:space="preserve"> PAGEREF _Toc229424485 \h </w:instrText>
             </w:r>
             <w:r>
               <w:rPr>
@@ -1260,7 +2567,7 @@
               <w14:ligatures w14:val="standardContextual"/>
             </w:rPr>
           </w:pPr>
-          <w:hyperlink w:anchor="_Toc228986025" w:history="1">
+          <w:hyperlink w:anchor="_Toc229424486" w:history="1">
             <w:r>
               <w:rPr>
                 <w:rStyle w:val="Hipervnculo"/>
@@ -1287,7 +2594,7 @@
                 <w:noProof/>
                 <w:webHidden/>
               </w:rPr>
-              <w:instrText xml:space="preserve"> PAGEREF _Toc228986025 \h </w:instrText>
+              <w:instrText xml:space="preserve"> PAGEREF _Toc229424486 \h </w:instrText>
             </w:r>
             <w:r>
               <w:rPr>
@@ -1332,7 +2639,7 @@
               <w14:ligatures w14:val="standardContextual"/>
             </w:rPr>
           </w:pPr>
-          <w:hyperlink w:anchor="_Toc228986026" w:history="1">
+          <w:hyperlink w:anchor="_Toc229424487" w:history="1">
             <w:r>
               <w:rPr>
                 <w:rStyle w:val="Hipervnculo"/>
@@ -1359,7 +2666,7 @@
                 <w:noProof/>
                 <w:webHidden/>
               </w:rPr>
-              <w:instrText xml:space="preserve"> PAGEREF _Toc228986026 \h </w:instrText>
+              <w:instrText xml:space="preserve"> PAGEREF _Toc229424487 \h </w:instrText>
             </w:r>
             <w:r>
               <w:rPr>
@@ -1405,7 +2712,7 @@
               <w14:ligatures w14:val="standardContextual"/>
             </w:rPr>
           </w:pPr>
-          <w:hyperlink w:anchor="_Toc228986027" w:history="1">
+          <w:hyperlink w:anchor="_Toc229424488" w:history="1">
             <w:r>
               <w:rPr>
                 <w:rStyle w:val="Hipervnculo"/>
@@ -1449,7 +2756,7 @@
                 <w:noProof/>
                 <w:webHidden/>
               </w:rPr>
-              <w:instrText xml:space="preserve"> PAGEREF _Toc228986027 \h </w:instrText>
+              <w:instrText xml:space="preserve"> PAGEREF _Toc229424488 \h </w:instrText>
             </w:r>
             <w:r>
               <w:rPr>
@@ -1494,7 +2801,7 @@
               <w14:ligatures w14:val="standardContextual"/>
             </w:rPr>
           </w:pPr>
-          <w:hyperlink w:anchor="_Toc228986028" w:history="1">
+          <w:hyperlink w:anchor="_Toc229424489" w:history="1">
             <w:r>
               <w:rPr>
                 <w:rStyle w:val="Hipervnculo"/>
@@ -1521,7 +2828,7 @@
                 <w:noProof/>
                 <w:webHidden/>
               </w:rPr>
-              <w:instrText xml:space="preserve"> PAGEREF _Toc228986028 \h </w:instrText>
+              <w:instrText xml:space="preserve"> PAGEREF _Toc229424489 \h </w:instrText>
             </w:r>
             <w:r>
               <w:rPr>
@@ -1566,7 +2873,7 @@
               <w14:ligatures w14:val="standardContextual"/>
             </w:rPr>
           </w:pPr>
-          <w:hyperlink w:anchor="_Toc228986029" w:history="1">
+          <w:hyperlink w:anchor="_Toc229424490" w:history="1">
             <w:r>
               <w:rPr>
                 <w:rStyle w:val="Hipervnculo"/>
@@ -1593,7 +2900,7 @@
                 <w:noProof/>
                 <w:webHidden/>
               </w:rPr>
-              <w:instrText xml:space="preserve"> PAGEREF _Toc228986029 \h </w:instrText>
+              <w:instrText xml:space="preserve"> PAGEREF _Toc229424490 \h </w:instrText>
             </w:r>
             <w:r>
               <w:rPr>
@@ -1613,7 +2920,7 @@
                 <w:noProof/>
                 <w:webHidden/>
               </w:rPr>
-              <w:t>15</w:t>
+              <w:t>16</w:t>
             </w:r>
             <w:r>
               <w:rPr>
@@ -1638,7 +2945,7 @@
               <w14:ligatures w14:val="standardContextual"/>
             </w:rPr>
           </w:pPr>
-          <w:hyperlink w:anchor="_Toc228986030" w:history="1">
+          <w:hyperlink w:anchor="_Toc229424491" w:history="1">
             <w:r>
               <w:rPr>
                 <w:rStyle w:val="Hipervnculo"/>
@@ -1665,7 +2972,7 @@
                 <w:noProof/>
                 <w:webHidden/>
               </w:rPr>
-              <w:instrText xml:space="preserve"> PAGEREF _Toc228986030 \h </w:instrText>
+              <w:instrText xml:space="preserve"> PAGEREF _Toc229424491 \h </w:instrText>
             </w:r>
             <w:r>
               <w:rPr>
@@ -1685,7 +2992,7 @@
                 <w:noProof/>
                 <w:webHidden/>
               </w:rPr>
-              <w:t>16</w:t>
+              <w:t>17</w:t>
             </w:r>
             <w:r>
               <w:rPr>
@@ -1710,7 +3017,7 @@
               <w14:ligatures w14:val="standardContextual"/>
             </w:rPr>
           </w:pPr>
-          <w:hyperlink w:anchor="_Toc228986031" w:history="1">
+          <w:hyperlink w:anchor="_Toc229424492" w:history="1">
             <w:r>
               <w:rPr>
                 <w:rStyle w:val="Hipervnculo"/>
@@ -1737,7 +3044,7 @@
                 <w:noProof/>
                 <w:webHidden/>
               </w:rPr>
-              <w:instrText xml:space="preserve"> PAGEREF _Toc228986031 \h </w:instrText>
+              <w:instrText xml:space="preserve"> PAGEREF _Toc229424492 \h </w:instrText>
             </w:r>
             <w:r>
               <w:rPr>
@@ -1783,7 +3090,7 @@
               <w14:ligatures w14:val="standardContextual"/>
             </w:rPr>
           </w:pPr>
-          <w:hyperlink w:anchor="_Toc228986032" w:history="1">
+          <w:hyperlink w:anchor="_Toc229424493" w:history="1">
             <w:r>
               <w:rPr>
                 <w:rStyle w:val="Hipervnculo"/>
@@ -1827,7 +3134,7 @@
                 <w:noProof/>
                 <w:webHidden/>
               </w:rPr>
-              <w:instrText xml:space="preserve"> PAGEREF _Toc228986032 \h </w:instrText>
+              <w:instrText xml:space="preserve"> PAGEREF _Toc229424493 \h </w:instrText>
             </w:r>
             <w:r>
               <w:rPr>
@@ -1872,7 +3179,7 @@
               <w14:ligatures w14:val="standardContextual"/>
             </w:rPr>
           </w:pPr>
-          <w:hyperlink w:anchor="_Toc228986033" w:history="1">
+          <w:hyperlink w:anchor="_Toc229424494" w:history="1">
             <w:r>
               <w:rPr>
                 <w:rStyle w:val="Hipervnculo"/>
@@ -1899,7 +3206,7 @@
                 <w:noProof/>
                 <w:webHidden/>
               </w:rPr>
-              <w:instrText xml:space="preserve"> PAGEREF _Toc228986033 \h </w:instrText>
+              <w:instrText xml:space="preserve"> PAGEREF _Toc229424494 \h </w:instrText>
             </w:r>
             <w:r>
               <w:rPr>
@@ -1944,7 +3251,7 @@
               <w14:ligatures w14:val="standardContextual"/>
             </w:rPr>
           </w:pPr>
-          <w:hyperlink w:anchor="_Toc228986034" w:history="1">
+          <w:hyperlink w:anchor="_Toc229424495" w:history="1">
             <w:r>
               <w:rPr>
                 <w:rStyle w:val="Hipervnculo"/>
@@ -1971,7 +3278,7 @@
                 <w:noProof/>
                 <w:webHidden/>
               </w:rPr>
-              <w:instrText xml:space="preserve"> PAGEREF _Toc228986034 \h </w:instrText>
+              <w:instrText xml:space="preserve"> PAGEREF _Toc229424495 \h </w:instrText>
             </w:r>
             <w:r>
               <w:rPr>
@@ -2016,7 +3323,7 @@
               <w14:ligatures w14:val="standardContextual"/>
             </w:rPr>
           </w:pPr>
-          <w:hyperlink w:anchor="_Toc228986035" w:history="1">
+          <w:hyperlink w:anchor="_Toc229424496" w:history="1">
             <w:r>
               <w:rPr>
                 <w:rStyle w:val="Hipervnculo"/>
@@ -2043,7 +3350,7 @@
                 <w:noProof/>
                 <w:webHidden/>
               </w:rPr>
-              <w:instrText xml:space="preserve"> PAGEREF _Toc228986035 \h </w:instrText>
+              <w:instrText xml:space="preserve"> PAGEREF _Toc229424496 \h </w:instrText>
             </w:r>
             <w:r>
               <w:rPr>
@@ -2089,7 +3396,7 @@
               <w14:ligatures w14:val="standardContextual"/>
             </w:rPr>
           </w:pPr>
-          <w:hyperlink w:anchor="_Toc228986036" w:history="1">
+          <w:hyperlink w:anchor="_Toc229424497" w:history="1">
             <w:r>
               <w:rPr>
                 <w:rStyle w:val="Hipervnculo"/>
@@ -2133,7 +3440,7 @@
                 <w:noProof/>
                 <w:webHidden/>
               </w:rPr>
-              <w:instrText xml:space="preserve"> PAGEREF _Toc228986036 \h </w:instrText>
+              <w:instrText xml:space="preserve"> PAGEREF _Toc229424497 \h </w:instrText>
             </w:r>
             <w:r>
               <w:rPr>
@@ -2153,7 +3460,7 @@
                 <w:noProof/>
                 <w:webHidden/>
               </w:rPr>
-              <w:t>23</w:t>
+              <w:t>25</w:t>
             </w:r>
             <w:r>
               <w:rPr>
@@ -2178,7 +3485,7 @@
               <w14:ligatures w14:val="standardContextual"/>
             </w:rPr>
           </w:pPr>
-          <w:hyperlink w:anchor="_Toc228986037" w:history="1">
+          <w:hyperlink w:anchor="_Toc229424498" w:history="1">
             <w:r>
               <w:rPr>
                 <w:rStyle w:val="Hipervnculo"/>
@@ -2205,7 +3512,7 @@
                 <w:noProof/>
                 <w:webHidden/>
               </w:rPr>
-              <w:instrText xml:space="preserve"> PAGEREF _Toc228986037 \h </w:instrText>
+              <w:instrText xml:space="preserve"> PAGEREF _Toc229424498 \h </w:instrText>
             </w:r>
             <w:r>
               <w:rPr>
@@ -2225,7 +3532,7 @@
                 <w:noProof/>
                 <w:webHidden/>
               </w:rPr>
-              <w:t>23</w:t>
+              <w:t>25</w:t>
             </w:r>
             <w:r>
               <w:rPr>
@@ -2250,7 +3557,7 @@
               <w14:ligatures w14:val="standardContextual"/>
             </w:rPr>
           </w:pPr>
-          <w:hyperlink w:anchor="_Toc228986038" w:history="1">
+          <w:hyperlink w:anchor="_Toc229424499" w:history="1">
             <w:r>
               <w:rPr>
                 <w:rStyle w:val="Hipervnculo"/>
@@ -2277,7 +3584,7 @@
                 <w:noProof/>
                 <w:webHidden/>
               </w:rPr>
-              <w:instrText xml:space="preserve"> PAGEREF _Toc228986038 \h </w:instrText>
+              <w:instrText xml:space="preserve"> PAGEREF _Toc229424499 \h </w:instrText>
             </w:r>
             <w:r>
               <w:rPr>
@@ -2297,7 +3604,7 @@
                 <w:noProof/>
                 <w:webHidden/>
               </w:rPr>
-              <w:t>24</w:t>
+              <w:t>26</w:t>
             </w:r>
             <w:r>
               <w:rPr>
@@ -2322,7 +3629,7 @@
               <w14:ligatures w14:val="standardContextual"/>
             </w:rPr>
           </w:pPr>
-          <w:hyperlink w:anchor="_Toc228986039" w:history="1">
+          <w:hyperlink w:anchor="_Toc229424500" w:history="1">
             <w:r>
               <w:rPr>
                 <w:rStyle w:val="Hipervnculo"/>
@@ -2349,7 +3656,7 @@
                 <w:noProof/>
                 <w:webHidden/>
               </w:rPr>
-              <w:instrText xml:space="preserve"> PAGEREF _Toc228986039 \h </w:instrText>
+              <w:instrText xml:space="preserve"> PAGEREF _Toc229424500 \h </w:instrText>
             </w:r>
             <w:r>
               <w:rPr>
@@ -2369,7 +3676,7 @@
                 <w:noProof/>
                 <w:webHidden/>
               </w:rPr>
-              <w:t>26</w:t>
+              <w:t>28</w:t>
             </w:r>
             <w:r>
               <w:rPr>
@@ -2395,7 +3702,7 @@
               <w14:ligatures w14:val="standardContextual"/>
             </w:rPr>
           </w:pPr>
-          <w:hyperlink w:anchor="_Toc228986040" w:history="1">
+          <w:hyperlink w:anchor="_Toc229424501" w:history="1">
             <w:r>
               <w:rPr>
                 <w:rStyle w:val="Hipervnculo"/>
@@ -2439,7 +3746,7 @@
                 <w:noProof/>
                 <w:webHidden/>
               </w:rPr>
-              <w:instrText xml:space="preserve"> PAGEREF _Toc228986040 \h </w:instrText>
+              <w:instrText xml:space="preserve"> PAGEREF _Toc229424501 \h </w:instrText>
             </w:r>
             <w:r>
               <w:rPr>
@@ -2459,7 +3766,7 @@
                 <w:noProof/>
                 <w:webHidden/>
               </w:rPr>
-              <w:t>26</w:t>
+              <w:t>28</w:t>
             </w:r>
             <w:r>
               <w:rPr>
@@ -2484,7 +3791,7 @@
               <w14:ligatures w14:val="standardContextual"/>
             </w:rPr>
           </w:pPr>
-          <w:hyperlink w:anchor="_Toc228986041" w:history="1">
+          <w:hyperlink w:anchor="_Toc229424502" w:history="1">
             <w:r>
               <w:rPr>
                 <w:rStyle w:val="Hipervnculo"/>
@@ -2511,7 +3818,7 @@
                 <w:noProof/>
                 <w:webHidden/>
               </w:rPr>
-              <w:instrText xml:space="preserve"> PAGEREF _Toc228986041 \h </w:instrText>
+              <w:instrText xml:space="preserve"> PAGEREF _Toc229424502 \h </w:instrText>
             </w:r>
             <w:r>
               <w:rPr>
@@ -2531,7 +3838,7 @@
                 <w:noProof/>
                 <w:webHidden/>
               </w:rPr>
-              <w:t>26</w:t>
+              <w:t>28</w:t>
             </w:r>
             <w:r>
               <w:rPr>
@@ -2556,7 +3863,7 @@
               <w14:ligatures w14:val="standardContextual"/>
             </w:rPr>
           </w:pPr>
-          <w:hyperlink w:anchor="_Toc228986042" w:history="1">
+          <w:hyperlink w:anchor="_Toc229424503" w:history="1">
             <w:r>
               <w:rPr>
                 <w:rStyle w:val="Hipervnculo"/>
@@ -2583,7 +3890,7 @@
                 <w:noProof/>
                 <w:webHidden/>
               </w:rPr>
-              <w:instrText xml:space="preserve"> PAGEREF _Toc228986042 \h </w:instrText>
+              <w:instrText xml:space="preserve"> PAGEREF _Toc229424503 \h </w:instrText>
             </w:r>
             <w:r>
               <w:rPr>
@@ -2603,7 +3910,7 @@
                 <w:noProof/>
                 <w:webHidden/>
               </w:rPr>
-              <w:t>26</w:t>
+              <w:t>28</w:t>
             </w:r>
             <w:r>
               <w:rPr>
@@ -2629,7 +3936,7 @@
               <w14:ligatures w14:val="standardContextual"/>
             </w:rPr>
           </w:pPr>
-          <w:hyperlink w:anchor="_Toc228986043" w:history="1">
+          <w:hyperlink w:anchor="_Toc229424504" w:history="1">
             <w:r>
               <w:rPr>
                 <w:rStyle w:val="Hipervnculo"/>
@@ -2673,7 +3980,7 @@
                 <w:noProof/>
                 <w:webHidden/>
               </w:rPr>
-              <w:instrText xml:space="preserve"> PAGEREF _Toc228986043 \h </w:instrText>
+              <w:instrText xml:space="preserve"> PAGEREF _Toc229424504 \h </w:instrText>
             </w:r>
             <w:r>
               <w:rPr>
@@ -2693,7 +4000,7 @@
                 <w:noProof/>
                 <w:webHidden/>
               </w:rPr>
-              <w:t>27</w:t>
+              <w:t>29</w:t>
             </w:r>
             <w:r>
               <w:rPr>
@@ -2719,7 +4026,7 @@
               <w14:ligatures w14:val="standardContextual"/>
             </w:rPr>
           </w:pPr>
-          <w:hyperlink w:anchor="_Toc228986044" w:history="1">
+          <w:hyperlink w:anchor="_Toc229424505" w:history="1">
             <w:r>
               <w:rPr>
                 <w:rStyle w:val="Hipervnculo"/>
@@ -2763,7 +4070,7 @@
                 <w:noProof/>
                 <w:webHidden/>
               </w:rPr>
-              <w:instrText xml:space="preserve"> PAGEREF _Toc228986044 \h </w:instrText>
+              <w:instrText xml:space="preserve"> PAGEREF _Toc229424505 \h </w:instrText>
             </w:r>
             <w:r>
               <w:rPr>
@@ -2783,7 +4090,7 @@
                 <w:noProof/>
                 <w:webHidden/>
               </w:rPr>
-              <w:t>27</w:t>
+              <w:t>29</w:t>
             </w:r>
             <w:r>
               <w:rPr>
@@ -2808,7 +4115,7 @@
               <w14:ligatures w14:val="standardContextual"/>
             </w:rPr>
           </w:pPr>
-          <w:hyperlink w:anchor="_Toc228986045" w:history="1">
+          <w:hyperlink w:anchor="_Toc229424506" w:history="1">
             <w:r>
               <w:rPr>
                 <w:rStyle w:val="Hipervnculo"/>
@@ -2835,7 +4142,7 @@
                 <w:noProof/>
                 <w:webHidden/>
               </w:rPr>
-              <w:instrText xml:space="preserve"> PAGEREF _Toc228986045 \h </w:instrText>
+              <w:instrText xml:space="preserve"> PAGEREF _Toc229424506 \h </w:instrText>
             </w:r>
             <w:r>
               <w:rPr>
@@ -2855,7 +4162,7 @@
                 <w:noProof/>
                 <w:webHidden/>
               </w:rPr>
-              <w:t>27</w:t>
+              <w:t>29</w:t>
             </w:r>
             <w:r>
               <w:rPr>
@@ -2880,7 +4187,7 @@
               <w14:ligatures w14:val="standardContextual"/>
             </w:rPr>
           </w:pPr>
-          <w:hyperlink w:anchor="_Toc228986046" w:history="1">
+          <w:hyperlink w:anchor="_Toc229424507" w:history="1">
             <w:r>
               <w:rPr>
                 <w:rStyle w:val="Hipervnculo"/>
@@ -2907,7 +4214,7 @@
                 <w:noProof/>
                 <w:webHidden/>
               </w:rPr>
-              <w:instrText xml:space="preserve"> PAGEREF _Toc228986046 \h </w:instrText>
+              <w:instrText xml:space="preserve"> PAGEREF _Toc229424507 \h </w:instrText>
             </w:r>
             <w:r>
               <w:rPr>
@@ -2927,7 +4234,7 @@
                 <w:noProof/>
                 <w:webHidden/>
               </w:rPr>
-              <w:t>27</w:t>
+              <w:t>29</w:t>
             </w:r>
             <w:r>
               <w:rPr>
@@ -2952,7 +4259,7 @@
               <w14:ligatures w14:val="standardContextual"/>
             </w:rPr>
           </w:pPr>
-          <w:hyperlink w:anchor="_Toc228986047" w:history="1">
+          <w:hyperlink w:anchor="_Toc229424508" w:history="1">
             <w:r>
               <w:rPr>
                 <w:rStyle w:val="Hipervnculo"/>
@@ -2979,7 +4286,7 @@
                 <w:noProof/>
                 <w:webHidden/>
               </w:rPr>
-              <w:instrText xml:space="preserve"> PAGEREF _Toc228986047 \h </w:instrText>
+              <w:instrText xml:space="preserve"> PAGEREF _Toc229424508 \h </w:instrText>
             </w:r>
             <w:r>
               <w:rPr>
@@ -2999,7 +4306,7 @@
                 <w:noProof/>
                 <w:webHidden/>
               </w:rPr>
-              <w:t>27</w:t>
+              <w:t>29</w:t>
             </w:r>
             <w:r>
               <w:rPr>
@@ -3025,7 +4332,7 @@
               <w14:ligatures w14:val="standardContextual"/>
             </w:rPr>
           </w:pPr>
-          <w:hyperlink w:anchor="_Toc228986048" w:history="1">
+          <w:hyperlink w:anchor="_Toc229424509" w:history="1">
             <w:r>
               <w:rPr>
                 <w:rStyle w:val="Hipervnculo"/>
@@ -3069,7 +4376,7 @@
                 <w:noProof/>
                 <w:webHidden/>
               </w:rPr>
-              <w:instrText xml:space="preserve"> PAGEREF _Toc228986048 \h </w:instrText>
+              <w:instrText xml:space="preserve"> PAGEREF _Toc229424509 \h </w:instrText>
             </w:r>
             <w:r>
               <w:rPr>
@@ -3089,7 +4396,7 @@
                 <w:noProof/>
                 <w:webHidden/>
               </w:rPr>
-              <w:t>29</w:t>
+              <w:t>31</w:t>
             </w:r>
             <w:r>
               <w:rPr>
@@ -3114,7 +4421,7 @@
               <w14:ligatures w14:val="standardContextual"/>
             </w:rPr>
           </w:pPr>
-          <w:hyperlink w:anchor="_Toc228986049" w:history="1">
+          <w:hyperlink w:anchor="_Toc229424510" w:history="1">
             <w:r>
               <w:rPr>
                 <w:rStyle w:val="Hipervnculo"/>
@@ -3141,7 +4448,7 @@
                 <w:noProof/>
                 <w:webHidden/>
               </w:rPr>
-              <w:instrText xml:space="preserve"> PAGEREF _Toc228986049 \h </w:instrText>
+              <w:instrText xml:space="preserve"> PAGEREF _Toc229424510 \h </w:instrText>
             </w:r>
             <w:r>
               <w:rPr>
@@ -3161,7 +4468,7 @@
                 <w:noProof/>
                 <w:webHidden/>
               </w:rPr>
-              <w:t>29</w:t>
+              <w:t>31</w:t>
             </w:r>
             <w:r>
               <w:rPr>
@@ -3186,7 +4493,7 @@
               <w14:ligatures w14:val="standardContextual"/>
             </w:rPr>
           </w:pPr>
-          <w:hyperlink w:anchor="_Toc228986050" w:history="1">
+          <w:hyperlink w:anchor="_Toc229424511" w:history="1">
             <w:r>
               <w:rPr>
                 <w:rStyle w:val="Hipervnculo"/>
@@ -3213,7 +4520,7 @@
                 <w:noProof/>
                 <w:webHidden/>
               </w:rPr>
-              <w:instrText xml:space="preserve"> PAGEREF _Toc228986050 \h </w:instrText>
+              <w:instrText xml:space="preserve"> PAGEREF _Toc229424511 \h </w:instrText>
             </w:r>
             <w:r>
               <w:rPr>
@@ -3233,7 +4540,7 @@
                 <w:noProof/>
                 <w:webHidden/>
               </w:rPr>
-              <w:t>29</w:t>
+              <w:t>31</w:t>
             </w:r>
             <w:r>
               <w:rPr>
@@ -3258,7 +4565,7 @@
               <w14:ligatures w14:val="standardContextual"/>
             </w:rPr>
           </w:pPr>
-          <w:hyperlink w:anchor="_Toc228986051" w:history="1">
+          <w:hyperlink w:anchor="_Toc229424512" w:history="1">
             <w:r>
               <w:rPr>
                 <w:rStyle w:val="Hipervnculo"/>
@@ -3285,7 +4592,7 @@
                 <w:noProof/>
                 <w:webHidden/>
               </w:rPr>
-              <w:instrText xml:space="preserve"> PAGEREF _Toc228986051 \h </w:instrText>
+              <w:instrText xml:space="preserve"> PAGEREF _Toc229424512 \h </w:instrText>
             </w:r>
             <w:r>
               <w:rPr>
@@ -3305,7 +4612,7 @@
                 <w:noProof/>
                 <w:webHidden/>
               </w:rPr>
-              <w:t>30</w:t>
+              <w:t>32</w:t>
             </w:r>
             <w:r>
               <w:rPr>
@@ -3331,7 +4638,7 @@
               <w14:ligatures w14:val="standardContextual"/>
             </w:rPr>
           </w:pPr>
-          <w:hyperlink w:anchor="_Toc228986052" w:history="1">
+          <w:hyperlink w:anchor="_Toc229424513" w:history="1">
             <w:r>
               <w:rPr>
                 <w:rStyle w:val="Hipervnculo"/>
@@ -3375,7 +4682,7 @@
                 <w:noProof/>
                 <w:webHidden/>
               </w:rPr>
-              <w:instrText xml:space="preserve"> PAGEREF _Toc228986052 \h </w:instrText>
+              <w:instrText xml:space="preserve"> PAGEREF _Toc229424513 \h </w:instrText>
             </w:r>
             <w:r>
               <w:rPr>
@@ -3395,7 +4702,7 @@
                 <w:noProof/>
                 <w:webHidden/>
               </w:rPr>
-              <w:t>31</w:t>
+              <w:t>33</w:t>
             </w:r>
             <w:r>
               <w:rPr>
@@ -3463,7 +4770,7 @@
       <w:r>
         <w:fldChar w:fldCharType="separate"/>
       </w:r>
-      <w:hyperlink w:anchor="_Toc228986059" w:history="1">
+      <w:hyperlink w:anchor="_Toc229424514" w:history="1">
         <w:r>
           <w:rPr>
             <w:rStyle w:val="Hipervnculo"/>
@@ -3490,7 +4797,7 @@
             <w:noProof/>
             <w:webHidden/>
           </w:rPr>
-          <w:instrText xml:space="preserve"> PAGEREF _Toc228986059 \h </w:instrText>
+          <w:instrText xml:space="preserve"> PAGEREF _Toc229424514 \h </w:instrText>
         </w:r>
         <w:r>
           <w:rPr>
@@ -3535,7 +4842,7 @@
           <w14:ligatures w14:val="standardContextual"/>
         </w:rPr>
       </w:pPr>
-      <w:hyperlink w:anchor="_Toc228986060" w:history="1">
+      <w:hyperlink w:anchor="_Toc229424515" w:history="1">
         <w:r>
           <w:rPr>
             <w:rStyle w:val="Hipervnculo"/>
@@ -3562,7 +4869,7 @@
             <w:noProof/>
             <w:webHidden/>
           </w:rPr>
-          <w:instrText xml:space="preserve"> PAGEREF _Toc228986060 \h </w:instrText>
+          <w:instrText xml:space="preserve"> PAGEREF _Toc229424515 \h </w:instrText>
         </w:r>
         <w:r>
           <w:rPr>
@@ -3607,7 +4914,7 @@
           <w14:ligatures w14:val="standardContextual"/>
         </w:rPr>
       </w:pPr>
-      <w:hyperlink w:anchor="_Toc228986061" w:history="1">
+      <w:hyperlink w:anchor="_Toc229424516" w:history="1">
         <w:r>
           <w:rPr>
             <w:rStyle w:val="Hipervnculo"/>
@@ -3634,7 +4941,7 @@
             <w:noProof/>
             <w:webHidden/>
           </w:rPr>
-          <w:instrText xml:space="preserve"> PAGEREF _Toc228986061 \h </w:instrText>
+          <w:instrText xml:space="preserve"> PAGEREF _Toc229424516 \h </w:instrText>
         </w:r>
         <w:r>
           <w:rPr>
@@ -3679,7 +4986,7 @@
           <w14:ligatures w14:val="standardContextual"/>
         </w:rPr>
       </w:pPr>
-      <w:hyperlink w:anchor="_Toc228986062" w:history="1">
+      <w:hyperlink w:anchor="_Toc229424517" w:history="1">
         <w:r>
           <w:rPr>
             <w:rStyle w:val="Hipervnculo"/>
@@ -3706,7 +5013,7 @@
             <w:noProof/>
             <w:webHidden/>
           </w:rPr>
-          <w:instrText xml:space="preserve"> PAGEREF _Toc228986062 \h </w:instrText>
+          <w:instrText xml:space="preserve"> PAGEREF _Toc229424517 \h </w:instrText>
         </w:r>
         <w:r>
           <w:rPr>
@@ -3751,7 +5058,7 @@
           <w14:ligatures w14:val="standardContextual"/>
         </w:rPr>
       </w:pPr>
-      <w:hyperlink w:anchor="_Toc228986063" w:history="1">
+      <w:hyperlink w:anchor="_Toc229424518" w:history="1">
         <w:r>
           <w:rPr>
             <w:rStyle w:val="Hipervnculo"/>
@@ -3778,79 +5085,7 @@
             <w:noProof/>
             <w:webHidden/>
           </w:rPr>
-          <w:instrText xml:space="preserve"> PAGEREF _Toc228986063 \h </w:instrText>
-        </w:r>
-        <w:r>
-          <w:rPr>
-            <w:noProof/>
-            <w:webHidden/>
-          </w:rPr>
-        </w:r>
-        <w:r>
-          <w:rPr>
-            <w:noProof/>
-            <w:webHidden/>
-          </w:rPr>
-          <w:fldChar w:fldCharType="separate"/>
-        </w:r>
-        <w:r>
-          <w:rPr>
-            <w:noProof/>
-            <w:webHidden/>
-          </w:rPr>
-          <w:t>16</w:t>
-        </w:r>
-        <w:r>
-          <w:rPr>
-            <w:noProof/>
-            <w:webHidden/>
-          </w:rPr>
-          <w:fldChar w:fldCharType="end"/>
-        </w:r>
-      </w:hyperlink>
-    </w:p>
-    <w:p>
-      <w:pPr>
-        <w:pStyle w:val="Tabladeilustraciones"/>
-        <w:tabs>
-          <w:tab w:val="right" w:leader="dot" w:pos="9016"/>
-        </w:tabs>
-        <w:rPr>
-          <w:rFonts w:eastAsiaTheme="minorEastAsia"/>
-          <w:noProof/>
-          <w:kern w:val="2"/>
-          <w:lang w:eastAsia="es-ES"/>
-          <w14:ligatures w14:val="standardContextual"/>
-        </w:rPr>
-      </w:pPr>
-      <w:hyperlink w:anchor="_Toc228986064" w:history="1">
-        <w:r>
-          <w:rPr>
-            <w:rStyle w:val="Hipervnculo"/>
-            <w:noProof/>
-          </w:rPr>
-          <w:t>6- Tablero Trello Hito 2 2/2</w:t>
-        </w:r>
-        <w:r>
-          <w:rPr>
-            <w:noProof/>
-            <w:webHidden/>
-          </w:rPr>
-          <w:tab/>
-        </w:r>
-        <w:r>
-          <w:rPr>
-            <w:noProof/>
-            <w:webHidden/>
-          </w:rPr>
-          <w:fldChar w:fldCharType="begin"/>
-        </w:r>
-        <w:r>
-          <w:rPr>
-            <w:noProof/>
-            <w:webHidden/>
-          </w:rPr>
-          <w:instrText xml:space="preserve"> PAGEREF _Toc228986064 \h </w:instrText>
+          <w:instrText xml:space="preserve"> PAGEREF _Toc229424518 \h </w:instrText>
         </w:r>
         <w:r>
           <w:rPr>
@@ -3895,7 +5130,79 @@
           <w14:ligatures w14:val="standardContextual"/>
         </w:rPr>
       </w:pPr>
-      <w:hyperlink w:anchor="_Toc228986065" w:history="1">
+      <w:hyperlink w:anchor="_Toc229424519" w:history="1">
+        <w:r>
+          <w:rPr>
+            <w:rStyle w:val="Hipervnculo"/>
+            <w:noProof/>
+          </w:rPr>
+          <w:t>6- Tablero Trello Hito 2 2/2</w:t>
+        </w:r>
+        <w:r>
+          <w:rPr>
+            <w:noProof/>
+            <w:webHidden/>
+          </w:rPr>
+          <w:tab/>
+        </w:r>
+        <w:r>
+          <w:rPr>
+            <w:noProof/>
+            <w:webHidden/>
+          </w:rPr>
+          <w:fldChar w:fldCharType="begin"/>
+        </w:r>
+        <w:r>
+          <w:rPr>
+            <w:noProof/>
+            <w:webHidden/>
+          </w:rPr>
+          <w:instrText xml:space="preserve"> PAGEREF _Toc229424519 \h </w:instrText>
+        </w:r>
+        <w:r>
+          <w:rPr>
+            <w:noProof/>
+            <w:webHidden/>
+          </w:rPr>
+        </w:r>
+        <w:r>
+          <w:rPr>
+            <w:noProof/>
+            <w:webHidden/>
+          </w:rPr>
+          <w:fldChar w:fldCharType="separate"/>
+        </w:r>
+        <w:r>
+          <w:rPr>
+            <w:noProof/>
+            <w:webHidden/>
+          </w:rPr>
+          <w:t>17</w:t>
+        </w:r>
+        <w:r>
+          <w:rPr>
+            <w:noProof/>
+            <w:webHidden/>
+          </w:rPr>
+          <w:fldChar w:fldCharType="end"/>
+        </w:r>
+      </w:hyperlink>
+    </w:p>
+    <w:p>
+      <w:pPr>
+        <w:pStyle w:val="Tabladeilustraciones"/>
+        <w:tabs>
+          <w:tab w:val="right" w:leader="dot" w:pos="9016"/>
+        </w:tabs>
+        <w:rPr>
+          <w:rFonts w:eastAsiaTheme="minorEastAsia"/>
+          <w:noProof/>
+          <w:kern w:val="2"/>
+          <w:lang w:eastAsia="es-ES"/>
+          <w14:ligatures w14:val="standardContextual"/>
+        </w:rPr>
+      </w:pPr>
+      <w:hyperlink w:anchor="_Toc229424520" w:history="1">
         <w:r>
           <w:rPr>
             <w:rStyle w:val="Hipervnculo"/>
@@ -3922,7 +5229,7 @@
             <w:noProof/>
             <w:webHidden/>
           </w:rPr>
-          <w:instrText xml:space="preserve"> PAGEREF _Toc228986065 \h </w:instrText>
+          <w:instrText xml:space="preserve"> PAGEREF _Toc229424520 \h </w:instrText>
         </w:r>
         <w:r>
           <w:rPr>
@@ -3967,7 +5274,7 @@
           <w14:ligatures w14:val="standardContextual"/>
         </w:rPr>
       </w:pPr>
-      <w:hyperlink w:anchor="_Toc228986066" w:history="1">
+      <w:hyperlink w:anchor="_Toc229424521" w:history="1">
         <w:r>
           <w:rPr>
             <w:rStyle w:val="Hipervnculo"/>
@@ -3994,7 +5301,7 @@
             <w:noProof/>
             <w:webHidden/>
           </w:rPr>
-          <w:instrText xml:space="preserve"> PAGEREF _Toc228986066 \h </w:instrText>
+          <w:instrText xml:space="preserve"> PAGEREF _Toc229424521 \h </w:instrText>
         </w:r>
         <w:r>
           <w:rPr>
@@ -4039,7 +5346,7 @@
           <w14:ligatures w14:val="standardContextual"/>
         </w:rPr>
       </w:pPr>
-      <w:hyperlink w:anchor="_Toc228986067" w:history="1">
+      <w:hyperlink w:anchor="_Toc229424522" w:history="1">
         <w:r>
           <w:rPr>
             <w:rStyle w:val="Hipervnculo"/>
@@ -4066,7 +5373,7 @@
             <w:noProof/>
             <w:webHidden/>
           </w:rPr>
-          <w:instrText xml:space="preserve"> PAGEREF _Toc228986067 \h </w:instrText>
+          <w:instrText xml:space="preserve"> PAGEREF _Toc229424522 \h </w:instrText>
         </w:r>
         <w:r>
           <w:rPr>
@@ -4111,7 +5418,7 @@
           <w14:ligatures w14:val="standardContextual"/>
         </w:rPr>
       </w:pPr>
-      <w:hyperlink w:anchor="_Toc228986068" w:history="1">
+      <w:hyperlink w:anchor="_Toc229424523" w:history="1">
         <w:r>
           <w:rPr>
             <w:rStyle w:val="Hipervnculo"/>
@@ -4138,7 +5445,7 @@
             <w:noProof/>
             <w:webHidden/>
           </w:rPr>
-          <w:instrText xml:space="preserve"> PAGEREF _Toc228986068 \h </w:instrText>
+          <w:instrText xml:space="preserve"> PAGEREF _Toc229424523 \h </w:instrText>
         </w:r>
         <w:r>
           <w:rPr>
@@ -4183,7 +5490,7 @@
           <w14:ligatures w14:val="standardContextual"/>
         </w:rPr>
       </w:pPr>
-      <w:hyperlink w:anchor="_Toc228986069" w:history="1">
+      <w:hyperlink w:anchor="_Toc229424524" w:history="1">
         <w:r>
           <w:rPr>
             <w:rStyle w:val="Hipervnculo"/>
@@ -4210,7 +5517,7 @@
             <w:noProof/>
             <w:webHidden/>
           </w:rPr>
-          <w:instrText xml:space="preserve"> PAGEREF _Toc228986069 \h </w:instrText>
+          <w:instrText xml:space="preserve"> PAGEREF _Toc229424524 \h </w:instrText>
         </w:r>
         <w:r>
           <w:rPr>
@@ -4255,7 +5562,7 @@
           <w14:ligatures w14:val="standardContextual"/>
         </w:rPr>
       </w:pPr>
-      <w:hyperlink w:anchor="_Toc228986070" w:history="1">
+      <w:hyperlink w:anchor="_Toc229424525" w:history="1">
         <w:r>
           <w:rPr>
             <w:rStyle w:val="Hipervnculo"/>
@@ -4291,7 +5598,7 @@
             <w:noProof/>
             <w:webHidden/>
           </w:rPr>
-          <w:instrText xml:space="preserve"> PAGEREF _Toc228986070 \h </w:instrText>
+          <w:instrText xml:space="preserve"> PAGEREF _Toc229424525 \h </w:instrText>
         </w:r>
         <w:r>
           <w:rPr>
@@ -4336,7 +5643,7 @@
           <w14:ligatures w14:val="standardContextual"/>
         </w:rPr>
       </w:pPr>
-      <w:hyperlink w:anchor="_Toc228986071" w:history="1">
+      <w:hyperlink w:anchor="_Toc229424526" w:history="1">
         <w:r>
           <w:rPr>
             <w:rStyle w:val="Hipervnculo"/>
@@ -4363,7 +5670,7 @@
             <w:noProof/>
             <w:webHidden/>
           </w:rPr>
-          <w:instrText xml:space="preserve"> PAGEREF _Toc228986071 \h </w:instrText>
+          <w:instrText xml:space="preserve"> PAGEREF _Toc229424526 \h </w:instrText>
         </w:r>
         <w:r>
           <w:rPr>
@@ -4408,13 +5715,13 @@
           <w14:ligatures w14:val="standardContextual"/>
         </w:rPr>
       </w:pPr>
-      <w:hyperlink w:anchor="_Toc228986072" w:history="1">
+      <w:hyperlink w:anchor="_Toc229424527" w:history="1">
         <w:r>
           <w:rPr>
             <w:rStyle w:val="Hipervnculo"/>
             <w:noProof/>
           </w:rPr>
-          <w:t>14 Creación de cuenta</w:t>
+          <w:t>14  Reconocimiento facial 2/3</w:t>
         </w:r>
         <w:r>
           <w:rPr>
@@ -4435,7 +5742,7 @@
             <w:noProof/>
             <w:webHidden/>
           </w:rPr>
-          <w:instrText xml:space="preserve"> PAGEREF _Toc228986072 \h </w:instrText>
+          <w:instrText xml:space="preserve"> PAGEREF _Toc229424527 \h </w:instrText>
         </w:r>
         <w:r>
           <w:rPr>
@@ -4480,13 +5787,13 @@
           <w14:ligatures w14:val="standardContextual"/>
         </w:rPr>
       </w:pPr>
-      <w:hyperlink w:anchor="_Toc228986073" w:history="1">
+      <w:hyperlink w:anchor="_Toc229424528" w:history="1">
         <w:r>
           <w:rPr>
             <w:rStyle w:val="Hipervnculo"/>
             <w:noProof/>
           </w:rPr>
-          <w:t>15 Inicio de sesión</w:t>
+          <w:t>15 Reconocimiento facial 1/3</w:t>
         </w:r>
         <w:r>
           <w:rPr>
@@ -4507,7 +5814,79 @@
             <w:noProof/>
             <w:webHidden/>
           </w:rPr>
-          <w:instrText xml:space="preserve"> PAGEREF _Toc228986073 \h </w:instrText>
+          <w:instrText xml:space="preserve"> PAGEREF _Toc229424528 \h </w:instrText>
+        </w:r>
+        <w:r>
+          <w:rPr>
+            <w:noProof/>
+            <w:webHidden/>
+          </w:rPr>
+        </w:r>
+        <w:r>
+          <w:rPr>
+            <w:noProof/>
+            <w:webHidden/>
+          </w:rPr>
+          <w:fldChar w:fldCharType="separate"/>
+        </w:r>
+        <w:r>
+          <w:rPr>
+            <w:noProof/>
+            <w:webHidden/>
+          </w:rPr>
+          <w:t>24</w:t>
+        </w:r>
+        <w:r>
+          <w:rPr>
+            <w:noProof/>
+            <w:webHidden/>
+          </w:rPr>
+          <w:fldChar w:fldCharType="end"/>
+        </w:r>
+      </w:hyperlink>
+    </w:p>
+    <w:p>
+      <w:pPr>
+        <w:pStyle w:val="Tabladeilustraciones"/>
+        <w:tabs>
+          <w:tab w:val="right" w:leader="dot" w:pos="9016"/>
+        </w:tabs>
+        <w:rPr>
+          <w:rFonts w:eastAsiaTheme="minorEastAsia"/>
+          <w:noProof/>
+          <w:kern w:val="2"/>
+          <w:lang w:eastAsia="es-ES"/>
+          <w14:ligatures w14:val="standardContextual"/>
+        </w:rPr>
+      </w:pPr>
+      <w:hyperlink w:anchor="_Toc229424529" w:history="1">
+        <w:r>
+          <w:rPr>
+            <w:rStyle w:val="Hipervnculo"/>
+            <w:noProof/>
+          </w:rPr>
+          <w:t>16  Reconocimiento facial 3/3</w:t>
+        </w:r>
+        <w:r>
+          <w:rPr>
+            <w:noProof/>
+            <w:webHidden/>
+          </w:rPr>
+          <w:tab/>
+        </w:r>
+        <w:r>
+          <w:rPr>
+            <w:noProof/>
+            <w:webHidden/>
+          </w:rPr>
+          <w:fldChar w:fldCharType="begin"/>
+        </w:r>
+        <w:r>
+          <w:rPr>
+            <w:noProof/>
+            <w:webHidden/>
+          </w:rPr>
+          <w:instrText xml:space="preserve"> PAGEREF _Toc229424529 \h </w:instrText>
         </w:r>
         <w:r>
           <w:rPr>
@@ -4539,6 +5918,150 @@
       </w:hyperlink>
     </w:p>
     <w:p>
+      <w:pPr>
+        <w:pStyle w:val="Tabladeilustraciones"/>
+        <w:tabs>
+          <w:tab w:val="right" w:leader="dot" w:pos="9016"/>
+        </w:tabs>
+        <w:rPr>
+          <w:rFonts w:eastAsiaTheme="minorEastAsia"/>
+          <w:noProof/>
+          <w:kern w:val="2"/>
+          <w:lang w:eastAsia="es-ES"/>
+          <w14:ligatures w14:val="standardContextual"/>
+        </w:rPr>
+      </w:pPr>
+      <w:hyperlink w:anchor="_Toc229424530" w:history="1">
+        <w:r>
+          <w:rPr>
+            <w:rStyle w:val="Hipervnculo"/>
+            <w:noProof/>
+          </w:rPr>
+          <w:t>17 Creación de cuenta</w:t>
+        </w:r>
+        <w:r>
+          <w:rPr>
+            <w:noProof/>
+            <w:webHidden/>
+          </w:rPr>
+          <w:tab/>
+        </w:r>
+        <w:r>
+          <w:rPr>
+            <w:noProof/>
+            <w:webHidden/>
+          </w:rPr>
+          <w:fldChar w:fldCharType="begin"/>
+        </w:r>
+        <w:r>
+          <w:rPr>
+            <w:noProof/>
+            <w:webHidden/>
+          </w:rPr>
+          <w:instrText xml:space="preserve"> PAGEREF _Toc229424530 \h </w:instrText>
+        </w:r>
+        <w:r>
+          <w:rPr>
+            <w:noProof/>
+            <w:webHidden/>
+          </w:rPr>
+        </w:r>
+        <w:r>
+          <w:rPr>
+            <w:noProof/>
+            <w:webHidden/>
+          </w:rPr>
+          <w:fldChar w:fldCharType="separate"/>
+        </w:r>
+        <w:r>
+          <w:rPr>
+            <w:noProof/>
+            <w:webHidden/>
+          </w:rPr>
+          <w:t>26</w:t>
+        </w:r>
+        <w:r>
+          <w:rPr>
+            <w:noProof/>
+            <w:webHidden/>
+          </w:rPr>
+          <w:fldChar w:fldCharType="end"/>
+        </w:r>
+      </w:hyperlink>
+    </w:p>
+    <w:p>
+      <w:pPr>
+        <w:pStyle w:val="Tabladeilustraciones"/>
+        <w:tabs>
+          <w:tab w:val="right" w:leader="dot" w:pos="9016"/>
+        </w:tabs>
+        <w:rPr>
+          <w:rFonts w:eastAsiaTheme="minorEastAsia"/>
+          <w:noProof/>
+          <w:kern w:val="2"/>
+          <w:lang w:eastAsia="es-ES"/>
+          <w14:ligatures w14:val="standardContextual"/>
+        </w:rPr>
+      </w:pPr>
+      <w:hyperlink w:anchor="_Toc229424531" w:history="1">
+        <w:r>
+          <w:rPr>
+            <w:rStyle w:val="Hipervnculo"/>
+            <w:noProof/>
+          </w:rPr>
+          <w:t>18 Inicio de sesión</w:t>
+        </w:r>
+        <w:r>
+          <w:rPr>
+            <w:noProof/>
+            <w:webHidden/>
+          </w:rPr>
+          <w:tab/>
+        </w:r>
+        <w:r>
+          <w:rPr>
+            <w:noProof/>
+            <w:webHidden/>
+          </w:rPr>
+          <w:fldChar w:fldCharType="begin"/>
+        </w:r>
+        <w:r>
+          <w:rPr>
+            <w:noProof/>
+            <w:webHidden/>
+          </w:rPr>
+          <w:instrText xml:space="preserve"> PAGEREF _Toc229424531 \h </w:instrText>
+        </w:r>
+        <w:r>
+          <w:rPr>
+            <w:noProof/>
+            <w:webHidden/>
+          </w:rPr>
+        </w:r>
+        <w:r>
+          <w:rPr>
+            <w:noProof/>
+            <w:webHidden/>
+          </w:rPr>
+          <w:fldChar w:fldCharType="separate"/>
+        </w:r>
+        <w:r>
+          <w:rPr>
+            <w:noProof/>
+            <w:webHidden/>
+          </w:rPr>
+          <w:t>27</w:t>
+        </w:r>
+        <w:r>
+          <w:rPr>
+            <w:noProof/>
+            <w:webHidden/>
+          </w:rPr>
+          <w:fldChar w:fldCharType="end"/>
+        </w:r>
+      </w:hyperlink>
+    </w:p>
+    <w:p>
       <w:r>
         <w:fldChar w:fldCharType="end"/>
       </w:r>
@@ -4552,7 +6075,7 @@
       <w:pPr>
         <w:pStyle w:val="Ttulo1"/>
       </w:pPr>
-      <w:bookmarkStart w:id="0" w:name="_Toc228986012"/>
+      <w:bookmarkStart w:id="0" w:name="_Toc229424473"/>
       <w:r>
         <w:lastRenderedPageBreak/>
         <w:t>Introducción</w:t>
@@ -4563,7 +6086,7 @@
       <w:pPr>
         <w:pStyle w:val="Ttulo2"/>
       </w:pPr>
-      <w:bookmarkStart w:id="1" w:name="_Toc228986013"/>
+      <w:bookmarkStart w:id="1" w:name="_Toc229424474"/>
       <w:r>
         <w:t>Objetivo del proyecto</w:t>
       </w:r>
@@ -4580,6 +6103,7 @@
         </w:rPr>
         <w:t>'</w:t>
       </w:r>
+      <w:proofErr w:type="spellStart"/>
       <w:r>
         <w:rPr>
           <w:rFonts w:ascii="Aptos" w:eastAsia="Aptos" w:hAnsi="Aptos" w:cs="Aptos"/>
@@ -4588,6 +6112,7 @@
         </w:rPr>
         <w:t>Roomie</w:t>
       </w:r>
+      <w:proofErr w:type="spellEnd"/>
       <w:r>
         <w:rPr>
           <w:rFonts w:ascii="Aptos" w:eastAsia="Aptos" w:hAnsi="Aptos" w:cs="Aptos"/>
@@ -4600,7 +6125,7 @@
         <w:pStyle w:val="Ttulo2"/>
         <w:jc w:val="both"/>
       </w:pPr>
-      <w:bookmarkStart w:id="2" w:name="_Toc228986014"/>
+      <w:bookmarkStart w:id="2" w:name="_Toc229424475"/>
       <w:r>
         <w:t>Justificación del proyecto</w:t>
       </w:r>
@@ -4623,6 +6148,7 @@
         <w:spacing w:before="240" w:after="142" w:line="276" w:lineRule="auto"/>
         <w:jc w:val="both"/>
       </w:pPr>
+      <w:proofErr w:type="spellStart"/>
       <w:r>
         <w:rPr>
           <w:rFonts w:ascii="Aptos" w:eastAsia="Aptos" w:hAnsi="Aptos" w:cs="Aptos"/>
@@ -4631,11 +6157,54 @@
         </w:rPr>
         <w:t>Roomie</w:t>
       </w:r>
-      <w:r>
-        <w:rPr>
-          <w:rFonts w:ascii="Aptos" w:eastAsia="Aptos" w:hAnsi="Aptos" w:cs="Aptos"/>
-        </w:rPr>
-        <w:t xml:space="preserve"> toma como premisa la dificultad que presenta para un joven recién alcanzada la mayoría de edad, encontrar una residencia temporal mientras se cursa el año académico. El resto de páginas web ofrecen todo tipo de productos inmobiliarios, desde alquiler y compra de pisos para residencia indefinida hasta de naves industriales y oficinas. Alquiler de estudios y habitaciones también está comprendido pero la oferta, aunque sea elevada, se diluye entre el resto de anuncios. Como resultado, el cliente puede abrumarse y sentirse frustrado con el proceso, sobre todo al tratarse de alguien joven.</w:t>
+      <w:proofErr w:type="spellEnd"/>
+      <w:r>
+        <w:rPr>
+          <w:rFonts w:ascii="Aptos" w:eastAsia="Aptos" w:hAnsi="Aptos" w:cs="Aptos"/>
+        </w:rPr>
+        <w:t xml:space="preserve"> toma como premisa la dificultad que presenta para </w:t>
+      </w:r>
+      <w:proofErr w:type="gramStart"/>
+      <w:r>
+        <w:rPr>
+          <w:rFonts w:ascii="Aptos" w:eastAsia="Aptos" w:hAnsi="Aptos" w:cs="Aptos"/>
+        </w:rPr>
+        <w:t>un joven recién alcanzada</w:t>
+      </w:r>
+      <w:proofErr w:type="gramEnd"/>
+      <w:r>
+        <w:rPr>
+          <w:rFonts w:ascii="Aptos" w:eastAsia="Aptos" w:hAnsi="Aptos" w:cs="Aptos"/>
+        </w:rPr>
+        <w:t xml:space="preserve"> la mayoría de edad, encontrar una residencia temporal mientras se cursa el año académico. El resto de </w:t>
+      </w:r>
+      <w:proofErr w:type="gramStart"/>
+      <w:r>
+        <w:rPr>
+          <w:rFonts w:ascii="Aptos" w:eastAsia="Aptos" w:hAnsi="Aptos" w:cs="Aptos"/>
+        </w:rPr>
+        <w:t>páginas</w:t>
+      </w:r>
+      <w:proofErr w:type="gramEnd"/>
+      <w:r>
+        <w:rPr>
+          <w:rFonts w:ascii="Aptos" w:eastAsia="Aptos" w:hAnsi="Aptos" w:cs="Aptos"/>
+        </w:rPr>
+        <w:t xml:space="preserve"> web ofrecen todo tipo de productos inmobiliarios, desde alquiler y compra de pisos para residencia indefinida hasta de naves industriales y oficinas. Alquiler de estudios y habitaciones también está comprendido pero la oferta, aunque sea elevada, se diluye entre el resto de </w:t>
+      </w:r>
+      <w:proofErr w:type="gramStart"/>
+      <w:r>
+        <w:rPr>
+          <w:rFonts w:ascii="Aptos" w:eastAsia="Aptos" w:hAnsi="Aptos" w:cs="Aptos"/>
+        </w:rPr>
+        <w:t>anuncios</w:t>
+      </w:r>
+      <w:proofErr w:type="gramEnd"/>
+      <w:r>
+        <w:rPr>
+          <w:rFonts w:ascii="Aptos" w:eastAsia="Aptos" w:hAnsi="Aptos" w:cs="Aptos"/>
+        </w:rPr>
+        <w:t>. Como resultado, el cliente puede abrumarse y sentirse frustrado con el proceso, sobre todo al tratarse de alguien joven.</w:t>
       </w:r>
     </w:p>
     <w:p>
@@ -4667,7 +6236,7 @@
         <w:pStyle w:val="Ttulo2"/>
         <w:jc w:val="both"/>
       </w:pPr>
-      <w:bookmarkStart w:id="3" w:name="_Toc228986015"/>
+      <w:bookmarkStart w:id="3" w:name="_Toc229424476"/>
       <w:r>
         <w:t>Análisis de lo existente</w:t>
       </w:r>
@@ -4736,7 +6305,7 @@
       <w:pPr>
         <w:pStyle w:val="Ttulo1"/>
       </w:pPr>
-      <w:bookmarkStart w:id="4" w:name="_Toc228986016"/>
+      <w:bookmarkStart w:id="4" w:name="_Toc229424477"/>
       <w:r>
         <w:t xml:space="preserve">Requisitos Funcionales de la </w:t>
       </w:r>
@@ -4791,7 +6360,7 @@
       <w:pPr>
         <w:pStyle w:val="Ttulo2"/>
       </w:pPr>
-      <w:bookmarkStart w:id="5" w:name="_Toc228986017"/>
+      <w:bookmarkStart w:id="5" w:name="_Toc229424478"/>
       <w:r>
         <w:t>Inquilino</w:t>
       </w:r>
@@ -4861,7 +6430,23 @@
           <w:b/>
           <w:bCs/>
         </w:rPr>
-        <w:t xml:space="preserve">-01 (M) Registro y login: </w:t>
+        <w:t xml:space="preserve">-01 (M) Registro y </w:t>
+      </w:r>
+      <w:proofErr w:type="spellStart"/>
+      <w:r>
+        <w:rPr>
+          <w:b/>
+          <w:bCs/>
+        </w:rPr>
+        <w:t>login</w:t>
+      </w:r>
+      <w:proofErr w:type="spellEnd"/>
+      <w:r>
+        <w:rPr>
+          <w:b/>
+          <w:bCs/>
+        </w:rPr>
+        <w:t xml:space="preserve">: </w:t>
       </w:r>
       <w:r>
         <w:t>El sistema permitirá al inquilino crear una cuenta con la que acceder a la página web.</w:t>
@@ -5399,7 +6984,7 @@
       <w:pPr>
         <w:pStyle w:val="Ttulo2"/>
       </w:pPr>
-      <w:bookmarkStart w:id="6" w:name="_Toc228986018"/>
+      <w:bookmarkStart w:id="6" w:name="_Toc229424479"/>
       <w:r>
         <w:t>Arrendador</w:t>
       </w:r>
@@ -5448,7 +7033,23 @@
           <w:b/>
           <w:bCs/>
         </w:rPr>
-        <w:t xml:space="preserve">RFA-01 (M) Registro y login: </w:t>
+        <w:t xml:space="preserve">RFA-01 (M) Registro y </w:t>
+      </w:r>
+      <w:proofErr w:type="spellStart"/>
+      <w:r>
+        <w:rPr>
+          <w:b/>
+          <w:bCs/>
+        </w:rPr>
+        <w:t>login</w:t>
+      </w:r>
+      <w:proofErr w:type="spellEnd"/>
+      <w:r>
+        <w:rPr>
+          <w:b/>
+          <w:bCs/>
+        </w:rPr>
+        <w:t xml:space="preserve">: </w:t>
       </w:r>
       <w:r>
         <w:t>El sistema permitirá al arrendador crear una cuenta con la que acceder a la página web.</w:t>
@@ -6118,7 +7719,7 @@
           <w:rFonts w:eastAsia="Aptos"/>
         </w:rPr>
       </w:pPr>
-      <w:bookmarkStart w:id="7" w:name="_Toc228986019"/>
+      <w:bookmarkStart w:id="7" w:name="_Toc229424480"/>
       <w:r>
         <w:rPr>
           <w:rFonts w:eastAsia="Aptos"/>
@@ -6141,7 +7742,23 @@
           <w:b/>
           <w:bCs/>
         </w:rPr>
-        <w:t>RFAD-01(M) Registro y login:</w:t>
+        <w:t xml:space="preserve">RFAD-01(M) Registro y </w:t>
+      </w:r>
+      <w:proofErr w:type="spellStart"/>
+      <w:r>
+        <w:rPr>
+          <w:b/>
+          <w:bCs/>
+        </w:rPr>
+        <w:t>login</w:t>
+      </w:r>
+      <w:proofErr w:type="spellEnd"/>
+      <w:r>
+        <w:rPr>
+          <w:b/>
+          <w:bCs/>
+        </w:rPr>
+        <w:t>:</w:t>
       </w:r>
       <w:r>
         <w:t xml:space="preserve"> El sistema deberá permitir al administrador crear una cuenta con la que acceder a la página web.</w:t>
@@ -6263,7 +7880,7 @@
       <w:pPr>
         <w:pStyle w:val="Ttulo1"/>
       </w:pPr>
-      <w:bookmarkStart w:id="8" w:name="_Toc228986020"/>
+      <w:bookmarkStart w:id="8" w:name="_Toc229424481"/>
       <w:r>
         <w:t>Análisis y Diseño</w:t>
       </w:r>
@@ -6274,7 +7891,7 @@
         <w:pStyle w:val="Ttulo2"/>
       </w:pPr>
       <w:bookmarkStart w:id="9" w:name="_Toc225415558"/>
-      <w:bookmarkStart w:id="10" w:name="_Toc228986021"/>
+      <w:bookmarkStart w:id="10" w:name="_Toc229424482"/>
       <w:r>
         <w:t>Diagrama de Arquitectura</w:t>
       </w:r>
@@ -6337,7 +7954,7 @@
         <w:pStyle w:val="Descripcin"/>
       </w:pPr>
       <w:fldSimple w:instr=" SEQ Ilustración \* ARABIC ">
-        <w:bookmarkStart w:id="11" w:name="_Toc228986059"/>
+        <w:bookmarkStart w:id="11" w:name="_Toc229424514"/>
         <w:r>
           <w:rPr>
             <w:noProof/>
@@ -6363,7 +7980,23 @@
         <w:jc w:val="both"/>
       </w:pPr>
       <w:r>
-        <w:t xml:space="preserve">Esta página web (frontend), no está conectada con la base de datos (backend). Usa una simulación de base de datos con Local Storage. </w:t>
+        <w:t>Esta página web (</w:t>
+      </w:r>
+      <w:proofErr w:type="spellStart"/>
+      <w:r>
+        <w:t>frontend</w:t>
+      </w:r>
+      <w:proofErr w:type="spellEnd"/>
+      <w:r>
+        <w:t>), no está conectada con la base de datos (</w:t>
+      </w:r>
+      <w:proofErr w:type="spellStart"/>
+      <w:r>
+        <w:t>backend</w:t>
+      </w:r>
+      <w:proofErr w:type="spellEnd"/>
+      <w:r>
+        <w:t xml:space="preserve">). Usa una simulación de base de datos con Local Storage. </w:t>
       </w:r>
     </w:p>
     <w:p>
@@ -6371,14 +8004,38 @@
         <w:jc w:val="both"/>
       </w:pPr>
       <w:r>
-        <w:t>El administrador tendrá acceso a la base de datos a través del sistema CRUD (Create, Read, Update, Delete) creado en JavaFX.</w:t>
+        <w:t>El administrador tendrá acceso a la base de datos a través del sistema CRUD (</w:t>
+      </w:r>
+      <w:proofErr w:type="spellStart"/>
+      <w:r>
+        <w:t>Create</w:t>
+      </w:r>
+      <w:proofErr w:type="spellEnd"/>
+      <w:r>
+        <w:t xml:space="preserve">, Read, </w:t>
+      </w:r>
+      <w:proofErr w:type="spellStart"/>
+      <w:r>
+        <w:t>Update</w:t>
+      </w:r>
+      <w:proofErr w:type="spellEnd"/>
+      <w:r>
+        <w:t xml:space="preserve">, Delete) creado en </w:t>
+      </w:r>
+      <w:proofErr w:type="spellStart"/>
+      <w:r>
+        <w:t>JavaFX</w:t>
+      </w:r>
+      <w:proofErr w:type="spellEnd"/>
+      <w:r>
+        <w:t>.</w:t>
       </w:r>
     </w:p>
     <w:p>
       <w:pPr>
         <w:pStyle w:val="Ttulo2"/>
       </w:pPr>
-      <w:bookmarkStart w:id="12" w:name="_Toc228986022"/>
+      <w:bookmarkStart w:id="12" w:name="_Toc229424483"/>
       <w:r>
         <w:lastRenderedPageBreak/>
         <w:t xml:space="preserve">Diagrama </w:t>
@@ -6461,7 +8118,7 @@
         <w:pStyle w:val="Descripcin"/>
       </w:pPr>
       <w:fldSimple w:instr=" SEQ Ilustración \* ARABIC ">
-        <w:bookmarkStart w:id="13" w:name="_Toc228986060"/>
+        <w:bookmarkStart w:id="13" w:name="_Toc229424515"/>
         <w:r>
           <w:rPr>
             <w:noProof/>
@@ -6482,7 +8139,15 @@
         <w:jc w:val="both"/>
       </w:pPr>
       <w:r>
-        <w:t xml:space="preserve">En la web “Roomie” habrá 3 posibles usuarios diferentes. Inquilino, arrendador y administrador. En le diagrama de casos de uso se puede observar las posibles acciones únicas y compartidas que tienen los diferentes usuarios. </w:t>
+        <w:t>En la web “</w:t>
+      </w:r>
+      <w:proofErr w:type="spellStart"/>
+      <w:r>
+        <w:t>Roomie</w:t>
+      </w:r>
+      <w:proofErr w:type="spellEnd"/>
+      <w:r>
+        <w:t xml:space="preserve">” habrá 3 posibles usuarios diferentes. Inquilino, arrendador y administrador. En le diagrama de casos de uso se puede observar las posibles acciones únicas y compartidas que tienen los diferentes usuarios. </w:t>
       </w:r>
       <w:r>
         <w:br w:type="page"/>
@@ -6492,7 +8157,7 @@
       <w:pPr>
         <w:pStyle w:val="Ttulo2"/>
       </w:pPr>
-      <w:bookmarkStart w:id="14" w:name="_Toc228986023"/>
+      <w:bookmarkStart w:id="14" w:name="_Toc229424484"/>
       <w:r>
         <w:lastRenderedPageBreak/>
         <w:t>Diagrama de clases</w:t>
@@ -6556,7 +8221,7 @@
         <w:pStyle w:val="Descripcin"/>
       </w:pPr>
       <w:fldSimple w:instr=" SEQ Ilustración \* ARABIC ">
-        <w:bookmarkStart w:id="15" w:name="_Toc228986061"/>
+        <w:bookmarkStart w:id="15" w:name="_Toc229424516"/>
         <w:r>
           <w:rPr>
             <w:noProof/>
@@ -6574,7 +8239,7 @@
       <w:pPr>
         <w:pStyle w:val="Ttulo2"/>
       </w:pPr>
-      <w:bookmarkStart w:id="16" w:name="_Toc228986024"/>
+      <w:bookmarkStart w:id="16" w:name="_Toc229424485"/>
       <w:r>
         <w:lastRenderedPageBreak/>
         <w:t>Diagrama Entidad-Relación</w:t>
@@ -6590,10 +8255,10 @@
           <w:noProof/>
         </w:rPr>
         <w:drawing>
-          <wp:inline distT="0" distB="0" distL="0" distR="0" wp14:anchorId="52076896" wp14:editId="0B8F0684">
-            <wp:extent cx="5731510" cy="5176520"/>
-            <wp:effectExtent l="0" t="0" r="2540" b="5080"/>
-            <wp:docPr id="117333727" name="Imagen 1"/>
+          <wp:inline distT="0" distB="0" distL="0" distR="0" wp14:anchorId="3D5D7C1E" wp14:editId="7800A90A">
+            <wp:extent cx="5731510" cy="3747135"/>
+            <wp:effectExtent l="0" t="0" r="2540" b="5715"/>
+            <wp:docPr id="1843922484" name="Imagen 4"/>
             <wp:cNvGraphicFramePr>
               <a:graphicFrameLocks xmlns:a="http://schemas.openxmlformats.org/drawingml/2006/main" noChangeAspect="1"/>
             </wp:cNvGraphicFramePr>
@@ -6601,7 +8266,7 @@
               <a:graphicData uri="http://schemas.openxmlformats.org/drawingml/2006/picture">
                 <pic:pic xmlns:pic="http://schemas.openxmlformats.org/drawingml/2006/picture">
                   <pic:nvPicPr>
-                    <pic:cNvPr id="117333727" name="Imagen 117333727"/>
+                    <pic:cNvPr id="1843922484" name="Imagen 1843922484"/>
                     <pic:cNvPicPr/>
                   </pic:nvPicPr>
                   <pic:blipFill>
@@ -6619,7 +8284,7 @@
                   <pic:spPr>
                     <a:xfrm>
                       <a:off x="0" y="0"/>
-                      <a:ext cx="5731510" cy="5176520"/>
+                      <a:ext cx="5731510" cy="3747135"/>
                     </a:xfrm>
                     <a:prstGeom prst="rect">
                       <a:avLst/>
@@ -6637,7 +8302,7 @@
         <w:pStyle w:val="Descripcin"/>
       </w:pPr>
       <w:fldSimple w:instr=" SEQ Ilustración \* ARABIC ">
-        <w:bookmarkStart w:id="17" w:name="_Toc228986062"/>
+        <w:bookmarkStart w:id="17" w:name="_Toc229424517"/>
         <w:r>
           <w:rPr>
             <w:noProof/>
@@ -6655,14 +8320,30 @@
         <w:jc w:val="both"/>
       </w:pPr>
       <w:r>
-        <w:t xml:space="preserve">Tanto en el diagrama de clases (Ilustración 3), como en el diagrama entidad relación (Ilustración 4); se pueden observar las entidades que van a componer la web “Roomie”. Los usuarios registrados, los pisos añadidos, los contratos pendientes y las habitaciones con sus muebles, son los datos que se guardarán en la base de datos y que manipularemos a través de programación orientada a objetos. </w:t>
+        <w:t>Tanto en el diagrama de clases (Ilustración 3), como en el diagrama entidad relación (Ilustración 4); se pueden observar las entidades que van a componer la web “</w:t>
+      </w:r>
+      <w:proofErr w:type="spellStart"/>
+      <w:r>
+        <w:t>Roomie</w:t>
+      </w:r>
+      <w:proofErr w:type="spellEnd"/>
+      <w:r>
+        <w:t xml:space="preserve">”. Los usuarios registrados, los pisos añadidos, los contratos pendientes y las habitaciones con sus </w:t>
+      </w:r>
+      <w:proofErr w:type="gramStart"/>
+      <w:r>
+        <w:t>muebles,</w:t>
+      </w:r>
+      <w:proofErr w:type="gramEnd"/>
+      <w:r>
+        <w:t xml:space="preserve"> son los datos que se guardarán en la base de datos y que manipularemos a través de programación orientada a objetos. </w:t>
       </w:r>
     </w:p>
     <w:p>
       <w:pPr>
         <w:pStyle w:val="Ttulo2"/>
       </w:pPr>
-      <w:bookmarkStart w:id="18" w:name="_Toc228986025"/>
+      <w:bookmarkStart w:id="18" w:name="_Toc229424486"/>
       <w:r>
         <w:t>Modelo Relacional</w:t>
       </w:r>
@@ -6675,6 +8356,7 @@
           <w:numId w:val="18"/>
         </w:numPr>
       </w:pPr>
+      <w:proofErr w:type="gramStart"/>
       <w:r>
         <w:rPr>
           <w:b/>
@@ -6685,14 +8367,62 @@
       <w:r>
         <w:t>(</w:t>
       </w:r>
+      <w:proofErr w:type="spellStart"/>
+      <w:proofErr w:type="gramEnd"/>
       <w:r>
         <w:rPr>
           <w:u w:val="single"/>
         </w:rPr>
         <w:t>dni</w:t>
       </w:r>
-      <w:r>
-        <w:t>, name, surnames, username, password, phone, email, birthdate)</w:t>
+      <w:proofErr w:type="spellEnd"/>
+      <w:r>
+        <w:t xml:space="preserve">, </w:t>
+      </w:r>
+      <w:proofErr w:type="spellStart"/>
+      <w:r>
+        <w:t>name</w:t>
+      </w:r>
+      <w:proofErr w:type="spellEnd"/>
+      <w:r>
+        <w:t xml:space="preserve">, </w:t>
+      </w:r>
+      <w:proofErr w:type="spellStart"/>
+      <w:r>
+        <w:t>surnames</w:t>
+      </w:r>
+      <w:proofErr w:type="spellEnd"/>
+      <w:r>
+        <w:t xml:space="preserve">, </w:t>
+      </w:r>
+      <w:proofErr w:type="spellStart"/>
+      <w:proofErr w:type="gramStart"/>
+      <w:r>
+        <w:t>password</w:t>
+      </w:r>
+      <w:proofErr w:type="spellEnd"/>
+      <w:proofErr w:type="gramEnd"/>
+      <w:r>
+        <w:t xml:space="preserve">, </w:t>
+      </w:r>
+      <w:proofErr w:type="spellStart"/>
+      <w:r>
+        <w:t>phone</w:t>
+      </w:r>
+      <w:proofErr w:type="spellEnd"/>
+      <w:r>
+        <w:t xml:space="preserve">, email, </w:t>
+      </w:r>
+      <w:proofErr w:type="spellStart"/>
+      <w:r>
+        <w:t>birthda</w:t>
+      </w:r>
+      <w:r>
+        <w:t>y</w:t>
+      </w:r>
+      <w:proofErr w:type="spellEnd"/>
+      <w:r>
+        <w:t>)</w:t>
       </w:r>
     </w:p>
     <w:p>
@@ -6702,6 +8432,7 @@
           <w:numId w:val="18"/>
         </w:numPr>
       </w:pPr>
+      <w:proofErr w:type="gramStart"/>
       <w:r>
         <w:rPr>
           <w:b/>
@@ -6712,6 +8443,8 @@
       <w:r>
         <w:t>(</w:t>
       </w:r>
+      <w:proofErr w:type="spellStart"/>
+      <w:proofErr w:type="gramEnd"/>
       <w:r>
         <w:rPr>
           <w:color w:val="EE0000"/>
@@ -6719,6 +8452,7 @@
         </w:rPr>
         <w:t>dni</w:t>
       </w:r>
+      <w:proofErr w:type="spellEnd"/>
       <w:r>
         <w:rPr>
           <w:color w:val="EE0000"/>
@@ -6726,7 +8460,15 @@
         <w:t xml:space="preserve"> </w:t>
       </w:r>
       <w:r>
-        <w:t>-&gt; USER, studentLicense)</w:t>
+        <w:t xml:space="preserve">-&gt; USER, </w:t>
+      </w:r>
+      <w:proofErr w:type="spellStart"/>
+      <w:r>
+        <w:t>studentLicense</w:t>
+      </w:r>
+      <w:proofErr w:type="spellEnd"/>
+      <w:r>
+        <w:t>)</w:t>
       </w:r>
     </w:p>
     <w:p>
@@ -6736,6 +8478,7 @@
           <w:numId w:val="18"/>
         </w:numPr>
       </w:pPr>
+      <w:proofErr w:type="gramStart"/>
       <w:r>
         <w:rPr>
           <w:b/>
@@ -6746,6 +8489,8 @@
       <w:r>
         <w:t>(</w:t>
       </w:r>
+      <w:proofErr w:type="spellStart"/>
+      <w:proofErr w:type="gramEnd"/>
       <w:r>
         <w:rPr>
           <w:color w:val="EE0000"/>
@@ -6753,6 +8498,7 @@
         </w:rPr>
         <w:t>dni</w:t>
       </w:r>
+      <w:proofErr w:type="spellEnd"/>
       <w:r>
         <w:t xml:space="preserve"> -&gt; USER)</w:t>
       </w:r>
@@ -6764,6 +8510,7 @@
           <w:numId w:val="18"/>
         </w:numPr>
       </w:pPr>
+      <w:proofErr w:type="gramStart"/>
       <w:r>
         <w:rPr>
           <w:b/>
@@ -6774,38 +8521,111 @@
       <w:r>
         <w:t>(</w:t>
       </w:r>
+      <w:proofErr w:type="spellStart"/>
+      <w:proofErr w:type="gramEnd"/>
       <w:r>
         <w:rPr>
           <w:u w:val="single"/>
         </w:rPr>
+        <w:t>contractID</w:t>
+      </w:r>
+      <w:proofErr w:type="spellEnd"/>
+      <w:r>
+        <w:t xml:space="preserve">, </w:t>
+      </w:r>
+      <w:proofErr w:type="spellStart"/>
+      <w:proofErr w:type="gramStart"/>
+      <w:r>
         <w:t>signatureDate</w:t>
       </w:r>
+      <w:proofErr w:type="spellEnd"/>
+      <w:r>
+        <w:t xml:space="preserve">,  </w:t>
+      </w:r>
+      <w:proofErr w:type="spellStart"/>
+      <w:r>
+        <w:t>pricePerMonth</w:t>
+      </w:r>
+      <w:proofErr w:type="spellEnd"/>
+      <w:proofErr w:type="gramEnd"/>
       <w:r>
         <w:t xml:space="preserve">, </w:t>
       </w:r>
+      <w:proofErr w:type="spellStart"/>
+      <w:r>
+        <w:t>startingDate</w:t>
+      </w:r>
+      <w:proofErr w:type="spellEnd"/>
+      <w:r>
+        <w:t xml:space="preserve">, </w:t>
+      </w:r>
+      <w:proofErr w:type="spellStart"/>
+      <w:r>
+        <w:t>endingDate</w:t>
+      </w:r>
+      <w:proofErr w:type="spellEnd"/>
+      <w:r>
+        <w:t xml:space="preserve">, </w:t>
+      </w:r>
       <w:r>
         <w:rPr>
           <w:u w:val="single"/>
         </w:rPr>
         <w:t>(</w:t>
       </w:r>
+      <w:proofErr w:type="spellStart"/>
       <w:r>
         <w:rPr>
           <w:color w:val="EE0000"/>
           <w:u w:val="single"/>
         </w:rPr>
-        <w:t>num, type, address</w:t>
-      </w:r>
-      <w:r>
-        <w:t xml:space="preserve">) -&gt; ROOM, </w:t>
-      </w:r>
+        <w:t>num</w:t>
+      </w:r>
+      <w:proofErr w:type="spellEnd"/>
       <w:r>
         <w:rPr>
           <w:color w:val="EE0000"/>
           <w:u w:val="single"/>
         </w:rPr>
+        <w:t xml:space="preserve">, </w:t>
+      </w:r>
+      <w:proofErr w:type="spellStart"/>
+      <w:r>
+        <w:rPr>
+          <w:color w:val="EE0000"/>
+          <w:u w:val="single"/>
+        </w:rPr>
+        <w:t>propertyCityID</w:t>
+      </w:r>
+      <w:proofErr w:type="spellEnd"/>
+      <w:r>
+        <w:rPr>
+          <w:color w:val="EE0000"/>
+          <w:u w:val="single"/>
+        </w:rPr>
+        <w:t xml:space="preserve">, </w:t>
+      </w:r>
+      <w:proofErr w:type="spellStart"/>
+      <w:r>
+        <w:rPr>
+          <w:color w:val="EE0000"/>
+          <w:u w:val="single"/>
+        </w:rPr>
+        <w:t>address</w:t>
+      </w:r>
+      <w:proofErr w:type="spellEnd"/>
+      <w:r>
+        <w:t xml:space="preserve">) -&gt; ROOM, </w:t>
+      </w:r>
+      <w:proofErr w:type="spellStart"/>
+      <w:r>
+        <w:rPr>
+          <w:color w:val="EE0000"/>
+          <w:u w:val="single"/>
+        </w:rPr>
         <w:t>dni</w:t>
       </w:r>
+      <w:proofErr w:type="spellEnd"/>
       <w:r>
         <w:rPr>
           <w:u w:val="single"/>
@@ -6813,8 +8633,19 @@
         <w:t xml:space="preserve"> </w:t>
       </w:r>
       <w:r>
-        <w:t>-&gt; TENANT, status, pricePerMonth, startingDate, endingDate)</w:t>
-      </w:r>
+        <w:t xml:space="preserve">-&gt; </w:t>
+      </w:r>
+      <w:proofErr w:type="gramStart"/>
+      <w:r>
+        <w:t>TENANT</w:t>
+      </w:r>
+      <w:r>
+        <w:t xml:space="preserve"> </w:t>
+      </w:r>
+      <w:r>
+        <w:t>)</w:t>
+      </w:r>
+      <w:proofErr w:type="gramEnd"/>
     </w:p>
     <w:p>
       <w:pPr>
@@ -6823,31 +8654,87 @@
           <w:numId w:val="18"/>
         </w:numPr>
       </w:pPr>
+      <w:proofErr w:type="gramStart"/>
       <w:r>
         <w:rPr>
           <w:b/>
           <w:bCs/>
         </w:rPr>
-        <w:lastRenderedPageBreak/>
         <w:t>PROPERTY</w:t>
       </w:r>
       <w:r>
         <w:t>(</w:t>
       </w:r>
+      <w:proofErr w:type="spellStart"/>
+      <w:proofErr w:type="gramEnd"/>
       <w:r>
         <w:rPr>
           <w:u w:val="single"/>
         </w:rPr>
         <w:t>address</w:t>
       </w:r>
-      <w:r>
-        <w:t xml:space="preserve">, surface, status, </w:t>
-      </w:r>
+      <w:proofErr w:type="spellEnd"/>
+      <w:r>
+        <w:t>,</w:t>
+      </w:r>
+      <w:r>
+        <w:t xml:space="preserve"> </w:t>
+      </w:r>
+      <w:proofErr w:type="spellStart"/>
       <w:r>
         <w:rPr>
           <w:color w:val="EE0000"/>
-        </w:rPr>
-        <w:t xml:space="preserve">dni </w:t>
+          <w:u w:val="single"/>
+        </w:rPr>
+        <w:t>cityID</w:t>
+      </w:r>
+      <w:proofErr w:type="spellEnd"/>
+      <w:r>
+        <w:rPr>
+          <w:color w:val="EE0000"/>
+        </w:rPr>
+        <w:t xml:space="preserve"> </w:t>
+      </w:r>
+      <w:r>
+        <w:t xml:space="preserve">-&gt; </w:t>
+      </w:r>
+      <w:proofErr w:type="gramStart"/>
+      <w:r>
+        <w:t xml:space="preserve">CITY, </w:t>
+      </w:r>
+      <w:r>
+        <w:t xml:space="preserve"> </w:t>
+      </w:r>
+      <w:proofErr w:type="spellStart"/>
+      <w:r>
+        <w:t>surface</w:t>
+      </w:r>
+      <w:proofErr w:type="spellEnd"/>
+      <w:proofErr w:type="gramEnd"/>
+      <w:r>
+        <w:t xml:space="preserve">, </w:t>
+      </w:r>
+      <w:proofErr w:type="gramStart"/>
+      <w:r>
+        <w:t>status</w:t>
+      </w:r>
+      <w:proofErr w:type="gramEnd"/>
+      <w:r>
+        <w:t xml:space="preserve">, </w:t>
+      </w:r>
+      <w:proofErr w:type="spellStart"/>
+      <w:r>
+        <w:rPr>
+          <w:color w:val="EE0000"/>
+        </w:rPr>
+        <w:t>dni</w:t>
+      </w:r>
+      <w:proofErr w:type="spellEnd"/>
+      <w:r>
+        <w:rPr>
+          <w:color w:val="EE0000"/>
+        </w:rPr>
+        <w:t xml:space="preserve"> </w:t>
       </w:r>
       <w:r>
         <w:t>-&gt; OWNER)</w:t>
@@ -6860,6 +8747,7 @@
           <w:numId w:val="18"/>
         </w:numPr>
       </w:pPr>
+      <w:proofErr w:type="gramStart"/>
       <w:r>
         <w:rPr>
           <w:b/>
@@ -6870,21 +8758,22 @@
       <w:r>
         <w:t>(</w:t>
       </w:r>
+      <w:proofErr w:type="spellStart"/>
+      <w:proofErr w:type="gramEnd"/>
       <w:r>
         <w:rPr>
           <w:u w:val="single"/>
         </w:rPr>
-        <w:t>num, type</w:t>
-      </w:r>
-      <w:r>
-        <w:t>,</w:t>
-      </w:r>
+        <w:t>num</w:t>
+      </w:r>
+      <w:proofErr w:type="spellEnd"/>
       <w:r>
         <w:rPr>
           <w:u w:val="single"/>
         </w:rPr>
-        <w:t xml:space="preserve"> </w:t>
-      </w:r>
+        <w:t xml:space="preserve">, </w:t>
+      </w:r>
+      <w:proofErr w:type="spellStart"/>
       <w:r>
         <w:rPr>
           <w:color w:val="EE0000"/>
@@ -6892,8 +8781,63 @@
         </w:rPr>
         <w:t>address</w:t>
       </w:r>
-      <w:r>
-        <w:t xml:space="preserve"> -&gt; PROPERTY, surface, status, pricePerMonth)</w:t>
+      <w:proofErr w:type="spellEnd"/>
+      <w:r>
+        <w:rPr>
+          <w:color w:val="EE0000"/>
+          <w:u w:val="single"/>
+        </w:rPr>
+        <w:t xml:space="preserve">, </w:t>
+      </w:r>
+      <w:proofErr w:type="spellStart"/>
+      <w:r>
+        <w:rPr>
+          <w:color w:val="EE0000"/>
+          <w:u w:val="single"/>
+        </w:rPr>
+        <w:t>cityID</w:t>
+      </w:r>
+      <w:proofErr w:type="spellEnd"/>
+      <w:r>
+        <w:rPr>
+          <w:u w:val="single"/>
+        </w:rPr>
+        <w:t xml:space="preserve"> </w:t>
+      </w:r>
+      <w:r>
+        <w:t xml:space="preserve">-&gt; PROPERTY, </w:t>
+      </w:r>
+      <w:proofErr w:type="spellStart"/>
+      <w:r>
+        <w:t>surface</w:t>
+      </w:r>
+      <w:proofErr w:type="spellEnd"/>
+      <w:r>
+        <w:t xml:space="preserve">, </w:t>
+      </w:r>
+      <w:proofErr w:type="gramStart"/>
+      <w:r>
+        <w:t>status</w:t>
+      </w:r>
+      <w:proofErr w:type="gramEnd"/>
+      <w:r>
+        <w:t xml:space="preserve">, </w:t>
+      </w:r>
+      <w:proofErr w:type="spellStart"/>
+      <w:r>
+        <w:t>pricePerMonth</w:t>
+      </w:r>
+      <w:proofErr w:type="spellEnd"/>
+      <w:r>
+        <w:t xml:space="preserve">, </w:t>
+      </w:r>
+      <w:proofErr w:type="spellStart"/>
+      <w:r>
+        <w:t>type</w:t>
+      </w:r>
+      <w:proofErr w:type="spellEnd"/>
+      <w:r>
+        <w:t>)</w:t>
       </w:r>
     </w:p>
     <w:p>
@@ -6903,6 +8847,7 @@
           <w:numId w:val="18"/>
         </w:numPr>
       </w:pPr>
+      <w:proofErr w:type="gramStart"/>
       <w:r>
         <w:rPr>
           <w:b/>
@@ -6913,30 +8858,154 @@
       <w:r>
         <w:t>(</w:t>
       </w:r>
+      <w:proofErr w:type="spellStart"/>
+      <w:proofErr w:type="gramEnd"/>
       <w:r>
         <w:rPr>
           <w:u w:val="single"/>
         </w:rPr>
-        <w:t>num,type</w:t>
-      </w:r>
+        <w:t>furnitureID</w:t>
+      </w:r>
+      <w:proofErr w:type="spellEnd"/>
+      <w:r>
+        <w:t>,</w:t>
+      </w:r>
+      <w:r>
+        <w:t xml:space="preserve"> </w:t>
+      </w:r>
+      <w:proofErr w:type="spellStart"/>
+      <w:r>
+        <w:t>furnitureName</w:t>
+      </w:r>
+      <w:proofErr w:type="spellEnd"/>
       <w:r>
         <w:t xml:space="preserve">, </w:t>
       </w:r>
-      <w:r>
-        <w:rPr>
-          <w:u w:val="single"/>
-        </w:rPr>
+      <w:proofErr w:type="spellStart"/>
+      <w:r>
+        <w:t>furnitureDescription</w:t>
+      </w:r>
+      <w:proofErr w:type="spellEnd"/>
+      <w:r>
+        <w:t>)</w:t>
+      </w:r>
+    </w:p>
+    <w:p>
+      <w:pPr>
+        <w:numPr>
+          <w:ilvl w:val="0"/>
+          <w:numId w:val="18"/>
+        </w:numPr>
+      </w:pPr>
+      <w:r>
+        <w:rPr>
+          <w:b/>
+          <w:bCs/>
+        </w:rPr>
+        <w:lastRenderedPageBreak/>
+        <w:t>ROOM-</w:t>
+      </w:r>
+      <w:proofErr w:type="gramStart"/>
+      <w:r>
+        <w:rPr>
+          <w:b/>
+          <w:bCs/>
+        </w:rPr>
+        <w:t>FURNITURE</w:t>
+      </w:r>
+      <w:r>
         <w:t>(</w:t>
       </w:r>
+      <w:proofErr w:type="spellStart"/>
+      <w:proofErr w:type="gramEnd"/>
       <w:r>
         <w:rPr>
           <w:color w:val="EE0000"/>
           <w:u w:val="single"/>
         </w:rPr>
-        <w:t>num, type, address</w:t>
-      </w:r>
-      <w:r>
-        <w:t>) -&gt; ROOM, qty)</w:t>
+        <w:t>furnitureID</w:t>
+      </w:r>
+      <w:proofErr w:type="spellEnd"/>
+      <w:r>
+        <w:rPr>
+          <w:color w:val="EE0000"/>
+        </w:rPr>
+        <w:t xml:space="preserve"> </w:t>
+      </w:r>
+      <w:r>
+        <w:t xml:space="preserve">-&gt; </w:t>
+      </w:r>
+      <w:proofErr w:type="gramStart"/>
+      <w:r>
+        <w:t>FURNITURE ,</w:t>
+      </w:r>
+      <w:proofErr w:type="gramEnd"/>
+      <w:r>
+        <w:t xml:space="preserve"> (</w:t>
+      </w:r>
+      <w:proofErr w:type="spellStart"/>
+      <w:r>
+        <w:rPr>
+          <w:color w:val="EE0000"/>
+          <w:u w:val="single"/>
+        </w:rPr>
+        <w:t>roomNumber</w:t>
+      </w:r>
+      <w:proofErr w:type="spellEnd"/>
+      <w:r>
+        <w:rPr>
+          <w:color w:val="EE0000"/>
+          <w:u w:val="single"/>
+        </w:rPr>
+        <w:t xml:space="preserve">, </w:t>
+      </w:r>
+      <w:proofErr w:type="spellStart"/>
+      <w:r>
+        <w:rPr>
+          <w:color w:val="EE0000"/>
+          <w:u w:val="single"/>
+        </w:rPr>
+        <w:t>propertyAddress</w:t>
+      </w:r>
+      <w:proofErr w:type="spellEnd"/>
+      <w:r>
+        <w:rPr>
+          <w:color w:val="EE0000"/>
+          <w:u w:val="single"/>
+        </w:rPr>
+        <w:t xml:space="preserve">, </w:t>
+      </w:r>
+      <w:proofErr w:type="spellStart"/>
+      <w:r>
+        <w:rPr>
+          <w:color w:val="EE0000"/>
+          <w:u w:val="single"/>
+        </w:rPr>
+        <w:t>cityID</w:t>
+      </w:r>
+      <w:proofErr w:type="spellEnd"/>
+      <w:r>
+        <w:rPr>
+          <w:u w:val="single"/>
+        </w:rPr>
+        <w:t>)</w:t>
+      </w:r>
+      <w:r>
+        <w:rPr>
+          <w:color w:val="EE0000"/>
+        </w:rPr>
+        <w:t xml:space="preserve"> </w:t>
+      </w:r>
+      <w:r>
+        <w:t xml:space="preserve">-&gt; ROOM, </w:t>
+      </w:r>
+      <w:proofErr w:type="spellStart"/>
+      <w:r>
+        <w:t>quantity</w:t>
+      </w:r>
+      <w:proofErr w:type="spellEnd"/>
+      <w:r>
+        <w:t>)</w:t>
       </w:r>
     </w:p>
     <w:p>
@@ -6947,49 +9016,356 @@
           <w:numId w:val="18"/>
         </w:numPr>
       </w:pPr>
+      <w:proofErr w:type="gramStart"/>
       <w:r>
         <w:rPr>
           <w:b/>
           <w:bCs/>
         </w:rPr>
-        <w:t>REPORTS</w:t>
+        <w:t>REPORT</w:t>
       </w:r>
       <w:r>
         <w:t>(</w:t>
       </w:r>
+      <w:proofErr w:type="spellStart"/>
+      <w:proofErr w:type="gramEnd"/>
       <w:r>
         <w:rPr>
           <w:u w:val="single"/>
         </w:rPr>
-        <w:t>reportDate</w:t>
-      </w:r>
+        <w:t>report</w:t>
+      </w:r>
+      <w:r>
+        <w:rPr>
+          <w:u w:val="single"/>
+        </w:rPr>
+        <w:t>ID</w:t>
+      </w:r>
+      <w:proofErr w:type="spellEnd"/>
       <w:r>
         <w:t xml:space="preserve">, </w:t>
       </w:r>
+      <w:proofErr w:type="spellStart"/>
+      <w:r>
+        <w:rPr>
+          <w:color w:val="EE0000"/>
+        </w:rPr>
+        <w:t>dni</w:t>
+      </w:r>
+      <w:proofErr w:type="spellEnd"/>
+      <w:r>
+        <w:rPr>
+          <w:color w:val="EE0000"/>
+        </w:rPr>
+        <w:t xml:space="preserve"> </w:t>
+      </w:r>
+      <w:r>
+        <w:t xml:space="preserve">-&gt; </w:t>
+      </w:r>
+      <w:proofErr w:type="gramStart"/>
+      <w:r>
+        <w:t xml:space="preserve">USER,  </w:t>
+      </w:r>
       <w:r>
         <w:rPr>
           <w:u w:val="single"/>
         </w:rPr>
-        <w:t>dni</w:t>
-      </w:r>
-      <w:r>
-        <w:t xml:space="preserve"> -&gt; USER,  </w:t>
-      </w:r>
+        <w:t>(</w:t>
+      </w:r>
+      <w:proofErr w:type="spellStart"/>
+      <w:proofErr w:type="gramEnd"/>
+      <w:r>
+        <w:rPr>
+          <w:color w:val="EE0000"/>
+        </w:rPr>
+        <w:t>num</w:t>
+      </w:r>
+      <w:proofErr w:type="spellEnd"/>
+      <w:r>
+        <w:rPr>
+          <w:color w:val="EE0000"/>
+        </w:rPr>
+        <w:t xml:space="preserve">, </w:t>
+      </w:r>
+      <w:proofErr w:type="spellStart"/>
+      <w:r>
+        <w:rPr>
+          <w:color w:val="EE0000"/>
+        </w:rPr>
+        <w:t>cityID</w:t>
+      </w:r>
+      <w:proofErr w:type="spellEnd"/>
+      <w:r>
+        <w:rPr>
+          <w:color w:val="EE0000"/>
+        </w:rPr>
+        <w:t xml:space="preserve">, </w:t>
+      </w:r>
+      <w:proofErr w:type="spellStart"/>
+      <w:r>
+        <w:rPr>
+          <w:color w:val="EE0000"/>
+        </w:rPr>
+        <w:t>address</w:t>
+      </w:r>
+      <w:proofErr w:type="spellEnd"/>
+      <w:r>
+        <w:t xml:space="preserve">) -&gt; ROOM, </w:t>
+      </w:r>
+      <w:proofErr w:type="spellStart"/>
+      <w:r>
+        <w:t>issue</w:t>
+      </w:r>
+      <w:proofErr w:type="spellEnd"/>
+      <w:r>
+        <w:t xml:space="preserve">, </w:t>
+      </w:r>
+      <w:proofErr w:type="spellStart"/>
+      <w:r>
+        <w:t>details</w:t>
+      </w:r>
+      <w:proofErr w:type="spellEnd"/>
+      <w:r>
+        <w:t xml:space="preserve">, </w:t>
+      </w:r>
+      <w:proofErr w:type="gramStart"/>
+      <w:r>
+        <w:t>status</w:t>
+      </w:r>
+      <w:proofErr w:type="gramEnd"/>
+      <w:r>
+        <w:t>)</w:t>
+      </w:r>
+    </w:p>
+    <w:p>
+      <w:pPr>
+        <w:pStyle w:val="Prrafodelista"/>
+        <w:numPr>
+          <w:ilvl w:val="0"/>
+          <w:numId w:val="18"/>
+        </w:numPr>
+      </w:pPr>
+      <w:proofErr w:type="gramStart"/>
+      <w:r>
+        <w:rPr>
+          <w:b/>
+          <w:bCs/>
+        </w:rPr>
+        <w:t>PROVINCE</w:t>
+      </w:r>
+      <w:r>
+        <w:t>(</w:t>
+      </w:r>
+      <w:proofErr w:type="spellStart"/>
+      <w:proofErr w:type="gramEnd"/>
       <w:r>
         <w:rPr>
           <w:u w:val="single"/>
         </w:rPr>
+        <w:t>provinceID</w:t>
+      </w:r>
+      <w:proofErr w:type="spellEnd"/>
+      <w:r>
+        <w:t xml:space="preserve">, </w:t>
+      </w:r>
+      <w:proofErr w:type="spellStart"/>
+      <w:r>
+        <w:t>provinceName</w:t>
+      </w:r>
+      <w:proofErr w:type="spellEnd"/>
+      <w:r>
+        <w:t>)</w:t>
+      </w:r>
+    </w:p>
+    <w:p>
+      <w:pPr>
+        <w:pStyle w:val="Prrafodelista"/>
+        <w:numPr>
+          <w:ilvl w:val="0"/>
+          <w:numId w:val="18"/>
+        </w:numPr>
+      </w:pPr>
+      <w:proofErr w:type="gramStart"/>
+      <w:r>
+        <w:rPr>
+          <w:b/>
+          <w:bCs/>
+        </w:rPr>
+        <w:t>CITY</w:t>
+      </w:r>
+      <w:r>
         <w:t>(</w:t>
       </w:r>
+      <w:proofErr w:type="spellStart"/>
+      <w:proofErr w:type="gramEnd"/>
+      <w:r>
+        <w:rPr>
+          <w:u w:val="single"/>
+        </w:rPr>
+        <w:t>cityID</w:t>
+      </w:r>
+      <w:proofErr w:type="spellEnd"/>
+      <w:r>
+        <w:t xml:space="preserve">, </w:t>
+      </w:r>
+      <w:proofErr w:type="spellStart"/>
+      <w:r>
+        <w:t>cityName</w:t>
+      </w:r>
+      <w:proofErr w:type="spellEnd"/>
+      <w:r>
+        <w:t xml:space="preserve">, </w:t>
+      </w:r>
+      <w:proofErr w:type="spellStart"/>
+      <w:r>
+        <w:rPr>
+          <w:color w:val="EE0000"/>
+        </w:rPr>
+        <w:t>provinceID</w:t>
+      </w:r>
+      <w:proofErr w:type="spellEnd"/>
+      <w:r>
+        <w:rPr>
+          <w:color w:val="EE0000"/>
+        </w:rPr>
+        <w:t xml:space="preserve"> </w:t>
+      </w:r>
+      <w:r>
+        <w:t>-&gt; PROVINCE)</w:t>
+      </w:r>
+    </w:p>
+    <w:p>
+      <w:pPr>
+        <w:pStyle w:val="Prrafodelista"/>
+        <w:numPr>
+          <w:ilvl w:val="0"/>
+          <w:numId w:val="18"/>
+        </w:numPr>
+      </w:pPr>
+      <w:proofErr w:type="gramStart"/>
+      <w:r>
+        <w:rPr>
+          <w:b/>
+          <w:bCs/>
+        </w:rPr>
+        <w:t>INSTITUTION</w:t>
+      </w:r>
+      <w:r>
+        <w:t>(</w:t>
+      </w:r>
+      <w:proofErr w:type="spellStart"/>
+      <w:proofErr w:type="gramEnd"/>
+      <w:r>
+        <w:rPr>
+          <w:u w:val="single"/>
+        </w:rPr>
+        <w:t>institutionID</w:t>
+      </w:r>
+      <w:proofErr w:type="spellEnd"/>
+      <w:r>
+        <w:t xml:space="preserve">, </w:t>
+      </w:r>
+      <w:proofErr w:type="spellStart"/>
+      <w:r>
+        <w:t>institutionName</w:t>
+      </w:r>
+      <w:proofErr w:type="spellEnd"/>
+      <w:r>
+        <w:t xml:space="preserve">, </w:t>
+      </w:r>
+      <w:proofErr w:type="spellStart"/>
+      <w:r>
+        <w:rPr>
+          <w:color w:val="EE0000"/>
+        </w:rPr>
+        <w:t>cityID</w:t>
+      </w:r>
+      <w:proofErr w:type="spellEnd"/>
+      <w:r>
+        <w:rPr>
+          <w:color w:val="EE0000"/>
+        </w:rPr>
+        <w:t xml:space="preserve"> </w:t>
+      </w:r>
+      <w:r>
+        <w:t>-&gt; CITY)</w:t>
+      </w:r>
+    </w:p>
+    <w:p>
+      <w:pPr>
+        <w:pStyle w:val="Prrafodelista"/>
+        <w:numPr>
+          <w:ilvl w:val="0"/>
+          <w:numId w:val="18"/>
+        </w:numPr>
+      </w:pPr>
+      <w:r>
+        <w:rPr>
+          <w:b/>
+          <w:bCs/>
+        </w:rPr>
+        <w:t>PROPERTY-</w:t>
+      </w:r>
+      <w:proofErr w:type="gramStart"/>
+      <w:r>
+        <w:rPr>
+          <w:b/>
+          <w:bCs/>
+        </w:rPr>
+        <w:t>INSTITUTION</w:t>
+      </w:r>
+      <w:r>
+        <w:t>(</w:t>
+      </w:r>
+      <w:proofErr w:type="spellStart"/>
+      <w:proofErr w:type="gramEnd"/>
       <w:r>
         <w:rPr>
           <w:color w:val="EE0000"/>
           <w:u w:val="single"/>
         </w:rPr>
-        <w:t>num, type, address</w:t>
-      </w:r>
-      <w:r>
-        <w:t>) -&gt; ROOM, issue, details, status)</w:t>
+        <w:t>institutionID</w:t>
+      </w:r>
+      <w:proofErr w:type="spellEnd"/>
+      <w:r>
+        <w:rPr>
+          <w:color w:val="EE0000"/>
+        </w:rPr>
+        <w:t xml:space="preserve"> </w:t>
+      </w:r>
+      <w:r>
+        <w:t>-&gt; INSTITUTION, (</w:t>
+      </w:r>
+      <w:proofErr w:type="spellStart"/>
+      <w:r>
+        <w:rPr>
+          <w:color w:val="EE0000"/>
+          <w:u w:val="single"/>
+        </w:rPr>
+        <w:t>propertyAddress</w:t>
+      </w:r>
+      <w:proofErr w:type="spellEnd"/>
+      <w:r>
+        <w:rPr>
+          <w:color w:val="EE0000"/>
+          <w:u w:val="single"/>
+        </w:rPr>
+        <w:t xml:space="preserve">, </w:t>
+      </w:r>
+      <w:proofErr w:type="spellStart"/>
+      <w:r>
+        <w:rPr>
+          <w:color w:val="EE0000"/>
+          <w:u w:val="single"/>
+        </w:rPr>
+        <w:t>propertyCity</w:t>
+      </w:r>
+      <w:proofErr w:type="spellEnd"/>
+      <w:r>
+        <w:t xml:space="preserve"> -&gt; PROPERTY</w:t>
+      </w:r>
+      <w:r>
+        <w:t>))</w:t>
       </w:r>
     </w:p>
     <w:p>
@@ -7002,7 +9378,7 @@
         <w:pStyle w:val="Ttulo2"/>
       </w:pPr>
       <w:bookmarkStart w:id="19" w:name="_Toc225415563"/>
-      <w:bookmarkStart w:id="20" w:name="_Toc228986026"/>
+      <w:bookmarkStart w:id="20" w:name="_Toc229424487"/>
       <w:r>
         <w:t>Script SQL</w:t>
       </w:r>
@@ -7011,14 +9387,11 @@
     </w:p>
     <w:p>
       <w:r>
-        <w:rPr>
-          <w:noProof/>
-        </w:rPr>
         <w:drawing>
-          <wp:inline distT="0" distB="0" distL="0" distR="0" wp14:anchorId="797C12F4" wp14:editId="27F00E55">
-            <wp:extent cx="5731510" cy="3385820"/>
-            <wp:effectExtent l="0" t="0" r="2540" b="5080"/>
-            <wp:docPr id="473376683" name="Imagen 1"/>
+          <wp:inline distT="0" distB="0" distL="0" distR="0" wp14:anchorId="1B389AF5" wp14:editId="4CB4CE3C">
+            <wp:extent cx="5731510" cy="3256915"/>
+            <wp:effectExtent l="0" t="0" r="2540" b="635"/>
+            <wp:docPr id="1088615715" name="Imagen 1"/>
             <wp:cNvGraphicFramePr>
               <a:graphicFrameLocks xmlns:a="http://schemas.openxmlformats.org/drawingml/2006/main" noChangeAspect="1"/>
             </wp:cNvGraphicFramePr>
@@ -7026,7 +9399,7 @@
               <a:graphicData uri="http://schemas.openxmlformats.org/drawingml/2006/picture">
                 <pic:pic xmlns:pic="http://schemas.openxmlformats.org/drawingml/2006/picture">
                   <pic:nvPicPr>
-                    <pic:cNvPr id="473376683" name=""/>
+                    <pic:cNvPr id="1088615715" name=""/>
                     <pic:cNvPicPr/>
                   </pic:nvPicPr>
                   <pic:blipFill>
@@ -7038,7 +9411,7 @@
                   <pic:spPr>
                     <a:xfrm>
                       <a:off x="0" y="0"/>
-                      <a:ext cx="5731510" cy="3385820"/>
+                      <a:ext cx="5731510" cy="3256915"/>
                     </a:xfrm>
                     <a:prstGeom prst="rect">
                       <a:avLst/>
@@ -7053,14 +9426,12 @@
     </w:p>
     <w:p>
       <w:r>
-        <w:rPr>
-          <w:noProof/>
-        </w:rPr>
+        <w:lastRenderedPageBreak/>
         <w:drawing>
-          <wp:inline distT="0" distB="0" distL="0" distR="0" wp14:anchorId="3F6297BD" wp14:editId="446404BA">
-            <wp:extent cx="5731510" cy="2457450"/>
+          <wp:inline distT="0" distB="0" distL="0" distR="0" wp14:anchorId="2BE82D0A" wp14:editId="5FC2EED0">
+            <wp:extent cx="5731510" cy="4041775"/>
             <wp:effectExtent l="0" t="0" r="2540" b="0"/>
-            <wp:docPr id="699438316" name="Imagen 1"/>
+            <wp:docPr id="1719080838" name="Imagen 1"/>
             <wp:cNvGraphicFramePr>
               <a:graphicFrameLocks xmlns:a="http://schemas.openxmlformats.org/drawingml/2006/main" noChangeAspect="1"/>
             </wp:cNvGraphicFramePr>
@@ -7068,7 +9439,7 @@
               <a:graphicData uri="http://schemas.openxmlformats.org/drawingml/2006/picture">
                 <pic:pic xmlns:pic="http://schemas.openxmlformats.org/drawingml/2006/picture">
                   <pic:nvPicPr>
-                    <pic:cNvPr id="699438316" name=""/>
+                    <pic:cNvPr id="1719080838" name=""/>
                     <pic:cNvPicPr/>
                   </pic:nvPicPr>
                   <pic:blipFill>
@@ -7080,7 +9451,7 @@
                   <pic:spPr>
                     <a:xfrm>
                       <a:off x="0" y="0"/>
-                      <a:ext cx="5731510" cy="2457450"/>
+                      <a:ext cx="5731510" cy="4041775"/>
                     </a:xfrm>
                     <a:prstGeom prst="rect">
                       <a:avLst/>
@@ -7095,15 +9466,11 @@
     </w:p>
     <w:p>
       <w:r>
-        <w:rPr>
-          <w:noProof/>
-        </w:rPr>
-        <w:lastRenderedPageBreak/>
         <w:drawing>
-          <wp:inline distT="0" distB="0" distL="0" distR="0" wp14:anchorId="4C162FF5" wp14:editId="0A3AA26C">
-            <wp:extent cx="5731510" cy="2846705"/>
-            <wp:effectExtent l="0" t="0" r="2540" b="0"/>
-            <wp:docPr id="1879659719" name="Imagen 1"/>
+          <wp:inline distT="0" distB="0" distL="0" distR="0" wp14:anchorId="58D892C4" wp14:editId="76969854">
+            <wp:extent cx="5731510" cy="3706495"/>
+            <wp:effectExtent l="0" t="0" r="2540" b="8255"/>
+            <wp:docPr id="1512184265" name="Imagen 1"/>
             <wp:cNvGraphicFramePr>
               <a:graphicFrameLocks xmlns:a="http://schemas.openxmlformats.org/drawingml/2006/main" noChangeAspect="1"/>
             </wp:cNvGraphicFramePr>
@@ -7111,7 +9478,7 @@
               <a:graphicData uri="http://schemas.openxmlformats.org/drawingml/2006/picture">
                 <pic:pic xmlns:pic="http://schemas.openxmlformats.org/drawingml/2006/picture">
                   <pic:nvPicPr>
-                    <pic:cNvPr id="1879659719" name=""/>
+                    <pic:cNvPr id="1512184265" name=""/>
                     <pic:cNvPicPr/>
                   </pic:nvPicPr>
                   <pic:blipFill>
@@ -7123,7 +9490,7 @@
                   <pic:spPr>
                     <a:xfrm>
                       <a:off x="0" y="0"/>
-                      <a:ext cx="5731510" cy="2846705"/>
+                      <a:ext cx="5731510" cy="3706495"/>
                     </a:xfrm>
                     <a:prstGeom prst="rect">
                       <a:avLst/>
@@ -7138,14 +9505,12 @@
     </w:p>
     <w:p>
       <w:r>
-        <w:rPr>
-          <w:noProof/>
-        </w:rPr>
+        <w:lastRenderedPageBreak/>
         <w:drawing>
-          <wp:inline distT="0" distB="0" distL="0" distR="0" wp14:anchorId="0675C99A" wp14:editId="6FC3CD8B">
-            <wp:extent cx="5731510" cy="1355725"/>
+          <wp:inline distT="0" distB="0" distL="0" distR="0" wp14:anchorId="4A166CE7" wp14:editId="146B2E49">
+            <wp:extent cx="5731510" cy="3589655"/>
             <wp:effectExtent l="0" t="0" r="2540" b="0"/>
-            <wp:docPr id="2051657728" name="Imagen 1"/>
+            <wp:docPr id="552949041" name="Imagen 1"/>
             <wp:cNvGraphicFramePr>
               <a:graphicFrameLocks xmlns:a="http://schemas.openxmlformats.org/drawingml/2006/main" noChangeAspect="1"/>
             </wp:cNvGraphicFramePr>
@@ -7153,7 +9518,7 @@
               <a:graphicData uri="http://schemas.openxmlformats.org/drawingml/2006/picture">
                 <pic:pic xmlns:pic="http://schemas.openxmlformats.org/drawingml/2006/picture">
                   <pic:nvPicPr>
-                    <pic:cNvPr id="2051657728" name=""/>
+                    <pic:cNvPr id="552949041" name=""/>
                     <pic:cNvPicPr/>
                   </pic:nvPicPr>
                   <pic:blipFill>
@@ -7165,7 +9530,7 @@
                   <pic:spPr>
                     <a:xfrm>
                       <a:off x="0" y="0"/>
-                      <a:ext cx="5731510" cy="1355725"/>
+                      <a:ext cx="5731510" cy="3589655"/>
                     </a:xfrm>
                     <a:prstGeom prst="rect">
                       <a:avLst/>
@@ -7180,14 +9545,11 @@
     </w:p>
     <w:p>
       <w:r>
-        <w:rPr>
-          <w:noProof/>
-        </w:rPr>
         <w:drawing>
-          <wp:inline distT="0" distB="0" distL="0" distR="0" wp14:anchorId="45B13AF7" wp14:editId="3B2FFE1B">
-            <wp:extent cx="5731510" cy="2136775"/>
-            <wp:effectExtent l="0" t="0" r="2540" b="0"/>
-            <wp:docPr id="547013648" name="Imagen 1"/>
+          <wp:inline distT="0" distB="0" distL="0" distR="0" wp14:anchorId="7E2CF8C5" wp14:editId="30DB2E95">
+            <wp:extent cx="5731510" cy="1707515"/>
+            <wp:effectExtent l="0" t="0" r="2540" b="6985"/>
+            <wp:docPr id="11232854" name="Imagen 1"/>
             <wp:cNvGraphicFramePr>
               <a:graphicFrameLocks xmlns:a="http://schemas.openxmlformats.org/drawingml/2006/main" noChangeAspect="1"/>
             </wp:cNvGraphicFramePr>
@@ -7195,7 +9557,7 @@
               <a:graphicData uri="http://schemas.openxmlformats.org/drawingml/2006/picture">
                 <pic:pic xmlns:pic="http://schemas.openxmlformats.org/drawingml/2006/picture">
                   <pic:nvPicPr>
-                    <pic:cNvPr id="547013648" name=""/>
+                    <pic:cNvPr id="11232854" name=""/>
                     <pic:cNvPicPr/>
                   </pic:nvPicPr>
                   <pic:blipFill>
@@ -7207,7 +9569,7 @@
                   <pic:spPr>
                     <a:xfrm>
                       <a:off x="0" y="0"/>
-                      <a:ext cx="5731510" cy="2136775"/>
+                      <a:ext cx="5731510" cy="1707515"/>
                     </a:xfrm>
                     <a:prstGeom prst="rect">
                       <a:avLst/>
@@ -7221,54 +9583,11 @@
       </w:r>
     </w:p>
     <w:p>
-      <w:r>
-        <w:rPr>
-          <w:noProof/>
-        </w:rPr>
-        <w:drawing>
-          <wp:inline distT="0" distB="0" distL="0" distR="0" wp14:anchorId="3B342C9F" wp14:editId="5BA0AF4B">
-            <wp:extent cx="5731510" cy="2012315"/>
-            <wp:effectExtent l="0" t="0" r="2540" b="6985"/>
-            <wp:docPr id="1226066673" name="Imagen 1"/>
-            <wp:cNvGraphicFramePr>
-              <a:graphicFrameLocks xmlns:a="http://schemas.openxmlformats.org/drawingml/2006/main" noChangeAspect="1"/>
-            </wp:cNvGraphicFramePr>
-            <a:graphic xmlns:a="http://schemas.openxmlformats.org/drawingml/2006/main">
-              <a:graphicData uri="http://schemas.openxmlformats.org/drawingml/2006/picture">
-                <pic:pic xmlns:pic="http://schemas.openxmlformats.org/drawingml/2006/picture">
-                  <pic:nvPicPr>
-                    <pic:cNvPr id="1226066673" name=""/>
-                    <pic:cNvPicPr/>
-                  </pic:nvPicPr>
-                  <pic:blipFill>
-                    <a:blip r:embed="rId22"/>
-                    <a:stretch>
-                      <a:fillRect/>
-                    </a:stretch>
-                  </pic:blipFill>
-                  <pic:spPr>
-                    <a:xfrm>
-                      <a:off x="0" y="0"/>
-                      <a:ext cx="5731510" cy="2012315"/>
-                    </a:xfrm>
-                    <a:prstGeom prst="rect">
-                      <a:avLst/>
-                    </a:prstGeom>
-                  </pic:spPr>
-                </pic:pic>
-              </a:graphicData>
-            </a:graphic>
-          </wp:inline>
-        </w:drawing>
-      </w:r>
-    </w:p>
-    <w:p>
       <w:pPr>
         <w:pStyle w:val="Ttulo1"/>
       </w:pPr>
-      <w:bookmarkStart w:id="21" w:name="_Toc228986027"/>
-      <w:r>
-        <w:lastRenderedPageBreak/>
+      <w:bookmarkStart w:id="21" w:name="_Toc229424488"/>
+      <w:r>
         <w:t>Metodología de desarrollo</w:t>
       </w:r>
       <w:bookmarkEnd w:id="21"/>
@@ -7278,7 +9597,7 @@
         <w:pStyle w:val="Ttulo2"/>
         <w:jc w:val="both"/>
       </w:pPr>
-      <w:bookmarkStart w:id="22" w:name="_Toc228986028"/>
+      <w:bookmarkStart w:id="22" w:name="_Toc229424489"/>
       <w:r>
         <w:t>Ciclo de vida</w:t>
       </w:r>
@@ -7293,7 +9612,21 @@
         <w:rPr>
           <w:rFonts w:ascii="Aptos" w:eastAsia="Aptos" w:hAnsi="Aptos" w:cs="Aptos"/>
         </w:rPr>
-        <w:t>Todo proyecto se rige por un modelo de ciclo de vida. Se tratan de esquemas que organizan las diferentes fases del desarrollo, facilitando la gestión del mismo.</w:t>
+        <w:t xml:space="preserve">Todo proyecto se rige por un modelo de ciclo de vida. Se tratan de esquemas que organizan las diferentes fases del desarrollo, facilitando la gestión </w:t>
+      </w:r>
+      <w:proofErr w:type="gramStart"/>
+      <w:r>
+        <w:rPr>
+          <w:rFonts w:ascii="Aptos" w:eastAsia="Aptos" w:hAnsi="Aptos" w:cs="Aptos"/>
+        </w:rPr>
+        <w:t>del mismo</w:t>
+      </w:r>
+      <w:proofErr w:type="gramEnd"/>
+      <w:r>
+        <w:rPr>
+          <w:rFonts w:ascii="Aptos" w:eastAsia="Aptos" w:hAnsi="Aptos" w:cs="Aptos"/>
+        </w:rPr>
+        <w:t>.</w:t>
       </w:r>
     </w:p>
     <w:p>
@@ -7304,17 +9637,39 @@
           <w:rFonts w:ascii="Aptos" w:eastAsia="Aptos" w:hAnsi="Aptos" w:cs="Aptos"/>
         </w:rPr>
       </w:pPr>
-      <w:r>
-        <w:rPr>
-          <w:rFonts w:ascii="Aptos" w:eastAsia="Aptos" w:hAnsi="Aptos" w:cs="Aptos"/>
-        </w:rPr>
-        <w:t>Roomie pretende ofrecer un servicio mantenido y con actualizaciones constantes a largo plazo. Ade</w:t>
-      </w:r>
-      <w:r>
-        <w:rPr>
-          <w:rFonts w:ascii="Aptos" w:eastAsia="Aptos" w:hAnsi="Aptos" w:cs="Aptos"/>
-        </w:rPr>
-        <w:t xml:space="preserve">más, se exige entregar prototipos funcionales repartidos en hitos, por tanto un </w:t>
+      <w:proofErr w:type="spellStart"/>
+      <w:r>
+        <w:rPr>
+          <w:rFonts w:ascii="Aptos" w:eastAsia="Aptos" w:hAnsi="Aptos" w:cs="Aptos"/>
+        </w:rPr>
+        <w:t>Roomie</w:t>
+      </w:r>
+      <w:proofErr w:type="spellEnd"/>
+      <w:r>
+        <w:rPr>
+          <w:rFonts w:ascii="Aptos" w:eastAsia="Aptos" w:hAnsi="Aptos" w:cs="Aptos"/>
+        </w:rPr>
+        <w:t xml:space="preserve"> pretende ofrecer un servicio mantenido y con actualizaciones constantes a largo plazo. Ade</w:t>
+      </w:r>
+      <w:r>
+        <w:rPr>
+          <w:rFonts w:ascii="Aptos" w:eastAsia="Aptos" w:hAnsi="Aptos" w:cs="Aptos"/>
+        </w:rPr>
+        <w:t xml:space="preserve">más, se exige entregar prototipos funcionales repartidos en hitos, por </w:t>
+      </w:r>
+      <w:proofErr w:type="gramStart"/>
+      <w:r>
+        <w:rPr>
+          <w:rFonts w:ascii="Aptos" w:eastAsia="Aptos" w:hAnsi="Aptos" w:cs="Aptos"/>
+        </w:rPr>
+        <w:t>tanto</w:t>
+      </w:r>
+      <w:proofErr w:type="gramEnd"/>
+      <w:r>
+        <w:rPr>
+          <w:rFonts w:ascii="Aptos" w:eastAsia="Aptos" w:hAnsi="Aptos" w:cs="Aptos"/>
+        </w:rPr>
+        <w:t xml:space="preserve"> un </w:t>
       </w:r>
       <w:r>
         <w:rPr>
@@ -7342,8 +9697,9 @@
       <w:pPr>
         <w:pStyle w:val="Ttulo2"/>
       </w:pPr>
-      <w:bookmarkStart w:id="23" w:name="_Toc228986029"/>
-      <w:r>
+      <w:bookmarkStart w:id="23" w:name="_Toc229424490"/>
+      <w:r>
+        <w:lastRenderedPageBreak/>
         <w:t>Metodología ágil</w:t>
       </w:r>
       <w:bookmarkEnd w:id="23"/>
@@ -7657,11 +10013,17 @@
       <w:pPr>
         <w:pStyle w:val="Ttulo2"/>
       </w:pPr>
-      <w:bookmarkStart w:id="24" w:name="_Toc228986030"/>
-      <w:r>
-        <w:t>Nuestro Tablero KanBan</w:t>
+      <w:bookmarkStart w:id="24" w:name="_Toc229424491"/>
+      <w:r>
+        <w:lastRenderedPageBreak/>
+        <w:t xml:space="preserve">Nuestro Tablero </w:t>
+      </w:r>
+      <w:proofErr w:type="spellStart"/>
+      <w:r>
+        <w:t>KanBan</w:t>
       </w:r>
       <w:bookmarkEnd w:id="24"/>
+      <w:proofErr w:type="spellEnd"/>
       <w:r>
         <w:t xml:space="preserve"> </w:t>
       </w:r>
@@ -7702,7 +10064,7 @@
                     <pic:cNvPicPr/>
                   </pic:nvPicPr>
                   <pic:blipFill>
-                    <a:blip r:embed="rId23">
+                    <a:blip r:embed="rId22">
                       <a:extLst>
                         <a:ext uri="{28A0092B-C50C-407E-A947-70E740481C1C}">
                           <a14:useLocalDpi xmlns:a14="http://schemas.microsoft.com/office/drawing/2010/main"/>
@@ -7735,7 +10097,7 @@
         <w:pStyle w:val="Descripcin"/>
       </w:pPr>
       <w:fldSimple w:instr=" SEQ Ilustración \* ARABIC ">
-        <w:bookmarkStart w:id="25" w:name="_Toc228986063"/>
+        <w:bookmarkStart w:id="25" w:name="_Toc229424518"/>
         <w:r>
           <w:rPr>
             <w:noProof/>
@@ -7757,7 +10119,6 @@
         <w:rPr>
           <w:noProof/>
         </w:rPr>
-        <w:lastRenderedPageBreak/>
         <w:drawing>
           <wp:inline distT="0" distB="0" distL="0" distR="0" wp14:anchorId="1181729A" wp14:editId="09B5DB6D">
             <wp:extent cx="5724525" cy="2657475"/>
@@ -7774,7 +10135,7 @@
                     <pic:cNvPicPr/>
                   </pic:nvPicPr>
                   <pic:blipFill>
-                    <a:blip r:embed="rId24">
+                    <a:blip r:embed="rId23">
                       <a:extLst>
                         <a:ext uri="{28A0092B-C50C-407E-A947-70E740481C1C}">
                           <a14:useLocalDpi xmlns:a14="http://schemas.microsoft.com/office/drawing/2010/main"/>
@@ -7806,7 +10167,7 @@
         <w:pStyle w:val="Descripcin"/>
       </w:pPr>
       <w:fldSimple w:instr=" SEQ Ilustración \* ARABIC ">
-        <w:bookmarkStart w:id="26" w:name="_Toc228986064"/>
+        <w:bookmarkStart w:id="26" w:name="_Toc229424519"/>
         <w:r>
           <w:rPr>
             <w:noProof/>
@@ -7828,7 +10189,7 @@
       <w:pPr>
         <w:pStyle w:val="Ttulo2"/>
       </w:pPr>
-      <w:bookmarkStart w:id="27" w:name="_Toc228986031"/>
+      <w:bookmarkStart w:id="27" w:name="_Toc229424492"/>
       <w:r>
         <w:lastRenderedPageBreak/>
         <w:t>Planificación de tareas y toles de equipo</w:t>
@@ -7847,7 +10208,21 @@
         <w:rPr>
           <w:rFonts w:ascii="Aptos" w:eastAsia="Aptos" w:hAnsi="Aptos" w:cs="Aptos"/>
         </w:rPr>
-        <w:t>En las primeras iteraciones del proyecto la mayoría de roles y tareas son compartidas, ya que todos estamos participando conjuntamente en todo tipo de tareas y no necesitamos aún a nadie que haga el rol de jefe de proyecto. En iteraciones más avanzadas tendremos roles y tareas más diferenciadas.</w:t>
+        <w:t xml:space="preserve">En las primeras iteraciones del proyecto la mayoría de </w:t>
+      </w:r>
+      <w:proofErr w:type="gramStart"/>
+      <w:r>
+        <w:rPr>
+          <w:rFonts w:ascii="Aptos" w:eastAsia="Aptos" w:hAnsi="Aptos" w:cs="Aptos"/>
+        </w:rPr>
+        <w:t>roles</w:t>
+      </w:r>
+      <w:proofErr w:type="gramEnd"/>
+      <w:r>
+        <w:rPr>
+          <w:rFonts w:ascii="Aptos" w:eastAsia="Aptos" w:hAnsi="Aptos" w:cs="Aptos"/>
+        </w:rPr>
+        <w:t xml:space="preserve"> y tareas son compartidas, ya que todos estamos participando conjuntamente en todo tipo de tareas y no necesitamos aún a nadie que haga el rol de jefe de proyecto. En iteraciones más avanzadas tendremos roles y tareas más diferenciadas.</w:t>
       </w:r>
     </w:p>
     <w:p>
@@ -8011,7 +10386,21 @@
               <w:rPr>
                 <w:rFonts w:eastAsia="Arial" w:cs="Arial"/>
               </w:rPr>
-              <w:t>Creación de github, escribir introducción, descripción de ciclo de vida y plan de negocios</w:t>
+              <w:t xml:space="preserve">Creación de </w:t>
+            </w:r>
+            <w:proofErr w:type="spellStart"/>
+            <w:r>
+              <w:rPr>
+                <w:rFonts w:eastAsia="Arial" w:cs="Arial"/>
+              </w:rPr>
+              <w:t>github</w:t>
+            </w:r>
+            <w:proofErr w:type="spellEnd"/>
+            <w:r>
+              <w:rPr>
+                <w:rFonts w:eastAsia="Arial" w:cs="Arial"/>
+              </w:rPr>
+              <w:t>, escribir introducción, descripción de ciclo de vida y plan de negocios</w:t>
             </w:r>
           </w:p>
           <w:p/>
@@ -8200,7 +10589,21 @@
               <w:rPr>
                 <w:rFonts w:eastAsia="Arial" w:cs="Arial"/>
               </w:rPr>
-              <w:t xml:space="preserve">Administración de base de datos y de proyecto JavaFX. </w:t>
+              <w:t xml:space="preserve">Administración de base de datos y de proyecto </w:t>
+            </w:r>
+            <w:proofErr w:type="spellStart"/>
+            <w:r>
+              <w:rPr>
+                <w:rFonts w:eastAsia="Arial" w:cs="Arial"/>
+              </w:rPr>
+              <w:t>JavaFX</w:t>
+            </w:r>
+            <w:proofErr w:type="spellEnd"/>
+            <w:r>
+              <w:rPr>
+                <w:rFonts w:eastAsia="Arial" w:cs="Arial"/>
+              </w:rPr>
+              <w:t xml:space="preserve">. </w:t>
             </w:r>
           </w:p>
         </w:tc>
@@ -8268,7 +10671,7 @@
         <w:pStyle w:val="Descripcin"/>
       </w:pPr>
       <w:fldSimple w:instr=" SEQ Ilustración \* ARABIC ">
-        <w:bookmarkStart w:id="28" w:name="_Toc228986065"/>
+        <w:bookmarkStart w:id="28" w:name="_Toc229424520"/>
         <w:r>
           <w:rPr>
             <w:noProof/>
@@ -8565,8 +10968,13 @@
               <w:jc w:val="center"/>
             </w:pPr>
             <w:r>
-              <w:t>Desarrollador backend</w:t>
-            </w:r>
+              <w:t xml:space="preserve">Desarrollador </w:t>
+            </w:r>
+            <w:proofErr w:type="spellStart"/>
+            <w:r>
+              <w:t>backend</w:t>
+            </w:r>
+            <w:proofErr w:type="spellEnd"/>
           </w:p>
         </w:tc>
         <w:tc>
@@ -8580,8 +10988,13 @@
               <w:jc w:val="center"/>
             </w:pPr>
             <w:r>
-              <w:t>Desarrollador frontend</w:t>
-            </w:r>
+              <w:t xml:space="preserve">Desarrollador </w:t>
+            </w:r>
+            <w:proofErr w:type="spellStart"/>
+            <w:r>
+              <w:t>frontend</w:t>
+            </w:r>
+            <w:proofErr w:type="spellEnd"/>
           </w:p>
         </w:tc>
         <w:tc>
@@ -8595,8 +11008,13 @@
               <w:jc w:val="center"/>
             </w:pPr>
             <w:r>
-              <w:t>Desarrollador frontend</w:t>
-            </w:r>
+              <w:t xml:space="preserve">Desarrollador </w:t>
+            </w:r>
+            <w:proofErr w:type="spellStart"/>
+            <w:r>
+              <w:t>frontend</w:t>
+            </w:r>
+            <w:proofErr w:type="spellEnd"/>
           </w:p>
         </w:tc>
         <w:tc>
@@ -8621,7 +11039,7 @@
         <w:pStyle w:val="Descripcin"/>
       </w:pPr>
       <w:fldSimple w:instr=" SEQ Ilustración \* ARABIC ">
-        <w:bookmarkStart w:id="29" w:name="_Toc228986066"/>
+        <w:bookmarkStart w:id="29" w:name="_Toc229424521"/>
         <w:r>
           <w:rPr>
             <w:noProof/>
@@ -8643,7 +11061,7 @@
       <w:pPr>
         <w:pStyle w:val="Ttulo1"/>
       </w:pPr>
-      <w:bookmarkStart w:id="30" w:name="_Toc228986032"/>
+      <w:bookmarkStart w:id="30" w:name="_Toc229424493"/>
       <w:r>
         <w:lastRenderedPageBreak/>
         <w:t>Codificación</w:t>
@@ -8654,7 +11072,7 @@
       <w:pPr>
         <w:pStyle w:val="Ttulo2"/>
       </w:pPr>
-      <w:bookmarkStart w:id="31" w:name="_Toc228986033"/>
+      <w:bookmarkStart w:id="31" w:name="_Toc229424494"/>
       <w:r>
         <w:t>Entorno de programación</w:t>
       </w:r>
@@ -8699,7 +11117,23 @@
         <w:t>desarrollo del código</w:t>
       </w:r>
       <w:r>
-        <w:t xml:space="preserve"> fuente, se ha empleado el IDE IntelliJ IDEA en la implementación del proyecto CRUD (Create, Read, Update, Delete)</w:t>
+        <w:t xml:space="preserve"> fuente, se ha empleado el IDE IntelliJ IDEA en la implementación del proyecto CRUD (</w:t>
+      </w:r>
+      <w:proofErr w:type="spellStart"/>
+      <w:r>
+        <w:t>Create</w:t>
+      </w:r>
+      <w:proofErr w:type="spellEnd"/>
+      <w:r>
+        <w:t xml:space="preserve">, Read, </w:t>
+      </w:r>
+      <w:proofErr w:type="spellStart"/>
+      <w:r>
+        <w:t>Update</w:t>
+      </w:r>
+      <w:proofErr w:type="spellEnd"/>
+      <w:r>
+        <w:t>, Delete)</w:t>
       </w:r>
       <w:r>
         <w:t xml:space="preserve"> para</w:t>
@@ -8715,7 +11149,15 @@
         <w:t xml:space="preserve"> </w:t>
       </w:r>
       <w:r>
-        <w:t>Code como editor principal para el diseño y estructuración del front-end mediante HTML, CSS y JavaScript.</w:t>
+        <w:t xml:space="preserve">Code como editor principal para el diseño y estructuración del </w:t>
+      </w:r>
+      <w:proofErr w:type="spellStart"/>
+      <w:r>
+        <w:t>front-end</w:t>
+      </w:r>
+      <w:proofErr w:type="spellEnd"/>
+      <w:r>
+        <w:t xml:space="preserve"> mediante HTML, CSS y JavaScript.</w:t>
       </w:r>
     </w:p>
     <w:p>
@@ -8733,7 +11175,15 @@
         <w:t>control de versiones</w:t>
       </w:r>
       <w:r>
-        <w:t xml:space="preserve"> del proyecto, se ha utilizado GitHub como plataforma en la que alojar el proyecto y Sourcetree para gestionar el repositorio conjunto. </w:t>
+        <w:t xml:space="preserve"> del proyecto, se ha utilizado GitHub como plataforma en la que alojar el proyecto y </w:t>
+      </w:r>
+      <w:proofErr w:type="spellStart"/>
+      <w:r>
+        <w:t>Sourcetree</w:t>
+      </w:r>
+      <w:proofErr w:type="spellEnd"/>
+      <w:r>
+        <w:t xml:space="preserve"> para gestionar el repositorio conjunto. </w:t>
       </w:r>
     </w:p>
     <w:p>
@@ -8761,6 +11211,7 @@
       <w:r>
         <w:t xml:space="preserve">Se ha usado </w:t>
       </w:r>
+      <w:proofErr w:type="spellStart"/>
       <w:r>
         <w:rPr>
           <w:b/>
@@ -8768,6 +11219,7 @@
         </w:rPr>
         <w:t>Cdmon</w:t>
       </w:r>
+      <w:proofErr w:type="spellEnd"/>
       <w:r>
         <w:t xml:space="preserve"> para el alojamiento de la página web creada en servidores en línea.</w:t>
       </w:r>
@@ -8782,7 +11234,7 @@
         <w:pStyle w:val="Ttulo2"/>
         <w:jc w:val="both"/>
       </w:pPr>
-      <w:bookmarkStart w:id="32" w:name="_Toc228986034"/>
+      <w:bookmarkStart w:id="32" w:name="_Toc229424495"/>
       <w:r>
         <w:t>Lenguajes y herramientas</w:t>
       </w:r>
@@ -8813,7 +11265,15 @@
         <w:t>JavaScript</w:t>
       </w:r>
       <w:r>
-        <w:t xml:space="preserve"> para añadir interactividad a nuestra página web y guardar datos básicos en el ordenador usando el LocalStorage. </w:t>
+        <w:t xml:space="preserve"> para añadir interactividad a nuestra página web y guardar datos básicos en el ordenador usando el </w:t>
+      </w:r>
+      <w:proofErr w:type="spellStart"/>
+      <w:r>
+        <w:t>LocalStorage</w:t>
+      </w:r>
+      <w:proofErr w:type="spellEnd"/>
+      <w:r>
+        <w:t xml:space="preserve">. </w:t>
       </w:r>
       <w:r>
         <w:rPr>
@@ -8851,58 +11311,85 @@
           <w:b/>
           <w:bCs/>
         </w:rPr>
-        <w:t>tecnologías frontend</w:t>
-      </w:r>
-      <w:r>
-        <w:t xml:space="preserve"> que hemos empleado para el diseño de</w:t>
-      </w:r>
-      <w:r>
-        <w:t xml:space="preserve">l </w:t>
-      </w:r>
-      <w:r>
-        <w:t xml:space="preserve">proyecto son </w:t>
-      </w:r>
+        <w:t xml:space="preserve">tecnologías </w:t>
+      </w:r>
+      <w:proofErr w:type="spellStart"/>
       <w:r>
         <w:rPr>
           <w:b/>
           <w:bCs/>
         </w:rPr>
-        <w:t>HTML</w:t>
-      </w:r>
-      <w:r>
-        <w:t xml:space="preserve">, para la estructura de la web, y </w:t>
-      </w:r>
-      <w:r>
-        <w:t xml:space="preserve">un </w:t>
+        <w:t>frontend</w:t>
+      </w:r>
+      <w:proofErr w:type="spellEnd"/>
+      <w:r>
+        <w:t xml:space="preserve"> que hemos empleado para el diseño de</w:t>
+      </w:r>
+      <w:r>
+        <w:t xml:space="preserve">l </w:t>
+      </w:r>
+      <w:r>
+        <w:t xml:space="preserve">proyecto son </w:t>
       </w:r>
       <w:r>
         <w:rPr>
           <w:b/>
           <w:bCs/>
         </w:rPr>
-        <w:t>CSS</w:t>
-      </w:r>
-      <w:r>
-        <w:t xml:space="preserve"> propio para la personalización del proyecto.</w:t>
-      </w:r>
-      <w:r>
-        <w:t xml:space="preserve"> </w:t>
-      </w:r>
-    </w:p>
-    <w:p>
-      <w:pPr>
-        <w:jc w:val="both"/>
-      </w:pPr>
-      <w:r>
-        <w:t xml:space="preserve">Se ha utilizado el </w:t>
+        <w:t>HTML</w:t>
+      </w:r>
+      <w:r>
+        <w:t xml:space="preserve">, para la estructura de la web, y </w:t>
+      </w:r>
+      <w:r>
+        <w:t xml:space="preserve">un </w:t>
       </w:r>
       <w:r>
         <w:rPr>
           <w:b/>
           <w:bCs/>
         </w:rPr>
-        <w:t>framework JavaFX</w:t>
-      </w:r>
+        <w:t>CSS</w:t>
+      </w:r>
+      <w:r>
+        <w:t xml:space="preserve"> propio para la personalización del proyecto.</w:t>
+      </w:r>
+      <w:r>
+        <w:t xml:space="preserve"> </w:t>
+      </w:r>
+    </w:p>
+    <w:p>
+      <w:pPr>
+        <w:jc w:val="both"/>
+      </w:pPr>
+      <w:r>
+        <w:t xml:space="preserve">Se ha utilizado el </w:t>
+      </w:r>
+      <w:proofErr w:type="spellStart"/>
+      <w:r>
+        <w:rPr>
+          <w:b/>
+          <w:bCs/>
+        </w:rPr>
+        <w:t>framework</w:t>
+      </w:r>
+      <w:proofErr w:type="spellEnd"/>
+      <w:r>
+        <w:rPr>
+          <w:b/>
+          <w:bCs/>
+        </w:rPr>
+        <w:t xml:space="preserve"> </w:t>
+      </w:r>
+      <w:proofErr w:type="spellStart"/>
+      <w:r>
+        <w:rPr>
+          <w:b/>
+          <w:bCs/>
+        </w:rPr>
+        <w:t>JavaFX</w:t>
+      </w:r>
+      <w:proofErr w:type="spellEnd"/>
       <w:r>
         <w:t xml:space="preserve">, </w:t>
       </w:r>
@@ -8915,7 +11402,7 @@
       <w:pPr>
         <w:pStyle w:val="Ttulo2"/>
       </w:pPr>
-      <w:bookmarkStart w:id="33" w:name="_Toc228986035"/>
+      <w:bookmarkStart w:id="33" w:name="_Toc229424496"/>
       <w:r>
         <w:t>Aspectos relevantes de la implementación</w:t>
       </w:r>
@@ -8935,8 +11422,18 @@
           <w:bCs/>
           <w:u w:val="single"/>
         </w:rPr>
-        <w:t>Simulación de conexión frontend-backend</w:t>
-      </w:r>
+        <w:t xml:space="preserve">Simulación de conexión </w:t>
+      </w:r>
+      <w:proofErr w:type="spellStart"/>
+      <w:r>
+        <w:rPr>
+          <w:b/>
+          <w:bCs/>
+          <w:u w:val="single"/>
+        </w:rPr>
+        <w:t>frontend-backend</w:t>
+      </w:r>
+      <w:proofErr w:type="spellEnd"/>
     </w:p>
     <w:p>
       <w:pPr>
@@ -8946,27 +11443,69 @@
         <w:t>E</w:t>
       </w:r>
       <w:r>
-        <w:t>n este proyecto no existe una conexión real entre el backend y el frontend</w:t>
-      </w:r>
-      <w:r>
-        <w:t xml:space="preserve">, por lo que los datos introducidos en los formularios de la página web no se están transfiriendo a la base de datos. Se ha implementado una simulación en el frontend que imita está conexión. </w:t>
+        <w:t xml:space="preserve">n este proyecto no existe una conexión real entre el </w:t>
+      </w:r>
+      <w:proofErr w:type="spellStart"/>
+      <w:r>
+        <w:t>backend</w:t>
+      </w:r>
+      <w:proofErr w:type="spellEnd"/>
+      <w:r>
+        <w:t xml:space="preserve"> y el </w:t>
+      </w:r>
+      <w:proofErr w:type="spellStart"/>
+      <w:r>
+        <w:t>frontend</w:t>
+      </w:r>
+      <w:proofErr w:type="spellEnd"/>
+      <w:r>
+        <w:t xml:space="preserve">, por lo que los datos introducidos en los formularios de la página web no se están transfiriendo a la base de datos. Se ha implementado una simulación en el </w:t>
+      </w:r>
+      <w:proofErr w:type="spellStart"/>
+      <w:r>
+        <w:t>frontend</w:t>
+      </w:r>
+      <w:proofErr w:type="spellEnd"/>
+      <w:r>
+        <w:t xml:space="preserve"> que imita está conexión. </w:t>
       </w:r>
       <w:r>
         <w:br/>
-        <w:t xml:space="preserve">La forma en que se ha realizado esta simulación es usando el LocalStorage. Al rellenar </w:t>
+        <w:t xml:space="preserve">La forma en que se ha realizado esta simulación es usando el </w:t>
+      </w:r>
+      <w:proofErr w:type="spellStart"/>
+      <w:r>
+        <w:t>LocalStorage</w:t>
+      </w:r>
+      <w:proofErr w:type="spellEnd"/>
+      <w:r>
+        <w:t xml:space="preserve">. Al rellenar </w:t>
       </w:r>
       <w:r>
         <w:lastRenderedPageBreak/>
         <w:t xml:space="preserve">el formulario de registro de la página web, se recogen los datos insertados y se crea un objeto usuario que se almacena en una lista alojada en el </w:t>
       </w:r>
+      <w:proofErr w:type="spellStart"/>
       <w:r>
         <w:t>L</w:t>
       </w:r>
       <w:r>
-        <w:t xml:space="preserve">ocalStorage. </w:t>
-      </w:r>
-      <w:r>
-        <w:t xml:space="preserve">A la hora de hacer el inicio de sesión, se saca la lista del LocalStorage, se comprueba que las credenciales insertadas en el inicio de sesión se encuentran en esta lista y se concede o deniega el acceso. </w:t>
+        <w:t>ocalStorage</w:t>
+      </w:r>
+      <w:proofErr w:type="spellEnd"/>
+      <w:r>
+        <w:t xml:space="preserve">. </w:t>
+      </w:r>
+      <w:r>
+        <w:t xml:space="preserve">A la hora de hacer el inicio de sesión, se saca la lista del </w:t>
+      </w:r>
+      <w:proofErr w:type="spellStart"/>
+      <w:r>
+        <w:t>LocalStorage</w:t>
+      </w:r>
+      <w:proofErr w:type="spellEnd"/>
+      <w:r>
+        <w:t xml:space="preserve">, se comprueba que las credenciales insertadas en el inicio de sesión se encuentran en esta lista y se concede o deniega el acceso. </w:t>
       </w:r>
       <w:r>
         <w:t xml:space="preserve">En las siguientes imágenes se enseña los pasos principales para la creación de usuarios y su manipulación para el control de acceso a la web. </w:t>
@@ -9011,7 +11550,7 @@
                     <pic:cNvPicPr/>
                   </pic:nvPicPr>
                   <pic:blipFill>
-                    <a:blip r:embed="rId25"/>
+                    <a:blip r:embed="rId24"/>
                     <a:stretch>
                       <a:fillRect/>
                     </a:stretch>
@@ -9037,7 +11576,7 @@
         <w:pStyle w:val="Descripcin"/>
       </w:pPr>
       <w:fldSimple w:instr=" SEQ Ilustración \* ARABIC ">
-        <w:bookmarkStart w:id="34" w:name="_Toc228986067"/>
+        <w:bookmarkStart w:id="34" w:name="_Toc229424522"/>
         <w:r>
           <w:rPr>
             <w:noProof/>
@@ -9074,7 +11613,7 @@
                     <pic:cNvPicPr/>
                   </pic:nvPicPr>
                   <pic:blipFill>
-                    <a:blip r:embed="rId26"/>
+                    <a:blip r:embed="rId25"/>
                     <a:stretch>
                       <a:fillRect/>
                     </a:stretch>
@@ -9100,7 +11639,7 @@
         <w:pStyle w:val="Descripcin"/>
       </w:pPr>
       <w:fldSimple w:instr=" SEQ Ilustración \* ARABIC ">
-        <w:bookmarkStart w:id="35" w:name="_Toc228986068"/>
+        <w:bookmarkStart w:id="35" w:name="_Toc229424523"/>
         <w:r>
           <w:rPr>
             <w:noProof/>
@@ -9137,7 +11676,7 @@
                     <pic:cNvPicPr/>
                   </pic:nvPicPr>
                   <pic:blipFill>
-                    <a:blip r:embed="rId27"/>
+                    <a:blip r:embed="rId26"/>
                     <a:stretch>
                       <a:fillRect/>
                     </a:stretch>
@@ -9163,7 +11702,7 @@
         <w:pStyle w:val="Descripcin"/>
       </w:pPr>
       <w:fldSimple w:instr=" SEQ Ilustración \* ARABIC ">
-        <w:bookmarkStart w:id="36" w:name="_Toc228986069"/>
+        <w:bookmarkStart w:id="36" w:name="_Toc229424524"/>
         <w:r>
           <w:rPr>
             <w:noProof/>
@@ -9233,7 +11772,7 @@
                     <pic:cNvPicPr/>
                   </pic:nvPicPr>
                   <pic:blipFill>
-                    <a:blip r:embed="rId28"/>
+                    <a:blip r:embed="rId27"/>
                     <a:stretch>
                       <a:fillRect/>
                     </a:stretch>
@@ -9279,7 +11818,7 @@
         </w:rPr>
         <w:fldChar w:fldCharType="separate"/>
       </w:r>
-      <w:bookmarkStart w:id="37" w:name="_Toc228986070"/>
+      <w:bookmarkStart w:id="37" w:name="_Toc229424525"/>
       <w:r>
         <w:rPr>
           <w:b/>
@@ -9315,7 +11854,25 @@
           <w:bCs/>
           <w:u w:val="single"/>
         </w:rPr>
-        <w:t>Conexión JavaFX con SQL Server Management Studio</w:t>
+        <w:t xml:space="preserve">Conexión </w:t>
+      </w:r>
+      <w:proofErr w:type="spellStart"/>
+      <w:r>
+        <w:rPr>
+          <w:b/>
+          <w:bCs/>
+          <w:u w:val="single"/>
+        </w:rPr>
+        <w:t>JavaFX</w:t>
+      </w:r>
+      <w:proofErr w:type="spellEnd"/>
+      <w:r>
+        <w:rPr>
+          <w:b/>
+          <w:bCs/>
+          <w:u w:val="single"/>
+        </w:rPr>
+        <w:t xml:space="preserve"> con SQL Server Management Studio</w:t>
       </w:r>
     </w:p>
     <w:p>
@@ -9323,14 +11880,38 @@
         <w:jc w:val="both"/>
       </w:pPr>
       <w:r>
-        <w:t xml:space="preserve">A la hora de implementar el sistema CRUD, debemos hacer una conexión entre la base de datos, creada en SSMS, y el proyecto JavaFX. Para ello tuvimos que crear un método personalizado con el que hacer esta conexión, ya que es diferente a conectarlo con HeidiSQL. </w:t>
+        <w:t xml:space="preserve">A la hora de implementar el sistema CRUD, debemos hacer una conexión entre la base de datos, creada en SSMS, y el proyecto </w:t>
+      </w:r>
+      <w:proofErr w:type="spellStart"/>
+      <w:r>
+        <w:t>JavaFX</w:t>
+      </w:r>
+      <w:proofErr w:type="spellEnd"/>
+      <w:r>
+        <w:t xml:space="preserve">. Para ello tuvimos que crear un método personalizado con el que hacer esta conexión, ya que es diferente a conectarlo con </w:t>
+      </w:r>
+      <w:proofErr w:type="spellStart"/>
+      <w:r>
+        <w:t>HeidiSQL</w:t>
+      </w:r>
+      <w:proofErr w:type="spellEnd"/>
+      <w:r>
+        <w:t xml:space="preserve">. </w:t>
       </w:r>
       <w:r>
         <w:br/>
         <w:t>Por un lado, SSMS utiliza su propio puerto, el 1433. Por otro lado, la conexión se realiza a través de un usuario</w:t>
       </w:r>
       <w:r>
-        <w:t xml:space="preserve"> y se requiere una contraseña. Una vez habilitado el usuario “sa” y configurado una contraseña para este, se puede hacer la conexión a la base de datos con el siguiente método. </w:t>
+        <w:t xml:space="preserve"> y se requiere una contraseña. Una vez habilitado el usuario “</w:t>
+      </w:r>
+      <w:proofErr w:type="spellStart"/>
+      <w:r>
+        <w:t>sa</w:t>
+      </w:r>
+      <w:proofErr w:type="spellEnd"/>
+      <w:r>
+        <w:t xml:space="preserve">” y configurado una contraseña para este, se puede hacer la conexión a la base de datos con el siguiente método. </w:t>
       </w:r>
     </w:p>
     <w:p>
@@ -9358,7 +11939,7 @@
                     <pic:cNvPicPr/>
                   </pic:nvPicPr>
                   <pic:blipFill>
-                    <a:blip r:embed="rId29"/>
+                    <a:blip r:embed="rId28"/>
                     <a:stretch>
                       <a:fillRect/>
                     </a:stretch>
@@ -9384,7 +11965,7 @@
         <w:pStyle w:val="Descripcin"/>
       </w:pPr>
       <w:fldSimple w:instr=" SEQ Ilustración \* ARABIC ">
-        <w:bookmarkStart w:id="38" w:name="_Toc228986071"/>
+        <w:bookmarkStart w:id="38" w:name="_Toc229424526"/>
         <w:r>
           <w:rPr>
             <w:noProof/>
@@ -9400,41 +11981,579 @@
     <w:p/>
     <w:p>
       <w:pPr>
-        <w:pStyle w:val="Ttulo1"/>
-      </w:pPr>
-      <w:bookmarkStart w:id="39" w:name="_Toc228986036"/>
-      <w:r>
-        <w:t>Manual de usuario</w:t>
-      </w:r>
-      <w:bookmarkEnd w:id="39"/>
-    </w:p>
-    <w:p>
-      <w:pPr>
-        <w:pStyle w:val="Ttulo2"/>
-      </w:pPr>
-      <w:bookmarkStart w:id="40" w:name="_Toc228986037"/>
-      <w:r>
-        <w:t>Entrar al proyecto</w:t>
-      </w:r>
-      <w:bookmarkEnd w:id="40"/>
+        <w:rPr>
+          <w:b/>
+          <w:bCs/>
+          <w:u w:val="single"/>
+        </w:rPr>
+      </w:pPr>
+      <w:r>
+        <w:rPr>
+          <w:b/>
+          <w:bCs/>
+          <w:u w:val="single"/>
+        </w:rPr>
+        <w:t>Inicio de sesión con reconocimiento facial</w:t>
+      </w:r>
     </w:p>
     <w:p>
       <w:pPr>
         <w:jc w:val="both"/>
       </w:pPr>
       <w:r>
-        <w:t xml:space="preserve">A la página web del proyecto se puede acceder desde cualquier navegador web, escribiendo la URL </w:t>
-      </w:r>
-      <w:hyperlink r:id="rId30" w:history="1">
+        <w:t xml:space="preserve">Usando la herramienta online de </w:t>
+      </w:r>
+      <w:proofErr w:type="spellStart"/>
+      <w:r>
+        <w:t>Teachable</w:t>
+      </w:r>
+      <w:proofErr w:type="spellEnd"/>
+      <w:r>
+        <w:t xml:space="preserve"> Machine </w:t>
+      </w:r>
+      <w:proofErr w:type="spellStart"/>
+      <w:r>
+        <w:t>with</w:t>
+      </w:r>
+      <w:proofErr w:type="spellEnd"/>
+      <w:r>
+        <w:t xml:space="preserve"> Google, se ha creado un modelo de reconocimiento facial. Para este proyecto tenemos la cara de un integrante del grupo asignada a la cuenta de usuario </w:t>
+      </w:r>
+      <w:hyperlink r:id="rId29" w:history="1">
         <w:r>
           <w:rPr>
             <w:rStyle w:val="Hipervnculo"/>
           </w:rPr>
-          <w:t>www.proyecto-roomie.com</w:t>
+          <w:t>cara@roomie.com</w:t>
         </w:r>
       </w:hyperlink>
       <w:r>
-        <w:t xml:space="preserve">. En el caso de abrirlo desde una carpeta local, se podrá igualmente abrir cualquier archivo con formato .html usando cualquier navegador.  </w:t>
+        <w:t xml:space="preserve">. </w:t>
+      </w:r>
+    </w:p>
+    <w:p>
+      <w:pPr>
+        <w:jc w:val="both"/>
+      </w:pPr>
+      <w:r>
+        <w:t xml:space="preserve">Para usarlo, primero hay que registrarse con la cuenta indicada, para guardar este usuario en el local </w:t>
+      </w:r>
+      <w:proofErr w:type="spellStart"/>
+      <w:r>
+        <w:t>storage</w:t>
+      </w:r>
+      <w:proofErr w:type="spellEnd"/>
+      <w:r>
+        <w:t xml:space="preserve">. Luego se cierra sesión y se dirige al </w:t>
+      </w:r>
+      <w:proofErr w:type="spellStart"/>
+      <w:r>
+        <w:t>login</w:t>
+      </w:r>
+      <w:proofErr w:type="spellEnd"/>
+      <w:r>
+        <w:t xml:space="preserve">.  En esta pantalla hay que hacer </w:t>
+      </w:r>
+      <w:proofErr w:type="spellStart"/>
+      <w:proofErr w:type="gramStart"/>
+      <w:r>
+        <w:t>click</w:t>
+      </w:r>
+      <w:proofErr w:type="spellEnd"/>
+      <w:proofErr w:type="gramEnd"/>
+      <w:r>
+        <w:t xml:space="preserve"> en “Iniciar sesión con reconocimiento facial”, esto te pedirá permiso para usar tu cámara web, al aceptarlo se verá en la página un cuadro en el que se ve la cámara web. </w:t>
+      </w:r>
+      <w:r>
+        <w:t>En el caso que reconozca la cara como Adrian, dará acceso a este perfil.</w:t>
+      </w:r>
+      <w:r>
+        <w:t xml:space="preserve"> Para tener acceso al perfil debe haber al menos un 90% de coincidencia. </w:t>
+      </w:r>
+    </w:p>
+    <w:p>
+      <w:pPr>
+        <w:jc w:val="both"/>
+      </w:pPr>
+      <w:r>
+        <w:t xml:space="preserve"> Cabe decir, que esta implementación solo funciona si se abre la página en un servidor, en local no funciona.</w:t>
+      </w:r>
+    </w:p>
+    <w:p>
+      <w:pPr>
+        <w:keepNext/>
+        <w:jc w:val="both"/>
+      </w:pPr>
+      <w:r>
+        <w:rPr>
+          <w:noProof/>
+        </w:rPr>
+        <w:lastRenderedPageBreak/>
+        <mc:AlternateContent>
+          <mc:Choice Requires="wps">
+            <w:drawing>
+              <wp:anchor distT="0" distB="0" distL="114300" distR="114300" simplePos="0" relativeHeight="251660288" behindDoc="0" locked="0" layoutInCell="1" allowOverlap="1" wp14:anchorId="5C7C3134" wp14:editId="620D27D4">
+                <wp:simplePos x="0" y="0"/>
+                <wp:positionH relativeFrom="column">
+                  <wp:posOffset>9525</wp:posOffset>
+                </wp:positionH>
+                <wp:positionV relativeFrom="paragraph">
+                  <wp:posOffset>8531225</wp:posOffset>
+                </wp:positionV>
+                <wp:extent cx="5219700" cy="635"/>
+                <wp:effectExtent l="0" t="0" r="0" b="0"/>
+                <wp:wrapSquare wrapText="bothSides"/>
+                <wp:docPr id="1799753891" name="Cuadro de texto 1"/>
+                <wp:cNvGraphicFramePr/>
+                <a:graphic xmlns:a="http://schemas.openxmlformats.org/drawingml/2006/main">
+                  <a:graphicData uri="http://schemas.microsoft.com/office/word/2010/wordprocessingShape">
+                    <wps:wsp>
+                      <wps:cNvSpPr txBox="1"/>
+                      <wps:spPr>
+                        <a:xfrm>
+                          <a:off x="0" y="0"/>
+                          <a:ext cx="5219700" cy="635"/>
+                        </a:xfrm>
+                        <a:prstGeom prst="rect">
+                          <a:avLst/>
+                        </a:prstGeom>
+                        <a:solidFill>
+                          <a:prstClr val="white"/>
+                        </a:solidFill>
+                        <a:ln>
+                          <a:noFill/>
+                        </a:ln>
+                      </wps:spPr>
+                      <wps:txbx>
+                        <w:txbxContent>
+                          <w:p>
+                            <w:pPr>
+                              <w:pStyle w:val="Descripcin"/>
+                              <w:rPr>
+                                <w:noProof/>
+                              </w:rPr>
+                            </w:pPr>
+                            <w:r>
+                              <w:rPr>
+                                <w:noProof/>
+                              </w:rPr>
+                              <w:fldChar w:fldCharType="begin"/>
+                            </w:r>
+                            <w:r>
+                              <w:rPr>
+                                <w:noProof/>
+                              </w:rPr>
+                              <w:instrText xml:space="preserve"> SEQ Ilustración \* ARABIC </w:instrText>
+                            </w:r>
+                            <w:r>
+                              <w:rPr>
+                                <w:noProof/>
+                              </w:rPr>
+                              <w:fldChar w:fldCharType="separate"/>
+                            </w:r>
+                            <w:bookmarkStart w:id="39" w:name="_Toc229424527"/>
+                            <w:r>
+                              <w:rPr>
+                                <w:noProof/>
+                              </w:rPr>
+                              <w:t>14</w:t>
+                            </w:r>
+                            <w:r>
+                              <w:rPr>
+                                <w:noProof/>
+                              </w:rPr>
+                              <w:fldChar w:fldCharType="end"/>
+                            </w:r>
+                            <w:r>
+                              <w:t xml:space="preserve"> </w:t>
+                            </w:r>
+                            <w:r>
+                              <w:t xml:space="preserve"> Reconocimiento facial </w:t>
+                            </w:r>
+                            <w:r>
+                              <w:t>2</w:t>
+                            </w:r>
+                            <w:r>
+                              <w:t>/3</w:t>
+                            </w:r>
+                            <w:bookmarkEnd w:id="39"/>
+                          </w:p>
+                        </w:txbxContent>
+                      </wps:txbx>
+                      <wps:bodyPr rot="0" spcFirstLastPara="0" vertOverflow="overflow" horzOverflow="overflow" vert="horz" wrap="square" lIns="0" tIns="0" rIns="0" bIns="0" numCol="1" spcCol="0" rtlCol="0" fromWordArt="0" anchor="t" anchorCtr="0" forceAA="0" compatLnSpc="1">
+                        <a:prstTxWarp prst="textNoShape">
+                          <a:avLst/>
+                        </a:prstTxWarp>
+                        <a:spAutoFit/>
+                      </wps:bodyPr>
+                    </wps:wsp>
+                  </a:graphicData>
+                </a:graphic>
+              </wp:anchor>
+            </w:drawing>
+          </mc:Choice>
+          <mc:Fallback>
+            <w:pict>
+              <v:shapetype w14:anchorId="5C7C3134" id="_x0000_t202" coordsize="21600,21600" o:spt="202" path="m,l,21600r21600,l21600,xe">
+                <v:stroke joinstyle="miter"/>
+                <v:path gradientshapeok="t" o:connecttype="rect"/>
+              </v:shapetype>
+              <v:shape id="Cuadro de texto 1" o:spid="_x0000_s1026" type="#_x0000_t202" style="position:absolute;left:0;text-align:left;margin-left:.75pt;margin-top:671.75pt;width:411pt;height:.05pt;z-index:251660288;visibility:visible;mso-wrap-style:square;mso-wrap-distance-left:9pt;mso-wrap-distance-top:0;mso-wrap-distance-right:9pt;mso-wrap-distance-bottom:0;mso-position-horizontal:absolute;mso-position-horizontal-relative:text;mso-position-vertical:absolute;mso-position-vertical-relative:text;v-text-anchor:top" o:gfxdata="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" stroked="f">
+                <v:textbox style="mso-fit-shape-to-text:t" inset="0,0,0,0">
+                  <w:txbxContent>
+                    <w:p>
+                      <w:pPr>
+                        <w:pStyle w:val="Descripcin"/>
+                        <w:rPr>
+                          <w:noProof/>
+                        </w:rPr>
+                      </w:pPr>
+                      <w:r>
+                        <w:rPr>
+                          <w:noProof/>
+                        </w:rPr>
+                        <w:fldChar w:fldCharType="begin"/>
+                      </w:r>
+                      <w:r>
+                        <w:rPr>
+                          <w:noProof/>
+                        </w:rPr>
+                        <w:instrText xml:space="preserve"> SEQ Ilustración \* ARABIC </w:instrText>
+                      </w:r>
+                      <w:r>
+                        <w:rPr>
+                          <w:noProof/>
+                        </w:rPr>
+                        <w:fldChar w:fldCharType="separate"/>
+                      </w:r>
+                      <w:bookmarkStart w:id="40" w:name="_Toc229424527"/>
+                      <w:r>
+                        <w:rPr>
+                          <w:noProof/>
+                        </w:rPr>
+                        <w:t>14</w:t>
+                      </w:r>
+                      <w:r>
+                        <w:rPr>
+                          <w:noProof/>
+                        </w:rPr>
+                        <w:fldChar w:fldCharType="end"/>
+                      </w:r>
+                      <w:r>
+                        <w:t xml:space="preserve"> </w:t>
+                      </w:r>
+                      <w:r>
+                        <w:t xml:space="preserve"> Reconocimiento facial </w:t>
+                      </w:r>
+                      <w:r>
+                        <w:t>2</w:t>
+                      </w:r>
+                      <w:r>
+                        <w:t>/3</w:t>
+                      </w:r>
+                      <w:bookmarkEnd w:id="40"/>
+                    </w:p>
+                  </w:txbxContent>
+                </v:textbox>
+                <w10:wrap type="square"/>
+              </v:shape>
+            </w:pict>
+          </mc:Fallback>
+        </mc:AlternateContent>
+      </w:r>
+      <w:r>
+        <w:rPr>
+          <w:noProof/>
+        </w:rPr>
+        <w:drawing>
+          <wp:anchor distT="0" distB="0" distL="114300" distR="114300" simplePos="0" relativeHeight="251658240" behindDoc="0" locked="0" layoutInCell="1" allowOverlap="1" wp14:anchorId="3B89D13C" wp14:editId="53824493">
+            <wp:simplePos x="0" y="0"/>
+            <wp:positionH relativeFrom="margin">
+              <wp:posOffset>9525</wp:posOffset>
+            </wp:positionH>
+            <wp:positionV relativeFrom="paragraph">
+              <wp:posOffset>4640580</wp:posOffset>
+            </wp:positionV>
+            <wp:extent cx="5219700" cy="4157948"/>
+            <wp:effectExtent l="0" t="0" r="0" b="0"/>
+            <wp:wrapSquare wrapText="bothSides"/>
+            <wp:docPr id="493558786" name="Imagen 1"/>
+            <wp:cNvGraphicFramePr>
+              <a:graphicFrameLocks xmlns:a="http://schemas.openxmlformats.org/drawingml/2006/main" noChangeAspect="1"/>
+            </wp:cNvGraphicFramePr>
+            <a:graphic xmlns:a="http://schemas.openxmlformats.org/drawingml/2006/main">
+              <a:graphicData uri="http://schemas.openxmlformats.org/drawingml/2006/picture">
+                <pic:pic xmlns:pic="http://schemas.openxmlformats.org/drawingml/2006/picture">
+                  <pic:nvPicPr>
+                    <pic:cNvPr id="493558786" name="Imagen 493558786"/>
+                    <pic:cNvPicPr/>
+                  </pic:nvPicPr>
+                  <pic:blipFill>
+                    <a:blip r:embed="rId30">
+                      <a:extLst>
+                        <a:ext uri="{28A0092B-C50C-407E-A947-70E740481C1C}">
+                          <a14:useLocalDpi xmlns:a14="http://schemas.microsoft.com/office/drawing/2010/main" val="0"/>
+                        </a:ext>
+                      </a:extLst>
+                    </a:blip>
+                    <a:stretch>
+                      <a:fillRect/>
+                    </a:stretch>
+                  </pic:blipFill>
+                  <pic:spPr>
+                    <a:xfrm>
+                      <a:off x="0" y="0"/>
+                      <a:ext cx="5221163" cy="4159113"/>
+                    </a:xfrm>
+                    <a:prstGeom prst="rect">
+                      <a:avLst/>
+                    </a:prstGeom>
+                  </pic:spPr>
+                </pic:pic>
+              </a:graphicData>
+            </a:graphic>
+            <wp14:sizeRelH relativeFrom="margin">
+              <wp14:pctWidth>0</wp14:pctWidth>
+            </wp14:sizeRelH>
+            <wp14:sizeRelV relativeFrom="margin">
+              <wp14:pctHeight>0</wp14:pctHeight>
+            </wp14:sizeRelV>
+          </wp:anchor>
+        </w:drawing>
+      </w:r>
+      <w:r>
+        <w:t xml:space="preserve"> </w:t>
+      </w:r>
+      <w:r>
+        <w:rPr>
+          <w:noProof/>
+        </w:rPr>
+        <w:drawing>
+          <wp:inline distT="0" distB="0" distL="0" distR="0" wp14:anchorId="27C3A27F" wp14:editId="76022F07">
+            <wp:extent cx="5153025" cy="4251559"/>
+            <wp:effectExtent l="0" t="0" r="0" b="0"/>
+            <wp:docPr id="1262361398" name="Imagen 2"/>
+            <wp:cNvGraphicFramePr>
+              <a:graphicFrameLocks xmlns:a="http://schemas.openxmlformats.org/drawingml/2006/main" noChangeAspect="1"/>
+            </wp:cNvGraphicFramePr>
+            <a:graphic xmlns:a="http://schemas.openxmlformats.org/drawingml/2006/main">
+              <a:graphicData uri="http://schemas.openxmlformats.org/drawingml/2006/picture">
+                <pic:pic xmlns:pic="http://schemas.openxmlformats.org/drawingml/2006/picture">
+                  <pic:nvPicPr>
+                    <pic:cNvPr id="1262361398" name="Imagen 1262361398"/>
+                    <pic:cNvPicPr/>
+                  </pic:nvPicPr>
+                  <pic:blipFill>
+                    <a:blip r:embed="rId31">
+                      <a:extLst>
+                        <a:ext uri="{28A0092B-C50C-407E-A947-70E740481C1C}">
+                          <a14:useLocalDpi xmlns:a14="http://schemas.microsoft.com/office/drawing/2010/main" val="0"/>
+                        </a:ext>
+                      </a:extLst>
+                    </a:blip>
+                    <a:stretch>
+                      <a:fillRect/>
+                    </a:stretch>
+                  </pic:blipFill>
+                  <pic:spPr>
+                    <a:xfrm>
+                      <a:off x="0" y="0"/>
+                      <a:ext cx="5186838" cy="4279457"/>
+                    </a:xfrm>
+                    <a:prstGeom prst="rect">
+                      <a:avLst/>
+                    </a:prstGeom>
+                  </pic:spPr>
+                </pic:pic>
+              </a:graphicData>
+            </a:graphic>
+          </wp:inline>
+        </w:drawing>
+      </w:r>
+    </w:p>
+    <w:p>
+      <w:pPr>
+        <w:pStyle w:val="Descripcin"/>
+        <w:jc w:val="both"/>
+      </w:pPr>
+      <w:fldSimple w:instr=" SEQ Ilustración \* ARABIC ">
+        <w:bookmarkStart w:id="41" w:name="_Toc229424528"/>
+        <w:r>
+          <w:rPr>
+            <w:noProof/>
+          </w:rPr>
+          <w:t>15</w:t>
+        </w:r>
+      </w:fldSimple>
+      <w:r>
+        <w:t xml:space="preserve"> Reconocimiento facial 1/3</w:t>
+      </w:r>
+      <w:bookmarkEnd w:id="41"/>
+    </w:p>
+    <w:p>
+      <w:pPr>
+        <w:keepNext/>
+        <w:jc w:val="both"/>
+      </w:pPr>
+      <w:r>
+        <w:rPr>
+          <w:noProof/>
+        </w:rPr>
+        <w:lastRenderedPageBreak/>
+        <w:drawing>
+          <wp:inline distT="0" distB="0" distL="0" distR="0" wp14:anchorId="352ADC7B" wp14:editId="23E2F2A4">
+            <wp:extent cx="5105400" cy="4086130"/>
+            <wp:effectExtent l="0" t="0" r="0" b="0"/>
+            <wp:docPr id="2060395587" name="Imagen 3"/>
+            <wp:cNvGraphicFramePr>
+              <a:graphicFrameLocks xmlns:a="http://schemas.openxmlformats.org/drawingml/2006/main" noChangeAspect="1"/>
+            </wp:cNvGraphicFramePr>
+            <a:graphic xmlns:a="http://schemas.openxmlformats.org/drawingml/2006/main">
+              <a:graphicData uri="http://schemas.openxmlformats.org/drawingml/2006/picture">
+                <pic:pic xmlns:pic="http://schemas.openxmlformats.org/drawingml/2006/picture">
+                  <pic:nvPicPr>
+                    <pic:cNvPr id="2060395587" name="Imagen 2060395587"/>
+                    <pic:cNvPicPr/>
+                  </pic:nvPicPr>
+                  <pic:blipFill>
+                    <a:blip r:embed="rId32">
+                      <a:extLst>
+                        <a:ext uri="{28A0092B-C50C-407E-A947-70E740481C1C}">
+                          <a14:useLocalDpi xmlns:a14="http://schemas.microsoft.com/office/drawing/2010/main" val="0"/>
+                        </a:ext>
+                      </a:extLst>
+                    </a:blip>
+                    <a:stretch>
+                      <a:fillRect/>
+                    </a:stretch>
+                  </pic:blipFill>
+                  <pic:spPr>
+                    <a:xfrm>
+                      <a:off x="0" y="0"/>
+                      <a:ext cx="5122737" cy="4100006"/>
+                    </a:xfrm>
+                    <a:prstGeom prst="rect">
+                      <a:avLst/>
+                    </a:prstGeom>
+                  </pic:spPr>
+                </pic:pic>
+              </a:graphicData>
+            </a:graphic>
+          </wp:inline>
+        </w:drawing>
+      </w:r>
+    </w:p>
+    <w:p>
+      <w:pPr>
+        <w:pStyle w:val="Descripcin"/>
+        <w:jc w:val="both"/>
+      </w:pPr>
+      <w:fldSimple w:instr=" SEQ Ilustración \* ARABIC ">
+        <w:bookmarkStart w:id="42" w:name="_Toc229424529"/>
+        <w:r>
+          <w:rPr>
+            <w:noProof/>
+          </w:rPr>
+          <w:t>16</w:t>
+        </w:r>
+      </w:fldSimple>
+      <w:r>
+        <w:t xml:space="preserve"> </w:t>
+      </w:r>
+      <w:r>
+        <w:t xml:space="preserve"> Reconocimiento facial </w:t>
+      </w:r>
+      <w:r>
+        <w:t>3</w:t>
+      </w:r>
+      <w:r>
+        <w:t>/3</w:t>
+      </w:r>
+      <w:bookmarkEnd w:id="42"/>
+    </w:p>
+    <w:p>
+      <w:pPr>
+        <w:jc w:val="both"/>
+      </w:pPr>
+    </w:p>
+    <w:p/>
+    <w:p>
+      <w:pPr>
+        <w:pStyle w:val="Ttulo1"/>
+      </w:pPr>
+      <w:bookmarkStart w:id="43" w:name="_Toc229424497"/>
+      <w:r>
+        <w:t>Manual de usuario</w:t>
+      </w:r>
+      <w:bookmarkEnd w:id="43"/>
+    </w:p>
+    <w:p>
+      <w:pPr>
+        <w:pStyle w:val="Ttulo2"/>
+      </w:pPr>
+      <w:bookmarkStart w:id="44" w:name="_Toc229424498"/>
+      <w:r>
+        <w:t>Entrar al proyecto</w:t>
+      </w:r>
+      <w:bookmarkEnd w:id="44"/>
+    </w:p>
+    <w:p>
+      <w:pPr>
+        <w:jc w:val="both"/>
+      </w:pPr>
+      <w:r>
+        <w:t>A la página web del proyecto se puede acceder desde cualquier navegador web, escribiendo la URL</w:t>
+      </w:r>
+      <w:r>
+        <w:t xml:space="preserve"> </w:t>
+      </w:r>
+      <w:hyperlink r:id="rId33" w:history="1">
+        <w:r>
+          <w:rPr>
+            <w:rStyle w:val="Hipervnculo"/>
+          </w:rPr>
+          <w:t>www.roomie-web-blue.vercel.a</w:t>
+        </w:r>
+        <w:r>
+          <w:rPr>
+            <w:rStyle w:val="Hipervnculo"/>
+          </w:rPr>
+          <w:t>p</w:t>
+        </w:r>
+        <w:r>
+          <w:rPr>
+            <w:rStyle w:val="Hipervnculo"/>
+          </w:rPr>
+          <w:t>p</w:t>
+        </w:r>
+      </w:hyperlink>
+      <w:r>
+        <w:t>/</w:t>
+      </w:r>
+      <w:proofErr w:type="gramStart"/>
+      <w:r>
+        <w:t>index.html</w:t>
+      </w:r>
+      <w:r>
+        <w:t xml:space="preserve"> </w:t>
+      </w:r>
+      <w:r>
+        <w:t>.</w:t>
+      </w:r>
+      <w:proofErr w:type="gramEnd"/>
+      <w:r>
+        <w:t xml:space="preserve"> </w:t>
+      </w:r>
+      <w:r>
+        <w:t>En el caso de abrirlo desde una carpeta local, se podrá igualmente abrir cualquier archivo con formato .</w:t>
+      </w:r>
+      <w:proofErr w:type="spellStart"/>
+      <w:r>
+        <w:t>html</w:t>
+      </w:r>
+      <w:proofErr w:type="spellEnd"/>
+      <w:r>
+        <w:t xml:space="preserve"> usando cualquier navegador.  </w:t>
       </w:r>
     </w:p>
     <w:p>
@@ -9454,12 +12573,12 @@
       <w:pPr>
         <w:pStyle w:val="Ttulo2"/>
       </w:pPr>
-      <w:bookmarkStart w:id="41" w:name="_Toc228986038"/>
+      <w:bookmarkStart w:id="45" w:name="_Toc229424499"/>
       <w:r>
         <w:lastRenderedPageBreak/>
         <w:t>Registro, inicio de sesión y navegación.</w:t>
       </w:r>
-      <w:bookmarkEnd w:id="41"/>
+      <w:bookmarkEnd w:id="45"/>
     </w:p>
     <w:p>
       <w:pPr>
@@ -9499,7 +12618,7 @@
                     <pic:cNvPicPr/>
                   </pic:nvPicPr>
                   <pic:blipFill>
-                    <a:blip r:embed="rId31"/>
+                    <a:blip r:embed="rId34"/>
                     <a:stretch>
                       <a:fillRect/>
                     </a:stretch>
@@ -9525,18 +12644,18 @@
         <w:pStyle w:val="Descripcin"/>
       </w:pPr>
       <w:fldSimple w:instr=" SEQ Ilustración \* ARABIC ">
-        <w:bookmarkStart w:id="42" w:name="_Toc228986072"/>
+        <w:bookmarkStart w:id="46" w:name="_Toc229424530"/>
         <w:r>
           <w:rPr>
             <w:noProof/>
           </w:rPr>
-          <w:t>14</w:t>
+          <w:t>17</w:t>
         </w:r>
       </w:fldSimple>
       <w:r>
         <w:t xml:space="preserve"> Creación de cuenta</w:t>
       </w:r>
-      <w:bookmarkEnd w:id="42"/>
+      <w:bookmarkEnd w:id="46"/>
     </w:p>
     <w:p>
       <w:r>
@@ -9557,14 +12676,11 @@
         <w:keepNext/>
       </w:pPr>
       <w:r>
-        <w:rPr>
-          <w:noProof/>
-        </w:rPr>
         <w:drawing>
-          <wp:inline distT="0" distB="0" distL="0" distR="0" wp14:anchorId="374C5F60" wp14:editId="4C477F54">
-            <wp:extent cx="5731510" cy="5079365"/>
-            <wp:effectExtent l="0" t="0" r="2540" b="6985"/>
-            <wp:docPr id="484740562" name="Imagen 1"/>
+          <wp:inline distT="0" distB="0" distL="0" distR="0" wp14:anchorId="14C8EE44" wp14:editId="15753FE5">
+            <wp:extent cx="5731510" cy="5723890"/>
+            <wp:effectExtent l="0" t="0" r="2540" b="0"/>
+            <wp:docPr id="890878715" name="Imagen 1"/>
             <wp:cNvGraphicFramePr>
               <a:graphicFrameLocks xmlns:a="http://schemas.openxmlformats.org/drawingml/2006/main" noChangeAspect="1"/>
             </wp:cNvGraphicFramePr>
@@ -9572,11 +12688,11 @@
               <a:graphicData uri="http://schemas.openxmlformats.org/drawingml/2006/picture">
                 <pic:pic xmlns:pic="http://schemas.openxmlformats.org/drawingml/2006/picture">
                   <pic:nvPicPr>
-                    <pic:cNvPr id="484740562" name=""/>
+                    <pic:cNvPr id="890878715" name=""/>
                     <pic:cNvPicPr/>
                   </pic:nvPicPr>
                   <pic:blipFill>
-                    <a:blip r:embed="rId32"/>
+                    <a:blip r:embed="rId35"/>
                     <a:stretch>
                       <a:fillRect/>
                     </a:stretch>
@@ -9584,7 +12700,7 @@
                   <pic:spPr>
                     <a:xfrm>
                       <a:off x="0" y="0"/>
-                      <a:ext cx="5731510" cy="5079365"/>
+                      <a:ext cx="5731510" cy="5723890"/>
                     </a:xfrm>
                     <a:prstGeom prst="rect">
                       <a:avLst/>
@@ -9602,18 +12718,18 @@
         <w:pStyle w:val="Descripcin"/>
       </w:pPr>
       <w:fldSimple w:instr=" SEQ Ilustración \* ARABIC ">
-        <w:bookmarkStart w:id="43" w:name="_Toc228986073"/>
+        <w:bookmarkStart w:id="47" w:name="_Toc229424531"/>
         <w:r>
           <w:rPr>
             <w:noProof/>
           </w:rPr>
-          <w:t>15</w:t>
+          <w:t>18</w:t>
         </w:r>
       </w:fldSimple>
       <w:r>
         <w:t xml:space="preserve"> Inicio de sesión</w:t>
       </w:r>
-      <w:bookmarkEnd w:id="43"/>
+      <w:bookmarkEnd w:id="47"/>
     </w:p>
     <w:p>
       <w:pPr>
@@ -9641,19 +12757,27 @@
       <w:pPr>
         <w:pStyle w:val="Ttulo2"/>
       </w:pPr>
-      <w:bookmarkStart w:id="44" w:name="_Toc228986039"/>
+      <w:bookmarkStart w:id="48" w:name="_Toc229424500"/>
       <w:r>
         <w:lastRenderedPageBreak/>
         <w:t>Instrucciones manipulación base de datos</w:t>
       </w:r>
-      <w:bookmarkEnd w:id="44"/>
+      <w:bookmarkEnd w:id="48"/>
     </w:p>
     <w:p>
       <w:pPr>
         <w:jc w:val="both"/>
       </w:pPr>
       <w:r>
-        <w:t xml:space="preserve">En el caso de que el usuario en algún momento tenga que manipular la base de datos, ya sea para crear, eliminar o actualizar usuarios de la página o editar viviendas; lo hará a través de una sencilla app. </w:t>
+        <w:t xml:space="preserve">En el caso de que el usuario en algún momento tenga que manipular la base de datos, ya sea para crear, eliminar o actualizar usuarios de la página o editar viviendas; lo hará a través de una sencilla </w:t>
+      </w:r>
+      <w:proofErr w:type="gramStart"/>
+      <w:r>
+        <w:t>app</w:t>
+      </w:r>
+      <w:proofErr w:type="gramEnd"/>
+      <w:r>
+        <w:t xml:space="preserve">. </w:t>
       </w:r>
     </w:p>
     <w:p>
@@ -9661,7 +12785,15 @@
         <w:jc w:val="both"/>
       </w:pPr>
       <w:r>
-        <w:t xml:space="preserve">En esta app buscarás la pantalla para manipular los datos que necesitas editar. Una vez encontrada, puedes:  </w:t>
+        <w:t xml:space="preserve">En esta </w:t>
+      </w:r>
+      <w:proofErr w:type="gramStart"/>
+      <w:r>
+        <w:t>app</w:t>
+      </w:r>
+      <w:proofErr w:type="gramEnd"/>
+      <w:r>
+        <w:t xml:space="preserve"> buscarás la pantalla para manipular los datos que necesitas editar. Una vez encontrada, puedes:  </w:t>
       </w:r>
     </w:p>
     <w:p>
@@ -9727,21 +12859,21 @@
       <w:pPr>
         <w:pStyle w:val="Ttulo1"/>
       </w:pPr>
-      <w:bookmarkStart w:id="45" w:name="_Toc228986040"/>
+      <w:bookmarkStart w:id="49" w:name="_Toc229424501"/>
       <w:r>
         <w:t>Requisitos e instalación</w:t>
       </w:r>
-      <w:bookmarkEnd w:id="45"/>
+      <w:bookmarkEnd w:id="49"/>
     </w:p>
     <w:p>
       <w:pPr>
         <w:pStyle w:val="Ttulo2"/>
       </w:pPr>
-      <w:bookmarkStart w:id="46" w:name="_Toc228986041"/>
+      <w:bookmarkStart w:id="50" w:name="_Toc229424502"/>
       <w:r>
         <w:t>Requisitos del sistema</w:t>
       </w:r>
-      <w:bookmarkEnd w:id="46"/>
+      <w:bookmarkEnd w:id="50"/>
     </w:p>
     <w:p>
       <w:pPr>
@@ -9788,7 +12920,15 @@
         <w:jc w:val="both"/>
       </w:pPr>
       <w:r>
-        <w:t xml:space="preserve">Un entorno de desarrollo moderno desde el que ejecutar un proyecto JavaFX. Ya que no está incluido en el JDK estándar de Java. </w:t>
+        <w:t xml:space="preserve">Un entorno de desarrollo moderno desde el que ejecutar un proyecto </w:t>
+      </w:r>
+      <w:proofErr w:type="spellStart"/>
+      <w:r>
+        <w:t>JavaFX</w:t>
+      </w:r>
+      <w:proofErr w:type="spellEnd"/>
+      <w:r>
+        <w:t xml:space="preserve">. Ya que no está incluido en el JDK estándar de Java. </w:t>
       </w:r>
     </w:p>
     <w:p>
@@ -9807,18 +12947,26 @@
         <w:t xml:space="preserve">instalado en el PC. Debes tener el puerto TCP/IP 1433 habilitado, así como tener el modo de autenticación de SQL Server activado y </w:t>
       </w:r>
       <w:r>
-        <w:t xml:space="preserve">el usuario “sa” activo. La contraseña de este usuario deber ser “roomie1234”. </w:t>
+        <w:t>el usuario “</w:t>
+      </w:r>
+      <w:proofErr w:type="spellStart"/>
+      <w:r>
+        <w:t>sa</w:t>
+      </w:r>
+      <w:proofErr w:type="spellEnd"/>
+      <w:r>
+        <w:t xml:space="preserve">” activo. La contraseña de este usuario deber ser “roomie1234”. </w:t>
       </w:r>
     </w:p>
     <w:p>
       <w:pPr>
         <w:pStyle w:val="Ttulo2"/>
       </w:pPr>
-      <w:bookmarkStart w:id="47" w:name="_Toc228986042"/>
+      <w:bookmarkStart w:id="51" w:name="_Toc229424503"/>
       <w:r>
         <w:t>Instalación y ejecución</w:t>
       </w:r>
-      <w:bookmarkEnd w:id="47"/>
+      <w:bookmarkEnd w:id="51"/>
     </w:p>
     <w:p>
       <w:pPr>
@@ -9834,7 +12982,15 @@
       </w:pPr>
       <w:r>
         <w:lastRenderedPageBreak/>
-        <w:t xml:space="preserve">Para el proyecto de JavaFX, se debe abrir el proyecto de programación desde un entorno de desarrollo compatible, como es IntelliJ IDEA. </w:t>
+        <w:t xml:space="preserve">Para el proyecto de </w:t>
+      </w:r>
+      <w:proofErr w:type="spellStart"/>
+      <w:r>
+        <w:t>JavaFX</w:t>
+      </w:r>
+      <w:proofErr w:type="spellEnd"/>
+      <w:r>
+        <w:t xml:space="preserve">, se debe abrir el proyecto de programación desde un entorno de desarrollo compatible, como es IntelliJ IDEA. </w:t>
       </w:r>
     </w:p>
     <w:p>
@@ -9842,7 +12998,15 @@
         <w:jc w:val="both"/>
       </w:pPr>
       <w:r>
-        <w:t>Y para poder recrear la base de datos, se debe ejecutar el script que se encuentra en la carpeta “Database”,</w:t>
+        <w:t>Y para poder recrear la base de datos, se debe ejecutar el script que se encuentra en la carpeta “</w:t>
+      </w:r>
+      <w:proofErr w:type="spellStart"/>
+      <w:r>
+        <w:t>Database</w:t>
+      </w:r>
+      <w:proofErr w:type="spellEnd"/>
+      <w:r>
+        <w:t>”,</w:t>
       </w:r>
       <w:r>
         <w:t xml:space="preserve"> desde una consulta nueva en SQL Server Management Studio. </w:t>
@@ -9853,7 +13017,15 @@
         <w:jc w:val="both"/>
       </w:pPr>
       <w:r>
-        <w:t xml:space="preserve">Siguiendo todos estos requisitos, podrás abrir el proyecto Roomie en tú PC. </w:t>
+        <w:t xml:space="preserve">Siguiendo todos estos requisitos, podrás abrir el proyecto </w:t>
+      </w:r>
+      <w:proofErr w:type="spellStart"/>
+      <w:r>
+        <w:t>Roomie</w:t>
+      </w:r>
+      <w:proofErr w:type="spellEnd"/>
+      <w:r>
+        <w:t xml:space="preserve"> en tú PC. </w:t>
       </w:r>
     </w:p>
     <w:p/>
@@ -9861,11 +13033,11 @@
       <w:pPr>
         <w:pStyle w:val="Ttulo1"/>
       </w:pPr>
-      <w:bookmarkStart w:id="48" w:name="_Toc228986043"/>
+      <w:bookmarkStart w:id="52" w:name="_Toc229424504"/>
       <w:r>
         <w:t>Conclusiones</w:t>
       </w:r>
-      <w:bookmarkEnd w:id="48"/>
+      <w:bookmarkEnd w:id="52"/>
     </w:p>
     <w:p/>
     <w:p/>
@@ -9873,21 +13045,21 @@
       <w:pPr>
         <w:pStyle w:val="Ttulo1"/>
       </w:pPr>
-      <w:bookmarkStart w:id="49" w:name="_Toc228986044"/>
+      <w:bookmarkStart w:id="53" w:name="_Toc229424505"/>
       <w:r>
         <w:t>Plan de negocio</w:t>
       </w:r>
-      <w:bookmarkEnd w:id="49"/>
+      <w:bookmarkEnd w:id="53"/>
     </w:p>
     <w:p>
       <w:pPr>
         <w:pStyle w:val="Ttulo2"/>
       </w:pPr>
-      <w:bookmarkStart w:id="50" w:name="_Toc228986045"/>
+      <w:bookmarkStart w:id="54" w:name="_Toc229424506"/>
       <w:r>
         <w:t>Público objetivo</w:t>
       </w:r>
-      <w:bookmarkEnd w:id="50"/>
+      <w:bookmarkEnd w:id="54"/>
     </w:p>
     <w:p>
       <w:pPr>
@@ -9918,11 +13090,11 @@
       <w:pPr>
         <w:pStyle w:val="Ttulo2"/>
       </w:pPr>
-      <w:bookmarkStart w:id="51" w:name="_Toc228986046"/>
+      <w:bookmarkStart w:id="55" w:name="_Toc229424507"/>
       <w:r>
         <w:t>Utilidad social</w:t>
       </w:r>
-      <w:bookmarkEnd w:id="51"/>
+      <w:bookmarkEnd w:id="55"/>
     </w:p>
     <w:p>
       <w:pPr>
@@ -9933,7 +13105,21 @@
         <w:rPr>
           <w:rFonts w:ascii="Aptos" w:eastAsia="Aptos" w:hAnsi="Aptos" w:cs="Aptos"/>
         </w:rPr>
-        <w:t>Trabajamos para ayudar a los estudiantes a encontrar pisos durante su año lectivo. El resto de buscadores abarcan todo el mercado inmobiliario, no filtrando correctamente las posibles conexiones con centros de interés.</w:t>
+        <w:t xml:space="preserve">Trabajamos para ayudar a los estudiantes a encontrar pisos durante su año lectivo. El resto de </w:t>
+      </w:r>
+      <w:proofErr w:type="gramStart"/>
+      <w:r>
+        <w:rPr>
+          <w:rFonts w:ascii="Aptos" w:eastAsia="Aptos" w:hAnsi="Aptos" w:cs="Aptos"/>
+        </w:rPr>
+        <w:t>buscadores</w:t>
+      </w:r>
+      <w:proofErr w:type="gramEnd"/>
+      <w:r>
+        <w:rPr>
+          <w:rFonts w:ascii="Aptos" w:eastAsia="Aptos" w:hAnsi="Aptos" w:cs="Aptos"/>
+        </w:rPr>
+        <w:t xml:space="preserve"> abarcan todo el mercado inmobiliario, no filtrando correctamente las posibles conexiones con centros de interés.</w:t>
       </w:r>
     </w:p>
     <w:p>
@@ -9953,11 +13139,11 @@
       <w:pPr>
         <w:pStyle w:val="Ttulo2"/>
       </w:pPr>
-      <w:bookmarkStart w:id="52" w:name="_Toc228986047"/>
+      <w:bookmarkStart w:id="56" w:name="_Toc229424508"/>
       <w:r>
         <w:t>Costes y beneficios</w:t>
       </w:r>
-      <w:bookmarkEnd w:id="52"/>
+      <w:bookmarkEnd w:id="56"/>
     </w:p>
     <w:p>
       <w:pPr>
@@ -9995,7 +13181,7 @@
         </w:rPr>
         <w:t xml:space="preserve">Alquiler de oficinas </w:t>
       </w:r>
-      <w:hyperlink r:id="rId33">
+      <w:hyperlink r:id="rId36">
         <w:r>
           <w:rPr>
             <w:rStyle w:val="Hipervnculo"/>
@@ -10129,7 +13315,21 @@
         <w:rPr>
           <w:rFonts w:ascii="Aptos" w:eastAsia="Aptos" w:hAnsi="Aptos" w:cs="Aptos"/>
         </w:rPr>
-        <w:t>Plan de Hostinger Cloud Startup 12 meses: 119,88€</w:t>
+        <w:t xml:space="preserve">Plan de Hostinger Cloud </w:t>
+      </w:r>
+      <w:proofErr w:type="gramStart"/>
+      <w:r>
+        <w:rPr>
+          <w:rFonts w:ascii="Aptos" w:eastAsia="Aptos" w:hAnsi="Aptos" w:cs="Aptos"/>
+        </w:rPr>
+        <w:t>Startup</w:t>
+      </w:r>
+      <w:proofErr w:type="gramEnd"/>
+      <w:r>
+        <w:rPr>
+          <w:rFonts w:ascii="Aptos" w:eastAsia="Aptos" w:hAnsi="Aptos" w:cs="Aptos"/>
+        </w:rPr>
+        <w:t xml:space="preserve"> 12 meses: 119,88€</w:t>
       </w:r>
     </w:p>
     <w:p>
@@ -10239,7 +13439,15 @@
         </w:rPr>
       </w:pPr>
       <w:r>
-        <w:t xml:space="preserve">Ofrecer un CRM para la administración de los inmuebles desde un portal/app. </w:t>
+        <w:t>Ofrecer un CRM para la administración de los inmuebles desde un portal/</w:t>
+      </w:r>
+      <w:proofErr w:type="gramStart"/>
+      <w:r>
+        <w:t>app</w:t>
+      </w:r>
+      <w:proofErr w:type="gramEnd"/>
+      <w:r>
+        <w:t xml:space="preserve">. </w:t>
       </w:r>
       <w:r>
         <w:br/>
@@ -10268,22 +13476,22 @@
       <w:pPr>
         <w:pStyle w:val="Ttulo1"/>
       </w:pPr>
-      <w:bookmarkStart w:id="53" w:name="_Toc228986048"/>
+      <w:bookmarkStart w:id="57" w:name="_Toc229424509"/>
       <w:r>
         <w:lastRenderedPageBreak/>
         <w:t>Prevención de Riesgos Laborales</w:t>
       </w:r>
-      <w:bookmarkEnd w:id="53"/>
+      <w:bookmarkEnd w:id="57"/>
     </w:p>
     <w:p>
       <w:pPr>
         <w:pStyle w:val="Ttulo2"/>
       </w:pPr>
-      <w:bookmarkStart w:id="54" w:name="_Toc228986049"/>
+      <w:bookmarkStart w:id="58" w:name="_Toc229424510"/>
       <w:r>
         <w:t>Riesgos derivados de los espacio y equipos de trabajo</w:t>
       </w:r>
-      <w:bookmarkEnd w:id="54"/>
+      <w:bookmarkEnd w:id="58"/>
     </w:p>
     <w:p>
       <w:pPr>
@@ -10434,11 +13642,11 @@
       <w:pPr>
         <w:pStyle w:val="Ttulo2"/>
       </w:pPr>
-      <w:bookmarkStart w:id="55" w:name="_Toc228986050"/>
+      <w:bookmarkStart w:id="59" w:name="_Toc229424511"/>
       <w:r>
         <w:t>Agentes físicos</w:t>
       </w:r>
-      <w:bookmarkEnd w:id="55"/>
+      <w:bookmarkEnd w:id="59"/>
     </w:p>
     <w:p>
       <w:pPr>
@@ -10833,11 +14041,11 @@
       <w:pPr>
         <w:pStyle w:val="Ttulo2"/>
       </w:pPr>
-      <w:bookmarkStart w:id="56" w:name="_Toc228986051"/>
+      <w:bookmarkStart w:id="60" w:name="_Toc229424512"/>
       <w:r>
         <w:t>Riesgos ergonómicos y psicosociales</w:t>
       </w:r>
-      <w:bookmarkEnd w:id="56"/>
+      <w:bookmarkEnd w:id="60"/>
     </w:p>
     <w:p>
       <w:pPr>
@@ -10918,12 +14126,12 @@
       <w:pPr>
         <w:pStyle w:val="Ttulo1"/>
       </w:pPr>
-      <w:bookmarkStart w:id="57" w:name="_Toc228986052"/>
+      <w:bookmarkStart w:id="61" w:name="_Toc229424513"/>
       <w:r>
         <w:lastRenderedPageBreak/>
         <w:t>Bibliografía</w:t>
       </w:r>
-      <w:bookmarkEnd w:id="57"/>
+      <w:bookmarkEnd w:id="61"/>
     </w:p>
     <w:p>
       <w:pPr>
@@ -10933,7 +14141,35 @@
         <w:rPr>
           <w:rFonts w:ascii="Aptos" w:eastAsia="Aptos" w:hAnsi="Aptos" w:cs="Aptos"/>
         </w:rPr>
-        <w:t xml:space="preserve">Caldas Blanco, M. E., Hidalgo Ortega, M. L. y Laraño DIaz, J. (2024). </w:t>
+        <w:t xml:space="preserve">Caldas Blanco, M. E., Hidalgo Ortega, M. L. y </w:t>
+      </w:r>
+      <w:proofErr w:type="spellStart"/>
+      <w:r>
+        <w:rPr>
+          <w:rFonts w:ascii="Aptos" w:eastAsia="Aptos" w:hAnsi="Aptos" w:cs="Aptos"/>
+        </w:rPr>
+        <w:t>Laraño</w:t>
+      </w:r>
+      <w:proofErr w:type="spellEnd"/>
+      <w:r>
+        <w:rPr>
+          <w:rFonts w:ascii="Aptos" w:eastAsia="Aptos" w:hAnsi="Aptos" w:cs="Aptos"/>
+        </w:rPr>
+        <w:t xml:space="preserve"> </w:t>
+      </w:r>
+      <w:proofErr w:type="spellStart"/>
+      <w:r>
+        <w:rPr>
+          <w:rFonts w:ascii="Aptos" w:eastAsia="Aptos" w:hAnsi="Aptos" w:cs="Aptos"/>
+        </w:rPr>
+        <w:t>DIaz</w:t>
+      </w:r>
+      <w:proofErr w:type="spellEnd"/>
+      <w:r>
+        <w:rPr>
+          <w:rFonts w:ascii="Aptos" w:eastAsia="Aptos" w:hAnsi="Aptos" w:cs="Aptos"/>
+        </w:rPr>
+        <w:t xml:space="preserve">, J. (2024). </w:t>
       </w:r>
       <w:r>
         <w:rPr>
@@ -10947,18 +14183,40 @@
         <w:rPr>
           <w:rFonts w:ascii="Aptos" w:eastAsia="Aptos" w:hAnsi="Aptos" w:cs="Aptos"/>
         </w:rPr>
-        <w:t>(Capítulo 4). Editex.</w:t>
+        <w:t xml:space="preserve">(Capítulo 4). </w:t>
+      </w:r>
+      <w:proofErr w:type="spellStart"/>
+      <w:r>
+        <w:rPr>
+          <w:rFonts w:ascii="Aptos" w:eastAsia="Aptos" w:hAnsi="Aptos" w:cs="Aptos"/>
+        </w:rPr>
+        <w:t>Editex</w:t>
+      </w:r>
+      <w:proofErr w:type="spellEnd"/>
+      <w:r>
+        <w:rPr>
+          <w:rFonts w:ascii="Aptos" w:eastAsia="Aptos" w:hAnsi="Aptos" w:cs="Aptos"/>
+        </w:rPr>
+        <w:t>.</w:t>
       </w:r>
     </w:p>
     <w:p>
       <w:pPr>
         <w:spacing w:line="276" w:lineRule="auto"/>
       </w:pPr>
-      <w:r>
-        <w:rPr>
-          <w:rFonts w:ascii="Aptos" w:eastAsia="Aptos" w:hAnsi="Aptos" w:cs="Aptos"/>
-        </w:rPr>
-        <w:t xml:space="preserve">elEconomista. (15 de septiembre de 2023). </w:t>
+      <w:proofErr w:type="spellStart"/>
+      <w:r>
+        <w:rPr>
+          <w:rFonts w:ascii="Aptos" w:eastAsia="Aptos" w:hAnsi="Aptos" w:cs="Aptos"/>
+        </w:rPr>
+        <w:t>elEconomista</w:t>
+      </w:r>
+      <w:proofErr w:type="spellEnd"/>
+      <w:r>
+        <w:rPr>
+          <w:rFonts w:ascii="Aptos" w:eastAsia="Aptos" w:hAnsi="Aptos" w:cs="Aptos"/>
+        </w:rPr>
+        <w:t xml:space="preserve">. (15 de septiembre de 2023). </w:t>
       </w:r>
       <w:r>
         <w:rPr>
@@ -10966,7 +14224,25 @@
           <w:i/>
           <w:iCs/>
         </w:rPr>
-        <w:t>Crece el número de estudiantes que decicen alquilar habitaciones en pisos compartidos.</w:t>
+        <w:t xml:space="preserve">Crece el número de estudiantes que </w:t>
+      </w:r>
+      <w:proofErr w:type="spellStart"/>
+      <w:r>
+        <w:rPr>
+          <w:rFonts w:ascii="Aptos" w:eastAsia="Aptos" w:hAnsi="Aptos" w:cs="Aptos"/>
+          <w:i/>
+          <w:iCs/>
+        </w:rPr>
+        <w:t>decicen</w:t>
+      </w:r>
+      <w:proofErr w:type="spellEnd"/>
+      <w:r>
+        <w:rPr>
+          <w:rFonts w:ascii="Aptos" w:eastAsia="Aptos" w:hAnsi="Aptos" w:cs="Aptos"/>
+          <w:i/>
+          <w:iCs/>
+        </w:rPr>
+        <w:t xml:space="preserve"> alquilar habitaciones en pisos compartidos.</w:t>
       </w:r>
       <w:r>
         <w:rPr>
@@ -10974,7 +14250,7 @@
         </w:rPr>
         <w:t xml:space="preserve"> </w:t>
       </w:r>
-      <w:hyperlink r:id="rId34">
+      <w:hyperlink r:id="rId37">
         <w:r>
           <w:rPr>
             <w:rStyle w:val="Hipervnculo"/>
@@ -10988,11 +14264,19 @@
       <w:pPr>
         <w:spacing w:line="276" w:lineRule="auto"/>
       </w:pPr>
-      <w:r>
-        <w:rPr>
-          <w:rFonts w:ascii="Aptos" w:eastAsia="Aptos" w:hAnsi="Aptos" w:cs="Aptos"/>
-        </w:rPr>
-        <w:t xml:space="preserve">Diánez Juan, S. (2025). </w:t>
+      <w:proofErr w:type="spellStart"/>
+      <w:r>
+        <w:rPr>
+          <w:rFonts w:ascii="Aptos" w:eastAsia="Aptos" w:hAnsi="Aptos" w:cs="Aptos"/>
+        </w:rPr>
+        <w:t>Diánez</w:t>
+      </w:r>
+      <w:proofErr w:type="spellEnd"/>
+      <w:r>
+        <w:rPr>
+          <w:rFonts w:ascii="Aptos" w:eastAsia="Aptos" w:hAnsi="Aptos" w:cs="Aptos"/>
+        </w:rPr>
+        <w:t xml:space="preserve"> Juan, S. (2025). </w:t>
       </w:r>
       <w:r>
         <w:rPr>
@@ -11008,7 +14292,7 @@
         </w:rPr>
         <w:t xml:space="preserve">IES Mutxamel. </w:t>
       </w:r>
-      <w:hyperlink r:id="rId35">
+      <w:hyperlink r:id="rId38">
         <w:r>
           <w:rPr>
             <w:rStyle w:val="Hipervnculo"/>
@@ -11022,11 +14306,19 @@
       <w:pPr>
         <w:spacing w:line="276" w:lineRule="auto"/>
       </w:pPr>
-      <w:r>
-        <w:rPr>
-          <w:rFonts w:ascii="Aptos" w:eastAsia="Aptos" w:hAnsi="Aptos" w:cs="Aptos"/>
-        </w:rPr>
-        <w:t xml:space="preserve">Diánez Juan, S. (2025). </w:t>
+      <w:proofErr w:type="spellStart"/>
+      <w:r>
+        <w:rPr>
+          <w:rFonts w:ascii="Aptos" w:eastAsia="Aptos" w:hAnsi="Aptos" w:cs="Aptos"/>
+        </w:rPr>
+        <w:t>Diánez</w:t>
+      </w:r>
+      <w:proofErr w:type="spellEnd"/>
+      <w:r>
+        <w:rPr>
+          <w:rFonts w:ascii="Aptos" w:eastAsia="Aptos" w:hAnsi="Aptos" w:cs="Aptos"/>
+        </w:rPr>
+        <w:t xml:space="preserve"> Juan, S. (2025). </w:t>
       </w:r>
       <w:r>
         <w:rPr>
@@ -11042,7 +14334,7 @@
         </w:rPr>
         <w:t xml:space="preserve">IES Mutxamel. </w:t>
       </w:r>
-      <w:hyperlink r:id="rId36">
+      <w:hyperlink r:id="rId39">
         <w:r>
           <w:rPr>
             <w:rStyle w:val="Hipervnculo"/>
@@ -11076,7 +14368,7 @@
         </w:rPr>
         <w:t xml:space="preserve">. </w:t>
       </w:r>
-      <w:hyperlink r:id="rId37">
+      <w:hyperlink r:id="rId40">
         <w:r>
           <w:rPr>
             <w:rStyle w:val="Hipervnculo"/>
@@ -11088,8 +14380,8 @@
     </w:p>
     <w:p/>
     <w:sectPr>
-      <w:headerReference w:type="default" r:id="rId38"/>
-      <w:footerReference w:type="default" r:id="rId39"/>
+      <w:headerReference w:type="default" r:id="rId41"/>
+      <w:footerReference w:type="default" r:id="rId42"/>
       <w:pgSz w:w="11906" w:h="16838"/>
       <w:pgMar w:top="1440" w:right="1440" w:bottom="1440" w:left="1440" w:header="283" w:footer="720" w:gutter="0"/>
       <w:cols w:space="720"/>
@@ -14804,7 +18096,12 @@
 </file>
 
 <file path=customXml/item3.xml><?xml version="1.0" encoding="utf-8"?>
-<b:Sources xmlns:b="http://schemas.openxmlformats.org/officeDocument/2006/bibliography" xmlns="http://schemas.openxmlformats.org/officeDocument/2006/bibliography" SelectedStyle="\APASixthEditionOfficeOnline.xsl" StyleName="APA" Version="6"/>
+<?mso-contentType ?>
+<FormTemplates xmlns="http://schemas.microsoft.com/sharepoint/v3/contenttype/forms">
+  <Display>DocumentLibraryForm</Display>
+  <Edit>DocumentLibraryForm</Edit>
+  <New>DocumentLibraryForm</New>
+</FormTemplates>
 </file>
 
 <file path=customXml/item4.xml><?xml version="1.0" encoding="utf-8"?>
@@ -14958,12 +18255,7 @@
 </file>
 
 <file path=customXml/item5.xml><?xml version="1.0" encoding="utf-8"?>
-<?mso-contentType ?>
-<FormTemplates xmlns="http://schemas.microsoft.com/sharepoint/v3/contenttype/forms">
-  <Display>DocumentLibraryForm</Display>
-  <Edit>DocumentLibraryForm</Edit>
-  <New>DocumentLibraryForm</New>
-</FormTemplates>
+<b:Sources xmlns:b="http://schemas.openxmlformats.org/officeDocument/2006/bibliography" xmlns="http://schemas.openxmlformats.org/officeDocument/2006/bibliography" SelectedStyle="\APASixthEditionOfficeOnline.xsl" StyleName="APA" Version="6"/>
 </file>
 
 <file path=customXml/itemProps1.xml><?xml version="1.0" encoding="utf-8"?>
@@ -14985,9 +18277,9 @@
 </file>
 
 <file path=customXml/itemProps3.xml><?xml version="1.0" encoding="utf-8"?>
-<ds:datastoreItem xmlns:ds="http://schemas.openxmlformats.org/officeDocument/2006/customXml" ds:itemID="{84CA4A16-CE6B-4C64-8CA7-CF5CBE9EE313}">
+<ds:datastoreItem xmlns:ds="http://schemas.openxmlformats.org/officeDocument/2006/customXml" ds:itemID="{9C62D19F-2C4B-4163-B98D-18BF5B309744}">
   <ds:schemaRefs>
-    <ds:schemaRef ds:uri="http://schemas.openxmlformats.org/officeDocument/2006/bibliography"/>
+    <ds:schemaRef ds:uri="http://schemas.microsoft.com/sharepoint/v3/contenttype/forms"/>
   </ds:schemaRefs>
 </ds:datastoreItem>
 </file>
@@ -15011,9 +18303,9 @@
 </file>
 
 <file path=customXml/itemProps5.xml><?xml version="1.0" encoding="utf-8"?>
-<ds:datastoreItem xmlns:ds="http://schemas.openxmlformats.org/officeDocument/2006/customXml" ds:itemID="{9C62D19F-2C4B-4163-B98D-18BF5B309744}">
+<ds:datastoreItem xmlns:ds="http://schemas.openxmlformats.org/officeDocument/2006/customXml" ds:itemID="{84CA4A16-CE6B-4C64-8CA7-CF5CBE9EE313}">
   <ds:schemaRefs>
-    <ds:schemaRef ds:uri="http://schemas.microsoft.com/sharepoint/v3/contenttype/forms"/>
+    <ds:schemaRef ds:uri="http://schemas.openxmlformats.org/officeDocument/2006/bibliography"/>
   </ds:schemaRefs>
 </ds:datastoreItem>
 </file>
--- a/Documentación_final.docx
+++ b/Documentación_final.docx
@@ -1577,7 +1577,7 @@
           <w:r>
             <w:fldChar w:fldCharType="separate"/>
           </w:r>
-          <w:hyperlink w:anchor="_Toc229424473" w:history="1">
+          <w:hyperlink w:anchor="_Toc229690636" w:history="1">
             <w:r>
               <w:rPr>
                 <w:rStyle w:val="Hipervnculo"/>
@@ -1621,7 +1621,7 @@
                 <w:noProof/>
                 <w:webHidden/>
               </w:rPr>
-              <w:instrText xml:space="preserve"> PAGEREF _Toc229424473 \h </w:instrText>
+              <w:instrText xml:space="preserve"> PAGEREF _Toc229690636 \h </w:instrText>
             </w:r>
             <w:r>
               <w:rPr>
@@ -1641,7 +1641,7 @@
                 <w:noProof/>
                 <w:webHidden/>
               </w:rPr>
-              <w:t>5</w:t>
+              <w:t>6</w:t>
             </w:r>
             <w:r>
               <w:rPr>
@@ -1666,7 +1666,7 @@
               <w14:ligatures w14:val="standardContextual"/>
             </w:rPr>
           </w:pPr>
-          <w:hyperlink w:anchor="_Toc229424474" w:history="1">
+          <w:hyperlink w:anchor="_Toc229690637" w:history="1">
             <w:r>
               <w:rPr>
                 <w:rStyle w:val="Hipervnculo"/>
@@ -1693,7 +1693,7 @@
                 <w:noProof/>
                 <w:webHidden/>
               </w:rPr>
-              <w:instrText xml:space="preserve"> PAGEREF _Toc229424474 \h </w:instrText>
+              <w:instrText xml:space="preserve"> PAGEREF _Toc229690637 \h </w:instrText>
             </w:r>
             <w:r>
               <w:rPr>
@@ -1713,7 +1713,7 @@
                 <w:noProof/>
                 <w:webHidden/>
               </w:rPr>
-              <w:t>5</w:t>
+              <w:t>6</w:t>
             </w:r>
             <w:r>
               <w:rPr>
@@ -1738,7 +1738,7 @@
               <w14:ligatures w14:val="standardContextual"/>
             </w:rPr>
           </w:pPr>
-          <w:hyperlink w:anchor="_Toc229424475" w:history="1">
+          <w:hyperlink w:anchor="_Toc229690638" w:history="1">
             <w:r>
               <w:rPr>
                 <w:rStyle w:val="Hipervnculo"/>
@@ -1765,7 +1765,7 @@
                 <w:noProof/>
                 <w:webHidden/>
               </w:rPr>
-              <w:instrText xml:space="preserve"> PAGEREF _Toc229424475 \h </w:instrText>
+              <w:instrText xml:space="preserve"> PAGEREF _Toc229690638 \h </w:instrText>
             </w:r>
             <w:r>
               <w:rPr>
@@ -1785,7 +1785,7 @@
                 <w:noProof/>
                 <w:webHidden/>
               </w:rPr>
-              <w:t>5</w:t>
+              <w:t>6</w:t>
             </w:r>
             <w:r>
               <w:rPr>
@@ -1810,7 +1810,7 @@
               <w14:ligatures w14:val="standardContextual"/>
             </w:rPr>
           </w:pPr>
-          <w:hyperlink w:anchor="_Toc229424476" w:history="1">
+          <w:hyperlink w:anchor="_Toc229690639" w:history="1">
             <w:r>
               <w:rPr>
                 <w:rStyle w:val="Hipervnculo"/>
@@ -1837,7 +1837,7 @@
                 <w:noProof/>
                 <w:webHidden/>
               </w:rPr>
-              <w:instrText xml:space="preserve"> PAGEREF _Toc229424476 \h </w:instrText>
+              <w:instrText xml:space="preserve"> PAGEREF _Toc229690639 \h </w:instrText>
             </w:r>
             <w:r>
               <w:rPr>
@@ -1857,7 +1857,7 @@
                 <w:noProof/>
                 <w:webHidden/>
               </w:rPr>
-              <w:t>5</w:t>
+              <w:t>6</w:t>
             </w:r>
             <w:r>
               <w:rPr>
@@ -1883,7 +1883,7 @@
               <w14:ligatures w14:val="standardContextual"/>
             </w:rPr>
           </w:pPr>
-          <w:hyperlink w:anchor="_Toc229424477" w:history="1">
+          <w:hyperlink w:anchor="_Toc229690640" w:history="1">
             <w:r>
               <w:rPr>
                 <w:rStyle w:val="Hipervnculo"/>
@@ -1927,7 +1927,7 @@
                 <w:noProof/>
                 <w:webHidden/>
               </w:rPr>
-              <w:instrText xml:space="preserve"> PAGEREF _Toc229424477 \h </w:instrText>
+              <w:instrText xml:space="preserve"> PAGEREF _Toc229690640 \h </w:instrText>
             </w:r>
             <w:r>
               <w:rPr>
@@ -1947,7 +1947,7 @@
                 <w:noProof/>
                 <w:webHidden/>
               </w:rPr>
-              <w:t>6</w:t>
+              <w:t>7</w:t>
             </w:r>
             <w:r>
               <w:rPr>
@@ -1972,7 +1972,7 @@
               <w14:ligatures w14:val="standardContextual"/>
             </w:rPr>
           </w:pPr>
-          <w:hyperlink w:anchor="_Toc229424478" w:history="1">
+          <w:hyperlink w:anchor="_Toc229690641" w:history="1">
             <w:r>
               <w:rPr>
                 <w:rStyle w:val="Hipervnculo"/>
@@ -1999,7 +1999,7 @@
                 <w:noProof/>
                 <w:webHidden/>
               </w:rPr>
-              <w:instrText xml:space="preserve"> PAGEREF _Toc229424478 \h </w:instrText>
+              <w:instrText xml:space="preserve"> PAGEREF _Toc229690641 \h </w:instrText>
             </w:r>
             <w:r>
               <w:rPr>
@@ -2019,7 +2019,7 @@
                 <w:noProof/>
                 <w:webHidden/>
               </w:rPr>
-              <w:t>6</w:t>
+              <w:t>7</w:t>
             </w:r>
             <w:r>
               <w:rPr>
@@ -2044,7 +2044,7 @@
               <w14:ligatures w14:val="standardContextual"/>
             </w:rPr>
           </w:pPr>
-          <w:hyperlink w:anchor="_Toc229424479" w:history="1">
+          <w:hyperlink w:anchor="_Toc229690642" w:history="1">
             <w:r>
               <w:rPr>
                 <w:rStyle w:val="Hipervnculo"/>
@@ -2071,7 +2071,7 @@
                 <w:noProof/>
                 <w:webHidden/>
               </w:rPr>
-              <w:instrText xml:space="preserve"> PAGEREF _Toc229424479 \h </w:instrText>
+              <w:instrText xml:space="preserve"> PAGEREF _Toc229690642 \h </w:instrText>
             </w:r>
             <w:r>
               <w:rPr>
@@ -2091,7 +2091,7 @@
                 <w:noProof/>
                 <w:webHidden/>
               </w:rPr>
-              <w:t>7</w:t>
+              <w:t>8</w:t>
             </w:r>
             <w:r>
               <w:rPr>
@@ -2116,7 +2116,7 @@
               <w14:ligatures w14:val="standardContextual"/>
             </w:rPr>
           </w:pPr>
-          <w:hyperlink w:anchor="_Toc229424480" w:history="1">
+          <w:hyperlink w:anchor="_Toc229690643" w:history="1">
             <w:r>
               <w:rPr>
                 <w:rStyle w:val="Hipervnculo"/>
@@ -2144,7 +2144,7 @@
                 <w:noProof/>
                 <w:webHidden/>
               </w:rPr>
-              <w:instrText xml:space="preserve"> PAGEREF _Toc229424480 \h </w:instrText>
+              <w:instrText xml:space="preserve"> PAGEREF _Toc229690643 \h </w:instrText>
             </w:r>
             <w:r>
               <w:rPr>
@@ -2164,7 +2164,7 @@
                 <w:noProof/>
                 <w:webHidden/>
               </w:rPr>
-              <w:t>8</w:t>
+              <w:t>9</w:t>
             </w:r>
             <w:r>
               <w:rPr>
@@ -2190,7 +2190,7 @@
               <w14:ligatures w14:val="standardContextual"/>
             </w:rPr>
           </w:pPr>
-          <w:hyperlink w:anchor="_Toc229424481" w:history="1">
+          <w:hyperlink w:anchor="_Toc229690644" w:history="1">
             <w:r>
               <w:rPr>
                 <w:rStyle w:val="Hipervnculo"/>
@@ -2234,7 +2234,7 @@
                 <w:noProof/>
                 <w:webHidden/>
               </w:rPr>
-              <w:instrText xml:space="preserve"> PAGEREF _Toc229424481 \h </w:instrText>
+              <w:instrText xml:space="preserve"> PAGEREF _Toc229690644 \h </w:instrText>
             </w:r>
             <w:r>
               <w:rPr>
@@ -2254,7 +2254,7 @@
                 <w:noProof/>
                 <w:webHidden/>
               </w:rPr>
-              <w:t>9</w:t>
+              <w:t>10</w:t>
             </w:r>
             <w:r>
               <w:rPr>
@@ -2279,7 +2279,7 @@
               <w14:ligatures w14:val="standardContextual"/>
             </w:rPr>
           </w:pPr>
-          <w:hyperlink w:anchor="_Toc229424482" w:history="1">
+          <w:hyperlink w:anchor="_Toc229690645" w:history="1">
             <w:r>
               <w:rPr>
                 <w:rStyle w:val="Hipervnculo"/>
@@ -2306,7 +2306,7 @@
                 <w:noProof/>
                 <w:webHidden/>
               </w:rPr>
-              <w:instrText xml:space="preserve"> PAGEREF _Toc229424482 \h </w:instrText>
+              <w:instrText xml:space="preserve"> PAGEREF _Toc229690645 \h </w:instrText>
             </w:r>
             <w:r>
               <w:rPr>
@@ -2326,7 +2326,7 @@
                 <w:noProof/>
                 <w:webHidden/>
               </w:rPr>
-              <w:t>9</w:t>
+              <w:t>10</w:t>
             </w:r>
             <w:r>
               <w:rPr>
@@ -2351,7 +2351,7 @@
               <w14:ligatures w14:val="standardContextual"/>
             </w:rPr>
           </w:pPr>
-          <w:hyperlink w:anchor="_Toc229424483" w:history="1">
+          <w:hyperlink w:anchor="_Toc229690646" w:history="1">
             <w:r>
               <w:rPr>
                 <w:rStyle w:val="Hipervnculo"/>
@@ -2378,7 +2378,7 @@
                 <w:noProof/>
                 <w:webHidden/>
               </w:rPr>
-              <w:instrText xml:space="preserve"> PAGEREF _Toc229424483 \h </w:instrText>
+              <w:instrText xml:space="preserve"> PAGEREF _Toc229690646 \h </w:instrText>
             </w:r>
             <w:r>
               <w:rPr>
@@ -2398,7 +2398,7 @@
                 <w:noProof/>
                 <w:webHidden/>
               </w:rPr>
-              <w:t>10</w:t>
+              <w:t>11</w:t>
             </w:r>
             <w:r>
               <w:rPr>
@@ -2423,7 +2423,7 @@
               <w14:ligatures w14:val="standardContextual"/>
             </w:rPr>
           </w:pPr>
-          <w:hyperlink w:anchor="_Toc229424484" w:history="1">
+          <w:hyperlink w:anchor="_Toc229690647" w:history="1">
             <w:r>
               <w:rPr>
                 <w:rStyle w:val="Hipervnculo"/>
@@ -2450,7 +2450,7 @@
                 <w:noProof/>
                 <w:webHidden/>
               </w:rPr>
-              <w:instrText xml:space="preserve"> PAGEREF _Toc229424484 \h </w:instrText>
+              <w:instrText xml:space="preserve"> PAGEREF _Toc229690647 \h </w:instrText>
             </w:r>
             <w:r>
               <w:rPr>
@@ -2470,7 +2470,7 @@
                 <w:noProof/>
                 <w:webHidden/>
               </w:rPr>
-              <w:t>11</w:t>
+              <w:t>12</w:t>
             </w:r>
             <w:r>
               <w:rPr>
@@ -2495,7 +2495,7 @@
               <w14:ligatures w14:val="standardContextual"/>
             </w:rPr>
           </w:pPr>
-          <w:hyperlink w:anchor="_Toc229424485" w:history="1">
+          <w:hyperlink w:anchor="_Toc229690648" w:history="1">
             <w:r>
               <w:rPr>
                 <w:rStyle w:val="Hipervnculo"/>
@@ -2522,7 +2522,7 @@
                 <w:noProof/>
                 <w:webHidden/>
               </w:rPr>
-              <w:instrText xml:space="preserve"> PAGEREF _Toc229424485 \h </w:instrText>
+              <w:instrText xml:space="preserve"> PAGEREF _Toc229690648 \h </w:instrText>
             </w:r>
             <w:r>
               <w:rPr>
@@ -2542,7 +2542,7 @@
                 <w:noProof/>
                 <w:webHidden/>
               </w:rPr>
-              <w:t>12</w:t>
+              <w:t>13</w:t>
             </w:r>
             <w:r>
               <w:rPr>
@@ -2567,7 +2567,7 @@
               <w14:ligatures w14:val="standardContextual"/>
             </w:rPr>
           </w:pPr>
-          <w:hyperlink w:anchor="_Toc229424486" w:history="1">
+          <w:hyperlink w:anchor="_Toc229690649" w:history="1">
             <w:r>
               <w:rPr>
                 <w:rStyle w:val="Hipervnculo"/>
@@ -2594,7 +2594,7 @@
                 <w:noProof/>
                 <w:webHidden/>
               </w:rPr>
-              <w:instrText xml:space="preserve"> PAGEREF _Toc229424486 \h </w:instrText>
+              <w:instrText xml:space="preserve"> PAGEREF _Toc229690649 \h </w:instrText>
             </w:r>
             <w:r>
               <w:rPr>
@@ -2614,7 +2614,7 @@
                 <w:noProof/>
                 <w:webHidden/>
               </w:rPr>
-              <w:t>12</w:t>
+              <w:t>13</w:t>
             </w:r>
             <w:r>
               <w:rPr>
@@ -2639,7 +2639,7 @@
               <w14:ligatures w14:val="standardContextual"/>
             </w:rPr>
           </w:pPr>
-          <w:hyperlink w:anchor="_Toc229424487" w:history="1">
+          <w:hyperlink w:anchor="_Toc229690650" w:history="1">
             <w:r>
               <w:rPr>
                 <w:rStyle w:val="Hipervnculo"/>
@@ -2666,7 +2666,7 @@
                 <w:noProof/>
                 <w:webHidden/>
               </w:rPr>
-              <w:instrText xml:space="preserve"> PAGEREF _Toc229424487 \h </w:instrText>
+              <w:instrText xml:space="preserve"> PAGEREF _Toc229690650 \h </w:instrText>
             </w:r>
             <w:r>
               <w:rPr>
@@ -2686,7 +2686,7 @@
                 <w:noProof/>
                 <w:webHidden/>
               </w:rPr>
-              <w:t>13</w:t>
+              <w:t>14</w:t>
             </w:r>
             <w:r>
               <w:rPr>
@@ -2712,7 +2712,7 @@
               <w14:ligatures w14:val="standardContextual"/>
             </w:rPr>
           </w:pPr>
-          <w:hyperlink w:anchor="_Toc229424488" w:history="1">
+          <w:hyperlink w:anchor="_Toc229690651" w:history="1">
             <w:r>
               <w:rPr>
                 <w:rStyle w:val="Hipervnculo"/>
@@ -2756,7 +2756,7 @@
                 <w:noProof/>
                 <w:webHidden/>
               </w:rPr>
-              <w:instrText xml:space="preserve"> PAGEREF _Toc229424488 \h </w:instrText>
+              <w:instrText xml:space="preserve"> PAGEREF _Toc229690651 \h </w:instrText>
             </w:r>
             <w:r>
               <w:rPr>
@@ -2776,7 +2776,7 @@
                 <w:noProof/>
                 <w:webHidden/>
               </w:rPr>
-              <w:t>15</w:t>
+              <w:t>16</w:t>
             </w:r>
             <w:r>
               <w:rPr>
@@ -2801,7 +2801,7 @@
               <w14:ligatures w14:val="standardContextual"/>
             </w:rPr>
           </w:pPr>
-          <w:hyperlink w:anchor="_Toc229424489" w:history="1">
+          <w:hyperlink w:anchor="_Toc229690652" w:history="1">
             <w:r>
               <w:rPr>
                 <w:rStyle w:val="Hipervnculo"/>
@@ -2828,7 +2828,7 @@
                 <w:noProof/>
                 <w:webHidden/>
               </w:rPr>
-              <w:instrText xml:space="preserve"> PAGEREF _Toc229424489 \h </w:instrText>
+              <w:instrText xml:space="preserve"> PAGEREF _Toc229690652 \h </w:instrText>
             </w:r>
             <w:r>
               <w:rPr>
@@ -2848,7 +2848,7 @@
                 <w:noProof/>
                 <w:webHidden/>
               </w:rPr>
-              <w:t>15</w:t>
+              <w:t>16</w:t>
             </w:r>
             <w:r>
               <w:rPr>
@@ -2873,7 +2873,7 @@
               <w14:ligatures w14:val="standardContextual"/>
             </w:rPr>
           </w:pPr>
-          <w:hyperlink w:anchor="_Toc229424490" w:history="1">
+          <w:hyperlink w:anchor="_Toc229690653" w:history="1">
             <w:r>
               <w:rPr>
                 <w:rStyle w:val="Hipervnculo"/>
@@ -2900,7 +2900,7 @@
                 <w:noProof/>
                 <w:webHidden/>
               </w:rPr>
-              <w:instrText xml:space="preserve"> PAGEREF _Toc229424490 \h </w:instrText>
+              <w:instrText xml:space="preserve"> PAGEREF _Toc229690653 \h </w:instrText>
             </w:r>
             <w:r>
               <w:rPr>
@@ -2920,7 +2920,7 @@
                 <w:noProof/>
                 <w:webHidden/>
               </w:rPr>
-              <w:t>16</w:t>
+              <w:t>17</w:t>
             </w:r>
             <w:r>
               <w:rPr>
@@ -2945,7 +2945,7 @@
               <w14:ligatures w14:val="standardContextual"/>
             </w:rPr>
           </w:pPr>
-          <w:hyperlink w:anchor="_Toc229424491" w:history="1">
+          <w:hyperlink w:anchor="_Toc229690654" w:history="1">
             <w:r>
               <w:rPr>
                 <w:rStyle w:val="Hipervnculo"/>
@@ -2972,7 +2972,7 @@
                 <w:noProof/>
                 <w:webHidden/>
               </w:rPr>
-              <w:instrText xml:space="preserve"> PAGEREF _Toc229424491 \h </w:instrText>
+              <w:instrText xml:space="preserve"> PAGEREF _Toc229690654 \h </w:instrText>
             </w:r>
             <w:r>
               <w:rPr>
@@ -2992,7 +2992,7 @@
                 <w:noProof/>
                 <w:webHidden/>
               </w:rPr>
-              <w:t>17</w:t>
+              <w:t>18</w:t>
             </w:r>
             <w:r>
               <w:rPr>
@@ -3017,7 +3017,7 @@
               <w14:ligatures w14:val="standardContextual"/>
             </w:rPr>
           </w:pPr>
-          <w:hyperlink w:anchor="_Toc229424492" w:history="1">
+          <w:hyperlink w:anchor="_Toc229690655" w:history="1">
             <w:r>
               <w:rPr>
                 <w:rStyle w:val="Hipervnculo"/>
@@ -3044,7 +3044,7 @@
                 <w:noProof/>
                 <w:webHidden/>
               </w:rPr>
-              <w:instrText xml:space="preserve"> PAGEREF _Toc229424492 \h </w:instrText>
+              <w:instrText xml:space="preserve"> PAGEREF _Toc229690655 \h </w:instrText>
             </w:r>
             <w:r>
               <w:rPr>
@@ -3064,7 +3064,7 @@
                 <w:noProof/>
                 <w:webHidden/>
               </w:rPr>
-              <w:t>18</w:t>
+              <w:t>19</w:t>
             </w:r>
             <w:r>
               <w:rPr>
@@ -3090,7 +3090,7 @@
               <w14:ligatures w14:val="standardContextual"/>
             </w:rPr>
           </w:pPr>
-          <w:hyperlink w:anchor="_Toc229424493" w:history="1">
+          <w:hyperlink w:anchor="_Toc229690656" w:history="1">
             <w:r>
               <w:rPr>
                 <w:rStyle w:val="Hipervnculo"/>
@@ -3134,7 +3134,7 @@
                 <w:noProof/>
                 <w:webHidden/>
               </w:rPr>
-              <w:instrText xml:space="preserve"> PAGEREF _Toc229424493 \h </w:instrText>
+              <w:instrText xml:space="preserve"> PAGEREF _Toc229690656 \h </w:instrText>
             </w:r>
             <w:r>
               <w:rPr>
@@ -3154,7 +3154,7 @@
                 <w:noProof/>
                 <w:webHidden/>
               </w:rPr>
-              <w:t>20</w:t>
+              <w:t>21</w:t>
             </w:r>
             <w:r>
               <w:rPr>
@@ -3179,7 +3179,7 @@
               <w14:ligatures w14:val="standardContextual"/>
             </w:rPr>
           </w:pPr>
-          <w:hyperlink w:anchor="_Toc229424494" w:history="1">
+          <w:hyperlink w:anchor="_Toc229690657" w:history="1">
             <w:r>
               <w:rPr>
                 <w:rStyle w:val="Hipervnculo"/>
@@ -3206,7 +3206,7 @@
                 <w:noProof/>
                 <w:webHidden/>
               </w:rPr>
-              <w:instrText xml:space="preserve"> PAGEREF _Toc229424494 \h </w:instrText>
+              <w:instrText xml:space="preserve"> PAGEREF _Toc229690657 \h </w:instrText>
             </w:r>
             <w:r>
               <w:rPr>
@@ -3226,7 +3226,7 @@
                 <w:noProof/>
                 <w:webHidden/>
               </w:rPr>
-              <w:t>20</w:t>
+              <w:t>21</w:t>
             </w:r>
             <w:r>
               <w:rPr>
@@ -3251,7 +3251,7 @@
               <w14:ligatures w14:val="standardContextual"/>
             </w:rPr>
           </w:pPr>
-          <w:hyperlink w:anchor="_Toc229424495" w:history="1">
+          <w:hyperlink w:anchor="_Toc229690658" w:history="1">
             <w:r>
               <w:rPr>
                 <w:rStyle w:val="Hipervnculo"/>
@@ -3278,7 +3278,7 @@
                 <w:noProof/>
                 <w:webHidden/>
               </w:rPr>
-              <w:instrText xml:space="preserve"> PAGEREF _Toc229424495 \h </w:instrText>
+              <w:instrText xml:space="preserve"> PAGEREF _Toc229690658 \h </w:instrText>
             </w:r>
             <w:r>
               <w:rPr>
@@ -3298,7 +3298,7 @@
                 <w:noProof/>
                 <w:webHidden/>
               </w:rPr>
-              <w:t>20</w:t>
+              <w:t>21</w:t>
             </w:r>
             <w:r>
               <w:rPr>
@@ -3323,7 +3323,7 @@
               <w14:ligatures w14:val="standardContextual"/>
             </w:rPr>
           </w:pPr>
-          <w:hyperlink w:anchor="_Toc229424496" w:history="1">
+          <w:hyperlink w:anchor="_Toc229690659" w:history="1">
             <w:r>
               <w:rPr>
                 <w:rStyle w:val="Hipervnculo"/>
@@ -3350,7 +3350,7 @@
                 <w:noProof/>
                 <w:webHidden/>
               </w:rPr>
-              <w:instrText xml:space="preserve"> PAGEREF _Toc229424496 \h </w:instrText>
+              <w:instrText xml:space="preserve"> PAGEREF _Toc229690659 \h </w:instrText>
             </w:r>
             <w:r>
               <w:rPr>
@@ -3370,7 +3370,7 @@
                 <w:noProof/>
                 <w:webHidden/>
               </w:rPr>
-              <w:t>20</w:t>
+              <w:t>21</w:t>
             </w:r>
             <w:r>
               <w:rPr>
@@ -3396,7 +3396,7 @@
               <w14:ligatures w14:val="standardContextual"/>
             </w:rPr>
           </w:pPr>
-          <w:hyperlink w:anchor="_Toc229424497" w:history="1">
+          <w:hyperlink w:anchor="_Toc229690660" w:history="1">
             <w:r>
               <w:rPr>
                 <w:rStyle w:val="Hipervnculo"/>
@@ -3440,7 +3440,7 @@
                 <w:noProof/>
                 <w:webHidden/>
               </w:rPr>
-              <w:instrText xml:space="preserve"> PAGEREF _Toc229424497 \h </w:instrText>
+              <w:instrText xml:space="preserve"> PAGEREF _Toc229690660 \h </w:instrText>
             </w:r>
             <w:r>
               <w:rPr>
@@ -3460,7 +3460,7 @@
                 <w:noProof/>
                 <w:webHidden/>
               </w:rPr>
-              <w:t>25</w:t>
+              <w:t>27</w:t>
             </w:r>
             <w:r>
               <w:rPr>
@@ -3485,7 +3485,7 @@
               <w14:ligatures w14:val="standardContextual"/>
             </w:rPr>
           </w:pPr>
-          <w:hyperlink w:anchor="_Toc229424498" w:history="1">
+          <w:hyperlink w:anchor="_Toc229690661" w:history="1">
             <w:r>
               <w:rPr>
                 <w:rStyle w:val="Hipervnculo"/>
@@ -3512,7 +3512,7 @@
                 <w:noProof/>
                 <w:webHidden/>
               </w:rPr>
-              <w:instrText xml:space="preserve"> PAGEREF _Toc229424498 \h </w:instrText>
+              <w:instrText xml:space="preserve"> PAGEREF _Toc229690661 \h </w:instrText>
             </w:r>
             <w:r>
               <w:rPr>
@@ -3532,7 +3532,7 @@
                 <w:noProof/>
                 <w:webHidden/>
               </w:rPr>
-              <w:t>25</w:t>
+              <w:t>27</w:t>
             </w:r>
             <w:r>
               <w:rPr>
@@ -3557,7 +3557,7 @@
               <w14:ligatures w14:val="standardContextual"/>
             </w:rPr>
           </w:pPr>
-          <w:hyperlink w:anchor="_Toc229424499" w:history="1">
+          <w:hyperlink w:anchor="_Toc229690662" w:history="1">
             <w:r>
               <w:rPr>
                 <w:rStyle w:val="Hipervnculo"/>
@@ -3584,7 +3584,7 @@
                 <w:noProof/>
                 <w:webHidden/>
               </w:rPr>
-              <w:instrText xml:space="preserve"> PAGEREF _Toc229424499 \h </w:instrText>
+              <w:instrText xml:space="preserve"> PAGEREF _Toc229690662 \h </w:instrText>
             </w:r>
             <w:r>
               <w:rPr>
@@ -3604,7 +3604,7 @@
                 <w:noProof/>
                 <w:webHidden/>
               </w:rPr>
-              <w:t>26</w:t>
+              <w:t>28</w:t>
             </w:r>
             <w:r>
               <w:rPr>
@@ -3629,7 +3629,7 @@
               <w14:ligatures w14:val="standardContextual"/>
             </w:rPr>
           </w:pPr>
-          <w:hyperlink w:anchor="_Toc229424500" w:history="1">
+          <w:hyperlink w:anchor="_Toc229690663" w:history="1">
             <w:r>
               <w:rPr>
                 <w:rStyle w:val="Hipervnculo"/>
@@ -3656,7 +3656,7 @@
                 <w:noProof/>
                 <w:webHidden/>
               </w:rPr>
-              <w:instrText xml:space="preserve"> PAGEREF _Toc229424500 \h </w:instrText>
+              <w:instrText xml:space="preserve"> PAGEREF _Toc229690663 \h </w:instrText>
             </w:r>
             <w:r>
               <w:rPr>
@@ -3676,7 +3676,7 @@
                 <w:noProof/>
                 <w:webHidden/>
               </w:rPr>
-              <w:t>28</w:t>
+              <w:t>30</w:t>
             </w:r>
             <w:r>
               <w:rPr>
@@ -3702,7 +3702,7 @@
               <w14:ligatures w14:val="standardContextual"/>
             </w:rPr>
           </w:pPr>
-          <w:hyperlink w:anchor="_Toc229424501" w:history="1">
+          <w:hyperlink w:anchor="_Toc229690664" w:history="1">
             <w:r>
               <w:rPr>
                 <w:rStyle w:val="Hipervnculo"/>
@@ -3746,7 +3746,7 @@
                 <w:noProof/>
                 <w:webHidden/>
               </w:rPr>
-              <w:instrText xml:space="preserve"> PAGEREF _Toc229424501 \h </w:instrText>
+              <w:instrText xml:space="preserve"> PAGEREF _Toc229690664 \h </w:instrText>
             </w:r>
             <w:r>
               <w:rPr>
@@ -3766,7 +3766,7 @@
                 <w:noProof/>
                 <w:webHidden/>
               </w:rPr>
-              <w:t>28</w:t>
+              <w:t>30</w:t>
             </w:r>
             <w:r>
               <w:rPr>
@@ -3791,7 +3791,7 @@
               <w14:ligatures w14:val="standardContextual"/>
             </w:rPr>
           </w:pPr>
-          <w:hyperlink w:anchor="_Toc229424502" w:history="1">
+          <w:hyperlink w:anchor="_Toc229690665" w:history="1">
             <w:r>
               <w:rPr>
                 <w:rStyle w:val="Hipervnculo"/>
@@ -3818,7 +3818,7 @@
                 <w:noProof/>
                 <w:webHidden/>
               </w:rPr>
-              <w:instrText xml:space="preserve"> PAGEREF _Toc229424502 \h </w:instrText>
+              <w:instrText xml:space="preserve"> PAGEREF _Toc229690665 \h </w:instrText>
             </w:r>
             <w:r>
               <w:rPr>
@@ -3838,7 +3838,7 @@
                 <w:noProof/>
                 <w:webHidden/>
               </w:rPr>
-              <w:t>28</w:t>
+              <w:t>30</w:t>
             </w:r>
             <w:r>
               <w:rPr>
@@ -3863,7 +3863,7 @@
               <w14:ligatures w14:val="standardContextual"/>
             </w:rPr>
           </w:pPr>
-          <w:hyperlink w:anchor="_Toc229424503" w:history="1">
+          <w:hyperlink w:anchor="_Toc229690666" w:history="1">
             <w:r>
               <w:rPr>
                 <w:rStyle w:val="Hipervnculo"/>
@@ -3890,7 +3890,7 @@
                 <w:noProof/>
                 <w:webHidden/>
               </w:rPr>
-              <w:instrText xml:space="preserve"> PAGEREF _Toc229424503 \h </w:instrText>
+              <w:instrText xml:space="preserve"> PAGEREF _Toc229690666 \h </w:instrText>
             </w:r>
             <w:r>
               <w:rPr>
@@ -3910,7 +3910,7 @@
                 <w:noProof/>
                 <w:webHidden/>
               </w:rPr>
-              <w:t>28</w:t>
+              <w:t>30</w:t>
             </w:r>
             <w:r>
               <w:rPr>
@@ -3936,7 +3936,7 @@
               <w14:ligatures w14:val="standardContextual"/>
             </w:rPr>
           </w:pPr>
-          <w:hyperlink w:anchor="_Toc229424504" w:history="1">
+          <w:hyperlink w:anchor="_Toc229690667" w:history="1">
             <w:r>
               <w:rPr>
                 <w:rStyle w:val="Hipervnculo"/>
@@ -3980,7 +3980,7 @@
                 <w:noProof/>
                 <w:webHidden/>
               </w:rPr>
-              <w:instrText xml:space="preserve"> PAGEREF _Toc229424504 \h </w:instrText>
+              <w:instrText xml:space="preserve"> PAGEREF _Toc229690667 \h </w:instrText>
             </w:r>
             <w:r>
               <w:rPr>
@@ -4000,7 +4000,151 @@
                 <w:noProof/>
                 <w:webHidden/>
               </w:rPr>
-              <w:t>29</w:t>
+              <w:t>31</w:t>
+            </w:r>
+            <w:r>
+              <w:rPr>
+                <w:noProof/>
+                <w:webHidden/>
+              </w:rPr>
+              <w:fldChar w:fldCharType="end"/>
+            </w:r>
+          </w:hyperlink>
+        </w:p>
+        <w:p>
+          <w:pPr>
+            <w:pStyle w:val="TDC2"/>
+            <w:tabs>
+              <w:tab w:val="right" w:leader="dot" w:pos="9016"/>
+            </w:tabs>
+            <w:rPr>
+              <w:rFonts w:eastAsiaTheme="minorEastAsia"/>
+              <w:noProof/>
+              <w:kern w:val="2"/>
+              <w:lang w:eastAsia="es-ES"/>
+              <w14:ligatures w14:val="standardContextual"/>
+            </w:rPr>
+          </w:pPr>
+          <w:hyperlink w:anchor="_Toc229690668" w:history="1">
+            <w:r>
+              <w:rPr>
+                <w:rStyle w:val="Hipervnculo"/>
+                <w:noProof/>
+              </w:rPr>
+              <w:t>Conclusiones sobre el trabajo realizado</w:t>
+            </w:r>
+            <w:r>
+              <w:rPr>
+                <w:noProof/>
+                <w:webHidden/>
+              </w:rPr>
+              <w:tab/>
+            </w:r>
+            <w:r>
+              <w:rPr>
+                <w:noProof/>
+                <w:webHidden/>
+              </w:rPr>
+              <w:fldChar w:fldCharType="begin"/>
+            </w:r>
+            <w:r>
+              <w:rPr>
+                <w:noProof/>
+                <w:webHidden/>
+              </w:rPr>
+              <w:instrText xml:space="preserve"> PAGEREF _Toc229690668 \h </w:instrText>
+            </w:r>
+            <w:r>
+              <w:rPr>
+                <w:noProof/>
+                <w:webHidden/>
+              </w:rPr>
+            </w:r>
+            <w:r>
+              <w:rPr>
+                <w:noProof/>
+                <w:webHidden/>
+              </w:rPr>
+              <w:fldChar w:fldCharType="separate"/>
+            </w:r>
+            <w:r>
+              <w:rPr>
+                <w:noProof/>
+                <w:webHidden/>
+              </w:rPr>
+              <w:t>31</w:t>
+            </w:r>
+            <w:r>
+              <w:rPr>
+                <w:noProof/>
+                <w:webHidden/>
+              </w:rPr>
+              <w:fldChar w:fldCharType="end"/>
+            </w:r>
+          </w:hyperlink>
+        </w:p>
+        <w:p>
+          <w:pPr>
+            <w:pStyle w:val="TDC2"/>
+            <w:tabs>
+              <w:tab w:val="right" w:leader="dot" w:pos="9016"/>
+            </w:tabs>
+            <w:rPr>
+              <w:rFonts w:eastAsiaTheme="minorEastAsia"/>
+              <w:noProof/>
+              <w:kern w:val="2"/>
+              <w:lang w:eastAsia="es-ES"/>
+              <w14:ligatures w14:val="standardContextual"/>
+            </w:rPr>
+          </w:pPr>
+          <w:hyperlink w:anchor="_Toc229690669" w:history="1">
+            <w:r>
+              <w:rPr>
+                <w:rStyle w:val="Hipervnculo"/>
+                <w:noProof/>
+              </w:rPr>
+              <w:t>Posibles ampliaciones y mejoras</w:t>
+            </w:r>
+            <w:r>
+              <w:rPr>
+                <w:noProof/>
+                <w:webHidden/>
+              </w:rPr>
+              <w:tab/>
+            </w:r>
+            <w:r>
+              <w:rPr>
+                <w:noProof/>
+                <w:webHidden/>
+              </w:rPr>
+              <w:fldChar w:fldCharType="begin"/>
+            </w:r>
+            <w:r>
+              <w:rPr>
+                <w:noProof/>
+                <w:webHidden/>
+              </w:rPr>
+              <w:instrText xml:space="preserve"> PAGEREF _Toc229690669 \h </w:instrText>
+            </w:r>
+            <w:r>
+              <w:rPr>
+                <w:noProof/>
+                <w:webHidden/>
+              </w:rPr>
+            </w:r>
+            <w:r>
+              <w:rPr>
+                <w:noProof/>
+                <w:webHidden/>
+              </w:rPr>
+              <w:fldChar w:fldCharType="separate"/>
+            </w:r>
+            <w:r>
+              <w:rPr>
+                <w:noProof/>
+                <w:webHidden/>
+              </w:rPr>
+              <w:t>31</w:t>
             </w:r>
             <w:r>
               <w:rPr>
@@ -4026,7 +4170,7 @@
               <w14:ligatures w14:val="standardContextual"/>
             </w:rPr>
           </w:pPr>
-          <w:hyperlink w:anchor="_Toc229424505" w:history="1">
+          <w:hyperlink w:anchor="_Toc229690670" w:history="1">
             <w:r>
               <w:rPr>
                 <w:rStyle w:val="Hipervnculo"/>
@@ -4070,7 +4214,7 @@
                 <w:noProof/>
                 <w:webHidden/>
               </w:rPr>
-              <w:instrText xml:space="preserve"> PAGEREF _Toc229424505 \h </w:instrText>
+              <w:instrText xml:space="preserve"> PAGEREF _Toc229690670 \h </w:instrText>
             </w:r>
             <w:r>
               <w:rPr>
@@ -4090,7 +4234,7 @@
                 <w:noProof/>
                 <w:webHidden/>
               </w:rPr>
-              <w:t>29</w:t>
+              <w:t>32</w:t>
             </w:r>
             <w:r>
               <w:rPr>
@@ -4115,7 +4259,7 @@
               <w14:ligatures w14:val="standardContextual"/>
             </w:rPr>
           </w:pPr>
-          <w:hyperlink w:anchor="_Toc229424506" w:history="1">
+          <w:hyperlink w:anchor="_Toc229690671" w:history="1">
             <w:r>
               <w:rPr>
                 <w:rStyle w:val="Hipervnculo"/>
@@ -4142,7 +4286,7 @@
                 <w:noProof/>
                 <w:webHidden/>
               </w:rPr>
-              <w:instrText xml:space="preserve"> PAGEREF _Toc229424506 \h </w:instrText>
+              <w:instrText xml:space="preserve"> PAGEREF _Toc229690671 \h </w:instrText>
             </w:r>
             <w:r>
               <w:rPr>
@@ -4162,7 +4306,7 @@
                 <w:noProof/>
                 <w:webHidden/>
               </w:rPr>
-              <w:t>29</w:t>
+              <w:t>32</w:t>
             </w:r>
             <w:r>
               <w:rPr>
@@ -4187,7 +4331,7 @@
               <w14:ligatures w14:val="standardContextual"/>
             </w:rPr>
           </w:pPr>
-          <w:hyperlink w:anchor="_Toc229424507" w:history="1">
+          <w:hyperlink w:anchor="_Toc229690672" w:history="1">
             <w:r>
               <w:rPr>
                 <w:rStyle w:val="Hipervnculo"/>
@@ -4214,7 +4358,7 @@
                 <w:noProof/>
                 <w:webHidden/>
               </w:rPr>
-              <w:instrText xml:space="preserve"> PAGEREF _Toc229424507 \h </w:instrText>
+              <w:instrText xml:space="preserve"> PAGEREF _Toc229690672 \h </w:instrText>
             </w:r>
             <w:r>
               <w:rPr>
@@ -4234,7 +4378,7 @@
                 <w:noProof/>
                 <w:webHidden/>
               </w:rPr>
-              <w:t>29</w:t>
+              <w:t>32</w:t>
             </w:r>
             <w:r>
               <w:rPr>
@@ -4259,7 +4403,7 @@
               <w14:ligatures w14:val="standardContextual"/>
             </w:rPr>
           </w:pPr>
-          <w:hyperlink w:anchor="_Toc229424508" w:history="1">
+          <w:hyperlink w:anchor="_Toc229690673" w:history="1">
             <w:r>
               <w:rPr>
                 <w:rStyle w:val="Hipervnculo"/>
@@ -4286,7 +4430,7 @@
                 <w:noProof/>
                 <w:webHidden/>
               </w:rPr>
-              <w:instrText xml:space="preserve"> PAGEREF _Toc229424508 \h </w:instrText>
+              <w:instrText xml:space="preserve"> PAGEREF _Toc229690673 \h </w:instrText>
             </w:r>
             <w:r>
               <w:rPr>
@@ -4306,7 +4450,7 @@
                 <w:noProof/>
                 <w:webHidden/>
               </w:rPr>
-              <w:t>29</w:t>
+              <w:t>32</w:t>
             </w:r>
             <w:r>
               <w:rPr>
@@ -4332,7 +4476,7 @@
               <w14:ligatures w14:val="standardContextual"/>
             </w:rPr>
           </w:pPr>
-          <w:hyperlink w:anchor="_Toc229424509" w:history="1">
+          <w:hyperlink w:anchor="_Toc229690674" w:history="1">
             <w:r>
               <w:rPr>
                 <w:rStyle w:val="Hipervnculo"/>
@@ -4376,7 +4520,7 @@
                 <w:noProof/>
                 <w:webHidden/>
               </w:rPr>
-              <w:instrText xml:space="preserve"> PAGEREF _Toc229424509 \h </w:instrText>
+              <w:instrText xml:space="preserve"> PAGEREF _Toc229690674 \h </w:instrText>
             </w:r>
             <w:r>
               <w:rPr>
@@ -4396,7 +4540,7 @@
                 <w:noProof/>
                 <w:webHidden/>
               </w:rPr>
-              <w:t>31</w:t>
+              <w:t>34</w:t>
             </w:r>
             <w:r>
               <w:rPr>
@@ -4421,7 +4565,7 @@
               <w14:ligatures w14:val="standardContextual"/>
             </w:rPr>
           </w:pPr>
-          <w:hyperlink w:anchor="_Toc229424510" w:history="1">
+          <w:hyperlink w:anchor="_Toc229690675" w:history="1">
             <w:r>
               <w:rPr>
                 <w:rStyle w:val="Hipervnculo"/>
@@ -4448,7 +4592,7 @@
                 <w:noProof/>
                 <w:webHidden/>
               </w:rPr>
-              <w:instrText xml:space="preserve"> PAGEREF _Toc229424510 \h </w:instrText>
+              <w:instrText xml:space="preserve"> PAGEREF _Toc229690675 \h </w:instrText>
             </w:r>
             <w:r>
               <w:rPr>
@@ -4468,7 +4612,7 @@
                 <w:noProof/>
                 <w:webHidden/>
               </w:rPr>
-              <w:t>31</w:t>
+              <w:t>34</w:t>
             </w:r>
             <w:r>
               <w:rPr>
@@ -4493,7 +4637,7 @@
               <w14:ligatures w14:val="standardContextual"/>
             </w:rPr>
           </w:pPr>
-          <w:hyperlink w:anchor="_Toc229424511" w:history="1">
+          <w:hyperlink w:anchor="_Toc229690676" w:history="1">
             <w:r>
               <w:rPr>
                 <w:rStyle w:val="Hipervnculo"/>
@@ -4520,7 +4664,7 @@
                 <w:noProof/>
                 <w:webHidden/>
               </w:rPr>
-              <w:instrText xml:space="preserve"> PAGEREF _Toc229424511 \h </w:instrText>
+              <w:instrText xml:space="preserve"> PAGEREF _Toc229690676 \h </w:instrText>
             </w:r>
             <w:r>
               <w:rPr>
@@ -4540,7 +4684,7 @@
                 <w:noProof/>
                 <w:webHidden/>
               </w:rPr>
-              <w:t>31</w:t>
+              <w:t>34</w:t>
             </w:r>
             <w:r>
               <w:rPr>
@@ -4565,7 +4709,7 @@
               <w14:ligatures w14:val="standardContextual"/>
             </w:rPr>
           </w:pPr>
-          <w:hyperlink w:anchor="_Toc229424512" w:history="1">
+          <w:hyperlink w:anchor="_Toc229690677" w:history="1">
             <w:r>
               <w:rPr>
                 <w:rStyle w:val="Hipervnculo"/>
@@ -4592,7 +4736,7 @@
                 <w:noProof/>
                 <w:webHidden/>
               </w:rPr>
-              <w:instrText xml:space="preserve"> PAGEREF _Toc229424512 \h </w:instrText>
+              <w:instrText xml:space="preserve"> PAGEREF _Toc229690677 \h </w:instrText>
             </w:r>
             <w:r>
               <w:rPr>
@@ -4612,7 +4756,7 @@
                 <w:noProof/>
                 <w:webHidden/>
               </w:rPr>
-              <w:t>32</w:t>
+              <w:t>35</w:t>
             </w:r>
             <w:r>
               <w:rPr>
@@ -4638,7 +4782,7 @@
               <w14:ligatures w14:val="standardContextual"/>
             </w:rPr>
           </w:pPr>
-          <w:hyperlink w:anchor="_Toc229424513" w:history="1">
+          <w:hyperlink w:anchor="_Toc229690678" w:history="1">
             <w:r>
               <w:rPr>
                 <w:rStyle w:val="Hipervnculo"/>
@@ -4682,7 +4826,7 @@
                 <w:noProof/>
                 <w:webHidden/>
               </w:rPr>
-              <w:instrText xml:space="preserve"> PAGEREF _Toc229424513 \h </w:instrText>
+              <w:instrText xml:space="preserve"> PAGEREF _Toc229690678 \h </w:instrText>
             </w:r>
             <w:r>
               <w:rPr>
@@ -4702,7 +4846,7 @@
                 <w:noProof/>
                 <w:webHidden/>
               </w:rPr>
-              <w:t>33</w:t>
+              <w:t>36</w:t>
             </w:r>
             <w:r>
               <w:rPr>
@@ -4770,7 +4914,7 @@
       <w:r>
         <w:fldChar w:fldCharType="separate"/>
       </w:r>
-      <w:hyperlink w:anchor="_Toc229424514" w:history="1">
+      <w:hyperlink w:anchor="_Toc229690679" w:history="1">
         <w:r>
           <w:rPr>
             <w:rStyle w:val="Hipervnculo"/>
@@ -4797,79 +4941,7 @@
             <w:noProof/>
             <w:webHidden/>
           </w:rPr>
-          <w:instrText xml:space="preserve"> PAGEREF _Toc229424514 \h </w:instrText>
-        </w:r>
-        <w:r>
-          <w:rPr>
-            <w:noProof/>
-            <w:webHidden/>
-          </w:rPr>
-        </w:r>
-        <w:r>
-          <w:rPr>
-            <w:noProof/>
-            <w:webHidden/>
-          </w:rPr>
-          <w:fldChar w:fldCharType="separate"/>
-        </w:r>
-        <w:r>
-          <w:rPr>
-            <w:noProof/>
-            <w:webHidden/>
-          </w:rPr>
-          <w:t>9</w:t>
-        </w:r>
-        <w:r>
-          <w:rPr>
-            <w:noProof/>
-            <w:webHidden/>
-          </w:rPr>
-          <w:fldChar w:fldCharType="end"/>
-        </w:r>
-      </w:hyperlink>
-    </w:p>
-    <w:p>
-      <w:pPr>
-        <w:pStyle w:val="Tabladeilustraciones"/>
-        <w:tabs>
-          <w:tab w:val="right" w:leader="dot" w:pos="9016"/>
-        </w:tabs>
-        <w:rPr>
-          <w:rFonts w:eastAsiaTheme="minorEastAsia"/>
-          <w:noProof/>
-          <w:kern w:val="2"/>
-          <w:lang w:eastAsia="es-ES"/>
-          <w14:ligatures w14:val="standardContextual"/>
-        </w:rPr>
-      </w:pPr>
-      <w:hyperlink w:anchor="_Toc229424515" w:history="1">
-        <w:r>
-          <w:rPr>
-            <w:rStyle w:val="Hipervnculo"/>
-            <w:noProof/>
-          </w:rPr>
-          <w:t>2-Diagrama de casos de uso</w:t>
-        </w:r>
-        <w:r>
-          <w:rPr>
-            <w:noProof/>
-            <w:webHidden/>
-          </w:rPr>
-          <w:tab/>
-        </w:r>
-        <w:r>
-          <w:rPr>
-            <w:noProof/>
-            <w:webHidden/>
-          </w:rPr>
-          <w:fldChar w:fldCharType="begin"/>
-        </w:r>
-        <w:r>
-          <w:rPr>
-            <w:noProof/>
-            <w:webHidden/>
-          </w:rPr>
-          <w:instrText xml:space="preserve"> PAGEREF _Toc229424515 \h </w:instrText>
+          <w:instrText xml:space="preserve"> PAGEREF _Toc229690679 \h </w:instrText>
         </w:r>
         <w:r>
           <w:rPr>
@@ -4914,13 +4986,13 @@
           <w14:ligatures w14:val="standardContextual"/>
         </w:rPr>
       </w:pPr>
-      <w:hyperlink w:anchor="_Toc229424516" w:history="1">
+      <w:hyperlink w:anchor="_Toc229690680" w:history="1">
         <w:r>
           <w:rPr>
             <w:rStyle w:val="Hipervnculo"/>
             <w:noProof/>
           </w:rPr>
-          <w:t>3- Diagrama de clases</w:t>
+          <w:t>2-Diagrama de casos de uso</w:t>
         </w:r>
         <w:r>
           <w:rPr>
@@ -4941,7 +5013,7 @@
             <w:noProof/>
             <w:webHidden/>
           </w:rPr>
-          <w:instrText xml:space="preserve"> PAGEREF _Toc229424516 \h </w:instrText>
+          <w:instrText xml:space="preserve"> PAGEREF _Toc229690680 \h </w:instrText>
         </w:r>
         <w:r>
           <w:rPr>
@@ -4986,13 +5058,13 @@
           <w14:ligatures w14:val="standardContextual"/>
         </w:rPr>
       </w:pPr>
-      <w:hyperlink w:anchor="_Toc229424517" w:history="1">
+      <w:hyperlink w:anchor="_Toc229690681" w:history="1">
         <w:r>
           <w:rPr>
             <w:rStyle w:val="Hipervnculo"/>
             <w:noProof/>
           </w:rPr>
-          <w:t>4 Diagrama entidad-relación</w:t>
+          <w:t>3- Diagrama de clases</w:t>
         </w:r>
         <w:r>
           <w:rPr>
@@ -5013,7 +5085,7 @@
             <w:noProof/>
             <w:webHidden/>
           </w:rPr>
-          <w:instrText xml:space="preserve"> PAGEREF _Toc229424517 \h </w:instrText>
+          <w:instrText xml:space="preserve"> PAGEREF _Toc229690681 \h </w:instrText>
         </w:r>
         <w:r>
           <w:rPr>
@@ -5058,7 +5130,79 @@
           <w14:ligatures w14:val="standardContextual"/>
         </w:rPr>
       </w:pPr>
-      <w:hyperlink w:anchor="_Toc229424518" w:history="1">
+      <w:hyperlink w:anchor="_Toc229690682" w:history="1">
+        <w:r>
+          <w:rPr>
+            <w:rStyle w:val="Hipervnculo"/>
+            <w:noProof/>
+          </w:rPr>
+          <w:t>4 Diagrama entidad-relación</w:t>
+        </w:r>
+        <w:r>
+          <w:rPr>
+            <w:noProof/>
+            <w:webHidden/>
+          </w:rPr>
+          <w:tab/>
+        </w:r>
+        <w:r>
+          <w:rPr>
+            <w:noProof/>
+            <w:webHidden/>
+          </w:rPr>
+          <w:fldChar w:fldCharType="begin"/>
+        </w:r>
+        <w:r>
+          <w:rPr>
+            <w:noProof/>
+            <w:webHidden/>
+          </w:rPr>
+          <w:instrText xml:space="preserve"> PAGEREF _Toc229690682 \h </w:instrText>
+        </w:r>
+        <w:r>
+          <w:rPr>
+            <w:noProof/>
+            <w:webHidden/>
+          </w:rPr>
+        </w:r>
+        <w:r>
+          <w:rPr>
+            <w:noProof/>
+            <w:webHidden/>
+          </w:rPr>
+          <w:fldChar w:fldCharType="separate"/>
+        </w:r>
+        <w:r>
+          <w:rPr>
+            <w:noProof/>
+            <w:webHidden/>
+          </w:rPr>
+          <w:t>13</w:t>
+        </w:r>
+        <w:r>
+          <w:rPr>
+            <w:noProof/>
+            <w:webHidden/>
+          </w:rPr>
+          <w:fldChar w:fldCharType="end"/>
+        </w:r>
+      </w:hyperlink>
+    </w:p>
+    <w:p>
+      <w:pPr>
+        <w:pStyle w:val="Tabladeilustraciones"/>
+        <w:tabs>
+          <w:tab w:val="right" w:leader="dot" w:pos="9016"/>
+        </w:tabs>
+        <w:rPr>
+          <w:rFonts w:eastAsiaTheme="minorEastAsia"/>
+          <w:noProof/>
+          <w:kern w:val="2"/>
+          <w:lang w:eastAsia="es-ES"/>
+          <w14:ligatures w14:val="standardContextual"/>
+        </w:rPr>
+      </w:pPr>
+      <w:hyperlink w:anchor="_Toc229690683" w:history="1">
         <w:r>
           <w:rPr>
             <w:rStyle w:val="Hipervnculo"/>
@@ -5085,151 +5229,7 @@
             <w:noProof/>
             <w:webHidden/>
           </w:rPr>
-          <w:instrText xml:space="preserve"> PAGEREF _Toc229424518 \h </w:instrText>
-        </w:r>
-        <w:r>
-          <w:rPr>
-            <w:noProof/>
-            <w:webHidden/>
-          </w:rPr>
-        </w:r>
-        <w:r>
-          <w:rPr>
-            <w:noProof/>
-            <w:webHidden/>
-          </w:rPr>
-          <w:fldChar w:fldCharType="separate"/>
-        </w:r>
-        <w:r>
-          <w:rPr>
-            <w:noProof/>
-            <w:webHidden/>
-          </w:rPr>
-          <w:t>17</w:t>
-        </w:r>
-        <w:r>
-          <w:rPr>
-            <w:noProof/>
-            <w:webHidden/>
-          </w:rPr>
-          <w:fldChar w:fldCharType="end"/>
-        </w:r>
-      </w:hyperlink>
-    </w:p>
-    <w:p>
-      <w:pPr>
-        <w:pStyle w:val="Tabladeilustraciones"/>
-        <w:tabs>
-          <w:tab w:val="right" w:leader="dot" w:pos="9016"/>
-        </w:tabs>
-        <w:rPr>
-          <w:rFonts w:eastAsiaTheme="minorEastAsia"/>
-          <w:noProof/>
-          <w:kern w:val="2"/>
-          <w:lang w:eastAsia="es-ES"/>
-          <w14:ligatures w14:val="standardContextual"/>
-        </w:rPr>
-      </w:pPr>
-      <w:hyperlink w:anchor="_Toc229424519" w:history="1">
-        <w:r>
-          <w:rPr>
-            <w:rStyle w:val="Hipervnculo"/>
-            <w:noProof/>
-          </w:rPr>
-          <w:t>6- Tablero Trello Hito 2 2/2</w:t>
-        </w:r>
-        <w:r>
-          <w:rPr>
-            <w:noProof/>
-            <w:webHidden/>
-          </w:rPr>
-          <w:tab/>
-        </w:r>
-        <w:r>
-          <w:rPr>
-            <w:noProof/>
-            <w:webHidden/>
-          </w:rPr>
-          <w:fldChar w:fldCharType="begin"/>
-        </w:r>
-        <w:r>
-          <w:rPr>
-            <w:noProof/>
-            <w:webHidden/>
-          </w:rPr>
-          <w:instrText xml:space="preserve"> PAGEREF _Toc229424519 \h </w:instrText>
-        </w:r>
-        <w:r>
-          <w:rPr>
-            <w:noProof/>
-            <w:webHidden/>
-          </w:rPr>
-        </w:r>
-        <w:r>
-          <w:rPr>
-            <w:noProof/>
-            <w:webHidden/>
-          </w:rPr>
-          <w:fldChar w:fldCharType="separate"/>
-        </w:r>
-        <w:r>
-          <w:rPr>
-            <w:noProof/>
-            <w:webHidden/>
-          </w:rPr>
-          <w:t>17</w:t>
-        </w:r>
-        <w:r>
-          <w:rPr>
-            <w:noProof/>
-            <w:webHidden/>
-          </w:rPr>
-          <w:fldChar w:fldCharType="end"/>
-        </w:r>
-      </w:hyperlink>
-    </w:p>
-    <w:p>
-      <w:pPr>
-        <w:pStyle w:val="Tabladeilustraciones"/>
-        <w:tabs>
-          <w:tab w:val="right" w:leader="dot" w:pos="9016"/>
-        </w:tabs>
-        <w:rPr>
-          <w:rFonts w:eastAsiaTheme="minorEastAsia"/>
-          <w:noProof/>
-          <w:kern w:val="2"/>
-          <w:lang w:eastAsia="es-ES"/>
-          <w14:ligatures w14:val="standardContextual"/>
-        </w:rPr>
-      </w:pPr>
-      <w:hyperlink w:anchor="_Toc229424520" w:history="1">
-        <w:r>
-          <w:rPr>
-            <w:rStyle w:val="Hipervnculo"/>
-            <w:noProof/>
-          </w:rPr>
-          <w:t>7- Planificación de Tareas</w:t>
-        </w:r>
-        <w:r>
-          <w:rPr>
-            <w:noProof/>
-            <w:webHidden/>
-          </w:rPr>
-          <w:tab/>
-        </w:r>
-        <w:r>
-          <w:rPr>
-            <w:noProof/>
-            <w:webHidden/>
-          </w:rPr>
-          <w:fldChar w:fldCharType="begin"/>
-        </w:r>
-        <w:r>
-          <w:rPr>
-            <w:noProof/>
-            <w:webHidden/>
-          </w:rPr>
-          <w:instrText xml:space="preserve"> PAGEREF _Toc229424520 \h </w:instrText>
+          <w:instrText xml:space="preserve"> PAGEREF _Toc229690683 \h </w:instrText>
         </w:r>
         <w:r>
           <w:rPr>
@@ -5274,13 +5274,13 @@
           <w14:ligatures w14:val="standardContextual"/>
         </w:rPr>
       </w:pPr>
-      <w:hyperlink w:anchor="_Toc229424521" w:history="1">
+      <w:hyperlink w:anchor="_Toc229690684" w:history="1">
         <w:r>
           <w:rPr>
             <w:rStyle w:val="Hipervnculo"/>
             <w:noProof/>
           </w:rPr>
-          <w:t>8- Roles de equipo</w:t>
+          <w:t>6- Tablero Trello Hito 2 2/2</w:t>
         </w:r>
         <w:r>
           <w:rPr>
@@ -5301,7 +5301,79 @@
             <w:noProof/>
             <w:webHidden/>
           </w:rPr>
-          <w:instrText xml:space="preserve"> PAGEREF _Toc229424521 \h </w:instrText>
+          <w:instrText xml:space="preserve"> PAGEREF _Toc229690684 \h </w:instrText>
+        </w:r>
+        <w:r>
+          <w:rPr>
+            <w:noProof/>
+            <w:webHidden/>
+          </w:rPr>
+        </w:r>
+        <w:r>
+          <w:rPr>
+            <w:noProof/>
+            <w:webHidden/>
+          </w:rPr>
+          <w:fldChar w:fldCharType="separate"/>
+        </w:r>
+        <w:r>
+          <w:rPr>
+            <w:noProof/>
+            <w:webHidden/>
+          </w:rPr>
+          <w:t>18</w:t>
+        </w:r>
+        <w:r>
+          <w:rPr>
+            <w:noProof/>
+            <w:webHidden/>
+          </w:rPr>
+          <w:fldChar w:fldCharType="end"/>
+        </w:r>
+      </w:hyperlink>
+    </w:p>
+    <w:p>
+      <w:pPr>
+        <w:pStyle w:val="Tabladeilustraciones"/>
+        <w:tabs>
+          <w:tab w:val="right" w:leader="dot" w:pos="9016"/>
+        </w:tabs>
+        <w:rPr>
+          <w:rFonts w:eastAsiaTheme="minorEastAsia"/>
+          <w:noProof/>
+          <w:kern w:val="2"/>
+          <w:lang w:eastAsia="es-ES"/>
+          <w14:ligatures w14:val="standardContextual"/>
+        </w:rPr>
+      </w:pPr>
+      <w:hyperlink w:anchor="_Toc229690685" w:history="1">
+        <w:r>
+          <w:rPr>
+            <w:rStyle w:val="Hipervnculo"/>
+            <w:noProof/>
+          </w:rPr>
+          <w:t>7- Planificación de Tareas</w:t>
+        </w:r>
+        <w:r>
+          <w:rPr>
+            <w:noProof/>
+            <w:webHidden/>
+          </w:rPr>
+          <w:tab/>
+        </w:r>
+        <w:r>
+          <w:rPr>
+            <w:noProof/>
+            <w:webHidden/>
+          </w:rPr>
+          <w:fldChar w:fldCharType="begin"/>
+        </w:r>
+        <w:r>
+          <w:rPr>
+            <w:noProof/>
+            <w:webHidden/>
+          </w:rPr>
+          <w:instrText xml:space="preserve"> PAGEREF _Toc229690685 \h </w:instrText>
         </w:r>
         <w:r>
           <w:rPr>
@@ -5346,7 +5418,79 @@
           <w14:ligatures w14:val="standardContextual"/>
         </w:rPr>
       </w:pPr>
-      <w:hyperlink w:anchor="_Toc229424522" w:history="1">
+      <w:hyperlink w:anchor="_Toc229690686" w:history="1">
+        <w:r>
+          <w:rPr>
+            <w:rStyle w:val="Hipervnculo"/>
+            <w:noProof/>
+          </w:rPr>
+          <w:t>8- Roles de equipo</w:t>
+        </w:r>
+        <w:r>
+          <w:rPr>
+            <w:noProof/>
+            <w:webHidden/>
+          </w:rPr>
+          <w:tab/>
+        </w:r>
+        <w:r>
+          <w:rPr>
+            <w:noProof/>
+            <w:webHidden/>
+          </w:rPr>
+          <w:fldChar w:fldCharType="begin"/>
+        </w:r>
+        <w:r>
+          <w:rPr>
+            <w:noProof/>
+            <w:webHidden/>
+          </w:rPr>
+          <w:instrText xml:space="preserve"> PAGEREF _Toc229690686 \h </w:instrText>
+        </w:r>
+        <w:r>
+          <w:rPr>
+            <w:noProof/>
+            <w:webHidden/>
+          </w:rPr>
+        </w:r>
+        <w:r>
+          <w:rPr>
+            <w:noProof/>
+            <w:webHidden/>
+          </w:rPr>
+          <w:fldChar w:fldCharType="separate"/>
+        </w:r>
+        <w:r>
+          <w:rPr>
+            <w:noProof/>
+            <w:webHidden/>
+          </w:rPr>
+          <w:t>20</w:t>
+        </w:r>
+        <w:r>
+          <w:rPr>
+            <w:noProof/>
+            <w:webHidden/>
+          </w:rPr>
+          <w:fldChar w:fldCharType="end"/>
+        </w:r>
+      </w:hyperlink>
+    </w:p>
+    <w:p>
+      <w:pPr>
+        <w:pStyle w:val="Tabladeilustraciones"/>
+        <w:tabs>
+          <w:tab w:val="right" w:leader="dot" w:pos="9016"/>
+        </w:tabs>
+        <w:rPr>
+          <w:rFonts w:eastAsiaTheme="minorEastAsia"/>
+          <w:noProof/>
+          <w:kern w:val="2"/>
+          <w:lang w:eastAsia="es-ES"/>
+          <w14:ligatures w14:val="standardContextual"/>
+        </w:rPr>
+      </w:pPr>
+      <w:hyperlink w:anchor="_Toc229690687" w:history="1">
         <w:r>
           <w:rPr>
             <w:rStyle w:val="Hipervnculo"/>
@@ -5373,7 +5517,7 @@
             <w:noProof/>
             <w:webHidden/>
           </w:rPr>
-          <w:instrText xml:space="preserve"> PAGEREF _Toc229424522 \h </w:instrText>
+          <w:instrText xml:space="preserve"> PAGEREF _Toc229690687 \h </w:instrText>
         </w:r>
         <w:r>
           <w:rPr>
@@ -5393,7 +5537,7 @@
             <w:noProof/>
             <w:webHidden/>
           </w:rPr>
-          <w:t>21</w:t>
+          <w:t>22</w:t>
         </w:r>
         <w:r>
           <w:rPr>
@@ -5418,7 +5562,7 @@
           <w14:ligatures w14:val="standardContextual"/>
         </w:rPr>
       </w:pPr>
-      <w:hyperlink w:anchor="_Toc229424523" w:history="1">
+      <w:hyperlink w:anchor="_Toc229690688" w:history="1">
         <w:r>
           <w:rPr>
             <w:rStyle w:val="Hipervnculo"/>
@@ -5445,7 +5589,7 @@
             <w:noProof/>
             <w:webHidden/>
           </w:rPr>
-          <w:instrText xml:space="preserve"> PAGEREF _Toc229424523 \h </w:instrText>
+          <w:instrText xml:space="preserve"> PAGEREF _Toc229690688 \h </w:instrText>
         </w:r>
         <w:r>
           <w:rPr>
@@ -5465,7 +5609,7 @@
             <w:noProof/>
             <w:webHidden/>
           </w:rPr>
-          <w:t>21</w:t>
+          <w:t>22</w:t>
         </w:r>
         <w:r>
           <w:rPr>
@@ -5490,7 +5634,7 @@
           <w14:ligatures w14:val="standardContextual"/>
         </w:rPr>
       </w:pPr>
-      <w:hyperlink w:anchor="_Toc229424524" w:history="1">
+      <w:hyperlink w:anchor="_Toc229690689" w:history="1">
         <w:r>
           <w:rPr>
             <w:rStyle w:val="Hipervnculo"/>
@@ -5517,7 +5661,7 @@
             <w:noProof/>
             <w:webHidden/>
           </w:rPr>
-          <w:instrText xml:space="preserve"> PAGEREF _Toc229424524 \h </w:instrText>
+          <w:instrText xml:space="preserve"> PAGEREF _Toc229690689 \h </w:instrText>
         </w:r>
         <w:r>
           <w:rPr>
@@ -5537,7 +5681,7 @@
             <w:noProof/>
             <w:webHidden/>
           </w:rPr>
-          <w:t>21</w:t>
+          <w:t>22</w:t>
         </w:r>
         <w:r>
           <w:rPr>
@@ -5562,7 +5706,7 @@
           <w14:ligatures w14:val="standardContextual"/>
         </w:rPr>
       </w:pPr>
-      <w:hyperlink w:anchor="_Toc229424525" w:history="1">
+      <w:hyperlink w:anchor="_Toc229690690" w:history="1">
         <w:r>
           <w:rPr>
             <w:rStyle w:val="Hipervnculo"/>
@@ -5598,79 +5742,7 @@
             <w:noProof/>
             <w:webHidden/>
           </w:rPr>
-          <w:instrText xml:space="preserve"> PAGEREF _Toc229424525 \h </w:instrText>
-        </w:r>
-        <w:r>
-          <w:rPr>
-            <w:noProof/>
-            <w:webHidden/>
-          </w:rPr>
-        </w:r>
-        <w:r>
-          <w:rPr>
-            <w:noProof/>
-            <w:webHidden/>
-          </w:rPr>
-          <w:fldChar w:fldCharType="separate"/>
-        </w:r>
-        <w:r>
-          <w:rPr>
-            <w:noProof/>
-            <w:webHidden/>
-          </w:rPr>
-          <w:t>22</w:t>
-        </w:r>
-        <w:r>
-          <w:rPr>
-            <w:noProof/>
-            <w:webHidden/>
-          </w:rPr>
-          <w:fldChar w:fldCharType="end"/>
-        </w:r>
-      </w:hyperlink>
-    </w:p>
-    <w:p>
-      <w:pPr>
-        <w:pStyle w:val="Tabladeilustraciones"/>
-        <w:tabs>
-          <w:tab w:val="right" w:leader="dot" w:pos="9016"/>
-        </w:tabs>
-        <w:rPr>
-          <w:rFonts w:eastAsiaTheme="minorEastAsia"/>
-          <w:noProof/>
-          <w:kern w:val="2"/>
-          <w:lang w:eastAsia="es-ES"/>
-          <w14:ligatures w14:val="standardContextual"/>
-        </w:rPr>
-      </w:pPr>
-      <w:hyperlink w:anchor="_Toc229424526" w:history="1">
-        <w:r>
-          <w:rPr>
-            <w:rStyle w:val="Hipervnculo"/>
-            <w:noProof/>
-          </w:rPr>
-          <w:t>13 Método conexión a BD</w:t>
-        </w:r>
-        <w:r>
-          <w:rPr>
-            <w:noProof/>
-            <w:webHidden/>
-          </w:rPr>
-          <w:tab/>
-        </w:r>
-        <w:r>
-          <w:rPr>
-            <w:noProof/>
-            <w:webHidden/>
-          </w:rPr>
-          <w:fldChar w:fldCharType="begin"/>
-        </w:r>
-        <w:r>
-          <w:rPr>
-            <w:noProof/>
-            <w:webHidden/>
-          </w:rPr>
-          <w:instrText xml:space="preserve"> PAGEREF _Toc229424526 \h </w:instrText>
+          <w:instrText xml:space="preserve"> PAGEREF _Toc229690690 \h </w:instrText>
         </w:r>
         <w:r>
           <w:rPr>
@@ -5715,13 +5787,13 @@
           <w14:ligatures w14:val="standardContextual"/>
         </w:rPr>
       </w:pPr>
-      <w:hyperlink w:anchor="_Toc229424527" w:history="1">
+      <w:hyperlink w:anchor="_Toc229690691" w:history="1">
         <w:r>
           <w:rPr>
             <w:rStyle w:val="Hipervnculo"/>
             <w:noProof/>
           </w:rPr>
-          <w:t>14  Reconocimiento facial 2/3</w:t>
+          <w:t>13 Método conexión a BD</w:t>
         </w:r>
         <w:r>
           <w:rPr>
@@ -5742,7 +5814,7 @@
             <w:noProof/>
             <w:webHidden/>
           </w:rPr>
-          <w:instrText xml:space="preserve"> PAGEREF _Toc229424527 \h </w:instrText>
+          <w:instrText xml:space="preserve"> PAGEREF _Toc229690691 \h </w:instrText>
         </w:r>
         <w:r>
           <w:rPr>
@@ -5787,13 +5859,13 @@
           <w14:ligatures w14:val="standardContextual"/>
         </w:rPr>
       </w:pPr>
-      <w:hyperlink w:anchor="_Toc229424528" w:history="1">
+      <w:hyperlink w:anchor="_Toc229690692" w:history="1">
         <w:r>
           <w:rPr>
             <w:rStyle w:val="Hipervnculo"/>
             <w:noProof/>
           </w:rPr>
-          <w:t>15 Reconocimiento facial 1/3</w:t>
+          <w:t>14  Reconocimiento facial 2/3</w:t>
         </w:r>
         <w:r>
           <w:rPr>
@@ -5814,79 +5886,7 @@
             <w:noProof/>
             <w:webHidden/>
           </w:rPr>
-          <w:instrText xml:space="preserve"> PAGEREF _Toc229424528 \h </w:instrText>
-        </w:r>
-        <w:r>
-          <w:rPr>
-            <w:noProof/>
-            <w:webHidden/>
-          </w:rPr>
-        </w:r>
-        <w:r>
-          <w:rPr>
-            <w:noProof/>
-            <w:webHidden/>
-          </w:rPr>
-          <w:fldChar w:fldCharType="separate"/>
-        </w:r>
-        <w:r>
-          <w:rPr>
-            <w:noProof/>
-            <w:webHidden/>
-          </w:rPr>
-          <w:t>24</w:t>
-        </w:r>
-        <w:r>
-          <w:rPr>
-            <w:noProof/>
-            <w:webHidden/>
-          </w:rPr>
-          <w:fldChar w:fldCharType="end"/>
-        </w:r>
-      </w:hyperlink>
-    </w:p>
-    <w:p>
-      <w:pPr>
-        <w:pStyle w:val="Tabladeilustraciones"/>
-        <w:tabs>
-          <w:tab w:val="right" w:leader="dot" w:pos="9016"/>
-        </w:tabs>
-        <w:rPr>
-          <w:rFonts w:eastAsiaTheme="minorEastAsia"/>
-          <w:noProof/>
-          <w:kern w:val="2"/>
-          <w:lang w:eastAsia="es-ES"/>
-          <w14:ligatures w14:val="standardContextual"/>
-        </w:rPr>
-      </w:pPr>
-      <w:hyperlink w:anchor="_Toc229424529" w:history="1">
-        <w:r>
-          <w:rPr>
-            <w:rStyle w:val="Hipervnculo"/>
-            <w:noProof/>
-          </w:rPr>
-          <w:t>16  Reconocimiento facial 3/3</w:t>
-        </w:r>
-        <w:r>
-          <w:rPr>
-            <w:noProof/>
-            <w:webHidden/>
-          </w:rPr>
-          <w:tab/>
-        </w:r>
-        <w:r>
-          <w:rPr>
-            <w:noProof/>
-            <w:webHidden/>
-          </w:rPr>
-          <w:fldChar w:fldCharType="begin"/>
-        </w:r>
-        <w:r>
-          <w:rPr>
-            <w:noProof/>
-            <w:webHidden/>
-          </w:rPr>
-          <w:instrText xml:space="preserve"> PAGEREF _Toc229424529 \h </w:instrText>
+          <w:instrText xml:space="preserve"> PAGEREF _Toc229690692 \h </w:instrText>
         </w:r>
         <w:r>
           <w:rPr>
@@ -5931,13 +5931,13 @@
           <w14:ligatures w14:val="standardContextual"/>
         </w:rPr>
       </w:pPr>
-      <w:hyperlink w:anchor="_Toc229424530" w:history="1">
+      <w:hyperlink w:anchor="_Toc229690693" w:history="1">
         <w:r>
           <w:rPr>
             <w:rStyle w:val="Hipervnculo"/>
             <w:noProof/>
           </w:rPr>
-          <w:t>17 Creación de cuenta</w:t>
+          <w:t>15 Reconocimiento facial 1/3</w:t>
         </w:r>
         <w:r>
           <w:rPr>
@@ -5958,7 +5958,79 @@
             <w:noProof/>
             <w:webHidden/>
           </w:rPr>
-          <w:instrText xml:space="preserve"> PAGEREF _Toc229424530 \h </w:instrText>
+          <w:instrText xml:space="preserve"> PAGEREF _Toc229690693 \h </w:instrText>
+        </w:r>
+        <w:r>
+          <w:rPr>
+            <w:noProof/>
+            <w:webHidden/>
+          </w:rPr>
+        </w:r>
+        <w:r>
+          <w:rPr>
+            <w:noProof/>
+            <w:webHidden/>
+          </w:rPr>
+          <w:fldChar w:fldCharType="separate"/>
+        </w:r>
+        <w:r>
+          <w:rPr>
+            <w:noProof/>
+            <w:webHidden/>
+          </w:rPr>
+          <w:t>25</w:t>
+        </w:r>
+        <w:r>
+          <w:rPr>
+            <w:noProof/>
+            <w:webHidden/>
+          </w:rPr>
+          <w:fldChar w:fldCharType="end"/>
+        </w:r>
+      </w:hyperlink>
+    </w:p>
+    <w:p>
+      <w:pPr>
+        <w:pStyle w:val="Tabladeilustraciones"/>
+        <w:tabs>
+          <w:tab w:val="right" w:leader="dot" w:pos="9016"/>
+        </w:tabs>
+        <w:rPr>
+          <w:rFonts w:eastAsiaTheme="minorEastAsia"/>
+          <w:noProof/>
+          <w:kern w:val="2"/>
+          <w:lang w:eastAsia="es-ES"/>
+          <w14:ligatures w14:val="standardContextual"/>
+        </w:rPr>
+      </w:pPr>
+      <w:hyperlink w:anchor="_Toc229690694" w:history="1">
+        <w:r>
+          <w:rPr>
+            <w:rStyle w:val="Hipervnculo"/>
+            <w:noProof/>
+          </w:rPr>
+          <w:t>16  Reconocimiento facial 3/3</w:t>
+        </w:r>
+        <w:r>
+          <w:rPr>
+            <w:noProof/>
+            <w:webHidden/>
+          </w:rPr>
+          <w:tab/>
+        </w:r>
+        <w:r>
+          <w:rPr>
+            <w:noProof/>
+            <w:webHidden/>
+          </w:rPr>
+          <w:fldChar w:fldCharType="begin"/>
+        </w:r>
+        <w:r>
+          <w:rPr>
+            <w:noProof/>
+            <w:webHidden/>
+          </w:rPr>
+          <w:instrText xml:space="preserve"> PAGEREF _Toc229690694 \h </w:instrText>
         </w:r>
         <w:r>
           <w:rPr>
@@ -6003,7 +6075,79 @@
           <w14:ligatures w14:val="standardContextual"/>
         </w:rPr>
       </w:pPr>
-      <w:hyperlink w:anchor="_Toc229424531" w:history="1">
+      <w:hyperlink w:anchor="_Toc229690695" w:history="1">
+        <w:r>
+          <w:rPr>
+            <w:rStyle w:val="Hipervnculo"/>
+            <w:noProof/>
+          </w:rPr>
+          <w:t>17 Creación de cuenta</w:t>
+        </w:r>
+        <w:r>
+          <w:rPr>
+            <w:noProof/>
+            <w:webHidden/>
+          </w:rPr>
+          <w:tab/>
+        </w:r>
+        <w:r>
+          <w:rPr>
+            <w:noProof/>
+            <w:webHidden/>
+          </w:rPr>
+          <w:fldChar w:fldCharType="begin"/>
+        </w:r>
+        <w:r>
+          <w:rPr>
+            <w:noProof/>
+            <w:webHidden/>
+          </w:rPr>
+          <w:instrText xml:space="preserve"> PAGEREF _Toc229690695 \h </w:instrText>
+        </w:r>
+        <w:r>
+          <w:rPr>
+            <w:noProof/>
+            <w:webHidden/>
+          </w:rPr>
+        </w:r>
+        <w:r>
+          <w:rPr>
+            <w:noProof/>
+            <w:webHidden/>
+          </w:rPr>
+          <w:fldChar w:fldCharType="separate"/>
+        </w:r>
+        <w:r>
+          <w:rPr>
+            <w:noProof/>
+            <w:webHidden/>
+          </w:rPr>
+          <w:t>28</w:t>
+        </w:r>
+        <w:r>
+          <w:rPr>
+            <w:noProof/>
+            <w:webHidden/>
+          </w:rPr>
+          <w:fldChar w:fldCharType="end"/>
+        </w:r>
+      </w:hyperlink>
+    </w:p>
+    <w:p>
+      <w:pPr>
+        <w:pStyle w:val="Tabladeilustraciones"/>
+        <w:tabs>
+          <w:tab w:val="right" w:leader="dot" w:pos="9016"/>
+        </w:tabs>
+        <w:rPr>
+          <w:rFonts w:eastAsiaTheme="minorEastAsia"/>
+          <w:noProof/>
+          <w:kern w:val="2"/>
+          <w:lang w:eastAsia="es-ES"/>
+          <w14:ligatures w14:val="standardContextual"/>
+        </w:rPr>
+      </w:pPr>
+      <w:hyperlink w:anchor="_Toc229690696" w:history="1">
         <w:r>
           <w:rPr>
             <w:rStyle w:val="Hipervnculo"/>
@@ -6030,7 +6174,7 @@
             <w:noProof/>
             <w:webHidden/>
           </w:rPr>
-          <w:instrText xml:space="preserve"> PAGEREF _Toc229424531 \h </w:instrText>
+          <w:instrText xml:space="preserve"> PAGEREF _Toc229690696 \h </w:instrText>
         </w:r>
         <w:r>
           <w:rPr>
@@ -6050,7 +6194,7 @@
             <w:noProof/>
             <w:webHidden/>
           </w:rPr>
-          <w:t>27</w:t>
+          <w:t>29</w:t>
         </w:r>
         <w:r>
           <w:rPr>
@@ -6068,6 +6212,7 @@
     </w:p>
     <w:p>
       <w:r>
+        <w:lastRenderedPageBreak/>
         <w:br w:type="page"/>
       </w:r>
     </w:p>
@@ -6075,7 +6220,7 @@
       <w:pPr>
         <w:pStyle w:val="Ttulo1"/>
       </w:pPr>
-      <w:bookmarkStart w:id="0" w:name="_Toc229424473"/>
+      <w:bookmarkStart w:id="0" w:name="_Toc229690636"/>
       <w:r>
         <w:lastRenderedPageBreak/>
         <w:t>Introducción</w:t>
@@ -6086,7 +6231,7 @@
       <w:pPr>
         <w:pStyle w:val="Ttulo2"/>
       </w:pPr>
-      <w:bookmarkStart w:id="1" w:name="_Toc229424474"/>
+      <w:bookmarkStart w:id="1" w:name="_Toc229690637"/>
       <w:r>
         <w:t>Objetivo del proyecto</w:t>
       </w:r>
@@ -6125,7 +6270,7 @@
         <w:pStyle w:val="Ttulo2"/>
         <w:jc w:val="both"/>
       </w:pPr>
-      <w:bookmarkStart w:id="2" w:name="_Toc229424475"/>
+      <w:bookmarkStart w:id="2" w:name="_Toc229690638"/>
       <w:r>
         <w:t>Justificación del proyecto</w:t>
       </w:r>
@@ -6236,7 +6381,7 @@
         <w:pStyle w:val="Ttulo2"/>
         <w:jc w:val="both"/>
       </w:pPr>
-      <w:bookmarkStart w:id="3" w:name="_Toc229424476"/>
+      <w:bookmarkStart w:id="3" w:name="_Toc229690639"/>
       <w:r>
         <w:t>Análisis de lo existente</w:t>
       </w:r>
@@ -6305,7 +6450,7 @@
       <w:pPr>
         <w:pStyle w:val="Ttulo1"/>
       </w:pPr>
-      <w:bookmarkStart w:id="4" w:name="_Toc229424477"/>
+      <w:bookmarkStart w:id="4" w:name="_Toc229690640"/>
       <w:r>
         <w:t xml:space="preserve">Requisitos Funcionales de la </w:t>
       </w:r>
@@ -6360,7 +6505,7 @@
       <w:pPr>
         <w:pStyle w:val="Ttulo2"/>
       </w:pPr>
-      <w:bookmarkStart w:id="5" w:name="_Toc229424478"/>
+      <w:bookmarkStart w:id="5" w:name="_Toc229690641"/>
       <w:r>
         <w:t>Inquilino</w:t>
       </w:r>
@@ -6984,7 +7129,7 @@
       <w:pPr>
         <w:pStyle w:val="Ttulo2"/>
       </w:pPr>
-      <w:bookmarkStart w:id="6" w:name="_Toc229424479"/>
+      <w:bookmarkStart w:id="6" w:name="_Toc229690642"/>
       <w:r>
         <w:t>Arrendador</w:t>
       </w:r>
@@ -7719,7 +7864,7 @@
           <w:rFonts w:eastAsia="Aptos"/>
         </w:rPr>
       </w:pPr>
-      <w:bookmarkStart w:id="7" w:name="_Toc229424480"/>
+      <w:bookmarkStart w:id="7" w:name="_Toc229690643"/>
       <w:r>
         <w:rPr>
           <w:rFonts w:eastAsia="Aptos"/>
@@ -7880,7 +8025,7 @@
       <w:pPr>
         <w:pStyle w:val="Ttulo1"/>
       </w:pPr>
-      <w:bookmarkStart w:id="8" w:name="_Toc229424481"/>
+      <w:bookmarkStart w:id="8" w:name="_Toc229690644"/>
       <w:r>
         <w:t>Análisis y Diseño</w:t>
       </w:r>
@@ -7891,7 +8036,7 @@
         <w:pStyle w:val="Ttulo2"/>
       </w:pPr>
       <w:bookmarkStart w:id="9" w:name="_Toc225415558"/>
-      <w:bookmarkStart w:id="10" w:name="_Toc229424482"/>
+      <w:bookmarkStart w:id="10" w:name="_Toc229690645"/>
       <w:r>
         <w:t>Diagrama de Arquitectura</w:t>
       </w:r>
@@ -7954,7 +8099,7 @@
         <w:pStyle w:val="Descripcin"/>
       </w:pPr>
       <w:fldSimple w:instr=" SEQ Ilustración \* ARABIC ">
-        <w:bookmarkStart w:id="11" w:name="_Toc229424514"/>
+        <w:bookmarkStart w:id="11" w:name="_Toc229690679"/>
         <w:r>
           <w:rPr>
             <w:noProof/>
@@ -8035,7 +8180,7 @@
       <w:pPr>
         <w:pStyle w:val="Ttulo2"/>
       </w:pPr>
-      <w:bookmarkStart w:id="12" w:name="_Toc229424483"/>
+      <w:bookmarkStart w:id="12" w:name="_Toc229690646"/>
       <w:r>
         <w:lastRenderedPageBreak/>
         <w:t xml:space="preserve">Diagrama </w:t>
@@ -8118,7 +8263,7 @@
         <w:pStyle w:val="Descripcin"/>
       </w:pPr>
       <w:fldSimple w:instr=" SEQ Ilustración \* ARABIC ">
-        <w:bookmarkStart w:id="13" w:name="_Toc229424515"/>
+        <w:bookmarkStart w:id="13" w:name="_Toc229690680"/>
         <w:r>
           <w:rPr>
             <w:noProof/>
@@ -8157,7 +8302,7 @@
       <w:pPr>
         <w:pStyle w:val="Ttulo2"/>
       </w:pPr>
-      <w:bookmarkStart w:id="14" w:name="_Toc229424484"/>
+      <w:bookmarkStart w:id="14" w:name="_Toc229690647"/>
       <w:r>
         <w:lastRenderedPageBreak/>
         <w:t>Diagrama de clases</w:t>
@@ -8167,17 +8312,16 @@
     <w:p>
       <w:pPr>
         <w:keepNext/>
-        <w:jc w:val="center"/>
       </w:pPr>
       <w:r>
         <w:rPr>
           <w:noProof/>
         </w:rPr>
         <w:drawing>
-          <wp:inline distT="0" distB="0" distL="0" distR="0" wp14:anchorId="189049AB" wp14:editId="70E05026">
-            <wp:extent cx="4696084" cy="7863901"/>
-            <wp:effectExtent l="0" t="0" r="0" b="0"/>
-            <wp:docPr id="779105116" name="drawing"/>
+          <wp:inline distT="0" distB="0" distL="0" distR="0" wp14:anchorId="67E3B4D2" wp14:editId="5C00D363">
+            <wp:extent cx="5731510" cy="6417310"/>
+            <wp:effectExtent l="0" t="0" r="2540" b="2540"/>
+            <wp:docPr id="682627866" name="Imagen 2"/>
             <wp:cNvGraphicFramePr>
               <a:graphicFrameLocks xmlns:a="http://schemas.openxmlformats.org/drawingml/2006/main" noChangeAspect="1"/>
             </wp:cNvGraphicFramePr>
@@ -8185,14 +8329,14 @@
               <a:graphicData uri="http://schemas.openxmlformats.org/drawingml/2006/picture">
                 <pic:pic xmlns:pic="http://schemas.openxmlformats.org/drawingml/2006/picture">
                   <pic:nvPicPr>
-                    <pic:cNvPr id="779105116" name="Picture 779105116"/>
+                    <pic:cNvPr id="682627866" name="Imagen 682627866"/>
                     <pic:cNvPicPr/>
                   </pic:nvPicPr>
                   <pic:blipFill>
-                    <a:blip r:embed="rId15">
+                    <a:blip r:embed="rId15" cstate="print">
                       <a:extLst>
                         <a:ext uri="{28A0092B-C50C-407E-A947-70E740481C1C}">
-                          <a14:useLocalDpi xmlns:a14="http://schemas.microsoft.com/office/drawing/2010/main"/>
+                          <a14:useLocalDpi xmlns:a14="http://schemas.microsoft.com/office/drawing/2010/main" val="0"/>
                         </a:ext>
                       </a:extLst>
                     </a:blip>
@@ -8203,7 +8347,7 @@
                   <pic:spPr>
                     <a:xfrm>
                       <a:off x="0" y="0"/>
-                      <a:ext cx="4696084" cy="7863901"/>
+                      <a:ext cx="5731510" cy="6417310"/>
                     </a:xfrm>
                     <a:prstGeom prst="rect">
                       <a:avLst/>
@@ -8221,7 +8365,7 @@
         <w:pStyle w:val="Descripcin"/>
       </w:pPr>
       <w:fldSimple w:instr=" SEQ Ilustración \* ARABIC ">
-        <w:bookmarkStart w:id="15" w:name="_Toc229424516"/>
+        <w:bookmarkStart w:id="15" w:name="_Toc229690681"/>
         <w:r>
           <w:rPr>
             <w:noProof/>
@@ -8239,7 +8383,7 @@
       <w:pPr>
         <w:pStyle w:val="Ttulo2"/>
       </w:pPr>
-      <w:bookmarkStart w:id="16" w:name="_Toc229424485"/>
+      <w:bookmarkStart w:id="16" w:name="_Toc229690648"/>
       <w:r>
         <w:lastRenderedPageBreak/>
         <w:t>Diagrama Entidad-Relación</w:t>
@@ -8302,7 +8446,7 @@
         <w:pStyle w:val="Descripcin"/>
       </w:pPr>
       <w:fldSimple w:instr=" SEQ Ilustración \* ARABIC ">
-        <w:bookmarkStart w:id="17" w:name="_Toc229424517"/>
+        <w:bookmarkStart w:id="17" w:name="_Toc229690682"/>
         <w:r>
           <w:rPr>
             <w:noProof/>
@@ -8330,11 +8474,9 @@
       <w:r>
         <w:t xml:space="preserve">”. Los usuarios registrados, los pisos añadidos, los contratos pendientes y las habitaciones con sus </w:t>
       </w:r>
-      <w:proofErr w:type="gramStart"/>
-      <w:r>
-        <w:t>muebles,</w:t>
-      </w:r>
-      <w:proofErr w:type="gramEnd"/>
+      <w:r>
+        <w:t>muebles</w:t>
+      </w:r>
       <w:r>
         <w:t xml:space="preserve"> son los datos que se guardarán en la base de datos y que manipularemos a través de programación orientada a objetos. </w:t>
       </w:r>
@@ -8343,7 +8485,7 @@
       <w:pPr>
         <w:pStyle w:val="Ttulo2"/>
       </w:pPr>
-      <w:bookmarkStart w:id="18" w:name="_Toc229424486"/>
+      <w:bookmarkStart w:id="18" w:name="_Toc229690649"/>
       <w:r>
         <w:t>Modelo Relacional</w:t>
       </w:r>
@@ -9378,7 +9520,7 @@
         <w:pStyle w:val="Ttulo2"/>
       </w:pPr>
       <w:bookmarkStart w:id="19" w:name="_Toc225415563"/>
-      <w:bookmarkStart w:id="20" w:name="_Toc229424487"/>
+      <w:bookmarkStart w:id="20" w:name="_Toc229690650"/>
       <w:r>
         <w:t>Script SQL</w:t>
       </w:r>
@@ -9387,6 +9529,9 @@
     </w:p>
     <w:p>
       <w:r>
+        <w:rPr>
+          <w:noProof/>
+        </w:rPr>
         <w:drawing>
           <wp:inline distT="0" distB="0" distL="0" distR="0" wp14:anchorId="1B389AF5" wp14:editId="4CB4CE3C">
             <wp:extent cx="5731510" cy="3256915"/>
@@ -9426,6 +9571,9 @@
     </w:p>
     <w:p>
       <w:r>
+        <w:rPr>
+          <w:noProof/>
+        </w:rPr>
         <w:lastRenderedPageBreak/>
         <w:drawing>
           <wp:inline distT="0" distB="0" distL="0" distR="0" wp14:anchorId="2BE82D0A" wp14:editId="5FC2EED0">
@@ -9466,6 +9614,9 @@
     </w:p>
     <w:p>
       <w:r>
+        <w:rPr>
+          <w:noProof/>
+        </w:rPr>
         <w:drawing>
           <wp:inline distT="0" distB="0" distL="0" distR="0" wp14:anchorId="58D892C4" wp14:editId="76969854">
             <wp:extent cx="5731510" cy="3706495"/>
@@ -9505,6 +9656,9 @@
     </w:p>
     <w:p>
       <w:r>
+        <w:rPr>
+          <w:noProof/>
+        </w:rPr>
         <w:lastRenderedPageBreak/>
         <w:drawing>
           <wp:inline distT="0" distB="0" distL="0" distR="0" wp14:anchorId="4A166CE7" wp14:editId="146B2E49">
@@ -9545,6 +9699,9 @@
     </w:p>
     <w:p>
       <w:r>
+        <w:rPr>
+          <w:noProof/>
+        </w:rPr>
         <w:drawing>
           <wp:inline distT="0" distB="0" distL="0" distR="0" wp14:anchorId="7E2CF8C5" wp14:editId="30DB2E95">
             <wp:extent cx="5731510" cy="1707515"/>
@@ -9586,7 +9743,7 @@
       <w:pPr>
         <w:pStyle w:val="Ttulo1"/>
       </w:pPr>
-      <w:bookmarkStart w:id="21" w:name="_Toc229424488"/>
+      <w:bookmarkStart w:id="21" w:name="_Toc229690651"/>
       <w:r>
         <w:t>Metodología de desarrollo</w:t>
       </w:r>
@@ -9597,7 +9754,7 @@
         <w:pStyle w:val="Ttulo2"/>
         <w:jc w:val="both"/>
       </w:pPr>
-      <w:bookmarkStart w:id="22" w:name="_Toc229424489"/>
+      <w:bookmarkStart w:id="22" w:name="_Toc229690652"/>
       <w:r>
         <w:t>Ciclo de vida</w:t>
       </w:r>
@@ -9697,7 +9854,7 @@
       <w:pPr>
         <w:pStyle w:val="Ttulo2"/>
       </w:pPr>
-      <w:bookmarkStart w:id="23" w:name="_Toc229424490"/>
+      <w:bookmarkStart w:id="23" w:name="_Toc229690653"/>
       <w:r>
         <w:lastRenderedPageBreak/>
         <w:t>Metodología ágil</w:t>
@@ -10013,7 +10170,7 @@
       <w:pPr>
         <w:pStyle w:val="Ttulo2"/>
       </w:pPr>
-      <w:bookmarkStart w:id="24" w:name="_Toc229424491"/>
+      <w:bookmarkStart w:id="24" w:name="_Toc229690654"/>
       <w:r>
         <w:lastRenderedPageBreak/>
         <w:t xml:space="preserve">Nuestro Tablero </w:t>
@@ -10097,7 +10254,7 @@
         <w:pStyle w:val="Descripcin"/>
       </w:pPr>
       <w:fldSimple w:instr=" SEQ Ilustración \* ARABIC ">
-        <w:bookmarkStart w:id="25" w:name="_Toc229424518"/>
+        <w:bookmarkStart w:id="25" w:name="_Toc229690683"/>
         <w:r>
           <w:rPr>
             <w:noProof/>
@@ -10167,7 +10324,7 @@
         <w:pStyle w:val="Descripcin"/>
       </w:pPr>
       <w:fldSimple w:instr=" SEQ Ilustración \* ARABIC ">
-        <w:bookmarkStart w:id="26" w:name="_Toc229424519"/>
+        <w:bookmarkStart w:id="26" w:name="_Toc229690684"/>
         <w:r>
           <w:rPr>
             <w:noProof/>
@@ -10189,7 +10346,7 @@
       <w:pPr>
         <w:pStyle w:val="Ttulo2"/>
       </w:pPr>
-      <w:bookmarkStart w:id="27" w:name="_Toc229424492"/>
+      <w:bookmarkStart w:id="27" w:name="_Toc229690655"/>
       <w:r>
         <w:lastRenderedPageBreak/>
         <w:t>Planificación de tareas y toles de equipo</w:t>
@@ -10671,7 +10828,7 @@
         <w:pStyle w:val="Descripcin"/>
       </w:pPr>
       <w:fldSimple w:instr=" SEQ Ilustración \* ARABIC ">
-        <w:bookmarkStart w:id="28" w:name="_Toc229424520"/>
+        <w:bookmarkStart w:id="28" w:name="_Toc229690685"/>
         <w:r>
           <w:rPr>
             <w:noProof/>
@@ -11039,7 +11196,7 @@
         <w:pStyle w:val="Descripcin"/>
       </w:pPr>
       <w:fldSimple w:instr=" SEQ Ilustración \* ARABIC ">
-        <w:bookmarkStart w:id="29" w:name="_Toc229424521"/>
+        <w:bookmarkStart w:id="29" w:name="_Toc229690686"/>
         <w:r>
           <w:rPr>
             <w:noProof/>
@@ -11061,7 +11218,7 @@
       <w:pPr>
         <w:pStyle w:val="Ttulo1"/>
       </w:pPr>
-      <w:bookmarkStart w:id="30" w:name="_Toc229424493"/>
+      <w:bookmarkStart w:id="30" w:name="_Toc229690656"/>
       <w:r>
         <w:lastRenderedPageBreak/>
         <w:t>Codificación</w:t>
@@ -11072,7 +11229,7 @@
       <w:pPr>
         <w:pStyle w:val="Ttulo2"/>
       </w:pPr>
-      <w:bookmarkStart w:id="31" w:name="_Toc229424494"/>
+      <w:bookmarkStart w:id="31" w:name="_Toc229690657"/>
       <w:r>
         <w:t>Entorno de programación</w:t>
       </w:r>
@@ -11234,7 +11391,7 @@
         <w:pStyle w:val="Ttulo2"/>
         <w:jc w:val="both"/>
       </w:pPr>
-      <w:bookmarkStart w:id="32" w:name="_Toc229424495"/>
+      <w:bookmarkStart w:id="32" w:name="_Toc229690658"/>
       <w:r>
         <w:t>Lenguajes y herramientas</w:t>
       </w:r>
@@ -11402,7 +11559,7 @@
       <w:pPr>
         <w:pStyle w:val="Ttulo2"/>
       </w:pPr>
-      <w:bookmarkStart w:id="33" w:name="_Toc229424496"/>
+      <w:bookmarkStart w:id="33" w:name="_Toc229690659"/>
       <w:r>
         <w:t>Aspectos relevantes de la implementación</w:t>
       </w:r>
@@ -11576,7 +11733,7 @@
         <w:pStyle w:val="Descripcin"/>
       </w:pPr>
       <w:fldSimple w:instr=" SEQ Ilustración \* ARABIC ">
-        <w:bookmarkStart w:id="34" w:name="_Toc229424522"/>
+        <w:bookmarkStart w:id="34" w:name="_Toc229690687"/>
         <w:r>
           <w:rPr>
             <w:noProof/>
@@ -11639,7 +11796,7 @@
         <w:pStyle w:val="Descripcin"/>
       </w:pPr>
       <w:fldSimple w:instr=" SEQ Ilustración \* ARABIC ">
-        <w:bookmarkStart w:id="35" w:name="_Toc229424523"/>
+        <w:bookmarkStart w:id="35" w:name="_Toc229690688"/>
         <w:r>
           <w:rPr>
             <w:noProof/>
@@ -11702,7 +11859,7 @@
         <w:pStyle w:val="Descripcin"/>
       </w:pPr>
       <w:fldSimple w:instr=" SEQ Ilustración \* ARABIC ">
-        <w:bookmarkStart w:id="36" w:name="_Toc229424524"/>
+        <w:bookmarkStart w:id="36" w:name="_Toc229690689"/>
         <w:r>
           <w:rPr>
             <w:noProof/>
@@ -11818,7 +11975,7 @@
         </w:rPr>
         <w:fldChar w:fldCharType="separate"/>
       </w:r>
-      <w:bookmarkStart w:id="37" w:name="_Toc229424525"/>
+      <w:bookmarkStart w:id="37" w:name="_Toc229690690"/>
       <w:r>
         <w:rPr>
           <w:b/>
@@ -11965,7 +12122,7 @@
         <w:pStyle w:val="Descripcin"/>
       </w:pPr>
       <w:fldSimple w:instr=" SEQ Ilustración \* ARABIC ">
-        <w:bookmarkStart w:id="38" w:name="_Toc229424526"/>
+        <w:bookmarkStart w:id="38" w:name="_Toc229690691"/>
         <w:r>
           <w:rPr>
             <w:noProof/>
@@ -12151,7 +12308,7 @@
                               </w:rPr>
                               <w:fldChar w:fldCharType="separate"/>
                             </w:r>
-                            <w:bookmarkStart w:id="39" w:name="_Toc229424527"/>
+                            <w:bookmarkStart w:id="39" w:name="_Toc229690692"/>
                             <w:r>
                               <w:rPr>
                                 <w:noProof/>
@@ -12226,7 +12383,7 @@
                         </w:rPr>
                         <w:fldChar w:fldCharType="separate"/>
                       </w:r>
-                      <w:bookmarkStart w:id="40" w:name="_Toc229424527"/>
+                      <w:bookmarkStart w:id="40" w:name="_Toc229690692"/>
                       <w:r>
                         <w:rPr>
                           <w:noProof/>
@@ -12377,7 +12534,7 @@
         <w:jc w:val="both"/>
       </w:pPr>
       <w:fldSimple w:instr=" SEQ Ilustración \* ARABIC ">
-        <w:bookmarkStart w:id="41" w:name="_Toc229424528"/>
+        <w:bookmarkStart w:id="41" w:name="_Toc229690693"/>
         <w:r>
           <w:rPr>
             <w:noProof/>
@@ -12449,7 +12606,7 @@
         <w:jc w:val="both"/>
       </w:pPr>
       <w:fldSimple w:instr=" SEQ Ilustración \* ARABIC ">
-        <w:bookmarkStart w:id="42" w:name="_Toc229424529"/>
+        <w:bookmarkStart w:id="42" w:name="_Toc229690694"/>
         <w:r>
           <w:rPr>
             <w:noProof/>
@@ -12474,14 +12631,113 @@
     <w:p>
       <w:pPr>
         <w:jc w:val="both"/>
-      </w:pPr>
+        <w:rPr>
+          <w:b/>
+          <w:bCs/>
+          <w:u w:val="single"/>
+        </w:rPr>
+      </w:pPr>
+      <w:r>
+        <w:rPr>
+          <w:b/>
+          <w:bCs/>
+          <w:u w:val="single"/>
+        </w:rPr>
+        <w:t>Filtro de búsqueda habitaciones</w:t>
+      </w:r>
+    </w:p>
+    <w:p>
+      <w:pPr>
+        <w:jc w:val="both"/>
+      </w:pPr>
+      <w:r>
+        <w:t xml:space="preserve">En la sección de búsqueda de la página web, se pueden ver las habitaciones que hay disponibles en la web para alquilar. En la parte alta de la página se encuentra la opción de filtrar las habitaciones por precio, opciones que incluyen las habitaciones y tipo de habitación. Al elegir tus filtros deseados y darle al botón de pulsar se aplican los filtros a través del siguiente código de JavaScript. </w:t>
+      </w:r>
+    </w:p>
+    <w:p>
+      <w:pPr>
+        <w:jc w:val="both"/>
+      </w:pPr>
+      <w:r>
+        <w:t>Se controla el “</w:t>
+      </w:r>
+      <w:proofErr w:type="spellStart"/>
+      <w:r>
+        <w:t>display</w:t>
+      </w:r>
+      <w:proofErr w:type="spellEnd"/>
+      <w:r>
+        <w:t>” de los contenedores que tienen las habitaciones. Se cambia entre “</w:t>
+      </w:r>
+      <w:proofErr w:type="spellStart"/>
+      <w:r>
+        <w:t>flex</w:t>
+      </w:r>
+      <w:proofErr w:type="spellEnd"/>
+      <w:r>
+        <w:t>” y “</w:t>
+      </w:r>
+      <w:proofErr w:type="spellStart"/>
+      <w:r>
+        <w:t>none</w:t>
+      </w:r>
+      <w:proofErr w:type="spellEnd"/>
+      <w:r>
+        <w:t xml:space="preserve">”, para enseñar o esconder las habitaciones. Para esto se cogen los valores de las opciones que has seleccionado en los filtros. Luego con un bucle se recorren todas las habitaciones </w:t>
+      </w:r>
+      <w:r>
+        <w:t xml:space="preserve">para comparar sus datos con los del filtro y se decide si la habitación se verá o esconderá. </w:t>
+      </w:r>
+    </w:p>
+    <w:p>
+      <w:pPr>
+        <w:jc w:val="both"/>
+      </w:pPr>
+      <w:r>
+        <w:lastRenderedPageBreak/>
+        <w:drawing>
+          <wp:inline distT="0" distB="0" distL="0" distR="0" wp14:anchorId="34197E09" wp14:editId="10EDE698">
+            <wp:extent cx="5731510" cy="4493260"/>
+            <wp:effectExtent l="0" t="0" r="2540" b="2540"/>
+            <wp:docPr id="1431624887" name="Imagen 1"/>
+            <wp:cNvGraphicFramePr>
+              <a:graphicFrameLocks xmlns:a="http://schemas.openxmlformats.org/drawingml/2006/main" noChangeAspect="1"/>
+            </wp:cNvGraphicFramePr>
+            <a:graphic xmlns:a="http://schemas.openxmlformats.org/drawingml/2006/main">
+              <a:graphicData uri="http://schemas.openxmlformats.org/drawingml/2006/picture">
+                <pic:pic xmlns:pic="http://schemas.openxmlformats.org/drawingml/2006/picture">
+                  <pic:nvPicPr>
+                    <pic:cNvPr id="1431624887" name=""/>
+                    <pic:cNvPicPr/>
+                  </pic:nvPicPr>
+                  <pic:blipFill>
+                    <a:blip r:embed="rId33"/>
+                    <a:stretch>
+                      <a:fillRect/>
+                    </a:stretch>
+                  </pic:blipFill>
+                  <pic:spPr>
+                    <a:xfrm>
+                      <a:off x="0" y="0"/>
+                      <a:ext cx="5731510" cy="4493260"/>
+                    </a:xfrm>
+                    <a:prstGeom prst="rect">
+                      <a:avLst/>
+                    </a:prstGeom>
+                  </pic:spPr>
+                </pic:pic>
+              </a:graphicData>
+            </a:graphic>
+          </wp:inline>
+        </w:drawing>
+      </w:r>
     </w:p>
     <w:p/>
     <w:p>
       <w:pPr>
         <w:pStyle w:val="Ttulo1"/>
       </w:pPr>
-      <w:bookmarkStart w:id="43" w:name="_Toc229424497"/>
+      <w:bookmarkStart w:id="43" w:name="_Toc229690660"/>
       <w:r>
         <w:t>Manual de usuario</w:t>
       </w:r>
@@ -12491,7 +12747,7 @@
       <w:pPr>
         <w:pStyle w:val="Ttulo2"/>
       </w:pPr>
-      <w:bookmarkStart w:id="44" w:name="_Toc229424498"/>
+      <w:bookmarkStart w:id="44" w:name="_Toc229690661"/>
       <w:r>
         <w:t>Entrar al proyecto</w:t>
       </w:r>
@@ -12507,24 +12763,12 @@
       <w:r>
         <w:t xml:space="preserve"> </w:t>
       </w:r>
-      <w:hyperlink r:id="rId33" w:history="1">
+      <w:hyperlink r:id="rId34" w:history="1">
         <w:r>
           <w:rPr>
             <w:rStyle w:val="Hipervnculo"/>
           </w:rPr>
-          <w:t>www.roomie-web-blue.vercel.a</w:t>
-        </w:r>
-        <w:r>
-          <w:rPr>
-            <w:rStyle w:val="Hipervnculo"/>
-          </w:rPr>
-          <w:t>p</w:t>
-        </w:r>
-        <w:r>
-          <w:rPr>
-            <w:rStyle w:val="Hipervnculo"/>
-          </w:rPr>
-          <w:t>p</w:t>
+          <w:t>www.roomie-web-blue.vercel.app</w:t>
         </w:r>
       </w:hyperlink>
       <w:r>
@@ -12573,7 +12817,7 @@
       <w:pPr>
         <w:pStyle w:val="Ttulo2"/>
       </w:pPr>
-      <w:bookmarkStart w:id="45" w:name="_Toc229424499"/>
+      <w:bookmarkStart w:id="45" w:name="_Toc229690662"/>
       <w:r>
         <w:lastRenderedPageBreak/>
         <w:t>Registro, inicio de sesión y navegación.</w:t>
@@ -12618,7 +12862,7 @@
                     <pic:cNvPicPr/>
                   </pic:nvPicPr>
                   <pic:blipFill>
-                    <a:blip r:embed="rId34"/>
+                    <a:blip r:embed="rId35"/>
                     <a:stretch>
                       <a:fillRect/>
                     </a:stretch>
@@ -12644,7 +12888,7 @@
         <w:pStyle w:val="Descripcin"/>
       </w:pPr>
       <w:fldSimple w:instr=" SEQ Ilustración \* ARABIC ">
-        <w:bookmarkStart w:id="46" w:name="_Toc229424530"/>
+        <w:bookmarkStart w:id="46" w:name="_Toc229690695"/>
         <w:r>
           <w:rPr>
             <w:noProof/>
@@ -12676,6 +12920,9 @@
         <w:keepNext/>
       </w:pPr>
       <w:r>
+        <w:rPr>
+          <w:noProof/>
+        </w:rPr>
         <w:drawing>
           <wp:inline distT="0" distB="0" distL="0" distR="0" wp14:anchorId="14C8EE44" wp14:editId="15753FE5">
             <wp:extent cx="5731510" cy="5723890"/>
@@ -12692,7 +12939,7 @@
                     <pic:cNvPicPr/>
                   </pic:nvPicPr>
                   <pic:blipFill>
-                    <a:blip r:embed="rId35"/>
+                    <a:blip r:embed="rId36"/>
                     <a:stretch>
                       <a:fillRect/>
                     </a:stretch>
@@ -12718,7 +12965,7 @@
         <w:pStyle w:val="Descripcin"/>
       </w:pPr>
       <w:fldSimple w:instr=" SEQ Ilustración \* ARABIC ">
-        <w:bookmarkStart w:id="47" w:name="_Toc229424531"/>
+        <w:bookmarkStart w:id="47" w:name="_Toc229690696"/>
         <w:r>
           <w:rPr>
             <w:noProof/>
@@ -12757,7 +13004,7 @@
       <w:pPr>
         <w:pStyle w:val="Ttulo2"/>
       </w:pPr>
-      <w:bookmarkStart w:id="48" w:name="_Toc229424500"/>
+      <w:bookmarkStart w:id="48" w:name="_Toc229690663"/>
       <w:r>
         <w:lastRenderedPageBreak/>
         <w:t>Instrucciones manipulación base de datos</w:t>
@@ -12859,7 +13106,7 @@
       <w:pPr>
         <w:pStyle w:val="Ttulo1"/>
       </w:pPr>
-      <w:bookmarkStart w:id="49" w:name="_Toc229424501"/>
+      <w:bookmarkStart w:id="49" w:name="_Toc229690664"/>
       <w:r>
         <w:t>Requisitos e instalación</w:t>
       </w:r>
@@ -12869,7 +13116,7 @@
       <w:pPr>
         <w:pStyle w:val="Ttulo2"/>
       </w:pPr>
-      <w:bookmarkStart w:id="50" w:name="_Toc229424502"/>
+      <w:bookmarkStart w:id="50" w:name="_Toc229690665"/>
       <w:r>
         <w:t>Requisitos del sistema</w:t>
       </w:r>
@@ -12962,7 +13209,7 @@
       <w:pPr>
         <w:pStyle w:val="Ttulo2"/>
       </w:pPr>
-      <w:bookmarkStart w:id="51" w:name="_Toc229424503"/>
+      <w:bookmarkStart w:id="51" w:name="_Toc229690666"/>
       <w:r>
         <w:t>Instalación y ejecución</w:t>
       </w:r>
@@ -13033,33 +13280,223 @@
       <w:pPr>
         <w:pStyle w:val="Ttulo1"/>
       </w:pPr>
-      <w:bookmarkStart w:id="52" w:name="_Toc229424504"/>
+      <w:bookmarkStart w:id="52" w:name="_Toc229690667"/>
       <w:r>
         <w:t>Conclusiones</w:t>
       </w:r>
       <w:bookmarkEnd w:id="52"/>
     </w:p>
+    <w:p>
+      <w:pPr>
+        <w:pStyle w:val="Ttulo2"/>
+      </w:pPr>
+      <w:bookmarkStart w:id="53" w:name="_Toc229690668"/>
+      <w:r>
+        <w:t>Conclusiones sobre el trabajo realizado</w:t>
+      </w:r>
+      <w:bookmarkEnd w:id="53"/>
+    </w:p>
+    <w:p>
+      <w:pPr>
+        <w:jc w:val="both"/>
+      </w:pPr>
+      <w:r>
+        <w:t xml:space="preserve">Para este proyecto se ha logrado crear, por un lado, una página web funcional y atractiva con implementaciones modernas como el reconocimiento facial, el uso de filtros básicos y la utilización del almacenamiento local para simular una conexión con la base de datos. </w:t>
+      </w:r>
+    </w:p>
+    <w:p>
+      <w:pPr>
+        <w:jc w:val="both"/>
+      </w:pPr>
+      <w:r>
+        <w:t>Por otro lado, se ha construido una base de datos funcional y completa, con “</w:t>
+      </w:r>
+      <w:proofErr w:type="spellStart"/>
+      <w:r>
+        <w:t>triggers</w:t>
+      </w:r>
+      <w:proofErr w:type="spellEnd"/>
+      <w:r>
+        <w:t xml:space="preserve">” para controlar la eliminación e inserción de datos. Al igual que se ha creado una </w:t>
+      </w:r>
+      <w:proofErr w:type="gramStart"/>
+      <w:r>
+        <w:t>app</w:t>
+      </w:r>
+      <w:proofErr w:type="gramEnd"/>
+      <w:r>
+        <w:t xml:space="preserve"> de </w:t>
+      </w:r>
+      <w:proofErr w:type="spellStart"/>
+      <w:r>
+        <w:t>JavaFX</w:t>
+      </w:r>
+      <w:proofErr w:type="spellEnd"/>
+      <w:r>
+        <w:t xml:space="preserve"> que se conecta a esta base de datos y que facilita la inserción, actualización, comprobación y eliminación </w:t>
+      </w:r>
+      <w:r>
+        <w:t xml:space="preserve">de los datos de esta. </w:t>
+      </w:r>
+    </w:p>
+    <w:p>
+      <w:pPr>
+        <w:jc w:val="both"/>
+      </w:pPr>
+      <w:r>
+        <w:t xml:space="preserve">Un objetivo que no se ha cumplido ha sido la implementación de búsqueda a través de un mapa. No se ha conseguido hacer una conexión a API de mapas y usarlos. </w:t>
+      </w:r>
+    </w:p>
+    <w:p>
+      <w:pPr>
+        <w:jc w:val="both"/>
+      </w:pPr>
+      <w:r>
+        <w:t xml:space="preserve">Las mayores dificultades que se han encontrado han sido, la coordinación de todas las partes del equipo, en especial la sincronización de flujos de trabajo y la unión de criterios para cumplir los plazos establecidos. También, se han encontrado dificultades al intentar coordinar la realización del proyecto a la vez que la formación en centros de trabajo. </w:t>
+      </w:r>
+    </w:p>
+    <w:p>
+      <w:pPr>
+        <w:jc w:val="both"/>
+      </w:pPr>
+      <w:r>
+        <w:t>Gran parte del aprendizaje adquirido al realizar este proyecto viene de la investigación y búsqueda de información y</w:t>
+      </w:r>
+      <w:r>
+        <w:t xml:space="preserve"> de la necesidad de encontrar soluciones creativas por cuenta propia para superar los distintos obstáculos encontrados durante los diferentes hitos. </w:t>
+      </w:r>
+    </w:p>
+    <w:p>
+      <w:pPr>
+        <w:pStyle w:val="Ttulo2"/>
+      </w:pPr>
+      <w:bookmarkStart w:id="54" w:name="_Toc229690669"/>
+      <w:r>
+        <w:t>Posibles ampliaciones y mejoras</w:t>
+      </w:r>
+      <w:bookmarkEnd w:id="54"/>
+    </w:p>
+    <w:p>
+      <w:pPr>
+        <w:jc w:val="both"/>
+      </w:pPr>
+      <w:r>
+        <w:t xml:space="preserve"> </w:t>
+      </w:r>
+      <w:r>
+        <w:t xml:space="preserve">En las posibles mejoras de este proyecto, la primera sería la conexión real entre el </w:t>
+      </w:r>
+      <w:proofErr w:type="spellStart"/>
+      <w:r>
+        <w:t>frontend</w:t>
+      </w:r>
+      <w:proofErr w:type="spellEnd"/>
+      <w:r>
+        <w:t xml:space="preserve"> y </w:t>
+      </w:r>
+      <w:proofErr w:type="spellStart"/>
+      <w:r>
+        <w:t>backend</w:t>
+      </w:r>
+      <w:proofErr w:type="spellEnd"/>
+      <w:r>
+        <w:t xml:space="preserve"> para que el proyecto fuera realmente funcional. Ya que ahora los datos recogidos desde la página web no se guardan en la base de datos y los datos que usa la página web no provienen de la base de datos. </w:t>
+      </w:r>
+    </w:p>
+    <w:p>
+      <w:pPr>
+        <w:jc w:val="both"/>
+      </w:pPr>
+      <w:r>
+        <w:lastRenderedPageBreak/>
+        <w:t xml:space="preserve">Otra posible mejora sería, como se ha mencionado antes, la implementación de búsqueda a través de un mapa ya que haría la experiencia de búsqueda de habitaciones más visual y atractiva. </w:t>
+      </w:r>
+    </w:p>
+    <w:p>
+      <w:pPr>
+        <w:jc w:val="both"/>
+      </w:pPr>
+      <w:r>
+        <w:t xml:space="preserve">Finalmente, </w:t>
+      </w:r>
+      <w:proofErr w:type="spellStart"/>
+      <w:r>
+        <w:t>Ro</w:t>
+      </w:r>
+      <w:r>
+        <w:t>o</w:t>
+      </w:r>
+      <w:r>
+        <w:t>mie</w:t>
+      </w:r>
+      <w:proofErr w:type="spellEnd"/>
+      <w:r>
+        <w:t xml:space="preserve"> es actualmente sólo una página web, sin embargo</w:t>
+      </w:r>
+      <w:r>
+        <w:t xml:space="preserve">, la adaptación de esta idea a una </w:t>
+      </w:r>
+      <w:proofErr w:type="gramStart"/>
+      <w:r>
+        <w:t>app</w:t>
+      </w:r>
+      <w:proofErr w:type="gramEnd"/>
+      <w:r>
+        <w:t xml:space="preserve"> móvil es una posibilidad </w:t>
+      </w:r>
+      <w:proofErr w:type="gramStart"/>
+      <w:r>
+        <w:t>a</w:t>
+      </w:r>
+      <w:proofErr w:type="gramEnd"/>
+      <w:r>
+        <w:t xml:space="preserve"> tener en cuenta. Usando programas como </w:t>
+      </w:r>
+      <w:proofErr w:type="spellStart"/>
+      <w:r>
+        <w:t>Flutter</w:t>
+      </w:r>
+      <w:proofErr w:type="spellEnd"/>
+      <w:r>
+        <w:t xml:space="preserve"> o Android Studio y la creación de una API propia de </w:t>
+      </w:r>
+      <w:proofErr w:type="spellStart"/>
+      <w:r>
+        <w:t>Roomie</w:t>
+      </w:r>
+      <w:proofErr w:type="spellEnd"/>
+      <w:r>
+        <w:t xml:space="preserve">, se podría hacer una conexión de esta </w:t>
+      </w:r>
+      <w:proofErr w:type="gramStart"/>
+      <w:r>
+        <w:t>app</w:t>
+      </w:r>
+      <w:proofErr w:type="gramEnd"/>
+      <w:r>
+        <w:t xml:space="preserve"> con la base de datos que compartiría con la página web original. </w:t>
+      </w:r>
+    </w:p>
     <w:p/>
-    <w:p/>
     <w:p>
       <w:pPr>
         <w:pStyle w:val="Ttulo1"/>
       </w:pPr>
-      <w:bookmarkStart w:id="53" w:name="_Toc229424505"/>
+      <w:bookmarkStart w:id="55" w:name="_Toc229690670"/>
       <w:r>
         <w:t>Plan de negocio</w:t>
       </w:r>
-      <w:bookmarkEnd w:id="53"/>
+      <w:bookmarkEnd w:id="55"/>
     </w:p>
     <w:p>
       <w:pPr>
         <w:pStyle w:val="Ttulo2"/>
       </w:pPr>
-      <w:bookmarkStart w:id="54" w:name="_Toc229424506"/>
+      <w:bookmarkStart w:id="56" w:name="_Toc229690671"/>
       <w:r>
         <w:t>Público objetivo</w:t>
       </w:r>
-      <w:bookmarkEnd w:id="54"/>
+      <w:bookmarkEnd w:id="56"/>
     </w:p>
     <w:p>
       <w:pPr>
@@ -13090,11 +13527,11 @@
       <w:pPr>
         <w:pStyle w:val="Ttulo2"/>
       </w:pPr>
-      <w:bookmarkStart w:id="55" w:name="_Toc229424507"/>
+      <w:bookmarkStart w:id="57" w:name="_Toc229690672"/>
       <w:r>
         <w:t>Utilidad social</w:t>
       </w:r>
-      <w:bookmarkEnd w:id="55"/>
+      <w:bookmarkEnd w:id="57"/>
     </w:p>
     <w:p>
       <w:pPr>
@@ -13139,11 +13576,11 @@
       <w:pPr>
         <w:pStyle w:val="Ttulo2"/>
       </w:pPr>
-      <w:bookmarkStart w:id="56" w:name="_Toc229424508"/>
+      <w:bookmarkStart w:id="58" w:name="_Toc229690673"/>
       <w:r>
         <w:t>Costes y beneficios</w:t>
       </w:r>
-      <w:bookmarkEnd w:id="56"/>
+      <w:bookmarkEnd w:id="58"/>
     </w:p>
     <w:p>
       <w:pPr>
@@ -13181,7 +13618,7 @@
         </w:rPr>
         <w:t xml:space="preserve">Alquiler de oficinas </w:t>
       </w:r>
-      <w:hyperlink r:id="rId36">
+      <w:hyperlink r:id="rId37">
         <w:r>
           <w:rPr>
             <w:rStyle w:val="Hipervnculo"/>
@@ -13278,6 +13715,7 @@
         <w:rPr>
           <w:rFonts w:ascii="Aptos" w:eastAsia="Aptos" w:hAnsi="Aptos" w:cs="Aptos"/>
         </w:rPr>
+        <w:lastRenderedPageBreak/>
         <w:t xml:space="preserve">Publicidad: folletos y carteles en universidades, anuncios en </w:t>
       </w:r>
       <w:r>
@@ -13476,22 +13914,22 @@
       <w:pPr>
         <w:pStyle w:val="Ttulo1"/>
       </w:pPr>
-      <w:bookmarkStart w:id="57" w:name="_Toc229424509"/>
+      <w:bookmarkStart w:id="59" w:name="_Toc229690674"/>
       <w:r>
         <w:lastRenderedPageBreak/>
         <w:t>Prevención de Riesgos Laborales</w:t>
       </w:r>
-      <w:bookmarkEnd w:id="57"/>
+      <w:bookmarkEnd w:id="59"/>
     </w:p>
     <w:p>
       <w:pPr>
         <w:pStyle w:val="Ttulo2"/>
       </w:pPr>
-      <w:bookmarkStart w:id="58" w:name="_Toc229424510"/>
+      <w:bookmarkStart w:id="60" w:name="_Toc229690675"/>
       <w:r>
         <w:t>Riesgos derivados de los espacio y equipos de trabajo</w:t>
       </w:r>
-      <w:bookmarkEnd w:id="58"/>
+      <w:bookmarkEnd w:id="60"/>
     </w:p>
     <w:p>
       <w:pPr>
@@ -13642,11 +14080,11 @@
       <w:pPr>
         <w:pStyle w:val="Ttulo2"/>
       </w:pPr>
-      <w:bookmarkStart w:id="59" w:name="_Toc229424511"/>
+      <w:bookmarkStart w:id="61" w:name="_Toc229690676"/>
       <w:r>
         <w:t>Agentes físicos</w:t>
       </w:r>
-      <w:bookmarkEnd w:id="59"/>
+      <w:bookmarkEnd w:id="61"/>
     </w:p>
     <w:p>
       <w:pPr>
@@ -14041,11 +14479,11 @@
       <w:pPr>
         <w:pStyle w:val="Ttulo2"/>
       </w:pPr>
-      <w:bookmarkStart w:id="60" w:name="_Toc229424512"/>
+      <w:bookmarkStart w:id="62" w:name="_Toc229690677"/>
       <w:r>
         <w:t>Riesgos ergonómicos y psicosociales</w:t>
       </w:r>
-      <w:bookmarkEnd w:id="60"/>
+      <w:bookmarkEnd w:id="62"/>
     </w:p>
     <w:p>
       <w:pPr>
@@ -14126,12 +14564,12 @@
       <w:pPr>
         <w:pStyle w:val="Ttulo1"/>
       </w:pPr>
-      <w:bookmarkStart w:id="61" w:name="_Toc229424513"/>
+      <w:bookmarkStart w:id="63" w:name="_Toc229690678"/>
       <w:r>
         <w:lastRenderedPageBreak/>
         <w:t>Bibliografía</w:t>
       </w:r>
-      <w:bookmarkEnd w:id="61"/>
+      <w:bookmarkEnd w:id="63"/>
     </w:p>
     <w:p>
       <w:pPr>
@@ -14250,7 +14688,7 @@
         </w:rPr>
         <w:t xml:space="preserve"> </w:t>
       </w:r>
-      <w:hyperlink r:id="rId37">
+      <w:hyperlink r:id="rId38">
         <w:r>
           <w:rPr>
             <w:rStyle w:val="Hipervnculo"/>
@@ -14292,7 +14730,7 @@
         </w:rPr>
         <w:t xml:space="preserve">IES Mutxamel. </w:t>
       </w:r>
-      <w:hyperlink r:id="rId38">
+      <w:hyperlink r:id="rId39">
         <w:r>
           <w:rPr>
             <w:rStyle w:val="Hipervnculo"/>
@@ -14334,7 +14772,7 @@
         </w:rPr>
         <w:t xml:space="preserve">IES Mutxamel. </w:t>
       </w:r>
-      <w:hyperlink r:id="rId39">
+      <w:hyperlink r:id="rId40">
         <w:r>
           <w:rPr>
             <w:rStyle w:val="Hipervnculo"/>
@@ -14368,7 +14806,7 @@
         </w:rPr>
         <w:t xml:space="preserve">. </w:t>
       </w:r>
-      <w:hyperlink r:id="rId40">
+      <w:hyperlink r:id="rId41">
         <w:r>
           <w:rPr>
             <w:rStyle w:val="Hipervnculo"/>
@@ -14380,8 +14818,8 @@
     </w:p>
     <w:p/>
     <w:sectPr>
-      <w:headerReference w:type="default" r:id="rId41"/>
-      <w:footerReference w:type="default" r:id="rId42"/>
+      <w:headerReference w:type="default" r:id="rId42"/>
+      <w:footerReference w:type="default" r:id="rId43"/>
       <w:pgSz w:w="11906" w:h="16838"/>
       <w:pgMar w:top="1440" w:right="1440" w:bottom="1440" w:left="1440" w:header="283" w:footer="720" w:gutter="0"/>
       <w:cols w:space="720"/>
@@ -18096,12 +18534,7 @@
 </file>
 
 <file path=customXml/item3.xml><?xml version="1.0" encoding="utf-8"?>
-<?mso-contentType ?>
-<FormTemplates xmlns="http://schemas.microsoft.com/sharepoint/v3/contenttype/forms">
-  <Display>DocumentLibraryForm</Display>
-  <Edit>DocumentLibraryForm</Edit>
-  <New>DocumentLibraryForm</New>
-</FormTemplates>
+<b:Sources xmlns:b="http://schemas.openxmlformats.org/officeDocument/2006/bibliography" xmlns="http://schemas.openxmlformats.org/officeDocument/2006/bibliography" SelectedStyle="\APASixthEditionOfficeOnline.xsl" StyleName="APA" Version="6"/>
 </file>
 
 <file path=customXml/item4.xml><?xml version="1.0" encoding="utf-8"?>
@@ -18255,7 +18688,12 @@
 </file>
 
 <file path=customXml/item5.xml><?xml version="1.0" encoding="utf-8"?>
-<b:Sources xmlns:b="http://schemas.openxmlformats.org/officeDocument/2006/bibliography" xmlns="http://schemas.openxmlformats.org/officeDocument/2006/bibliography" SelectedStyle="\APASixthEditionOfficeOnline.xsl" StyleName="APA" Version="6"/>
+<?mso-contentType ?>
+<FormTemplates xmlns="http://schemas.microsoft.com/sharepoint/v3/contenttype/forms">
+  <Display>DocumentLibraryForm</Display>
+  <Edit>DocumentLibraryForm</Edit>
+  <New>DocumentLibraryForm</New>
+</FormTemplates>
 </file>
 
 <file path=customXml/itemProps1.xml><?xml version="1.0" encoding="utf-8"?>
@@ -18277,9 +18715,9 @@
 </file>
 
 <file path=customXml/itemProps3.xml><?xml version="1.0" encoding="utf-8"?>
-<ds:datastoreItem xmlns:ds="http://schemas.openxmlformats.org/officeDocument/2006/customXml" ds:itemID="{9C62D19F-2C4B-4163-B98D-18BF5B309744}">
+<ds:datastoreItem xmlns:ds="http://schemas.openxmlformats.org/officeDocument/2006/customXml" ds:itemID="{84CA4A16-CE6B-4C64-8CA7-CF5CBE9EE313}">
   <ds:schemaRefs>
-    <ds:schemaRef ds:uri="http://schemas.microsoft.com/sharepoint/v3/contenttype/forms"/>
+    <ds:schemaRef ds:uri="http://schemas.openxmlformats.org/officeDocument/2006/bibliography"/>
   </ds:schemaRefs>
 </ds:datastoreItem>
 </file>
@@ -18303,9 +18741,9 @@
 </file>
 
 <file path=customXml/itemProps5.xml><?xml version="1.0" encoding="utf-8"?>
-<ds:datastoreItem xmlns:ds="http://schemas.openxmlformats.org/officeDocument/2006/customXml" ds:itemID="{84CA4A16-CE6B-4C64-8CA7-CF5CBE9EE313}">
+<ds:datastoreItem xmlns:ds="http://schemas.openxmlformats.org/officeDocument/2006/customXml" ds:itemID="{9C62D19F-2C4B-4163-B98D-18BF5B309744}">
   <ds:schemaRefs>
-    <ds:schemaRef ds:uri="http://schemas.openxmlformats.org/officeDocument/2006/bibliography"/>
+    <ds:schemaRef ds:uri="http://schemas.microsoft.com/sharepoint/v3/contenttype/forms"/>
   </ds:schemaRefs>
 </ds:datastoreItem>
 </file>
--- a/Documentación_final.docx
+++ b/Documentación_final.docx
@@ -1577,7 +1577,7 @@
           <w:r>
             <w:fldChar w:fldCharType="separate"/>
           </w:r>
-          <w:hyperlink w:anchor="_Toc229690636" w:history="1">
+          <w:hyperlink w:anchor="_Toc229690829" w:history="1">
             <w:r>
               <w:rPr>
                 <w:rStyle w:val="Hipervnculo"/>
@@ -1621,7 +1621,7 @@
                 <w:noProof/>
                 <w:webHidden/>
               </w:rPr>
-              <w:instrText xml:space="preserve"> PAGEREF _Toc229690636 \h </w:instrText>
+              <w:instrText xml:space="preserve"> PAGEREF _Toc229690829 \h </w:instrText>
             </w:r>
             <w:r>
               <w:rPr>
@@ -1666,7 +1666,7 @@
               <w14:ligatures w14:val="standardContextual"/>
             </w:rPr>
           </w:pPr>
-          <w:hyperlink w:anchor="_Toc229690637" w:history="1">
+          <w:hyperlink w:anchor="_Toc229690830" w:history="1">
             <w:r>
               <w:rPr>
                 <w:rStyle w:val="Hipervnculo"/>
@@ -1693,7 +1693,7 @@
                 <w:noProof/>
                 <w:webHidden/>
               </w:rPr>
-              <w:instrText xml:space="preserve"> PAGEREF _Toc229690637 \h </w:instrText>
+              <w:instrText xml:space="preserve"> PAGEREF _Toc229690830 \h </w:instrText>
             </w:r>
             <w:r>
               <w:rPr>
@@ -1738,7 +1738,7 @@
               <w14:ligatures w14:val="standardContextual"/>
             </w:rPr>
           </w:pPr>
-          <w:hyperlink w:anchor="_Toc229690638" w:history="1">
+          <w:hyperlink w:anchor="_Toc229690831" w:history="1">
             <w:r>
               <w:rPr>
                 <w:rStyle w:val="Hipervnculo"/>
@@ -1765,7 +1765,7 @@
                 <w:noProof/>
                 <w:webHidden/>
               </w:rPr>
-              <w:instrText xml:space="preserve"> PAGEREF _Toc229690638 \h </w:instrText>
+              <w:instrText xml:space="preserve"> PAGEREF _Toc229690831 \h </w:instrText>
             </w:r>
             <w:r>
               <w:rPr>
@@ -1810,7 +1810,7 @@
               <w14:ligatures w14:val="standardContextual"/>
             </w:rPr>
           </w:pPr>
-          <w:hyperlink w:anchor="_Toc229690639" w:history="1">
+          <w:hyperlink w:anchor="_Toc229690832" w:history="1">
             <w:r>
               <w:rPr>
                 <w:rStyle w:val="Hipervnculo"/>
@@ -1837,7 +1837,7 @@
                 <w:noProof/>
                 <w:webHidden/>
               </w:rPr>
-              <w:instrText xml:space="preserve"> PAGEREF _Toc229690639 \h </w:instrText>
+              <w:instrText xml:space="preserve"> PAGEREF _Toc229690832 \h </w:instrText>
             </w:r>
             <w:r>
               <w:rPr>
@@ -1883,7 +1883,7 @@
               <w14:ligatures w14:val="standardContextual"/>
             </w:rPr>
           </w:pPr>
-          <w:hyperlink w:anchor="_Toc229690640" w:history="1">
+          <w:hyperlink w:anchor="_Toc229690833" w:history="1">
             <w:r>
               <w:rPr>
                 <w:rStyle w:val="Hipervnculo"/>
@@ -1927,7 +1927,7 @@
                 <w:noProof/>
                 <w:webHidden/>
               </w:rPr>
-              <w:instrText xml:space="preserve"> PAGEREF _Toc229690640 \h </w:instrText>
+              <w:instrText xml:space="preserve"> PAGEREF _Toc229690833 \h </w:instrText>
             </w:r>
             <w:r>
               <w:rPr>
@@ -1972,7 +1972,7 @@
               <w14:ligatures w14:val="standardContextual"/>
             </w:rPr>
           </w:pPr>
-          <w:hyperlink w:anchor="_Toc229690641" w:history="1">
+          <w:hyperlink w:anchor="_Toc229690834" w:history="1">
             <w:r>
               <w:rPr>
                 <w:rStyle w:val="Hipervnculo"/>
@@ -1999,7 +1999,7 @@
                 <w:noProof/>
                 <w:webHidden/>
               </w:rPr>
-              <w:instrText xml:space="preserve"> PAGEREF _Toc229690641 \h </w:instrText>
+              <w:instrText xml:space="preserve"> PAGEREF _Toc229690834 \h </w:instrText>
             </w:r>
             <w:r>
               <w:rPr>
@@ -2044,7 +2044,7 @@
               <w14:ligatures w14:val="standardContextual"/>
             </w:rPr>
           </w:pPr>
-          <w:hyperlink w:anchor="_Toc229690642" w:history="1">
+          <w:hyperlink w:anchor="_Toc229690835" w:history="1">
             <w:r>
               <w:rPr>
                 <w:rStyle w:val="Hipervnculo"/>
@@ -2071,7 +2071,7 @@
                 <w:noProof/>
                 <w:webHidden/>
               </w:rPr>
-              <w:instrText xml:space="preserve"> PAGEREF _Toc229690642 \h </w:instrText>
+              <w:instrText xml:space="preserve"> PAGEREF _Toc229690835 \h </w:instrText>
             </w:r>
             <w:r>
               <w:rPr>
@@ -2116,7 +2116,7 @@
               <w14:ligatures w14:val="standardContextual"/>
             </w:rPr>
           </w:pPr>
-          <w:hyperlink w:anchor="_Toc229690643" w:history="1">
+          <w:hyperlink w:anchor="_Toc229690836" w:history="1">
             <w:r>
               <w:rPr>
                 <w:rStyle w:val="Hipervnculo"/>
@@ -2144,7 +2144,7 @@
                 <w:noProof/>
                 <w:webHidden/>
               </w:rPr>
-              <w:instrText xml:space="preserve"> PAGEREF _Toc229690643 \h </w:instrText>
+              <w:instrText xml:space="preserve"> PAGEREF _Toc229690836 \h </w:instrText>
             </w:r>
             <w:r>
               <w:rPr>
@@ -2190,7 +2190,7 @@
               <w14:ligatures w14:val="standardContextual"/>
             </w:rPr>
           </w:pPr>
-          <w:hyperlink w:anchor="_Toc229690644" w:history="1">
+          <w:hyperlink w:anchor="_Toc229690837" w:history="1">
             <w:r>
               <w:rPr>
                 <w:rStyle w:val="Hipervnculo"/>
@@ -2234,7 +2234,7 @@
                 <w:noProof/>
                 <w:webHidden/>
               </w:rPr>
-              <w:instrText xml:space="preserve"> PAGEREF _Toc229690644 \h </w:instrText>
+              <w:instrText xml:space="preserve"> PAGEREF _Toc229690837 \h </w:instrText>
             </w:r>
             <w:r>
               <w:rPr>
@@ -2279,7 +2279,7 @@
               <w14:ligatures w14:val="standardContextual"/>
             </w:rPr>
           </w:pPr>
-          <w:hyperlink w:anchor="_Toc229690645" w:history="1">
+          <w:hyperlink w:anchor="_Toc229690838" w:history="1">
             <w:r>
               <w:rPr>
                 <w:rStyle w:val="Hipervnculo"/>
@@ -2306,7 +2306,7 @@
                 <w:noProof/>
                 <w:webHidden/>
               </w:rPr>
-              <w:instrText xml:space="preserve"> PAGEREF _Toc229690645 \h </w:instrText>
+              <w:instrText xml:space="preserve"> PAGEREF _Toc229690838 \h </w:instrText>
             </w:r>
             <w:r>
               <w:rPr>
@@ -2351,7 +2351,7 @@
               <w14:ligatures w14:val="standardContextual"/>
             </w:rPr>
           </w:pPr>
-          <w:hyperlink w:anchor="_Toc229690646" w:history="1">
+          <w:hyperlink w:anchor="_Toc229690839" w:history="1">
             <w:r>
               <w:rPr>
                 <w:rStyle w:val="Hipervnculo"/>
@@ -2378,7 +2378,7 @@
                 <w:noProof/>
                 <w:webHidden/>
               </w:rPr>
-              <w:instrText xml:space="preserve"> PAGEREF _Toc229690646 \h </w:instrText>
+              <w:instrText xml:space="preserve"> PAGEREF _Toc229690839 \h </w:instrText>
             </w:r>
             <w:r>
               <w:rPr>
@@ -2423,7 +2423,7 @@
               <w14:ligatures w14:val="standardContextual"/>
             </w:rPr>
           </w:pPr>
-          <w:hyperlink w:anchor="_Toc229690647" w:history="1">
+          <w:hyperlink w:anchor="_Toc229690840" w:history="1">
             <w:r>
               <w:rPr>
                 <w:rStyle w:val="Hipervnculo"/>
@@ -2450,7 +2450,7 @@
                 <w:noProof/>
                 <w:webHidden/>
               </w:rPr>
-              <w:instrText xml:space="preserve"> PAGEREF _Toc229690647 \h </w:instrText>
+              <w:instrText xml:space="preserve"> PAGEREF _Toc229690840 \h </w:instrText>
             </w:r>
             <w:r>
               <w:rPr>
@@ -2495,7 +2495,7 @@
               <w14:ligatures w14:val="standardContextual"/>
             </w:rPr>
           </w:pPr>
-          <w:hyperlink w:anchor="_Toc229690648" w:history="1">
+          <w:hyperlink w:anchor="_Toc229690841" w:history="1">
             <w:r>
               <w:rPr>
                 <w:rStyle w:val="Hipervnculo"/>
@@ -2522,7 +2522,7 @@
                 <w:noProof/>
                 <w:webHidden/>
               </w:rPr>
-              <w:instrText xml:space="preserve"> PAGEREF _Toc229690648 \h </w:instrText>
+              <w:instrText xml:space="preserve"> PAGEREF _Toc229690841 \h </w:instrText>
             </w:r>
             <w:r>
               <w:rPr>
@@ -2567,7 +2567,7 @@
               <w14:ligatures w14:val="standardContextual"/>
             </w:rPr>
           </w:pPr>
-          <w:hyperlink w:anchor="_Toc229690649" w:history="1">
+          <w:hyperlink w:anchor="_Toc229690842" w:history="1">
             <w:r>
               <w:rPr>
                 <w:rStyle w:val="Hipervnculo"/>
@@ -2594,7 +2594,7 @@
                 <w:noProof/>
                 <w:webHidden/>
               </w:rPr>
-              <w:instrText xml:space="preserve"> PAGEREF _Toc229690649 \h </w:instrText>
+              <w:instrText xml:space="preserve"> PAGEREF _Toc229690842 \h </w:instrText>
             </w:r>
             <w:r>
               <w:rPr>
@@ -2639,7 +2639,7 @@
               <w14:ligatures w14:val="standardContextual"/>
             </w:rPr>
           </w:pPr>
-          <w:hyperlink w:anchor="_Toc229690650" w:history="1">
+          <w:hyperlink w:anchor="_Toc229690843" w:history="1">
             <w:r>
               <w:rPr>
                 <w:rStyle w:val="Hipervnculo"/>
@@ -2666,7 +2666,7 @@
                 <w:noProof/>
                 <w:webHidden/>
               </w:rPr>
-              <w:instrText xml:space="preserve"> PAGEREF _Toc229690650 \h </w:instrText>
+              <w:instrText xml:space="preserve"> PAGEREF _Toc229690843 \h </w:instrText>
             </w:r>
             <w:r>
               <w:rPr>
@@ -2712,7 +2712,7 @@
               <w14:ligatures w14:val="standardContextual"/>
             </w:rPr>
           </w:pPr>
-          <w:hyperlink w:anchor="_Toc229690651" w:history="1">
+          <w:hyperlink w:anchor="_Toc229690844" w:history="1">
             <w:r>
               <w:rPr>
                 <w:rStyle w:val="Hipervnculo"/>
@@ -2756,7 +2756,7 @@
                 <w:noProof/>
                 <w:webHidden/>
               </w:rPr>
-              <w:instrText xml:space="preserve"> PAGEREF _Toc229690651 \h </w:instrText>
+              <w:instrText xml:space="preserve"> PAGEREF _Toc229690844 \h </w:instrText>
             </w:r>
             <w:r>
               <w:rPr>
@@ -2801,7 +2801,7 @@
               <w14:ligatures w14:val="standardContextual"/>
             </w:rPr>
           </w:pPr>
-          <w:hyperlink w:anchor="_Toc229690652" w:history="1">
+          <w:hyperlink w:anchor="_Toc229690845" w:history="1">
             <w:r>
               <w:rPr>
                 <w:rStyle w:val="Hipervnculo"/>
@@ -2828,7 +2828,7 @@
                 <w:noProof/>
                 <w:webHidden/>
               </w:rPr>
-              <w:instrText xml:space="preserve"> PAGEREF _Toc229690652 \h </w:instrText>
+              <w:instrText xml:space="preserve"> PAGEREF _Toc229690845 \h </w:instrText>
             </w:r>
             <w:r>
               <w:rPr>
@@ -2873,7 +2873,7 @@
               <w14:ligatures w14:val="standardContextual"/>
             </w:rPr>
           </w:pPr>
-          <w:hyperlink w:anchor="_Toc229690653" w:history="1">
+          <w:hyperlink w:anchor="_Toc229690846" w:history="1">
             <w:r>
               <w:rPr>
                 <w:rStyle w:val="Hipervnculo"/>
@@ -2900,7 +2900,7 @@
                 <w:noProof/>
                 <w:webHidden/>
               </w:rPr>
-              <w:instrText xml:space="preserve"> PAGEREF _Toc229690653 \h </w:instrText>
+              <w:instrText xml:space="preserve"> PAGEREF _Toc229690846 \h </w:instrText>
             </w:r>
             <w:r>
               <w:rPr>
@@ -2945,7 +2945,7 @@
               <w14:ligatures w14:val="standardContextual"/>
             </w:rPr>
           </w:pPr>
-          <w:hyperlink w:anchor="_Toc229690654" w:history="1">
+          <w:hyperlink w:anchor="_Toc229690847" w:history="1">
             <w:r>
               <w:rPr>
                 <w:rStyle w:val="Hipervnculo"/>
@@ -2972,7 +2972,7 @@
                 <w:noProof/>
                 <w:webHidden/>
               </w:rPr>
-              <w:instrText xml:space="preserve"> PAGEREF _Toc229690654 \h </w:instrText>
+              <w:instrText xml:space="preserve"> PAGEREF _Toc229690847 \h </w:instrText>
             </w:r>
             <w:r>
               <w:rPr>
@@ -3017,7 +3017,7 @@
               <w14:ligatures w14:val="standardContextual"/>
             </w:rPr>
           </w:pPr>
-          <w:hyperlink w:anchor="_Toc229690655" w:history="1">
+          <w:hyperlink w:anchor="_Toc229690848" w:history="1">
             <w:r>
               <w:rPr>
                 <w:rStyle w:val="Hipervnculo"/>
@@ -3044,7 +3044,7 @@
                 <w:noProof/>
                 <w:webHidden/>
               </w:rPr>
-              <w:instrText xml:space="preserve"> PAGEREF _Toc229690655 \h </w:instrText>
+              <w:instrText xml:space="preserve"> PAGEREF _Toc229690848 \h </w:instrText>
             </w:r>
             <w:r>
               <w:rPr>
@@ -3090,7 +3090,7 @@
               <w14:ligatures w14:val="standardContextual"/>
             </w:rPr>
           </w:pPr>
-          <w:hyperlink w:anchor="_Toc229690656" w:history="1">
+          <w:hyperlink w:anchor="_Toc229690849" w:history="1">
             <w:r>
               <w:rPr>
                 <w:rStyle w:val="Hipervnculo"/>
@@ -3134,7 +3134,7 @@
                 <w:noProof/>
                 <w:webHidden/>
               </w:rPr>
-              <w:instrText xml:space="preserve"> PAGEREF _Toc229690656 \h </w:instrText>
+              <w:instrText xml:space="preserve"> PAGEREF _Toc229690849 \h </w:instrText>
             </w:r>
             <w:r>
               <w:rPr>
@@ -3179,7 +3179,7 @@
               <w14:ligatures w14:val="standardContextual"/>
             </w:rPr>
           </w:pPr>
-          <w:hyperlink w:anchor="_Toc229690657" w:history="1">
+          <w:hyperlink w:anchor="_Toc229690850" w:history="1">
             <w:r>
               <w:rPr>
                 <w:rStyle w:val="Hipervnculo"/>
@@ -3206,7 +3206,7 @@
                 <w:noProof/>
                 <w:webHidden/>
               </w:rPr>
-              <w:instrText xml:space="preserve"> PAGEREF _Toc229690657 \h </w:instrText>
+              <w:instrText xml:space="preserve"> PAGEREF _Toc229690850 \h </w:instrText>
             </w:r>
             <w:r>
               <w:rPr>
@@ -3251,7 +3251,7 @@
               <w14:ligatures w14:val="standardContextual"/>
             </w:rPr>
           </w:pPr>
-          <w:hyperlink w:anchor="_Toc229690658" w:history="1">
+          <w:hyperlink w:anchor="_Toc229690851" w:history="1">
             <w:r>
               <w:rPr>
                 <w:rStyle w:val="Hipervnculo"/>
@@ -3278,7 +3278,7 @@
                 <w:noProof/>
                 <w:webHidden/>
               </w:rPr>
-              <w:instrText xml:space="preserve"> PAGEREF _Toc229690658 \h </w:instrText>
+              <w:instrText xml:space="preserve"> PAGEREF _Toc229690851 \h </w:instrText>
             </w:r>
             <w:r>
               <w:rPr>
@@ -3323,7 +3323,7 @@
               <w14:ligatures w14:val="standardContextual"/>
             </w:rPr>
           </w:pPr>
-          <w:hyperlink w:anchor="_Toc229690659" w:history="1">
+          <w:hyperlink w:anchor="_Toc229690852" w:history="1">
             <w:r>
               <w:rPr>
                 <w:rStyle w:val="Hipervnculo"/>
@@ -3350,7 +3350,7 @@
                 <w:noProof/>
                 <w:webHidden/>
               </w:rPr>
-              <w:instrText xml:space="preserve"> PAGEREF _Toc229690659 \h </w:instrText>
+              <w:instrText xml:space="preserve"> PAGEREF _Toc229690852 \h </w:instrText>
             </w:r>
             <w:r>
               <w:rPr>
@@ -3396,7 +3396,7 @@
               <w14:ligatures w14:val="standardContextual"/>
             </w:rPr>
           </w:pPr>
-          <w:hyperlink w:anchor="_Toc229690660" w:history="1">
+          <w:hyperlink w:anchor="_Toc229690853" w:history="1">
             <w:r>
               <w:rPr>
                 <w:rStyle w:val="Hipervnculo"/>
@@ -3440,7 +3440,7 @@
                 <w:noProof/>
                 <w:webHidden/>
               </w:rPr>
-              <w:instrText xml:space="preserve"> PAGEREF _Toc229690660 \h </w:instrText>
+              <w:instrText xml:space="preserve"> PAGEREF _Toc229690853 \h </w:instrText>
             </w:r>
             <w:r>
               <w:rPr>
@@ -3485,7 +3485,7 @@
               <w14:ligatures w14:val="standardContextual"/>
             </w:rPr>
           </w:pPr>
-          <w:hyperlink w:anchor="_Toc229690661" w:history="1">
+          <w:hyperlink w:anchor="_Toc229690854" w:history="1">
             <w:r>
               <w:rPr>
                 <w:rStyle w:val="Hipervnculo"/>
@@ -3512,7 +3512,7 @@
                 <w:noProof/>
                 <w:webHidden/>
               </w:rPr>
-              <w:instrText xml:space="preserve"> PAGEREF _Toc229690661 \h </w:instrText>
+              <w:instrText xml:space="preserve"> PAGEREF _Toc229690854 \h </w:instrText>
             </w:r>
             <w:r>
               <w:rPr>
@@ -3557,7 +3557,7 @@
               <w14:ligatures w14:val="standardContextual"/>
             </w:rPr>
           </w:pPr>
-          <w:hyperlink w:anchor="_Toc229690662" w:history="1">
+          <w:hyperlink w:anchor="_Toc229690855" w:history="1">
             <w:r>
               <w:rPr>
                 <w:rStyle w:val="Hipervnculo"/>
@@ -3584,7 +3584,7 @@
                 <w:noProof/>
                 <w:webHidden/>
               </w:rPr>
-              <w:instrText xml:space="preserve"> PAGEREF _Toc229690662 \h </w:instrText>
+              <w:instrText xml:space="preserve"> PAGEREF _Toc229690855 \h </w:instrText>
             </w:r>
             <w:r>
               <w:rPr>
@@ -3629,7 +3629,7 @@
               <w14:ligatures w14:val="standardContextual"/>
             </w:rPr>
           </w:pPr>
-          <w:hyperlink w:anchor="_Toc229690663" w:history="1">
+          <w:hyperlink w:anchor="_Toc229690856" w:history="1">
             <w:r>
               <w:rPr>
                 <w:rStyle w:val="Hipervnculo"/>
@@ -3656,7 +3656,7 @@
                 <w:noProof/>
                 <w:webHidden/>
               </w:rPr>
-              <w:instrText xml:space="preserve"> PAGEREF _Toc229690663 \h </w:instrText>
+              <w:instrText xml:space="preserve"> PAGEREF _Toc229690856 \h </w:instrText>
             </w:r>
             <w:r>
               <w:rPr>
@@ -3702,7 +3702,7 @@
               <w14:ligatures w14:val="standardContextual"/>
             </w:rPr>
           </w:pPr>
-          <w:hyperlink w:anchor="_Toc229690664" w:history="1">
+          <w:hyperlink w:anchor="_Toc229690857" w:history="1">
             <w:r>
               <w:rPr>
                 <w:rStyle w:val="Hipervnculo"/>
@@ -3746,7 +3746,7 @@
                 <w:noProof/>
                 <w:webHidden/>
               </w:rPr>
-              <w:instrText xml:space="preserve"> PAGEREF _Toc229690664 \h </w:instrText>
+              <w:instrText xml:space="preserve"> PAGEREF _Toc229690857 \h </w:instrText>
             </w:r>
             <w:r>
               <w:rPr>
@@ -3791,7 +3791,7 @@
               <w14:ligatures w14:val="standardContextual"/>
             </w:rPr>
           </w:pPr>
-          <w:hyperlink w:anchor="_Toc229690665" w:history="1">
+          <w:hyperlink w:anchor="_Toc229690858" w:history="1">
             <w:r>
               <w:rPr>
                 <w:rStyle w:val="Hipervnculo"/>
@@ -3818,7 +3818,7 @@
                 <w:noProof/>
                 <w:webHidden/>
               </w:rPr>
-              <w:instrText xml:space="preserve"> PAGEREF _Toc229690665 \h </w:instrText>
+              <w:instrText xml:space="preserve"> PAGEREF _Toc229690858 \h </w:instrText>
             </w:r>
             <w:r>
               <w:rPr>
@@ -3863,7 +3863,7 @@
               <w14:ligatures w14:val="standardContextual"/>
             </w:rPr>
           </w:pPr>
-          <w:hyperlink w:anchor="_Toc229690666" w:history="1">
+          <w:hyperlink w:anchor="_Toc229690859" w:history="1">
             <w:r>
               <w:rPr>
                 <w:rStyle w:val="Hipervnculo"/>
@@ -3890,7 +3890,7 @@
                 <w:noProof/>
                 <w:webHidden/>
               </w:rPr>
-              <w:instrText xml:space="preserve"> PAGEREF _Toc229690666 \h </w:instrText>
+              <w:instrText xml:space="preserve"> PAGEREF _Toc229690859 \h </w:instrText>
             </w:r>
             <w:r>
               <w:rPr>
@@ -3936,7 +3936,7 @@
               <w14:ligatures w14:val="standardContextual"/>
             </w:rPr>
           </w:pPr>
-          <w:hyperlink w:anchor="_Toc229690667" w:history="1">
+          <w:hyperlink w:anchor="_Toc229690860" w:history="1">
             <w:r>
               <w:rPr>
                 <w:rStyle w:val="Hipervnculo"/>
@@ -3959,7 +3959,7 @@
                 <w:rStyle w:val="Hipervnculo"/>
                 <w:noProof/>
               </w:rPr>
-              <w:t>Conclusiones</w:t>
+              <w:t>Plan de negocio</w:t>
             </w:r>
             <w:r>
               <w:rPr>
@@ -3980,7 +3980,7 @@
                 <w:noProof/>
                 <w:webHidden/>
               </w:rPr>
-              <w:instrText xml:space="preserve"> PAGEREF _Toc229690667 \h </w:instrText>
+              <w:instrText xml:space="preserve"> PAGEREF _Toc229690860 \h </w:instrText>
             </w:r>
             <w:r>
               <w:rPr>
@@ -4025,13 +4025,13 @@
               <w14:ligatures w14:val="standardContextual"/>
             </w:rPr>
           </w:pPr>
-          <w:hyperlink w:anchor="_Toc229690668" w:history="1">
+          <w:hyperlink w:anchor="_Toc229690861" w:history="1">
             <w:r>
               <w:rPr>
                 <w:rStyle w:val="Hipervnculo"/>
                 <w:noProof/>
               </w:rPr>
-              <w:t>Conclusiones sobre el trabajo realizado</w:t>
+              <w:t>Público objetivo</w:t>
             </w:r>
             <w:r>
               <w:rPr>
@@ -4052,7 +4052,7 @@
                 <w:noProof/>
                 <w:webHidden/>
               </w:rPr>
-              <w:instrText xml:space="preserve"> PAGEREF _Toc229690668 \h </w:instrText>
+              <w:instrText xml:space="preserve"> PAGEREF _Toc229690861 \h </w:instrText>
             </w:r>
             <w:r>
               <w:rPr>
@@ -4097,13 +4097,13 @@
               <w14:ligatures w14:val="standardContextual"/>
             </w:rPr>
           </w:pPr>
-          <w:hyperlink w:anchor="_Toc229690669" w:history="1">
+          <w:hyperlink w:anchor="_Toc229690862" w:history="1">
             <w:r>
               <w:rPr>
                 <w:rStyle w:val="Hipervnculo"/>
                 <w:noProof/>
               </w:rPr>
-              <w:t>Posibles ampliaciones y mejoras</w:t>
+              <w:t>Utilidad social</w:t>
             </w:r>
             <w:r>
               <w:rPr>
@@ -4124,7 +4124,79 @@
                 <w:noProof/>
                 <w:webHidden/>
               </w:rPr>
-              <w:instrText xml:space="preserve"> PAGEREF _Toc229690669 \h </w:instrText>
+              <w:instrText xml:space="preserve"> PAGEREF _Toc229690862 \h </w:instrText>
+            </w:r>
+            <w:r>
+              <w:rPr>
+                <w:noProof/>
+                <w:webHidden/>
+              </w:rPr>
+            </w:r>
+            <w:r>
+              <w:rPr>
+                <w:noProof/>
+                <w:webHidden/>
+              </w:rPr>
+              <w:fldChar w:fldCharType="separate"/>
+            </w:r>
+            <w:r>
+              <w:rPr>
+                <w:noProof/>
+                <w:webHidden/>
+              </w:rPr>
+              <w:t>31</w:t>
+            </w:r>
+            <w:r>
+              <w:rPr>
+                <w:noProof/>
+                <w:webHidden/>
+              </w:rPr>
+              <w:fldChar w:fldCharType="end"/>
+            </w:r>
+          </w:hyperlink>
+        </w:p>
+        <w:p>
+          <w:pPr>
+            <w:pStyle w:val="TDC2"/>
+            <w:tabs>
+              <w:tab w:val="right" w:leader="dot" w:pos="9016"/>
+            </w:tabs>
+            <w:rPr>
+              <w:rFonts w:eastAsiaTheme="minorEastAsia"/>
+              <w:noProof/>
+              <w:kern w:val="2"/>
+              <w:lang w:eastAsia="es-ES"/>
+              <w14:ligatures w14:val="standardContextual"/>
+            </w:rPr>
+          </w:pPr>
+          <w:hyperlink w:anchor="_Toc229690863" w:history="1">
+            <w:r>
+              <w:rPr>
+                <w:rStyle w:val="Hipervnculo"/>
+                <w:noProof/>
+              </w:rPr>
+              <w:t>Costes y beneficios</w:t>
+            </w:r>
+            <w:r>
+              <w:rPr>
+                <w:noProof/>
+                <w:webHidden/>
+              </w:rPr>
+              <w:tab/>
+            </w:r>
+            <w:r>
+              <w:rPr>
+                <w:noProof/>
+                <w:webHidden/>
+              </w:rPr>
+              <w:fldChar w:fldCharType="begin"/>
+            </w:r>
+            <w:r>
+              <w:rPr>
+                <w:noProof/>
+                <w:webHidden/>
+              </w:rPr>
+              <w:instrText xml:space="preserve"> PAGEREF _Toc229690863 \h </w:instrText>
             </w:r>
             <w:r>
               <w:rPr>
@@ -4170,7 +4242,7 @@
               <w14:ligatures w14:val="standardContextual"/>
             </w:rPr>
           </w:pPr>
-          <w:hyperlink w:anchor="_Toc229690670" w:history="1">
+          <w:hyperlink w:anchor="_Toc229690864" w:history="1">
             <w:r>
               <w:rPr>
                 <w:rStyle w:val="Hipervnculo"/>
@@ -4193,7 +4265,7 @@
                 <w:rStyle w:val="Hipervnculo"/>
                 <w:noProof/>
               </w:rPr>
-              <w:t>Plan de negocio</w:t>
+              <w:t>Prevención de Riesgos Laborales</w:t>
             </w:r>
             <w:r>
               <w:rPr>
@@ -4214,7 +4286,7 @@
                 <w:noProof/>
                 <w:webHidden/>
               </w:rPr>
-              <w:instrText xml:space="preserve"> PAGEREF _Toc229690670 \h </w:instrText>
+              <w:instrText xml:space="preserve"> PAGEREF _Toc229690864 \h </w:instrText>
             </w:r>
             <w:r>
               <w:rPr>
@@ -4234,7 +4306,7 @@
                 <w:noProof/>
                 <w:webHidden/>
               </w:rPr>
-              <w:t>32</w:t>
+              <w:t>33</w:t>
             </w:r>
             <w:r>
               <w:rPr>
@@ -4259,13 +4331,13 @@
               <w14:ligatures w14:val="standardContextual"/>
             </w:rPr>
           </w:pPr>
-          <w:hyperlink w:anchor="_Toc229690671" w:history="1">
+          <w:hyperlink w:anchor="_Toc229690865" w:history="1">
             <w:r>
               <w:rPr>
                 <w:rStyle w:val="Hipervnculo"/>
                 <w:noProof/>
               </w:rPr>
-              <w:t>Público objetivo</w:t>
+              <w:t>Riesgos derivados de los espacio y equipos de trabajo</w:t>
             </w:r>
             <w:r>
               <w:rPr>
@@ -4286,7 +4358,7 @@
                 <w:noProof/>
                 <w:webHidden/>
               </w:rPr>
-              <w:instrText xml:space="preserve"> PAGEREF _Toc229690671 \h </w:instrText>
+              <w:instrText xml:space="preserve"> PAGEREF _Toc229690865 \h </w:instrText>
             </w:r>
             <w:r>
               <w:rPr>
@@ -4306,7 +4378,7 @@
                 <w:noProof/>
                 <w:webHidden/>
               </w:rPr>
-              <w:t>32</w:t>
+              <w:t>33</w:t>
             </w:r>
             <w:r>
               <w:rPr>
@@ -4331,13 +4403,13 @@
               <w14:ligatures w14:val="standardContextual"/>
             </w:rPr>
           </w:pPr>
-          <w:hyperlink w:anchor="_Toc229690672" w:history="1">
+          <w:hyperlink w:anchor="_Toc229690866" w:history="1">
             <w:r>
               <w:rPr>
                 <w:rStyle w:val="Hipervnculo"/>
                 <w:noProof/>
               </w:rPr>
-              <w:t>Utilidad social</w:t>
+              <w:t>Agentes físicos</w:t>
             </w:r>
             <w:r>
               <w:rPr>
@@ -4358,7 +4430,7 @@
                 <w:noProof/>
                 <w:webHidden/>
               </w:rPr>
-              <w:instrText xml:space="preserve"> PAGEREF _Toc229690672 \h </w:instrText>
+              <w:instrText xml:space="preserve"> PAGEREF _Toc229690866 \h </w:instrText>
             </w:r>
             <w:r>
               <w:rPr>
@@ -4378,7 +4450,7 @@
                 <w:noProof/>
                 <w:webHidden/>
               </w:rPr>
-              <w:t>32</w:t>
+              <w:t>33</w:t>
             </w:r>
             <w:r>
               <w:rPr>
@@ -4403,13 +4475,13 @@
               <w14:ligatures w14:val="standardContextual"/>
             </w:rPr>
           </w:pPr>
-          <w:hyperlink w:anchor="_Toc229690673" w:history="1">
+          <w:hyperlink w:anchor="_Toc229690867" w:history="1">
             <w:r>
               <w:rPr>
                 <w:rStyle w:val="Hipervnculo"/>
                 <w:noProof/>
               </w:rPr>
-              <w:t>Costes y beneficios</w:t>
+              <w:t>Riesgos ergonómicos y psicosociales</w:t>
             </w:r>
             <w:r>
               <w:rPr>
@@ -4430,7 +4502,7 @@
                 <w:noProof/>
                 <w:webHidden/>
               </w:rPr>
-              <w:instrText xml:space="preserve"> PAGEREF _Toc229690673 \h </w:instrText>
+              <w:instrText xml:space="preserve"> PAGEREF _Toc229690867 \h </w:instrText>
             </w:r>
             <w:r>
               <w:rPr>
@@ -4450,7 +4522,7 @@
                 <w:noProof/>
                 <w:webHidden/>
               </w:rPr>
-              <w:t>32</w:t>
+              <w:t>34</w:t>
             </w:r>
             <w:r>
               <w:rPr>
@@ -4476,7 +4548,7 @@
               <w14:ligatures w14:val="standardContextual"/>
             </w:rPr>
           </w:pPr>
-          <w:hyperlink w:anchor="_Toc229690674" w:history="1">
+          <w:hyperlink w:anchor="_Toc229690868" w:history="1">
             <w:r>
               <w:rPr>
                 <w:rStyle w:val="Hipervnculo"/>
@@ -4499,7 +4571,7 @@
                 <w:rStyle w:val="Hipervnculo"/>
                 <w:noProof/>
               </w:rPr>
-              <w:t>Prevención de Riesgos Laborales</w:t>
+              <w:t>Conclusiones</w:t>
             </w:r>
             <w:r>
               <w:rPr>
@@ -4520,7 +4592,7 @@
                 <w:noProof/>
                 <w:webHidden/>
               </w:rPr>
-              <w:instrText xml:space="preserve"> PAGEREF _Toc229690674 \h </w:instrText>
+              <w:instrText xml:space="preserve"> PAGEREF _Toc229690868 \h </w:instrText>
             </w:r>
             <w:r>
               <w:rPr>
@@ -4565,13 +4637,13 @@
               <w14:ligatures w14:val="standardContextual"/>
             </w:rPr>
           </w:pPr>
-          <w:hyperlink w:anchor="_Toc229690675" w:history="1">
+          <w:hyperlink w:anchor="_Toc229690869" w:history="1">
             <w:r>
               <w:rPr>
                 <w:rStyle w:val="Hipervnculo"/>
                 <w:noProof/>
               </w:rPr>
-              <w:t>Riesgos derivados de los espacio y equipos de trabajo</w:t>
+              <w:t>Conclusiones sobre el trabajo realizado</w:t>
             </w:r>
             <w:r>
               <w:rPr>
@@ -4592,7 +4664,7 @@
                 <w:noProof/>
                 <w:webHidden/>
               </w:rPr>
-              <w:instrText xml:space="preserve"> PAGEREF _Toc229690675 \h </w:instrText>
+              <w:instrText xml:space="preserve"> PAGEREF _Toc229690869 \h </w:instrText>
             </w:r>
             <w:r>
               <w:rPr>
@@ -4637,13 +4709,13 @@
               <w14:ligatures w14:val="standardContextual"/>
             </w:rPr>
           </w:pPr>
-          <w:hyperlink w:anchor="_Toc229690676" w:history="1">
+          <w:hyperlink w:anchor="_Toc229690870" w:history="1">
             <w:r>
               <w:rPr>
                 <w:rStyle w:val="Hipervnculo"/>
                 <w:noProof/>
               </w:rPr>
-              <w:t>Agentes físicos</w:t>
+              <w:t>Posibles ampliaciones y mejoras</w:t>
             </w:r>
             <w:r>
               <w:rPr>
@@ -4664,79 +4736,7 @@
                 <w:noProof/>
                 <w:webHidden/>
               </w:rPr>
-              <w:instrText xml:space="preserve"> PAGEREF _Toc229690676 \h </w:instrText>
-            </w:r>
-            <w:r>
-              <w:rPr>
-                <w:noProof/>
-                <w:webHidden/>
-              </w:rPr>
-            </w:r>
-            <w:r>
-              <w:rPr>
-                <w:noProof/>
-                <w:webHidden/>
-              </w:rPr>
-              <w:fldChar w:fldCharType="separate"/>
-            </w:r>
-            <w:r>
-              <w:rPr>
-                <w:noProof/>
-                <w:webHidden/>
-              </w:rPr>
-              <w:t>34</w:t>
-            </w:r>
-            <w:r>
-              <w:rPr>
-                <w:noProof/>
-                <w:webHidden/>
-              </w:rPr>
-              <w:fldChar w:fldCharType="end"/>
-            </w:r>
-          </w:hyperlink>
-        </w:p>
-        <w:p>
-          <w:pPr>
-            <w:pStyle w:val="TDC2"/>
-            <w:tabs>
-              <w:tab w:val="right" w:leader="dot" w:pos="9016"/>
-            </w:tabs>
-            <w:rPr>
-              <w:rFonts w:eastAsiaTheme="minorEastAsia"/>
-              <w:noProof/>
-              <w:kern w:val="2"/>
-              <w:lang w:eastAsia="es-ES"/>
-              <w14:ligatures w14:val="standardContextual"/>
-            </w:rPr>
-          </w:pPr>
-          <w:hyperlink w:anchor="_Toc229690677" w:history="1">
-            <w:r>
-              <w:rPr>
-                <w:rStyle w:val="Hipervnculo"/>
-                <w:noProof/>
-              </w:rPr>
-              <w:t>Riesgos ergonómicos y psicosociales</w:t>
-            </w:r>
-            <w:r>
-              <w:rPr>
-                <w:noProof/>
-                <w:webHidden/>
-              </w:rPr>
-              <w:tab/>
-            </w:r>
-            <w:r>
-              <w:rPr>
-                <w:noProof/>
-                <w:webHidden/>
-              </w:rPr>
-              <w:fldChar w:fldCharType="begin"/>
-            </w:r>
-            <w:r>
-              <w:rPr>
-                <w:noProof/>
-                <w:webHidden/>
-              </w:rPr>
-              <w:instrText xml:space="preserve"> PAGEREF _Toc229690677 \h </w:instrText>
+              <w:instrText xml:space="preserve"> PAGEREF _Toc229690870 \h </w:instrText>
             </w:r>
             <w:r>
               <w:rPr>
@@ -4782,7 +4782,7 @@
               <w14:ligatures w14:val="standardContextual"/>
             </w:rPr>
           </w:pPr>
-          <w:hyperlink w:anchor="_Toc229690678" w:history="1">
+          <w:hyperlink w:anchor="_Toc229690871" w:history="1">
             <w:r>
               <w:rPr>
                 <w:rStyle w:val="Hipervnculo"/>
@@ -4826,7 +4826,7 @@
                 <w:noProof/>
                 <w:webHidden/>
               </w:rPr>
-              <w:instrText xml:space="preserve"> PAGEREF _Toc229690678 \h </w:instrText>
+              <w:instrText xml:space="preserve"> PAGEREF _Toc229690871 \h </w:instrText>
             </w:r>
             <w:r>
               <w:rPr>
@@ -4914,7 +4914,7 @@
       <w:r>
         <w:fldChar w:fldCharType="separate"/>
       </w:r>
-      <w:hyperlink w:anchor="_Toc229690679" w:history="1">
+      <w:hyperlink w:anchor="_Toc229690872" w:history="1">
         <w:r>
           <w:rPr>
             <w:rStyle w:val="Hipervnculo"/>
@@ -4941,7 +4941,7 @@
             <w:noProof/>
             <w:webHidden/>
           </w:rPr>
-          <w:instrText xml:space="preserve"> PAGEREF _Toc229690679 \h </w:instrText>
+          <w:instrText xml:space="preserve"> PAGEREF _Toc229690872 \h </w:instrText>
         </w:r>
         <w:r>
           <w:rPr>
@@ -4986,7 +4986,7 @@
           <w14:ligatures w14:val="standardContextual"/>
         </w:rPr>
       </w:pPr>
-      <w:hyperlink w:anchor="_Toc229690680" w:history="1">
+      <w:hyperlink w:anchor="_Toc229690873" w:history="1">
         <w:r>
           <w:rPr>
             <w:rStyle w:val="Hipervnculo"/>
@@ -5013,7 +5013,7 @@
             <w:noProof/>
             <w:webHidden/>
           </w:rPr>
-          <w:instrText xml:space="preserve"> PAGEREF _Toc229690680 \h </w:instrText>
+          <w:instrText xml:space="preserve"> PAGEREF _Toc229690873 \h </w:instrText>
         </w:r>
         <w:r>
           <w:rPr>
@@ -5058,7 +5058,7 @@
           <w14:ligatures w14:val="standardContextual"/>
         </w:rPr>
       </w:pPr>
-      <w:hyperlink w:anchor="_Toc229690681" w:history="1">
+      <w:hyperlink w:anchor="_Toc229690874" w:history="1">
         <w:r>
           <w:rPr>
             <w:rStyle w:val="Hipervnculo"/>
@@ -5085,7 +5085,7 @@
             <w:noProof/>
             <w:webHidden/>
           </w:rPr>
-          <w:instrText xml:space="preserve"> PAGEREF _Toc229690681 \h </w:instrText>
+          <w:instrText xml:space="preserve"> PAGEREF _Toc229690874 \h </w:instrText>
         </w:r>
         <w:r>
           <w:rPr>
@@ -5130,7 +5130,7 @@
           <w14:ligatures w14:val="standardContextual"/>
         </w:rPr>
       </w:pPr>
-      <w:hyperlink w:anchor="_Toc229690682" w:history="1">
+      <w:hyperlink w:anchor="_Toc229690875" w:history="1">
         <w:r>
           <w:rPr>
             <w:rStyle w:val="Hipervnculo"/>
@@ -5157,7 +5157,7 @@
             <w:noProof/>
             <w:webHidden/>
           </w:rPr>
-          <w:instrText xml:space="preserve"> PAGEREF _Toc229690682 \h </w:instrText>
+          <w:instrText xml:space="preserve"> PAGEREF _Toc229690875 \h </w:instrText>
         </w:r>
         <w:r>
           <w:rPr>
@@ -5202,7 +5202,7 @@
           <w14:ligatures w14:val="standardContextual"/>
         </w:rPr>
       </w:pPr>
-      <w:hyperlink w:anchor="_Toc229690683" w:history="1">
+      <w:hyperlink w:anchor="_Toc229690876" w:history="1">
         <w:r>
           <w:rPr>
             <w:rStyle w:val="Hipervnculo"/>
@@ -5229,7 +5229,7 @@
             <w:noProof/>
             <w:webHidden/>
           </w:rPr>
-          <w:instrText xml:space="preserve"> PAGEREF _Toc229690683 \h </w:instrText>
+          <w:instrText xml:space="preserve"> PAGEREF _Toc229690876 \h </w:instrText>
         </w:r>
         <w:r>
           <w:rPr>
@@ -5274,7 +5274,7 @@
           <w14:ligatures w14:val="standardContextual"/>
         </w:rPr>
       </w:pPr>
-      <w:hyperlink w:anchor="_Toc229690684" w:history="1">
+      <w:hyperlink w:anchor="_Toc229690877" w:history="1">
         <w:r>
           <w:rPr>
             <w:rStyle w:val="Hipervnculo"/>
@@ -5301,7 +5301,7 @@
             <w:noProof/>
             <w:webHidden/>
           </w:rPr>
-          <w:instrText xml:space="preserve"> PAGEREF _Toc229690684 \h </w:instrText>
+          <w:instrText xml:space="preserve"> PAGEREF _Toc229690877 \h </w:instrText>
         </w:r>
         <w:r>
           <w:rPr>
@@ -5346,7 +5346,7 @@
           <w14:ligatures w14:val="standardContextual"/>
         </w:rPr>
       </w:pPr>
-      <w:hyperlink w:anchor="_Toc229690685" w:history="1">
+      <w:hyperlink w:anchor="_Toc229690878" w:history="1">
         <w:r>
           <w:rPr>
             <w:rStyle w:val="Hipervnculo"/>
@@ -5373,7 +5373,7 @@
             <w:noProof/>
             <w:webHidden/>
           </w:rPr>
-          <w:instrText xml:space="preserve"> PAGEREF _Toc229690685 \h </w:instrText>
+          <w:instrText xml:space="preserve"> PAGEREF _Toc229690878 \h </w:instrText>
         </w:r>
         <w:r>
           <w:rPr>
@@ -5418,7 +5418,7 @@
           <w14:ligatures w14:val="standardContextual"/>
         </w:rPr>
       </w:pPr>
-      <w:hyperlink w:anchor="_Toc229690686" w:history="1">
+      <w:hyperlink w:anchor="_Toc229690879" w:history="1">
         <w:r>
           <w:rPr>
             <w:rStyle w:val="Hipervnculo"/>
@@ -5445,7 +5445,7 @@
             <w:noProof/>
             <w:webHidden/>
           </w:rPr>
-          <w:instrText xml:space="preserve"> PAGEREF _Toc229690686 \h </w:instrText>
+          <w:instrText xml:space="preserve"> PAGEREF _Toc229690879 \h </w:instrText>
         </w:r>
         <w:r>
           <w:rPr>
@@ -5490,7 +5490,7 @@
           <w14:ligatures w14:val="standardContextual"/>
         </w:rPr>
       </w:pPr>
-      <w:hyperlink w:anchor="_Toc229690687" w:history="1">
+      <w:hyperlink w:anchor="_Toc229690880" w:history="1">
         <w:r>
           <w:rPr>
             <w:rStyle w:val="Hipervnculo"/>
@@ -5517,7 +5517,7 @@
             <w:noProof/>
             <w:webHidden/>
           </w:rPr>
-          <w:instrText xml:space="preserve"> PAGEREF _Toc229690687 \h </w:instrText>
+          <w:instrText xml:space="preserve"> PAGEREF _Toc229690880 \h </w:instrText>
         </w:r>
         <w:r>
           <w:rPr>
@@ -5562,7 +5562,7 @@
           <w14:ligatures w14:val="standardContextual"/>
         </w:rPr>
       </w:pPr>
-      <w:hyperlink w:anchor="_Toc229690688" w:history="1">
+      <w:hyperlink w:anchor="_Toc229690881" w:history="1">
         <w:r>
           <w:rPr>
             <w:rStyle w:val="Hipervnculo"/>
@@ -5589,7 +5589,7 @@
             <w:noProof/>
             <w:webHidden/>
           </w:rPr>
-          <w:instrText xml:space="preserve"> PAGEREF _Toc229690688 \h </w:instrText>
+          <w:instrText xml:space="preserve"> PAGEREF _Toc229690881 \h </w:instrText>
         </w:r>
         <w:r>
           <w:rPr>
@@ -5634,7 +5634,7 @@
           <w14:ligatures w14:val="standardContextual"/>
         </w:rPr>
       </w:pPr>
-      <w:hyperlink w:anchor="_Toc229690689" w:history="1">
+      <w:hyperlink w:anchor="_Toc229690882" w:history="1">
         <w:r>
           <w:rPr>
             <w:rStyle w:val="Hipervnculo"/>
@@ -5661,7 +5661,7 @@
             <w:noProof/>
             <w:webHidden/>
           </w:rPr>
-          <w:instrText xml:space="preserve"> PAGEREF _Toc229690689 \h </w:instrText>
+          <w:instrText xml:space="preserve"> PAGEREF _Toc229690882 \h </w:instrText>
         </w:r>
         <w:r>
           <w:rPr>
@@ -5706,7 +5706,7 @@
           <w14:ligatures w14:val="standardContextual"/>
         </w:rPr>
       </w:pPr>
-      <w:hyperlink w:anchor="_Toc229690690" w:history="1">
+      <w:hyperlink w:anchor="_Toc229690883" w:history="1">
         <w:r>
           <w:rPr>
             <w:rStyle w:val="Hipervnculo"/>
@@ -5742,7 +5742,7 @@
             <w:noProof/>
             <w:webHidden/>
           </w:rPr>
-          <w:instrText xml:space="preserve"> PAGEREF _Toc229690690 \h </w:instrText>
+          <w:instrText xml:space="preserve"> PAGEREF _Toc229690883 \h </w:instrText>
         </w:r>
         <w:r>
           <w:rPr>
@@ -5787,7 +5787,7 @@
           <w14:ligatures w14:val="standardContextual"/>
         </w:rPr>
       </w:pPr>
-      <w:hyperlink w:anchor="_Toc229690691" w:history="1">
+      <w:hyperlink w:anchor="_Toc229690884" w:history="1">
         <w:r>
           <w:rPr>
             <w:rStyle w:val="Hipervnculo"/>
@@ -5814,7 +5814,7 @@
             <w:noProof/>
             <w:webHidden/>
           </w:rPr>
-          <w:instrText xml:space="preserve"> PAGEREF _Toc229690691 \h </w:instrText>
+          <w:instrText xml:space="preserve"> PAGEREF _Toc229690884 \h </w:instrText>
         </w:r>
         <w:r>
           <w:rPr>
@@ -5859,7 +5859,7 @@
           <w14:ligatures w14:val="standardContextual"/>
         </w:rPr>
       </w:pPr>
-      <w:hyperlink w:anchor="_Toc229690692" w:history="1">
+      <w:hyperlink w:anchor="_Toc229690885" w:history="1">
         <w:r>
           <w:rPr>
             <w:rStyle w:val="Hipervnculo"/>
@@ -5886,7 +5886,7 @@
             <w:noProof/>
             <w:webHidden/>
           </w:rPr>
-          <w:instrText xml:space="preserve"> PAGEREF _Toc229690692 \h </w:instrText>
+          <w:instrText xml:space="preserve"> PAGEREF _Toc229690885 \h </w:instrText>
         </w:r>
         <w:r>
           <w:rPr>
@@ -5931,7 +5931,7 @@
           <w14:ligatures w14:val="standardContextual"/>
         </w:rPr>
       </w:pPr>
-      <w:hyperlink w:anchor="_Toc229690693" w:history="1">
+      <w:hyperlink w:anchor="_Toc229690886" w:history="1">
         <w:r>
           <w:rPr>
             <w:rStyle w:val="Hipervnculo"/>
@@ -5958,7 +5958,7 @@
             <w:noProof/>
             <w:webHidden/>
           </w:rPr>
-          <w:instrText xml:space="preserve"> PAGEREF _Toc229690693 \h </w:instrText>
+          <w:instrText xml:space="preserve"> PAGEREF _Toc229690886 \h </w:instrText>
         </w:r>
         <w:r>
           <w:rPr>
@@ -6003,7 +6003,7 @@
           <w14:ligatures w14:val="standardContextual"/>
         </w:rPr>
       </w:pPr>
-      <w:hyperlink w:anchor="_Toc229690694" w:history="1">
+      <w:hyperlink w:anchor="_Toc229690887" w:history="1">
         <w:r>
           <w:rPr>
             <w:rStyle w:val="Hipervnculo"/>
@@ -6030,7 +6030,7 @@
             <w:noProof/>
             <w:webHidden/>
           </w:rPr>
-          <w:instrText xml:space="preserve"> PAGEREF _Toc229690694 \h </w:instrText>
+          <w:instrText xml:space="preserve"> PAGEREF _Toc229690887 \h </w:instrText>
         </w:r>
         <w:r>
           <w:rPr>
@@ -6075,7 +6075,7 @@
           <w14:ligatures w14:val="standardContextual"/>
         </w:rPr>
       </w:pPr>
-      <w:hyperlink w:anchor="_Toc229690695" w:history="1">
+      <w:hyperlink w:anchor="_Toc229690888" w:history="1">
         <w:r>
           <w:rPr>
             <w:rStyle w:val="Hipervnculo"/>
@@ -6102,7 +6102,7 @@
             <w:noProof/>
             <w:webHidden/>
           </w:rPr>
-          <w:instrText xml:space="preserve"> PAGEREF _Toc229690695 \h </w:instrText>
+          <w:instrText xml:space="preserve"> PAGEREF _Toc229690888 \h </w:instrText>
         </w:r>
         <w:r>
           <w:rPr>
@@ -6147,7 +6147,7 @@
           <w14:ligatures w14:val="standardContextual"/>
         </w:rPr>
       </w:pPr>
-      <w:hyperlink w:anchor="_Toc229690696" w:history="1">
+      <w:hyperlink w:anchor="_Toc229690889" w:history="1">
         <w:r>
           <w:rPr>
             <w:rStyle w:val="Hipervnculo"/>
@@ -6174,7 +6174,7 @@
             <w:noProof/>
             <w:webHidden/>
           </w:rPr>
-          <w:instrText xml:space="preserve"> PAGEREF _Toc229690696 \h </w:instrText>
+          <w:instrText xml:space="preserve"> PAGEREF _Toc229690889 \h </w:instrText>
         </w:r>
         <w:r>
           <w:rPr>
@@ -6220,7 +6220,7 @@
       <w:pPr>
         <w:pStyle w:val="Ttulo1"/>
       </w:pPr>
-      <w:bookmarkStart w:id="0" w:name="_Toc229690636"/>
+      <w:bookmarkStart w:id="0" w:name="_Toc229690829"/>
       <w:r>
         <w:lastRenderedPageBreak/>
         <w:t>Introducción</w:t>
@@ -6231,7 +6231,7 @@
       <w:pPr>
         <w:pStyle w:val="Ttulo2"/>
       </w:pPr>
-      <w:bookmarkStart w:id="1" w:name="_Toc229690637"/>
+      <w:bookmarkStart w:id="1" w:name="_Toc229690830"/>
       <w:r>
         <w:t>Objetivo del proyecto</w:t>
       </w:r>
@@ -6270,7 +6270,7 @@
         <w:pStyle w:val="Ttulo2"/>
         <w:jc w:val="both"/>
       </w:pPr>
-      <w:bookmarkStart w:id="2" w:name="_Toc229690638"/>
+      <w:bookmarkStart w:id="2" w:name="_Toc229690831"/>
       <w:r>
         <w:t>Justificación del proyecto</w:t>
       </w:r>
@@ -6381,7 +6381,7 @@
         <w:pStyle w:val="Ttulo2"/>
         <w:jc w:val="both"/>
       </w:pPr>
-      <w:bookmarkStart w:id="3" w:name="_Toc229690639"/>
+      <w:bookmarkStart w:id="3" w:name="_Toc229690832"/>
       <w:r>
         <w:t>Análisis de lo existente</w:t>
       </w:r>
@@ -6450,7 +6450,7 @@
       <w:pPr>
         <w:pStyle w:val="Ttulo1"/>
       </w:pPr>
-      <w:bookmarkStart w:id="4" w:name="_Toc229690640"/>
+      <w:bookmarkStart w:id="4" w:name="_Toc229690833"/>
       <w:r>
         <w:t xml:space="preserve">Requisitos Funcionales de la </w:t>
       </w:r>
@@ -6505,7 +6505,7 @@
       <w:pPr>
         <w:pStyle w:val="Ttulo2"/>
       </w:pPr>
-      <w:bookmarkStart w:id="5" w:name="_Toc229690641"/>
+      <w:bookmarkStart w:id="5" w:name="_Toc229690834"/>
       <w:r>
         <w:t>Inquilino</w:t>
       </w:r>
@@ -7129,7 +7129,7 @@
       <w:pPr>
         <w:pStyle w:val="Ttulo2"/>
       </w:pPr>
-      <w:bookmarkStart w:id="6" w:name="_Toc229690642"/>
+      <w:bookmarkStart w:id="6" w:name="_Toc229690835"/>
       <w:r>
         <w:t>Arrendador</w:t>
       </w:r>
@@ -7864,7 +7864,7 @@
           <w:rFonts w:eastAsia="Aptos"/>
         </w:rPr>
       </w:pPr>
-      <w:bookmarkStart w:id="7" w:name="_Toc229690643"/>
+      <w:bookmarkStart w:id="7" w:name="_Toc229690836"/>
       <w:r>
         <w:rPr>
           <w:rFonts w:eastAsia="Aptos"/>
@@ -8025,7 +8025,7 @@
       <w:pPr>
         <w:pStyle w:val="Ttulo1"/>
       </w:pPr>
-      <w:bookmarkStart w:id="8" w:name="_Toc229690644"/>
+      <w:bookmarkStart w:id="8" w:name="_Toc229690837"/>
       <w:r>
         <w:t>Análisis y Diseño</w:t>
       </w:r>
@@ -8036,7 +8036,7 @@
         <w:pStyle w:val="Ttulo2"/>
       </w:pPr>
       <w:bookmarkStart w:id="9" w:name="_Toc225415558"/>
-      <w:bookmarkStart w:id="10" w:name="_Toc229690645"/>
+      <w:bookmarkStart w:id="10" w:name="_Toc229690838"/>
       <w:r>
         <w:t>Diagrama de Arquitectura</w:t>
       </w:r>
@@ -8099,7 +8099,7 @@
         <w:pStyle w:val="Descripcin"/>
       </w:pPr>
       <w:fldSimple w:instr=" SEQ Ilustración \* ARABIC ">
-        <w:bookmarkStart w:id="11" w:name="_Toc229690679"/>
+        <w:bookmarkStart w:id="11" w:name="_Toc229690872"/>
         <w:r>
           <w:rPr>
             <w:noProof/>
@@ -8180,7 +8180,7 @@
       <w:pPr>
         <w:pStyle w:val="Ttulo2"/>
       </w:pPr>
-      <w:bookmarkStart w:id="12" w:name="_Toc229690646"/>
+      <w:bookmarkStart w:id="12" w:name="_Toc229690839"/>
       <w:r>
         <w:lastRenderedPageBreak/>
         <w:t xml:space="preserve">Diagrama </w:t>
@@ -8263,7 +8263,7 @@
         <w:pStyle w:val="Descripcin"/>
       </w:pPr>
       <w:fldSimple w:instr=" SEQ Ilustración \* ARABIC ">
-        <w:bookmarkStart w:id="13" w:name="_Toc229690680"/>
+        <w:bookmarkStart w:id="13" w:name="_Toc229690873"/>
         <w:r>
           <w:rPr>
             <w:noProof/>
@@ -8302,7 +8302,7 @@
       <w:pPr>
         <w:pStyle w:val="Ttulo2"/>
       </w:pPr>
-      <w:bookmarkStart w:id="14" w:name="_Toc229690647"/>
+      <w:bookmarkStart w:id="14" w:name="_Toc229690840"/>
       <w:r>
         <w:lastRenderedPageBreak/>
         <w:t>Diagrama de clases</w:t>
@@ -8365,7 +8365,7 @@
         <w:pStyle w:val="Descripcin"/>
       </w:pPr>
       <w:fldSimple w:instr=" SEQ Ilustración \* ARABIC ">
-        <w:bookmarkStart w:id="15" w:name="_Toc229690681"/>
+        <w:bookmarkStart w:id="15" w:name="_Toc229690874"/>
         <w:r>
           <w:rPr>
             <w:noProof/>
@@ -8383,7 +8383,7 @@
       <w:pPr>
         <w:pStyle w:val="Ttulo2"/>
       </w:pPr>
-      <w:bookmarkStart w:id="16" w:name="_Toc229690648"/>
+      <w:bookmarkStart w:id="16" w:name="_Toc229690841"/>
       <w:r>
         <w:lastRenderedPageBreak/>
         <w:t>Diagrama Entidad-Relación</w:t>
@@ -8446,7 +8446,7 @@
         <w:pStyle w:val="Descripcin"/>
       </w:pPr>
       <w:fldSimple w:instr=" SEQ Ilustración \* ARABIC ">
-        <w:bookmarkStart w:id="17" w:name="_Toc229690682"/>
+        <w:bookmarkStart w:id="17" w:name="_Toc229690875"/>
         <w:r>
           <w:rPr>
             <w:noProof/>
@@ -8485,7 +8485,7 @@
       <w:pPr>
         <w:pStyle w:val="Ttulo2"/>
       </w:pPr>
-      <w:bookmarkStart w:id="18" w:name="_Toc229690649"/>
+      <w:bookmarkStart w:id="18" w:name="_Toc229690842"/>
       <w:r>
         <w:t>Modelo Relacional</w:t>
       </w:r>
@@ -9520,7 +9520,7 @@
         <w:pStyle w:val="Ttulo2"/>
       </w:pPr>
       <w:bookmarkStart w:id="19" w:name="_Toc225415563"/>
-      <w:bookmarkStart w:id="20" w:name="_Toc229690650"/>
+      <w:bookmarkStart w:id="20" w:name="_Toc229690843"/>
       <w:r>
         <w:t>Script SQL</w:t>
       </w:r>
@@ -9743,7 +9743,7 @@
       <w:pPr>
         <w:pStyle w:val="Ttulo1"/>
       </w:pPr>
-      <w:bookmarkStart w:id="21" w:name="_Toc229690651"/>
+      <w:bookmarkStart w:id="21" w:name="_Toc229690844"/>
       <w:r>
         <w:t>Metodología de desarrollo</w:t>
       </w:r>
@@ -9754,7 +9754,7 @@
         <w:pStyle w:val="Ttulo2"/>
         <w:jc w:val="both"/>
       </w:pPr>
-      <w:bookmarkStart w:id="22" w:name="_Toc229690652"/>
+      <w:bookmarkStart w:id="22" w:name="_Toc229690845"/>
       <w:r>
         <w:t>Ciclo de vida</w:t>
       </w:r>
@@ -9854,7 +9854,7 @@
       <w:pPr>
         <w:pStyle w:val="Ttulo2"/>
       </w:pPr>
-      <w:bookmarkStart w:id="23" w:name="_Toc229690653"/>
+      <w:bookmarkStart w:id="23" w:name="_Toc229690846"/>
       <w:r>
         <w:lastRenderedPageBreak/>
         <w:t>Metodología ágil</w:t>
@@ -10170,7 +10170,7 @@
       <w:pPr>
         <w:pStyle w:val="Ttulo2"/>
       </w:pPr>
-      <w:bookmarkStart w:id="24" w:name="_Toc229690654"/>
+      <w:bookmarkStart w:id="24" w:name="_Toc229690847"/>
       <w:r>
         <w:lastRenderedPageBreak/>
         <w:t xml:space="preserve">Nuestro Tablero </w:t>
@@ -10254,7 +10254,7 @@
         <w:pStyle w:val="Descripcin"/>
       </w:pPr>
       <w:fldSimple w:instr=" SEQ Ilustración \* ARABIC ">
-        <w:bookmarkStart w:id="25" w:name="_Toc229690683"/>
+        <w:bookmarkStart w:id="25" w:name="_Toc229690876"/>
         <w:r>
           <w:rPr>
             <w:noProof/>
@@ -10324,7 +10324,7 @@
         <w:pStyle w:val="Descripcin"/>
       </w:pPr>
       <w:fldSimple w:instr=" SEQ Ilustración \* ARABIC ">
-        <w:bookmarkStart w:id="26" w:name="_Toc229690684"/>
+        <w:bookmarkStart w:id="26" w:name="_Toc229690877"/>
         <w:r>
           <w:rPr>
             <w:noProof/>
@@ -10346,7 +10346,7 @@
       <w:pPr>
         <w:pStyle w:val="Ttulo2"/>
       </w:pPr>
-      <w:bookmarkStart w:id="27" w:name="_Toc229690655"/>
+      <w:bookmarkStart w:id="27" w:name="_Toc229690848"/>
       <w:r>
         <w:lastRenderedPageBreak/>
         <w:t>Planificación de tareas y toles de equipo</w:t>
@@ -10828,7 +10828,7 @@
         <w:pStyle w:val="Descripcin"/>
       </w:pPr>
       <w:fldSimple w:instr=" SEQ Ilustración \* ARABIC ">
-        <w:bookmarkStart w:id="28" w:name="_Toc229690685"/>
+        <w:bookmarkStart w:id="28" w:name="_Toc229690878"/>
         <w:r>
           <w:rPr>
             <w:noProof/>
@@ -11196,7 +11196,7 @@
         <w:pStyle w:val="Descripcin"/>
       </w:pPr>
       <w:fldSimple w:instr=" SEQ Ilustración \* ARABIC ">
-        <w:bookmarkStart w:id="29" w:name="_Toc229690686"/>
+        <w:bookmarkStart w:id="29" w:name="_Toc229690879"/>
         <w:r>
           <w:rPr>
             <w:noProof/>
@@ -11218,7 +11218,7 @@
       <w:pPr>
         <w:pStyle w:val="Ttulo1"/>
       </w:pPr>
-      <w:bookmarkStart w:id="30" w:name="_Toc229690656"/>
+      <w:bookmarkStart w:id="30" w:name="_Toc229690849"/>
       <w:r>
         <w:lastRenderedPageBreak/>
         <w:t>Codificación</w:t>
@@ -11229,7 +11229,7 @@
       <w:pPr>
         <w:pStyle w:val="Ttulo2"/>
       </w:pPr>
-      <w:bookmarkStart w:id="31" w:name="_Toc229690657"/>
+      <w:bookmarkStart w:id="31" w:name="_Toc229690850"/>
       <w:r>
         <w:t>Entorno de programación</w:t>
       </w:r>
@@ -11391,7 +11391,7 @@
         <w:pStyle w:val="Ttulo2"/>
         <w:jc w:val="both"/>
       </w:pPr>
-      <w:bookmarkStart w:id="32" w:name="_Toc229690658"/>
+      <w:bookmarkStart w:id="32" w:name="_Toc229690851"/>
       <w:r>
         <w:t>Lenguajes y herramientas</w:t>
       </w:r>
@@ -11559,7 +11559,7 @@
       <w:pPr>
         <w:pStyle w:val="Ttulo2"/>
       </w:pPr>
-      <w:bookmarkStart w:id="33" w:name="_Toc229690659"/>
+      <w:bookmarkStart w:id="33" w:name="_Toc229690852"/>
       <w:r>
         <w:t>Aspectos relevantes de la implementación</w:t>
       </w:r>
@@ -11733,7 +11733,7 @@
         <w:pStyle w:val="Descripcin"/>
       </w:pPr>
       <w:fldSimple w:instr=" SEQ Ilustración \* ARABIC ">
-        <w:bookmarkStart w:id="34" w:name="_Toc229690687"/>
+        <w:bookmarkStart w:id="34" w:name="_Toc229690880"/>
         <w:r>
           <w:rPr>
             <w:noProof/>
@@ -11796,7 +11796,7 @@
         <w:pStyle w:val="Descripcin"/>
       </w:pPr>
       <w:fldSimple w:instr=" SEQ Ilustración \* ARABIC ">
-        <w:bookmarkStart w:id="35" w:name="_Toc229690688"/>
+        <w:bookmarkStart w:id="35" w:name="_Toc229690881"/>
         <w:r>
           <w:rPr>
             <w:noProof/>
@@ -11859,7 +11859,7 @@
         <w:pStyle w:val="Descripcin"/>
       </w:pPr>
       <w:fldSimple w:instr=" SEQ Ilustración \* ARABIC ">
-        <w:bookmarkStart w:id="36" w:name="_Toc229690689"/>
+        <w:bookmarkStart w:id="36" w:name="_Toc229690882"/>
         <w:r>
           <w:rPr>
             <w:noProof/>
@@ -11975,7 +11975,7 @@
         </w:rPr>
         <w:fldChar w:fldCharType="separate"/>
       </w:r>
-      <w:bookmarkStart w:id="37" w:name="_Toc229690690"/>
+      <w:bookmarkStart w:id="37" w:name="_Toc229690883"/>
       <w:r>
         <w:rPr>
           <w:b/>
@@ -12122,7 +12122,7 @@
         <w:pStyle w:val="Descripcin"/>
       </w:pPr>
       <w:fldSimple w:instr=" SEQ Ilustración \* ARABIC ">
-        <w:bookmarkStart w:id="38" w:name="_Toc229690691"/>
+        <w:bookmarkStart w:id="38" w:name="_Toc229690884"/>
         <w:r>
           <w:rPr>
             <w:noProof/>
@@ -12308,7 +12308,7 @@
                               </w:rPr>
                               <w:fldChar w:fldCharType="separate"/>
                             </w:r>
-                            <w:bookmarkStart w:id="39" w:name="_Toc229690692"/>
+                            <w:bookmarkStart w:id="39" w:name="_Toc229690885"/>
                             <w:r>
                               <w:rPr>
                                 <w:noProof/>
@@ -12383,7 +12383,7 @@
                         </w:rPr>
                         <w:fldChar w:fldCharType="separate"/>
                       </w:r>
-                      <w:bookmarkStart w:id="40" w:name="_Toc229690692"/>
+                      <w:bookmarkStart w:id="40" w:name="_Toc229690885"/>
                       <w:r>
                         <w:rPr>
                           <w:noProof/>
@@ -12534,7 +12534,7 @@
         <w:jc w:val="both"/>
       </w:pPr>
       <w:fldSimple w:instr=" SEQ Ilustración \* ARABIC ">
-        <w:bookmarkStart w:id="41" w:name="_Toc229690693"/>
+        <w:bookmarkStart w:id="41" w:name="_Toc229690886"/>
         <w:r>
           <w:rPr>
             <w:noProof/>
@@ -12606,7 +12606,7 @@
         <w:jc w:val="both"/>
       </w:pPr>
       <w:fldSimple w:instr=" SEQ Ilustración \* ARABIC ">
-        <w:bookmarkStart w:id="42" w:name="_Toc229690694"/>
+        <w:bookmarkStart w:id="42" w:name="_Toc229690887"/>
         <w:r>
           <w:rPr>
             <w:noProof/>
@@ -12737,7 +12737,7 @@
       <w:pPr>
         <w:pStyle w:val="Ttulo1"/>
       </w:pPr>
-      <w:bookmarkStart w:id="43" w:name="_Toc229690660"/>
+      <w:bookmarkStart w:id="43" w:name="_Toc229690853"/>
       <w:r>
         <w:t>Manual de usuario</w:t>
       </w:r>
@@ -12747,7 +12747,7 @@
       <w:pPr>
         <w:pStyle w:val="Ttulo2"/>
       </w:pPr>
-      <w:bookmarkStart w:id="44" w:name="_Toc229690661"/>
+      <w:bookmarkStart w:id="44" w:name="_Toc229690854"/>
       <w:r>
         <w:t>Entrar al proyecto</w:t>
       </w:r>
@@ -12817,7 +12817,7 @@
       <w:pPr>
         <w:pStyle w:val="Ttulo2"/>
       </w:pPr>
-      <w:bookmarkStart w:id="45" w:name="_Toc229690662"/>
+      <w:bookmarkStart w:id="45" w:name="_Toc229690855"/>
       <w:r>
         <w:lastRenderedPageBreak/>
         <w:t>Registro, inicio de sesión y navegación.</w:t>
@@ -12888,7 +12888,7 @@
         <w:pStyle w:val="Descripcin"/>
       </w:pPr>
       <w:fldSimple w:instr=" SEQ Ilustración \* ARABIC ">
-        <w:bookmarkStart w:id="46" w:name="_Toc229690695"/>
+        <w:bookmarkStart w:id="46" w:name="_Toc229690888"/>
         <w:r>
           <w:rPr>
             <w:noProof/>
@@ -12965,7 +12965,7 @@
         <w:pStyle w:val="Descripcin"/>
       </w:pPr>
       <w:fldSimple w:instr=" SEQ Ilustración \* ARABIC ">
-        <w:bookmarkStart w:id="47" w:name="_Toc229690696"/>
+        <w:bookmarkStart w:id="47" w:name="_Toc229690889"/>
         <w:r>
           <w:rPr>
             <w:noProof/>
@@ -13004,7 +13004,7 @@
       <w:pPr>
         <w:pStyle w:val="Ttulo2"/>
       </w:pPr>
-      <w:bookmarkStart w:id="48" w:name="_Toc229690663"/>
+      <w:bookmarkStart w:id="48" w:name="_Toc229690856"/>
       <w:r>
         <w:lastRenderedPageBreak/>
         <w:t>Instrucciones manipulación base de datos</w:t>
@@ -13106,7 +13106,7 @@
       <w:pPr>
         <w:pStyle w:val="Ttulo1"/>
       </w:pPr>
-      <w:bookmarkStart w:id="49" w:name="_Toc229690664"/>
+      <w:bookmarkStart w:id="49" w:name="_Toc229690857"/>
       <w:r>
         <w:t>Requisitos e instalación</w:t>
       </w:r>
@@ -13116,7 +13116,7 @@
       <w:pPr>
         <w:pStyle w:val="Ttulo2"/>
       </w:pPr>
-      <w:bookmarkStart w:id="50" w:name="_Toc229690665"/>
+      <w:bookmarkStart w:id="50" w:name="_Toc229690858"/>
       <w:r>
         <w:t>Requisitos del sistema</w:t>
       </w:r>
@@ -13209,7 +13209,7 @@
       <w:pPr>
         <w:pStyle w:val="Ttulo2"/>
       </w:pPr>
-      <w:bookmarkStart w:id="51" w:name="_Toc229690666"/>
+      <w:bookmarkStart w:id="51" w:name="_Toc229690859"/>
       <w:r>
         <w:t>Instalación y ejecución</w:t>
       </w:r>
@@ -13280,9 +13280,9 @@
       <w:pPr>
         <w:pStyle w:val="Ttulo1"/>
       </w:pPr>
-      <w:bookmarkStart w:id="52" w:name="_Toc229690667"/>
-      <w:r>
-        <w:t>Conclusiones</w:t>
+      <w:bookmarkStart w:id="52" w:name="_Toc229690860"/>
+      <w:r>
+        <w:t>Plan de negocio</w:t>
       </w:r>
       <w:bookmarkEnd w:id="52"/>
     </w:p>
@@ -13290,213 +13290,11 @@
       <w:pPr>
         <w:pStyle w:val="Ttulo2"/>
       </w:pPr>
-      <w:bookmarkStart w:id="53" w:name="_Toc229690668"/>
-      <w:r>
-        <w:t>Conclusiones sobre el trabajo realizado</w:t>
+      <w:bookmarkStart w:id="53" w:name="_Toc229690861"/>
+      <w:r>
+        <w:t>Público objetivo</w:t>
       </w:r>
       <w:bookmarkEnd w:id="53"/>
-    </w:p>
-    <w:p>
-      <w:pPr>
-        <w:jc w:val="both"/>
-      </w:pPr>
-      <w:r>
-        <w:t xml:space="preserve">Para este proyecto se ha logrado crear, por un lado, una página web funcional y atractiva con implementaciones modernas como el reconocimiento facial, el uso de filtros básicos y la utilización del almacenamiento local para simular una conexión con la base de datos. </w:t>
-      </w:r>
-    </w:p>
-    <w:p>
-      <w:pPr>
-        <w:jc w:val="both"/>
-      </w:pPr>
-      <w:r>
-        <w:t>Por otro lado, se ha construido una base de datos funcional y completa, con “</w:t>
-      </w:r>
-      <w:proofErr w:type="spellStart"/>
-      <w:r>
-        <w:t>triggers</w:t>
-      </w:r>
-      <w:proofErr w:type="spellEnd"/>
-      <w:r>
-        <w:t xml:space="preserve">” para controlar la eliminación e inserción de datos. Al igual que se ha creado una </w:t>
-      </w:r>
-      <w:proofErr w:type="gramStart"/>
-      <w:r>
-        <w:t>app</w:t>
-      </w:r>
-      <w:proofErr w:type="gramEnd"/>
-      <w:r>
-        <w:t xml:space="preserve"> de </w:t>
-      </w:r>
-      <w:proofErr w:type="spellStart"/>
-      <w:r>
-        <w:t>JavaFX</w:t>
-      </w:r>
-      <w:proofErr w:type="spellEnd"/>
-      <w:r>
-        <w:t xml:space="preserve"> que se conecta a esta base de datos y que facilita la inserción, actualización, comprobación y eliminación </w:t>
-      </w:r>
-      <w:r>
-        <w:t xml:space="preserve">de los datos de esta. </w:t>
-      </w:r>
-    </w:p>
-    <w:p>
-      <w:pPr>
-        <w:jc w:val="both"/>
-      </w:pPr>
-      <w:r>
-        <w:t xml:space="preserve">Un objetivo que no se ha cumplido ha sido la implementación de búsqueda a través de un mapa. No se ha conseguido hacer una conexión a API de mapas y usarlos. </w:t>
-      </w:r>
-    </w:p>
-    <w:p>
-      <w:pPr>
-        <w:jc w:val="both"/>
-      </w:pPr>
-      <w:r>
-        <w:t xml:space="preserve">Las mayores dificultades que se han encontrado han sido, la coordinación de todas las partes del equipo, en especial la sincronización de flujos de trabajo y la unión de criterios para cumplir los plazos establecidos. También, se han encontrado dificultades al intentar coordinar la realización del proyecto a la vez que la formación en centros de trabajo. </w:t>
-      </w:r>
-    </w:p>
-    <w:p>
-      <w:pPr>
-        <w:jc w:val="both"/>
-      </w:pPr>
-      <w:r>
-        <w:t>Gran parte del aprendizaje adquirido al realizar este proyecto viene de la investigación y búsqueda de información y</w:t>
-      </w:r>
-      <w:r>
-        <w:t xml:space="preserve"> de la necesidad de encontrar soluciones creativas por cuenta propia para superar los distintos obstáculos encontrados durante los diferentes hitos. </w:t>
-      </w:r>
-    </w:p>
-    <w:p>
-      <w:pPr>
-        <w:pStyle w:val="Ttulo2"/>
-      </w:pPr>
-      <w:bookmarkStart w:id="54" w:name="_Toc229690669"/>
-      <w:r>
-        <w:t>Posibles ampliaciones y mejoras</w:t>
-      </w:r>
-      <w:bookmarkEnd w:id="54"/>
-    </w:p>
-    <w:p>
-      <w:pPr>
-        <w:jc w:val="both"/>
-      </w:pPr>
-      <w:r>
-        <w:t xml:space="preserve"> </w:t>
-      </w:r>
-      <w:r>
-        <w:t xml:space="preserve">En las posibles mejoras de este proyecto, la primera sería la conexión real entre el </w:t>
-      </w:r>
-      <w:proofErr w:type="spellStart"/>
-      <w:r>
-        <w:t>frontend</w:t>
-      </w:r>
-      <w:proofErr w:type="spellEnd"/>
-      <w:r>
-        <w:t xml:space="preserve"> y </w:t>
-      </w:r>
-      <w:proofErr w:type="spellStart"/>
-      <w:r>
-        <w:t>backend</w:t>
-      </w:r>
-      <w:proofErr w:type="spellEnd"/>
-      <w:r>
-        <w:t xml:space="preserve"> para que el proyecto fuera realmente funcional. Ya que ahora los datos recogidos desde la página web no se guardan en la base de datos y los datos que usa la página web no provienen de la base de datos. </w:t>
-      </w:r>
-    </w:p>
-    <w:p>
-      <w:pPr>
-        <w:jc w:val="both"/>
-      </w:pPr>
-      <w:r>
-        <w:lastRenderedPageBreak/>
-        <w:t xml:space="preserve">Otra posible mejora sería, como se ha mencionado antes, la implementación de búsqueda a través de un mapa ya que haría la experiencia de búsqueda de habitaciones más visual y atractiva. </w:t>
-      </w:r>
-    </w:p>
-    <w:p>
-      <w:pPr>
-        <w:jc w:val="both"/>
-      </w:pPr>
-      <w:r>
-        <w:t xml:space="preserve">Finalmente, </w:t>
-      </w:r>
-      <w:proofErr w:type="spellStart"/>
-      <w:r>
-        <w:t>Ro</w:t>
-      </w:r>
-      <w:r>
-        <w:t>o</w:t>
-      </w:r>
-      <w:r>
-        <w:t>mie</w:t>
-      </w:r>
-      <w:proofErr w:type="spellEnd"/>
-      <w:r>
-        <w:t xml:space="preserve"> es actualmente sólo una página web, sin embargo</w:t>
-      </w:r>
-      <w:r>
-        <w:t xml:space="preserve">, la adaptación de esta idea a una </w:t>
-      </w:r>
-      <w:proofErr w:type="gramStart"/>
-      <w:r>
-        <w:t>app</w:t>
-      </w:r>
-      <w:proofErr w:type="gramEnd"/>
-      <w:r>
-        <w:t xml:space="preserve"> móvil es una posibilidad </w:t>
-      </w:r>
-      <w:proofErr w:type="gramStart"/>
-      <w:r>
-        <w:t>a</w:t>
-      </w:r>
-      <w:proofErr w:type="gramEnd"/>
-      <w:r>
-        <w:t xml:space="preserve"> tener en cuenta. Usando programas como </w:t>
-      </w:r>
-      <w:proofErr w:type="spellStart"/>
-      <w:r>
-        <w:t>Flutter</w:t>
-      </w:r>
-      <w:proofErr w:type="spellEnd"/>
-      <w:r>
-        <w:t xml:space="preserve"> o Android Studio y la creación de una API propia de </w:t>
-      </w:r>
-      <w:proofErr w:type="spellStart"/>
-      <w:r>
-        <w:t>Roomie</w:t>
-      </w:r>
-      <w:proofErr w:type="spellEnd"/>
-      <w:r>
-        <w:t xml:space="preserve">, se podría hacer una conexión de esta </w:t>
-      </w:r>
-      <w:proofErr w:type="gramStart"/>
-      <w:r>
-        <w:t>app</w:t>
-      </w:r>
-      <w:proofErr w:type="gramEnd"/>
-      <w:r>
-        <w:t xml:space="preserve"> con la base de datos que compartiría con la página web original. </w:t>
-      </w:r>
-    </w:p>
-    <w:p/>
-    <w:p>
-      <w:pPr>
-        <w:pStyle w:val="Ttulo1"/>
-      </w:pPr>
-      <w:bookmarkStart w:id="55" w:name="_Toc229690670"/>
-      <w:r>
-        <w:t>Plan de negocio</w:t>
-      </w:r>
-      <w:bookmarkEnd w:id="55"/>
-    </w:p>
-    <w:p>
-      <w:pPr>
-        <w:pStyle w:val="Ttulo2"/>
-      </w:pPr>
-      <w:bookmarkStart w:id="56" w:name="_Toc229690671"/>
-      <w:r>
-        <w:t>Público objetivo</w:t>
-      </w:r>
-      <w:bookmarkEnd w:id="56"/>
     </w:p>
     <w:p>
       <w:pPr>
@@ -13527,11 +13325,11 @@
       <w:pPr>
         <w:pStyle w:val="Ttulo2"/>
       </w:pPr>
-      <w:bookmarkStart w:id="57" w:name="_Toc229690672"/>
+      <w:bookmarkStart w:id="54" w:name="_Toc229690862"/>
       <w:r>
         <w:t>Utilidad social</w:t>
       </w:r>
-      <w:bookmarkEnd w:id="57"/>
+      <w:bookmarkEnd w:id="54"/>
     </w:p>
     <w:p>
       <w:pPr>
@@ -13576,11 +13374,11 @@
       <w:pPr>
         <w:pStyle w:val="Ttulo2"/>
       </w:pPr>
-      <w:bookmarkStart w:id="58" w:name="_Toc229690673"/>
+      <w:bookmarkStart w:id="55" w:name="_Toc229690863"/>
       <w:r>
         <w:t>Costes y beneficios</w:t>
       </w:r>
-      <w:bookmarkEnd w:id="58"/>
+      <w:bookmarkEnd w:id="55"/>
     </w:p>
     <w:p>
       <w:pPr>
@@ -13715,7 +13513,6 @@
         <w:rPr>
           <w:rFonts w:ascii="Aptos" w:eastAsia="Aptos" w:hAnsi="Aptos" w:cs="Aptos"/>
         </w:rPr>
-        <w:lastRenderedPageBreak/>
         <w:t xml:space="preserve">Publicidad: folletos y carteles en universidades, anuncios en </w:t>
       </w:r>
       <w:r>
@@ -13753,6 +13550,7 @@
         <w:rPr>
           <w:rFonts w:ascii="Aptos" w:eastAsia="Aptos" w:hAnsi="Aptos" w:cs="Aptos"/>
         </w:rPr>
+        <w:lastRenderedPageBreak/>
         <w:t xml:space="preserve">Plan de Hostinger Cloud </w:t>
       </w:r>
       <w:proofErr w:type="gramStart"/>
@@ -13914,22 +13712,22 @@
       <w:pPr>
         <w:pStyle w:val="Ttulo1"/>
       </w:pPr>
-      <w:bookmarkStart w:id="59" w:name="_Toc229690674"/>
+      <w:bookmarkStart w:id="56" w:name="_Toc229690864"/>
       <w:r>
         <w:lastRenderedPageBreak/>
         <w:t>Prevención de Riesgos Laborales</w:t>
       </w:r>
-      <w:bookmarkEnd w:id="59"/>
+      <w:bookmarkEnd w:id="56"/>
     </w:p>
     <w:p>
       <w:pPr>
         <w:pStyle w:val="Ttulo2"/>
       </w:pPr>
-      <w:bookmarkStart w:id="60" w:name="_Toc229690675"/>
+      <w:bookmarkStart w:id="57" w:name="_Toc229690865"/>
       <w:r>
         <w:t>Riesgos derivados de los espacio y equipos de trabajo</w:t>
       </w:r>
-      <w:bookmarkEnd w:id="60"/>
+      <w:bookmarkEnd w:id="57"/>
     </w:p>
     <w:p>
       <w:pPr>
@@ -14080,11 +13878,11 @@
       <w:pPr>
         <w:pStyle w:val="Ttulo2"/>
       </w:pPr>
-      <w:bookmarkStart w:id="61" w:name="_Toc229690676"/>
+      <w:bookmarkStart w:id="58" w:name="_Toc229690866"/>
       <w:r>
         <w:t>Agentes físicos</w:t>
       </w:r>
-      <w:bookmarkEnd w:id="61"/>
+      <w:bookmarkEnd w:id="58"/>
     </w:p>
     <w:p>
       <w:pPr>
@@ -14479,11 +14277,11 @@
       <w:pPr>
         <w:pStyle w:val="Ttulo2"/>
       </w:pPr>
-      <w:bookmarkStart w:id="62" w:name="_Toc229690677"/>
+      <w:bookmarkStart w:id="59" w:name="_Toc229690867"/>
       <w:r>
         <w:t>Riesgos ergonómicos y psicosociales</w:t>
       </w:r>
-      <w:bookmarkEnd w:id="62"/>
+      <w:bookmarkEnd w:id="59"/>
     </w:p>
     <w:p>
       <w:pPr>
@@ -14554,6 +14352,211 @@
         <w:t>Mantener la espalda recta y apoyada contra el respaldo de la silla, regular la altura de la mesa al nivel de apoyo de los codos, colocar los pies en el suelo o en el reposapiés.</w:t>
       </w:r>
     </w:p>
+    <w:p>
+      <w:pPr>
+        <w:pStyle w:val="Prrafodelista"/>
+        <w:rPr>
+          <w:rFonts w:ascii="Aptos" w:eastAsia="Aptos" w:hAnsi="Aptos" w:cs="Aptos"/>
+          <w:color w:val="000000" w:themeColor="text1"/>
+        </w:rPr>
+      </w:pPr>
+    </w:p>
+    <w:p>
+      <w:pPr>
+        <w:pStyle w:val="Ttulo1"/>
+      </w:pPr>
+      <w:bookmarkStart w:id="60" w:name="_Toc229690868"/>
+      <w:r>
+        <w:t>Conclusiones</w:t>
+      </w:r>
+      <w:bookmarkEnd w:id="60"/>
+    </w:p>
+    <w:p>
+      <w:pPr>
+        <w:pStyle w:val="Ttulo2"/>
+      </w:pPr>
+      <w:bookmarkStart w:id="61" w:name="_Toc229690869"/>
+      <w:r>
+        <w:t>Conclusiones sobre el trabajo realizado</w:t>
+      </w:r>
+      <w:bookmarkEnd w:id="61"/>
+    </w:p>
+    <w:p>
+      <w:pPr>
+        <w:jc w:val="both"/>
+      </w:pPr>
+      <w:r>
+        <w:t xml:space="preserve">Para este proyecto se ha logrado crear, por un lado, una página web funcional y atractiva con implementaciones modernas como el reconocimiento facial, el uso de filtros básicos y la utilización del almacenamiento local para simular una conexión con la base de datos. </w:t>
+      </w:r>
+    </w:p>
+    <w:p>
+      <w:pPr>
+        <w:jc w:val="both"/>
+      </w:pPr>
+      <w:r>
+        <w:t>Por otro lado, se ha construido una base de datos funcional y completa, con “</w:t>
+      </w:r>
+      <w:proofErr w:type="spellStart"/>
+      <w:r>
+        <w:t>triggers</w:t>
+      </w:r>
+      <w:proofErr w:type="spellEnd"/>
+      <w:r>
+        <w:t xml:space="preserve">” para controlar la eliminación e inserción de datos. Al igual que se ha creado una </w:t>
+      </w:r>
+      <w:proofErr w:type="gramStart"/>
+      <w:r>
+        <w:t>app</w:t>
+      </w:r>
+      <w:proofErr w:type="gramEnd"/>
+      <w:r>
+        <w:t xml:space="preserve"> de </w:t>
+      </w:r>
+      <w:proofErr w:type="spellStart"/>
+      <w:r>
+        <w:t>JavaFX</w:t>
+      </w:r>
+      <w:proofErr w:type="spellEnd"/>
+      <w:r>
+        <w:t xml:space="preserve"> que se conecta a esta base de datos y que facilita la inserción, actualización, comprobación y eliminación de los datos de esta. </w:t>
+      </w:r>
+    </w:p>
+    <w:p>
+      <w:pPr>
+        <w:jc w:val="both"/>
+      </w:pPr>
+      <w:r>
+        <w:t xml:space="preserve">Un objetivo que no se ha cumplido ha sido la implementación de búsqueda a través de un mapa. No se ha conseguido hacer una conexión a API de mapas y usarlos. </w:t>
+      </w:r>
+    </w:p>
+    <w:p>
+      <w:pPr>
+        <w:jc w:val="both"/>
+      </w:pPr>
+      <w:r>
+        <w:t xml:space="preserve">Las mayores dificultades que se han encontrado han sido, la coordinación de todas las partes del equipo, en especial la sincronización de flujos de trabajo y la unión de criterios </w:t>
+      </w:r>
+      <w:r>
+        <w:lastRenderedPageBreak/>
+        <w:t xml:space="preserve">para cumplir los plazos establecidos. También, se han encontrado dificultades al intentar coordinar la realización del proyecto a la vez que la formación en centros de trabajo. </w:t>
+      </w:r>
+    </w:p>
+    <w:p>
+      <w:pPr>
+        <w:jc w:val="both"/>
+      </w:pPr>
+      <w:r>
+        <w:t xml:space="preserve">Gran parte del aprendizaje adquirido al realizar este proyecto viene de la investigación y búsqueda de información y de la necesidad de encontrar soluciones creativas por cuenta propia para superar los distintos obstáculos encontrados durante los diferentes hitos. </w:t>
+      </w:r>
+    </w:p>
+    <w:p>
+      <w:pPr>
+        <w:pStyle w:val="Ttulo2"/>
+      </w:pPr>
+      <w:bookmarkStart w:id="62" w:name="_Toc229690870"/>
+      <w:r>
+        <w:t>Posibles ampliaciones y mejoras</w:t>
+      </w:r>
+      <w:bookmarkEnd w:id="62"/>
+    </w:p>
+    <w:p>
+      <w:pPr>
+        <w:jc w:val="both"/>
+      </w:pPr>
+      <w:r>
+        <w:t xml:space="preserve"> En las posibles mejoras de este proyecto, la primera sería la conexión real entre el </w:t>
+      </w:r>
+      <w:proofErr w:type="spellStart"/>
+      <w:r>
+        <w:t>frontend</w:t>
+      </w:r>
+      <w:proofErr w:type="spellEnd"/>
+      <w:r>
+        <w:t xml:space="preserve"> y </w:t>
+      </w:r>
+      <w:proofErr w:type="spellStart"/>
+      <w:r>
+        <w:t>backend</w:t>
+      </w:r>
+      <w:proofErr w:type="spellEnd"/>
+      <w:r>
+        <w:t xml:space="preserve"> para que el proyecto fuera realmente funcional. Ya que ahora los datos recogidos desde la página web no se guardan en la base de datos y los datos que usa la página web no provienen de la base de datos. </w:t>
+      </w:r>
+    </w:p>
+    <w:p>
+      <w:pPr>
+        <w:jc w:val="both"/>
+      </w:pPr>
+      <w:r>
+        <w:t xml:space="preserve">Otra posible mejora sería, como se ha mencionado antes, la implementación de búsqueda a través de un mapa ya que haría la experiencia de búsqueda de habitaciones más visual y atractiva. </w:t>
+      </w:r>
+    </w:p>
+    <w:p>
+      <w:pPr>
+        <w:jc w:val="both"/>
+      </w:pPr>
+      <w:r>
+        <w:t xml:space="preserve">Finalmente, </w:t>
+      </w:r>
+      <w:proofErr w:type="spellStart"/>
+      <w:r>
+        <w:t>Roomie</w:t>
+      </w:r>
+      <w:proofErr w:type="spellEnd"/>
+      <w:r>
+        <w:t xml:space="preserve"> es actualmente sólo una página web, sin embargo, la adaptación de esta idea a una </w:t>
+      </w:r>
+      <w:proofErr w:type="gramStart"/>
+      <w:r>
+        <w:t>app</w:t>
+      </w:r>
+      <w:proofErr w:type="gramEnd"/>
+      <w:r>
+        <w:t xml:space="preserve"> móvil es una posibilidad </w:t>
+      </w:r>
+      <w:proofErr w:type="gramStart"/>
+      <w:r>
+        <w:t>a</w:t>
+      </w:r>
+      <w:proofErr w:type="gramEnd"/>
+      <w:r>
+        <w:t xml:space="preserve"> tener en cuenta. Usando programas como </w:t>
+      </w:r>
+      <w:proofErr w:type="spellStart"/>
+      <w:r>
+        <w:t>Flutter</w:t>
+      </w:r>
+      <w:proofErr w:type="spellEnd"/>
+      <w:r>
+        <w:t xml:space="preserve"> o Android Studio y la creación de una API propia de </w:t>
+      </w:r>
+      <w:proofErr w:type="spellStart"/>
+      <w:r>
+        <w:t>Roomie</w:t>
+      </w:r>
+      <w:proofErr w:type="spellEnd"/>
+      <w:r>
+        <w:t xml:space="preserve">, se podría hacer una conexión de esta </w:t>
+      </w:r>
+      <w:proofErr w:type="gramStart"/>
+      <w:r>
+        <w:t>app</w:t>
+      </w:r>
+      <w:proofErr w:type="gramEnd"/>
+      <w:r>
+        <w:t xml:space="preserve"> con la base de datos que compartiría con la página web original. </w:t>
+      </w:r>
+    </w:p>
+    <w:p>
+      <w:pPr>
+        <w:spacing w:before="240" w:after="240" w:line="276" w:lineRule="auto"/>
+        <w:jc w:val="both"/>
+        <w:rPr>
+          <w:rFonts w:ascii="Aptos" w:eastAsia="Aptos" w:hAnsi="Aptos" w:cs="Aptos"/>
+          <w:color w:val="000000" w:themeColor="text1"/>
+        </w:rPr>
+      </w:pPr>
+    </w:p>
     <w:p/>
     <w:p>
       <w:r>
@@ -14564,7 +14567,7 @@
       <w:pPr>
         <w:pStyle w:val="Ttulo1"/>
       </w:pPr>
-      <w:bookmarkStart w:id="63" w:name="_Toc229690678"/>
+      <w:bookmarkStart w:id="63" w:name="_Toc229690871"/>
       <w:r>
         <w:lastRenderedPageBreak/>
         <w:t>Bibliografía</w:t>

--- a/Documentación_final.docx
+++ b/Documentación_final.docx
@@ -6211,12 +6211,6 @@
       </w:r>
     </w:p>
     <w:p>
-      <w:r>
-        <w:lastRenderedPageBreak/>
-        <w:br w:type="page"/>
-      </w:r>
-    </w:p>
-    <w:p>
       <w:pPr>
         <w:pStyle w:val="Ttulo1"/>
       </w:pPr>
@@ -8318,7 +8312,7 @@
           <w:noProof/>
         </w:rPr>
         <w:drawing>
-          <wp:inline distT="0" distB="0" distL="0" distR="0" wp14:anchorId="67E3B4D2" wp14:editId="5C00D363">
+          <wp:inline distT="0" distB="0" distL="0" distR="0" wp14:anchorId="67E3B4D2" wp14:editId="2DBFD28F">
             <wp:extent cx="5731510" cy="6417310"/>
             <wp:effectExtent l="0" t="0" r="2540" b="2540"/>
             <wp:docPr id="682627866" name="Imagen 2"/>
@@ -11374,11 +11368,18 @@
           <w:b/>
           <w:bCs/>
         </w:rPr>
-        <w:t>Cdmon</w:t>
-      </w:r>
-      <w:proofErr w:type="spellEnd"/>
-      <w:r>
-        <w:t xml:space="preserve"> para el alojamiento de la página web creada en servidores en línea.</w:t>
+        <w:t>Vercel</w:t>
+      </w:r>
+      <w:proofErr w:type="spellEnd"/>
+      <w:r>
+        <w:rPr>
+          <w:b/>
+          <w:bCs/>
+        </w:rPr>
+        <w:t xml:space="preserve"> </w:t>
+      </w:r>
+      <w:r>
+        <w:t>para el alojamiento de la página web creada en servidores en línea.</w:t>
       </w:r>
     </w:p>
     <w:p>
@@ -11422,11 +11423,17 @@
         <w:t>JavaScript</w:t>
       </w:r>
       <w:r>
-        <w:t xml:space="preserve"> para añadir interactividad a nuestra página web y guardar datos básicos en el ordenador usando el </w:t>
-      </w:r>
-      <w:proofErr w:type="spellStart"/>
-      <w:r>
-        <w:t>LocalStorage</w:t>
+        <w:t xml:space="preserve"> para añadir interactividad a nuestra página web y guardar datos básicos en el ordenador usando el Local</w:t>
+      </w:r>
+      <w:r>
+        <w:t xml:space="preserve"> </w:t>
+      </w:r>
+      <w:proofErr w:type="spellStart"/>
+      <w:r>
+        <w:t>s</w:t>
+      </w:r>
+      <w:r>
+        <w:t>torage</w:t>
       </w:r>
       <w:proofErr w:type="spellEnd"/>
       <w:r>
@@ -11628,11 +11635,17 @@
       </w:r>
       <w:r>
         <w:br/>
-        <w:t xml:space="preserve">La forma en que se ha realizado esta simulación es usando el </w:t>
-      </w:r>
-      <w:proofErr w:type="spellStart"/>
-      <w:r>
-        <w:t>LocalStorage</w:t>
+        <w:t>La forma en que se ha realizado esta simulación es usando el Local</w:t>
+      </w:r>
+      <w:r>
+        <w:t xml:space="preserve"> </w:t>
+      </w:r>
+      <w:proofErr w:type="spellStart"/>
+      <w:r>
+        <w:t>s</w:t>
+      </w:r>
+      <w:r>
+        <w:t>torage</w:t>
       </w:r>
       <w:proofErr w:type="spellEnd"/>
       <w:r>
@@ -11642,23 +11655,38 @@
         <w:lastRenderedPageBreak/>
         <w:t xml:space="preserve">el formulario de registro de la página web, se recogen los datos insertados y se crea un objeto usuario que se almacena en una lista alojada en el </w:t>
       </w:r>
-      <w:proofErr w:type="spellStart"/>
       <w:r>
         <w:t>L</w:t>
       </w:r>
       <w:r>
-        <w:t>ocalStorage</w:t>
+        <w:t>ocal</w:t>
+      </w:r>
+      <w:r>
+        <w:t xml:space="preserve"> </w:t>
+      </w:r>
+      <w:proofErr w:type="spellStart"/>
+      <w:r>
+        <w:t>s</w:t>
+      </w:r>
+      <w:r>
+        <w:t>torage</w:t>
       </w:r>
       <w:proofErr w:type="spellEnd"/>
       <w:r>
         <w:t xml:space="preserve">. </w:t>
       </w:r>
       <w:r>
-        <w:t xml:space="preserve">A la hora de hacer el inicio de sesión, se saca la lista del </w:t>
-      </w:r>
-      <w:proofErr w:type="spellStart"/>
-      <w:r>
-        <w:t>LocalStorage</w:t>
+        <w:t>A la hora de hacer el inicio de sesión, se saca la lista del Local</w:t>
+      </w:r>
+      <w:r>
+        <w:t xml:space="preserve"> </w:t>
+      </w:r>
+      <w:proofErr w:type="spellStart"/>
+      <w:r>
+        <w:t>s</w:t>
+      </w:r>
+      <w:r>
+        <w:t>torage</w:t>
       </w:r>
       <w:proofErr w:type="spellEnd"/>
       <w:r>
@@ -12534,7 +12562,7 @@
         <w:jc w:val="both"/>
       </w:pPr>
       <w:fldSimple w:instr=" SEQ Ilustración \* ARABIC ">
-        <w:bookmarkStart w:id="41" w:name="_Toc229690886"/>
+        <w:bookmarkStart w:id="40" w:name="_Toc229690886"/>
         <w:r>
           <w:rPr>
             <w:noProof/>
@@ -12545,7 +12573,7 @@
       <w:r>
         <w:t xml:space="preserve"> Reconocimiento facial 1/3</w:t>
       </w:r>
-      <w:bookmarkEnd w:id="41"/>
+      <w:bookmarkEnd w:id="40"/>
     </w:p>
     <w:p>
       <w:pPr>
@@ -12606,7 +12634,7 @@
         <w:jc w:val="both"/>
       </w:pPr>
       <w:fldSimple w:instr=" SEQ Ilustración \* ARABIC ">
-        <w:bookmarkStart w:id="42" w:name="_Toc229690887"/>
+        <w:bookmarkStart w:id="41" w:name="_Toc229690887"/>
         <w:r>
           <w:rPr>
             <w:noProof/>
@@ -12626,7 +12654,7 @@
       <w:r>
         <w:t>/3</w:t>
       </w:r>
-      <w:bookmarkEnd w:id="42"/>
+      <w:bookmarkEnd w:id="41"/>
     </w:p>
     <w:p>
       <w:pPr>
@@ -12694,6 +12722,9 @@
         <w:jc w:val="both"/>
       </w:pPr>
       <w:r>
+        <w:rPr>
+          <w:noProof/>
+        </w:rPr>
         <w:lastRenderedPageBreak/>
         <w:drawing>
           <wp:inline distT="0" distB="0" distL="0" distR="0" wp14:anchorId="34197E09" wp14:editId="10EDE698">
@@ -12737,21 +12768,21 @@
       <w:pPr>
         <w:pStyle w:val="Ttulo1"/>
       </w:pPr>
-      <w:bookmarkStart w:id="43" w:name="_Toc229690853"/>
+      <w:bookmarkStart w:id="42" w:name="_Toc229690853"/>
       <w:r>
         <w:t>Manual de usuario</w:t>
       </w:r>
+      <w:bookmarkEnd w:id="42"/>
+    </w:p>
+    <w:p>
+      <w:pPr>
+        <w:pStyle w:val="Ttulo2"/>
+      </w:pPr>
+      <w:bookmarkStart w:id="43" w:name="_Toc229690854"/>
+      <w:r>
+        <w:t>Entrar al proyecto</w:t>
+      </w:r>
       <w:bookmarkEnd w:id="43"/>
-    </w:p>
-    <w:p>
-      <w:pPr>
-        <w:pStyle w:val="Ttulo2"/>
-      </w:pPr>
-      <w:bookmarkStart w:id="44" w:name="_Toc229690854"/>
-      <w:r>
-        <w:t>Entrar al proyecto</w:t>
-      </w:r>
-      <w:bookmarkEnd w:id="44"/>
     </w:p>
     <w:p>
       <w:pPr>
@@ -12817,12 +12848,12 @@
       <w:pPr>
         <w:pStyle w:val="Ttulo2"/>
       </w:pPr>
-      <w:bookmarkStart w:id="45" w:name="_Toc229690855"/>
+      <w:bookmarkStart w:id="44" w:name="_Toc229690855"/>
       <w:r>
         <w:lastRenderedPageBreak/>
         <w:t>Registro, inicio de sesión y navegación.</w:t>
       </w:r>
-      <w:bookmarkEnd w:id="45"/>
+      <w:bookmarkEnd w:id="44"/>
     </w:p>
     <w:p>
       <w:pPr>
@@ -12888,7 +12919,7 @@
         <w:pStyle w:val="Descripcin"/>
       </w:pPr>
       <w:fldSimple w:instr=" SEQ Ilustración \* ARABIC ">
-        <w:bookmarkStart w:id="46" w:name="_Toc229690888"/>
+        <w:bookmarkStart w:id="45" w:name="_Toc229690888"/>
         <w:r>
           <w:rPr>
             <w:noProof/>
@@ -12899,7 +12930,7 @@
       <w:r>
         <w:t xml:space="preserve"> Creación de cuenta</w:t>
       </w:r>
-      <w:bookmarkEnd w:id="46"/>
+      <w:bookmarkEnd w:id="45"/>
     </w:p>
     <w:p>
       <w:r>
@@ -12965,7 +12996,7 @@
         <w:pStyle w:val="Descripcin"/>
       </w:pPr>
       <w:fldSimple w:instr=" SEQ Ilustración \* ARABIC ">
-        <w:bookmarkStart w:id="47" w:name="_Toc229690889"/>
+        <w:bookmarkStart w:id="46" w:name="_Toc229690889"/>
         <w:r>
           <w:rPr>
             <w:noProof/>
@@ -12976,7 +13007,7 @@
       <w:r>
         <w:t xml:space="preserve"> Inicio de sesión</w:t>
       </w:r>
-      <w:bookmarkEnd w:id="47"/>
+      <w:bookmarkEnd w:id="46"/>
     </w:p>
     <w:p>
       <w:pPr>
@@ -13004,12 +13035,12 @@
       <w:pPr>
         <w:pStyle w:val="Ttulo2"/>
       </w:pPr>
-      <w:bookmarkStart w:id="48" w:name="_Toc229690856"/>
+      <w:bookmarkStart w:id="47" w:name="_Toc229690856"/>
       <w:r>
         <w:lastRenderedPageBreak/>
         <w:t>Instrucciones manipulación base de datos</w:t>
       </w:r>
-      <w:bookmarkEnd w:id="48"/>
+      <w:bookmarkEnd w:id="47"/>
     </w:p>
     <w:p>
       <w:pPr>
@@ -13106,21 +13137,21 @@
       <w:pPr>
         <w:pStyle w:val="Ttulo1"/>
       </w:pPr>
-      <w:bookmarkStart w:id="49" w:name="_Toc229690857"/>
+      <w:bookmarkStart w:id="48" w:name="_Toc229690857"/>
       <w:r>
         <w:t>Requisitos e instalación</w:t>
       </w:r>
+      <w:bookmarkEnd w:id="48"/>
+    </w:p>
+    <w:p>
+      <w:pPr>
+        <w:pStyle w:val="Ttulo2"/>
+      </w:pPr>
+      <w:bookmarkStart w:id="49" w:name="_Toc229690858"/>
+      <w:r>
+        <w:t>Requisitos del sistema</w:t>
+      </w:r>
       <w:bookmarkEnd w:id="49"/>
-    </w:p>
-    <w:p>
-      <w:pPr>
-        <w:pStyle w:val="Ttulo2"/>
-      </w:pPr>
-      <w:bookmarkStart w:id="50" w:name="_Toc229690858"/>
-      <w:r>
-        <w:t>Requisitos del sistema</w:t>
-      </w:r>
-      <w:bookmarkEnd w:id="50"/>
     </w:p>
     <w:p>
       <w:pPr>
@@ -13209,11 +13240,11 @@
       <w:pPr>
         <w:pStyle w:val="Ttulo2"/>
       </w:pPr>
-      <w:bookmarkStart w:id="51" w:name="_Toc229690859"/>
+      <w:bookmarkStart w:id="50" w:name="_Toc229690859"/>
       <w:r>
         <w:t>Instalación y ejecución</w:t>
       </w:r>
-      <w:bookmarkEnd w:id="51"/>
+      <w:bookmarkEnd w:id="50"/>
     </w:p>
     <w:p>
       <w:pPr>
@@ -13280,21 +13311,21 @@
       <w:pPr>
         <w:pStyle w:val="Ttulo1"/>
       </w:pPr>
-      <w:bookmarkStart w:id="52" w:name="_Toc229690860"/>
+      <w:bookmarkStart w:id="51" w:name="_Toc229690860"/>
       <w:r>
         <w:t>Plan de negocio</w:t>
       </w:r>
+      <w:bookmarkEnd w:id="51"/>
+    </w:p>
+    <w:p>
+      <w:pPr>
+        <w:pStyle w:val="Ttulo2"/>
+      </w:pPr>
+      <w:bookmarkStart w:id="52" w:name="_Toc229690861"/>
+      <w:r>
+        <w:t>Público objetivo</w:t>
+      </w:r>
       <w:bookmarkEnd w:id="52"/>
-    </w:p>
-    <w:p>
-      <w:pPr>
-        <w:pStyle w:val="Ttulo2"/>
-      </w:pPr>
-      <w:bookmarkStart w:id="53" w:name="_Toc229690861"/>
-      <w:r>
-        <w:t>Público objetivo</w:t>
-      </w:r>
-      <w:bookmarkEnd w:id="53"/>
     </w:p>
     <w:p>
       <w:pPr>
@@ -13325,11 +13356,11 @@
       <w:pPr>
         <w:pStyle w:val="Ttulo2"/>
       </w:pPr>
-      <w:bookmarkStart w:id="54" w:name="_Toc229690862"/>
+      <w:bookmarkStart w:id="53" w:name="_Toc229690862"/>
       <w:r>
         <w:t>Utilidad social</w:t>
       </w:r>
-      <w:bookmarkEnd w:id="54"/>
+      <w:bookmarkEnd w:id="53"/>
     </w:p>
     <w:p>
       <w:pPr>
@@ -13374,11 +13405,11 @@
       <w:pPr>
         <w:pStyle w:val="Ttulo2"/>
       </w:pPr>
-      <w:bookmarkStart w:id="55" w:name="_Toc229690863"/>
+      <w:bookmarkStart w:id="54" w:name="_Toc229690863"/>
       <w:r>
         <w:t>Costes y beneficios</w:t>
       </w:r>
-      <w:bookmarkEnd w:id="55"/>
+      <w:bookmarkEnd w:id="54"/>
     </w:p>
     <w:p>
       <w:pPr>
@@ -13712,22 +13743,22 @@
       <w:pPr>
         <w:pStyle w:val="Ttulo1"/>
       </w:pPr>
-      <w:bookmarkStart w:id="56" w:name="_Toc229690864"/>
+      <w:bookmarkStart w:id="55" w:name="_Toc229690864"/>
       <w:r>
         <w:lastRenderedPageBreak/>
         <w:t>Prevención de Riesgos Laborales</w:t>
       </w:r>
+      <w:bookmarkEnd w:id="55"/>
+    </w:p>
+    <w:p>
+      <w:pPr>
+        <w:pStyle w:val="Ttulo2"/>
+      </w:pPr>
+      <w:bookmarkStart w:id="56" w:name="_Toc229690865"/>
+      <w:r>
+        <w:t>Riesgos derivados de los espacio y equipos de trabajo</w:t>
+      </w:r>
       <w:bookmarkEnd w:id="56"/>
-    </w:p>
-    <w:p>
-      <w:pPr>
-        <w:pStyle w:val="Ttulo2"/>
-      </w:pPr>
-      <w:bookmarkStart w:id="57" w:name="_Toc229690865"/>
-      <w:r>
-        <w:t>Riesgos derivados de los espacio y equipos de trabajo</w:t>
-      </w:r>
-      <w:bookmarkEnd w:id="57"/>
     </w:p>
     <w:p>
       <w:pPr>
@@ -13878,11 +13909,11 @@
       <w:pPr>
         <w:pStyle w:val="Ttulo2"/>
       </w:pPr>
-      <w:bookmarkStart w:id="58" w:name="_Toc229690866"/>
+      <w:bookmarkStart w:id="57" w:name="_Toc229690866"/>
       <w:r>
         <w:t>Agentes físicos</w:t>
       </w:r>
-      <w:bookmarkEnd w:id="58"/>
+      <w:bookmarkEnd w:id="57"/>
     </w:p>
     <w:p>
       <w:pPr>
@@ -14277,11 +14308,11 @@
       <w:pPr>
         <w:pStyle w:val="Ttulo2"/>
       </w:pPr>
-      <w:bookmarkStart w:id="59" w:name="_Toc229690867"/>
+      <w:bookmarkStart w:id="58" w:name="_Toc229690867"/>
       <w:r>
         <w:t>Riesgos ergonómicos y psicosociales</w:t>
       </w:r>
-      <w:bookmarkEnd w:id="59"/>
+      <w:bookmarkEnd w:id="58"/>
     </w:p>
     <w:p>
       <w:pPr>
@@ -14365,21 +14396,21 @@
       <w:pPr>
         <w:pStyle w:val="Ttulo1"/>
       </w:pPr>
-      <w:bookmarkStart w:id="60" w:name="_Toc229690868"/>
+      <w:bookmarkStart w:id="59" w:name="_Toc229690868"/>
       <w:r>
         <w:t>Conclusiones</w:t>
       </w:r>
+      <w:bookmarkEnd w:id="59"/>
+    </w:p>
+    <w:p>
+      <w:pPr>
+        <w:pStyle w:val="Ttulo2"/>
+      </w:pPr>
+      <w:bookmarkStart w:id="60" w:name="_Toc229690869"/>
+      <w:r>
+        <w:t>Conclusiones sobre el trabajo realizado</w:t>
+      </w:r>
       <w:bookmarkEnd w:id="60"/>
-    </w:p>
-    <w:p>
-      <w:pPr>
-        <w:pStyle w:val="Ttulo2"/>
-      </w:pPr>
-      <w:bookmarkStart w:id="61" w:name="_Toc229690869"/>
-      <w:r>
-        <w:t>Conclusiones sobre el trabajo realizado</w:t>
-      </w:r>
-      <w:bookmarkEnd w:id="61"/>
     </w:p>
     <w:p>
       <w:pPr>
@@ -14453,11 +14484,11 @@
       <w:pPr>
         <w:pStyle w:val="Ttulo2"/>
       </w:pPr>
-      <w:bookmarkStart w:id="62" w:name="_Toc229690870"/>
+      <w:bookmarkStart w:id="61" w:name="_Toc229690870"/>
       <w:r>
         <w:t>Posibles ampliaciones y mejoras</w:t>
       </w:r>
-      <w:bookmarkEnd w:id="62"/>
+      <w:bookmarkEnd w:id="61"/>
     </w:p>
     <w:p>
       <w:pPr>
@@ -14567,12 +14598,12 @@
       <w:pPr>
         <w:pStyle w:val="Ttulo1"/>
       </w:pPr>
-      <w:bookmarkStart w:id="63" w:name="_Toc229690871"/>
+      <w:bookmarkStart w:id="62" w:name="_Toc229690871"/>
       <w:r>
         <w:lastRenderedPageBreak/>
         <w:t>Bibliografía</w:t>
       </w:r>
-      <w:bookmarkEnd w:id="63"/>
+      <w:bookmarkEnd w:id="62"/>
     </w:p>
     <w:p>
       <w:pPr>
@@ -18537,7 +18568,12 @@
 </file>
 
 <file path=customXml/item3.xml><?xml version="1.0" encoding="utf-8"?>
-<b:Sources xmlns:b="http://schemas.openxmlformats.org/officeDocument/2006/bibliography" xmlns="http://schemas.openxmlformats.org/officeDocument/2006/bibliography" SelectedStyle="\APASixthEditionOfficeOnline.xsl" StyleName="APA" Version="6"/>
+<?mso-contentType ?>
+<FormTemplates xmlns="http://schemas.microsoft.com/sharepoint/v3/contenttype/forms">
+  <Display>DocumentLibraryForm</Display>
+  <Edit>DocumentLibraryForm</Edit>
+  <New>DocumentLibraryForm</New>
+</FormTemplates>
 </file>
 
 <file path=customXml/item4.xml><?xml version="1.0" encoding="utf-8"?>
@@ -18691,12 +18727,7 @@
 </file>
 
 <file path=customXml/item5.xml><?xml version="1.0" encoding="utf-8"?>
-<?mso-contentType ?>
-<FormTemplates xmlns="http://schemas.microsoft.com/sharepoint/v3/contenttype/forms">
-  <Display>DocumentLibraryForm</Display>
-  <Edit>DocumentLibraryForm</Edit>
-  <New>DocumentLibraryForm</New>
-</FormTemplates>
+<b:Sources xmlns:b="http://schemas.openxmlformats.org/officeDocument/2006/bibliography" xmlns="http://schemas.openxmlformats.org/officeDocument/2006/bibliography" SelectedStyle="\APASixthEditionOfficeOnline.xsl" StyleName="APA" Version="6"/>
 </file>
 
 <file path=customXml/itemProps1.xml><?xml version="1.0" encoding="utf-8"?>
@@ -18718,9 +18749,9 @@
 </file>
 
 <file path=customXml/itemProps3.xml><?xml version="1.0" encoding="utf-8"?>
-<ds:datastoreItem xmlns:ds="http://schemas.openxmlformats.org/officeDocument/2006/customXml" ds:itemID="{84CA4A16-CE6B-4C64-8CA7-CF5CBE9EE313}">
+<ds:datastoreItem xmlns:ds="http://schemas.openxmlformats.org/officeDocument/2006/customXml" ds:itemID="{9C62D19F-2C4B-4163-B98D-18BF5B309744}">
   <ds:schemaRefs>
-    <ds:schemaRef ds:uri="http://schemas.openxmlformats.org/officeDocument/2006/bibliography"/>
+    <ds:schemaRef ds:uri="http://schemas.microsoft.com/sharepoint/v3/contenttype/forms"/>
   </ds:schemaRefs>
 </ds:datastoreItem>
 </file>
@@ -18744,9 +18775,9 @@
 </file>
 
 <file path=customXml/itemProps5.xml><?xml version="1.0" encoding="utf-8"?>
-<ds:datastoreItem xmlns:ds="http://schemas.openxmlformats.org/officeDocument/2006/customXml" ds:itemID="{9C62D19F-2C4B-4163-B98D-18BF5B309744}">
+<ds:datastoreItem xmlns:ds="http://schemas.openxmlformats.org/officeDocument/2006/customXml" ds:itemID="{84CA4A16-CE6B-4C64-8CA7-CF5CBE9EE313}">
   <ds:schemaRefs>
-    <ds:schemaRef ds:uri="http://schemas.microsoft.com/sharepoint/v3/contenttype/forms"/>
+    <ds:schemaRef ds:uri="http://schemas.openxmlformats.org/officeDocument/2006/bibliography"/>
   </ds:schemaRefs>
 </ds:datastoreItem>
 </file>
--- a/Documentación_final.docx
+++ b/Documentación_final.docx
@@ -1577,7 +1577,7 @@
           <w:r>
             <w:fldChar w:fldCharType="separate"/>
           </w:r>
-          <w:hyperlink w:anchor="_Toc229690829" w:history="1">
+          <w:hyperlink w:anchor="_Toc229852050" w:history="1">
             <w:r>
               <w:rPr>
                 <w:rStyle w:val="Hipervnculo"/>
@@ -1621,7 +1621,7 @@
                 <w:noProof/>
                 <w:webHidden/>
               </w:rPr>
-              <w:instrText xml:space="preserve"> PAGEREF _Toc229690829 \h </w:instrText>
+              <w:instrText xml:space="preserve"> PAGEREF _Toc229852050 \h </w:instrText>
             </w:r>
             <w:r>
               <w:rPr>
@@ -1641,7 +1641,7 @@
                 <w:noProof/>
                 <w:webHidden/>
               </w:rPr>
-              <w:t>6</w:t>
+              <w:t>5</w:t>
             </w:r>
             <w:r>
               <w:rPr>
@@ -1666,7 +1666,7 @@
               <w14:ligatures w14:val="standardContextual"/>
             </w:rPr>
           </w:pPr>
-          <w:hyperlink w:anchor="_Toc229690830" w:history="1">
+          <w:hyperlink w:anchor="_Toc229852051" w:history="1">
             <w:r>
               <w:rPr>
                 <w:rStyle w:val="Hipervnculo"/>
@@ -1693,7 +1693,7 @@
                 <w:noProof/>
                 <w:webHidden/>
               </w:rPr>
-              <w:instrText xml:space="preserve"> PAGEREF _Toc229690830 \h </w:instrText>
+              <w:instrText xml:space="preserve"> PAGEREF _Toc229852051 \h </w:instrText>
             </w:r>
             <w:r>
               <w:rPr>
@@ -1713,7 +1713,7 @@
                 <w:noProof/>
                 <w:webHidden/>
               </w:rPr>
-              <w:t>6</w:t>
+              <w:t>5</w:t>
             </w:r>
             <w:r>
               <w:rPr>
@@ -1738,7 +1738,7 @@
               <w14:ligatures w14:val="standardContextual"/>
             </w:rPr>
           </w:pPr>
-          <w:hyperlink w:anchor="_Toc229690831" w:history="1">
+          <w:hyperlink w:anchor="_Toc229852052" w:history="1">
             <w:r>
               <w:rPr>
                 <w:rStyle w:val="Hipervnculo"/>
@@ -1765,7 +1765,7 @@
                 <w:noProof/>
                 <w:webHidden/>
               </w:rPr>
-              <w:instrText xml:space="preserve"> PAGEREF _Toc229690831 \h </w:instrText>
+              <w:instrText xml:space="preserve"> PAGEREF _Toc229852052 \h </w:instrText>
             </w:r>
             <w:r>
               <w:rPr>
@@ -1785,7 +1785,7 @@
                 <w:noProof/>
                 <w:webHidden/>
               </w:rPr>
-              <w:t>6</w:t>
+              <w:t>5</w:t>
             </w:r>
             <w:r>
               <w:rPr>
@@ -1810,7 +1810,7 @@
               <w14:ligatures w14:val="standardContextual"/>
             </w:rPr>
           </w:pPr>
-          <w:hyperlink w:anchor="_Toc229690832" w:history="1">
+          <w:hyperlink w:anchor="_Toc229852053" w:history="1">
             <w:r>
               <w:rPr>
                 <w:rStyle w:val="Hipervnculo"/>
@@ -1837,7 +1837,7 @@
                 <w:noProof/>
                 <w:webHidden/>
               </w:rPr>
-              <w:instrText xml:space="preserve"> PAGEREF _Toc229690832 \h </w:instrText>
+              <w:instrText xml:space="preserve"> PAGEREF _Toc229852053 \h </w:instrText>
             </w:r>
             <w:r>
               <w:rPr>
@@ -1857,7 +1857,7 @@
                 <w:noProof/>
                 <w:webHidden/>
               </w:rPr>
-              <w:t>6</w:t>
+              <w:t>5</w:t>
             </w:r>
             <w:r>
               <w:rPr>
@@ -1883,7 +1883,7 @@
               <w14:ligatures w14:val="standardContextual"/>
             </w:rPr>
           </w:pPr>
-          <w:hyperlink w:anchor="_Toc229690833" w:history="1">
+          <w:hyperlink w:anchor="_Toc229852054" w:history="1">
             <w:r>
               <w:rPr>
                 <w:rStyle w:val="Hipervnculo"/>
@@ -1927,7 +1927,7 @@
                 <w:noProof/>
                 <w:webHidden/>
               </w:rPr>
-              <w:instrText xml:space="preserve"> PAGEREF _Toc229690833 \h </w:instrText>
+              <w:instrText xml:space="preserve"> PAGEREF _Toc229852054 \h </w:instrText>
             </w:r>
             <w:r>
               <w:rPr>
@@ -1947,7 +1947,7 @@
                 <w:noProof/>
                 <w:webHidden/>
               </w:rPr>
-              <w:t>7</w:t>
+              <w:t>6</w:t>
             </w:r>
             <w:r>
               <w:rPr>
@@ -1972,7 +1972,7 @@
               <w14:ligatures w14:val="standardContextual"/>
             </w:rPr>
           </w:pPr>
-          <w:hyperlink w:anchor="_Toc229690834" w:history="1">
+          <w:hyperlink w:anchor="_Toc229852055" w:history="1">
             <w:r>
               <w:rPr>
                 <w:rStyle w:val="Hipervnculo"/>
@@ -1999,7 +1999,7 @@
                 <w:noProof/>
                 <w:webHidden/>
               </w:rPr>
-              <w:instrText xml:space="preserve"> PAGEREF _Toc229690834 \h </w:instrText>
+              <w:instrText xml:space="preserve"> PAGEREF _Toc229852055 \h </w:instrText>
             </w:r>
             <w:r>
               <w:rPr>
@@ -2019,7 +2019,7 @@
                 <w:noProof/>
                 <w:webHidden/>
               </w:rPr>
-              <w:t>7</w:t>
+              <w:t>6</w:t>
             </w:r>
             <w:r>
               <w:rPr>
@@ -2044,7 +2044,7 @@
               <w14:ligatures w14:val="standardContextual"/>
             </w:rPr>
           </w:pPr>
-          <w:hyperlink w:anchor="_Toc229690835" w:history="1">
+          <w:hyperlink w:anchor="_Toc229852056" w:history="1">
             <w:r>
               <w:rPr>
                 <w:rStyle w:val="Hipervnculo"/>
@@ -2071,7 +2071,7 @@
                 <w:noProof/>
                 <w:webHidden/>
               </w:rPr>
-              <w:instrText xml:space="preserve"> PAGEREF _Toc229690835 \h </w:instrText>
+              <w:instrText xml:space="preserve"> PAGEREF _Toc229852056 \h </w:instrText>
             </w:r>
             <w:r>
               <w:rPr>
@@ -2091,7 +2091,7 @@
                 <w:noProof/>
                 <w:webHidden/>
               </w:rPr>
-              <w:t>8</w:t>
+              <w:t>7</w:t>
             </w:r>
             <w:r>
               <w:rPr>
@@ -2116,7 +2116,7 @@
               <w14:ligatures w14:val="standardContextual"/>
             </w:rPr>
           </w:pPr>
-          <w:hyperlink w:anchor="_Toc229690836" w:history="1">
+          <w:hyperlink w:anchor="_Toc229852057" w:history="1">
             <w:r>
               <w:rPr>
                 <w:rStyle w:val="Hipervnculo"/>
@@ -2144,7 +2144,7 @@
                 <w:noProof/>
                 <w:webHidden/>
               </w:rPr>
-              <w:instrText xml:space="preserve"> PAGEREF _Toc229690836 \h </w:instrText>
+              <w:instrText xml:space="preserve"> PAGEREF _Toc229852057 \h </w:instrText>
             </w:r>
             <w:r>
               <w:rPr>
@@ -2164,7 +2164,7 @@
                 <w:noProof/>
                 <w:webHidden/>
               </w:rPr>
-              <w:t>9</w:t>
+              <w:t>8</w:t>
             </w:r>
             <w:r>
               <w:rPr>
@@ -2190,7 +2190,7 @@
               <w14:ligatures w14:val="standardContextual"/>
             </w:rPr>
           </w:pPr>
-          <w:hyperlink w:anchor="_Toc229690837" w:history="1">
+          <w:hyperlink w:anchor="_Toc229852058" w:history="1">
             <w:r>
               <w:rPr>
                 <w:rStyle w:val="Hipervnculo"/>
@@ -2234,7 +2234,7 @@
                 <w:noProof/>
                 <w:webHidden/>
               </w:rPr>
-              <w:instrText xml:space="preserve"> PAGEREF _Toc229690837 \h </w:instrText>
+              <w:instrText xml:space="preserve"> PAGEREF _Toc229852058 \h </w:instrText>
             </w:r>
             <w:r>
               <w:rPr>
@@ -2254,7 +2254,7 @@
                 <w:noProof/>
                 <w:webHidden/>
               </w:rPr>
-              <w:t>10</w:t>
+              <w:t>9</w:t>
             </w:r>
             <w:r>
               <w:rPr>
@@ -2279,7 +2279,7 @@
               <w14:ligatures w14:val="standardContextual"/>
             </w:rPr>
           </w:pPr>
-          <w:hyperlink w:anchor="_Toc229690838" w:history="1">
+          <w:hyperlink w:anchor="_Toc229852059" w:history="1">
             <w:r>
               <w:rPr>
                 <w:rStyle w:val="Hipervnculo"/>
@@ -2306,7 +2306,7 @@
                 <w:noProof/>
                 <w:webHidden/>
               </w:rPr>
-              <w:instrText xml:space="preserve"> PAGEREF _Toc229690838 \h </w:instrText>
+              <w:instrText xml:space="preserve"> PAGEREF _Toc229852059 \h </w:instrText>
             </w:r>
             <w:r>
               <w:rPr>
@@ -2326,7 +2326,7 @@
                 <w:noProof/>
                 <w:webHidden/>
               </w:rPr>
-              <w:t>10</w:t>
+              <w:t>9</w:t>
             </w:r>
             <w:r>
               <w:rPr>
@@ -2351,7 +2351,7 @@
               <w14:ligatures w14:val="standardContextual"/>
             </w:rPr>
           </w:pPr>
-          <w:hyperlink w:anchor="_Toc229690839" w:history="1">
+          <w:hyperlink w:anchor="_Toc229852060" w:history="1">
             <w:r>
               <w:rPr>
                 <w:rStyle w:val="Hipervnculo"/>
@@ -2378,7 +2378,7 @@
                 <w:noProof/>
                 <w:webHidden/>
               </w:rPr>
-              <w:instrText xml:space="preserve"> PAGEREF _Toc229690839 \h </w:instrText>
+              <w:instrText xml:space="preserve"> PAGEREF _Toc229852060 \h </w:instrText>
             </w:r>
             <w:r>
               <w:rPr>
@@ -2398,7 +2398,7 @@
                 <w:noProof/>
                 <w:webHidden/>
               </w:rPr>
-              <w:t>11</w:t>
+              <w:t>10</w:t>
             </w:r>
             <w:r>
               <w:rPr>
@@ -2423,7 +2423,7 @@
               <w14:ligatures w14:val="standardContextual"/>
             </w:rPr>
           </w:pPr>
-          <w:hyperlink w:anchor="_Toc229690840" w:history="1">
+          <w:hyperlink w:anchor="_Toc229852061" w:history="1">
             <w:r>
               <w:rPr>
                 <w:rStyle w:val="Hipervnculo"/>
@@ -2450,7 +2450,7 @@
                 <w:noProof/>
                 <w:webHidden/>
               </w:rPr>
-              <w:instrText xml:space="preserve"> PAGEREF _Toc229690840 \h </w:instrText>
+              <w:instrText xml:space="preserve"> PAGEREF _Toc229852061 \h </w:instrText>
             </w:r>
             <w:r>
               <w:rPr>
@@ -2470,7 +2470,7 @@
                 <w:noProof/>
                 <w:webHidden/>
               </w:rPr>
-              <w:t>12</w:t>
+              <w:t>11</w:t>
             </w:r>
             <w:r>
               <w:rPr>
@@ -2495,7 +2495,7 @@
               <w14:ligatures w14:val="standardContextual"/>
             </w:rPr>
           </w:pPr>
-          <w:hyperlink w:anchor="_Toc229690841" w:history="1">
+          <w:hyperlink w:anchor="_Toc229852062" w:history="1">
             <w:r>
               <w:rPr>
                 <w:rStyle w:val="Hipervnculo"/>
@@ -2522,7 +2522,7 @@
                 <w:noProof/>
                 <w:webHidden/>
               </w:rPr>
-              <w:instrText xml:space="preserve"> PAGEREF _Toc229690841 \h </w:instrText>
+              <w:instrText xml:space="preserve"> PAGEREF _Toc229852062 \h </w:instrText>
             </w:r>
             <w:r>
               <w:rPr>
@@ -2542,7 +2542,7 @@
                 <w:noProof/>
                 <w:webHidden/>
               </w:rPr>
-              <w:t>13</w:t>
+              <w:t>12</w:t>
             </w:r>
             <w:r>
               <w:rPr>
@@ -2567,7 +2567,7 @@
               <w14:ligatures w14:val="standardContextual"/>
             </w:rPr>
           </w:pPr>
-          <w:hyperlink w:anchor="_Toc229690842" w:history="1">
+          <w:hyperlink w:anchor="_Toc229852063" w:history="1">
             <w:r>
               <w:rPr>
                 <w:rStyle w:val="Hipervnculo"/>
@@ -2594,7 +2594,7 @@
                 <w:noProof/>
                 <w:webHidden/>
               </w:rPr>
-              <w:instrText xml:space="preserve"> PAGEREF _Toc229690842 \h </w:instrText>
+              <w:instrText xml:space="preserve"> PAGEREF _Toc229852063 \h </w:instrText>
             </w:r>
             <w:r>
               <w:rPr>
@@ -2614,7 +2614,7 @@
                 <w:noProof/>
                 <w:webHidden/>
               </w:rPr>
-              <w:t>13</w:t>
+              <w:t>12</w:t>
             </w:r>
             <w:r>
               <w:rPr>
@@ -2639,7 +2639,7 @@
               <w14:ligatures w14:val="standardContextual"/>
             </w:rPr>
           </w:pPr>
-          <w:hyperlink w:anchor="_Toc229690843" w:history="1">
+          <w:hyperlink w:anchor="_Toc229852064" w:history="1">
             <w:r>
               <w:rPr>
                 <w:rStyle w:val="Hipervnculo"/>
@@ -2666,7 +2666,7 @@
                 <w:noProof/>
                 <w:webHidden/>
               </w:rPr>
-              <w:instrText xml:space="preserve"> PAGEREF _Toc229690843 \h </w:instrText>
+              <w:instrText xml:space="preserve"> PAGEREF _Toc229852064 \h </w:instrText>
             </w:r>
             <w:r>
               <w:rPr>
@@ -2686,7 +2686,7 @@
                 <w:noProof/>
                 <w:webHidden/>
               </w:rPr>
-              <w:t>14</w:t>
+              <w:t>13</w:t>
             </w:r>
             <w:r>
               <w:rPr>
@@ -2712,7 +2712,7 @@
               <w14:ligatures w14:val="standardContextual"/>
             </w:rPr>
           </w:pPr>
-          <w:hyperlink w:anchor="_Toc229690844" w:history="1">
+          <w:hyperlink w:anchor="_Toc229852065" w:history="1">
             <w:r>
               <w:rPr>
                 <w:rStyle w:val="Hipervnculo"/>
@@ -2756,7 +2756,7 @@
                 <w:noProof/>
                 <w:webHidden/>
               </w:rPr>
-              <w:instrText xml:space="preserve"> PAGEREF _Toc229690844 \h </w:instrText>
+              <w:instrText xml:space="preserve"> PAGEREF _Toc229852065 \h </w:instrText>
             </w:r>
             <w:r>
               <w:rPr>
@@ -2776,7 +2776,7 @@
                 <w:noProof/>
                 <w:webHidden/>
               </w:rPr>
-              <w:t>16</w:t>
+              <w:t>15</w:t>
             </w:r>
             <w:r>
               <w:rPr>
@@ -2801,7 +2801,7 @@
               <w14:ligatures w14:val="standardContextual"/>
             </w:rPr>
           </w:pPr>
-          <w:hyperlink w:anchor="_Toc229690845" w:history="1">
+          <w:hyperlink w:anchor="_Toc229852066" w:history="1">
             <w:r>
               <w:rPr>
                 <w:rStyle w:val="Hipervnculo"/>
@@ -2828,7 +2828,7 @@
                 <w:noProof/>
                 <w:webHidden/>
               </w:rPr>
-              <w:instrText xml:space="preserve"> PAGEREF _Toc229690845 \h </w:instrText>
+              <w:instrText xml:space="preserve"> PAGEREF _Toc229852066 \h </w:instrText>
             </w:r>
             <w:r>
               <w:rPr>
@@ -2848,7 +2848,7 @@
                 <w:noProof/>
                 <w:webHidden/>
               </w:rPr>
-              <w:t>16</w:t>
+              <w:t>15</w:t>
             </w:r>
             <w:r>
               <w:rPr>
@@ -2873,7 +2873,7 @@
               <w14:ligatures w14:val="standardContextual"/>
             </w:rPr>
           </w:pPr>
-          <w:hyperlink w:anchor="_Toc229690846" w:history="1">
+          <w:hyperlink w:anchor="_Toc229852067" w:history="1">
             <w:r>
               <w:rPr>
                 <w:rStyle w:val="Hipervnculo"/>
@@ -2900,7 +2900,7 @@
                 <w:noProof/>
                 <w:webHidden/>
               </w:rPr>
-              <w:instrText xml:space="preserve"> PAGEREF _Toc229690846 \h </w:instrText>
+              <w:instrText xml:space="preserve"> PAGEREF _Toc229852067 \h </w:instrText>
             </w:r>
             <w:r>
               <w:rPr>
@@ -2920,7 +2920,7 @@
                 <w:noProof/>
                 <w:webHidden/>
               </w:rPr>
-              <w:t>17</w:t>
+              <w:t>16</w:t>
             </w:r>
             <w:r>
               <w:rPr>
@@ -2945,7 +2945,7 @@
               <w14:ligatures w14:val="standardContextual"/>
             </w:rPr>
           </w:pPr>
-          <w:hyperlink w:anchor="_Toc229690847" w:history="1">
+          <w:hyperlink w:anchor="_Toc229852068" w:history="1">
             <w:r>
               <w:rPr>
                 <w:rStyle w:val="Hipervnculo"/>
@@ -2972,7 +2972,7 @@
                 <w:noProof/>
                 <w:webHidden/>
               </w:rPr>
-              <w:instrText xml:space="preserve"> PAGEREF _Toc229690847 \h </w:instrText>
+              <w:instrText xml:space="preserve"> PAGEREF _Toc229852068 \h </w:instrText>
             </w:r>
             <w:r>
               <w:rPr>
@@ -2992,7 +2992,7 @@
                 <w:noProof/>
                 <w:webHidden/>
               </w:rPr>
-              <w:t>18</w:t>
+              <w:t>17</w:t>
             </w:r>
             <w:r>
               <w:rPr>
@@ -3017,7 +3017,7 @@
               <w14:ligatures w14:val="standardContextual"/>
             </w:rPr>
           </w:pPr>
-          <w:hyperlink w:anchor="_Toc229690848" w:history="1">
+          <w:hyperlink w:anchor="_Toc229852069" w:history="1">
             <w:r>
               <w:rPr>
                 <w:rStyle w:val="Hipervnculo"/>
@@ -3044,7 +3044,7 @@
                 <w:noProof/>
                 <w:webHidden/>
               </w:rPr>
-              <w:instrText xml:space="preserve"> PAGEREF _Toc229690848 \h </w:instrText>
+              <w:instrText xml:space="preserve"> PAGEREF _Toc229852069 \h </w:instrText>
             </w:r>
             <w:r>
               <w:rPr>
@@ -3064,7 +3064,7 @@
                 <w:noProof/>
                 <w:webHidden/>
               </w:rPr>
-              <w:t>19</w:t>
+              <w:t>18</w:t>
             </w:r>
             <w:r>
               <w:rPr>
@@ -3090,7 +3090,7 @@
               <w14:ligatures w14:val="standardContextual"/>
             </w:rPr>
           </w:pPr>
-          <w:hyperlink w:anchor="_Toc229690849" w:history="1">
+          <w:hyperlink w:anchor="_Toc229852070" w:history="1">
             <w:r>
               <w:rPr>
                 <w:rStyle w:val="Hipervnculo"/>
@@ -3134,7 +3134,7 @@
                 <w:noProof/>
                 <w:webHidden/>
               </w:rPr>
-              <w:instrText xml:space="preserve"> PAGEREF _Toc229690849 \h </w:instrText>
+              <w:instrText xml:space="preserve"> PAGEREF _Toc229852070 \h </w:instrText>
             </w:r>
             <w:r>
               <w:rPr>
@@ -3154,7 +3154,7 @@
                 <w:noProof/>
                 <w:webHidden/>
               </w:rPr>
-              <w:t>21</w:t>
+              <w:t>20</w:t>
             </w:r>
             <w:r>
               <w:rPr>
@@ -3179,7 +3179,7 @@
               <w14:ligatures w14:val="standardContextual"/>
             </w:rPr>
           </w:pPr>
-          <w:hyperlink w:anchor="_Toc229690850" w:history="1">
+          <w:hyperlink w:anchor="_Toc229852071" w:history="1">
             <w:r>
               <w:rPr>
                 <w:rStyle w:val="Hipervnculo"/>
@@ -3206,7 +3206,7 @@
                 <w:noProof/>
                 <w:webHidden/>
               </w:rPr>
-              <w:instrText xml:space="preserve"> PAGEREF _Toc229690850 \h </w:instrText>
+              <w:instrText xml:space="preserve"> PAGEREF _Toc229852071 \h </w:instrText>
             </w:r>
             <w:r>
               <w:rPr>
@@ -3226,7 +3226,7 @@
                 <w:noProof/>
                 <w:webHidden/>
               </w:rPr>
-              <w:t>21</w:t>
+              <w:t>20</w:t>
             </w:r>
             <w:r>
               <w:rPr>
@@ -3251,7 +3251,7 @@
               <w14:ligatures w14:val="standardContextual"/>
             </w:rPr>
           </w:pPr>
-          <w:hyperlink w:anchor="_Toc229690851" w:history="1">
+          <w:hyperlink w:anchor="_Toc229852072" w:history="1">
             <w:r>
               <w:rPr>
                 <w:rStyle w:val="Hipervnculo"/>
@@ -3278,7 +3278,7 @@
                 <w:noProof/>
                 <w:webHidden/>
               </w:rPr>
-              <w:instrText xml:space="preserve"> PAGEREF _Toc229690851 \h </w:instrText>
+              <w:instrText xml:space="preserve"> PAGEREF _Toc229852072 \h </w:instrText>
             </w:r>
             <w:r>
               <w:rPr>
@@ -3298,7 +3298,7 @@
                 <w:noProof/>
                 <w:webHidden/>
               </w:rPr>
-              <w:t>21</w:t>
+              <w:t>20</w:t>
             </w:r>
             <w:r>
               <w:rPr>
@@ -3323,7 +3323,7 @@
               <w14:ligatures w14:val="standardContextual"/>
             </w:rPr>
           </w:pPr>
-          <w:hyperlink w:anchor="_Toc229690852" w:history="1">
+          <w:hyperlink w:anchor="_Toc229852073" w:history="1">
             <w:r>
               <w:rPr>
                 <w:rStyle w:val="Hipervnculo"/>
@@ -3350,7 +3350,7 @@
                 <w:noProof/>
                 <w:webHidden/>
               </w:rPr>
-              <w:instrText xml:space="preserve"> PAGEREF _Toc229690852 \h </w:instrText>
+              <w:instrText xml:space="preserve"> PAGEREF _Toc229852073 \h </w:instrText>
             </w:r>
             <w:r>
               <w:rPr>
@@ -3370,7 +3370,7 @@
                 <w:noProof/>
                 <w:webHidden/>
               </w:rPr>
-              <w:t>21</w:t>
+              <w:t>20</w:t>
             </w:r>
             <w:r>
               <w:rPr>
@@ -3396,7 +3396,7 @@
               <w14:ligatures w14:val="standardContextual"/>
             </w:rPr>
           </w:pPr>
-          <w:hyperlink w:anchor="_Toc229690853" w:history="1">
+          <w:hyperlink w:anchor="_Toc229852074" w:history="1">
             <w:r>
               <w:rPr>
                 <w:rStyle w:val="Hipervnculo"/>
@@ -3440,7 +3440,7 @@
                 <w:noProof/>
                 <w:webHidden/>
               </w:rPr>
-              <w:instrText xml:space="preserve"> PAGEREF _Toc229690853 \h </w:instrText>
+              <w:instrText xml:space="preserve"> PAGEREF _Toc229852074 \h </w:instrText>
             </w:r>
             <w:r>
               <w:rPr>
@@ -3485,7 +3485,7 @@
               <w14:ligatures w14:val="standardContextual"/>
             </w:rPr>
           </w:pPr>
-          <w:hyperlink w:anchor="_Toc229690854" w:history="1">
+          <w:hyperlink w:anchor="_Toc229852075" w:history="1">
             <w:r>
               <w:rPr>
                 <w:rStyle w:val="Hipervnculo"/>
@@ -3512,7 +3512,7 @@
                 <w:noProof/>
                 <w:webHidden/>
               </w:rPr>
-              <w:instrText xml:space="preserve"> PAGEREF _Toc229690854 \h </w:instrText>
+              <w:instrText xml:space="preserve"> PAGEREF _Toc229852075 \h </w:instrText>
             </w:r>
             <w:r>
               <w:rPr>
@@ -3557,7 +3557,7 @@
               <w14:ligatures w14:val="standardContextual"/>
             </w:rPr>
           </w:pPr>
-          <w:hyperlink w:anchor="_Toc229690855" w:history="1">
+          <w:hyperlink w:anchor="_Toc229852076" w:history="1">
             <w:r>
               <w:rPr>
                 <w:rStyle w:val="Hipervnculo"/>
@@ -3584,7 +3584,7 @@
                 <w:noProof/>
                 <w:webHidden/>
               </w:rPr>
-              <w:instrText xml:space="preserve"> PAGEREF _Toc229690855 \h </w:instrText>
+              <w:instrText xml:space="preserve"> PAGEREF _Toc229852076 \h </w:instrText>
             </w:r>
             <w:r>
               <w:rPr>
@@ -3604,7 +3604,7 @@
                 <w:noProof/>
                 <w:webHidden/>
               </w:rPr>
-              <w:t>28</w:t>
+              <w:t>27</w:t>
             </w:r>
             <w:r>
               <w:rPr>
@@ -3629,7 +3629,7 @@
               <w14:ligatures w14:val="standardContextual"/>
             </w:rPr>
           </w:pPr>
-          <w:hyperlink w:anchor="_Toc229690856" w:history="1">
+          <w:hyperlink w:anchor="_Toc229852077" w:history="1">
             <w:r>
               <w:rPr>
                 <w:rStyle w:val="Hipervnculo"/>
@@ -3656,7 +3656,7 @@
                 <w:noProof/>
                 <w:webHidden/>
               </w:rPr>
-              <w:instrText xml:space="preserve"> PAGEREF _Toc229690856 \h </w:instrText>
+              <w:instrText xml:space="preserve"> PAGEREF _Toc229852077 \h </w:instrText>
             </w:r>
             <w:r>
               <w:rPr>
@@ -3676,7 +3676,7 @@
                 <w:noProof/>
                 <w:webHidden/>
               </w:rPr>
-              <w:t>30</w:t>
+              <w:t>31</w:t>
             </w:r>
             <w:r>
               <w:rPr>
@@ -3702,7 +3702,7 @@
               <w14:ligatures w14:val="standardContextual"/>
             </w:rPr>
           </w:pPr>
-          <w:hyperlink w:anchor="_Toc229690857" w:history="1">
+          <w:hyperlink w:anchor="_Toc229852078" w:history="1">
             <w:r>
               <w:rPr>
                 <w:rStyle w:val="Hipervnculo"/>
@@ -3746,7 +3746,7 @@
                 <w:noProof/>
                 <w:webHidden/>
               </w:rPr>
-              <w:instrText xml:space="preserve"> PAGEREF _Toc229690857 \h </w:instrText>
+              <w:instrText xml:space="preserve"> PAGEREF _Toc229852078 \h </w:instrText>
             </w:r>
             <w:r>
               <w:rPr>
@@ -3766,7 +3766,7 @@
                 <w:noProof/>
                 <w:webHidden/>
               </w:rPr>
-              <w:t>30</w:t>
+              <w:t>31</w:t>
             </w:r>
             <w:r>
               <w:rPr>
@@ -3791,7 +3791,7 @@
               <w14:ligatures w14:val="standardContextual"/>
             </w:rPr>
           </w:pPr>
-          <w:hyperlink w:anchor="_Toc229690858" w:history="1">
+          <w:hyperlink w:anchor="_Toc229852079" w:history="1">
             <w:r>
               <w:rPr>
                 <w:rStyle w:val="Hipervnculo"/>
@@ -3818,7 +3818,7 @@
                 <w:noProof/>
                 <w:webHidden/>
               </w:rPr>
-              <w:instrText xml:space="preserve"> PAGEREF _Toc229690858 \h </w:instrText>
+              <w:instrText xml:space="preserve"> PAGEREF _Toc229852079 \h </w:instrText>
             </w:r>
             <w:r>
               <w:rPr>
@@ -3838,7 +3838,7 @@
                 <w:noProof/>
                 <w:webHidden/>
               </w:rPr>
-              <w:t>30</w:t>
+              <w:t>31</w:t>
             </w:r>
             <w:r>
               <w:rPr>
@@ -3863,7 +3863,7 @@
               <w14:ligatures w14:val="standardContextual"/>
             </w:rPr>
           </w:pPr>
-          <w:hyperlink w:anchor="_Toc229690859" w:history="1">
+          <w:hyperlink w:anchor="_Toc229852080" w:history="1">
             <w:r>
               <w:rPr>
                 <w:rStyle w:val="Hipervnculo"/>
@@ -3890,7 +3890,7 @@
                 <w:noProof/>
                 <w:webHidden/>
               </w:rPr>
-              <w:instrText xml:space="preserve"> PAGEREF _Toc229690859 \h </w:instrText>
+              <w:instrText xml:space="preserve"> PAGEREF _Toc229852080 \h </w:instrText>
             </w:r>
             <w:r>
               <w:rPr>
@@ -3910,7 +3910,7 @@
                 <w:noProof/>
                 <w:webHidden/>
               </w:rPr>
-              <w:t>30</w:t>
+              <w:t>31</w:t>
             </w:r>
             <w:r>
               <w:rPr>
@@ -3936,7 +3936,7 @@
               <w14:ligatures w14:val="standardContextual"/>
             </w:rPr>
           </w:pPr>
-          <w:hyperlink w:anchor="_Toc229690860" w:history="1">
+          <w:hyperlink w:anchor="_Toc229852081" w:history="1">
             <w:r>
               <w:rPr>
                 <w:rStyle w:val="Hipervnculo"/>
@@ -3980,7 +3980,7 @@
                 <w:noProof/>
                 <w:webHidden/>
               </w:rPr>
-              <w:instrText xml:space="preserve"> PAGEREF _Toc229690860 \h </w:instrText>
+              <w:instrText xml:space="preserve"> PAGEREF _Toc229852081 \h </w:instrText>
             </w:r>
             <w:r>
               <w:rPr>
@@ -4000,7 +4000,7 @@
                 <w:noProof/>
                 <w:webHidden/>
               </w:rPr>
-              <w:t>31</w:t>
+              <w:t>32</w:t>
             </w:r>
             <w:r>
               <w:rPr>
@@ -4025,7 +4025,7 @@
               <w14:ligatures w14:val="standardContextual"/>
             </w:rPr>
           </w:pPr>
-          <w:hyperlink w:anchor="_Toc229690861" w:history="1">
+          <w:hyperlink w:anchor="_Toc229852082" w:history="1">
             <w:r>
               <w:rPr>
                 <w:rStyle w:val="Hipervnculo"/>
@@ -4052,7 +4052,7 @@
                 <w:noProof/>
                 <w:webHidden/>
               </w:rPr>
-              <w:instrText xml:space="preserve"> PAGEREF _Toc229690861 \h </w:instrText>
+              <w:instrText xml:space="preserve"> PAGEREF _Toc229852082 \h </w:instrText>
             </w:r>
             <w:r>
               <w:rPr>
@@ -4072,7 +4072,7 @@
                 <w:noProof/>
                 <w:webHidden/>
               </w:rPr>
-              <w:t>31</w:t>
+              <w:t>32</w:t>
             </w:r>
             <w:r>
               <w:rPr>
@@ -4097,7 +4097,7 @@
               <w14:ligatures w14:val="standardContextual"/>
             </w:rPr>
           </w:pPr>
-          <w:hyperlink w:anchor="_Toc229690862" w:history="1">
+          <w:hyperlink w:anchor="_Toc229852083" w:history="1">
             <w:r>
               <w:rPr>
                 <w:rStyle w:val="Hipervnculo"/>
@@ -4124,7 +4124,7 @@
                 <w:noProof/>
                 <w:webHidden/>
               </w:rPr>
-              <w:instrText xml:space="preserve"> PAGEREF _Toc229690862 \h </w:instrText>
+              <w:instrText xml:space="preserve"> PAGEREF _Toc229852083 \h </w:instrText>
             </w:r>
             <w:r>
               <w:rPr>
@@ -4144,7 +4144,7 @@
                 <w:noProof/>
                 <w:webHidden/>
               </w:rPr>
-              <w:t>31</w:t>
+              <w:t>32</w:t>
             </w:r>
             <w:r>
               <w:rPr>
@@ -4169,7 +4169,7 @@
               <w14:ligatures w14:val="standardContextual"/>
             </w:rPr>
           </w:pPr>
-          <w:hyperlink w:anchor="_Toc229690863" w:history="1">
+          <w:hyperlink w:anchor="_Toc229852084" w:history="1">
             <w:r>
               <w:rPr>
                 <w:rStyle w:val="Hipervnculo"/>
@@ -4196,7 +4196,7 @@
                 <w:noProof/>
                 <w:webHidden/>
               </w:rPr>
-              <w:instrText xml:space="preserve"> PAGEREF _Toc229690863 \h </w:instrText>
+              <w:instrText xml:space="preserve"> PAGEREF _Toc229852084 \h </w:instrText>
             </w:r>
             <w:r>
               <w:rPr>
@@ -4216,7 +4216,7 @@
                 <w:noProof/>
                 <w:webHidden/>
               </w:rPr>
-              <w:t>31</w:t>
+              <w:t>32</w:t>
             </w:r>
             <w:r>
               <w:rPr>
@@ -4242,7 +4242,7 @@
               <w14:ligatures w14:val="standardContextual"/>
             </w:rPr>
           </w:pPr>
-          <w:hyperlink w:anchor="_Toc229690864" w:history="1">
+          <w:hyperlink w:anchor="_Toc229852085" w:history="1">
             <w:r>
               <w:rPr>
                 <w:rStyle w:val="Hipervnculo"/>
@@ -4286,7 +4286,7 @@
                 <w:noProof/>
                 <w:webHidden/>
               </w:rPr>
-              <w:instrText xml:space="preserve"> PAGEREF _Toc229690864 \h </w:instrText>
+              <w:instrText xml:space="preserve"> PAGEREF _Toc229852085 \h </w:instrText>
             </w:r>
             <w:r>
               <w:rPr>
@@ -4306,7 +4306,7 @@
                 <w:noProof/>
                 <w:webHidden/>
               </w:rPr>
-              <w:t>33</w:t>
+              <w:t>34</w:t>
             </w:r>
             <w:r>
               <w:rPr>
@@ -4331,7 +4331,7 @@
               <w14:ligatures w14:val="standardContextual"/>
             </w:rPr>
           </w:pPr>
-          <w:hyperlink w:anchor="_Toc229690865" w:history="1">
+          <w:hyperlink w:anchor="_Toc229852086" w:history="1">
             <w:r>
               <w:rPr>
                 <w:rStyle w:val="Hipervnculo"/>
@@ -4358,7 +4358,7 @@
                 <w:noProof/>
                 <w:webHidden/>
               </w:rPr>
-              <w:instrText xml:space="preserve"> PAGEREF _Toc229690865 \h </w:instrText>
+              <w:instrText xml:space="preserve"> PAGEREF _Toc229852086 \h </w:instrText>
             </w:r>
             <w:r>
               <w:rPr>
@@ -4378,7 +4378,7 @@
                 <w:noProof/>
                 <w:webHidden/>
               </w:rPr>
-              <w:t>33</w:t>
+              <w:t>34</w:t>
             </w:r>
             <w:r>
               <w:rPr>
@@ -4403,7 +4403,7 @@
               <w14:ligatures w14:val="standardContextual"/>
             </w:rPr>
           </w:pPr>
-          <w:hyperlink w:anchor="_Toc229690866" w:history="1">
+          <w:hyperlink w:anchor="_Toc229852087" w:history="1">
             <w:r>
               <w:rPr>
                 <w:rStyle w:val="Hipervnculo"/>
@@ -4430,7 +4430,7 @@
                 <w:noProof/>
                 <w:webHidden/>
               </w:rPr>
-              <w:instrText xml:space="preserve"> PAGEREF _Toc229690866 \h </w:instrText>
+              <w:instrText xml:space="preserve"> PAGEREF _Toc229852087 \h </w:instrText>
             </w:r>
             <w:r>
               <w:rPr>
@@ -4450,7 +4450,7 @@
                 <w:noProof/>
                 <w:webHidden/>
               </w:rPr>
-              <w:t>33</w:t>
+              <w:t>34</w:t>
             </w:r>
             <w:r>
               <w:rPr>
@@ -4475,7 +4475,7 @@
               <w14:ligatures w14:val="standardContextual"/>
             </w:rPr>
           </w:pPr>
-          <w:hyperlink w:anchor="_Toc229690867" w:history="1">
+          <w:hyperlink w:anchor="_Toc229852088" w:history="1">
             <w:r>
               <w:rPr>
                 <w:rStyle w:val="Hipervnculo"/>
@@ -4502,7 +4502,7 @@
                 <w:noProof/>
                 <w:webHidden/>
               </w:rPr>
-              <w:instrText xml:space="preserve"> PAGEREF _Toc229690867 \h </w:instrText>
+              <w:instrText xml:space="preserve"> PAGEREF _Toc229852088 \h </w:instrText>
             </w:r>
             <w:r>
               <w:rPr>
@@ -4522,7 +4522,7 @@
                 <w:noProof/>
                 <w:webHidden/>
               </w:rPr>
-              <w:t>34</w:t>
+              <w:t>35</w:t>
             </w:r>
             <w:r>
               <w:rPr>
@@ -4548,7 +4548,7 @@
               <w14:ligatures w14:val="standardContextual"/>
             </w:rPr>
           </w:pPr>
-          <w:hyperlink w:anchor="_Toc229690868" w:history="1">
+          <w:hyperlink w:anchor="_Toc229852089" w:history="1">
             <w:r>
               <w:rPr>
                 <w:rStyle w:val="Hipervnculo"/>
@@ -4592,7 +4592,7 @@
                 <w:noProof/>
                 <w:webHidden/>
               </w:rPr>
-              <w:instrText xml:space="preserve"> PAGEREF _Toc229690868 \h </w:instrText>
+              <w:instrText xml:space="preserve"> PAGEREF _Toc229852089 \h </w:instrText>
             </w:r>
             <w:r>
               <w:rPr>
@@ -4612,7 +4612,7 @@
                 <w:noProof/>
                 <w:webHidden/>
               </w:rPr>
-              <w:t>34</w:t>
+              <w:t>35</w:t>
             </w:r>
             <w:r>
               <w:rPr>
@@ -4637,7 +4637,7 @@
               <w14:ligatures w14:val="standardContextual"/>
             </w:rPr>
           </w:pPr>
-          <w:hyperlink w:anchor="_Toc229690869" w:history="1">
+          <w:hyperlink w:anchor="_Toc229852090" w:history="1">
             <w:r>
               <w:rPr>
                 <w:rStyle w:val="Hipervnculo"/>
@@ -4664,7 +4664,7 @@
                 <w:noProof/>
                 <w:webHidden/>
               </w:rPr>
-              <w:instrText xml:space="preserve"> PAGEREF _Toc229690869 \h </w:instrText>
+              <w:instrText xml:space="preserve"> PAGEREF _Toc229852090 \h </w:instrText>
             </w:r>
             <w:r>
               <w:rPr>
@@ -4684,7 +4684,7 @@
                 <w:noProof/>
                 <w:webHidden/>
               </w:rPr>
-              <w:t>34</w:t>
+              <w:t>35</w:t>
             </w:r>
             <w:r>
               <w:rPr>
@@ -4709,7 +4709,7 @@
               <w14:ligatures w14:val="standardContextual"/>
             </w:rPr>
           </w:pPr>
-          <w:hyperlink w:anchor="_Toc229690870" w:history="1">
+          <w:hyperlink w:anchor="_Toc229852091" w:history="1">
             <w:r>
               <w:rPr>
                 <w:rStyle w:val="Hipervnculo"/>
@@ -4736,7 +4736,7 @@
                 <w:noProof/>
                 <w:webHidden/>
               </w:rPr>
-              <w:instrText xml:space="preserve"> PAGEREF _Toc229690870 \h </w:instrText>
+              <w:instrText xml:space="preserve"> PAGEREF _Toc229852091 \h </w:instrText>
             </w:r>
             <w:r>
               <w:rPr>
@@ -4756,7 +4756,7 @@
                 <w:noProof/>
                 <w:webHidden/>
               </w:rPr>
-              <w:t>35</w:t>
+              <w:t>36</w:t>
             </w:r>
             <w:r>
               <w:rPr>
@@ -4782,7 +4782,7 @@
               <w14:ligatures w14:val="standardContextual"/>
             </w:rPr>
           </w:pPr>
-          <w:hyperlink w:anchor="_Toc229690871" w:history="1">
+          <w:hyperlink w:anchor="_Toc229852092" w:history="1">
             <w:r>
               <w:rPr>
                 <w:rStyle w:val="Hipervnculo"/>
@@ -4826,7 +4826,7 @@
                 <w:noProof/>
                 <w:webHidden/>
               </w:rPr>
-              <w:instrText xml:space="preserve"> PAGEREF _Toc229690871 \h </w:instrText>
+              <w:instrText xml:space="preserve"> PAGEREF _Toc229852092 \h </w:instrText>
             </w:r>
             <w:r>
               <w:rPr>
@@ -4846,7 +4846,7 @@
                 <w:noProof/>
                 <w:webHidden/>
               </w:rPr>
-              <w:t>36</w:t>
+              <w:t>37</w:t>
             </w:r>
             <w:r>
               <w:rPr>
@@ -4914,7 +4914,7 @@
       <w:r>
         <w:fldChar w:fldCharType="separate"/>
       </w:r>
-      <w:hyperlink w:anchor="_Toc229690872" w:history="1">
+      <w:hyperlink w:anchor="_Toc229852093" w:history="1">
         <w:r>
           <w:rPr>
             <w:rStyle w:val="Hipervnculo"/>
@@ -4941,7 +4941,7 @@
             <w:noProof/>
             <w:webHidden/>
           </w:rPr>
-          <w:instrText xml:space="preserve"> PAGEREF _Toc229690872 \h </w:instrText>
+          <w:instrText xml:space="preserve"> PAGEREF _Toc229852093 \h </w:instrText>
         </w:r>
         <w:r>
           <w:rPr>
@@ -4961,7 +4961,7 @@
             <w:noProof/>
             <w:webHidden/>
           </w:rPr>
-          <w:t>10</w:t>
+          <w:t>9</w:t>
         </w:r>
         <w:r>
           <w:rPr>
@@ -4986,7 +4986,7 @@
           <w14:ligatures w14:val="standardContextual"/>
         </w:rPr>
       </w:pPr>
-      <w:hyperlink w:anchor="_Toc229690873" w:history="1">
+      <w:hyperlink w:anchor="_Toc229852094" w:history="1">
         <w:r>
           <w:rPr>
             <w:rStyle w:val="Hipervnculo"/>
@@ -5013,7 +5013,7 @@
             <w:noProof/>
             <w:webHidden/>
           </w:rPr>
-          <w:instrText xml:space="preserve"> PAGEREF _Toc229690873 \h </w:instrText>
+          <w:instrText xml:space="preserve"> PAGEREF _Toc229852094 \h </w:instrText>
         </w:r>
         <w:r>
           <w:rPr>
@@ -5033,7 +5033,7 @@
             <w:noProof/>
             <w:webHidden/>
           </w:rPr>
-          <w:t>11</w:t>
+          <w:t>10</w:t>
         </w:r>
         <w:r>
           <w:rPr>
@@ -5058,7 +5058,7 @@
           <w14:ligatures w14:val="standardContextual"/>
         </w:rPr>
       </w:pPr>
-      <w:hyperlink w:anchor="_Toc229690874" w:history="1">
+      <w:hyperlink w:anchor="_Toc229852095" w:history="1">
         <w:r>
           <w:rPr>
             <w:rStyle w:val="Hipervnculo"/>
@@ -5085,7 +5085,7 @@
             <w:noProof/>
             <w:webHidden/>
           </w:rPr>
-          <w:instrText xml:space="preserve"> PAGEREF _Toc229690874 \h </w:instrText>
+          <w:instrText xml:space="preserve"> PAGEREF _Toc229852095 \h </w:instrText>
         </w:r>
         <w:r>
           <w:rPr>
@@ -5105,7 +5105,7 @@
             <w:noProof/>
             <w:webHidden/>
           </w:rPr>
-          <w:t>12</w:t>
+          <w:t>11</w:t>
         </w:r>
         <w:r>
           <w:rPr>
@@ -5130,7 +5130,7 @@
           <w14:ligatures w14:val="standardContextual"/>
         </w:rPr>
       </w:pPr>
-      <w:hyperlink w:anchor="_Toc229690875" w:history="1">
+      <w:hyperlink w:anchor="_Toc229852096" w:history="1">
         <w:r>
           <w:rPr>
             <w:rStyle w:val="Hipervnculo"/>
@@ -5157,7 +5157,7 @@
             <w:noProof/>
             <w:webHidden/>
           </w:rPr>
-          <w:instrText xml:space="preserve"> PAGEREF _Toc229690875 \h </w:instrText>
+          <w:instrText xml:space="preserve"> PAGEREF _Toc229852096 \h </w:instrText>
         </w:r>
         <w:r>
           <w:rPr>
@@ -5177,7 +5177,7 @@
             <w:noProof/>
             <w:webHidden/>
           </w:rPr>
-          <w:t>13</w:t>
+          <w:t>12</w:t>
         </w:r>
         <w:r>
           <w:rPr>
@@ -5202,7 +5202,7 @@
           <w14:ligatures w14:val="standardContextual"/>
         </w:rPr>
       </w:pPr>
-      <w:hyperlink w:anchor="_Toc229690876" w:history="1">
+      <w:hyperlink w:anchor="_Toc229852097" w:history="1">
         <w:r>
           <w:rPr>
             <w:rStyle w:val="Hipervnculo"/>
@@ -5229,7 +5229,7 @@
             <w:noProof/>
             <w:webHidden/>
           </w:rPr>
-          <w:instrText xml:space="preserve"> PAGEREF _Toc229690876 \h </w:instrText>
+          <w:instrText xml:space="preserve"> PAGEREF _Toc229852097 \h </w:instrText>
         </w:r>
         <w:r>
           <w:rPr>
@@ -5249,7 +5249,7 @@
             <w:noProof/>
             <w:webHidden/>
           </w:rPr>
-          <w:t>18</w:t>
+          <w:t>17</w:t>
         </w:r>
         <w:r>
           <w:rPr>
@@ -5274,7 +5274,7 @@
           <w14:ligatures w14:val="standardContextual"/>
         </w:rPr>
       </w:pPr>
-      <w:hyperlink w:anchor="_Toc229690877" w:history="1">
+      <w:hyperlink w:anchor="_Toc229852098" w:history="1">
         <w:r>
           <w:rPr>
             <w:rStyle w:val="Hipervnculo"/>
@@ -5301,7 +5301,7 @@
             <w:noProof/>
             <w:webHidden/>
           </w:rPr>
-          <w:instrText xml:space="preserve"> PAGEREF _Toc229690877 \h </w:instrText>
+          <w:instrText xml:space="preserve"> PAGEREF _Toc229852098 \h </w:instrText>
         </w:r>
         <w:r>
           <w:rPr>
@@ -5321,7 +5321,7 @@
             <w:noProof/>
             <w:webHidden/>
           </w:rPr>
-          <w:t>18</w:t>
+          <w:t>17</w:t>
         </w:r>
         <w:r>
           <w:rPr>
@@ -5346,7 +5346,7 @@
           <w14:ligatures w14:val="standardContextual"/>
         </w:rPr>
       </w:pPr>
-      <w:hyperlink w:anchor="_Toc229690878" w:history="1">
+      <w:hyperlink w:anchor="_Toc229852099" w:history="1">
         <w:r>
           <w:rPr>
             <w:rStyle w:val="Hipervnculo"/>
@@ -5373,7 +5373,7 @@
             <w:noProof/>
             <w:webHidden/>
           </w:rPr>
-          <w:instrText xml:space="preserve"> PAGEREF _Toc229690878 \h </w:instrText>
+          <w:instrText xml:space="preserve"> PAGEREF _Toc229852099 \h </w:instrText>
         </w:r>
         <w:r>
           <w:rPr>
@@ -5393,7 +5393,7 @@
             <w:noProof/>
             <w:webHidden/>
           </w:rPr>
-          <w:t>19</w:t>
+          <w:t>18</w:t>
         </w:r>
         <w:r>
           <w:rPr>
@@ -5418,7 +5418,7 @@
           <w14:ligatures w14:val="standardContextual"/>
         </w:rPr>
       </w:pPr>
-      <w:hyperlink w:anchor="_Toc229690879" w:history="1">
+      <w:hyperlink w:anchor="_Toc229852100" w:history="1">
         <w:r>
           <w:rPr>
             <w:rStyle w:val="Hipervnculo"/>
@@ -5445,7 +5445,7 @@
             <w:noProof/>
             <w:webHidden/>
           </w:rPr>
-          <w:instrText xml:space="preserve"> PAGEREF _Toc229690879 \h </w:instrText>
+          <w:instrText xml:space="preserve"> PAGEREF _Toc229852100 \h </w:instrText>
         </w:r>
         <w:r>
           <w:rPr>
@@ -5465,7 +5465,7 @@
             <w:noProof/>
             <w:webHidden/>
           </w:rPr>
-          <w:t>20</w:t>
+          <w:t>19</w:t>
         </w:r>
         <w:r>
           <w:rPr>
@@ -5490,7 +5490,7 @@
           <w14:ligatures w14:val="standardContextual"/>
         </w:rPr>
       </w:pPr>
-      <w:hyperlink w:anchor="_Toc229690880" w:history="1">
+      <w:hyperlink w:anchor="_Toc229852101" w:history="1">
         <w:r>
           <w:rPr>
             <w:rStyle w:val="Hipervnculo"/>
@@ -5517,7 +5517,7 @@
             <w:noProof/>
             <w:webHidden/>
           </w:rPr>
-          <w:instrText xml:space="preserve"> PAGEREF _Toc229690880 \h </w:instrText>
+          <w:instrText xml:space="preserve"> PAGEREF _Toc229852101 \h </w:instrText>
         </w:r>
         <w:r>
           <w:rPr>
@@ -5537,7 +5537,7 @@
             <w:noProof/>
             <w:webHidden/>
           </w:rPr>
-          <w:t>22</w:t>
+          <w:t>21</w:t>
         </w:r>
         <w:r>
           <w:rPr>
@@ -5562,7 +5562,7 @@
           <w14:ligatures w14:val="standardContextual"/>
         </w:rPr>
       </w:pPr>
-      <w:hyperlink w:anchor="_Toc229690881" w:history="1">
+      <w:hyperlink w:anchor="_Toc229852102" w:history="1">
         <w:r>
           <w:rPr>
             <w:rStyle w:val="Hipervnculo"/>
@@ -5589,7 +5589,7 @@
             <w:noProof/>
             <w:webHidden/>
           </w:rPr>
-          <w:instrText xml:space="preserve"> PAGEREF _Toc229690881 \h </w:instrText>
+          <w:instrText xml:space="preserve"> PAGEREF _Toc229852102 \h </w:instrText>
         </w:r>
         <w:r>
           <w:rPr>
@@ -5609,7 +5609,7 @@
             <w:noProof/>
             <w:webHidden/>
           </w:rPr>
-          <w:t>22</w:t>
+          <w:t>21</w:t>
         </w:r>
         <w:r>
           <w:rPr>
@@ -5634,7 +5634,7 @@
           <w14:ligatures w14:val="standardContextual"/>
         </w:rPr>
       </w:pPr>
-      <w:hyperlink w:anchor="_Toc229690882" w:history="1">
+      <w:hyperlink w:anchor="_Toc229852103" w:history="1">
         <w:r>
           <w:rPr>
             <w:rStyle w:val="Hipervnculo"/>
@@ -5661,7 +5661,7 @@
             <w:noProof/>
             <w:webHidden/>
           </w:rPr>
-          <w:instrText xml:space="preserve"> PAGEREF _Toc229690882 \h </w:instrText>
+          <w:instrText xml:space="preserve"> PAGEREF _Toc229852103 \h </w:instrText>
         </w:r>
         <w:r>
           <w:rPr>
@@ -5681,7 +5681,7 @@
             <w:noProof/>
             <w:webHidden/>
           </w:rPr>
-          <w:t>22</w:t>
+          <w:t>21</w:t>
         </w:r>
         <w:r>
           <w:rPr>
@@ -5706,7 +5706,7 @@
           <w14:ligatures w14:val="standardContextual"/>
         </w:rPr>
       </w:pPr>
-      <w:hyperlink w:anchor="_Toc229690883" w:history="1">
+      <w:hyperlink w:anchor="_Toc229852104" w:history="1">
         <w:r>
           <w:rPr>
             <w:rStyle w:val="Hipervnculo"/>
@@ -5742,7 +5742,7 @@
             <w:noProof/>
             <w:webHidden/>
           </w:rPr>
-          <w:instrText xml:space="preserve"> PAGEREF _Toc229690883 \h </w:instrText>
+          <w:instrText xml:space="preserve"> PAGEREF _Toc229852104 \h </w:instrText>
         </w:r>
         <w:r>
           <w:rPr>
@@ -5762,7 +5762,7 @@
             <w:noProof/>
             <w:webHidden/>
           </w:rPr>
-          <w:t>23</w:t>
+          <w:t>22</w:t>
         </w:r>
         <w:r>
           <w:rPr>
@@ -5787,13 +5787,13 @@
           <w14:ligatures w14:val="standardContextual"/>
         </w:rPr>
       </w:pPr>
-      <w:hyperlink w:anchor="_Toc229690884" w:history="1">
+      <w:hyperlink w:anchor="_Toc229852105" w:history="1">
         <w:r>
           <w:rPr>
             <w:rStyle w:val="Hipervnculo"/>
             <w:noProof/>
           </w:rPr>
-          <w:t>13 Método conexión a BD</w:t>
+          <w:t>13 Botón de solicitar cita</w:t>
         </w:r>
         <w:r>
           <w:rPr>
@@ -5814,7 +5814,7 @@
             <w:noProof/>
             <w:webHidden/>
           </w:rPr>
-          <w:instrText xml:space="preserve"> PAGEREF _Toc229690884 \h </w:instrText>
+          <w:instrText xml:space="preserve"> PAGEREF _Toc229852105 \h </w:instrText>
         </w:r>
         <w:r>
           <w:rPr>
@@ -5834,7 +5834,7 @@
             <w:noProof/>
             <w:webHidden/>
           </w:rPr>
-          <w:t>24</w:t>
+          <w:t>22</w:t>
         </w:r>
         <w:r>
           <w:rPr>
@@ -5859,13 +5859,13 @@
           <w14:ligatures w14:val="standardContextual"/>
         </w:rPr>
       </w:pPr>
-      <w:hyperlink w:anchor="_Toc229690885" w:history="1">
+      <w:hyperlink w:anchor="_Toc229852106" w:history="1">
         <w:r>
           <w:rPr>
             <w:rStyle w:val="Hipervnculo"/>
             <w:noProof/>
           </w:rPr>
-          <w:t>14  Reconocimiento facial 2/3</w:t>
+          <w:t>14 Método usado para crear habitación</w:t>
         </w:r>
         <w:r>
           <w:rPr>
@@ -5886,7 +5886,7 @@
             <w:noProof/>
             <w:webHidden/>
           </w:rPr>
-          <w:instrText xml:space="preserve"> PAGEREF _Toc229690885 \h </w:instrText>
+          <w:instrText xml:space="preserve"> PAGEREF _Toc229852106 \h </w:instrText>
         </w:r>
         <w:r>
           <w:rPr>
@@ -5906,7 +5906,7 @@
             <w:noProof/>
             <w:webHidden/>
           </w:rPr>
-          <w:t>25</w:t>
+          <w:t>23</w:t>
         </w:r>
         <w:r>
           <w:rPr>
@@ -5931,13 +5931,13 @@
           <w14:ligatures w14:val="standardContextual"/>
         </w:rPr>
       </w:pPr>
-      <w:hyperlink w:anchor="_Toc229690886" w:history="1">
+      <w:hyperlink w:anchor="_Toc229852107" w:history="1">
         <w:r>
           <w:rPr>
             <w:rStyle w:val="Hipervnculo"/>
             <w:noProof/>
           </w:rPr>
-          <w:t>15 Reconocimiento facial 1/3</w:t>
+          <w:t>15 Método conexión a BD</w:t>
         </w:r>
         <w:r>
           <w:rPr>
@@ -5958,7 +5958,7 @@
             <w:noProof/>
             <w:webHidden/>
           </w:rPr>
-          <w:instrText xml:space="preserve"> PAGEREF _Toc229690886 \h </w:instrText>
+          <w:instrText xml:space="preserve"> PAGEREF _Toc229852107 \h </w:instrText>
         </w:r>
         <w:r>
           <w:rPr>
@@ -5978,7 +5978,7 @@
             <w:noProof/>
             <w:webHidden/>
           </w:rPr>
-          <w:t>25</w:t>
+          <w:t>24</w:t>
         </w:r>
         <w:r>
           <w:rPr>
@@ -6003,13 +6003,13 @@
           <w14:ligatures w14:val="standardContextual"/>
         </w:rPr>
       </w:pPr>
-      <w:hyperlink w:anchor="_Toc229690887" w:history="1">
+      <w:hyperlink w:anchor="_Toc229852108" w:history="1">
         <w:r>
           <w:rPr>
             <w:rStyle w:val="Hipervnculo"/>
             <w:noProof/>
           </w:rPr>
-          <w:t>16  Reconocimiento facial 3/3</w:t>
+          <w:t>16  Reconocimiento facial 2/3</w:t>
         </w:r>
         <w:r>
           <w:rPr>
@@ -6030,7 +6030,7 @@
             <w:noProof/>
             <w:webHidden/>
           </w:rPr>
-          <w:instrText xml:space="preserve"> PAGEREF _Toc229690887 \h </w:instrText>
+          <w:instrText xml:space="preserve"> PAGEREF _Toc229852108 \h </w:instrText>
         </w:r>
         <w:r>
           <w:rPr>
@@ -6050,7 +6050,7 @@
             <w:noProof/>
             <w:webHidden/>
           </w:rPr>
-          <w:t>26</w:t>
+          <w:t>25</w:t>
         </w:r>
         <w:r>
           <w:rPr>
@@ -6075,13 +6075,13 @@
           <w14:ligatures w14:val="standardContextual"/>
         </w:rPr>
       </w:pPr>
-      <w:hyperlink w:anchor="_Toc229690888" w:history="1">
+      <w:hyperlink w:anchor="_Toc229852109" w:history="1">
         <w:r>
           <w:rPr>
             <w:rStyle w:val="Hipervnculo"/>
             <w:noProof/>
           </w:rPr>
-          <w:t>17 Creación de cuenta</w:t>
+          <w:t>17 Reconocimiento facial 1/3</w:t>
         </w:r>
         <w:r>
           <w:rPr>
@@ -6102,7 +6102,7 @@
             <w:noProof/>
             <w:webHidden/>
           </w:rPr>
-          <w:instrText xml:space="preserve"> PAGEREF _Toc229690888 \h </w:instrText>
+          <w:instrText xml:space="preserve"> PAGEREF _Toc229852109 \h </w:instrText>
         </w:r>
         <w:r>
           <w:rPr>
@@ -6122,7 +6122,7 @@
             <w:noProof/>
             <w:webHidden/>
           </w:rPr>
-          <w:t>28</w:t>
+          <w:t>25</w:t>
         </w:r>
         <w:r>
           <w:rPr>
@@ -6147,13 +6147,13 @@
           <w14:ligatures w14:val="standardContextual"/>
         </w:rPr>
       </w:pPr>
-      <w:hyperlink w:anchor="_Toc229690889" w:history="1">
+      <w:hyperlink w:anchor="_Toc229852110" w:history="1">
         <w:r>
           <w:rPr>
             <w:rStyle w:val="Hipervnculo"/>
             <w:noProof/>
           </w:rPr>
-          <w:t>18 Inicio de sesión</w:t>
+          <w:t>18  Reconocimiento facial 3/3</w:t>
         </w:r>
         <w:r>
           <w:rPr>
@@ -6174,7 +6174,7 @@
             <w:noProof/>
             <w:webHidden/>
           </w:rPr>
-          <w:instrText xml:space="preserve"> PAGEREF _Toc229690889 \h </w:instrText>
+          <w:instrText xml:space="preserve"> PAGEREF _Toc229852110 \h </w:instrText>
         </w:r>
         <w:r>
           <w:rPr>
@@ -6194,6 +6194,150 @@
             <w:noProof/>
             <w:webHidden/>
           </w:rPr>
+          <w:t>26</w:t>
+        </w:r>
+        <w:r>
+          <w:rPr>
+            <w:noProof/>
+            <w:webHidden/>
+          </w:rPr>
+          <w:fldChar w:fldCharType="end"/>
+        </w:r>
+      </w:hyperlink>
+    </w:p>
+    <w:p>
+      <w:pPr>
+        <w:pStyle w:val="Tabladeilustraciones"/>
+        <w:tabs>
+          <w:tab w:val="right" w:leader="dot" w:pos="9016"/>
+        </w:tabs>
+        <w:rPr>
+          <w:rFonts w:eastAsiaTheme="minorEastAsia"/>
+          <w:noProof/>
+          <w:kern w:val="2"/>
+          <w:lang w:eastAsia="es-ES"/>
+          <w14:ligatures w14:val="standardContextual"/>
+        </w:rPr>
+      </w:pPr>
+      <w:hyperlink w:anchor="_Toc229852111" w:history="1">
+        <w:r>
+          <w:rPr>
+            <w:rStyle w:val="Hipervnculo"/>
+            <w:noProof/>
+          </w:rPr>
+          <w:t>19 Creación de cuenta</w:t>
+        </w:r>
+        <w:r>
+          <w:rPr>
+            <w:noProof/>
+            <w:webHidden/>
+          </w:rPr>
+          <w:tab/>
+        </w:r>
+        <w:r>
+          <w:rPr>
+            <w:noProof/>
+            <w:webHidden/>
+          </w:rPr>
+          <w:fldChar w:fldCharType="begin"/>
+        </w:r>
+        <w:r>
+          <w:rPr>
+            <w:noProof/>
+            <w:webHidden/>
+          </w:rPr>
+          <w:instrText xml:space="preserve"> PAGEREF _Toc229852111 \h </w:instrText>
+        </w:r>
+        <w:r>
+          <w:rPr>
+            <w:noProof/>
+            <w:webHidden/>
+          </w:rPr>
+        </w:r>
+        <w:r>
+          <w:rPr>
+            <w:noProof/>
+            <w:webHidden/>
+          </w:rPr>
+          <w:fldChar w:fldCharType="separate"/>
+        </w:r>
+        <w:r>
+          <w:rPr>
+            <w:noProof/>
+            <w:webHidden/>
+          </w:rPr>
+          <w:t>28</w:t>
+        </w:r>
+        <w:r>
+          <w:rPr>
+            <w:noProof/>
+            <w:webHidden/>
+          </w:rPr>
+          <w:fldChar w:fldCharType="end"/>
+        </w:r>
+      </w:hyperlink>
+    </w:p>
+    <w:p>
+      <w:pPr>
+        <w:pStyle w:val="Tabladeilustraciones"/>
+        <w:tabs>
+          <w:tab w:val="right" w:leader="dot" w:pos="9016"/>
+        </w:tabs>
+        <w:rPr>
+          <w:rFonts w:eastAsiaTheme="minorEastAsia"/>
+          <w:noProof/>
+          <w:kern w:val="2"/>
+          <w:lang w:eastAsia="es-ES"/>
+          <w14:ligatures w14:val="standardContextual"/>
+        </w:rPr>
+      </w:pPr>
+      <w:hyperlink w:anchor="_Toc229852112" w:history="1">
+        <w:r>
+          <w:rPr>
+            <w:rStyle w:val="Hipervnculo"/>
+            <w:noProof/>
+          </w:rPr>
+          <w:t>20 Inicio de sesión</w:t>
+        </w:r>
+        <w:r>
+          <w:rPr>
+            <w:noProof/>
+            <w:webHidden/>
+          </w:rPr>
+          <w:tab/>
+        </w:r>
+        <w:r>
+          <w:rPr>
+            <w:noProof/>
+            <w:webHidden/>
+          </w:rPr>
+          <w:fldChar w:fldCharType="begin"/>
+        </w:r>
+        <w:r>
+          <w:rPr>
+            <w:noProof/>
+            <w:webHidden/>
+          </w:rPr>
+          <w:instrText xml:space="preserve"> PAGEREF _Toc229852112 \h </w:instrText>
+        </w:r>
+        <w:r>
+          <w:rPr>
+            <w:noProof/>
+            <w:webHidden/>
+          </w:rPr>
+        </w:r>
+        <w:r>
+          <w:rPr>
+            <w:noProof/>
+            <w:webHidden/>
+          </w:rPr>
+          <w:fldChar w:fldCharType="separate"/>
+        </w:r>
+        <w:r>
+          <w:rPr>
+            <w:noProof/>
+            <w:webHidden/>
+          </w:rPr>
           <w:t>29</w:t>
         </w:r>
         <w:r>
@@ -6206,17 +6350,166 @@
       </w:hyperlink>
     </w:p>
     <w:p>
+      <w:pPr>
+        <w:pStyle w:val="Tabladeilustraciones"/>
+        <w:tabs>
+          <w:tab w:val="right" w:leader="dot" w:pos="9016"/>
+        </w:tabs>
+        <w:rPr>
+          <w:rFonts w:eastAsiaTheme="minorEastAsia"/>
+          <w:noProof/>
+          <w:kern w:val="2"/>
+          <w:lang w:eastAsia="es-ES"/>
+          <w14:ligatures w14:val="standardContextual"/>
+        </w:rPr>
+      </w:pPr>
+      <w:hyperlink w:anchor="_Toc229852113" w:history="1">
+        <w:r>
+          <w:rPr>
+            <w:rStyle w:val="Hipervnculo"/>
+            <w:noProof/>
+          </w:rPr>
+          <w:t>21 Página búsqueda</w:t>
+        </w:r>
+        <w:r>
+          <w:rPr>
+            <w:noProof/>
+            <w:webHidden/>
+          </w:rPr>
+          <w:tab/>
+        </w:r>
+        <w:r>
+          <w:rPr>
+            <w:noProof/>
+            <w:webHidden/>
+          </w:rPr>
+          <w:fldChar w:fldCharType="begin"/>
+        </w:r>
+        <w:r>
+          <w:rPr>
+            <w:noProof/>
+            <w:webHidden/>
+          </w:rPr>
+          <w:instrText xml:space="preserve"> PAGEREF _Toc229852113 \h </w:instrText>
+        </w:r>
+        <w:r>
+          <w:rPr>
+            <w:noProof/>
+            <w:webHidden/>
+          </w:rPr>
+        </w:r>
+        <w:r>
+          <w:rPr>
+            <w:noProof/>
+            <w:webHidden/>
+          </w:rPr>
+          <w:fldChar w:fldCharType="separate"/>
+        </w:r>
+        <w:r>
+          <w:rPr>
+            <w:noProof/>
+            <w:webHidden/>
+          </w:rPr>
+          <w:t>30</w:t>
+        </w:r>
+        <w:r>
+          <w:rPr>
+            <w:noProof/>
+            <w:webHidden/>
+          </w:rPr>
+          <w:fldChar w:fldCharType="end"/>
+        </w:r>
+      </w:hyperlink>
+    </w:p>
+    <w:p>
+      <w:pPr>
+        <w:pStyle w:val="Tabladeilustraciones"/>
+        <w:tabs>
+          <w:tab w:val="right" w:leader="dot" w:pos="9016"/>
+        </w:tabs>
+        <w:rPr>
+          <w:rFonts w:eastAsiaTheme="minorEastAsia"/>
+          <w:noProof/>
+          <w:kern w:val="2"/>
+          <w:lang w:eastAsia="es-ES"/>
+          <w14:ligatures w14:val="standardContextual"/>
+        </w:rPr>
+      </w:pPr>
+      <w:hyperlink w:anchor="_Toc229852114" w:history="1">
+        <w:r>
+          <w:rPr>
+            <w:rStyle w:val="Hipervnculo"/>
+            <w:noProof/>
+          </w:rPr>
+          <w:t>22 Modal búsqueda</w:t>
+        </w:r>
+        <w:r>
+          <w:rPr>
+            <w:noProof/>
+            <w:webHidden/>
+          </w:rPr>
+          <w:tab/>
+        </w:r>
+        <w:r>
+          <w:rPr>
+            <w:noProof/>
+            <w:webHidden/>
+          </w:rPr>
+          <w:fldChar w:fldCharType="begin"/>
+        </w:r>
+        <w:r>
+          <w:rPr>
+            <w:noProof/>
+            <w:webHidden/>
+          </w:rPr>
+          <w:instrText xml:space="preserve"> PAGEREF _Toc229852114 \h </w:instrText>
+        </w:r>
+        <w:r>
+          <w:rPr>
+            <w:noProof/>
+            <w:webHidden/>
+          </w:rPr>
+        </w:r>
+        <w:r>
+          <w:rPr>
+            <w:noProof/>
+            <w:webHidden/>
+          </w:rPr>
+          <w:fldChar w:fldCharType="separate"/>
+        </w:r>
+        <w:r>
+          <w:rPr>
+            <w:noProof/>
+            <w:webHidden/>
+          </w:rPr>
+          <w:t>30</w:t>
+        </w:r>
+        <w:r>
+          <w:rPr>
+            <w:noProof/>
+            <w:webHidden/>
+          </w:rPr>
+          <w:fldChar w:fldCharType="end"/>
+        </w:r>
+      </w:hyperlink>
+    </w:p>
+    <w:p>
       <w:r>
         <w:fldChar w:fldCharType="end"/>
       </w:r>
     </w:p>
     <w:p>
+      <w:r>
+        <w:br w:type="page"/>
+      </w:r>
+    </w:p>
+    <w:p/>
+    <w:p>
       <w:pPr>
         <w:pStyle w:val="Ttulo1"/>
       </w:pPr>
-      <w:bookmarkStart w:id="0" w:name="_Toc229690829"/>
-      <w:r>
-        <w:lastRenderedPageBreak/>
+      <w:bookmarkStart w:id="0" w:name="_Toc229852050"/>
+      <w:r>
         <w:t>Introducción</w:t>
       </w:r>
       <w:bookmarkEnd w:id="0"/>
@@ -6225,7 +6518,7 @@
       <w:pPr>
         <w:pStyle w:val="Ttulo2"/>
       </w:pPr>
-      <w:bookmarkStart w:id="1" w:name="_Toc229690830"/>
+      <w:bookmarkStart w:id="1" w:name="_Toc229852051"/>
       <w:r>
         <w:t>Objetivo del proyecto</w:t>
       </w:r>
@@ -6264,7 +6557,7 @@
         <w:pStyle w:val="Ttulo2"/>
         <w:jc w:val="both"/>
       </w:pPr>
-      <w:bookmarkStart w:id="2" w:name="_Toc229690831"/>
+      <w:bookmarkStart w:id="2" w:name="_Toc229852052"/>
       <w:r>
         <w:t>Justificación del proyecto</w:t>
       </w:r>
@@ -6375,7 +6668,7 @@
         <w:pStyle w:val="Ttulo2"/>
         <w:jc w:val="both"/>
       </w:pPr>
-      <w:bookmarkStart w:id="3" w:name="_Toc229690832"/>
+      <w:bookmarkStart w:id="3" w:name="_Toc229852053"/>
       <w:r>
         <w:t>Análisis de lo existente</w:t>
       </w:r>
@@ -6444,7 +6737,7 @@
       <w:pPr>
         <w:pStyle w:val="Ttulo1"/>
       </w:pPr>
-      <w:bookmarkStart w:id="4" w:name="_Toc229690833"/>
+      <w:bookmarkStart w:id="4" w:name="_Toc229852054"/>
       <w:r>
         <w:t xml:space="preserve">Requisitos Funcionales de la </w:t>
       </w:r>
@@ -6499,7 +6792,7 @@
       <w:pPr>
         <w:pStyle w:val="Ttulo2"/>
       </w:pPr>
-      <w:bookmarkStart w:id="5" w:name="_Toc229690834"/>
+      <w:bookmarkStart w:id="5" w:name="_Toc229852055"/>
       <w:r>
         <w:t>Inquilino</w:t>
       </w:r>
@@ -6948,7 +7241,15 @@
           <w:b/>
           <w:bCs/>
         </w:rPr>
-        <w:t xml:space="preserve"> (M) Contacto: </w:t>
+        <w:t xml:space="preserve"> </w:t>
+      </w:r>
+      <w:r>
+        <w:rPr>
+          <w:rFonts w:ascii="Aptos" w:eastAsia="Aptos" w:hAnsi="Aptos" w:cs="Aptos"/>
+          <w:b/>
+          <w:bCs/>
+        </w:rPr>
+        <w:t xml:space="preserve">(M) Contacto: </w:t>
       </w:r>
       <w:r>
         <w:rPr>
@@ -7123,7 +7424,7 @@
       <w:pPr>
         <w:pStyle w:val="Ttulo2"/>
       </w:pPr>
-      <w:bookmarkStart w:id="6" w:name="_Toc229690835"/>
+      <w:bookmarkStart w:id="6" w:name="_Toc229852056"/>
       <w:r>
         <w:t>Arrendador</w:t>
       </w:r>
@@ -7858,7 +8159,7 @@
           <w:rFonts w:eastAsia="Aptos"/>
         </w:rPr>
       </w:pPr>
-      <w:bookmarkStart w:id="7" w:name="_Toc229690836"/>
+      <w:bookmarkStart w:id="7" w:name="_Toc229852057"/>
       <w:r>
         <w:rPr>
           <w:rFonts w:eastAsia="Aptos"/>
@@ -8019,7 +8320,7 @@
       <w:pPr>
         <w:pStyle w:val="Ttulo1"/>
       </w:pPr>
-      <w:bookmarkStart w:id="8" w:name="_Toc229690837"/>
+      <w:bookmarkStart w:id="8" w:name="_Toc229852058"/>
       <w:r>
         <w:t>Análisis y Diseño</w:t>
       </w:r>
@@ -8030,7 +8331,7 @@
         <w:pStyle w:val="Ttulo2"/>
       </w:pPr>
       <w:bookmarkStart w:id="9" w:name="_Toc225415558"/>
-      <w:bookmarkStart w:id="10" w:name="_Toc229690838"/>
+      <w:bookmarkStart w:id="10" w:name="_Toc229852059"/>
       <w:r>
         <w:t>Diagrama de Arquitectura</w:t>
       </w:r>
@@ -8093,7 +8394,7 @@
         <w:pStyle w:val="Descripcin"/>
       </w:pPr>
       <w:fldSimple w:instr=" SEQ Ilustración \* ARABIC ">
-        <w:bookmarkStart w:id="11" w:name="_Toc229690872"/>
+        <w:bookmarkStart w:id="11" w:name="_Toc229852093"/>
         <w:r>
           <w:rPr>
             <w:noProof/>
@@ -8174,7 +8475,7 @@
       <w:pPr>
         <w:pStyle w:val="Ttulo2"/>
       </w:pPr>
-      <w:bookmarkStart w:id="12" w:name="_Toc229690839"/>
+      <w:bookmarkStart w:id="12" w:name="_Toc229852060"/>
       <w:r>
         <w:lastRenderedPageBreak/>
         <w:t xml:space="preserve">Diagrama </w:t>
@@ -8183,14 +8484,6 @@
         <w:t>de casos de uso</w:t>
       </w:r>
       <w:bookmarkEnd w:id="12"/>
-    </w:p>
-    <w:p>
-      <w:pPr>
-        <w:keepNext/>
-        <w:rPr>
-          <w:noProof/>
-        </w:rPr>
-      </w:pPr>
     </w:p>
     <w:p>
       <w:pPr>
@@ -8257,7 +8550,7 @@
         <w:pStyle w:val="Descripcin"/>
       </w:pPr>
       <w:fldSimple w:instr=" SEQ Ilustración \* ARABIC ">
-        <w:bookmarkStart w:id="13" w:name="_Toc229690873"/>
+        <w:bookmarkStart w:id="13" w:name="_Toc229852094"/>
         <w:r>
           <w:rPr>
             <w:noProof/>
@@ -8296,7 +8589,7 @@
       <w:pPr>
         <w:pStyle w:val="Ttulo2"/>
       </w:pPr>
-      <w:bookmarkStart w:id="14" w:name="_Toc229690840"/>
+      <w:bookmarkStart w:id="14" w:name="_Toc229852061"/>
       <w:r>
         <w:lastRenderedPageBreak/>
         <w:t>Diagrama de clases</w:t>
@@ -8312,7 +8605,7 @@
           <w:noProof/>
         </w:rPr>
         <w:drawing>
-          <wp:inline distT="0" distB="0" distL="0" distR="0" wp14:anchorId="67E3B4D2" wp14:editId="2DBFD28F">
+          <wp:inline distT="0" distB="0" distL="0" distR="0" wp14:anchorId="67E3B4D2" wp14:editId="1BFFC5C2">
             <wp:extent cx="5731510" cy="6417310"/>
             <wp:effectExtent l="0" t="0" r="2540" b="2540"/>
             <wp:docPr id="682627866" name="Imagen 2"/>
@@ -8359,7 +8652,7 @@
         <w:pStyle w:val="Descripcin"/>
       </w:pPr>
       <w:fldSimple w:instr=" SEQ Ilustración \* ARABIC ">
-        <w:bookmarkStart w:id="15" w:name="_Toc229690874"/>
+        <w:bookmarkStart w:id="15" w:name="_Toc229852095"/>
         <w:r>
           <w:rPr>
             <w:noProof/>
@@ -8377,7 +8670,7 @@
       <w:pPr>
         <w:pStyle w:val="Ttulo2"/>
       </w:pPr>
-      <w:bookmarkStart w:id="16" w:name="_Toc229690841"/>
+      <w:bookmarkStart w:id="16" w:name="_Toc229852062"/>
       <w:r>
         <w:lastRenderedPageBreak/>
         <w:t>Diagrama Entidad-Relación</w:t>
@@ -8440,7 +8733,7 @@
         <w:pStyle w:val="Descripcin"/>
       </w:pPr>
       <w:fldSimple w:instr=" SEQ Ilustración \* ARABIC ">
-        <w:bookmarkStart w:id="17" w:name="_Toc229690875"/>
+        <w:bookmarkStart w:id="17" w:name="_Toc229852096"/>
         <w:r>
           <w:rPr>
             <w:noProof/>
@@ -8477,9 +8770,14 @@
     </w:p>
     <w:p>
       <w:pPr>
+        <w:jc w:val="both"/>
+      </w:pPr>
+    </w:p>
+    <w:p>
+      <w:pPr>
         <w:pStyle w:val="Ttulo2"/>
       </w:pPr>
-      <w:bookmarkStart w:id="18" w:name="_Toc229690842"/>
+      <w:bookmarkStart w:id="18" w:name="_Toc229852063"/>
       <w:r>
         <w:t>Modelo Relacional</w:t>
       </w:r>
@@ -9514,7 +9812,7 @@
         <w:pStyle w:val="Ttulo2"/>
       </w:pPr>
       <w:bookmarkStart w:id="19" w:name="_Toc225415563"/>
-      <w:bookmarkStart w:id="20" w:name="_Toc229690843"/>
+      <w:bookmarkStart w:id="20" w:name="_Toc229852064"/>
       <w:r>
         <w:t>Script SQL</w:t>
       </w:r>
@@ -9737,7 +10035,7 @@
       <w:pPr>
         <w:pStyle w:val="Ttulo1"/>
       </w:pPr>
-      <w:bookmarkStart w:id="21" w:name="_Toc229690844"/>
+      <w:bookmarkStart w:id="21" w:name="_Toc229852065"/>
       <w:r>
         <w:t>Metodología de desarrollo</w:t>
       </w:r>
@@ -9748,7 +10046,7 @@
         <w:pStyle w:val="Ttulo2"/>
         <w:jc w:val="both"/>
       </w:pPr>
-      <w:bookmarkStart w:id="22" w:name="_Toc229690845"/>
+      <w:bookmarkStart w:id="22" w:name="_Toc229852066"/>
       <w:r>
         <w:t>Ciclo de vida</w:t>
       </w:r>
@@ -9808,14 +10106,12 @@
         </w:rPr>
         <w:t xml:space="preserve">más, se exige entregar prototipos funcionales repartidos en hitos, por </w:t>
       </w:r>
-      <w:proofErr w:type="gramStart"/>
-      <w:r>
-        <w:rPr>
-          <w:rFonts w:ascii="Aptos" w:eastAsia="Aptos" w:hAnsi="Aptos" w:cs="Aptos"/>
-        </w:rPr>
-        <w:t>tanto</w:t>
-      </w:r>
-      <w:proofErr w:type="gramEnd"/>
+      <w:r>
+        <w:rPr>
+          <w:rFonts w:ascii="Aptos" w:eastAsia="Aptos" w:hAnsi="Aptos" w:cs="Aptos"/>
+        </w:rPr>
+        <w:t>tanto,</w:t>
+      </w:r>
       <w:r>
         <w:rPr>
           <w:rFonts w:ascii="Aptos" w:eastAsia="Aptos" w:hAnsi="Aptos" w:cs="Aptos"/>
@@ -9848,7 +10144,7 @@
       <w:pPr>
         <w:pStyle w:val="Ttulo2"/>
       </w:pPr>
-      <w:bookmarkStart w:id="23" w:name="_Toc229690846"/>
+      <w:bookmarkStart w:id="23" w:name="_Toc229852067"/>
       <w:r>
         <w:lastRenderedPageBreak/>
         <w:t>Metodología ágil</w:t>
@@ -10164,7 +10460,7 @@
       <w:pPr>
         <w:pStyle w:val="Ttulo2"/>
       </w:pPr>
-      <w:bookmarkStart w:id="24" w:name="_Toc229690847"/>
+      <w:bookmarkStart w:id="24" w:name="_Toc229852068"/>
       <w:r>
         <w:lastRenderedPageBreak/>
         <w:t xml:space="preserve">Nuestro Tablero </w:t>
@@ -10248,7 +10544,7 @@
         <w:pStyle w:val="Descripcin"/>
       </w:pPr>
       <w:fldSimple w:instr=" SEQ Ilustración \* ARABIC ">
-        <w:bookmarkStart w:id="25" w:name="_Toc229690876"/>
+        <w:bookmarkStart w:id="25" w:name="_Toc229852097"/>
         <w:r>
           <w:rPr>
             <w:noProof/>
@@ -10318,7 +10614,7 @@
         <w:pStyle w:val="Descripcin"/>
       </w:pPr>
       <w:fldSimple w:instr=" SEQ Ilustración \* ARABIC ">
-        <w:bookmarkStart w:id="26" w:name="_Toc229690877"/>
+        <w:bookmarkStart w:id="26" w:name="_Toc229852098"/>
         <w:r>
           <w:rPr>
             <w:noProof/>
@@ -10340,7 +10636,7 @@
       <w:pPr>
         <w:pStyle w:val="Ttulo2"/>
       </w:pPr>
-      <w:bookmarkStart w:id="27" w:name="_Toc229690848"/>
+      <w:bookmarkStart w:id="27" w:name="_Toc229852069"/>
       <w:r>
         <w:lastRenderedPageBreak/>
         <w:t>Planificación de tareas y toles de equipo</w:t>
@@ -10361,19 +10657,29 @@
         </w:rPr>
         <w:t xml:space="preserve">En las primeras iteraciones del proyecto la mayoría de </w:t>
       </w:r>
-      <w:proofErr w:type="gramStart"/>
-      <w:r>
-        <w:rPr>
-          <w:rFonts w:ascii="Aptos" w:eastAsia="Aptos" w:hAnsi="Aptos" w:cs="Aptos"/>
-        </w:rPr>
-        <w:t>roles</w:t>
-      </w:r>
-      <w:proofErr w:type="gramEnd"/>
-      <w:r>
-        <w:rPr>
-          <w:rFonts w:ascii="Aptos" w:eastAsia="Aptos" w:hAnsi="Aptos" w:cs="Aptos"/>
-        </w:rPr>
-        <w:t xml:space="preserve"> y tareas son compartidas, ya que todos estamos participando conjuntamente en todo tipo de tareas y no necesitamos aún a nadie que haga el rol de jefe de proyecto. En iteraciones más avanzadas tendremos roles y tareas más diferenciadas.</w:t>
+      <w:r>
+        <w:rPr>
+          <w:rFonts w:ascii="Aptos" w:eastAsia="Aptos" w:hAnsi="Aptos" w:cs="Aptos"/>
+        </w:rPr>
+        <w:t>los roles</w:t>
+      </w:r>
+      <w:r>
+        <w:rPr>
+          <w:rFonts w:ascii="Aptos" w:eastAsia="Aptos" w:hAnsi="Aptos" w:cs="Aptos"/>
+        </w:rPr>
+        <w:t xml:space="preserve"> y tareas son compartidas, ya que todos estamos participando conjuntamente en todo tipo de tareas y no necesitamos aún a nadie que haga el rol de jefe de proyecto. En iteraciones más avanzadas ten</w:t>
+      </w:r>
+      <w:r>
+        <w:rPr>
+          <w:rFonts w:ascii="Aptos" w:eastAsia="Aptos" w:hAnsi="Aptos" w:cs="Aptos"/>
+        </w:rPr>
+        <w:t>emos</w:t>
+      </w:r>
+      <w:r>
+        <w:rPr>
+          <w:rFonts w:ascii="Aptos" w:eastAsia="Aptos" w:hAnsi="Aptos" w:cs="Aptos"/>
+        </w:rPr>
+        <w:t xml:space="preserve"> roles y tareas más diferenciadas.</w:t>
       </w:r>
     </w:p>
     <w:p>
@@ -10822,7 +11128,7 @@
         <w:pStyle w:val="Descripcin"/>
       </w:pPr>
       <w:fldSimple w:instr=" SEQ Ilustración \* ARABIC ">
-        <w:bookmarkStart w:id="28" w:name="_Toc229690878"/>
+        <w:bookmarkStart w:id="28" w:name="_Toc229852099"/>
         <w:r>
           <w:rPr>
             <w:noProof/>
@@ -11190,7 +11496,7 @@
         <w:pStyle w:val="Descripcin"/>
       </w:pPr>
       <w:fldSimple w:instr=" SEQ Ilustración \* ARABIC ">
-        <w:bookmarkStart w:id="29" w:name="_Toc229690879"/>
+        <w:bookmarkStart w:id="29" w:name="_Toc229852100"/>
         <w:r>
           <w:rPr>
             <w:noProof/>
@@ -11212,7 +11518,7 @@
       <w:pPr>
         <w:pStyle w:val="Ttulo1"/>
       </w:pPr>
-      <w:bookmarkStart w:id="30" w:name="_Toc229690849"/>
+      <w:bookmarkStart w:id="30" w:name="_Toc229852070"/>
       <w:r>
         <w:lastRenderedPageBreak/>
         <w:t>Codificación</w:t>
@@ -11223,7 +11529,7 @@
       <w:pPr>
         <w:pStyle w:val="Ttulo2"/>
       </w:pPr>
-      <w:bookmarkStart w:id="31" w:name="_Toc229690850"/>
+      <w:bookmarkStart w:id="31" w:name="_Toc229852071"/>
       <w:r>
         <w:t>Entorno de programación</w:t>
       </w:r>
@@ -11392,7 +11698,7 @@
         <w:pStyle w:val="Ttulo2"/>
         <w:jc w:val="both"/>
       </w:pPr>
-      <w:bookmarkStart w:id="32" w:name="_Toc229690851"/>
+      <w:bookmarkStart w:id="32" w:name="_Toc229852072"/>
       <w:r>
         <w:t>Lenguajes y herramientas</w:t>
       </w:r>
@@ -11423,7 +11729,13 @@
         <w:t>JavaScript</w:t>
       </w:r>
       <w:r>
-        <w:t xml:space="preserve"> para añadir interactividad a nuestra página web y guardar datos básicos en el ordenador usando el Local</w:t>
+        <w:t xml:space="preserve"> para añadir interactividad a nuestra página web y guardar datos básicos en el ordenador usando el </w:t>
+      </w:r>
+      <w:r>
+        <w:t>l</w:t>
+      </w:r>
+      <w:r>
+        <w:t>ocal</w:t>
       </w:r>
       <w:r>
         <w:t xml:space="preserve"> </w:t>
@@ -11447,7 +11759,21 @@
         <w:t>Java</w:t>
       </w:r>
       <w:r>
-        <w:t>, para la creación de clases usando la programación orientada a objetos.</w:t>
+        <w:t>, para la creación de clases usando la programación orientada a objetos</w:t>
+      </w:r>
+      <w:r>
+        <w:t xml:space="preserve"> y la creación de métodos para la conexión de la </w:t>
+      </w:r>
+      <w:proofErr w:type="gramStart"/>
+      <w:r>
+        <w:t>app</w:t>
+      </w:r>
+      <w:proofErr w:type="gramEnd"/>
+      <w:r>
+        <w:t xml:space="preserve"> CRUD a la base de datos y su gestión</w:t>
+      </w:r>
+      <w:r>
+        <w:t>.</w:t>
       </w:r>
       <w:r>
         <w:t xml:space="preserve"> </w:t>
@@ -11566,7 +11892,7 @@
       <w:pPr>
         <w:pStyle w:val="Ttulo2"/>
       </w:pPr>
-      <w:bookmarkStart w:id="33" w:name="_Toc229690852"/>
+      <w:bookmarkStart w:id="33" w:name="_Toc229852073"/>
       <w:r>
         <w:t>Aspectos relevantes de la implementación</w:t>
       </w:r>
@@ -11635,7 +11961,16 @@
       </w:r>
       <w:r>
         <w:br/>
-        <w:t>La forma en que se ha realizado esta simulación es usando el Local</w:t>
+      </w:r>
+      <w:r>
+        <w:lastRenderedPageBreak/>
+        <w:t xml:space="preserve">La forma en que se ha realizado esta simulación es usando el </w:t>
+      </w:r>
+      <w:r>
+        <w:t>l</w:t>
+      </w:r>
+      <w:r>
+        <w:t>ocal</w:t>
       </w:r>
       <w:r>
         <w:t xml:space="preserve"> </w:t>
@@ -11649,11 +11984,7 @@
       </w:r>
       <w:proofErr w:type="spellEnd"/>
       <w:r>
-        <w:t xml:space="preserve">. Al rellenar </w:t>
-      </w:r>
-      <w:r>
-        <w:lastRenderedPageBreak/>
-        <w:t xml:space="preserve">el formulario de registro de la página web, se recogen los datos insertados y se crea un objeto usuario que se almacena en una lista alojada en el </w:t>
+        <w:t xml:space="preserve">. Al rellenar el formulario de registro de la página web, se recogen los datos insertados y se crea un objeto usuario que se almacena en una lista alojada en el </w:t>
       </w:r>
       <w:r>
         <w:t>L</w:t>
@@ -11761,7 +12092,7 @@
         <w:pStyle w:val="Descripcin"/>
       </w:pPr>
       <w:fldSimple w:instr=" SEQ Ilustración \* ARABIC ">
-        <w:bookmarkStart w:id="34" w:name="_Toc229690880"/>
+        <w:bookmarkStart w:id="34" w:name="_Toc229852101"/>
         <w:r>
           <w:rPr>
             <w:noProof/>
@@ -11824,7 +12155,7 @@
         <w:pStyle w:val="Descripcin"/>
       </w:pPr>
       <w:fldSimple w:instr=" SEQ Ilustración \* ARABIC ">
-        <w:bookmarkStart w:id="35" w:name="_Toc229690881"/>
+        <w:bookmarkStart w:id="35" w:name="_Toc229852102"/>
         <w:r>
           <w:rPr>
             <w:noProof/>
@@ -11887,7 +12218,7 @@
         <w:pStyle w:val="Descripcin"/>
       </w:pPr>
       <w:fldSimple w:instr=" SEQ Ilustración \* ARABIC ">
-        <w:bookmarkStart w:id="36" w:name="_Toc229690882"/>
+        <w:bookmarkStart w:id="36" w:name="_Toc229852103"/>
         <w:r>
           <w:rPr>
             <w:noProof/>
@@ -11907,13 +12238,14 @@
           <w:bCs/>
         </w:rPr>
       </w:pPr>
-      <w:r>
+    </w:p>
+    <w:p>
+      <w:pPr>
         <w:rPr>
           <w:b/>
           <w:bCs/>
         </w:rPr>
-        <w:br w:type="page"/>
-      </w:r>
+      </w:pPr>
     </w:p>
     <w:p>
       <w:pPr>
@@ -12003,7 +12335,7 @@
         </w:rPr>
         <w:fldChar w:fldCharType="separate"/>
       </w:r>
-      <w:bookmarkStart w:id="37" w:name="_Toc229690883"/>
+      <w:bookmarkStart w:id="37" w:name="_Toc229852104"/>
       <w:r>
         <w:rPr>
           <w:b/>
@@ -12023,6 +12355,159 @@
         <w:t xml:space="preserve"> Control acceso plataforma</w:t>
       </w:r>
       <w:bookmarkEnd w:id="37"/>
+    </w:p>
+    <w:p>
+      <w:pPr>
+        <w:jc w:val="both"/>
+      </w:pPr>
+      <w:r>
+        <w:t xml:space="preserve">Por otro lado, también usamos el local </w:t>
+      </w:r>
+      <w:proofErr w:type="spellStart"/>
+      <w:r>
+        <w:t>storage</w:t>
+      </w:r>
+      <w:proofErr w:type="spellEnd"/>
+      <w:r>
+        <w:t xml:space="preserve"> para almacenar código HTML. En la página de búsqueda, si estás usando un perfil de inquilino, puedes solicitar una visita a la habitación seleccionada. El HTML de esta habitación se guarda en el local </w:t>
+      </w:r>
+      <w:proofErr w:type="spellStart"/>
+      <w:r>
+        <w:t>storage</w:t>
+      </w:r>
+      <w:proofErr w:type="spellEnd"/>
+      <w:r>
+        <w:t xml:space="preserve"> para más tarde, en la página de perfil de inquilino, sacarlo del local </w:t>
+      </w:r>
+      <w:proofErr w:type="spellStart"/>
+      <w:r>
+        <w:t>storage</w:t>
+      </w:r>
+      <w:proofErr w:type="spellEnd"/>
+      <w:r>
+        <w:t xml:space="preserve"> e insertarlo en el bloque “Tus solicitudes”. Sólo permite guardar una habitación a la vez. </w:t>
+      </w:r>
+    </w:p>
+    <w:p>
+      <w:pPr>
+        <w:keepNext/>
+      </w:pPr>
+      <w:r>
+        <w:drawing>
+          <wp:inline distT="0" distB="0" distL="0" distR="0" wp14:anchorId="22B629F7" wp14:editId="4174B8A4">
+            <wp:extent cx="5731510" cy="1966595"/>
+            <wp:effectExtent l="0" t="0" r="2540" b="0"/>
+            <wp:docPr id="290310729" name="Imagen 1"/>
+            <wp:cNvGraphicFramePr>
+              <a:graphicFrameLocks xmlns:a="http://schemas.openxmlformats.org/drawingml/2006/main" noChangeAspect="1"/>
+            </wp:cNvGraphicFramePr>
+            <a:graphic xmlns:a="http://schemas.openxmlformats.org/drawingml/2006/main">
+              <a:graphicData uri="http://schemas.openxmlformats.org/drawingml/2006/picture">
+                <pic:pic xmlns:pic="http://schemas.openxmlformats.org/drawingml/2006/picture">
+                  <pic:nvPicPr>
+                    <pic:cNvPr id="290310729" name=""/>
+                    <pic:cNvPicPr/>
+                  </pic:nvPicPr>
+                  <pic:blipFill>
+                    <a:blip r:embed="rId28"/>
+                    <a:stretch>
+                      <a:fillRect/>
+                    </a:stretch>
+                  </pic:blipFill>
+                  <pic:spPr>
+                    <a:xfrm>
+                      <a:off x="0" y="0"/>
+                      <a:ext cx="5731510" cy="1966595"/>
+                    </a:xfrm>
+                    <a:prstGeom prst="rect">
+                      <a:avLst/>
+                    </a:prstGeom>
+                  </pic:spPr>
+                </pic:pic>
+              </a:graphicData>
+            </a:graphic>
+          </wp:inline>
+        </w:drawing>
+      </w:r>
+    </w:p>
+    <w:p>
+      <w:pPr>
+        <w:pStyle w:val="Descripcin"/>
+      </w:pPr>
+      <w:fldSimple w:instr=" SEQ Ilustración \* ARABIC ">
+        <w:bookmarkStart w:id="38" w:name="_Toc229852105"/>
+        <w:r>
+          <w:rPr>
+            <w:noProof/>
+          </w:rPr>
+          <w:t>13</w:t>
+        </w:r>
+      </w:fldSimple>
+      <w:r>
+        <w:t xml:space="preserve"> Botón de solicitar cita</w:t>
+      </w:r>
+      <w:bookmarkEnd w:id="38"/>
+    </w:p>
+    <w:p>
+      <w:pPr>
+        <w:keepNext/>
+      </w:pPr>
+      <w:r>
+        <w:lastRenderedPageBreak/>
+        <w:drawing>
+          <wp:inline distT="0" distB="0" distL="0" distR="0" wp14:anchorId="35DC4DD9" wp14:editId="5FA34CF4">
+            <wp:extent cx="5731510" cy="3143885"/>
+            <wp:effectExtent l="0" t="0" r="2540" b="0"/>
+            <wp:docPr id="835484553" name="Imagen 1"/>
+            <wp:cNvGraphicFramePr>
+              <a:graphicFrameLocks xmlns:a="http://schemas.openxmlformats.org/drawingml/2006/main" noChangeAspect="1"/>
+            </wp:cNvGraphicFramePr>
+            <a:graphic xmlns:a="http://schemas.openxmlformats.org/drawingml/2006/main">
+              <a:graphicData uri="http://schemas.openxmlformats.org/drawingml/2006/picture">
+                <pic:pic xmlns:pic="http://schemas.openxmlformats.org/drawingml/2006/picture">
+                  <pic:nvPicPr>
+                    <pic:cNvPr id="835484553" name=""/>
+                    <pic:cNvPicPr/>
+                  </pic:nvPicPr>
+                  <pic:blipFill>
+                    <a:blip r:embed="rId29"/>
+                    <a:stretch>
+                      <a:fillRect/>
+                    </a:stretch>
+                  </pic:blipFill>
+                  <pic:spPr>
+                    <a:xfrm>
+                      <a:off x="0" y="0"/>
+                      <a:ext cx="5731510" cy="3143885"/>
+                    </a:xfrm>
+                    <a:prstGeom prst="rect">
+                      <a:avLst/>
+                    </a:prstGeom>
+                  </pic:spPr>
+                </pic:pic>
+              </a:graphicData>
+            </a:graphic>
+          </wp:inline>
+        </w:drawing>
+      </w:r>
+    </w:p>
+    <w:p>
+      <w:pPr>
+        <w:pStyle w:val="Descripcin"/>
+      </w:pPr>
+      <w:fldSimple w:instr=" SEQ Ilustración \* ARABIC ">
+        <w:bookmarkStart w:id="39" w:name="_Toc229852106"/>
+        <w:r>
+          <w:rPr>
+            <w:noProof/>
+          </w:rPr>
+          <w:t>14</w:t>
+        </w:r>
+      </w:fldSimple>
+      <w:r>
+        <w:t xml:space="preserve"> Método usado para crear habitación</w:t>
+      </w:r>
+      <w:bookmarkEnd w:id="39"/>
     </w:p>
     <w:p/>
     <w:p>
@@ -12124,7 +12609,7 @@
                     <pic:cNvPicPr/>
                   </pic:nvPicPr>
                   <pic:blipFill>
-                    <a:blip r:embed="rId28"/>
+                    <a:blip r:embed="rId30"/>
                     <a:stretch>
                       <a:fillRect/>
                     </a:stretch>
@@ -12150,18 +12635,18 @@
         <w:pStyle w:val="Descripcin"/>
       </w:pPr>
       <w:fldSimple w:instr=" SEQ Ilustración \* ARABIC ">
-        <w:bookmarkStart w:id="38" w:name="_Toc229690884"/>
-        <w:r>
-          <w:rPr>
-            <w:noProof/>
-          </w:rPr>
-          <w:t>13</w:t>
+        <w:bookmarkStart w:id="40" w:name="_Toc229852107"/>
+        <w:r>
+          <w:rPr>
+            <w:noProof/>
+          </w:rPr>
+          <w:t>15</w:t>
         </w:r>
       </w:fldSimple>
       <w:r>
         <w:t xml:space="preserve"> Método conexión a BD</w:t>
       </w:r>
-      <w:bookmarkEnd w:id="38"/>
+      <w:bookmarkEnd w:id="40"/>
     </w:p>
     <w:p/>
     <w:p>
@@ -12204,7 +12689,7 @@
       <w:r>
         <w:t xml:space="preserve"> Google, se ha creado un modelo de reconocimiento facial. Para este proyecto tenemos la cara de un integrante del grupo asignada a la cuenta de usuario </w:t>
       </w:r>
-      <w:hyperlink r:id="rId29" w:history="1">
+      <w:hyperlink r:id="rId31" w:history="1">
         <w:r>
           <w:rPr>
             <w:rStyle w:val="Hipervnculo"/>
@@ -12336,12 +12821,12 @@
                               </w:rPr>
                               <w:fldChar w:fldCharType="separate"/>
                             </w:r>
-                            <w:bookmarkStart w:id="39" w:name="_Toc229690885"/>
+                            <w:bookmarkStart w:id="41" w:name="_Toc229852108"/>
                             <w:r>
                               <w:rPr>
                                 <w:noProof/>
                               </w:rPr>
-                              <w:t>14</w:t>
+                              <w:t>16</w:t>
                             </w:r>
                             <w:r>
                               <w:rPr>
@@ -12361,7 +12846,7 @@
                             <w:r>
                               <w:t>/3</w:t>
                             </w:r>
-                            <w:bookmarkEnd w:id="39"/>
+                            <w:bookmarkEnd w:id="41"/>
                           </w:p>
                         </w:txbxContent>
                       </wps:txbx>
@@ -12411,12 +12896,12 @@
                         </w:rPr>
                         <w:fldChar w:fldCharType="separate"/>
                       </w:r>
-                      <w:bookmarkStart w:id="40" w:name="_Toc229690885"/>
+                      <w:bookmarkStart w:id="42" w:name="_Toc229852108"/>
                       <w:r>
                         <w:rPr>
                           <w:noProof/>
                         </w:rPr>
-                        <w:t>14</w:t>
+                        <w:t>16</w:t>
                       </w:r>
                       <w:r>
                         <w:rPr>
@@ -12436,7 +12921,7 @@
                       <w:r>
                         <w:t>/3</w:t>
                       </w:r>
-                      <w:bookmarkEnd w:id="40"/>
+                      <w:bookmarkEnd w:id="42"/>
                     </w:p>
                   </w:txbxContent>
                 </v:textbox>
@@ -12474,7 +12959,7 @@
                     <pic:cNvPicPr/>
                   </pic:nvPicPr>
                   <pic:blipFill>
-                    <a:blip r:embed="rId30">
+                    <a:blip r:embed="rId32">
                       <a:extLst>
                         <a:ext uri="{28A0092B-C50C-407E-A947-70E740481C1C}">
                           <a14:useLocalDpi xmlns:a14="http://schemas.microsoft.com/office/drawing/2010/main" val="0"/>
@@ -12529,7 +13014,7 @@
                     <pic:cNvPicPr/>
                   </pic:nvPicPr>
                   <pic:blipFill>
-                    <a:blip r:embed="rId31">
+                    <a:blip r:embed="rId33">
                       <a:extLst>
                         <a:ext uri="{28A0092B-C50C-407E-A947-70E740481C1C}">
                           <a14:useLocalDpi xmlns:a14="http://schemas.microsoft.com/office/drawing/2010/main" val="0"/>
@@ -12562,18 +13047,18 @@
         <w:jc w:val="both"/>
       </w:pPr>
       <w:fldSimple w:instr=" SEQ Ilustración \* ARABIC ">
-        <w:bookmarkStart w:id="40" w:name="_Toc229690886"/>
-        <w:r>
-          <w:rPr>
-            <w:noProof/>
-          </w:rPr>
-          <w:t>15</w:t>
+        <w:bookmarkStart w:id="43" w:name="_Toc229852109"/>
+        <w:r>
+          <w:rPr>
+            <w:noProof/>
+          </w:rPr>
+          <w:t>17</w:t>
         </w:r>
       </w:fldSimple>
       <w:r>
         <w:t xml:space="preserve"> Reconocimiento facial 1/3</w:t>
       </w:r>
-      <w:bookmarkEnd w:id="40"/>
+      <w:bookmarkEnd w:id="43"/>
     </w:p>
     <w:p>
       <w:pPr>
@@ -12601,7 +13086,7 @@
                     <pic:cNvPicPr/>
                   </pic:nvPicPr>
                   <pic:blipFill>
-                    <a:blip r:embed="rId32">
+                    <a:blip r:embed="rId34">
                       <a:extLst>
                         <a:ext uri="{28A0092B-C50C-407E-A947-70E740481C1C}">
                           <a14:useLocalDpi xmlns:a14="http://schemas.microsoft.com/office/drawing/2010/main" val="0"/>
@@ -12634,12 +13119,12 @@
         <w:jc w:val="both"/>
       </w:pPr>
       <w:fldSimple w:instr=" SEQ Ilustración \* ARABIC ">
-        <w:bookmarkStart w:id="41" w:name="_Toc229690887"/>
-        <w:r>
-          <w:rPr>
-            <w:noProof/>
-          </w:rPr>
-          <w:t>16</w:t>
+        <w:bookmarkStart w:id="44" w:name="_Toc229852110"/>
+        <w:r>
+          <w:rPr>
+            <w:noProof/>
+          </w:rPr>
+          <w:t>18</w:t>
         </w:r>
       </w:fldSimple>
       <w:r>
@@ -12654,7 +13139,7 @@
       <w:r>
         <w:t>/3</w:t>
       </w:r>
-      <w:bookmarkEnd w:id="41"/>
+      <w:bookmarkEnd w:id="44"/>
     </w:p>
     <w:p>
       <w:pPr>
@@ -12742,7 +13227,7 @@
                     <pic:cNvPicPr/>
                   </pic:nvPicPr>
                   <pic:blipFill>
-                    <a:blip r:embed="rId33"/>
+                    <a:blip r:embed="rId35"/>
                     <a:stretch>
                       <a:fillRect/>
                     </a:stretch>
@@ -12768,21 +13253,21 @@
       <w:pPr>
         <w:pStyle w:val="Ttulo1"/>
       </w:pPr>
-      <w:bookmarkStart w:id="42" w:name="_Toc229690853"/>
+      <w:bookmarkStart w:id="45" w:name="_Toc229852074"/>
       <w:r>
         <w:t>Manual de usuario</w:t>
       </w:r>
-      <w:bookmarkEnd w:id="42"/>
+      <w:bookmarkEnd w:id="45"/>
     </w:p>
     <w:p>
       <w:pPr>
         <w:pStyle w:val="Ttulo2"/>
       </w:pPr>
-      <w:bookmarkStart w:id="43" w:name="_Toc229690854"/>
+      <w:bookmarkStart w:id="46" w:name="_Toc229852075"/>
       <w:r>
         <w:t>Entrar al proyecto</w:t>
       </w:r>
-      <w:bookmarkEnd w:id="43"/>
+      <w:bookmarkEnd w:id="46"/>
     </w:p>
     <w:p>
       <w:pPr>
@@ -12794,30 +13279,16 @@
       <w:r>
         <w:t xml:space="preserve"> </w:t>
       </w:r>
-      <w:hyperlink r:id="rId34" w:history="1">
-        <w:r>
-          <w:rPr>
-            <w:rStyle w:val="Hipervnculo"/>
-          </w:rPr>
-          <w:t>www.roomie-web-blue.vercel.app</w:t>
-        </w:r>
-      </w:hyperlink>
-      <w:r>
-        <w:t>/</w:t>
-      </w:r>
-      <w:proofErr w:type="gramStart"/>
-      <w:r>
-        <w:t>index.html</w:t>
-      </w:r>
-      <w:r>
-        <w:t xml:space="preserve"> </w:t>
-      </w:r>
-      <w:r>
-        <w:t>.</w:t>
-      </w:r>
-      <w:proofErr w:type="gramEnd"/>
-      <w:r>
-        <w:t xml:space="preserve"> </w:t>
+      <w:r>
+        <w:rPr>
+          <w:b/>
+          <w:bCs/>
+          <w:color w:val="0070C0"/>
+        </w:rPr>
+        <w:t>https://roomie-web-blue.vercel.app/index.html</w:t>
+      </w:r>
+      <w:r>
+        <w:t xml:space="preserve">. </w:t>
       </w:r>
       <w:r>
         <w:t>En el caso de abrirlo desde una carpeta local, se podrá igualmente abrir cualquier archivo con formato .</w:t>
@@ -12828,55 +13299,50 @@
       </w:r>
       <w:proofErr w:type="spellEnd"/>
       <w:r>
-        <w:t xml:space="preserve"> usando cualquier navegador.  </w:t>
-      </w:r>
-    </w:p>
-    <w:p>
-      <w:pPr>
-        <w:rPr>
-          <w:rFonts w:asciiTheme="majorHAnsi" w:eastAsiaTheme="majorEastAsia" w:hAnsiTheme="majorHAnsi" w:cstheme="majorBidi"/>
-          <w:color w:val="0F4761" w:themeColor="accent1" w:themeShade="BF"/>
-          <w:sz w:val="32"/>
-          <w:szCs w:val="32"/>
-        </w:rPr>
-      </w:pPr>
-      <w:r>
-        <w:br w:type="page"/>
-      </w:r>
+        <w:t xml:space="preserve"> usando cualquier navegador. </w:t>
+      </w:r>
+      <w:r>
+        <w:t xml:space="preserve"> Sin embargo, en este caso, el reconocimiento facial no funcionará, ya que necesita ejecución en servidor. </w:t>
+      </w:r>
+    </w:p>
+    <w:p>
+      <w:pPr>
+        <w:jc w:val="both"/>
+      </w:pPr>
     </w:p>
     <w:p>
       <w:pPr>
         <w:pStyle w:val="Ttulo2"/>
       </w:pPr>
-      <w:bookmarkStart w:id="44" w:name="_Toc229690855"/>
-      <w:r>
+      <w:bookmarkStart w:id="47" w:name="_Toc229852076"/>
+      <w:r>
+        <w:t>Registro, inicio de sesión y navegación.</w:t>
+      </w:r>
+      <w:bookmarkEnd w:id="47"/>
+    </w:p>
+    <w:p>
+      <w:pPr>
+        <w:jc w:val="both"/>
+      </w:pPr>
+      <w:r>
+        <w:t>En la página de registro podrás crear tu cuenta simulada de usuario</w:t>
+      </w:r>
+      <w:r>
+        <w:t xml:space="preserve"> donde eliges si quieres acceder como inquilino o arrendador</w:t>
+      </w:r>
+      <w:r>
+        <w:t>. Insertando tu nombre, apellidos, correo electrónico, teléfono y contraseña.</w:t>
+      </w:r>
+    </w:p>
+    <w:p>
+      <w:pPr>
+        <w:keepNext/>
+      </w:pPr>
+      <w:r>
+        <w:rPr>
+          <w:noProof/>
+        </w:rPr>
         <w:lastRenderedPageBreak/>
-        <w:t>Registro, inicio de sesión y navegación.</w:t>
-      </w:r>
-      <w:bookmarkEnd w:id="44"/>
-    </w:p>
-    <w:p>
-      <w:pPr>
-        <w:jc w:val="both"/>
-      </w:pPr>
-      <w:r>
-        <w:t>En la página de registro podrás crear tu cuenta simulada de usuario</w:t>
-      </w:r>
-      <w:r>
-        <w:t xml:space="preserve"> donde eliges si quieres acceder como inquilino o arrendador</w:t>
-      </w:r>
-      <w:r>
-        <w:t>. Insertando tu nombre, apellidos, correo electrónico, teléfono y contraseña.</w:t>
-      </w:r>
-    </w:p>
-    <w:p>
-      <w:pPr>
-        <w:keepNext/>
-      </w:pPr>
-      <w:r>
-        <w:rPr>
-          <w:noProof/>
-        </w:rPr>
         <w:drawing>
           <wp:inline distT="0" distB="0" distL="0" distR="0" wp14:anchorId="65AB6F30" wp14:editId="634884E8">
             <wp:extent cx="4802529" cy="7296150"/>
@@ -12893,7 +13359,7 @@
                     <pic:cNvPicPr/>
                   </pic:nvPicPr>
                   <pic:blipFill>
-                    <a:blip r:embed="rId35"/>
+                    <a:blip r:embed="rId36"/>
                     <a:stretch>
                       <a:fillRect/>
                     </a:stretch>
@@ -12919,31 +13385,40 @@
         <w:pStyle w:val="Descripcin"/>
       </w:pPr>
       <w:fldSimple w:instr=" SEQ Ilustración \* ARABIC ">
-        <w:bookmarkStart w:id="45" w:name="_Toc229690888"/>
-        <w:r>
-          <w:rPr>
-            <w:noProof/>
-          </w:rPr>
-          <w:t>17</w:t>
+        <w:bookmarkStart w:id="48" w:name="_Toc229852111"/>
+        <w:r>
+          <w:rPr>
+            <w:noProof/>
+          </w:rPr>
+          <w:t>19</w:t>
         </w:r>
       </w:fldSimple>
       <w:r>
         <w:t xml:space="preserve"> Creación de cuenta</w:t>
       </w:r>
-      <w:bookmarkEnd w:id="45"/>
-    </w:p>
-    <w:p>
+      <w:bookmarkEnd w:id="48"/>
+    </w:p>
+    <w:p>
+      <w:r>
+        <w:br/>
+      </w:r>
+    </w:p>
+    <w:p>
+      <w:pPr>
+        <w:jc w:val="both"/>
+      </w:pPr>
+      <w:r>
+        <w:t xml:space="preserve">Usando tu correo y contraseña, a partir de ahora, podrás acceder a tu perfil desde la pantalla de inicio de sesión. Desde tu perfil podrás publicar las habitaciones que </w:t>
+      </w:r>
       <w:r>
         <w:lastRenderedPageBreak/>
-        <w:br/>
-      </w:r>
-    </w:p>
-    <w:p>
-      <w:pPr>
-        <w:jc w:val="both"/>
-      </w:pPr>
-      <w:r>
-        <w:t xml:space="preserve">Usando tu correo y contraseña, a partir de ahora, podrás acceder a tu perfil desde la pantalla de inicio de sesión. Desde tu perfil podrás publicar las habitaciones que ofreces, si eres arrendador, o ver tu habitación alquilada, si eres inquilino. </w:t>
+        <w:t xml:space="preserve">ofreces, si eres arrendador, o ver tu habitación </w:t>
+      </w:r>
+      <w:r>
+        <w:t>a la que has solicitado visita</w:t>
+      </w:r>
+      <w:r>
+        <w:t xml:space="preserve">, si eres inquilino. </w:t>
       </w:r>
     </w:p>
     <w:p>
@@ -12970,7 +13445,7 @@
                     <pic:cNvPicPr/>
                   </pic:nvPicPr>
                   <pic:blipFill>
-                    <a:blip r:embed="rId36"/>
+                    <a:blip r:embed="rId37"/>
                     <a:stretch>
                       <a:fillRect/>
                     </a:stretch>
@@ -12996,32 +13471,163 @@
         <w:pStyle w:val="Descripcin"/>
       </w:pPr>
       <w:fldSimple w:instr=" SEQ Ilustración \* ARABIC ">
-        <w:bookmarkStart w:id="46" w:name="_Toc229690889"/>
-        <w:r>
-          <w:rPr>
-            <w:noProof/>
-          </w:rPr>
-          <w:t>18</w:t>
+        <w:bookmarkStart w:id="49" w:name="_Toc229852112"/>
+        <w:r>
+          <w:rPr>
+            <w:noProof/>
+          </w:rPr>
+          <w:t>20</w:t>
         </w:r>
       </w:fldSimple>
       <w:r>
         <w:t xml:space="preserve"> Inicio de sesión</w:t>
       </w:r>
-      <w:bookmarkEnd w:id="46"/>
+      <w:bookmarkEnd w:id="49"/>
     </w:p>
     <w:p>
       <w:pPr>
         <w:jc w:val="both"/>
       </w:pPr>
       <w:r>
-        <w:t xml:space="preserve">En la pestaña de Buscar, podrás explorar los diferentes anuncios de habitaciones disponibles. Podrás filtrar los resultados que buscas desde el buscador. </w:t>
-      </w:r>
-    </w:p>
-    <w:p>
-      <w:pPr>
+        <w:t>En la pestaña de Buscar, podrás explorar los diferentes anuncios de habitaciones disponibles. Podrás filtrar los resultados que buscas desde el buscador.</w:t>
+      </w:r>
+      <w:r>
+        <w:t xml:space="preserve"> Al seleccionar una habitación se abrirá un modal en el que podrás solicitar una visita si tienes una sesión abierta como inquilino. </w:t>
+      </w:r>
+    </w:p>
+    <w:p>
+      <w:pPr>
+        <w:keepNext/>
         <w:jc w:val="both"/>
       </w:pPr>
       <w:r>
+        <w:lastRenderedPageBreak/>
+        <w:drawing>
+          <wp:inline distT="0" distB="0" distL="0" distR="0" wp14:anchorId="46A5C485" wp14:editId="09DC3D56">
+            <wp:extent cx="5731510" cy="2720975"/>
+            <wp:effectExtent l="0" t="0" r="2540" b="3175"/>
+            <wp:docPr id="1690884593" name="Imagen 1"/>
+            <wp:cNvGraphicFramePr>
+              <a:graphicFrameLocks xmlns:a="http://schemas.openxmlformats.org/drawingml/2006/main" noChangeAspect="1"/>
+            </wp:cNvGraphicFramePr>
+            <a:graphic xmlns:a="http://schemas.openxmlformats.org/drawingml/2006/main">
+              <a:graphicData uri="http://schemas.openxmlformats.org/drawingml/2006/picture">
+                <pic:pic xmlns:pic="http://schemas.openxmlformats.org/drawingml/2006/picture">
+                  <pic:nvPicPr>
+                    <pic:cNvPr id="1690884593" name=""/>
+                    <pic:cNvPicPr/>
+                  </pic:nvPicPr>
+                  <pic:blipFill>
+                    <a:blip r:embed="rId38"/>
+                    <a:stretch>
+                      <a:fillRect/>
+                    </a:stretch>
+                  </pic:blipFill>
+                  <pic:spPr>
+                    <a:xfrm>
+                      <a:off x="0" y="0"/>
+                      <a:ext cx="5731510" cy="2720975"/>
+                    </a:xfrm>
+                    <a:prstGeom prst="rect">
+                      <a:avLst/>
+                    </a:prstGeom>
+                  </pic:spPr>
+                </pic:pic>
+              </a:graphicData>
+            </a:graphic>
+          </wp:inline>
+        </w:drawing>
+      </w:r>
+    </w:p>
+    <w:p>
+      <w:pPr>
+        <w:pStyle w:val="Descripcin"/>
+        <w:jc w:val="both"/>
+      </w:pPr>
+      <w:fldSimple w:instr=" SEQ Ilustración \* ARABIC ">
+        <w:bookmarkStart w:id="50" w:name="_Toc229852113"/>
+        <w:r>
+          <w:rPr>
+            <w:noProof/>
+          </w:rPr>
+          <w:t>21</w:t>
+        </w:r>
+      </w:fldSimple>
+      <w:r>
+        <w:t xml:space="preserve"> Página búsqueda</w:t>
+      </w:r>
+      <w:bookmarkEnd w:id="50"/>
+    </w:p>
+    <w:p>
+      <w:pPr>
+        <w:keepNext/>
+      </w:pPr>
+      <w:r>
+        <w:drawing>
+          <wp:inline distT="0" distB="0" distL="0" distR="0" wp14:anchorId="3B931D98" wp14:editId="652EFAF8">
+            <wp:extent cx="5731510" cy="2700655"/>
+            <wp:effectExtent l="0" t="0" r="2540" b="4445"/>
+            <wp:docPr id="811486564" name="Imagen 1"/>
+            <wp:cNvGraphicFramePr>
+              <a:graphicFrameLocks xmlns:a="http://schemas.openxmlformats.org/drawingml/2006/main" noChangeAspect="1"/>
+            </wp:cNvGraphicFramePr>
+            <a:graphic xmlns:a="http://schemas.openxmlformats.org/drawingml/2006/main">
+              <a:graphicData uri="http://schemas.openxmlformats.org/drawingml/2006/picture">
+                <pic:pic xmlns:pic="http://schemas.openxmlformats.org/drawingml/2006/picture">
+                  <pic:nvPicPr>
+                    <pic:cNvPr id="811486564" name=""/>
+                    <pic:cNvPicPr/>
+                  </pic:nvPicPr>
+                  <pic:blipFill>
+                    <a:blip r:embed="rId39"/>
+                    <a:stretch>
+                      <a:fillRect/>
+                    </a:stretch>
+                  </pic:blipFill>
+                  <pic:spPr>
+                    <a:xfrm>
+                      <a:off x="0" y="0"/>
+                      <a:ext cx="5731510" cy="2700655"/>
+                    </a:xfrm>
+                    <a:prstGeom prst="rect">
+                      <a:avLst/>
+                    </a:prstGeom>
+                  </pic:spPr>
+                </pic:pic>
+              </a:graphicData>
+            </a:graphic>
+          </wp:inline>
+        </w:drawing>
+      </w:r>
+    </w:p>
+    <w:p>
+      <w:pPr>
+        <w:pStyle w:val="Descripcin"/>
+      </w:pPr>
+      <w:fldSimple w:instr=" SEQ Ilustración \* ARABIC ">
+        <w:bookmarkStart w:id="51" w:name="_Toc229852114"/>
+        <w:r>
+          <w:rPr>
+            <w:noProof/>
+          </w:rPr>
+          <w:t>22</w:t>
+        </w:r>
+      </w:fldSimple>
+      <w:r>
+        <w:t xml:space="preserve"> Modal búsqueda</w:t>
+      </w:r>
+      <w:bookmarkEnd w:id="51"/>
+    </w:p>
+    <w:p>
+      <w:pPr>
+        <w:jc w:val="both"/>
+      </w:pPr>
+    </w:p>
+    <w:p>
+      <w:pPr>
+        <w:jc w:val="both"/>
+      </w:pPr>
+      <w:r>
         <w:t xml:space="preserve">En la pantalla de inicio encontrarás un resumen del proyecto y sus objetivos. </w:t>
       </w:r>
     </w:p>
@@ -13035,12 +13641,12 @@
       <w:pPr>
         <w:pStyle w:val="Ttulo2"/>
       </w:pPr>
-      <w:bookmarkStart w:id="47" w:name="_Toc229690856"/>
+      <w:bookmarkStart w:id="52" w:name="_Toc229852077"/>
       <w:r>
         <w:lastRenderedPageBreak/>
         <w:t>Instrucciones manipulación base de datos</w:t>
       </w:r>
-      <w:bookmarkEnd w:id="47"/>
+      <w:bookmarkEnd w:id="52"/>
     </w:p>
     <w:p>
       <w:pPr>
@@ -13137,21 +13743,21 @@
       <w:pPr>
         <w:pStyle w:val="Ttulo1"/>
       </w:pPr>
-      <w:bookmarkStart w:id="48" w:name="_Toc229690857"/>
+      <w:bookmarkStart w:id="53" w:name="_Toc229852078"/>
       <w:r>
         <w:t>Requisitos e instalación</w:t>
       </w:r>
-      <w:bookmarkEnd w:id="48"/>
+      <w:bookmarkEnd w:id="53"/>
     </w:p>
     <w:p>
       <w:pPr>
         <w:pStyle w:val="Ttulo2"/>
       </w:pPr>
-      <w:bookmarkStart w:id="49" w:name="_Toc229690858"/>
+      <w:bookmarkStart w:id="54" w:name="_Toc229852079"/>
       <w:r>
         <w:t>Requisitos del sistema</w:t>
       </w:r>
-      <w:bookmarkEnd w:id="49"/>
+      <w:bookmarkEnd w:id="54"/>
     </w:p>
     <w:p>
       <w:pPr>
@@ -13240,11 +13846,11 @@
       <w:pPr>
         <w:pStyle w:val="Ttulo2"/>
       </w:pPr>
-      <w:bookmarkStart w:id="50" w:name="_Toc229690859"/>
+      <w:bookmarkStart w:id="55" w:name="_Toc229852080"/>
       <w:r>
         <w:t>Instalación y ejecución</w:t>
       </w:r>
-      <w:bookmarkEnd w:id="50"/>
+      <w:bookmarkEnd w:id="55"/>
     </w:p>
     <w:p>
       <w:pPr>
@@ -13276,12 +13882,29 @@
         <w:jc w:val="both"/>
       </w:pPr>
       <w:r>
-        <w:t>Y para poder recrear la base de datos, se debe ejecutar el script que se encuentra en la carpeta “</w:t>
+        <w:t xml:space="preserve">Y para poder recrear la base de datos, se debe ejecutar el script </w:t>
+      </w:r>
+      <w:r>
+        <w:t>“</w:t>
+      </w:r>
+      <w:proofErr w:type="spellStart"/>
+      <w:r>
+        <w:t>AAscript_database_TODO.sql</w:t>
+      </w:r>
+      <w:proofErr w:type="spellEnd"/>
+      <w:r>
+        <w:t xml:space="preserve">” </w:t>
+      </w:r>
+      <w:r>
+        <w:t>que se encuentra en la carpeta “</w:t>
       </w:r>
       <w:proofErr w:type="spellStart"/>
       <w:r>
         <w:t>Database</w:t>
       </w:r>
+      <w:r>
+        <w:t>_scripts</w:t>
+      </w:r>
       <w:proofErr w:type="spellEnd"/>
       <w:r>
         <w:t>”,</w:t>
@@ -13311,21 +13934,21 @@
       <w:pPr>
         <w:pStyle w:val="Ttulo1"/>
       </w:pPr>
-      <w:bookmarkStart w:id="51" w:name="_Toc229690860"/>
+      <w:bookmarkStart w:id="56" w:name="_Toc229852081"/>
       <w:r>
         <w:t>Plan de negocio</w:t>
       </w:r>
-      <w:bookmarkEnd w:id="51"/>
+      <w:bookmarkEnd w:id="56"/>
     </w:p>
     <w:p>
       <w:pPr>
         <w:pStyle w:val="Ttulo2"/>
       </w:pPr>
-      <w:bookmarkStart w:id="52" w:name="_Toc229690861"/>
+      <w:bookmarkStart w:id="57" w:name="_Toc229852082"/>
       <w:r>
         <w:t>Público objetivo</w:t>
       </w:r>
-      <w:bookmarkEnd w:id="52"/>
+      <w:bookmarkEnd w:id="57"/>
     </w:p>
     <w:p>
       <w:pPr>
@@ -13356,11 +13979,11 @@
       <w:pPr>
         <w:pStyle w:val="Ttulo2"/>
       </w:pPr>
-      <w:bookmarkStart w:id="53" w:name="_Toc229690862"/>
+      <w:bookmarkStart w:id="58" w:name="_Toc229852083"/>
       <w:r>
         <w:t>Utilidad social</w:t>
       </w:r>
-      <w:bookmarkEnd w:id="53"/>
+      <w:bookmarkEnd w:id="58"/>
     </w:p>
     <w:p>
       <w:pPr>
@@ -13405,11 +14028,11 @@
       <w:pPr>
         <w:pStyle w:val="Ttulo2"/>
       </w:pPr>
-      <w:bookmarkStart w:id="54" w:name="_Toc229690863"/>
+      <w:bookmarkStart w:id="59" w:name="_Toc229852084"/>
       <w:r>
         <w:t>Costes y beneficios</w:t>
       </w:r>
-      <w:bookmarkEnd w:id="54"/>
+      <w:bookmarkEnd w:id="59"/>
     </w:p>
     <w:p>
       <w:pPr>
@@ -13447,7 +14070,7 @@
         </w:rPr>
         <w:t xml:space="preserve">Alquiler de oficinas </w:t>
       </w:r>
-      <w:hyperlink r:id="rId37">
+      <w:hyperlink r:id="rId40">
         <w:r>
           <w:rPr>
             <w:rStyle w:val="Hipervnculo"/>
@@ -13581,7 +14204,6 @@
         <w:rPr>
           <w:rFonts w:ascii="Aptos" w:eastAsia="Aptos" w:hAnsi="Aptos" w:cs="Aptos"/>
         </w:rPr>
-        <w:lastRenderedPageBreak/>
         <w:t xml:space="preserve">Plan de Hostinger Cloud </w:t>
       </w:r>
       <w:proofErr w:type="gramStart"/>
@@ -13743,22 +14365,22 @@
       <w:pPr>
         <w:pStyle w:val="Ttulo1"/>
       </w:pPr>
-      <w:bookmarkStart w:id="55" w:name="_Toc229690864"/>
+      <w:bookmarkStart w:id="60" w:name="_Toc229852085"/>
       <w:r>
         <w:lastRenderedPageBreak/>
         <w:t>Prevención de Riesgos Laborales</w:t>
       </w:r>
-      <w:bookmarkEnd w:id="55"/>
+      <w:bookmarkEnd w:id="60"/>
     </w:p>
     <w:p>
       <w:pPr>
         <w:pStyle w:val="Ttulo2"/>
       </w:pPr>
-      <w:bookmarkStart w:id="56" w:name="_Toc229690865"/>
+      <w:bookmarkStart w:id="61" w:name="_Toc229852086"/>
       <w:r>
         <w:t>Riesgos derivados de los espacio y equipos de trabajo</w:t>
       </w:r>
-      <w:bookmarkEnd w:id="56"/>
+      <w:bookmarkEnd w:id="61"/>
     </w:p>
     <w:p>
       <w:pPr>
@@ -13909,11 +14531,11 @@
       <w:pPr>
         <w:pStyle w:val="Ttulo2"/>
       </w:pPr>
-      <w:bookmarkStart w:id="57" w:name="_Toc229690866"/>
+      <w:bookmarkStart w:id="62" w:name="_Toc229852087"/>
       <w:r>
         <w:t>Agentes físicos</w:t>
       </w:r>
-      <w:bookmarkEnd w:id="57"/>
+      <w:bookmarkEnd w:id="62"/>
     </w:p>
     <w:p>
       <w:pPr>
@@ -14308,11 +14930,11 @@
       <w:pPr>
         <w:pStyle w:val="Ttulo2"/>
       </w:pPr>
-      <w:bookmarkStart w:id="58" w:name="_Toc229690867"/>
+      <w:bookmarkStart w:id="63" w:name="_Toc229852088"/>
       <w:r>
         <w:t>Riesgos ergonómicos y psicosociales</w:t>
       </w:r>
-      <w:bookmarkEnd w:id="58"/>
+      <w:bookmarkEnd w:id="63"/>
     </w:p>
     <w:p>
       <w:pPr>
@@ -14396,21 +15018,21 @@
       <w:pPr>
         <w:pStyle w:val="Ttulo1"/>
       </w:pPr>
-      <w:bookmarkStart w:id="59" w:name="_Toc229690868"/>
+      <w:bookmarkStart w:id="64" w:name="_Toc229852089"/>
       <w:r>
         <w:t>Conclusiones</w:t>
       </w:r>
-      <w:bookmarkEnd w:id="59"/>
+      <w:bookmarkEnd w:id="64"/>
     </w:p>
     <w:p>
       <w:pPr>
         <w:pStyle w:val="Ttulo2"/>
       </w:pPr>
-      <w:bookmarkStart w:id="60" w:name="_Toc229690869"/>
+      <w:bookmarkStart w:id="65" w:name="_Toc229852090"/>
       <w:r>
         <w:t>Conclusiones sobre el trabajo realizado</w:t>
       </w:r>
-      <w:bookmarkEnd w:id="60"/>
+      <w:bookmarkEnd w:id="65"/>
     </w:p>
     <w:p>
       <w:pPr>
@@ -14484,11 +15106,11 @@
       <w:pPr>
         <w:pStyle w:val="Ttulo2"/>
       </w:pPr>
-      <w:bookmarkStart w:id="61" w:name="_Toc229690870"/>
+      <w:bookmarkStart w:id="66" w:name="_Toc229852091"/>
       <w:r>
         <w:t>Posibles ampliaciones y mejoras</w:t>
       </w:r>
-      <w:bookmarkEnd w:id="61"/>
+      <w:bookmarkEnd w:id="66"/>
     </w:p>
     <w:p>
       <w:pPr>
@@ -14519,7 +15141,13 @@
         <w:jc w:val="both"/>
       </w:pPr>
       <w:r>
-        <w:t xml:space="preserve">Otra posible mejora sería, como se ha mencionado antes, la implementación de búsqueda a través de un mapa ya que haría la experiencia de búsqueda de habitaciones más visual y atractiva. </w:t>
+        <w:t>Otra posible mejora sería, como se ha mencionado antes, la implementación de búsqueda a través de un mapa</w:t>
+      </w:r>
+      <w:r>
+        <w:t>,</w:t>
+      </w:r>
+      <w:r>
+        <w:t xml:space="preserve"> ya que haría la experiencia de búsqueda de habitaciones más visual y atractiva. </w:t>
       </w:r>
     </w:p>
     <w:p>
@@ -14545,11 +15173,9 @@
       <w:r>
         <w:t xml:space="preserve"> móvil es una posibilidad </w:t>
       </w:r>
-      <w:proofErr w:type="gramStart"/>
-      <w:r>
-        <w:t>a</w:t>
-      </w:r>
-      <w:proofErr w:type="gramEnd"/>
+      <w:r>
+        <w:t>para</w:t>
+      </w:r>
       <w:r>
         <w:t xml:space="preserve"> tener en cuenta. Usando programas como </w:t>
       </w:r>
@@ -14598,12 +15224,12 @@
       <w:pPr>
         <w:pStyle w:val="Ttulo1"/>
       </w:pPr>
-      <w:bookmarkStart w:id="62" w:name="_Toc229690871"/>
+      <w:bookmarkStart w:id="67" w:name="_Toc229852092"/>
       <w:r>
         <w:lastRenderedPageBreak/>
         <w:t>Bibliografía</w:t>
       </w:r>
-      <w:bookmarkEnd w:id="62"/>
+      <w:bookmarkEnd w:id="67"/>
     </w:p>
     <w:p>
       <w:pPr>
@@ -14722,7 +15348,7 @@
         </w:rPr>
         <w:t xml:space="preserve"> </w:t>
       </w:r>
-      <w:hyperlink r:id="rId38">
+      <w:hyperlink r:id="rId41">
         <w:r>
           <w:rPr>
             <w:rStyle w:val="Hipervnculo"/>
@@ -14764,7 +15390,7 @@
         </w:rPr>
         <w:t xml:space="preserve">IES Mutxamel. </w:t>
       </w:r>
-      <w:hyperlink r:id="rId39">
+      <w:hyperlink r:id="rId42">
         <w:r>
           <w:rPr>
             <w:rStyle w:val="Hipervnculo"/>
@@ -14806,7 +15432,7 @@
         </w:rPr>
         <w:t xml:space="preserve">IES Mutxamel. </w:t>
       </w:r>
-      <w:hyperlink r:id="rId40">
+      <w:hyperlink r:id="rId43">
         <w:r>
           <w:rPr>
             <w:rStyle w:val="Hipervnculo"/>
@@ -14840,7 +15466,7 @@
         </w:rPr>
         <w:t xml:space="preserve">. </w:t>
       </w:r>
-      <w:hyperlink r:id="rId41">
+      <w:hyperlink r:id="rId44">
         <w:r>
           <w:rPr>
             <w:rStyle w:val="Hipervnculo"/>
@@ -14852,8 +15478,8 @@
     </w:p>
     <w:p/>
     <w:sectPr>
-      <w:headerReference w:type="default" r:id="rId42"/>
-      <w:footerReference w:type="default" r:id="rId43"/>
+      <w:headerReference w:type="default" r:id="rId45"/>
+      <w:footerReference w:type="default" r:id="rId46"/>
       <w:pgSz w:w="11906" w:h="16838"/>
       <w:pgMar w:top="1440" w:right="1440" w:bottom="1440" w:left="1440" w:header="283" w:footer="720" w:gutter="0"/>
       <w:cols w:space="720"/>
@@ -18568,12 +19194,7 @@
 </file>
 
 <file path=customXml/item3.xml><?xml version="1.0" encoding="utf-8"?>
-<?mso-contentType ?>
-<FormTemplates xmlns="http://schemas.microsoft.com/sharepoint/v3/contenttype/forms">
-  <Display>DocumentLibraryForm</Display>
-  <Edit>DocumentLibraryForm</Edit>
-  <New>DocumentLibraryForm</New>
-</FormTemplates>
+<b:Sources xmlns:b="http://schemas.openxmlformats.org/officeDocument/2006/bibliography" xmlns="http://schemas.openxmlformats.org/officeDocument/2006/bibliography" SelectedStyle="\APASixthEditionOfficeOnline.xsl" StyleName="APA" Version="6"/>
 </file>
 
 <file path=customXml/item4.xml><?xml version="1.0" encoding="utf-8"?>
@@ -18727,7 +19348,12 @@
 </file>
 
 <file path=customXml/item5.xml><?xml version="1.0" encoding="utf-8"?>
-<b:Sources xmlns:b="http://schemas.openxmlformats.org/officeDocument/2006/bibliography" xmlns="http://schemas.openxmlformats.org/officeDocument/2006/bibliography" SelectedStyle="\APASixthEditionOfficeOnline.xsl" StyleName="APA" Version="6"/>
+<?mso-contentType ?>
+<FormTemplates xmlns="http://schemas.microsoft.com/sharepoint/v3/contenttype/forms">
+  <Display>DocumentLibraryForm</Display>
+  <Edit>DocumentLibraryForm</Edit>
+  <New>DocumentLibraryForm</New>
+</FormTemplates>
 </file>
 
 <file path=customXml/itemProps1.xml><?xml version="1.0" encoding="utf-8"?>
@@ -18749,9 +19375,9 @@
 </file>
 
 <file path=customXml/itemProps3.xml><?xml version="1.0" encoding="utf-8"?>
-<ds:datastoreItem xmlns:ds="http://schemas.openxmlformats.org/officeDocument/2006/customXml" ds:itemID="{9C62D19F-2C4B-4163-B98D-18BF5B309744}">
+<ds:datastoreItem xmlns:ds="http://schemas.openxmlformats.org/officeDocument/2006/customXml" ds:itemID="{84CA4A16-CE6B-4C64-8CA7-CF5CBE9EE313}">
   <ds:schemaRefs>
-    <ds:schemaRef ds:uri="http://schemas.microsoft.com/sharepoint/v3/contenttype/forms"/>
+    <ds:schemaRef ds:uri="http://schemas.openxmlformats.org/officeDocument/2006/bibliography"/>
   </ds:schemaRefs>
 </ds:datastoreItem>
 </file>
@@ -18775,9 +19401,9 @@
 </file>
 
 <file path=customXml/itemProps5.xml><?xml version="1.0" encoding="utf-8"?>
-<ds:datastoreItem xmlns:ds="http://schemas.openxmlformats.org/officeDocument/2006/customXml" ds:itemID="{84CA4A16-CE6B-4C64-8CA7-CF5CBE9EE313}">
+<ds:datastoreItem xmlns:ds="http://schemas.openxmlformats.org/officeDocument/2006/customXml" ds:itemID="{9C62D19F-2C4B-4163-B98D-18BF5B309744}">
   <ds:schemaRefs>
-    <ds:schemaRef ds:uri="http://schemas.openxmlformats.org/officeDocument/2006/bibliography"/>
+    <ds:schemaRef ds:uri="http://schemas.microsoft.com/sharepoint/v3/contenttype/forms"/>
   </ds:schemaRefs>
 </ds:datastoreItem>
 </file>
--- a/Documentación_final.docx
+++ b/Documentación_final.docx
@@ -1577,7 +1577,7 @@
           <w:r>
             <w:fldChar w:fldCharType="separate"/>
           </w:r>
-          <w:hyperlink w:anchor="_Toc229852050" w:history="1">
+          <w:hyperlink w:anchor="_Toc229854702" w:history="1">
             <w:r>
               <w:rPr>
                 <w:rStyle w:val="Hipervnculo"/>
@@ -1621,7 +1621,7 @@
                 <w:noProof/>
                 <w:webHidden/>
               </w:rPr>
-              <w:instrText xml:space="preserve"> PAGEREF _Toc229852050 \h </w:instrText>
+              <w:instrText xml:space="preserve"> PAGEREF _Toc229854702 \h </w:instrText>
             </w:r>
             <w:r>
               <w:rPr>
@@ -1641,7 +1641,7 @@
                 <w:noProof/>
                 <w:webHidden/>
               </w:rPr>
-              <w:t>5</w:t>
+              <w:t>6</w:t>
             </w:r>
             <w:r>
               <w:rPr>
@@ -1666,7 +1666,7 @@
               <w14:ligatures w14:val="standardContextual"/>
             </w:rPr>
           </w:pPr>
-          <w:hyperlink w:anchor="_Toc229852051" w:history="1">
+          <w:hyperlink w:anchor="_Toc229854703" w:history="1">
             <w:r>
               <w:rPr>
                 <w:rStyle w:val="Hipervnculo"/>
@@ -1693,7 +1693,7 @@
                 <w:noProof/>
                 <w:webHidden/>
               </w:rPr>
-              <w:instrText xml:space="preserve"> PAGEREF _Toc229852051 \h </w:instrText>
+              <w:instrText xml:space="preserve"> PAGEREF _Toc229854703 \h </w:instrText>
             </w:r>
             <w:r>
               <w:rPr>
@@ -1713,7 +1713,7 @@
                 <w:noProof/>
                 <w:webHidden/>
               </w:rPr>
-              <w:t>5</w:t>
+              <w:t>6</w:t>
             </w:r>
             <w:r>
               <w:rPr>
@@ -1738,7 +1738,7 @@
               <w14:ligatures w14:val="standardContextual"/>
             </w:rPr>
           </w:pPr>
-          <w:hyperlink w:anchor="_Toc229852052" w:history="1">
+          <w:hyperlink w:anchor="_Toc229854704" w:history="1">
             <w:r>
               <w:rPr>
                 <w:rStyle w:val="Hipervnculo"/>
@@ -1765,7 +1765,7 @@
                 <w:noProof/>
                 <w:webHidden/>
               </w:rPr>
-              <w:instrText xml:space="preserve"> PAGEREF _Toc229852052 \h </w:instrText>
+              <w:instrText xml:space="preserve"> PAGEREF _Toc229854704 \h </w:instrText>
             </w:r>
             <w:r>
               <w:rPr>
@@ -1785,7 +1785,7 @@
                 <w:noProof/>
                 <w:webHidden/>
               </w:rPr>
-              <w:t>5</w:t>
+              <w:t>6</w:t>
             </w:r>
             <w:r>
               <w:rPr>
@@ -1810,7 +1810,7 @@
               <w14:ligatures w14:val="standardContextual"/>
             </w:rPr>
           </w:pPr>
-          <w:hyperlink w:anchor="_Toc229852053" w:history="1">
+          <w:hyperlink w:anchor="_Toc229854705" w:history="1">
             <w:r>
               <w:rPr>
                 <w:rStyle w:val="Hipervnculo"/>
@@ -1837,7 +1837,7 @@
                 <w:noProof/>
                 <w:webHidden/>
               </w:rPr>
-              <w:instrText xml:space="preserve"> PAGEREF _Toc229852053 \h </w:instrText>
+              <w:instrText xml:space="preserve"> PAGEREF _Toc229854705 \h </w:instrText>
             </w:r>
             <w:r>
               <w:rPr>
@@ -1857,7 +1857,7 @@
                 <w:noProof/>
                 <w:webHidden/>
               </w:rPr>
-              <w:t>5</w:t>
+              <w:t>6</w:t>
             </w:r>
             <w:r>
               <w:rPr>
@@ -1883,7 +1883,7 @@
               <w14:ligatures w14:val="standardContextual"/>
             </w:rPr>
           </w:pPr>
-          <w:hyperlink w:anchor="_Toc229852054" w:history="1">
+          <w:hyperlink w:anchor="_Toc229854706" w:history="1">
             <w:r>
               <w:rPr>
                 <w:rStyle w:val="Hipervnculo"/>
@@ -1927,7 +1927,7 @@
                 <w:noProof/>
                 <w:webHidden/>
               </w:rPr>
-              <w:instrText xml:space="preserve"> PAGEREF _Toc229852054 \h </w:instrText>
+              <w:instrText xml:space="preserve"> PAGEREF _Toc229854706 \h </w:instrText>
             </w:r>
             <w:r>
               <w:rPr>
@@ -1947,7 +1947,7 @@
                 <w:noProof/>
                 <w:webHidden/>
               </w:rPr>
-              <w:t>6</w:t>
+              <w:t>7</w:t>
             </w:r>
             <w:r>
               <w:rPr>
@@ -1972,7 +1972,7 @@
               <w14:ligatures w14:val="standardContextual"/>
             </w:rPr>
           </w:pPr>
-          <w:hyperlink w:anchor="_Toc229852055" w:history="1">
+          <w:hyperlink w:anchor="_Toc229854707" w:history="1">
             <w:r>
               <w:rPr>
                 <w:rStyle w:val="Hipervnculo"/>
@@ -1999,7 +1999,7 @@
                 <w:noProof/>
                 <w:webHidden/>
               </w:rPr>
-              <w:instrText xml:space="preserve"> PAGEREF _Toc229852055 \h </w:instrText>
+              <w:instrText xml:space="preserve"> PAGEREF _Toc229854707 \h </w:instrText>
             </w:r>
             <w:r>
               <w:rPr>
@@ -2019,7 +2019,7 @@
                 <w:noProof/>
                 <w:webHidden/>
               </w:rPr>
-              <w:t>6</w:t>
+              <w:t>7</w:t>
             </w:r>
             <w:r>
               <w:rPr>
@@ -2044,7 +2044,7 @@
               <w14:ligatures w14:val="standardContextual"/>
             </w:rPr>
           </w:pPr>
-          <w:hyperlink w:anchor="_Toc229852056" w:history="1">
+          <w:hyperlink w:anchor="_Toc229854708" w:history="1">
             <w:r>
               <w:rPr>
                 <w:rStyle w:val="Hipervnculo"/>
@@ -2071,7 +2071,7 @@
                 <w:noProof/>
                 <w:webHidden/>
               </w:rPr>
-              <w:instrText xml:space="preserve"> PAGEREF _Toc229852056 \h </w:instrText>
+              <w:instrText xml:space="preserve"> PAGEREF _Toc229854708 \h </w:instrText>
             </w:r>
             <w:r>
               <w:rPr>
@@ -2091,7 +2091,7 @@
                 <w:noProof/>
                 <w:webHidden/>
               </w:rPr>
-              <w:t>7</w:t>
+              <w:t>8</w:t>
             </w:r>
             <w:r>
               <w:rPr>
@@ -2116,7 +2116,7 @@
               <w14:ligatures w14:val="standardContextual"/>
             </w:rPr>
           </w:pPr>
-          <w:hyperlink w:anchor="_Toc229852057" w:history="1">
+          <w:hyperlink w:anchor="_Toc229854709" w:history="1">
             <w:r>
               <w:rPr>
                 <w:rStyle w:val="Hipervnculo"/>
@@ -2144,7 +2144,7 @@
                 <w:noProof/>
                 <w:webHidden/>
               </w:rPr>
-              <w:instrText xml:space="preserve"> PAGEREF _Toc229852057 \h </w:instrText>
+              <w:instrText xml:space="preserve"> PAGEREF _Toc229854709 \h </w:instrText>
             </w:r>
             <w:r>
               <w:rPr>
@@ -2164,7 +2164,7 @@
                 <w:noProof/>
                 <w:webHidden/>
               </w:rPr>
-              <w:t>8</w:t>
+              <w:t>9</w:t>
             </w:r>
             <w:r>
               <w:rPr>
@@ -2190,7 +2190,7 @@
               <w14:ligatures w14:val="standardContextual"/>
             </w:rPr>
           </w:pPr>
-          <w:hyperlink w:anchor="_Toc229852058" w:history="1">
+          <w:hyperlink w:anchor="_Toc229854710" w:history="1">
             <w:r>
               <w:rPr>
                 <w:rStyle w:val="Hipervnculo"/>
@@ -2234,7 +2234,7 @@
                 <w:noProof/>
                 <w:webHidden/>
               </w:rPr>
-              <w:instrText xml:space="preserve"> PAGEREF _Toc229852058 \h </w:instrText>
+              <w:instrText xml:space="preserve"> PAGEREF _Toc229854710 \h </w:instrText>
             </w:r>
             <w:r>
               <w:rPr>
@@ -2254,7 +2254,7 @@
                 <w:noProof/>
                 <w:webHidden/>
               </w:rPr>
-              <w:t>9</w:t>
+              <w:t>10</w:t>
             </w:r>
             <w:r>
               <w:rPr>
@@ -2279,7 +2279,7 @@
               <w14:ligatures w14:val="standardContextual"/>
             </w:rPr>
           </w:pPr>
-          <w:hyperlink w:anchor="_Toc229852059" w:history="1">
+          <w:hyperlink w:anchor="_Toc229854711" w:history="1">
             <w:r>
               <w:rPr>
                 <w:rStyle w:val="Hipervnculo"/>
@@ -2306,7 +2306,7 @@
                 <w:noProof/>
                 <w:webHidden/>
               </w:rPr>
-              <w:instrText xml:space="preserve"> PAGEREF _Toc229852059 \h </w:instrText>
+              <w:instrText xml:space="preserve"> PAGEREF _Toc229854711 \h </w:instrText>
             </w:r>
             <w:r>
               <w:rPr>
@@ -2326,7 +2326,7 @@
                 <w:noProof/>
                 <w:webHidden/>
               </w:rPr>
-              <w:t>9</w:t>
+              <w:t>10</w:t>
             </w:r>
             <w:r>
               <w:rPr>
@@ -2351,7 +2351,7 @@
               <w14:ligatures w14:val="standardContextual"/>
             </w:rPr>
           </w:pPr>
-          <w:hyperlink w:anchor="_Toc229852060" w:history="1">
+          <w:hyperlink w:anchor="_Toc229854712" w:history="1">
             <w:r>
               <w:rPr>
                 <w:rStyle w:val="Hipervnculo"/>
@@ -2378,7 +2378,7 @@
                 <w:noProof/>
                 <w:webHidden/>
               </w:rPr>
-              <w:instrText xml:space="preserve"> PAGEREF _Toc229852060 \h </w:instrText>
+              <w:instrText xml:space="preserve"> PAGEREF _Toc229854712 \h </w:instrText>
             </w:r>
             <w:r>
               <w:rPr>
@@ -2398,7 +2398,7 @@
                 <w:noProof/>
                 <w:webHidden/>
               </w:rPr>
-              <w:t>10</w:t>
+              <w:t>11</w:t>
             </w:r>
             <w:r>
               <w:rPr>
@@ -2423,7 +2423,7 @@
               <w14:ligatures w14:val="standardContextual"/>
             </w:rPr>
           </w:pPr>
-          <w:hyperlink w:anchor="_Toc229852061" w:history="1">
+          <w:hyperlink w:anchor="_Toc229854713" w:history="1">
             <w:r>
               <w:rPr>
                 <w:rStyle w:val="Hipervnculo"/>
@@ -2450,7 +2450,7 @@
                 <w:noProof/>
                 <w:webHidden/>
               </w:rPr>
-              <w:instrText xml:space="preserve"> PAGEREF _Toc229852061 \h </w:instrText>
+              <w:instrText xml:space="preserve"> PAGEREF _Toc229854713 \h </w:instrText>
             </w:r>
             <w:r>
               <w:rPr>
@@ -2470,7 +2470,7 @@
                 <w:noProof/>
                 <w:webHidden/>
               </w:rPr>
-              <w:t>11</w:t>
+              <w:t>12</w:t>
             </w:r>
             <w:r>
               <w:rPr>
@@ -2495,7 +2495,7 @@
               <w14:ligatures w14:val="standardContextual"/>
             </w:rPr>
           </w:pPr>
-          <w:hyperlink w:anchor="_Toc229852062" w:history="1">
+          <w:hyperlink w:anchor="_Toc229854714" w:history="1">
             <w:r>
               <w:rPr>
                 <w:rStyle w:val="Hipervnculo"/>
@@ -2522,7 +2522,7 @@
                 <w:noProof/>
                 <w:webHidden/>
               </w:rPr>
-              <w:instrText xml:space="preserve"> PAGEREF _Toc229852062 \h </w:instrText>
+              <w:instrText xml:space="preserve"> PAGEREF _Toc229854714 \h </w:instrText>
             </w:r>
             <w:r>
               <w:rPr>
@@ -2542,7 +2542,7 @@
                 <w:noProof/>
                 <w:webHidden/>
               </w:rPr>
-              <w:t>12</w:t>
+              <w:t>13</w:t>
             </w:r>
             <w:r>
               <w:rPr>
@@ -2567,7 +2567,7 @@
               <w14:ligatures w14:val="standardContextual"/>
             </w:rPr>
           </w:pPr>
-          <w:hyperlink w:anchor="_Toc229852063" w:history="1">
+          <w:hyperlink w:anchor="_Toc229854715" w:history="1">
             <w:r>
               <w:rPr>
                 <w:rStyle w:val="Hipervnculo"/>
@@ -2594,7 +2594,7 @@
                 <w:noProof/>
                 <w:webHidden/>
               </w:rPr>
-              <w:instrText xml:space="preserve"> PAGEREF _Toc229852063 \h </w:instrText>
+              <w:instrText xml:space="preserve"> PAGEREF _Toc229854715 \h </w:instrText>
             </w:r>
             <w:r>
               <w:rPr>
@@ -2614,7 +2614,7 @@
                 <w:noProof/>
                 <w:webHidden/>
               </w:rPr>
-              <w:t>12</w:t>
+              <w:t>13</w:t>
             </w:r>
             <w:r>
               <w:rPr>
@@ -2639,7 +2639,7 @@
               <w14:ligatures w14:val="standardContextual"/>
             </w:rPr>
           </w:pPr>
-          <w:hyperlink w:anchor="_Toc229852064" w:history="1">
+          <w:hyperlink w:anchor="_Toc229854716" w:history="1">
             <w:r>
               <w:rPr>
                 <w:rStyle w:val="Hipervnculo"/>
@@ -2666,7 +2666,7 @@
                 <w:noProof/>
                 <w:webHidden/>
               </w:rPr>
-              <w:instrText xml:space="preserve"> PAGEREF _Toc229852064 \h </w:instrText>
+              <w:instrText xml:space="preserve"> PAGEREF _Toc229854716 \h </w:instrText>
             </w:r>
             <w:r>
               <w:rPr>
@@ -2686,7 +2686,7 @@
                 <w:noProof/>
                 <w:webHidden/>
               </w:rPr>
-              <w:t>13</w:t>
+              <w:t>14</w:t>
             </w:r>
             <w:r>
               <w:rPr>
@@ -2712,7 +2712,7 @@
               <w14:ligatures w14:val="standardContextual"/>
             </w:rPr>
           </w:pPr>
-          <w:hyperlink w:anchor="_Toc229852065" w:history="1">
+          <w:hyperlink w:anchor="_Toc229854717" w:history="1">
             <w:r>
               <w:rPr>
                 <w:rStyle w:val="Hipervnculo"/>
@@ -2756,7 +2756,7 @@
                 <w:noProof/>
                 <w:webHidden/>
               </w:rPr>
-              <w:instrText xml:space="preserve"> PAGEREF _Toc229852065 \h </w:instrText>
+              <w:instrText xml:space="preserve"> PAGEREF _Toc229854717 \h </w:instrText>
             </w:r>
             <w:r>
               <w:rPr>
@@ -2776,7 +2776,7 @@
                 <w:noProof/>
                 <w:webHidden/>
               </w:rPr>
-              <w:t>15</w:t>
+              <w:t>16</w:t>
             </w:r>
             <w:r>
               <w:rPr>
@@ -2801,7 +2801,7 @@
               <w14:ligatures w14:val="standardContextual"/>
             </w:rPr>
           </w:pPr>
-          <w:hyperlink w:anchor="_Toc229852066" w:history="1">
+          <w:hyperlink w:anchor="_Toc229854718" w:history="1">
             <w:r>
               <w:rPr>
                 <w:rStyle w:val="Hipervnculo"/>
@@ -2828,7 +2828,7 @@
                 <w:noProof/>
                 <w:webHidden/>
               </w:rPr>
-              <w:instrText xml:space="preserve"> PAGEREF _Toc229852066 \h </w:instrText>
+              <w:instrText xml:space="preserve"> PAGEREF _Toc229854718 \h </w:instrText>
             </w:r>
             <w:r>
               <w:rPr>
@@ -2848,7 +2848,7 @@
                 <w:noProof/>
                 <w:webHidden/>
               </w:rPr>
-              <w:t>15</w:t>
+              <w:t>16</w:t>
             </w:r>
             <w:r>
               <w:rPr>
@@ -2873,7 +2873,7 @@
               <w14:ligatures w14:val="standardContextual"/>
             </w:rPr>
           </w:pPr>
-          <w:hyperlink w:anchor="_Toc229852067" w:history="1">
+          <w:hyperlink w:anchor="_Toc229854719" w:history="1">
             <w:r>
               <w:rPr>
                 <w:rStyle w:val="Hipervnculo"/>
@@ -2900,7 +2900,7 @@
                 <w:noProof/>
                 <w:webHidden/>
               </w:rPr>
-              <w:instrText xml:space="preserve"> PAGEREF _Toc229852067 \h </w:instrText>
+              <w:instrText xml:space="preserve"> PAGEREF _Toc229854719 \h </w:instrText>
             </w:r>
             <w:r>
               <w:rPr>
@@ -2920,7 +2920,7 @@
                 <w:noProof/>
                 <w:webHidden/>
               </w:rPr>
-              <w:t>16</w:t>
+              <w:t>17</w:t>
             </w:r>
             <w:r>
               <w:rPr>
@@ -2945,7 +2945,7 @@
               <w14:ligatures w14:val="standardContextual"/>
             </w:rPr>
           </w:pPr>
-          <w:hyperlink w:anchor="_Toc229852068" w:history="1">
+          <w:hyperlink w:anchor="_Toc229854720" w:history="1">
             <w:r>
               <w:rPr>
                 <w:rStyle w:val="Hipervnculo"/>
@@ -2972,7 +2972,7 @@
                 <w:noProof/>
                 <w:webHidden/>
               </w:rPr>
-              <w:instrText xml:space="preserve"> PAGEREF _Toc229852068 \h </w:instrText>
+              <w:instrText xml:space="preserve"> PAGEREF _Toc229854720 \h </w:instrText>
             </w:r>
             <w:r>
               <w:rPr>
@@ -2992,7 +2992,7 @@
                 <w:noProof/>
                 <w:webHidden/>
               </w:rPr>
-              <w:t>17</w:t>
+              <w:t>18</w:t>
             </w:r>
             <w:r>
               <w:rPr>
@@ -3017,7 +3017,7 @@
               <w14:ligatures w14:val="standardContextual"/>
             </w:rPr>
           </w:pPr>
-          <w:hyperlink w:anchor="_Toc229852069" w:history="1">
+          <w:hyperlink w:anchor="_Toc229854721" w:history="1">
             <w:r>
               <w:rPr>
                 <w:rStyle w:val="Hipervnculo"/>
@@ -3044,7 +3044,7 @@
                 <w:noProof/>
                 <w:webHidden/>
               </w:rPr>
-              <w:instrText xml:space="preserve"> PAGEREF _Toc229852069 \h </w:instrText>
+              <w:instrText xml:space="preserve"> PAGEREF _Toc229854721 \h </w:instrText>
             </w:r>
             <w:r>
               <w:rPr>
@@ -3064,7 +3064,7 @@
                 <w:noProof/>
                 <w:webHidden/>
               </w:rPr>
-              <w:t>18</w:t>
+              <w:t>19</w:t>
             </w:r>
             <w:r>
               <w:rPr>
@@ -3090,7 +3090,7 @@
               <w14:ligatures w14:val="standardContextual"/>
             </w:rPr>
           </w:pPr>
-          <w:hyperlink w:anchor="_Toc229852070" w:history="1">
+          <w:hyperlink w:anchor="_Toc229854722" w:history="1">
             <w:r>
               <w:rPr>
                 <w:rStyle w:val="Hipervnculo"/>
@@ -3134,7 +3134,7 @@
                 <w:noProof/>
                 <w:webHidden/>
               </w:rPr>
-              <w:instrText xml:space="preserve"> PAGEREF _Toc229852070 \h </w:instrText>
+              <w:instrText xml:space="preserve"> PAGEREF _Toc229854722 \h </w:instrText>
             </w:r>
             <w:r>
               <w:rPr>
@@ -3154,7 +3154,7 @@
                 <w:noProof/>
                 <w:webHidden/>
               </w:rPr>
-              <w:t>20</w:t>
+              <w:t>21</w:t>
             </w:r>
             <w:r>
               <w:rPr>
@@ -3179,7 +3179,7 @@
               <w14:ligatures w14:val="standardContextual"/>
             </w:rPr>
           </w:pPr>
-          <w:hyperlink w:anchor="_Toc229852071" w:history="1">
+          <w:hyperlink w:anchor="_Toc229854723" w:history="1">
             <w:r>
               <w:rPr>
                 <w:rStyle w:val="Hipervnculo"/>
@@ -3206,7 +3206,7 @@
                 <w:noProof/>
                 <w:webHidden/>
               </w:rPr>
-              <w:instrText xml:space="preserve"> PAGEREF _Toc229852071 \h </w:instrText>
+              <w:instrText xml:space="preserve"> PAGEREF _Toc229854723 \h </w:instrText>
             </w:r>
             <w:r>
               <w:rPr>
@@ -3226,7 +3226,7 @@
                 <w:noProof/>
                 <w:webHidden/>
               </w:rPr>
-              <w:t>20</w:t>
+              <w:t>21</w:t>
             </w:r>
             <w:r>
               <w:rPr>
@@ -3251,7 +3251,7 @@
               <w14:ligatures w14:val="standardContextual"/>
             </w:rPr>
           </w:pPr>
-          <w:hyperlink w:anchor="_Toc229852072" w:history="1">
+          <w:hyperlink w:anchor="_Toc229854724" w:history="1">
             <w:r>
               <w:rPr>
                 <w:rStyle w:val="Hipervnculo"/>
@@ -3278,7 +3278,7 @@
                 <w:noProof/>
                 <w:webHidden/>
               </w:rPr>
-              <w:instrText xml:space="preserve"> PAGEREF _Toc229852072 \h </w:instrText>
+              <w:instrText xml:space="preserve"> PAGEREF _Toc229854724 \h </w:instrText>
             </w:r>
             <w:r>
               <w:rPr>
@@ -3298,7 +3298,7 @@
                 <w:noProof/>
                 <w:webHidden/>
               </w:rPr>
-              <w:t>20</w:t>
+              <w:t>21</w:t>
             </w:r>
             <w:r>
               <w:rPr>
@@ -3323,7 +3323,7 @@
               <w14:ligatures w14:val="standardContextual"/>
             </w:rPr>
           </w:pPr>
-          <w:hyperlink w:anchor="_Toc229852073" w:history="1">
+          <w:hyperlink w:anchor="_Toc229854725" w:history="1">
             <w:r>
               <w:rPr>
                 <w:rStyle w:val="Hipervnculo"/>
@@ -3350,7 +3350,7 @@
                 <w:noProof/>
                 <w:webHidden/>
               </w:rPr>
-              <w:instrText xml:space="preserve"> PAGEREF _Toc229852073 \h </w:instrText>
+              <w:instrText xml:space="preserve"> PAGEREF _Toc229854725 \h </w:instrText>
             </w:r>
             <w:r>
               <w:rPr>
@@ -3370,7 +3370,7 @@
                 <w:noProof/>
                 <w:webHidden/>
               </w:rPr>
-              <w:t>20</w:t>
+              <w:t>21</w:t>
             </w:r>
             <w:r>
               <w:rPr>
@@ -3396,7 +3396,7 @@
               <w14:ligatures w14:val="standardContextual"/>
             </w:rPr>
           </w:pPr>
-          <w:hyperlink w:anchor="_Toc229852074" w:history="1">
+          <w:hyperlink w:anchor="_Toc229854726" w:history="1">
             <w:r>
               <w:rPr>
                 <w:rStyle w:val="Hipervnculo"/>
@@ -3440,7 +3440,7 @@
                 <w:noProof/>
                 <w:webHidden/>
               </w:rPr>
-              <w:instrText xml:space="preserve"> PAGEREF _Toc229852074 \h </w:instrText>
+              <w:instrText xml:space="preserve"> PAGEREF _Toc229854726 \h </w:instrText>
             </w:r>
             <w:r>
               <w:rPr>
@@ -3460,7 +3460,7 @@
                 <w:noProof/>
                 <w:webHidden/>
               </w:rPr>
-              <w:t>27</w:t>
+              <w:t>28</w:t>
             </w:r>
             <w:r>
               <w:rPr>
@@ -3485,7 +3485,7 @@
               <w14:ligatures w14:val="standardContextual"/>
             </w:rPr>
           </w:pPr>
-          <w:hyperlink w:anchor="_Toc229852075" w:history="1">
+          <w:hyperlink w:anchor="_Toc229854727" w:history="1">
             <w:r>
               <w:rPr>
                 <w:rStyle w:val="Hipervnculo"/>
@@ -3512,7 +3512,7 @@
                 <w:noProof/>
                 <w:webHidden/>
               </w:rPr>
-              <w:instrText xml:space="preserve"> PAGEREF _Toc229852075 \h </w:instrText>
+              <w:instrText xml:space="preserve"> PAGEREF _Toc229854727 \h </w:instrText>
             </w:r>
             <w:r>
               <w:rPr>
@@ -3532,7 +3532,7 @@
                 <w:noProof/>
                 <w:webHidden/>
               </w:rPr>
-              <w:t>27</w:t>
+              <w:t>28</w:t>
             </w:r>
             <w:r>
               <w:rPr>
@@ -3557,7 +3557,7 @@
               <w14:ligatures w14:val="standardContextual"/>
             </w:rPr>
           </w:pPr>
-          <w:hyperlink w:anchor="_Toc229852076" w:history="1">
+          <w:hyperlink w:anchor="_Toc229854728" w:history="1">
             <w:r>
               <w:rPr>
                 <w:rStyle w:val="Hipervnculo"/>
@@ -3584,7 +3584,7 @@
                 <w:noProof/>
                 <w:webHidden/>
               </w:rPr>
-              <w:instrText xml:space="preserve"> PAGEREF _Toc229852076 \h </w:instrText>
+              <w:instrText xml:space="preserve"> PAGEREF _Toc229854728 \h </w:instrText>
             </w:r>
             <w:r>
               <w:rPr>
@@ -3604,7 +3604,7 @@
                 <w:noProof/>
                 <w:webHidden/>
               </w:rPr>
-              <w:t>27</w:t>
+              <w:t>28</w:t>
             </w:r>
             <w:r>
               <w:rPr>
@@ -3629,7 +3629,7 @@
               <w14:ligatures w14:val="standardContextual"/>
             </w:rPr>
           </w:pPr>
-          <w:hyperlink w:anchor="_Toc229852077" w:history="1">
+          <w:hyperlink w:anchor="_Toc229854729" w:history="1">
             <w:r>
               <w:rPr>
                 <w:rStyle w:val="Hipervnculo"/>
@@ -3656,7 +3656,7 @@
                 <w:noProof/>
                 <w:webHidden/>
               </w:rPr>
-              <w:instrText xml:space="preserve"> PAGEREF _Toc229852077 \h </w:instrText>
+              <w:instrText xml:space="preserve"> PAGEREF _Toc229854729 \h </w:instrText>
             </w:r>
             <w:r>
               <w:rPr>
@@ -3676,7 +3676,7 @@
                 <w:noProof/>
                 <w:webHidden/>
               </w:rPr>
-              <w:t>31</w:t>
+              <w:t>32</w:t>
             </w:r>
             <w:r>
               <w:rPr>
@@ -3702,7 +3702,7 @@
               <w14:ligatures w14:val="standardContextual"/>
             </w:rPr>
           </w:pPr>
-          <w:hyperlink w:anchor="_Toc229852078" w:history="1">
+          <w:hyperlink w:anchor="_Toc229854730" w:history="1">
             <w:r>
               <w:rPr>
                 <w:rStyle w:val="Hipervnculo"/>
@@ -3746,7 +3746,7 @@
                 <w:noProof/>
                 <w:webHidden/>
               </w:rPr>
-              <w:instrText xml:space="preserve"> PAGEREF _Toc229852078 \h </w:instrText>
+              <w:instrText xml:space="preserve"> PAGEREF _Toc229854730 \h </w:instrText>
             </w:r>
             <w:r>
               <w:rPr>
@@ -3766,7 +3766,7 @@
                 <w:noProof/>
                 <w:webHidden/>
               </w:rPr>
-              <w:t>31</w:t>
+              <w:t>32</w:t>
             </w:r>
             <w:r>
               <w:rPr>
@@ -3791,7 +3791,7 @@
               <w14:ligatures w14:val="standardContextual"/>
             </w:rPr>
           </w:pPr>
-          <w:hyperlink w:anchor="_Toc229852079" w:history="1">
+          <w:hyperlink w:anchor="_Toc229854731" w:history="1">
             <w:r>
               <w:rPr>
                 <w:rStyle w:val="Hipervnculo"/>
@@ -3818,7 +3818,7 @@
                 <w:noProof/>
                 <w:webHidden/>
               </w:rPr>
-              <w:instrText xml:space="preserve"> PAGEREF _Toc229852079 \h </w:instrText>
+              <w:instrText xml:space="preserve"> PAGEREF _Toc229854731 \h </w:instrText>
             </w:r>
             <w:r>
               <w:rPr>
@@ -3838,7 +3838,7 @@
                 <w:noProof/>
                 <w:webHidden/>
               </w:rPr>
-              <w:t>31</w:t>
+              <w:t>32</w:t>
             </w:r>
             <w:r>
               <w:rPr>
@@ -3863,7 +3863,7 @@
               <w14:ligatures w14:val="standardContextual"/>
             </w:rPr>
           </w:pPr>
-          <w:hyperlink w:anchor="_Toc229852080" w:history="1">
+          <w:hyperlink w:anchor="_Toc229854732" w:history="1">
             <w:r>
               <w:rPr>
                 <w:rStyle w:val="Hipervnculo"/>
@@ -3890,7 +3890,7 @@
                 <w:noProof/>
                 <w:webHidden/>
               </w:rPr>
-              <w:instrText xml:space="preserve"> PAGEREF _Toc229852080 \h </w:instrText>
+              <w:instrText xml:space="preserve"> PAGEREF _Toc229854732 \h </w:instrText>
             </w:r>
             <w:r>
               <w:rPr>
@@ -3910,7 +3910,7 @@
                 <w:noProof/>
                 <w:webHidden/>
               </w:rPr>
-              <w:t>31</w:t>
+              <w:t>32</w:t>
             </w:r>
             <w:r>
               <w:rPr>
@@ -3936,7 +3936,7 @@
               <w14:ligatures w14:val="standardContextual"/>
             </w:rPr>
           </w:pPr>
-          <w:hyperlink w:anchor="_Toc229852081" w:history="1">
+          <w:hyperlink w:anchor="_Toc229854733" w:history="1">
             <w:r>
               <w:rPr>
                 <w:rStyle w:val="Hipervnculo"/>
@@ -3980,7 +3980,7 @@
                 <w:noProof/>
                 <w:webHidden/>
               </w:rPr>
-              <w:instrText xml:space="preserve"> PAGEREF _Toc229852081 \h </w:instrText>
+              <w:instrText xml:space="preserve"> PAGEREF _Toc229854733 \h </w:instrText>
             </w:r>
             <w:r>
               <w:rPr>
@@ -4000,7 +4000,7 @@
                 <w:noProof/>
                 <w:webHidden/>
               </w:rPr>
-              <w:t>32</w:t>
+              <w:t>33</w:t>
             </w:r>
             <w:r>
               <w:rPr>
@@ -4025,7 +4025,7 @@
               <w14:ligatures w14:val="standardContextual"/>
             </w:rPr>
           </w:pPr>
-          <w:hyperlink w:anchor="_Toc229852082" w:history="1">
+          <w:hyperlink w:anchor="_Toc229854734" w:history="1">
             <w:r>
               <w:rPr>
                 <w:rStyle w:val="Hipervnculo"/>
@@ -4052,7 +4052,7 @@
                 <w:noProof/>
                 <w:webHidden/>
               </w:rPr>
-              <w:instrText xml:space="preserve"> PAGEREF _Toc229852082 \h </w:instrText>
+              <w:instrText xml:space="preserve"> PAGEREF _Toc229854734 \h </w:instrText>
             </w:r>
             <w:r>
               <w:rPr>
@@ -4072,7 +4072,7 @@
                 <w:noProof/>
                 <w:webHidden/>
               </w:rPr>
-              <w:t>32</w:t>
+              <w:t>33</w:t>
             </w:r>
             <w:r>
               <w:rPr>
@@ -4097,7 +4097,7 @@
               <w14:ligatures w14:val="standardContextual"/>
             </w:rPr>
           </w:pPr>
-          <w:hyperlink w:anchor="_Toc229852083" w:history="1">
+          <w:hyperlink w:anchor="_Toc229854735" w:history="1">
             <w:r>
               <w:rPr>
                 <w:rStyle w:val="Hipervnculo"/>
@@ -4124,7 +4124,7 @@
                 <w:noProof/>
                 <w:webHidden/>
               </w:rPr>
-              <w:instrText xml:space="preserve"> PAGEREF _Toc229852083 \h </w:instrText>
+              <w:instrText xml:space="preserve"> PAGEREF _Toc229854735 \h </w:instrText>
             </w:r>
             <w:r>
               <w:rPr>
@@ -4144,7 +4144,7 @@
                 <w:noProof/>
                 <w:webHidden/>
               </w:rPr>
-              <w:t>32</w:t>
+              <w:t>33</w:t>
             </w:r>
             <w:r>
               <w:rPr>
@@ -4169,7 +4169,7 @@
               <w14:ligatures w14:val="standardContextual"/>
             </w:rPr>
           </w:pPr>
-          <w:hyperlink w:anchor="_Toc229852084" w:history="1">
+          <w:hyperlink w:anchor="_Toc229854736" w:history="1">
             <w:r>
               <w:rPr>
                 <w:rStyle w:val="Hipervnculo"/>
@@ -4196,7 +4196,7 @@
                 <w:noProof/>
                 <w:webHidden/>
               </w:rPr>
-              <w:instrText xml:space="preserve"> PAGEREF _Toc229852084 \h </w:instrText>
+              <w:instrText xml:space="preserve"> PAGEREF _Toc229854736 \h </w:instrText>
             </w:r>
             <w:r>
               <w:rPr>
@@ -4216,7 +4216,7 @@
                 <w:noProof/>
                 <w:webHidden/>
               </w:rPr>
-              <w:t>32</w:t>
+              <w:t>33</w:t>
             </w:r>
             <w:r>
               <w:rPr>
@@ -4242,7 +4242,7 @@
               <w14:ligatures w14:val="standardContextual"/>
             </w:rPr>
           </w:pPr>
-          <w:hyperlink w:anchor="_Toc229852085" w:history="1">
+          <w:hyperlink w:anchor="_Toc229854737" w:history="1">
             <w:r>
               <w:rPr>
                 <w:rStyle w:val="Hipervnculo"/>
@@ -4286,7 +4286,7 @@
                 <w:noProof/>
                 <w:webHidden/>
               </w:rPr>
-              <w:instrText xml:space="preserve"> PAGEREF _Toc229852085 \h </w:instrText>
+              <w:instrText xml:space="preserve"> PAGEREF _Toc229854737 \h </w:instrText>
             </w:r>
             <w:r>
               <w:rPr>
@@ -4306,7 +4306,7 @@
                 <w:noProof/>
                 <w:webHidden/>
               </w:rPr>
-              <w:t>34</w:t>
+              <w:t>35</w:t>
             </w:r>
             <w:r>
               <w:rPr>
@@ -4331,7 +4331,7 @@
               <w14:ligatures w14:val="standardContextual"/>
             </w:rPr>
           </w:pPr>
-          <w:hyperlink w:anchor="_Toc229852086" w:history="1">
+          <w:hyperlink w:anchor="_Toc229854738" w:history="1">
             <w:r>
               <w:rPr>
                 <w:rStyle w:val="Hipervnculo"/>
@@ -4358,7 +4358,7 @@
                 <w:noProof/>
                 <w:webHidden/>
               </w:rPr>
-              <w:instrText xml:space="preserve"> PAGEREF _Toc229852086 \h </w:instrText>
+              <w:instrText xml:space="preserve"> PAGEREF _Toc229854738 \h </w:instrText>
             </w:r>
             <w:r>
               <w:rPr>
@@ -4378,7 +4378,7 @@
                 <w:noProof/>
                 <w:webHidden/>
               </w:rPr>
-              <w:t>34</w:t>
+              <w:t>35</w:t>
             </w:r>
             <w:r>
               <w:rPr>
@@ -4403,7 +4403,7 @@
               <w14:ligatures w14:val="standardContextual"/>
             </w:rPr>
           </w:pPr>
-          <w:hyperlink w:anchor="_Toc229852087" w:history="1">
+          <w:hyperlink w:anchor="_Toc229854739" w:history="1">
             <w:r>
               <w:rPr>
                 <w:rStyle w:val="Hipervnculo"/>
@@ -4430,7 +4430,7 @@
                 <w:noProof/>
                 <w:webHidden/>
               </w:rPr>
-              <w:instrText xml:space="preserve"> PAGEREF _Toc229852087 \h </w:instrText>
+              <w:instrText xml:space="preserve"> PAGEREF _Toc229854739 \h </w:instrText>
             </w:r>
             <w:r>
               <w:rPr>
@@ -4450,7 +4450,7 @@
                 <w:noProof/>
                 <w:webHidden/>
               </w:rPr>
-              <w:t>34</w:t>
+              <w:t>35</w:t>
             </w:r>
             <w:r>
               <w:rPr>
@@ -4475,7 +4475,7 @@
               <w14:ligatures w14:val="standardContextual"/>
             </w:rPr>
           </w:pPr>
-          <w:hyperlink w:anchor="_Toc229852088" w:history="1">
+          <w:hyperlink w:anchor="_Toc229854740" w:history="1">
             <w:r>
               <w:rPr>
                 <w:rStyle w:val="Hipervnculo"/>
@@ -4502,7 +4502,7 @@
                 <w:noProof/>
                 <w:webHidden/>
               </w:rPr>
-              <w:instrText xml:space="preserve"> PAGEREF _Toc229852088 \h </w:instrText>
+              <w:instrText xml:space="preserve"> PAGEREF _Toc229854740 \h </w:instrText>
             </w:r>
             <w:r>
               <w:rPr>
@@ -4522,7 +4522,7 @@
                 <w:noProof/>
                 <w:webHidden/>
               </w:rPr>
-              <w:t>35</w:t>
+              <w:t>36</w:t>
             </w:r>
             <w:r>
               <w:rPr>
@@ -4548,10 +4548,11 @@
               <w14:ligatures w14:val="standardContextual"/>
             </w:rPr>
           </w:pPr>
-          <w:hyperlink w:anchor="_Toc229852089" w:history="1">
+          <w:hyperlink w:anchor="_Toc229854741" w:history="1">
             <w:r>
               <w:rPr>
                 <w:rStyle w:val="Hipervnculo"/>
+                <w:rFonts w:eastAsia="Aptos"/>
                 <w:noProof/>
               </w:rPr>
               <w:t>10.</w:t>
@@ -4569,9 +4570,10 @@
             <w:r>
               <w:rPr>
                 <w:rStyle w:val="Hipervnculo"/>
-                <w:noProof/>
-              </w:rPr>
-              <w:t>Conclusiones</w:t>
+                <w:rFonts w:eastAsia="Aptos"/>
+                <w:noProof/>
+              </w:rPr>
+              <w:t>Integración de los módulos del ciclo en el proyecto</w:t>
             </w:r>
             <w:r>
               <w:rPr>
@@ -4592,151 +4594,7 @@
                 <w:noProof/>
                 <w:webHidden/>
               </w:rPr>
-              <w:instrText xml:space="preserve"> PAGEREF _Toc229852089 \h </w:instrText>
-            </w:r>
-            <w:r>
-              <w:rPr>
-                <w:noProof/>
-                <w:webHidden/>
-              </w:rPr>
-            </w:r>
-            <w:r>
-              <w:rPr>
-                <w:noProof/>
-                <w:webHidden/>
-              </w:rPr>
-              <w:fldChar w:fldCharType="separate"/>
-            </w:r>
-            <w:r>
-              <w:rPr>
-                <w:noProof/>
-                <w:webHidden/>
-              </w:rPr>
-              <w:t>35</w:t>
-            </w:r>
-            <w:r>
-              <w:rPr>
-                <w:noProof/>
-                <w:webHidden/>
-              </w:rPr>
-              <w:fldChar w:fldCharType="end"/>
-            </w:r>
-          </w:hyperlink>
-        </w:p>
-        <w:p>
-          <w:pPr>
-            <w:pStyle w:val="TDC2"/>
-            <w:tabs>
-              <w:tab w:val="right" w:leader="dot" w:pos="9016"/>
-            </w:tabs>
-            <w:rPr>
-              <w:rFonts w:eastAsiaTheme="minorEastAsia"/>
-              <w:noProof/>
-              <w:kern w:val="2"/>
-              <w:lang w:eastAsia="es-ES"/>
-              <w14:ligatures w14:val="standardContextual"/>
-            </w:rPr>
-          </w:pPr>
-          <w:hyperlink w:anchor="_Toc229852090" w:history="1">
-            <w:r>
-              <w:rPr>
-                <w:rStyle w:val="Hipervnculo"/>
-                <w:noProof/>
-              </w:rPr>
-              <w:t>Conclusiones sobre el trabajo realizado</w:t>
-            </w:r>
-            <w:r>
-              <w:rPr>
-                <w:noProof/>
-                <w:webHidden/>
-              </w:rPr>
-              <w:tab/>
-            </w:r>
-            <w:r>
-              <w:rPr>
-                <w:noProof/>
-                <w:webHidden/>
-              </w:rPr>
-              <w:fldChar w:fldCharType="begin"/>
-            </w:r>
-            <w:r>
-              <w:rPr>
-                <w:noProof/>
-                <w:webHidden/>
-              </w:rPr>
-              <w:instrText xml:space="preserve"> PAGEREF _Toc229852090 \h </w:instrText>
-            </w:r>
-            <w:r>
-              <w:rPr>
-                <w:noProof/>
-                <w:webHidden/>
-              </w:rPr>
-            </w:r>
-            <w:r>
-              <w:rPr>
-                <w:noProof/>
-                <w:webHidden/>
-              </w:rPr>
-              <w:fldChar w:fldCharType="separate"/>
-            </w:r>
-            <w:r>
-              <w:rPr>
-                <w:noProof/>
-                <w:webHidden/>
-              </w:rPr>
-              <w:t>35</w:t>
-            </w:r>
-            <w:r>
-              <w:rPr>
-                <w:noProof/>
-                <w:webHidden/>
-              </w:rPr>
-              <w:fldChar w:fldCharType="end"/>
-            </w:r>
-          </w:hyperlink>
-        </w:p>
-        <w:p>
-          <w:pPr>
-            <w:pStyle w:val="TDC2"/>
-            <w:tabs>
-              <w:tab w:val="right" w:leader="dot" w:pos="9016"/>
-            </w:tabs>
-            <w:rPr>
-              <w:rFonts w:eastAsiaTheme="minorEastAsia"/>
-              <w:noProof/>
-              <w:kern w:val="2"/>
-              <w:lang w:eastAsia="es-ES"/>
-              <w14:ligatures w14:val="standardContextual"/>
-            </w:rPr>
-          </w:pPr>
-          <w:hyperlink w:anchor="_Toc229852091" w:history="1">
-            <w:r>
-              <w:rPr>
-                <w:rStyle w:val="Hipervnculo"/>
-                <w:noProof/>
-              </w:rPr>
-              <w:t>Posibles ampliaciones y mejoras</w:t>
-            </w:r>
-            <w:r>
-              <w:rPr>
-                <w:noProof/>
-                <w:webHidden/>
-              </w:rPr>
-              <w:tab/>
-            </w:r>
-            <w:r>
-              <w:rPr>
-                <w:noProof/>
-                <w:webHidden/>
-              </w:rPr>
-              <w:fldChar w:fldCharType="begin"/>
-            </w:r>
-            <w:r>
-              <w:rPr>
-                <w:noProof/>
-                <w:webHidden/>
-              </w:rPr>
-              <w:instrText xml:space="preserve"> PAGEREF _Toc229852091 \h </w:instrText>
+              <w:instrText xml:space="preserve"> PAGEREF _Toc229854741 \h </w:instrText>
             </w:r>
             <w:r>
               <w:rPr>
@@ -4782,7 +4640,7 @@
               <w14:ligatures w14:val="standardContextual"/>
             </w:rPr>
           </w:pPr>
-          <w:hyperlink w:anchor="_Toc229852092" w:history="1">
+          <w:hyperlink w:anchor="_Toc229854742" w:history="1">
             <w:r>
               <w:rPr>
                 <w:rStyle w:val="Hipervnculo"/>
@@ -4805,6 +4663,240 @@
                 <w:rStyle w:val="Hipervnculo"/>
                 <w:noProof/>
               </w:rPr>
+              <w:t>Conclusiones</w:t>
+            </w:r>
+            <w:r>
+              <w:rPr>
+                <w:noProof/>
+                <w:webHidden/>
+              </w:rPr>
+              <w:tab/>
+            </w:r>
+            <w:r>
+              <w:rPr>
+                <w:noProof/>
+                <w:webHidden/>
+              </w:rPr>
+              <w:fldChar w:fldCharType="begin"/>
+            </w:r>
+            <w:r>
+              <w:rPr>
+                <w:noProof/>
+                <w:webHidden/>
+              </w:rPr>
+              <w:instrText xml:space="preserve"> PAGEREF _Toc229854742 \h </w:instrText>
+            </w:r>
+            <w:r>
+              <w:rPr>
+                <w:noProof/>
+                <w:webHidden/>
+              </w:rPr>
+            </w:r>
+            <w:r>
+              <w:rPr>
+                <w:noProof/>
+                <w:webHidden/>
+              </w:rPr>
+              <w:fldChar w:fldCharType="separate"/>
+            </w:r>
+            <w:r>
+              <w:rPr>
+                <w:noProof/>
+                <w:webHidden/>
+              </w:rPr>
+              <w:t>37</w:t>
+            </w:r>
+            <w:r>
+              <w:rPr>
+                <w:noProof/>
+                <w:webHidden/>
+              </w:rPr>
+              <w:fldChar w:fldCharType="end"/>
+            </w:r>
+          </w:hyperlink>
+        </w:p>
+        <w:p>
+          <w:pPr>
+            <w:pStyle w:val="TDC2"/>
+            <w:tabs>
+              <w:tab w:val="right" w:leader="dot" w:pos="9016"/>
+            </w:tabs>
+            <w:rPr>
+              <w:rFonts w:eastAsiaTheme="minorEastAsia"/>
+              <w:noProof/>
+              <w:kern w:val="2"/>
+              <w:lang w:eastAsia="es-ES"/>
+              <w14:ligatures w14:val="standardContextual"/>
+            </w:rPr>
+          </w:pPr>
+          <w:hyperlink w:anchor="_Toc229854743" w:history="1">
+            <w:r>
+              <w:rPr>
+                <w:rStyle w:val="Hipervnculo"/>
+                <w:noProof/>
+              </w:rPr>
+              <w:t>Conclusiones sobre el trabajo realizado</w:t>
+            </w:r>
+            <w:r>
+              <w:rPr>
+                <w:noProof/>
+                <w:webHidden/>
+              </w:rPr>
+              <w:tab/>
+            </w:r>
+            <w:r>
+              <w:rPr>
+                <w:noProof/>
+                <w:webHidden/>
+              </w:rPr>
+              <w:fldChar w:fldCharType="begin"/>
+            </w:r>
+            <w:r>
+              <w:rPr>
+                <w:noProof/>
+                <w:webHidden/>
+              </w:rPr>
+              <w:instrText xml:space="preserve"> PAGEREF _Toc229854743 \h </w:instrText>
+            </w:r>
+            <w:r>
+              <w:rPr>
+                <w:noProof/>
+                <w:webHidden/>
+              </w:rPr>
+            </w:r>
+            <w:r>
+              <w:rPr>
+                <w:noProof/>
+                <w:webHidden/>
+              </w:rPr>
+              <w:fldChar w:fldCharType="separate"/>
+            </w:r>
+            <w:r>
+              <w:rPr>
+                <w:noProof/>
+                <w:webHidden/>
+              </w:rPr>
+              <w:t>37</w:t>
+            </w:r>
+            <w:r>
+              <w:rPr>
+                <w:noProof/>
+                <w:webHidden/>
+              </w:rPr>
+              <w:fldChar w:fldCharType="end"/>
+            </w:r>
+          </w:hyperlink>
+        </w:p>
+        <w:p>
+          <w:pPr>
+            <w:pStyle w:val="TDC2"/>
+            <w:tabs>
+              <w:tab w:val="right" w:leader="dot" w:pos="9016"/>
+            </w:tabs>
+            <w:rPr>
+              <w:rFonts w:eastAsiaTheme="minorEastAsia"/>
+              <w:noProof/>
+              <w:kern w:val="2"/>
+              <w:lang w:eastAsia="es-ES"/>
+              <w14:ligatures w14:val="standardContextual"/>
+            </w:rPr>
+          </w:pPr>
+          <w:hyperlink w:anchor="_Toc229854744" w:history="1">
+            <w:r>
+              <w:rPr>
+                <w:rStyle w:val="Hipervnculo"/>
+                <w:noProof/>
+              </w:rPr>
+              <w:t>Posibles ampliaciones y mejoras</w:t>
+            </w:r>
+            <w:r>
+              <w:rPr>
+                <w:noProof/>
+                <w:webHidden/>
+              </w:rPr>
+              <w:tab/>
+            </w:r>
+            <w:r>
+              <w:rPr>
+                <w:noProof/>
+                <w:webHidden/>
+              </w:rPr>
+              <w:fldChar w:fldCharType="begin"/>
+            </w:r>
+            <w:r>
+              <w:rPr>
+                <w:noProof/>
+                <w:webHidden/>
+              </w:rPr>
+              <w:instrText xml:space="preserve"> PAGEREF _Toc229854744 \h </w:instrText>
+            </w:r>
+            <w:r>
+              <w:rPr>
+                <w:noProof/>
+                <w:webHidden/>
+              </w:rPr>
+            </w:r>
+            <w:r>
+              <w:rPr>
+                <w:noProof/>
+                <w:webHidden/>
+              </w:rPr>
+              <w:fldChar w:fldCharType="separate"/>
+            </w:r>
+            <w:r>
+              <w:rPr>
+                <w:noProof/>
+                <w:webHidden/>
+              </w:rPr>
+              <w:t>37</w:t>
+            </w:r>
+            <w:r>
+              <w:rPr>
+                <w:noProof/>
+                <w:webHidden/>
+              </w:rPr>
+              <w:fldChar w:fldCharType="end"/>
+            </w:r>
+          </w:hyperlink>
+        </w:p>
+        <w:p>
+          <w:pPr>
+            <w:pStyle w:val="TDC1"/>
+            <w:tabs>
+              <w:tab w:val="left" w:pos="720"/>
+              <w:tab w:val="right" w:leader="dot" w:pos="9016"/>
+            </w:tabs>
+            <w:rPr>
+              <w:rFonts w:eastAsiaTheme="minorEastAsia"/>
+              <w:noProof/>
+              <w:kern w:val="2"/>
+              <w:lang w:eastAsia="es-ES"/>
+              <w14:ligatures w14:val="standardContextual"/>
+            </w:rPr>
+          </w:pPr>
+          <w:hyperlink w:anchor="_Toc229854745" w:history="1">
+            <w:r>
+              <w:rPr>
+                <w:rStyle w:val="Hipervnculo"/>
+                <w:noProof/>
+              </w:rPr>
+              <w:t>12.</w:t>
+            </w:r>
+            <w:r>
+              <w:rPr>
+                <w:rFonts w:eastAsiaTheme="minorEastAsia"/>
+                <w:noProof/>
+                <w:kern w:val="2"/>
+                <w:lang w:eastAsia="es-ES"/>
+                <w14:ligatures w14:val="standardContextual"/>
+              </w:rPr>
+              <w:tab/>
+            </w:r>
+            <w:r>
+              <w:rPr>
+                <w:rStyle w:val="Hipervnculo"/>
+                <w:noProof/>
+              </w:rPr>
               <w:t>Bibliografía</w:t>
             </w:r>
             <w:r>
@@ -4826,7 +4918,7 @@
                 <w:noProof/>
                 <w:webHidden/>
               </w:rPr>
-              <w:instrText xml:space="preserve"> PAGEREF _Toc229852092 \h </w:instrText>
+              <w:instrText xml:space="preserve"> PAGEREF _Toc229854745 \h </w:instrText>
             </w:r>
             <w:r>
               <w:rPr>
@@ -4846,7 +4938,7 @@
                 <w:noProof/>
                 <w:webHidden/>
               </w:rPr>
-              <w:t>37</w:t>
+              <w:t>38</w:t>
             </w:r>
             <w:r>
               <w:rPr>
@@ -6508,7 +6600,7 @@
       <w:pPr>
         <w:pStyle w:val="Ttulo1"/>
       </w:pPr>
-      <w:bookmarkStart w:id="0" w:name="_Toc229852050"/>
+      <w:bookmarkStart w:id="0" w:name="_Toc229854702"/>
       <w:r>
         <w:t>Introducción</w:t>
       </w:r>
@@ -6518,7 +6610,7 @@
       <w:pPr>
         <w:pStyle w:val="Ttulo2"/>
       </w:pPr>
-      <w:bookmarkStart w:id="1" w:name="_Toc229852051"/>
+      <w:bookmarkStart w:id="1" w:name="_Toc229854703"/>
       <w:r>
         <w:t>Objetivo del proyecto</w:t>
       </w:r>
@@ -6557,7 +6649,7 @@
         <w:pStyle w:val="Ttulo2"/>
         <w:jc w:val="both"/>
       </w:pPr>
-      <w:bookmarkStart w:id="2" w:name="_Toc229852052"/>
+      <w:bookmarkStart w:id="2" w:name="_Toc229854704"/>
       <w:r>
         <w:t>Justificación del proyecto</w:t>
       </w:r>
@@ -6668,7 +6760,7 @@
         <w:pStyle w:val="Ttulo2"/>
         <w:jc w:val="both"/>
       </w:pPr>
-      <w:bookmarkStart w:id="3" w:name="_Toc229852053"/>
+      <w:bookmarkStart w:id="3" w:name="_Toc229854705"/>
       <w:r>
         <w:t>Análisis de lo existente</w:t>
       </w:r>
@@ -6737,7 +6829,7 @@
       <w:pPr>
         <w:pStyle w:val="Ttulo1"/>
       </w:pPr>
-      <w:bookmarkStart w:id="4" w:name="_Toc229852054"/>
+      <w:bookmarkStart w:id="4" w:name="_Toc229854706"/>
       <w:r>
         <w:t xml:space="preserve">Requisitos Funcionales de la </w:t>
       </w:r>
@@ -6792,7 +6884,7 @@
       <w:pPr>
         <w:pStyle w:val="Ttulo2"/>
       </w:pPr>
-      <w:bookmarkStart w:id="5" w:name="_Toc229852055"/>
+      <w:bookmarkStart w:id="5" w:name="_Toc229854707"/>
       <w:r>
         <w:t>Inquilino</w:t>
       </w:r>
@@ -7424,7 +7516,7 @@
       <w:pPr>
         <w:pStyle w:val="Ttulo2"/>
       </w:pPr>
-      <w:bookmarkStart w:id="6" w:name="_Toc229852056"/>
+      <w:bookmarkStart w:id="6" w:name="_Toc229854708"/>
       <w:r>
         <w:t>Arrendador</w:t>
       </w:r>
@@ -8159,7 +8251,7 @@
           <w:rFonts w:eastAsia="Aptos"/>
         </w:rPr>
       </w:pPr>
-      <w:bookmarkStart w:id="7" w:name="_Toc229852057"/>
+      <w:bookmarkStart w:id="7" w:name="_Toc229854709"/>
       <w:r>
         <w:rPr>
           <w:rFonts w:eastAsia="Aptos"/>
@@ -8320,7 +8412,7 @@
       <w:pPr>
         <w:pStyle w:val="Ttulo1"/>
       </w:pPr>
-      <w:bookmarkStart w:id="8" w:name="_Toc229852058"/>
+      <w:bookmarkStart w:id="8" w:name="_Toc229854710"/>
       <w:r>
         <w:t>Análisis y Diseño</w:t>
       </w:r>
@@ -8331,7 +8423,7 @@
         <w:pStyle w:val="Ttulo2"/>
       </w:pPr>
       <w:bookmarkStart w:id="9" w:name="_Toc225415558"/>
-      <w:bookmarkStart w:id="10" w:name="_Toc229852059"/>
+      <w:bookmarkStart w:id="10" w:name="_Toc229854711"/>
       <w:r>
         <w:t>Diagrama de Arquitectura</w:t>
       </w:r>
@@ -8475,7 +8567,7 @@
       <w:pPr>
         <w:pStyle w:val="Ttulo2"/>
       </w:pPr>
-      <w:bookmarkStart w:id="12" w:name="_Toc229852060"/>
+      <w:bookmarkStart w:id="12" w:name="_Toc229854712"/>
       <w:r>
         <w:lastRenderedPageBreak/>
         <w:t xml:space="preserve">Diagrama </w:t>
@@ -8589,7 +8681,7 @@
       <w:pPr>
         <w:pStyle w:val="Ttulo2"/>
       </w:pPr>
-      <w:bookmarkStart w:id="14" w:name="_Toc229852061"/>
+      <w:bookmarkStart w:id="14" w:name="_Toc229854713"/>
       <w:r>
         <w:lastRenderedPageBreak/>
         <w:t>Diagrama de clases</w:t>
@@ -8605,7 +8697,7 @@
           <w:noProof/>
         </w:rPr>
         <w:drawing>
-          <wp:inline distT="0" distB="0" distL="0" distR="0" wp14:anchorId="67E3B4D2" wp14:editId="1BFFC5C2">
+          <wp:inline distT="0" distB="0" distL="0" distR="0" wp14:anchorId="67E3B4D2" wp14:editId="4435BA76">
             <wp:extent cx="5731510" cy="6417310"/>
             <wp:effectExtent l="0" t="0" r="2540" b="2540"/>
             <wp:docPr id="682627866" name="Imagen 2"/>
@@ -8670,7 +8762,7 @@
       <w:pPr>
         <w:pStyle w:val="Ttulo2"/>
       </w:pPr>
-      <w:bookmarkStart w:id="16" w:name="_Toc229852062"/>
+      <w:bookmarkStart w:id="16" w:name="_Toc229854714"/>
       <w:r>
         <w:lastRenderedPageBreak/>
         <w:t>Diagrama Entidad-Relación</w:t>
@@ -8777,7 +8869,7 @@
       <w:pPr>
         <w:pStyle w:val="Ttulo2"/>
       </w:pPr>
-      <w:bookmarkStart w:id="18" w:name="_Toc229852063"/>
+      <w:bookmarkStart w:id="18" w:name="_Toc229854715"/>
       <w:r>
         <w:t>Modelo Relacional</w:t>
       </w:r>
@@ -9812,7 +9904,7 @@
         <w:pStyle w:val="Ttulo2"/>
       </w:pPr>
       <w:bookmarkStart w:id="19" w:name="_Toc225415563"/>
-      <w:bookmarkStart w:id="20" w:name="_Toc229852064"/>
+      <w:bookmarkStart w:id="20" w:name="_Toc229854716"/>
       <w:r>
         <w:t>Script SQL</w:t>
       </w:r>
@@ -10035,7 +10127,7 @@
       <w:pPr>
         <w:pStyle w:val="Ttulo1"/>
       </w:pPr>
-      <w:bookmarkStart w:id="21" w:name="_Toc229852065"/>
+      <w:bookmarkStart w:id="21" w:name="_Toc229854717"/>
       <w:r>
         <w:t>Metodología de desarrollo</w:t>
       </w:r>
@@ -10046,7 +10138,7 @@
         <w:pStyle w:val="Ttulo2"/>
         <w:jc w:val="both"/>
       </w:pPr>
-      <w:bookmarkStart w:id="22" w:name="_Toc229852066"/>
+      <w:bookmarkStart w:id="22" w:name="_Toc229854718"/>
       <w:r>
         <w:t>Ciclo de vida</w:t>
       </w:r>
@@ -10144,7 +10236,7 @@
       <w:pPr>
         <w:pStyle w:val="Ttulo2"/>
       </w:pPr>
-      <w:bookmarkStart w:id="23" w:name="_Toc229852067"/>
+      <w:bookmarkStart w:id="23" w:name="_Toc229854719"/>
       <w:r>
         <w:lastRenderedPageBreak/>
         <w:t>Metodología ágil</w:t>
@@ -10460,7 +10552,7 @@
       <w:pPr>
         <w:pStyle w:val="Ttulo2"/>
       </w:pPr>
-      <w:bookmarkStart w:id="24" w:name="_Toc229852068"/>
+      <w:bookmarkStart w:id="24" w:name="_Toc229854720"/>
       <w:r>
         <w:lastRenderedPageBreak/>
         <w:t xml:space="preserve">Nuestro Tablero </w:t>
@@ -10636,7 +10728,7 @@
       <w:pPr>
         <w:pStyle w:val="Ttulo2"/>
       </w:pPr>
-      <w:bookmarkStart w:id="27" w:name="_Toc229852069"/>
+      <w:bookmarkStart w:id="27" w:name="_Toc229854721"/>
       <w:r>
         <w:lastRenderedPageBreak/>
         <w:t>Planificación de tareas y toles de equipo</w:t>
@@ -11518,7 +11610,7 @@
       <w:pPr>
         <w:pStyle w:val="Ttulo1"/>
       </w:pPr>
-      <w:bookmarkStart w:id="30" w:name="_Toc229852070"/>
+      <w:bookmarkStart w:id="30" w:name="_Toc229854722"/>
       <w:r>
         <w:lastRenderedPageBreak/>
         <w:t>Codificación</w:t>
@@ -11529,7 +11621,7 @@
       <w:pPr>
         <w:pStyle w:val="Ttulo2"/>
       </w:pPr>
-      <w:bookmarkStart w:id="31" w:name="_Toc229852071"/>
+      <w:bookmarkStart w:id="31" w:name="_Toc229854723"/>
       <w:r>
         <w:t>Entorno de programación</w:t>
       </w:r>
@@ -11698,7 +11790,7 @@
         <w:pStyle w:val="Ttulo2"/>
         <w:jc w:val="both"/>
       </w:pPr>
-      <w:bookmarkStart w:id="32" w:name="_Toc229852072"/>
+      <w:bookmarkStart w:id="32" w:name="_Toc229854724"/>
       <w:r>
         <w:t>Lenguajes y herramientas</w:t>
       </w:r>
@@ -11892,7 +11984,7 @@
       <w:pPr>
         <w:pStyle w:val="Ttulo2"/>
       </w:pPr>
-      <w:bookmarkStart w:id="33" w:name="_Toc229852073"/>
+      <w:bookmarkStart w:id="33" w:name="_Toc229854725"/>
       <w:r>
         <w:t>Aspectos relevantes de la implementación</w:t>
       </w:r>
@@ -12393,6 +12485,9 @@
         <w:keepNext/>
       </w:pPr>
       <w:r>
+        <w:rPr>
+          <w:noProof/>
+        </w:rPr>
         <w:drawing>
           <wp:inline distT="0" distB="0" distL="0" distR="0" wp14:anchorId="22B629F7" wp14:editId="4174B8A4">
             <wp:extent cx="5731510" cy="1966595"/>
@@ -12453,6 +12548,9 @@
         <w:keepNext/>
       </w:pPr>
       <w:r>
+        <w:rPr>
+          <w:noProof/>
+        </w:rPr>
         <w:lastRenderedPageBreak/>
         <w:drawing>
           <wp:inline distT="0" distB="0" distL="0" distR="0" wp14:anchorId="35DC4DD9" wp14:editId="5FA34CF4">
@@ -13253,7 +13351,7 @@
       <w:pPr>
         <w:pStyle w:val="Ttulo1"/>
       </w:pPr>
-      <w:bookmarkStart w:id="45" w:name="_Toc229852074"/>
+      <w:bookmarkStart w:id="45" w:name="_Toc229854726"/>
       <w:r>
         <w:t>Manual de usuario</w:t>
       </w:r>
@@ -13263,7 +13361,7 @@
       <w:pPr>
         <w:pStyle w:val="Ttulo2"/>
       </w:pPr>
-      <w:bookmarkStart w:id="46" w:name="_Toc229852075"/>
+      <w:bookmarkStart w:id="46" w:name="_Toc229854727"/>
       <w:r>
         <w:t>Entrar al proyecto</w:t>
       </w:r>
@@ -13314,7 +13412,7 @@
       <w:pPr>
         <w:pStyle w:val="Ttulo2"/>
       </w:pPr>
-      <w:bookmarkStart w:id="47" w:name="_Toc229852076"/>
+      <w:bookmarkStart w:id="47" w:name="_Toc229854728"/>
       <w:r>
         <w:t>Registro, inicio de sesión y navegación.</w:t>
       </w:r>
@@ -13501,6 +13599,9 @@
         <w:jc w:val="both"/>
       </w:pPr>
       <w:r>
+        <w:rPr>
+          <w:noProof/>
+        </w:rPr>
         <w:lastRenderedPageBreak/>
         <w:drawing>
           <wp:inline distT="0" distB="0" distL="0" distR="0" wp14:anchorId="46A5C485" wp14:editId="09DC3D56">
@@ -13563,6 +13664,9 @@
         <w:keepNext/>
       </w:pPr>
       <w:r>
+        <w:rPr>
+          <w:noProof/>
+        </w:rPr>
         <w:drawing>
           <wp:inline distT="0" distB="0" distL="0" distR="0" wp14:anchorId="3B931D98" wp14:editId="652EFAF8">
             <wp:extent cx="5731510" cy="2700655"/>
@@ -13641,7 +13745,7 @@
       <w:pPr>
         <w:pStyle w:val="Ttulo2"/>
       </w:pPr>
-      <w:bookmarkStart w:id="52" w:name="_Toc229852077"/>
+      <w:bookmarkStart w:id="52" w:name="_Toc229854729"/>
       <w:r>
         <w:lastRenderedPageBreak/>
         <w:t>Instrucciones manipulación base de datos</w:t>
@@ -13743,7 +13847,7 @@
       <w:pPr>
         <w:pStyle w:val="Ttulo1"/>
       </w:pPr>
-      <w:bookmarkStart w:id="53" w:name="_Toc229852078"/>
+      <w:bookmarkStart w:id="53" w:name="_Toc229854730"/>
       <w:r>
         <w:t>Requisitos e instalación</w:t>
       </w:r>
@@ -13753,7 +13857,7 @@
       <w:pPr>
         <w:pStyle w:val="Ttulo2"/>
       </w:pPr>
-      <w:bookmarkStart w:id="54" w:name="_Toc229852079"/>
+      <w:bookmarkStart w:id="54" w:name="_Toc229854731"/>
       <w:r>
         <w:t>Requisitos del sistema</w:t>
       </w:r>
@@ -13846,7 +13950,7 @@
       <w:pPr>
         <w:pStyle w:val="Ttulo2"/>
       </w:pPr>
-      <w:bookmarkStart w:id="55" w:name="_Toc229852080"/>
+      <w:bookmarkStart w:id="55" w:name="_Toc229854732"/>
       <w:r>
         <w:t>Instalación y ejecución</w:t>
       </w:r>
@@ -13934,7 +14038,7 @@
       <w:pPr>
         <w:pStyle w:val="Ttulo1"/>
       </w:pPr>
-      <w:bookmarkStart w:id="56" w:name="_Toc229852081"/>
+      <w:bookmarkStart w:id="56" w:name="_Toc229854733"/>
       <w:r>
         <w:t>Plan de negocio</w:t>
       </w:r>
@@ -13944,7 +14048,7 @@
       <w:pPr>
         <w:pStyle w:val="Ttulo2"/>
       </w:pPr>
-      <w:bookmarkStart w:id="57" w:name="_Toc229852082"/>
+      <w:bookmarkStart w:id="57" w:name="_Toc229854734"/>
       <w:r>
         <w:t>Público objetivo</w:t>
       </w:r>
@@ -13979,7 +14083,7 @@
       <w:pPr>
         <w:pStyle w:val="Ttulo2"/>
       </w:pPr>
-      <w:bookmarkStart w:id="58" w:name="_Toc229852083"/>
+      <w:bookmarkStart w:id="58" w:name="_Toc229854735"/>
       <w:r>
         <w:t>Utilidad social</w:t>
       </w:r>
@@ -14028,7 +14132,7 @@
       <w:pPr>
         <w:pStyle w:val="Ttulo2"/>
       </w:pPr>
-      <w:bookmarkStart w:id="59" w:name="_Toc229852084"/>
+      <w:bookmarkStart w:id="59" w:name="_Toc229854736"/>
       <w:r>
         <w:t>Costes y beneficios</w:t>
       </w:r>
@@ -14365,7 +14469,7 @@
       <w:pPr>
         <w:pStyle w:val="Ttulo1"/>
       </w:pPr>
-      <w:bookmarkStart w:id="60" w:name="_Toc229852085"/>
+      <w:bookmarkStart w:id="60" w:name="_Toc229854737"/>
       <w:r>
         <w:lastRenderedPageBreak/>
         <w:t>Prevención de Riesgos Laborales</w:t>
@@ -14376,7 +14480,7 @@
       <w:pPr>
         <w:pStyle w:val="Ttulo2"/>
       </w:pPr>
-      <w:bookmarkStart w:id="61" w:name="_Toc229852086"/>
+      <w:bookmarkStart w:id="61" w:name="_Toc229854738"/>
       <w:r>
         <w:t>Riesgos derivados de los espacio y equipos de trabajo</w:t>
       </w:r>
@@ -14531,7 +14635,7 @@
       <w:pPr>
         <w:pStyle w:val="Ttulo2"/>
       </w:pPr>
-      <w:bookmarkStart w:id="62" w:name="_Toc229852087"/>
+      <w:bookmarkStart w:id="62" w:name="_Toc229854739"/>
       <w:r>
         <w:t>Agentes físicos</w:t>
       </w:r>
@@ -14930,7 +15034,7 @@
       <w:pPr>
         <w:pStyle w:val="Ttulo2"/>
       </w:pPr>
-      <w:bookmarkStart w:id="63" w:name="_Toc229852088"/>
+      <w:bookmarkStart w:id="63" w:name="_Toc229854740"/>
       <w:r>
         <w:t>Riesgos ergonómicos y psicosociales</w:t>
       </w:r>
@@ -15017,22 +15121,253 @@
     <w:p>
       <w:pPr>
         <w:pStyle w:val="Ttulo1"/>
-      </w:pPr>
-      <w:bookmarkStart w:id="64" w:name="_Toc229852089"/>
+        <w:rPr>
+          <w:rFonts w:eastAsia="Aptos"/>
+        </w:rPr>
+      </w:pPr>
+      <w:bookmarkStart w:id="64" w:name="_Toc229854741"/>
+      <w:r>
+        <w:rPr>
+          <w:rFonts w:eastAsia="Aptos"/>
+        </w:rPr>
+        <w:t>Integración de los módulos del ciclo en el proyecto</w:t>
+      </w:r>
+      <w:bookmarkEnd w:id="64"/>
+    </w:p>
+    <w:p/>
+    <w:p>
+      <w:pPr>
+        <w:pStyle w:val="Prrafodelista"/>
+        <w:numPr>
+          <w:ilvl w:val="0"/>
+          <w:numId w:val="22"/>
+        </w:numPr>
+        <w:jc w:val="both"/>
+        <w:rPr>
+          <w:b/>
+          <w:bCs/>
+        </w:rPr>
+      </w:pPr>
+      <w:r>
+        <w:rPr>
+          <w:b/>
+          <w:bCs/>
+        </w:rPr>
+        <w:t>Lenguajes de marcas</w:t>
+      </w:r>
+      <w:r>
+        <w:rPr>
+          <w:b/>
+          <w:bCs/>
+        </w:rPr>
+        <w:t xml:space="preserve">: </w:t>
+      </w:r>
+      <w:r>
+        <w:t>Creación de página web interactiva con HTML, CSS y JavaScript.</w:t>
+      </w:r>
+    </w:p>
+    <w:p>
+      <w:pPr>
+        <w:pStyle w:val="Prrafodelista"/>
+        <w:numPr>
+          <w:ilvl w:val="0"/>
+          <w:numId w:val="22"/>
+        </w:numPr>
+        <w:jc w:val="both"/>
+        <w:rPr>
+          <w:b/>
+          <w:bCs/>
+        </w:rPr>
+      </w:pPr>
+      <w:r>
+        <w:rPr>
+          <w:b/>
+          <w:bCs/>
+        </w:rPr>
+        <w:t xml:space="preserve">Programación: </w:t>
+      </w:r>
+      <w:r>
+        <w:t xml:space="preserve">Desarrollo de aplicación </w:t>
+      </w:r>
+      <w:proofErr w:type="spellStart"/>
+      <w:r>
+        <w:t>JavaFX</w:t>
+      </w:r>
+      <w:proofErr w:type="spellEnd"/>
+      <w:r>
+        <w:t xml:space="preserve"> para la administración de base de datos. Integración de función para usar reconocimiento facial. </w:t>
+      </w:r>
+    </w:p>
+    <w:p>
+      <w:pPr>
+        <w:pStyle w:val="Prrafodelista"/>
+        <w:numPr>
+          <w:ilvl w:val="0"/>
+          <w:numId w:val="22"/>
+        </w:numPr>
+        <w:jc w:val="both"/>
+        <w:rPr>
+          <w:b/>
+          <w:bCs/>
+        </w:rPr>
+      </w:pPr>
+      <w:r>
+        <w:rPr>
+          <w:b/>
+          <w:bCs/>
+        </w:rPr>
+        <w:t xml:space="preserve">Bases de datos: </w:t>
+      </w:r>
+      <w:r>
+        <w:t xml:space="preserve">Diseño y creación de base de datos, así como la inserción de todos los datos e inclusión de disparadores. </w:t>
+      </w:r>
+    </w:p>
+    <w:p>
+      <w:pPr>
+        <w:pStyle w:val="Prrafodelista"/>
+        <w:numPr>
+          <w:ilvl w:val="0"/>
+          <w:numId w:val="22"/>
+        </w:numPr>
+        <w:jc w:val="both"/>
+        <w:rPr>
+          <w:b/>
+          <w:bCs/>
+        </w:rPr>
+      </w:pPr>
+      <w:r>
+        <w:rPr>
+          <w:b/>
+          <w:bCs/>
+        </w:rPr>
+        <w:t xml:space="preserve">Entornos de desarrollo: </w:t>
+      </w:r>
+      <w:r>
+        <w:t xml:space="preserve">Creación de </w:t>
+      </w:r>
+      <w:r>
+        <w:t>diagramas,</w:t>
+      </w:r>
+      <w:r>
+        <w:t xml:space="preserve"> así como de la documentación previa al desarrollo del proyecto. Definir objetivos, elegir sistema de organización y metodología de desarrollo.</w:t>
+      </w:r>
+    </w:p>
+    <w:p>
+      <w:pPr>
+        <w:pStyle w:val="Prrafodelista"/>
+        <w:numPr>
+          <w:ilvl w:val="0"/>
+          <w:numId w:val="22"/>
+        </w:numPr>
+        <w:jc w:val="both"/>
+        <w:rPr>
+          <w:b/>
+          <w:bCs/>
+        </w:rPr>
+      </w:pPr>
+      <w:r>
+        <w:rPr>
+          <w:b/>
+          <w:bCs/>
+        </w:rPr>
+        <w:t xml:space="preserve">Sistemas Informáticos: </w:t>
+      </w:r>
+      <w:r>
+        <w:t xml:space="preserve">Mayor conocimiento real del hardware </w:t>
+      </w:r>
+      <w:r>
+        <w:t>usado,</w:t>
+      </w:r>
+      <w:r>
+        <w:t xml:space="preserve"> así como uso de comandos en consola en situaciones puntuales. </w:t>
+      </w:r>
+    </w:p>
+    <w:p>
+      <w:pPr>
+        <w:pStyle w:val="Prrafodelista"/>
+        <w:numPr>
+          <w:ilvl w:val="0"/>
+          <w:numId w:val="22"/>
+        </w:numPr>
+        <w:jc w:val="both"/>
+        <w:rPr>
+          <w:b/>
+          <w:bCs/>
+        </w:rPr>
+      </w:pPr>
+      <w:r>
+        <w:rPr>
+          <w:b/>
+          <w:bCs/>
+        </w:rPr>
+        <w:lastRenderedPageBreak/>
+        <w:t xml:space="preserve">Inglés: </w:t>
+      </w:r>
+      <w:r>
+        <w:t xml:space="preserve">Redacción del </w:t>
+      </w:r>
+      <w:proofErr w:type="spellStart"/>
+      <w:proofErr w:type="gramStart"/>
+      <w:r>
+        <w:t>abstract</w:t>
+      </w:r>
+      <w:proofErr w:type="spellEnd"/>
+      <w:proofErr w:type="gramEnd"/>
+      <w:r>
+        <w:t xml:space="preserve"> del proyecto y comentario de los videos de demostración. </w:t>
+      </w:r>
+    </w:p>
+    <w:p>
+      <w:pPr>
+        <w:pStyle w:val="Prrafodelista"/>
+        <w:numPr>
+          <w:ilvl w:val="0"/>
+          <w:numId w:val="22"/>
+        </w:numPr>
+        <w:jc w:val="both"/>
+        <w:rPr>
+          <w:b/>
+          <w:bCs/>
+        </w:rPr>
+      </w:pPr>
+      <w:r>
+        <w:rPr>
+          <w:b/>
+          <w:bCs/>
+        </w:rPr>
+        <w:t xml:space="preserve">IPE: </w:t>
+      </w:r>
+      <w:r>
+        <w:t xml:space="preserve">Elaboración de las secciones Prevención de Riesgos Laborales y Plan de Negocio. </w:t>
+      </w:r>
+    </w:p>
+    <w:p>
+      <w:pPr>
+        <w:rPr>
+          <w:b/>
+          <w:bCs/>
+        </w:rPr>
+      </w:pPr>
+    </w:p>
+    <w:p>
+      <w:pPr>
+        <w:pStyle w:val="Ttulo1"/>
+      </w:pPr>
+      <w:bookmarkStart w:id="65" w:name="_Toc229854742"/>
       <w:r>
         <w:t>Conclusiones</w:t>
       </w:r>
-      <w:bookmarkEnd w:id="64"/>
+      <w:bookmarkEnd w:id="65"/>
     </w:p>
     <w:p>
       <w:pPr>
         <w:pStyle w:val="Ttulo2"/>
       </w:pPr>
-      <w:bookmarkStart w:id="65" w:name="_Toc229852090"/>
+      <w:bookmarkStart w:id="66" w:name="_Toc229854743"/>
       <w:r>
         <w:t>Conclusiones sobre el trabajo realizado</w:t>
       </w:r>
-      <w:bookmarkEnd w:id="65"/>
+      <w:bookmarkEnd w:id="66"/>
     </w:p>
     <w:p>
       <w:pPr>
@@ -15087,74 +15422,71 @@
         <w:jc w:val="both"/>
       </w:pPr>
       <w:r>
-        <w:t xml:space="preserve">Las mayores dificultades que se han encontrado han sido, la coordinación de todas las partes del equipo, en especial la sincronización de flujos de trabajo y la unión de criterios </w:t>
-      </w:r>
+        <w:t xml:space="preserve">Las mayores dificultades que se han encontrado han sido, la coordinación de todas las partes del equipo, en especial la sincronización de flujos de trabajo y la unión de criterios para cumplir los plazos establecidos. También, se han encontrado dificultades al intentar coordinar la realización del proyecto a la vez que la formación en centros de trabajo. </w:t>
+      </w:r>
+    </w:p>
+    <w:p>
+      <w:pPr>
+        <w:jc w:val="both"/>
+      </w:pPr>
+      <w:r>
+        <w:t xml:space="preserve">Gran parte del aprendizaje adquirido al realizar este proyecto viene de la investigación y búsqueda de información y de la necesidad de encontrar soluciones creativas por cuenta propia para superar los distintos obstáculos encontrados durante los diferentes hitos. </w:t>
+      </w:r>
+    </w:p>
+    <w:p>
+      <w:pPr>
+        <w:pStyle w:val="Ttulo2"/>
+      </w:pPr>
+      <w:bookmarkStart w:id="67" w:name="_Toc229854744"/>
+      <w:r>
+        <w:t>Posibles ampliaciones y mejoras</w:t>
+      </w:r>
+      <w:bookmarkEnd w:id="67"/>
+    </w:p>
+    <w:p>
+      <w:pPr>
+        <w:jc w:val="both"/>
+      </w:pPr>
+      <w:r>
+        <w:t xml:space="preserve"> En las posibles mejoras de este proyecto, la primera sería la conexión real entre el </w:t>
+      </w:r>
+      <w:proofErr w:type="spellStart"/>
+      <w:r>
+        <w:t>frontend</w:t>
+      </w:r>
+      <w:proofErr w:type="spellEnd"/>
+      <w:r>
+        <w:t xml:space="preserve"> y </w:t>
+      </w:r>
+      <w:proofErr w:type="spellStart"/>
+      <w:r>
+        <w:t>backend</w:t>
+      </w:r>
+      <w:proofErr w:type="spellEnd"/>
+      <w:r>
+        <w:t xml:space="preserve"> para que el proyecto fuera realmente funcional. Ya que ahora los datos recogidos desde la página web no se guardan en la base de datos y los datos que usa la página web no provienen de la base de datos. </w:t>
+      </w:r>
+    </w:p>
+    <w:p>
+      <w:pPr>
+        <w:jc w:val="both"/>
+      </w:pPr>
+      <w:r>
+        <w:t>Otra posible mejora sería, como se ha mencionado antes, la implementación de búsqueda a través de un mapa</w:t>
+      </w:r>
+      <w:r>
+        <w:t>,</w:t>
+      </w:r>
+      <w:r>
+        <w:t xml:space="preserve"> ya que haría la experiencia de búsqueda de habitaciones más visual y atractiva. </w:t>
+      </w:r>
+    </w:p>
+    <w:p>
+      <w:pPr>
+        <w:jc w:val="both"/>
+      </w:pPr>
       <w:r>
         <w:lastRenderedPageBreak/>
-        <w:t xml:space="preserve">para cumplir los plazos establecidos. También, se han encontrado dificultades al intentar coordinar la realización del proyecto a la vez que la formación en centros de trabajo. </w:t>
-      </w:r>
-    </w:p>
-    <w:p>
-      <w:pPr>
-        <w:jc w:val="both"/>
-      </w:pPr>
-      <w:r>
-        <w:t xml:space="preserve">Gran parte del aprendizaje adquirido al realizar este proyecto viene de la investigación y búsqueda de información y de la necesidad de encontrar soluciones creativas por cuenta propia para superar los distintos obstáculos encontrados durante los diferentes hitos. </w:t>
-      </w:r>
-    </w:p>
-    <w:p>
-      <w:pPr>
-        <w:pStyle w:val="Ttulo2"/>
-      </w:pPr>
-      <w:bookmarkStart w:id="66" w:name="_Toc229852091"/>
-      <w:r>
-        <w:t>Posibles ampliaciones y mejoras</w:t>
-      </w:r>
-      <w:bookmarkEnd w:id="66"/>
-    </w:p>
-    <w:p>
-      <w:pPr>
-        <w:jc w:val="both"/>
-      </w:pPr>
-      <w:r>
-        <w:t xml:space="preserve"> En las posibles mejoras de este proyecto, la primera sería la conexión real entre el </w:t>
-      </w:r>
-      <w:proofErr w:type="spellStart"/>
-      <w:r>
-        <w:t>frontend</w:t>
-      </w:r>
-      <w:proofErr w:type="spellEnd"/>
-      <w:r>
-        <w:t xml:space="preserve"> y </w:t>
-      </w:r>
-      <w:proofErr w:type="spellStart"/>
-      <w:r>
-        <w:t>backend</w:t>
-      </w:r>
-      <w:proofErr w:type="spellEnd"/>
-      <w:r>
-        <w:t xml:space="preserve"> para que el proyecto fuera realmente funcional. Ya que ahora los datos recogidos desde la página web no se guardan en la base de datos y los datos que usa la página web no provienen de la base de datos. </w:t>
-      </w:r>
-    </w:p>
-    <w:p>
-      <w:pPr>
-        <w:jc w:val="both"/>
-      </w:pPr>
-      <w:r>
-        <w:t>Otra posible mejora sería, como se ha mencionado antes, la implementación de búsqueda a través de un mapa</w:t>
-      </w:r>
-      <w:r>
-        <w:t>,</w:t>
-      </w:r>
-      <w:r>
-        <w:t xml:space="preserve"> ya que haría la experiencia de búsqueda de habitaciones más visual y atractiva. </w:t>
-      </w:r>
-    </w:p>
-    <w:p>
-      <w:pPr>
-        <w:jc w:val="both"/>
-      </w:pPr>
-      <w:r>
         <w:t xml:space="preserve">Finalmente, </w:t>
       </w:r>
       <w:proofErr w:type="spellStart"/>
@@ -15204,32 +15536,16 @@
         <w:t xml:space="preserve"> con la base de datos que compartiría con la página web original. </w:t>
       </w:r>
     </w:p>
-    <w:p>
-      <w:pPr>
-        <w:spacing w:before="240" w:after="240" w:line="276" w:lineRule="auto"/>
-        <w:jc w:val="both"/>
-        <w:rPr>
-          <w:rFonts w:ascii="Aptos" w:eastAsia="Aptos" w:hAnsi="Aptos" w:cs="Aptos"/>
-          <w:color w:val="000000" w:themeColor="text1"/>
-        </w:rPr>
-      </w:pPr>
-    </w:p>
     <w:p/>
     <w:p>
-      <w:r>
-        <w:br w:type="page"/>
-      </w:r>
-    </w:p>
-    <w:p>
       <w:pPr>
         <w:pStyle w:val="Ttulo1"/>
       </w:pPr>
-      <w:bookmarkStart w:id="67" w:name="_Toc229852092"/>
-      <w:r>
-        <w:lastRenderedPageBreak/>
+      <w:bookmarkStart w:id="68" w:name="_Toc229854745"/>
+      <w:r>
         <w:t>Bibliografía</w:t>
       </w:r>
-      <w:bookmarkEnd w:id="67"/>
+      <w:bookmarkEnd w:id="68"/>
     </w:p>
     <w:p>
       <w:pPr>
@@ -17148,6 +17464,95 @@
     </w:lvl>
   </w:abstractNum>
   <w:abstractNum w:abstractNumId="12" w15:restartNumberingAfterBreak="0">
+    <w:nsid w:val="540048E0"/>
+    <w:multiLevelType w:val="hybridMultilevel"/>
+    <w:tmpl w:val="7F682B12"/>
+    <w:lvl w:ilvl="0" w:tplc="0C0A000F">
+      <w:start w:val="1"/>
+      <w:numFmt w:val="decimal"/>
+      <w:lvlText w:val="%1."/>
+      <w:lvlJc w:val="left"/>
+      <w:pPr>
+        <w:ind w:left="720" w:hanging="360"/>
+      </w:pPr>
+      <w:rPr>
+        <w:rFonts w:hint="default"/>
+      </w:rPr>
+    </w:lvl>
+    <w:lvl w:ilvl="1" w:tplc="0C0A0019" w:tentative="1">
+      <w:start w:val="1"/>
+      <w:numFmt w:val="lowerLetter"/>
+      <w:lvlText w:val="%2."/>
+      <w:lvlJc w:val="left"/>
+      <w:pPr>
+        <w:ind w:left="1440" w:hanging="360"/>
+      </w:pPr>
+    </w:lvl>
+    <w:lvl w:ilvl="2" w:tplc="0C0A001B" w:tentative="1">
+      <w:start w:val="1"/>
+      <w:numFmt w:val="lowerRoman"/>
+      <w:lvlText w:val="%3."/>
+      <w:lvlJc w:val="right"/>
+      <w:pPr>
+        <w:ind w:left="2160" w:hanging="180"/>
+      </w:pPr>
+    </w:lvl>
+    <w:lvl w:ilvl="3" w:tplc="0C0A000F" w:tentative="1">
+      <w:start w:val="1"/>
+      <w:numFmt w:val="decimal"/>
+      <w:lvlText w:val="%4."/>
+      <w:lvlJc w:val="left"/>
+      <w:pPr>
+        <w:ind w:left="2880" w:hanging="360"/>
+      </w:pPr>
+    </w:lvl>
+    <w:lvl w:ilvl="4" w:tplc="0C0A0019" w:tentative="1">
+      <w:start w:val="1"/>
+      <w:numFmt w:val="lowerLetter"/>
+      <w:lvlText w:val="%5."/>
+      <w:lvlJc w:val="left"/>
+      <w:pPr>
+        <w:ind w:left="3600" w:hanging="360"/>
+      </w:pPr>
+    </w:lvl>
+    <w:lvl w:ilvl="5" w:tplc="0C0A001B" w:tentative="1">
+      <w:start w:val="1"/>
+      <w:numFmt w:val="lowerRoman"/>
+      <w:lvlText w:val="%6."/>
+      <w:lvlJc w:val="right"/>
+      <w:pPr>
+        <w:ind w:left="4320" w:hanging="180"/>
+      </w:pPr>
+    </w:lvl>
+    <w:lvl w:ilvl="6" w:tplc="0C0A000F" w:tentative="1">
+      <w:start w:val="1"/>
+      <w:numFmt w:val="decimal"/>
+      <w:lvlText w:val="%7."/>
+      <w:lvlJc w:val="left"/>
+      <w:pPr>
+        <w:ind w:left="5040" w:hanging="360"/>
+      </w:pPr>
+    </w:lvl>
+    <w:lvl w:ilvl="7" w:tplc="0C0A0019" w:tentative="1">
+      <w:start w:val="1"/>
+      <w:numFmt w:val="lowerLetter"/>
+      <w:lvlText w:val="%8."/>
+      <w:lvlJc w:val="left"/>
+      <w:pPr>
+        <w:ind w:left="5760" w:hanging="360"/>
+      </w:pPr>
+    </w:lvl>
+    <w:lvl w:ilvl="8" w:tplc="0C0A001B" w:tentative="1">
+      <w:start w:val="1"/>
+      <w:numFmt w:val="lowerRoman"/>
+      <w:lvlText w:val="%9."/>
+      <w:lvlJc w:val="right"/>
+      <w:pPr>
+        <w:ind w:left="6480" w:hanging="180"/>
+      </w:pPr>
+    </w:lvl>
+  </w:abstractNum>
+  <w:abstractNum w:abstractNumId="13" w15:restartNumberingAfterBreak="0">
     <w:nsid w:val="573BA664"/>
     <w:multiLevelType w:val="multilevel"/>
     <w:tmpl w:val="1BFE550E"/>
@@ -17233,7 +17638,7 @@
       </w:pPr>
     </w:lvl>
   </w:abstractNum>
-  <w:abstractNum w:abstractNumId="13" w15:restartNumberingAfterBreak="0">
+  <w:abstractNum w:abstractNumId="14" w15:restartNumberingAfterBreak="0">
     <w:nsid w:val="5A6F4870"/>
     <w:multiLevelType w:val="hybridMultilevel"/>
     <w:tmpl w:val="94AE46AA"/>
@@ -17346,7 +17751,7 @@
       </w:rPr>
     </w:lvl>
   </w:abstractNum>
-  <w:abstractNum w:abstractNumId="14" w15:restartNumberingAfterBreak="0">
+  <w:abstractNum w:abstractNumId="15" w15:restartNumberingAfterBreak="0">
     <w:nsid w:val="5A8863B8"/>
     <w:multiLevelType w:val="hybridMultilevel"/>
     <w:tmpl w:val="EC9EFB48"/>
@@ -17459,7 +17864,7 @@
       </w:rPr>
     </w:lvl>
   </w:abstractNum>
-  <w:abstractNum w:abstractNumId="15" w15:restartNumberingAfterBreak="0">
+  <w:abstractNum w:abstractNumId="16" w15:restartNumberingAfterBreak="0">
     <w:nsid w:val="5E20A2D6"/>
     <w:multiLevelType w:val="hybridMultilevel"/>
     <w:tmpl w:val="5956AD64"/>
@@ -17572,7 +17977,7 @@
       </w:rPr>
     </w:lvl>
   </w:abstractNum>
-  <w:abstractNum w:abstractNumId="16" w15:restartNumberingAfterBreak="0">
+  <w:abstractNum w:abstractNumId="17" w15:restartNumberingAfterBreak="0">
     <w:nsid w:val="61EE0F9E"/>
     <w:multiLevelType w:val="multilevel"/>
     <w:tmpl w:val="9A568394"/>
@@ -17659,7 +18064,7 @@
       </w:pPr>
     </w:lvl>
   </w:abstractNum>
-  <w:abstractNum w:abstractNumId="17" w15:restartNumberingAfterBreak="0">
+  <w:abstractNum w:abstractNumId="18" w15:restartNumberingAfterBreak="0">
     <w:nsid w:val="6E6F6B00"/>
     <w:multiLevelType w:val="hybridMultilevel"/>
     <w:tmpl w:val="65D885F8"/>
@@ -17772,7 +18177,7 @@
       </w:rPr>
     </w:lvl>
   </w:abstractNum>
-  <w:abstractNum w:abstractNumId="18" w15:restartNumberingAfterBreak="0">
+  <w:abstractNum w:abstractNumId="19" w15:restartNumberingAfterBreak="0">
     <w:nsid w:val="72D77F95"/>
     <w:multiLevelType w:val="hybridMultilevel"/>
     <w:tmpl w:val="03E6E4BA"/>
@@ -17885,7 +18290,7 @@
       </w:rPr>
     </w:lvl>
   </w:abstractNum>
-  <w:abstractNum w:abstractNumId="19" w15:restartNumberingAfterBreak="0">
+  <w:abstractNum w:abstractNumId="20" w15:restartNumberingAfterBreak="0">
     <w:nsid w:val="7B622CB4"/>
     <w:multiLevelType w:val="hybridMultilevel"/>
     <w:tmpl w:val="86B0A450"/>
@@ -17998,7 +18403,7 @@
       </w:rPr>
     </w:lvl>
   </w:abstractNum>
-  <w:abstractNum w:abstractNumId="20" w15:restartNumberingAfterBreak="0">
+  <w:abstractNum w:abstractNumId="21" w15:restartNumberingAfterBreak="0">
     <w:nsid w:val="7E154811"/>
     <w:multiLevelType w:val="hybridMultilevel"/>
     <w:tmpl w:val="CC00BB8C"/>
@@ -18130,13 +18535,13 @@
     <w:abstractNumId w:val="0"/>
   </w:num>
   <w:num w:numId="7" w16cid:durableId="361321672">
-    <w:abstractNumId w:val="17"/>
+    <w:abstractNumId w:val="18"/>
   </w:num>
   <w:num w:numId="8" w16cid:durableId="2057123933">
     <w:abstractNumId w:val="9"/>
   </w:num>
   <w:num w:numId="9" w16cid:durableId="1011220778">
-    <w:abstractNumId w:val="13"/>
+    <w:abstractNumId w:val="14"/>
   </w:num>
   <w:num w:numId="10" w16cid:durableId="740562609">
     <w:abstractNumId w:val="3"/>
@@ -18148,31 +18553,34 @@
     <w:abstractNumId w:val="5"/>
   </w:num>
   <w:num w:numId="13" w16cid:durableId="516777353">
-    <w:abstractNumId w:val="12"/>
+    <w:abstractNumId w:val="13"/>
   </w:num>
   <w:num w:numId="14" w16cid:durableId="921599014">
-    <w:abstractNumId w:val="15"/>
+    <w:abstractNumId w:val="16"/>
   </w:num>
   <w:num w:numId="15" w16cid:durableId="1471242181">
-    <w:abstractNumId w:val="16"/>
+    <w:abstractNumId w:val="17"/>
   </w:num>
   <w:num w:numId="16" w16cid:durableId="1280255786">
     <w:abstractNumId w:val="2"/>
   </w:num>
   <w:num w:numId="17" w16cid:durableId="1111163449">
-    <w:abstractNumId w:val="19"/>
+    <w:abstractNumId w:val="20"/>
   </w:num>
   <w:num w:numId="18" w16cid:durableId="1473985840">
     <w:abstractNumId w:val="8"/>
   </w:num>
   <w:num w:numId="19" w16cid:durableId="1342390438">
-    <w:abstractNumId w:val="14"/>
+    <w:abstractNumId w:val="15"/>
   </w:num>
   <w:num w:numId="20" w16cid:durableId="1656689130">
-    <w:abstractNumId w:val="20"/>
+    <w:abstractNumId w:val="21"/>
   </w:num>
   <w:num w:numId="21" w16cid:durableId="785151921">
-    <w:abstractNumId w:val="18"/>
+    <w:abstractNumId w:val="19"/>
+  </w:num>
+  <w:num w:numId="22" w16cid:durableId="506554086">
+    <w:abstractNumId w:val="12"/>
   </w:num>
 </w:numbering>
 </file>
@@ -19194,7 +19602,12 @@
 </file>
 
 <file path=customXml/item3.xml><?xml version="1.0" encoding="utf-8"?>
-<b:Sources xmlns:b="http://schemas.openxmlformats.org/officeDocument/2006/bibliography" xmlns="http://schemas.openxmlformats.org/officeDocument/2006/bibliography" SelectedStyle="\APASixthEditionOfficeOnline.xsl" StyleName="APA" Version="6"/>
+<?mso-contentType ?>
+<FormTemplates xmlns="http://schemas.microsoft.com/sharepoint/v3/contenttype/forms">
+  <Display>DocumentLibraryForm</Display>
+  <Edit>DocumentLibraryForm</Edit>
+  <New>DocumentLibraryForm</New>
+</FormTemplates>
 </file>
 
 <file path=customXml/item4.xml><?xml version="1.0" encoding="utf-8"?>
@@ -19348,12 +19761,7 @@
 </file>
 
 <file path=customXml/item5.xml><?xml version="1.0" encoding="utf-8"?>
-<?mso-contentType ?>
-<FormTemplates xmlns="http://schemas.microsoft.com/sharepoint/v3/contenttype/forms">
-  <Display>DocumentLibraryForm</Display>
-  <Edit>DocumentLibraryForm</Edit>
-  <New>DocumentLibraryForm</New>
-</FormTemplates>
+<b:Sources xmlns:b="http://schemas.openxmlformats.org/officeDocument/2006/bibliography" xmlns="http://schemas.openxmlformats.org/officeDocument/2006/bibliography" SelectedStyle="\APASixthEditionOfficeOnline.xsl" StyleName="APA" Version="6"/>
 </file>
 
 <file path=customXml/itemProps1.xml><?xml version="1.0" encoding="utf-8"?>
@@ -19375,9 +19783,9 @@
 </file>
 
 <file path=customXml/itemProps3.xml><?xml version="1.0" encoding="utf-8"?>
-<ds:datastoreItem xmlns:ds="http://schemas.openxmlformats.org/officeDocument/2006/customXml" ds:itemID="{84CA4A16-CE6B-4C64-8CA7-CF5CBE9EE313}">
+<ds:datastoreItem xmlns:ds="http://schemas.openxmlformats.org/officeDocument/2006/customXml" ds:itemID="{9C62D19F-2C4B-4163-B98D-18BF5B309744}">
   <ds:schemaRefs>
-    <ds:schemaRef ds:uri="http://schemas.openxmlformats.org/officeDocument/2006/bibliography"/>
+    <ds:schemaRef ds:uri="http://schemas.microsoft.com/sharepoint/v3/contenttype/forms"/>
   </ds:schemaRefs>
 </ds:datastoreItem>
 </file>
@@ -19401,9 +19809,9 @@
 </file>
 
 <file path=customXml/itemProps5.xml><?xml version="1.0" encoding="utf-8"?>
-<ds:datastoreItem xmlns:ds="http://schemas.openxmlformats.org/officeDocument/2006/customXml" ds:itemID="{9C62D19F-2C4B-4163-B98D-18BF5B309744}">
+<ds:datastoreItem xmlns:ds="http://schemas.openxmlformats.org/officeDocument/2006/customXml" ds:itemID="{84CA4A16-CE6B-4C64-8CA7-CF5CBE9EE313}">
   <ds:schemaRefs>
-    <ds:schemaRef ds:uri="http://schemas.microsoft.com/sharepoint/v3/contenttype/forms"/>
+    <ds:schemaRef ds:uri="http://schemas.openxmlformats.org/officeDocument/2006/bibliography"/>
   </ds:schemaRefs>
 </ds:datastoreItem>
 </file>
--- a/Documentación_final.docx
+++ b/Documentación_final.docx
@@ -1577,7 +1577,7 @@
           <w:r>
             <w:fldChar w:fldCharType="separate"/>
           </w:r>
-          <w:hyperlink w:anchor="_Toc229854702" w:history="1">
+          <w:hyperlink w:anchor="_Toc229935612" w:history="1">
             <w:r>
               <w:rPr>
                 <w:rStyle w:val="Hipervnculo"/>
@@ -1621,7 +1621,7 @@
                 <w:noProof/>
                 <w:webHidden/>
               </w:rPr>
-              <w:instrText xml:space="preserve"> PAGEREF _Toc229854702 \h </w:instrText>
+              <w:instrText xml:space="preserve"> PAGEREF _Toc229935612 \h </w:instrText>
             </w:r>
             <w:r>
               <w:rPr>
@@ -1666,7 +1666,7 @@
               <w14:ligatures w14:val="standardContextual"/>
             </w:rPr>
           </w:pPr>
-          <w:hyperlink w:anchor="_Toc229854703" w:history="1">
+          <w:hyperlink w:anchor="_Toc229935613" w:history="1">
             <w:r>
               <w:rPr>
                 <w:rStyle w:val="Hipervnculo"/>
@@ -1693,7 +1693,7 @@
                 <w:noProof/>
                 <w:webHidden/>
               </w:rPr>
-              <w:instrText xml:space="preserve"> PAGEREF _Toc229854703 \h </w:instrText>
+              <w:instrText xml:space="preserve"> PAGEREF _Toc229935613 \h </w:instrText>
             </w:r>
             <w:r>
               <w:rPr>
@@ -1738,7 +1738,7 @@
               <w14:ligatures w14:val="standardContextual"/>
             </w:rPr>
           </w:pPr>
-          <w:hyperlink w:anchor="_Toc229854704" w:history="1">
+          <w:hyperlink w:anchor="_Toc229935614" w:history="1">
             <w:r>
               <w:rPr>
                 <w:rStyle w:val="Hipervnculo"/>
@@ -1765,7 +1765,7 @@
                 <w:noProof/>
                 <w:webHidden/>
               </w:rPr>
-              <w:instrText xml:space="preserve"> PAGEREF _Toc229854704 \h </w:instrText>
+              <w:instrText xml:space="preserve"> PAGEREF _Toc229935614 \h </w:instrText>
             </w:r>
             <w:r>
               <w:rPr>
@@ -1810,7 +1810,7 @@
               <w14:ligatures w14:val="standardContextual"/>
             </w:rPr>
           </w:pPr>
-          <w:hyperlink w:anchor="_Toc229854705" w:history="1">
+          <w:hyperlink w:anchor="_Toc229935615" w:history="1">
             <w:r>
               <w:rPr>
                 <w:rStyle w:val="Hipervnculo"/>
@@ -1837,7 +1837,7 @@
                 <w:noProof/>
                 <w:webHidden/>
               </w:rPr>
-              <w:instrText xml:space="preserve"> PAGEREF _Toc229854705 \h </w:instrText>
+              <w:instrText xml:space="preserve"> PAGEREF _Toc229935615 \h </w:instrText>
             </w:r>
             <w:r>
               <w:rPr>
@@ -1883,7 +1883,7 @@
               <w14:ligatures w14:val="standardContextual"/>
             </w:rPr>
           </w:pPr>
-          <w:hyperlink w:anchor="_Toc229854706" w:history="1">
+          <w:hyperlink w:anchor="_Toc229935616" w:history="1">
             <w:r>
               <w:rPr>
                 <w:rStyle w:val="Hipervnculo"/>
@@ -1927,7 +1927,7 @@
                 <w:noProof/>
                 <w:webHidden/>
               </w:rPr>
-              <w:instrText xml:space="preserve"> PAGEREF _Toc229854706 \h </w:instrText>
+              <w:instrText xml:space="preserve"> PAGEREF _Toc229935616 \h </w:instrText>
             </w:r>
             <w:r>
               <w:rPr>
@@ -1972,7 +1972,7 @@
               <w14:ligatures w14:val="standardContextual"/>
             </w:rPr>
           </w:pPr>
-          <w:hyperlink w:anchor="_Toc229854707" w:history="1">
+          <w:hyperlink w:anchor="_Toc229935617" w:history="1">
             <w:r>
               <w:rPr>
                 <w:rStyle w:val="Hipervnculo"/>
@@ -1999,7 +1999,7 @@
                 <w:noProof/>
                 <w:webHidden/>
               </w:rPr>
-              <w:instrText xml:space="preserve"> PAGEREF _Toc229854707 \h </w:instrText>
+              <w:instrText xml:space="preserve"> PAGEREF _Toc229935617 \h </w:instrText>
             </w:r>
             <w:r>
               <w:rPr>
@@ -2044,7 +2044,7 @@
               <w14:ligatures w14:val="standardContextual"/>
             </w:rPr>
           </w:pPr>
-          <w:hyperlink w:anchor="_Toc229854708" w:history="1">
+          <w:hyperlink w:anchor="_Toc229935618" w:history="1">
             <w:r>
               <w:rPr>
                 <w:rStyle w:val="Hipervnculo"/>
@@ -2071,7 +2071,7 @@
                 <w:noProof/>
                 <w:webHidden/>
               </w:rPr>
-              <w:instrText xml:space="preserve"> PAGEREF _Toc229854708 \h </w:instrText>
+              <w:instrText xml:space="preserve"> PAGEREF _Toc229935618 \h </w:instrText>
             </w:r>
             <w:r>
               <w:rPr>
@@ -2116,7 +2116,7 @@
               <w14:ligatures w14:val="standardContextual"/>
             </w:rPr>
           </w:pPr>
-          <w:hyperlink w:anchor="_Toc229854709" w:history="1">
+          <w:hyperlink w:anchor="_Toc229935619" w:history="1">
             <w:r>
               <w:rPr>
                 <w:rStyle w:val="Hipervnculo"/>
@@ -2144,7 +2144,7 @@
                 <w:noProof/>
                 <w:webHidden/>
               </w:rPr>
-              <w:instrText xml:space="preserve"> PAGEREF _Toc229854709 \h </w:instrText>
+              <w:instrText xml:space="preserve"> PAGEREF _Toc229935619 \h </w:instrText>
             </w:r>
             <w:r>
               <w:rPr>
@@ -2190,7 +2190,7 @@
               <w14:ligatures w14:val="standardContextual"/>
             </w:rPr>
           </w:pPr>
-          <w:hyperlink w:anchor="_Toc229854710" w:history="1">
+          <w:hyperlink w:anchor="_Toc229935620" w:history="1">
             <w:r>
               <w:rPr>
                 <w:rStyle w:val="Hipervnculo"/>
@@ -2234,7 +2234,7 @@
                 <w:noProof/>
                 <w:webHidden/>
               </w:rPr>
-              <w:instrText xml:space="preserve"> PAGEREF _Toc229854710 \h </w:instrText>
+              <w:instrText xml:space="preserve"> PAGEREF _Toc229935620 \h </w:instrText>
             </w:r>
             <w:r>
               <w:rPr>
@@ -2279,7 +2279,7 @@
               <w14:ligatures w14:val="standardContextual"/>
             </w:rPr>
           </w:pPr>
-          <w:hyperlink w:anchor="_Toc229854711" w:history="1">
+          <w:hyperlink w:anchor="_Toc229935621" w:history="1">
             <w:r>
               <w:rPr>
                 <w:rStyle w:val="Hipervnculo"/>
@@ -2306,7 +2306,7 @@
                 <w:noProof/>
                 <w:webHidden/>
               </w:rPr>
-              <w:instrText xml:space="preserve"> PAGEREF _Toc229854711 \h </w:instrText>
+              <w:instrText xml:space="preserve"> PAGEREF _Toc229935621 \h </w:instrText>
             </w:r>
             <w:r>
               <w:rPr>
@@ -2351,7 +2351,7 @@
               <w14:ligatures w14:val="standardContextual"/>
             </w:rPr>
           </w:pPr>
-          <w:hyperlink w:anchor="_Toc229854712" w:history="1">
+          <w:hyperlink w:anchor="_Toc229935622" w:history="1">
             <w:r>
               <w:rPr>
                 <w:rStyle w:val="Hipervnculo"/>
@@ -2378,7 +2378,7 @@
                 <w:noProof/>
                 <w:webHidden/>
               </w:rPr>
-              <w:instrText xml:space="preserve"> PAGEREF _Toc229854712 \h </w:instrText>
+              <w:instrText xml:space="preserve"> PAGEREF _Toc229935622 \h </w:instrText>
             </w:r>
             <w:r>
               <w:rPr>
@@ -2423,7 +2423,7 @@
               <w14:ligatures w14:val="standardContextual"/>
             </w:rPr>
           </w:pPr>
-          <w:hyperlink w:anchor="_Toc229854713" w:history="1">
+          <w:hyperlink w:anchor="_Toc229935623" w:history="1">
             <w:r>
               <w:rPr>
                 <w:rStyle w:val="Hipervnculo"/>
@@ -2450,7 +2450,7 @@
                 <w:noProof/>
                 <w:webHidden/>
               </w:rPr>
-              <w:instrText xml:space="preserve"> PAGEREF _Toc229854713 \h </w:instrText>
+              <w:instrText xml:space="preserve"> PAGEREF _Toc229935623 \h </w:instrText>
             </w:r>
             <w:r>
               <w:rPr>
@@ -2495,7 +2495,7 @@
               <w14:ligatures w14:val="standardContextual"/>
             </w:rPr>
           </w:pPr>
-          <w:hyperlink w:anchor="_Toc229854714" w:history="1">
+          <w:hyperlink w:anchor="_Toc229935624" w:history="1">
             <w:r>
               <w:rPr>
                 <w:rStyle w:val="Hipervnculo"/>
@@ -2522,7 +2522,7 @@
                 <w:noProof/>
                 <w:webHidden/>
               </w:rPr>
-              <w:instrText xml:space="preserve"> PAGEREF _Toc229854714 \h </w:instrText>
+              <w:instrText xml:space="preserve"> PAGEREF _Toc229935624 \h </w:instrText>
             </w:r>
             <w:r>
               <w:rPr>
@@ -2567,7 +2567,7 @@
               <w14:ligatures w14:val="standardContextual"/>
             </w:rPr>
           </w:pPr>
-          <w:hyperlink w:anchor="_Toc229854715" w:history="1">
+          <w:hyperlink w:anchor="_Toc229935625" w:history="1">
             <w:r>
               <w:rPr>
                 <w:rStyle w:val="Hipervnculo"/>
@@ -2594,7 +2594,7 @@
                 <w:noProof/>
                 <w:webHidden/>
               </w:rPr>
-              <w:instrText xml:space="preserve"> PAGEREF _Toc229854715 \h </w:instrText>
+              <w:instrText xml:space="preserve"> PAGEREF _Toc229935625 \h </w:instrText>
             </w:r>
             <w:r>
               <w:rPr>
@@ -2639,7 +2639,7 @@
               <w14:ligatures w14:val="standardContextual"/>
             </w:rPr>
           </w:pPr>
-          <w:hyperlink w:anchor="_Toc229854716" w:history="1">
+          <w:hyperlink w:anchor="_Toc229935626" w:history="1">
             <w:r>
               <w:rPr>
                 <w:rStyle w:val="Hipervnculo"/>
@@ -2666,7 +2666,7 @@
                 <w:noProof/>
                 <w:webHidden/>
               </w:rPr>
-              <w:instrText xml:space="preserve"> PAGEREF _Toc229854716 \h </w:instrText>
+              <w:instrText xml:space="preserve"> PAGEREF _Toc229935626 \h </w:instrText>
             </w:r>
             <w:r>
               <w:rPr>
@@ -2712,7 +2712,7 @@
               <w14:ligatures w14:val="standardContextual"/>
             </w:rPr>
           </w:pPr>
-          <w:hyperlink w:anchor="_Toc229854717" w:history="1">
+          <w:hyperlink w:anchor="_Toc229935627" w:history="1">
             <w:r>
               <w:rPr>
                 <w:rStyle w:val="Hipervnculo"/>
@@ -2756,7 +2756,7 @@
                 <w:noProof/>
                 <w:webHidden/>
               </w:rPr>
-              <w:instrText xml:space="preserve"> PAGEREF _Toc229854717 \h </w:instrText>
+              <w:instrText xml:space="preserve"> PAGEREF _Toc229935627 \h </w:instrText>
             </w:r>
             <w:r>
               <w:rPr>
@@ -2801,7 +2801,7 @@
               <w14:ligatures w14:val="standardContextual"/>
             </w:rPr>
           </w:pPr>
-          <w:hyperlink w:anchor="_Toc229854718" w:history="1">
+          <w:hyperlink w:anchor="_Toc229935628" w:history="1">
             <w:r>
               <w:rPr>
                 <w:rStyle w:val="Hipervnculo"/>
@@ -2828,7 +2828,7 @@
                 <w:noProof/>
                 <w:webHidden/>
               </w:rPr>
-              <w:instrText xml:space="preserve"> PAGEREF _Toc229854718 \h </w:instrText>
+              <w:instrText xml:space="preserve"> PAGEREF _Toc229935628 \h </w:instrText>
             </w:r>
             <w:r>
               <w:rPr>
@@ -2873,7 +2873,7 @@
               <w14:ligatures w14:val="standardContextual"/>
             </w:rPr>
           </w:pPr>
-          <w:hyperlink w:anchor="_Toc229854719" w:history="1">
+          <w:hyperlink w:anchor="_Toc229935629" w:history="1">
             <w:r>
               <w:rPr>
                 <w:rStyle w:val="Hipervnculo"/>
@@ -2900,7 +2900,7 @@
                 <w:noProof/>
                 <w:webHidden/>
               </w:rPr>
-              <w:instrText xml:space="preserve"> PAGEREF _Toc229854719 \h </w:instrText>
+              <w:instrText xml:space="preserve"> PAGEREF _Toc229935629 \h </w:instrText>
             </w:r>
             <w:r>
               <w:rPr>
@@ -2945,7 +2945,7 @@
               <w14:ligatures w14:val="standardContextual"/>
             </w:rPr>
           </w:pPr>
-          <w:hyperlink w:anchor="_Toc229854720" w:history="1">
+          <w:hyperlink w:anchor="_Toc229935630" w:history="1">
             <w:r>
               <w:rPr>
                 <w:rStyle w:val="Hipervnculo"/>
@@ -2972,7 +2972,7 @@
                 <w:noProof/>
                 <w:webHidden/>
               </w:rPr>
-              <w:instrText xml:space="preserve"> PAGEREF _Toc229854720 \h </w:instrText>
+              <w:instrText xml:space="preserve"> PAGEREF _Toc229935630 \h </w:instrText>
             </w:r>
             <w:r>
               <w:rPr>
@@ -3017,7 +3017,7 @@
               <w14:ligatures w14:val="standardContextual"/>
             </w:rPr>
           </w:pPr>
-          <w:hyperlink w:anchor="_Toc229854721" w:history="1">
+          <w:hyperlink w:anchor="_Toc229935631" w:history="1">
             <w:r>
               <w:rPr>
                 <w:rStyle w:val="Hipervnculo"/>
@@ -3044,7 +3044,7 @@
                 <w:noProof/>
                 <w:webHidden/>
               </w:rPr>
-              <w:instrText xml:space="preserve"> PAGEREF _Toc229854721 \h </w:instrText>
+              <w:instrText xml:space="preserve"> PAGEREF _Toc229935631 \h </w:instrText>
             </w:r>
             <w:r>
               <w:rPr>
@@ -3090,7 +3090,7 @@
               <w14:ligatures w14:val="standardContextual"/>
             </w:rPr>
           </w:pPr>
-          <w:hyperlink w:anchor="_Toc229854722" w:history="1">
+          <w:hyperlink w:anchor="_Toc229935632" w:history="1">
             <w:r>
               <w:rPr>
                 <w:rStyle w:val="Hipervnculo"/>
@@ -3134,7 +3134,7 @@
                 <w:noProof/>
                 <w:webHidden/>
               </w:rPr>
-              <w:instrText xml:space="preserve"> PAGEREF _Toc229854722 \h </w:instrText>
+              <w:instrText xml:space="preserve"> PAGEREF _Toc229935632 \h </w:instrText>
             </w:r>
             <w:r>
               <w:rPr>
@@ -3179,7 +3179,7 @@
               <w14:ligatures w14:val="standardContextual"/>
             </w:rPr>
           </w:pPr>
-          <w:hyperlink w:anchor="_Toc229854723" w:history="1">
+          <w:hyperlink w:anchor="_Toc229935633" w:history="1">
             <w:r>
               <w:rPr>
                 <w:rStyle w:val="Hipervnculo"/>
@@ -3206,7 +3206,7 @@
                 <w:noProof/>
                 <w:webHidden/>
               </w:rPr>
-              <w:instrText xml:space="preserve"> PAGEREF _Toc229854723 \h </w:instrText>
+              <w:instrText xml:space="preserve"> PAGEREF _Toc229935633 \h </w:instrText>
             </w:r>
             <w:r>
               <w:rPr>
@@ -3251,7 +3251,7 @@
               <w14:ligatures w14:val="standardContextual"/>
             </w:rPr>
           </w:pPr>
-          <w:hyperlink w:anchor="_Toc229854724" w:history="1">
+          <w:hyperlink w:anchor="_Toc229935634" w:history="1">
             <w:r>
               <w:rPr>
                 <w:rStyle w:val="Hipervnculo"/>
@@ -3278,7 +3278,7 @@
                 <w:noProof/>
                 <w:webHidden/>
               </w:rPr>
-              <w:instrText xml:space="preserve"> PAGEREF _Toc229854724 \h </w:instrText>
+              <w:instrText xml:space="preserve"> PAGEREF _Toc229935634 \h </w:instrText>
             </w:r>
             <w:r>
               <w:rPr>
@@ -3323,7 +3323,7 @@
               <w14:ligatures w14:val="standardContextual"/>
             </w:rPr>
           </w:pPr>
-          <w:hyperlink w:anchor="_Toc229854725" w:history="1">
+          <w:hyperlink w:anchor="_Toc229935635" w:history="1">
             <w:r>
               <w:rPr>
                 <w:rStyle w:val="Hipervnculo"/>
@@ -3350,7 +3350,7 @@
                 <w:noProof/>
                 <w:webHidden/>
               </w:rPr>
-              <w:instrText xml:space="preserve"> PAGEREF _Toc229854725 \h </w:instrText>
+              <w:instrText xml:space="preserve"> PAGEREF _Toc229935635 \h </w:instrText>
             </w:r>
             <w:r>
               <w:rPr>
@@ -3396,7 +3396,7 @@
               <w14:ligatures w14:val="standardContextual"/>
             </w:rPr>
           </w:pPr>
-          <w:hyperlink w:anchor="_Toc229854726" w:history="1">
+          <w:hyperlink w:anchor="_Toc229935636" w:history="1">
             <w:r>
               <w:rPr>
                 <w:rStyle w:val="Hipervnculo"/>
@@ -3440,7 +3440,7 @@
                 <w:noProof/>
                 <w:webHidden/>
               </w:rPr>
-              <w:instrText xml:space="preserve"> PAGEREF _Toc229854726 \h </w:instrText>
+              <w:instrText xml:space="preserve"> PAGEREF _Toc229935636 \h </w:instrText>
             </w:r>
             <w:r>
               <w:rPr>
@@ -3485,7 +3485,7 @@
               <w14:ligatures w14:val="standardContextual"/>
             </w:rPr>
           </w:pPr>
-          <w:hyperlink w:anchor="_Toc229854727" w:history="1">
+          <w:hyperlink w:anchor="_Toc229935637" w:history="1">
             <w:r>
               <w:rPr>
                 <w:rStyle w:val="Hipervnculo"/>
@@ -3512,7 +3512,7 @@
                 <w:noProof/>
                 <w:webHidden/>
               </w:rPr>
-              <w:instrText xml:space="preserve"> PAGEREF _Toc229854727 \h </w:instrText>
+              <w:instrText xml:space="preserve"> PAGEREF _Toc229935637 \h </w:instrText>
             </w:r>
             <w:r>
               <w:rPr>
@@ -3557,7 +3557,7 @@
               <w14:ligatures w14:val="standardContextual"/>
             </w:rPr>
           </w:pPr>
-          <w:hyperlink w:anchor="_Toc229854728" w:history="1">
+          <w:hyperlink w:anchor="_Toc229935638" w:history="1">
             <w:r>
               <w:rPr>
                 <w:rStyle w:val="Hipervnculo"/>
@@ -3584,7 +3584,7 @@
                 <w:noProof/>
                 <w:webHidden/>
               </w:rPr>
-              <w:instrText xml:space="preserve"> PAGEREF _Toc229854728 \h </w:instrText>
+              <w:instrText xml:space="preserve"> PAGEREF _Toc229935638 \h </w:instrText>
             </w:r>
             <w:r>
               <w:rPr>
@@ -3629,7 +3629,7 @@
               <w14:ligatures w14:val="standardContextual"/>
             </w:rPr>
           </w:pPr>
-          <w:hyperlink w:anchor="_Toc229854729" w:history="1">
+          <w:hyperlink w:anchor="_Toc229935639" w:history="1">
             <w:r>
               <w:rPr>
                 <w:rStyle w:val="Hipervnculo"/>
@@ -3656,7 +3656,7 @@
                 <w:noProof/>
                 <w:webHidden/>
               </w:rPr>
-              <w:instrText xml:space="preserve"> PAGEREF _Toc229854729 \h </w:instrText>
+              <w:instrText xml:space="preserve"> PAGEREF _Toc229935639 \h </w:instrText>
             </w:r>
             <w:r>
               <w:rPr>
@@ -3702,7 +3702,7 @@
               <w14:ligatures w14:val="standardContextual"/>
             </w:rPr>
           </w:pPr>
-          <w:hyperlink w:anchor="_Toc229854730" w:history="1">
+          <w:hyperlink w:anchor="_Toc229935640" w:history="1">
             <w:r>
               <w:rPr>
                 <w:rStyle w:val="Hipervnculo"/>
@@ -3746,7 +3746,7 @@
                 <w:noProof/>
                 <w:webHidden/>
               </w:rPr>
-              <w:instrText xml:space="preserve"> PAGEREF _Toc229854730 \h </w:instrText>
+              <w:instrText xml:space="preserve"> PAGEREF _Toc229935640 \h </w:instrText>
             </w:r>
             <w:r>
               <w:rPr>
@@ -3766,7 +3766,7 @@
                 <w:noProof/>
                 <w:webHidden/>
               </w:rPr>
-              <w:t>32</w:t>
+              <w:t>35</w:t>
             </w:r>
             <w:r>
               <w:rPr>
@@ -3791,7 +3791,7 @@
               <w14:ligatures w14:val="standardContextual"/>
             </w:rPr>
           </w:pPr>
-          <w:hyperlink w:anchor="_Toc229854731" w:history="1">
+          <w:hyperlink w:anchor="_Toc229935641" w:history="1">
             <w:r>
               <w:rPr>
                 <w:rStyle w:val="Hipervnculo"/>
@@ -3818,7 +3818,7 @@
                 <w:noProof/>
                 <w:webHidden/>
               </w:rPr>
-              <w:instrText xml:space="preserve"> PAGEREF _Toc229854731 \h </w:instrText>
+              <w:instrText xml:space="preserve"> PAGEREF _Toc229935641 \h </w:instrText>
             </w:r>
             <w:r>
               <w:rPr>
@@ -3838,7 +3838,7 @@
                 <w:noProof/>
                 <w:webHidden/>
               </w:rPr>
-              <w:t>32</w:t>
+              <w:t>35</w:t>
             </w:r>
             <w:r>
               <w:rPr>
@@ -3863,7 +3863,7 @@
               <w14:ligatures w14:val="standardContextual"/>
             </w:rPr>
           </w:pPr>
-          <w:hyperlink w:anchor="_Toc229854732" w:history="1">
+          <w:hyperlink w:anchor="_Toc229935642" w:history="1">
             <w:r>
               <w:rPr>
                 <w:rStyle w:val="Hipervnculo"/>
@@ -3890,7 +3890,7 @@
                 <w:noProof/>
                 <w:webHidden/>
               </w:rPr>
-              <w:instrText xml:space="preserve"> PAGEREF _Toc229854732 \h </w:instrText>
+              <w:instrText xml:space="preserve"> PAGEREF _Toc229935642 \h </w:instrText>
             </w:r>
             <w:r>
               <w:rPr>
@@ -3910,7 +3910,7 @@
                 <w:noProof/>
                 <w:webHidden/>
               </w:rPr>
-              <w:t>32</w:t>
+              <w:t>35</w:t>
             </w:r>
             <w:r>
               <w:rPr>
@@ -3936,7 +3936,7 @@
               <w14:ligatures w14:val="standardContextual"/>
             </w:rPr>
           </w:pPr>
-          <w:hyperlink w:anchor="_Toc229854733" w:history="1">
+          <w:hyperlink w:anchor="_Toc229935643" w:history="1">
             <w:r>
               <w:rPr>
                 <w:rStyle w:val="Hipervnculo"/>
@@ -3980,7 +3980,7 @@
                 <w:noProof/>
                 <w:webHidden/>
               </w:rPr>
-              <w:instrText xml:space="preserve"> PAGEREF _Toc229854733 \h </w:instrText>
+              <w:instrText xml:space="preserve"> PAGEREF _Toc229935643 \h </w:instrText>
             </w:r>
             <w:r>
               <w:rPr>
@@ -4000,7 +4000,7 @@
                 <w:noProof/>
                 <w:webHidden/>
               </w:rPr>
-              <w:t>33</w:t>
+              <w:t>36</w:t>
             </w:r>
             <w:r>
               <w:rPr>
@@ -4025,7 +4025,7 @@
               <w14:ligatures w14:val="standardContextual"/>
             </w:rPr>
           </w:pPr>
-          <w:hyperlink w:anchor="_Toc229854734" w:history="1">
+          <w:hyperlink w:anchor="_Toc229935644" w:history="1">
             <w:r>
               <w:rPr>
                 <w:rStyle w:val="Hipervnculo"/>
@@ -4052,7 +4052,7 @@
                 <w:noProof/>
                 <w:webHidden/>
               </w:rPr>
-              <w:instrText xml:space="preserve"> PAGEREF _Toc229854734 \h </w:instrText>
+              <w:instrText xml:space="preserve"> PAGEREF _Toc229935644 \h </w:instrText>
             </w:r>
             <w:r>
               <w:rPr>
@@ -4072,7 +4072,7 @@
                 <w:noProof/>
                 <w:webHidden/>
               </w:rPr>
-              <w:t>33</w:t>
+              <w:t>36</w:t>
             </w:r>
             <w:r>
               <w:rPr>
@@ -4097,7 +4097,7 @@
               <w14:ligatures w14:val="standardContextual"/>
             </w:rPr>
           </w:pPr>
-          <w:hyperlink w:anchor="_Toc229854735" w:history="1">
+          <w:hyperlink w:anchor="_Toc229935645" w:history="1">
             <w:r>
               <w:rPr>
                 <w:rStyle w:val="Hipervnculo"/>
@@ -4124,7 +4124,7 @@
                 <w:noProof/>
                 <w:webHidden/>
               </w:rPr>
-              <w:instrText xml:space="preserve"> PAGEREF _Toc229854735 \h </w:instrText>
+              <w:instrText xml:space="preserve"> PAGEREF _Toc229935645 \h </w:instrText>
             </w:r>
             <w:r>
               <w:rPr>
@@ -4144,7 +4144,7 @@
                 <w:noProof/>
                 <w:webHidden/>
               </w:rPr>
-              <w:t>33</w:t>
+              <w:t>36</w:t>
             </w:r>
             <w:r>
               <w:rPr>
@@ -4169,7 +4169,7 @@
               <w14:ligatures w14:val="standardContextual"/>
             </w:rPr>
           </w:pPr>
-          <w:hyperlink w:anchor="_Toc229854736" w:history="1">
+          <w:hyperlink w:anchor="_Toc229935646" w:history="1">
             <w:r>
               <w:rPr>
                 <w:rStyle w:val="Hipervnculo"/>
@@ -4196,7 +4196,7 @@
                 <w:noProof/>
                 <w:webHidden/>
               </w:rPr>
-              <w:instrText xml:space="preserve"> PAGEREF _Toc229854736 \h </w:instrText>
+              <w:instrText xml:space="preserve"> PAGEREF _Toc229935646 \h </w:instrText>
             </w:r>
             <w:r>
               <w:rPr>
@@ -4216,7 +4216,7 @@
                 <w:noProof/>
                 <w:webHidden/>
               </w:rPr>
-              <w:t>33</w:t>
+              <w:t>36</w:t>
             </w:r>
             <w:r>
               <w:rPr>
@@ -4242,7 +4242,7 @@
               <w14:ligatures w14:val="standardContextual"/>
             </w:rPr>
           </w:pPr>
-          <w:hyperlink w:anchor="_Toc229854737" w:history="1">
+          <w:hyperlink w:anchor="_Toc229935647" w:history="1">
             <w:r>
               <w:rPr>
                 <w:rStyle w:val="Hipervnculo"/>
@@ -4286,7 +4286,7 @@
                 <w:noProof/>
                 <w:webHidden/>
               </w:rPr>
-              <w:instrText xml:space="preserve"> PAGEREF _Toc229854737 \h </w:instrText>
+              <w:instrText xml:space="preserve"> PAGEREF _Toc229935647 \h </w:instrText>
             </w:r>
             <w:r>
               <w:rPr>
@@ -4306,7 +4306,7 @@
                 <w:noProof/>
                 <w:webHidden/>
               </w:rPr>
-              <w:t>35</w:t>
+              <w:t>37</w:t>
             </w:r>
             <w:r>
               <w:rPr>
@@ -4331,7 +4331,7 @@
               <w14:ligatures w14:val="standardContextual"/>
             </w:rPr>
           </w:pPr>
-          <w:hyperlink w:anchor="_Toc229854738" w:history="1">
+          <w:hyperlink w:anchor="_Toc229935648" w:history="1">
             <w:r>
               <w:rPr>
                 <w:rStyle w:val="Hipervnculo"/>
@@ -4358,7 +4358,7 @@
                 <w:noProof/>
                 <w:webHidden/>
               </w:rPr>
-              <w:instrText xml:space="preserve"> PAGEREF _Toc229854738 \h </w:instrText>
+              <w:instrText xml:space="preserve"> PAGEREF _Toc229935648 \h </w:instrText>
             </w:r>
             <w:r>
               <w:rPr>
@@ -4378,7 +4378,7 @@
                 <w:noProof/>
                 <w:webHidden/>
               </w:rPr>
-              <w:t>35</w:t>
+              <w:t>37</w:t>
             </w:r>
             <w:r>
               <w:rPr>
@@ -4403,7 +4403,7 @@
               <w14:ligatures w14:val="standardContextual"/>
             </w:rPr>
           </w:pPr>
-          <w:hyperlink w:anchor="_Toc229854739" w:history="1">
+          <w:hyperlink w:anchor="_Toc229935649" w:history="1">
             <w:r>
               <w:rPr>
                 <w:rStyle w:val="Hipervnculo"/>
@@ -4430,7 +4430,7 @@
                 <w:noProof/>
                 <w:webHidden/>
               </w:rPr>
-              <w:instrText xml:space="preserve"> PAGEREF _Toc229854739 \h </w:instrText>
+              <w:instrText xml:space="preserve"> PAGEREF _Toc229935649 \h </w:instrText>
             </w:r>
             <w:r>
               <w:rPr>
@@ -4450,7 +4450,7 @@
                 <w:noProof/>
                 <w:webHidden/>
               </w:rPr>
-              <w:t>35</w:t>
+              <w:t>37</w:t>
             </w:r>
             <w:r>
               <w:rPr>
@@ -4475,7 +4475,7 @@
               <w14:ligatures w14:val="standardContextual"/>
             </w:rPr>
           </w:pPr>
-          <w:hyperlink w:anchor="_Toc229854740" w:history="1">
+          <w:hyperlink w:anchor="_Toc229935650" w:history="1">
             <w:r>
               <w:rPr>
                 <w:rStyle w:val="Hipervnculo"/>
@@ -4502,7 +4502,7 @@
                 <w:noProof/>
                 <w:webHidden/>
               </w:rPr>
-              <w:instrText xml:space="preserve"> PAGEREF _Toc229854740 \h </w:instrText>
+              <w:instrText xml:space="preserve"> PAGEREF _Toc229935650 \h </w:instrText>
             </w:r>
             <w:r>
               <w:rPr>
@@ -4522,7 +4522,7 @@
                 <w:noProof/>
                 <w:webHidden/>
               </w:rPr>
-              <w:t>36</w:t>
+              <w:t>38</w:t>
             </w:r>
             <w:r>
               <w:rPr>
@@ -4548,7 +4548,7 @@
               <w14:ligatures w14:val="standardContextual"/>
             </w:rPr>
           </w:pPr>
-          <w:hyperlink w:anchor="_Toc229854741" w:history="1">
+          <w:hyperlink w:anchor="_Toc229935651" w:history="1">
             <w:r>
               <w:rPr>
                 <w:rStyle w:val="Hipervnculo"/>
@@ -4594,7 +4594,7 @@
                 <w:noProof/>
                 <w:webHidden/>
               </w:rPr>
-              <w:instrText xml:space="preserve"> PAGEREF _Toc229854741 \h </w:instrText>
+              <w:instrText xml:space="preserve"> PAGEREF _Toc229935651 \h </w:instrText>
             </w:r>
             <w:r>
               <w:rPr>
@@ -4614,7 +4614,7 @@
                 <w:noProof/>
                 <w:webHidden/>
               </w:rPr>
-              <w:t>36</w:t>
+              <w:t>39</w:t>
             </w:r>
             <w:r>
               <w:rPr>
@@ -4640,7 +4640,7 @@
               <w14:ligatures w14:val="standardContextual"/>
             </w:rPr>
           </w:pPr>
-          <w:hyperlink w:anchor="_Toc229854742" w:history="1">
+          <w:hyperlink w:anchor="_Toc229935652" w:history="1">
             <w:r>
               <w:rPr>
                 <w:rStyle w:val="Hipervnculo"/>
@@ -4684,7 +4684,7 @@
                 <w:noProof/>
                 <w:webHidden/>
               </w:rPr>
-              <w:instrText xml:space="preserve"> PAGEREF _Toc229854742 \h </w:instrText>
+              <w:instrText xml:space="preserve"> PAGEREF _Toc229935652 \h </w:instrText>
             </w:r>
             <w:r>
               <w:rPr>
@@ -4704,7 +4704,7 @@
                 <w:noProof/>
                 <w:webHidden/>
               </w:rPr>
-              <w:t>37</w:t>
+              <w:t>39</w:t>
             </w:r>
             <w:r>
               <w:rPr>
@@ -4729,7 +4729,7 @@
               <w14:ligatures w14:val="standardContextual"/>
             </w:rPr>
           </w:pPr>
-          <w:hyperlink w:anchor="_Toc229854743" w:history="1">
+          <w:hyperlink w:anchor="_Toc229935653" w:history="1">
             <w:r>
               <w:rPr>
                 <w:rStyle w:val="Hipervnculo"/>
@@ -4756,7 +4756,7 @@
                 <w:noProof/>
                 <w:webHidden/>
               </w:rPr>
-              <w:instrText xml:space="preserve"> PAGEREF _Toc229854743 \h </w:instrText>
+              <w:instrText xml:space="preserve"> PAGEREF _Toc229935653 \h </w:instrText>
             </w:r>
             <w:r>
               <w:rPr>
@@ -4776,7 +4776,7 @@
                 <w:noProof/>
                 <w:webHidden/>
               </w:rPr>
-              <w:t>37</w:t>
+              <w:t>39</w:t>
             </w:r>
             <w:r>
               <w:rPr>
@@ -4801,7 +4801,7 @@
               <w14:ligatures w14:val="standardContextual"/>
             </w:rPr>
           </w:pPr>
-          <w:hyperlink w:anchor="_Toc229854744" w:history="1">
+          <w:hyperlink w:anchor="_Toc229935654" w:history="1">
             <w:r>
               <w:rPr>
                 <w:rStyle w:val="Hipervnculo"/>
@@ -4828,7 +4828,7 @@
                 <w:noProof/>
                 <w:webHidden/>
               </w:rPr>
-              <w:instrText xml:space="preserve"> PAGEREF _Toc229854744 \h </w:instrText>
+              <w:instrText xml:space="preserve"> PAGEREF _Toc229935654 \h </w:instrText>
             </w:r>
             <w:r>
               <w:rPr>
@@ -4848,7 +4848,7 @@
                 <w:noProof/>
                 <w:webHidden/>
               </w:rPr>
-              <w:t>37</w:t>
+              <w:t>40</w:t>
             </w:r>
             <w:r>
               <w:rPr>
@@ -4874,7 +4874,7 @@
               <w14:ligatures w14:val="standardContextual"/>
             </w:rPr>
           </w:pPr>
-          <w:hyperlink w:anchor="_Toc229854745" w:history="1">
+          <w:hyperlink w:anchor="_Toc229935655" w:history="1">
             <w:r>
               <w:rPr>
                 <w:rStyle w:val="Hipervnculo"/>
@@ -4918,7 +4918,7 @@
                 <w:noProof/>
                 <w:webHidden/>
               </w:rPr>
-              <w:instrText xml:space="preserve"> PAGEREF _Toc229854745 \h </w:instrText>
+              <w:instrText xml:space="preserve"> PAGEREF _Toc229935655 \h </w:instrText>
             </w:r>
             <w:r>
               <w:rPr>
@@ -4938,7 +4938,7 @@
                 <w:noProof/>
                 <w:webHidden/>
               </w:rPr>
-              <w:t>38</w:t>
+              <w:t>40</w:t>
             </w:r>
             <w:r>
               <w:rPr>
@@ -5006,7 +5006,7 @@
       <w:r>
         <w:fldChar w:fldCharType="separate"/>
       </w:r>
-      <w:hyperlink w:anchor="_Toc229852093" w:history="1">
+      <w:hyperlink w:anchor="_Toc229935587" w:history="1">
         <w:r>
           <w:rPr>
             <w:rStyle w:val="Hipervnculo"/>
@@ -5033,7 +5033,7 @@
             <w:noProof/>
             <w:webHidden/>
           </w:rPr>
-          <w:instrText xml:space="preserve"> PAGEREF _Toc229852093 \h </w:instrText>
+          <w:instrText xml:space="preserve"> PAGEREF _Toc229935587 \h </w:instrText>
         </w:r>
         <w:r>
           <w:rPr>
@@ -5053,7 +5053,7 @@
             <w:noProof/>
             <w:webHidden/>
           </w:rPr>
-          <w:t>9</w:t>
+          <w:t>10</w:t>
         </w:r>
         <w:r>
           <w:rPr>
@@ -5078,7 +5078,7 @@
           <w14:ligatures w14:val="standardContextual"/>
         </w:rPr>
       </w:pPr>
-      <w:hyperlink w:anchor="_Toc229852094" w:history="1">
+      <w:hyperlink w:anchor="_Toc229935588" w:history="1">
         <w:r>
           <w:rPr>
             <w:rStyle w:val="Hipervnculo"/>
@@ -5105,7 +5105,7 @@
             <w:noProof/>
             <w:webHidden/>
           </w:rPr>
-          <w:instrText xml:space="preserve"> PAGEREF _Toc229852094 \h </w:instrText>
+          <w:instrText xml:space="preserve"> PAGEREF _Toc229935588 \h </w:instrText>
         </w:r>
         <w:r>
           <w:rPr>
@@ -5125,7 +5125,7 @@
             <w:noProof/>
             <w:webHidden/>
           </w:rPr>
-          <w:t>10</w:t>
+          <w:t>11</w:t>
         </w:r>
         <w:r>
           <w:rPr>
@@ -5150,7 +5150,7 @@
           <w14:ligatures w14:val="standardContextual"/>
         </w:rPr>
       </w:pPr>
-      <w:hyperlink w:anchor="_Toc229852095" w:history="1">
+      <w:hyperlink w:anchor="_Toc229935589" w:history="1">
         <w:r>
           <w:rPr>
             <w:rStyle w:val="Hipervnculo"/>
@@ -5177,7 +5177,7 @@
             <w:noProof/>
             <w:webHidden/>
           </w:rPr>
-          <w:instrText xml:space="preserve"> PAGEREF _Toc229852095 \h </w:instrText>
+          <w:instrText xml:space="preserve"> PAGEREF _Toc229935589 \h </w:instrText>
         </w:r>
         <w:r>
           <w:rPr>
@@ -5197,7 +5197,7 @@
             <w:noProof/>
             <w:webHidden/>
           </w:rPr>
-          <w:t>11</w:t>
+          <w:t>12</w:t>
         </w:r>
         <w:r>
           <w:rPr>
@@ -5222,7 +5222,7 @@
           <w14:ligatures w14:val="standardContextual"/>
         </w:rPr>
       </w:pPr>
-      <w:hyperlink w:anchor="_Toc229852096" w:history="1">
+      <w:hyperlink w:anchor="_Toc229935590" w:history="1">
         <w:r>
           <w:rPr>
             <w:rStyle w:val="Hipervnculo"/>
@@ -5249,7 +5249,7 @@
             <w:noProof/>
             <w:webHidden/>
           </w:rPr>
-          <w:instrText xml:space="preserve"> PAGEREF _Toc229852096 \h </w:instrText>
+          <w:instrText xml:space="preserve"> PAGEREF _Toc229935590 \h </w:instrText>
         </w:r>
         <w:r>
           <w:rPr>
@@ -5269,7 +5269,7 @@
             <w:noProof/>
             <w:webHidden/>
           </w:rPr>
-          <w:t>12</w:t>
+          <w:t>13</w:t>
         </w:r>
         <w:r>
           <w:rPr>
@@ -5294,7 +5294,7 @@
           <w14:ligatures w14:val="standardContextual"/>
         </w:rPr>
       </w:pPr>
-      <w:hyperlink w:anchor="_Toc229852097" w:history="1">
+      <w:hyperlink w:anchor="_Toc229935591" w:history="1">
         <w:r>
           <w:rPr>
             <w:rStyle w:val="Hipervnculo"/>
@@ -5321,7 +5321,7 @@
             <w:noProof/>
             <w:webHidden/>
           </w:rPr>
-          <w:instrText xml:space="preserve"> PAGEREF _Toc229852097 \h </w:instrText>
+          <w:instrText xml:space="preserve"> PAGEREF _Toc229935591 \h </w:instrText>
         </w:r>
         <w:r>
           <w:rPr>
@@ -5341,7 +5341,7 @@
             <w:noProof/>
             <w:webHidden/>
           </w:rPr>
-          <w:t>17</w:t>
+          <w:t>18</w:t>
         </w:r>
         <w:r>
           <w:rPr>
@@ -5366,7 +5366,7 @@
           <w14:ligatures w14:val="standardContextual"/>
         </w:rPr>
       </w:pPr>
-      <w:hyperlink w:anchor="_Toc229852098" w:history="1">
+      <w:hyperlink w:anchor="_Toc229935592" w:history="1">
         <w:r>
           <w:rPr>
             <w:rStyle w:val="Hipervnculo"/>
@@ -5393,7 +5393,7 @@
             <w:noProof/>
             <w:webHidden/>
           </w:rPr>
-          <w:instrText xml:space="preserve"> PAGEREF _Toc229852098 \h </w:instrText>
+          <w:instrText xml:space="preserve"> PAGEREF _Toc229935592 \h </w:instrText>
         </w:r>
         <w:r>
           <w:rPr>
@@ -5413,7 +5413,7 @@
             <w:noProof/>
             <w:webHidden/>
           </w:rPr>
-          <w:t>17</w:t>
+          <w:t>18</w:t>
         </w:r>
         <w:r>
           <w:rPr>
@@ -5438,7 +5438,7 @@
           <w14:ligatures w14:val="standardContextual"/>
         </w:rPr>
       </w:pPr>
-      <w:hyperlink w:anchor="_Toc229852099" w:history="1">
+      <w:hyperlink w:anchor="_Toc229935593" w:history="1">
         <w:r>
           <w:rPr>
             <w:rStyle w:val="Hipervnculo"/>
@@ -5465,7 +5465,7 @@
             <w:noProof/>
             <w:webHidden/>
           </w:rPr>
-          <w:instrText xml:space="preserve"> PAGEREF _Toc229852099 \h </w:instrText>
+          <w:instrText xml:space="preserve"> PAGEREF _Toc229935593 \h </w:instrText>
         </w:r>
         <w:r>
           <w:rPr>
@@ -5485,7 +5485,7 @@
             <w:noProof/>
             <w:webHidden/>
           </w:rPr>
-          <w:t>18</w:t>
+          <w:t>19</w:t>
         </w:r>
         <w:r>
           <w:rPr>
@@ -5510,7 +5510,7 @@
           <w14:ligatures w14:val="standardContextual"/>
         </w:rPr>
       </w:pPr>
-      <w:hyperlink w:anchor="_Toc229852100" w:history="1">
+      <w:hyperlink w:anchor="_Toc229935594" w:history="1">
         <w:r>
           <w:rPr>
             <w:rStyle w:val="Hipervnculo"/>
@@ -5537,7 +5537,7 @@
             <w:noProof/>
             <w:webHidden/>
           </w:rPr>
-          <w:instrText xml:space="preserve"> PAGEREF _Toc229852100 \h </w:instrText>
+          <w:instrText xml:space="preserve"> PAGEREF _Toc229935594 \h </w:instrText>
         </w:r>
         <w:r>
           <w:rPr>
@@ -5557,7 +5557,7 @@
             <w:noProof/>
             <w:webHidden/>
           </w:rPr>
-          <w:t>19</w:t>
+          <w:t>20</w:t>
         </w:r>
         <w:r>
           <w:rPr>
@@ -5582,7 +5582,7 @@
           <w14:ligatures w14:val="standardContextual"/>
         </w:rPr>
       </w:pPr>
-      <w:hyperlink w:anchor="_Toc229852101" w:history="1">
+      <w:hyperlink w:anchor="_Toc229935595" w:history="1">
         <w:r>
           <w:rPr>
             <w:rStyle w:val="Hipervnculo"/>
@@ -5609,7 +5609,7 @@
             <w:noProof/>
             <w:webHidden/>
           </w:rPr>
-          <w:instrText xml:space="preserve"> PAGEREF _Toc229852101 \h </w:instrText>
+          <w:instrText xml:space="preserve"> PAGEREF _Toc229935595 \h </w:instrText>
         </w:r>
         <w:r>
           <w:rPr>
@@ -5629,7 +5629,7 @@
             <w:noProof/>
             <w:webHidden/>
           </w:rPr>
-          <w:t>21</w:t>
+          <w:t>22</w:t>
         </w:r>
         <w:r>
           <w:rPr>
@@ -5654,7 +5654,7 @@
           <w14:ligatures w14:val="standardContextual"/>
         </w:rPr>
       </w:pPr>
-      <w:hyperlink w:anchor="_Toc229852102" w:history="1">
+      <w:hyperlink w:anchor="_Toc229935596" w:history="1">
         <w:r>
           <w:rPr>
             <w:rStyle w:val="Hipervnculo"/>
@@ -5681,7 +5681,7 @@
             <w:noProof/>
             <w:webHidden/>
           </w:rPr>
-          <w:instrText xml:space="preserve"> PAGEREF _Toc229852102 \h </w:instrText>
+          <w:instrText xml:space="preserve"> PAGEREF _Toc229935596 \h </w:instrText>
         </w:r>
         <w:r>
           <w:rPr>
@@ -5701,7 +5701,7 @@
             <w:noProof/>
             <w:webHidden/>
           </w:rPr>
-          <w:t>21</w:t>
+          <w:t>22</w:t>
         </w:r>
         <w:r>
           <w:rPr>
@@ -5726,7 +5726,7 @@
           <w14:ligatures w14:val="standardContextual"/>
         </w:rPr>
       </w:pPr>
-      <w:hyperlink w:anchor="_Toc229852103" w:history="1">
+      <w:hyperlink w:anchor="_Toc229935597" w:history="1">
         <w:r>
           <w:rPr>
             <w:rStyle w:val="Hipervnculo"/>
@@ -5753,7 +5753,7 @@
             <w:noProof/>
             <w:webHidden/>
           </w:rPr>
-          <w:instrText xml:space="preserve"> PAGEREF _Toc229852103 \h </w:instrText>
+          <w:instrText xml:space="preserve"> PAGEREF _Toc229935597 \h </w:instrText>
         </w:r>
         <w:r>
           <w:rPr>
@@ -5773,7 +5773,7 @@
             <w:noProof/>
             <w:webHidden/>
           </w:rPr>
-          <w:t>21</w:t>
+          <w:t>22</w:t>
         </w:r>
         <w:r>
           <w:rPr>
@@ -5798,7 +5798,7 @@
           <w14:ligatures w14:val="standardContextual"/>
         </w:rPr>
       </w:pPr>
-      <w:hyperlink w:anchor="_Toc229852104" w:history="1">
+      <w:hyperlink w:anchor="_Toc229935598" w:history="1">
         <w:r>
           <w:rPr>
             <w:rStyle w:val="Hipervnculo"/>
@@ -5834,7 +5834,7 @@
             <w:noProof/>
             <w:webHidden/>
           </w:rPr>
-          <w:instrText xml:space="preserve"> PAGEREF _Toc229852104 \h </w:instrText>
+          <w:instrText xml:space="preserve"> PAGEREF _Toc229935598 \h </w:instrText>
         </w:r>
         <w:r>
           <w:rPr>
@@ -5854,7 +5854,7 @@
             <w:noProof/>
             <w:webHidden/>
           </w:rPr>
-          <w:t>22</w:t>
+          <w:t>23</w:t>
         </w:r>
         <w:r>
           <w:rPr>
@@ -5879,7 +5879,7 @@
           <w14:ligatures w14:val="standardContextual"/>
         </w:rPr>
       </w:pPr>
-      <w:hyperlink w:anchor="_Toc229852105" w:history="1">
+      <w:hyperlink w:anchor="_Toc229935599" w:history="1">
         <w:r>
           <w:rPr>
             <w:rStyle w:val="Hipervnculo"/>
@@ -5906,7 +5906,7 @@
             <w:noProof/>
             <w:webHidden/>
           </w:rPr>
-          <w:instrText xml:space="preserve"> PAGEREF _Toc229852105 \h </w:instrText>
+          <w:instrText xml:space="preserve"> PAGEREF _Toc229935599 \h </w:instrText>
         </w:r>
         <w:r>
           <w:rPr>
@@ -5926,7 +5926,7 @@
             <w:noProof/>
             <w:webHidden/>
           </w:rPr>
-          <w:t>22</w:t>
+          <w:t>23</w:t>
         </w:r>
         <w:r>
           <w:rPr>
@@ -5951,7 +5951,7 @@
           <w14:ligatures w14:val="standardContextual"/>
         </w:rPr>
       </w:pPr>
-      <w:hyperlink w:anchor="_Toc229852106" w:history="1">
+      <w:hyperlink w:anchor="_Toc229935600" w:history="1">
         <w:r>
           <w:rPr>
             <w:rStyle w:val="Hipervnculo"/>
@@ -5978,7 +5978,7 @@
             <w:noProof/>
             <w:webHidden/>
           </w:rPr>
-          <w:instrText xml:space="preserve"> PAGEREF _Toc229852106 \h </w:instrText>
+          <w:instrText xml:space="preserve"> PAGEREF _Toc229935600 \h </w:instrText>
         </w:r>
         <w:r>
           <w:rPr>
@@ -5998,7 +5998,7 @@
             <w:noProof/>
             <w:webHidden/>
           </w:rPr>
-          <w:t>23</w:t>
+          <w:t>24</w:t>
         </w:r>
         <w:r>
           <w:rPr>
@@ -6023,7 +6023,7 @@
           <w14:ligatures w14:val="standardContextual"/>
         </w:rPr>
       </w:pPr>
-      <w:hyperlink w:anchor="_Toc229852107" w:history="1">
+      <w:hyperlink w:anchor="_Toc229935601" w:history="1">
         <w:r>
           <w:rPr>
             <w:rStyle w:val="Hipervnculo"/>
@@ -6050,7 +6050,7 @@
             <w:noProof/>
             <w:webHidden/>
           </w:rPr>
-          <w:instrText xml:space="preserve"> PAGEREF _Toc229852107 \h </w:instrText>
+          <w:instrText xml:space="preserve"> PAGEREF _Toc229935601 \h </w:instrText>
         </w:r>
         <w:r>
           <w:rPr>
@@ -6070,7 +6070,7 @@
             <w:noProof/>
             <w:webHidden/>
           </w:rPr>
-          <w:t>24</w:t>
+          <w:t>25</w:t>
         </w:r>
         <w:r>
           <w:rPr>
@@ -6095,7 +6095,7 @@
           <w14:ligatures w14:val="standardContextual"/>
         </w:rPr>
       </w:pPr>
-      <w:hyperlink w:anchor="_Toc229852108" w:history="1">
+      <w:hyperlink w:anchor="_Toc229935602" w:history="1">
         <w:r>
           <w:rPr>
             <w:rStyle w:val="Hipervnculo"/>
@@ -6122,7 +6122,7 @@
             <w:noProof/>
             <w:webHidden/>
           </w:rPr>
-          <w:instrText xml:space="preserve"> PAGEREF _Toc229852108 \h </w:instrText>
+          <w:instrText xml:space="preserve"> PAGEREF _Toc229935602 \h </w:instrText>
         </w:r>
         <w:r>
           <w:rPr>
@@ -6142,7 +6142,7 @@
             <w:noProof/>
             <w:webHidden/>
           </w:rPr>
-          <w:t>25</w:t>
+          <w:t>26</w:t>
         </w:r>
         <w:r>
           <w:rPr>
@@ -6167,7 +6167,7 @@
           <w14:ligatures w14:val="standardContextual"/>
         </w:rPr>
       </w:pPr>
-      <w:hyperlink w:anchor="_Toc229852109" w:history="1">
+      <w:hyperlink w:anchor="_Toc229935603" w:history="1">
         <w:r>
           <w:rPr>
             <w:rStyle w:val="Hipervnculo"/>
@@ -6194,7 +6194,7 @@
             <w:noProof/>
             <w:webHidden/>
           </w:rPr>
-          <w:instrText xml:space="preserve"> PAGEREF _Toc229852109 \h </w:instrText>
+          <w:instrText xml:space="preserve"> PAGEREF _Toc229935603 \h </w:instrText>
         </w:r>
         <w:r>
           <w:rPr>
@@ -6214,7 +6214,7 @@
             <w:noProof/>
             <w:webHidden/>
           </w:rPr>
-          <w:t>25</w:t>
+          <w:t>26</w:t>
         </w:r>
         <w:r>
           <w:rPr>
@@ -6239,7 +6239,7 @@
           <w14:ligatures w14:val="standardContextual"/>
         </w:rPr>
       </w:pPr>
-      <w:hyperlink w:anchor="_Toc229852110" w:history="1">
+      <w:hyperlink w:anchor="_Toc229935604" w:history="1">
         <w:r>
           <w:rPr>
             <w:rStyle w:val="Hipervnculo"/>
@@ -6266,7 +6266,7 @@
             <w:noProof/>
             <w:webHidden/>
           </w:rPr>
-          <w:instrText xml:space="preserve"> PAGEREF _Toc229852110 \h </w:instrText>
+          <w:instrText xml:space="preserve"> PAGEREF _Toc229935604 \h </w:instrText>
         </w:r>
         <w:r>
           <w:rPr>
@@ -6286,7 +6286,7 @@
             <w:noProof/>
             <w:webHidden/>
           </w:rPr>
-          <w:t>26</w:t>
+          <w:t>27</w:t>
         </w:r>
         <w:r>
           <w:rPr>
@@ -6311,7 +6311,7 @@
           <w14:ligatures w14:val="standardContextual"/>
         </w:rPr>
       </w:pPr>
-      <w:hyperlink w:anchor="_Toc229852111" w:history="1">
+      <w:hyperlink w:anchor="_Toc229935605" w:history="1">
         <w:r>
           <w:rPr>
             <w:rStyle w:val="Hipervnculo"/>
@@ -6338,7 +6338,7 @@
             <w:noProof/>
             <w:webHidden/>
           </w:rPr>
-          <w:instrText xml:space="preserve"> PAGEREF _Toc229852111 \h </w:instrText>
+          <w:instrText xml:space="preserve"> PAGEREF _Toc229935605 \h </w:instrText>
         </w:r>
         <w:r>
           <w:rPr>
@@ -6358,7 +6358,7 @@
             <w:noProof/>
             <w:webHidden/>
           </w:rPr>
-          <w:t>28</w:t>
+          <w:t>29</w:t>
         </w:r>
         <w:r>
           <w:rPr>
@@ -6383,7 +6383,7 @@
           <w14:ligatures w14:val="standardContextual"/>
         </w:rPr>
       </w:pPr>
-      <w:hyperlink w:anchor="_Toc229852112" w:history="1">
+      <w:hyperlink w:anchor="_Toc229935606" w:history="1">
         <w:r>
           <w:rPr>
             <w:rStyle w:val="Hipervnculo"/>
@@ -6410,7 +6410,7 @@
             <w:noProof/>
             <w:webHidden/>
           </w:rPr>
-          <w:instrText xml:space="preserve"> PAGEREF _Toc229852112 \h </w:instrText>
+          <w:instrText xml:space="preserve"> PAGEREF _Toc229935606 \h </w:instrText>
         </w:r>
         <w:r>
           <w:rPr>
@@ -6430,7 +6430,7 @@
             <w:noProof/>
             <w:webHidden/>
           </w:rPr>
-          <w:t>29</w:t>
+          <w:t>30</w:t>
         </w:r>
         <w:r>
           <w:rPr>
@@ -6455,7 +6455,7 @@
           <w14:ligatures w14:val="standardContextual"/>
         </w:rPr>
       </w:pPr>
-      <w:hyperlink w:anchor="_Toc229852113" w:history="1">
+      <w:hyperlink w:anchor="_Toc229935607" w:history="1">
         <w:r>
           <w:rPr>
             <w:rStyle w:val="Hipervnculo"/>
@@ -6482,7 +6482,7 @@
             <w:noProof/>
             <w:webHidden/>
           </w:rPr>
-          <w:instrText xml:space="preserve"> PAGEREF _Toc229852113 \h </w:instrText>
+          <w:instrText xml:space="preserve"> PAGEREF _Toc229935607 \h </w:instrText>
         </w:r>
         <w:r>
           <w:rPr>
@@ -6502,7 +6502,7 @@
             <w:noProof/>
             <w:webHidden/>
           </w:rPr>
-          <w:t>30</w:t>
+          <w:t>31</w:t>
         </w:r>
         <w:r>
           <w:rPr>
@@ -6527,7 +6527,7 @@
           <w14:ligatures w14:val="standardContextual"/>
         </w:rPr>
       </w:pPr>
-      <w:hyperlink w:anchor="_Toc229852114" w:history="1">
+      <w:hyperlink w:anchor="_Toc229935608" w:history="1">
         <w:r>
           <w:rPr>
             <w:rStyle w:val="Hipervnculo"/>
@@ -6554,7 +6554,7 @@
             <w:noProof/>
             <w:webHidden/>
           </w:rPr>
-          <w:instrText xml:space="preserve"> PAGEREF _Toc229852114 \h </w:instrText>
+          <w:instrText xml:space="preserve"> PAGEREF _Toc229935608 \h </w:instrText>
         </w:r>
         <w:r>
           <w:rPr>
@@ -6574,7 +6574,7 @@
             <w:noProof/>
             <w:webHidden/>
           </w:rPr>
-          <w:t>30</w:t>
+          <w:t>31</w:t>
         </w:r>
         <w:r>
           <w:rPr>
@@ -6586,6 +6586,222 @@
       </w:hyperlink>
     </w:p>
     <w:p>
+      <w:pPr>
+        <w:pStyle w:val="Tabladeilustraciones"/>
+        <w:tabs>
+          <w:tab w:val="right" w:leader="dot" w:pos="9016"/>
+        </w:tabs>
+        <w:rPr>
+          <w:rFonts w:eastAsiaTheme="minorEastAsia"/>
+          <w:noProof/>
+          <w:kern w:val="2"/>
+          <w:lang w:eastAsia="es-ES"/>
+          <w14:ligatures w14:val="standardContextual"/>
+        </w:rPr>
+      </w:pPr>
+      <w:hyperlink w:anchor="_Toc229935609" w:history="1">
+        <w:r>
+          <w:rPr>
+            <w:rStyle w:val="Hipervnculo"/>
+            <w:noProof/>
+          </w:rPr>
+          <w:t>23 Pantalla CRUD muebles</w:t>
+        </w:r>
+        <w:r>
+          <w:rPr>
+            <w:noProof/>
+            <w:webHidden/>
+          </w:rPr>
+          <w:tab/>
+        </w:r>
+        <w:r>
+          <w:rPr>
+            <w:noProof/>
+            <w:webHidden/>
+          </w:rPr>
+          <w:fldChar w:fldCharType="begin"/>
+        </w:r>
+        <w:r>
+          <w:rPr>
+            <w:noProof/>
+            <w:webHidden/>
+          </w:rPr>
+          <w:instrText xml:space="preserve"> PAGEREF _Toc229935609 \h </w:instrText>
+        </w:r>
+        <w:r>
+          <w:rPr>
+            <w:noProof/>
+            <w:webHidden/>
+          </w:rPr>
+        </w:r>
+        <w:r>
+          <w:rPr>
+            <w:noProof/>
+            <w:webHidden/>
+          </w:rPr>
+          <w:fldChar w:fldCharType="separate"/>
+        </w:r>
+        <w:r>
+          <w:rPr>
+            <w:noProof/>
+            <w:webHidden/>
+          </w:rPr>
+          <w:t>33</w:t>
+        </w:r>
+        <w:r>
+          <w:rPr>
+            <w:noProof/>
+            <w:webHidden/>
+          </w:rPr>
+          <w:fldChar w:fldCharType="end"/>
+        </w:r>
+      </w:hyperlink>
+    </w:p>
+    <w:p>
+      <w:pPr>
+        <w:pStyle w:val="Tabladeilustraciones"/>
+        <w:tabs>
+          <w:tab w:val="right" w:leader="dot" w:pos="9016"/>
+        </w:tabs>
+        <w:rPr>
+          <w:rFonts w:eastAsiaTheme="minorEastAsia"/>
+          <w:noProof/>
+          <w:kern w:val="2"/>
+          <w:lang w:eastAsia="es-ES"/>
+          <w14:ligatures w14:val="standardContextual"/>
+        </w:rPr>
+      </w:pPr>
+      <w:hyperlink w:anchor="_Toc229935610" w:history="1">
+        <w:r>
+          <w:rPr>
+            <w:rStyle w:val="Hipervnculo"/>
+            <w:noProof/>
+          </w:rPr>
+          <w:t>24 Pantalla CRUD provincias</w:t>
+        </w:r>
+        <w:r>
+          <w:rPr>
+            <w:noProof/>
+            <w:webHidden/>
+          </w:rPr>
+          <w:tab/>
+        </w:r>
+        <w:r>
+          <w:rPr>
+            <w:noProof/>
+            <w:webHidden/>
+          </w:rPr>
+          <w:fldChar w:fldCharType="begin"/>
+        </w:r>
+        <w:r>
+          <w:rPr>
+            <w:noProof/>
+            <w:webHidden/>
+          </w:rPr>
+          <w:instrText xml:space="preserve"> PAGEREF _Toc229935610 \h </w:instrText>
+        </w:r>
+        <w:r>
+          <w:rPr>
+            <w:noProof/>
+            <w:webHidden/>
+          </w:rPr>
+        </w:r>
+        <w:r>
+          <w:rPr>
+            <w:noProof/>
+            <w:webHidden/>
+          </w:rPr>
+          <w:fldChar w:fldCharType="separate"/>
+        </w:r>
+        <w:r>
+          <w:rPr>
+            <w:noProof/>
+            <w:webHidden/>
+          </w:rPr>
+          <w:t>34</w:t>
+        </w:r>
+        <w:r>
+          <w:rPr>
+            <w:noProof/>
+            <w:webHidden/>
+          </w:rPr>
+          <w:fldChar w:fldCharType="end"/>
+        </w:r>
+      </w:hyperlink>
+    </w:p>
+    <w:p>
+      <w:pPr>
+        <w:pStyle w:val="Tabladeilustraciones"/>
+        <w:tabs>
+          <w:tab w:val="right" w:leader="dot" w:pos="9016"/>
+        </w:tabs>
+        <w:rPr>
+          <w:rFonts w:eastAsiaTheme="minorEastAsia"/>
+          <w:noProof/>
+          <w:kern w:val="2"/>
+          <w:lang w:eastAsia="es-ES"/>
+          <w14:ligatures w14:val="standardContextual"/>
+        </w:rPr>
+      </w:pPr>
+      <w:hyperlink w:anchor="_Toc229935611" w:history="1">
+        <w:r>
+          <w:rPr>
+            <w:rStyle w:val="Hipervnculo"/>
+            <w:noProof/>
+          </w:rPr>
+          <w:t>25 Pantalla insertar CRUD</w:t>
+        </w:r>
+        <w:r>
+          <w:rPr>
+            <w:noProof/>
+            <w:webHidden/>
+          </w:rPr>
+          <w:tab/>
+        </w:r>
+        <w:r>
+          <w:rPr>
+            <w:noProof/>
+            <w:webHidden/>
+          </w:rPr>
+          <w:fldChar w:fldCharType="begin"/>
+        </w:r>
+        <w:r>
+          <w:rPr>
+            <w:noProof/>
+            <w:webHidden/>
+          </w:rPr>
+          <w:instrText xml:space="preserve"> PAGEREF _Toc229935611 \h </w:instrText>
+        </w:r>
+        <w:r>
+          <w:rPr>
+            <w:noProof/>
+            <w:webHidden/>
+          </w:rPr>
+        </w:r>
+        <w:r>
+          <w:rPr>
+            <w:noProof/>
+            <w:webHidden/>
+          </w:rPr>
+          <w:fldChar w:fldCharType="separate"/>
+        </w:r>
+        <w:r>
+          <w:rPr>
+            <w:noProof/>
+            <w:webHidden/>
+          </w:rPr>
+          <w:t>35</w:t>
+        </w:r>
+        <w:r>
+          <w:rPr>
+            <w:noProof/>
+            <w:webHidden/>
+          </w:rPr>
+          <w:fldChar w:fldCharType="end"/>
+        </w:r>
+      </w:hyperlink>
+    </w:p>
+    <w:p>
       <w:r>
         <w:fldChar w:fldCharType="end"/>
       </w:r>
@@ -6600,7 +6816,7 @@
       <w:pPr>
         <w:pStyle w:val="Ttulo1"/>
       </w:pPr>
-      <w:bookmarkStart w:id="0" w:name="_Toc229854702"/>
+      <w:bookmarkStart w:id="0" w:name="_Toc229935612"/>
       <w:r>
         <w:t>Introducción</w:t>
       </w:r>
@@ -6610,7 +6826,7 @@
       <w:pPr>
         <w:pStyle w:val="Ttulo2"/>
       </w:pPr>
-      <w:bookmarkStart w:id="1" w:name="_Toc229854703"/>
+      <w:bookmarkStart w:id="1" w:name="_Toc229935613"/>
       <w:r>
         <w:t>Objetivo del proyecto</w:t>
       </w:r>
@@ -6649,7 +6865,7 @@
         <w:pStyle w:val="Ttulo2"/>
         <w:jc w:val="both"/>
       </w:pPr>
-      <w:bookmarkStart w:id="2" w:name="_Toc229854704"/>
+      <w:bookmarkStart w:id="2" w:name="_Toc229935614"/>
       <w:r>
         <w:t>Justificación del proyecto</w:t>
       </w:r>
@@ -6760,7 +6976,7 @@
         <w:pStyle w:val="Ttulo2"/>
         <w:jc w:val="both"/>
       </w:pPr>
-      <w:bookmarkStart w:id="3" w:name="_Toc229854705"/>
+      <w:bookmarkStart w:id="3" w:name="_Toc229935615"/>
       <w:r>
         <w:t>Análisis de lo existente</w:t>
       </w:r>
@@ -6829,7 +7045,7 @@
       <w:pPr>
         <w:pStyle w:val="Ttulo1"/>
       </w:pPr>
-      <w:bookmarkStart w:id="4" w:name="_Toc229854706"/>
+      <w:bookmarkStart w:id="4" w:name="_Toc229935616"/>
       <w:r>
         <w:t xml:space="preserve">Requisitos Funcionales de la </w:t>
       </w:r>
@@ -6884,7 +7100,7 @@
       <w:pPr>
         <w:pStyle w:val="Ttulo2"/>
       </w:pPr>
-      <w:bookmarkStart w:id="5" w:name="_Toc229854707"/>
+      <w:bookmarkStart w:id="5" w:name="_Toc229935617"/>
       <w:r>
         <w:t>Inquilino</w:t>
       </w:r>
@@ -7018,7 +7234,23 @@
           <w:b/>
           <w:bCs/>
         </w:rPr>
-        <w:t xml:space="preserve"> (M) Búsqueda:</w:t>
+        <w:t xml:space="preserve"> (</w:t>
+      </w:r>
+      <w:r>
+        <w:rPr>
+          <w:rFonts w:ascii="Aptos" w:eastAsia="Aptos" w:hAnsi="Aptos" w:cs="Aptos"/>
+          <w:b/>
+          <w:bCs/>
+        </w:rPr>
+        <w:t>S</w:t>
+      </w:r>
+      <w:r>
+        <w:rPr>
+          <w:rFonts w:ascii="Aptos" w:eastAsia="Aptos" w:hAnsi="Aptos" w:cs="Aptos"/>
+          <w:b/>
+          <w:bCs/>
+        </w:rPr>
+        <w:t>) Búsqueda:</w:t>
       </w:r>
       <w:r>
         <w:rPr>
@@ -7072,7 +7304,23 @@
           <w:b/>
           <w:bCs/>
         </w:rPr>
-        <w:t xml:space="preserve"> (M) Situación habitaciones: </w:t>
+        <w:t xml:space="preserve"> (</w:t>
+      </w:r>
+      <w:r>
+        <w:rPr>
+          <w:rFonts w:ascii="Aptos" w:eastAsia="Aptos" w:hAnsi="Aptos" w:cs="Aptos"/>
+          <w:b/>
+          <w:bCs/>
+        </w:rPr>
+        <w:t>S</w:t>
+      </w:r>
+      <w:r>
+        <w:rPr>
+          <w:rFonts w:ascii="Aptos" w:eastAsia="Aptos" w:hAnsi="Aptos" w:cs="Aptos"/>
+          <w:b/>
+          <w:bCs/>
+        </w:rPr>
+        <w:t xml:space="preserve">) Situación habitaciones: </w:t>
       </w:r>
       <w:r>
         <w:rPr>
@@ -7126,7 +7374,23 @@
           <w:b/>
           <w:bCs/>
         </w:rPr>
-        <w:t xml:space="preserve"> (M) Características habitación: </w:t>
+        <w:t xml:space="preserve"> (</w:t>
+      </w:r>
+      <w:r>
+        <w:rPr>
+          <w:rFonts w:ascii="Aptos" w:eastAsia="Aptos" w:hAnsi="Aptos" w:cs="Aptos"/>
+          <w:b/>
+          <w:bCs/>
+        </w:rPr>
+        <w:t>C</w:t>
+      </w:r>
+      <w:r>
+        <w:rPr>
+          <w:rFonts w:ascii="Aptos" w:eastAsia="Aptos" w:hAnsi="Aptos" w:cs="Aptos"/>
+          <w:b/>
+          <w:bCs/>
+        </w:rPr>
+        <w:t xml:space="preserve">) Características habitación: </w:t>
       </w:r>
       <w:r>
         <w:rPr>
@@ -7208,7 +7472,6 @@
           <w:numId w:val="11"/>
         </w:numPr>
         <w:spacing w:after="0" w:line="276" w:lineRule="auto"/>
-        <w:jc w:val="both"/>
         <w:rPr>
           <w:rFonts w:ascii="Aptos" w:eastAsia="Aptos" w:hAnsi="Aptos" w:cs="Aptos"/>
         </w:rPr>
@@ -7242,6 +7505,12 @@
           <w:rFonts w:ascii="Aptos" w:eastAsia="Aptos" w:hAnsi="Aptos" w:cs="Aptos"/>
         </w:rPr>
         <w:t>El sistema permitirá ver las zonas comunes de las viviendas, como la cocina, entrada, baños, salón.</w:t>
+      </w:r>
+      <w:r>
+        <w:rPr>
+          <w:rFonts w:ascii="Aptos" w:eastAsia="Aptos" w:hAnsi="Aptos" w:cs="Aptos"/>
+        </w:rPr>
+        <w:br/>
       </w:r>
     </w:p>
     <w:p>
@@ -7516,7 +7785,7 @@
       <w:pPr>
         <w:pStyle w:val="Ttulo2"/>
       </w:pPr>
-      <w:bookmarkStart w:id="6" w:name="_Toc229854708"/>
+      <w:bookmarkStart w:id="6" w:name="_Toc229935618"/>
       <w:r>
         <w:t>Arrendador</w:t>
       </w:r>
@@ -7845,6 +8114,7 @@
           <w:b/>
           <w:bCs/>
         </w:rPr>
+        <w:lastRenderedPageBreak/>
         <w:t>RFA-0</w:t>
       </w:r>
       <w:r>
@@ -8251,7 +8521,7 @@
           <w:rFonts w:eastAsia="Aptos"/>
         </w:rPr>
       </w:pPr>
-      <w:bookmarkStart w:id="7" w:name="_Toc229854709"/>
+      <w:bookmarkStart w:id="7" w:name="_Toc229935619"/>
       <w:r>
         <w:rPr>
           <w:rFonts w:eastAsia="Aptos"/>
@@ -8394,6 +8664,7 @@
           <w:b/>
           <w:bCs/>
         </w:rPr>
+        <w:lastRenderedPageBreak/>
         <w:t>RFAD-05 (C) Devolución depósito:</w:t>
       </w:r>
       <w:r>
@@ -8412,7 +8683,7 @@
       <w:pPr>
         <w:pStyle w:val="Ttulo1"/>
       </w:pPr>
-      <w:bookmarkStart w:id="8" w:name="_Toc229854710"/>
+      <w:bookmarkStart w:id="8" w:name="_Toc229935620"/>
       <w:r>
         <w:t>Análisis y Diseño</w:t>
       </w:r>
@@ -8423,7 +8694,7 @@
         <w:pStyle w:val="Ttulo2"/>
       </w:pPr>
       <w:bookmarkStart w:id="9" w:name="_Toc225415558"/>
-      <w:bookmarkStart w:id="10" w:name="_Toc229854711"/>
+      <w:bookmarkStart w:id="10" w:name="_Toc229935621"/>
       <w:r>
         <w:t>Diagrama de Arquitectura</w:t>
       </w:r>
@@ -8486,7 +8757,7 @@
         <w:pStyle w:val="Descripcin"/>
       </w:pPr>
       <w:fldSimple w:instr=" SEQ Ilustración \* ARABIC ">
-        <w:bookmarkStart w:id="11" w:name="_Toc229852093"/>
+        <w:bookmarkStart w:id="11" w:name="_Toc229935587"/>
         <w:r>
           <w:rPr>
             <w:noProof/>
@@ -8567,7 +8838,7 @@
       <w:pPr>
         <w:pStyle w:val="Ttulo2"/>
       </w:pPr>
-      <w:bookmarkStart w:id="12" w:name="_Toc229854712"/>
+      <w:bookmarkStart w:id="12" w:name="_Toc229935622"/>
       <w:r>
         <w:lastRenderedPageBreak/>
         <w:t xml:space="preserve">Diagrama </w:t>
@@ -8642,7 +8913,7 @@
         <w:pStyle w:val="Descripcin"/>
       </w:pPr>
       <w:fldSimple w:instr=" SEQ Ilustración \* ARABIC ">
-        <w:bookmarkStart w:id="13" w:name="_Toc229852094"/>
+        <w:bookmarkStart w:id="13" w:name="_Toc229935588"/>
         <w:r>
           <w:rPr>
             <w:noProof/>
@@ -8681,7 +8952,7 @@
       <w:pPr>
         <w:pStyle w:val="Ttulo2"/>
       </w:pPr>
-      <w:bookmarkStart w:id="14" w:name="_Toc229854713"/>
+      <w:bookmarkStart w:id="14" w:name="_Toc229935623"/>
       <w:r>
         <w:lastRenderedPageBreak/>
         <w:t>Diagrama de clases</w:t>
@@ -8697,7 +8968,7 @@
           <w:noProof/>
         </w:rPr>
         <w:drawing>
-          <wp:inline distT="0" distB="0" distL="0" distR="0" wp14:anchorId="67E3B4D2" wp14:editId="4435BA76">
+          <wp:inline distT="0" distB="0" distL="0" distR="0" wp14:anchorId="67E3B4D2" wp14:editId="2A3B4843">
             <wp:extent cx="5731510" cy="6417310"/>
             <wp:effectExtent l="0" t="0" r="2540" b="2540"/>
             <wp:docPr id="682627866" name="Imagen 2"/>
@@ -8744,7 +9015,7 @@
         <w:pStyle w:val="Descripcin"/>
       </w:pPr>
       <w:fldSimple w:instr=" SEQ Ilustración \* ARABIC ">
-        <w:bookmarkStart w:id="15" w:name="_Toc229852095"/>
+        <w:bookmarkStart w:id="15" w:name="_Toc229935589"/>
         <w:r>
           <w:rPr>
             <w:noProof/>
@@ -8762,7 +9033,7 @@
       <w:pPr>
         <w:pStyle w:val="Ttulo2"/>
       </w:pPr>
-      <w:bookmarkStart w:id="16" w:name="_Toc229854714"/>
+      <w:bookmarkStart w:id="16" w:name="_Toc229935624"/>
       <w:r>
         <w:lastRenderedPageBreak/>
         <w:t>Diagrama Entidad-Relación</w:t>
@@ -8825,7 +9096,7 @@
         <w:pStyle w:val="Descripcin"/>
       </w:pPr>
       <w:fldSimple w:instr=" SEQ Ilustración \* ARABIC ">
-        <w:bookmarkStart w:id="17" w:name="_Toc229852096"/>
+        <w:bookmarkStart w:id="17" w:name="_Toc229935590"/>
         <w:r>
           <w:rPr>
             <w:noProof/>
@@ -8869,7 +9140,7 @@
       <w:pPr>
         <w:pStyle w:val="Ttulo2"/>
       </w:pPr>
-      <w:bookmarkStart w:id="18" w:name="_Toc229854715"/>
+      <w:bookmarkStart w:id="18" w:name="_Toc229935625"/>
       <w:r>
         <w:t>Modelo Relacional</w:t>
       </w:r>
@@ -9904,7 +10175,7 @@
         <w:pStyle w:val="Ttulo2"/>
       </w:pPr>
       <w:bookmarkStart w:id="19" w:name="_Toc225415563"/>
-      <w:bookmarkStart w:id="20" w:name="_Toc229854716"/>
+      <w:bookmarkStart w:id="20" w:name="_Toc229935626"/>
       <w:r>
         <w:t>Script SQL</w:t>
       </w:r>
@@ -10127,7 +10398,7 @@
       <w:pPr>
         <w:pStyle w:val="Ttulo1"/>
       </w:pPr>
-      <w:bookmarkStart w:id="21" w:name="_Toc229854717"/>
+      <w:bookmarkStart w:id="21" w:name="_Toc229935627"/>
       <w:r>
         <w:t>Metodología de desarrollo</w:t>
       </w:r>
@@ -10138,7 +10409,7 @@
         <w:pStyle w:val="Ttulo2"/>
         <w:jc w:val="both"/>
       </w:pPr>
-      <w:bookmarkStart w:id="22" w:name="_Toc229854718"/>
+      <w:bookmarkStart w:id="22" w:name="_Toc229935628"/>
       <w:r>
         <w:t>Ciclo de vida</w:t>
       </w:r>
@@ -10236,7 +10507,7 @@
       <w:pPr>
         <w:pStyle w:val="Ttulo2"/>
       </w:pPr>
-      <w:bookmarkStart w:id="23" w:name="_Toc229854719"/>
+      <w:bookmarkStart w:id="23" w:name="_Toc229935629"/>
       <w:r>
         <w:lastRenderedPageBreak/>
         <w:t>Metodología ágil</w:t>
@@ -10552,7 +10823,7 @@
       <w:pPr>
         <w:pStyle w:val="Ttulo2"/>
       </w:pPr>
-      <w:bookmarkStart w:id="24" w:name="_Toc229854720"/>
+      <w:bookmarkStart w:id="24" w:name="_Toc229935630"/>
       <w:r>
         <w:lastRenderedPageBreak/>
         <w:t xml:space="preserve">Nuestro Tablero </w:t>
@@ -10636,7 +10907,7 @@
         <w:pStyle w:val="Descripcin"/>
       </w:pPr>
       <w:fldSimple w:instr=" SEQ Ilustración \* ARABIC ">
-        <w:bookmarkStart w:id="25" w:name="_Toc229852097"/>
+        <w:bookmarkStart w:id="25" w:name="_Toc229935591"/>
         <w:r>
           <w:rPr>
             <w:noProof/>
@@ -10706,7 +10977,7 @@
         <w:pStyle w:val="Descripcin"/>
       </w:pPr>
       <w:fldSimple w:instr=" SEQ Ilustración \* ARABIC ">
-        <w:bookmarkStart w:id="26" w:name="_Toc229852098"/>
+        <w:bookmarkStart w:id="26" w:name="_Toc229935592"/>
         <w:r>
           <w:rPr>
             <w:noProof/>
@@ -10728,7 +10999,7 @@
       <w:pPr>
         <w:pStyle w:val="Ttulo2"/>
       </w:pPr>
-      <w:bookmarkStart w:id="27" w:name="_Toc229854721"/>
+      <w:bookmarkStart w:id="27" w:name="_Toc229935631"/>
       <w:r>
         <w:lastRenderedPageBreak/>
         <w:t>Planificación de tareas y toles de equipo</w:t>
@@ -11220,7 +11491,7 @@
         <w:pStyle w:val="Descripcin"/>
       </w:pPr>
       <w:fldSimple w:instr=" SEQ Ilustración \* ARABIC ">
-        <w:bookmarkStart w:id="28" w:name="_Toc229852099"/>
+        <w:bookmarkStart w:id="28" w:name="_Toc229935593"/>
         <w:r>
           <w:rPr>
             <w:noProof/>
@@ -11588,7 +11859,7 @@
         <w:pStyle w:val="Descripcin"/>
       </w:pPr>
       <w:fldSimple w:instr=" SEQ Ilustración \* ARABIC ">
-        <w:bookmarkStart w:id="29" w:name="_Toc229852100"/>
+        <w:bookmarkStart w:id="29" w:name="_Toc229935594"/>
         <w:r>
           <w:rPr>
             <w:noProof/>
@@ -11610,7 +11881,7 @@
       <w:pPr>
         <w:pStyle w:val="Ttulo1"/>
       </w:pPr>
-      <w:bookmarkStart w:id="30" w:name="_Toc229854722"/>
+      <w:bookmarkStart w:id="30" w:name="_Toc229935632"/>
       <w:r>
         <w:lastRenderedPageBreak/>
         <w:t>Codificación</w:t>
@@ -11621,7 +11892,7 @@
       <w:pPr>
         <w:pStyle w:val="Ttulo2"/>
       </w:pPr>
-      <w:bookmarkStart w:id="31" w:name="_Toc229854723"/>
+      <w:bookmarkStart w:id="31" w:name="_Toc229935633"/>
       <w:r>
         <w:t>Entorno de programación</w:t>
       </w:r>
@@ -11790,7 +12061,7 @@
         <w:pStyle w:val="Ttulo2"/>
         <w:jc w:val="both"/>
       </w:pPr>
-      <w:bookmarkStart w:id="32" w:name="_Toc229854724"/>
+      <w:bookmarkStart w:id="32" w:name="_Toc229935634"/>
       <w:r>
         <w:t>Lenguajes y herramientas</w:t>
       </w:r>
@@ -11984,7 +12255,7 @@
       <w:pPr>
         <w:pStyle w:val="Ttulo2"/>
       </w:pPr>
-      <w:bookmarkStart w:id="33" w:name="_Toc229854725"/>
+      <w:bookmarkStart w:id="33" w:name="_Toc229935635"/>
       <w:r>
         <w:t>Aspectos relevantes de la implementación</w:t>
       </w:r>
@@ -12184,7 +12455,7 @@
         <w:pStyle w:val="Descripcin"/>
       </w:pPr>
       <w:fldSimple w:instr=" SEQ Ilustración \* ARABIC ">
-        <w:bookmarkStart w:id="34" w:name="_Toc229852101"/>
+        <w:bookmarkStart w:id="34" w:name="_Toc229935595"/>
         <w:r>
           <w:rPr>
             <w:noProof/>
@@ -12247,7 +12518,7 @@
         <w:pStyle w:val="Descripcin"/>
       </w:pPr>
       <w:fldSimple w:instr=" SEQ Ilustración \* ARABIC ">
-        <w:bookmarkStart w:id="35" w:name="_Toc229852102"/>
+        <w:bookmarkStart w:id="35" w:name="_Toc229935596"/>
         <w:r>
           <w:rPr>
             <w:noProof/>
@@ -12310,7 +12581,7 @@
         <w:pStyle w:val="Descripcin"/>
       </w:pPr>
       <w:fldSimple w:instr=" SEQ Ilustración \* ARABIC ">
-        <w:bookmarkStart w:id="36" w:name="_Toc229852103"/>
+        <w:bookmarkStart w:id="36" w:name="_Toc229935597"/>
         <w:r>
           <w:rPr>
             <w:noProof/>
@@ -12427,7 +12698,7 @@
         </w:rPr>
         <w:fldChar w:fldCharType="separate"/>
       </w:r>
-      <w:bookmarkStart w:id="37" w:name="_Toc229852104"/>
+      <w:bookmarkStart w:id="37" w:name="_Toc229935598"/>
       <w:r>
         <w:rPr>
           <w:b/>
@@ -12530,7 +12801,7 @@
         <w:pStyle w:val="Descripcin"/>
       </w:pPr>
       <w:fldSimple w:instr=" SEQ Ilustración \* ARABIC ">
-        <w:bookmarkStart w:id="38" w:name="_Toc229852105"/>
+        <w:bookmarkStart w:id="38" w:name="_Toc229935599"/>
         <w:r>
           <w:rPr>
             <w:noProof/>
@@ -12594,7 +12865,7 @@
         <w:pStyle w:val="Descripcin"/>
       </w:pPr>
       <w:fldSimple w:instr=" SEQ Ilustración \* ARABIC ">
-        <w:bookmarkStart w:id="39" w:name="_Toc229852106"/>
+        <w:bookmarkStart w:id="39" w:name="_Toc229935600"/>
         <w:r>
           <w:rPr>
             <w:noProof/>
@@ -12733,7 +13004,7 @@
         <w:pStyle w:val="Descripcin"/>
       </w:pPr>
       <w:fldSimple w:instr=" SEQ Ilustración \* ARABIC ">
-        <w:bookmarkStart w:id="40" w:name="_Toc229852107"/>
+        <w:bookmarkStart w:id="40" w:name="_Toc229935601"/>
         <w:r>
           <w:rPr>
             <w:noProof/>
@@ -12919,7 +13190,7 @@
                               </w:rPr>
                               <w:fldChar w:fldCharType="separate"/>
                             </w:r>
-                            <w:bookmarkStart w:id="41" w:name="_Toc229852108"/>
+                            <w:bookmarkStart w:id="41" w:name="_Toc229935602"/>
                             <w:r>
                               <w:rPr>
                                 <w:noProof/>
@@ -12994,7 +13265,7 @@
                         </w:rPr>
                         <w:fldChar w:fldCharType="separate"/>
                       </w:r>
-                      <w:bookmarkStart w:id="42" w:name="_Toc229852108"/>
+                      <w:bookmarkStart w:id="42" w:name="_Toc229935602"/>
                       <w:r>
                         <w:rPr>
                           <w:noProof/>
@@ -13145,7 +13416,7 @@
         <w:jc w:val="both"/>
       </w:pPr>
       <w:fldSimple w:instr=" SEQ Ilustración \* ARABIC ">
-        <w:bookmarkStart w:id="43" w:name="_Toc229852109"/>
+        <w:bookmarkStart w:id="43" w:name="_Toc229935603"/>
         <w:r>
           <w:rPr>
             <w:noProof/>
@@ -13217,7 +13488,7 @@
         <w:jc w:val="both"/>
       </w:pPr>
       <w:fldSimple w:instr=" SEQ Ilustración \* ARABIC ">
-        <w:bookmarkStart w:id="44" w:name="_Toc229852110"/>
+        <w:bookmarkStart w:id="44" w:name="_Toc229935604"/>
         <w:r>
           <w:rPr>
             <w:noProof/>
@@ -13351,7 +13622,7 @@
       <w:pPr>
         <w:pStyle w:val="Ttulo1"/>
       </w:pPr>
-      <w:bookmarkStart w:id="45" w:name="_Toc229854726"/>
+      <w:bookmarkStart w:id="45" w:name="_Toc229935636"/>
       <w:r>
         <w:t>Manual de usuario</w:t>
       </w:r>
@@ -13361,7 +13632,7 @@
       <w:pPr>
         <w:pStyle w:val="Ttulo2"/>
       </w:pPr>
-      <w:bookmarkStart w:id="46" w:name="_Toc229854727"/>
+      <w:bookmarkStart w:id="46" w:name="_Toc229935637"/>
       <w:r>
         <w:t>Entrar al proyecto</w:t>
       </w:r>
@@ -13412,7 +13683,7 @@
       <w:pPr>
         <w:pStyle w:val="Ttulo2"/>
       </w:pPr>
-      <w:bookmarkStart w:id="47" w:name="_Toc229854728"/>
+      <w:bookmarkStart w:id="47" w:name="_Toc229935638"/>
       <w:r>
         <w:t>Registro, inicio de sesión y navegación.</w:t>
       </w:r>
@@ -13483,7 +13754,7 @@
         <w:pStyle w:val="Descripcin"/>
       </w:pPr>
       <w:fldSimple w:instr=" SEQ Ilustración \* ARABIC ">
-        <w:bookmarkStart w:id="48" w:name="_Toc229852111"/>
+        <w:bookmarkStart w:id="48" w:name="_Toc229935605"/>
         <w:r>
           <w:rPr>
             <w:noProof/>
@@ -13569,7 +13840,7 @@
         <w:pStyle w:val="Descripcin"/>
       </w:pPr>
       <w:fldSimple w:instr=" SEQ Ilustración \* ARABIC ">
-        <w:bookmarkStart w:id="49" w:name="_Toc229852112"/>
+        <w:bookmarkStart w:id="49" w:name="_Toc229935606"/>
         <w:r>
           <w:rPr>
             <w:noProof/>
@@ -13646,7 +13917,7 @@
         <w:jc w:val="both"/>
       </w:pPr>
       <w:fldSimple w:instr=" SEQ Ilustración \* ARABIC ">
-        <w:bookmarkStart w:id="50" w:name="_Toc229852113"/>
+        <w:bookmarkStart w:id="50" w:name="_Toc229935607"/>
         <w:r>
           <w:rPr>
             <w:noProof/>
@@ -13709,7 +13980,7 @@
         <w:pStyle w:val="Descripcin"/>
       </w:pPr>
       <w:fldSimple w:instr=" SEQ Ilustración \* ARABIC ">
-        <w:bookmarkStart w:id="51" w:name="_Toc229852114"/>
+        <w:bookmarkStart w:id="51" w:name="_Toc229935608"/>
         <w:r>
           <w:rPr>
             <w:noProof/>
@@ -13745,7 +14016,7 @@
       <w:pPr>
         <w:pStyle w:val="Ttulo2"/>
       </w:pPr>
-      <w:bookmarkStart w:id="52" w:name="_Toc229854729"/>
+      <w:bookmarkStart w:id="52" w:name="_Toc229935639"/>
       <w:r>
         <w:lastRenderedPageBreak/>
         <w:t>Instrucciones manipulación base de datos</w:t>
@@ -13825,43 +14096,327 @@
     </w:p>
     <w:p>
       <w:pPr>
-        <w:rPr>
+        <w:keepNext/>
+      </w:pPr>
+      <w:r>
+        <w:rPr>
+          <w:noProof/>
           <w:color w:val="EE0000"/>
         </w:rPr>
-      </w:pPr>
-      <w:r>
+        <w:lastRenderedPageBreak/>
+        <w:drawing>
+          <wp:inline distT="0" distB="0" distL="0" distR="0" wp14:anchorId="6CC1F74D" wp14:editId="3AE86A23">
+            <wp:extent cx="5591175" cy="6148682"/>
+            <wp:effectExtent l="0" t="0" r="0" b="5080"/>
+            <wp:docPr id="641515350" name="Imagen 2"/>
+            <wp:cNvGraphicFramePr>
+              <a:graphicFrameLocks xmlns:a="http://schemas.openxmlformats.org/drawingml/2006/main" noChangeAspect="1"/>
+            </wp:cNvGraphicFramePr>
+            <a:graphic xmlns:a="http://schemas.openxmlformats.org/drawingml/2006/main">
+              <a:graphicData uri="http://schemas.openxmlformats.org/drawingml/2006/picture">
+                <pic:pic xmlns:pic="http://schemas.openxmlformats.org/drawingml/2006/picture">
+                  <pic:nvPicPr>
+                    <pic:cNvPr id="641515350" name="Imagen 641515350"/>
+                    <pic:cNvPicPr/>
+                  </pic:nvPicPr>
+                  <pic:blipFill>
+                    <a:blip r:embed="rId40">
+                      <a:extLst>
+                        <a:ext uri="{28A0092B-C50C-407E-A947-70E740481C1C}">
+                          <a14:useLocalDpi xmlns:a14="http://schemas.microsoft.com/office/drawing/2010/main" val="0"/>
+                        </a:ext>
+                      </a:extLst>
+                    </a:blip>
+                    <a:stretch>
+                      <a:fillRect/>
+                    </a:stretch>
+                  </pic:blipFill>
+                  <pic:spPr>
+                    <a:xfrm>
+                      <a:off x="0" y="0"/>
+                      <a:ext cx="5602074" cy="6160668"/>
+                    </a:xfrm>
+                    <a:prstGeom prst="rect">
+                      <a:avLst/>
+                    </a:prstGeom>
+                  </pic:spPr>
+                </pic:pic>
+              </a:graphicData>
+            </a:graphic>
+          </wp:inline>
+        </w:drawing>
+      </w:r>
+    </w:p>
+    <w:p>
+      <w:pPr>
+        <w:pStyle w:val="Descripcin"/>
         <w:rPr>
           <w:color w:val="EE0000"/>
         </w:rPr>
-        <w:t>FOTO CRUD</w:t>
-      </w:r>
-    </w:p>
-    <w:p>
-      <w:pPr>
-        <w:rPr>
+      </w:pPr>
+      <w:r>
+        <w:rPr>
+          <w:color w:val="auto"/>
+        </w:rPr>
+        <w:fldChar w:fldCharType="begin"/>
+      </w:r>
+      <w:r>
+        <w:rPr>
+          <w:color w:val="auto"/>
+        </w:rPr>
+        <w:instrText xml:space="preserve"> SEQ Ilustración \* ARABIC </w:instrText>
+      </w:r>
+      <w:r>
+        <w:rPr>
+          <w:color w:val="auto"/>
+        </w:rPr>
+        <w:fldChar w:fldCharType="separate"/>
+      </w:r>
+      <w:bookmarkStart w:id="53" w:name="_Toc229935609"/>
+      <w:r>
+        <w:rPr>
+          <w:noProof/>
+          <w:color w:val="auto"/>
+        </w:rPr>
+        <w:t>23</w:t>
+      </w:r>
+      <w:r>
+        <w:rPr>
+          <w:color w:val="auto"/>
+        </w:rPr>
+        <w:fldChar w:fldCharType="end"/>
+      </w:r>
+      <w:r>
+        <w:t xml:space="preserve"> Pantalla CRUD muebles</w:t>
+      </w:r>
+      <w:bookmarkEnd w:id="53"/>
+    </w:p>
+    <w:p>
+      <w:pPr>
+        <w:keepNext/>
+      </w:pPr>
+      <w:r>
+        <w:rPr>
+          <w:noProof/>
           <w:color w:val="EE0000"/>
         </w:rPr>
+        <w:lastRenderedPageBreak/>
+        <w:drawing>
+          <wp:inline distT="0" distB="0" distL="0" distR="0" wp14:anchorId="6B56D2CC" wp14:editId="74946325">
+            <wp:extent cx="5731510" cy="6303010"/>
+            <wp:effectExtent l="0" t="0" r="2540" b="2540"/>
+            <wp:docPr id="497083537" name="Imagen 3"/>
+            <wp:cNvGraphicFramePr>
+              <a:graphicFrameLocks xmlns:a="http://schemas.openxmlformats.org/drawingml/2006/main" noChangeAspect="1"/>
+            </wp:cNvGraphicFramePr>
+            <a:graphic xmlns:a="http://schemas.openxmlformats.org/drawingml/2006/main">
+              <a:graphicData uri="http://schemas.openxmlformats.org/drawingml/2006/picture">
+                <pic:pic xmlns:pic="http://schemas.openxmlformats.org/drawingml/2006/picture">
+                  <pic:nvPicPr>
+                    <pic:cNvPr id="497083537" name="Imagen 497083537"/>
+                    <pic:cNvPicPr/>
+                  </pic:nvPicPr>
+                  <pic:blipFill>
+                    <a:blip r:embed="rId41">
+                      <a:extLst>
+                        <a:ext uri="{28A0092B-C50C-407E-A947-70E740481C1C}">
+                          <a14:useLocalDpi xmlns:a14="http://schemas.microsoft.com/office/drawing/2010/main" val="0"/>
+                        </a:ext>
+                      </a:extLst>
+                    </a:blip>
+                    <a:stretch>
+                      <a:fillRect/>
+                    </a:stretch>
+                  </pic:blipFill>
+                  <pic:spPr>
+                    <a:xfrm>
+                      <a:off x="0" y="0"/>
+                      <a:ext cx="5731510" cy="6303010"/>
+                    </a:xfrm>
+                    <a:prstGeom prst="rect">
+                      <a:avLst/>
+                    </a:prstGeom>
+                  </pic:spPr>
+                </pic:pic>
+              </a:graphicData>
+            </a:graphic>
+          </wp:inline>
+        </w:drawing>
+      </w:r>
+    </w:p>
+    <w:p>
+      <w:pPr>
+        <w:pStyle w:val="Descripcin"/>
+        <w:rPr>
+          <w:color w:val="EE0000"/>
+        </w:rPr>
+      </w:pPr>
+      <w:r>
+        <w:rPr>
+          <w:color w:val="auto"/>
+        </w:rPr>
+        <w:fldChar w:fldCharType="begin"/>
+      </w:r>
+      <w:r>
+        <w:rPr>
+          <w:color w:val="auto"/>
+        </w:rPr>
+        <w:instrText xml:space="preserve"> SEQ Ilustración \* ARABIC </w:instrText>
+      </w:r>
+      <w:r>
+        <w:rPr>
+          <w:color w:val="auto"/>
+        </w:rPr>
+        <w:fldChar w:fldCharType="separate"/>
+      </w:r>
+      <w:bookmarkStart w:id="54" w:name="_Toc229935610"/>
+      <w:r>
+        <w:rPr>
+          <w:noProof/>
+          <w:color w:val="auto"/>
+        </w:rPr>
+        <w:t>24</w:t>
+      </w:r>
+      <w:r>
+        <w:rPr>
+          <w:color w:val="auto"/>
+        </w:rPr>
+        <w:fldChar w:fldCharType="end"/>
+      </w:r>
+      <w:r>
+        <w:rPr>
+          <w:color w:val="auto"/>
+        </w:rPr>
+        <w:t xml:space="preserve"> </w:t>
+      </w:r>
+      <w:r>
+        <w:t>Pantalla CRUD provincias</w:t>
+      </w:r>
+      <w:bookmarkEnd w:id="54"/>
+    </w:p>
+    <w:p>
+      <w:pPr>
+        <w:keepNext/>
+      </w:pPr>
+      <w:r>
+        <w:rPr>
+          <w:noProof/>
+          <w:color w:val="EE0000"/>
+        </w:rPr>
+        <w:lastRenderedPageBreak/>
+        <w:drawing>
+          <wp:inline distT="0" distB="0" distL="0" distR="0" wp14:anchorId="136E2369" wp14:editId="5081911D">
+            <wp:extent cx="5731510" cy="3080385"/>
+            <wp:effectExtent l="0" t="0" r="2540" b="5715"/>
+            <wp:docPr id="377567077" name="Imagen 4"/>
+            <wp:cNvGraphicFramePr>
+              <a:graphicFrameLocks xmlns:a="http://schemas.openxmlformats.org/drawingml/2006/main" noChangeAspect="1"/>
+            </wp:cNvGraphicFramePr>
+            <a:graphic xmlns:a="http://schemas.openxmlformats.org/drawingml/2006/main">
+              <a:graphicData uri="http://schemas.openxmlformats.org/drawingml/2006/picture">
+                <pic:pic xmlns:pic="http://schemas.openxmlformats.org/drawingml/2006/picture">
+                  <pic:nvPicPr>
+                    <pic:cNvPr id="377567077" name="Imagen 377567077"/>
+                    <pic:cNvPicPr/>
+                  </pic:nvPicPr>
+                  <pic:blipFill>
+                    <a:blip r:embed="rId42" cstate="print">
+                      <a:extLst>
+                        <a:ext uri="{28A0092B-C50C-407E-A947-70E740481C1C}">
+                          <a14:useLocalDpi xmlns:a14="http://schemas.microsoft.com/office/drawing/2010/main" val="0"/>
+                        </a:ext>
+                      </a:extLst>
+                    </a:blip>
+                    <a:stretch>
+                      <a:fillRect/>
+                    </a:stretch>
+                  </pic:blipFill>
+                  <pic:spPr>
+                    <a:xfrm>
+                      <a:off x="0" y="0"/>
+                      <a:ext cx="5731510" cy="3080385"/>
+                    </a:xfrm>
+                    <a:prstGeom prst="rect">
+                      <a:avLst/>
+                    </a:prstGeom>
+                  </pic:spPr>
+                </pic:pic>
+              </a:graphicData>
+            </a:graphic>
+          </wp:inline>
+        </w:drawing>
+      </w:r>
+    </w:p>
+    <w:p>
+      <w:pPr>
+        <w:pStyle w:val="Descripcin"/>
+        <w:rPr>
+          <w:color w:val="EE0000"/>
+        </w:rPr>
+      </w:pPr>
+      <w:r>
+        <w:rPr>
+          <w:color w:val="EE0000"/>
+        </w:rPr>
+        <w:fldChar w:fldCharType="begin"/>
+      </w:r>
+      <w:r>
+        <w:rPr>
+          <w:color w:val="EE0000"/>
+        </w:rPr>
+        <w:instrText xml:space="preserve"> SEQ Ilustración \* ARABIC </w:instrText>
+      </w:r>
+      <w:r>
+        <w:rPr>
+          <w:color w:val="EE0000"/>
+        </w:rPr>
+        <w:fldChar w:fldCharType="separate"/>
+      </w:r>
+      <w:bookmarkStart w:id="55" w:name="_Toc229935611"/>
+      <w:r>
+        <w:rPr>
+          <w:noProof/>
+          <w:color w:val="EE0000"/>
+        </w:rPr>
+        <w:t>25</w:t>
+      </w:r>
+      <w:r>
+        <w:rPr>
+          <w:color w:val="EE0000"/>
+        </w:rPr>
+        <w:fldChar w:fldCharType="end"/>
+      </w:r>
+      <w:r>
+        <w:t xml:space="preserve"> Pantalla insertar CRUD</w:t>
+      </w:r>
+      <w:bookmarkEnd w:id="55"/>
+    </w:p>
+    <w:p>
+      <w:pPr>
+        <w:rPr>
+          <w:color w:val="EE0000"/>
+        </w:rPr>
       </w:pPr>
     </w:p>
     <w:p>
       <w:pPr>
         <w:pStyle w:val="Ttulo1"/>
       </w:pPr>
-      <w:bookmarkStart w:id="53" w:name="_Toc229854730"/>
+      <w:bookmarkStart w:id="56" w:name="_Toc229935640"/>
       <w:r>
         <w:t>Requisitos e instalación</w:t>
       </w:r>
-      <w:bookmarkEnd w:id="53"/>
+      <w:bookmarkEnd w:id="56"/>
     </w:p>
     <w:p>
       <w:pPr>
         <w:pStyle w:val="Ttulo2"/>
       </w:pPr>
-      <w:bookmarkStart w:id="54" w:name="_Toc229854731"/>
+      <w:bookmarkStart w:id="57" w:name="_Toc229935641"/>
       <w:r>
         <w:t>Requisitos del sistema</w:t>
       </w:r>
-      <w:bookmarkEnd w:id="54"/>
+      <w:bookmarkEnd w:id="57"/>
     </w:p>
     <w:p>
       <w:pPr>
@@ -13950,18 +14505,22 @@
       <w:pPr>
         <w:pStyle w:val="Ttulo2"/>
       </w:pPr>
-      <w:bookmarkStart w:id="55" w:name="_Toc229854732"/>
+      <w:bookmarkStart w:id="58" w:name="_Toc229935642"/>
       <w:r>
         <w:t>Instalación y ejecución</w:t>
       </w:r>
-      <w:bookmarkEnd w:id="55"/>
+      <w:bookmarkEnd w:id="58"/>
     </w:p>
     <w:p>
       <w:pPr>
         <w:jc w:val="both"/>
       </w:pPr>
       <w:r>
-        <w:t xml:space="preserve">Una vez más, la página web del proyecto se podrá abrir desde cualquier dispositivo que tenga conexión a internet y a un navegador. Y en el caso de no tener acceso a red, se puede abrir en local si se dispone del árbol de ficheros con los HTML, CSS y JS. Simplemente clonar el repositorio del proyecto entero en tu dispositivo, entrar a la carpeta de la web, y abrir los HTML deseados. </w:t>
+        <w:t xml:space="preserve">Una vez más, la página web del proyecto se podrá abrir desde cualquier dispositivo que tenga conexión a internet y a un navegador. Y en el caso de no tener acceso a red, se puede abrir en local si se dispone del árbol de ficheros con los HTML, CSS y JS. </w:t>
+      </w:r>
+      <w:r>
+        <w:lastRenderedPageBreak/>
+        <w:t xml:space="preserve">Simplemente clonar el repositorio del proyecto entero en tu dispositivo, entrar a la carpeta de la web, y abrir los HTML deseados. </w:t>
       </w:r>
     </w:p>
     <w:p>
@@ -13969,7 +14528,6 @@
         <w:jc w:val="both"/>
       </w:pPr>
       <w:r>
-        <w:lastRenderedPageBreak/>
         <w:t xml:space="preserve">Para el proyecto de </w:t>
       </w:r>
       <w:proofErr w:type="spellStart"/>
@@ -14038,21 +14596,21 @@
       <w:pPr>
         <w:pStyle w:val="Ttulo1"/>
       </w:pPr>
-      <w:bookmarkStart w:id="56" w:name="_Toc229854733"/>
+      <w:bookmarkStart w:id="59" w:name="_Toc229935643"/>
       <w:r>
         <w:t>Plan de negocio</w:t>
       </w:r>
-      <w:bookmarkEnd w:id="56"/>
+      <w:bookmarkEnd w:id="59"/>
     </w:p>
     <w:p>
       <w:pPr>
         <w:pStyle w:val="Ttulo2"/>
       </w:pPr>
-      <w:bookmarkStart w:id="57" w:name="_Toc229854734"/>
+      <w:bookmarkStart w:id="60" w:name="_Toc229935644"/>
       <w:r>
         <w:t>Público objetivo</w:t>
       </w:r>
-      <w:bookmarkEnd w:id="57"/>
+      <w:bookmarkEnd w:id="60"/>
     </w:p>
     <w:p>
       <w:pPr>
@@ -14083,11 +14641,11 @@
       <w:pPr>
         <w:pStyle w:val="Ttulo2"/>
       </w:pPr>
-      <w:bookmarkStart w:id="58" w:name="_Toc229854735"/>
+      <w:bookmarkStart w:id="61" w:name="_Toc229935645"/>
       <w:r>
         <w:t>Utilidad social</w:t>
       </w:r>
-      <w:bookmarkEnd w:id="58"/>
+      <w:bookmarkEnd w:id="61"/>
     </w:p>
     <w:p>
       <w:pPr>
@@ -14132,11 +14690,11 @@
       <w:pPr>
         <w:pStyle w:val="Ttulo2"/>
       </w:pPr>
-      <w:bookmarkStart w:id="59" w:name="_Toc229854736"/>
+      <w:bookmarkStart w:id="62" w:name="_Toc229935646"/>
       <w:r>
         <w:t>Costes y beneficios</w:t>
       </w:r>
-      <w:bookmarkEnd w:id="59"/>
+      <w:bookmarkEnd w:id="62"/>
     </w:p>
     <w:p>
       <w:pPr>
@@ -14174,7 +14732,7 @@
         </w:rPr>
         <w:t xml:space="preserve">Alquiler de oficinas </w:t>
       </w:r>
-      <w:hyperlink r:id="rId40">
+      <w:hyperlink r:id="rId43">
         <w:r>
           <w:rPr>
             <w:rStyle w:val="Hipervnculo"/>
@@ -14461,30 +15019,35 @@
       <w:r>
         <w:t xml:space="preserve">Posibilidad de ofrecer un espacio publicitario en la web. </w:t>
       </w:r>
-      <w:r>
-        <w:br w:type="page"/>
-      </w:r>
+    </w:p>
+    <w:p>
+      <w:pPr>
+        <w:pStyle w:val="Prrafodelista"/>
+        <w:spacing w:before="240" w:after="240" w:line="276" w:lineRule="auto"/>
+        <w:rPr>
+          <w:rFonts w:ascii="Aptos" w:eastAsia="Aptos" w:hAnsi="Aptos" w:cs="Aptos"/>
+        </w:rPr>
+      </w:pPr>
     </w:p>
     <w:p>
       <w:pPr>
         <w:pStyle w:val="Ttulo1"/>
       </w:pPr>
-      <w:bookmarkStart w:id="60" w:name="_Toc229854737"/>
-      <w:r>
-        <w:lastRenderedPageBreak/>
+      <w:bookmarkStart w:id="63" w:name="_Toc229935647"/>
+      <w:r>
         <w:t>Prevención de Riesgos Laborales</w:t>
       </w:r>
-      <w:bookmarkEnd w:id="60"/>
+      <w:bookmarkEnd w:id="63"/>
     </w:p>
     <w:p>
       <w:pPr>
         <w:pStyle w:val="Ttulo2"/>
       </w:pPr>
-      <w:bookmarkStart w:id="61" w:name="_Toc229854738"/>
+      <w:bookmarkStart w:id="64" w:name="_Toc229935648"/>
       <w:r>
         <w:t>Riesgos derivados de los espacio y equipos de trabajo</w:t>
       </w:r>
-      <w:bookmarkEnd w:id="61"/>
+      <w:bookmarkEnd w:id="64"/>
     </w:p>
     <w:p>
       <w:pPr>
@@ -14635,11 +15198,11 @@
       <w:pPr>
         <w:pStyle w:val="Ttulo2"/>
       </w:pPr>
-      <w:bookmarkStart w:id="62" w:name="_Toc229854739"/>
+      <w:bookmarkStart w:id="65" w:name="_Toc229935649"/>
       <w:r>
         <w:t>Agentes físicos</w:t>
       </w:r>
-      <w:bookmarkEnd w:id="62"/>
+      <w:bookmarkEnd w:id="65"/>
     </w:p>
     <w:p>
       <w:pPr>
@@ -14736,6 +15299,7 @@
           <w:b/>
           <w:bCs/>
         </w:rPr>
+        <w:lastRenderedPageBreak/>
         <w:t xml:space="preserve">Las vibraciones: </w:t>
       </w:r>
       <w:r>
@@ -14943,7 +15507,6 @@
           <w:b/>
           <w:bCs/>
         </w:rPr>
-        <w:lastRenderedPageBreak/>
         <w:t xml:space="preserve">Medida preventiva: </w:t>
       </w:r>
       <w:r>
@@ -15034,11 +15597,11 @@
       <w:pPr>
         <w:pStyle w:val="Ttulo2"/>
       </w:pPr>
-      <w:bookmarkStart w:id="63" w:name="_Toc229854740"/>
+      <w:bookmarkStart w:id="66" w:name="_Toc229935650"/>
       <w:r>
         <w:t>Riesgos ergonómicos y psicosociales</w:t>
       </w:r>
-      <w:bookmarkEnd w:id="63"/>
+      <w:bookmarkEnd w:id="66"/>
     </w:p>
     <w:p>
       <w:pPr>
@@ -15125,14 +15688,15 @@
           <w:rFonts w:eastAsia="Aptos"/>
         </w:rPr>
       </w:pPr>
-      <w:bookmarkStart w:id="64" w:name="_Toc229854741"/>
+      <w:bookmarkStart w:id="67" w:name="_Toc229935651"/>
       <w:r>
         <w:rPr>
           <w:rFonts w:eastAsia="Aptos"/>
         </w:rPr>
+        <w:lastRenderedPageBreak/>
         <w:t>Integración de los módulos del ciclo en el proyecto</w:t>
       </w:r>
-      <w:bookmarkEnd w:id="64"/>
+      <w:bookmarkEnd w:id="67"/>
     </w:p>
     <w:p/>
     <w:p>
@@ -15300,7 +15864,6 @@
           <w:b/>
           <w:bCs/>
         </w:rPr>
-        <w:lastRenderedPageBreak/>
         <w:t xml:space="preserve">Inglés: </w:t>
       </w:r>
       <w:r>
@@ -15353,21 +15916,21 @@
       <w:pPr>
         <w:pStyle w:val="Ttulo1"/>
       </w:pPr>
-      <w:bookmarkStart w:id="65" w:name="_Toc229854742"/>
+      <w:bookmarkStart w:id="68" w:name="_Toc229935652"/>
       <w:r>
         <w:t>Conclusiones</w:t>
       </w:r>
-      <w:bookmarkEnd w:id="65"/>
+      <w:bookmarkEnd w:id="68"/>
     </w:p>
     <w:p>
       <w:pPr>
         <w:pStyle w:val="Ttulo2"/>
       </w:pPr>
-      <w:bookmarkStart w:id="66" w:name="_Toc229854743"/>
+      <w:bookmarkStart w:id="69" w:name="_Toc229935653"/>
       <w:r>
         <w:t>Conclusiones sobre el trabajo realizado</w:t>
       </w:r>
-      <w:bookmarkEnd w:id="66"/>
+      <w:bookmarkEnd w:id="69"/>
     </w:p>
     <w:p>
       <w:pPr>
@@ -15416,12 +15979,17 @@
       <w:r>
         <w:t xml:space="preserve">Un objetivo que no se ha cumplido ha sido la implementación de búsqueda a través de un mapa. No se ha conseguido hacer una conexión a API de mapas y usarlos. </w:t>
       </w:r>
+      <w:r>
+        <w:br/>
+        <w:t>Otro objetivo no cumplido, ha sido la parte de implementar en nuestra página web la administración y firma de los contratos de alquiler entre el arrendador y propietario. Al igual que no se ha encontrado una forma de proteger al inquilino de posibles fraudes.</w:t>
+      </w:r>
     </w:p>
     <w:p>
       <w:pPr>
         <w:jc w:val="both"/>
       </w:pPr>
       <w:r>
+        <w:lastRenderedPageBreak/>
         <w:t xml:space="preserve">Las mayores dificultades que se han encontrado han sido, la coordinación de todas las partes del equipo, en especial la sincronización de flujos de trabajo y la unión de criterios para cumplir los plazos establecidos. También, se han encontrado dificultades al intentar coordinar la realización del proyecto a la vez que la formación en centros de trabajo. </w:t>
       </w:r>
     </w:p>
@@ -15437,11 +16005,11 @@
       <w:pPr>
         <w:pStyle w:val="Ttulo2"/>
       </w:pPr>
-      <w:bookmarkStart w:id="67" w:name="_Toc229854744"/>
+      <w:bookmarkStart w:id="70" w:name="_Toc229935654"/>
       <w:r>
         <w:t>Posibles ampliaciones y mejoras</w:t>
       </w:r>
-      <w:bookmarkEnd w:id="67"/>
+      <w:bookmarkEnd w:id="70"/>
     </w:p>
     <w:p>
       <w:pPr>
@@ -15486,7 +16054,6 @@
         <w:jc w:val="both"/>
       </w:pPr>
       <w:r>
-        <w:lastRenderedPageBreak/>
         <w:t xml:space="preserve">Finalmente, </w:t>
       </w:r>
       <w:proofErr w:type="spellStart"/>
@@ -15541,11 +16108,11 @@
       <w:pPr>
         <w:pStyle w:val="Ttulo1"/>
       </w:pPr>
-      <w:bookmarkStart w:id="68" w:name="_Toc229854745"/>
+      <w:bookmarkStart w:id="71" w:name="_Toc229935655"/>
       <w:r>
         <w:t>Bibliografía</w:t>
       </w:r>
-      <w:bookmarkEnd w:id="68"/>
+      <w:bookmarkEnd w:id="71"/>
     </w:p>
     <w:p>
       <w:pPr>
@@ -15664,7 +16231,7 @@
         </w:rPr>
         <w:t xml:space="preserve"> </w:t>
       </w:r>
-      <w:hyperlink r:id="rId41">
+      <w:hyperlink r:id="rId44">
         <w:r>
           <w:rPr>
             <w:rStyle w:val="Hipervnculo"/>
@@ -15706,7 +16273,7 @@
         </w:rPr>
         <w:t xml:space="preserve">IES Mutxamel. </w:t>
       </w:r>
-      <w:hyperlink r:id="rId42">
+      <w:hyperlink r:id="rId45">
         <w:r>
           <w:rPr>
             <w:rStyle w:val="Hipervnculo"/>
@@ -15725,6 +16292,7 @@
         <w:rPr>
           <w:rFonts w:ascii="Aptos" w:eastAsia="Aptos" w:hAnsi="Aptos" w:cs="Aptos"/>
         </w:rPr>
+        <w:lastRenderedPageBreak/>
         <w:t>Diánez</w:t>
       </w:r>
       <w:proofErr w:type="spellEnd"/>
@@ -15748,7 +16316,7 @@
         </w:rPr>
         <w:t xml:space="preserve">IES Mutxamel. </w:t>
       </w:r>
-      <w:hyperlink r:id="rId43">
+      <w:hyperlink r:id="rId46">
         <w:r>
           <w:rPr>
             <w:rStyle w:val="Hipervnculo"/>
@@ -15782,7 +16350,7 @@
         </w:rPr>
         <w:t xml:space="preserve">. </w:t>
       </w:r>
-      <w:hyperlink r:id="rId44">
+      <w:hyperlink r:id="rId47">
         <w:r>
           <w:rPr>
             <w:rStyle w:val="Hipervnculo"/>
@@ -15794,8 +16362,8 @@
     </w:p>
     <w:p/>
     <w:sectPr>
-      <w:headerReference w:type="default" r:id="rId45"/>
-      <w:footerReference w:type="default" r:id="rId46"/>
+      <w:headerReference w:type="default" r:id="rId48"/>
+      <w:footerReference w:type="default" r:id="rId49"/>
       <w:pgSz w:w="11906" w:h="16838"/>
       <w:pgMar w:top="1440" w:right="1440" w:bottom="1440" w:left="1440" w:header="283" w:footer="720" w:gutter="0"/>
       <w:cols w:space="720"/>
@@ -19602,12 +20170,7 @@
 </file>
 
 <file path=customXml/item3.xml><?xml version="1.0" encoding="utf-8"?>
-<?mso-contentType ?>
-<FormTemplates xmlns="http://schemas.microsoft.com/sharepoint/v3/contenttype/forms">
-  <Display>DocumentLibraryForm</Display>
-  <Edit>DocumentLibraryForm</Edit>
-  <New>DocumentLibraryForm</New>
-</FormTemplates>
+<b:Sources xmlns:b="http://schemas.openxmlformats.org/officeDocument/2006/bibliography" xmlns="http://schemas.openxmlformats.org/officeDocument/2006/bibliography" SelectedStyle="\APASixthEditionOfficeOnline.xsl" StyleName="APA" Version="6"/>
 </file>
 
 <file path=customXml/item4.xml><?xml version="1.0" encoding="utf-8"?>
@@ -19761,7 +20324,12 @@
 </file>
 
 <file path=customXml/item5.xml><?xml version="1.0" encoding="utf-8"?>
-<b:Sources xmlns:b="http://schemas.openxmlformats.org/officeDocument/2006/bibliography" xmlns="http://schemas.openxmlformats.org/officeDocument/2006/bibliography" SelectedStyle="\APASixthEditionOfficeOnline.xsl" StyleName="APA" Version="6"/>
+<?mso-contentType ?>
+<FormTemplates xmlns="http://schemas.microsoft.com/sharepoint/v3/contenttype/forms">
+  <Display>DocumentLibraryForm</Display>
+  <Edit>DocumentLibraryForm</Edit>
+  <New>DocumentLibraryForm</New>
+</FormTemplates>
 </file>
 
 <file path=customXml/itemProps1.xml><?xml version="1.0" encoding="utf-8"?>
@@ -19783,9 +20351,9 @@
 </file>
 
 <file path=customXml/itemProps3.xml><?xml version="1.0" encoding="utf-8"?>
-<ds:datastoreItem xmlns:ds="http://schemas.openxmlformats.org/officeDocument/2006/customXml" ds:itemID="{9C62D19F-2C4B-4163-B98D-18BF5B309744}">
+<ds:datastoreItem xmlns:ds="http://schemas.openxmlformats.org/officeDocument/2006/customXml" ds:itemID="{84CA4A16-CE6B-4C64-8CA7-CF5CBE9EE313}">
   <ds:schemaRefs>
-    <ds:schemaRef ds:uri="http://schemas.microsoft.com/sharepoint/v3/contenttype/forms"/>
+    <ds:schemaRef ds:uri="http://schemas.openxmlformats.org/officeDocument/2006/bibliography"/>
   </ds:schemaRefs>
 </ds:datastoreItem>
 </file>
@@ -19809,9 +20377,9 @@
 </file>
 
 <file path=customXml/itemProps5.xml><?xml version="1.0" encoding="utf-8"?>
-<ds:datastoreItem xmlns:ds="http://schemas.openxmlformats.org/officeDocument/2006/customXml" ds:itemID="{84CA4A16-CE6B-4C64-8CA7-CF5CBE9EE313}">
+<ds:datastoreItem xmlns:ds="http://schemas.openxmlformats.org/officeDocument/2006/customXml" ds:itemID="{9C62D19F-2C4B-4163-B98D-18BF5B309744}">
   <ds:schemaRefs>
-    <ds:schemaRef ds:uri="http://schemas.openxmlformats.org/officeDocument/2006/bibliography"/>
+    <ds:schemaRef ds:uri="http://schemas.microsoft.com/sharepoint/v3/contenttype/forms"/>
   </ds:schemaRefs>
 </ds:datastoreItem>
 </file>
--- a/Documentación_final.docx
+++ b/Documentación_final.docx
@@ -68,21 +68,7 @@
         <w:rPr>
           <w:rStyle w:val="Ttulodellibro"/>
         </w:rPr>
-        <w:t xml:space="preserve">Proyecto </w:t>
-      </w:r>
-      <w:proofErr w:type="spellStart"/>
-      <w:r>
-        <w:rPr>
-          <w:rStyle w:val="Ttulodellibro"/>
-        </w:rPr>
-        <w:t>Intermodular</w:t>
-      </w:r>
-      <w:proofErr w:type="spellEnd"/>
-      <w:r>
-        <w:rPr>
-          <w:rStyle w:val="Ttulodellibro"/>
-        </w:rPr>
-        <w:t xml:space="preserve"> Hito </w:t>
+        <w:t xml:space="preserve">Proyecto Intermodular Hito </w:t>
       </w:r>
       <w:r>
         <w:rPr>
@@ -161,7 +147,6 @@
           <w:u w:val="single"/>
         </w:rPr>
       </w:pPr>
-      <w:proofErr w:type="spellStart"/>
       <w:r>
         <w:rPr>
           <w:sz w:val="40"/>
@@ -171,1353 +156,61 @@
         <w:lastRenderedPageBreak/>
         <w:t>Abstract</w:t>
       </w:r>
-      <w:proofErr w:type="spellEnd"/>
-    </w:p>
-    <w:p>
-      <w:r>
-        <w:t xml:space="preserve">For </w:t>
-      </w:r>
-      <w:proofErr w:type="spellStart"/>
-      <w:r>
-        <w:t>this</w:t>
-      </w:r>
-      <w:proofErr w:type="spellEnd"/>
-      <w:r>
-        <w:t xml:space="preserve"> </w:t>
-      </w:r>
-      <w:proofErr w:type="spellStart"/>
-      <w:r>
-        <w:t>project</w:t>
-      </w:r>
-      <w:proofErr w:type="spellEnd"/>
-      <w:r>
-        <w:t>,</w:t>
-      </w:r>
-      <w:r>
-        <w:t xml:space="preserve"> </w:t>
-      </w:r>
-      <w:proofErr w:type="spellStart"/>
-      <w:r>
-        <w:t>the</w:t>
-      </w:r>
-      <w:proofErr w:type="spellEnd"/>
-      <w:r>
-        <w:t xml:space="preserve"> </w:t>
-      </w:r>
-      <w:proofErr w:type="spellStart"/>
-      <w:r>
-        <w:t>website</w:t>
-      </w:r>
-      <w:proofErr w:type="spellEnd"/>
-      <w:r>
-        <w:t xml:space="preserve"> “</w:t>
-      </w:r>
-      <w:proofErr w:type="spellStart"/>
-      <w:r>
-        <w:t>Ro</w:t>
+    </w:p>
+    <w:p>
+      <w:r>
+        <w:t>For this project,</w:t>
+      </w:r>
+      <w:r>
+        <w:t xml:space="preserve"> the website “Ro</w:t>
       </w:r>
       <w:r>
         <w:t>o</w:t>
       </w:r>
       <w:r>
-        <w:t>mie</w:t>
-      </w:r>
-      <w:proofErr w:type="spellEnd"/>
-      <w:r>
-        <w:t xml:space="preserve">” has </w:t>
-      </w:r>
-      <w:proofErr w:type="spellStart"/>
-      <w:r>
-        <w:t>been</w:t>
-      </w:r>
-      <w:proofErr w:type="spellEnd"/>
-      <w:r>
-        <w:t xml:space="preserve"> </w:t>
-      </w:r>
-      <w:proofErr w:type="spellStart"/>
-      <w:r>
-        <w:t>designed</w:t>
-      </w:r>
-      <w:proofErr w:type="spellEnd"/>
-      <w:r>
-        <w:t>,</w:t>
-      </w:r>
-      <w:r>
-        <w:t xml:space="preserve"> </w:t>
-      </w:r>
-      <w:proofErr w:type="spellStart"/>
-      <w:r>
-        <w:t>that</w:t>
-      </w:r>
-      <w:proofErr w:type="spellEnd"/>
-      <w:r>
-        <w:t xml:space="preserve"> </w:t>
-      </w:r>
-      <w:proofErr w:type="spellStart"/>
-      <w:r>
-        <w:t>will</w:t>
-      </w:r>
-      <w:proofErr w:type="spellEnd"/>
-      <w:r>
-        <w:t xml:space="preserve"> </w:t>
-      </w:r>
-      <w:proofErr w:type="spellStart"/>
-      <w:r>
-        <w:t>help</w:t>
-      </w:r>
-      <w:proofErr w:type="spellEnd"/>
-      <w:r>
-        <w:t xml:space="preserve"> </w:t>
-      </w:r>
-      <w:proofErr w:type="spellStart"/>
-      <w:r>
-        <w:t>students</w:t>
-      </w:r>
-      <w:proofErr w:type="spellEnd"/>
-      <w:r>
-        <w:t xml:space="preserve"> </w:t>
-      </w:r>
-      <w:proofErr w:type="spellStart"/>
-      <w:r>
-        <w:t>find</w:t>
-      </w:r>
-      <w:proofErr w:type="spellEnd"/>
-      <w:r>
-        <w:t xml:space="preserve"> </w:t>
-      </w:r>
-      <w:proofErr w:type="spellStart"/>
-      <w:r>
-        <w:t>rooms</w:t>
-      </w:r>
-      <w:proofErr w:type="spellEnd"/>
-      <w:r>
-        <w:t xml:space="preserve"> </w:t>
-      </w:r>
-      <w:proofErr w:type="spellStart"/>
-      <w:r>
-        <w:t>to</w:t>
-      </w:r>
-      <w:proofErr w:type="spellEnd"/>
-      <w:r>
-        <w:t xml:space="preserve"> </w:t>
-      </w:r>
-      <w:proofErr w:type="spellStart"/>
-      <w:r>
-        <w:t>rent</w:t>
-      </w:r>
-      <w:proofErr w:type="spellEnd"/>
-      <w:r>
-        <w:t xml:space="preserve"> </w:t>
-      </w:r>
-      <w:proofErr w:type="spellStart"/>
-      <w:r>
-        <w:t>near</w:t>
-      </w:r>
-      <w:proofErr w:type="spellEnd"/>
-      <w:r>
-        <w:t xml:space="preserve"> </w:t>
-      </w:r>
-      <w:proofErr w:type="spellStart"/>
-      <w:r>
-        <w:t>the</w:t>
-      </w:r>
-      <w:proofErr w:type="spellEnd"/>
-      <w:r>
-        <w:t xml:space="preserve"> </w:t>
-      </w:r>
-      <w:proofErr w:type="spellStart"/>
-      <w:r>
-        <w:t>universities</w:t>
-      </w:r>
-      <w:proofErr w:type="spellEnd"/>
-      <w:r>
-        <w:t xml:space="preserve"> </w:t>
-      </w:r>
-      <w:proofErr w:type="spellStart"/>
-      <w:r>
-        <w:t>they</w:t>
-      </w:r>
-      <w:proofErr w:type="spellEnd"/>
-      <w:r>
-        <w:t xml:space="preserve"> </w:t>
-      </w:r>
-      <w:proofErr w:type="spellStart"/>
-      <w:r>
-        <w:t>study</w:t>
-      </w:r>
-      <w:proofErr w:type="spellEnd"/>
-      <w:r>
-        <w:t xml:space="preserve"> at</w:t>
-      </w:r>
-      <w:r>
-        <w:t xml:space="preserve">, </w:t>
-      </w:r>
-      <w:proofErr w:type="spellStart"/>
-      <w:r>
-        <w:t>being</w:t>
-      </w:r>
-      <w:proofErr w:type="spellEnd"/>
-      <w:r>
-        <w:t xml:space="preserve"> </w:t>
-      </w:r>
-      <w:proofErr w:type="spellStart"/>
-      <w:r>
-        <w:t>the</w:t>
-      </w:r>
-      <w:proofErr w:type="spellEnd"/>
-      <w:r>
-        <w:t xml:space="preserve"> </w:t>
-      </w:r>
-      <w:proofErr w:type="spellStart"/>
-      <w:r>
-        <w:t>task</w:t>
-      </w:r>
-      <w:proofErr w:type="spellEnd"/>
-      <w:r>
-        <w:t xml:space="preserve"> </w:t>
-      </w:r>
-      <w:proofErr w:type="spellStart"/>
-      <w:r>
-        <w:t>to</w:t>
-      </w:r>
-      <w:proofErr w:type="spellEnd"/>
-      <w:r>
-        <w:t xml:space="preserve"> </w:t>
-      </w:r>
-      <w:proofErr w:type="spellStart"/>
-      <w:r>
-        <w:t>find</w:t>
-      </w:r>
-      <w:proofErr w:type="spellEnd"/>
-      <w:r>
-        <w:t xml:space="preserve"> </w:t>
-      </w:r>
-      <w:proofErr w:type="spellStart"/>
-      <w:r>
-        <w:t>appartments</w:t>
-      </w:r>
-      <w:proofErr w:type="spellEnd"/>
-      <w:r>
-        <w:t xml:space="preserve"> </w:t>
-      </w:r>
-      <w:proofErr w:type="spellStart"/>
-      <w:r>
-        <w:t>to</w:t>
-      </w:r>
-      <w:proofErr w:type="spellEnd"/>
-      <w:r>
-        <w:t xml:space="preserve"> </w:t>
-      </w:r>
-      <w:proofErr w:type="spellStart"/>
-      <w:r>
-        <w:t>rent</w:t>
-      </w:r>
-      <w:proofErr w:type="spellEnd"/>
-      <w:r>
-        <w:t xml:space="preserve"> </w:t>
-      </w:r>
-      <w:proofErr w:type="spellStart"/>
-      <w:r>
-        <w:t>very</w:t>
-      </w:r>
-      <w:proofErr w:type="spellEnd"/>
-      <w:r>
-        <w:t xml:space="preserve"> </w:t>
-      </w:r>
-      <w:proofErr w:type="spellStart"/>
-      <w:r>
-        <w:t>challenging</w:t>
-      </w:r>
-      <w:proofErr w:type="spellEnd"/>
-      <w:r>
-        <w:t xml:space="preserve"> </w:t>
-      </w:r>
-      <w:proofErr w:type="spellStart"/>
-      <w:r>
-        <w:t>for</w:t>
-      </w:r>
-      <w:proofErr w:type="spellEnd"/>
-      <w:r>
-        <w:t xml:space="preserve"> </w:t>
-      </w:r>
-      <w:proofErr w:type="spellStart"/>
-      <w:r>
-        <w:t>young</w:t>
-      </w:r>
-      <w:proofErr w:type="spellEnd"/>
-      <w:r>
-        <w:t xml:space="preserve"> </w:t>
-      </w:r>
-      <w:proofErr w:type="spellStart"/>
-      <w:r>
-        <w:t>students</w:t>
-      </w:r>
-      <w:proofErr w:type="spellEnd"/>
-      <w:r>
-        <w:t xml:space="preserve">. </w:t>
+        <w:t>mie” has been designed,</w:t>
+      </w:r>
+      <w:r>
+        <w:t xml:space="preserve"> that will help students find rooms to rent near the universities they study at</w:t>
+      </w:r>
+      <w:r>
+        <w:t xml:space="preserve">, being the task to find appartments to rent very challenging for young students. </w:t>
       </w:r>
       <w:r>
         <w:br/>
-        <w:t xml:space="preserve">The </w:t>
-      </w:r>
-      <w:proofErr w:type="spellStart"/>
-      <w:r>
-        <w:t>website</w:t>
-      </w:r>
-      <w:proofErr w:type="spellEnd"/>
-      <w:r>
-        <w:t xml:space="preserve"> </w:t>
-      </w:r>
-      <w:proofErr w:type="spellStart"/>
-      <w:r>
-        <w:t>will</w:t>
-      </w:r>
-      <w:proofErr w:type="spellEnd"/>
-      <w:r>
-        <w:t xml:space="preserve"> </w:t>
-      </w:r>
-      <w:proofErr w:type="spellStart"/>
-      <w:r>
-        <w:t>let</w:t>
-      </w:r>
-      <w:proofErr w:type="spellEnd"/>
-      <w:r>
-        <w:t xml:space="preserve"> </w:t>
-      </w:r>
-      <w:proofErr w:type="spellStart"/>
-      <w:r>
-        <w:t>the</w:t>
-      </w:r>
-      <w:proofErr w:type="spellEnd"/>
-      <w:r>
-        <w:t xml:space="preserve"> home </w:t>
-      </w:r>
-      <w:proofErr w:type="spellStart"/>
-      <w:r>
-        <w:t>owners</w:t>
-      </w:r>
-      <w:proofErr w:type="spellEnd"/>
-      <w:r>
-        <w:t xml:space="preserve"> </w:t>
-      </w:r>
-      <w:proofErr w:type="spellStart"/>
-      <w:r>
-        <w:t>publish</w:t>
-      </w:r>
-      <w:proofErr w:type="spellEnd"/>
-      <w:r>
-        <w:t xml:space="preserve"> </w:t>
-      </w:r>
-      <w:proofErr w:type="spellStart"/>
-      <w:r>
-        <w:t>their</w:t>
-      </w:r>
-      <w:proofErr w:type="spellEnd"/>
-      <w:r>
-        <w:t xml:space="preserve"> </w:t>
-      </w:r>
-      <w:proofErr w:type="spellStart"/>
-      <w:r>
-        <w:t>property</w:t>
-      </w:r>
-      <w:proofErr w:type="spellEnd"/>
-      <w:r>
-        <w:t xml:space="preserve"> as a </w:t>
-      </w:r>
-      <w:proofErr w:type="spellStart"/>
-      <w:r>
-        <w:t>whole</w:t>
-      </w:r>
-      <w:proofErr w:type="spellEnd"/>
-      <w:r>
-        <w:t xml:space="preserve">, and </w:t>
-      </w:r>
-      <w:proofErr w:type="spellStart"/>
-      <w:r>
-        <w:t>the</w:t>
-      </w:r>
-      <w:proofErr w:type="spellEnd"/>
-      <w:r>
-        <w:t xml:space="preserve"> </w:t>
-      </w:r>
-      <w:proofErr w:type="spellStart"/>
-      <w:r>
-        <w:t>students</w:t>
-      </w:r>
-      <w:proofErr w:type="spellEnd"/>
-      <w:r>
-        <w:t xml:space="preserve"> </w:t>
-      </w:r>
-      <w:proofErr w:type="spellStart"/>
-      <w:r>
-        <w:t>will</w:t>
-      </w:r>
-      <w:proofErr w:type="spellEnd"/>
-      <w:r>
-        <w:t xml:space="preserve"> </w:t>
-      </w:r>
-      <w:proofErr w:type="spellStart"/>
-      <w:r>
-        <w:t>choose</w:t>
-      </w:r>
-      <w:proofErr w:type="spellEnd"/>
-      <w:r>
-        <w:t xml:space="preserve"> a </w:t>
-      </w:r>
-      <w:proofErr w:type="spellStart"/>
-      <w:r>
-        <w:t>room</w:t>
-      </w:r>
-      <w:proofErr w:type="spellEnd"/>
-      <w:r>
-        <w:t xml:space="preserve"> </w:t>
-      </w:r>
-      <w:proofErr w:type="spellStart"/>
-      <w:r>
-        <w:t>to</w:t>
-      </w:r>
-      <w:proofErr w:type="spellEnd"/>
-      <w:r>
-        <w:t xml:space="preserve"> </w:t>
-      </w:r>
-      <w:proofErr w:type="spellStart"/>
-      <w:r>
-        <w:t>rent</w:t>
-      </w:r>
-      <w:proofErr w:type="spellEnd"/>
-      <w:r>
-        <w:t xml:space="preserve"> </w:t>
-      </w:r>
-      <w:proofErr w:type="spellStart"/>
-      <w:r>
-        <w:t>from</w:t>
-      </w:r>
-      <w:proofErr w:type="spellEnd"/>
-      <w:r>
-        <w:t xml:space="preserve"> </w:t>
-      </w:r>
-      <w:proofErr w:type="spellStart"/>
-      <w:r>
-        <w:t>the</w:t>
-      </w:r>
-      <w:proofErr w:type="spellEnd"/>
-      <w:r>
-        <w:t xml:space="preserve"> </w:t>
-      </w:r>
-      <w:proofErr w:type="spellStart"/>
-      <w:r>
-        <w:t>house</w:t>
-      </w:r>
-      <w:proofErr w:type="spellEnd"/>
-      <w:r>
-        <w:t xml:space="preserve">. </w:t>
+        <w:t xml:space="preserve">The website will let the home owners publish their property as a whole, and the students will choose a room to rent from the house. </w:t>
       </w:r>
       <w:r>
         <w:br/>
-        <w:t xml:space="preserve">The </w:t>
-      </w:r>
-      <w:proofErr w:type="spellStart"/>
-      <w:r>
-        <w:t>price</w:t>
-      </w:r>
-      <w:proofErr w:type="spellEnd"/>
-      <w:r>
-        <w:t xml:space="preserve"> </w:t>
-      </w:r>
-      <w:proofErr w:type="spellStart"/>
-      <w:r>
-        <w:t>of</w:t>
-      </w:r>
-      <w:proofErr w:type="spellEnd"/>
-      <w:r>
-        <w:t xml:space="preserve"> </w:t>
-      </w:r>
-      <w:proofErr w:type="spellStart"/>
-      <w:r>
-        <w:t>the</w:t>
-      </w:r>
-      <w:proofErr w:type="spellEnd"/>
-      <w:r>
-        <w:t xml:space="preserve"> </w:t>
-      </w:r>
-      <w:proofErr w:type="spellStart"/>
-      <w:r>
-        <w:t>room</w:t>
-      </w:r>
-      <w:proofErr w:type="spellEnd"/>
-      <w:r>
-        <w:t xml:space="preserve"> </w:t>
-      </w:r>
-      <w:proofErr w:type="spellStart"/>
-      <w:r>
-        <w:t>won’t</w:t>
-      </w:r>
-      <w:proofErr w:type="spellEnd"/>
-      <w:r>
-        <w:t xml:space="preserve"> </w:t>
-      </w:r>
-      <w:proofErr w:type="spellStart"/>
-      <w:r>
-        <w:t>change</w:t>
-      </w:r>
-      <w:proofErr w:type="spellEnd"/>
-      <w:r>
-        <w:t xml:space="preserve"> </w:t>
-      </w:r>
-      <w:proofErr w:type="spellStart"/>
-      <w:r>
-        <w:t>depending</w:t>
-      </w:r>
-      <w:proofErr w:type="spellEnd"/>
-      <w:r>
-        <w:t xml:space="preserve"> </w:t>
-      </w:r>
-      <w:proofErr w:type="spellStart"/>
-      <w:r>
-        <w:t>on</w:t>
-      </w:r>
-      <w:proofErr w:type="spellEnd"/>
-      <w:r>
-        <w:t xml:space="preserve"> </w:t>
-      </w:r>
-      <w:proofErr w:type="spellStart"/>
-      <w:r>
-        <w:t>the</w:t>
-      </w:r>
-      <w:proofErr w:type="spellEnd"/>
-      <w:r>
-        <w:t xml:space="preserve"> </w:t>
-      </w:r>
-      <w:proofErr w:type="spellStart"/>
-      <w:r>
-        <w:t>amount</w:t>
-      </w:r>
-      <w:proofErr w:type="spellEnd"/>
-      <w:r>
-        <w:t xml:space="preserve"> </w:t>
-      </w:r>
-      <w:proofErr w:type="spellStart"/>
-      <w:r>
-        <w:t>of</w:t>
-      </w:r>
-      <w:proofErr w:type="spellEnd"/>
-      <w:r>
-        <w:t xml:space="preserve"> </w:t>
-      </w:r>
-      <w:proofErr w:type="spellStart"/>
-      <w:r>
-        <w:t>renters</w:t>
-      </w:r>
-      <w:proofErr w:type="spellEnd"/>
-      <w:r>
-        <w:t xml:space="preserve"> in </w:t>
-      </w:r>
-      <w:proofErr w:type="spellStart"/>
-      <w:r>
-        <w:t>the</w:t>
-      </w:r>
-      <w:proofErr w:type="spellEnd"/>
-      <w:r>
-        <w:t xml:space="preserve"> </w:t>
-      </w:r>
-      <w:proofErr w:type="spellStart"/>
-      <w:r>
-        <w:t>house</w:t>
-      </w:r>
-      <w:proofErr w:type="spellEnd"/>
-      <w:r>
-        <w:t xml:space="preserve"> and </w:t>
-      </w:r>
-      <w:proofErr w:type="spellStart"/>
-      <w:r>
-        <w:t>the</w:t>
-      </w:r>
-      <w:proofErr w:type="spellEnd"/>
-      <w:r>
-        <w:t xml:space="preserve"> </w:t>
-      </w:r>
-      <w:proofErr w:type="spellStart"/>
-      <w:r>
-        <w:t>duration</w:t>
-      </w:r>
-      <w:proofErr w:type="spellEnd"/>
-      <w:r>
-        <w:t xml:space="preserve"> </w:t>
-      </w:r>
-      <w:proofErr w:type="spellStart"/>
-      <w:r>
-        <w:t>of</w:t>
-      </w:r>
-      <w:proofErr w:type="spellEnd"/>
-      <w:r>
-        <w:t xml:space="preserve"> </w:t>
-      </w:r>
-      <w:proofErr w:type="spellStart"/>
-      <w:r>
-        <w:t>the</w:t>
-      </w:r>
-      <w:proofErr w:type="spellEnd"/>
-      <w:r>
-        <w:t xml:space="preserve"> </w:t>
-      </w:r>
-      <w:proofErr w:type="spellStart"/>
-      <w:r>
-        <w:t>contract</w:t>
-      </w:r>
-      <w:proofErr w:type="spellEnd"/>
-      <w:r>
-        <w:t xml:space="preserve"> </w:t>
-      </w:r>
-      <w:proofErr w:type="spellStart"/>
-      <w:r>
-        <w:t>will</w:t>
-      </w:r>
-      <w:proofErr w:type="spellEnd"/>
-      <w:r>
-        <w:t xml:space="preserve"> </w:t>
-      </w:r>
-      <w:proofErr w:type="spellStart"/>
-      <w:r>
-        <w:t>always</w:t>
-      </w:r>
-      <w:proofErr w:type="spellEnd"/>
-      <w:r>
-        <w:t xml:space="preserve"> be 9 </w:t>
-      </w:r>
-      <w:proofErr w:type="spellStart"/>
-      <w:r>
-        <w:t>months</w:t>
-      </w:r>
-      <w:proofErr w:type="spellEnd"/>
-      <w:r>
-        <w:t xml:space="preserve">. </w:t>
+        <w:t xml:space="preserve">The price of the room won’t change depending on the amount of renters in the house and the duration of the contract will always be 9 months. </w:t>
       </w:r>
       <w:r>
         <w:br/>
-        <w:t xml:space="preserve">The </w:t>
-      </w:r>
-      <w:proofErr w:type="spellStart"/>
-      <w:r>
-        <w:t>deposit</w:t>
-      </w:r>
-      <w:proofErr w:type="spellEnd"/>
-      <w:r>
-        <w:t xml:space="preserve"> </w:t>
-      </w:r>
-      <w:proofErr w:type="spellStart"/>
-      <w:r>
-        <w:t>will</w:t>
-      </w:r>
-      <w:proofErr w:type="spellEnd"/>
-      <w:r>
-        <w:t xml:space="preserve"> be </w:t>
-      </w:r>
-      <w:proofErr w:type="spellStart"/>
-      <w:r>
-        <w:t>handled</w:t>
-      </w:r>
-      <w:proofErr w:type="spellEnd"/>
-      <w:r>
-        <w:t xml:space="preserve"> </w:t>
-      </w:r>
-      <w:proofErr w:type="spellStart"/>
-      <w:r>
-        <w:t>by</w:t>
-      </w:r>
-      <w:proofErr w:type="spellEnd"/>
-      <w:r>
-        <w:t xml:space="preserve"> a </w:t>
-      </w:r>
-      <w:proofErr w:type="spellStart"/>
-      <w:r>
-        <w:t>third</w:t>
-      </w:r>
-      <w:proofErr w:type="spellEnd"/>
-      <w:r>
-        <w:t xml:space="preserve"> </w:t>
-      </w:r>
-      <w:proofErr w:type="spellStart"/>
-      <w:r>
-        <w:t>party</w:t>
-      </w:r>
-      <w:proofErr w:type="spellEnd"/>
-      <w:r>
-        <w:t xml:space="preserve">, and </w:t>
-      </w:r>
-      <w:proofErr w:type="spellStart"/>
-      <w:r>
-        <w:t>will</w:t>
-      </w:r>
-      <w:proofErr w:type="spellEnd"/>
-      <w:r>
-        <w:t xml:space="preserve"> </w:t>
-      </w:r>
-      <w:proofErr w:type="spellStart"/>
-      <w:r>
-        <w:t>only</w:t>
-      </w:r>
-      <w:proofErr w:type="spellEnd"/>
-      <w:r>
-        <w:t xml:space="preserve"> be </w:t>
-      </w:r>
-      <w:proofErr w:type="spellStart"/>
-      <w:r>
-        <w:t>given</w:t>
-      </w:r>
-      <w:proofErr w:type="spellEnd"/>
-      <w:r>
-        <w:t xml:space="preserve"> back </w:t>
-      </w:r>
-      <w:proofErr w:type="spellStart"/>
-      <w:r>
-        <w:t>with</w:t>
-      </w:r>
-      <w:proofErr w:type="spellEnd"/>
-      <w:r>
-        <w:t xml:space="preserve"> </w:t>
-      </w:r>
-      <w:proofErr w:type="spellStart"/>
-      <w:r>
-        <w:t>the</w:t>
-      </w:r>
-      <w:proofErr w:type="spellEnd"/>
-      <w:r>
-        <w:t xml:space="preserve"> </w:t>
-      </w:r>
-      <w:proofErr w:type="spellStart"/>
-      <w:r>
-        <w:t>tenant’s</w:t>
-      </w:r>
-      <w:proofErr w:type="spellEnd"/>
-      <w:r>
-        <w:t xml:space="preserve"> and </w:t>
-      </w:r>
-      <w:proofErr w:type="spellStart"/>
-      <w:r>
-        <w:t>renter’s</w:t>
-      </w:r>
-      <w:proofErr w:type="spellEnd"/>
-      <w:r>
-        <w:t xml:space="preserve"> </w:t>
-      </w:r>
-      <w:proofErr w:type="spellStart"/>
-      <w:r>
-        <w:t>signature</w:t>
-      </w:r>
-      <w:proofErr w:type="spellEnd"/>
-      <w:r>
-        <w:t xml:space="preserve">. </w:t>
+        <w:t xml:space="preserve">The deposit will be handled by a third party, and will only be given back with the tenant’s and renter’s signature. </w:t>
       </w:r>
       <w:r>
         <w:br/>
-      </w:r>
-      <w:proofErr w:type="spellStart"/>
-      <w:r>
-        <w:t>We</w:t>
-      </w:r>
-      <w:proofErr w:type="spellEnd"/>
-      <w:r>
-        <w:t xml:space="preserve"> </w:t>
-      </w:r>
-      <w:proofErr w:type="spellStart"/>
-      <w:r>
-        <w:t>have</w:t>
-      </w:r>
-      <w:proofErr w:type="spellEnd"/>
-      <w:r>
-        <w:t xml:space="preserve"> </w:t>
-      </w:r>
-      <w:proofErr w:type="spellStart"/>
-      <w:r>
-        <w:t>used</w:t>
-      </w:r>
-      <w:proofErr w:type="spellEnd"/>
-      <w:r>
-        <w:t xml:space="preserve"> </w:t>
-      </w:r>
-      <w:proofErr w:type="spellStart"/>
-      <w:r>
-        <w:t>an</w:t>
-      </w:r>
-      <w:proofErr w:type="spellEnd"/>
-      <w:r>
-        <w:t xml:space="preserve"> iterative software </w:t>
-      </w:r>
-      <w:proofErr w:type="spellStart"/>
-      <w:r>
-        <w:t>methodology</w:t>
-      </w:r>
-      <w:proofErr w:type="spellEnd"/>
-      <w:r>
-        <w:t xml:space="preserve"> </w:t>
-      </w:r>
-      <w:proofErr w:type="spellStart"/>
-      <w:r>
-        <w:t>to</w:t>
-      </w:r>
-      <w:proofErr w:type="spellEnd"/>
-      <w:r>
-        <w:t xml:space="preserve"> </w:t>
-      </w:r>
-      <w:proofErr w:type="spellStart"/>
-      <w:r>
-        <w:t>develop</w:t>
-      </w:r>
-      <w:proofErr w:type="spellEnd"/>
-      <w:r>
-        <w:t xml:space="preserve"> </w:t>
-      </w:r>
-      <w:proofErr w:type="spellStart"/>
-      <w:r>
-        <w:t>the</w:t>
-      </w:r>
-      <w:proofErr w:type="spellEnd"/>
-      <w:r>
-        <w:t xml:space="preserve"> </w:t>
-      </w:r>
-      <w:proofErr w:type="spellStart"/>
-      <w:r>
-        <w:t>website</w:t>
-      </w:r>
-      <w:proofErr w:type="spellEnd"/>
-      <w:r>
-        <w:t xml:space="preserve"> in </w:t>
-      </w:r>
-      <w:proofErr w:type="spellStart"/>
-      <w:r>
-        <w:t>different</w:t>
-      </w:r>
-      <w:proofErr w:type="spellEnd"/>
-      <w:r>
-        <w:t xml:space="preserve"> </w:t>
-      </w:r>
-      <w:proofErr w:type="spellStart"/>
-      <w:r>
-        <w:t>iterations</w:t>
-      </w:r>
-      <w:proofErr w:type="spellEnd"/>
-      <w:r>
-        <w:t xml:space="preserve"> </w:t>
-      </w:r>
-      <w:proofErr w:type="spellStart"/>
-      <w:r>
-        <w:t>separated</w:t>
-      </w:r>
-      <w:proofErr w:type="spellEnd"/>
-      <w:r>
-        <w:t xml:space="preserve"> </w:t>
-      </w:r>
-      <w:proofErr w:type="spellStart"/>
-      <w:r>
-        <w:t>by</w:t>
-      </w:r>
-      <w:proofErr w:type="spellEnd"/>
-      <w:r>
-        <w:t xml:space="preserve"> a </w:t>
-      </w:r>
-      <w:proofErr w:type="spellStart"/>
-      <w:r>
-        <w:t>couple</w:t>
-      </w:r>
-      <w:proofErr w:type="spellEnd"/>
-      <w:r>
-        <w:t xml:space="preserve"> </w:t>
-      </w:r>
-      <w:proofErr w:type="spellStart"/>
-      <w:r>
-        <w:t>months</w:t>
-      </w:r>
-      <w:proofErr w:type="spellEnd"/>
-      <w:r>
-        <w:t xml:space="preserve"> </w:t>
-      </w:r>
-      <w:proofErr w:type="spellStart"/>
-      <w:r>
-        <w:t>each</w:t>
-      </w:r>
-      <w:proofErr w:type="spellEnd"/>
-      <w:r>
-        <w:t xml:space="preserve">. The </w:t>
-      </w:r>
-      <w:proofErr w:type="spellStart"/>
-      <w:r>
-        <w:t>tasks</w:t>
-      </w:r>
-      <w:proofErr w:type="spellEnd"/>
-      <w:r>
-        <w:t xml:space="preserve"> </w:t>
-      </w:r>
-      <w:proofErr w:type="spellStart"/>
-      <w:r>
-        <w:t>have</w:t>
-      </w:r>
-      <w:proofErr w:type="spellEnd"/>
-      <w:r>
-        <w:t xml:space="preserve"> </w:t>
-      </w:r>
-      <w:proofErr w:type="spellStart"/>
-      <w:r>
-        <w:t>been</w:t>
-      </w:r>
-      <w:proofErr w:type="spellEnd"/>
-      <w:r>
-        <w:t xml:space="preserve"> </w:t>
-      </w:r>
-      <w:proofErr w:type="spellStart"/>
-      <w:r>
-        <w:t>divided</w:t>
-      </w:r>
-      <w:proofErr w:type="spellEnd"/>
-      <w:r>
-        <w:t xml:space="preserve"> </w:t>
-      </w:r>
-      <w:proofErr w:type="spellStart"/>
-      <w:r>
-        <w:t>using</w:t>
-      </w:r>
-      <w:proofErr w:type="spellEnd"/>
-      <w:r>
-        <w:t xml:space="preserve"> a Trello table and </w:t>
-      </w:r>
-      <w:proofErr w:type="spellStart"/>
-      <w:r>
-        <w:t>following</w:t>
-      </w:r>
-      <w:proofErr w:type="spellEnd"/>
-      <w:r>
-        <w:t xml:space="preserve"> </w:t>
-      </w:r>
-      <w:proofErr w:type="spellStart"/>
-      <w:r>
-        <w:t>the</w:t>
-      </w:r>
-      <w:proofErr w:type="spellEnd"/>
-      <w:r>
-        <w:t xml:space="preserve"> </w:t>
-      </w:r>
-      <w:proofErr w:type="spellStart"/>
-      <w:r>
-        <w:t>KanBan</w:t>
-      </w:r>
-      <w:proofErr w:type="spellEnd"/>
-      <w:r>
-        <w:t xml:space="preserve"> agile </w:t>
-      </w:r>
-      <w:proofErr w:type="spellStart"/>
-      <w:r>
-        <w:t>methodology</w:t>
-      </w:r>
-      <w:proofErr w:type="spellEnd"/>
-      <w:r>
-        <w:t xml:space="preserve">, </w:t>
-      </w:r>
-      <w:proofErr w:type="spellStart"/>
-      <w:r>
-        <w:t>for</w:t>
-      </w:r>
-      <w:proofErr w:type="spellEnd"/>
-      <w:r>
-        <w:t xml:space="preserve"> </w:t>
-      </w:r>
-      <w:proofErr w:type="spellStart"/>
-      <w:r>
-        <w:t>easier</w:t>
-      </w:r>
-      <w:proofErr w:type="spellEnd"/>
-      <w:r>
-        <w:t xml:space="preserve"> </w:t>
-      </w:r>
-      <w:proofErr w:type="spellStart"/>
-      <w:r>
-        <w:t>communication</w:t>
-      </w:r>
-      <w:proofErr w:type="spellEnd"/>
-      <w:r>
-        <w:t xml:space="preserve"> and </w:t>
-      </w:r>
-      <w:proofErr w:type="spellStart"/>
-      <w:r>
-        <w:t>organization</w:t>
-      </w:r>
-      <w:proofErr w:type="spellEnd"/>
-      <w:r>
-        <w:t xml:space="preserve">. </w:t>
+        <w:t xml:space="preserve">We have used an iterative software methodology to develop the website in different iterations separated by a couple months each. The tasks have been divided using a Trello table and following the KanBan agile methodology, for easier communication and organization. </w:t>
       </w:r>
       <w:r>
         <w:br/>
       </w:r>
-      <w:proofErr w:type="spellStart"/>
-      <w:r>
-        <w:t>It’s</w:t>
-      </w:r>
-      <w:proofErr w:type="spellEnd"/>
-      <w:r>
-        <w:t xml:space="preserve"> </w:t>
-      </w:r>
-      <w:proofErr w:type="spellStart"/>
-      <w:r>
-        <w:t>used</w:t>
-      </w:r>
-      <w:proofErr w:type="spellEnd"/>
-      <w:r>
-        <w:t xml:space="preserve"> HTML, CSS and JavaScript </w:t>
-      </w:r>
-      <w:proofErr w:type="spellStart"/>
-      <w:r>
-        <w:t>to</w:t>
-      </w:r>
-      <w:proofErr w:type="spellEnd"/>
-      <w:r>
-        <w:t xml:space="preserve"> </w:t>
-      </w:r>
-      <w:proofErr w:type="spellStart"/>
-      <w:r>
-        <w:t>create</w:t>
-      </w:r>
-      <w:proofErr w:type="spellEnd"/>
-      <w:r>
-        <w:t xml:space="preserve"> </w:t>
-      </w:r>
-      <w:proofErr w:type="spellStart"/>
-      <w:r>
-        <w:t>the</w:t>
-      </w:r>
-      <w:proofErr w:type="spellEnd"/>
-      <w:r>
-        <w:t xml:space="preserve"> </w:t>
-      </w:r>
-      <w:proofErr w:type="spellStart"/>
-      <w:r>
-        <w:t>frontend</w:t>
-      </w:r>
-      <w:proofErr w:type="spellEnd"/>
-      <w:r>
-        <w:t xml:space="preserve"> </w:t>
-      </w:r>
-      <w:proofErr w:type="spellStart"/>
-      <w:r>
-        <w:t>of</w:t>
-      </w:r>
-      <w:proofErr w:type="spellEnd"/>
-      <w:r>
-        <w:t xml:space="preserve"> </w:t>
-      </w:r>
-      <w:proofErr w:type="spellStart"/>
-      <w:r>
-        <w:t>the</w:t>
-      </w:r>
-      <w:proofErr w:type="spellEnd"/>
-      <w:r>
-        <w:t xml:space="preserve"> </w:t>
-      </w:r>
-      <w:proofErr w:type="spellStart"/>
-      <w:r>
-        <w:t>website</w:t>
-      </w:r>
-      <w:proofErr w:type="spellEnd"/>
-      <w:r>
-        <w:t xml:space="preserve">, SQL server </w:t>
-      </w:r>
-      <w:proofErr w:type="spellStart"/>
-      <w:r>
-        <w:t>management</w:t>
-      </w:r>
-      <w:proofErr w:type="spellEnd"/>
-      <w:r>
-        <w:t xml:space="preserve"> </w:t>
-      </w:r>
-      <w:proofErr w:type="spellStart"/>
-      <w:r>
-        <w:t>studio</w:t>
-      </w:r>
-      <w:proofErr w:type="spellEnd"/>
-      <w:r>
-        <w:t xml:space="preserve"> </w:t>
-      </w:r>
-      <w:proofErr w:type="spellStart"/>
-      <w:r>
-        <w:t>to</w:t>
-      </w:r>
-      <w:proofErr w:type="spellEnd"/>
-      <w:r>
-        <w:t xml:space="preserve"> </w:t>
-      </w:r>
-      <w:proofErr w:type="spellStart"/>
-      <w:r>
-        <w:t>create</w:t>
-      </w:r>
-      <w:proofErr w:type="spellEnd"/>
-      <w:r>
-        <w:t xml:space="preserve"> </w:t>
-      </w:r>
-      <w:proofErr w:type="spellStart"/>
-      <w:r>
-        <w:t>the</w:t>
-      </w:r>
-      <w:proofErr w:type="spellEnd"/>
-      <w:r>
-        <w:t xml:space="preserve"> </w:t>
-      </w:r>
-      <w:proofErr w:type="spellStart"/>
-      <w:r>
-        <w:t>databases</w:t>
-      </w:r>
-      <w:proofErr w:type="spellEnd"/>
-      <w:r>
-        <w:t xml:space="preserve"> and IntelliJ IDEA as </w:t>
-      </w:r>
-      <w:proofErr w:type="spellStart"/>
-      <w:proofErr w:type="gramStart"/>
-      <w:r>
-        <w:t>an</w:t>
-      </w:r>
-      <w:proofErr w:type="spellEnd"/>
-      <w:r>
-        <w:t xml:space="preserve"> IDE</w:t>
-      </w:r>
-      <w:proofErr w:type="gramEnd"/>
-      <w:r>
-        <w:t xml:space="preserve"> </w:t>
-      </w:r>
-      <w:proofErr w:type="spellStart"/>
-      <w:r>
-        <w:t>to</w:t>
-      </w:r>
-      <w:proofErr w:type="spellEnd"/>
-      <w:r>
-        <w:t xml:space="preserve"> </w:t>
-      </w:r>
-      <w:proofErr w:type="spellStart"/>
-      <w:r>
-        <w:t>program</w:t>
-      </w:r>
-      <w:proofErr w:type="spellEnd"/>
-      <w:r>
-        <w:t xml:space="preserve"> </w:t>
-      </w:r>
-      <w:proofErr w:type="spellStart"/>
-      <w:r>
-        <w:t>the</w:t>
-      </w:r>
-      <w:proofErr w:type="spellEnd"/>
-      <w:r>
-        <w:t xml:space="preserve"> </w:t>
-      </w:r>
-      <w:proofErr w:type="spellStart"/>
-      <w:r>
-        <w:t>backend</w:t>
-      </w:r>
-      <w:proofErr w:type="spellEnd"/>
-      <w:r>
-        <w:t xml:space="preserve"> </w:t>
-      </w:r>
-      <w:proofErr w:type="spellStart"/>
-      <w:r>
-        <w:t>using</w:t>
-      </w:r>
-      <w:proofErr w:type="spellEnd"/>
-      <w:r>
-        <w:t xml:space="preserve"> Java. </w:t>
-      </w:r>
-    </w:p>
-    <w:p>
-      <w:r>
-        <w:t xml:space="preserve">In </w:t>
-      </w:r>
-      <w:proofErr w:type="spellStart"/>
-      <w:r>
-        <w:t>the</w:t>
-      </w:r>
-      <w:proofErr w:type="spellEnd"/>
-      <w:r>
-        <w:t xml:space="preserve"> </w:t>
-      </w:r>
-      <w:proofErr w:type="spellStart"/>
-      <w:r>
-        <w:t>end</w:t>
-      </w:r>
-      <w:proofErr w:type="spellEnd"/>
-      <w:r>
-        <w:t>,</w:t>
-      </w:r>
-      <w:r>
-        <w:t xml:space="preserve"> </w:t>
-      </w:r>
-      <w:proofErr w:type="spellStart"/>
-      <w:r>
-        <w:t>it’s</w:t>
-      </w:r>
-      <w:proofErr w:type="spellEnd"/>
-      <w:r>
-        <w:t xml:space="preserve"> a </w:t>
-      </w:r>
-      <w:proofErr w:type="spellStart"/>
-      <w:r>
-        <w:t>friendly</w:t>
-      </w:r>
-      <w:proofErr w:type="spellEnd"/>
-      <w:r>
-        <w:t xml:space="preserve"> </w:t>
-      </w:r>
-      <w:proofErr w:type="spellStart"/>
-      <w:r>
-        <w:t>website</w:t>
-      </w:r>
-      <w:proofErr w:type="spellEnd"/>
-      <w:r>
-        <w:t xml:space="preserve"> </w:t>
-      </w:r>
-      <w:proofErr w:type="spellStart"/>
-      <w:r>
-        <w:t>that</w:t>
-      </w:r>
-      <w:proofErr w:type="spellEnd"/>
-      <w:r>
-        <w:t xml:space="preserve"> </w:t>
-      </w:r>
-      <w:proofErr w:type="spellStart"/>
-      <w:r>
-        <w:t>will</w:t>
-      </w:r>
-      <w:proofErr w:type="spellEnd"/>
-      <w:r>
-        <w:t xml:space="preserve"> </w:t>
-      </w:r>
-      <w:proofErr w:type="spellStart"/>
-      <w:r>
-        <w:t>protect</w:t>
-      </w:r>
-      <w:proofErr w:type="spellEnd"/>
-      <w:r>
-        <w:t xml:space="preserve"> </w:t>
-      </w:r>
-      <w:proofErr w:type="spellStart"/>
-      <w:r>
-        <w:t>the</w:t>
-      </w:r>
-      <w:proofErr w:type="spellEnd"/>
-      <w:r>
-        <w:t xml:space="preserve"> </w:t>
-      </w:r>
-      <w:proofErr w:type="spellStart"/>
-      <w:r>
-        <w:t>young</w:t>
-      </w:r>
-      <w:proofErr w:type="spellEnd"/>
-      <w:r>
-        <w:t xml:space="preserve"> </w:t>
-      </w:r>
-      <w:proofErr w:type="spellStart"/>
-      <w:r>
-        <w:t>students</w:t>
-      </w:r>
-      <w:proofErr w:type="spellEnd"/>
-      <w:r>
-        <w:t xml:space="preserve"> </w:t>
-      </w:r>
-      <w:proofErr w:type="spellStart"/>
-      <w:r>
-        <w:t>from</w:t>
-      </w:r>
-      <w:proofErr w:type="spellEnd"/>
-      <w:r>
-        <w:t xml:space="preserve"> </w:t>
-      </w:r>
-      <w:proofErr w:type="spellStart"/>
-      <w:r>
-        <w:t>scams</w:t>
-      </w:r>
-      <w:proofErr w:type="spellEnd"/>
-      <w:r>
-        <w:t xml:space="preserve"> and abusive </w:t>
-      </w:r>
-      <w:proofErr w:type="spellStart"/>
-      <w:r>
-        <w:t>practices</w:t>
-      </w:r>
-      <w:proofErr w:type="spellEnd"/>
-      <w:r>
-        <w:t xml:space="preserve">; and </w:t>
-      </w:r>
-      <w:proofErr w:type="spellStart"/>
-      <w:r>
-        <w:t>will</w:t>
-      </w:r>
-      <w:proofErr w:type="spellEnd"/>
-      <w:r>
-        <w:t xml:space="preserve"> </w:t>
-      </w:r>
-      <w:proofErr w:type="spellStart"/>
-      <w:r>
-        <w:t>make</w:t>
-      </w:r>
-      <w:proofErr w:type="spellEnd"/>
-      <w:r>
-        <w:t xml:space="preserve"> </w:t>
-      </w:r>
-      <w:proofErr w:type="spellStart"/>
-      <w:r>
-        <w:t>the</w:t>
-      </w:r>
-      <w:proofErr w:type="spellEnd"/>
-      <w:r>
-        <w:t xml:space="preserve"> </w:t>
-      </w:r>
-      <w:proofErr w:type="spellStart"/>
-      <w:r>
-        <w:t>process</w:t>
-      </w:r>
-      <w:proofErr w:type="spellEnd"/>
-      <w:r>
-        <w:t xml:space="preserve"> </w:t>
-      </w:r>
-      <w:proofErr w:type="spellStart"/>
-      <w:r>
-        <w:t>of</w:t>
-      </w:r>
-      <w:proofErr w:type="spellEnd"/>
-      <w:r>
-        <w:t xml:space="preserve"> renting </w:t>
-      </w:r>
-      <w:proofErr w:type="spellStart"/>
-      <w:r>
-        <w:t>outside</w:t>
-      </w:r>
-      <w:proofErr w:type="spellEnd"/>
-      <w:r>
-        <w:t xml:space="preserve"> </w:t>
-      </w:r>
-      <w:proofErr w:type="spellStart"/>
-      <w:r>
-        <w:t>your</w:t>
-      </w:r>
-      <w:proofErr w:type="spellEnd"/>
-      <w:r>
-        <w:t xml:space="preserve"> </w:t>
-      </w:r>
-      <w:proofErr w:type="spellStart"/>
-      <w:r>
-        <w:t>hometown</w:t>
-      </w:r>
-      <w:proofErr w:type="spellEnd"/>
-      <w:r>
-        <w:t xml:space="preserve"> a more </w:t>
-      </w:r>
-      <w:proofErr w:type="spellStart"/>
-      <w:r>
-        <w:t>pleasant</w:t>
-      </w:r>
-      <w:proofErr w:type="spellEnd"/>
-      <w:r>
-        <w:t xml:space="preserve"> </w:t>
-      </w:r>
-      <w:proofErr w:type="spellStart"/>
-      <w:r>
-        <w:t>experience</w:t>
-      </w:r>
-      <w:proofErr w:type="spellEnd"/>
-      <w:r>
-        <w:t>.</w:t>
+      <w:r>
+        <w:t xml:space="preserve">It’s </w:t>
+      </w:r>
+      <w:r>
+        <w:t xml:space="preserve">used HTML, CSS and JavaScript to create the frontend of the website, SQL server management studio to create the databases and IntelliJ IDEA as an IDE to program the backend using Java. </w:t>
+      </w:r>
+    </w:p>
+    <w:p>
+      <w:r>
+        <w:t>In the end,</w:t>
+      </w:r>
+      <w:r>
+        <w:t xml:space="preserve"> it’s</w:t>
+      </w:r>
+      <w:r>
+        <w:t xml:space="preserve"> a friendly website that will protect the young students from scams and abusive practices; and will make the process of renting outside your hometown a more pleasant experience.</w:t>
       </w:r>
     </w:p>
     <w:p>
@@ -6843,7 +5536,6 @@
         </w:rPr>
         <w:t>'</w:t>
       </w:r>
-      <w:proofErr w:type="spellStart"/>
       <w:r>
         <w:rPr>
           <w:rFonts w:ascii="Aptos" w:eastAsia="Aptos" w:hAnsi="Aptos" w:cs="Aptos"/>
@@ -6852,7 +5544,6 @@
         </w:rPr>
         <w:t>Roomie</w:t>
       </w:r>
-      <w:proofErr w:type="spellEnd"/>
       <w:r>
         <w:rPr>
           <w:rFonts w:ascii="Aptos" w:eastAsia="Aptos" w:hAnsi="Aptos" w:cs="Aptos"/>
@@ -6888,7 +5579,6 @@
         <w:spacing w:before="240" w:after="142" w:line="276" w:lineRule="auto"/>
         <w:jc w:val="both"/>
       </w:pPr>
-      <w:proofErr w:type="spellStart"/>
       <w:r>
         <w:rPr>
           <w:rFonts w:ascii="Aptos" w:eastAsia="Aptos" w:hAnsi="Aptos" w:cs="Aptos"/>
@@ -6897,54 +5587,11 @@
         </w:rPr>
         <w:t>Roomie</w:t>
       </w:r>
-      <w:proofErr w:type="spellEnd"/>
-      <w:r>
-        <w:rPr>
-          <w:rFonts w:ascii="Aptos" w:eastAsia="Aptos" w:hAnsi="Aptos" w:cs="Aptos"/>
-        </w:rPr>
-        <w:t xml:space="preserve"> toma como premisa la dificultad que presenta para </w:t>
-      </w:r>
-      <w:proofErr w:type="gramStart"/>
-      <w:r>
-        <w:rPr>
-          <w:rFonts w:ascii="Aptos" w:eastAsia="Aptos" w:hAnsi="Aptos" w:cs="Aptos"/>
-        </w:rPr>
-        <w:t>un joven recién alcanzada</w:t>
-      </w:r>
-      <w:proofErr w:type="gramEnd"/>
-      <w:r>
-        <w:rPr>
-          <w:rFonts w:ascii="Aptos" w:eastAsia="Aptos" w:hAnsi="Aptos" w:cs="Aptos"/>
-        </w:rPr>
-        <w:t xml:space="preserve"> la mayoría de edad, encontrar una residencia temporal mientras se cursa el año académico. El resto de </w:t>
-      </w:r>
-      <w:proofErr w:type="gramStart"/>
-      <w:r>
-        <w:rPr>
-          <w:rFonts w:ascii="Aptos" w:eastAsia="Aptos" w:hAnsi="Aptos" w:cs="Aptos"/>
-        </w:rPr>
-        <w:t>páginas</w:t>
-      </w:r>
-      <w:proofErr w:type="gramEnd"/>
-      <w:r>
-        <w:rPr>
-          <w:rFonts w:ascii="Aptos" w:eastAsia="Aptos" w:hAnsi="Aptos" w:cs="Aptos"/>
-        </w:rPr>
-        <w:t xml:space="preserve"> web ofrecen todo tipo de productos inmobiliarios, desde alquiler y compra de pisos para residencia indefinida hasta de naves industriales y oficinas. Alquiler de estudios y habitaciones también está comprendido pero la oferta, aunque sea elevada, se diluye entre el resto de </w:t>
-      </w:r>
-      <w:proofErr w:type="gramStart"/>
-      <w:r>
-        <w:rPr>
-          <w:rFonts w:ascii="Aptos" w:eastAsia="Aptos" w:hAnsi="Aptos" w:cs="Aptos"/>
-        </w:rPr>
-        <w:t>anuncios</w:t>
-      </w:r>
-      <w:proofErr w:type="gramEnd"/>
-      <w:r>
-        <w:rPr>
-          <w:rFonts w:ascii="Aptos" w:eastAsia="Aptos" w:hAnsi="Aptos" w:cs="Aptos"/>
-        </w:rPr>
-        <w:t>. Como resultado, el cliente puede abrumarse y sentirse frustrado con el proceso, sobre todo al tratarse de alguien joven.</w:t>
+      <w:r>
+        <w:rPr>
+          <w:rFonts w:ascii="Aptos" w:eastAsia="Aptos" w:hAnsi="Aptos" w:cs="Aptos"/>
+        </w:rPr>
+        <w:t xml:space="preserve"> toma como premisa la dificultad que presenta para un joven recién alcanzada la mayoría de edad, encontrar una residencia temporal mientras se cursa el año académico. El resto de páginas web ofrecen todo tipo de productos inmobiliarios, desde alquiler y compra de pisos para residencia indefinida hasta de naves industriales y oficinas. Alquiler de estudios y habitaciones también está comprendido pero la oferta, aunque sea elevada, se diluye entre el resto de anuncios. Como resultado, el cliente puede abrumarse y sentirse frustrado con el proceso, sobre todo al tratarse de alguien joven.</w:t>
       </w:r>
     </w:p>
     <w:p>
@@ -7170,23 +5817,7 @@
           <w:b/>
           <w:bCs/>
         </w:rPr>
-        <w:t xml:space="preserve">-01 (M) Registro y </w:t>
-      </w:r>
-      <w:proofErr w:type="spellStart"/>
-      <w:r>
-        <w:rPr>
-          <w:b/>
-          <w:bCs/>
-        </w:rPr>
-        <w:t>login</w:t>
-      </w:r>
-      <w:proofErr w:type="spellEnd"/>
-      <w:r>
-        <w:rPr>
-          <w:b/>
-          <w:bCs/>
-        </w:rPr>
-        <w:t xml:space="preserve">: </w:t>
+        <w:t xml:space="preserve">-01 (M) Registro y login: </w:t>
       </w:r>
       <w:r>
         <w:t>El sistema permitirá al inquilino crear una cuenta con la que acceder a la página web.</w:t>
@@ -7834,23 +6465,7 @@
           <w:b/>
           <w:bCs/>
         </w:rPr>
-        <w:t xml:space="preserve">RFA-01 (M) Registro y </w:t>
-      </w:r>
-      <w:proofErr w:type="spellStart"/>
-      <w:r>
-        <w:rPr>
-          <w:b/>
-          <w:bCs/>
-        </w:rPr>
-        <w:t>login</w:t>
-      </w:r>
-      <w:proofErr w:type="spellEnd"/>
-      <w:r>
-        <w:rPr>
-          <w:b/>
-          <w:bCs/>
-        </w:rPr>
-        <w:t xml:space="preserve">: </w:t>
+        <w:t xml:space="preserve">RFA-01 (M) Registro y login: </w:t>
       </w:r>
       <w:r>
         <w:t>El sistema permitirá al arrendador crear una cuenta con la que acceder a la página web.</w:t>
@@ -8544,23 +7159,7 @@
           <w:b/>
           <w:bCs/>
         </w:rPr>
-        <w:t xml:space="preserve">RFAD-01(M) Registro y </w:t>
-      </w:r>
-      <w:proofErr w:type="spellStart"/>
-      <w:r>
-        <w:rPr>
-          <w:b/>
-          <w:bCs/>
-        </w:rPr>
-        <w:t>login</w:t>
-      </w:r>
-      <w:proofErr w:type="spellEnd"/>
-      <w:r>
-        <w:rPr>
-          <w:b/>
-          <w:bCs/>
-        </w:rPr>
-        <w:t>:</w:t>
+        <w:t>RFAD-01(M) Registro y login:</w:t>
       </w:r>
       <w:r>
         <w:t xml:space="preserve"> El sistema deberá permitir al administrador crear una cuenta con la que acceder a la página web.</w:t>
@@ -8783,55 +7382,15 @@
         <w:jc w:val="both"/>
       </w:pPr>
       <w:r>
-        <w:t>Esta página web (</w:t>
-      </w:r>
-      <w:proofErr w:type="spellStart"/>
-      <w:r>
-        <w:t>frontend</w:t>
-      </w:r>
-      <w:proofErr w:type="spellEnd"/>
-      <w:r>
-        <w:t>), no está conectada con la base de datos (</w:t>
-      </w:r>
-      <w:proofErr w:type="spellStart"/>
-      <w:r>
-        <w:t>backend</w:t>
-      </w:r>
-      <w:proofErr w:type="spellEnd"/>
-      <w:r>
-        <w:t xml:space="preserve">). Usa una simulación de base de datos con Local Storage. </w:t>
-      </w:r>
-    </w:p>
-    <w:p>
-      <w:pPr>
-        <w:jc w:val="both"/>
-      </w:pPr>
-      <w:r>
-        <w:t>El administrador tendrá acceso a la base de datos a través del sistema CRUD (</w:t>
-      </w:r>
-      <w:proofErr w:type="spellStart"/>
-      <w:r>
-        <w:t>Create</w:t>
-      </w:r>
-      <w:proofErr w:type="spellEnd"/>
-      <w:r>
-        <w:t xml:space="preserve">, Read, </w:t>
-      </w:r>
-      <w:proofErr w:type="spellStart"/>
-      <w:r>
-        <w:t>Update</w:t>
-      </w:r>
-      <w:proofErr w:type="spellEnd"/>
-      <w:r>
-        <w:t xml:space="preserve">, Delete) creado en </w:t>
-      </w:r>
-      <w:proofErr w:type="spellStart"/>
-      <w:r>
-        <w:t>JavaFX</w:t>
-      </w:r>
-      <w:proofErr w:type="spellEnd"/>
-      <w:r>
-        <w:t>.</w:t>
+        <w:t xml:space="preserve">Esta página web (frontend), no está conectada con la base de datos (backend). Usa una simulación de base de datos con Local Storage. </w:t>
+      </w:r>
+    </w:p>
+    <w:p>
+      <w:pPr>
+        <w:jc w:val="both"/>
+      </w:pPr>
+      <w:r>
+        <w:t>El administrador tendrá acceso a la base de datos a través del sistema CRUD (Create, Read, Update, Delete) creado en JavaFX.</w:t>
       </w:r>
     </w:p>
     <w:p>
@@ -8934,15 +7493,7 @@
         <w:jc w:val="both"/>
       </w:pPr>
       <w:r>
-        <w:t>En la web “</w:t>
-      </w:r>
-      <w:proofErr w:type="spellStart"/>
-      <w:r>
-        <w:t>Roomie</w:t>
-      </w:r>
-      <w:proofErr w:type="spellEnd"/>
-      <w:r>
-        <w:t xml:space="preserve">” habrá 3 posibles usuarios diferentes. Inquilino, arrendador y administrador. En le diagrama de casos de uso se puede observar las posibles acciones únicas y compartidas que tienen los diferentes usuarios. </w:t>
+        <w:t xml:space="preserve">En la web “Roomie” habrá 3 posibles usuarios diferentes. Inquilino, arrendador y administrador. En le diagrama de casos de uso se puede observar las posibles acciones únicas y compartidas que tienen los diferentes usuarios. </w:t>
       </w:r>
       <w:r>
         <w:br w:type="page"/>
@@ -8968,7 +7519,7 @@
           <w:noProof/>
         </w:rPr>
         <w:drawing>
-          <wp:inline distT="0" distB="0" distL="0" distR="0" wp14:anchorId="67E3B4D2" wp14:editId="2A3B4843">
+          <wp:inline distT="0" distB="0" distL="0" distR="0" wp14:anchorId="67E3B4D2" wp14:editId="033166FF">
             <wp:extent cx="5731510" cy="6417310"/>
             <wp:effectExtent l="0" t="0" r="2540" b="2540"/>
             <wp:docPr id="682627866" name="Imagen 2"/>
@@ -9114,15 +7665,7 @@
         <w:jc w:val="both"/>
       </w:pPr>
       <w:r>
-        <w:t>Tanto en el diagrama de clases (Ilustración 3), como en el diagrama entidad relación (Ilustración 4); se pueden observar las entidades que van a componer la web “</w:t>
-      </w:r>
-      <w:proofErr w:type="spellStart"/>
-      <w:r>
-        <w:t>Roomie</w:t>
-      </w:r>
-      <w:proofErr w:type="spellEnd"/>
-      <w:r>
-        <w:t xml:space="preserve">”. Los usuarios registrados, los pisos añadidos, los contratos pendientes y las habitaciones con sus </w:t>
+        <w:t xml:space="preserve">Tanto en el diagrama de clases (Ilustración 3), como en el diagrama entidad relación (Ilustración 4); se pueden observar las entidades que van a componer la web “Roomie”. Los usuarios registrados, los pisos añadidos, los contratos pendientes y las habitaciones con sus </w:t>
       </w:r>
       <w:r>
         <w:t>muebles</w:t>
@@ -9153,7 +7696,6 @@
           <w:numId w:val="18"/>
         </w:numPr>
       </w:pPr>
-      <w:proofErr w:type="gramStart"/>
       <w:r>
         <w:rPr>
           <w:b/>
@@ -9164,60 +7706,18 @@
       <w:r>
         <w:t>(</w:t>
       </w:r>
-      <w:proofErr w:type="spellStart"/>
-      <w:proofErr w:type="gramEnd"/>
       <w:r>
         <w:rPr>
           <w:u w:val="single"/>
         </w:rPr>
         <w:t>dni</w:t>
       </w:r>
-      <w:proofErr w:type="spellEnd"/>
-      <w:r>
-        <w:t xml:space="preserve">, </w:t>
-      </w:r>
-      <w:proofErr w:type="spellStart"/>
-      <w:r>
-        <w:t>name</w:t>
-      </w:r>
-      <w:proofErr w:type="spellEnd"/>
-      <w:r>
-        <w:t xml:space="preserve">, </w:t>
-      </w:r>
-      <w:proofErr w:type="spellStart"/>
-      <w:r>
-        <w:t>surnames</w:t>
-      </w:r>
-      <w:proofErr w:type="spellEnd"/>
-      <w:r>
-        <w:t xml:space="preserve">, </w:t>
-      </w:r>
-      <w:proofErr w:type="spellStart"/>
-      <w:proofErr w:type="gramStart"/>
-      <w:r>
-        <w:t>password</w:t>
-      </w:r>
-      <w:proofErr w:type="spellEnd"/>
-      <w:proofErr w:type="gramEnd"/>
-      <w:r>
-        <w:t xml:space="preserve">, </w:t>
-      </w:r>
-      <w:proofErr w:type="spellStart"/>
-      <w:r>
-        <w:t>phone</w:t>
-      </w:r>
-      <w:proofErr w:type="spellEnd"/>
-      <w:r>
-        <w:t xml:space="preserve">, email, </w:t>
-      </w:r>
-      <w:proofErr w:type="spellStart"/>
-      <w:r>
-        <w:t>birthda</w:t>
+      <w:r>
+        <w:t>, name, surnames, password, phone, email, birthda</w:t>
       </w:r>
       <w:r>
         <w:t>y</w:t>
       </w:r>
-      <w:proofErr w:type="spellEnd"/>
       <w:r>
         <w:t>)</w:t>
       </w:r>
@@ -9229,7 +7729,6 @@
           <w:numId w:val="18"/>
         </w:numPr>
       </w:pPr>
-      <w:proofErr w:type="gramStart"/>
       <w:r>
         <w:rPr>
           <w:b/>
@@ -9240,8 +7739,6 @@
       <w:r>
         <w:t>(</w:t>
       </w:r>
-      <w:proofErr w:type="spellStart"/>
-      <w:proofErr w:type="gramEnd"/>
       <w:r>
         <w:rPr>
           <w:color w:val="EE0000"/>
@@ -9249,7 +7746,6 @@
         </w:rPr>
         <w:t>dni</w:t>
       </w:r>
-      <w:proofErr w:type="spellEnd"/>
       <w:r>
         <w:rPr>
           <w:color w:val="EE0000"/>
@@ -9257,15 +7753,7 @@
         <w:t xml:space="preserve"> </w:t>
       </w:r>
       <w:r>
-        <w:t xml:space="preserve">-&gt; USER, </w:t>
-      </w:r>
-      <w:proofErr w:type="spellStart"/>
-      <w:r>
-        <w:t>studentLicense</w:t>
-      </w:r>
-      <w:proofErr w:type="spellEnd"/>
-      <w:r>
-        <w:t>)</w:t>
+        <w:t>-&gt; USER, studentLicense)</w:t>
       </w:r>
     </w:p>
     <w:p>
@@ -9275,7 +7763,6 @@
           <w:numId w:val="18"/>
         </w:numPr>
       </w:pPr>
-      <w:proofErr w:type="gramStart"/>
       <w:r>
         <w:rPr>
           <w:b/>
@@ -9286,8 +7773,6 @@
       <w:r>
         <w:t>(</w:t>
       </w:r>
-      <w:proofErr w:type="spellStart"/>
-      <w:proofErr w:type="gramEnd"/>
       <w:r>
         <w:rPr>
           <w:color w:val="EE0000"/>
@@ -9295,7 +7780,6 @@
         </w:rPr>
         <w:t>dni</w:t>
       </w:r>
-      <w:proofErr w:type="spellEnd"/>
       <w:r>
         <w:t xml:space="preserve"> -&gt; USER)</w:t>
       </w:r>
@@ -9307,7 +7791,6 @@
           <w:numId w:val="18"/>
         </w:numPr>
       </w:pPr>
-      <w:proofErr w:type="gramStart"/>
       <w:r>
         <w:rPr>
           <w:b/>
@@ -9318,123 +7801,69 @@
       <w:r>
         <w:t>(</w:t>
       </w:r>
-      <w:proofErr w:type="spellStart"/>
-      <w:proofErr w:type="gramEnd"/>
       <w:r>
         <w:rPr>
           <w:u w:val="single"/>
         </w:rPr>
         <w:t>contractID</w:t>
       </w:r>
-      <w:proofErr w:type="spellEnd"/>
       <w:r>
         <w:t xml:space="preserve">, </w:t>
       </w:r>
-      <w:proofErr w:type="spellStart"/>
-      <w:proofErr w:type="gramStart"/>
       <w:r>
         <w:t>signatureDate</w:t>
       </w:r>
-      <w:proofErr w:type="spellEnd"/>
-      <w:r>
-        <w:t xml:space="preserve">,  </w:t>
-      </w:r>
-      <w:proofErr w:type="spellStart"/>
-      <w:r>
-        <w:t>pricePerMonth</w:t>
-      </w:r>
-      <w:proofErr w:type="spellEnd"/>
-      <w:proofErr w:type="gramEnd"/>
+      <w:r>
+        <w:t>,  pricePerMonth, startingDate, endingDate</w:t>
+      </w:r>
       <w:r>
         <w:t xml:space="preserve">, </w:t>
       </w:r>
-      <w:proofErr w:type="spellStart"/>
-      <w:r>
-        <w:t>startingDate</w:t>
-      </w:r>
-      <w:proofErr w:type="spellEnd"/>
-      <w:r>
-        <w:t xml:space="preserve">, </w:t>
-      </w:r>
-      <w:proofErr w:type="spellStart"/>
-      <w:r>
-        <w:t>endingDate</w:t>
-      </w:r>
-      <w:proofErr w:type="spellEnd"/>
-      <w:r>
-        <w:t xml:space="preserve">, </w:t>
-      </w:r>
       <w:r>
         <w:rPr>
           <w:u w:val="single"/>
         </w:rPr>
         <w:t>(</w:t>
       </w:r>
-      <w:proofErr w:type="spellStart"/>
       <w:r>
         <w:rPr>
           <w:color w:val="EE0000"/>
           <w:u w:val="single"/>
         </w:rPr>
-        <w:t>num</w:t>
-      </w:r>
-      <w:proofErr w:type="spellEnd"/>
+        <w:t xml:space="preserve">num, </w:t>
+      </w:r>
       <w:r>
         <w:rPr>
           <w:color w:val="EE0000"/>
           <w:u w:val="single"/>
         </w:rPr>
-        <w:t xml:space="preserve">, </w:t>
-      </w:r>
-      <w:proofErr w:type="spellStart"/>
+        <w:t>propertyCityID</w:t>
+      </w:r>
       <w:r>
         <w:rPr>
           <w:color w:val="EE0000"/>
           <w:u w:val="single"/>
         </w:rPr>
-        <w:t>propertyCityID</w:t>
-      </w:r>
-      <w:proofErr w:type="spellEnd"/>
+        <w:t>, address</w:t>
+      </w:r>
+      <w:r>
+        <w:t xml:space="preserve">) -&gt; ROOM, </w:t>
+      </w:r>
       <w:r>
         <w:rPr>
           <w:color w:val="EE0000"/>
           <w:u w:val="single"/>
         </w:rPr>
-        <w:t xml:space="preserve">, </w:t>
-      </w:r>
-      <w:proofErr w:type="spellStart"/>
-      <w:r>
-        <w:rPr>
-          <w:color w:val="EE0000"/>
+        <w:t>dni</w:t>
+      </w:r>
+      <w:r>
+        <w:rPr>
           <w:u w:val="single"/>
         </w:rPr>
-        <w:t>address</w:t>
-      </w:r>
-      <w:proofErr w:type="spellEnd"/>
-      <w:r>
-        <w:t xml:space="preserve">) -&gt; ROOM, </w:t>
-      </w:r>
-      <w:proofErr w:type="spellStart"/>
-      <w:r>
-        <w:rPr>
-          <w:color w:val="EE0000"/>
-          <w:u w:val="single"/>
-        </w:rPr>
-        <w:t>dni</w:t>
-      </w:r>
-      <w:proofErr w:type="spellEnd"/>
-      <w:r>
-        <w:rPr>
-          <w:u w:val="single"/>
-        </w:rPr>
         <w:t xml:space="preserve"> </w:t>
       </w:r>
       <w:r>
-        <w:t xml:space="preserve">-&gt; </w:t>
-      </w:r>
-      <w:proofErr w:type="gramStart"/>
-      <w:r>
-        <w:t>TENANT</w:t>
+        <w:t>-&gt; TENANT</w:t>
       </w:r>
       <w:r>
         <w:t xml:space="preserve"> </w:t>
@@ -9442,7 +7871,6 @@
       <w:r>
         <w:t>)</w:t>
       </w:r>
-      <w:proofErr w:type="gramEnd"/>
     </w:p>
     <w:p>
       <w:pPr>
@@ -9451,7 +7879,6 @@
           <w:numId w:val="18"/>
         </w:numPr>
       </w:pPr>
-      <w:proofErr w:type="gramStart"/>
       <w:r>
         <w:rPr>
           <w:b/>
@@ -9462,22 +7889,18 @@
       <w:r>
         <w:t>(</w:t>
       </w:r>
-      <w:proofErr w:type="spellStart"/>
-      <w:proofErr w:type="gramEnd"/>
       <w:r>
         <w:rPr>
           <w:u w:val="single"/>
         </w:rPr>
         <w:t>address</w:t>
       </w:r>
-      <w:proofErr w:type="spellEnd"/>
       <w:r>
         <w:t>,</w:t>
       </w:r>
       <w:r>
         <w:t xml:space="preserve"> </w:t>
       </w:r>
-      <w:proofErr w:type="spellStart"/>
       <w:r>
         <w:rPr>
           <w:color w:val="EE0000"/>
@@ -9485,7 +7908,6 @@
         </w:rPr>
         <w:t>cityID</w:t>
       </w:r>
-      <w:proofErr w:type="spellEnd"/>
       <w:r>
         <w:rPr>
           <w:color w:val="EE0000"/>
@@ -9493,45 +7915,16 @@
         <w:t xml:space="preserve"> </w:t>
       </w:r>
       <w:r>
-        <w:t xml:space="preserve">-&gt; </w:t>
-      </w:r>
-      <w:proofErr w:type="gramStart"/>
-      <w:r>
-        <w:t xml:space="preserve">CITY, </w:t>
-      </w:r>
-      <w:r>
-        <w:t xml:space="preserve"> </w:t>
-      </w:r>
-      <w:proofErr w:type="spellStart"/>
-      <w:r>
-        <w:t>surface</w:t>
-      </w:r>
-      <w:proofErr w:type="spellEnd"/>
-      <w:proofErr w:type="gramEnd"/>
-      <w:r>
-        <w:t xml:space="preserve">, </w:t>
-      </w:r>
-      <w:proofErr w:type="gramStart"/>
-      <w:r>
-        <w:t>status</w:t>
-      </w:r>
-      <w:proofErr w:type="gramEnd"/>
-      <w:r>
-        <w:t xml:space="preserve">, </w:t>
-      </w:r>
-      <w:proofErr w:type="spellStart"/>
+        <w:t xml:space="preserve">-&gt; CITY, </w:t>
+      </w:r>
+      <w:r>
+        <w:t xml:space="preserve"> surface, status, </w:t>
+      </w:r>
       <w:r>
         <w:rPr>
           <w:color w:val="EE0000"/>
         </w:rPr>
-        <w:t>dni</w:t>
-      </w:r>
-      <w:proofErr w:type="spellEnd"/>
-      <w:r>
-        <w:rPr>
-          <w:color w:val="EE0000"/>
-        </w:rPr>
-        <w:t xml:space="preserve"> </w:t>
+        <w:t xml:space="preserve">dni </w:t>
       </w:r>
       <w:r>
         <w:t>-&gt; OWNER)</w:t>
@@ -9544,7 +7937,6 @@
           <w:numId w:val="18"/>
         </w:numPr>
       </w:pPr>
-      <w:proofErr w:type="gramStart"/>
       <w:r>
         <w:rPr>
           <w:b/>
@@ -9555,22 +7947,12 @@
       <w:r>
         <w:t>(</w:t>
       </w:r>
-      <w:proofErr w:type="spellStart"/>
-      <w:proofErr w:type="gramEnd"/>
       <w:r>
         <w:rPr>
           <w:u w:val="single"/>
         </w:rPr>
-        <w:t>num</w:t>
-      </w:r>
-      <w:proofErr w:type="spellEnd"/>
-      <w:r>
-        <w:rPr>
-          <w:u w:val="single"/>
-        </w:rPr>
-        <w:t xml:space="preserve">, </w:t>
-      </w:r>
-      <w:proofErr w:type="spellStart"/>
+        <w:t xml:space="preserve">num, </w:t>
+      </w:r>
       <w:r>
         <w:rPr>
           <w:color w:val="EE0000"/>
@@ -9578,61 +7960,25 @@
         </w:rPr>
         <w:t>address</w:t>
       </w:r>
-      <w:proofErr w:type="spellEnd"/>
       <w:r>
         <w:rPr>
           <w:color w:val="EE0000"/>
           <w:u w:val="single"/>
         </w:rPr>
-        <w:t xml:space="preserve">, </w:t>
-      </w:r>
-      <w:proofErr w:type="spellStart"/>
-      <w:r>
-        <w:rPr>
-          <w:color w:val="EE0000"/>
+        <w:t>, cityID</w:t>
+      </w:r>
+      <w:r>
+        <w:rPr>
           <w:u w:val="single"/>
         </w:rPr>
-        <w:t>cityID</w:t>
-      </w:r>
-      <w:proofErr w:type="spellEnd"/>
-      <w:r>
-        <w:rPr>
-          <w:u w:val="single"/>
-        </w:rPr>
         <w:t xml:space="preserve"> </w:t>
       </w:r>
       <w:r>
-        <w:t xml:space="preserve">-&gt; PROPERTY, </w:t>
-      </w:r>
-      <w:proofErr w:type="spellStart"/>
-      <w:r>
-        <w:t>surface</w:t>
-      </w:r>
-      <w:proofErr w:type="spellEnd"/>
-      <w:r>
-        <w:t xml:space="preserve">, </w:t>
-      </w:r>
-      <w:proofErr w:type="gramStart"/>
-      <w:r>
-        <w:t>status</w:t>
-      </w:r>
-      <w:proofErr w:type="gramEnd"/>
-      <w:r>
-        <w:t xml:space="preserve">, </w:t>
-      </w:r>
-      <w:proofErr w:type="spellStart"/>
-      <w:r>
-        <w:t>pricePerMonth</w:t>
-      </w:r>
-      <w:proofErr w:type="spellEnd"/>
-      <w:r>
-        <w:t xml:space="preserve">, </w:t>
-      </w:r>
-      <w:proofErr w:type="spellStart"/>
-      <w:r>
-        <w:t>type</w:t>
-      </w:r>
-      <w:proofErr w:type="spellEnd"/>
+        <w:t>-&gt; PROPERTY, surface, status, pricePerMonth</w:t>
+      </w:r>
+      <w:r>
+        <w:t>, type</w:t>
+      </w:r>
       <w:r>
         <w:t>)</w:t>
       </w:r>
@@ -9644,7 +7990,6 @@
           <w:numId w:val="18"/>
         </w:numPr>
       </w:pPr>
-      <w:proofErr w:type="gramStart"/>
       <w:r>
         <w:rPr>
           <w:b/>
@@ -9655,34 +8000,18 @@
       <w:r>
         <w:t>(</w:t>
       </w:r>
-      <w:proofErr w:type="spellStart"/>
-      <w:proofErr w:type="gramEnd"/>
       <w:r>
         <w:rPr>
           <w:u w:val="single"/>
         </w:rPr>
         <w:t>furnitureID</w:t>
       </w:r>
-      <w:proofErr w:type="spellEnd"/>
       <w:r>
         <w:t>,</w:t>
       </w:r>
       <w:r>
-        <w:t xml:space="preserve"> </w:t>
-      </w:r>
-      <w:proofErr w:type="spellStart"/>
-      <w:r>
-        <w:t>furnitureName</w:t>
-      </w:r>
-      <w:proofErr w:type="spellEnd"/>
-      <w:r>
-        <w:t xml:space="preserve">, </w:t>
-      </w:r>
-      <w:proofErr w:type="spellStart"/>
-      <w:r>
-        <w:t>furnitureDescription</w:t>
-      </w:r>
-      <w:proofErr w:type="spellEnd"/>
+        <w:t xml:space="preserve"> furnitureName, furnitureDescription</w:t>
+      </w:r>
       <w:r>
         <w:t>)</w:t>
       </w:r>
@@ -9700,21 +8029,11 @@
           <w:bCs/>
         </w:rPr>
         <w:lastRenderedPageBreak/>
-        <w:t>ROOM-</w:t>
-      </w:r>
-      <w:proofErr w:type="gramStart"/>
-      <w:r>
-        <w:rPr>
-          <w:b/>
-          <w:bCs/>
-        </w:rPr>
-        <w:t>FURNITURE</w:t>
+        <w:t>ROOM-FURNITURE</w:t>
       </w:r>
       <w:r>
         <w:t>(</w:t>
       </w:r>
-      <w:proofErr w:type="spellStart"/>
-      <w:proofErr w:type="gramEnd"/>
       <w:r>
         <w:rPr>
           <w:color w:val="EE0000"/>
@@ -9722,7 +8041,6 @@
         </w:rPr>
         <w:t>furnitureID</w:t>
       </w:r>
-      <w:proofErr w:type="spellEnd"/>
       <w:r>
         <w:rPr>
           <w:color w:val="EE0000"/>
@@ -9730,77 +8048,30 @@
         <w:t xml:space="preserve"> </w:t>
       </w:r>
       <w:r>
-        <w:t xml:space="preserve">-&gt; </w:t>
-      </w:r>
-      <w:proofErr w:type="gramStart"/>
-      <w:r>
-        <w:t>FURNITURE ,</w:t>
-      </w:r>
-      <w:proofErr w:type="gramEnd"/>
-      <w:r>
-        <w:t xml:space="preserve"> (</w:t>
-      </w:r>
-      <w:proofErr w:type="spellStart"/>
+        <w:t>-&gt; FURNITURE , (</w:t>
+      </w:r>
       <w:r>
         <w:rPr>
           <w:color w:val="EE0000"/>
           <w:u w:val="single"/>
         </w:rPr>
-        <w:t>roomNumber</w:t>
-      </w:r>
-      <w:proofErr w:type="spellEnd"/>
+        <w:t>roomNumber, propertyAddress, cityID</w:t>
+      </w:r>
+      <w:r>
+        <w:rPr>
+          <w:u w:val="single"/>
+        </w:rPr>
+        <w:t>)</w:t>
+      </w:r>
       <w:r>
         <w:rPr>
           <w:color w:val="EE0000"/>
-          <w:u w:val="single"/>
-        </w:rPr>
-        <w:t xml:space="preserve">, </w:t>
-      </w:r>
-      <w:proofErr w:type="spellStart"/>
-      <w:r>
-        <w:rPr>
-          <w:color w:val="EE0000"/>
-          <w:u w:val="single"/>
-        </w:rPr>
-        <w:t>propertyAddress</w:t>
-      </w:r>
-      <w:proofErr w:type="spellEnd"/>
-      <w:r>
-        <w:rPr>
-          <w:color w:val="EE0000"/>
-          <w:u w:val="single"/>
-        </w:rPr>
-        <w:t xml:space="preserve">, </w:t>
-      </w:r>
-      <w:proofErr w:type="spellStart"/>
-      <w:r>
-        <w:rPr>
-          <w:color w:val="EE0000"/>
-          <w:u w:val="single"/>
-        </w:rPr>
-        <w:t>cityID</w:t>
-      </w:r>
-      <w:proofErr w:type="spellEnd"/>
-      <w:r>
-        <w:rPr>
-          <w:u w:val="single"/>
-        </w:rPr>
-        <w:t>)</w:t>
-      </w:r>
-      <w:r>
-        <w:rPr>
-          <w:color w:val="EE0000"/>
         </w:rPr>
         <w:t xml:space="preserve"> </w:t>
       </w:r>
       <w:r>
-        <w:t xml:space="preserve">-&gt; ROOM, </w:t>
-      </w:r>
-      <w:proofErr w:type="spellStart"/>
-      <w:r>
-        <w:t>quantity</w:t>
-      </w:r>
-      <w:proofErr w:type="spellEnd"/>
+        <w:t>-&gt; ROOM, quantity</w:t>
+      </w:r>
       <w:r>
         <w:t>)</w:t>
       </w:r>
@@ -9813,7 +8084,6 @@
           <w:numId w:val="18"/>
         </w:numPr>
       </w:pPr>
-      <w:proofErr w:type="gramStart"/>
       <w:r>
         <w:rPr>
           <w:b/>
@@ -9824,8 +8094,6 @@
       <w:r>
         <w:t>(</w:t>
       </w:r>
-      <w:proofErr w:type="spellStart"/>
-      <w:proofErr w:type="gramEnd"/>
       <w:r>
         <w:rPr>
           <w:u w:val="single"/>
@@ -9838,100 +8106,44 @@
         </w:rPr>
         <w:t>ID</w:t>
       </w:r>
-      <w:proofErr w:type="spellEnd"/>
       <w:r>
         <w:t xml:space="preserve">, </w:t>
       </w:r>
-      <w:proofErr w:type="spellStart"/>
       <w:r>
         <w:rPr>
           <w:color w:val="EE0000"/>
         </w:rPr>
-        <w:t>dni</w:t>
-      </w:r>
-      <w:proofErr w:type="spellEnd"/>
+        <w:t xml:space="preserve">dni </w:t>
+      </w:r>
+      <w:r>
+        <w:t xml:space="preserve">-&gt; USER,  </w:t>
+      </w:r>
+      <w:r>
+        <w:rPr>
+          <w:u w:val="single"/>
+        </w:rPr>
+        <w:t>(</w:t>
+      </w:r>
       <w:r>
         <w:rPr>
           <w:color w:val="EE0000"/>
         </w:rPr>
-        <w:t xml:space="preserve"> </w:t>
-      </w:r>
-      <w:r>
-        <w:t xml:space="preserve">-&gt; </w:t>
-      </w:r>
-      <w:proofErr w:type="gramStart"/>
-      <w:r>
-        <w:t xml:space="preserve">USER,  </w:t>
-      </w:r>
-      <w:r>
-        <w:rPr>
-          <w:u w:val="single"/>
-        </w:rPr>
-        <w:t>(</w:t>
-      </w:r>
-      <w:proofErr w:type="spellStart"/>
-      <w:proofErr w:type="gramEnd"/>
+        <w:t xml:space="preserve">num, </w:t>
+      </w:r>
       <w:r>
         <w:rPr>
           <w:color w:val="EE0000"/>
         </w:rPr>
-        <w:t>num</w:t>
-      </w:r>
-      <w:proofErr w:type="spellEnd"/>
+        <w:t>cityID</w:t>
+      </w:r>
       <w:r>
         <w:rPr>
           <w:color w:val="EE0000"/>
         </w:rPr>
-        <w:t xml:space="preserve">, </w:t>
-      </w:r>
-      <w:proofErr w:type="spellStart"/>
-      <w:r>
-        <w:rPr>
-          <w:color w:val="EE0000"/>
-        </w:rPr>
-        <w:t>cityID</w:t>
-      </w:r>
-      <w:proofErr w:type="spellEnd"/>
-      <w:r>
-        <w:rPr>
-          <w:color w:val="EE0000"/>
-        </w:rPr>
-        <w:t xml:space="preserve">, </w:t>
-      </w:r>
-      <w:proofErr w:type="spellStart"/>
-      <w:r>
-        <w:rPr>
-          <w:color w:val="EE0000"/>
-        </w:rPr>
-        <w:t>address</w:t>
-      </w:r>
-      <w:proofErr w:type="spellEnd"/>
-      <w:r>
-        <w:t xml:space="preserve">) -&gt; ROOM, </w:t>
-      </w:r>
-      <w:proofErr w:type="spellStart"/>
-      <w:r>
-        <w:t>issue</w:t>
-      </w:r>
-      <w:proofErr w:type="spellEnd"/>
-      <w:r>
-        <w:t xml:space="preserve">, </w:t>
-      </w:r>
-      <w:proofErr w:type="spellStart"/>
-      <w:r>
-        <w:t>details</w:t>
-      </w:r>
-      <w:proofErr w:type="spellEnd"/>
-      <w:r>
-        <w:t xml:space="preserve">, </w:t>
-      </w:r>
-      <w:proofErr w:type="gramStart"/>
-      <w:r>
-        <w:t>status</w:t>
-      </w:r>
-      <w:proofErr w:type="gramEnd"/>
-      <w:r>
-        <w:t>)</w:t>
+        <w:t>, address</w:t>
+      </w:r>
+      <w:r>
+        <w:t>) -&gt; ROOM, issue, details, status)</w:t>
       </w:r>
     </w:p>
     <w:p>
@@ -9942,7 +8154,6 @@
           <w:numId w:val="18"/>
         </w:numPr>
       </w:pPr>
-      <w:proofErr w:type="gramStart"/>
       <w:r>
         <w:rPr>
           <w:b/>
@@ -9953,23 +8164,15 @@
       <w:r>
         <w:t>(</w:t>
       </w:r>
-      <w:proofErr w:type="spellStart"/>
-      <w:proofErr w:type="gramEnd"/>
       <w:r>
         <w:rPr>
           <w:u w:val="single"/>
         </w:rPr>
         <w:t>provinceID</w:t>
       </w:r>
-      <w:proofErr w:type="spellEnd"/>
-      <w:r>
-        <w:t xml:space="preserve">, </w:t>
-      </w:r>
-      <w:proofErr w:type="spellStart"/>
-      <w:r>
-        <w:t>provinceName</w:t>
-      </w:r>
-      <w:proofErr w:type="spellEnd"/>
+      <w:r>
+        <w:t>, provinceName</w:t>
+      </w:r>
       <w:r>
         <w:t>)</w:t>
       </w:r>
@@ -9982,7 +8185,6 @@
           <w:numId w:val="18"/>
         </w:numPr>
       </w:pPr>
-      <w:proofErr w:type="gramStart"/>
       <w:r>
         <w:rPr>
           <w:b/>
@@ -9993,39 +8195,20 @@
       <w:r>
         <w:t>(</w:t>
       </w:r>
-      <w:proofErr w:type="spellStart"/>
-      <w:proofErr w:type="gramEnd"/>
       <w:r>
         <w:rPr>
           <w:u w:val="single"/>
         </w:rPr>
         <w:t>cityID</w:t>
       </w:r>
-      <w:proofErr w:type="spellEnd"/>
-      <w:r>
-        <w:t xml:space="preserve">, </w:t>
-      </w:r>
-      <w:proofErr w:type="spellStart"/>
-      <w:r>
-        <w:t>cityName</w:t>
-      </w:r>
-      <w:proofErr w:type="spellEnd"/>
-      <w:r>
-        <w:t xml:space="preserve">, </w:t>
-      </w:r>
-      <w:proofErr w:type="spellStart"/>
+      <w:r>
+        <w:t xml:space="preserve">, cityName, </w:t>
+      </w:r>
       <w:r>
         <w:rPr>
           <w:color w:val="EE0000"/>
         </w:rPr>
-        <w:t>provinceID</w:t>
-      </w:r>
-      <w:proofErr w:type="spellEnd"/>
-      <w:r>
-        <w:rPr>
-          <w:color w:val="EE0000"/>
-        </w:rPr>
-        <w:t xml:space="preserve"> </w:t>
+        <w:t xml:space="preserve">provinceID </w:t>
       </w:r>
       <w:r>
         <w:t>-&gt; PROVINCE)</w:t>
@@ -10039,7 +8222,6 @@
           <w:numId w:val="18"/>
         </w:numPr>
       </w:pPr>
-      <w:proofErr w:type="gramStart"/>
       <w:r>
         <w:rPr>
           <w:b/>
@@ -10050,39 +8232,20 @@
       <w:r>
         <w:t>(</w:t>
       </w:r>
-      <w:proofErr w:type="spellStart"/>
-      <w:proofErr w:type="gramEnd"/>
       <w:r>
         <w:rPr>
           <w:u w:val="single"/>
         </w:rPr>
         <w:t>institutionID</w:t>
       </w:r>
-      <w:proofErr w:type="spellEnd"/>
-      <w:r>
-        <w:t xml:space="preserve">, </w:t>
-      </w:r>
-      <w:proofErr w:type="spellStart"/>
-      <w:r>
-        <w:t>institutionName</w:t>
-      </w:r>
-      <w:proofErr w:type="spellEnd"/>
-      <w:r>
-        <w:t xml:space="preserve">, </w:t>
-      </w:r>
-      <w:proofErr w:type="spellStart"/>
+      <w:r>
+        <w:t xml:space="preserve">, institutionName, </w:t>
+      </w:r>
       <w:r>
         <w:rPr>
           <w:color w:val="EE0000"/>
         </w:rPr>
-        <w:t>cityID</w:t>
-      </w:r>
-      <w:proofErr w:type="spellEnd"/>
-      <w:r>
-        <w:rPr>
-          <w:color w:val="EE0000"/>
-        </w:rPr>
-        <w:t xml:space="preserve"> </w:t>
+        <w:t xml:space="preserve">cityID </w:t>
       </w:r>
       <w:r>
         <w:t>-&gt; CITY)</w:t>
@@ -10101,21 +8264,11 @@
           <w:b/>
           <w:bCs/>
         </w:rPr>
-        <w:t>PROPERTY-</w:t>
-      </w:r>
-      <w:proofErr w:type="gramStart"/>
-      <w:r>
-        <w:rPr>
-          <w:b/>
-          <w:bCs/>
-        </w:rPr>
-        <w:t>INSTITUTION</w:t>
+        <w:t>PROPERTY-INSTITUTION</w:t>
       </w:r>
       <w:r>
         <w:t>(</w:t>
       </w:r>
-      <w:proofErr w:type="spellStart"/>
-      <w:proofErr w:type="gramEnd"/>
       <w:r>
         <w:rPr>
           <w:color w:val="EE0000"/>
@@ -10123,7 +8276,6 @@
         </w:rPr>
         <w:t>institutionID</w:t>
       </w:r>
-      <w:proofErr w:type="spellEnd"/>
       <w:r>
         <w:rPr>
           <w:color w:val="EE0000"/>
@@ -10133,31 +8285,13 @@
       <w:r>
         <w:t>-&gt; INSTITUTION, (</w:t>
       </w:r>
-      <w:proofErr w:type="spellStart"/>
       <w:r>
         <w:rPr>
           <w:color w:val="EE0000"/>
           <w:u w:val="single"/>
         </w:rPr>
-        <w:t>propertyAddress</w:t>
-      </w:r>
-      <w:proofErr w:type="spellEnd"/>
-      <w:r>
-        <w:rPr>
-          <w:color w:val="EE0000"/>
-          <w:u w:val="single"/>
-        </w:rPr>
-        <w:t xml:space="preserve">, </w:t>
-      </w:r>
-      <w:proofErr w:type="spellStart"/>
-      <w:r>
-        <w:rPr>
-          <w:color w:val="EE0000"/>
-          <w:u w:val="single"/>
-        </w:rPr>
-        <w:t>propertyCity</w:t>
-      </w:r>
-      <w:proofErr w:type="spellEnd"/>
+        <w:t>propertyAddress, propertyCity</w:t>
+      </w:r>
       <w:r>
         <w:t xml:space="preserve"> -&gt; PROPERTY</w:t>
       </w:r>
@@ -10424,21 +8558,7 @@
         <w:rPr>
           <w:rFonts w:ascii="Aptos" w:eastAsia="Aptos" w:hAnsi="Aptos" w:cs="Aptos"/>
         </w:rPr>
-        <w:t xml:space="preserve">Todo proyecto se rige por un modelo de ciclo de vida. Se tratan de esquemas que organizan las diferentes fases del desarrollo, facilitando la gestión </w:t>
-      </w:r>
-      <w:proofErr w:type="gramStart"/>
-      <w:r>
-        <w:rPr>
-          <w:rFonts w:ascii="Aptos" w:eastAsia="Aptos" w:hAnsi="Aptos" w:cs="Aptos"/>
-        </w:rPr>
-        <w:t>del mismo</w:t>
-      </w:r>
-      <w:proofErr w:type="gramEnd"/>
-      <w:r>
-        <w:rPr>
-          <w:rFonts w:ascii="Aptos" w:eastAsia="Aptos" w:hAnsi="Aptos" w:cs="Aptos"/>
-        </w:rPr>
-        <w:t>.</w:t>
+        <w:t>Todo proyecto se rige por un modelo de ciclo de vida. Se tratan de esquemas que organizan las diferentes fases del desarrollo, facilitando la gestión del mismo.</w:t>
       </w:r>
     </w:p>
     <w:p>
@@ -10449,19 +8569,11 @@
           <w:rFonts w:ascii="Aptos" w:eastAsia="Aptos" w:hAnsi="Aptos" w:cs="Aptos"/>
         </w:rPr>
       </w:pPr>
-      <w:proofErr w:type="spellStart"/>
-      <w:r>
-        <w:rPr>
-          <w:rFonts w:ascii="Aptos" w:eastAsia="Aptos" w:hAnsi="Aptos" w:cs="Aptos"/>
-        </w:rPr>
-        <w:t>Roomie</w:t>
-      </w:r>
-      <w:proofErr w:type="spellEnd"/>
-      <w:r>
-        <w:rPr>
-          <w:rFonts w:ascii="Aptos" w:eastAsia="Aptos" w:hAnsi="Aptos" w:cs="Aptos"/>
-        </w:rPr>
-        <w:t xml:space="preserve"> pretende ofrecer un servicio mantenido y con actualizaciones constantes a largo plazo. Ade</w:t>
+      <w:r>
+        <w:rPr>
+          <w:rFonts w:ascii="Aptos" w:eastAsia="Aptos" w:hAnsi="Aptos" w:cs="Aptos"/>
+        </w:rPr>
+        <w:t>Roomie pretende ofrecer un servicio mantenido y con actualizaciones constantes a largo plazo. Ade</w:t>
       </w:r>
       <w:r>
         <w:rPr>
@@ -10826,14 +8938,9 @@
       <w:bookmarkStart w:id="24" w:name="_Toc229935630"/>
       <w:r>
         <w:lastRenderedPageBreak/>
-        <w:t xml:space="preserve">Nuestro Tablero </w:t>
-      </w:r>
-      <w:proofErr w:type="spellStart"/>
-      <w:r>
-        <w:t>KanBan</w:t>
+        <w:t>Nuestro Tablero KanBan</w:t>
       </w:r>
       <w:bookmarkEnd w:id="24"/>
-      <w:proofErr w:type="spellEnd"/>
       <w:r>
         <w:t xml:space="preserve"> </w:t>
       </w:r>
@@ -11206,21 +9313,7 @@
               <w:rPr>
                 <w:rFonts w:eastAsia="Arial" w:cs="Arial"/>
               </w:rPr>
-              <w:t xml:space="preserve">Creación de </w:t>
-            </w:r>
-            <w:proofErr w:type="spellStart"/>
-            <w:r>
-              <w:rPr>
-                <w:rFonts w:eastAsia="Arial" w:cs="Arial"/>
-              </w:rPr>
-              <w:t>github</w:t>
-            </w:r>
-            <w:proofErr w:type="spellEnd"/>
-            <w:r>
-              <w:rPr>
-                <w:rFonts w:eastAsia="Arial" w:cs="Arial"/>
-              </w:rPr>
-              <w:t>, escribir introducción, descripción de ciclo de vida y plan de negocios</w:t>
+              <w:t>Creación de github, escribir introducción, descripción de ciclo de vida y plan de negocios</w:t>
             </w:r>
           </w:p>
           <w:p/>
@@ -11409,21 +9502,7 @@
               <w:rPr>
                 <w:rFonts w:eastAsia="Arial" w:cs="Arial"/>
               </w:rPr>
-              <w:t xml:space="preserve">Administración de base de datos y de proyecto </w:t>
-            </w:r>
-            <w:proofErr w:type="spellStart"/>
-            <w:r>
-              <w:rPr>
-                <w:rFonts w:eastAsia="Arial" w:cs="Arial"/>
-              </w:rPr>
-              <w:t>JavaFX</w:t>
-            </w:r>
-            <w:proofErr w:type="spellEnd"/>
-            <w:r>
-              <w:rPr>
-                <w:rFonts w:eastAsia="Arial" w:cs="Arial"/>
-              </w:rPr>
-              <w:t xml:space="preserve">. </w:t>
+              <w:t xml:space="preserve">Administración de base de datos y de proyecto JavaFX. </w:t>
             </w:r>
           </w:p>
         </w:tc>
@@ -11788,13 +9867,8 @@
               <w:jc w:val="center"/>
             </w:pPr>
             <w:r>
-              <w:t xml:space="preserve">Desarrollador </w:t>
-            </w:r>
-            <w:proofErr w:type="spellStart"/>
-            <w:r>
-              <w:t>backend</w:t>
-            </w:r>
-            <w:proofErr w:type="spellEnd"/>
+              <w:t>Desarrollador backend</w:t>
+            </w:r>
           </w:p>
         </w:tc>
         <w:tc>
@@ -11808,13 +9882,8 @@
               <w:jc w:val="center"/>
             </w:pPr>
             <w:r>
-              <w:t xml:space="preserve">Desarrollador </w:t>
-            </w:r>
-            <w:proofErr w:type="spellStart"/>
-            <w:r>
-              <w:t>frontend</w:t>
-            </w:r>
-            <w:proofErr w:type="spellEnd"/>
+              <w:t>Desarrollador frontend</w:t>
+            </w:r>
           </w:p>
         </w:tc>
         <w:tc>
@@ -11828,13 +9897,8 @@
               <w:jc w:val="center"/>
             </w:pPr>
             <w:r>
-              <w:t xml:space="preserve">Desarrollador </w:t>
-            </w:r>
-            <w:proofErr w:type="spellStart"/>
-            <w:r>
-              <w:t>frontend</w:t>
-            </w:r>
-            <w:proofErr w:type="spellEnd"/>
+              <w:t>Desarrollador frontend</w:t>
+            </w:r>
           </w:p>
         </w:tc>
         <w:tc>
@@ -11937,23 +10001,7 @@
         <w:t>desarrollo del código</w:t>
       </w:r>
       <w:r>
-        <w:t xml:space="preserve"> fuente, se ha empleado el IDE IntelliJ IDEA en la implementación del proyecto CRUD (</w:t>
-      </w:r>
-      <w:proofErr w:type="spellStart"/>
-      <w:r>
-        <w:t>Create</w:t>
-      </w:r>
-      <w:proofErr w:type="spellEnd"/>
-      <w:r>
-        <w:t xml:space="preserve">, Read, </w:t>
-      </w:r>
-      <w:proofErr w:type="spellStart"/>
-      <w:r>
-        <w:t>Update</w:t>
-      </w:r>
-      <w:proofErr w:type="spellEnd"/>
-      <w:r>
-        <w:t>, Delete)</w:t>
+        <w:t xml:space="preserve"> fuente, se ha empleado el IDE IntelliJ IDEA en la implementación del proyecto CRUD (Create, Read, Update, Delete)</w:t>
       </w:r>
       <w:r>
         <w:t xml:space="preserve"> para</w:t>
@@ -11969,15 +10017,7 @@
         <w:t xml:space="preserve"> </w:t>
       </w:r>
       <w:r>
-        <w:t xml:space="preserve">Code como editor principal para el diseño y estructuración del </w:t>
-      </w:r>
-      <w:proofErr w:type="spellStart"/>
-      <w:r>
-        <w:t>front-end</w:t>
-      </w:r>
-      <w:proofErr w:type="spellEnd"/>
-      <w:r>
-        <w:t xml:space="preserve"> mediante HTML, CSS y JavaScript.</w:t>
+        <w:t>Code como editor principal para el diseño y estructuración del front-end mediante HTML, CSS y JavaScript.</w:t>
       </w:r>
     </w:p>
     <w:p>
@@ -11995,15 +10035,7 @@
         <w:t>control de versiones</w:t>
       </w:r>
       <w:r>
-        <w:t xml:space="preserve"> del proyecto, se ha utilizado GitHub como plataforma en la que alojar el proyecto y </w:t>
-      </w:r>
-      <w:proofErr w:type="spellStart"/>
-      <w:r>
-        <w:t>Sourcetree</w:t>
-      </w:r>
-      <w:proofErr w:type="spellEnd"/>
-      <w:r>
-        <w:t xml:space="preserve"> para gestionar el repositorio conjunto. </w:t>
+        <w:t xml:space="preserve"> del proyecto, se ha utilizado GitHub como plataforma en la que alojar el proyecto y Sourcetree para gestionar el repositorio conjunto. </w:t>
       </w:r>
     </w:p>
     <w:p>
@@ -12031,218 +10063,166 @@
       <w:r>
         <w:t xml:space="preserve">Se ha usado </w:t>
       </w:r>
-      <w:proofErr w:type="spellStart"/>
       <w:r>
         <w:rPr>
           <w:b/>
           <w:bCs/>
         </w:rPr>
-        <w:t>Vercel</w:t>
-      </w:r>
-      <w:proofErr w:type="spellEnd"/>
+        <w:t xml:space="preserve">Vercel </w:t>
+      </w:r>
+      <w:r>
+        <w:t>para el alojamiento de la página web creada en servidores en línea.</w:t>
+      </w:r>
+    </w:p>
+    <w:p>
+      <w:pPr>
+        <w:jc w:val="both"/>
+      </w:pPr>
+    </w:p>
+    <w:p>
+      <w:pPr>
+        <w:pStyle w:val="Ttulo2"/>
+        <w:jc w:val="both"/>
+      </w:pPr>
+      <w:bookmarkStart w:id="32" w:name="_Toc229935634"/>
+      <w:r>
+        <w:t>Lenguajes y herramientas</w:t>
+      </w:r>
+      <w:bookmarkEnd w:id="32"/>
+    </w:p>
+    <w:p>
+      <w:pPr>
+        <w:jc w:val="both"/>
+      </w:pPr>
+      <w:r>
+        <w:t xml:space="preserve">Los </w:t>
+      </w:r>
       <w:r>
         <w:rPr>
           <w:b/>
           <w:bCs/>
         </w:rPr>
-        <w:t xml:space="preserve"> </w:t>
-      </w:r>
-      <w:r>
-        <w:t>para el alojamiento de la página web creada en servidores en línea.</w:t>
-      </w:r>
-    </w:p>
-    <w:p>
-      <w:pPr>
-        <w:jc w:val="both"/>
-      </w:pPr>
-    </w:p>
-    <w:p>
-      <w:pPr>
-        <w:pStyle w:val="Ttulo2"/>
-        <w:jc w:val="both"/>
-      </w:pPr>
-      <w:bookmarkStart w:id="32" w:name="_Toc229935634"/>
-      <w:r>
-        <w:t>Lenguajes y herramientas</w:t>
-      </w:r>
-      <w:bookmarkEnd w:id="32"/>
-    </w:p>
-    <w:p>
-      <w:pPr>
-        <w:jc w:val="both"/>
-      </w:pPr>
-      <w:r>
-        <w:t xml:space="preserve">Los </w:t>
+        <w:t>lenguajes de programación</w:t>
+      </w:r>
+      <w:r>
+        <w:t xml:space="preserve"> que hemos usado para el desarrollo del proyecto son, </w:t>
       </w:r>
       <w:r>
         <w:rPr>
           <w:b/>
           <w:bCs/>
         </w:rPr>
-        <w:t>lenguajes de programación</w:t>
-      </w:r>
-      <w:r>
-        <w:t xml:space="preserve"> que hemos usado para el desarrollo del proyecto son, </w:t>
+        <w:t>JavaScript</w:t>
+      </w:r>
+      <w:r>
+        <w:t xml:space="preserve"> para añadir interactividad a nuestra página web y guardar datos básicos en el ordenador usando el </w:t>
+      </w:r>
+      <w:r>
+        <w:t>l</w:t>
+      </w:r>
+      <w:r>
+        <w:t>ocal</w:t>
+      </w:r>
+      <w:r>
+        <w:t xml:space="preserve"> s</w:t>
+      </w:r>
+      <w:r>
+        <w:t xml:space="preserve">torage. </w:t>
       </w:r>
       <w:r>
         <w:rPr>
           <w:b/>
           <w:bCs/>
         </w:rPr>
-        <w:t>JavaScript</w:t>
-      </w:r>
-      <w:r>
-        <w:t xml:space="preserve"> para añadir interactividad a nuestra página web y guardar datos básicos en el ordenador usando el </w:t>
-      </w:r>
-      <w:r>
-        <w:t>l</w:t>
-      </w:r>
-      <w:r>
-        <w:t>ocal</w:t>
+        <w:t>Java</w:t>
+      </w:r>
+      <w:r>
+        <w:t>, para la creación de clases usando la programación orientada a objetos</w:t>
+      </w:r>
+      <w:r>
+        <w:t xml:space="preserve"> y la creación de métodos para la conexión de la app CRUD a la base de datos y su gestión</w:t>
+      </w:r>
+      <w:r>
+        <w:t>.</w:t>
       </w:r>
       <w:r>
         <w:t xml:space="preserve"> </w:t>
-      </w:r>
-      <w:proofErr w:type="spellStart"/>
-      <w:r>
-        <w:t>s</w:t>
-      </w:r>
-      <w:r>
-        <w:t>torage</w:t>
-      </w:r>
-      <w:proofErr w:type="spellEnd"/>
-      <w:r>
-        <w:t xml:space="preserve">. </w:t>
       </w:r>
       <w:r>
         <w:rPr>
           <w:b/>
           <w:bCs/>
         </w:rPr>
-        <w:t>Java</w:t>
-      </w:r>
-      <w:r>
-        <w:t>, para la creación de clases usando la programación orientada a objetos</w:t>
-      </w:r>
-      <w:r>
-        <w:t xml:space="preserve"> y la creación de métodos para la conexión de la </w:t>
-      </w:r>
-      <w:proofErr w:type="gramStart"/>
-      <w:r>
-        <w:t>app</w:t>
-      </w:r>
-      <w:proofErr w:type="gramEnd"/>
-      <w:r>
-        <w:t xml:space="preserve"> CRUD a la base de datos y su gestión</w:t>
-      </w:r>
-      <w:r>
-        <w:t>.</w:t>
-      </w:r>
-      <w:r>
-        <w:t xml:space="preserve"> </w:t>
+        <w:t>SQL</w:t>
+      </w:r>
+      <w:r>
+        <w:t xml:space="preserve"> para la creación y gestión de la base de datos. </w:t>
+      </w:r>
+    </w:p>
+    <w:p>
+      <w:pPr>
+        <w:jc w:val="both"/>
+      </w:pPr>
+      <w:r>
+        <w:t xml:space="preserve">Las </w:t>
       </w:r>
       <w:r>
         <w:rPr>
           <w:b/>
           <w:bCs/>
         </w:rPr>
-        <w:t>SQL</w:t>
-      </w:r>
-      <w:r>
-        <w:t xml:space="preserve"> para la creación y gestión de la base de datos. </w:t>
-      </w:r>
-    </w:p>
-    <w:p>
-      <w:pPr>
-        <w:jc w:val="both"/>
-      </w:pPr>
-      <w:r>
-        <w:t xml:space="preserve">Las </w:t>
+        <w:t>tecnologías frontend</w:t>
+      </w:r>
+      <w:r>
+        <w:t xml:space="preserve"> que hemos empleado para el diseño de</w:t>
+      </w:r>
+      <w:r>
+        <w:t xml:space="preserve">l </w:t>
+      </w:r>
+      <w:r>
+        <w:t xml:space="preserve">proyecto son </w:t>
       </w:r>
       <w:r>
         <w:rPr>
           <w:b/>
           <w:bCs/>
         </w:rPr>
-        <w:t xml:space="preserve">tecnologías </w:t>
-      </w:r>
-      <w:proofErr w:type="spellStart"/>
+        <w:t>HTML</w:t>
+      </w:r>
+      <w:r>
+        <w:t xml:space="preserve">, para la estructura de la web, y </w:t>
+      </w:r>
+      <w:r>
+        <w:t xml:space="preserve">un </w:t>
+      </w:r>
       <w:r>
         <w:rPr>
           <w:b/>
           <w:bCs/>
         </w:rPr>
-        <w:t>frontend</w:t>
-      </w:r>
-      <w:proofErr w:type="spellEnd"/>
-      <w:r>
-        <w:t xml:space="preserve"> que hemos empleado para el diseño de</w:t>
-      </w:r>
-      <w:r>
-        <w:t xml:space="preserve">l </w:t>
-      </w:r>
-      <w:r>
-        <w:t xml:space="preserve">proyecto son </w:t>
+        <w:t>CSS</w:t>
+      </w:r>
+      <w:r>
+        <w:t xml:space="preserve"> propio para la personalización del proyecto.</w:t>
+      </w:r>
+      <w:r>
+        <w:t xml:space="preserve"> </w:t>
+      </w:r>
+    </w:p>
+    <w:p>
+      <w:pPr>
+        <w:jc w:val="both"/>
+      </w:pPr>
+      <w:r>
+        <w:t xml:space="preserve">Se ha utilizado el </w:t>
       </w:r>
       <w:r>
         <w:rPr>
           <w:b/>
           <w:bCs/>
         </w:rPr>
-        <w:t>HTML</w:t>
-      </w:r>
-      <w:r>
-        <w:t xml:space="preserve">, para la estructura de la web, y </w:t>
-      </w:r>
-      <w:r>
-        <w:t xml:space="preserve">un </w:t>
-      </w:r>
-      <w:r>
-        <w:rPr>
-          <w:b/>
-          <w:bCs/>
-        </w:rPr>
-        <w:t>CSS</w:t>
-      </w:r>
-      <w:r>
-        <w:t xml:space="preserve"> propio para la personalización del proyecto.</w:t>
-      </w:r>
-      <w:r>
-        <w:t xml:space="preserve"> </w:t>
-      </w:r>
-    </w:p>
-    <w:p>
-      <w:pPr>
-        <w:jc w:val="both"/>
-      </w:pPr>
-      <w:r>
-        <w:t xml:space="preserve">Se ha utilizado el </w:t>
-      </w:r>
-      <w:proofErr w:type="spellStart"/>
-      <w:r>
-        <w:rPr>
-          <w:b/>
-          <w:bCs/>
-        </w:rPr>
-        <w:t>framework</w:t>
-      </w:r>
-      <w:proofErr w:type="spellEnd"/>
-      <w:r>
-        <w:rPr>
-          <w:b/>
-          <w:bCs/>
-        </w:rPr>
-        <w:t xml:space="preserve"> </w:t>
-      </w:r>
-      <w:proofErr w:type="spellStart"/>
-      <w:r>
-        <w:rPr>
-          <w:b/>
-          <w:bCs/>
-        </w:rPr>
-        <w:t>JavaFX</w:t>
-      </w:r>
-      <w:proofErr w:type="spellEnd"/>
+        <w:t>framework JavaFX</w:t>
+      </w:r>
       <w:r>
         <w:t xml:space="preserve">, </w:t>
       </w:r>
@@ -12275,18 +10255,8 @@
           <w:bCs/>
           <w:u w:val="single"/>
         </w:rPr>
-        <w:t xml:space="preserve">Simulación de conexión </w:t>
-      </w:r>
-      <w:proofErr w:type="spellStart"/>
-      <w:r>
-        <w:rPr>
-          <w:b/>
-          <w:bCs/>
-          <w:u w:val="single"/>
-        </w:rPr>
-        <w:t>frontend-backend</w:t>
-      </w:r>
-      <w:proofErr w:type="spellEnd"/>
+        <w:t>Simulación de conexión frontend-backend</w:t>
+      </w:r>
     </w:p>
     <w:p>
       <w:pPr>
@@ -12296,31 +10266,10 @@
         <w:t>E</w:t>
       </w:r>
       <w:r>
-        <w:t xml:space="preserve">n este proyecto no existe una conexión real entre el </w:t>
-      </w:r>
-      <w:proofErr w:type="spellStart"/>
-      <w:r>
-        <w:t>backend</w:t>
-      </w:r>
-      <w:proofErr w:type="spellEnd"/>
-      <w:r>
-        <w:t xml:space="preserve"> y el </w:t>
-      </w:r>
-      <w:proofErr w:type="spellStart"/>
-      <w:r>
-        <w:t>frontend</w:t>
-      </w:r>
-      <w:proofErr w:type="spellEnd"/>
-      <w:r>
-        <w:t xml:space="preserve">, por lo que los datos introducidos en los formularios de la página web no se están transfiriendo a la base de datos. Se ha implementado una simulación en el </w:t>
-      </w:r>
-      <w:proofErr w:type="spellStart"/>
-      <w:r>
-        <w:t>frontend</w:t>
-      </w:r>
-      <w:proofErr w:type="spellEnd"/>
-      <w:r>
-        <w:t xml:space="preserve"> que imita está conexión. </w:t>
+        <w:t>n este proyecto no existe una conexión real entre el backend y el frontend</w:t>
+      </w:r>
+      <w:r>
+        <w:t xml:space="preserve">, por lo que los datos introducidos en los formularios de la página web no se están transfiriendo a la base de datos. Se ha implementado una simulación en el frontend que imita está conexión. </w:t>
       </w:r>
       <w:r>
         <w:br/>
@@ -12336,18 +10285,10 @@
         <w:t>ocal</w:t>
       </w:r>
       <w:r>
-        <w:t xml:space="preserve"> </w:t>
-      </w:r>
-      <w:proofErr w:type="spellStart"/>
-      <w:r>
-        <w:t>s</w:t>
-      </w:r>
-      <w:r>
-        <w:t>torage</w:t>
-      </w:r>
-      <w:proofErr w:type="spellEnd"/>
-      <w:r>
-        <w:t xml:space="preserve">. Al rellenar el formulario de registro de la página web, se recogen los datos insertados y se crea un objeto usuario que se almacena en una lista alojada en el </w:t>
+        <w:t xml:space="preserve"> s</w:t>
+      </w:r>
+      <w:r>
+        <w:t xml:space="preserve">torage. Al rellenar el formulario de registro de la página web, se recogen los datos insertados y se crea un objeto usuario que se almacena en una lista alojada en el </w:t>
       </w:r>
       <w:r>
         <w:t>L</w:t>
@@ -12356,35 +10297,19 @@
         <w:t>ocal</w:t>
       </w:r>
       <w:r>
-        <w:t xml:space="preserve"> </w:t>
-      </w:r>
-      <w:proofErr w:type="spellStart"/>
-      <w:r>
-        <w:t>s</w:t>
-      </w:r>
-      <w:r>
-        <w:t>torage</w:t>
-      </w:r>
-      <w:proofErr w:type="spellEnd"/>
-      <w:r>
-        <w:t xml:space="preserve">. </w:t>
+        <w:t xml:space="preserve"> s</w:t>
+      </w:r>
+      <w:r>
+        <w:t xml:space="preserve">torage. </w:t>
       </w:r>
       <w:r>
         <w:t>A la hora de hacer el inicio de sesión, se saca la lista del Local</w:t>
       </w:r>
       <w:r>
-        <w:t xml:space="preserve"> </w:t>
-      </w:r>
-      <w:proofErr w:type="spellStart"/>
-      <w:r>
-        <w:t>s</w:t>
-      </w:r>
-      <w:r>
-        <w:t>torage</w:t>
-      </w:r>
-      <w:proofErr w:type="spellEnd"/>
-      <w:r>
-        <w:t xml:space="preserve">, se comprueba que las credenciales insertadas en el inicio de sesión se encuentran en esta lista y se concede o deniega el acceso. </w:t>
+        <w:t xml:space="preserve"> s</w:t>
+      </w:r>
+      <w:r>
+        <w:t xml:space="preserve">torage, se comprueba que las credenciales insertadas en el inicio de sesión se encuentran en esta lista y se concede o deniega el acceso. </w:t>
       </w:r>
       <w:r>
         <w:t xml:space="preserve">En las siguientes imágenes se enseña los pasos principales para la creación de usuarios y su manipulación para el control de acceso a la web. </w:t>
@@ -12724,31 +10649,7 @@
         <w:jc w:val="both"/>
       </w:pPr>
       <w:r>
-        <w:t xml:space="preserve">Por otro lado, también usamos el local </w:t>
-      </w:r>
-      <w:proofErr w:type="spellStart"/>
-      <w:r>
-        <w:t>storage</w:t>
-      </w:r>
-      <w:proofErr w:type="spellEnd"/>
-      <w:r>
-        <w:t xml:space="preserve"> para almacenar código HTML. En la página de búsqueda, si estás usando un perfil de inquilino, puedes solicitar una visita a la habitación seleccionada. El HTML de esta habitación se guarda en el local </w:t>
-      </w:r>
-      <w:proofErr w:type="spellStart"/>
-      <w:r>
-        <w:t>storage</w:t>
-      </w:r>
-      <w:proofErr w:type="spellEnd"/>
-      <w:r>
-        <w:t xml:space="preserve"> para más tarde, en la página de perfil de inquilino, sacarlo del local </w:t>
-      </w:r>
-      <w:proofErr w:type="spellStart"/>
-      <w:r>
-        <w:t>storage</w:t>
-      </w:r>
-      <w:proofErr w:type="spellEnd"/>
-      <w:r>
-        <w:t xml:space="preserve"> e insertarlo en el bloque “Tus solicitudes”. Sólo permite guardar una habitación a la vez. </w:t>
+        <w:t xml:space="preserve">Por otro lado, también usamos el local storage para almacenar código HTML. En la página de búsqueda, si estás usando un perfil de inquilino, puedes solicitar una visita a la habitación seleccionada. El HTML de esta habitación se guarda en el local storage para más tarde, en la página de perfil de inquilino, sacarlo del local storage e insertarlo en el bloque “Tus solicitudes”. Sólo permite guardar una habitación a la vez. </w:t>
       </w:r>
     </w:p>
     <w:p>
@@ -12893,64 +10794,22 @@
           <w:bCs/>
           <w:u w:val="single"/>
         </w:rPr>
-        <w:t xml:space="preserve">Conexión </w:t>
-      </w:r>
-      <w:proofErr w:type="spellStart"/>
-      <w:r>
-        <w:rPr>
-          <w:b/>
-          <w:bCs/>
-          <w:u w:val="single"/>
-        </w:rPr>
-        <w:t>JavaFX</w:t>
-      </w:r>
-      <w:proofErr w:type="spellEnd"/>
-      <w:r>
-        <w:rPr>
-          <w:b/>
-          <w:bCs/>
-          <w:u w:val="single"/>
-        </w:rPr>
-        <w:t xml:space="preserve"> con SQL Server Management Studio</w:t>
-      </w:r>
-    </w:p>
-    <w:p>
-      <w:pPr>
-        <w:jc w:val="both"/>
-      </w:pPr>
-      <w:r>
-        <w:t xml:space="preserve">A la hora de implementar el sistema CRUD, debemos hacer una conexión entre la base de datos, creada en SSMS, y el proyecto </w:t>
-      </w:r>
-      <w:proofErr w:type="spellStart"/>
-      <w:r>
-        <w:t>JavaFX</w:t>
-      </w:r>
-      <w:proofErr w:type="spellEnd"/>
-      <w:r>
-        <w:t xml:space="preserve">. Para ello tuvimos que crear un método personalizado con el que hacer esta conexión, ya que es diferente a conectarlo con </w:t>
-      </w:r>
-      <w:proofErr w:type="spellStart"/>
-      <w:r>
-        <w:t>HeidiSQL</w:t>
-      </w:r>
-      <w:proofErr w:type="spellEnd"/>
-      <w:r>
-        <w:t xml:space="preserve">. </w:t>
+        <w:t>Conexión JavaFX con SQL Server Management Studio</w:t>
+      </w:r>
+    </w:p>
+    <w:p>
+      <w:pPr>
+        <w:jc w:val="both"/>
+      </w:pPr>
+      <w:r>
+        <w:t xml:space="preserve">A la hora de implementar el sistema CRUD, debemos hacer una conexión entre la base de datos, creada en SSMS, y el proyecto JavaFX. Para ello tuvimos que crear un método personalizado con el que hacer esta conexión, ya que es diferente a conectarlo con HeidiSQL. </w:t>
       </w:r>
       <w:r>
         <w:br/>
         <w:t>Por un lado, SSMS utiliza su propio puerto, el 1433. Por otro lado, la conexión se realiza a través de un usuario</w:t>
       </w:r>
       <w:r>
-        <w:t xml:space="preserve"> y se requiere una contraseña. Una vez habilitado el usuario “</w:t>
-      </w:r>
-      <w:proofErr w:type="spellStart"/>
-      <w:r>
-        <w:t>sa</w:t>
-      </w:r>
-      <w:proofErr w:type="spellEnd"/>
-      <w:r>
-        <w:t xml:space="preserve">” y configurado una contraseña para este, se puede hacer la conexión a la base de datos con el siguiente método. </w:t>
+        <w:t xml:space="preserve"> y se requiere una contraseña. Una vez habilitado el usuario “sa” y configurado una contraseña para este, se puede hacer la conexión a la base de datos con el siguiente método. </w:t>
       </w:r>
     </w:p>
     <w:p>
@@ -13040,23 +10899,7 @@
         <w:jc w:val="both"/>
       </w:pPr>
       <w:r>
-        <w:t xml:space="preserve">Usando la herramienta online de </w:t>
-      </w:r>
-      <w:proofErr w:type="spellStart"/>
-      <w:r>
-        <w:t>Teachable</w:t>
-      </w:r>
-      <w:proofErr w:type="spellEnd"/>
-      <w:r>
-        <w:t xml:space="preserve"> Machine </w:t>
-      </w:r>
-      <w:proofErr w:type="spellStart"/>
-      <w:r>
-        <w:t>with</w:t>
-      </w:r>
-      <w:proofErr w:type="spellEnd"/>
-      <w:r>
-        <w:t xml:space="preserve"> Google, se ha creado un modelo de reconocimiento facial. Para este proyecto tenemos la cara de un integrante del grupo asignada a la cuenta de usuario </w:t>
+        <w:t xml:space="preserve">Usando la herramienta online de Teachable Machine with Google, se ha creado un modelo de reconocimiento facial. Para este proyecto tenemos la cara de un integrante del grupo asignada a la cuenta de usuario </w:t>
       </w:r>
       <w:hyperlink r:id="rId31" w:history="1">
         <w:r>
@@ -13075,33 +10918,7 @@
         <w:jc w:val="both"/>
       </w:pPr>
       <w:r>
-        <w:t xml:space="preserve">Para usarlo, primero hay que registrarse con la cuenta indicada, para guardar este usuario en el local </w:t>
-      </w:r>
-      <w:proofErr w:type="spellStart"/>
-      <w:r>
-        <w:t>storage</w:t>
-      </w:r>
-      <w:proofErr w:type="spellEnd"/>
-      <w:r>
-        <w:t xml:space="preserve">. Luego se cierra sesión y se dirige al </w:t>
-      </w:r>
-      <w:proofErr w:type="spellStart"/>
-      <w:r>
-        <w:t>login</w:t>
-      </w:r>
-      <w:proofErr w:type="spellEnd"/>
-      <w:r>
-        <w:t xml:space="preserve">.  En esta pantalla hay que hacer </w:t>
-      </w:r>
-      <w:proofErr w:type="spellStart"/>
-      <w:proofErr w:type="gramStart"/>
-      <w:r>
-        <w:t>click</w:t>
-      </w:r>
-      <w:proofErr w:type="spellEnd"/>
-      <w:proofErr w:type="gramEnd"/>
-      <w:r>
-        <w:t xml:space="preserve"> en “Iniciar sesión con reconocimiento facial”, esto te pedirá permiso para usar tu cámara web, al aceptarlo se verá en la página un cuadro en el que se ve la cámara web. </w:t>
+        <w:t xml:space="preserve">Para usarlo, primero hay que registrarse con la cuenta indicada, para guardar este usuario en el local storage. Luego se cierra sesión y se dirige al login.  En esta pantalla hay que hacer click en “Iniciar sesión con reconocimiento facial”, esto te pedirá permiso para usar tu cámara web, al aceptarlo se verá en la página un cuadro en el que se ve la cámara web. </w:t>
       </w:r>
       <w:r>
         <w:t>En el caso que reconozca la cara como Adrian, dará acceso a este perfil.</w:t>
@@ -13416,7 +11233,7 @@
         <w:jc w:val="both"/>
       </w:pPr>
       <w:fldSimple w:instr=" SEQ Ilustración \* ARABIC ">
-        <w:bookmarkStart w:id="43" w:name="_Toc229935603"/>
+        <w:bookmarkStart w:id="42" w:name="_Toc229935603"/>
         <w:r>
           <w:rPr>
             <w:noProof/>
@@ -13427,7 +11244,7 @@
       <w:r>
         <w:t xml:space="preserve"> Reconocimiento facial 1/3</w:t>
       </w:r>
-      <w:bookmarkEnd w:id="43"/>
+      <w:bookmarkEnd w:id="42"/>
     </w:p>
     <w:p>
       <w:pPr>
@@ -13488,7 +11305,7 @@
         <w:jc w:val="both"/>
       </w:pPr>
       <w:fldSimple w:instr=" SEQ Ilustración \* ARABIC ">
-        <w:bookmarkStart w:id="44" w:name="_Toc229935604"/>
+        <w:bookmarkStart w:id="43" w:name="_Toc229935604"/>
         <w:r>
           <w:rPr>
             <w:noProof/>
@@ -13508,7 +11325,7 @@
       <w:r>
         <w:t>/3</w:t>
       </w:r>
-      <w:bookmarkEnd w:id="44"/>
+      <w:bookmarkEnd w:id="43"/>
     </w:p>
     <w:p>
       <w:pPr>
@@ -13541,31 +11358,7 @@
         <w:jc w:val="both"/>
       </w:pPr>
       <w:r>
-        <w:t>Se controla el “</w:t>
-      </w:r>
-      <w:proofErr w:type="spellStart"/>
-      <w:r>
-        <w:t>display</w:t>
-      </w:r>
-      <w:proofErr w:type="spellEnd"/>
-      <w:r>
-        <w:t>” de los contenedores que tienen las habitaciones. Se cambia entre “</w:t>
-      </w:r>
-      <w:proofErr w:type="spellStart"/>
-      <w:r>
-        <w:t>flex</w:t>
-      </w:r>
-      <w:proofErr w:type="spellEnd"/>
-      <w:r>
-        <w:t>” y “</w:t>
-      </w:r>
-      <w:proofErr w:type="spellStart"/>
-      <w:r>
-        <w:t>none</w:t>
-      </w:r>
-      <w:proofErr w:type="spellEnd"/>
-      <w:r>
-        <w:t xml:space="preserve">”, para enseñar o esconder las habitaciones. Para esto se cogen los valores de las opciones que has seleccionado en los filtros. Luego con un bucle se recorren todas las habitaciones </w:t>
+        <w:t xml:space="preserve">Se controla el “display” de los contenedores que tienen las habitaciones. Se cambia entre “flex” y “none”, para enseñar o esconder las habitaciones. Para esto se cogen los valores de las opciones que has seleccionado en los filtros. Luego con un bucle se recorren todas las habitaciones </w:t>
       </w:r>
       <w:r>
         <w:t xml:space="preserve">para comparar sus datos con los del filtro y se decide si la habitación se verá o esconderá. </w:t>
@@ -13622,21 +11415,21 @@
       <w:pPr>
         <w:pStyle w:val="Ttulo1"/>
       </w:pPr>
-      <w:bookmarkStart w:id="45" w:name="_Toc229935636"/>
+      <w:bookmarkStart w:id="44" w:name="_Toc229935636"/>
       <w:r>
         <w:t>Manual de usuario</w:t>
       </w:r>
+      <w:bookmarkEnd w:id="44"/>
+    </w:p>
+    <w:p>
+      <w:pPr>
+        <w:pStyle w:val="Ttulo2"/>
+      </w:pPr>
+      <w:bookmarkStart w:id="45" w:name="_Toc229935637"/>
+      <w:r>
+        <w:t>Entrar al proyecto</w:t>
+      </w:r>
       <w:bookmarkEnd w:id="45"/>
-    </w:p>
-    <w:p>
-      <w:pPr>
-        <w:pStyle w:val="Ttulo2"/>
-      </w:pPr>
-      <w:bookmarkStart w:id="46" w:name="_Toc229935637"/>
-      <w:r>
-        <w:t>Entrar al proyecto</w:t>
-      </w:r>
-      <w:bookmarkEnd w:id="46"/>
     </w:p>
     <w:p>
       <w:pPr>
@@ -13660,15 +11453,7 @@
         <w:t xml:space="preserve">. </w:t>
       </w:r>
       <w:r>
-        <w:t>En el caso de abrirlo desde una carpeta local, se podrá igualmente abrir cualquier archivo con formato .</w:t>
-      </w:r>
-      <w:proofErr w:type="spellStart"/>
-      <w:r>
-        <w:t>html</w:t>
-      </w:r>
-      <w:proofErr w:type="spellEnd"/>
-      <w:r>
-        <w:t xml:space="preserve"> usando cualquier navegador. </w:t>
+        <w:t xml:space="preserve">En el caso de abrirlo desde una carpeta local, se podrá igualmente abrir cualquier archivo con formato .html usando cualquier navegador. </w:t>
       </w:r>
       <w:r>
         <w:t xml:space="preserve"> Sin embargo, en este caso, el reconocimiento facial no funcionará, ya que necesita ejecución en servidor. </w:t>
@@ -13683,11 +11468,11 @@
       <w:pPr>
         <w:pStyle w:val="Ttulo2"/>
       </w:pPr>
-      <w:bookmarkStart w:id="47" w:name="_Toc229935638"/>
+      <w:bookmarkStart w:id="46" w:name="_Toc229935638"/>
       <w:r>
         <w:t>Registro, inicio de sesión y navegación.</w:t>
       </w:r>
-      <w:bookmarkEnd w:id="47"/>
+      <w:bookmarkEnd w:id="46"/>
     </w:p>
     <w:p>
       <w:pPr>
@@ -13754,7 +11539,7 @@
         <w:pStyle w:val="Descripcin"/>
       </w:pPr>
       <w:fldSimple w:instr=" SEQ Ilustración \* ARABIC ">
-        <w:bookmarkStart w:id="48" w:name="_Toc229935605"/>
+        <w:bookmarkStart w:id="47" w:name="_Toc229935605"/>
         <w:r>
           <w:rPr>
             <w:noProof/>
@@ -13765,7 +11550,7 @@
       <w:r>
         <w:t xml:space="preserve"> Creación de cuenta</w:t>
       </w:r>
-      <w:bookmarkEnd w:id="48"/>
+      <w:bookmarkEnd w:id="47"/>
     </w:p>
     <w:p>
       <w:r>
@@ -13840,7 +11625,7 @@
         <w:pStyle w:val="Descripcin"/>
       </w:pPr>
       <w:fldSimple w:instr=" SEQ Ilustración \* ARABIC ">
-        <w:bookmarkStart w:id="49" w:name="_Toc229935606"/>
+        <w:bookmarkStart w:id="48" w:name="_Toc229935606"/>
         <w:r>
           <w:rPr>
             <w:noProof/>
@@ -13851,7 +11636,7 @@
       <w:r>
         <w:t xml:space="preserve"> Inicio de sesión</w:t>
       </w:r>
-      <w:bookmarkEnd w:id="49"/>
+      <w:bookmarkEnd w:id="48"/>
     </w:p>
     <w:p>
       <w:pPr>
@@ -13917,7 +11702,7 @@
         <w:jc w:val="both"/>
       </w:pPr>
       <w:fldSimple w:instr=" SEQ Ilustración \* ARABIC ">
-        <w:bookmarkStart w:id="50" w:name="_Toc229935607"/>
+        <w:bookmarkStart w:id="49" w:name="_Toc229935607"/>
         <w:r>
           <w:rPr>
             <w:noProof/>
@@ -13928,7 +11713,7 @@
       <w:r>
         <w:t xml:space="preserve"> Página búsqueda</w:t>
       </w:r>
-      <w:bookmarkEnd w:id="50"/>
+      <w:bookmarkEnd w:id="49"/>
     </w:p>
     <w:p>
       <w:pPr>
@@ -13980,7 +11765,7 @@
         <w:pStyle w:val="Descripcin"/>
       </w:pPr>
       <w:fldSimple w:instr=" SEQ Ilustración \* ARABIC ">
-        <w:bookmarkStart w:id="51" w:name="_Toc229935608"/>
+        <w:bookmarkStart w:id="50" w:name="_Toc229935608"/>
         <w:r>
           <w:rPr>
             <w:noProof/>
@@ -13991,7 +11776,7 @@
       <w:r>
         <w:t xml:space="preserve"> Modal búsqueda</w:t>
       </w:r>
-      <w:bookmarkEnd w:id="51"/>
+      <w:bookmarkEnd w:id="50"/>
     </w:p>
     <w:p>
       <w:pPr>
@@ -14016,43 +11801,27 @@
       <w:pPr>
         <w:pStyle w:val="Ttulo2"/>
       </w:pPr>
-      <w:bookmarkStart w:id="52" w:name="_Toc229935639"/>
+      <w:bookmarkStart w:id="51" w:name="_Toc229935639"/>
       <w:r>
         <w:lastRenderedPageBreak/>
         <w:t>Instrucciones manipulación base de datos</w:t>
       </w:r>
-      <w:bookmarkEnd w:id="52"/>
-    </w:p>
-    <w:p>
-      <w:pPr>
-        <w:jc w:val="both"/>
-      </w:pPr>
-      <w:r>
-        <w:t xml:space="preserve">En el caso de que el usuario en algún momento tenga que manipular la base de datos, ya sea para crear, eliminar o actualizar usuarios de la página o editar viviendas; lo hará a través de una sencilla </w:t>
-      </w:r>
-      <w:proofErr w:type="gramStart"/>
-      <w:r>
-        <w:t>app</w:t>
-      </w:r>
-      <w:proofErr w:type="gramEnd"/>
-      <w:r>
-        <w:t xml:space="preserve">. </w:t>
-      </w:r>
-    </w:p>
-    <w:p>
-      <w:pPr>
-        <w:jc w:val="both"/>
-      </w:pPr>
-      <w:r>
-        <w:t xml:space="preserve">En esta </w:t>
-      </w:r>
-      <w:proofErr w:type="gramStart"/>
-      <w:r>
-        <w:t>app</w:t>
-      </w:r>
-      <w:proofErr w:type="gramEnd"/>
-      <w:r>
-        <w:t xml:space="preserve"> buscarás la pantalla para manipular los datos que necesitas editar. Una vez encontrada, puedes:  </w:t>
+      <w:bookmarkEnd w:id="51"/>
+    </w:p>
+    <w:p>
+      <w:pPr>
+        <w:jc w:val="both"/>
+      </w:pPr>
+      <w:r>
+        <w:t xml:space="preserve">En el caso de que el usuario en algún momento tenga que manipular la base de datos, ya sea para crear, eliminar o actualizar usuarios de la página o editar viviendas; lo hará a través de una sencilla app. </w:t>
+      </w:r>
+    </w:p>
+    <w:p>
+      <w:pPr>
+        <w:jc w:val="both"/>
+      </w:pPr>
+      <w:r>
+        <w:t xml:space="preserve">En esta app buscarás la pantalla para manipular los datos que necesitas editar. Una vez encontrada, puedes:  </w:t>
       </w:r>
     </w:p>
     <w:p>
@@ -14065,7 +11834,10 @@
         <w:jc w:val="both"/>
       </w:pPr>
       <w:r>
-        <w:t xml:space="preserve">Añadir nuevos datos. Escribes en los espacios en blanco. Una vez rellenos todos los datos, pulsar insertar. </w:t>
+        <w:t xml:space="preserve">Añadir nuevos datos. </w:t>
+      </w:r>
+      <w:r>
+        <w:t>Usas el botón de Insert, rellenas todos los campos y pulsas confirm.</w:t>
       </w:r>
     </w:p>
     <w:p>
@@ -14078,7 +11850,19 @@
         <w:jc w:val="both"/>
       </w:pPr>
       <w:r>
-        <w:t>Editar datos ya existentes. Seleccionas en la tabla los datos a editar, pulsar editar. Rellenas con los nuevos datos y pulsas guardar.</w:t>
+        <w:t xml:space="preserve">Editar datos ya existentes. Seleccionas en la tabla los datos a editar, pulsar </w:t>
+      </w:r>
+      <w:r>
+        <w:t>Modify</w:t>
+      </w:r>
+      <w:r>
+        <w:t xml:space="preserve">. Rellenas con los nuevos datos y pulsas </w:t>
+      </w:r>
+      <w:r>
+        <w:t>Confirm</w:t>
+      </w:r>
+      <w:r>
+        <w:t>.</w:t>
       </w:r>
     </w:p>
     <w:p>
@@ -14091,7 +11875,13 @@
         <w:jc w:val="both"/>
       </w:pPr>
       <w:r>
-        <w:t xml:space="preserve">Eliminar datos. Seleccionas en la tabla los datos a eliminar. Pulsas eliminar. </w:t>
+        <w:t xml:space="preserve">Eliminar datos. Seleccionas en la tabla los datos a eliminar. Pulsas </w:t>
+      </w:r>
+      <w:r>
+        <w:t>Delete</w:t>
+      </w:r>
+      <w:r>
+        <w:t xml:space="preserve">. </w:t>
       </w:r>
     </w:p>
     <w:p>
@@ -14172,7 +11962,7 @@
         </w:rPr>
         <w:fldChar w:fldCharType="separate"/>
       </w:r>
-      <w:bookmarkStart w:id="53" w:name="_Toc229935609"/>
+      <w:bookmarkStart w:id="52" w:name="_Toc229935609"/>
       <w:r>
         <w:rPr>
           <w:noProof/>
@@ -14189,7 +11979,7 @@
       <w:r>
         <w:t xml:space="preserve"> Pantalla CRUD muebles</w:t>
       </w:r>
-      <w:bookmarkEnd w:id="53"/>
+      <w:bookmarkEnd w:id="52"/>
     </w:p>
     <w:p>
       <w:pPr>
@@ -14269,7 +12059,7 @@
         </w:rPr>
         <w:fldChar w:fldCharType="separate"/>
       </w:r>
-      <w:bookmarkStart w:id="54" w:name="_Toc229935610"/>
+      <w:bookmarkStart w:id="53" w:name="_Toc229935610"/>
       <w:r>
         <w:rPr>
           <w:noProof/>
@@ -14292,7 +12082,7 @@
       <w:r>
         <w:t>Pantalla CRUD provincias</w:t>
       </w:r>
-      <w:bookmarkEnd w:id="54"/>
+      <w:bookmarkEnd w:id="53"/>
     </w:p>
     <w:p>
       <w:pPr>
@@ -14305,7 +12095,7 @@
         </w:rPr>
         <w:lastRenderedPageBreak/>
         <w:drawing>
-          <wp:inline distT="0" distB="0" distL="0" distR="0" wp14:anchorId="136E2369" wp14:editId="5081911D">
+          <wp:inline distT="0" distB="0" distL="0" distR="0" wp14:anchorId="136E2369" wp14:editId="483A6494">
             <wp:extent cx="5731510" cy="3080385"/>
             <wp:effectExtent l="0" t="0" r="2540" b="5715"/>
             <wp:docPr id="377567077" name="Imagen 4"/>
@@ -14372,7 +12162,7 @@
         </w:rPr>
         <w:fldChar w:fldCharType="separate"/>
       </w:r>
-      <w:bookmarkStart w:id="55" w:name="_Toc229935611"/>
+      <w:bookmarkStart w:id="54" w:name="_Toc229935611"/>
       <w:r>
         <w:rPr>
           <w:noProof/>
@@ -14389,34 +12179,34 @@
       <w:r>
         <w:t xml:space="preserve"> Pantalla insertar CRUD</w:t>
       </w:r>
+      <w:bookmarkEnd w:id="54"/>
+    </w:p>
+    <w:p>
+      <w:pPr>
+        <w:rPr>
+          <w:color w:val="EE0000"/>
+        </w:rPr>
+      </w:pPr>
+    </w:p>
+    <w:p>
+      <w:pPr>
+        <w:pStyle w:val="Ttulo1"/>
+      </w:pPr>
+      <w:bookmarkStart w:id="55" w:name="_Toc229935640"/>
+      <w:r>
+        <w:t>Requisitos e instalación</w:t>
+      </w:r>
       <w:bookmarkEnd w:id="55"/>
     </w:p>
     <w:p>
       <w:pPr>
-        <w:rPr>
-          <w:color w:val="EE0000"/>
-        </w:rPr>
-      </w:pPr>
-    </w:p>
-    <w:p>
-      <w:pPr>
-        <w:pStyle w:val="Ttulo1"/>
-      </w:pPr>
-      <w:bookmarkStart w:id="56" w:name="_Toc229935640"/>
-      <w:r>
-        <w:t>Requisitos e instalación</w:t>
+        <w:pStyle w:val="Ttulo2"/>
+      </w:pPr>
+      <w:bookmarkStart w:id="56" w:name="_Toc229935641"/>
+      <w:r>
+        <w:t>Requisitos del sistema</w:t>
       </w:r>
       <w:bookmarkEnd w:id="56"/>
-    </w:p>
-    <w:p>
-      <w:pPr>
-        <w:pStyle w:val="Ttulo2"/>
-      </w:pPr>
-      <w:bookmarkStart w:id="57" w:name="_Toc229935641"/>
-      <w:r>
-        <w:t>Requisitos del sistema</w:t>
-      </w:r>
-      <w:bookmarkEnd w:id="57"/>
     </w:p>
     <w:p>
       <w:pPr>
@@ -14463,15 +12253,7 @@
         <w:jc w:val="both"/>
       </w:pPr>
       <w:r>
-        <w:t xml:space="preserve">Un entorno de desarrollo moderno desde el que ejecutar un proyecto </w:t>
-      </w:r>
-      <w:proofErr w:type="spellStart"/>
-      <w:r>
-        <w:t>JavaFX</w:t>
-      </w:r>
-      <w:proofErr w:type="spellEnd"/>
-      <w:r>
-        <w:t xml:space="preserve">. Ya que no está incluido en el JDK estándar de Java. </w:t>
+        <w:t xml:space="preserve">Un entorno de desarrollo moderno desde el que ejecutar un proyecto JavaFX. Ya que no está incluido en el JDK estándar de Java. </w:t>
       </w:r>
     </w:p>
     <w:p>
@@ -14490,26 +12272,18 @@
         <w:t xml:space="preserve">instalado en el PC. Debes tener el puerto TCP/IP 1433 habilitado, así como tener el modo de autenticación de SQL Server activado y </w:t>
       </w:r>
       <w:r>
-        <w:t>el usuario “</w:t>
-      </w:r>
-      <w:proofErr w:type="spellStart"/>
-      <w:r>
-        <w:t>sa</w:t>
-      </w:r>
-      <w:proofErr w:type="spellEnd"/>
-      <w:r>
-        <w:t xml:space="preserve">” activo. La contraseña de este usuario deber ser “roomie1234”. </w:t>
+        <w:t xml:space="preserve">el usuario “sa” activo. La contraseña de este usuario deber ser “roomie1234”. </w:t>
       </w:r>
     </w:p>
     <w:p>
       <w:pPr>
         <w:pStyle w:val="Ttulo2"/>
       </w:pPr>
-      <w:bookmarkStart w:id="58" w:name="_Toc229935642"/>
+      <w:bookmarkStart w:id="57" w:name="_Toc229935642"/>
       <w:r>
         <w:t>Instalación y ejecución</w:t>
       </w:r>
-      <w:bookmarkEnd w:id="58"/>
+      <w:bookmarkEnd w:id="57"/>
     </w:p>
     <w:p>
       <w:pPr>
@@ -14528,15 +12302,7 @@
         <w:jc w:val="both"/>
       </w:pPr>
       <w:r>
-        <w:t xml:space="preserve">Para el proyecto de </w:t>
-      </w:r>
-      <w:proofErr w:type="spellStart"/>
-      <w:r>
-        <w:t>JavaFX</w:t>
-      </w:r>
-      <w:proofErr w:type="spellEnd"/>
-      <w:r>
-        <w:t xml:space="preserve">, se debe abrir el proyecto de programación desde un entorno de desarrollo compatible, como es IntelliJ IDEA. </w:t>
+        <w:t xml:space="preserve">Para el proyecto de JavaFX, se debe abrir el proyecto de programación desde un entorno de desarrollo compatible, como es IntelliJ IDEA. </w:t>
       </w:r>
     </w:p>
     <w:p>
@@ -14549,25 +12315,18 @@
       <w:r>
         <w:t>“</w:t>
       </w:r>
-      <w:proofErr w:type="spellStart"/>
       <w:r>
         <w:t>AAscript_database_TODO.sql</w:t>
       </w:r>
-      <w:proofErr w:type="spellEnd"/>
       <w:r>
         <w:t xml:space="preserve">” </w:t>
       </w:r>
       <w:r>
-        <w:t>que se encuentra en la carpeta “</w:t>
-      </w:r>
-      <w:proofErr w:type="spellStart"/>
-      <w:r>
-        <w:t>Database</w:t>
+        <w:t>que se encuentra en la carpeta “Database</w:t>
       </w:r>
       <w:r>
         <w:t>_scripts</w:t>
       </w:r>
-      <w:proofErr w:type="spellEnd"/>
       <w:r>
         <w:t>”,</w:t>
       </w:r>
@@ -14580,15 +12339,7 @@
         <w:jc w:val="both"/>
       </w:pPr>
       <w:r>
-        <w:t xml:space="preserve">Siguiendo todos estos requisitos, podrás abrir el proyecto </w:t>
-      </w:r>
-      <w:proofErr w:type="spellStart"/>
-      <w:r>
-        <w:t>Roomie</w:t>
-      </w:r>
-      <w:proofErr w:type="spellEnd"/>
-      <w:r>
-        <w:t xml:space="preserve"> en tú PC. </w:t>
+        <w:t xml:space="preserve">Siguiendo todos estos requisitos, podrás abrir el proyecto Roomie en tú PC. </w:t>
       </w:r>
     </w:p>
     <w:p/>
@@ -14596,19 +12347,54 @@
       <w:pPr>
         <w:pStyle w:val="Ttulo1"/>
       </w:pPr>
-      <w:bookmarkStart w:id="59" w:name="_Toc229935643"/>
+      <w:bookmarkStart w:id="58" w:name="_Toc229935643"/>
       <w:r>
         <w:t>Plan de negocio</w:t>
       </w:r>
+      <w:bookmarkEnd w:id="58"/>
+    </w:p>
+    <w:p>
+      <w:pPr>
+        <w:pStyle w:val="Ttulo2"/>
+      </w:pPr>
+      <w:bookmarkStart w:id="59" w:name="_Toc229935644"/>
+      <w:r>
+        <w:t>Público objetivo</w:t>
+      </w:r>
       <w:bookmarkEnd w:id="59"/>
     </w:p>
     <w:p>
       <w:pPr>
+        <w:spacing w:after="142" w:line="276" w:lineRule="auto"/>
+        <w:jc w:val="both"/>
+      </w:pPr>
+      <w:r>
+        <w:rPr>
+          <w:rFonts w:ascii="Aptos" w:eastAsia="Aptos" w:hAnsi="Aptos" w:cs="Aptos"/>
+        </w:rPr>
+        <w:t>Jóvenes estudiantes universitarios de entre los 18 y los 25 años. El rango que comprende a la mayoría del alumnado de universidades en España.</w:t>
+      </w:r>
+    </w:p>
+    <w:p>
+      <w:pPr>
+        <w:spacing w:before="240" w:after="142" w:line="276" w:lineRule="auto"/>
+        <w:jc w:val="both"/>
+      </w:pPr>
+      <w:r>
+        <w:rPr>
+          <w:rFonts w:ascii="Aptos" w:eastAsia="Aptos" w:hAnsi="Aptos" w:cs="Aptos"/>
+        </w:rPr>
+        <w:t>Estudiantes en situación de buscar una residencia durante el curso académico, regresando al hogar familiar durante las vacaciones y festividades.</w:t>
+      </w:r>
+    </w:p>
+    <w:p/>
+    <w:p>
+      <w:pPr>
         <w:pStyle w:val="Ttulo2"/>
       </w:pPr>
-      <w:bookmarkStart w:id="60" w:name="_Toc229935644"/>
-      <w:r>
-        <w:t>Público objetivo</w:t>
+      <w:bookmarkStart w:id="60" w:name="_Toc229935645"/>
+      <w:r>
+        <w:t>Utilidad social</w:t>
       </w:r>
       <w:bookmarkEnd w:id="60"/>
     </w:p>
@@ -14621,7 +12407,7 @@
         <w:rPr>
           <w:rFonts w:ascii="Aptos" w:eastAsia="Aptos" w:hAnsi="Aptos" w:cs="Aptos"/>
         </w:rPr>
-        <w:t>Jóvenes estudiantes universitarios de entre los 18 y los 25 años. El rango que comprende a la mayoría del alumnado de universidades en España.</w:t>
+        <w:t>Trabajamos para ayudar a los estudiantes a encontrar pisos durante su año lectivo. El resto de buscadores abarcan todo el mercado inmobiliario, no filtrando correctamente las posibles conexiones con centros de interés.</w:t>
       </w:r>
     </w:p>
     <w:p>
@@ -14633,7 +12419,7 @@
         <w:rPr>
           <w:rFonts w:ascii="Aptos" w:eastAsia="Aptos" w:hAnsi="Aptos" w:cs="Aptos"/>
         </w:rPr>
-        <w:t>Estudiantes en situación de buscar una residencia durante el curso académico, regresando al hogar familiar durante las vacaciones y festividades.</w:t>
+        <w:t>Planteamos una plataforma simple de navegar y que garantiza cercanía al centro de estudio. Además, nosotros garantizamos seguridad para el joven, luchando en contra de posibles fraudes que traten de capitalizar en su falta de experiencia.</w:t>
       </w:r>
     </w:p>
     <w:p/>
@@ -14641,60 +12427,11 @@
       <w:pPr>
         <w:pStyle w:val="Ttulo2"/>
       </w:pPr>
-      <w:bookmarkStart w:id="61" w:name="_Toc229935645"/>
-      <w:r>
-        <w:t>Utilidad social</w:t>
+      <w:bookmarkStart w:id="61" w:name="_Toc229935646"/>
+      <w:r>
+        <w:t>Costes y beneficios</w:t>
       </w:r>
       <w:bookmarkEnd w:id="61"/>
-    </w:p>
-    <w:p>
-      <w:pPr>
-        <w:spacing w:after="142" w:line="276" w:lineRule="auto"/>
-        <w:jc w:val="both"/>
-      </w:pPr>
-      <w:r>
-        <w:rPr>
-          <w:rFonts w:ascii="Aptos" w:eastAsia="Aptos" w:hAnsi="Aptos" w:cs="Aptos"/>
-        </w:rPr>
-        <w:t xml:space="preserve">Trabajamos para ayudar a los estudiantes a encontrar pisos durante su año lectivo. El resto de </w:t>
-      </w:r>
-      <w:proofErr w:type="gramStart"/>
-      <w:r>
-        <w:rPr>
-          <w:rFonts w:ascii="Aptos" w:eastAsia="Aptos" w:hAnsi="Aptos" w:cs="Aptos"/>
-        </w:rPr>
-        <w:t>buscadores</w:t>
-      </w:r>
-      <w:proofErr w:type="gramEnd"/>
-      <w:r>
-        <w:rPr>
-          <w:rFonts w:ascii="Aptos" w:eastAsia="Aptos" w:hAnsi="Aptos" w:cs="Aptos"/>
-        </w:rPr>
-        <w:t xml:space="preserve"> abarcan todo el mercado inmobiliario, no filtrando correctamente las posibles conexiones con centros de interés.</w:t>
-      </w:r>
-    </w:p>
-    <w:p>
-      <w:pPr>
-        <w:spacing w:before="240" w:after="142" w:line="276" w:lineRule="auto"/>
-        <w:jc w:val="both"/>
-      </w:pPr>
-      <w:r>
-        <w:rPr>
-          <w:rFonts w:ascii="Aptos" w:eastAsia="Aptos" w:hAnsi="Aptos" w:cs="Aptos"/>
-        </w:rPr>
-        <w:t>Planteamos una plataforma simple de navegar y que garantiza cercanía al centro de estudio. Además, nosotros garantizamos seguridad para el joven, luchando en contra de posibles fraudes que traten de capitalizar en su falta de experiencia.</w:t>
-      </w:r>
-    </w:p>
-    <w:p/>
-    <w:p>
-      <w:pPr>
-        <w:pStyle w:val="Ttulo2"/>
-      </w:pPr>
-      <w:bookmarkStart w:id="62" w:name="_Toc229935646"/>
-      <w:r>
-        <w:t>Costes y beneficios</w:t>
-      </w:r>
-      <w:bookmarkEnd w:id="62"/>
     </w:p>
     <w:p>
       <w:pPr>
@@ -14866,21 +12603,7 @@
         <w:rPr>
           <w:rFonts w:ascii="Aptos" w:eastAsia="Aptos" w:hAnsi="Aptos" w:cs="Aptos"/>
         </w:rPr>
-        <w:t xml:space="preserve">Plan de Hostinger Cloud </w:t>
-      </w:r>
-      <w:proofErr w:type="gramStart"/>
-      <w:r>
-        <w:rPr>
-          <w:rFonts w:ascii="Aptos" w:eastAsia="Aptos" w:hAnsi="Aptos" w:cs="Aptos"/>
-        </w:rPr>
-        <w:t>Startup</w:t>
-      </w:r>
-      <w:proofErr w:type="gramEnd"/>
-      <w:r>
-        <w:rPr>
-          <w:rFonts w:ascii="Aptos" w:eastAsia="Aptos" w:hAnsi="Aptos" w:cs="Aptos"/>
-        </w:rPr>
-        <w:t xml:space="preserve"> 12 meses: 119,88€</w:t>
+        <w:t>Plan de Hostinger Cloud Startup 12 meses: 119,88€</w:t>
       </w:r>
     </w:p>
     <w:p>
@@ -14990,15 +12713,7 @@
         </w:rPr>
       </w:pPr>
       <w:r>
-        <w:t>Ofrecer un CRM para la administración de los inmuebles desde un portal/</w:t>
-      </w:r>
-      <w:proofErr w:type="gramStart"/>
-      <w:r>
-        <w:t>app</w:t>
-      </w:r>
-      <w:proofErr w:type="gramEnd"/>
-      <w:r>
-        <w:t xml:space="preserve">. </w:t>
+        <w:t xml:space="preserve">Ofrecer un CRM para la administración de los inmuebles desde un portal/app. </w:t>
       </w:r>
       <w:r>
         <w:br/>
@@ -15033,21 +12748,21 @@
       <w:pPr>
         <w:pStyle w:val="Ttulo1"/>
       </w:pPr>
-      <w:bookmarkStart w:id="63" w:name="_Toc229935647"/>
+      <w:bookmarkStart w:id="62" w:name="_Toc229935647"/>
       <w:r>
         <w:t>Prevención de Riesgos Laborales</w:t>
       </w:r>
+      <w:bookmarkEnd w:id="62"/>
+    </w:p>
+    <w:p>
+      <w:pPr>
+        <w:pStyle w:val="Ttulo2"/>
+      </w:pPr>
+      <w:bookmarkStart w:id="63" w:name="_Toc229935648"/>
+      <w:r>
+        <w:t>Riesgos derivados de los espacio y equipos de trabajo</w:t>
+      </w:r>
       <w:bookmarkEnd w:id="63"/>
-    </w:p>
-    <w:p>
-      <w:pPr>
-        <w:pStyle w:val="Ttulo2"/>
-      </w:pPr>
-      <w:bookmarkStart w:id="64" w:name="_Toc229935648"/>
-      <w:r>
-        <w:t>Riesgos derivados de los espacio y equipos de trabajo</w:t>
-      </w:r>
-      <w:bookmarkEnd w:id="64"/>
     </w:p>
     <w:p>
       <w:pPr>
@@ -15198,11 +12913,11 @@
       <w:pPr>
         <w:pStyle w:val="Ttulo2"/>
       </w:pPr>
-      <w:bookmarkStart w:id="65" w:name="_Toc229935649"/>
+      <w:bookmarkStart w:id="64" w:name="_Toc229935649"/>
       <w:r>
         <w:t>Agentes físicos</w:t>
       </w:r>
-      <w:bookmarkEnd w:id="65"/>
+      <w:bookmarkEnd w:id="64"/>
     </w:p>
     <w:p>
       <w:pPr>
@@ -15597,11 +13312,11 @@
       <w:pPr>
         <w:pStyle w:val="Ttulo2"/>
       </w:pPr>
-      <w:bookmarkStart w:id="66" w:name="_Toc229935650"/>
+      <w:bookmarkStart w:id="65" w:name="_Toc229935650"/>
       <w:r>
         <w:t>Riesgos ergonómicos y psicosociales</w:t>
       </w:r>
-      <w:bookmarkEnd w:id="66"/>
+      <w:bookmarkEnd w:id="65"/>
     </w:p>
     <w:p>
       <w:pPr>
@@ -15688,7 +13403,7 @@
           <w:rFonts w:eastAsia="Aptos"/>
         </w:rPr>
       </w:pPr>
-      <w:bookmarkStart w:id="67" w:name="_Toc229935651"/>
+      <w:bookmarkStart w:id="66" w:name="_Toc229935651"/>
       <w:r>
         <w:rPr>
           <w:rFonts w:eastAsia="Aptos"/>
@@ -15696,9 +13411,8 @@
         <w:lastRenderedPageBreak/>
         <w:t>Integración de los módulos del ciclo en el proyecto</w:t>
       </w:r>
-      <w:bookmarkEnd w:id="67"/>
-    </w:p>
-    <w:p/>
+      <w:bookmarkEnd w:id="66"/>
+    </w:p>
     <w:p>
       <w:pPr>
         <w:pStyle w:val="Prrafodelista"/>
@@ -15751,15 +13465,7 @@
         <w:t xml:space="preserve">Programación: </w:t>
       </w:r>
       <w:r>
-        <w:t xml:space="preserve">Desarrollo de aplicación </w:t>
-      </w:r>
-      <w:proofErr w:type="spellStart"/>
-      <w:r>
-        <w:t>JavaFX</w:t>
-      </w:r>
-      <w:proofErr w:type="spellEnd"/>
-      <w:r>
-        <w:t xml:space="preserve"> para la administración de base de datos. Integración de función para usar reconocimiento facial. </w:t>
+        <w:t xml:space="preserve">Desarrollo de aplicación JavaFX para la administración de base de datos. Integración de función para usar reconocimiento facial. </w:t>
       </w:r>
     </w:p>
     <w:p>
@@ -15867,17 +13573,7 @@
         <w:t xml:space="preserve">Inglés: </w:t>
       </w:r>
       <w:r>
-        <w:t xml:space="preserve">Redacción del </w:t>
-      </w:r>
-      <w:proofErr w:type="spellStart"/>
-      <w:proofErr w:type="gramStart"/>
-      <w:r>
-        <w:t>abstract</w:t>
-      </w:r>
-      <w:proofErr w:type="spellEnd"/>
-      <w:proofErr w:type="gramEnd"/>
-      <w:r>
-        <w:t xml:space="preserve"> del proyecto y comentario de los videos de demostración. </w:t>
+        <w:t xml:space="preserve">Redacción del abstract del proyecto y comentario de los videos de demostración. </w:t>
       </w:r>
     </w:p>
     <w:p>
@@ -15916,24 +13612,24 @@
       <w:pPr>
         <w:pStyle w:val="Ttulo1"/>
       </w:pPr>
-      <w:bookmarkStart w:id="68" w:name="_Toc229935652"/>
+      <w:bookmarkStart w:id="67" w:name="_Toc229935652"/>
       <w:r>
         <w:t>Conclusiones</w:t>
       </w:r>
+      <w:bookmarkEnd w:id="67"/>
+    </w:p>
+    <w:p>
+      <w:pPr>
+        <w:pStyle w:val="Ttulo2"/>
+      </w:pPr>
+      <w:bookmarkStart w:id="68" w:name="_Toc229935653"/>
+      <w:r>
+        <w:t>Conclusiones sobre el trabajo realizado</w:t>
+      </w:r>
       <w:bookmarkEnd w:id="68"/>
     </w:p>
     <w:p>
       <w:pPr>
-        <w:pStyle w:val="Ttulo2"/>
-      </w:pPr>
-      <w:bookmarkStart w:id="69" w:name="_Toc229935653"/>
-      <w:r>
-        <w:t>Conclusiones sobre el trabajo realizado</w:t>
-      </w:r>
-      <w:bookmarkEnd w:id="69"/>
-    </w:p>
-    <w:p>
-      <w:pPr>
         <w:jc w:val="both"/>
       </w:pPr>
       <w:r>
@@ -15945,31 +13641,7 @@
         <w:jc w:val="both"/>
       </w:pPr>
       <w:r>
-        <w:t>Por otro lado, se ha construido una base de datos funcional y completa, con “</w:t>
-      </w:r>
-      <w:proofErr w:type="spellStart"/>
-      <w:r>
-        <w:t>triggers</w:t>
-      </w:r>
-      <w:proofErr w:type="spellEnd"/>
-      <w:r>
-        <w:t xml:space="preserve">” para controlar la eliminación e inserción de datos. Al igual que se ha creado una </w:t>
-      </w:r>
-      <w:proofErr w:type="gramStart"/>
-      <w:r>
-        <w:t>app</w:t>
-      </w:r>
-      <w:proofErr w:type="gramEnd"/>
-      <w:r>
-        <w:t xml:space="preserve"> de </w:t>
-      </w:r>
-      <w:proofErr w:type="spellStart"/>
-      <w:r>
-        <w:t>JavaFX</w:t>
-      </w:r>
-      <w:proofErr w:type="spellEnd"/>
-      <w:r>
-        <w:t xml:space="preserve"> que se conecta a esta base de datos y que facilita la inserción, actualización, comprobación y eliminación de los datos de esta. </w:t>
+        <w:t xml:space="preserve">Por otro lado, se ha construido una base de datos funcional y completa, con “triggers” para controlar la eliminación e inserción de datos. Al igual que se ha creado una app de JavaFX que se conecta a esta base de datos y que facilita la inserción, actualización, comprobación y eliminación de los datos de esta. </w:t>
       </w:r>
     </w:p>
     <w:p>
@@ -16005,152 +13677,68 @@
       <w:pPr>
         <w:pStyle w:val="Ttulo2"/>
       </w:pPr>
-      <w:bookmarkStart w:id="70" w:name="_Toc229935654"/>
+      <w:bookmarkStart w:id="69" w:name="_Toc229935654"/>
       <w:r>
         <w:t>Posibles ampliaciones y mejoras</w:t>
       </w:r>
+      <w:bookmarkEnd w:id="69"/>
+    </w:p>
+    <w:p>
+      <w:pPr>
+        <w:jc w:val="both"/>
+      </w:pPr>
+      <w:r>
+        <w:t xml:space="preserve"> En las posibles mejoras de este proyecto, la primera sería la conexión real entre el frontend y backend para que el proyecto fuera realmente funcional. Ya que ahora los datos recogidos desde la página web no se guardan en la base de datos y los datos que usa la página web no provienen de la base de datos. </w:t>
+      </w:r>
+    </w:p>
+    <w:p>
+      <w:pPr>
+        <w:jc w:val="both"/>
+      </w:pPr>
+      <w:r>
+        <w:t>Otra posible mejora sería, como se ha mencionado antes, la implementación de búsqueda a través de un mapa</w:t>
+      </w:r>
+      <w:r>
+        <w:t>,</w:t>
+      </w:r>
+      <w:r>
+        <w:t xml:space="preserve"> ya que haría la experiencia de búsqueda de habitaciones más visual y atractiva. </w:t>
+      </w:r>
+    </w:p>
+    <w:p>
+      <w:pPr>
+        <w:jc w:val="both"/>
+      </w:pPr>
+      <w:r>
+        <w:t xml:space="preserve">Finalmente, Roomie es actualmente sólo una página web, sin embargo, la adaptación de esta idea a una app móvil es una posibilidad </w:t>
+      </w:r>
+      <w:r>
+        <w:t>para</w:t>
+      </w:r>
+      <w:r>
+        <w:t xml:space="preserve"> tener en cuenta. Usando programas como Flutter o Android Studio y la creación de una API propia de Roomie, se podría hacer una conexión de esta app con la base de datos que compartiría con la página web original. </w:t>
+      </w:r>
+    </w:p>
+    <w:p/>
+    <w:p>
+      <w:pPr>
+        <w:pStyle w:val="Ttulo1"/>
+      </w:pPr>
+      <w:bookmarkStart w:id="70" w:name="_Toc229935655"/>
+      <w:r>
+        <w:t>Bibliografía</w:t>
+      </w:r>
       <w:bookmarkEnd w:id="70"/>
     </w:p>
     <w:p>
       <w:pPr>
-        <w:jc w:val="both"/>
-      </w:pPr>
-      <w:r>
-        <w:t xml:space="preserve"> En las posibles mejoras de este proyecto, la primera sería la conexión real entre el </w:t>
-      </w:r>
-      <w:proofErr w:type="spellStart"/>
-      <w:r>
-        <w:t>frontend</w:t>
-      </w:r>
-      <w:proofErr w:type="spellEnd"/>
-      <w:r>
-        <w:t xml:space="preserve"> y </w:t>
-      </w:r>
-      <w:proofErr w:type="spellStart"/>
-      <w:r>
-        <w:t>backend</w:t>
-      </w:r>
-      <w:proofErr w:type="spellEnd"/>
-      <w:r>
-        <w:t xml:space="preserve"> para que el proyecto fuera realmente funcional. Ya que ahora los datos recogidos desde la página web no se guardan en la base de datos y los datos que usa la página web no provienen de la base de datos. </w:t>
-      </w:r>
-    </w:p>
-    <w:p>
-      <w:pPr>
-        <w:jc w:val="both"/>
-      </w:pPr>
-      <w:r>
-        <w:t>Otra posible mejora sería, como se ha mencionado antes, la implementación de búsqueda a través de un mapa</w:t>
-      </w:r>
-      <w:r>
-        <w:t>,</w:t>
-      </w:r>
-      <w:r>
-        <w:t xml:space="preserve"> ya que haría la experiencia de búsqueda de habitaciones más visual y atractiva. </w:t>
-      </w:r>
-    </w:p>
-    <w:p>
-      <w:pPr>
-        <w:jc w:val="both"/>
-      </w:pPr>
-      <w:r>
-        <w:t xml:space="preserve">Finalmente, </w:t>
-      </w:r>
-      <w:proofErr w:type="spellStart"/>
-      <w:r>
-        <w:t>Roomie</w:t>
-      </w:r>
-      <w:proofErr w:type="spellEnd"/>
-      <w:r>
-        <w:t xml:space="preserve"> es actualmente sólo una página web, sin embargo, la adaptación de esta idea a una </w:t>
-      </w:r>
-      <w:proofErr w:type="gramStart"/>
-      <w:r>
-        <w:t>app</w:t>
-      </w:r>
-      <w:proofErr w:type="gramEnd"/>
-      <w:r>
-        <w:t xml:space="preserve"> móvil es una posibilidad </w:t>
-      </w:r>
-      <w:r>
-        <w:t>para</w:t>
-      </w:r>
-      <w:r>
-        <w:t xml:space="preserve"> tener en cuenta. Usando programas como </w:t>
-      </w:r>
-      <w:proofErr w:type="spellStart"/>
-      <w:r>
-        <w:t>Flutter</w:t>
-      </w:r>
-      <w:proofErr w:type="spellEnd"/>
-      <w:r>
-        <w:t xml:space="preserve"> o Android Studio y la creación de una API propia de </w:t>
-      </w:r>
-      <w:proofErr w:type="spellStart"/>
-      <w:r>
-        <w:t>Roomie</w:t>
-      </w:r>
-      <w:proofErr w:type="spellEnd"/>
-      <w:r>
-        <w:t xml:space="preserve">, se podría hacer una conexión de esta </w:t>
-      </w:r>
-      <w:proofErr w:type="gramStart"/>
-      <w:r>
-        <w:t>app</w:t>
-      </w:r>
-      <w:proofErr w:type="gramEnd"/>
-      <w:r>
-        <w:t xml:space="preserve"> con la base de datos que compartiría con la página web original. </w:t>
-      </w:r>
-    </w:p>
-    <w:p/>
-    <w:p>
-      <w:pPr>
-        <w:pStyle w:val="Ttulo1"/>
-      </w:pPr>
-      <w:bookmarkStart w:id="71" w:name="_Toc229935655"/>
-      <w:r>
-        <w:t>Bibliografía</w:t>
-      </w:r>
-      <w:bookmarkEnd w:id="71"/>
-    </w:p>
-    <w:p>
-      <w:pPr>
         <w:spacing w:line="276" w:lineRule="auto"/>
       </w:pPr>
       <w:r>
         <w:rPr>
           <w:rFonts w:ascii="Aptos" w:eastAsia="Aptos" w:hAnsi="Aptos" w:cs="Aptos"/>
         </w:rPr>
-        <w:t xml:space="preserve">Caldas Blanco, M. E., Hidalgo Ortega, M. L. y </w:t>
-      </w:r>
-      <w:proofErr w:type="spellStart"/>
-      <w:r>
-        <w:rPr>
-          <w:rFonts w:ascii="Aptos" w:eastAsia="Aptos" w:hAnsi="Aptos" w:cs="Aptos"/>
-        </w:rPr>
-        <w:t>Laraño</w:t>
-      </w:r>
-      <w:proofErr w:type="spellEnd"/>
-      <w:r>
-        <w:rPr>
-          <w:rFonts w:ascii="Aptos" w:eastAsia="Aptos" w:hAnsi="Aptos" w:cs="Aptos"/>
-        </w:rPr>
-        <w:t xml:space="preserve"> </w:t>
-      </w:r>
-      <w:proofErr w:type="spellStart"/>
-      <w:r>
-        <w:rPr>
-          <w:rFonts w:ascii="Aptos" w:eastAsia="Aptos" w:hAnsi="Aptos" w:cs="Aptos"/>
-        </w:rPr>
-        <w:t>DIaz</w:t>
-      </w:r>
-      <w:proofErr w:type="spellEnd"/>
-      <w:r>
-        <w:rPr>
-          <w:rFonts w:ascii="Aptos" w:eastAsia="Aptos" w:hAnsi="Aptos" w:cs="Aptos"/>
-        </w:rPr>
-        <w:t xml:space="preserve">, J. (2024). </w:t>
+        <w:t xml:space="preserve">Caldas Blanco, M. E., Hidalgo Ortega, M. L. y Laraño DIaz, J. (2024). </w:t>
       </w:r>
       <w:r>
         <w:rPr>
@@ -16164,40 +13752,18 @@
         <w:rPr>
           <w:rFonts w:ascii="Aptos" w:eastAsia="Aptos" w:hAnsi="Aptos" w:cs="Aptos"/>
         </w:rPr>
-        <w:t xml:space="preserve">(Capítulo 4). </w:t>
-      </w:r>
-      <w:proofErr w:type="spellStart"/>
-      <w:r>
-        <w:rPr>
-          <w:rFonts w:ascii="Aptos" w:eastAsia="Aptos" w:hAnsi="Aptos" w:cs="Aptos"/>
-        </w:rPr>
-        <w:t>Editex</w:t>
-      </w:r>
-      <w:proofErr w:type="spellEnd"/>
-      <w:r>
-        <w:rPr>
-          <w:rFonts w:ascii="Aptos" w:eastAsia="Aptos" w:hAnsi="Aptos" w:cs="Aptos"/>
-        </w:rPr>
-        <w:t>.</w:t>
+        <w:t>(Capítulo 4). Editex.</w:t>
       </w:r>
     </w:p>
     <w:p>
       <w:pPr>
         <w:spacing w:line="276" w:lineRule="auto"/>
       </w:pPr>
-      <w:proofErr w:type="spellStart"/>
-      <w:r>
-        <w:rPr>
-          <w:rFonts w:ascii="Aptos" w:eastAsia="Aptos" w:hAnsi="Aptos" w:cs="Aptos"/>
-        </w:rPr>
-        <w:t>elEconomista</w:t>
-      </w:r>
-      <w:proofErr w:type="spellEnd"/>
-      <w:r>
-        <w:rPr>
-          <w:rFonts w:ascii="Aptos" w:eastAsia="Aptos" w:hAnsi="Aptos" w:cs="Aptos"/>
-        </w:rPr>
-        <w:t xml:space="preserve">. (15 de septiembre de 2023). </w:t>
+      <w:r>
+        <w:rPr>
+          <w:rFonts w:ascii="Aptos" w:eastAsia="Aptos" w:hAnsi="Aptos" w:cs="Aptos"/>
+        </w:rPr>
+        <w:t xml:space="preserve">elEconomista. (15 de septiembre de 2023). </w:t>
       </w:r>
       <w:r>
         <w:rPr>
@@ -16205,39 +13771,55 @@
           <w:i/>
           <w:iCs/>
         </w:rPr>
-        <w:t xml:space="preserve">Crece el número de estudiantes que </w:t>
-      </w:r>
-      <w:proofErr w:type="spellStart"/>
+        <w:t>Crece el número de estudiantes que decicen alquilar habitaciones en pisos compartidos.</w:t>
+      </w:r>
+      <w:r>
+        <w:rPr>
+          <w:rFonts w:ascii="Aptos" w:eastAsia="Aptos" w:hAnsi="Aptos" w:cs="Aptos"/>
+        </w:rPr>
+        <w:t xml:space="preserve"> </w:t>
+      </w:r>
+      <w:hyperlink r:id="rId44">
+        <w:r>
+          <w:rPr>
+            <w:rStyle w:val="Hipervnculo"/>
+            <w:rFonts w:ascii="Aptos" w:eastAsia="Aptos" w:hAnsi="Aptos" w:cs="Aptos"/>
+          </w:rPr>
+          <w:t>https://www.eleconomista.es/vivienda-inmobiliario/noticias/12446851/09/23/crece-el-numero-de-estudiantes-que-deciden-alquilar-habitaciones-en-pisos-compartidos.html</w:t>
+        </w:r>
+      </w:hyperlink>
+    </w:p>
+    <w:p>
+      <w:pPr>
+        <w:spacing w:line="276" w:lineRule="auto"/>
+      </w:pPr>
+      <w:r>
+        <w:rPr>
+          <w:rFonts w:ascii="Aptos" w:eastAsia="Aptos" w:hAnsi="Aptos" w:cs="Aptos"/>
+        </w:rPr>
+        <w:t xml:space="preserve">Diánez Juan, S. (2025). </w:t>
+      </w:r>
       <w:r>
         <w:rPr>
           <w:rFonts w:ascii="Aptos" w:eastAsia="Aptos" w:hAnsi="Aptos" w:cs="Aptos"/>
           <w:i/>
           <w:iCs/>
         </w:rPr>
-        <w:t>decicen</w:t>
-      </w:r>
-      <w:proofErr w:type="spellEnd"/>
-      <w:r>
-        <w:rPr>
-          <w:rFonts w:ascii="Aptos" w:eastAsia="Aptos" w:hAnsi="Aptos" w:cs="Aptos"/>
-          <w:i/>
-          <w:iCs/>
-        </w:rPr>
-        <w:t xml:space="preserve"> alquilar habitaciones en pisos compartidos.</w:t>
-      </w:r>
-      <w:r>
-        <w:rPr>
-          <w:rFonts w:ascii="Aptos" w:eastAsia="Aptos" w:hAnsi="Aptos" w:cs="Aptos"/>
-        </w:rPr>
-        <w:t xml:space="preserve"> </w:t>
-      </w:r>
-      <w:hyperlink r:id="rId44">
+        <w:t xml:space="preserve">Introducción al desarrollo de Software. </w:t>
+      </w:r>
+      <w:r>
+        <w:rPr>
+          <w:rFonts w:ascii="Aptos" w:eastAsia="Aptos" w:hAnsi="Aptos" w:cs="Aptos"/>
+        </w:rPr>
+        <w:t xml:space="preserve">IES Mutxamel. </w:t>
+      </w:r>
+      <w:hyperlink r:id="rId45">
         <w:r>
           <w:rPr>
             <w:rStyle w:val="Hipervnculo"/>
             <w:rFonts w:ascii="Aptos" w:eastAsia="Aptos" w:hAnsi="Aptos" w:cs="Aptos"/>
           </w:rPr>
-          <w:t>https://www.eleconomista.es/vivienda-inmobiliario/noticias/12446851/09/23/crece-el-numero-de-estudiantes-que-deciden-alquilar-habitaciones-en-pisos-compartidos.html</w:t>
+          <w:t>https://aules.edu.gva.es/fp/pluginfile.php/11783685/mod_resource/content/9/UP1.pdf</w:t>
         </w:r>
       </w:hyperlink>
     </w:p>
@@ -16245,62 +13827,12 @@
       <w:pPr>
         <w:spacing w:line="276" w:lineRule="auto"/>
       </w:pPr>
-      <w:proofErr w:type="spellStart"/>
-      <w:r>
-        <w:rPr>
-          <w:rFonts w:ascii="Aptos" w:eastAsia="Aptos" w:hAnsi="Aptos" w:cs="Aptos"/>
-        </w:rPr>
-        <w:t>Diánez</w:t>
-      </w:r>
-      <w:proofErr w:type="spellEnd"/>
-      <w:r>
-        <w:rPr>
-          <w:rFonts w:ascii="Aptos" w:eastAsia="Aptos" w:hAnsi="Aptos" w:cs="Aptos"/>
-        </w:rPr>
-        <w:t xml:space="preserve"> Juan, S. (2025). </w:t>
-      </w:r>
-      <w:r>
-        <w:rPr>
-          <w:rFonts w:ascii="Aptos" w:eastAsia="Aptos" w:hAnsi="Aptos" w:cs="Aptos"/>
-          <w:i/>
-          <w:iCs/>
-        </w:rPr>
-        <w:t xml:space="preserve">Introducción al desarrollo de Software. </w:t>
-      </w:r>
-      <w:r>
-        <w:rPr>
-          <w:rFonts w:ascii="Aptos" w:eastAsia="Aptos" w:hAnsi="Aptos" w:cs="Aptos"/>
-        </w:rPr>
-        <w:t xml:space="preserve">IES Mutxamel. </w:t>
-      </w:r>
-      <w:hyperlink r:id="rId45">
-        <w:r>
-          <w:rPr>
-            <w:rStyle w:val="Hipervnculo"/>
-            <w:rFonts w:ascii="Aptos" w:eastAsia="Aptos" w:hAnsi="Aptos" w:cs="Aptos"/>
-          </w:rPr>
-          <w:t>https://aules.edu.gva.es/fp/pluginfile.php/11783685/mod_resource/content/9/UP1.pdf</w:t>
-        </w:r>
-      </w:hyperlink>
-    </w:p>
-    <w:p>
-      <w:pPr>
-        <w:spacing w:line="276" w:lineRule="auto"/>
-      </w:pPr>
-      <w:proofErr w:type="spellStart"/>
       <w:r>
         <w:rPr>
           <w:rFonts w:ascii="Aptos" w:eastAsia="Aptos" w:hAnsi="Aptos" w:cs="Aptos"/>
         </w:rPr>
         <w:lastRenderedPageBreak/>
-        <w:t>Diánez</w:t>
-      </w:r>
-      <w:proofErr w:type="spellEnd"/>
-      <w:r>
-        <w:rPr>
-          <w:rFonts w:ascii="Aptos" w:eastAsia="Aptos" w:hAnsi="Aptos" w:cs="Aptos"/>
-        </w:rPr>
-        <w:t xml:space="preserve"> Juan, S. (2025). </w:t>
+        <w:t xml:space="preserve">Diánez Juan, S. (2025). </w:t>
       </w:r>
       <w:r>
         <w:rPr>
@@ -20170,7 +17702,12 @@
 </file>
 
 <file path=customXml/item3.xml><?xml version="1.0" encoding="utf-8"?>
-<b:Sources xmlns:b="http://schemas.openxmlformats.org/officeDocument/2006/bibliography" xmlns="http://schemas.openxmlformats.org/officeDocument/2006/bibliography" SelectedStyle="\APASixthEditionOfficeOnline.xsl" StyleName="APA" Version="6"/>
+<?mso-contentType ?>
+<FormTemplates xmlns="http://schemas.microsoft.com/sharepoint/v3/contenttype/forms">
+  <Display>DocumentLibraryForm</Display>
+  <Edit>DocumentLibraryForm</Edit>
+  <New>DocumentLibraryForm</New>
+</FormTemplates>
 </file>
 
 <file path=customXml/item4.xml><?xml version="1.0" encoding="utf-8"?>
@@ -20324,12 +17861,7 @@
 </file>
 
 <file path=customXml/item5.xml><?xml version="1.0" encoding="utf-8"?>
-<?mso-contentType ?>
-<FormTemplates xmlns="http://schemas.microsoft.com/sharepoint/v3/contenttype/forms">
-  <Display>DocumentLibraryForm</Display>
-  <Edit>DocumentLibraryForm</Edit>
-  <New>DocumentLibraryForm</New>
-</FormTemplates>
+<b:Sources xmlns:b="http://schemas.openxmlformats.org/officeDocument/2006/bibliography" xmlns="http://schemas.openxmlformats.org/officeDocument/2006/bibliography" SelectedStyle="\APASixthEditionOfficeOnline.xsl" StyleName="APA" Version="6"/>
 </file>
 
 <file path=customXml/itemProps1.xml><?xml version="1.0" encoding="utf-8"?>
@@ -20351,9 +17883,9 @@
 </file>
 
 <file path=customXml/itemProps3.xml><?xml version="1.0" encoding="utf-8"?>
-<ds:datastoreItem xmlns:ds="http://schemas.openxmlformats.org/officeDocument/2006/customXml" ds:itemID="{84CA4A16-CE6B-4C64-8CA7-CF5CBE9EE313}">
+<ds:datastoreItem xmlns:ds="http://schemas.openxmlformats.org/officeDocument/2006/customXml" ds:itemID="{9C62D19F-2C4B-4163-B98D-18BF5B309744}">
   <ds:schemaRefs>
-    <ds:schemaRef ds:uri="http://schemas.openxmlformats.org/officeDocument/2006/bibliography"/>
+    <ds:schemaRef ds:uri="http://schemas.microsoft.com/sharepoint/v3/contenttype/forms"/>
   </ds:schemaRefs>
 </ds:datastoreItem>
 </file>
@@ -20377,9 +17909,9 @@
 </file>
 
 <file path=customXml/itemProps5.xml><?xml version="1.0" encoding="utf-8"?>
-<ds:datastoreItem xmlns:ds="http://schemas.openxmlformats.org/officeDocument/2006/customXml" ds:itemID="{9C62D19F-2C4B-4163-B98D-18BF5B309744}">
+<ds:datastoreItem xmlns:ds="http://schemas.openxmlformats.org/officeDocument/2006/customXml" ds:itemID="{84CA4A16-CE6B-4C64-8CA7-CF5CBE9EE313}">
   <ds:schemaRefs>
-    <ds:schemaRef ds:uri="http://schemas.microsoft.com/sharepoint/v3/contenttype/forms"/>
+    <ds:schemaRef ds:uri="http://schemas.openxmlformats.org/officeDocument/2006/bibliography"/>
   </ds:schemaRefs>
 </ds:datastoreItem>
 </file>
--- a/Documentación_final.docx
+++ b/Documentación_final.docx
@@ -68,7 +68,21 @@
         <w:rPr>
           <w:rStyle w:val="Ttulodellibro"/>
         </w:rPr>
-        <w:t xml:space="preserve">Proyecto Intermodular Hito </w:t>
+        <w:t xml:space="preserve">Proyecto </w:t>
+      </w:r>
+      <w:proofErr w:type="spellStart"/>
+      <w:r>
+        <w:rPr>
+          <w:rStyle w:val="Ttulodellibro"/>
+        </w:rPr>
+        <w:t>Intermodular</w:t>
+      </w:r>
+      <w:proofErr w:type="spellEnd"/>
+      <w:r>
+        <w:rPr>
+          <w:rStyle w:val="Ttulodellibro"/>
+        </w:rPr>
+        <w:t xml:space="preserve"> Hito </w:t>
       </w:r>
       <w:r>
         <w:rPr>
@@ -147,6 +161,7 @@
           <w:u w:val="single"/>
         </w:rPr>
       </w:pPr>
+      <w:proofErr w:type="spellStart"/>
       <w:r>
         <w:rPr>
           <w:sz w:val="40"/>
@@ -156,61 +171,1353 @@
         <w:lastRenderedPageBreak/>
         <w:t>Abstract</w:t>
       </w:r>
-    </w:p>
-    <w:p>
-      <w:r>
-        <w:t>For this project,</w:t>
-      </w:r>
-      <w:r>
-        <w:t xml:space="preserve"> the website “Ro</w:t>
+      <w:proofErr w:type="spellEnd"/>
+    </w:p>
+    <w:p>
+      <w:r>
+        <w:t xml:space="preserve">For </w:t>
+      </w:r>
+      <w:proofErr w:type="spellStart"/>
+      <w:r>
+        <w:t>this</w:t>
+      </w:r>
+      <w:proofErr w:type="spellEnd"/>
+      <w:r>
+        <w:t xml:space="preserve"> </w:t>
+      </w:r>
+      <w:proofErr w:type="spellStart"/>
+      <w:r>
+        <w:t>project</w:t>
+      </w:r>
+      <w:proofErr w:type="spellEnd"/>
+      <w:r>
+        <w:t>,</w:t>
+      </w:r>
+      <w:r>
+        <w:t xml:space="preserve"> </w:t>
+      </w:r>
+      <w:proofErr w:type="spellStart"/>
+      <w:r>
+        <w:t>the</w:t>
+      </w:r>
+      <w:proofErr w:type="spellEnd"/>
+      <w:r>
+        <w:t xml:space="preserve"> </w:t>
+      </w:r>
+      <w:proofErr w:type="spellStart"/>
+      <w:r>
+        <w:t>website</w:t>
+      </w:r>
+      <w:proofErr w:type="spellEnd"/>
+      <w:r>
+        <w:t xml:space="preserve"> “</w:t>
+      </w:r>
+      <w:proofErr w:type="spellStart"/>
+      <w:r>
+        <w:t>Ro</w:t>
       </w:r>
       <w:r>
         <w:t>o</w:t>
       </w:r>
       <w:r>
-        <w:t>mie” has been designed,</w:t>
-      </w:r>
-      <w:r>
-        <w:t xml:space="preserve"> that will help students find rooms to rent near the universities they study at</w:t>
-      </w:r>
-      <w:r>
-        <w:t xml:space="preserve">, being the task to find appartments to rent very challenging for young students. </w:t>
+        <w:t>mie</w:t>
+      </w:r>
+      <w:proofErr w:type="spellEnd"/>
+      <w:r>
+        <w:t xml:space="preserve">” has </w:t>
+      </w:r>
+      <w:proofErr w:type="spellStart"/>
+      <w:r>
+        <w:t>been</w:t>
+      </w:r>
+      <w:proofErr w:type="spellEnd"/>
+      <w:r>
+        <w:t xml:space="preserve"> </w:t>
+      </w:r>
+      <w:proofErr w:type="spellStart"/>
+      <w:r>
+        <w:t>designed</w:t>
+      </w:r>
+      <w:proofErr w:type="spellEnd"/>
+      <w:r>
+        <w:t>,</w:t>
+      </w:r>
+      <w:r>
+        <w:t xml:space="preserve"> </w:t>
+      </w:r>
+      <w:proofErr w:type="spellStart"/>
+      <w:r>
+        <w:t>that</w:t>
+      </w:r>
+      <w:proofErr w:type="spellEnd"/>
+      <w:r>
+        <w:t xml:space="preserve"> </w:t>
+      </w:r>
+      <w:proofErr w:type="spellStart"/>
+      <w:r>
+        <w:t>will</w:t>
+      </w:r>
+      <w:proofErr w:type="spellEnd"/>
+      <w:r>
+        <w:t xml:space="preserve"> </w:t>
+      </w:r>
+      <w:proofErr w:type="spellStart"/>
+      <w:r>
+        <w:t>help</w:t>
+      </w:r>
+      <w:proofErr w:type="spellEnd"/>
+      <w:r>
+        <w:t xml:space="preserve"> </w:t>
+      </w:r>
+      <w:proofErr w:type="spellStart"/>
+      <w:r>
+        <w:t>students</w:t>
+      </w:r>
+      <w:proofErr w:type="spellEnd"/>
+      <w:r>
+        <w:t xml:space="preserve"> </w:t>
+      </w:r>
+      <w:proofErr w:type="spellStart"/>
+      <w:r>
+        <w:t>find</w:t>
+      </w:r>
+      <w:proofErr w:type="spellEnd"/>
+      <w:r>
+        <w:t xml:space="preserve"> </w:t>
+      </w:r>
+      <w:proofErr w:type="spellStart"/>
+      <w:r>
+        <w:t>rooms</w:t>
+      </w:r>
+      <w:proofErr w:type="spellEnd"/>
+      <w:r>
+        <w:t xml:space="preserve"> </w:t>
+      </w:r>
+      <w:proofErr w:type="spellStart"/>
+      <w:r>
+        <w:t>to</w:t>
+      </w:r>
+      <w:proofErr w:type="spellEnd"/>
+      <w:r>
+        <w:t xml:space="preserve"> </w:t>
+      </w:r>
+      <w:proofErr w:type="spellStart"/>
+      <w:r>
+        <w:t>rent</w:t>
+      </w:r>
+      <w:proofErr w:type="spellEnd"/>
+      <w:r>
+        <w:t xml:space="preserve"> </w:t>
+      </w:r>
+      <w:proofErr w:type="spellStart"/>
+      <w:r>
+        <w:t>near</w:t>
+      </w:r>
+      <w:proofErr w:type="spellEnd"/>
+      <w:r>
+        <w:t xml:space="preserve"> </w:t>
+      </w:r>
+      <w:proofErr w:type="spellStart"/>
+      <w:r>
+        <w:t>the</w:t>
+      </w:r>
+      <w:proofErr w:type="spellEnd"/>
+      <w:r>
+        <w:t xml:space="preserve"> </w:t>
+      </w:r>
+      <w:proofErr w:type="spellStart"/>
+      <w:r>
+        <w:t>universities</w:t>
+      </w:r>
+      <w:proofErr w:type="spellEnd"/>
+      <w:r>
+        <w:t xml:space="preserve"> </w:t>
+      </w:r>
+      <w:proofErr w:type="spellStart"/>
+      <w:r>
+        <w:t>they</w:t>
+      </w:r>
+      <w:proofErr w:type="spellEnd"/>
+      <w:r>
+        <w:t xml:space="preserve"> </w:t>
+      </w:r>
+      <w:proofErr w:type="spellStart"/>
+      <w:r>
+        <w:t>study</w:t>
+      </w:r>
+      <w:proofErr w:type="spellEnd"/>
+      <w:r>
+        <w:t xml:space="preserve"> at</w:t>
+      </w:r>
+      <w:r>
+        <w:t xml:space="preserve">, </w:t>
+      </w:r>
+      <w:proofErr w:type="spellStart"/>
+      <w:r>
+        <w:t>being</w:t>
+      </w:r>
+      <w:proofErr w:type="spellEnd"/>
+      <w:r>
+        <w:t xml:space="preserve"> </w:t>
+      </w:r>
+      <w:proofErr w:type="spellStart"/>
+      <w:r>
+        <w:t>the</w:t>
+      </w:r>
+      <w:proofErr w:type="spellEnd"/>
+      <w:r>
+        <w:t xml:space="preserve"> </w:t>
+      </w:r>
+      <w:proofErr w:type="spellStart"/>
+      <w:r>
+        <w:t>task</w:t>
+      </w:r>
+      <w:proofErr w:type="spellEnd"/>
+      <w:r>
+        <w:t xml:space="preserve"> </w:t>
+      </w:r>
+      <w:proofErr w:type="spellStart"/>
+      <w:r>
+        <w:t>to</w:t>
+      </w:r>
+      <w:proofErr w:type="spellEnd"/>
+      <w:r>
+        <w:t xml:space="preserve"> </w:t>
+      </w:r>
+      <w:proofErr w:type="spellStart"/>
+      <w:r>
+        <w:t>find</w:t>
+      </w:r>
+      <w:proofErr w:type="spellEnd"/>
+      <w:r>
+        <w:t xml:space="preserve"> </w:t>
+      </w:r>
+      <w:proofErr w:type="spellStart"/>
+      <w:r>
+        <w:t>appartments</w:t>
+      </w:r>
+      <w:proofErr w:type="spellEnd"/>
+      <w:r>
+        <w:t xml:space="preserve"> </w:t>
+      </w:r>
+      <w:proofErr w:type="spellStart"/>
+      <w:r>
+        <w:t>to</w:t>
+      </w:r>
+      <w:proofErr w:type="spellEnd"/>
+      <w:r>
+        <w:t xml:space="preserve"> </w:t>
+      </w:r>
+      <w:proofErr w:type="spellStart"/>
+      <w:r>
+        <w:t>rent</w:t>
+      </w:r>
+      <w:proofErr w:type="spellEnd"/>
+      <w:r>
+        <w:t xml:space="preserve"> </w:t>
+      </w:r>
+      <w:proofErr w:type="spellStart"/>
+      <w:r>
+        <w:t>very</w:t>
+      </w:r>
+      <w:proofErr w:type="spellEnd"/>
+      <w:r>
+        <w:t xml:space="preserve"> </w:t>
+      </w:r>
+      <w:proofErr w:type="spellStart"/>
+      <w:r>
+        <w:t>challenging</w:t>
+      </w:r>
+      <w:proofErr w:type="spellEnd"/>
+      <w:r>
+        <w:t xml:space="preserve"> </w:t>
+      </w:r>
+      <w:proofErr w:type="spellStart"/>
+      <w:r>
+        <w:t>for</w:t>
+      </w:r>
+      <w:proofErr w:type="spellEnd"/>
+      <w:r>
+        <w:t xml:space="preserve"> </w:t>
+      </w:r>
+      <w:proofErr w:type="spellStart"/>
+      <w:r>
+        <w:t>young</w:t>
+      </w:r>
+      <w:proofErr w:type="spellEnd"/>
+      <w:r>
+        <w:t xml:space="preserve"> </w:t>
+      </w:r>
+      <w:proofErr w:type="spellStart"/>
+      <w:r>
+        <w:t>students</w:t>
+      </w:r>
+      <w:proofErr w:type="spellEnd"/>
+      <w:r>
+        <w:t xml:space="preserve">. </w:t>
       </w:r>
       <w:r>
         <w:br/>
-        <w:t xml:space="preserve">The website will let the home owners publish their property as a whole, and the students will choose a room to rent from the house. </w:t>
+        <w:t xml:space="preserve">The </w:t>
+      </w:r>
+      <w:proofErr w:type="spellStart"/>
+      <w:r>
+        <w:t>website</w:t>
+      </w:r>
+      <w:proofErr w:type="spellEnd"/>
+      <w:r>
+        <w:t xml:space="preserve"> </w:t>
+      </w:r>
+      <w:proofErr w:type="spellStart"/>
+      <w:r>
+        <w:t>will</w:t>
+      </w:r>
+      <w:proofErr w:type="spellEnd"/>
+      <w:r>
+        <w:t xml:space="preserve"> </w:t>
+      </w:r>
+      <w:proofErr w:type="spellStart"/>
+      <w:r>
+        <w:t>let</w:t>
+      </w:r>
+      <w:proofErr w:type="spellEnd"/>
+      <w:r>
+        <w:t xml:space="preserve"> </w:t>
+      </w:r>
+      <w:proofErr w:type="spellStart"/>
+      <w:r>
+        <w:t>the</w:t>
+      </w:r>
+      <w:proofErr w:type="spellEnd"/>
+      <w:r>
+        <w:t xml:space="preserve"> home </w:t>
+      </w:r>
+      <w:proofErr w:type="spellStart"/>
+      <w:r>
+        <w:t>owners</w:t>
+      </w:r>
+      <w:proofErr w:type="spellEnd"/>
+      <w:r>
+        <w:t xml:space="preserve"> </w:t>
+      </w:r>
+      <w:proofErr w:type="spellStart"/>
+      <w:r>
+        <w:t>publish</w:t>
+      </w:r>
+      <w:proofErr w:type="spellEnd"/>
+      <w:r>
+        <w:t xml:space="preserve"> </w:t>
+      </w:r>
+      <w:proofErr w:type="spellStart"/>
+      <w:r>
+        <w:t>their</w:t>
+      </w:r>
+      <w:proofErr w:type="spellEnd"/>
+      <w:r>
+        <w:t xml:space="preserve"> </w:t>
+      </w:r>
+      <w:proofErr w:type="spellStart"/>
+      <w:r>
+        <w:t>property</w:t>
+      </w:r>
+      <w:proofErr w:type="spellEnd"/>
+      <w:r>
+        <w:t xml:space="preserve"> as a </w:t>
+      </w:r>
+      <w:proofErr w:type="spellStart"/>
+      <w:r>
+        <w:t>whole</w:t>
+      </w:r>
+      <w:proofErr w:type="spellEnd"/>
+      <w:r>
+        <w:t xml:space="preserve">, and </w:t>
+      </w:r>
+      <w:proofErr w:type="spellStart"/>
+      <w:r>
+        <w:t>the</w:t>
+      </w:r>
+      <w:proofErr w:type="spellEnd"/>
+      <w:r>
+        <w:t xml:space="preserve"> </w:t>
+      </w:r>
+      <w:proofErr w:type="spellStart"/>
+      <w:r>
+        <w:t>students</w:t>
+      </w:r>
+      <w:proofErr w:type="spellEnd"/>
+      <w:r>
+        <w:t xml:space="preserve"> </w:t>
+      </w:r>
+      <w:proofErr w:type="spellStart"/>
+      <w:r>
+        <w:t>will</w:t>
+      </w:r>
+      <w:proofErr w:type="spellEnd"/>
+      <w:r>
+        <w:t xml:space="preserve"> </w:t>
+      </w:r>
+      <w:proofErr w:type="spellStart"/>
+      <w:r>
+        <w:t>choose</w:t>
+      </w:r>
+      <w:proofErr w:type="spellEnd"/>
+      <w:r>
+        <w:t xml:space="preserve"> a </w:t>
+      </w:r>
+      <w:proofErr w:type="spellStart"/>
+      <w:r>
+        <w:t>room</w:t>
+      </w:r>
+      <w:proofErr w:type="spellEnd"/>
+      <w:r>
+        <w:t xml:space="preserve"> </w:t>
+      </w:r>
+      <w:proofErr w:type="spellStart"/>
+      <w:r>
+        <w:t>to</w:t>
+      </w:r>
+      <w:proofErr w:type="spellEnd"/>
+      <w:r>
+        <w:t xml:space="preserve"> </w:t>
+      </w:r>
+      <w:proofErr w:type="spellStart"/>
+      <w:r>
+        <w:t>rent</w:t>
+      </w:r>
+      <w:proofErr w:type="spellEnd"/>
+      <w:r>
+        <w:t xml:space="preserve"> </w:t>
+      </w:r>
+      <w:proofErr w:type="spellStart"/>
+      <w:r>
+        <w:t>from</w:t>
+      </w:r>
+      <w:proofErr w:type="spellEnd"/>
+      <w:r>
+        <w:t xml:space="preserve"> </w:t>
+      </w:r>
+      <w:proofErr w:type="spellStart"/>
+      <w:r>
+        <w:t>the</w:t>
+      </w:r>
+      <w:proofErr w:type="spellEnd"/>
+      <w:r>
+        <w:t xml:space="preserve"> </w:t>
+      </w:r>
+      <w:proofErr w:type="spellStart"/>
+      <w:r>
+        <w:t>house</w:t>
+      </w:r>
+      <w:proofErr w:type="spellEnd"/>
+      <w:r>
+        <w:t xml:space="preserve">. </w:t>
       </w:r>
       <w:r>
         <w:br/>
-        <w:t xml:space="preserve">The price of the room won’t change depending on the amount of renters in the house and the duration of the contract will always be 9 months. </w:t>
+        <w:t xml:space="preserve">The </w:t>
+      </w:r>
+      <w:proofErr w:type="spellStart"/>
+      <w:r>
+        <w:t>price</w:t>
+      </w:r>
+      <w:proofErr w:type="spellEnd"/>
+      <w:r>
+        <w:t xml:space="preserve"> </w:t>
+      </w:r>
+      <w:proofErr w:type="spellStart"/>
+      <w:r>
+        <w:t>of</w:t>
+      </w:r>
+      <w:proofErr w:type="spellEnd"/>
+      <w:r>
+        <w:t xml:space="preserve"> </w:t>
+      </w:r>
+      <w:proofErr w:type="spellStart"/>
+      <w:r>
+        <w:t>the</w:t>
+      </w:r>
+      <w:proofErr w:type="spellEnd"/>
+      <w:r>
+        <w:t xml:space="preserve"> </w:t>
+      </w:r>
+      <w:proofErr w:type="spellStart"/>
+      <w:r>
+        <w:t>room</w:t>
+      </w:r>
+      <w:proofErr w:type="spellEnd"/>
+      <w:r>
+        <w:t xml:space="preserve"> </w:t>
+      </w:r>
+      <w:proofErr w:type="spellStart"/>
+      <w:r>
+        <w:t>won’t</w:t>
+      </w:r>
+      <w:proofErr w:type="spellEnd"/>
+      <w:r>
+        <w:t xml:space="preserve"> </w:t>
+      </w:r>
+      <w:proofErr w:type="spellStart"/>
+      <w:r>
+        <w:t>change</w:t>
+      </w:r>
+      <w:proofErr w:type="spellEnd"/>
+      <w:r>
+        <w:t xml:space="preserve"> </w:t>
+      </w:r>
+      <w:proofErr w:type="spellStart"/>
+      <w:r>
+        <w:t>depending</w:t>
+      </w:r>
+      <w:proofErr w:type="spellEnd"/>
+      <w:r>
+        <w:t xml:space="preserve"> </w:t>
+      </w:r>
+      <w:proofErr w:type="spellStart"/>
+      <w:r>
+        <w:t>on</w:t>
+      </w:r>
+      <w:proofErr w:type="spellEnd"/>
+      <w:r>
+        <w:t xml:space="preserve"> </w:t>
+      </w:r>
+      <w:proofErr w:type="spellStart"/>
+      <w:r>
+        <w:t>the</w:t>
+      </w:r>
+      <w:proofErr w:type="spellEnd"/>
+      <w:r>
+        <w:t xml:space="preserve"> </w:t>
+      </w:r>
+      <w:proofErr w:type="spellStart"/>
+      <w:r>
+        <w:t>amount</w:t>
+      </w:r>
+      <w:proofErr w:type="spellEnd"/>
+      <w:r>
+        <w:t xml:space="preserve"> </w:t>
+      </w:r>
+      <w:proofErr w:type="spellStart"/>
+      <w:r>
+        <w:t>of</w:t>
+      </w:r>
+      <w:proofErr w:type="spellEnd"/>
+      <w:r>
+        <w:t xml:space="preserve"> </w:t>
+      </w:r>
+      <w:proofErr w:type="spellStart"/>
+      <w:r>
+        <w:t>renters</w:t>
+      </w:r>
+      <w:proofErr w:type="spellEnd"/>
+      <w:r>
+        <w:t xml:space="preserve"> in </w:t>
+      </w:r>
+      <w:proofErr w:type="spellStart"/>
+      <w:r>
+        <w:t>the</w:t>
+      </w:r>
+      <w:proofErr w:type="spellEnd"/>
+      <w:r>
+        <w:t xml:space="preserve"> </w:t>
+      </w:r>
+      <w:proofErr w:type="spellStart"/>
+      <w:r>
+        <w:t>house</w:t>
+      </w:r>
+      <w:proofErr w:type="spellEnd"/>
+      <w:r>
+        <w:t xml:space="preserve"> and </w:t>
+      </w:r>
+      <w:proofErr w:type="spellStart"/>
+      <w:r>
+        <w:t>the</w:t>
+      </w:r>
+      <w:proofErr w:type="spellEnd"/>
+      <w:r>
+        <w:t xml:space="preserve"> </w:t>
+      </w:r>
+      <w:proofErr w:type="spellStart"/>
+      <w:r>
+        <w:t>duration</w:t>
+      </w:r>
+      <w:proofErr w:type="spellEnd"/>
+      <w:r>
+        <w:t xml:space="preserve"> </w:t>
+      </w:r>
+      <w:proofErr w:type="spellStart"/>
+      <w:r>
+        <w:t>of</w:t>
+      </w:r>
+      <w:proofErr w:type="spellEnd"/>
+      <w:r>
+        <w:t xml:space="preserve"> </w:t>
+      </w:r>
+      <w:proofErr w:type="spellStart"/>
+      <w:r>
+        <w:t>the</w:t>
+      </w:r>
+      <w:proofErr w:type="spellEnd"/>
+      <w:r>
+        <w:t xml:space="preserve"> </w:t>
+      </w:r>
+      <w:proofErr w:type="spellStart"/>
+      <w:r>
+        <w:t>contract</w:t>
+      </w:r>
+      <w:proofErr w:type="spellEnd"/>
+      <w:r>
+        <w:t xml:space="preserve"> </w:t>
+      </w:r>
+      <w:proofErr w:type="spellStart"/>
+      <w:r>
+        <w:t>will</w:t>
+      </w:r>
+      <w:proofErr w:type="spellEnd"/>
+      <w:r>
+        <w:t xml:space="preserve"> </w:t>
+      </w:r>
+      <w:proofErr w:type="spellStart"/>
+      <w:r>
+        <w:t>always</w:t>
+      </w:r>
+      <w:proofErr w:type="spellEnd"/>
+      <w:r>
+        <w:t xml:space="preserve"> be 9 </w:t>
+      </w:r>
+      <w:proofErr w:type="spellStart"/>
+      <w:r>
+        <w:t>months</w:t>
+      </w:r>
+      <w:proofErr w:type="spellEnd"/>
+      <w:r>
+        <w:t xml:space="preserve">. </w:t>
       </w:r>
       <w:r>
         <w:br/>
-        <w:t xml:space="preserve">The deposit will be handled by a third party, and will only be given back with the tenant’s and renter’s signature. </w:t>
+        <w:t xml:space="preserve">The </w:t>
+      </w:r>
+      <w:proofErr w:type="spellStart"/>
+      <w:r>
+        <w:t>deposit</w:t>
+      </w:r>
+      <w:proofErr w:type="spellEnd"/>
+      <w:r>
+        <w:t xml:space="preserve"> </w:t>
+      </w:r>
+      <w:proofErr w:type="spellStart"/>
+      <w:r>
+        <w:t>will</w:t>
+      </w:r>
+      <w:proofErr w:type="spellEnd"/>
+      <w:r>
+        <w:t xml:space="preserve"> be </w:t>
+      </w:r>
+      <w:proofErr w:type="spellStart"/>
+      <w:r>
+        <w:t>handled</w:t>
+      </w:r>
+      <w:proofErr w:type="spellEnd"/>
+      <w:r>
+        <w:t xml:space="preserve"> </w:t>
+      </w:r>
+      <w:proofErr w:type="spellStart"/>
+      <w:r>
+        <w:t>by</w:t>
+      </w:r>
+      <w:proofErr w:type="spellEnd"/>
+      <w:r>
+        <w:t xml:space="preserve"> a </w:t>
+      </w:r>
+      <w:proofErr w:type="spellStart"/>
+      <w:r>
+        <w:t>third</w:t>
+      </w:r>
+      <w:proofErr w:type="spellEnd"/>
+      <w:r>
+        <w:t xml:space="preserve"> </w:t>
+      </w:r>
+      <w:proofErr w:type="spellStart"/>
+      <w:r>
+        <w:t>party</w:t>
+      </w:r>
+      <w:proofErr w:type="spellEnd"/>
+      <w:r>
+        <w:t xml:space="preserve">, and </w:t>
+      </w:r>
+      <w:proofErr w:type="spellStart"/>
+      <w:r>
+        <w:t>will</w:t>
+      </w:r>
+      <w:proofErr w:type="spellEnd"/>
+      <w:r>
+        <w:t xml:space="preserve"> </w:t>
+      </w:r>
+      <w:proofErr w:type="spellStart"/>
+      <w:r>
+        <w:t>only</w:t>
+      </w:r>
+      <w:proofErr w:type="spellEnd"/>
+      <w:r>
+        <w:t xml:space="preserve"> be </w:t>
+      </w:r>
+      <w:proofErr w:type="spellStart"/>
+      <w:r>
+        <w:t>given</w:t>
+      </w:r>
+      <w:proofErr w:type="spellEnd"/>
+      <w:r>
+        <w:t xml:space="preserve"> back </w:t>
+      </w:r>
+      <w:proofErr w:type="spellStart"/>
+      <w:r>
+        <w:t>with</w:t>
+      </w:r>
+      <w:proofErr w:type="spellEnd"/>
+      <w:r>
+        <w:t xml:space="preserve"> </w:t>
+      </w:r>
+      <w:proofErr w:type="spellStart"/>
+      <w:r>
+        <w:t>the</w:t>
+      </w:r>
+      <w:proofErr w:type="spellEnd"/>
+      <w:r>
+        <w:t xml:space="preserve"> </w:t>
+      </w:r>
+      <w:proofErr w:type="spellStart"/>
+      <w:r>
+        <w:t>tenant’s</w:t>
+      </w:r>
+      <w:proofErr w:type="spellEnd"/>
+      <w:r>
+        <w:t xml:space="preserve"> and </w:t>
+      </w:r>
+      <w:proofErr w:type="spellStart"/>
+      <w:r>
+        <w:t>renter’s</w:t>
+      </w:r>
+      <w:proofErr w:type="spellEnd"/>
+      <w:r>
+        <w:t xml:space="preserve"> </w:t>
+      </w:r>
+      <w:proofErr w:type="spellStart"/>
+      <w:r>
+        <w:t>signature</w:t>
+      </w:r>
+      <w:proofErr w:type="spellEnd"/>
+      <w:r>
+        <w:t xml:space="preserve">. </w:t>
       </w:r>
       <w:r>
         <w:br/>
-        <w:t xml:space="preserve">We have used an iterative software methodology to develop the website in different iterations separated by a couple months each. The tasks have been divided using a Trello table and following the KanBan agile methodology, for easier communication and organization. </w:t>
+      </w:r>
+      <w:proofErr w:type="spellStart"/>
+      <w:r>
+        <w:t>We</w:t>
+      </w:r>
+      <w:proofErr w:type="spellEnd"/>
+      <w:r>
+        <w:t xml:space="preserve"> </w:t>
+      </w:r>
+      <w:proofErr w:type="spellStart"/>
+      <w:r>
+        <w:t>have</w:t>
+      </w:r>
+      <w:proofErr w:type="spellEnd"/>
+      <w:r>
+        <w:t xml:space="preserve"> </w:t>
+      </w:r>
+      <w:proofErr w:type="spellStart"/>
+      <w:r>
+        <w:t>used</w:t>
+      </w:r>
+      <w:proofErr w:type="spellEnd"/>
+      <w:r>
+        <w:t xml:space="preserve"> </w:t>
+      </w:r>
+      <w:proofErr w:type="spellStart"/>
+      <w:r>
+        <w:t>an</w:t>
+      </w:r>
+      <w:proofErr w:type="spellEnd"/>
+      <w:r>
+        <w:t xml:space="preserve"> iterative software </w:t>
+      </w:r>
+      <w:proofErr w:type="spellStart"/>
+      <w:r>
+        <w:t>methodology</w:t>
+      </w:r>
+      <w:proofErr w:type="spellEnd"/>
+      <w:r>
+        <w:t xml:space="preserve"> </w:t>
+      </w:r>
+      <w:proofErr w:type="spellStart"/>
+      <w:r>
+        <w:t>to</w:t>
+      </w:r>
+      <w:proofErr w:type="spellEnd"/>
+      <w:r>
+        <w:t xml:space="preserve"> </w:t>
+      </w:r>
+      <w:proofErr w:type="spellStart"/>
+      <w:r>
+        <w:t>develop</w:t>
+      </w:r>
+      <w:proofErr w:type="spellEnd"/>
+      <w:r>
+        <w:t xml:space="preserve"> </w:t>
+      </w:r>
+      <w:proofErr w:type="spellStart"/>
+      <w:r>
+        <w:t>the</w:t>
+      </w:r>
+      <w:proofErr w:type="spellEnd"/>
+      <w:r>
+        <w:t xml:space="preserve"> </w:t>
+      </w:r>
+      <w:proofErr w:type="spellStart"/>
+      <w:r>
+        <w:t>website</w:t>
+      </w:r>
+      <w:proofErr w:type="spellEnd"/>
+      <w:r>
+        <w:t xml:space="preserve"> in </w:t>
+      </w:r>
+      <w:proofErr w:type="spellStart"/>
+      <w:r>
+        <w:t>different</w:t>
+      </w:r>
+      <w:proofErr w:type="spellEnd"/>
+      <w:r>
+        <w:t xml:space="preserve"> </w:t>
+      </w:r>
+      <w:proofErr w:type="spellStart"/>
+      <w:r>
+        <w:t>iterations</w:t>
+      </w:r>
+      <w:proofErr w:type="spellEnd"/>
+      <w:r>
+        <w:t xml:space="preserve"> </w:t>
+      </w:r>
+      <w:proofErr w:type="spellStart"/>
+      <w:r>
+        <w:t>separated</w:t>
+      </w:r>
+      <w:proofErr w:type="spellEnd"/>
+      <w:r>
+        <w:t xml:space="preserve"> </w:t>
+      </w:r>
+      <w:proofErr w:type="spellStart"/>
+      <w:r>
+        <w:t>by</w:t>
+      </w:r>
+      <w:proofErr w:type="spellEnd"/>
+      <w:r>
+        <w:t xml:space="preserve"> a </w:t>
+      </w:r>
+      <w:proofErr w:type="spellStart"/>
+      <w:r>
+        <w:t>couple</w:t>
+      </w:r>
+      <w:proofErr w:type="spellEnd"/>
+      <w:r>
+        <w:t xml:space="preserve"> </w:t>
+      </w:r>
+      <w:proofErr w:type="spellStart"/>
+      <w:r>
+        <w:t>months</w:t>
+      </w:r>
+      <w:proofErr w:type="spellEnd"/>
+      <w:r>
+        <w:t xml:space="preserve"> </w:t>
+      </w:r>
+      <w:proofErr w:type="spellStart"/>
+      <w:r>
+        <w:t>each</w:t>
+      </w:r>
+      <w:proofErr w:type="spellEnd"/>
+      <w:r>
+        <w:t xml:space="preserve">. The </w:t>
+      </w:r>
+      <w:proofErr w:type="spellStart"/>
+      <w:r>
+        <w:t>tasks</w:t>
+      </w:r>
+      <w:proofErr w:type="spellEnd"/>
+      <w:r>
+        <w:t xml:space="preserve"> </w:t>
+      </w:r>
+      <w:proofErr w:type="spellStart"/>
+      <w:r>
+        <w:t>have</w:t>
+      </w:r>
+      <w:proofErr w:type="spellEnd"/>
+      <w:r>
+        <w:t xml:space="preserve"> </w:t>
+      </w:r>
+      <w:proofErr w:type="spellStart"/>
+      <w:r>
+        <w:t>been</w:t>
+      </w:r>
+      <w:proofErr w:type="spellEnd"/>
+      <w:r>
+        <w:t xml:space="preserve"> </w:t>
+      </w:r>
+      <w:proofErr w:type="spellStart"/>
+      <w:r>
+        <w:t>divided</w:t>
+      </w:r>
+      <w:proofErr w:type="spellEnd"/>
+      <w:r>
+        <w:t xml:space="preserve"> </w:t>
+      </w:r>
+      <w:proofErr w:type="spellStart"/>
+      <w:r>
+        <w:t>using</w:t>
+      </w:r>
+      <w:proofErr w:type="spellEnd"/>
+      <w:r>
+        <w:t xml:space="preserve"> a Trello table and </w:t>
+      </w:r>
+      <w:proofErr w:type="spellStart"/>
+      <w:r>
+        <w:t>following</w:t>
+      </w:r>
+      <w:proofErr w:type="spellEnd"/>
+      <w:r>
+        <w:t xml:space="preserve"> </w:t>
+      </w:r>
+      <w:proofErr w:type="spellStart"/>
+      <w:r>
+        <w:t>the</w:t>
+      </w:r>
+      <w:proofErr w:type="spellEnd"/>
+      <w:r>
+        <w:t xml:space="preserve"> </w:t>
+      </w:r>
+      <w:proofErr w:type="spellStart"/>
+      <w:r>
+        <w:t>KanBan</w:t>
+      </w:r>
+      <w:proofErr w:type="spellEnd"/>
+      <w:r>
+        <w:t xml:space="preserve"> agile </w:t>
+      </w:r>
+      <w:proofErr w:type="spellStart"/>
+      <w:r>
+        <w:t>methodology</w:t>
+      </w:r>
+      <w:proofErr w:type="spellEnd"/>
+      <w:r>
+        <w:t xml:space="preserve">, </w:t>
+      </w:r>
+      <w:proofErr w:type="spellStart"/>
+      <w:r>
+        <w:t>for</w:t>
+      </w:r>
+      <w:proofErr w:type="spellEnd"/>
+      <w:r>
+        <w:t xml:space="preserve"> </w:t>
+      </w:r>
+      <w:proofErr w:type="spellStart"/>
+      <w:r>
+        <w:t>easier</w:t>
+      </w:r>
+      <w:proofErr w:type="spellEnd"/>
+      <w:r>
+        <w:t xml:space="preserve"> </w:t>
+      </w:r>
+      <w:proofErr w:type="spellStart"/>
+      <w:r>
+        <w:t>communication</w:t>
+      </w:r>
+      <w:proofErr w:type="spellEnd"/>
+      <w:r>
+        <w:t xml:space="preserve"> and </w:t>
+      </w:r>
+      <w:proofErr w:type="spellStart"/>
+      <w:r>
+        <w:t>organization</w:t>
+      </w:r>
+      <w:proofErr w:type="spellEnd"/>
+      <w:r>
+        <w:t xml:space="preserve">. </w:t>
       </w:r>
       <w:r>
         <w:br/>
       </w:r>
-      <w:r>
-        <w:t xml:space="preserve">It’s </w:t>
-      </w:r>
-      <w:r>
-        <w:t xml:space="preserve">used HTML, CSS and JavaScript to create the frontend of the website, SQL server management studio to create the databases and IntelliJ IDEA as an IDE to program the backend using Java. </w:t>
-      </w:r>
-    </w:p>
-    <w:p>
-      <w:r>
-        <w:t>In the end,</w:t>
-      </w:r>
-      <w:r>
-        <w:t xml:space="preserve"> it’s</w:t>
-      </w:r>
-      <w:r>
-        <w:t xml:space="preserve"> a friendly website that will protect the young students from scams and abusive practices; and will make the process of renting outside your hometown a more pleasant experience.</w:t>
+      <w:proofErr w:type="spellStart"/>
+      <w:r>
+        <w:t>It’s</w:t>
+      </w:r>
+      <w:proofErr w:type="spellEnd"/>
+      <w:r>
+        <w:t xml:space="preserve"> </w:t>
+      </w:r>
+      <w:proofErr w:type="spellStart"/>
+      <w:r>
+        <w:t>used</w:t>
+      </w:r>
+      <w:proofErr w:type="spellEnd"/>
+      <w:r>
+        <w:t xml:space="preserve"> HTML, CSS and JavaScript </w:t>
+      </w:r>
+      <w:proofErr w:type="spellStart"/>
+      <w:r>
+        <w:t>to</w:t>
+      </w:r>
+      <w:proofErr w:type="spellEnd"/>
+      <w:r>
+        <w:t xml:space="preserve"> </w:t>
+      </w:r>
+      <w:proofErr w:type="spellStart"/>
+      <w:r>
+        <w:t>create</w:t>
+      </w:r>
+      <w:proofErr w:type="spellEnd"/>
+      <w:r>
+        <w:t xml:space="preserve"> </w:t>
+      </w:r>
+      <w:proofErr w:type="spellStart"/>
+      <w:r>
+        <w:t>the</w:t>
+      </w:r>
+      <w:proofErr w:type="spellEnd"/>
+      <w:r>
+        <w:t xml:space="preserve"> </w:t>
+      </w:r>
+      <w:proofErr w:type="spellStart"/>
+      <w:r>
+        <w:t>frontend</w:t>
+      </w:r>
+      <w:proofErr w:type="spellEnd"/>
+      <w:r>
+        <w:t xml:space="preserve"> </w:t>
+      </w:r>
+      <w:proofErr w:type="spellStart"/>
+      <w:r>
+        <w:t>of</w:t>
+      </w:r>
+      <w:proofErr w:type="spellEnd"/>
+      <w:r>
+        <w:t xml:space="preserve"> </w:t>
+      </w:r>
+      <w:proofErr w:type="spellStart"/>
+      <w:r>
+        <w:t>the</w:t>
+      </w:r>
+      <w:proofErr w:type="spellEnd"/>
+      <w:r>
+        <w:t xml:space="preserve"> </w:t>
+      </w:r>
+      <w:proofErr w:type="spellStart"/>
+      <w:r>
+        <w:t>website</w:t>
+      </w:r>
+      <w:proofErr w:type="spellEnd"/>
+      <w:r>
+        <w:t xml:space="preserve">, SQL server </w:t>
+      </w:r>
+      <w:proofErr w:type="spellStart"/>
+      <w:r>
+        <w:t>management</w:t>
+      </w:r>
+      <w:proofErr w:type="spellEnd"/>
+      <w:r>
+        <w:t xml:space="preserve"> </w:t>
+      </w:r>
+      <w:proofErr w:type="spellStart"/>
+      <w:r>
+        <w:t>studio</w:t>
+      </w:r>
+      <w:proofErr w:type="spellEnd"/>
+      <w:r>
+        <w:t xml:space="preserve"> </w:t>
+      </w:r>
+      <w:proofErr w:type="spellStart"/>
+      <w:r>
+        <w:t>to</w:t>
+      </w:r>
+      <w:proofErr w:type="spellEnd"/>
+      <w:r>
+        <w:t xml:space="preserve"> </w:t>
+      </w:r>
+      <w:proofErr w:type="spellStart"/>
+      <w:r>
+        <w:t>create</w:t>
+      </w:r>
+      <w:proofErr w:type="spellEnd"/>
+      <w:r>
+        <w:t xml:space="preserve"> </w:t>
+      </w:r>
+      <w:proofErr w:type="spellStart"/>
+      <w:r>
+        <w:t>the</w:t>
+      </w:r>
+      <w:proofErr w:type="spellEnd"/>
+      <w:r>
+        <w:t xml:space="preserve"> </w:t>
+      </w:r>
+      <w:proofErr w:type="spellStart"/>
+      <w:r>
+        <w:t>databases</w:t>
+      </w:r>
+      <w:proofErr w:type="spellEnd"/>
+      <w:r>
+        <w:t xml:space="preserve"> and IntelliJ IDEA as </w:t>
+      </w:r>
+      <w:proofErr w:type="spellStart"/>
+      <w:proofErr w:type="gramStart"/>
+      <w:r>
+        <w:t>an</w:t>
+      </w:r>
+      <w:proofErr w:type="spellEnd"/>
+      <w:r>
+        <w:t xml:space="preserve"> IDE</w:t>
+      </w:r>
+      <w:proofErr w:type="gramEnd"/>
+      <w:r>
+        <w:t xml:space="preserve"> </w:t>
+      </w:r>
+      <w:proofErr w:type="spellStart"/>
+      <w:r>
+        <w:t>to</w:t>
+      </w:r>
+      <w:proofErr w:type="spellEnd"/>
+      <w:r>
+        <w:t xml:space="preserve"> </w:t>
+      </w:r>
+      <w:proofErr w:type="spellStart"/>
+      <w:r>
+        <w:t>program</w:t>
+      </w:r>
+      <w:proofErr w:type="spellEnd"/>
+      <w:r>
+        <w:t xml:space="preserve"> </w:t>
+      </w:r>
+      <w:proofErr w:type="spellStart"/>
+      <w:r>
+        <w:t>the</w:t>
+      </w:r>
+      <w:proofErr w:type="spellEnd"/>
+      <w:r>
+        <w:t xml:space="preserve"> </w:t>
+      </w:r>
+      <w:proofErr w:type="spellStart"/>
+      <w:r>
+        <w:t>backend</w:t>
+      </w:r>
+      <w:proofErr w:type="spellEnd"/>
+      <w:r>
+        <w:t xml:space="preserve"> </w:t>
+      </w:r>
+      <w:proofErr w:type="spellStart"/>
+      <w:r>
+        <w:t>using</w:t>
+      </w:r>
+      <w:proofErr w:type="spellEnd"/>
+      <w:r>
+        <w:t xml:space="preserve"> Java. </w:t>
+      </w:r>
+    </w:p>
+    <w:p>
+      <w:r>
+        <w:t xml:space="preserve">In </w:t>
+      </w:r>
+      <w:proofErr w:type="spellStart"/>
+      <w:r>
+        <w:t>the</w:t>
+      </w:r>
+      <w:proofErr w:type="spellEnd"/>
+      <w:r>
+        <w:t xml:space="preserve"> </w:t>
+      </w:r>
+      <w:proofErr w:type="spellStart"/>
+      <w:r>
+        <w:t>end</w:t>
+      </w:r>
+      <w:proofErr w:type="spellEnd"/>
+      <w:r>
+        <w:t>,</w:t>
+      </w:r>
+      <w:r>
+        <w:t xml:space="preserve"> </w:t>
+      </w:r>
+      <w:proofErr w:type="spellStart"/>
+      <w:r>
+        <w:t>it’s</w:t>
+      </w:r>
+      <w:proofErr w:type="spellEnd"/>
+      <w:r>
+        <w:t xml:space="preserve"> a </w:t>
+      </w:r>
+      <w:proofErr w:type="spellStart"/>
+      <w:r>
+        <w:t>friendly</w:t>
+      </w:r>
+      <w:proofErr w:type="spellEnd"/>
+      <w:r>
+        <w:t xml:space="preserve"> </w:t>
+      </w:r>
+      <w:proofErr w:type="spellStart"/>
+      <w:r>
+        <w:t>website</w:t>
+      </w:r>
+      <w:proofErr w:type="spellEnd"/>
+      <w:r>
+        <w:t xml:space="preserve"> </w:t>
+      </w:r>
+      <w:proofErr w:type="spellStart"/>
+      <w:r>
+        <w:t>that</w:t>
+      </w:r>
+      <w:proofErr w:type="spellEnd"/>
+      <w:r>
+        <w:t xml:space="preserve"> </w:t>
+      </w:r>
+      <w:proofErr w:type="spellStart"/>
+      <w:r>
+        <w:t>will</w:t>
+      </w:r>
+      <w:proofErr w:type="spellEnd"/>
+      <w:r>
+        <w:t xml:space="preserve"> </w:t>
+      </w:r>
+      <w:proofErr w:type="spellStart"/>
+      <w:r>
+        <w:t>protect</w:t>
+      </w:r>
+      <w:proofErr w:type="spellEnd"/>
+      <w:r>
+        <w:t xml:space="preserve"> </w:t>
+      </w:r>
+      <w:proofErr w:type="spellStart"/>
+      <w:r>
+        <w:t>the</w:t>
+      </w:r>
+      <w:proofErr w:type="spellEnd"/>
+      <w:r>
+        <w:t xml:space="preserve"> </w:t>
+      </w:r>
+      <w:proofErr w:type="spellStart"/>
+      <w:r>
+        <w:t>young</w:t>
+      </w:r>
+      <w:proofErr w:type="spellEnd"/>
+      <w:r>
+        <w:t xml:space="preserve"> </w:t>
+      </w:r>
+      <w:proofErr w:type="spellStart"/>
+      <w:r>
+        <w:t>students</w:t>
+      </w:r>
+      <w:proofErr w:type="spellEnd"/>
+      <w:r>
+        <w:t xml:space="preserve"> </w:t>
+      </w:r>
+      <w:proofErr w:type="spellStart"/>
+      <w:r>
+        <w:t>from</w:t>
+      </w:r>
+      <w:proofErr w:type="spellEnd"/>
+      <w:r>
+        <w:t xml:space="preserve"> </w:t>
+      </w:r>
+      <w:proofErr w:type="spellStart"/>
+      <w:r>
+        <w:t>scams</w:t>
+      </w:r>
+      <w:proofErr w:type="spellEnd"/>
+      <w:r>
+        <w:t xml:space="preserve"> and abusive </w:t>
+      </w:r>
+      <w:proofErr w:type="spellStart"/>
+      <w:r>
+        <w:t>practices</w:t>
+      </w:r>
+      <w:proofErr w:type="spellEnd"/>
+      <w:r>
+        <w:t xml:space="preserve">; and </w:t>
+      </w:r>
+      <w:proofErr w:type="spellStart"/>
+      <w:r>
+        <w:t>will</w:t>
+      </w:r>
+      <w:proofErr w:type="spellEnd"/>
+      <w:r>
+        <w:t xml:space="preserve"> </w:t>
+      </w:r>
+      <w:proofErr w:type="spellStart"/>
+      <w:r>
+        <w:t>make</w:t>
+      </w:r>
+      <w:proofErr w:type="spellEnd"/>
+      <w:r>
+        <w:t xml:space="preserve"> </w:t>
+      </w:r>
+      <w:proofErr w:type="spellStart"/>
+      <w:r>
+        <w:t>the</w:t>
+      </w:r>
+      <w:proofErr w:type="spellEnd"/>
+      <w:r>
+        <w:t xml:space="preserve"> </w:t>
+      </w:r>
+      <w:proofErr w:type="spellStart"/>
+      <w:r>
+        <w:t>process</w:t>
+      </w:r>
+      <w:proofErr w:type="spellEnd"/>
+      <w:r>
+        <w:t xml:space="preserve"> </w:t>
+      </w:r>
+      <w:proofErr w:type="spellStart"/>
+      <w:r>
+        <w:t>of</w:t>
+      </w:r>
+      <w:proofErr w:type="spellEnd"/>
+      <w:r>
+        <w:t xml:space="preserve"> renting </w:t>
+      </w:r>
+      <w:proofErr w:type="spellStart"/>
+      <w:r>
+        <w:t>outside</w:t>
+      </w:r>
+      <w:proofErr w:type="spellEnd"/>
+      <w:r>
+        <w:t xml:space="preserve"> </w:t>
+      </w:r>
+      <w:proofErr w:type="spellStart"/>
+      <w:r>
+        <w:t>your</w:t>
+      </w:r>
+      <w:proofErr w:type="spellEnd"/>
+      <w:r>
+        <w:t xml:space="preserve"> </w:t>
+      </w:r>
+      <w:proofErr w:type="spellStart"/>
+      <w:r>
+        <w:t>hometown</w:t>
+      </w:r>
+      <w:proofErr w:type="spellEnd"/>
+      <w:r>
+        <w:t xml:space="preserve"> a more </w:t>
+      </w:r>
+      <w:proofErr w:type="spellStart"/>
+      <w:r>
+        <w:t>pleasant</w:t>
+      </w:r>
+      <w:proofErr w:type="spellEnd"/>
+      <w:r>
+        <w:t xml:space="preserve"> </w:t>
+      </w:r>
+      <w:proofErr w:type="spellStart"/>
+      <w:r>
+        <w:t>experience</w:t>
+      </w:r>
+      <w:proofErr w:type="spellEnd"/>
+      <w:r>
+        <w:t>.</w:t>
       </w:r>
     </w:p>
     <w:p>
@@ -5536,6 +6843,7 @@
         </w:rPr>
         <w:t>'</w:t>
       </w:r>
+      <w:proofErr w:type="spellStart"/>
       <w:r>
         <w:rPr>
           <w:rFonts w:ascii="Aptos" w:eastAsia="Aptos" w:hAnsi="Aptos" w:cs="Aptos"/>
@@ -5544,6 +6852,7 @@
         </w:rPr>
         <w:t>Roomie</w:t>
       </w:r>
+      <w:proofErr w:type="spellEnd"/>
       <w:r>
         <w:rPr>
           <w:rFonts w:ascii="Aptos" w:eastAsia="Aptos" w:hAnsi="Aptos" w:cs="Aptos"/>
@@ -5579,6 +6888,7 @@
         <w:spacing w:before="240" w:after="142" w:line="276" w:lineRule="auto"/>
         <w:jc w:val="both"/>
       </w:pPr>
+      <w:proofErr w:type="spellStart"/>
       <w:r>
         <w:rPr>
           <w:rFonts w:ascii="Aptos" w:eastAsia="Aptos" w:hAnsi="Aptos" w:cs="Aptos"/>
@@ -5587,11 +6897,54 @@
         </w:rPr>
         <w:t>Roomie</w:t>
       </w:r>
-      <w:r>
-        <w:rPr>
-          <w:rFonts w:ascii="Aptos" w:eastAsia="Aptos" w:hAnsi="Aptos" w:cs="Aptos"/>
-        </w:rPr>
-        <w:t xml:space="preserve"> toma como premisa la dificultad que presenta para un joven recién alcanzada la mayoría de edad, encontrar una residencia temporal mientras se cursa el año académico. El resto de páginas web ofrecen todo tipo de productos inmobiliarios, desde alquiler y compra de pisos para residencia indefinida hasta de naves industriales y oficinas. Alquiler de estudios y habitaciones también está comprendido pero la oferta, aunque sea elevada, se diluye entre el resto de anuncios. Como resultado, el cliente puede abrumarse y sentirse frustrado con el proceso, sobre todo al tratarse de alguien joven.</w:t>
+      <w:proofErr w:type="spellEnd"/>
+      <w:r>
+        <w:rPr>
+          <w:rFonts w:ascii="Aptos" w:eastAsia="Aptos" w:hAnsi="Aptos" w:cs="Aptos"/>
+        </w:rPr>
+        <w:t xml:space="preserve"> toma como premisa la dificultad que presenta para </w:t>
+      </w:r>
+      <w:proofErr w:type="gramStart"/>
+      <w:r>
+        <w:rPr>
+          <w:rFonts w:ascii="Aptos" w:eastAsia="Aptos" w:hAnsi="Aptos" w:cs="Aptos"/>
+        </w:rPr>
+        <w:t>un joven recién alcanzada</w:t>
+      </w:r>
+      <w:proofErr w:type="gramEnd"/>
+      <w:r>
+        <w:rPr>
+          <w:rFonts w:ascii="Aptos" w:eastAsia="Aptos" w:hAnsi="Aptos" w:cs="Aptos"/>
+        </w:rPr>
+        <w:t xml:space="preserve"> la mayoría de edad, encontrar una residencia temporal mientras se cursa el año académico. El resto de </w:t>
+      </w:r>
+      <w:proofErr w:type="gramStart"/>
+      <w:r>
+        <w:rPr>
+          <w:rFonts w:ascii="Aptos" w:eastAsia="Aptos" w:hAnsi="Aptos" w:cs="Aptos"/>
+        </w:rPr>
+        <w:t>páginas</w:t>
+      </w:r>
+      <w:proofErr w:type="gramEnd"/>
+      <w:r>
+        <w:rPr>
+          <w:rFonts w:ascii="Aptos" w:eastAsia="Aptos" w:hAnsi="Aptos" w:cs="Aptos"/>
+        </w:rPr>
+        <w:t xml:space="preserve"> web ofrecen todo tipo de productos inmobiliarios, desde alquiler y compra de pisos para residencia indefinida hasta de naves industriales y oficinas. Alquiler de estudios y habitaciones también está comprendido pero la oferta, aunque sea elevada, se diluye entre el resto de </w:t>
+      </w:r>
+      <w:proofErr w:type="gramStart"/>
+      <w:r>
+        <w:rPr>
+          <w:rFonts w:ascii="Aptos" w:eastAsia="Aptos" w:hAnsi="Aptos" w:cs="Aptos"/>
+        </w:rPr>
+        <w:t>anuncios</w:t>
+      </w:r>
+      <w:proofErr w:type="gramEnd"/>
+      <w:r>
+        <w:rPr>
+          <w:rFonts w:ascii="Aptos" w:eastAsia="Aptos" w:hAnsi="Aptos" w:cs="Aptos"/>
+        </w:rPr>
+        <w:t>. Como resultado, el cliente puede abrumarse y sentirse frustrado con el proceso, sobre todo al tratarse de alguien joven.</w:t>
       </w:r>
     </w:p>
     <w:p>
@@ -5817,7 +7170,23 @@
           <w:b/>
           <w:bCs/>
         </w:rPr>
-        <w:t xml:space="preserve">-01 (M) Registro y login: </w:t>
+        <w:t xml:space="preserve">-01 (M) Registro y </w:t>
+      </w:r>
+      <w:proofErr w:type="spellStart"/>
+      <w:r>
+        <w:rPr>
+          <w:b/>
+          <w:bCs/>
+        </w:rPr>
+        <w:t>login</w:t>
+      </w:r>
+      <w:proofErr w:type="spellEnd"/>
+      <w:r>
+        <w:rPr>
+          <w:b/>
+          <w:bCs/>
+        </w:rPr>
+        <w:t xml:space="preserve">: </w:t>
       </w:r>
       <w:r>
         <w:t>El sistema permitirá al inquilino crear una cuenta con la que acceder a la página web.</w:t>
@@ -6465,7 +7834,23 @@
           <w:b/>
           <w:bCs/>
         </w:rPr>
-        <w:t xml:space="preserve">RFA-01 (M) Registro y login: </w:t>
+        <w:t xml:space="preserve">RFA-01 (M) Registro y </w:t>
+      </w:r>
+      <w:proofErr w:type="spellStart"/>
+      <w:r>
+        <w:rPr>
+          <w:b/>
+          <w:bCs/>
+        </w:rPr>
+        <w:t>login</w:t>
+      </w:r>
+      <w:proofErr w:type="spellEnd"/>
+      <w:r>
+        <w:rPr>
+          <w:b/>
+          <w:bCs/>
+        </w:rPr>
+        <w:t xml:space="preserve">: </w:t>
       </w:r>
       <w:r>
         <w:t>El sistema permitirá al arrendador crear una cuenta con la que acceder a la página web.</w:t>
@@ -7159,7 +8544,23 @@
           <w:b/>
           <w:bCs/>
         </w:rPr>
-        <w:t>RFAD-01(M) Registro y login:</w:t>
+        <w:t xml:space="preserve">RFAD-01(M) Registro y </w:t>
+      </w:r>
+      <w:proofErr w:type="spellStart"/>
+      <w:r>
+        <w:rPr>
+          <w:b/>
+          <w:bCs/>
+        </w:rPr>
+        <w:t>login</w:t>
+      </w:r>
+      <w:proofErr w:type="spellEnd"/>
+      <w:r>
+        <w:rPr>
+          <w:b/>
+          <w:bCs/>
+        </w:rPr>
+        <w:t>:</w:t>
       </w:r>
       <w:r>
         <w:t xml:space="preserve"> El sistema deberá permitir al administrador crear una cuenta con la que acceder a la página web.</w:t>
@@ -7382,7 +8783,23 @@
         <w:jc w:val="both"/>
       </w:pPr>
       <w:r>
-        <w:t xml:space="preserve">Esta página web (frontend), no está conectada con la base de datos (backend). Usa una simulación de base de datos con Local Storage. </w:t>
+        <w:t>Esta página web (</w:t>
+      </w:r>
+      <w:proofErr w:type="spellStart"/>
+      <w:r>
+        <w:t>frontend</w:t>
+      </w:r>
+      <w:proofErr w:type="spellEnd"/>
+      <w:r>
+        <w:t>), no está conectada con la base de datos (</w:t>
+      </w:r>
+      <w:proofErr w:type="spellStart"/>
+      <w:r>
+        <w:t>backend</w:t>
+      </w:r>
+      <w:proofErr w:type="spellEnd"/>
+      <w:r>
+        <w:t xml:space="preserve">). Usa una simulación de base de datos con Local Storage. </w:t>
       </w:r>
     </w:p>
     <w:p>
@@ -7390,7 +8807,31 @@
         <w:jc w:val="both"/>
       </w:pPr>
       <w:r>
-        <w:t>El administrador tendrá acceso a la base de datos a través del sistema CRUD (Create, Read, Update, Delete) creado en JavaFX.</w:t>
+        <w:t>El administrador tendrá acceso a la base de datos a través del sistema CRUD (</w:t>
+      </w:r>
+      <w:proofErr w:type="spellStart"/>
+      <w:r>
+        <w:t>Create</w:t>
+      </w:r>
+      <w:proofErr w:type="spellEnd"/>
+      <w:r>
+        <w:t xml:space="preserve">, Read, </w:t>
+      </w:r>
+      <w:proofErr w:type="spellStart"/>
+      <w:r>
+        <w:t>Update</w:t>
+      </w:r>
+      <w:proofErr w:type="spellEnd"/>
+      <w:r>
+        <w:t xml:space="preserve">, Delete) creado en </w:t>
+      </w:r>
+      <w:proofErr w:type="spellStart"/>
+      <w:r>
+        <w:t>JavaFX</w:t>
+      </w:r>
+      <w:proofErr w:type="spellEnd"/>
+      <w:r>
+        <w:t>.</w:t>
       </w:r>
     </w:p>
     <w:p>
@@ -7493,7 +8934,15 @@
         <w:jc w:val="both"/>
       </w:pPr>
       <w:r>
-        <w:t xml:space="preserve">En la web “Roomie” habrá 3 posibles usuarios diferentes. Inquilino, arrendador y administrador. En le diagrama de casos de uso se puede observar las posibles acciones únicas y compartidas que tienen los diferentes usuarios. </w:t>
+        <w:t>En la web “</w:t>
+      </w:r>
+      <w:proofErr w:type="spellStart"/>
+      <w:r>
+        <w:t>Roomie</w:t>
+      </w:r>
+      <w:proofErr w:type="spellEnd"/>
+      <w:r>
+        <w:t xml:space="preserve">” habrá 3 posibles usuarios diferentes. Inquilino, arrendador y administrador. En le diagrama de casos de uso se puede observar las posibles acciones únicas y compartidas que tienen los diferentes usuarios. </w:t>
       </w:r>
       <w:r>
         <w:br w:type="page"/>
@@ -7519,7 +8968,7 @@
           <w:noProof/>
         </w:rPr>
         <w:drawing>
-          <wp:inline distT="0" distB="0" distL="0" distR="0" wp14:anchorId="67E3B4D2" wp14:editId="033166FF">
+          <wp:inline distT="0" distB="0" distL="0" distR="0" wp14:anchorId="67E3B4D2" wp14:editId="33BF2058">
             <wp:extent cx="5731510" cy="6417310"/>
             <wp:effectExtent l="0" t="0" r="2540" b="2540"/>
             <wp:docPr id="682627866" name="Imagen 2"/>
@@ -7665,7 +9114,15 @@
         <w:jc w:val="both"/>
       </w:pPr>
       <w:r>
-        <w:t xml:space="preserve">Tanto en el diagrama de clases (Ilustración 3), como en el diagrama entidad relación (Ilustración 4); se pueden observar las entidades que van a componer la web “Roomie”. Los usuarios registrados, los pisos añadidos, los contratos pendientes y las habitaciones con sus </w:t>
+        <w:t>Tanto en el diagrama de clases (Ilustración 3), como en el diagrama entidad relación (Ilustración 4); se pueden observar las entidades que van a componer la web “</w:t>
+      </w:r>
+      <w:proofErr w:type="spellStart"/>
+      <w:r>
+        <w:t>Roomie</w:t>
+      </w:r>
+      <w:proofErr w:type="spellEnd"/>
+      <w:r>
+        <w:t xml:space="preserve">”. Los usuarios registrados, los pisos añadidos, los contratos pendientes y las habitaciones con sus </w:t>
       </w:r>
       <w:r>
         <w:t>muebles</w:t>
@@ -7696,6 +9153,7 @@
           <w:numId w:val="18"/>
         </w:numPr>
       </w:pPr>
+      <w:proofErr w:type="gramStart"/>
       <w:r>
         <w:rPr>
           <w:b/>
@@ -7706,18 +9164,60 @@
       <w:r>
         <w:t>(</w:t>
       </w:r>
+      <w:proofErr w:type="spellStart"/>
+      <w:proofErr w:type="gramEnd"/>
       <w:r>
         <w:rPr>
           <w:u w:val="single"/>
         </w:rPr>
         <w:t>dni</w:t>
       </w:r>
-      <w:r>
-        <w:t>, name, surnames, password, phone, email, birthda</w:t>
+      <w:proofErr w:type="spellEnd"/>
+      <w:r>
+        <w:t xml:space="preserve">, </w:t>
+      </w:r>
+      <w:proofErr w:type="spellStart"/>
+      <w:r>
+        <w:t>name</w:t>
+      </w:r>
+      <w:proofErr w:type="spellEnd"/>
+      <w:r>
+        <w:t xml:space="preserve">, </w:t>
+      </w:r>
+      <w:proofErr w:type="spellStart"/>
+      <w:r>
+        <w:t>surnames</w:t>
+      </w:r>
+      <w:proofErr w:type="spellEnd"/>
+      <w:r>
+        <w:t xml:space="preserve">, </w:t>
+      </w:r>
+      <w:proofErr w:type="spellStart"/>
+      <w:proofErr w:type="gramStart"/>
+      <w:r>
+        <w:t>password</w:t>
+      </w:r>
+      <w:proofErr w:type="spellEnd"/>
+      <w:proofErr w:type="gramEnd"/>
+      <w:r>
+        <w:t xml:space="preserve">, </w:t>
+      </w:r>
+      <w:proofErr w:type="spellStart"/>
+      <w:r>
+        <w:t>phone</w:t>
+      </w:r>
+      <w:proofErr w:type="spellEnd"/>
+      <w:r>
+        <w:t xml:space="preserve">, email, </w:t>
+      </w:r>
+      <w:proofErr w:type="spellStart"/>
+      <w:r>
+        <w:t>birthda</w:t>
       </w:r>
       <w:r>
         <w:t>y</w:t>
       </w:r>
+      <w:proofErr w:type="spellEnd"/>
       <w:r>
         <w:t>)</w:t>
       </w:r>
@@ -7729,6 +9229,7 @@
           <w:numId w:val="18"/>
         </w:numPr>
       </w:pPr>
+      <w:proofErr w:type="gramStart"/>
       <w:r>
         <w:rPr>
           <w:b/>
@@ -7739,6 +9240,8 @@
       <w:r>
         <w:t>(</w:t>
       </w:r>
+      <w:proofErr w:type="spellStart"/>
+      <w:proofErr w:type="gramEnd"/>
       <w:r>
         <w:rPr>
           <w:color w:val="EE0000"/>
@@ -7746,6 +9249,7 @@
         </w:rPr>
         <w:t>dni</w:t>
       </w:r>
+      <w:proofErr w:type="spellEnd"/>
       <w:r>
         <w:rPr>
           <w:color w:val="EE0000"/>
@@ -7753,7 +9257,15 @@
         <w:t xml:space="preserve"> </w:t>
       </w:r>
       <w:r>
-        <w:t>-&gt; USER, studentLicense)</w:t>
+        <w:t xml:space="preserve">-&gt; USER, </w:t>
+      </w:r>
+      <w:proofErr w:type="spellStart"/>
+      <w:r>
+        <w:t>studentLicense</w:t>
+      </w:r>
+      <w:proofErr w:type="spellEnd"/>
+      <w:r>
+        <w:t>)</w:t>
       </w:r>
     </w:p>
     <w:p>
@@ -7763,6 +9275,7 @@
           <w:numId w:val="18"/>
         </w:numPr>
       </w:pPr>
+      <w:proofErr w:type="gramStart"/>
       <w:r>
         <w:rPr>
           <w:b/>
@@ -7773,6 +9286,8 @@
       <w:r>
         <w:t>(</w:t>
       </w:r>
+      <w:proofErr w:type="spellStart"/>
+      <w:proofErr w:type="gramEnd"/>
       <w:r>
         <w:rPr>
           <w:color w:val="EE0000"/>
@@ -7780,6 +9295,7 @@
         </w:rPr>
         <w:t>dni</w:t>
       </w:r>
+      <w:proofErr w:type="spellEnd"/>
       <w:r>
         <w:t xml:space="preserve"> -&gt; USER)</w:t>
       </w:r>
@@ -7791,6 +9307,7 @@
           <w:numId w:val="18"/>
         </w:numPr>
       </w:pPr>
+      <w:proofErr w:type="gramStart"/>
       <w:r>
         <w:rPr>
           <w:b/>
@@ -7801,61 +9318,111 @@
       <w:r>
         <w:t>(</w:t>
       </w:r>
+      <w:proofErr w:type="spellStart"/>
+      <w:proofErr w:type="gramEnd"/>
       <w:r>
         <w:rPr>
           <w:u w:val="single"/>
         </w:rPr>
         <w:t>contractID</w:t>
       </w:r>
+      <w:proofErr w:type="spellEnd"/>
       <w:r>
         <w:t xml:space="preserve">, </w:t>
       </w:r>
+      <w:proofErr w:type="spellStart"/>
+      <w:proofErr w:type="gramStart"/>
       <w:r>
         <w:t>signatureDate</w:t>
       </w:r>
-      <w:r>
-        <w:t>,  pricePerMonth, startingDate, endingDate</w:t>
-      </w:r>
+      <w:proofErr w:type="spellEnd"/>
+      <w:r>
+        <w:t xml:space="preserve">,  </w:t>
+      </w:r>
+      <w:proofErr w:type="spellStart"/>
+      <w:r>
+        <w:t>pricePerMonth</w:t>
+      </w:r>
+      <w:proofErr w:type="spellEnd"/>
+      <w:proofErr w:type="gramEnd"/>
       <w:r>
         <w:t xml:space="preserve">, </w:t>
       </w:r>
+      <w:proofErr w:type="spellStart"/>
+      <w:r>
+        <w:t>startingDate</w:t>
+      </w:r>
+      <w:proofErr w:type="spellEnd"/>
+      <w:r>
+        <w:t xml:space="preserve">, </w:t>
+      </w:r>
+      <w:proofErr w:type="spellStart"/>
+      <w:r>
+        <w:t>endingDate</w:t>
+      </w:r>
+      <w:proofErr w:type="spellEnd"/>
+      <w:r>
+        <w:t xml:space="preserve">, </w:t>
+      </w:r>
       <w:r>
         <w:rPr>
           <w:u w:val="single"/>
         </w:rPr>
         <w:t>(</w:t>
       </w:r>
+      <w:proofErr w:type="spellStart"/>
       <w:r>
         <w:rPr>
           <w:color w:val="EE0000"/>
           <w:u w:val="single"/>
         </w:rPr>
-        <w:t xml:space="preserve">num, </w:t>
-      </w:r>
+        <w:t>num</w:t>
+      </w:r>
+      <w:proofErr w:type="spellEnd"/>
       <w:r>
         <w:rPr>
           <w:color w:val="EE0000"/>
           <w:u w:val="single"/>
         </w:rPr>
-        <w:t>propertyCityID</w:t>
-      </w:r>
+        <w:t xml:space="preserve">, </w:t>
+      </w:r>
+      <w:proofErr w:type="spellStart"/>
       <w:r>
         <w:rPr>
           <w:color w:val="EE0000"/>
           <w:u w:val="single"/>
         </w:rPr>
-        <w:t>, address</w:t>
-      </w:r>
-      <w:r>
-        <w:t xml:space="preserve">) -&gt; ROOM, </w:t>
-      </w:r>
+        <w:t>propertyCityID</w:t>
+      </w:r>
+      <w:proofErr w:type="spellEnd"/>
       <w:r>
         <w:rPr>
           <w:color w:val="EE0000"/>
           <w:u w:val="single"/>
         </w:rPr>
+        <w:t xml:space="preserve">, </w:t>
+      </w:r>
+      <w:proofErr w:type="spellStart"/>
+      <w:r>
+        <w:rPr>
+          <w:color w:val="EE0000"/>
+          <w:u w:val="single"/>
+        </w:rPr>
+        <w:t>address</w:t>
+      </w:r>
+      <w:proofErr w:type="spellEnd"/>
+      <w:r>
+        <w:t xml:space="preserve">) -&gt; ROOM, </w:t>
+      </w:r>
+      <w:proofErr w:type="spellStart"/>
+      <w:r>
+        <w:rPr>
+          <w:color w:val="EE0000"/>
+          <w:u w:val="single"/>
+        </w:rPr>
         <w:t>dni</w:t>
       </w:r>
+      <w:proofErr w:type="spellEnd"/>
       <w:r>
         <w:rPr>
           <w:u w:val="single"/>
@@ -7863,7 +9430,11 @@
         <w:t xml:space="preserve"> </w:t>
       </w:r>
       <w:r>
-        <w:t>-&gt; TENANT</w:t>
+        <w:t xml:space="preserve">-&gt; </w:t>
+      </w:r>
+      <w:proofErr w:type="gramStart"/>
+      <w:r>
+        <w:t>TENANT</w:t>
       </w:r>
       <w:r>
         <w:t xml:space="preserve"> </w:t>
@@ -7871,6 +9442,7 @@
       <w:r>
         <w:t>)</w:t>
       </w:r>
+      <w:proofErr w:type="gramEnd"/>
     </w:p>
     <w:p>
       <w:pPr>
@@ -7879,6 +9451,7 @@
           <w:numId w:val="18"/>
         </w:numPr>
       </w:pPr>
+      <w:proofErr w:type="gramStart"/>
       <w:r>
         <w:rPr>
           <w:b/>
@@ -7889,18 +9462,22 @@
       <w:r>
         <w:t>(</w:t>
       </w:r>
+      <w:proofErr w:type="spellStart"/>
+      <w:proofErr w:type="gramEnd"/>
       <w:r>
         <w:rPr>
           <w:u w:val="single"/>
         </w:rPr>
         <w:t>address</w:t>
       </w:r>
+      <w:proofErr w:type="spellEnd"/>
       <w:r>
         <w:t>,</w:t>
       </w:r>
       <w:r>
         <w:t xml:space="preserve"> </w:t>
       </w:r>
+      <w:proofErr w:type="spellStart"/>
       <w:r>
         <w:rPr>
           <w:color w:val="EE0000"/>
@@ -7908,6 +9485,7 @@
         </w:rPr>
         <w:t>cityID</w:t>
       </w:r>
+      <w:proofErr w:type="spellEnd"/>
       <w:r>
         <w:rPr>
           <w:color w:val="EE0000"/>
@@ -7915,16 +9493,45 @@
         <w:t xml:space="preserve"> </w:t>
       </w:r>
       <w:r>
-        <w:t xml:space="preserve">-&gt; CITY, </w:t>
-      </w:r>
-      <w:r>
-        <w:t xml:space="preserve"> surface, status, </w:t>
-      </w:r>
+        <w:t xml:space="preserve">-&gt; </w:t>
+      </w:r>
+      <w:proofErr w:type="gramStart"/>
+      <w:r>
+        <w:t xml:space="preserve">CITY, </w:t>
+      </w:r>
+      <w:r>
+        <w:t xml:space="preserve"> </w:t>
+      </w:r>
+      <w:proofErr w:type="spellStart"/>
+      <w:r>
+        <w:t>surface</w:t>
+      </w:r>
+      <w:proofErr w:type="spellEnd"/>
+      <w:proofErr w:type="gramEnd"/>
+      <w:r>
+        <w:t xml:space="preserve">, </w:t>
+      </w:r>
+      <w:proofErr w:type="gramStart"/>
+      <w:r>
+        <w:t>status</w:t>
+      </w:r>
+      <w:proofErr w:type="gramEnd"/>
+      <w:r>
+        <w:t xml:space="preserve">, </w:t>
+      </w:r>
+      <w:proofErr w:type="spellStart"/>
       <w:r>
         <w:rPr>
           <w:color w:val="EE0000"/>
         </w:rPr>
-        <w:t xml:space="preserve">dni </w:t>
+        <w:t>dni</w:t>
+      </w:r>
+      <w:proofErr w:type="spellEnd"/>
+      <w:r>
+        <w:rPr>
+          <w:color w:val="EE0000"/>
+        </w:rPr>
+        <w:t xml:space="preserve"> </w:t>
       </w:r>
       <w:r>
         <w:t>-&gt; OWNER)</w:t>
@@ -7937,6 +9544,7 @@
           <w:numId w:val="18"/>
         </w:numPr>
       </w:pPr>
+      <w:proofErr w:type="gramStart"/>
       <w:r>
         <w:rPr>
           <w:b/>
@@ -7947,12 +9555,22 @@
       <w:r>
         <w:t>(</w:t>
       </w:r>
+      <w:proofErr w:type="spellStart"/>
+      <w:proofErr w:type="gramEnd"/>
       <w:r>
         <w:rPr>
           <w:u w:val="single"/>
         </w:rPr>
-        <w:t xml:space="preserve">num, </w:t>
-      </w:r>
+        <w:t>num</w:t>
+      </w:r>
+      <w:proofErr w:type="spellEnd"/>
+      <w:r>
+        <w:rPr>
+          <w:u w:val="single"/>
+        </w:rPr>
+        <w:t xml:space="preserve">, </w:t>
+      </w:r>
+      <w:proofErr w:type="spellStart"/>
       <w:r>
         <w:rPr>
           <w:color w:val="EE0000"/>
@@ -7960,25 +9578,61 @@
         </w:rPr>
         <w:t>address</w:t>
       </w:r>
+      <w:proofErr w:type="spellEnd"/>
       <w:r>
         <w:rPr>
           <w:color w:val="EE0000"/>
           <w:u w:val="single"/>
         </w:rPr>
-        <w:t>, cityID</w:t>
-      </w:r>
-      <w:r>
-        <w:rPr>
+        <w:t xml:space="preserve">, </w:t>
+      </w:r>
+      <w:proofErr w:type="spellStart"/>
+      <w:r>
+        <w:rPr>
+          <w:color w:val="EE0000"/>
           <w:u w:val="single"/>
         </w:rPr>
+        <w:t>cityID</w:t>
+      </w:r>
+      <w:proofErr w:type="spellEnd"/>
+      <w:r>
+        <w:rPr>
+          <w:u w:val="single"/>
+        </w:rPr>
         <w:t xml:space="preserve"> </w:t>
       </w:r>
       <w:r>
-        <w:t>-&gt; PROPERTY, surface, status, pricePerMonth</w:t>
-      </w:r>
-      <w:r>
-        <w:t>, type</w:t>
-      </w:r>
+        <w:t xml:space="preserve">-&gt; PROPERTY, </w:t>
+      </w:r>
+      <w:proofErr w:type="spellStart"/>
+      <w:r>
+        <w:t>surface</w:t>
+      </w:r>
+      <w:proofErr w:type="spellEnd"/>
+      <w:r>
+        <w:t xml:space="preserve">, </w:t>
+      </w:r>
+      <w:proofErr w:type="gramStart"/>
+      <w:r>
+        <w:t>status</w:t>
+      </w:r>
+      <w:proofErr w:type="gramEnd"/>
+      <w:r>
+        <w:t xml:space="preserve">, </w:t>
+      </w:r>
+      <w:proofErr w:type="spellStart"/>
+      <w:r>
+        <w:t>pricePerMonth</w:t>
+      </w:r>
+      <w:proofErr w:type="spellEnd"/>
+      <w:r>
+        <w:t xml:space="preserve">, </w:t>
+      </w:r>
+      <w:proofErr w:type="spellStart"/>
+      <w:r>
+        <w:t>type</w:t>
+      </w:r>
+      <w:proofErr w:type="spellEnd"/>
       <w:r>
         <w:t>)</w:t>
       </w:r>
@@ -7990,6 +9644,7 @@
           <w:numId w:val="18"/>
         </w:numPr>
       </w:pPr>
+      <w:proofErr w:type="gramStart"/>
       <w:r>
         <w:rPr>
           <w:b/>
@@ -8000,18 +9655,34 @@
       <w:r>
         <w:t>(</w:t>
       </w:r>
+      <w:proofErr w:type="spellStart"/>
+      <w:proofErr w:type="gramEnd"/>
       <w:r>
         <w:rPr>
           <w:u w:val="single"/>
         </w:rPr>
         <w:t>furnitureID</w:t>
       </w:r>
+      <w:proofErr w:type="spellEnd"/>
       <w:r>
         <w:t>,</w:t>
       </w:r>
       <w:r>
-        <w:t xml:space="preserve"> furnitureName, furnitureDescription</w:t>
-      </w:r>
+        <w:t xml:space="preserve"> </w:t>
+      </w:r>
+      <w:proofErr w:type="spellStart"/>
+      <w:r>
+        <w:t>furnitureName</w:t>
+      </w:r>
+      <w:proofErr w:type="spellEnd"/>
+      <w:r>
+        <w:t xml:space="preserve">, </w:t>
+      </w:r>
+      <w:proofErr w:type="spellStart"/>
+      <w:r>
+        <w:t>furnitureDescription</w:t>
+      </w:r>
+      <w:proofErr w:type="spellEnd"/>
       <w:r>
         <w:t>)</w:t>
       </w:r>
@@ -8029,11 +9700,21 @@
           <w:bCs/>
         </w:rPr>
         <w:lastRenderedPageBreak/>
-        <w:t>ROOM-FURNITURE</w:t>
+        <w:t>ROOM-</w:t>
+      </w:r>
+      <w:proofErr w:type="gramStart"/>
+      <w:r>
+        <w:rPr>
+          <w:b/>
+          <w:bCs/>
+        </w:rPr>
+        <w:t>FURNITURE</w:t>
       </w:r>
       <w:r>
         <w:t>(</w:t>
       </w:r>
+      <w:proofErr w:type="spellStart"/>
+      <w:proofErr w:type="gramEnd"/>
       <w:r>
         <w:rPr>
           <w:color w:val="EE0000"/>
@@ -8041,6 +9722,7 @@
         </w:rPr>
         <w:t>furnitureID</w:t>
       </w:r>
+      <w:proofErr w:type="spellEnd"/>
       <w:r>
         <w:rPr>
           <w:color w:val="EE0000"/>
@@ -8048,19 +9730,61 @@
         <w:t xml:space="preserve"> </w:t>
       </w:r>
       <w:r>
-        <w:t>-&gt; FURNITURE , (</w:t>
-      </w:r>
+        <w:t xml:space="preserve">-&gt; </w:t>
+      </w:r>
+      <w:proofErr w:type="gramStart"/>
+      <w:r>
+        <w:t>FURNITURE ,</w:t>
+      </w:r>
+      <w:proofErr w:type="gramEnd"/>
+      <w:r>
+        <w:t xml:space="preserve"> (</w:t>
+      </w:r>
+      <w:proofErr w:type="spellStart"/>
       <w:r>
         <w:rPr>
           <w:color w:val="EE0000"/>
           <w:u w:val="single"/>
         </w:rPr>
-        <w:t>roomNumber, propertyAddress, cityID</w:t>
-      </w:r>
-      <w:r>
-        <w:rPr>
+        <w:t>roomNumber</w:t>
+      </w:r>
+      <w:proofErr w:type="spellEnd"/>
+      <w:r>
+        <w:rPr>
+          <w:color w:val="EE0000"/>
           <w:u w:val="single"/>
         </w:rPr>
+        <w:t xml:space="preserve">, </w:t>
+      </w:r>
+      <w:proofErr w:type="spellStart"/>
+      <w:r>
+        <w:rPr>
+          <w:color w:val="EE0000"/>
+          <w:u w:val="single"/>
+        </w:rPr>
+        <w:t>propertyAddress</w:t>
+      </w:r>
+      <w:proofErr w:type="spellEnd"/>
+      <w:r>
+        <w:rPr>
+          <w:color w:val="EE0000"/>
+          <w:u w:val="single"/>
+        </w:rPr>
+        <w:t xml:space="preserve">, </w:t>
+      </w:r>
+      <w:proofErr w:type="spellStart"/>
+      <w:r>
+        <w:rPr>
+          <w:color w:val="EE0000"/>
+          <w:u w:val="single"/>
+        </w:rPr>
+        <w:t>cityID</w:t>
+      </w:r>
+      <w:proofErr w:type="spellEnd"/>
+      <w:r>
+        <w:rPr>
+          <w:u w:val="single"/>
+        </w:rPr>
         <w:t>)</w:t>
       </w:r>
       <w:r>
@@ -8070,8 +9794,13 @@
         <w:t xml:space="preserve"> </w:t>
       </w:r>
       <w:r>
-        <w:t>-&gt; ROOM, quantity</w:t>
-      </w:r>
+        <w:t xml:space="preserve">-&gt; ROOM, </w:t>
+      </w:r>
+      <w:proofErr w:type="spellStart"/>
+      <w:r>
+        <w:t>quantity</w:t>
+      </w:r>
+      <w:proofErr w:type="spellEnd"/>
       <w:r>
         <w:t>)</w:t>
       </w:r>
@@ -8084,6 +9813,7 @@
           <w:numId w:val="18"/>
         </w:numPr>
       </w:pPr>
+      <w:proofErr w:type="gramStart"/>
       <w:r>
         <w:rPr>
           <w:b/>
@@ -8094,6 +9824,8 @@
       <w:r>
         <w:t>(</w:t>
       </w:r>
+      <w:proofErr w:type="spellStart"/>
+      <w:proofErr w:type="gramEnd"/>
       <w:r>
         <w:rPr>
           <w:u w:val="single"/>
@@ -8106,17 +9838,30 @@
         </w:rPr>
         <w:t>ID</w:t>
       </w:r>
+      <w:proofErr w:type="spellEnd"/>
       <w:r>
         <w:t xml:space="preserve">, </w:t>
       </w:r>
+      <w:proofErr w:type="spellStart"/>
       <w:r>
         <w:rPr>
           <w:color w:val="EE0000"/>
         </w:rPr>
-        <w:t xml:space="preserve">dni </w:t>
-      </w:r>
-      <w:r>
-        <w:t xml:space="preserve">-&gt; USER,  </w:t>
+        <w:t>dni</w:t>
+      </w:r>
+      <w:proofErr w:type="spellEnd"/>
+      <w:r>
+        <w:rPr>
+          <w:color w:val="EE0000"/>
+        </w:rPr>
+        <w:t xml:space="preserve"> </w:t>
+      </w:r>
+      <w:r>
+        <w:t xml:space="preserve">-&gt; </w:t>
+      </w:r>
+      <w:proofErr w:type="gramStart"/>
+      <w:r>
+        <w:t xml:space="preserve">USER,  </w:t>
       </w:r>
       <w:r>
         <w:rPr>
@@ -8124,26 +9869,69 @@
         </w:rPr>
         <w:t>(</w:t>
       </w:r>
+      <w:proofErr w:type="spellStart"/>
+      <w:proofErr w:type="gramEnd"/>
       <w:r>
         <w:rPr>
           <w:color w:val="EE0000"/>
         </w:rPr>
-        <w:t xml:space="preserve">num, </w:t>
-      </w:r>
+        <w:t>num</w:t>
+      </w:r>
+      <w:proofErr w:type="spellEnd"/>
       <w:r>
         <w:rPr>
           <w:color w:val="EE0000"/>
         </w:rPr>
+        <w:t xml:space="preserve">, </w:t>
+      </w:r>
+      <w:proofErr w:type="spellStart"/>
+      <w:r>
+        <w:rPr>
+          <w:color w:val="EE0000"/>
+        </w:rPr>
         <w:t>cityID</w:t>
       </w:r>
+      <w:proofErr w:type="spellEnd"/>
       <w:r>
         <w:rPr>
           <w:color w:val="EE0000"/>
         </w:rPr>
-        <w:t>, address</w:t>
-      </w:r>
-      <w:r>
-        <w:t>) -&gt; ROOM, issue, details, status)</w:t>
+        <w:t xml:space="preserve">, </w:t>
+      </w:r>
+      <w:proofErr w:type="spellStart"/>
+      <w:r>
+        <w:rPr>
+          <w:color w:val="EE0000"/>
+        </w:rPr>
+        <w:t>address</w:t>
+      </w:r>
+      <w:proofErr w:type="spellEnd"/>
+      <w:r>
+        <w:t xml:space="preserve">) -&gt; ROOM, </w:t>
+      </w:r>
+      <w:proofErr w:type="spellStart"/>
+      <w:r>
+        <w:t>issue</w:t>
+      </w:r>
+      <w:proofErr w:type="spellEnd"/>
+      <w:r>
+        <w:t xml:space="preserve">, </w:t>
+      </w:r>
+      <w:proofErr w:type="spellStart"/>
+      <w:r>
+        <w:t>details</w:t>
+      </w:r>
+      <w:proofErr w:type="spellEnd"/>
+      <w:r>
+        <w:t xml:space="preserve">, </w:t>
+      </w:r>
+      <w:proofErr w:type="gramStart"/>
+      <w:r>
+        <w:t>status</w:t>
+      </w:r>
+      <w:proofErr w:type="gramEnd"/>
+      <w:r>
+        <w:t>)</w:t>
       </w:r>
     </w:p>
     <w:p>
@@ -8154,6 +9942,7 @@
           <w:numId w:val="18"/>
         </w:numPr>
       </w:pPr>
+      <w:proofErr w:type="gramStart"/>
       <w:r>
         <w:rPr>
           <w:b/>
@@ -8164,15 +9953,23 @@
       <w:r>
         <w:t>(</w:t>
       </w:r>
+      <w:proofErr w:type="spellStart"/>
+      <w:proofErr w:type="gramEnd"/>
       <w:r>
         <w:rPr>
           <w:u w:val="single"/>
         </w:rPr>
         <w:t>provinceID</w:t>
       </w:r>
-      <w:r>
-        <w:t>, provinceName</w:t>
-      </w:r>
+      <w:proofErr w:type="spellEnd"/>
+      <w:r>
+        <w:t xml:space="preserve">, </w:t>
+      </w:r>
+      <w:proofErr w:type="spellStart"/>
+      <w:r>
+        <w:t>provinceName</w:t>
+      </w:r>
+      <w:proofErr w:type="spellEnd"/>
       <w:r>
         <w:t>)</w:t>
       </w:r>
@@ -8185,6 +9982,7 @@
           <w:numId w:val="18"/>
         </w:numPr>
       </w:pPr>
+      <w:proofErr w:type="gramStart"/>
       <w:r>
         <w:rPr>
           <w:b/>
@@ -8195,20 +9993,39 @@
       <w:r>
         <w:t>(</w:t>
       </w:r>
+      <w:proofErr w:type="spellStart"/>
+      <w:proofErr w:type="gramEnd"/>
       <w:r>
         <w:rPr>
           <w:u w:val="single"/>
         </w:rPr>
         <w:t>cityID</w:t>
       </w:r>
-      <w:r>
-        <w:t xml:space="preserve">, cityName, </w:t>
-      </w:r>
+      <w:proofErr w:type="spellEnd"/>
+      <w:r>
+        <w:t xml:space="preserve">, </w:t>
+      </w:r>
+      <w:proofErr w:type="spellStart"/>
+      <w:r>
+        <w:t>cityName</w:t>
+      </w:r>
+      <w:proofErr w:type="spellEnd"/>
+      <w:r>
+        <w:t xml:space="preserve">, </w:t>
+      </w:r>
+      <w:proofErr w:type="spellStart"/>
       <w:r>
         <w:rPr>
           <w:color w:val="EE0000"/>
         </w:rPr>
-        <w:t xml:space="preserve">provinceID </w:t>
+        <w:t>provinceID</w:t>
+      </w:r>
+      <w:proofErr w:type="spellEnd"/>
+      <w:r>
+        <w:rPr>
+          <w:color w:val="EE0000"/>
+        </w:rPr>
+        <w:t xml:space="preserve"> </w:t>
       </w:r>
       <w:r>
         <w:t>-&gt; PROVINCE)</w:t>
@@ -8222,6 +10039,7 @@
           <w:numId w:val="18"/>
         </w:numPr>
       </w:pPr>
+      <w:proofErr w:type="gramStart"/>
       <w:r>
         <w:rPr>
           <w:b/>
@@ -8232,20 +10050,39 @@
       <w:r>
         <w:t>(</w:t>
       </w:r>
+      <w:proofErr w:type="spellStart"/>
+      <w:proofErr w:type="gramEnd"/>
       <w:r>
         <w:rPr>
           <w:u w:val="single"/>
         </w:rPr>
         <w:t>institutionID</w:t>
       </w:r>
-      <w:r>
-        <w:t xml:space="preserve">, institutionName, </w:t>
-      </w:r>
+      <w:proofErr w:type="spellEnd"/>
+      <w:r>
+        <w:t xml:space="preserve">, </w:t>
+      </w:r>
+      <w:proofErr w:type="spellStart"/>
+      <w:r>
+        <w:t>institutionName</w:t>
+      </w:r>
+      <w:proofErr w:type="spellEnd"/>
+      <w:r>
+        <w:t xml:space="preserve">, </w:t>
+      </w:r>
+      <w:proofErr w:type="spellStart"/>
       <w:r>
         <w:rPr>
           <w:color w:val="EE0000"/>
         </w:rPr>
-        <w:t xml:space="preserve">cityID </w:t>
+        <w:t>cityID</w:t>
+      </w:r>
+      <w:proofErr w:type="spellEnd"/>
+      <w:r>
+        <w:rPr>
+          <w:color w:val="EE0000"/>
+        </w:rPr>
+        <w:t xml:space="preserve"> </w:t>
       </w:r>
       <w:r>
         <w:t>-&gt; CITY)</w:t>
@@ -8264,11 +10101,21 @@
           <w:b/>
           <w:bCs/>
         </w:rPr>
-        <w:t>PROPERTY-INSTITUTION</w:t>
+        <w:t>PROPERTY-</w:t>
+      </w:r>
+      <w:proofErr w:type="gramStart"/>
+      <w:r>
+        <w:rPr>
+          <w:b/>
+          <w:bCs/>
+        </w:rPr>
+        <w:t>INSTITUTION</w:t>
       </w:r>
       <w:r>
         <w:t>(</w:t>
       </w:r>
+      <w:proofErr w:type="spellStart"/>
+      <w:proofErr w:type="gramEnd"/>
       <w:r>
         <w:rPr>
           <w:color w:val="EE0000"/>
@@ -8276,6 +10123,7 @@
         </w:rPr>
         <w:t>institutionID</w:t>
       </w:r>
+      <w:proofErr w:type="spellEnd"/>
       <w:r>
         <w:rPr>
           <w:color w:val="EE0000"/>
@@ -8285,13 +10133,31 @@
       <w:r>
         <w:t>-&gt; INSTITUTION, (</w:t>
       </w:r>
+      <w:proofErr w:type="spellStart"/>
       <w:r>
         <w:rPr>
           <w:color w:val="EE0000"/>
           <w:u w:val="single"/>
         </w:rPr>
-        <w:t>propertyAddress, propertyCity</w:t>
-      </w:r>
+        <w:t>propertyAddress</w:t>
+      </w:r>
+      <w:proofErr w:type="spellEnd"/>
+      <w:r>
+        <w:rPr>
+          <w:color w:val="EE0000"/>
+          <w:u w:val="single"/>
+        </w:rPr>
+        <w:t xml:space="preserve">, </w:t>
+      </w:r>
+      <w:proofErr w:type="spellStart"/>
+      <w:r>
+        <w:rPr>
+          <w:color w:val="EE0000"/>
+          <w:u w:val="single"/>
+        </w:rPr>
+        <w:t>propertyCity</w:t>
+      </w:r>
+      <w:proofErr w:type="spellEnd"/>
       <w:r>
         <w:t xml:space="preserve"> -&gt; PROPERTY</w:t>
       </w:r>
@@ -8558,7 +10424,21 @@
         <w:rPr>
           <w:rFonts w:ascii="Aptos" w:eastAsia="Aptos" w:hAnsi="Aptos" w:cs="Aptos"/>
         </w:rPr>
-        <w:t>Todo proyecto se rige por un modelo de ciclo de vida. Se tratan de esquemas que organizan las diferentes fases del desarrollo, facilitando la gestión del mismo.</w:t>
+        <w:t xml:space="preserve">Todo proyecto se rige por un modelo de ciclo de vida. Se tratan de esquemas que organizan las diferentes fases del desarrollo, facilitando la gestión </w:t>
+      </w:r>
+      <w:proofErr w:type="gramStart"/>
+      <w:r>
+        <w:rPr>
+          <w:rFonts w:ascii="Aptos" w:eastAsia="Aptos" w:hAnsi="Aptos" w:cs="Aptos"/>
+        </w:rPr>
+        <w:t>del mismo</w:t>
+      </w:r>
+      <w:proofErr w:type="gramEnd"/>
+      <w:r>
+        <w:rPr>
+          <w:rFonts w:ascii="Aptos" w:eastAsia="Aptos" w:hAnsi="Aptos" w:cs="Aptos"/>
+        </w:rPr>
+        <w:t>.</w:t>
       </w:r>
     </w:p>
     <w:p>
@@ -8569,11 +10449,19 @@
           <w:rFonts w:ascii="Aptos" w:eastAsia="Aptos" w:hAnsi="Aptos" w:cs="Aptos"/>
         </w:rPr>
       </w:pPr>
-      <w:r>
-        <w:rPr>
-          <w:rFonts w:ascii="Aptos" w:eastAsia="Aptos" w:hAnsi="Aptos" w:cs="Aptos"/>
-        </w:rPr>
-        <w:t>Roomie pretende ofrecer un servicio mantenido y con actualizaciones constantes a largo plazo. Ade</w:t>
+      <w:proofErr w:type="spellStart"/>
+      <w:r>
+        <w:rPr>
+          <w:rFonts w:ascii="Aptos" w:eastAsia="Aptos" w:hAnsi="Aptos" w:cs="Aptos"/>
+        </w:rPr>
+        <w:t>Roomie</w:t>
+      </w:r>
+      <w:proofErr w:type="spellEnd"/>
+      <w:r>
+        <w:rPr>
+          <w:rFonts w:ascii="Aptos" w:eastAsia="Aptos" w:hAnsi="Aptos" w:cs="Aptos"/>
+        </w:rPr>
+        <w:t xml:space="preserve"> pretende ofrecer un servicio mantenido y con actualizaciones constantes a largo plazo. Ade</w:t>
       </w:r>
       <w:r>
         <w:rPr>
@@ -8938,9 +10826,14 @@
       <w:bookmarkStart w:id="24" w:name="_Toc229935630"/>
       <w:r>
         <w:lastRenderedPageBreak/>
-        <w:t>Nuestro Tablero KanBan</w:t>
+        <w:t xml:space="preserve">Nuestro Tablero </w:t>
+      </w:r>
+      <w:proofErr w:type="spellStart"/>
+      <w:r>
+        <w:t>KanBan</w:t>
       </w:r>
       <w:bookmarkEnd w:id="24"/>
+      <w:proofErr w:type="spellEnd"/>
       <w:r>
         <w:t xml:space="preserve"> </w:t>
       </w:r>
@@ -9313,7 +11206,21 @@
               <w:rPr>
                 <w:rFonts w:eastAsia="Arial" w:cs="Arial"/>
               </w:rPr>
-              <w:t>Creación de github, escribir introducción, descripción de ciclo de vida y plan de negocios</w:t>
+              <w:t xml:space="preserve">Creación de </w:t>
+            </w:r>
+            <w:proofErr w:type="spellStart"/>
+            <w:r>
+              <w:rPr>
+                <w:rFonts w:eastAsia="Arial" w:cs="Arial"/>
+              </w:rPr>
+              <w:t>github</w:t>
+            </w:r>
+            <w:proofErr w:type="spellEnd"/>
+            <w:r>
+              <w:rPr>
+                <w:rFonts w:eastAsia="Arial" w:cs="Arial"/>
+              </w:rPr>
+              <w:t>, escribir introducción, descripción de ciclo de vida y plan de negocios</w:t>
             </w:r>
           </w:p>
           <w:p/>
@@ -9502,7 +11409,21 @@
               <w:rPr>
                 <w:rFonts w:eastAsia="Arial" w:cs="Arial"/>
               </w:rPr>
-              <w:t xml:space="preserve">Administración de base de datos y de proyecto JavaFX. </w:t>
+              <w:t xml:space="preserve">Administración de base de datos y de proyecto </w:t>
+            </w:r>
+            <w:proofErr w:type="spellStart"/>
+            <w:r>
+              <w:rPr>
+                <w:rFonts w:eastAsia="Arial" w:cs="Arial"/>
+              </w:rPr>
+              <w:t>JavaFX</w:t>
+            </w:r>
+            <w:proofErr w:type="spellEnd"/>
+            <w:r>
+              <w:rPr>
+                <w:rFonts w:eastAsia="Arial" w:cs="Arial"/>
+              </w:rPr>
+              <w:t xml:space="preserve">. </w:t>
             </w:r>
           </w:p>
         </w:tc>
@@ -9867,8 +11788,13 @@
               <w:jc w:val="center"/>
             </w:pPr>
             <w:r>
-              <w:t>Desarrollador backend</w:t>
-            </w:r>
+              <w:t xml:space="preserve">Desarrollador </w:t>
+            </w:r>
+            <w:proofErr w:type="spellStart"/>
+            <w:r>
+              <w:t>backend</w:t>
+            </w:r>
+            <w:proofErr w:type="spellEnd"/>
           </w:p>
         </w:tc>
         <w:tc>
@@ -9882,8 +11808,13 @@
               <w:jc w:val="center"/>
             </w:pPr>
             <w:r>
-              <w:t>Desarrollador frontend</w:t>
-            </w:r>
+              <w:t xml:space="preserve">Desarrollador </w:t>
+            </w:r>
+            <w:proofErr w:type="spellStart"/>
+            <w:r>
+              <w:t>frontend</w:t>
+            </w:r>
+            <w:proofErr w:type="spellEnd"/>
           </w:p>
         </w:tc>
         <w:tc>
@@ -9897,8 +11828,13 @@
               <w:jc w:val="center"/>
             </w:pPr>
             <w:r>
-              <w:t>Desarrollador frontend</w:t>
-            </w:r>
+              <w:t xml:space="preserve">Desarrollador </w:t>
+            </w:r>
+            <w:proofErr w:type="spellStart"/>
+            <w:r>
+              <w:t>frontend</w:t>
+            </w:r>
+            <w:proofErr w:type="spellEnd"/>
           </w:p>
         </w:tc>
         <w:tc>
@@ -10001,7 +11937,23 @@
         <w:t>desarrollo del código</w:t>
       </w:r>
       <w:r>
-        <w:t xml:space="preserve"> fuente, se ha empleado el IDE IntelliJ IDEA en la implementación del proyecto CRUD (Create, Read, Update, Delete)</w:t>
+        <w:t xml:space="preserve"> fuente, se ha empleado el IDE IntelliJ IDEA en la implementación del proyecto CRUD (</w:t>
+      </w:r>
+      <w:proofErr w:type="spellStart"/>
+      <w:r>
+        <w:t>Create</w:t>
+      </w:r>
+      <w:proofErr w:type="spellEnd"/>
+      <w:r>
+        <w:t xml:space="preserve">, Read, </w:t>
+      </w:r>
+      <w:proofErr w:type="spellStart"/>
+      <w:r>
+        <w:t>Update</w:t>
+      </w:r>
+      <w:proofErr w:type="spellEnd"/>
+      <w:r>
+        <w:t>, Delete)</w:t>
       </w:r>
       <w:r>
         <w:t xml:space="preserve"> para</w:t>
@@ -10017,7 +11969,15 @@
         <w:t xml:space="preserve"> </w:t>
       </w:r>
       <w:r>
-        <w:t>Code como editor principal para el diseño y estructuración del front-end mediante HTML, CSS y JavaScript.</w:t>
+        <w:t xml:space="preserve">Code como editor principal para el diseño y estructuración del </w:t>
+      </w:r>
+      <w:proofErr w:type="spellStart"/>
+      <w:r>
+        <w:t>front-end</w:t>
+      </w:r>
+      <w:proofErr w:type="spellEnd"/>
+      <w:r>
+        <w:t xml:space="preserve"> mediante HTML, CSS y JavaScript.</w:t>
       </w:r>
     </w:p>
     <w:p>
@@ -10035,7 +11995,15 @@
         <w:t>control de versiones</w:t>
       </w:r>
       <w:r>
-        <w:t xml:space="preserve"> del proyecto, se ha utilizado GitHub como plataforma en la que alojar el proyecto y Sourcetree para gestionar el repositorio conjunto. </w:t>
+        <w:t xml:space="preserve"> del proyecto, se ha utilizado GitHub como plataforma en la que alojar el proyecto y </w:t>
+      </w:r>
+      <w:proofErr w:type="spellStart"/>
+      <w:r>
+        <w:t>Sourcetree</w:t>
+      </w:r>
+      <w:proofErr w:type="spellEnd"/>
+      <w:r>
+        <w:t xml:space="preserve"> para gestionar el repositorio conjunto. </w:t>
       </w:r>
     </w:p>
     <w:p>
@@ -10063,12 +12031,21 @@
       <w:r>
         <w:t xml:space="preserve">Se ha usado </w:t>
       </w:r>
+      <w:proofErr w:type="spellStart"/>
       <w:r>
         <w:rPr>
           <w:b/>
           <w:bCs/>
         </w:rPr>
-        <w:t xml:space="preserve">Vercel </w:t>
+        <w:t>Vercel</w:t>
+      </w:r>
+      <w:proofErr w:type="spellEnd"/>
+      <w:r>
+        <w:rPr>
+          <w:b/>
+          <w:bCs/>
+        </w:rPr>
+        <w:t xml:space="preserve"> </w:t>
       </w:r>
       <w:r>
         <w:t>para el alojamiento de la página web creada en servidores en línea.</w:t>
@@ -10124,10 +12101,18 @@
         <w:t>ocal</w:t>
       </w:r>
       <w:r>
-        <w:t xml:space="preserve"> s</w:t>
-      </w:r>
-      <w:r>
-        <w:t xml:space="preserve">torage. </w:t>
+        <w:t xml:space="preserve"> </w:t>
+      </w:r>
+      <w:proofErr w:type="spellStart"/>
+      <w:r>
+        <w:t>s</w:t>
+      </w:r>
+      <w:r>
+        <w:t>torage</w:t>
+      </w:r>
+      <w:proofErr w:type="spellEnd"/>
+      <w:r>
+        <w:t xml:space="preserve">. </w:t>
       </w:r>
       <w:r>
         <w:rPr>
@@ -10140,7 +12125,15 @@
         <w:t>, para la creación de clases usando la programación orientada a objetos</w:t>
       </w:r>
       <w:r>
-        <w:t xml:space="preserve"> y la creación de métodos para la conexión de la app CRUD a la base de datos y su gestión</w:t>
+        <w:t xml:space="preserve"> y la creación de métodos para la conexión de la </w:t>
+      </w:r>
+      <w:proofErr w:type="gramStart"/>
+      <w:r>
+        <w:t>app</w:t>
+      </w:r>
+      <w:proofErr w:type="gramEnd"/>
+      <w:r>
+        <w:t xml:space="preserve"> CRUD a la base de datos y su gestión</w:t>
       </w:r>
       <w:r>
         <w:t>.</w:t>
@@ -10171,58 +12164,85 @@
           <w:b/>
           <w:bCs/>
         </w:rPr>
-        <w:t>tecnologías frontend</w:t>
-      </w:r>
-      <w:r>
-        <w:t xml:space="preserve"> que hemos empleado para el diseño de</w:t>
-      </w:r>
-      <w:r>
-        <w:t xml:space="preserve">l </w:t>
-      </w:r>
-      <w:r>
-        <w:t xml:space="preserve">proyecto son </w:t>
-      </w:r>
+        <w:t xml:space="preserve">tecnologías </w:t>
+      </w:r>
+      <w:proofErr w:type="spellStart"/>
       <w:r>
         <w:rPr>
           <w:b/>
           <w:bCs/>
         </w:rPr>
-        <w:t>HTML</w:t>
-      </w:r>
-      <w:r>
-        <w:t xml:space="preserve">, para la estructura de la web, y </w:t>
-      </w:r>
-      <w:r>
-        <w:t xml:space="preserve">un </w:t>
+        <w:t>frontend</w:t>
+      </w:r>
+      <w:proofErr w:type="spellEnd"/>
+      <w:r>
+        <w:t xml:space="preserve"> que hemos empleado para el diseño de</w:t>
+      </w:r>
+      <w:r>
+        <w:t xml:space="preserve">l </w:t>
+      </w:r>
+      <w:r>
+        <w:t xml:space="preserve">proyecto son </w:t>
       </w:r>
       <w:r>
         <w:rPr>
           <w:b/>
           <w:bCs/>
         </w:rPr>
-        <w:t>CSS</w:t>
-      </w:r>
-      <w:r>
-        <w:t xml:space="preserve"> propio para la personalización del proyecto.</w:t>
-      </w:r>
-      <w:r>
-        <w:t xml:space="preserve"> </w:t>
-      </w:r>
-    </w:p>
-    <w:p>
-      <w:pPr>
-        <w:jc w:val="both"/>
-      </w:pPr>
-      <w:r>
-        <w:t xml:space="preserve">Se ha utilizado el </w:t>
+        <w:t>HTML</w:t>
+      </w:r>
+      <w:r>
+        <w:t xml:space="preserve">, para la estructura de la web, y </w:t>
+      </w:r>
+      <w:r>
+        <w:t xml:space="preserve">un </w:t>
       </w:r>
       <w:r>
         <w:rPr>
           <w:b/>
           <w:bCs/>
         </w:rPr>
-        <w:t>framework JavaFX</w:t>
-      </w:r>
+        <w:t>CSS</w:t>
+      </w:r>
+      <w:r>
+        <w:t xml:space="preserve"> propio para la personalización del proyecto.</w:t>
+      </w:r>
+      <w:r>
+        <w:t xml:space="preserve"> </w:t>
+      </w:r>
+    </w:p>
+    <w:p>
+      <w:pPr>
+        <w:jc w:val="both"/>
+      </w:pPr>
+      <w:r>
+        <w:t xml:space="preserve">Se ha utilizado el </w:t>
+      </w:r>
+      <w:proofErr w:type="spellStart"/>
+      <w:r>
+        <w:rPr>
+          <w:b/>
+          <w:bCs/>
+        </w:rPr>
+        <w:t>framework</w:t>
+      </w:r>
+      <w:proofErr w:type="spellEnd"/>
+      <w:r>
+        <w:rPr>
+          <w:b/>
+          <w:bCs/>
+        </w:rPr>
+        <w:t xml:space="preserve"> </w:t>
+      </w:r>
+      <w:proofErr w:type="spellStart"/>
+      <w:r>
+        <w:rPr>
+          <w:b/>
+          <w:bCs/>
+        </w:rPr>
+        <w:t>JavaFX</w:t>
+      </w:r>
+      <w:proofErr w:type="spellEnd"/>
       <w:r>
         <w:t xml:space="preserve">, </w:t>
       </w:r>
@@ -10255,8 +12275,18 @@
           <w:bCs/>
           <w:u w:val="single"/>
         </w:rPr>
-        <w:t>Simulación de conexión frontend-backend</w:t>
-      </w:r>
+        <w:t xml:space="preserve">Simulación de conexión </w:t>
+      </w:r>
+      <w:proofErr w:type="spellStart"/>
+      <w:r>
+        <w:rPr>
+          <w:b/>
+          <w:bCs/>
+          <w:u w:val="single"/>
+        </w:rPr>
+        <w:t>frontend-backend</w:t>
+      </w:r>
+      <w:proofErr w:type="spellEnd"/>
     </w:p>
     <w:p>
       <w:pPr>
@@ -10266,10 +12296,31 @@
         <w:t>E</w:t>
       </w:r>
       <w:r>
-        <w:t>n este proyecto no existe una conexión real entre el backend y el frontend</w:t>
-      </w:r>
-      <w:r>
-        <w:t xml:space="preserve">, por lo que los datos introducidos en los formularios de la página web no se están transfiriendo a la base de datos. Se ha implementado una simulación en el frontend que imita está conexión. </w:t>
+        <w:t xml:space="preserve">n este proyecto no existe una conexión real entre el </w:t>
+      </w:r>
+      <w:proofErr w:type="spellStart"/>
+      <w:r>
+        <w:t>backend</w:t>
+      </w:r>
+      <w:proofErr w:type="spellEnd"/>
+      <w:r>
+        <w:t xml:space="preserve"> y el </w:t>
+      </w:r>
+      <w:proofErr w:type="spellStart"/>
+      <w:r>
+        <w:t>frontend</w:t>
+      </w:r>
+      <w:proofErr w:type="spellEnd"/>
+      <w:r>
+        <w:t xml:space="preserve">, por lo que los datos introducidos en los formularios de la página web no se están transfiriendo a la base de datos. Se ha implementado una simulación en el </w:t>
+      </w:r>
+      <w:proofErr w:type="spellStart"/>
+      <w:r>
+        <w:t>frontend</w:t>
+      </w:r>
+      <w:proofErr w:type="spellEnd"/>
+      <w:r>
+        <w:t xml:space="preserve"> que imita está conexión. </w:t>
       </w:r>
       <w:r>
         <w:br/>
@@ -10285,10 +12336,18 @@
         <w:t>ocal</w:t>
       </w:r>
       <w:r>
-        <w:t xml:space="preserve"> s</w:t>
-      </w:r>
-      <w:r>
-        <w:t xml:space="preserve">torage. Al rellenar el formulario de registro de la página web, se recogen los datos insertados y se crea un objeto usuario que se almacena en una lista alojada en el </w:t>
+        <w:t xml:space="preserve"> </w:t>
+      </w:r>
+      <w:proofErr w:type="spellStart"/>
+      <w:r>
+        <w:t>s</w:t>
+      </w:r>
+      <w:r>
+        <w:t>torage</w:t>
+      </w:r>
+      <w:proofErr w:type="spellEnd"/>
+      <w:r>
+        <w:t xml:space="preserve">. Al rellenar el formulario de registro de la página web, se recogen los datos insertados y se crea un objeto usuario que se almacena en una lista alojada en el </w:t>
       </w:r>
       <w:r>
         <w:t>L</w:t>
@@ -10297,19 +12356,35 @@
         <w:t>ocal</w:t>
       </w:r>
       <w:r>
-        <w:t xml:space="preserve"> s</w:t>
-      </w:r>
-      <w:r>
-        <w:t xml:space="preserve">torage. </w:t>
+        <w:t xml:space="preserve"> </w:t>
+      </w:r>
+      <w:proofErr w:type="spellStart"/>
+      <w:r>
+        <w:t>s</w:t>
+      </w:r>
+      <w:r>
+        <w:t>torage</w:t>
+      </w:r>
+      <w:proofErr w:type="spellEnd"/>
+      <w:r>
+        <w:t xml:space="preserve">. </w:t>
       </w:r>
       <w:r>
         <w:t>A la hora de hacer el inicio de sesión, se saca la lista del Local</w:t>
       </w:r>
       <w:r>
-        <w:t xml:space="preserve"> s</w:t>
-      </w:r>
-      <w:r>
-        <w:t xml:space="preserve">torage, se comprueba que las credenciales insertadas en el inicio de sesión se encuentran en esta lista y se concede o deniega el acceso. </w:t>
+        <w:t xml:space="preserve"> </w:t>
+      </w:r>
+      <w:proofErr w:type="spellStart"/>
+      <w:r>
+        <w:t>s</w:t>
+      </w:r>
+      <w:r>
+        <w:t>torage</w:t>
+      </w:r>
+      <w:proofErr w:type="spellEnd"/>
+      <w:r>
+        <w:t xml:space="preserve">, se comprueba que las credenciales insertadas en el inicio de sesión se encuentran en esta lista y se concede o deniega el acceso. </w:t>
       </w:r>
       <w:r>
         <w:t xml:space="preserve">En las siguientes imágenes se enseña los pasos principales para la creación de usuarios y su manipulación para el control de acceso a la web. </w:t>
@@ -10649,7 +12724,31 @@
         <w:jc w:val="both"/>
       </w:pPr>
       <w:r>
-        <w:t xml:space="preserve">Por otro lado, también usamos el local storage para almacenar código HTML. En la página de búsqueda, si estás usando un perfil de inquilino, puedes solicitar una visita a la habitación seleccionada. El HTML de esta habitación se guarda en el local storage para más tarde, en la página de perfil de inquilino, sacarlo del local storage e insertarlo en el bloque “Tus solicitudes”. Sólo permite guardar una habitación a la vez. </w:t>
+        <w:t xml:space="preserve">Por otro lado, también usamos el local </w:t>
+      </w:r>
+      <w:proofErr w:type="spellStart"/>
+      <w:r>
+        <w:t>storage</w:t>
+      </w:r>
+      <w:proofErr w:type="spellEnd"/>
+      <w:r>
+        <w:t xml:space="preserve"> para almacenar código HTML. En la página de búsqueda, si estás usando un perfil de inquilino, puedes solicitar una visita a la habitación seleccionada. El HTML de esta habitación se guarda en el local </w:t>
+      </w:r>
+      <w:proofErr w:type="spellStart"/>
+      <w:r>
+        <w:t>storage</w:t>
+      </w:r>
+      <w:proofErr w:type="spellEnd"/>
+      <w:r>
+        <w:t xml:space="preserve"> para más tarde, en la página de perfil de inquilino, sacarlo del local </w:t>
+      </w:r>
+      <w:proofErr w:type="spellStart"/>
+      <w:r>
+        <w:t>storage</w:t>
+      </w:r>
+      <w:proofErr w:type="spellEnd"/>
+      <w:r>
+        <w:t xml:space="preserve"> e insertarlo en el bloque “Tus solicitudes”. Sólo permite guardar una habitación a la vez. </w:t>
       </w:r>
     </w:p>
     <w:p>
@@ -10794,7 +12893,25 @@
           <w:bCs/>
           <w:u w:val="single"/>
         </w:rPr>
-        <w:t>Conexión JavaFX con SQL Server Management Studio</w:t>
+        <w:t xml:space="preserve">Conexión </w:t>
+      </w:r>
+      <w:proofErr w:type="spellStart"/>
+      <w:r>
+        <w:rPr>
+          <w:b/>
+          <w:bCs/>
+          <w:u w:val="single"/>
+        </w:rPr>
+        <w:t>JavaFX</w:t>
+      </w:r>
+      <w:proofErr w:type="spellEnd"/>
+      <w:r>
+        <w:rPr>
+          <w:b/>
+          <w:bCs/>
+          <w:u w:val="single"/>
+        </w:rPr>
+        <w:t xml:space="preserve"> con SQL Server Management Studio</w:t>
       </w:r>
     </w:p>
     <w:p>
@@ -10802,14 +12919,38 @@
         <w:jc w:val="both"/>
       </w:pPr>
       <w:r>
-        <w:t xml:space="preserve">A la hora de implementar el sistema CRUD, debemos hacer una conexión entre la base de datos, creada en SSMS, y el proyecto JavaFX. Para ello tuvimos que crear un método personalizado con el que hacer esta conexión, ya que es diferente a conectarlo con HeidiSQL. </w:t>
+        <w:t xml:space="preserve">A la hora de implementar el sistema CRUD, debemos hacer una conexión entre la base de datos, creada en SSMS, y el proyecto </w:t>
+      </w:r>
+      <w:proofErr w:type="spellStart"/>
+      <w:r>
+        <w:t>JavaFX</w:t>
+      </w:r>
+      <w:proofErr w:type="spellEnd"/>
+      <w:r>
+        <w:t xml:space="preserve">. Para ello tuvimos que crear un método personalizado con el que hacer esta conexión, ya que es diferente a conectarlo con </w:t>
+      </w:r>
+      <w:proofErr w:type="spellStart"/>
+      <w:r>
+        <w:t>HeidiSQL</w:t>
+      </w:r>
+      <w:proofErr w:type="spellEnd"/>
+      <w:r>
+        <w:t xml:space="preserve">. </w:t>
       </w:r>
       <w:r>
         <w:br/>
         <w:t>Por un lado, SSMS utiliza su propio puerto, el 1433. Por otro lado, la conexión se realiza a través de un usuario</w:t>
       </w:r>
       <w:r>
-        <w:t xml:space="preserve"> y se requiere una contraseña. Una vez habilitado el usuario “sa” y configurado una contraseña para este, se puede hacer la conexión a la base de datos con el siguiente método. </w:t>
+        <w:t xml:space="preserve"> y se requiere una contraseña. Una vez habilitado el usuario “</w:t>
+      </w:r>
+      <w:proofErr w:type="spellStart"/>
+      <w:r>
+        <w:t>sa</w:t>
+      </w:r>
+      <w:proofErr w:type="spellEnd"/>
+      <w:r>
+        <w:t xml:space="preserve">” y configurado una contraseña para este, se puede hacer la conexión a la base de datos con el siguiente método. </w:t>
       </w:r>
     </w:p>
     <w:p>
@@ -10899,7 +13040,23 @@
         <w:jc w:val="both"/>
       </w:pPr>
       <w:r>
-        <w:t xml:space="preserve">Usando la herramienta online de Teachable Machine with Google, se ha creado un modelo de reconocimiento facial. Para este proyecto tenemos la cara de un integrante del grupo asignada a la cuenta de usuario </w:t>
+        <w:t xml:space="preserve">Usando la herramienta online de </w:t>
+      </w:r>
+      <w:proofErr w:type="spellStart"/>
+      <w:r>
+        <w:t>Teachable</w:t>
+      </w:r>
+      <w:proofErr w:type="spellEnd"/>
+      <w:r>
+        <w:t xml:space="preserve"> Machine </w:t>
+      </w:r>
+      <w:proofErr w:type="spellStart"/>
+      <w:r>
+        <w:t>with</w:t>
+      </w:r>
+      <w:proofErr w:type="spellEnd"/>
+      <w:r>
+        <w:t xml:space="preserve"> Google, se ha creado un modelo de reconocimiento facial. Para este proyecto tenemos la cara de un integrante del grupo asignada a la cuenta de usuario </w:t>
       </w:r>
       <w:hyperlink r:id="rId31" w:history="1">
         <w:r>
@@ -10918,7 +13075,33 @@
         <w:jc w:val="both"/>
       </w:pPr>
       <w:r>
-        <w:t xml:space="preserve">Para usarlo, primero hay que registrarse con la cuenta indicada, para guardar este usuario en el local storage. Luego se cierra sesión y se dirige al login.  En esta pantalla hay que hacer click en “Iniciar sesión con reconocimiento facial”, esto te pedirá permiso para usar tu cámara web, al aceptarlo se verá en la página un cuadro en el que se ve la cámara web. </w:t>
+        <w:t xml:space="preserve">Para usarlo, primero hay que registrarse con la cuenta indicada, para guardar este usuario en el local </w:t>
+      </w:r>
+      <w:proofErr w:type="spellStart"/>
+      <w:r>
+        <w:t>storage</w:t>
+      </w:r>
+      <w:proofErr w:type="spellEnd"/>
+      <w:r>
+        <w:t xml:space="preserve">. Luego se cierra sesión y se dirige al </w:t>
+      </w:r>
+      <w:proofErr w:type="spellStart"/>
+      <w:r>
+        <w:t>login</w:t>
+      </w:r>
+      <w:proofErr w:type="spellEnd"/>
+      <w:r>
+        <w:t xml:space="preserve">.  En esta pantalla hay que hacer </w:t>
+      </w:r>
+      <w:proofErr w:type="spellStart"/>
+      <w:proofErr w:type="gramStart"/>
+      <w:r>
+        <w:t>click</w:t>
+      </w:r>
+      <w:proofErr w:type="spellEnd"/>
+      <w:proofErr w:type="gramEnd"/>
+      <w:r>
+        <w:t xml:space="preserve"> en “Iniciar sesión con reconocimiento facial”, esto te pedirá permiso para usar tu cámara web, al aceptarlo se verá en la página un cuadro en el que se ve la cámara web. </w:t>
       </w:r>
       <w:r>
         <w:t>En el caso que reconozca la cara como Adrian, dará acceso a este perfil.</w:t>
@@ -11358,7 +13541,31 @@
         <w:jc w:val="both"/>
       </w:pPr>
       <w:r>
-        <w:t xml:space="preserve">Se controla el “display” de los contenedores que tienen las habitaciones. Se cambia entre “flex” y “none”, para enseñar o esconder las habitaciones. Para esto se cogen los valores de las opciones que has seleccionado en los filtros. Luego con un bucle se recorren todas las habitaciones </w:t>
+        <w:t>Se controla el “</w:t>
+      </w:r>
+      <w:proofErr w:type="spellStart"/>
+      <w:r>
+        <w:t>display</w:t>
+      </w:r>
+      <w:proofErr w:type="spellEnd"/>
+      <w:r>
+        <w:t>” de los contenedores que tienen las habitaciones. Se cambia entre “</w:t>
+      </w:r>
+      <w:proofErr w:type="spellStart"/>
+      <w:r>
+        <w:t>flex</w:t>
+      </w:r>
+      <w:proofErr w:type="spellEnd"/>
+      <w:r>
+        <w:t>” y “</w:t>
+      </w:r>
+      <w:proofErr w:type="spellStart"/>
+      <w:r>
+        <w:t>none</w:t>
+      </w:r>
+      <w:proofErr w:type="spellEnd"/>
+      <w:r>
+        <w:t xml:space="preserve">”, para enseñar o esconder las habitaciones. Para esto se cogen los valores de las opciones que has seleccionado en los filtros. Luego con un bucle se recorren todas las habitaciones </w:t>
       </w:r>
       <w:r>
         <w:t xml:space="preserve">para comparar sus datos con los del filtro y se decide si la habitación se verá o esconderá. </w:t>
@@ -11453,7 +13660,15 @@
         <w:t xml:space="preserve">. </w:t>
       </w:r>
       <w:r>
-        <w:t xml:space="preserve">En el caso de abrirlo desde una carpeta local, se podrá igualmente abrir cualquier archivo con formato .html usando cualquier navegador. </w:t>
+        <w:t>En el caso de abrirlo desde una carpeta local, se podrá igualmente abrir cualquier archivo con formato .</w:t>
+      </w:r>
+      <w:proofErr w:type="spellStart"/>
+      <w:r>
+        <w:t>html</w:t>
+      </w:r>
+      <w:proofErr w:type="spellEnd"/>
+      <w:r>
+        <w:t xml:space="preserve"> usando cualquier navegador. </w:t>
       </w:r>
       <w:r>
         <w:t xml:space="preserve"> Sin embargo, en este caso, el reconocimiento facial no funcionará, ya que necesita ejecución en servidor. </w:t>
@@ -11813,7 +14028,15 @@
         <w:jc w:val="both"/>
       </w:pPr>
       <w:r>
-        <w:t xml:space="preserve">En el caso de que el usuario en algún momento tenga que manipular la base de datos, ya sea para crear, eliminar o actualizar usuarios de la página o editar viviendas; lo hará a través de una sencilla app. </w:t>
+        <w:t xml:space="preserve">En el caso de que el usuario en algún momento tenga que manipular la base de datos, ya sea para crear, eliminar o actualizar usuarios de la página o editar viviendas; lo hará a través de una sencilla </w:t>
+      </w:r>
+      <w:proofErr w:type="gramStart"/>
+      <w:r>
+        <w:t>app</w:t>
+      </w:r>
+      <w:proofErr w:type="gramEnd"/>
+      <w:r>
+        <w:t xml:space="preserve">. </w:t>
       </w:r>
     </w:p>
     <w:p>
@@ -11821,7 +14044,15 @@
         <w:jc w:val="both"/>
       </w:pPr>
       <w:r>
-        <w:t xml:space="preserve">En esta app buscarás la pantalla para manipular los datos que necesitas editar. Una vez encontrada, puedes:  </w:t>
+        <w:t xml:space="preserve">En esta </w:t>
+      </w:r>
+      <w:proofErr w:type="gramStart"/>
+      <w:r>
+        <w:t>app</w:t>
+      </w:r>
+      <w:proofErr w:type="gramEnd"/>
+      <w:r>
+        <w:t xml:space="preserve"> buscarás la pantalla para manipular los datos que necesitas editar. Una vez encontrada, puedes:  </w:t>
       </w:r>
     </w:p>
     <w:p>
@@ -11837,7 +14068,23 @@
         <w:t xml:space="preserve">Añadir nuevos datos. </w:t>
       </w:r>
       <w:r>
-        <w:t>Usas el botón de Insert, rellenas todos los campos y pulsas confirm.</w:t>
+        <w:t xml:space="preserve">Usas el botón de </w:t>
+      </w:r>
+      <w:proofErr w:type="spellStart"/>
+      <w:r>
+        <w:t>Insert</w:t>
+      </w:r>
+      <w:proofErr w:type="spellEnd"/>
+      <w:r>
+        <w:t xml:space="preserve">, rellenas todos los campos y pulsas </w:t>
+      </w:r>
+      <w:proofErr w:type="spellStart"/>
+      <w:r>
+        <w:t>confirm</w:t>
+      </w:r>
+      <w:proofErr w:type="spellEnd"/>
+      <w:r>
+        <w:t>.</w:t>
       </w:r>
     </w:p>
     <w:p>
@@ -11852,15 +14099,19 @@
       <w:r>
         <w:t xml:space="preserve">Editar datos ya existentes. Seleccionas en la tabla los datos a editar, pulsar </w:t>
       </w:r>
+      <w:proofErr w:type="spellStart"/>
       <w:r>
         <w:t>Modify</w:t>
       </w:r>
+      <w:proofErr w:type="spellEnd"/>
       <w:r>
         <w:t xml:space="preserve">. Rellenas con los nuevos datos y pulsas </w:t>
       </w:r>
+      <w:proofErr w:type="spellStart"/>
       <w:r>
         <w:t>Confirm</w:t>
       </w:r>
+      <w:proofErr w:type="spellEnd"/>
       <w:r>
         <w:t>.</w:t>
       </w:r>
@@ -12095,7 +14346,7 @@
         </w:rPr>
         <w:lastRenderedPageBreak/>
         <w:drawing>
-          <wp:inline distT="0" distB="0" distL="0" distR="0" wp14:anchorId="136E2369" wp14:editId="483A6494">
+          <wp:inline distT="0" distB="0" distL="0" distR="0" wp14:anchorId="136E2369" wp14:editId="174B0302">
             <wp:extent cx="5731510" cy="3080385"/>
             <wp:effectExtent l="0" t="0" r="2540" b="5715"/>
             <wp:docPr id="377567077" name="Imagen 4"/>
@@ -12253,7 +14504,15 @@
         <w:jc w:val="both"/>
       </w:pPr>
       <w:r>
-        <w:t xml:space="preserve">Un entorno de desarrollo moderno desde el que ejecutar un proyecto JavaFX. Ya que no está incluido en el JDK estándar de Java. </w:t>
+        <w:t xml:space="preserve">Un entorno de desarrollo moderno desde el que ejecutar un proyecto </w:t>
+      </w:r>
+      <w:proofErr w:type="spellStart"/>
+      <w:r>
+        <w:t>JavaFX</w:t>
+      </w:r>
+      <w:proofErr w:type="spellEnd"/>
+      <w:r>
+        <w:t xml:space="preserve">. Ya que no está incluido en el JDK estándar de Java. </w:t>
       </w:r>
     </w:p>
     <w:p>
@@ -12272,7 +14531,15 @@
         <w:t xml:space="preserve">instalado en el PC. Debes tener el puerto TCP/IP 1433 habilitado, así como tener el modo de autenticación de SQL Server activado y </w:t>
       </w:r>
       <w:r>
-        <w:t xml:space="preserve">el usuario “sa” activo. La contraseña de este usuario deber ser “roomie1234”. </w:t>
+        <w:t>el usuario “</w:t>
+      </w:r>
+      <w:proofErr w:type="spellStart"/>
+      <w:r>
+        <w:t>sa</w:t>
+      </w:r>
+      <w:proofErr w:type="spellEnd"/>
+      <w:r>
+        <w:t xml:space="preserve">” activo. La contraseña de este usuario deber ser “roomie1234”. </w:t>
       </w:r>
     </w:p>
     <w:p>
@@ -12302,7 +14569,15 @@
         <w:jc w:val="both"/>
       </w:pPr>
       <w:r>
-        <w:t xml:space="preserve">Para el proyecto de JavaFX, se debe abrir el proyecto de programación desde un entorno de desarrollo compatible, como es IntelliJ IDEA. </w:t>
+        <w:t xml:space="preserve">Para el proyecto de </w:t>
+      </w:r>
+      <w:proofErr w:type="spellStart"/>
+      <w:r>
+        <w:t>JavaFX</w:t>
+      </w:r>
+      <w:proofErr w:type="spellEnd"/>
+      <w:r>
+        <w:t xml:space="preserve">, se debe abrir el proyecto de programación desde un entorno de desarrollo compatible, como es IntelliJ IDEA. </w:t>
       </w:r>
     </w:p>
     <w:p>
@@ -12315,18 +14590,25 @@
       <w:r>
         <w:t>“</w:t>
       </w:r>
+      <w:proofErr w:type="spellStart"/>
       <w:r>
         <w:t>AAscript_database_TODO.sql</w:t>
       </w:r>
+      <w:proofErr w:type="spellEnd"/>
       <w:r>
         <w:t xml:space="preserve">” </w:t>
       </w:r>
       <w:r>
-        <w:t>que se encuentra en la carpeta “Database</w:t>
+        <w:t>que se encuentra en la carpeta “</w:t>
+      </w:r>
+      <w:proofErr w:type="spellStart"/>
+      <w:r>
+        <w:t>Database</w:t>
       </w:r>
       <w:r>
         <w:t>_scripts</w:t>
       </w:r>
+      <w:proofErr w:type="spellEnd"/>
       <w:r>
         <w:t>”,</w:t>
       </w:r>
@@ -12339,7 +14621,15 @@
         <w:jc w:val="both"/>
       </w:pPr>
       <w:r>
-        <w:t xml:space="preserve">Siguiendo todos estos requisitos, podrás abrir el proyecto Roomie en tú PC. </w:t>
+        <w:t xml:space="preserve">Siguiendo todos estos requisitos, podrás abrir el proyecto </w:t>
+      </w:r>
+      <w:proofErr w:type="spellStart"/>
+      <w:r>
+        <w:t>Roomie</w:t>
+      </w:r>
+      <w:proofErr w:type="spellEnd"/>
+      <w:r>
+        <w:t xml:space="preserve"> en tú PC. </w:t>
       </w:r>
     </w:p>
     <w:p/>
@@ -12407,7 +14697,21 @@
         <w:rPr>
           <w:rFonts w:ascii="Aptos" w:eastAsia="Aptos" w:hAnsi="Aptos" w:cs="Aptos"/>
         </w:rPr>
-        <w:t>Trabajamos para ayudar a los estudiantes a encontrar pisos durante su año lectivo. El resto de buscadores abarcan todo el mercado inmobiliario, no filtrando correctamente las posibles conexiones con centros de interés.</w:t>
+        <w:t xml:space="preserve">Trabajamos para ayudar a los estudiantes a encontrar pisos durante su año lectivo. El resto de </w:t>
+      </w:r>
+      <w:proofErr w:type="gramStart"/>
+      <w:r>
+        <w:rPr>
+          <w:rFonts w:ascii="Aptos" w:eastAsia="Aptos" w:hAnsi="Aptos" w:cs="Aptos"/>
+        </w:rPr>
+        <w:t>buscadores</w:t>
+      </w:r>
+      <w:proofErr w:type="gramEnd"/>
+      <w:r>
+        <w:rPr>
+          <w:rFonts w:ascii="Aptos" w:eastAsia="Aptos" w:hAnsi="Aptos" w:cs="Aptos"/>
+        </w:rPr>
+        <w:t xml:space="preserve"> abarcan todo el mercado inmobiliario, no filtrando correctamente las posibles conexiones con centros de interés.</w:t>
       </w:r>
     </w:p>
     <w:p>
@@ -12603,7 +14907,21 @@
         <w:rPr>
           <w:rFonts w:ascii="Aptos" w:eastAsia="Aptos" w:hAnsi="Aptos" w:cs="Aptos"/>
         </w:rPr>
-        <w:t>Plan de Hostinger Cloud Startup 12 meses: 119,88€</w:t>
+        <w:t xml:space="preserve">Plan de Hostinger Cloud </w:t>
+      </w:r>
+      <w:proofErr w:type="gramStart"/>
+      <w:r>
+        <w:rPr>
+          <w:rFonts w:ascii="Aptos" w:eastAsia="Aptos" w:hAnsi="Aptos" w:cs="Aptos"/>
+        </w:rPr>
+        <w:t>Startup</w:t>
+      </w:r>
+      <w:proofErr w:type="gramEnd"/>
+      <w:r>
+        <w:rPr>
+          <w:rFonts w:ascii="Aptos" w:eastAsia="Aptos" w:hAnsi="Aptos" w:cs="Aptos"/>
+        </w:rPr>
+        <w:t xml:space="preserve"> 12 meses: 119,88€</w:t>
       </w:r>
     </w:p>
     <w:p>
@@ -12713,7 +15031,15 @@
         </w:rPr>
       </w:pPr>
       <w:r>
-        <w:t xml:space="preserve">Ofrecer un CRM para la administración de los inmuebles desde un portal/app. </w:t>
+        <w:t>Ofrecer un CRM para la administración de los inmuebles desde un portal/</w:t>
+      </w:r>
+      <w:proofErr w:type="gramStart"/>
+      <w:r>
+        <w:t>app</w:t>
+      </w:r>
+      <w:proofErr w:type="gramEnd"/>
+      <w:r>
+        <w:t xml:space="preserve">. </w:t>
       </w:r>
       <w:r>
         <w:br/>
@@ -13465,7 +15791,15 @@
         <w:t xml:space="preserve">Programación: </w:t>
       </w:r>
       <w:r>
-        <w:t xml:space="preserve">Desarrollo de aplicación JavaFX para la administración de base de datos. Integración de función para usar reconocimiento facial. </w:t>
+        <w:t xml:space="preserve">Desarrollo de aplicación </w:t>
+      </w:r>
+      <w:proofErr w:type="spellStart"/>
+      <w:r>
+        <w:t>JavaFX</w:t>
+      </w:r>
+      <w:proofErr w:type="spellEnd"/>
+      <w:r>
+        <w:t xml:space="preserve"> para la administración de base de datos. Integración de función para usar reconocimiento facial. </w:t>
       </w:r>
     </w:p>
     <w:p>
@@ -13573,7 +15907,17 @@
         <w:t xml:space="preserve">Inglés: </w:t>
       </w:r>
       <w:r>
-        <w:t xml:space="preserve">Redacción del abstract del proyecto y comentario de los videos de demostración. </w:t>
+        <w:t xml:space="preserve">Redacción del </w:t>
+      </w:r>
+      <w:proofErr w:type="spellStart"/>
+      <w:proofErr w:type="gramStart"/>
+      <w:r>
+        <w:t>abstract</w:t>
+      </w:r>
+      <w:proofErr w:type="spellEnd"/>
+      <w:proofErr w:type="gramEnd"/>
+      <w:r>
+        <w:t xml:space="preserve"> del proyecto y comentario de los videos de demostración. </w:t>
       </w:r>
     </w:p>
     <w:p>
@@ -13641,7 +15985,31 @@
         <w:jc w:val="both"/>
       </w:pPr>
       <w:r>
-        <w:t xml:space="preserve">Por otro lado, se ha construido una base de datos funcional y completa, con “triggers” para controlar la eliminación e inserción de datos. Al igual que se ha creado una app de JavaFX que se conecta a esta base de datos y que facilita la inserción, actualización, comprobación y eliminación de los datos de esta. </w:t>
+        <w:t>Por otro lado, se ha construido una base de datos funcional y completa, con “</w:t>
+      </w:r>
+      <w:proofErr w:type="spellStart"/>
+      <w:r>
+        <w:t>triggers</w:t>
+      </w:r>
+      <w:proofErr w:type="spellEnd"/>
+      <w:r>
+        <w:t xml:space="preserve">” para controlar la eliminación e inserción de datos. Al igual que se ha creado una </w:t>
+      </w:r>
+      <w:proofErr w:type="gramStart"/>
+      <w:r>
+        <w:t>app</w:t>
+      </w:r>
+      <w:proofErr w:type="gramEnd"/>
+      <w:r>
+        <w:t xml:space="preserve"> de </w:t>
+      </w:r>
+      <w:proofErr w:type="spellStart"/>
+      <w:r>
+        <w:t>JavaFX</w:t>
+      </w:r>
+      <w:proofErr w:type="spellEnd"/>
+      <w:r>
+        <w:t xml:space="preserve"> que se conecta a esta base de datos y que facilita la inserción, actualización, comprobación y eliminación de los datos de esta. </w:t>
       </w:r>
     </w:p>
     <w:p>
@@ -13688,7 +16056,23 @@
         <w:jc w:val="both"/>
       </w:pPr>
       <w:r>
-        <w:t xml:space="preserve"> En las posibles mejoras de este proyecto, la primera sería la conexión real entre el frontend y backend para que el proyecto fuera realmente funcional. Ya que ahora los datos recogidos desde la página web no se guardan en la base de datos y los datos que usa la página web no provienen de la base de datos. </w:t>
+        <w:t xml:space="preserve"> En las posibles mejoras de este proyecto, la primera sería la conexión real entre el </w:t>
+      </w:r>
+      <w:proofErr w:type="spellStart"/>
+      <w:r>
+        <w:t>frontend</w:t>
+      </w:r>
+      <w:proofErr w:type="spellEnd"/>
+      <w:r>
+        <w:t xml:space="preserve"> y </w:t>
+      </w:r>
+      <w:proofErr w:type="spellStart"/>
+      <w:r>
+        <w:t>backend</w:t>
+      </w:r>
+      <w:proofErr w:type="spellEnd"/>
+      <w:r>
+        <w:t xml:space="preserve"> para que el proyecto fuera realmente funcional. Ya que ahora los datos recogidos desde la página web no se guardan en la base de datos y los datos que usa la página web no provienen de la base de datos. </w:t>
       </w:r>
     </w:p>
     <w:p>
@@ -13710,16 +16094,85 @@
         <w:jc w:val="both"/>
       </w:pPr>
       <w:r>
-        <w:t xml:space="preserve">Finalmente, Roomie es actualmente sólo una página web, sin embargo, la adaptación de esta idea a una app móvil es una posibilidad </w:t>
+        <w:t xml:space="preserve">Finalmente, </w:t>
+      </w:r>
+      <w:proofErr w:type="spellStart"/>
+      <w:r>
+        <w:t>Roomie</w:t>
+      </w:r>
+      <w:proofErr w:type="spellEnd"/>
+      <w:r>
+        <w:t xml:space="preserve"> es actualmente sólo una página web, sin embargo, la adaptación de esta idea a una </w:t>
+      </w:r>
+      <w:proofErr w:type="gramStart"/>
+      <w:r>
+        <w:t>app</w:t>
+      </w:r>
+      <w:proofErr w:type="gramEnd"/>
+      <w:r>
+        <w:t xml:space="preserve"> móvil es una posibilidad </w:t>
       </w:r>
       <w:r>
         <w:t>para</w:t>
       </w:r>
       <w:r>
-        <w:t xml:space="preserve"> tener en cuenta. Usando programas como Flutter o Android Studio y la creación de una API propia de Roomie, se podría hacer una conexión de esta app con la base de datos que compartiría con la página web original. </w:t>
-      </w:r>
-    </w:p>
-    <w:p/>
+        <w:t xml:space="preserve"> tener en cuenta. Usando programas como </w:t>
+      </w:r>
+      <w:proofErr w:type="spellStart"/>
+      <w:r>
+        <w:t>Flutter</w:t>
+      </w:r>
+      <w:proofErr w:type="spellEnd"/>
+      <w:r>
+        <w:t xml:space="preserve"> o Android Studio y la creación de una API propia de </w:t>
+      </w:r>
+      <w:proofErr w:type="spellStart"/>
+      <w:r>
+        <w:t>Roomie</w:t>
+      </w:r>
+      <w:proofErr w:type="spellEnd"/>
+      <w:r>
+        <w:t xml:space="preserve">, se podría hacer una conexión de esta </w:t>
+      </w:r>
+      <w:proofErr w:type="gramStart"/>
+      <w:r>
+        <w:t>app</w:t>
+      </w:r>
+      <w:proofErr w:type="gramEnd"/>
+      <w:r>
+        <w:t xml:space="preserve"> con la base de datos que compartiría con la página web original. </w:t>
+      </w:r>
+    </w:p>
+    <w:p>
+      <w:pPr>
+        <w:pStyle w:val="Ttulo2"/>
+      </w:pPr>
+      <w:r>
+        <w:t>Video demostración de proyecto</w:t>
+      </w:r>
+    </w:p>
+    <w:p>
+      <w:hyperlink r:id="rId44" w:history="1">
+        <w:r>
+          <w:rPr>
+            <w:rStyle w:val="Hipervnculo"/>
+          </w:rPr>
+          <w:t>https://youtu.be/O_iy</w:t>
+        </w:r>
+        <w:r>
+          <w:rPr>
+            <w:rStyle w:val="Hipervnculo"/>
+          </w:rPr>
+          <w:t>i</w:t>
+        </w:r>
+        <w:r>
+          <w:rPr>
+            <w:rStyle w:val="Hipervnculo"/>
+          </w:rPr>
+          <w:t>W3t_aA</w:t>
+        </w:r>
+      </w:hyperlink>
+    </w:p>
     <w:p>
       <w:pPr>
         <w:pStyle w:val="Ttulo1"/>
@@ -13738,7 +16191,35 @@
         <w:rPr>
           <w:rFonts w:ascii="Aptos" w:eastAsia="Aptos" w:hAnsi="Aptos" w:cs="Aptos"/>
         </w:rPr>
-        <w:t xml:space="preserve">Caldas Blanco, M. E., Hidalgo Ortega, M. L. y Laraño DIaz, J. (2024). </w:t>
+        <w:t xml:space="preserve">Caldas Blanco, M. E., Hidalgo Ortega, M. L. y </w:t>
+      </w:r>
+      <w:proofErr w:type="spellStart"/>
+      <w:r>
+        <w:rPr>
+          <w:rFonts w:ascii="Aptos" w:eastAsia="Aptos" w:hAnsi="Aptos" w:cs="Aptos"/>
+        </w:rPr>
+        <w:t>Laraño</w:t>
+      </w:r>
+      <w:proofErr w:type="spellEnd"/>
+      <w:r>
+        <w:rPr>
+          <w:rFonts w:ascii="Aptos" w:eastAsia="Aptos" w:hAnsi="Aptos" w:cs="Aptos"/>
+        </w:rPr>
+        <w:t xml:space="preserve"> </w:t>
+      </w:r>
+      <w:proofErr w:type="spellStart"/>
+      <w:r>
+        <w:rPr>
+          <w:rFonts w:ascii="Aptos" w:eastAsia="Aptos" w:hAnsi="Aptos" w:cs="Aptos"/>
+        </w:rPr>
+        <w:t>DIaz</w:t>
+      </w:r>
+      <w:proofErr w:type="spellEnd"/>
+      <w:r>
+        <w:rPr>
+          <w:rFonts w:ascii="Aptos" w:eastAsia="Aptos" w:hAnsi="Aptos" w:cs="Aptos"/>
+        </w:rPr>
+        <w:t xml:space="preserve">, J. (2024). </w:t>
       </w:r>
       <w:r>
         <w:rPr>
@@ -13752,18 +16233,40 @@
         <w:rPr>
           <w:rFonts w:ascii="Aptos" w:eastAsia="Aptos" w:hAnsi="Aptos" w:cs="Aptos"/>
         </w:rPr>
-        <w:t>(Capítulo 4). Editex.</w:t>
+        <w:t xml:space="preserve">(Capítulo 4). </w:t>
+      </w:r>
+      <w:proofErr w:type="spellStart"/>
+      <w:r>
+        <w:rPr>
+          <w:rFonts w:ascii="Aptos" w:eastAsia="Aptos" w:hAnsi="Aptos" w:cs="Aptos"/>
+        </w:rPr>
+        <w:t>Editex</w:t>
+      </w:r>
+      <w:proofErr w:type="spellEnd"/>
+      <w:r>
+        <w:rPr>
+          <w:rFonts w:ascii="Aptos" w:eastAsia="Aptos" w:hAnsi="Aptos" w:cs="Aptos"/>
+        </w:rPr>
+        <w:t>.</w:t>
       </w:r>
     </w:p>
     <w:p>
       <w:pPr>
         <w:spacing w:line="276" w:lineRule="auto"/>
       </w:pPr>
-      <w:r>
-        <w:rPr>
-          <w:rFonts w:ascii="Aptos" w:eastAsia="Aptos" w:hAnsi="Aptos" w:cs="Aptos"/>
-        </w:rPr>
-        <w:t xml:space="preserve">elEconomista. (15 de septiembre de 2023). </w:t>
+      <w:proofErr w:type="spellStart"/>
+      <w:r>
+        <w:rPr>
+          <w:rFonts w:ascii="Aptos" w:eastAsia="Aptos" w:hAnsi="Aptos" w:cs="Aptos"/>
+        </w:rPr>
+        <w:t>elEconomista</w:t>
+      </w:r>
+      <w:proofErr w:type="spellEnd"/>
+      <w:r>
+        <w:rPr>
+          <w:rFonts w:ascii="Aptos" w:eastAsia="Aptos" w:hAnsi="Aptos" w:cs="Aptos"/>
+        </w:rPr>
+        <w:t xml:space="preserve">. (15 de septiembre de 2023). </w:t>
       </w:r>
       <w:r>
         <w:rPr>
@@ -13771,7 +16274,25 @@
           <w:i/>
           <w:iCs/>
         </w:rPr>
-        <w:t>Crece el número de estudiantes que decicen alquilar habitaciones en pisos compartidos.</w:t>
+        <w:t xml:space="preserve">Crece el número de estudiantes que </w:t>
+      </w:r>
+      <w:proofErr w:type="spellStart"/>
+      <w:r>
+        <w:rPr>
+          <w:rFonts w:ascii="Aptos" w:eastAsia="Aptos" w:hAnsi="Aptos" w:cs="Aptos"/>
+          <w:i/>
+          <w:iCs/>
+        </w:rPr>
+        <w:t>decicen</w:t>
+      </w:r>
+      <w:proofErr w:type="spellEnd"/>
+      <w:r>
+        <w:rPr>
+          <w:rFonts w:ascii="Aptos" w:eastAsia="Aptos" w:hAnsi="Aptos" w:cs="Aptos"/>
+          <w:i/>
+          <w:iCs/>
+        </w:rPr>
+        <w:t xml:space="preserve"> alquilar habitaciones en pisos compartidos.</w:t>
       </w:r>
       <w:r>
         <w:rPr>
@@ -13779,7 +16300,7 @@
         </w:rPr>
         <w:t xml:space="preserve"> </w:t>
       </w:r>
-      <w:hyperlink r:id="rId44">
+      <w:hyperlink r:id="rId45">
         <w:r>
           <w:rPr>
             <w:rStyle w:val="Hipervnculo"/>
@@ -13793,11 +16314,20 @@
       <w:pPr>
         <w:spacing w:line="276" w:lineRule="auto"/>
       </w:pPr>
-      <w:r>
-        <w:rPr>
-          <w:rFonts w:ascii="Aptos" w:eastAsia="Aptos" w:hAnsi="Aptos" w:cs="Aptos"/>
-        </w:rPr>
-        <w:t xml:space="preserve">Diánez Juan, S. (2025). </w:t>
+      <w:proofErr w:type="spellStart"/>
+      <w:r>
+        <w:rPr>
+          <w:rFonts w:ascii="Aptos" w:eastAsia="Aptos" w:hAnsi="Aptos" w:cs="Aptos"/>
+        </w:rPr>
+        <w:lastRenderedPageBreak/>
+        <w:t>Diánez</w:t>
+      </w:r>
+      <w:proofErr w:type="spellEnd"/>
+      <w:r>
+        <w:rPr>
+          <w:rFonts w:ascii="Aptos" w:eastAsia="Aptos" w:hAnsi="Aptos" w:cs="Aptos"/>
+        </w:rPr>
+        <w:t xml:space="preserve"> Juan, S. (2025). </w:t>
       </w:r>
       <w:r>
         <w:rPr>
@@ -13813,7 +16343,7 @@
         </w:rPr>
         <w:t xml:space="preserve">IES Mutxamel. </w:t>
       </w:r>
-      <w:hyperlink r:id="rId45">
+      <w:hyperlink r:id="rId46">
         <w:r>
           <w:rPr>
             <w:rStyle w:val="Hipervnculo"/>
@@ -13827,12 +16357,19 @@
       <w:pPr>
         <w:spacing w:line="276" w:lineRule="auto"/>
       </w:pPr>
-      <w:r>
-        <w:rPr>
-          <w:rFonts w:ascii="Aptos" w:eastAsia="Aptos" w:hAnsi="Aptos" w:cs="Aptos"/>
-        </w:rPr>
-        <w:lastRenderedPageBreak/>
-        <w:t xml:space="preserve">Diánez Juan, S. (2025). </w:t>
+      <w:proofErr w:type="spellStart"/>
+      <w:r>
+        <w:rPr>
+          <w:rFonts w:ascii="Aptos" w:eastAsia="Aptos" w:hAnsi="Aptos" w:cs="Aptos"/>
+        </w:rPr>
+        <w:t>Diánez</w:t>
+      </w:r>
+      <w:proofErr w:type="spellEnd"/>
+      <w:r>
+        <w:rPr>
+          <w:rFonts w:ascii="Aptos" w:eastAsia="Aptos" w:hAnsi="Aptos" w:cs="Aptos"/>
+        </w:rPr>
+        <w:t xml:space="preserve"> Juan, S. (2025). </w:t>
       </w:r>
       <w:r>
         <w:rPr>
@@ -13848,7 +16385,7 @@
         </w:rPr>
         <w:t xml:space="preserve">IES Mutxamel. </w:t>
       </w:r>
-      <w:hyperlink r:id="rId46">
+      <w:hyperlink r:id="rId47">
         <w:r>
           <w:rPr>
             <w:rStyle w:val="Hipervnculo"/>
@@ -13882,7 +16419,7 @@
         </w:rPr>
         <w:t xml:space="preserve">. </w:t>
       </w:r>
-      <w:hyperlink r:id="rId47">
+      <w:hyperlink r:id="rId48">
         <w:r>
           <w:rPr>
             <w:rStyle w:val="Hipervnculo"/>
@@ -13894,8 +16431,8 @@
     </w:p>
     <w:p/>
     <w:sectPr>
-      <w:headerReference w:type="default" r:id="rId48"/>
-      <w:footerReference w:type="default" r:id="rId49"/>
+      <w:headerReference w:type="default" r:id="rId49"/>
+      <w:footerReference w:type="default" r:id="rId50"/>
       <w:pgSz w:w="11906" w:h="16838"/>
       <w:pgMar w:top="1440" w:right="1440" w:bottom="1440" w:left="1440" w:header="283" w:footer="720" w:gutter="0"/>
       <w:cols w:space="720"/>
@@ -17702,12 +20239,7 @@
 </file>
 
 <file path=customXml/item3.xml><?xml version="1.0" encoding="utf-8"?>
-<?mso-contentType ?>
-<FormTemplates xmlns="http://schemas.microsoft.com/sharepoint/v3/contenttype/forms">
-  <Display>DocumentLibraryForm</Display>
-  <Edit>DocumentLibraryForm</Edit>
-  <New>DocumentLibraryForm</New>
-</FormTemplates>
+<b:Sources xmlns:b="http://schemas.openxmlformats.org/officeDocument/2006/bibliography" xmlns="http://schemas.openxmlformats.org/officeDocument/2006/bibliography" SelectedStyle="\APASixthEditionOfficeOnline.xsl" StyleName="APA" Version="6"/>
 </file>
 
 <file path=customXml/item4.xml><?xml version="1.0" encoding="utf-8"?>
@@ -17861,7 +20393,12 @@
 </file>
 
 <file path=customXml/item5.xml><?xml version="1.0" encoding="utf-8"?>
-<b:Sources xmlns:b="http://schemas.openxmlformats.org/officeDocument/2006/bibliography" xmlns="http://schemas.openxmlformats.org/officeDocument/2006/bibliography" SelectedStyle="\APASixthEditionOfficeOnline.xsl" StyleName="APA" Version="6"/>
+<?mso-contentType ?>
+<FormTemplates xmlns="http://schemas.microsoft.com/sharepoint/v3/contenttype/forms">
+  <Display>DocumentLibraryForm</Display>
+  <Edit>DocumentLibraryForm</Edit>
+  <New>DocumentLibraryForm</New>
+</FormTemplates>
 </file>
 
 <file path=customXml/itemProps1.xml><?xml version="1.0" encoding="utf-8"?>
@@ -17883,9 +20420,9 @@
 </file>
 
 <file path=customXml/itemProps3.xml><?xml version="1.0" encoding="utf-8"?>
-<ds:datastoreItem xmlns:ds="http://schemas.openxmlformats.org/officeDocument/2006/customXml" ds:itemID="{9C62D19F-2C4B-4163-B98D-18BF5B309744}">
+<ds:datastoreItem xmlns:ds="http://schemas.openxmlformats.org/officeDocument/2006/customXml" ds:itemID="{84CA4A16-CE6B-4C64-8CA7-CF5CBE9EE313}">
   <ds:schemaRefs>
-    <ds:schemaRef ds:uri="http://schemas.microsoft.com/sharepoint/v3/contenttype/forms"/>
+    <ds:schemaRef ds:uri="http://schemas.openxmlformats.org/officeDocument/2006/bibliography"/>
   </ds:schemaRefs>
 </ds:datastoreItem>
 </file>
@@ -17909,9 +20446,9 @@
 </file>
 
 <file path=customXml/itemProps5.xml><?xml version="1.0" encoding="utf-8"?>
-<ds:datastoreItem xmlns:ds="http://schemas.openxmlformats.org/officeDocument/2006/customXml" ds:itemID="{84CA4A16-CE6B-4C64-8CA7-CF5CBE9EE313}">
+<ds:datastoreItem xmlns:ds="http://schemas.openxmlformats.org/officeDocument/2006/customXml" ds:itemID="{9C62D19F-2C4B-4163-B98D-18BF5B309744}">
   <ds:schemaRefs>
-    <ds:schemaRef ds:uri="http://schemas.openxmlformats.org/officeDocument/2006/bibliography"/>
+    <ds:schemaRef ds:uri="http://schemas.microsoft.com/sharepoint/v3/contenttype/forms"/>
   </ds:schemaRefs>
 </ds:datastoreItem>
 </file>